--- a/新泰週報20260531[2622]B4F.docx
+++ b/新泰週報20260531[2622]B4F.docx
@@ -1,6 +1,6 @@
 
 <file path=word/document.xml><?xml version="1.0" encoding="utf-8"?>
-<w:document xmlns:wpc="http://schemas.microsoft.com/office/word/2010/wordprocessingCanvas" xmlns:mc="http://schemas.openxmlformats.org/markup-compatibility/2006" xmlns:o="urn:schemas-microsoft-com:office:office" xmlns:r="http://schemas.openxmlformats.org/officeDocument/2006/relationships" xmlns:m="http://schemas.openxmlformats.org/officeDocument/2006/math" xmlns:v="urn:schemas-microsoft-com:vml" xmlns:wp14="http://schemas.microsoft.com/office/word/2010/wordprocessingDrawing" xmlns:wp="http://schemas.openxmlformats.org/drawingml/2006/wordprocessingDrawing" xmlns:w10="urn:schemas-microsoft-com:office:word" xmlns:w="http://schemas.openxmlformats.org/wordprocessingml/2006/main" xmlns:w14="http://schemas.microsoft.com/office/word/2010/wordml" xmlns:w15="http://schemas.microsoft.com/office/word/2012/wordml" xmlns:wpg="http://schemas.microsoft.com/office/word/2010/wordprocessingGroup" xmlns:wpi="http://schemas.microsoft.com/office/word/2010/wordprocessingInk" xmlns:wne="http://schemas.microsoft.com/office/word/2006/wordml" xmlns:wps="http://schemas.microsoft.com/office/word/2010/wordprocessingShape" mc:Ignorable="w14 w15 wp14">
+<w:document xmlns:wpc="http://schemas.microsoft.com/office/word/2010/wordprocessingCanvas" xmlns:cx="http://schemas.microsoft.com/office/drawing/2014/chartex" xmlns:cx1="http://schemas.microsoft.com/office/drawing/2015/9/8/chartex" xmlns:cx2="http://schemas.microsoft.com/office/drawing/2015/10/21/chartex" xmlns:cx3="http://schemas.microsoft.com/office/drawing/2016/5/9/chartex" xmlns:cx4="http://schemas.microsoft.com/office/drawing/2016/5/10/chartex" xmlns:cx5="http://schemas.microsoft.com/office/drawing/2016/5/11/chartex" xmlns:cx6="http://schemas.microsoft.com/office/drawing/2016/5/12/chartex" xmlns:cx7="http://schemas.microsoft.com/office/drawing/2016/5/13/chartex" xmlns:cx8="http://schemas.microsoft.com/office/drawing/2016/5/14/chartex" xmlns:mc="http://schemas.openxmlformats.org/markup-compatibility/2006" xmlns:aink="http://schemas.microsoft.com/office/drawing/2016/ink" xmlns:am3d="http://schemas.microsoft.com/office/drawing/2017/model3d" xmlns:o="urn:schemas-microsoft-com:office:office" xmlns:oel="http://schemas.microsoft.com/office/2019/extlst" xmlns:r="http://schemas.openxmlformats.org/officeDocument/2006/relationships" xmlns:m="http://schemas.openxmlformats.org/officeDocument/2006/math" xmlns:v="urn:schemas-microsoft-com:vml" xmlns:wp14="http://schemas.microsoft.com/office/word/2010/wordprocessingDrawing" xmlns:wp="http://schemas.openxmlformats.org/drawingml/2006/wordprocessingDrawing" xmlns:w10="urn:schemas-microsoft-com:office:word" xmlns:w="http://schemas.openxmlformats.org/wordprocessingml/2006/main" xmlns:w14="http://schemas.microsoft.com/office/word/2010/wordml" xmlns:w15="http://schemas.microsoft.com/office/word/2012/wordml" xmlns:w16cex="http://schemas.microsoft.com/office/word/2018/wordml/cex" xmlns:w16cid="http://schemas.microsoft.com/office/word/2016/wordml/cid" xmlns:w16="http://schemas.microsoft.com/office/word/2018/wordml" xmlns:w16sdtdh="http://schemas.microsoft.com/office/word/2020/wordml/sdtdatahash" xmlns:w16se="http://schemas.microsoft.com/office/word/2015/wordml/symex" xmlns:wpg="http://schemas.microsoft.com/office/word/2010/wordprocessingGroup" xmlns:wpi="http://schemas.microsoft.com/office/word/2010/wordprocessingInk" xmlns:wne="http://schemas.microsoft.com/office/word/2006/wordml" xmlns:wps="http://schemas.microsoft.com/office/word/2010/wordprocessingShape" mc:Ignorable="w14 w15 w16se w16cid w16 w16cex w16sdtdh wp14">
   <w:body>
     <w:p>
       <w:pPr>
@@ -3765,9 +3765,8 @@
                 <w:sz w:val="26"/>
                 <w:szCs w:val="26"/>
               </w:rPr>
-              <w:t>王</w:t>
-            </w:r>
-            <w:proofErr w:type="gramStart"/>
+              <w:t>王聖崴</w:t>
+            </w:r>
             <w:r>
               <w:rPr>
                 <w:rFonts w:ascii="Barlow Condensed Medium" w:eastAsia="標楷體" w:hAnsi="Barlow Condensed Medium" w:cstheme="minorHAnsi" w:hint="eastAsia"/>
@@ -3775,18 +3774,8 @@
                 <w:sz w:val="26"/>
                 <w:szCs w:val="26"/>
               </w:rPr>
-              <w:t>聖崴</w:t>
-            </w:r>
-            <w:r>
-              <w:rPr>
-                <w:rFonts w:ascii="Barlow Condensed Medium" w:eastAsia="標楷體" w:hAnsi="Barlow Condensed Medium" w:cstheme="minorHAnsi" w:hint="eastAsia"/>
-                <w:w w:val="90"/>
-                <w:sz w:val="26"/>
-                <w:szCs w:val="26"/>
-              </w:rPr>
               <w:t>。</w:t>
             </w:r>
-            <w:proofErr w:type="gramEnd"/>
           </w:p>
         </w:tc>
       </w:tr>
@@ -3940,7 +3929,7 @@
           <w:sz w:val="26"/>
           <w:szCs w:val="26"/>
         </w:rPr>
-        <w:t>我心尊主做大</w:t>
+        <w:t>上帝萬事攏會</w:t>
       </w:r>
       <w:r>
         <w:rPr>
@@ -3974,7 +3963,7 @@
           <w:sz w:val="26"/>
           <w:szCs w:val="26"/>
         </w:rPr>
-        <w:t>我心讚美上帝的所做，彰顯主榮光、尊貴到萬世。</w:t>
+        <w:t>全能上帝，我活命的主宰，</w:t>
       </w:r>
     </w:p>
     <w:p>
@@ -3998,7 +3987,7 @@
           <w:sz w:val="26"/>
           <w:szCs w:val="26"/>
         </w:rPr>
-        <w:t>看！天頂眾星辰的運行，講起上帝創造大權能。</w:t>
+        <w:t>祢施行公義慈愛。</w:t>
       </w:r>
     </w:p>
     <w:p>
@@ -4022,29 +4011,7 @@
           <w:sz w:val="26"/>
           <w:szCs w:val="26"/>
         </w:rPr>
-        <w:t>我的心敬畏永活上帝，</w:t>
-      </w:r>
-      <w:proofErr w:type="gramStart"/>
-      <w:r>
-        <w:rPr>
-          <w:rFonts w:asciiTheme="majorBidi" w:eastAsia="標楷體" w:hAnsiTheme="majorBidi" w:cstheme="majorBidi" w:hint="eastAsia"/>
-          <w:bCs/>
-          <w:w w:val="80"/>
-          <w:sz w:val="26"/>
-          <w:szCs w:val="26"/>
-        </w:rPr>
-        <w:t>祂愛疼永</w:t>
-      </w:r>
-      <w:proofErr w:type="gramEnd"/>
-      <w:r>
-        <w:rPr>
-          <w:rFonts w:asciiTheme="majorBidi" w:eastAsia="標楷體" w:hAnsiTheme="majorBidi" w:cstheme="majorBidi" w:hint="eastAsia"/>
-          <w:bCs/>
-          <w:w w:val="80"/>
-          <w:sz w:val="26"/>
-          <w:szCs w:val="26"/>
-        </w:rPr>
-        <w:t>無變換。</w:t>
+        <w:t>在於祢無一項難成的事，</w:t>
       </w:r>
     </w:p>
     <w:p>
@@ -4068,29 +4035,7 @@
           <w:sz w:val="26"/>
           <w:szCs w:val="26"/>
         </w:rPr>
-        <w:t>哈利路亞！哈利路亞！</w:t>
-      </w:r>
-      <w:proofErr w:type="gramStart"/>
-      <w:r>
-        <w:rPr>
-          <w:rFonts w:asciiTheme="majorBidi" w:eastAsia="標楷體" w:hAnsiTheme="majorBidi" w:cstheme="majorBidi" w:hint="eastAsia"/>
-          <w:bCs/>
-          <w:w w:val="80"/>
-          <w:sz w:val="26"/>
-          <w:szCs w:val="26"/>
-        </w:rPr>
-        <w:t>我心尊主</w:t>
-      </w:r>
-      <w:proofErr w:type="gramEnd"/>
-      <w:r>
-        <w:rPr>
-          <w:rFonts w:asciiTheme="majorBidi" w:eastAsia="標楷體" w:hAnsiTheme="majorBidi" w:cstheme="majorBidi" w:hint="eastAsia"/>
-          <w:bCs/>
-          <w:w w:val="80"/>
-          <w:sz w:val="26"/>
-          <w:szCs w:val="26"/>
-        </w:rPr>
-        <w:t>做大。</w:t>
+        <w:t>我信靠祢。</w:t>
       </w:r>
     </w:p>
     <w:p>
@@ -4114,7 +4059,7 @@
           <w:sz w:val="26"/>
           <w:szCs w:val="26"/>
         </w:rPr>
-        <w:t>看！深海、高山的色彩，</w:t>
+        <w:t>有時黑暗親像</w:t>
       </w:r>
       <w:proofErr w:type="gramStart"/>
       <w:r>
@@ -4125,7 +4070,7 @@
           <w:sz w:val="26"/>
           <w:szCs w:val="26"/>
         </w:rPr>
-        <w:t>各項活物奇妙</w:t>
+        <w:t>較贏光明</w:t>
       </w:r>
       <w:proofErr w:type="gramEnd"/>
       <w:r>
@@ -4136,7 +4081,7 @@
           <w:sz w:val="26"/>
           <w:szCs w:val="26"/>
         </w:rPr>
-        <w:t>的安排。</w:t>
+        <w:t>，</w:t>
       </w:r>
     </w:p>
     <w:p>
@@ -4160,29 +4105,7 @@
           <w:sz w:val="26"/>
           <w:szCs w:val="26"/>
         </w:rPr>
-        <w:t>看！</w:t>
-      </w:r>
-      <w:proofErr w:type="gramStart"/>
-      <w:r>
-        <w:rPr>
-          <w:rFonts w:asciiTheme="majorBidi" w:eastAsia="標楷體" w:hAnsiTheme="majorBidi" w:cstheme="majorBidi" w:hint="eastAsia"/>
-          <w:bCs/>
-          <w:w w:val="80"/>
-          <w:sz w:val="26"/>
-          <w:szCs w:val="26"/>
-        </w:rPr>
-        <w:t>細子燦爛</w:t>
-      </w:r>
-      <w:proofErr w:type="gramEnd"/>
-      <w:r>
-        <w:rPr>
-          <w:rFonts w:asciiTheme="majorBidi" w:eastAsia="標楷體" w:hAnsiTheme="majorBidi" w:cstheme="majorBidi" w:hint="eastAsia"/>
-          <w:bCs/>
-          <w:w w:val="80"/>
-          <w:sz w:val="26"/>
-          <w:szCs w:val="26"/>
-        </w:rPr>
-        <w:t>的笑容，表明上帝智慧與慈愛。</w:t>
+        <w:t>我無力改變逆境。</w:t>
       </w:r>
     </w:p>
     <w:p>
@@ -4206,29 +4129,7 @@
           <w:sz w:val="26"/>
           <w:szCs w:val="26"/>
         </w:rPr>
-        <w:t>我的心敬畏永活上帝，</w:t>
-      </w:r>
-      <w:proofErr w:type="gramStart"/>
-      <w:r>
-        <w:rPr>
-          <w:rFonts w:asciiTheme="majorBidi" w:eastAsia="標楷體" w:hAnsiTheme="majorBidi" w:cstheme="majorBidi" w:hint="eastAsia"/>
-          <w:bCs/>
-          <w:w w:val="80"/>
-          <w:sz w:val="26"/>
-          <w:szCs w:val="26"/>
-        </w:rPr>
-        <w:t>祂愛疼永</w:t>
-      </w:r>
-      <w:proofErr w:type="gramEnd"/>
-      <w:r>
-        <w:rPr>
-          <w:rFonts w:asciiTheme="majorBidi" w:eastAsia="標楷體" w:hAnsiTheme="majorBidi" w:cstheme="majorBidi" w:hint="eastAsia"/>
-          <w:bCs/>
-          <w:w w:val="80"/>
-          <w:sz w:val="26"/>
-          <w:szCs w:val="26"/>
-        </w:rPr>
-        <w:t>無變換。</w:t>
+        <w:t>總是我知祢萬事攏會，</w:t>
       </w:r>
     </w:p>
     <w:p>
@@ -4252,7 +4153,7 @@
           <w:sz w:val="26"/>
           <w:szCs w:val="26"/>
         </w:rPr>
-        <w:t>喔！哈利路亞！哈利路亞！</w:t>
+        <w:t>我信靠祢。</w:t>
       </w:r>
     </w:p>
     <w:p>
@@ -4268,7 +4169,6 @@
           <w:szCs w:val="26"/>
         </w:rPr>
       </w:pPr>
-      <w:proofErr w:type="gramStart"/>
       <w:r>
         <w:rPr>
           <w:rFonts w:asciiTheme="majorBidi" w:eastAsia="標楷體" w:hAnsiTheme="majorBidi" w:cstheme="majorBidi" w:hint="eastAsia"/>
@@ -4277,18 +4177,7 @@
           <w:sz w:val="26"/>
           <w:szCs w:val="26"/>
         </w:rPr>
-        <w:t>我心尊主</w:t>
-      </w:r>
-      <w:proofErr w:type="gramEnd"/>
-      <w:r>
-        <w:rPr>
-          <w:rFonts w:asciiTheme="majorBidi" w:eastAsia="標楷體" w:hAnsiTheme="majorBidi" w:cstheme="majorBidi" w:hint="eastAsia"/>
-          <w:bCs/>
-          <w:w w:val="80"/>
-          <w:sz w:val="26"/>
-          <w:szCs w:val="26"/>
-        </w:rPr>
-        <w:t>做大。</w:t>
+        <w:t>全知全能慈愛上帝，</w:t>
       </w:r>
     </w:p>
     <w:p>
@@ -4312,7 +4201,7 @@
           <w:sz w:val="26"/>
           <w:szCs w:val="26"/>
         </w:rPr>
-        <w:t>哈利路亞，哈利路亞！哈利路亞，哈利路亞！</w:t>
+        <w:t>祢的信實到萬世。</w:t>
       </w:r>
     </w:p>
     <w:p>
@@ -4336,29 +4225,7 @@
           <w:sz w:val="26"/>
           <w:szCs w:val="26"/>
         </w:rPr>
-        <w:t>讚美！讚美！</w:t>
-      </w:r>
-      <w:proofErr w:type="gramStart"/>
-      <w:r>
-        <w:rPr>
-          <w:rFonts w:asciiTheme="majorBidi" w:eastAsia="標楷體" w:hAnsiTheme="majorBidi" w:cstheme="majorBidi" w:hint="eastAsia"/>
-          <w:bCs/>
-          <w:w w:val="80"/>
-          <w:sz w:val="26"/>
-          <w:szCs w:val="26"/>
-        </w:rPr>
-        <w:t>讚美疼</w:t>
-      </w:r>
-      <w:proofErr w:type="gramEnd"/>
-      <w:r>
-        <w:rPr>
-          <w:rFonts w:asciiTheme="majorBidi" w:eastAsia="標楷體" w:hAnsiTheme="majorBidi" w:cstheme="majorBidi" w:hint="eastAsia"/>
-          <w:bCs/>
-          <w:w w:val="80"/>
-          <w:sz w:val="26"/>
-          <w:szCs w:val="26"/>
-        </w:rPr>
-        <w:t>咱的上帝！</w:t>
+        <w:t>喔，祢的右手有大權能，</w:t>
       </w:r>
     </w:p>
     <w:p>
@@ -4382,51 +4249,7 @@
           <w:sz w:val="26"/>
           <w:szCs w:val="26"/>
         </w:rPr>
-        <w:t>看！上帝為救咱來犧牲，使咱對信</w:t>
-      </w:r>
-      <w:proofErr w:type="gramStart"/>
-      <w:r>
-        <w:rPr>
-          <w:rFonts w:asciiTheme="majorBidi" w:eastAsia="標楷體" w:hAnsiTheme="majorBidi" w:cstheme="majorBidi" w:hint="eastAsia"/>
-          <w:bCs/>
-          <w:w w:val="80"/>
-          <w:sz w:val="26"/>
-          <w:szCs w:val="26"/>
-        </w:rPr>
-        <w:t>祂</w:t>
-      </w:r>
-      <w:proofErr w:type="gramEnd"/>
-      <w:r>
-        <w:rPr>
-          <w:rFonts w:asciiTheme="majorBidi" w:eastAsia="標楷體" w:hAnsiTheme="majorBidi" w:cstheme="majorBidi" w:hint="eastAsia"/>
-          <w:bCs/>
-          <w:w w:val="80"/>
-          <w:sz w:val="26"/>
-          <w:szCs w:val="26"/>
-        </w:rPr>
-        <w:t>，</w:t>
-      </w:r>
-      <w:proofErr w:type="gramStart"/>
-      <w:r>
-        <w:rPr>
-          <w:rFonts w:asciiTheme="majorBidi" w:eastAsia="標楷體" w:hAnsiTheme="majorBidi" w:cstheme="majorBidi" w:hint="eastAsia"/>
-          <w:bCs/>
-          <w:w w:val="80"/>
-          <w:sz w:val="26"/>
-          <w:szCs w:val="26"/>
-        </w:rPr>
-        <w:t>罪得赦免</w:t>
-      </w:r>
-      <w:proofErr w:type="gramEnd"/>
-      <w:r>
-        <w:rPr>
-          <w:rFonts w:asciiTheme="majorBidi" w:eastAsia="標楷體" w:hAnsiTheme="majorBidi" w:cstheme="majorBidi" w:hint="eastAsia"/>
-          <w:bCs/>
-          <w:w w:val="80"/>
-          <w:sz w:val="26"/>
-          <w:szCs w:val="26"/>
-        </w:rPr>
-        <w:t>洗清。</w:t>
+        <w:t>祢的判斷公正。</w:t>
       </w:r>
     </w:p>
     <w:p>
@@ -4450,7 +4273,7 @@
           <w:sz w:val="26"/>
           <w:szCs w:val="26"/>
         </w:rPr>
-        <w:t>看！活命得主完全改變。我心敬畏、感謝主恩典。</w:t>
+        <w:t>全能上帝，我活命的主宰，</w:t>
       </w:r>
     </w:p>
     <w:p>
@@ -4474,7 +4297,7 @@
           <w:sz w:val="26"/>
           <w:szCs w:val="26"/>
         </w:rPr>
-        <w:t>哈利路亞！哈利路亞！哈利路亞！喔！</w:t>
+        <w:t>祢施行公義慈愛。</w:t>
       </w:r>
     </w:p>
     <w:p>
@@ -4498,29 +4321,7 @@
           <w:sz w:val="26"/>
           <w:szCs w:val="26"/>
         </w:rPr>
-        <w:t>哈利路亞！哈利路亞！</w:t>
-      </w:r>
-      <w:proofErr w:type="gramStart"/>
-      <w:r>
-        <w:rPr>
-          <w:rFonts w:asciiTheme="majorBidi" w:eastAsia="標楷體" w:hAnsiTheme="majorBidi" w:cstheme="majorBidi" w:hint="eastAsia"/>
-          <w:bCs/>
-          <w:w w:val="80"/>
-          <w:sz w:val="26"/>
-          <w:szCs w:val="26"/>
-        </w:rPr>
-        <w:t>我心尊主</w:t>
-      </w:r>
-      <w:proofErr w:type="gramEnd"/>
-      <w:r>
-        <w:rPr>
-          <w:rFonts w:asciiTheme="majorBidi" w:eastAsia="標楷體" w:hAnsiTheme="majorBidi" w:cstheme="majorBidi" w:hint="eastAsia"/>
-          <w:bCs/>
-          <w:w w:val="80"/>
-          <w:sz w:val="26"/>
-          <w:szCs w:val="26"/>
-        </w:rPr>
-        <w:t>做大。</w:t>
+        <w:t>在於祢無一項難成的事，</w:t>
       </w:r>
     </w:p>
     <w:p>
@@ -4544,29 +4345,7 @@
           <w:sz w:val="26"/>
           <w:szCs w:val="26"/>
         </w:rPr>
-        <w:t>哈利路亞！哈利路亞！</w:t>
-      </w:r>
-      <w:proofErr w:type="gramStart"/>
-      <w:r>
-        <w:rPr>
-          <w:rFonts w:asciiTheme="majorBidi" w:eastAsia="標楷體" w:hAnsiTheme="majorBidi" w:cstheme="majorBidi" w:hint="eastAsia"/>
-          <w:bCs/>
-          <w:w w:val="80"/>
-          <w:sz w:val="26"/>
-          <w:szCs w:val="26"/>
-        </w:rPr>
-        <w:t>祂愛疼永</w:t>
-      </w:r>
-      <w:proofErr w:type="gramEnd"/>
-      <w:r>
-        <w:rPr>
-          <w:rFonts w:asciiTheme="majorBidi" w:eastAsia="標楷體" w:hAnsiTheme="majorBidi" w:cstheme="majorBidi" w:hint="eastAsia"/>
-          <w:bCs/>
-          <w:w w:val="80"/>
-          <w:sz w:val="26"/>
-          <w:szCs w:val="26"/>
-        </w:rPr>
-        <w:t>無變換。喔！</w:t>
+        <w:t>我信靠祢。</w:t>
       </w:r>
     </w:p>
     <w:p>
@@ -4590,7 +4369,7 @@
           <w:sz w:val="26"/>
           <w:szCs w:val="26"/>
         </w:rPr>
-        <w:t>哈利路亞！哈利路亞！</w:t>
+        <w:t>在列</w:t>
       </w:r>
       <w:proofErr w:type="gramStart"/>
       <w:r>
@@ -4601,7 +4380,7 @@
           <w:sz w:val="26"/>
           <w:szCs w:val="26"/>
         </w:rPr>
-        <w:t>我心尊主</w:t>
+        <w:t>邦</w:t>
       </w:r>
       <w:proofErr w:type="gramEnd"/>
       <w:r>
@@ -4612,7 +4391,7 @@
           <w:sz w:val="26"/>
           <w:szCs w:val="26"/>
         </w:rPr>
-        <w:t>做大。</w:t>
+        <w:t>中我要讚美祢的作為，</w:t>
       </w:r>
     </w:p>
     <w:p>
@@ -4628,7 +4407,6 @@
           <w:szCs w:val="26"/>
         </w:rPr>
       </w:pPr>
-      <w:proofErr w:type="gramStart"/>
       <w:r>
         <w:rPr>
           <w:rFonts w:asciiTheme="majorBidi" w:eastAsia="標楷體" w:hAnsiTheme="majorBidi" w:cstheme="majorBidi" w:hint="eastAsia"/>
@@ -4637,9 +4415,22 @@
           <w:sz w:val="26"/>
           <w:szCs w:val="26"/>
         </w:rPr>
-        <w:t>上帝愛疼臨到</w:t>
-      </w:r>
-      <w:proofErr w:type="gramEnd"/>
+        <w:t>我宣揚祢一切恩惠。</w:t>
+      </w:r>
+    </w:p>
+    <w:p>
+      <w:pPr>
+        <w:snapToGrid w:val="0"/>
+        <w:spacing w:line="300" w:lineRule="exact"/>
+        <w:ind w:leftChars="-59" w:left="-142"/>
+        <w:rPr>
+          <w:rFonts w:asciiTheme="majorBidi" w:eastAsia="標楷體" w:hAnsiTheme="majorBidi" w:cstheme="majorBidi"/>
+          <w:bCs/>
+          <w:w w:val="80"/>
+          <w:sz w:val="26"/>
+          <w:szCs w:val="26"/>
+        </w:rPr>
+      </w:pPr>
       <w:r>
         <w:rPr>
           <w:rFonts w:asciiTheme="majorBidi" w:eastAsia="標楷體" w:hAnsiTheme="majorBidi" w:cstheme="majorBidi" w:hint="eastAsia"/>
@@ -4648,9 +4439,22 @@
           <w:sz w:val="26"/>
           <w:szCs w:val="26"/>
         </w:rPr>
-        <w:t>卑微的我，</w:t>
-      </w:r>
-      <w:proofErr w:type="gramStart"/>
+        <w:t>祢用好物滿足我的心靈，</w:t>
+      </w:r>
+    </w:p>
+    <w:p>
+      <w:pPr>
+        <w:snapToGrid w:val="0"/>
+        <w:spacing w:line="300" w:lineRule="exact"/>
+        <w:ind w:leftChars="-59" w:left="-142"/>
+        <w:rPr>
+          <w:rFonts w:asciiTheme="majorBidi" w:eastAsia="標楷體" w:hAnsiTheme="majorBidi" w:cstheme="majorBidi"/>
+          <w:bCs/>
+          <w:w w:val="80"/>
+          <w:sz w:val="26"/>
+          <w:szCs w:val="26"/>
+        </w:rPr>
+      </w:pPr>
       <w:r>
         <w:rPr>
           <w:rFonts w:asciiTheme="majorBidi" w:eastAsia="標楷體" w:hAnsiTheme="majorBidi" w:cstheme="majorBidi" w:hint="eastAsia"/>
@@ -4659,9 +4463,22 @@
           <w:sz w:val="26"/>
           <w:szCs w:val="26"/>
         </w:rPr>
-        <w:t>我心尊主</w:t>
-      </w:r>
-      <w:proofErr w:type="gramEnd"/>
+        <w:t>我讚美祢。</w:t>
+      </w:r>
+    </w:p>
+    <w:p>
+      <w:pPr>
+        <w:snapToGrid w:val="0"/>
+        <w:spacing w:line="300" w:lineRule="exact"/>
+        <w:ind w:leftChars="-59" w:left="-142"/>
+        <w:rPr>
+          <w:rFonts w:asciiTheme="majorBidi" w:eastAsia="標楷體" w:hAnsiTheme="majorBidi" w:cstheme="majorBidi"/>
+          <w:bCs/>
+          <w:w w:val="80"/>
+          <w:sz w:val="26"/>
+          <w:szCs w:val="26"/>
+        </w:rPr>
+      </w:pPr>
       <w:r>
         <w:rPr>
           <w:rFonts w:asciiTheme="majorBidi" w:eastAsia="標楷體" w:hAnsiTheme="majorBidi" w:cstheme="majorBidi" w:hint="eastAsia"/>
@@ -4670,8 +4487,212 @@
           <w:sz w:val="26"/>
           <w:szCs w:val="26"/>
         </w:rPr>
-        <w:t>做大。</w:t>
-      </w:r>
+        <w:t>全知全能慈愛上帝，</w:t>
+      </w:r>
+    </w:p>
+    <w:p>
+      <w:pPr>
+        <w:snapToGrid w:val="0"/>
+        <w:spacing w:line="300" w:lineRule="exact"/>
+        <w:ind w:leftChars="-59" w:left="-142"/>
+        <w:rPr>
+          <w:rFonts w:asciiTheme="majorBidi" w:eastAsia="標楷體" w:hAnsiTheme="majorBidi" w:cstheme="majorBidi"/>
+          <w:bCs/>
+          <w:w w:val="80"/>
+          <w:sz w:val="26"/>
+          <w:szCs w:val="26"/>
+        </w:rPr>
+      </w:pPr>
+      <w:r>
+        <w:rPr>
+          <w:rFonts w:asciiTheme="majorBidi" w:eastAsia="標楷體" w:hAnsiTheme="majorBidi" w:cstheme="majorBidi" w:hint="eastAsia"/>
+          <w:bCs/>
+          <w:w w:val="80"/>
+          <w:sz w:val="26"/>
+          <w:szCs w:val="26"/>
+        </w:rPr>
+        <w:t>祢的信實到萬世。</w:t>
+      </w:r>
+    </w:p>
+    <w:p>
+      <w:pPr>
+        <w:snapToGrid w:val="0"/>
+        <w:spacing w:line="300" w:lineRule="exact"/>
+        <w:ind w:leftChars="-59" w:left="-142"/>
+        <w:rPr>
+          <w:rFonts w:asciiTheme="majorBidi" w:eastAsia="標楷體" w:hAnsiTheme="majorBidi" w:cstheme="majorBidi"/>
+          <w:bCs/>
+          <w:w w:val="80"/>
+          <w:sz w:val="26"/>
+          <w:szCs w:val="26"/>
+        </w:rPr>
+      </w:pPr>
+      <w:r>
+        <w:rPr>
+          <w:rFonts w:asciiTheme="majorBidi" w:eastAsia="標楷體" w:hAnsiTheme="majorBidi" w:cstheme="majorBidi" w:hint="eastAsia"/>
+          <w:bCs/>
+          <w:w w:val="80"/>
+          <w:sz w:val="26"/>
+          <w:szCs w:val="26"/>
+        </w:rPr>
+        <w:t>喔，我要倚靠祢無搖拙，</w:t>
+      </w:r>
+    </w:p>
+    <w:p>
+      <w:pPr>
+        <w:snapToGrid w:val="0"/>
+        <w:spacing w:line="300" w:lineRule="exact"/>
+        <w:ind w:leftChars="-59" w:left="-142"/>
+        <w:rPr>
+          <w:rFonts w:asciiTheme="majorBidi" w:eastAsia="標楷體" w:hAnsiTheme="majorBidi" w:cstheme="majorBidi"/>
+          <w:bCs/>
+          <w:w w:val="80"/>
+          <w:sz w:val="26"/>
+          <w:szCs w:val="26"/>
+        </w:rPr>
+      </w:pPr>
+      <w:r>
+        <w:rPr>
+          <w:rFonts w:asciiTheme="majorBidi" w:eastAsia="標楷體" w:hAnsiTheme="majorBidi" w:cstheme="majorBidi" w:hint="eastAsia"/>
+          <w:bCs/>
+          <w:w w:val="80"/>
+          <w:sz w:val="26"/>
+          <w:szCs w:val="26"/>
+        </w:rPr>
+        <w:t>我</w:t>
+      </w:r>
+      <w:proofErr w:type="gramStart"/>
+      <w:r>
+        <w:rPr>
+          <w:rFonts w:asciiTheme="majorBidi" w:eastAsia="標楷體" w:hAnsiTheme="majorBidi" w:cstheme="majorBidi" w:hint="eastAsia"/>
+          <w:bCs/>
+          <w:w w:val="80"/>
+          <w:sz w:val="26"/>
+          <w:szCs w:val="26"/>
+        </w:rPr>
+        <w:t>遵</w:t>
+      </w:r>
+      <w:proofErr w:type="gramEnd"/>
+      <w:r>
+        <w:rPr>
+          <w:rFonts w:asciiTheme="majorBidi" w:eastAsia="標楷體" w:hAnsiTheme="majorBidi" w:cstheme="majorBidi" w:hint="eastAsia"/>
+          <w:bCs/>
+          <w:w w:val="80"/>
+          <w:sz w:val="26"/>
+          <w:szCs w:val="26"/>
+        </w:rPr>
+        <w:t>趁祢的引導。</w:t>
+      </w:r>
+    </w:p>
+    <w:p>
+      <w:pPr>
+        <w:snapToGrid w:val="0"/>
+        <w:spacing w:line="300" w:lineRule="exact"/>
+        <w:ind w:leftChars="-59" w:left="-142"/>
+        <w:rPr>
+          <w:rFonts w:asciiTheme="majorBidi" w:eastAsia="標楷體" w:hAnsiTheme="majorBidi" w:cstheme="majorBidi"/>
+          <w:bCs/>
+          <w:w w:val="80"/>
+          <w:sz w:val="26"/>
+          <w:szCs w:val="26"/>
+        </w:rPr>
+      </w:pPr>
+      <w:r>
+        <w:rPr>
+          <w:rFonts w:asciiTheme="majorBidi" w:eastAsia="標楷體" w:hAnsiTheme="majorBidi" w:cstheme="majorBidi" w:hint="eastAsia"/>
+          <w:bCs/>
+          <w:w w:val="80"/>
+          <w:sz w:val="26"/>
+          <w:szCs w:val="26"/>
+        </w:rPr>
+        <w:t>全能上帝，我活命的主宰，</w:t>
+      </w:r>
+    </w:p>
+    <w:p>
+      <w:pPr>
+        <w:snapToGrid w:val="0"/>
+        <w:spacing w:line="300" w:lineRule="exact"/>
+        <w:ind w:leftChars="-59" w:left="-142"/>
+        <w:rPr>
+          <w:rFonts w:asciiTheme="majorBidi" w:eastAsia="標楷體" w:hAnsiTheme="majorBidi" w:cstheme="majorBidi"/>
+          <w:bCs/>
+          <w:w w:val="80"/>
+          <w:sz w:val="26"/>
+          <w:szCs w:val="26"/>
+        </w:rPr>
+      </w:pPr>
+      <w:r>
+        <w:rPr>
+          <w:rFonts w:asciiTheme="majorBidi" w:eastAsia="標楷體" w:hAnsiTheme="majorBidi" w:cstheme="majorBidi" w:hint="eastAsia"/>
+          <w:bCs/>
+          <w:w w:val="80"/>
+          <w:sz w:val="26"/>
+          <w:szCs w:val="26"/>
+        </w:rPr>
+        <w:t>祢施行公義慈愛。</w:t>
+      </w:r>
+    </w:p>
+    <w:p>
+      <w:pPr>
+        <w:snapToGrid w:val="0"/>
+        <w:spacing w:line="300" w:lineRule="exact"/>
+        <w:ind w:leftChars="-59" w:left="-142"/>
+        <w:rPr>
+          <w:rFonts w:asciiTheme="majorBidi" w:eastAsia="標楷體" w:hAnsiTheme="majorBidi" w:cstheme="majorBidi"/>
+          <w:bCs/>
+          <w:w w:val="80"/>
+          <w:sz w:val="26"/>
+          <w:szCs w:val="26"/>
+        </w:rPr>
+      </w:pPr>
+      <w:r>
+        <w:rPr>
+          <w:rFonts w:asciiTheme="majorBidi" w:eastAsia="標楷體" w:hAnsiTheme="majorBidi" w:cstheme="majorBidi" w:hint="eastAsia"/>
+          <w:bCs/>
+          <w:w w:val="80"/>
+          <w:sz w:val="26"/>
+          <w:szCs w:val="26"/>
+        </w:rPr>
+        <w:t>祢的救恩臨到，旨意得成，</w:t>
+      </w:r>
+    </w:p>
+    <w:p>
+      <w:pPr>
+        <w:snapToGrid w:val="0"/>
+        <w:spacing w:line="300" w:lineRule="exact"/>
+        <w:ind w:leftChars="-59" w:left="-142"/>
+        <w:rPr>
+          <w:rFonts w:asciiTheme="majorBidi" w:eastAsia="標楷體" w:hAnsiTheme="majorBidi" w:cstheme="majorBidi"/>
+          <w:bCs/>
+          <w:w w:val="80"/>
+          <w:sz w:val="26"/>
+          <w:szCs w:val="26"/>
+        </w:rPr>
+      </w:pPr>
+      <w:r>
+        <w:rPr>
+          <w:rFonts w:asciiTheme="majorBidi" w:eastAsia="標楷體" w:hAnsiTheme="majorBidi" w:cstheme="majorBidi" w:hint="eastAsia"/>
+          <w:bCs/>
+          <w:w w:val="80"/>
+          <w:sz w:val="26"/>
+          <w:szCs w:val="26"/>
+        </w:rPr>
+        <w:t>我讚美祢聖名。</w:t>
+      </w:r>
+    </w:p>
+    <w:p>
+      <w:pPr>
+        <w:snapToGrid w:val="0"/>
+        <w:spacing w:line="300" w:lineRule="exact"/>
+        <w:ind w:leftChars="-59" w:left="-142"/>
+        <w:rPr>
+          <w:rFonts w:asciiTheme="majorBidi" w:eastAsia="標楷體" w:hAnsiTheme="majorBidi" w:cstheme="majorBidi"/>
+          <w:bCs/>
+          <w:w w:val="80"/>
+          <w:sz w:val="26"/>
+          <w:szCs w:val="26"/>
+        </w:rPr>
+      </w:pPr>
     </w:p>
     <w:p>
       <w:pPr>
@@ -4902,7 +4923,7 @@
           </mc:Choice>
           <mc:Fallback>
             <w:pict>
-              <v:group w14:anchorId="789743EB" id="群組 21" o:spid="_x0000_s1026" style="position:absolute;margin-left:538.15pt;margin-top:28.9pt;width:134.65pt;height:261.65pt;z-index:251664384;mso-position-horizontal-relative:page;mso-position-vertical-relative:page;mso-width-relative:margin;mso-height-relative:margin" coordsize="17094,33223" o:gfxdata="UEsDBBQABgAIAAAAIQCxgme2CgEAABMCAAATAAAAW0NvbnRlbnRfVHlwZXNdLnhtbJSRwU7DMAyG&#10;70i8Q5QralN2QAit3YGOIyA0HiBK3DaicaI4lO3tSbpNgokh7Rjb3+8vyXK1tSObIJBxWPPbsuIM&#10;UDltsK/5++apuOeMokQtR4dQ8x0QXzXXV8vNzgOxRCPVfIjRPwhBagArqXQeMHU6F6yM6Rh64aX6&#10;kD2IRVXdCeUwAsYi5gzeLFvo5OcY2XqbynsTjz1nj/u5vKrmxmY+18WfRICRThDp/WiUjOluYkJ9&#10;4lUcnMpEzjM0GE83SfzMhtz57fRzwYF7SY8ZjAb2KkN8ljaZCx1IwMK1TpX/Z2RJS4XrOqOgbAOt&#10;Z+rodC5buy8MMF0a3ibsDaZjupi/tPkGAAD//wMAUEsDBBQABgAIAAAAIQA4/SH/1gAAAJQBAAAL&#10;AAAAX3JlbHMvLnJlbHOkkMFqwzAMhu+DvYPRfXGawxijTi+j0GvpHsDYimMaW0Yy2fr2M4PBMnrb&#10;Ub/Q94l/f/hMi1qRJVI2sOt6UJgd+ZiDgffL8ekFlFSbvV0oo4EbChzGx4f9GRdb25HMsYhqlCwG&#10;5lrLq9biZkxWOiqY22YiTra2kYMu1l1tQD30/bPm3wwYN0x18gb45AdQl1tp5j/sFB2T0FQ7R0nT&#10;NEV3j6o9feQzro1iOWA14Fm+Q8a1a8+Bvu/d/dMb2JY5uiPbhG/ktn4cqGU/er3pcvwCAAD//wMA&#10;UEsDBBQABgAIAAAAIQDIPtTkkAQAAA0KAAAOAAAAZHJzL2Uyb0RvYy54bWycVs1qJDcQvgfyDqLv&#10;4+luz58Hj5fJ2F4WzK5Zb7JnjVo93dluqSNpPOOE3AIh1wRyCgRCIOQBckzeZnEeI19JPT3+gyxr&#10;cI9+qkpVX31V0vGzbV2xa2lsqdUsSg7iiEkldFaq1Sz6/M15bxIx67jKeKWVnEU30kbPTj795HjT&#10;TGWqC11l0jAYUXa6aWZR4Vwz7fetKGTN7YFupMJmrk3NHaZm1c8M38B6XfXTOB71N9pkjdFCWovV&#10;07AZnXj7eS6Fe5XnVjpWzSL45vzX+O+Svv2TYz5dGd4UpWjd4B/hRc1LhUM7U6fccbY25SNTdSmM&#10;tjp3B0LXfZ3npZA+BkSTxA+ieW70uvGxrKabVdPBBGgf4PTRZsXL60vDymwWpUnEFK+Ro9t/fr/9&#10;6zuGBaCzaVZTCD03zVVzadqFVZhRwNvc1PSLUNjW43rT4Sq3jgksJuMkxl/EBPYOD9N0golHXhRI&#10;zyM9UZx1mvHRIL2jeYgJNPu7g/vkX+dOU4op/lugMHoE1P8TClpubWTUGqk/yEbNzbt100NOG+7K&#10;ZVmV7sbzE9kjp9T1ZSkuTZjsMU9QHQHz97/8fPvD9wwLiI40SCiocArpQot3lim9KLhaybltwGwA&#10;67G4L96n6b3zllXZnJdVRWmicRsZquABi54AJzD0VIt1LZULJWdkhSC1skXZ2IiZqayXEgwyLzJw&#10;SKDcHVjUmFI5XxOgwYV1dDoRwlfFN+lkHsdH6We9xTBe9Abx+Kw3PxqMe+P4bDyIB5NkkSy+Je1k&#10;MF1bifB5ddqUretYfeT8kyXQNotQXL5I2TX3rSCQCA55Mu1cBK8IIfLVOiOdKGiYA7zXADzodBse&#10;6T24hLtFjZAGVQUzGikaDoj6sQeirZHeJB4NhiA1qqEdwnJAh8qFKoR47sslGYcKCGfvqq0x1j2X&#10;umY0APJwzp/Ar4F0EN2JIL69Z36IKdU1Gq7dcQGzDwOU2u1Treqq4I2EC2R2z+/xnt4//fvHj7e/&#10;/vn+79/YmFjbCnZNxd7DjuBo0UpGo1E69GClk/Fw7CtkD1YyiCeQCGClk/RoFHpL1yFQPg/A0muV&#10;UTr3iNFxq6wtRZ59GbG8rnAPgCtsMA5HwqBH1/NlZ5IUlabi8hmsFNsgf8kY2b23BeVKQZOiDhzx&#10;I3dTSZKr1GuZowsj+alX9PefXFQm0JULgepLwlbBMxmWh55ZId2dhvfPGyTLgbqt7dYA3a2PbQcz&#10;rTypSn99do6FiLpj7jsWlDsNf7JWrlOuS6XNU5FViKo9OcjvQArQEEpuu9xChIZLnd3guvKFhfqw&#10;jTgvkdwLbt0lN0gYFvEYca/wySuNXOh2FLFCm6+fWif5WST5F/iN2AZPgVlkv1pzugKqFwp1cQhK&#10;wbC7OzF3J8u7E7WuFxotBq0Q/vkhlI2rdsPc6PotymhO52KLKwHfZhFOD8OFCw8UvHqEnM+9ULhZ&#10;LtRVg/so5JE4+Gb7lpum7QIOXeyl3lViS9cA7l6WUqP0fO10XvpOsce1hR5dwY/8m8OzqX0f0aPm&#10;7txL7V9xJ/8BAAD//wMAUEsDBBQABgAIAAAAIQCqJg6+vAAAACEBAAAZAAAAZHJzL19yZWxzL2Uy&#10;b0RvYy54bWwucmVsc4SPQWrDMBBF94XcQcw+lp1FKMWyN6HgbUgOMEhjWcQaCUkt9e0jyCaBQJfz&#10;P/89ph///Cp+KWUXWEHXtCCIdTCOrYLr5Xv/CSIXZINrYFKwUYZx2H30Z1qx1FFeXMyiUjgrWEqJ&#10;X1JmvZDH3IRIXJs5JI+lnsnKiPqGluShbY8yPTNgeGGKyShIk+lAXLZYzf+zwzw7TaegfzxxeaOQ&#10;zld3BWKyVBR4Mg4fYddEtiCHXr48NtwBAAD//wMAUEsDBBQABgAIAAAAIQDS0QU+4gAAAAwBAAAP&#10;AAAAZHJzL2Rvd25yZXYueG1sTI/BasMwEETvhf6D2EBvjay6doJjOYTQ9hQKTQqlN8Xa2CaWZCzF&#10;dv6+m1NznNnH7Ey+nkzLBux946wEMY+AoS2dbmwl4fvw/rwE5oOyWrXOooQrelgXjw+5yrQb7RcO&#10;+1AxCrE+UxLqELqMc1/WaJSfuw4t3U6uNyqQ7CuuezVSuGn5SxSl3KjG0odadbitsTzvL0bCx6jG&#10;TSzeht35tL3+HpLPn51AKZ9m02YFLOAU/mG41afqUFCno7tY7VlLOlqkMbESkgVtuBHxa5ICO5Kz&#10;FAJ4kfP7EcUfAAAA//8DAFBLAwQKAAAAAAAAACEA5ojuCKhJAQCoSQEAFAAAAGRycy9tZWRpYS9p&#10;bWFnZTEucG5niVBORw0KGgoAAAANSUhEUgAAA5QAAAFXCAYAAAGq0jHtAAAAAXNSR0IArs4c6QAA&#10;AARnQU1BAACxjwv8YQUAAAAJcEhZcwAAIdUAACHVAQSctJ0AAP+lSURBVHhe7J0FfBRX1//XYmjc&#10;s8nGE9zd3a1AkZYCBQq0SJG2UAotbsWtuLu7BgvEgCTEiBMPTvvI+/zf5+35n3N3dtlslgAtLSk9&#10;38/nfHZ35syd2Zm593fPnXvvyJi/KYWFheXMbJxB7uQHSpcAYXJHDeQUFlaXXJjfSLVGLUHm6A1K&#10;10A8r34gc/KCcZOngrT6zdl34hzInH1A4eALKkc/qNKolT4xlZ0HOHgHan/buoG5SyAocOf008zR&#10;C8zcfMHM2U8y+o6GB2Xm7K/9FN8l0/12MfAT6+k3+hfx0a3TpSOtN05H+NB38jP0kX4X86F9Gf3W&#10;meF2Oh+xjMzQR/pdzMdgue53MR9a74MXzhcsXAPg2MXL25u27QYq/K100kDLD/pBfv5TjRyPISMD&#10;LOk8Hz59/n8reOB5t8fz7uwNCjuvki+2wtEXsrMfzP9o8CjIyi3ocfryDdypP8jxRD97BjYV3fzB&#10;AncmfJ0CYM+R02ed/avgAXih0YFoTS59qjA93TKV9ClMWq5w8sHc/cKUZEbL6bccf8voE7cz9Kff&#10;dMxKKi0MDW9G+lQYLaeblD7leFKNl9Ox0v/UHyMaHTPZb1kujo/+h/Rfii73xf+DFwVLNpmz9nxa&#10;uPrCorUbYd6PK0Hu4ApJKel9lfZq/H8eILNzEz6HTl/6n0ePfq1ghtdg3Fffl3wxl6/bjLnMXzhV&#10;bdQCajVrBzsPHRc5VoY5VuaARQB+WnhoD6Cilz+oaDnzmwm9detnOd5MadkPFhy9ePEflu7BeI7x&#10;QuNNJnPwwgurFufXzE4DSWlZdb6cOR+UuFxsXBLjvvpOFJ8KvINk4q7TFqWfjB4DX377w5123XqB&#10;zB4TcvSHsm7aC8q8HU5dvILn1htzrwbs/INg/LfTYdqCpXA7Lul4WSyaZWgKF8xUmLEc/CpDaHS0&#10;o7RpUZRYsTGnC4iMmjwDsvMfdAqu01QUbVm5hV8oHDxh3ZadfPH+ZMxRDu6lZA6TUwYirURGjZ0M&#10;txOSv74eeydWZucJiFw4E8eiosoocCP6rnTyh11HT4vvcmsXKOfqDTeiYnuQxtAy5s9l2OeTQFZR&#10;W8xSjsx9/HMjt8DqYKMOABsvH9iy93CB0t7zxbWZPn26QuagLTL9ajbSltMV3SHrwZOmoyZh9Rhr&#10;q8KReSd07TtQVAzpe5ePPsHaLFY28XrFp6d7lsVKUwWvgOLXJ7B+c8zKvpCQkFWZLq7C1hMePP1H&#10;DWk1844ZNHo81oRRU63dtRfPVgPpOfn7xXdjLt0IwyqwF0QnpFYmrZQWM6WI6Vgh0l1MBdV4X0bI&#10;zXBxMRPoYmLwKi1mShHTF/74ImdKkYZJdDmTL2bphS/me8RrX0wuZks/nDPfI/hivkfwxXyP4Iv5&#10;HsEX8z2CL+Z7xGtfTA5NSj98Md8juJh9j+CL+R7BF/M9gi/mewRfzPcIvpjvEXwx3yP4Yr5H8MV8&#10;j+CL+R7xxheTu1qWXl6rq+XZK6Fp1JNdae0CWVlZtnXbdACVSyCYOXnwRS0F7Dp6HGispqyiCyxc&#10;+ZP+YlpKwyv1hISEWNIAFPquHezqI0aBWdHII0SORe7mXYf4or4jFPZq6D9iHMQlp0TIXb1B4eAB&#10;SrxGVes1g3nL1v4qqygVu0RGRoYljeCl7zR6WYHfm3TsCeO+nQm6MSgyB+1YB+bPpQyWjrWatYcN&#10;O/aAzFGSPpcgMXp6/fadUK9dd5RG16LX5sSJEzYyG28YPGKMWJGamTNHDCNz8IW7CcmHZXZq6DN0&#10;NBw7d2GO2ID5Q8l//LzTkXMXsWj1g9zCR23FlAOYyeq07ay9PvcLxpk7eYHqVYO6vpjyAyiwAqS0&#10;9YCfdh78WVosy8p/XFn6KmvaEe8I3IFvtfolJ8a8FqlZWZUVjp5g5uYNF6+FxdKy3FwokwHa+QxS&#10;c3KWV27UAnOhO5jR6PXXwd67Ejj4VoZNew7WoZHT6zbuOe1bqwFeOO3EFRXcAzAxNchsXaFW8w4Q&#10;l5HhTLn3wYOfm0pJMG9IeRcfMHfWDsuzdAsUEYV39XqgdMB6DMkcfSI0KQhNBELfxbQEr4ImWZC+&#10;yvCCrlO5+oGlmx+opLtBjomLWhXh7AdfzVwAO3bvh5Vr1sOKdZtg5brNsAo/V4tPtLXaZbrlYpnw&#10;M1xe1Iovp+10aWt/G/rQvrT7M0xXu01xf+0y3fc/cjkd04tzojWdH9mKtRvx/GyEFWs2ivNJU8aE&#10;344vrNOkDchcfWHL7n3DaTKQXsO+EEP5/Os2hpwHT78k3wpe/mDjFfTyC9qsbVdw8q0Jq7fsSpcW&#10;6dm591ChHCtBt+/Gr6Pfi1evTU9KvT/yRlycLeVga00lqOgdrDWNwedLLQgtUDLdb/rEdIz8yuNB&#10;l/fU/hbf0V6s16VhuMyU6fZT/Hc5kZ4uHWM/YzP2eZn/q9JBw3NUHo9biee1nKs2py1Zsz49NCJK&#10;nP/y7ih1JmLJvCc/7+o9dBSorN9C2Dhuygwo5+YPtZt1gIz8wq+lxczvZMX67VDBMxD8azWCqNiE&#10;33+hmL8BX0yaChaonWZYATJ3xbLawQuqNMDaFfO7iIuLc1Y6e2mnr3P1F1OtmWGNlaa2k1zeDG2t&#10;CctmGy+wxIu17+jJZ7ScGhPkdhrIz//Fsf0HA0Bm7ykqPw3bd4LDp86uMHPF2hXtHCtCr5xijUws&#10;Ix/Dqcik70V8pOW67WnaMzK9D/2W0tEtN+lDRt+xBq5fRuslP/Fbl460XLedLh3hRyb56X/TOgM/&#10;3TLdcv13AxO/fbRGF0+amEmJ8bw5VjQVUszo7FMFzOy1M3IR1Zu0AkvcXmaPumrnC/tPnDWdiSZ+&#10;NxNrql40l0yZE6fPP6VlCnusDtM0ZFhFTs/J7yu3V8Oshctg2YbtYkox8qE7iKYRM5xqjCpCxtOr&#10;kRkv10+VRtvjZ/HlBr9xW8Pl2u+0vuh0aToznkat2HJpujUy3RRrYv8mjvu3Ldcdq/aTlhv+B/Gk&#10;A5c5BVSDxavWfCMmPUQsnTVYCZIiCcpY6Hv0bAjkPn3Uo/9HQ2nqu72vfPhhgX/ymx8WQl7ew9pK&#10;zN60jNr+RFst/mEF3qVWHn5w8MS5f+Q8ejSImpSuRt3SNyQwvwEnL7xw2otojRUecZHwXGvn0fOF&#10;nYeOQc1GzaF2Y+1ElFRyLl275eUXMrvw6Q+2vpVBTOZEdwcmUtbRE+7GJxZOm7cQvpw6Hex8gkFJ&#10;QSzGlkfPXCj5rmDeCGs1xup47lWOamjTszdMX7j02ccjx2svnig58AJTgwEWt19M/rb4uRfTctlq&#10;IOx2/C/hsclfDx/3tXBSYNanyfZiEpM/sJCyPfPnsWH7HiyWPaGg4PEwyqG+9ZtA+v0HvUdN0l4f&#10;paMbVoocX1wXc6zIrNuyu9BGXQXs/KqBV6WakJFT0ECGuiEc8CIP+fxLvpDvADlqZWhM4gcVPQJA&#10;VlFb8dl7HEtCrLPQdyVWfPbu3WtF37EorgZWWBNLy01Tm6PQKlBce3w0TDhSjbTjh1hTZd4dWAEd&#10;PuFryHrypKmK2r2xePWpVlt7fdTBVDlVCD8iKTVrvxIrMvSduhwoUR8/kcpn5t3z4B//qKHCsE+B&#10;4UpEQkJlypF+DVqavj5CTBG5rRd8M+dHvoilEQxlosWF9ITzV8NefSG/5gtZOnHw1V5IG76Qf234&#10;Qr4n8IV8T+AL+Z7wWheSGnIRvpClGM6R7wl8Id8TXutCSh1++EKWYjhHvifwhXxP4Av5nsAX8j2B&#10;KzvvCZwj3xP4Qr4ncNH6nsA58j2BL+R7Ahet7wmcI98T+EK+J7zphZzCF7J04iJdSNuXXEgLJxr2&#10;pdXI2cvWgqyCA8jsNbD10NH/CgfmnVLG3Q/M3AKgVotOEJeVZWtFPc4dveHCtVCDi1nRE+YtX/O/&#10;1Ru3EuP3aLClyskP4tMyIj8ZPQFkdjxn3bti64FDQCOx6DuN0qL5eWRO+IkZj5Ypsajdu/eGduyH&#10;uZ0n1G/VHjbs2QdUBuuKWJmzP6zZsgNqt+4Clvw6/XeDNAqujEsAjJ3yPTTr+gEoHPygjG50nLMP&#10;TRSpvZAEzURIQ6WT7mePp9/1WnfSDra0dYen//63Ro7fD5+9+M/c3J/txQbMH8qxMxfm9Pl0tBiG&#10;npiceYiuhZmLBuKTMsXUch8N+1xMe3bixDUbsYEp5HhBlc5+EFyvOWTnPVhBy3KfPFEDgJK+XwmP&#10;iDWnse+oqbkFTwbQMub34V2tnpibQUwXJ5FvMI3cul17flbZu+KF9YUvp819jdKRRsQi5o40vE5b&#10;nCpo1khcrqioBo/Amlg+q0FFk98hFva+UNZd+515c3IePukidwqAuIxC5wYoYTTs3AxLwfKu2rkb&#10;ZFhS+tZsDBt27A2Rod+mPXvqOPlVBVvvKi8/567+VaCiNPdZTv6TLgF1GuMF9IYeg78AS2dv2HLg&#10;wHCZkz/UbNoGbkYnZooJDZCVazbACmnaMprOi6bx0n3XTd318um/tEbfddsZLzdMkz4N/XS/yYz3&#10;p1tvarmp76aP7/dNZ/ZiudZ0y+l80XRmK9dtgZ279sJ3s+eLSR/ofNL0njR9GX2nmmkZ9wBc5w67&#10;9hwTs48R+vWmUFRwhd5DRkLuo5+PS4v00JQkZaUZfa/fiklfsmaDmG7LEsVWjrXcN5vGjOz1pwTT&#10;TjWm/W34Xbf+5dsamrHPi9/vYiqzCjT1mnSeKENkFjyek3o/77MfV64W5zU2MXkLVXS27ztSSL8N&#10;Wb15Z7q9b3Vo0rbnyy/mq4iKiy8IqNsAKnoGw9KfNv/2hJgixCRn1K/TtD2UcfOBL77+rvSf18wH&#10;/+ic8/h5Q+knw5Rq8h4/75Dz4EFn6ee7Zehnn8OhY+d+kX6+Eb416oMM60fmKKG2aj84HxJpsrTI&#10;zHm4pEGzjmDm5COmuOv+yQgurZl3wiefjQe5jTsoHDyhdvP2kJn/eIm0qgjnQ2+AgyYA5HaeoHD1&#10;BXVQzd90zx48cuKXocNG/yr9fH3KOKtFC2w1DDrupKQP27j34LQvp88GTc36oHLWaCdrxsxn4e4P&#10;a7bvhdFffQ8yWx9QSDPBXLt1a7gS67tKB5pKzxc69dVO9rJ6615ppjlv+HbuYs6ITKni+4U/grkr&#10;Zjy8P9ds2iHuzx79B+M9jIEfxhMKe0+4FBYxnJYraII/ex8YMfFb2LL3EKjs6YUfGqBXCljZq8Gr&#10;ah2YiHlm6/6j0+LSs4dVxQxPb3Yxc/6NDd9RcXFqmh6SHoYNGTNRJDJi/ESQ03yT9l5Q1lENeXmP&#10;gpMzsutb0k4cMJM6+YkAieaunLtsHUTEJjf7+Wewv3QjotnmfQfBwsEN5LaeYIFB6KZ9h1MpzTFf&#10;z8DIF7e1d4fQuJQEWsYwfxbhMSkJSls1ZjYNfDZpqrjP9xw4lqpw1GBtzx9U1mpYv/0AXLpxu9mD&#10;//kfv4jYhGYLVq0HmY0H3usavO+9RAY2RwGKTbvfJqvgcZVyNGWZvbd40c7gL8aJNIdNmKKd7NHW&#10;Ay6G3vKkZb+Z+OTURIX0whd67U+lBs1hx6ETedJqPfuOnYLhX06B1j0HQMP23aHjh5/AlLlLIPxO&#10;NOTk5NhJbrJvFywFczo4O2+wcvGHzv0GFZ2Si2HeAXgPmnfpOxDDKVREFCMzR0/4bt58vaLRw/2w&#10;2CSYtXAV9PhwMDRt1xna9+gDQ8dOgm0HDhdTvj1Hj+VVa9AMM6FaPJBSYR66EnZnnLT6zZipyzRi&#10;kmENZhwv6NjnI+gxcJiYL1YuSgZUS2qsp4ckdh70usrD+U+feslR2lU0vasN1rlxuRLr6U6+lWH4&#10;2MmwcfuBqdIuGOYvRUhoxD+Hj58MDt6VQGHtgvEn1vjw/qYZ4ilES0t7UjExLfOQgh4mStMfq1y8&#10;QenoLR5Z9Pp4GHQeMASsPYIw01NtElUU89YMzGvSLkxTvVFr3AlWPR20k2LfiovztaBqJT0HERnQ&#10;B2w8tM9Edh48gZlTmynrtuoklk2btwTryn6gpHo2w/wNUNpj/sAMNnXWAnHPN2rXETMi5gtU2227&#10;D4hlDpogzKRYncVl1C9HJaqvoaL6qsQYVI6Zt5o08XkRsvMf1VPaoOphptx77IR4MGbljoljFbOs&#10;qwaW/bQZ9hw9Bf4164M5HgQ13tSglzwh50LDOllgrqeuBN41GnCGZP5W+NSqJ5RPiTHk0ZAQ8fik&#10;WvPWmAnpdRpqCKrdAHYdPAaLV68HeocWdQ2hNwqS36FTlwrMnAOwVukJmbkFw2hZMcwrOov3W1i4&#10;+UL7D/pBdELSdGmVnnXbd21w9qsiWk/pDQX06ONW4r3D0mqG+VsSdit6SDl3bVhH72p1DqgB63bu&#10;2aDrzKgjIjZheuue/bAa6wXmHv5gZuPyekJGb8MXfZilxxv0VnwaLkK5nGfQZpjXY9o8zCvU5c3a&#10;XTuch0BVpLk9Xzo+62UYZ8oEXaZ08eUBeQzzmkxfiHnFwbdoprSh0T3enCkZ5l3w9jMlTSDBmZJh&#10;fjOslAxTyuBMyTClDK6+Mkwpg5WSYUoZnCkZppTBmZJhShkcUzJMKeOtZsqQm+GslAzzO+HqK8OU&#10;MlgpGaaUwTElw5QyuPrKMKUMrr4yTCmDlZJhShmcKRmmlMHVV4YpZbBSMkwpgzMlw5QyuPrKMKWM&#10;P1QpeYpJhnlzptNrCZyKTzFJb95640x5+gplSh/MlN5iQ1JKla075noNaOo0hd1HTjwVjgzDmGT3&#10;geO5mloNtUqJeedFpvQCpbMvHL105dWZctw3M0Hm6CVmd167a+8/aNmduNThH3/2BVRr0haad+kD&#10;uw+egrxn/6xN69Zt333Myj0Q5C4BYOnqCzdj4g7Rcob5uxFzL3WveFuXLaogfq7dtOu4tAoz5wlo&#10;0bEPVGvcFoaO/QpikpLH0/INO/b/Q0Uv0kIbLr2CrwgZ+YUgs6E3BvnCoVMXxLtELOz9xctKMgt+&#10;uUe/c3Nzy9Dn2i17MBPSy328YcoP2leFzV28HBT2vqBy8oPNew7upGUM876z69DRHTIXVD7MWN/P&#10;XybywuQfFop8pESxWrN1l1gWJeWdxJyHAQp7H7BwxrgSOXbqYoGFcyDQe2Cz8h7PpmVFiIyJAwsn&#10;3IGjL7Tt1kdsFB55+1M7r0qgoNfiYXW2Tdde2ky4fJ22eouZ0Ire6IxE3r0rXqGnoinZr1z/Ly1j&#10;mPeVkKs3/0kvu1K5aiDi1h2RB6ywxihehYd5Y/rSlWJZh579MBNqULTUYK+pBJExCZ/S8vY9BojX&#10;4Vl4qOH67dvCt0RuRtzZ6R5QFQNUV5Hr6V2VcgcMWO1Rol1ox/R6PPzEnSsxI+flPRofl5z2gdJJ&#10;jcu8RDWYXhFm4YZq64yZl7Z1DsCMHQC1WneG+JTMx9KuGKZUEn8v7VKDNt1BRRnKhQTIQ9z3CidP&#10;zAt4n9MrH+n+t/eEexl5U/PyHo4kQaK3nFMeoXwhXoLlgL/pTeeu3iB39UHRUoNn1Zpw807sb6tR&#10;3r9f6KOiV0/jTixwB7FpuXekVbJLoZFQo2FTkcOvR8Z0U9q5g9wNSwmSZqorixKDMq4fHrgGPKvU&#10;hrtpGfoSoXHrLqAilcX1vtUxIGaYd0hgfbyXrd1BhcJTu1k7/f2YkJj2L02lelpxwXtV5uyPRpkO&#10;hYmGN2Iop7B3h7DY+O7kX6dRc7hwQ6ucRGpuQZjMDUXJxgVUmJGTMU9Jq96caxG3QI5VWQXm/kth&#10;t2JpmYWtB5hjKdGkTUdIychuQcuad+6FpQn6UUbEjCvHOvO23UfEQZ2/cjNyzpLlcDb05g36fT8/&#10;v5JfzUYis1pgRo9PzeiQev9+LRVKuwxLEZGhSZnR5M6YljD6rjUqmWS4jIzWKaVP3TLdcr1RSWWw&#10;XPjTMsnou6Hp0zFeLpnhMv1yaRv9/sQyOk5TRv/hhcmF4QWTjHzkBiZ+69aLZdK5oO0pLfFbt86U&#10;/6tMSk9vRdcbH49YRv9d/1v635IVORe6ZbpzIrYzMHGejP3pvNA+pPNjuM7AXxilJ6WrT19nen/t&#10;f9CdK+35p/Qlw+qjtuaH1VAXT7iP92JSRlZ7K3pjOdb0fGrUg5T7+ZXo3r1w8+bdmXgvn758I5J+&#10;b9t3QKuEqIzUuEO1yIYduon7PiU7v0Wjth3BElXRytpNLLuGeUhui/5Ya7x0PVKfaV+bhNRMkfuF&#10;9Nq64QH7gJl7oEhQ5oKfeMLMUP2ad9bGnsSlG1FghstVaAuXrhLLv1uwFDMsliyYuVX45zv2H4y/&#10;8cDwO72f78yVG+Id8DUaNoeAWo1eywJNLCvJivnXNjLj9W9qUhq0nzc9tt9yLCXuwyidYsdksN5k&#10;Orr1xobr3vS/CX8T6RQxg+Wvlf6b+huY8fEE6j5rNQP/Go2hWqOW4p69EBo1VoXhF7Wt0IuQO338&#10;qXhVuii0MPNNnrVI+C1fvQHMKPNi1fRS6A19PmjVpTeqrYe2YHDxx/s9AAUoUJsPbDBP2WmrvEn3&#10;0vTb/OEAgOLTcZPwwFD1qPOBIz0s1UBFdTBoajQFdc3GmCE1eNBUWlEJpYEuH/T/8w6QYUzQud8A&#10;UFBbCd63ZqLB0gu8azcFP8y05ejNy7Z4P5OyojJa4D07aPR4CAFQSZszDMMwDPP+8ejXXytkPnjS&#10;WfrJMKWezAcPOv/6669W0s+/NuF37oJXpZrimYwSA10zNwx03fxB7uiP34NErElNzOZYR9+0ex/H&#10;k8w7Z8e+g3g/ahtoqEGTeuQoXQNATo9BnLzFY0GZnQdoKteEiDuxf+49GxOf9I+Z8xb/kpiW+0xa&#10;9NocPHrq32bUSoV/yhwz5KixUyE75/lyaXURDp+4COYO3ujrBSpnLzgffnuQtIph/jTOXAkfoLJx&#10;BQsXPzB39oQ9R8+YzHApOXnLRn45GczsPUCB97iFqx/sOXzq39Lq1yYmISll7oIff7mXlPa/0qJX&#10;EwVgVt4dSwp6DmXjiSUHHqy7Vt3M8Lujf3UY8vmX8ODJP4pURb/4+ltQ2fuB3M4TZi9ZfoSWnQ+N&#10;TC/jqu0FQUPBFE7axyNKzLCRcUkZ5FOzcWuwdA1CBUUVdSHzE/sRRo9O8ATojX6L9ehHRt8NTbed&#10;sel9dGlIZnK9tEzsQ/ddMr2fziR/YVgj0Pvp/otkhmkUWW9wLMKM/PV+RsuLrcd9i0/d8UjLivlJ&#10;68Vy/G1yvbEZ+Ov9yHTLTZg4BjJT6Riv1y3HNHXri/npDP3FvYDfja+/8bY6K+Ljozd6REcdws2w&#10;JmeOftWbthGZMSYuOcPcXg0KvN/NMeNpj9EbrDz94eKNW+nks2jVhiN0PytdfGDM11OKZeJPx04E&#10;1+BaoLTHNJx8xFAt8bzUAVXXzg/Ku/lCVBSYSe6vx4Llq8WfkKNcx2Xl5R45FzJs19FT0LLnh1De&#10;MwCsPOj5jPaRhhtWU9MLnw+iXjtKzHSfT5ouDrJlz76YsfHA8UDMHT0h9HbsLFpe3jNQPMSl55QF&#10;BQUDaBnDlAZyHjz+0AzvVeqNZkP3KXI7LmmWhQMto+frftC0U0+xfNTkadrn9jbuEH0vo6d31bp4&#10;/1NYhhkYw7JymJFbde8Du4+cgiMXrw6Ly32USxld5eqPoqXtF/tGZGc/cpeVcxIjP3oPGi4SmDl7&#10;EcxbtBLOXbjyOf3OefgwoErT9qKjuuh+hAdID0u79h0i/FEtcR1mVHreU60eJKdm9afl1t5V0NcX&#10;XFFx6feR8yGiNKJSR+5IfWnx+0tM5qrteULfVaS4Ruup44KhUScF6v3yMn/an6Hpe8TQcZC9wl93&#10;LGSUvuFyYfTdcDv6rv9Nn1pTUlfE1zCV44vvVIMxXGfSJH8FGvkX2cYgLZ1R+lrDY6JjM/h/9Fv/&#10;XTLDc02/i/ibsN/tj6aQrk8RM1pG/lTFFNfAYB2loe3NgxnMEY3SJNXEmtzhcyHiflQH18B1PlDe&#10;I0D8Tk69P9K/RkMMs9yFYn43WzvIv/fHnwrhkjmoMV3qC66Byo1aQHrOwwBaf/LCtc8XLVsNc+cv&#10;Fv79ho7W9h4q7wopOTketOyNmTB9NmYyUkttN6GYhJSaMhs3/BP++Ce8YQqup+Vjp0wXVV1tv0D8&#10;k5g5HXyqwrqte5tl5jxumJ73oNniVeua1WreCpRYtSVfxwDMmEhcSpavGZU2mHH962n70TLMn4lf&#10;zcZ4j6PCoSVnFSyjZS5+lbGaiYKCy2o0aguLV21slp73pFnWkyfNVm3d2czRryoWUtT3lYw6nnvB&#10;yEnfivt32pwFovcOFQgyjFVvJSbWouUyW+rQ7gcjJhSv7r4RZTER2qmFsxdkP3y2mJYtW7P+37aa&#10;QLBEmQ8LjzpJy8wx+NUeIH1iCWSHGQ3VUJQMlFGxVFI6q6FZ5+76A1oouilhKegSDFUaNOcMybwz&#10;KjdpIVSTagNzlqzR34vNOnQFK4zNSWVJPcU9TeJDakv3O6ktZk5LGkGChN+KPmmFguXoUwWWrNoo&#10;lmU9e9bfgkTLzh3KUn54G7ToRB3O/bF66QuWrt7w1axFEJuSnSetFiSkZvScuXg59Ph4ODTq0ANa&#10;9egPH4+eADsPHobwuDhnyU0WFpuYp6nVGJUWFZhaaLGuHhWfzBmSeeccP3fpK0usxlJGo5k0NNVq&#10;QdidGP19nvngybRt+4/Dp6MnQ+sufaBp+y7QfeBgmDp/EcaU93pKboK4tPS8qbPmibYUGotsgfmn&#10;cbtugCgll9/Gms27ztdv1wXMqD8gTZplj59Uhyb1pFKDWpawBJg45fuj5D/si3EwftoMmD5/0aOp&#10;cxb878cjRkH1xi2AAmeqBsucaGwlljpYBe7S7yPIy3viKXbEMKUIVDbfvoOHY4YiFSRlpHiWnjyo&#10;IbB+Y+g//DOYMnsBzFq2+j/jvp0Fn34+QYjKpOnzj1igqtI2FM+KkI7U1J6mCNGAytUTardoB1j9&#10;DRE7el2ioqLKlKcEMXFqCKBO5TWbtoGBI8ZCjcZthQRrA2Sq1uIBY9W2ywcfi4Ma8NkXGFTTcm9Q&#10;2HmIAdIqW1eo06I9/LR1FySl5XwpdsIwfyHuZeaPWbNlF9Rv3QnMMC5UYJwop3AN403KBwOGfS7u&#10;/079BmvvfxQg6mhAoZk55o/azdrCgJGYf5p1AqUNZlBbjFWdvaGsqwZyHjwuOU9s2LkPMyM14vhD&#10;s069xY4SHz4sv27HAeg79AvYffCYWHY1PPokDT2R0SwEWP0cNXGaWN6sWy/RCGTtgQfGMO859p7B&#10;mLn8oHnnHuJ+Hz35O8w/eO/jMrmDB5wPDxftLQcOnoL+Qz6D9Tt2U/VVPJts2bO3mApE4egBP23b&#10;YTq/ZOQ9mi+naQxQomctWC6cxk2dIXK8GM6CJQBVVfcdO34TE1ZZ0fQIqJi0TUJaxrLUvMKeYjYv&#10;rNZ2wxJDJMow7zE9Bo4QmdIcq6aZjx4F38vMXkWdDqiWaemioQyoOnzizE3qxCFqllitpdjyi8na&#10;metmLl0jxmkq0Tc6LqmxSNSQ2k3bgQKro5Y0tw5yJfQ2mDnQ8y1fmLl0LfTFnL5tz6H/o3Xzl60R&#10;was5VnM37zooJshq2aUvUL9WuY073M8u3EDLGOZ9Jr/w0TqaMUPuFgAtu2gH+2/Zffi/VNukpw5z&#10;MN/Qsh0Hjv1fn6Gfw6wlq7DqqwYzJ084d/maWFfB3R/jVT+o0aiF+F0EvxqNxOvU7fy1zw93HTku&#10;YkoFVk879f0IDp469+ukGbNFaym1nFLPhGuR0Snk2/3jobitBjOpBs5cu55Myxjm78D5G+HRShfq&#10;QuoDnftra4jXb2O+IMV08wWVrQt8M2MOHD51/tdu/QeJft5Uxd2+57DwddBUBpmNF7gFavNdEW4l&#10;pAHNR0kx4pb9J4T6bdy+ByxFtyHqu+oNNFOXo09lOHnpmlh/7vKNKmWoTyw9l3Rwh9DI23toOcP8&#10;nYiKidtNgy/kKGJl3X3h1OXQGrT81LVQcPStBHI7mvnOC8xRQS0xA6/fvltkwG37j/1bzGSAYWF4&#10;bGLxTEls2LEfVJQx7TzBzNYVth849ERapScuPXP6uKnTxRwjNF8J9ePrO2yU6QQZ5m/EgOGjtBkQ&#10;Myd1mv/i6+kQnZQ+XVqt58vvZk03c6SRJt5iWpH10oTNJTJv+VrRg16BAWqd5u3FBl9O+QGrrb5i&#10;p/T8xcW/Buw+dHS/2IBhGD07MV+4BFQHMUEc5hlqlxk9Sdu1rnHbriLTUl/Z+cvXvZmY2ftUwiqp&#10;L9Rv0UVsOGHaLNxJAKooyi3DMK+FkhQRY8ixNKIEadgOMyUKnq03hn1vCmdKhvn90Lhhw0zZgJQS&#10;lfM3ZUpb72DMgN76TDnx21miOiumamcY5rVQUt9XF399pmzcWlt95UzJMO8IzpQMU8p4q5nSOKbk&#10;TMkwbw5nSoYpZXCmZJhSBseUDFPK4EzJMKUMzpQMU8rgmJJhShmcKRmmlMGZkmFKGRxTMkwpgzMl&#10;w5QyOFMyTCmDMyXDlDK4oYdhShmcKRmmlMGZkmFKGRxTMkwpgzMlw5QyOFMyTCmDY0qGKWWwUjJM&#10;KYMzJcOUMjhTMkwpg2NKhillcKZkmFIGZ0qGKWVwTMkwpQzOlAxTyuBMyTClDI4pGaaUwZmSYUoZ&#10;nCkZppTBMSXDlDI4UzJMKYMzJcOUMjimZJhSBmdKhillcKZkmFIGx5QMU8rgTMkwpQzOlAxTyvhD&#10;Y8oJ02aBypkypYYzJcO8JkpHNWZKP32mbNAWM6WT79vOlN6cKRnmNXmrmdJWg9VXBx+o26Kj2Hji&#10;tzNBhYnJnLxh6JjJkJVXuEQ4MgxTjJz8h0s+Hf8VmDn7gMLJDz6fNFXko8Ztu4DSwQ+sXzdTRuXm&#10;lvGu3gAT8sWENGDm4AF9PhoqNt669/CcYRO+AStnd1RLL8yc/qBEH//aDd88xzPMe0pg3cagcvQB&#10;mb03ipgGLFy8YdiX38Cpc5dO0fo+Hw8Flb0XyB00YImxplflmoBYio2NiYqKKqOw9xTO5dTBkPMg&#10;Zy4t333oBDRu3w1qNu8AoydMg2sRd4bT8oS0NP+qjduA3CUA5JiJW/X4kDMn87el3Qf9RSZTufpB&#10;5XotISEhzZ+WXw6NGD7886+gVpMOUL9td9h5+JjIJ4XP/tGunJsfyLBqK7Nzh7PR0WVpeRE69x0M&#10;CowhlU5qsVFcUvp3cmtURVymcNTgpxeYu/mDwk4DcszpPT4eLvwu37zdwcxZAwo8GAefKpwxmb8d&#10;dj5BWCX1RYX0htux98bQst5DRoDc1RsUmDfMnL2w5umJeYt++4Hc1gPupWemkJ+5PcacuKx9r37F&#10;8446uBZmSj9w8q8qVq7duAerr4HQ/sMh4jdKrII+iTK4ExkmZOboBTdu3LCiZWaosjI7X1BXrs0Z&#10;k/nboK5eB2QoWipbFDAk/8nzLpaelVABfaEM1iCFE6LLP10+GgFKFx/YsG23WOfoVRmFzhdcfE0I&#10;2vb9R7EO7Ic52gNy859tTSsocFLYuQmlpBxOLUYK3HH+g0cL7ySlNpLZUCbEqq6ztjV266ETPZUO&#10;PujrA6vWbyu+A4Z5z1i3ZR/WIlH5MOTbtGN/T1pm4+EvnkOSYEVFJzV+9OyXNnLMoDKHAFA6+oKZ&#10;PeajCg7w6J//dLv/+PktFTUEYR7atPuA6TwTVKcRKJ39wQKrqtHxSZto2agJU1B+sd6LgauFvQdk&#10;ZGR8kpSZ28jMATMlZmIZJjpv2fp8sX39JiITuwVo1ZZh3mc8g2qC3EUDQXXqi/t92sJlt8xdAzBT&#10;UsinhqT7uY1zHzxZY27ngSGfJ5g5aWD0RG0r7O34tE0WJHSO7uBXG9W2JD4aOQ4T8Aa5YyCUd/WF&#10;o6fOPZZWCXYcPAFKe3fRrEsZUIY76tzrI5HogBFfiJJDhcq65/hpOH3xakJ8UuocsSHDvAfcTUye&#10;c/LC5Tt7T54Dc6pBuvhDn0Ha9pUu/QZrhYoyG1ZRzVy8YPuBo0Uy3N7DJyIquGO+IfXEeHIg5hlp&#10;1auZOnM+KCu6YnXWR+R8vVFiLngw1OzrQNVabxj31QyRcMsuPXGZBxrGnHYYwKIPBb9y8rOnqq0/&#10;lFEHwNwVP1EzsJnYEcOUUhauXA8VPYOw9kj3Ot7XeN/LnbzwtxqromrtfY73ePOOvcT9P2nGXLzX&#10;cRnmEQUqqBKrsEr0l1GI5+yJQucF5ih0cjsXmDJr7utnRlNk5D9KKeel7eFDB6HCzFneIwBGfjkV&#10;roffjpXcBCEAqqz8x5WzCp/5SosEGfmFnyxdtwnKuNEjFFJZbzDHP7By/Zbfd3AM8xZZvWkrZibM&#10;gI4avE81YIVqt2jlT/9OzcofLLkIHjx44JL36FGQ9FPPxZthscMnfA1lXTFTOpFAUYb2AwfvqpCS&#10;/+CA5Pb7GDx6osj9Kmdf6PHJSH0Gyn3yc+MJ3/4AK1asEstadOoBZh4UY1LJgAciMh6qo3ug6GxQ&#10;BpeNnfKdfvur1yN+VVJDEsk8yv31qBjOnMw74/rtGFA4eKLhPWvrCVfDIn+VVskmfD0LM6e/6FhO&#10;1VPxWANriHIM3aiqqnT1h6Ydu4n7d8369TBh2hzIfvhLc7Ex0puqqKiWFqiS/T8d8/vu81OXroHC&#10;HtXR3gNCQqOe07I2PfrhQWmrsE6+2gadq5G3sH5N1VzMiFS1pT+G35U2nuDuXw1svYIwY2JV2AUl&#10;HP9wGWoS3r3/K9p2xtxlmOn9RbVg0679nDGZP50tew6KJwxK12CYNGOBuAe37Ts+2RLvcznWDElY&#10;FDYeYK32B9eAaiArZ4f3Nykg1Ry1z/CtME68HBYltnUhHzutMDXu2F0si4xNfK719YaTF679tvsc&#10;Yz65JZUEjv7gV6uRSGTzzkNg6eoDdmo/WLtxxz1aFhWfGmJBLbEk06iGcvy086wMeT//7JBT8LDV&#10;0rUbYPO+A5Canb+I/Ff8tG0fZUw5ZtqPR44V6X7+9XegwlJE5kp1bykdLFm0hidGMhllfFE/163T&#10;mm6Z8XIqzUz603LJtCXeC9P765a9rr9kel/pfxQzLFl1JheG/9XAyEduaIbrxTLpXOjNcLnkV8S/&#10;JNOmVdSK+hQ7HlpG/118f/G/9f9fsiLLpHOiO596E+fJ0F97DOI6686Pfl1Rf7GNlG6R9IuY9vi1&#10;pj1fYpneKB38HygSFDN+NvFrcT8O/vxLMHPFMAvjxq37Dl6hZamZuV/9tHMXrNy0HXIKnrXG/GHu&#10;7FtFG0OK+586CHhBeHRcCPlv23/oga3aB8piHtq6U/u4w69WUxQ4X1D91uGPGCuCJQas1Ftn24HD&#10;cdJiwY3b0d9Mm7sYSxdM3BllHU/eR2O+AYWtRnyfv3y92KlTICopjcF08hcNPgdPnp1Fy9XVG2Jm&#10;x2AYDy4zO39MXuGz9ivWbICVa9bDirWbhK1ct1nYKoxDyVbjdzLj5brfxstXie9Gyw3SfbG8qOmW&#10;G+9PZy/z1+2XtjFOR7fcVHq65camS8/Y33j5m/prl73a3/D/lUZ/3X8u7l/UdMu1/vSd7q+NeqM0&#10;luN9sRo/8x48aZqVXzhYZecuMrBX1XriPj6K962FA/VaowLDF5x9K4nlS9ZsAiVVaW09YPD4Kfgd&#10;a4ooLHInNUyZuQCuhEV9Q346dhw/EUfjK0mVL1wPe/OMWatZGywF1LhDNcaTPmClDsLSiqqnGCNi&#10;RlSiDNt4BsHuI6f1ifvVbiJ6BZV3RT8kJe9xe2tvlHL8IzLMlBZYavQdNk4r+ViqNOvcU/it3LAF&#10;Ams1hABU5FdZoIllJVkx/9pGZrRe+JtY/lIzSIe2fdPj029vkE5J9sr0jdIw+f+l5SbTMjwWneHy&#10;l/q/xPT+JtIqYm+avoF/sXWvNLzHpOMIlD4DajWGgJpNILBmY1i+frO4H5t37Y3VU6zOonB8MGIc&#10;qKjrKSkvZtQKmmBIffCgQ+6Tf6kruFO7iQY0VV88Zzxw5OwTO8wrSlRPOWVSTMMM84yFG4ZwtAyr&#10;tZRHajdppd/mtVi5crOzoqwjWKHEV2/SBiZPn/v/LoZGpEurS8QeMyp1slViBp7wzXT9jnOf/jxs&#10;05796XN/XJV+6kKIPq3ps5doSxi0cl7BUNEbDf+4+NR9N/X7N1ugkb1svfHyl5nWvxzGzeXwvxuv&#10;F8vRjJe/MN3+3nS/LzPDNCobfNeZ6fUvjtPwWHRW3P/17WVpGa7XfX+d9A39Kxl8f30T/xPvpfIa&#10;7XUp6xGMmcUbM4sGJn0/T3/PnrxwCe/Xpenbdx9Iz3vyfJC0WDbxux+01WncxsbdH3If/hworXop&#10;l8Kj0ifPmv9LtaZtQWmjBkU5F1i5ebOztPqP505yKpTFero5ljYyrP6KvoH43SWwNvjVawnW3pVB&#10;bu0mqggyWzcws3aF2NikNys5GOYtEov3rMzGEWi6GznV5OzUmGErQVD9VuAWVAcsHKRn7riOBmWU&#10;xUx5OyH5r3nP3ktLq7t13xFo90FfsPcJhjIYQLsG1IIBwz6H65GxnBGZUse1yDswaMR4cAuoCVYu&#10;3mCHqtqqWx/YcfAoJKbm1ZbcGIZhGIZhGIb5a/Ps2TObC1du1L0aEfHvb2bOgTrN24Mjhq3l3b3B&#10;3NkDzBzV+Emdi3xFxySFnTfG695ALdn+dZrAiC+nwsXQWwVXIu/UlZJkGIZhDKDyMSQsEkZNmgqV&#10;6jaHCi4+YGnnBWYONDbDG5T0CJ/6ztDoREdPsMJlDr5VoF7rTjB5+mw4d/V6+JUbkXXz8vIcpCSZ&#10;P4r7z5612XjgCDj4VQILcXG8QWbrJbq6yxzRaAYUvFjmThqwUQdCtUatoX3vj+HjURNg5NQf4KMx&#10;k6BFtz7gEVwLzOzVILdVg8xeI56OUuO3GXWLp0Zw3H77zoM0sEwp7ZphGOZvAZV72w8dhXJu3mCG&#10;RqPlRZcXFEFzKndRCC2cvMA5sDo07dobPho9AUZNngZDRk+CHv0+hRoNW4ODpjKUdfUDFfpSXzea&#10;0Y16idNTfXMsb2kUsp2mEmzYfRCynv48VNr1+8Pmffucew0cioLiIeYLMUOhEYYCU87VH3yqN4Ju&#10;Az+F7+Ytgz1HL/zPlfDo1Pi0nNTcB4/3S0m8EfcysjtO/HY6lMETTf38xMlGgVSiODZo3RkuXr0B&#10;UUlJ9pK7IDolNfXklauPvlv4I3z46Sho1aMvNGnbHTr0GghjvpoOu4+eenQrPmmy5C44dSEUguo2&#10;0z4xph7KGIFSV376TRdZfIqnxtIyrEEVMbH+DUy3HU3vIKZ4MFhnygz39SoztT3esC837QSkr7e9&#10;9Fvnqzt+w+2NTWxD//FlRusN06fjkcxU+sbb4/33RlZkex80WkbX+GVG68lPsmLpGawzZcb+xmZq&#10;G7z/Xnw3PA6d6XzQXpmeie2FL507XG+8vbHpt3+Vka9kYlsp/SLn24QZXtvXsWJp6O4dU0b+xtsb&#10;m5EvGfnpjt9wW1NmuJ1Je8mx6O7tIr5GZrif1zFTaegNr5HIU0aGx6bAdTRdKXVnoykZ6X+L0UU2&#10;7uBTswEcOX8ZsrKe2UrFpexOXMKwvYePPxozeQp0+XAANO3QGVp36Qn9h46AGfN/hAOnzj2MTs1I&#10;/cevv7pIm8iSsJw+dzUUmnXqCWYouGKGDDuaBQDFE/c/fsp0SMjI6iG5vxEFT34ZkJKenXol7Fbq&#10;gRPn/jVjwVLo/tEw8K/VGMpj0GTm5IPRrjeoHPzEBFlKazV07T8CNu878cd1p0u7n3uyVZdeWKvw&#10;1IoXHQSKS1l3f6joUwn/OE13gDcACQ71nnemQaFoohN7AJofXghtR18SvHJuATBgxFjq1H5Y2oXg&#10;4MkL4BpYSzuW09EPo0g/8PCvCcdOnPt/kovs5PXwz1r3/ghUmIaSRqJQZ3kxG5+PmJm6UoOmsHb7&#10;Hli2YSfYYi1HdIIXHerp+LwgoF4T2Hfq7BopOdmpi5dOzVm8FH6YtwhmCFssbLr0qf89d1ERM1xn&#10;yoz939S+w2N5mZnyL2LoY+qYdEb/zVS6OjPenvxN7qcEK5ombj+/uBmn/72BFUlP56fbVvj/DpPS&#10;e5mZ3MbQXuE/A+17yYzXfWdimTa9H4ukaWjG/rq0aT+GyyltnRku15mpbUwa7bME+33pG98bps3w&#10;+tM5+B7tBzTjc0Nm6EtmKj1jM95mBlqx++4lViwtg3taZ/pjk47P5H1NhtsX+S9oxum/zIqlhSbW&#10;zcfvRsehN1omltP9tgRtKXw350c0PMcLl8Lpy1fvSkWjbN3OA2MD6jUX4xmUTr6ifFVihYjK1cUb&#10;t8PKnbuhUiNcT6MGUXBJaOUYPNGADBoW2axHfzgacn2klJzs5NkLYnJFcxoyiaJJ79pxwSh13/GT&#10;RXp47jt+7vCg4ePA2h3LeBu1ED1q/RNDMUlsUWPkqDE0XFhFb+zAqJXeTqDCYzB384Oy6iCxXGaH&#10;5T5WAOi4W3TuAenpOSelXfxxxCeng1+N+nhAeLLwxFENwQrD82VrNxUZcmmK3CdP1KFRMTDhu1ng&#10;WqmWGKopd0URpdovpiXH6NS3Tguo3banaFpVolBSFEnh+rxlP+lP4s7Dh4e7BFZFf7wwYpZLEkrt&#10;zH4qPJmemPam7XuugfSKhsj4e1k+tZtiDQqFV4i3j0hzGt4gWXmFo8jnXlrO0o8wCm3evju06NAN&#10;rSu0aI/WsYeB9SxmLXF5caPlWivRv8PL09VZEX+9vSx9Ax9KW6Rv7FPUDNMyZS/170C/3276Rf+j&#10;zkz7av11hn4duov/XJK/sRn6vpaJ9F/YK/+/kb92mxfrX52+QVrFrKiv1kz5aU27j6L+pvwMzdi/&#10;yLFKPi98i/u/+b39Iu0/Jn2yd5m+wTq81s3xni1pH0W3KZo22au20S2j/ZgykWeETy/8jceBv6nM&#10;+3jIZ5CYnC4mIS14+KTbzAU/gpmjh3Z+AHpchZ+aGo0g/G7SA/Ihdu0/cs0zsAZYYJRIL9oQM+XQ&#10;8GP6jWWtMwZS23YfEG+8IZas2SgeoyloHkb0oUCmdrtu4IuCrBAtergvEXDREH0PsENhHT99NlwO&#10;i36Qm/tELSXzUpZu2BRnRdNkUdTsjLqAWuMWVBPuJNz784ZbxMQnHXP0rSyEkgSKagROQdXh+KUr&#10;qZKL7Pj5axgx+oIZtVfTJAzW7lAO/3iv/kMh4nacfv678Dtx1ak2VZ7eukBRH816QhdDXBA6Ydrm&#10;ACvXABg9+XtIzn44UNpUlpub2+ZqWOSekNDQPTHJ9/YU/uvnxtIqQXx65reTvpsDFTwCRFMDDbVW&#10;YG2knDvNjbBWf8LuJiWv6DlwuIhylTQ8Gy+OjGYTclLj/lHM8aKLpgvRzKRrTpHW65oKX2bkY2gO&#10;RmaYHhk9EyjJjP0N03aU0nyb6Rvbq/yN1xubsf/L7HX8DdM15WvqehQz8pOs2Pa/10ztj+4lndFv&#10;U9v9Rnvj4zc+NmMz8jdOX2fGfjp7XT+dGftjhCJM9/tV/oZm7FuSvylfYabOiaEZ+ZtKm8zYT2em&#10;fHX2Ov4mj8nQdPcYln30UhlDw6BEZuOmTYfKWRIlahbFMkOJZV/HD/ujWCatkIpI2YKVa8HWKxAj&#10;OiyfKV0sE8ur/WDS9DkQm5Q+TXIT5Dx+3DsyJmbP2atX94Tdvr3nfuGjttIqWUb+wxZffD0NyqCI&#10;0rs09MdG5awQVe3sbpYu3vDNrPlA+iBtKouIS4rtO3QUlEWtMLN1QVGmzkO+UAGP6eTZy/ry/OiZ&#10;i7GOATXw/9H/xOOl93i4+0Ek6pbk8ucRcecu+FZvIB7QimnAnL2gvIcPLF2nnU+BiEhIqDxr0Qqw&#10;VlO0hwdNYbNo+tRARVw2fe7Sq5Iritr9+w3adBZt40LUHFCwKAIk0aLaCc0ngsvkaBRp0ihTJZol&#10;nmA6qWLGW5pYBS+0DEWDhE4mhIM6+WgHxE2fvxTupmXqHyBHxydvad29P9ZsKHzHSBMvkBz/h0el&#10;mnDuys0cyY1hGOa95uK1sByvanXFM0uaVE3uGoQC5gMtu/WDqLjUrZKbLDEjZ8jMRcvB3qcKTRuH&#10;wkbRI5bNbljG06eNVoDNsBwug+WyJZan1K9F6UCG0R35UCsgPQdFwRVRIy0jocT11AmoVov2kJCW&#10;WSjtUrZy/dYHNMk4Rao0i6PCORBUroEo1AEwdfYCiE5IrSy5ytZu3Q3lUWdIj2gmOyUeo6Z6fSC9&#10;klzeDeu37wd5WSewpDCbHuRL7dhOwXVg3tot+slsDcnOz6+XlJoB+w8dgWMnjuv/QHxSereRYyeD&#10;pb0aLPHEKNG0r0jACyIM0xYRn5/2Oy6zpAmKqEmAakcVHMGnam34fv4iuJuSTr1X9a/uI27Hpsz8&#10;9POvwM6riniQLCY1wpNv7hEM9Bq/z8Z/BfdzHmyX3BmGYf5WJKRnDvv8q2/ACoWOykQl9SnB8pze&#10;pljWzR/oPVMRsXFiRlIdVM4mJafnzZy/HIOnhtrpU9Fo4nIlCpoZla9uQcLE9LGifwtFsPQdDct0&#10;Sy8s7+2cYcSXEyEqNr67lLTs2LETcPDQMUi/nwdpOc/FS5iNWbpp5692gTVB5RGI2oBRKYkzBlcq&#10;1IQNqE+SW+kg5/nzgMu3E6BWmx5SjYGaOXVRIZ4wjNrM8KRY4EmhIRo2rj5Qq3kH+GHeErh6I+yZ&#10;lMzvIvvJswU3ou/mTpm9CCrVbw5W1FTq4A0ql0Cs9WDESJEqHgOdRHquOnTkBLgWfnt+LkAZKQmG&#10;YRgGIQG8FhE1b/j4iRgZ0lscMUIT0Rr1KaFAQ9u5hiLHwDpNRDPs1duxudlPnn8sJfG7uBh689mU&#10;2fOhbqsOYO0VCOYO7hhxeoCFswbFG8VY14OWnolSS6OdLzRo2wuuRCZAzuPHHlIyfy5RUVEVN+7Y&#10;C5VRgMxRcMRbFDCCFCG0oySM+KlyQ1UX3zEatKNeTyiUFFpTs6v4Y9JvrKmIh7hYs6Bw+9PPJ0F2&#10;dqHo/ZqWnfdBpz4DMA0PXC+F57Q/qn2g8JEQy6mHK3UAIiNhlk6YzE77XFOF3+39akC9tp1h1tJV&#10;cOPO3X1ZBU9/UxdkhmEYRkt2waP6EdEJ+xat3ghNO/QEGw1GjChe1BdFO66dnmHid4ocsbym547U&#10;v0OMyaRnkmS0nsptKstRTzr0GgBJmdkfUfo5+Y+3DR3/tXbICrUWUtnuQuU8tSrSYz7UDNINep5J&#10;+oDpilfK0X4xABOtkLhevACFtkN/BUbIVu4+UKVhM1i3fSdk5D3oKP7M7wVrE+bHLlyaHlivOchs&#10;PPAA6TljAP7pINEFt0GrznDw8KknOXmFE6VNTBKXmrXt27mLoYIHhe80XodOJhp9CpHFP2inhu59&#10;h0BCYqoQyoJHz+t/+OlIXI5CSWNg8M/SC02+nb8EMh48mZf35Nm0x7/80l/sgGEYhinVPP35nz1z&#10;njybl/Pkl3nT5i+FMm7ad0oKIUOh++DjT+F+/oPe5JuYnHmox8fDhBgKraBATARbKHwYVNGr0cup&#10;feGruQvhXlb+NrGDl5D/8EmXPQePPGnUrguYOboLoaWgTbyhzF4t3lly5MS56aR30iavB4XbB06e&#10;BXvvSqAQbx3ChOldkhg9jv962v9KbrKsrCyro6fPgVfVOuKdfebij6OYYoRHL9ykcNzVNxhu3b5z&#10;k/zzfv45aP2OfRjCYy2B/jDVJqRaQkVNEMxYsOyoSBi5ePMmaKrWwzTx5ND4F0xPU6U2XLt5+600&#10;0TIMwzDvhpvhd2K9KtfRv87GzFUDXlVqwsWrofrnidMXLTlSQR0gHtfptII6/Jg5e8Kyzdsg79HP&#10;weQXl5R6Ux1YXUx8IyJQahZ28gQL1CNZeWfwqlwXjp6jSROyrETCyOTpc8TzV5p6T2btAmbuXmDn&#10;EwC7jx6HffteY1a2kIwMS+rRZIbCqECBIkFT2LtD9/6f6P9ATHKy+4TpMzHacwOFiAy1ak++ZniQ&#10;NMDTHAVTZeMKn4wap9/u0o3IRgNGjMHolMLkQNxeGzI7+ATD2cvX/iW5ydZv3/epR+X6QiApbKcw&#10;28bDHw4cO/tfyYVhGIb5C3Pg2MX/2HlW1bYson5QXxJNlXqwZvOuYZKL7Py1sH95BFRDQaWJbUgo&#10;UWdQLD/6bDycv3ZTPxRw8NhJ2glwaIy8gz+YkVEEilpDIySsaPKb8nYw/ttpcDclRzy7fPKvf6m7&#10;fPQpahjqEQomjfWU2brADwuXwo0bL0TVJGm5+eDshwdvg8qMAkjP+pwDqqMih+i76q7asBMsxIEE&#10;gblTAEydvxwePvy1vLS6GKnZhUf6Dx0F9E5cK+pCTD1j8aQ4eFeGleu33JLcZBl5he37DxkpagYq&#10;+sP0rBF9qzdpDaevXNd3T2YYhmH++ly6Hr61Rss2oHDDoIk6XtJzR1s19Bv6OcRnZHcgHwBQzV6y&#10;5ryNX3WMKjFwcg8EFRkKXD/UlaS0LP3sasbgtvKpC1eBEkWWhjBaOXvB6g3b9MHb8dOXC5y8q4Cl&#10;SxAo7fxQo7zA0SsAcvIe5ksupgkJybAcPHoSKKwpoqRmT0+MENUwdsqL1zAnZ2YGfzBwKChs3VD4&#10;AkVvVu0DW2o/RsVHMaR2Z6UrLsewmaJOehk8hdAkuut27oPU/Hz9uJfz16PivKs3QHGktmPJ7D0g&#10;uG4zCA2/e05yYxiGYd5DwqLvngus2wA1x03ohMo5QIibe6U6GDlGZkhusvv5+ZXWbdv1v85B1cHM&#10;HSNImqRGdOKhoSjU6ROjQ3s16g6uo4gS06LOQqKTUQVn6NJnIKSn57aTkpNNmDYTgz7chsbk0yND&#10;DNIGjPgCI8obJUeUREhIiGrt1n1iJgOZrbs+ERpL02fYZ5Ceez9LchVcD4/+bOlPm6ZsP3AElqFa&#10;r9i0E3bsP1H446rNn4VHxn8muemJir17ZNDIL8T8sCoKp2mOPvdgFFsNVPQKgpk/roS03II2kjvD&#10;MAzzN6Dg0bM2c5atgYrUi9YRdYdm6qHnmI4+UAbFbtCwcRAVnXBEctdzAzVo4dKfPtt9+Ox/l63b&#10;BovXboUt+4/Dmq17Z1yJvPVZ8q+/WkiussTMnJP9h44WokgzAYl+Mi40Hj8AFq3fDCEYwUqur8d0&#10;AEVmfuEXQ8ZMgvJuJGrUZEohMg1AxRAZI0AlRn6NWnXQR5upqVmV5/64CnxrNgJ1tbpQ3sMPzBzc&#10;QC5mzKGHrBhl0uw3GIHKcVsHb5qW7hu4lZC0TEqCYRiGYWR37qWsGjP1OzGGksZriskKqOWSAiwH&#10;L9QQNahQ5Mqrg8Cjcl0Irt0Y5ixaVmSmnhYdu4PSxhU1CCNPW2qtpPGfNIrCDyq6+cLHw0dDenb2&#10;Bsn97XDx5m2w966MQknPMFE0Mdqs26KjXigT8AAnYzirsnFHYcU/RX8GhbXb4FFw/U7cs7zHT5dL&#10;rgzDMAzzxhQ+/sfEa9Hxz3p9ipGhNCZTjKm3dYfPJ01FoUzQC2Xjtl3EHN7UwZTeWmWtCYDzN8L0&#10;mvWHEHIzHOzpdVpCBNHwAOq36KLfKSn5hGmz8IDpHZIB2j9g5wNT5vz4xx4YwzAM87di+oKlKH40&#10;rzdNRIBCae0OYydPKyKUDdp2BTH/LGmRgzfYegfB+at/sFBeQiV+U6GkqPMbFkqGYRjmLaIXSift&#10;Oy1fKpTidYx/slDaegdrhdLOu5hQUtPrxG+1QikmH0Clp4P8moWSYRiGeYtMX/gjCiWNg6SI0t+k&#10;UDZuTREl+ojZff4koaSmVxZKhmEY5l1TaoWSI0qGYRimNFCqhbKkZ5QslAzDMMyfQekXSgeMJlko&#10;GYZhmHcER5QMwzAMUwL8jJJhGIZhSqDUCiX3emUYhmFKAxxRMgzDMEwJ8DNKhmEYhimB0i+U3OuV&#10;YRiGeYdwRMkwDMMwJcDPKBmGYRimBEqtUHKvV4ZhGKY0wBElwzAMw5QAP6NkGIZhmBIo/ULJvV4Z&#10;hmGYdwgLJcMwDMOUAD+jZBiGYZgSKLVCyb1eGYZhmNIACyXDMAzDlEDpf0bJvV4ZhmGYdwhHlAzD&#10;MAxTAiyUDMMwDFMCpbrplYWSYRiGedeU/meUPI6SYRiGeYewUDIMwzBMCZR+oeRerwzDMMw7hJ9R&#10;MgzDMEwJlFqh5F6vDMMwTGmAI0qGYRiGKQF+RskwDMMwJVD6hZJ7vTIMwzDvkNIvlI4+LJQMwzDM&#10;O4OfUTIMwzBMCbBQMgzDMEwJsFAyDMMwTAmwUDIMwzBMCXBnHoZhGIYpgdIvlDw8hGEYhnmHlH6h&#10;5AkHGIZhmHcIP6NkGIZhmBIotULJk6IzDMMwpYH3J6J0ZqFkGIZh3j5/2WeU0SiUE6ZphVLljEIp&#10;BFUD37BQMgzDMG+R6QuWolCqUWd8UCj9TAplg7YolBiskRYpHFgoGYZhmL8R0+ZRROkhHvG9LKJs&#10;2E4SShRS0q0/TCjzC59/cuRMCNRv0xksnDW4Mx9Q4kGJplV7X6jTvL1+p9T0+uWUH8QBq5x9Qe6I&#10;/g5e+OmNv/3AzMkfzPFgPYJqw0QU1Ju371yRNmUYhmGYYlyNvHNl/HezwL1ybSjjHgDmrqglbn6o&#10;PxqQOVI0iXqEuiK3doPPJ02FCMOm17adQS4iSvTHAE7u4APmzj7QuH0POH3xOiQmJpaXXN+cnLyH&#10;E4eN+QoU5Z3BzBGV2FaDO0DRc/SCgFqNYPmGzZB8P3u85P5Kch4/9rh0Ixz6DB4Gdt6VQG7vAXI8&#10;WFJ5hSsJrhdoqteDjTv3JUibMAzDMH9DtuzaH+9bvQ5Yunij7niJ54ty50AUQz+w9a0GfYZ+DhdC&#10;IyAlJ8dD2uS1WLFpB3jXrA8qBw/UHQ2Ye/pjAKcBRUUXGDFmIuQWPBgmuZZMcnKyxbHz18DczhsU&#10;jr6owt6gdPYEt0o14U58+jPJTRaTcG9Y30HDwdzBEyww7DV3xbAXI00ZiqmMtsNoUomqT82uCls1&#10;2PlUhlEYEt9KTL4rJSE4ePIMaKo1QgHGbUnxnWh7D1BXrQXb9hy4JrkxDMMw7zF7Dh696lO1Nigx&#10;iKIokR7tyVGHfGrUhwMnz0JcHJhLrrKYtIy7o6dOhwoa1B1bV1CiDqko8LLHyBGDLjnqD4mqGQZi&#10;ZiiElqhhPQZ8AtejYvRCeCcxI8uzSh3UKDWo3FGESbNQe/adOAtZWVlWkptpsgseb3APqAFKG0/c&#10;iS+aN9j5V4Fj5y4WSi6ydTt3ozCiOLoE4p/yxVDYBzr1+xhWb9mZcichKSWr4HFiZt6DlLNXrqVM&#10;mTkPfKrXx/TcRDux0skfD9wPyrv5wor1WwBRUpop+fnNv1+8DGw8AjGCxT9p5wUqRw3WHirBxt17&#10;8CTF6U8SwzAM836wce8BDKSCQemCQRIGWgpHbyjjGgDfzlsEidnZLcgnI6PQeeXGbUIYFag9MnsS&#10;Ui8USHfwqlwTps2aD2cvXElJy8hNySt4khgZHZ+yetP2lG4Dh0AFr2DRV4aEsBwGdOu37tY/Kjx+&#10;9mqBW2BN1KQA1CdvMEONcvQOgPt5hSU/w9wcEmLZumtfIZQqStzFHyzsPGDRyvW/Si6ymMQ08Kpa&#10;H8UMhRR3oELlLuMWCP51mkCTjr3As0pdKIci22/wZ/Dw2T9r0TbTp09XnLkSCuXcpT9JzbkoiEpU&#10;88nfzdQf1O2k9G4jJ04DmTXWKhz88M9hyG3rDm27fwgpabmbJTeGYRjmL0xKeu6mDj0HgoqaVh28&#10;QY5aI7N2g+HjvoHYpIzukpvs29mLQCWeMaJuoK7IMUo0d/GBfcfPQ87D5wHk849ff3XpP3yMWO4W&#10;VAcatOkBleo0hbKuPqAg8cUo08zZC9z8K8Htuwl6vVm2YduvZVxRi1CTlKg1Mht3aNGpJ+zdu7fk&#10;iJKIS0tTd/zgIzH2hFRY5uKOIbArdP9wiH4HN27csNp59DjYa6qDCg9e5kS+9IepVkAChyLo5AXW&#10;bl6w68CRKGkz2f7j56AsRpMKGtOCNQeqFdAJ8EbhvRoedZR87j97ZrMcaw/l3f1FxyHxsNbWE5q0&#10;7Qo5BU+mioQYhmGYvyQFT3/5smnHD0TrIjWTyhw1omVy6brN1MooWg9vRMce8a9VH8ztPUFOekFC&#10;ivpSzs0H9hw6pteinXsP3bRTB4AldS51QiPBc9AKKwVaKhoS4hkIuw6dgLSCAidpM1nPQSNQINXC&#10;V4ECq3Lxgra9+sHCbdvKSi6vR0RsArgGVgG51LNI7oDihzu29akOS37aRtFiHclVlpaWVvHMtbAh&#10;m/Yennj2auS/Fq3eMCQ0InqItFp2v+CZ9+4jp8HandQbD8yBQmcUSoxahVhi1Dpo5HhIy8w+TP7J&#10;mdkftOs7APeNJ4namtGvoocfLFu3seSQmGEYhinVrNqwFezUgWAuhBINA612vT6ElPs5vWl9VlbB&#10;3kGjJmAkqEEBo6AKjfqwoGYonVFUPXxhBwZqGFT5iASRiIjYIUuWrRsyfe6iIUvWbRhy5vK1IWlp&#10;TypKqwWL1637r2NgZdQbF63uYKSptHUFV99AiIyO/f3aEhp+698NWnUCC0cMYakrrjOqu503/gl/&#10;sHAPxMhPA+U9/MEaldtBUxls1EEYEQaBJfopnbSRo6g5UMQpOu3Qn5Z+4zoFKnuPD4dC4r00IZS5&#10;hYWN+346EsUZRZWeWdL+6BPNDNXfzJnMV9QWzPFEWuLJLuPqC26BNaBu8w4wfspMOHb2MlwJixmX&#10;nJFdX/wJhmEY5q2SkV1Q/9yVG+NOXLj8nzFfz4A6LTqCk181KO/mD2ZYtltg+W+BZbUFltmkBQo0&#10;ObVCYlkuF7O3+WG57gV9B38G2QWPRFmdnJlzqNvHw3G5gV6QYKIpcFslmooiRir/SQdQP6wwIrT3&#10;rQQOflXA2rsSWLqi/rgGoEYFCDEWQ0MwPXNn2kYDtZu3gSs3o/74wIs62ITdir++YOUa6NJ/EFRq&#10;1ALU1RqAc5UGoHILRLWmP4knRPqD2loB/hbLteKpsPMEc/y0dtXA3MXLRNMrcS8lc/WRk2fgWuRt&#10;iE5KvZySlXs+78GT+YWPf26UVfDweHRC8vmLV67/a8fuvTBl1hxo26MveFWvBxVQoM1cUchFBIz7&#10;s8dPe+1FIYGn6Y5U9m4wbOwkuHrz9prHj//1Rt2LGYZh/m7k5OR43Iy+u3P0pCkogCg0TjShDPVh&#10;QaHTiR0KFwUxSgc1VFT7YnlcF6PEPjBp+vewZc8+uHwzHKITU84nZ+Sdz338fGXO4+cHUnIfnI9O&#10;zjh/Oez248Mnz0N8cvpkaZey+cs3HLHGqNMMgynqzyJEEvdJkwZoDTWEBJdaJyVdMXP1A5dKdUFd&#10;pQ4ENGwKHfsOgLnLVkJEbMLDjKdPraWk3w0omOX2HTkFtm5+2vdUYqRJ0aISaxAKFEFNjXowdur3&#10;EBaT9Iu0SYnsO3Jy8AcDh0Cles3B2isIZDauICvvjOYIsooYMpd3ArmNG5RXB4B3zcbQqe9A+GHx&#10;Erhw/QYkpaffiosrLCclpScq8V7BkDGTwE5TBY+RxBMvKo3frOgB5vhp510ZVm/ZBZlPn2qkTRiG&#10;Yf6W5BY+brdm41Zw9g0WQwBVNFzDWpoqDoXQ3jsIPvn8CwiLji6QNtFD5W98Zm7I6euRMGPpGuj+&#10;8QgIqNMMymJUKK+IZXkFJyx3HbAct8fvjlgee0BFr0AIbNAEug8cBFv27RssJVUit+7GF4yZ9M3/&#10;BtZuAkoaEkItjhQ5WnuAmZMGrD0DYOueI5CT88Bf2uTdkJaWq/7ymxmo+NQkSs8cvUQXX1tNMGzY&#10;fTA2P/9X/UPRoyfPPe7Qqx9YYngst3cXoa8lhsutu/aBhMTkk5KbbNaPKzDic8caBD1kpciTOvPg&#10;dxofQyJMzbV2uIxOCEWM4iEvCjQ96KWoFWscopOQE0aqWKtRuXlhlOkLg7/4EsJu3dUPcfn1118t&#10;9h45vapuq46iDVzblOwHZo7+Yoq+VZu2wi+//OIouTMMw7z3rN6+HewCqoCCxsCjsCmcA0TwU71h&#10;G9iN5aVhmR4Rl1A4fNI3QpCoGZTKYLkbBh9CC6Sym8Y2UplMv6kZlb7rTHrspi2vqdymSW08wczO&#10;BWb9uFzfJHo3Oe1kh559oSwGYmb23mCB6ZfHyLVZh55w5Mz5J5KbjDoBbTpwLMbGMxCUtm4gt/MQ&#10;gRqNo/xi8nSgTqqS65/HsfPn1R9++jmKC50Q/JOizVgNNPee5CK7cCOyZvPO3UWXW+GHJ5zCc5Wj&#10;F3gGV4djx8/ESq6yc1dCO3Xt9zHIrV1EG7YQRBJDIYi+oo1ZiZFqGbwYvYd8DtciYv8jbWqSu2kZ&#10;D39ctx5qNmmBJw33XxHFF9MlUSQRHvft95Cfn6+/6Ou374WK6iDcN11AFHMU2vKaQNh9JgTuZhVe&#10;iE3PunD3fq6B0W+dGS7PvZBQzLJKNLFdloHR7xLsTdM39DWVXjEzOhbD7V9lxdIyZb8jfWMrljbZ&#10;H52+kZna7nXNVHqGZmqbNzFTaRqaqW3exEylaWimtnkTM5WmoZna5k3MVJqGZmqbNzFTaRqaqW1e&#10;10ylZ2wJ9/Pw8yWWlnUhNvn+hUQs3/adCgFrTWVtZGZH4xO9oJyLN6zcvA2yHzz3k4pJ2dSZ80GF&#10;IkSPt6g5VIUiZ26vgap1W8CPKzdCxJ176yVXk9xKSIZegz+DMq7UqkcdNamslwRTmEZMHKBE0ez0&#10;4WA4eiaks7Sp7NDpC5E0e5uKynEUWqUz6QkN/VBDg3ad4ey1MDEUkZixGIXWDgMsETyhWbtBt48+&#10;hQMnLnpKLn88ycnZ7gOHjxbNoKKjDT0HRDEc+eXXUFj4zJd8MjIyLC9fDoVVa7YsOnjk9Ji0tBx9&#10;D1gd127Hth7zDc2uUBlU1AyKNQUVpkfPFkVPKEyXZlegdUq8eDSlnrSpLPTWneE9PhoC5jSJAUWE&#10;KMA0MxCNmbHCE9iiQ3e4cj3svOQuO3L+Ctj7Vce0AvFikFj6io5HOw6c+FlykYVE3vnZq2o9MdMQ&#10;TbagwuhY5YQ3DV4YGqZCtSZheCGLmOE6o/XU/Kykdnvpu0l/o22KmSl/AyuSvon1JtM0MDF3b0lm&#10;wsfcwEylWcTI5yWmTZ9uejzfZFhRMemjM8lXb+hfZP0bmW77F6bd/x9vuuM3tY7GJZte/vpW5By9&#10;dD94n5tYVpKRv6EVT7/otSsxfbFdcX+T6evMhL92Hf42ZUb+xlYkX77M33C9sZnyNzDj9HX3HuUb&#10;M+n7m1iR9KW0i5jkV2Qb/XIqx0wZlod0z4lzrQELZwxkKteBM9cjkqWiUbZ+x+4we69A3C8KG5XR&#10;WFbbeFeC/acv6cvkk2dDZrVs3xPKoHhqh124YxnuhmmjEFZ0ha59PobQiFvDJXfZF5OnoiCrxaxu&#10;2tZCFE78Tf9DRKUo2jL8Xd7TH0ZMmAKXI2+3kTbVE596f+TBE2fHbN62Y/uVq6H64Kew8EnjzydP&#10;AxVur+1EiulVcIXeH38Gd++m/PH9UqJyc8t89d0ssMSIix7cioPAELdlzwEQm5ELZ0PD4cd1m2D4&#10;xG+gVa9+EFCvGdj4VkHRoRNMNQftdkqqUYgTItVePALgo1Fj4frtmIMZD/5RY9q8peIhLjWz0mw+&#10;NI6yzycj9RclLj19+IjJUzCsxouCoqZ0QGFF0xZ2XlCnVXu4cO3GCfJNznlaY+xUPGY3vCB4w1DY&#10;TzURCxdPWLDyJ8h//Fg/gS7DMAzzAgx+fH5cuwEssbymSJKG65HAlsMyfOzX0yHjwdMa5HfhRsSJ&#10;eq07CXES4ojlvGhixUBGjsI5dNxXcCfxnl4oe2NkKbelx2qoDTSCAreZOGMOJGbmNIxJvJc8ZNSX&#10;UBaXqVAzKMKkIEhu6wHm+F20Elq7ikd4tj6Vwa9GA2jRpTd8NnEqLNuwHc7diIDbqEfNevQTb7Iy&#10;w2MWwwxdvGD81BlAOiYdxtsno7DQec3W3VAWRY+GZyjxwCmSo9oIRX/0SQdE0ZqCDo6mt3P0B0eM&#10;5Bp16Amjv/oOtu47ApfDboWl3s9eISX7UlZu3orhvxeoMB05nkw6WRZOHjBywjeQlJ4zR3KTJeXk&#10;9N564HBBsy7doawHHge9dsXGDbehoSwBeKxUEwrQHiOKsjXWUH5YsgzuZeX2k5KQrdiweZ97cHX8&#10;D1gDw6hTidsJAcaLTQ+IKbJ9qZHwlmSYDjXpFt+WZrwnM17+lo32/zKj4zO1jaG9qf+b2h+d/qvM&#10;cP/GZvK6/ZlmfDymfEqyt7z9q8xkGn+g6fLXy8zUNoZmvL0pn99jhmm/i3tb7JNa5rTDMgxN+2yQ&#10;TNtyRwEJTUuqfcuTLzgHVodtB49n5f78sz2VkRm5Bf1+XPUT2HkGgMLGVQgnTWVKwYol/j/RJIpB&#10;CjWFlvMMhHodu8O2IycepeQ8EGMjiZT7OQc+n/QtWJHYOaPo0vBB/F7W1QtWbNikD4ReRlpu7sVz&#10;10PDNu/dD19MmQHNu/YGZ7+qKNp+KKCeYgYfS9EsrI2WtUIdgAGaH4oxng/UEis87pWbdwFNiycl&#10;+3aJTUtzio5L/Kf080/jenjsgG4DBmvFzwVPMIkZhtL0rFOJ0WxFrLH0HjgKbt5KgsV791rdyMqy&#10;ioqKMpM2LwJNdrt37w2rm7fioHWXD8HM2l2Mw6QTK2o3WGOpiBd57op1kPP4lz7SZgzDMO89C5f9&#10;BDZuGCBgxEZRIM27KrdTgxmWvW179IdLYbfF9G5UjtK0pNJmegBAReUvlcNXI+5Av+EjobwbltMV&#10;XcACAyyaYk48i6Rhgfi7e7/BEB6bOEDa/E/jTnTC44KCx/uln+8nsffueV+5EQV9PxkOTt4YMTq4&#10;YaToKcJ3MV8f1lDoIbGu/V2BEaXMnpZrmwHEw11q/0ZRNEMfz6p14ZuZ8yAyLmEaXmiTAsswDPN3&#10;ActBeWxS6rQpsxeAunJNLCc9xfNLKluplUGO5akcI1Can5XmXhXPGB19gPqLUJQqJhSwcUdftXiH&#10;sbNPJeiFwc718FtA5be0G4ZhGIZhGIZhGIZhGIZhGIZhGIZhGObvRt6z/1c788GTzjkPnnd+/vxX&#10;O2kxwzAM8zspePZvbypfMx886Fz45Ek1aTFT2riXkVH95q07s7fs3QcfDPoUNJXrgI3aD6xcPcHM&#10;yQPMnWmgqa8YO0OmtNNAGSdvcPSrBi269oWVm3dD6J34b2nYi5QkwzAMI0FlY1jM3cWrtu6A1t37&#10;gpN3ZSjjoAEzWyxjnWn8pUaMTVfQpAAOarDA3zQnq1e1+lgmD4ONu/bBlRuRQ1Pv59WWkmT+DNKz&#10;8if9tG03tOjUXbyaS2HtAuYuGvEGEKVroHb2BfcAYfSuTOrCrHIJAnO3IDBDk4upkqiLM33SBO1q&#10;sNNUgk9GjYWI6GjxLkyGYZi/M2EREYuGfj4Byrv7YPnqCfSSCTFRur23KGPFhCyuQWj06S8+aTkN&#10;C6EZ1+iTJmuhIXhyW3eo6ErTinaDbbv3QXJmlv5VWsxbBACU0WkZkT0+GYYRohpUjhqQ2eDFI6Np&#10;7jBypDkCaQKCMniR1BhZNm7XA3oPHg3DJnwLw776DroNGg41mraFCm4UXarFGB8ZvXGEZqXA7cww&#10;TXNrV+jRZxBcunxzlLRrhmGYvw3Xo6NHdun/sRibLqdpRymYwCiRJmOxFGWnB5Tz9INKDVqIMnXE&#10;xKnw2ZdToP+QL6BV5z7gVak2VHAPFJMLyO3csVzGMpreP0wvTbbzgrJqDGas3aBTv08gPjMLi3ZQ&#10;Srt+P8jL+9lhzsIlMG7S1P9btWH7L9du3vkl/+E/rkmr/zCiYuN7Dxn9JVg44gl3ptoMXSwNWNLk&#10;vXjRajdpB2vW74a4pByIAzCXNiuRuDgwv5uYAd9Mmwt26iBQYS2JZqCgyXjN3PygvFcAbD5w7FfJ&#10;nWEY5r1n54ET/3bxqYRC5iqmpaO3e9Arqmy8AmHM1zMgOikDqOyU3EuEyuLo5BRYs3U71GvRFszs&#10;3VB8PUGO5SxFpjS1njkGLB8OGQnhsUn6Ke7+KB49f17v2s3wXzZs3v7LpK+//X/zFyyhCdT/mNco&#10;btmzH8phRGeJNQxzeh0LRnSWGG5bYK3D3qca1GvdBT4d9zUsX78DToTcTI2IS0lNz3mQKm3+xly8&#10;FlpQtV4zMLfDGg2eYJr9gd55VsHFD6bNXgAJqRnbJVdBclbOkKu37qRu3HcQhk/4Cjr3HwRNOvSA&#10;lp17w4eDR8LCFesh5GZEKtZi9C92jkvJWjJqwjSwcvXF6BJNvC1b1yxLkap233pDkS5iNAvQa5mP&#10;1opsj+nRS6R160xZEf+STDq2Ymngf3ipkb9hGiVtL/nq/Wl/uN5wW1Mm0pDOnUkzTh+/i21xne4/&#10;FUnPcFs0uk5FDH1KsiLb02/KvC8zWm9kxdJ7hRn7G5upbYrYy46F3rKD5/aVaRltr/PVnV/D7Y3P&#10;pbguuu1fZbi9qfSLnG8jM762r7JiadAy3XG+xIpsr7undWa4PX038NUdv+H2xlYsPWMjH4O09elT&#10;uqb8jcx4f6+yYmnQMp3RuTAycd28MEjQCFM6+AoTk5RjWUvBydCxX8HdtMxNUnEpCA2LSF24bCX0&#10;/3QktOneCxq37Qhd+w6EURO+hvXb9/zfJVyfUfh4puQuSEzN2PbtnPniXb9i9h5RpvuK1sHKDZrD&#10;+es3/iG5vjFZ+Q9DI+ISUk+EhKau2rLz188mfivKfafA6mLKPCWdC9yf0t4X9coXyqBmbd577JXz&#10;yv5mEjIzO9du2QFkFZ1BhTUNc/cArajgRaJ3RprRJLd4kmlSdGoWpZc50yuDaMb5CppK4FGlHrTq&#10;1gdmLloKYTHxB6VkTbJx977hXlVrgxLTkdtRoeAFKgcP6NbvY7gcGi1mqyfuZmb3+mHxCvCuXg8U&#10;dq7i7dsKvMA0RZ2ZSyAek7btnF7wrH3TiRpsvANh4ep1cP/B475SMrJZeEwWuK2lawCYuwaKV7+Y&#10;ueF/wotqhuIsjCYLNmHmVDt6idHrurSGvvo06NPAdOmbMqN9vdwk32JpGB6DsRmnUdL2tM7QF9fp&#10;9lmSFUvP2IzSF0bLA7RWLL1XmLG/sRXbRrd/U2bC/5XpGZmxv7GZ2qaIvexY6NzgeXplWgbb0/2o&#10;96dt32T7Vxn6mkq/WHo6M9r365huO73Rb+PjMLAix2O8rfH25GPoj+uNz4+xFUvP2MhHSlukrzNc&#10;J87NK8xwX69jxdKQ/hu1lBmZeKUWrlMJH7qXsNzDTyr7LHBbcycv+G7BUsj7+WcHKh/v5z/ou2Ld&#10;ZqiIZaIFlfl22g485rg9zZVtgVGimDIUdYGiUAVu7169Lny/ZCWk5RX2EoUsci0spv4HHw0HFT27&#10;xHJZgdvSvryr1YRNO/eMkNxMcjvp3tF5K1ZD254fYnlfF2y9q4AVCSFWzOi1ZWK+bqqEoCjSiyyE&#10;NuHx0WToMtIQNFl5V6jVrA2Jv/49l2+dp0/Bev2OPaCyccKTiTUCPNkkSDSDfEWfYDzpKGbOeAIp&#10;bKd1dLB48sWzQPoUB08H7S16o9I7Jn1rNoFZS9fmR9y9N0XajezW3eRevT4eDnJrd6x14MlEs0LR&#10;HfLZeMjOzl0pucnW7NwPZdX0QDkQaM5BkTYaXbAKan/4eNRYOHMtAsW5v/aZJJ5MGV5QanuX27rA&#10;l9Nnw5MnT8Rbr2OT0qpu3LELvp+7EH6Ytwi+n7cYZqBNn6v91Bn9LmIG60yZ2N54mze070owWl9S&#10;+qaOydBMpakz3fa6c0FmnP6rrFialIaR6dI2TP97yei/Gf4/4TPfwOYu+l1muG9TZmobQ3uV//eS&#10;GS//Du8x42VkxukZmjhfRv4lpa8z43Uv26aY0baG59rY8Hh+e/q4PZrx/WHKdL66e+UHyYqdH0Nf&#10;yUylZ2zG2+juPePlpqxIOnQMBjZj3o8mj093XxumQ2boS2aYtkkjH8mKpSXW43k2uF66dCk/izyt&#10;X7YEbSn+XgrfzfkRvp29ANZu3QUojvqXQnz1wwIUGg/RoqfEaJMiQbmNGpp3+xBOhN6Ej8eMxzIX&#10;y1YMROi9wCI4QRGk75bqQFi2ZZc+gku/n7P+08/HgpkjBjUkZOhLnSq7DfgEbt1N1ItqdELaN3NR&#10;G6rWa4HC6i70gkRedBKi56dY2aBWQAUeE7VimIt0PDFdeouJN5T3ChaBj1IIpbf2TSp2brBh604g&#10;LZN288ewZs0Wt1pNW4PM1k3UBijSM3fyhE37j0Lm46fDzt0MH7Z1/5FhJ0Ku5i5atwkGjBwLNVt1&#10;AIeAymDhhrUZVw1YelBNgtRe28xJJ8sKayodP/wYbsYlHb92KwFsvSqjuNEkvFTj8Qevqg1g865D&#10;+iaAdTt3gS2955JOHPrQ+yjpXZQWeEzl3b1h+4Ej+gtzJTxmRsue/cXJJLGkSXwpIvaqVg/uxMbn&#10;Sm4MwzCMEbfjE7N9a9YT4kO9W0mc5PYe0L7Hh3DlZuQMyU22/9hpsMGy3cxJGlVAj7OwrKVesRXV&#10;AbBq0zZ9mbxt9+GNNIREZuspRIxaJW01wXA+NBLCYhIPdv9wEJSlzkOieZhe5kyv5SIx1ICVgxrK&#10;4nI77yCo2qQ19Bs+Ghav3QQnLl3P27r/+LCrd2KGpT94PGzL0TNQ1oOEHUXdAXUCI9cqjVvCsp9+&#10;cpcO44/jXlaW29J1G0GFJ4ravlV4IhQYRrfHcFhyKZGU7IINm3YfhDa9+uOfoG7GeDIxIqRaBb2Y&#10;s6xHELTpMxRDeXpZs9RbCpdXa9wWzl4J1wvluG+/E+8fo/eZyZzQ6A0hVKPA2g6d4P5DRkJswr1O&#10;5Jvz6PmQafOXYfokktoLTe9o867REG7F3/uPSBDZfeDo/7Zo3w1adOiO1hVatEfrgL879pCsp8Gn&#10;znpAS0PDbVvicp0V9TXy74Bp0b5M+unMwF9sU3L6RX0Nj9u0GaZlykryb9WBlr299LXLDI5fmGnf&#10;otug0XkxOjdkprYxNGP/ks342Er+78WunbCiPiWl/6pzS/eO8TbG6Ruase8r0zfy11rRYzb0N/Zt&#10;Ie6/oj5Frai/1l6Wtqn0317e+XPSL2rN0Z/M0M/Qim9D+3nx+1XbvFjeQ78vQ9MeL12jXsKveXtc&#10;3q4rtETbd/CI/pnhnbj4RL8adcW7JsWbQqj8xADlm1mLIOvhs9Hkk5Sa2eqjoaPFGEt6BaKChuE5&#10;e6FpgyHqA/LFxCl6jQi5HrmRHuOJFzzboWHQZOnuD236oUBSz1gHFGMR1GBaGFyZu2mgSdcPYMOu&#10;A5CSmb9KSqZEumCESu8mluNxk84o7d1h7rLVkJyc/ccLJRGXnC66B9MDZBk9lMYTUxH/5LEzF59K&#10;LrKzF6580v+jYTDmy29h6859cPpcyJ64uHufS6sF9zLzDo+fPgesPIJFcyk9oKfXYokmVHoAK5pq&#10;UUgxfXtNVViyauteaVNZRMzdwlpN24CFM14QOw9tbQfD7oqeAdDhg/5w7vKNJMlVdv5a+IyWPSii&#10;pBMfhMeNn9buMHDEGMh5/LwB+aTnPlo56IsJ4v2W9LBZnFjqFk1NDHgsImrVGR7f65p4rRca/Rft&#10;y1HRHDGilYy+G29TxAx8TZk4R1L6um0M1xdJy4TRA3VFCSbOP9UgdYbL3uRciE4ndC1fZs64Ho1a&#10;A4qYlL6hr/ae0PrrTbeejo1M99t4+cvWG1mx4/idphLnqKiJ45CO33jdm5rJ9A3PD5nRejJT25ky&#10;VQn2u9NHH/J7mb1++qbvvdfJO0XypYHReuNlxcwoPWPTpa/z1+YFPF40ylviPiCTlut/Gyw3zIuG&#10;adO+denrjdIwMtqvyMdkKDxFDMs2ylPaPE6ChPshMbR1g48/nwCpudrHXBkZYDlk9DhQ2LiACgMY&#10;kbaDFzTt3AtOX7upjyivhobnde41EGw9AzGKU6OfG6icPUW5XKNRa7h8I7JQcpUtXrFmo5NfFTw+&#10;LF/xGGXUqYjGajp4vDgu/G6B2385bSbE3ss4Im0quJOS8vnFq5E3Nu3YC+NQgPv2HwTXbkSMk1bL&#10;zl66+q9ybhgUUSsiBWMo3EF1mkFMfOprBXRvhZycHLtx33yHFwv/HEVo9t7i2WTHDz+Cwif/EFMZ&#10;UYeboWO+wouKf54uio0bmNl7gX+1hrBi7WbIynvQTCSGnA65dqVqw+YiSqWXMguhJIGh2giJG94U&#10;CqxhBNRpAWevhidKmwkS7iXvCbkauic0MnJPemH+j9JiPRcxlK+GF0mB+9a+0RsvMophg7ad4cTZ&#10;kPGSm+zQyQtQwQ2jWNw/vRxaRoNsXfCmoRuHLqauJ6AwjGTJnPBmEN8N1xkZRb3kpzO6gQzNkQx9&#10;dKZL+2Vm6KuzEtM38jWVpqGVNn9jw8xUxIzTK7LOxPUwtpK2F2kYmfHxGK83NFP7E81ABlZsGyMz&#10;Xm9opnyMj934fximLczUMRqakb8uHZ29Kn1DX2N7la/hMmNfw3Ul+Rjam/qbPB/GZuD/pun/bn9T&#10;x2NoRcstGQqWocmxTKYgQ+QTLGspepNheUdiVc7TFw4cf9Ez9FTI9fFN2ncFhZ1aW0aLjjPuUKN5&#10;Wzh35WYx8bl3P2N7SFjknnNYNidnZO2RFgtOXbsRGlS3CYopRnrURGuHx0MBiQh6PMVEMdQ5Kbh+&#10;czh56eoVaTNZOmrGmq07wb92Q9QKV1BZu4AFbmeB//OTz8bBjciYmpKrrFPfQUIzhJZgWvRcdfRX&#10;0yAn5/mfO5Xp5bAocA+uJZ4fakXNEypgiLzj0OEYyUV26UY4aKrVwZNBiq4VPRp2YWavhrrN2sL1&#10;sFvhkqvsUlhErKNvMP456i2LJ4z+JP5BYXjyqBcT1SJpWErr7v1h96GTR09dutEsOf1Bs8LCZ755&#10;j34Ovp2Q3GzvsVPN9hw7vW7EhMlYs/EV+6JhLBStmmGNycrdFz4YPAKuRd3RP6jete/4AZ9qjfFm&#10;ouNEkbRzxxvFH6YtWgFpBb+0kdwYhmHeO9JyH7X5fuFKKEvRO/VmpZELWFZ7VKoNJ0JC9SIYFR/f&#10;58NPhoMFiim1KCjsvPE7lv8V3KEiBhnDx34Duw6eXLf32LlmsQnpzfKe/bNW7tN/1EzOy2t27NJV&#10;LJfPHG3ZrQ+YoTjTYzYhklTekoiToehRhKlAEbf2DIILoeHPpF3LwmNiw2s3bye200abJIJ4nCju&#10;XlXrAAqy/jj3njgTU0EdAGZ4TCIwQn2i/iynL1/786JJHfHpeZ6ffjERlBimi67O1D0YayKN2nWB&#10;qJiEO5Kb7GpEVHr1Rq1wHYoV1VgwWqMQn6K6xm27Q0pKjgf5ZT140uynHftQ2NxRKPGk0QNeai6g&#10;bZzx5NBJpd8OtB80Ox+8UDRkxFtMPmAuDZCV2bmiP510DOFRvEVtydZTvGW7cfseGJFGFIgDQ9LS&#10;Cpx+2roH7H2qi+7RohsxhunmuN3gUeMgt+BJN8mVYRjmvSX3yc/dPh0zAQXQE5Q0VZ1rIChcgqC8&#10;ZyVYvWUvUFkpucouXo0saNm1N/pi8EHi6kp9RKisxu3ocZy1Gyhs3UW5XMbFG8xRF5TUWuhA0SiW&#10;4xTl6YISamYVTb9k3mLmnzJuPrBq807Iefi0Fe0v+/HjmS26fCACJqUTNaf6o0AGisCnUsPmcDU8&#10;Ml0cGHI7MeV28469tENYXGgEBqZrq4aBw7+AxIx8L8ntz2XjzgPeDVp1Et126eEu9V5V4MkJrt8M&#10;IuNT9M8ridiklMe9PhqCtZRaYOnoKSI96k485fu5epU/d/lm1+4DBwuxoyZP0fSKvjI8eTRuh9qZ&#10;6ZkoiSWNi9TWKtDoApEJIcWLh8dh5UHrXcGtUnWYNH0mRMbGfSntRhAek5DSsH1XoHlitc9BaBxR&#10;sBjf8+2cBZBaUNBPcmUYhnnvoTJv2oJFoulVCBgFJPQ8FAWqbstOEBmTVCQiwzL9y8nfzwT34Opi&#10;2jpzt0BQ0aM4ajmk8pjKa/0zUPytM5G2zrBc15XhGEzJbF2ga/+P4dL1SH2Q8s2MmVAey2lLZz8o&#10;g6YJrgV9UCduRMYW0ZjQuMSsSk3biMd9Kkc1ijimb+MOtZq2A9Iqye3dcOjkef/OvQeJ2oMQM2oi&#10;pQnIUaya9xwIYfH3QiVXPQCguJ+Xfy/i9h1Yve4nuHXr1glplezC5VDwq1pX9Iilic1p3KN4GEsi&#10;LAwvHHVRRnGj3zTpgblbgAjXZeUdUYTV0ANP9OHT5yCr8OEs3JdcSlpw+OSl/6tUtzmG/xpMH2tC&#10;KK70nNUSL7JP9Xpw7vJ1ePjw50DJnWEY5u8Dlpdnrl4H/5p1wYqaQemxF5aRNHEMDeT3rdkQ9h47&#10;+X+St4DK2Ly8xyNPnLkM3fsNxSgSA4+K7qLJk8pWehmFmboSRoBBGAlS2a1rJcRyXUSivqBU+2Nw&#10;4wua6rXgxIVLekEmbVi/YQuER0ZDVsGTvaQd0io916LiQlv1GYi6gzogNEI7FKQMakfLLn2ANEpy&#10;fbdkZz/wm79sNZ5YT9ETVjzro5OEJ8QSD9zGOwh6fDwclm/c/j8XbtzKy3rwbJ+0qUkiY+Jh+fqt&#10;MPn7edDn08+hU78h0Kxzb2jYvjt+fgBteg2AXoNHwsivpsPSn7bAyQsX4G5S0rqMjAzn5ORkCykZ&#10;QXJu7rhdx07/3LHfYChP87qSMNLx2XmLN46YY43H3rcyLN+wFXKeaLs6MwzD/J1JyMmxW75+M7gH&#10;VRPNqEoSNIwQqQOnJQqRpYsndPqwH+w6ePTnjOw8fadIIioKzOIKC50TswoeHL94HVau3w4TpsyG&#10;foNHQ4ce/aB5xx7QqE1HaNm5J3TuOxD6Dh0JY6Z9DwvWrIPrt+6U+Bwx9+GTvVfDI/LWbtn2P937&#10;fwIVUFzp7STUCVOBEbAKAzVLPFYrJ2+Y/eNKyHz6VCNtWjqIi4szv5uR13POmi1g419DNGfSiaVu&#10;zqJJFP+AGdZKaLojMzzZZTDMdguoBr1RQHfsOQgZOXlLpaR+M8+e/ds3OSvvzu6jJ6HrgKFg7xUs&#10;mg2UztSmjTUZGq8jhqBoQIkn1796A9h76ARE3k32kZJgGIZhJEJCwp33HD0BwfWaiHGIKuqZ6oiR&#10;JkWBFDnib3pTiI1XEHTs8zHsOHQMUnLz9X1Ufg+JWXlLtu4/CL0+/hQ8KteEsvRaRTs38biMJm2n&#10;l2QIE1Oo0sgIP7D1rg7fL14H0ffyeoaEhKikpN4Nv/76a/mQ8Ftnp8/+Mbb7gMHgU7uRaCqlTjja&#10;9z3SyURxpG7EIrT2E0KpD7WFeOI6e08wd8NagJ0HNOnQTV+TwDC+/cZtO0UT6meTvobJP8yGHxYv&#10;+b/JM36I+eaH2dlffz8bRo6fBL0GDBIT8lLP2jLumJ6dWqRPokjjJcXJo7leaYgJ7ktp4woBtRuK&#10;Z5DR8UnrpN0xDMMwJUCiEx2fvG7e0lVQpUEzUWbTeFDRZ0Qq58VYZBQx6hCkcvKAMh7eoK5WC+q2&#10;bg89Pv4Eho+bCF9hWT5jwVKYsXD545lL18CkH+bDqMnfQbcPP4GN2/dCweNfqki7lDXt1Ec0/Vq6&#10;YVku9ASNHr3hvqgTEfWHEZ08peed9A5M0RMWAyGZvRuUVfuBT8260KnPAJi7fPWDkIiIs1LSfywh&#10;oWEHPvpsHNh5VcKoEE+OLQ3boB5P9CAWDxLNAv8URXA0KFVm74cHL/WIEn8St6E/JfzpD9JJpk8v&#10;cPSuBNdvvgi7z1y6CmXc8M9TD1jajoaMkNFFoUgV0xCT6uKnGMsp7V9cODR6CG2Fy72qN4SBo8bC&#10;4XMhcCcxbUDBs2fv9qEuwzDMX5j8/PyysViW0vjJIV9MBE3VemBJvVtpHm2MNnXjMnVlNb0cQ/u2&#10;F+qQ6YmGn1SWUwBFnXtQB6wwMjx25hIg4v2UN6Ki/2PrV130khWtk2RSBEtDQmi5mAydlqOYUrpy&#10;Gu2gmxqVdEb4o6BSPxdcT+/TrOjlDwM+Gw0XboQdwH2ZiT/0trgSdmtVk3bdQG7jgSJEzal0QjAS&#10;RPFT4QEo7NzBrVJNaNqpJ/QdOgr6DKbXrwwA98BaYno7uYMHKGjQPomlMDxwElISStHrSQPl8c/s&#10;PXBCL5T7T5xebe9XWTzzFJPe0gnBfdMAWQWZrbt4bxpFieXdfMCnWj3o+uEgMSHwlj0HQ89fvvll&#10;YeHzhlJyDMMwzB9E/rN/1o2MTTh16OS5/zdt7iLo2m8Q+NdqBGVQHJU27qCwdgZZBRcxTIT0QE66&#10;IKJE1AIs46mfyLpNOyZKycl2HzkB5d0DRadQCqwoIBLCShElLlOhGIo3o2D65jZu4BFcA9r16g/9&#10;hn0OfYeNhmZd+4J39cagxGDODHXDwjVQRMDUIYm2o2Eo9Vq1h3PXw1bRzEPSbn8bmYUPJ0/8bpaY&#10;jZ3eEiJ3DgS5ayWMGiuDvU8VmDj1e4i+mzhPcjdJdvYj9/OhEdCkYw8xlpEGtFJT6AuhxNoG1g5o&#10;Crx9h07phfJUyOUwGw3N+Uc1EfyDWEOo2qQN3IhJiM569GTeg6c/D3v4z3/WltwZhmGYUsqjn38O&#10;Lnz6fNL9R8/mRcQnR9ds3h7LdSz/RdClwUgvAC5ceTFpwIHjZ6CCF/WSpSZWf9QJEkwSVowmMXI0&#10;d/GC+h27wjnUluxH/yxx7tbwW3e//3rGLHDyDxYv5aDp8ig4o6GHKgd3GDN5KmRl5U6W3N+M6IQ0&#10;/059BgrFpud8dKA0AXoZFLXZi1dBdv6jhZKrLKPgcf+QsDtAE48PHDkBPhz6uXgNzM3bd9IkF1lK&#10;VqHvlJkLoKyoCVBkSGEyhcQUhmvAKaA6hEbE3JfcZftPnsYaAM0ajycKhdLM3hPa9ewLMYkpGyQX&#10;hmEY5i9G7L3U9V17DwQVRpJi2AnqgcrRA/YfOwkZGRkiugu7HZ/mGlwHy35qSkWdoMhTCCWNk/eC&#10;SbPnQVxWli/5Pnz+PwGRt+LTfpizGD4Z9gUMGjUWpsyZD1fCIqHgyZOq5EPk//JkzOxly/9fOTVp&#10;kAZFGPeN0a25oxt06N0HYlIy9VPgvRapuY96NO/cCxQY0tKLPUU0iSFsrYat4F56+nXJTRabmDp4&#10;7FfTxIs3y2BEqHBCQXMLFjUAmgjX0sENZi1YrK8lJN3PvRFct5noYkzjIcWfp1kd0Ld974/0fomZ&#10;mb0+/+pb0TNV27aNIm2vhq8wui18/Hy25MYwDMP8xXjw+FnvKTPmgormjUV9Ubr6oL44w4jxkyA5&#10;LVP/PsoOfT9CHaE5qzHy1DW92rmDf91GEJd5/4bkJpu7eDmoUKvoFYvirSW4jdKVpiz1F7rx2YSp&#10;cAu1SnKXJWZkZdVs3AZkNjS3OEan7qQxztCkc1e4l5HdU3IrGQBQTZ29EGQV3USkR5ODy509oDqK&#10;ZFhErP7djRdu3ACPyrXFkA8xgJRmuEG1F23JaDQJr8rODUZ+OUkvgFEJaZ1rNWuPfwbTpVCaHvai&#10;CFu5+cHmfYeeS26yWwnJ4BpYE+glneK5Jkafjj5VYP6y1frXbDEMwzB/TRav+GmjvXcNMaZd9FZF&#10;0fRCPbkWeeeA5CLbevDQL+XdNOLRH3UQpcCK3jBSq0krCI++21lyk42dNBXMROedAK2RJlEkSq2g&#10;+J0iV69KNeHUpSt6LQpFLQuo3xz1ipphPUGBYi0rYwtTZs+F6dOLT2pQjMi78eBXvQFYUm9VO3pZ&#10;pheYWbvA8p+25ksuslvxiRBQt7HozKMfw4Kiqm1PRnGz8QILFEFfTOfgqfNh0mayQ6fPg7VnsEhX&#10;TEOH6q/EGsKQz8dDenbeRvLJALAc9dV3qPb4B+gkouhSxNqh5wBITM34SSTEMAzD/GWJvZe+stuH&#10;I0Bpi4JGfVAwGqS3iXw2/hvIysqyIp/07IINoyZ8jdGiNBQFtYDmbrXzqQz7j5/Ti96h8yFhXrUb&#10;aaNOetOUYwBGovgdAyxzmrTdFj8x7YBadSEqLk6/3aptux6YOXhIk6drI1F6q0nEnVi9z0vZfuAo&#10;lPcIEMM8tG+e9oTg2g31G964ccdt/NRZQshocnIVKj2NdencbzAcOhsC81asQ/WuAa279IL0rDx9&#10;M21MYgo0aNMZ06QI1V/0nDVHUa3XvD3cvZd2mHwwmpVv3n0IbDVVMSTGg8f0lY4+4OJXmd51WWTa&#10;JIZhGOavy5nzV//r4lsZhQpFjYaW2HuDg09V2LL3qD6qu5eWebhRmy5gQUM86BklfpJY1mzeEWKT&#10;M/W6dC8r+3rHDz4Cr6p1YcHKTXDgVIjoeSuv4CR6vMpsXFEwHWHMN1MhJCRM3/mnWpO2Yq5yJUWf&#10;KLTWan/YtGtvyUL566+/WsxbsQbMMEo0Q6GimQ7oPWg9P/5Uv+GWvcfdGrftBQpUbKWdH3jWaAZn&#10;wqOTpdXFyH/6VHPw1IWfPYIwzLal4SUaULmi4tu4Q8deA6Hg0fP6kqvswrWbv7j5VcEwmnq5YmSK&#10;n+aOnjBnyYpXKzzDMAzzl2L+ytVg5qrG4EmD0aCXCKRcfKvCyZDQf0gusuvXE8t3GYAaRE20NEaS&#10;OuGgjrgF1oBdB078nPXokZvkWoxzYXcSfeu31D4StHWHhhisbd9+UC+UvT/+DOTWaqFlSntfKIvH&#10;sWDZGqCZ5iSX4lBEt27bXhFRUqhLTalyVOKmnXrohWrv8eNu3QfhQeMfIrE0c0I/O2fwr9MQxk+d&#10;AbsOH4dDp87/d/XmHdCxzwCwQYUuQ2/OpoGneCDUXEsTqH8370fILXjYX0pWtuPIcShDUxM5aHDf&#10;NJjUC/284cvpMyH/+XP9g1iGYRjm/aDg+T+7Tp45B6M5NahoNASW+zTrjiVqxqa9B/W6k1vwoN93&#10;8xeBlVrbr0X0fnXVgIWzJ5Rz8YSuH34Ey9dtgqOnL/53x8FjMGn6LKhUrwmo6E0oqFWWXpWFpvRA&#10;wd1+8JReKNtjsEbvK1Y6UBMt+jl5wdK1G2C6icnXi3D2aji4+tfCg6VnlNQ71Qus7F3g4vVI8YyS&#10;xPRaWBT6YOSHQkbhqhgTSWExtTXjb5ocgGZy13brJZH0QV8/MZt7NzzQu2n3o8TOkOh72fUmTp8H&#10;ZVGcFWJWBUzHyROsXL1h8ndzgIapSK4MwzDMe0ZCWpr/VzNnQ1k3FCxHmpvbD8zdgqCMexCM/3YW&#10;3E1KbSS5yu6mZlz54JPhqDsakIsxkTQrD0akGGTR+ydlJIz0vBEjTxqFIcZpUnqoPe5BNSDkehhE&#10;RUWJGXmuRNzOL0vDRDAN6lRE71R2r1QHzl57MZ7zpeQ9fta+39DPQVbRXduhxlE7d1/Ddt0h7t4L&#10;gUu4dw96f/QplBVjYLAWQAJHs/SQv6s/7hwP3MZDiGNgrcbw/aLlkJiepd+e2Hrw6FW/Wo1EEyvN&#10;/aodMuIJ1poAWLt1Bze3MgzD/E3YvGsPOPkEiyEboqMnPTdEEfOv0wi27T0UKbkJErJy4mcuXwXB&#10;9ZqKlkilnVr0lRHDQ/BTDDux9wYrN18wd3CHnh8NgtsJ9/SaEp2UsqNRh564DxRaavKlXrPWLtAT&#10;RTj3wePXexdxTOL9sRpUVoU97tyZ5tVDAcPo0qNqfThx+UUXWyIsLLnCjv1HPtt/8kzumq17YMlP&#10;W2Hd9v2wfP32eXuPnP7sXmpekXEp8fGpfnsPHQUaTynejk1p04QG1ISLB9ygXReMXsNuSe4MwzDM&#10;34RrEbdvNWjXTWgBjZxQOHiJsfRmGEQF124O23YdhvjUbD/JXZCakddz195jnx09eTnpp237YdHq&#10;jbBy0y6gV3xt3nXos/QHD5pKroJTl67+x7tqPe0IDWoJFc8+vcGzZj24eTdxrOT2emzfvr1C1w8/&#10;AStMjMaimDlilIgHTjMZ2PsFw/cLf4Rdh45Mz8ov/ELaxCT3srLcjl24NH3T7v3QtFN3MLNzB7m9&#10;l0hLjL+kk4Gmqd4Ath44wlEkwzDM35yNO/em+tduiBGfu3Z2HgqoMEK09AjC6NEDmnT6ANZs2wWH&#10;zl2anvHwYYkv2s8qfPTFriOnpk+eufCJc1ANjFJpEgMPkLugtjmjCOPvzn0GQlRUnFra5M14/Mt/&#10;Ku08dAzcg2uJyc/NRfOql5ith5pWFbisoocfLFy6IknaRHYrNgHa9egHvrUbgz2G0ZbOGA7buort&#10;xJtE7HxRGP1BjuGxuZMaajZtCRv37s/If8oddhiGYRgtec9+HrH94NGM6s3bgrmrt5hClSYSEK2Q&#10;JJ4omCR0Fih4NPd4QJ1m0K5bH7gZ9eItVD+uWJVo7e4NCnoFow09z6THfPgb07Jy0ICmUi3YeeCw&#10;fuzm7+Lhw4fl9x0/faz3kJHioSjNvypehOys7fU6a+EyvVCGhkeDd5V64gXNoneSFDqLOVvtPTFC&#10;9YU6LTrAzEUrC2LvpS2RNmMYhmEYk6Tk5P84b8WqgrqtOoIl9Xh1JF2h2eD8MABDLZI6jKor16FH&#10;d3qhnL9idWJZ1Cxt51QUSNQr6l3bA7XsIGpa8qNHFSTXt0dkQqZLS1RsWUVn3DEdmK+YwWf2ohcR&#10;ZWjYbfCtVh+Xo1DaoVCiWFbQVIbV2w9Aet7Dq5IbwzAMw/wmUrMfnFm7+xBU8ESRRJ2hSWzoOaZn&#10;lTqiZ6vkhkK5Si+U1DlI6eABzTr3hMiEBBfJ5e1Dibfu9gGGsNRuTNPV+UFZNz+MKFfqhfJa+C3w&#10;rtYQI8pAKcz1BUfvanD9Vpx+lh6GYRiG+T2Ex8RfcwmsJoaF0BAQEkpqzbwcGv5CKJegULr7iI47&#10;1NyqsHOD5p26/wlC2b33GwqlHzj6VkehjGehZBiGYd4KEbEJ11yCa2jHT6IIvkwoLV29xbBFMdbf&#10;zhWaderGESXDMAzz/lNEKFEEXy6UGE0aCGWLzj1YKBmGYZj3n9IvlHYeQijpAamlC/V6fSGU11Eo&#10;fVAozWjGdhJKPDhH36pwjYWSYRiGeUvohZLG44tnlAGmn1GiBtE84yyUDMMwzN8KFkqGYRiGKQEW&#10;SoZhGIYpARZKhmEYhikBFkqGYRiGKYHSLZSvmHCAhZJhGIb5o2GhZBiGYZgS+MsIJTe9MgzDMO8C&#10;FkqGYRiGKQFuemUYhmGYEmChZBiGYZgSKN1CycNDGIZhmHcMCyXDMAzDlAALJcMwDMOUAAslwzAM&#10;w5QACyXDMAzDlAALJcMwDMOUQOkWSh4ewjAMw7xjWCgZhmEYpgT+MkLJTa8MwzDMu4CFkmEYhmFK&#10;4C/V9FrGlYWSYRiG+XPhZ5QMwzAMUwKlWyhpeIitVihVeHDc9MowDMP82ZR+oeRxlAzDMMw7hIWS&#10;YRiGYUqAhZJhGIZhSoCFkmEYhmFKgIWSYRiGYUqg9Asl93plGIZh3iGlXyh5HCXDMAzzDmGhZBiG&#10;YZgSKN1CyXO9MgzDMO8YFkqGYRiGKQEWSoZhGIYpARZKhmEYhimB0t+Zh8dRMgzDMO8QFkqGYRiG&#10;KQEWSoZhGIYpARZKhmEYhikBFkqGYRiGKQEWSoZhGIYpgdIvlDyFHcMwDPMOYaFkGIZhmBLgpleG&#10;YRiGKQEWSoZhGIYpARZKhmEYhikBFkqGYRiGKQEWSoZhGIYpARZKhmEYhimB0i2U/JothmEY5h3D&#10;QskwDMMwJcBCyTAMwzAlwELJMAzDMCVQ+jvz8BR2DMMwzDuEhZJhGIZhSqD0CyUPD2EYhmHeISyU&#10;DMMwDFMCLJQMwzAMUwIslAzDMAxTAiyUDMMwDFMCLJQMwzAMUwKlWygNJhzg4SEMwzDMu4CFkmEY&#10;hmFK4C8jlNz0yjAMw7wLWCgZhmEYpgT+Uk2vZVxZKBmGYZg/F35GyTAMwzAlULqFkoaH2GqFUoUH&#10;x02vDMMwzJ9N6RdKHkfJMAzDvENYKBmGYRimBFgoGYZhGKYEWCgZhmEYpgRYKBmGYRimBEq/UHKv&#10;V4ZhGOYdUrqFksdRMgzDMO+Yv5RQ8sw8DMMwzJ/NX0Yo+RklwzAM8y5goWQYhmGYEuBnlAzDMAxT&#10;AiyUDMMwDFMCpVsoeRwlwzAM845hoWQYhmGYEmChZBiGYZgSYKFkGIZhmBJgoWQYhmGYEmChZBiG&#10;YZgSKP1CWcLwkGsolN4olOYuklCin6N3NbjOQskwDMO8JfRC6eIlRNDMxc+kUFq6+qBeaVgoGYZh&#10;mL8XpVsoXzHhgEmh9K2OQhnPQskwDMO8FYoIJYpkiULp5K0XymadunFEyTAMw7z/hMfEX3MJrIYi&#10;idFiCUJZ1h2FEkVSgeuVdu5/fER5JTLBpVX3D0Fm7YY71u68jIs/zF604kVnnrDb4FutPljiQcns&#10;UOkdNGCGat6yZz+Yt3wtXA+Luiy5MgzDMMwbcTPq7uX5y9b+b6sP+qO2kMb4gMzeB4XSHzyr1IGQ&#10;62EvhHIFCqUriqizPyidSJPU0KRzTzgdGfl2hTIuLs48ISP7yJSZC8E1sAbu0BeUpMx4UNTTyNyJ&#10;er0ueyGU4beFqpuTUDp4gRz/CLUPK118QYUHa+4cgOLqB8069oQdh44+y8jP/1ralGEYhmGKkJZf&#10;+PW2w8eftereF8q6+0EZ9wBQoZ5QsCazpWZX1CIUS4oovSrXgouhhkK5GoUS16H2yOyo+VWrS86V&#10;asPX0+dBQmrmEcn1t5OSlXds8OdfggUKncrRG5T0iQdo6YZC6aAGWQVHcPWvAj9t2aEXyriktNEb&#10;dx+Cb+Yuhq4DB4O6cg1Q2jhjFOqC2waA3NEPFELZPUHlpIby7t4wYMQYuJOUckBKgmEYhvmbcyc1&#10;9ejQsV+CtSYILNUBqBv0KI+eN2KA5obCZ+sGClt3cAqsDp0+HAzT5i2BbXsPQdTd+ElSErKN23Yn&#10;egRUFvojt/MCJT2ndNCgDnmDhZMPlHXSwOBRX0Dq/fs/SZu8PlFRUWbHz12eqalUByzx4FRO/iiU&#10;KHCYuJWHrxDAm7F3n0rur0VKdt6mhavWQZWGLcDM0RP/LNYGUHSpbVmOf9zMwRMF83O4EBr2gbQJ&#10;wzAM8zfjwtXQDwaNGAXl3DA4E02rGAk6ojCiDll6BEJQvRYwZ8V6iE1J2yxt8lqE3o5L7z10JFhh&#10;ujJ7N4wuvcAcI1Tq7EOR6KnzISsBQCW5v5prkbFQBpVWgSazRxVGsVTgwfYY/BncTkpaK7nJEhMf&#10;lj9yOuTbHxYug3Yf9IdazTtAtWbtoF7rLtBz4HCYu2QNXLwWmX4vO/tjaRNBePTdtROmzYIKXkGi&#10;Q5DMNQjkGBqrMJS298UIdddePF6wlNwZhmGYvwGb9xwAx4BqYIaBlBkGZyonFEvUhQqeQTB28gwI&#10;D4/R6w+RlHK/W0hoVPqsBStQc4ZBveZdoFrjtlC9STvojFHm9AVL4UrErauJDx+WlzaR3UlIWdpn&#10;0AhQurwI1mSuvmCl9oVzN150BCqR9NyHqU3a98RQVQ0yO+pN5INCqYbBoyfAw2f/HEE+WVlZVnsP&#10;HQU3/6qgsFGDBe5IF9KKsBbFjzr6yDFMVlKTrbUr1G7ZEbYfPA5phU8aix0hl29Gtvlk1Hgwx5qC&#10;gkJqV9wO92fm7An9h4+EW7GJtSVXhmEY5j3lVmxsbYoirZw8UW8w4pNaMs0cveDTsZPg5q27fSVX&#10;2f0nTxrvPH4K6nfsJh7rye3chaCKsZL2nhh9YpBHmuTkBxZuKIK2buAeXBU2YgB2A7WL0sj9+Wf7&#10;IWMm/6qyR51zwKiVgkEMDBu07wrpeYWvFsuj566AtWcloOmAZPa4YzxwGx9/SEzJEL1Vo/Pzy27e&#10;tR8sHT1BRb2NaAgIPXMUEahW/emALd0DRAceJYqm3JaiUj8MeQPANbAmbNxzCJIz84LFDpF9x8+B&#10;ukpdEQaTstMfpW68Xfp+AhHR8TskN4ZhGOY941ZC0o7O/T4CMwcadoga4kD9WHxBXb0h7Dp8Ch49&#10;elSB/DLz8oI3oNh5VasLKmcUU1cvFERqRlWjzqBmONHUqmpQUP8ZDLbEyAxMhyJGEt/ybr6wcdtu&#10;iMvIcKb04tMysl38qoASt1egjqkwuLPRBMPB02dLFsqQEFAtXbcFqDutOT03RKGTWztCp74f6Tfc&#10;snevW7OefUXkaOEcJHq9etWsB5Nnzf3PyctXU9Kz81Jy8x/diU5KTflpx56sTn0GgAUeuAKVXm6P&#10;fwrF1Rz/ZMsuvSA6KeWclKwsPDYuN7heUzBDcVY6eKO4egq/jngCk+5n7pTcGIZhmPeExKycbZ37&#10;D8Iy3wOUrj4gp+jOzhP8ajeF0OiYXMlNdjcx9UrLHn3A3AODMxQ9uROJoBrKuHhBp979YO36bVm3&#10;Y+JTsvIf3knNzE05hVo0de7C//jWbSwCNgroFKgtrbr0he3bD7pLycp6fTRCG8g5aHvFWqJOLVi+&#10;Gn799VcLyaU4tHLRmvVgiUpM7cMKVHY5HnTnDz82EMrjbi06oFDaYLSIiVf0qQ6bD56C3FwoI7nI&#10;CguhHADIpZ+yPUdP1e/4wQCsMXiIaJF6LlEPWt8aDeBqePRZyU22Yfuurg1adwaFnQZPGNYC8BjM&#10;8YRQz9uMjAx+ZskwDPOeEBcH5sO/nISCh7qA0Z4My3rSmxqN28BPW/d3k9xkoVEJ8X51m4FcPEtE&#10;c/FHPw207Nob9h473UByExQWFpaTvspIk9bsOphW1qsSWHgEgczWFZp07AIHD57SC2X3DweD0sYT&#10;lHaodyiUFVD7fly1AfbtA6XkYpqDpy6AnVcQlPEIFgqrQIV3D6wKqenZ6bT+zr0stwUr1oPKDpXd&#10;zhcsXIMw3PUFp8Ca0KB9d6jVrANYqwPBDUPalT9tSRSJIndTUpr3GfKZOBHasSwohKjwnsE14ejJ&#10;syckN9nZK2GgqdYQw2lq1qWQ2Qes8SSu27Tr9R6yMgzDMKWeDVv3gZ1nsHY8JIkk6oE3Bk9nLt/U&#10;l/UnL1w74V21nogy5a4Y9aFY0rPEbh+PgNT7uSGSm2zp+i3RTv7VoIxbIFRp2AYatesJrgHVwdIV&#10;AzrUJyt3f1DYOsGcpcshJiZZCGV64aN0DaZNOkQdVi1QgG29AmH34WOv1pp76fehZuO2oumVBFDp&#10;jGGpnRt8O3vhvyUXWWpOTkLL7h+ABQqeip5PiueUGCWKHkRoGMrS80pbTRBs3nvgibSZLCQsClwC&#10;auKfpi6/uB114LH1gFbd+sDt+KRjkpts9rK1ohOQAiNK6hhEf6RBq05wLez2JsmFYRiG+YtyIzJm&#10;Y5MOfUVkKMbWowiaO2rg+wXL9CJ1O+ne0U59BoK5vVpMVkPToVKnUbdKNeHC9Qi938ZdB1Ksfatg&#10;ABaARlOnBoBSNLV6iYkGzDDoMnfwhBadukBqdvZzaTPZ90tW/1dl7wFmbhihUqcfe3eo3qQ1JGdk&#10;vV5QtmHnAZCVc8SdUlTnjn9CDQ4+lWH/oZP6NuM79xKGNe38gfijMmc0mm8PD0ZEiySyKJQq3PHg&#10;UZ9Dbm6uPW0TFnOvSf3WXcQzSJ24io47GLXOW75Gf3A3YxK+qta4Ff5RtbapFvdRHmsG67bueiC5&#10;MAzDMH9R1u/Yn1Peo5K2sycFVxiMVWvSCkJu3hosuciWrNuIIucqHr9pO4zSMEU11GvZDsKiYppI&#10;brJPR41DIfTGQI2Ekvx0WkRvFEGBregOTTt2h3tZ2dekTWT7T57PpWEoolOQoycoXfHTygZ+2rH7&#10;9USSiI6OLjtp+mwws3XDcJS6zaLw2XuDE4rl7kPH/yW50cQEZU6fuwB1W3SEctTLVfhppwtS2nmA&#10;s3cgbNmxN0tyl92OTwHvavXRT9tDVvx5anfGP1W3VWfIe/SPqeSXmZfXa8bCxaBy8BBDTOQoqkpb&#10;dxg14SvIKXxUZBwNwzAM89chN//JwrGTvkV98RAzvcnp7R62TvDtzDmQnZ3Xi3zyn/67Rb12XcWj&#10;Pzn1XEUdoE48MicvUFevA+HxSXpB27r34HPSpjI0lJF6vKLoKh29xHzjDdt0haNnLgJpleQu23Xk&#10;1L9c/KqBzFYN5u6oVxgIqpydYfx330FIXJz+GedrEZacXOG7eT9iOEzjUvBAUazkDiha1h7QvHNv&#10;uB4ekye5CuLTsoZs3X98yOmrYbGnQm7e37r30JCU9PtdpdWyuNSsYzQg1AxDXXruqB2jiSLpSNGl&#10;F9h6B8OFqy8Gex67EAJWbrg/XE+9ZVXo07xzD7iTcG+D5MIwDMP8xbhzL3V9u+59QGVPj+goovQG&#10;S1cvOHHukr78vxwa+V9732oYcaIGCJ1AE9EiCqejGjoPHAzxWVnHJXdZenpO1+279g+ZO3/ZkFlL&#10;Vg7ZtHf/kOSMrCHSakHondtRLbv3wO1dRQ9bajGlmX+snD3g2zlzISwsWQxD+U0cOHEWHPyqghjM&#10;6eQPcudg/B6IgucFVeo1gx9XrIVTly7PkdyLkPXokdu5y6Gbx307C2y8AkGOUaEcQ2TqTasTX5qe&#10;iKJLa3d/2LH7sP5EHTx5ep2ddyXxgFfMDYti6VG1HqzcshsOnjoHR89eyjx96crJq+GRczJzCwZI&#10;mzEMwzClhMy8gjnXb96ac/Tcxf3Hzl96shf1ZOXWPeBVrZ42SBITmmvARhME5y5fy5Q2k+0+dBwq&#10;qAOBXsAhZm8jrSDBxAhU6aIBcxcvsPYNgjFTZ8Dxc5c3Z2U9cpM2LQLqz5xFq376n+qNWoK5E0aO&#10;GHXKnTEtjFJVzl5g5xMMB4+fef3m1pIID0+wm79slegNqxKddmgyAor2/EDl6o+hqy8euA+U9/AH&#10;B98qKIrBYO0RDFaugehP7cqe2nZoejZJYTQJnxBKVHWMFGUYJldw84NDR18M9Dwbcu0WRZk0AFVE&#10;suJkUQ2A/qA37g8/cZ0KQ3JLPAYLrB3Y4n59qzeAngOGwor12+D81Yizd5Pvj5OSZBiGYd4yCckZ&#10;485eDT+xYsM26DZgCHhXawDW6gAoQ6+3svcESyyraQJyMUsbNbVi+U1iRdOWUvBFgkkTn5+8cOmG&#10;lKTs4OnzUN4zWDTNUiQpxFIIpZ9IQxhqAfVvoU5Alih6Nt5BYO9TCex9K0FZj0CwdAtEnUB9kvRK&#10;gfqhQl+VoyfYobbMWbwcrt6+7SDt8u0RcueO9dpNOw+179EPrGhMZAVn0bNIdNslxUfxU+BB0QNa&#10;igBFuzJ1CKI/i0Iqo1kU6EErKboQTVxGtQpnDbgF1ISoO4nZ0q5khzFqtMAaAHUmonCbxFS0UdMU&#10;RfZq0SRLr1Wh+WHNMG2FmD4P06VhK9SLyjlATIFEsy24VakLH44YC8cvXIfcB0/GSLtgGIZh3pDc&#10;J0+anL50HT4ZPQE8q9YT74SkKeRU9EYPFCwZaYMzltMY+YnXLNJ6/C13dNcGTVSG0zBB0UkHjcTO&#10;QQ17jpyBZ8+e2dI+ElLS010r1RXiKjp06nVEgyLpJZ5BUl8XMtFxh3yo8yeuo2Og/crpmSWaBT0D&#10;xX1buXpB2569YdlPGw+Tlok/82dwv+BR6yOnzsOoid9A4w5dQVOzMbhXqgdlPCtrawD2ePAUOVJN&#10;QESE+J3EE00rbHgS8U8qKjpD936D9NHk06dPvULDIuHI6XMQcTfuQUJKxvn7+QWnHj582iLv0dPx&#10;KRlZ50MjbsccO3kalq1ZB4NHj4XqzVqDg18VsHLHcJ2iWF3Trj09WyVBpde0eIPCzhUC6jSCPYdP&#10;Qkx8UitplwzDMMxLiEtM6br/xFmo3rilEDVzKkup8yZFa/ScEctbmsmNnvlZOnmCo39lqNG8JXwy&#10;6gtYuGIVHD1zDsLuxCQkpGecz8h7fD7/2T8XZhQ+OZ+YkXs+Mu7ejWNnQ+B6+C3IyHiqF7DuHw0D&#10;hY2baDkU7z+m9FFHRKsitUySeFLwRGU9/caIsRxGoe6V64Jn9XpQt21HGDZuAuw/fhruP3iyUEr2&#10;3ZKZ/1QTEhEDddv3ADN3Onn4p0ggSSyp6y79xuizDNY6nAOqo7L3h9lLV8OBU2djk5IzYqVkTJLx&#10;9Kl13qOfg7PyH1cmQyEtsTYQn54Ru+fo6fyRE74Gj8q1scaDJ5eiWBJp8UwUj8XOSzwX7TVwCNy8&#10;HX0jS6rJMAzDMGKmNquzV66t7jt4BJTzQKGyd8fyUxe9YZTo5i1eYOEWVB0++/Jr2HXoaGZccnqJ&#10;ZTlGjDYPHjz3z3v0KBgjU7W0+KXcSb4Xe+DM2diZS1ZA+w8HgpN/FVA5uKOWuGGZTvO5olDSCzwc&#10;ULTRzDA4qtOyK5wPvQ2ZDx64SMmUDmLjU8d0QOGTWdmjIGojRxFR2qmhoncQtOnZFzbtOfR/2Y+e&#10;HZY2eSnJyckWi1esgYatO4O6ch0MsfEkWLuCrLyjZM4gq+AE5s4asPevBrVbdYJPx34J2/YfhNvx&#10;iZCRldtPSkpP1uPnE9dt3/NLzWYdQEWzDdEAVIwwRW9aim5t1dCmRz+IjE9aJ23CMAzztyU6ITm6&#10;U+/+oKjoIqJHGosoxsejSCpRMGs1bwPLN238Jevh44nSJnoysh63v5WUBhv2H4dhE7+Fxh16gbNv&#10;DVBZe2A6VJY74CcafsptnMHSRQPOwdWgfocuMOvHJXDq1KmXz7Mqkf3g0eGftu98Sr1n7TWVUXdo&#10;/lcMhmyoGVgDFo6e0LLLB/TyjbfTUef3EhmTCO5BtVAU8STQ80o6YPwsj9Ha2h37f33wj38UU/W0&#10;7IKfV2/cAT36D4KmbdrDtWs39FPYbd59EP94IFi6Y9RHbxKhGgO1d1PbN4XaJMBkomkV9+Xqj+E/&#10;1XbQD/dr5qABO02waArec+wk5D59/r2UtCAhIXX2nIUroIKLN1hgjYjasUV6KJ5WGAF/NWMeJGVm&#10;fSq5MwzD/G1Iysoa+vXs+VBejWWqjYcYdSCrqEYxC4SyWB5/N3cRJKVmFhnlUFj4+KuDR85Cq059&#10;oRx1rMTyWLxmkcplCpywfKUmWnr1lXZIBokaDfOg1kYsx2m5K3XS8QY770DYuv+QXtwiIiJONGnZ&#10;GnoNGAKrNu+BlOyHJoVv0/6Dv1bQBGBa3qB080GxVIsWTHpbVdidxHcrlrdjEh+5+lXDA6ImTU9Q&#10;uVMTJ71LcgxEJWln4yEuXbtW6/v5i8GrSm1Q2LnhyVeLF0Nb48VYuW6L/k+s2763a/02HVF0XfFE&#10;apts6TVfMhpEin9a/Bb7whMrIlfdRaCxOPQdTzrVfjDaVLhpwMzDB8zwhNGMD2u37Pgl+X7uWGlX&#10;sri4LNvpC5ZAObX2Asrp3WfONISFaiI9ISLm7lzJlWEY5r3nYkTE4JY9egvB0j7780dR8wdLR2+Y&#10;OmsxJCfn6XuIpuc/GLNh1/5farZsJ2ZQo7HxKvcgrehR/xNdBxzdc0RaRh13RKCD5bQIdKiMp06a&#10;+J2WUX8VjFbrtGgDm3a8mBR9/fZdYOOJQu0WiOKN0SJu5xlUE775fh6EXA/Xv7M4PCHBbtDnE8AK&#10;tUOM/8fjUjh6idEaN27FPpLc/lxCb8V7tuv5IYokipgdihKeEJWzGgaO+AIyCx6sktxkKzZsgXLU&#10;88g9UMznR71eSVBpTOVHw8bpRfJuclrnKXMWiGnvxINaEkQSQ/pO0Sp+0gNj2pdSGEaPKJ6OPpXB&#10;M7g2OPlWgXI0Az2JrCP6kzm44W9PIX70bJTEeercxUVqF8fPXtlWvVF79MH94Y1BF8wSBbZxuy6Q&#10;mJ4TLrkxDMO8tyRm5GQ369BdvDmK+nPInWgMYzAENWgNuw+f2S65CWYtWgnl3fzE0AsVRY0opNqy&#10;HctQexQ7a1cohwLlElAVvKvVFS2EKpotx8ZFvBRDjIrA8lxBgY8QUEkwUVzNnL3BArf9ctosuJuW&#10;1oX2Ry9ZHjRqnOhZq6BRDTSkBIMkS69gKOvhC4tWr9OX6bkPHq8c/PlE8cJnao2kR4DUytmkXXe4&#10;eeeOl+T253HgxBmw8akEZq4U7qJAOXuBvU8wXAoNj5FcZLsPnxDjVbQvgEYfWxQ3Rx8oizWW0eO+&#10;grik1JaSq2zHgSPibdWii6/oGYv+VDshsRRRpI+YGd6jUh1YjSF4Wk7hEmnTYmQ+eDzs1OWrMHj0&#10;GKjgiqE4CiuJJc3yQANOA+o2gQ179uubZGOSUpY169gLVKJXLl08esu2J/QdNR6i7mXExaZnXYi9&#10;n3Xhblbuhbv3yfB7EdMt11pCEct6heE2lK7O6Pcr7E3TNzRT6RUxw2NBM97+VWYyTUP7nekb25+e&#10;vpGZ2uZNzFSahmZqm9c1U+kZm6ntXtdMpWdsprZ7XTOVnrGZ2u51zVR6xmZqu9c1U+kZmqlt3sRM&#10;pWloCffz8PMllp53IfZe+oXY5PsXYlJz4j4aTeKC5bSNhxiSIbdTQ8O2nSAmOe2QVEzKtu45PCG4&#10;ViMxZp7EjsbUm6HYVcDvHw8fB6fPX4db8emeknsx0vIfrFm1ZRdoqtXXRqG0P9H8Sq2FZNLL/yk6&#10;xSBow64DegGMu3evOnXOVDnSdHPUw5Z6v2qHh9hhsLR1/4vJai5H3olxDKyGIkniTUMW/aGsOhB2&#10;vs5bQd4mGTk51SlyJPGhg6FIT4XiMgLFT3KRHTlyvkbXvoPBAk+IuZMXhsNq0ATXgNHjJ8OFkOuf&#10;SW6y7Cf/qbp43WZw8asqolMFiqR2ICqF/ySQ1EsVf1f0hF4DR0DcvYy90qayxLTsXTv3H4E5S5bT&#10;2Bg4dPbC8/A7sbsKHz9vKLnIohNSPxz6Bd4EuqZbFF7qgWuPJ/fwmZBbkpvsfOiNs+rKtbXjfGh6&#10;I2F4EWnCd2oWEKad1UEuPsnwhtIvMzI8djLtM9YXpt1Ga0r99+J+OnuxLyPD80OmbWo29H9hhunr&#10;/N/U9M0nkun+l95omVhuevtXWbH0jUw/1kpn+H9eZvRfiy6TrhtV0l5q6FeSSWkZnldDE+tNbKdd&#10;X/y+EPukT72hv5SWKTOVdkn+xibGLqOZWmfq+Iqbqe1eWMnpS2byuItfa2MzvjdM3R/CMG2t0Xcj&#10;K8Ffd0wvroGxr3QOiqRJvw2s2DbkI6WP3w3TNzThY+CrNfpdghVJv/i5KXpfac3w+IvmJTwOEin6&#10;pG0x2FFQixyWfzJ7N3CvUgvOh4bq3xV8/FzILdfA6lg+e4MKgyNtpx43GD5+EsQmpurHpt8vfOYT&#10;Hhu/6+DpM/9duGYdzF66EvYdOwuxKZm7JBdZdHz85t6DPhXlPZVRYkwlRZYogvTiZnqGSWJp41sJ&#10;Fq3dCNnZBVWlTWWR0fHrRk/+BgOmKmBu4wpW6K+q6AKdew2AY8cu1JTcZCPHo6hicCUmtRHBljf0&#10;HzYGoqLiXtnT9q0RERMPXlXraN8CQtGejRocMHKMjElIllxkiYnJHxw4eLJgycqNY26G3x5TUPC4&#10;irRKz7FzV6By49YotHghxVR1eKHwD4nXrqD40mu2KHSmnrTqyvVgw/YD+tds7Th4WDS7mtM2ePFo&#10;KAqlQbUiF/+qMGvBUsgtLGxEvrcSU2YMHDUBayIUoWIEjOG7Ai9Omx4fQkp2wTDyuf/4+cwJ38/F&#10;mown1piwtoQ3jgoFXltroYfDOtOO4XldEzNI4M1KZmq9mYllJRn5G5oubW0Nz7S/qeU6o0qDcZqG&#10;Job1GBmdc52Rj6l0dUb+L85dcSt+bozWG5v+/0pmyud3GE1gUaKRj6GZ8jE0E/7UsqGz1/F/qRn7&#10;Sv6G6RfZz0v8X2pGvmbCDO4Ng+tAtXzj60f+YvnLrJj/i7SLpC/8TPu/WP5qe1n6pnzJfn/61Gfj&#10;xXrD/KNLW7fsZWacpqHpz4/OaJmRvdg33gdCgIyNlmuDB2ptM6Pyzs4dxn03G7IKH4k3edzPKWjd&#10;8YMPQY7CpKDWQzE+XQ19h30BkYlpM8iHmL94Jbh4VxHzecvJnDww8PAQQujoFQxbdu3XB1I7dh/Y&#10;6F1dekEGtR7isVBfFJpIQE6iSZ0zpZa9oPrN4NCZi8WiwYKH/251FbVl2+6Diw4cOf4oMTlV/+aR&#10;2PjkDHufKpgOirBIm5qCa0BoRMyfE1XeuXPPbcoP8zDkxhBdXCA80XjSKMKUXIqR/OhRhYS0jG8O&#10;nDz7za4jJ6DrgMFg7R2EFwYvlJs/KNyDUezwYqHgBTZoBV/PXwlWboGiKZTeOk21lxpN2sH5K+F6&#10;oRwzZRpeVBQyGvCqmwqJLjjenGVdvWHG/B/1x5OR/+iTr2Yu1AoxtaljLYNm9vGoUhci7sTp/a7f&#10;jApfsWY9rFyzAY0+18OKtRvQNmltndZWYgT8wjbBKiNbjct1VtR3c1FfTJO2N/Ypagb+eqN0tGbo&#10;q11m4CfSL+pjbIZpmTJjX8P/Zur/GZtxesZW3Nfg+NFetS/dOlP+ZKa2MTRj/1eZ4bGRmUrT0Iz9&#10;jf9zSen/1nvDtK+pY/9t6Ruaob+x7+9N39BXu6yo718tfeNrbbo8KbpNSWZqG8P0XyyXyi+Mzgxt&#10;lTDd/rfA8jUbRdm3GpffjLh9RSoWZZExcU81lWuh4Gq0nSZRXOnlyV9/Px9yCh+PlNxkFJyURZEz&#10;o2F3FJSI1gYSQR+wwMjxi8lT9WXtlRuRG2u16CCEWogiilk5dSB8NX8pVG3WXiynyJmiXTmNTnBS&#10;A/Vq7dhnIOw+cIKmO/0mLiXjm5LGSg4dPxlUjvQSDi/RC1dm4wZjv/0eQsJixIub/1DCoqInqoOq&#10;g8zWTdvdF5Xa2qcS7D0TArfupcPWg8dgGopUzyEjoHabzuBeuQ6U8fBHAcNaAtYQaICoiqYUEsMy&#10;8ESg4tMFCKjbFFZt2VGQgSf+ZnTieXWlOqKHE9VeqLbj6FsVlqzerBfKM9dDwb1qXTCnbsW4ngab&#10;khDSHLAWzl4w68flkJqXV4t8T5wPPepXt5nU/KC9eAoM84PqNYHohHv6plyGYRimKDH3UjdUadhc&#10;PFNUugaIR20UHAXXaQLHzl85Sj6ZT5/WnLd8NVhhOa+iqJDeT0wiieUzlbnulWrB8QuX9UK5eNVP&#10;Gx38q4pXXcls0RejTlf0CQm/fSvn8bOR2/Yc/m/l+i1QdNUiPSHSdhih2qnBnNJH0aNotSxqiyvq&#10;UU0U1w8+GQHfzlsCO4+ehojEVNh77irYom4oMTBSitZJb3ANrg5ht6OLjf18q5B6z1y8HGQVHVGc&#10;MKQloaOHsDbuIhRX4DIrrBWYe2A0SJ18qH2YIjhXjBjp7dMY8VEzq8KeJrH1Ae9qDeGzCVMhIi5Z&#10;P46SSM7M6/XFN9PxZLiLCW1JBJW2XtC4TReIiIrRv2YrJOJOTK0WncCC2sxF7yu8MNSMixeUTqxn&#10;tbowfvp8vAD1tCE47pMunphmydkTVm3eqb9wkbHxK7v3+wiCajWEwJoNIaBWo7dmgSaWvU0rMf3a&#10;rzBT2xgYpS3Sfw3f32QmjkW3T0Mrss3bNMP9mzJT27yB/e7/8IpjeWXaJrZ/o+Mx3P5VJm3zRun/&#10;BiuSvqnj0JnO52X2Et+3dvwm0tel/VbSf4m9SBvLMcNjQAuUTO8vvjfFbZqBXw3atin412wAXfsN&#10;gtuJ91ZKxaPspx17wQLLd2rypkduNMG4EqNH1yr1YOwP88GjOs3LSu8PpqgTy2AKotDofZJVm7WD&#10;i2G39TP2xMQlH2rZsbuISumZKwmp3MYFRk/8GhLTMsX7KHVE3IpfNHHqTPCt0VBMfq7tBOQJNIer&#10;jEQbj0PhpJ3X29wtCMwwkqVpTMUUqbau4rEg9ZSV22O5T1FuRSeYOW8RZGZm/nGz9qRk54FPjXqi&#10;DZtqFzS3H0Vp1AGHIj8zPFhqO6caghLF0IJ6RLkHgT9Giz0HjYBZS1fDiYtXn99OSA6TknwpR89d&#10;7N2qS09QUS8saoKlC4RRoC/u/+iZyzn5+U/1XX3DYhNvT5gxE1yCqmKE6Yk1DxRu0XsLo0sXeuNJ&#10;AH5HkcaTRzM2NO3cA87dCNO/0iU09JbngOGjwQwjXuruTM25KrzIdDHo5JIIi3kNX2p0fC8xil7J&#10;TG5H6b4q7d9rBsdgykxuY2hv6v+m9ken/wpzNtq/sZna5s80w2OhYzXlU5K9ze1fZb8l/d9rpo5D&#10;ZyIPmtjG0N7U/02tSPom1v+hhvsU14Q6RBY10bKGZTh96vxVLhjgYNlHEwbQUIxenwyDjIInU6Ri&#10;UnYzMiazZadeYElihWbp5qMdzoH/TQwPROGjljozFFSnyrVhzHc/QER8sn4URG7uE/XJC1fADwXa&#10;QtdpE8tkGvPYsmsPOHTidB/J1SR5T59PvJWQGHbo/IXnC1evg76fjoages2gIkaVNKREhdGmBf5n&#10;OhbRpEv/jQIoeizngGaHYmmHARQeW1Jmvj5IeussWbMezCo4gsraFcwwZKZZGCgqbNGlz/9v7zzA&#10;qyq2t0966Om994Tee69SVUCl2AFRFFBAVAQrIkV67733HlqAhBAIJb33HjqWe/3fez/eb605OzEJ&#10;hxL1elXW73nWs0/Ze83s2Xsn8541swZvjfsYX85elL1l75GM2JSMDO2Q38T5yMjeA4a9DnM6aZWe&#10;iHsPTgHq9+7Gbbpg76FjSLl//4F0Rym5+Rm7jxzPWLxmXcb0OQszZi9clrF2y86MyzHxD9Rrx+6j&#10;q5t0eIYuLjcsGfeEnHxh6uKP2p5BsCCr7UXG25LXZa3k87L2uO//UAt4jOk7pqw9at+6ej6rrJX3&#10;X8Mj8Bdzr6Pt83Artz+Zvn0ebWXL12f6jvmjjM/nUXV5XPtU7vhaFdqyhkfZY5/Eyvpme/z1+22m&#10;rw5l7XH3w6P2/T3qXtZ/xe9+j2fnMVby94e26tko+3ep5LOSfT2C6B8M/SPhgTokdFgA8WyF+m27&#10;4nhoxM/an8tSouOSM9Zs2ZYxY+GijOmz52YsXb0u4wD9zU3LyYvXdimF82jvP3YSzTp1J//8yx6V&#10;YeNF4oX+udI/yueHvImYtMwV2u6/idj07JTdh09kfE1/99+eOPn/deg3iP5HtVHJCgwtXGFKAq6q&#10;jQfmLlv/3/tHGZ+U+lNewc3Ska1/FFv2HEJNF/onRj0PEx78QyfLDWxkwyfuDv9G7bFg2Wak5tyY&#10;tz08vGpOTk5V7dByXL582SQ8PKdqRm7x7JkLV8LWrQ4dz0u2cHJfungWLup38MYdeyIqOfO2dpgg&#10;CMLfnsPHz73ehP4xsmLknKy6UbGkOms5wt6nLr6ZvwzJOYXf8d9QzsmtHVYO/tsbTn+DUwsK585Z&#10;vhpBLdvAsKYNzB3pbywrTp4pYcvp63QZc3bs/50WTa4ExTduzUtKSvvp5s37tbSP/j6kX7/+5vpd&#10;e1CvdSeS2K70T5Jjo5ycgC4k54GlhufBQrwkCy/kbO1VD2712sCnSUd4N+8I+6CmqO7qr3o0BhxA&#10;Vr+Ns4L0oX+Ozmo5Fxef+li2ch2ysvIl16sgCE8dWYXX31y2YROcAuupv4sqAYs1/c2kv7c8h1It&#10;pG/lCnNnXzjWaQb/Vl0Q0LwTPEm12dDf3Kr8cycrUtpfxSs5VkjCRpdshsSNpRPqt+mClZt3ILvo&#10;xkitWOH3JvHGjZpX4xM/+W7RCjRs3QHV7NxgpPLH8kXhwC5PsqWLpHpD9F4lROCBRaQYOZirfrOn&#10;f5B88clqugegc/8XcPj0OUSlpdlpxQiCIDy1XMvMtAg+F45O/QaihosXTHkUKw/YJIHB89yNbHiw&#10;Do/n0AZRcvYz+vtqwMKDRQj/g6S/y6b0t7iagyfqNm+H2fOXIj459RP+G64VI/xRFBYW2kUlJU05&#10;fvY8vl2wFINHvI2W3Z+Bc1ADWLj7o5qjL2o6B5DCrA+/Ju3Q7dnBGD/la+w+cgrxGTlF9+7dt9Zc&#10;CYIgCBUoLv7RISImbt7uwyfx0Wcz8MxzQ+HfsA0sveqgmosPqjp6oaarL5wDG6NZ52cw8LWR9Ld4&#10;OU7Q3+TYpNTVxUANzZUgCIIgCIIgCIIgCIIgCIIgCIIgCIIgCIIgCIIgCIIgCIIgCIIgCE81hT/8&#10;YJdVXNw6NjWzU1xq1txrcUn/PHHuArbtPwTOlTFryVJ8On0Gxk7+DCPHf4TX3p2AoSPH4aU338OL&#10;ZENGjMWr74zHW+9/gvcnf4VPp32Hb+YswbK1m7DrwBGEhF3Epej4g1HJaS+l5hZ2yiu+1bqoqMhe&#10;K14QBEEQBEEQfhWpeXmuiZm5nRIz8z+JTsxIC70Yhb2HTmHV+h2YMWcpPvl8BsZ89DmGv/8RXn5n&#10;HAaPGE3911F44Y1R9Pod6sOOxchxH2LspKmY/NUMzFio68Nu23sQJ86F42pcEmKSM5bEpqZ2yiy8&#10;0amw8I4nACOteEF4OsjOzra8Fh9f58KV6C9Ohl7AvGUr8eqod9GkfWdYunnDqLYtqtSwhoGFE4yt&#10;PWFi6w0TXuvLnteM8aDXunXNTHjtL5WfjzO5+8LEKQBGToEwUOvI+KKKjY/K16dWsiYzsqd9HP3U&#10;sZyAkTO/V6EyeFE3XiKhSefeeHviZGzcdQDnr0QdjkvN6BcXl2OlVVsQBEEQBEEQqsTl5Fil5uZ/&#10;dZnE3ebdBzH246lo2fUZWHr4wbC2HarUpL4s55XmRRl4PV7qp/KyVAZWXqhi6Un9U15kgfOd6ta0&#10;NSRT+aV5xQxr6qNau+sShHMeVDZOEs5rJ1IfVr23ciY/jtSPdYCRtSOsqNxGbTrhlbfew7wlq1RK&#10;uAuR0V9ci0+tk51911KrtiD89eD1MZPy820uXol672DwSXww+TM0a98VVq6+MLdxh6ktGScXtiRh&#10;Z+WqVgCvQoKxioOnWtxVJRjmB04lcacH1MkfJi4BMKYtJyBW2ftJcBqWMy/dlh5WAyva0oNp7OCj&#10;Fl/lB5oXajXgVQBoq1ZN4TU3+TWXTQ+oAdXL0IYefisSmpb2sHX3Ra/nX8DCpStxIuTs15mZmR5k&#10;5topCoIgCIIgCH9juN+XW1z8yrX4hJwV69aj76AXYOvhCxMSjEbUhzXkvqMdCcBS0wlAXnXKQIlG&#10;7muW9Gl1/VoDG28y6rNSP9WI+p/KSvqyJCQNeeUptRSjp+rDmqpAig+JSvJJpvqwbFoflhdAMiQf&#10;hiREjahPbWrtBnPqZ1e3d4etmx+atO6M9yZOxr4jJ5CQknEir+hGF33r2AvCn4L8G7eGRCel3V++&#10;aTv6D3sD9gH1YerMIs6NHgw3emA8YEoCz0z9UkNij8yEHwZ6APh1Vfq8OglGl8BmaNvjeQwZPhYf&#10;fjYTC1dtwd6jITh/ORZJmfnIu37vG63Ix5JbfOvr1Kw8nI+MwuZdB/HZ9LkYOnwMWnV9VpVTw9lf&#10;LdtpSg88r1nND28VK6ovPYwG9IeC/1hUpc9MLZ3h16AF3p3wCU6EXrifVlj8mlaEIAiCIAiC8Dci&#10;M6/4tXMRV+5/OHUaApu2gamVM8yoP2tCIs2A1/XnKCL1Dw1J4LHQY9Fn7uSDGi5+ahGp5l36YOjI&#10;sZg6Yx5Wb9uDUxFXEE/90ezb3x+58dO/mmrFPJKC63enJGcX/vNSdCIOnTqHxWs24sPPv1bDY1v1&#10;6Au3ek1Qy9UXZvbUT+VRfLTlZeo5SGNEgtZU62+zODVx8oaxE/W9HT1h410H/Ya8hqXrtuAa9dvz&#10;b90dohX5t+bWrVuuAAy1t38NPvsMhoePH6/32fRZCGrUkgSJPYxr2sO0tiPMSZzUopvQwasuApq0&#10;Q5e+L+HVt8fTTTcXa7bvxZnIa/+OS88pzrlxJ+z6jz86ai7/tGzbve+lr2fNQ8NWnVHN1h0mJB5N&#10;nekmJrFWxc5bLSNdxdFfLWdqTDe4EZ2/US17uPjUxWuj3sWqTZvPX46K7bP/5AX7sMTEP2wp00Qq&#10;68IFKjPs8rI5C1eiZac+qEYCl9ct56G0hiQw1brmKppJr8kMnH3ogfSBtX9D1GndFY3a9yTrgSad&#10;eqJJ52dKrXHHHjqr8PnDrHT/h9lj/Oj2eYRV9Cf2O1p3sm4VTN9++oyvXc8Kn/3R9levv9j/zv7X&#10;9448e/q/E3syq9j2fD307VfRuN25/fV990daxfrr20ef/T3uHdX3ob5R2feVsaZsncioPZp0KG91&#10;WnaBvW8j6hN6w9TOB0ZWHqhS24VEmjdMeMl+W08Sbx5KxJk5eKJem87Uh5+PA8fPLj/5P+jLnqS+&#10;bHRq2qpdh45i+JgP4FG3MQwt7HVDYu3cYeTI0Uzuy/qRBcDMOYhEqB+MLFxRg4Rmk/bd8AVpkHVb&#10;dg7W3P6pKbz3w/KUnKKMkxci/71y0zZMnjYTr4wag469n0dgk7aoTedUjcS/uaUT6S4nGFezRVUL&#10;Z3gGNsXUad/h8PEz9Vinae7+/FyMi3O4cC0GU6fPgb03XTw6OR7maUZCxcSeblBb/kXDlywAJg4k&#10;uKxZzHgo4zl/xrSPGsZJ701s+KamG5mOqUlCzdGvEbwatUPDtj3Qpf9QDHpjNEZP+BRTv5nz45ez&#10;F0QvWb0xevuBo9Eh5y9Fx6dkRucW316lVet3ITop7Zngc+eLxn08FZ5BDXVC0saL6kwPGpkB37i2&#10;9ADakVm7oqaLnxJe70/+AifPXUBqTv5SzVU5fvjhB/tL8fGf7A4Ojp6+eEn+WxMnoduAFxDYuh1s&#10;A+qhqrM3tZsbjGxcVRSRo4lVrNxhwGPSa7vTw8PDXWkfHk5A7cZDBSy966Jumy7o//Kb+GbBYpwM&#10;v1AQm5HxilZkKQlZ1x1PnY/cNG3uYjTu0B3VSTya0kNoyMMVKpgBDz0gM6bv2dQ58/h39bBW1n7x&#10;a0h+eBx9ZbdlfehMXzl6zJ7H7ev5/C9j+s7915g+309i+nzpM33H/hlMX131mb5j/w6m71x/jenz&#10;/Xc3fe2gz/Qd+3uYvrL0mb5jfw/TV9Z/w/SV/Xcwfef6a0yf7ycxfb70mb5j/wymr64VTd9xfwej&#10;c+N+D/d/fpVxsID6qDwijYeP8kg57rNW2I/7dDzFircGttTnYyGp+n4kVqh/WL8dichZcxEeFZOV&#10;d/fuKK0rWUpqRu4r5y5G5s1dtPz/DaL+Z/2W7WHlSv1/KyfqL7vAmDSBoa0L9fNdVb/WhIQfm4Gl&#10;M/VlHakP66z2qUb9XmufuvBt3g6dBg7Ba+9PwqffzcvfdSw4OiY1fUbO3bs+WpHlSMsrnHMq9OL/&#10;jZ/6NQnnnqjpRv09S46s0nlzH5nPkc/VhgQnlW9m5wonvzp498OPcfTsuaKY5ORemqvfhexbN1bF&#10;pqZEh1y6FL3r0LHoZRu2R381Z0n0Z9/O/XHsR19gyIh30f25odT/7omA5u3hEtQEFm4BMCfBzu1i&#10;RPqJjYcY83zSKiySaWuoXSd13WzZ6LUNba2pj0xbE/qMNZS1Z11M/nYBzl9NxMW4TAetWn8dErKy&#10;HC/GJmDEuInwbtSSTo5uFDIDW1faupJYoQtLF5LHP6vwOQskEmKGdHOr4ZfUcOo9iVA1d5AazJAe&#10;BgM1HrvkoaBj1R+PAFRxrgsDp0D12sjJn/alh4EeABNqdDMeT+3sC1uvOvBt2Apd+72gMk2t3bLr&#10;57MXr6WmZOaf4CGiWtX1kn/7+7bXklOjF6xej2ZdnoEpnYcp1Y/FrwFfSLqAPDacw+38q41LUAMM&#10;G/E2tu87eOT85csBmptSYhLTh54Oi7z55XeL0brHANh6N0RVOkdTFtM8HpwjmnSOhjysgNuI/HK7&#10;8FhyM7Jqrv6wJnHt1rgtHOu1gplLoGofNU5d/RpDdVLjzElo0vkbUX2rO3nBvU4TvEUP5bGQ88lp&#10;uQXPa9VRRGdk+B8LObdv7KRP4degOSycqByqgzn5NKetGfk1ZSO/pjzMgcyMzJzeVy1nPIxXZ+ZU&#10;90eZbj/P37Q1p3upqiNv+TPaavXgrTnV9xfzecBK9vu1W33npN9K9q3EVp0jbx9WPn2vzrvk/Cu5&#10;VW1FpsrTY7+2/NLjdK/1+lbnWWIl7yu51cr59aar/wP2RH75/impi357Mj8Pt0ee+xNs9fksMd01&#10;pH0fdm88dqs7v4ffG7o6PMoed/zjtk/aDg/bPmk5+rd0vL520a75o48vuXfYHqyX2j7Wz+PL59cP&#10;+mf7L5avbX+1PWH9eZ/fYuV9/prto+3xz752vmXsYW354JaM20a1j/76cRkPv3a68vX5LXkmf/Gv&#10;z+j7h5T7pNvH1+8x23L11rZUX933ute68iraY/w+yVav34pWst+v2Jaex8PqQd/rO/+yWyfaj/p7&#10;ZbdVeUtChI/nfhsPU2Uzo76imYOfMnOyqvya+qLc56tqR38rbMgf9SOrU3/Qs34LEl2f4ti58/sS&#10;M/L8ta6jIi2n6LljIWHJ7078BN71m6KavU4kGinRxv1Z6pOSP0Pqz3Of3oj+DlZ1DYQD9V/dmnaA&#10;TWATmLvw517U7/VQfVclmqiORlR3Azo3A6o/D2HlPrEx9f8svYLQontfTJ4+G4dPnku8EpvSV6tO&#10;KamZBeODT54vGD7qA3iQUOM+rKqHE2kEes3+jByoL0+i0tjSHo3bd8ScpcsRGRcXnV1c3FZzo5fi&#10;4rve6dlFCy5GRsev3bzjp3Eff4bu/V+Ab+NWsHb3Qw2qMz9TrAlMqQxTOidjLpuMg1Amjv7UNhz1&#10;1VkVNbeUvme9Q+8NbVgP6PZXuoe+r0L9+SqsoziwxIk2+bMSo2NYjyjfpKkMazvAt34zDH9nDCKj&#10;YpGQkPCnH/n5UK4kZjtdiorDG2+PQ20nTxWpNLB2oUbkjE2srKnBtJvHLqAR2pHQ+2rBCizatBNf&#10;zFuC9yZ/gYFvvI0O/QaiQYducKnXDLU9A2HmTDcZJ7Kxpkbl5DbcqFbcyHTD0T8bneikm5FEGQtS&#10;A3ogDOg93zzGpeXS5yzWqNE5UU4td38ENu+IN94bj1VbtuVGRMVNvfWP+67aqVQ5djpswHdLViOg&#10;aXtS/STuLN3VhTOgh8SQHkAe3mpE5dR28UenXgMxa8HKM/HJuS20wxW5N+50iknLjFi4biOadO2F&#10;ai584Xlct496uFTUjR863vINRefBv0YYKkHoBuc6jVWK5c179yMqOWVv7u3b9e/fv189KiV35qY9&#10;x9B9wDDUcA1QCXkMyHQRPNoq419luJ2cSFx7oWWPPli5ZRdi07LHatUTBEEQBEEQhCcmMSt3zLod&#10;e9CmZ381j1KJNCUcSTBRX9aI+8c8x5EEpimZJfVTew4chk17DiM6LXsW92Nzbv1QLzY9a8+2w0cw&#10;+K134FK3ser3KiONYMAik0RZFRJpKmjC/Vzqbxs4UT+XtIAZic7GnXti7qr1uJyQEpWSn99dq54i&#10;PjmjxYz5i0M69nme+slUR5VNlnUD+bLRiUwOblV19oFv0zb4Zv4SnI24PC7l5s1afHzBjVuj4lPS&#10;163bvDPnnQ8+QYNWnWHrGQQzHn1JdTPmfjon2rQmwUtawJgEOc/rNGYBTOXwyEJOklmF56DyubCO&#10;YHHISYhIxxjUdIChhTOMab9a1IauJLAbtO2GLs8NwQtvjsbojz/H53OXYN6Gbfh66Vq07fcSbPwa&#10;q5GcPMrTxM6PyuQIJfX1STeYUDvVJF3z2jvjcInEZCLpMdUQf2VOngx33nf0BN4YPQ6WLjx81R3m&#10;moAyYsHEgopvNGpkR796+PDLb3EoJCxOO1wvAEyKbv9f/eyiO+OSsvPHRadkjrsYm/hF+NXYyOCz&#10;57Fx135Mn7dYRUd7DhyMOq06wimoEapT+caOdOFJUBnRTcMRTCW86IY34NTFdAMoMcc3A4kv90at&#10;8PJ7H2LrkTPYsP84Xnl3Eqo5+cPYhupsQ8da0pYEIKdFVtmo6Gap36Ybvpq9BAeDz67RqlvK1kOH&#10;Rk78ahrcGjaDOYlJzrzKIWtOn1xxWANnx2Lhy0uHsN9aLj7oNWgo1m3bhfOXrz4QTY3PzP88JCIK&#10;7330BRyDminxXDr0g87LgEy1OfniuZKuJM4nfPENwiOvISMja4zmppTExPQBFy9HzTlz5sKvs9CL&#10;YmJiYmJiYmJi/y2r0Pc6/Vg7T/uVWJljH+IvNFRnly9fncP9Qq2LWEpGTv57l6PjMOXrb+FepxFM&#10;bFzV6DVjEnq6vq0usMHRRRaULoGNMXbSZzgXcQXp2fmfa25Kibgc9fWmnXvRd9AwWDj7woyEl6ka&#10;sUfGEUXyrUQl9eGrsJhkYcmBF/q+KpXDo/AmTv0KW/fuH6m5LOXk2Qurv52/HA3ad1dij4/hpfdU&#10;BJD7/9w/JvFXjQTnsPcmYs2eI9hx7AxGTvwUXo1aw4z6+UqzUDkmVDceNmzAIteBBKMT+SNtwRrD&#10;hKwa6Q0H0jR1W7THM8++hHfHfYxvZy/Cxh17cexsGC5Gxf3zfFTMnGsJKeNSSMdkF90cV3zvXmvS&#10;N49cUeH4hci4j7+dDVv/+iRWXUmDaGKbExJRW7Bm4OglB6wGv/Ueth84it1HQly0w//6REREu5wI&#10;vYAez78EW+86KkqmC1uTaNJ+veC1EQ0tHOFdvwU+/HzavfScgrna4eX44Ycf7Arzb0zKzS0aUVz8&#10;4xOPBc7JyamanJ7d7ujp8OkzFqzY+h7d0A3ppqrmQqpeS6Jj6BygE18OflrUkW5Unt9Jip/neprS&#10;96YkPNW8T/qOQ/g8DtuI9lWikoSof9MOmPT5DGzfc+QBQXnoxOmR0+ctQIO2nVHTlYe38i8Y5IND&#10;2bylh4/LLvnFhP2aUXnmdIPUoAfHybceBg57A/sOHfshK7/4Q82tIjm78POzl0hQfvwFnOs0p3rS&#10;ebFIprqqqCcLYHpoWFDWpButeedeWLx2M64mpH6ckvJLCuXCH/7ZKSI6IfTz2QvhQ9fCUK2L6Ubn&#10;5qb79UUZXatSc9E+K2O0fzlTY78fYhWPrWiPO/5xps9nGTN6kjo+yvT4LGsl/h+2fdAnL+GivS7Z&#10;5xGm/JQ7/ldYiZ/KbkuOt61gZX2z0b7qHtJj5fz8SmMfv8b0+SpnvM8j7In9PK2m53koZ7+17fT5&#10;LGv/bf/6jnlS47rp81nW9B33pPYE/n/TvfsY//y/ouT50Gd6fZY1Hq5VwWdZK/Gv99gnsQr+KpoR&#10;lV+xzmVNr8+ypsdnWSvxr/fYJzE9Psua8l1SVz1bvT7Lmh6fZe2J/TzMSo5/iD2+/mX+Tz7OaP//&#10;xv+dR9XvkVt9vn4PY98VrxVPLytrZb5Tz5A6ltuyjKlnj/t1LmofYytnGNa2p/5gc3w2cz5CIiK3&#10;3bz5k7PWZaySkpJilpCS/tHKDZvRqksP1OIRhHQcjwxUUT8eMaiGbPKQTHc4kKB8+8PPEHIpGsn5&#10;N8oJShKY3bbt2n/+pZdHwMmzDqpae6Aq9ZM5/woLSp4CZkCi1IAEWxV7HvJJ5dBnaoQfnX9NEq0N&#10;W3bC9O8W4Aj1tzW3pRwKPrn6s2+/Q51WnWBCIoyjppzPxZD73Cwo2Q+P5uOII4lFc06ySf55KhsH&#10;f5ROIPGq5p5S2xk5eJIg5elfHmjQoTvenjQFXy1YunX/yXPTk3MLRhb98IO9VvQjYS1TeOtW3YKC&#10;olFZufmT0ouK9B6XnlP4xvipXxTxNEJjHqFp40J1pnam81DaherKozZ5/mXHXgNw6MRZnD17qXSk&#10;5d+CYqBGRl7BtJ0Hj6HvS6/BwMJZl1CGbjIWbjyRlMWPEb3nXyMat++hshFdvBYfo7koZcmqLY1m&#10;zlmGNh37wLiqHUxq2sPE0glVbZxRk24wd/+66ND9GYx4ZwwWr1iF4ydPJR46erw3C0rNRTmOnbvS&#10;c+Peo3j+tXfUxFUeo86ha3WzcJRPDZ3lC6X7FYTnfPJWTWrm7+ihUUKNzoNvSmMrD3jXbYmPp0zH&#10;2XMXY/KyCwdpRZUSfiVm1N6jpzHuk6/QsfdANGrXFYEt2iGoRXs0at8VrXv2Q9/Br+Gt8R9j1pIV&#10;OHIq9M7l2MSJ2uEPcCbi6tTlG7aiU9+BqEYPg6ENP3hcX45OklnzcANfJV5ZGHbqMwhrtu7F2Yhr&#10;4zQXpYTHxCyatmARmnXthRokevkXJc7uqtbI5F8++Bcheq9+IXKk86fydJ9TOTwmvYIZkljnrLe/&#10;zQLKGA9x8Ffrc/K2ijOVq8cMNDMkM2KjupQ1EzJTMmN+X6YsA2W/HP8443rofOrf8vqh/INFqfHn&#10;JPaV0feq3ciP3vorP3qMjuUfDEz4RwPyWbb+al4A2eO2ZX39GuN5EKqOrnQNNOPXyngYCtXlUeUY&#10;l9j/qP5sfA4PbXsyLqu0HH2m+eD99Bn70Oe/rJWUVdZKnhm+d/V9rzOtjdV+DzG61x5mvzxDWl1/&#10;xbZinbjMstdSZ9ROD9mWHlfB70O3pT7ZdHPly1m573Wf8XlyG1XRY7r2I98l9aD3D/igz/VtS6+N&#10;vnrq25b6KzHyo+qtbSv4/2WrGT1XFc2QjJ+3kq0RPXe/HKPHX9nyyIzL/V2trOl8/OLvwW25v3sV&#10;jI9X96hWf7bK1b/k81+M27nUSo97iD2kzmW3+updYuz/Uc+z7l4qqYO2rViO+u4Xe9J7SR3P/SX1&#10;Wv/2kf93yNjXw+r++Ppr/ircD2X/Lz9qq3xwPZQ//fbY+tNnj6r/A0Y+dQvp64x9cjkPbWf6vuRv&#10;a9ltaTuU8aXPKtZd9TPUd+SLTFf/hxt//ySm2p78/9K+v5xrSZ+svOlGv6nRecroNbXPL2Xza/rM&#10;iQMrPIKOAz/UH7Z2VokhG7Tvhs9nzwP3E7UuYymhl6+OXbd9N7o+96Kas6mmcvEoRDstcMSRRBZ/&#10;dm6o7eaDLv2fx4pNWxARHT27uLi4huamlFu3fqgTl5w+9/iZsNxFazbgnQ8no8/gl9GmVx807NgF&#10;9dp3Rj3qOzfu1IvKHIqx1J/edfgkLlyNfVtzUUpSWlqbkNDws5O/mobAJq1gRv1aFpQ8D5ODW2ra&#10;HPfnue+vjIUqL/vHW3rPAlJpAdqfjjGmz2q5+eFZEr4bduzDsZDwnlpR5ci7fs/vVGj4oMNnzyQu&#10;XL0aIz/4AG2694ZbQENd9FVlYrVHFTMLmFS1RusOPfDdvKVYs2ZbY81FKVdj42O+mb0AzTpwDhcv&#10;GHEgioUwC3YWu0rw0msLV/R+4Q1s23UEaWmF36Wk6Ibs/u1Yv2OH27L1m9COlHNVDheTGDOhB0JN&#10;NuWbm29mRw/qLLvDo0EzFUGLTcmM1g5X5OTctYpKyJg6b/k6NfG1OokeA3UjaMNHWUTZ0M1MIpCX&#10;6uBfSnh8s6t/Qwwa9iZWr9t6OyU1cz7/qqK5LGXO4mW9P/r8GzRs0wmGFg6a8OVkQSwgqY5s9GAo&#10;AcUXj19z9I8jlRy1VJFAEpycZZXq4+DXBP2GDseKzbsRGZ9+NDop85mCm98HasVVitybN12yioq6&#10;RCYk9A67dm397sNHMe7jKWjWvjss+B+yJa8fSSKY2oJD8jz3kueLmtAfEP4VxsIjAB37DsC8ZWtS&#10;E9KyjuYX3eivuVZkZxfW2bB978HX3v4AbkHNYGzNw5DpXPhXG9UG5J9EJIf3echwox79MOrTrzB3&#10;/Tas3HUAy7fvxdKtu7F0224s274Hy3fsVZ/xa53t0msr6LuVtN+jbBU9sA+zlfQH7LfZXqwgPw8z&#10;PodH2QqyivWtaPrqrTP+Xl+dntz0+9WZvrqUNa67vnMqa/rapNToe31+K2P66l1i+vYva3+G+v8W&#10;W176bDzc1HP0EPuf138b1ZFNT71LTN81KbG/ev31+fyjbAXVW9VfT51LTF+dy5o+v3+U/db6872j&#10;729Giekrs7Kmz2+Jcf1/672vz2+J6atPZU2f3xLj8vXV60ntcf4r1uXXmD6/JfZb66/PZ4npq0tl&#10;TZ/fEuPv9dWpxPTdSxVt5fb9OttG/irYCratdI/ptT1YsYX6DZv3YNUWukepb7pm50Es2rALoydP&#10;Q/Mez8GM+owcCVTz/ajvx4KLk1uqeYzWrnAKaICXR71NPrYcTC0srKN1IRUF338fFJeW9fWCFevi&#10;ez4/GHZedVRiHo70ceJI7k/yXEKOhKr12am/auUehKbtemDMhKnYtS8YYZdi1kdeS+6dkl3srbmt&#10;NIW3fqiblnu9d2RC8tEVW3bhuVdGwt63Pow48spl87mwSFRCkcVkGSPdoDNOiMlzEakPzUafcYKh&#10;Oq27YCLphKOhF+bc/OmXSG0J4ZHXmi9YsebqgNdGwCmoIbWnJ8wcvUnXkLimc+egjsreSsb+eI5l&#10;NWpzj3rNMHvJKsQmZpzLLr5b7twTsrKjl23cBq9GrVQfnyOpZfOtqBULqP/PQ3Wbd+2NhavXYdWm&#10;Xe7a4X9POIwbn5IWtXLTDjRu100N41QZl2yocUgE8vhfTtJTxdIZJvZuqNu6E6Z++x3ScosSWFBp&#10;bhSxscmBx0JC4998bzxcAhrDiBqTs6MqccnpgVm10wVUv7Y4001s60o3tieM6YbyqdcC02YtQvCp&#10;iKOau1LOX47qs/3AYQx4dThsfOrojqObSSXMUb8IkKkLSMYCU/1CQHXmSF3pjUjnQfvxLzMqlG7J&#10;k3XdUY3q5ODbGE079cGg197B2/QATfpiJr6evZiT+GDmwpX4es5ifDJtNt79aCqGvjUG3QYMRlCr&#10;DrDxravGplepbU8+nZXxr0b8YPAEYANrEnpUNt+cangq3biWnnXQqd+L1Ibzc05fuHwpJadoqHaa&#10;pSSn5809GHwOw0aOg2tgC7U+jwGnHeb0w3yudC4GPCzAlQW6K3wat1RLoJwKi/g5MS3nqVgQVhAE&#10;QRAE4e9KcnbBK2cvXsOHn01HQJO2MKW+spnqU5KYpL6ggTX1o6mvzlFWnndo598UA14bjZ1HT+Na&#10;cs48zU0pWdTfDI+IuvT1zAU5PQcMg5N/I5UPhNe2NCZ/PJKOp5QZcTIZR+p3qv409d9Vkk0WXh6w&#10;8a6Peq27ovtzQzDkzfcwesIUfDp9Dr5duAyzlq7CzMUrVPKcqTPmYPSkydRvH4EWXXvBuU4jmDno&#10;hvDq5l5SvTngxGVSf5k/0wWiyFg485BRtrKikvvSPOzVievrRkK6MZ579S1s3X8EoVeiHsgmGxwa&#10;dvTbBUtRp2UHlc2Vp8HpVqegvrQV6QAeKegQoLSDiVsADMgvJxxyCmyIV94Zg6Onz8RfiY0tF3Bi&#10;3ZNz486hT2fO/WdDEt3mSmdwlJS2rG84uEXXh4fhVnfxp7bqTEJ/JxIzs6OKi4v/esuDVJb8fFRL&#10;ycgdu/NgMAYMG44aJIh4fLRae5IuLmd85TC7MYfcScxxqmO/Jq2xYPVGXIlNuqq5KcfFa3ENj58O&#10;Kxj70RQENm0JcxsnumFc6eKR+nekxufspvxLAAk/TpnMa2I6eNfDm6PH43hI6L/yC4t2aK5K+WzG&#10;3H4j3/8QHvWawtDKkUShE/kg0cq/DLBY5fHgHL1Tv3C402sOk/ONyDcofc5CkgUZCWVl/GsCD0NQ&#10;wlRnKi0wCWpOgcxr/PAQBPXLA4tszdRNx5FbNU6aynBkY8HsQj6c6SGk87SjB58EuLVXAD14L2H5&#10;+m04E3H1E+1UHiC9oGh86KVr19+lB9CrIbUX3ZTqwbb3p7bim5/qwoKYHwY6HzNHLzj418WIceNx&#10;7Ezo3fikjBc1V4IgCIIgCMLfgMSs3IHB58NvvDVhEhw5wuZCQogT4HD/VPVLuZ8YoMQR5xcxo/6u&#10;b6O2SuydCI38Z0ZOod4l+HJv3msZdjXm6ILVG9BryGtwCGxE/XEekUgCj/rl3P81dCWfJIzU8FxN&#10;MPFwXkOOmlLfWCWWZKPveAm9EuPjdUY+WAyWFVxljQNBai4ni0fNeH/u05eY+pyn5HmQ4HNFFQsH&#10;uFI7DB/3Ib6YOb/cyD4mt+j64tPnL94b/u4HsPUKgom1GwlKqpMt1dmGg2b+JKJ9YcTzQale5qQT&#10;/Emwj544GYeDzxSGXbvWUHNVjmuJ6VcWrdmEOs07oLYL+aE6sfF8WaVF6FqYkTZQczxrO6LPC69i&#10;657DuBYb2waAkebm6aDwzh2P+LSsn1dt2oE23Z9VIV/dwqPcWCSaOGMRz92jG8SEjNfScQlsgm79&#10;B2Px2i0Ij4qPjIuLM9XcPUBSWlaba7HJ/zx47Mw/V27Y/vNn0+fcf2P0BHR/figatO0KB996sHDx&#10;QvtuPbFjxx4kxiUe0g5V3Lt/3zo08tqn38xdhAAStNV4HRxrF5jy2HCeW+jKQ3T5BiURyUKvxJSw&#10;ZPHHNzR9XyIgK0Y12ei8dDc6Pzya2CwRoGT8sKr1e+gGVIuvOnrAzr8e6rXthAGvj8AXc+dj34lT&#10;/07Kzbudd+fOB1rVyxESEmKcnZ0/M/T8RUybORcdez0Le986MOdMtzx+XM2F5AeKyuTy6UHgpEO8&#10;IKqFWx1qr2GYt2Iddh8+PlxzKQiCIAiCIPyN2Xvy5JvzV69DlwGDYeFVR82LVNOgSvupWpSRXvPq&#10;B7xWuY1nXZUQ5quZC3AqNAJpmbmzuB+quSxHcfHN1+PjU9P3HQz+1zezF90f/PpoNG7dAw5eJDZJ&#10;hBlYUh+V+8EcXeT+MplKXulIopP706rPqhn3s0v62qrvzX1aqh8HbJTxfFA28qlEIwtL8skikvdn&#10;DULGc1CNeHoXiUnWHT5NWuGrOQtxLSn1TMHdu020qisSU1MObd25G+06d4Ojlx+c/OujTovO6Nh3&#10;MF55ZyI++3Yhlq3d9n+HSIdERyf+M4vEur7pdgzrmfDY2MgFGzeh46CXYFOvqU5jkK4wdCQxSXUx&#10;tudpbe7U3qQJSCfxENcW3ftj6brtiE3K+bmw8J8emrunE1LSBmEXrzXcfTAYr4x4Dy6+DcELF1dz&#10;DiBlz9EyjvqR0ueJzOoGootvTTdELWcSRX4IatMFoyZ+gq37Dv47Ji3rXs6NmxlF3//jodG5svAF&#10;TExMrHnjxo2aOfcfTNrDD0F0XMqQ3fuPoNfzL8HKxRvV6YbksLMaasoXlkPbziTCOJJIDxtniDJS&#10;v7hwKl/+lcOTbgQSxHRjcH15a8o3Od0MHJE1o2NrefjD1qcOnAMaIKh5G3R/biDenTgJi1asxsmz&#10;YYhLTJ+7b9++mlzXh92MJSTnFn0SEnH152/mL0eXfkNg7V4XhrXpJrTidWqobKcA+qNAbUkPP69z&#10;yQ8pL65a1SVIjfG28amH3i++gpWbt+P0hUtjHyXaBUEQBEEQhL8vly9fNjlz/sKYtVu24/khr8LJ&#10;rx6qUl/YhPrAJtSf5b6sTuxxJJEEHwcm+DX1cw2snGBJfdwu/Qbg67kLcDoi4ufk3PxH9tG5n8v9&#10;3X37wmpGJWbMOXX+Mhas2oS3J05B10HDqN/fFfZBTVHTsw5quAVpesFX9XFN7KhsKt+U9AKPvjPV&#10;5n+qwAxvHagvTIJR9dM1Uwl4yIzVqEYSb45uqOnigU59+2P9zl0Ij44eEgI8IIo52SfrhxId8aSR&#10;weu37j2TkJoWdfRU6H/GffwlmnToiWo8DJd1AQtnzpDLgp3OhaOuVV0DlNZgMWli7QrnwEYY/Oa7&#10;2B98FucvpTRiHaW5Fkq4fBkmsQkZ3UPCL2PSlzNQj24aU2pMdbPycFL+RYEFJX/myJnA+ObVDRlV&#10;Q1rpgvCEVXP6vKZ7IKx96sOvaXu06zUQQ0aOwUdfzMSClRv/ufPQiZyLUUmpWQV3V2tFV5rCwsLq&#10;2UV3vXjicEJmbsvMglsfpOUWHkvNLvwpJSsPyZm5ylIy85CanZeQmFU48VJsUrPIlGxvPib35k8u&#10;7ENz98TkFt14KyopLXX3kWNFMxcs+fer77yPZt36wimoGaryryv8APONqX614baiLYf0LUngkog0&#10;pYe9Kj1k5vSZiYUzHL3rot9Lr2DZuk2ISkxBZkHxO1pRgiAIgiAIglBKRkFBhyvxCaErNm7B88Ne&#10;h7N/A7XEnFqaRI3SI+PRhpzQ0Zrfc/+djD7jDKm8TqOZkwfs/eqiaeceGDLiHXw1a8HP+4NPFsSl&#10;ZhzKv3m3m1ZUpcjLu2ednV3kFRub4p2akf1iemb25PSs3DUZWTnZaZk5SE7P+ik9I/tuWlpWcFRi&#10;Yt9TYWHeYZGx3rEpKd6cCEdfttknhUTy6sj4hIwdR4Nz56/e8M+JX07DiyNGoW2vvvBv1gIOvgGo&#10;4Uw6xVq35F4VK0cVNTXgOaMc6aX+uppvyZFZG900QCPOj1LbFWaka5p0eAaTp83ByfORuJyY2uMy&#10;YKIVLTDZ2TeckjOywy5ciQrbe/xk2Nqdu8JXbNyWsnj9VsxeuQHTFq/BRzMX4dUPpiKoY2+YudVV&#10;QlINFVXhalLwvGXRVNZKQuBKTPnowtt0YdQcTR5Ka0dKnwUo39z0AJjbuqGarQu8ghrivQkfYdO2&#10;nfu1Kpaj8MaNjtk5BWEJKRlhCekZYdkF18Nyim5Oz7xzx0Lb5bEUFFzvUFh4fVd2dk5YQkJK2JWo&#10;6LAzERfDDp48Gbb9wKG0VVt3/+freYsx/P1J6PnCK2jQoScc6zRDTbdAlRGLQ92GPDmaz51uwipq&#10;nUw+RzpXK917XQiffy3iaCndsLaudLwvvBo2xzMDBmPa7Pk4SzdlcnrevNzc4gZ37uCJ6y8IgiAI&#10;giAITEJWlmNccvq8kPCLmLloGQa8Mhx1W3WAhbs/TEk08TxJjhRy1NKAh6Kq/CPUZy2Z7kV9eh4t&#10;Z0x9dp4TyP1zMwdP1HDzh2NgIzRo1w29h7yOtyZ8gq/nLsSqLVuxcc/e9L1Hj4eFhEWEXaR+dFxy&#10;SlhGTm5YTuH1sIqrGDyOwjt3PLPzbsxPSKd+eXp2WHbu9bDcGzc6aV+XY+Oug/tGT5oKz/rNUY30&#10;gymv1UlagiO1PJ+T5zZW4Tmhdl5qPqchnaua98kCUQ29Zc1C+9C+KgdLSXvwdLgSs/ZEbe8GaNz1&#10;Obz2/mR8PH0Bvl6wCt8uXYNFG7Zgw959/96879DlvSdOhpGIUHqk8ObtWXfv3rXUqvn35Nq1ZOfL&#10;MQlYuGIdXnh5OOo0awt7ukmqk4gzrU1K3cJRZVLiZS7UopwqCskXRCcKlWrnBuYQsDUpefpMiUr1&#10;3l13QfjClDO+WPy5Znzx2DdfNLqhlSDlqB3dtMo4uxMPXSXzbdQGn3454x8Jqbnlopc3btyveS02&#10;YdyaTdvRsnNPGFk6wNjOhermTCLVmW4Sd90Cp07eMGNz5jTB/BB5wMTOjR4QTlfMi726kSB0pbLo&#10;IaMHhte85Im/xny8qoPWFuq86fzJVEIfZTzsl9dBCoCJcxBMXOrQNlAXIudfgujGru0RiCadnsHI&#10;8Z9g9dbdOHj8zN7Qi5FD4tNyfbVTEQRBEARBEIT/GtzvDDkf8ezBE6c3rNu2C6MnTEaLLr1JaAbB&#10;yIKXuqN+sS31k3nUHH1m5kaflyTkoT4yL1fHa0JWsaO+swP1nR15+TrqszvSd9R/5rmFhjxMlb4z&#10;tqd+tJ0T9aedVN+cs7zy8hxmnPiH+tYsaE1JG/AUNF5Oz5jec3CJRR8PhTWmfrmRhRNadOqF5et3&#10;IC4la+uNez/7a6eiyMovnvTRlzMLAlp2QlVnf93oSdYlJUEr1hrltAh/RgKZ6sLRyNJht1QfZfyd&#10;Os+SKC75YR/8miO9dPwv+Vno/J1JoDrRZ3z+9BnrBjNnOkd7N5jTawt3XzioPCsd8OLwtzB3xSpc&#10;jI7ltT7LrZLxp4eHb+YVFs85fCJk9/Q5i9D9uRdh4eoHcxJXPJ6ZM4bq1mmkxuIoGqcftvejGyJA&#10;TbA1cQ3Qzemji8MXyZgvNIk9Q1L+HPI1IsVuaOVBNyBH6OhYElfG9gF0U3DKYRJfdKOodWVYKJYa&#10;lUU+SyOWbCxOeSKuim7SheELp0LOVBaJvdou/njxlbdx+NgZpKVn7dVOT5FTdPO5k2EX/slLitR2&#10;J2HHNweLPy6HBS755nmevBYmC0JOr2xMApDXg+Rz4xTCajF6+lwtckv76Ra7DdAZZ8+iuhnwHFES&#10;y3zuxlSvGs5+cPBpCP9G7dC6az8MeGUUJn72LZZv2Inj5y7iamLqwcS8vNYAZL6jIAiCIAiC8Kcm&#10;LbugSXRSxsFTYRexdO1mjP/0K7zw2ii06/kc/Ju0g71PA1R3oT4z9dV5nXUDCxfauqtRhxwB5Kif&#10;qZM/zF0CYMY6gvvY1AfnPjdHBTnqqSKibEqk6kz10alvXoWHmNJr1gu83mZN0izPD3sDJ8+eR3bh&#10;9UFaNRVZecV7joSEYuCbo1HLs64So7oyuM+v0xdqy0ErFbjSva+YnZYTbXI9eY4nL/nHoyZ5BQoW&#10;mAY2LqSPnGlfFpckpK34PW1VZlf6Xp03nx/rCtIRJZqGt2ysreg9R0l5uT/O0WLKYrS2Lay8AtCh&#10;z3P4atY8HDh6cl1qVs7S3zLE93cnMzPTPDTyysxVW3ag+4DB8KjXHCZ0UQytSBDSyVaxpJMj0acy&#10;L9lwKNsPZtSIZtSgNUiIufg3RNN2XTFizHjMXrwMOw8cvb5y89Ype4NPTTl1/sKU0ItRU85fjZly&#10;MSpB2QWykPORU/YePTVlx/5jSzmRz9ffLcRAugGDWnVCdWdeK5HnUlIDWvHFoBuQbx4qXw0JLWn8&#10;UkFJ9WNRaUdClcWopQtq0QXo/dxQbNq6F7EJKeUEZeEPP9ht2LXvy2GjxsDGp64SfbymDQtFtYYO&#10;G2e8Ip88h9OnWXt0GzgMz748HC+8Pgov03Ejxk7AmElTMPnrGZixYAmWrNmAzTv30rkfjN+0c++8&#10;rbv3TzlM5x96MXJKXFLalJy8gndu3fqhrlYFQRAEQRAEQfjbU3jjRuesvIIpCSkpU85Tv/joqZAp&#10;W/cfnnIw+HT4/uBToH4zlqzegOlzF+KTr6ZjzEdTwOvTDx05Gs+/Ohz9qf/d48VXENCqI2p7Bqr+&#10;uQo4aaJPNzVOFzG08q6DwW++jR37D60oKiry0qqgiEtJ37N51370fvFVEp4Busgm+6D+vyH7YH1R&#10;ojOUqCQ9oIJdJCIddYmAeNSiGsno7EV1CUBAi3Z4btib+Hz6HOzYe5TsyNL9h09MORt6ccqFyKgp&#10;V2MSpsQkpEy5SNsQOvfDIWenbN9/dMrKjTun7Np/4vq8pWsxcswktO3RH64BTVDNgfyT+OQhwxzw&#10;YtHNgTWlg3hkJ2+tnFU97HwboFO/QVixcRuuxCTNZD2nneofBwCTxKy8CbuOBONZXkvGvwFVkAUc&#10;KWduVCXWWFjxLwIkKuk1/4Jg69sI3Qe9gmnzlv7jVGjk1ieZt8fqufDej33yb/04Iu/6D49c+5Dq&#10;ZRyVmtkz+FwE3pn4KQKbtYNhLXsYcRibbiD+VcCQ68URUhaTJQJQRTE1UWnjitpu/njxtdE4GHwG&#10;iSnlI5TpBQUDj50Loxv0DdSk/ZRoVTcnXSQSksbki5f3qEmitHX3vpixaBkuxSWs0g4XBEEQBEEQ&#10;BOEP4lpy2so5S1ejU+/nYekWAGPSA8YcCCJNoKKYJLAM7N1R3dUbfV56GUdPnUVGXmG5CGV6Vt6e&#10;Y6dD8dKb78LCo47SFBxxZD880lBNS2NByVslMElbOHiA18I3tOPkRE7wIwE5atLHOBwahqTCwg9/&#10;7zmPRXfudNl7/PjMbxctvtdnyDDYB9QhAUtl2zlT3VxIk7H+Ic3ioAumqbX6bVzg5FcHfQYNxs79&#10;B5GakTWBdZ7m8r8DFWAUn5Q+bM/Rk+j27AsqZbApKWFeasJEDdkk5e/gp4a3mlJDV6MKe9dvjhFj&#10;JmDvwaPF+bdvt9VclRIVFVX92rW4d4+fOY8p38xB1/4vwb1+C1Rz9ldha3OnAPLvB0MbXdSPJ75W&#10;pYvu4B2ITr2exdez5uHM+YjLFS9KZGxSm5NhlzD6wymw962nU+wkGtWCpzzElSOT/CsC1VX9UsFj&#10;lu14mK07/Jp3wFezlyAt5/o+zZ2Cf624HB23auHqdWjcqTsMSeXz5GFW/iya+cbk9TJZwNp5BWLY&#10;iNHYc+gY0rJzRVAKgiAIgiAIwh9MRm7BykPBp/HGqLFw9m0AU2ueV0likPQLJ69UCSx5qT8rezRu&#10;1wlzFi9DTFw8ab4bHTUXiuyiOws/m73gex4RyUum8LBXM+eAMhFKjgiyJtBpA15Lv4q1C2z862LE&#10;pMk4cOYcQqKiymmhWz/8UOfCldjYb+cuRcdnnoeDTz3UouOqkx4x5Yywlk4qB4spvTd39EJNV1+4&#10;12mGzv0GYeq3cxB89jwiSUexntJcllL0/U/99xw7eWP42AnwadgK1ek8zXnuJ4/IJC1k4uRJ+o2D&#10;aQ50/o4kqF3RqX9/7DxyGDHJyeP1LZXymzlw+XK1U+FXMHriVJhTI/IwT5XkhsWZnSs1pBMpX1bg&#10;zuqkAxu3xaw5S3++di1mp+ailITreX6X4pPw8Tdz0arbQGqgAJUZSU2wVWqeLyyfrLvuovCF0hQ/&#10;h5d5zqIJ70cNbOHigRFj38eeo8czrv/wj3K/JkREJ7fbvv8omnfpheoudBxdaN1FZxHJUUmdUufP&#10;DJ10k2sd/BpizMdTsfPA4QeyvF6KTRywcc9BdBswBLbevLYjXQAlTqkdlKjkbKvuMKPPGrbqjAXL&#10;1iA2KfVXL0siCIIgCIIgCMJvIyUzb/mCFev+X/023Uh3+IETAfFcSwMlKnneIfXlScNYeQWSWBuI&#10;TTv2goTeAO3wUg4En9z30VffwCWwHoytHGFGWogT/vBqC2p0JusMjnqyRiKdUsPZC806dMW2XfsR&#10;cTm6neamlB17D14Y9d542Ln5o6qdF6qSJjLmuZ3sq8Qf140jjGycQdbJj8Qs6xoyEsfVqP4tuvXD&#10;pK9m4Ep8CvJu3uzKa4dqRShiklJ3zlqy6ufAFh1Rg0SpCSdD5aSlrLV4niUn+uEhubQ1pnJGvD8J&#10;wefCERwcXOnlDfUCwDC74MZboZei0O3ZwSrqyCKKo4ec+pbHBldRWZbcqDGd4RLUEG+88/79mIS0&#10;DM2FgqObqXl5rcKuXsWIceNJYZNKphNRk1PVhFjyo0QZCz06wRJTF1onJnkSLX/Pk1LNqB5mdm7w&#10;bNAcsxYu+39xSalntKIUWfnFbaIT0/DNvCXwatRKJ/w4ExNfGHWRqBy64CwsOfGPKZUV2Lw93p/8&#10;OU6FRRzQ3JRyPPTC8xt2H0TfYSNgxtmheOy0PQlR8sXzJ9XEXKqXsY0b+emAyV/NxJ5DJ9ZohwuC&#10;IAiCIAiC8D/iUHDI6s+mL0BQi24w5gQ2vD47CTOeX8gijTPMGpDAqu7kjd4vvIw1W3bi6Kkzz2uH&#10;l3LifMT+SV9MQ6M2nVDN3oP0iAeqOpEQ5Gl+HADTIpWGpFU4AMY65MvvFuJqfDLS8/PLRShTMvIO&#10;zV268v/8mraBuZOmeUhUVnEKom0g+WLtw0afU5151QsjMrVOJWkQEzIzem1KOseM6m7h7InXR4/B&#10;+SvXkFFQ0L5ilDE6Nbdg5ITJcGvQks7VFWYkLo04kkqaTDffUydeqzq4o1OfZ3E6PBLJmXkNSccZ&#10;aC5+HSEhIeZHz4Zi8PB34OjXAFVqu6hsSiwoVfIZughqXRVrV9Rw8sRHX0zH+chrhdrhiri44hrp&#10;2YWfb9t3BC0690YtF1LWnLGV1Lypik766yKHKvUuTyTl7KacvtcRpiTczEiZG1m7wIRT7Vq5UYO5&#10;wathCwwfM+E/VFbS9Ts/vqEVpaA6Gy/bsKXnB1O+hHNQEyUYq/AcT77IKiStCUob8kff2XoFoe+L&#10;w/DN3IWHNBel5F6/1SshLeuHJeu3oUXX/lQPuknYyAcn+eEsrkZUd0Oqc1W6aeq17KTE5PlLUWs1&#10;F4IgCIIgCIIg/I+5GJm05otvF6FJ256o6UR9eJ66xqMWrUhI0ZYFHQeJOOrYvGtfzFu5AdcS05Ga&#10;U/Ss5kJx69YPdRav3hg+YNhw2HgEkT4gncHG+kKJQs1Ix5iQYPNq3AYTPvsWuw8cf/3evXvWHLDT&#10;XFW5/uOPjS7EJFwc9eHkf3s2aaWWE+R15jloZWDDyUb9YGrjS8bBNJ2ANaV9zEl/sB7TaTJeAYM0&#10;lI0riVtXNGjbDlv37kdmQeGxPCpPK0pxISax8ONvZsPCPUCdpwkZi1QOurGoNOelW2o7wt6nLga9&#10;8iYOngjB9vDwqtrhlYdO1jS7+MZ/FqxeD29S19W5kUkIqorTiRmSoNIJQXdYewahc98B2HbgSLF2&#10;eCnbD5503rj1IPq9OALVHAJgYOUFc8cg8kMXgKN7ZPb+TTD07Q+w5eBxJOYWJ3BEs6xlXr/eKKvw&#10;BpIz8uLS82+77dixw0hzX0pybmGLq7HJ/+YlS+o2a6eS6/BQWlMSwBxF5IVCDehCc4IgQxKmNR28&#10;0Hvgy1izaQdiE1MOa25KCb8U1Xfv4eP/b8jwd1HTWSeCOaGPipSSPwMyjq7yxajp4o02Pfpgw/Y9&#10;yL9+a53mQhAEQRAEQRCEPwlF129/tnHbzpsd+vRHDVeOzJGA4yGfzqQVeGQk50MhfWNKYrOGozcG&#10;vToKuw6dRNjV+P6ai1JiU7IOr9y4E704+6sL6w5/XXZVbZSlbn1K8sujGEkveDZqjcnT5yAiKv4/&#10;CZm5LTU3pbC+YUvOyL2Skp2P1Kz8xhU1UXrx9fi9x8/gtfc+hHO9FqSrXFHFks7Byp3KZ3HsRHrL&#10;A70HDcWm7Xux+0jIA+tQ7j58vIjz1ljy2p8kRnmYrZE1ayUf0jscKPRQq154BDbEwhXr8N327b9e&#10;UN6/f98sm0TcjAXLYesRqASlIVWY108xpsbmBTxZsBlQxa196+H5V9/CoVMhDwjKpdu3O3+3cjWa&#10;dO9Lx3AolUWpv1LcRiQua7kGoE6bznjtgwlYv+/Avy4nJ4dohz6S3KKi+vHJmcVrt+7EoNffgktg&#10;Y5hz4h0bXuBUFwpmAakiiiQEDalxjCyc4eBbH0PefJsa+GhEUmZmgOaulPNRCX32HDuJISPehYtf&#10;IxhxVJb8mNBNwQ1sxFv+xYHOpZqbDwJatMXEzz/HuStXzuXevNlCcyMIgiAIgiAIwp+MzDt3LE6F&#10;X9w58cuvEdi2A6q7s4gkUcbGcwp5dKMa4UhiraYTnAKaYuDr72DX0eO4FBvbV3NTSnZ24a7g06H/&#10;eoH0iF1AfdILTuDssZyYx5AjfmoNftYPpKNsnEmvuME5sAEGvjICqzZuRwLpmSLSNZq7RxKXlhW1&#10;Ye+h+29+8DHqtOuOGu5BuhGYKsJIWysPVCWN1qZbfyxesRErNu5+QFAePhVaNGT4GNJOTUnH8VRG&#10;XlufdBmPvrTzhQlpNXOqq4OnH+nAxUjPyUcK6ULt8MqzNiTEfNv+Y2jVtR+qO3MIlBrCwQ+GLNR4&#10;jDDPTeTGIWXv2ag5lm3YcuvOnTuNtMMV15KTnSOjYjF52kw4+DWgRnaHKY/5ZVGpzZvkMcG8+KfK&#10;uGTPGYfclDA05fmSpPKrOvmqdR2r8gKnHOol4cjZZQ15Xw77qgmqrMo96DgvFU00tie/3CC0davX&#10;HC8OH41dh4IRlZh6QqtaKWn5xW1iUrKSV27e8XO73s9TWRwG9lK/JrBwVmtU0rlyRicDSxKY9F1A&#10;03YYPXEKdhw6djg+o8BdcyUIgiAIgiAIwp+cgtu33fefOH147KefIbBVe7WePc975EgfaxJevYFH&#10;ZrJOYY1RwzUA7foOwtKNO3AlPjUtKS2/jeaqlKTMzOO7Dh/FC8NHwbtJS9IwuqSdnHDUkF4bupBe&#10;4YgoC1drZ9IrvBIFJzx1Jn1D2sfOFSZkpnb82o3EnRtpH1cSem4wsHZV0+xYI1WxJrMhXcIBP14R&#10;QwXsqP60j61nED758ltciIxCdHR0OUGZd+ve7jVbdv8cRDrGjPwYkR+Vz4a0mcoLw3qqtgtqkhhu&#10;3qkHNuzcg+2/JULJ8EKX15LSsXD1FgS16KwilAYk2FTkjzO9cjiXs7JyY9g5o2mXXpj23eKfswtu&#10;btZcKDjamZ6VOyz0wiW8PW4inPzqqbUazelCsTLmsbt8EiqjK4tMVvJUjsqgyqFjvpD8ealp36t9&#10;OEEOjzEmkUqNWo3Ep0f9lhj4xttYumE7LsWlRF9NSm+mVaWUzLzrjRIzsi7u2Hv438+/PArOQS10&#10;UUwqz4h8cNYnPjcDuvj8i4WBI6fs9US91h0wfe4inLt45XThrR/qaO4EQRAEQRAEQfiLwaMewy5e&#10;DJkxfyEatumAGiT4TGxI1DmQSOMAFekTzptiQFqDh4cakF5wDmqK514ejo279v2YmJZ9If/69caa&#10;u1Ji09ObRSakRK/cvguD3x4Dt8atYO7GATR3tWyHIQtLaxedkbgz4ECdTRljHURaqXROJo8SJfFo&#10;TAJQjcZks+MIozuqk1B18q8HXibk2JkwJGfmDGb9pVVFUXj7h+XfzF/+j7bPPAtTOj+OwBrS8Wpq&#10;IJ0jax9zFxKXlo4ksDtizvK1iEpKQ05Ozm8TlCUsX36g2pqte9Fr4GuoUsORlKuritoZkBLmOZSc&#10;HpfVPIuxajyEtXVXfD1v6U9h12LmaS7KERIXV+Pi1Zjx+4+G4MuZC/ASib/mXZ5RDVHb1QfVOAMs&#10;Na6hhbOaYMrZUzkqWNXJGzaedeHfqB1ade2LAcNG4INPvsTy9Vtw/NyF7+MysldqRejl0JkLgRt2&#10;HQx+b/KXaNC+O6y869HF46VJSNlzViVbalAWt9Sopk5+JFDpNSl9x4D6eH3sB1i3Y2dUWm5hb82d&#10;IAiCIAiCIAh/E7KvX2+3afeeiJHjJsCtTiO1KoUxJyDlgBOPqrTxIUHJuseXhBgH2dxQy520T8tO&#10;eO/Dz3CAtM2589FdNHcPkHf9nt+FqNgBJ0+HpSxfuwkTp3yFQS+PQIuOveEZ1Ay2nnVQg0SsGYlW&#10;XjOT1+A3Ji2i27qTTvKHW91maNb5GQx8ZTimfDMDe44G43xU1HieehcXF2eqFVVKxLW4ld8uWPaP&#10;Om26oLpHoIpk8lxRXVZZzUhnKWFr5YROzw/GwvWbkZSbWx+/NcNrRaKiCqsnpmT+tHz9VrTs1Ac1&#10;OazKE0C5cXkCJyt2Cx6CSp87sSDjLK6e8G3RFqM+/BRrduy+F3wubFZ2cfHHmsuHQpU3vn79R8fb&#10;t2/XLrx194XiW/daX793z1f7+pFkFBS4J6VlzzoVfnHr7kNH8ek3s9Cp7wA4BzaCsR2JX1b7PIS1&#10;RPGrqCgZCUmuO//qwOFp/6Zt8e6Hn2Drvv0xSZm54wpu3e2pFSEIgiAIgiAIwt+Y2PT0vlt3H4h5&#10;b+LH8G/UDJauPqhK2oan33FAzdDWSwWheCUJQ56H6Bio9JCpgx/s/JugXd8XMfHLmdh59BSOh1/e&#10;mpCZOyuzsNBDc/9Irl+/7lt0+3b9wjt3PItu/tD1+o8/OpI+Ks0O+zAyi29/HHYtbtbmA0fvvvnB&#10;JHhzVNSB9BoPsSUdxOtNGjqTbiNjQWzq5K2WHalB2qd1tz5YRiI3JiElLz8/v5rm8r+DStZTdGt+&#10;SMRlTPr8a9Rr2QG8bAgnrDElYWaiwq88XpjXd/FUY4aNHTzpO05p6wJjW1fY+dRB3Rbt0P3ZF1Vo&#10;dsmqdTgTHpmkFfEAnNk1Ma0g+FpS1j9Dr8XhwMmzWLtzN75dtATvTvoE/Ya+jJZdn4FnvUak3L1V&#10;VJPHFxupIbEkEvlC87BZHqZL9TImsWvu4qPmfnJ9zBy94NWwFQaPHI0FazamHgwJHXf93s9+WvGC&#10;IAiCIAiCIDzFHDx99tVlm7akvvLOewho3hpmdi4qeGbm4gcz10DSOxyk4ql5vBoE53dh/aEbwWlC&#10;msiUhKiFuz8867dA087PqOywIz74GF/NWYwVm3di//EzuHAtFlcTU5Lj0jKm5RcXt+Hph1rx5QiP&#10;uJS4bM16jBzzPno+Nxj1W3eGg18jtVY/r2bBeV+M7Vn36BIMKU1GAtjc2V+NwOTRn2YkMoNatMEH&#10;k6cgJPwCcouLJ5FoNdGK+GNJv327dlpuccKB4+cwfMyHVLEOqOFMFeV1VOiElLgkUWfMy3U48vhc&#10;3eRRtZioDQk7avhmHbtj2qx5DwjKhIS0umGXrmL85K/gxalxLZ3VPEnOMmtAF8WIRKqxA21JWfOE&#10;Vx4LzA3GF8+QLqQx/1Lg4K8TlZYseL1JcPrBr1ErDHj5DSxavRaX4+Jz82/c/YjPQytWEARBEARB&#10;EAThoeTeufN+eGxc7rxV69Bv6BvwbtgKFh5BMHciHeRAQpIEpkpmSlsDG9YnvIQhiTxObEr6iDPA&#10;8jKEKo8MmVquhHUS6R3Pek3x3sTJJPQuIiohoa5WZCkzFi5ObNujD6o7UTnWuqSpaq39kjw0HEjj&#10;PDU8GpMTojr5wso1CAGN2mHEex9i7+HjiEtJ31pYWFhdc/nnIyY72/JKfPrpZZt3oWnXPqjlFqAT&#10;lyQEOZsrL9apQsR0wuYkLpt36oVpsxfqF5QRVzHh069JULZUGVa5oVV2WF4XUl0Uujg8hJUb09Eb&#10;Naks97rN0LZnf7w6agz5XYAtO/bfDD4VejQpPXP5jbs/PZCgRxAEQRAEQRAE4bdw6+6PPVJy8ted&#10;Cos4umXXgZvfzluK10ePR/tez8O1blPUcGOR6Qkje08Ys9hTq2aQCNRyuJhw0M3KBe71muFdFpRh&#10;EQ8XlN37kqBkwciJebRMreSDk52yLqpKZdXv0A2LNmxFdFrW6WzSZ9rhfx0iExIcT4dHoGv/gbDx&#10;roMqJAY5G5EaeloiKKkBqlPDtejUG1/PWvSAoIwiQRl68QrGTyFB2aA1jEhpmzkGkOrXVDibajRP&#10;2Hk3wEffzEF4VELUzZ9/DtRcCIIgCIIgCIIg/M+5GJMQOmXGXDgGNCDh54oqPCyVV6/ggBsJTE72&#10;Y2DhokZmjv1wCs6cf0iEct6SxNY9+qG6i048qoCdPWeBJUHJ0w+tXWDlFYhOfZ7D8dBwsC7TDv1r&#10;USoonx30aEHp7IuWnfo+kaDkJUZMlaDkYazkhyOVSlB6wc6nIT4mQRl2JS5MO1wQBEEQBEEQBOFP&#10;wSUSlJ/NnAfHoEYkKN2gW5PyVwjKuYsTW3XvB3Mn3YobvG4+6yLO3srJgqpYOylB2aF3f5w4F/E3&#10;EJSPi1D+LoLSE3ZeDURQCoIgCIIgCILwp+S/JijtONJJmqiCoOQIpQhKEZSCIAiCIAiCIPwNEEFZ&#10;ScoKSiuvIFSxKiMorXkpEZ2gNHf0ebyg5KQ8mqA0cQqgBi8jKKnhuCHtvOurOZShIigFQRAEQRAE&#10;QfiToQTlrDm/CEoHEn8lQlAJSl7X/8kEZduu/VCddZAlCUrO7soai9+rZKV/V0HJa1WWEZQqG9Fj&#10;BKXK8kqCkrO8eusTlHRsqaD0EUEpCIIgCIIgCMKfk/KC0p10DAlB1jQOumUVTUjj/DpBSVs7XxGU&#10;IigFQRAEQRAEQfi7IoKyknDFQy5cFEEpCIIgCIIgCMJTjwjKSiIRSkEQBEEQBEEQBB0iKCuJCEpB&#10;EARBEARBEAQdIigryQOC8ldkeRVBKQiCIAiCIAjC3wERlJWkVFA+O+hXr0MpglIQBEEQBEEQhL8D&#10;IigriV5Baef9gKCs5iQRSkEQBEEQBEEQ/t6IoKwkegWlrVepoJQ5lIIgCIIgCIIgPC2IoKwkIigF&#10;QRAEQRAEQRB0iKCsJHoFpcyhFARBEARBEAThKUQEZSURQSkIgiAIgiAIgqBDBGUlKRWUsg6lIAiC&#10;IAiCIAhPOSIoK4kISkEQBEEQBEEQBB0iKCsJVzzkwkURlIIgCIIgCIIgPPWIoKwkIigFQRAEQRAE&#10;QRB0iKCsJFxxGfIqCIIgCIIgCIIggrLSiKAUBEEQBEEQBEHQIYKykpQKSlk2RBAEQRAEQRCEpxwR&#10;lJVEBKUgCIIgCIIgCIIOEZSVRK+gtPUqFZQy5FUQBEEQBEEQhKcFEZSVRASlIAiCIAiCIAiCDhGU&#10;lUSvoJQhr4IgCIIgCIIgPIWIoKwkIigFQRAEQRAEQRB0iKCsJKWCUpYNEQRBEARBEAThKUcEZSUR&#10;QSkIgiAIgiAIgqBDBGUl4YqHXLgoglIQBEEQBEEQhKceEZSVRASlIAiCIAiCIAiCDhGUlYQrLkNe&#10;BUEQBEEQBEEQRFBWGhGUgiAIgiAIgiAIOkRQVpKyglKWDREEQRAEQRAE4WlGBGUlEUEpCIIgCIIg&#10;CIKgQwRlJSkVlM8O+kVQ2nqVCkoZ8ioIgiAIgiAIwtOCCMpKIoJSEARBEARBEARBhwjKSiKCUhAE&#10;QRAEQRAEQYcIykoiglIQBEEQBEEQBEGHCMpKUiooZdkQQRAEQRAEQRCeckRQVhIRlIIgCIIgCIIg&#10;CDpEUFYSrnjIhYsiKAVBEARBEARBeOoRQVlJRFAKgiAIgiAIgiDoEEFZSURQCoIgCIIgCIIg6BBB&#10;WUlEUAqCIAiCIAiCIOgQQVlJuOIlSXlKlw0pEZTUcIbUcCwoqzv7iqAUBEEQBEEQBOFvjQjKSiKC&#10;UhAEQRAEQRAEQYcIykpSVlCqIa9WZQSltReMNUEpQ14FQRAEQRAEQfi7I4KyknDFZQ6lIAiCIAiC&#10;IAiCCMpKI4JSEARBEARBEARBhwjKSiKCUhAEQRAEQRAEQYcIykrCFS83h1IEpSAIgiAIgiAITyki&#10;KCuJCEpBEARBEARBEAQdIigryQOCkrO82nmLoBQEQRAEQRAE4alDBGUlKRWUzw76ZR1KWy+doKSG&#10;E0EpCIIgCIIgCMLTggjKSiKCUhAEQRAEQRAEQYcIykoiglIQBEEQBEEQBEGHCMpKUioo+w/UKyiN&#10;qeFEUAqCIAiCIAiC8DQggrKS6BWUJVleqeEMNUFZ3dlXBKUgCIIgCIIgCH9rRFBWEhGUgiAIgiAI&#10;giAIOkRQVpKyglLWoRQEQRAEQRAE4WlGBGUlEUEpCIIgCIIgCIKgQwRlJeGKh1y4KIJSEARBEARB&#10;EISnHhGUlUQEpSAIgiAIgiAIgg4RlJWEKy5DXgVBEARBEARBEERQVhoRlIIgCIIgCIIgCDpEUFaS&#10;UkH57CBZNkQQBEEQBEEQhKcaEZSVRASlIAiCIAiCIAiCDhGUlUSvoLT1KhWUMuRVEARBEARBEISn&#10;BRGUlUQEpSAIgiAIgiAIgg4RlJVEr6CUIa+CIAiCIAiCIDyFiKCsJCIoBUEQBEEQBEEQdIigrCSl&#10;glKWDREEQRAEQRAE4SlHBGUlEUEpCIIgCIIgCIKgQwRlJeGKh1y4KIJSEARBEARBEISnHhGUlUQE&#10;pSAIgiAIgiAIgg4RlJWEKy5DXgVBEARBEARBEERQVhoRlIIgCIIgCIIgCDpEUFaSUkEpy4YIgiAI&#10;giAIgvCUI4KykoigFARBEARBEARB0CGCspLoFZS2XqWCUoa8CoIgCIIgCILwtCCCspKIoBQEQRAE&#10;QRAEQdAhgrKS6BWUMuRVEARBEARBEISnEBGUlUQEpSAIgiAIgiAIgg4RlJWkVFDKsiGCIAiCIAiC&#10;IDzliKCsJCIoBUEQBEEQBEEQdIigrCRc8ZALF0VQCoIgCIIgCILw1COCspKIoBQEQRAEQRAEQdAh&#10;grKScMVlyKsgCIIgCIIgCIIIykojglIQBEEQBEEQBEGHCMpKUlZQ/tplQ6JIUIaSoBw/5Wt4lQhK&#10;RxKUDpqgJH/KrD1h59UAH5OgDBNBKQiCIAiCIAjCnwwlKGeWCEo3EoCepGVIVJIQNHT0JZ3j+8SC&#10;sg0JymqOdKw1CUo79kOaiP3YiaAshz5BaUqC0risoFQRTxGUgiAIgiAIgiD8edEJynm/CEpHj18t&#10;KFt17wdzJz2C0lYEZTmeVFAaWHvBzlsEpSAIgiAIgiAIf070Ckoe9vqrBSWJR0u3hwrKDr37i6B8&#10;8gglCUqfhiIoBUEQBEEQBEH4U/J7RyirOWsRyhJRSvrK6O8mKE+FXyJBOUgnKC0cYOLgRWKQlbOn&#10;2rKgNHf0Q/NOvTFttn5BGRZxBROmfAXvBi1hbOFK+/vqjrWlC8BmQ0YNaevfCKM/+RLHzksODEIA&#10;AEmMSURBVEX+I7WgeLPmQhAEQRAEQRAE4X9K9u0fVpyIuPL9uKlfw9avHozsPXU6hgWlnU4MKkFp&#10;6QL3es3w7sTJCAmL0C8o5y1ObNO9L6o7+cKQ9JQxH+vgRz5Ja9n7wMjGBbXcfNG2Z1+cunDxryco&#10;MzMzLWIzck5s3n8Ur4+bREKvPqryyZKINKJGMlIn66eLUNp6qyyvzTo+Q4Jy4QOCkrO8nr94DeMn&#10;f6WUOit2UxaU9hzdpItAPtmMyYcRXQyehMrGPmu6+MHWIwj+jVqj76CXMWXaLBwIPvl9VFLKcs29&#10;IAiCIAiCIAjC70JMeua6I6fP/PTV7Pno+9KrCGrWDnZedVHD0ZP0CYs90i0k+kyc/GBgR0KStFAV&#10;0jUGpI8MaWtC+oj1jlvdZhg98ZOHC8qFixPbaoKSA3Rq9QwevcmZXmlrYENlUZl2gQ3xytgPsXb3&#10;AUQlZp5gnaa5+PNwOT+/2qWY+M3bDxzDkBFjENisPao5eMLAygVGdrQlsacyDbFSpoYzIqFnwOKP&#10;RSErcVLlprbuaN6xO76ZPU+voOQI5QeffAHfBq1gUNsRpuTf2N6DynCCgbUzCVUuy51eu1Lj0ZYv&#10;Dpu6OAH0mhqYy6IGNqLPDaxcYWLjCueA+uj+3EBMnjYde48dL7gYF/eRVqwgCIIgCIIgCIJeQi9f&#10;Hrvv5KmcqbPmouuAwbAn4WZs66a0CAtGQ9I7amoeizwl9EgPaaMqeYQlD1E1IjHIw1MNbEgzWbvR&#10;a9JFpJ8Ma9rDq25TjJ00BWfDL+kVlNPnzEts1eUZVHdwh5GlCwlK0lhcDgfcbOg1B99IVBqo6KeX&#10;0mBmVFZ1eh3QqA2GvPE2tuzahyux8ZtZz2lu/zgiIlJqRcYkYebC5ajTtA0s3QJgYOlK4pAaz5rM&#10;hkQbNZYxnYCpE5+YqxKBJnZusPYMQJ2W7fHssNcw9dvZ2HngCM5duHTj5LnwD5PSc4ZrRTxAZibM&#10;82/9o03uzXvj0gpvfBidkvVhRGz8h8Fh4R/uPhK8cN/xk/hu2UqMHDcenfo8D68GzVHLlRqOLoox&#10;R0apAXnupgE1ogFdLAP+dcCJLiRdTJ7EyhfenOrqVr8FXhrxLuav3lh8JSF5e+6NGy9rVRAEQRAE&#10;QRAE4SmjuLi4Rmjk1TeXb9iS8vI7Y+DZoCmqObqT7nGGkT2JRBaLDrp1JFnEsfG6+WbOATAk3cFa&#10;xMI9AB71m6NDnwF4a/wnmLlkJXYePoE9wSHrD58O+yTsSvSH0UkZH2YUFn9YeOvuCzdv3qylFa+X&#10;rPz8N8Mjr3x4JjzixqZdB/D5jPnoP/QN1GvTBTaedWHm6A0Te3fSPa5kPMdSN7zW2InXuvQhbeQO&#10;U6p7dScPBDRujq+/m4eLV64VxdG5akX8dwgOjqoefDYCA18ZCWf/RjAhBW5IYpGHmlax4LG7/jCy&#10;81URQh6WWtXFF56NW+Ltjydj2+Ej30fGx3+quXooN27cr5l78/YrcWkZk64lJM87fzXm66jEtNQr&#10;iWnBUUnpaxMzC18v/vFHB233R5JVWOgZm5z23Y4DR7bPX7YKQ4e/Dfd6TanxOHJKdedfDVi9s3EU&#10;k8PDKlxM52PthhrOPmjYvismTP0Spy5E/js5I3eT5loQBEEQBEEQhL8plxNS+gSfCY+aOPVrNO7Q&#10;DdUdPWFs7aJ0hCmJNQMVbfTU6QklJslISFZz9Idn/TZ4/uVRmL1kLXYcPrk9Mafwu8I7//TUXD+S&#10;guLvByZmFI2NiU9fezkmacf5yJgVl+PSz1+KTZkflZw1Ifv6nffv3r1rqe3+UK4kZ3y67UDwvdGT&#10;PoUv6bHqzix0Sf9wsI9FMI8oJWFp6Ejil7Y8PNa5blMMfOMt7D1+CjtCQn5fYbljB4yiEjPf+OTr&#10;71C/ZTdUqemEKlbciJoi58Q4ZCY8FJUUuEu95hjx/ifYf+xMvuailHzkV8vKyRl6LCR03NbdBzD8&#10;vQ8R1Ky9mutoZkcnaekIUzs3FdE0IlXNk1U5ymlGVs3Vny4iqW0qy5xFq40batIFda/bDO2feRbv&#10;TpqCVZt2Jq/atnvoxejEIYV3fuioFVuOiLi4oB2HT50Y88kXqN+mq5pvyRNZDXnscomgJP/GTv7U&#10;uHzDuMLMwR3123XBlBmzEXbl2oWopKS2mjtBEARBEARBEP7iJKWnt70SG3vhi5mz0axjN9Ry8dFp&#10;Es6gyplTeTSmDUf+WJvwcFV30ggeKir49vjJ2H7w2MnUjLyNBTdvBmkuS8m/+0O3i4mJQ09EXFyz&#10;Yc/+Wx9+Ng1d+j4Pj6BGqOXsDTMrN5gpjeMFU9JTrHl4+iAPgzWy41UuuC70Ge1nYOGs9FItFy/4&#10;NGiGV94ejY279iAyNuFkRkHRyMLCwupasYq8vHvWx06GFoz4YDLcGrSCMfnj5D0GnOSUfbrwFEHS&#10;c6S7OImqd9O2eH/qV0jMzFsfFxdnqrn59YRkZpqHXYnFR1/Ohme91nQS7mqyqBqfy4KSKlPFgYeR&#10;usDE2hH9h72Bjdv2FmqHl5KSm+uSmJKBmfMWoX3PfjCxcUFVEmtmjn7Kn4psqvHFmql0t5xwh/3T&#10;d04k9FREkU+c96HPVXhZ95mRmsTKyX5oXxsP8usD32bt8Pwrb/HwVZy9HH0t/86dxlp1SskrvtPw&#10;SnRC2Jxl69Gp32BS7366pD90vDo3Uu2s4KtwyJhuGGO6eDbeQRj06khs3LHvX9n5t1ZrrgRBEARB&#10;EARB+IuRUVCweeve/Rj46huw9w0kTeOshouaky4wIr1hQNrExDkAJk6BpBP8YUxCslO/FzFr8SpE&#10;RscfKLj5faDmqpTc4tsNQq/EXF24ZiOefXU4fJq3RXWPANIT7qRhXElbuJHGoNfKSG9wgM5GN79S&#10;CTvWIUpnkSZhXUL6REVCWYdp8zKN6LUxfW5CesWUzNDCES269sIXM+YiPiX9x5s3f3LWqlPKhp37&#10;C196820Srm4wJj3GYlUJZU1jmbmSuLRwgmfDlvjwi+k4fzUa4eE5VbXDfx1HIiJqrd+xHw1adiEV&#10;7A8jS55vyONuvZSyNeSTtHFDDXd/NGzfGeu27y3WDi3l5MmTzoeOn8Jr772PWq7+KhEPiz9dplZS&#10;xbbeanxxFSuOfDrDmBrW0isArnWbILB5OzTu0B2tu/dFu2eeQ4tuvVGvTWd4N24JO9+6MKd9DSyd&#10;yPjCc8Idd2oYVvBcDvv1VL8gmNKFcqvXFG998BHW79h74VJ0ov+NGzdqalVUFN+50/DM5ctnxk7+&#10;HH4kRg3oonDaXjV5lpP9cL2pDI7CmpE/S88gdOw3CKu27kR8RubO20BtzZUgCIIgCIIgCH9S7t+/&#10;Xz2t6Mb2TSQkuw14ETZ+dUmUkc6hPr4R6xvq7xuSRuGgl5oXWdsF/s074L1PPsfpS1cysou/Lzda&#10;kXXFpcRE/4279oaPnPAh3Bs3g7kL6QYHMkce/UgikQScAQlVFpHGTiRUbUj32LmgmpMnbLwD4VW/&#10;Keq0aIdmnXuClwRp3b0PmnXqgcBmbeBcpzEs3f1gzsNVrTkxqSuJQPLLRrqME/uYcgJU0lQWrn4Y&#10;PnoCDh49hSMhIS5aFUvZtudIUZtufVHTibQSBwtJJBvZ8pBdXcJUXoakGtXbv3ErLF+/CVevXrXV&#10;Dq081NBm6QXFmD5vKWzcA+hkqUFJUHIU0FApY2p0J0504wr7gIZ48c3ROHgy5AFBuW77QedFazeh&#10;Wfd+KkUup7M1sqMTtvEln4Hwb9YJn89dgr1nQv+dWFB0TjvsicjILW4Qn5xRvPPg8Z/fGv8xAkgI&#10;GtZ2UI3MvyhUsaKbgTMdcbIga0+YU8NVIwUf2Kwtvpw5F8fOhR4DYKy5U+TdvNs1OiX91vwV69Cq&#10;c2/UdiS1ThfJhEwnpFlEc1SWGtzWnUSyF/oOHYZ9x08gLj1zveZGEARBEARBEIQ/Gen5hesPngrB&#10;s6++gdreAUrLVLHlqCGLPU8YsAgkUWlE4oqHnzbv0g+zlqxBZHzirfT8om6am1KCT4Ud/Xr2IgS2&#10;6AAzEoo8L1GNciQNYeBMYo2jmg5+aqUJnofpR0JtxJjx2HHw2E9JqdlFHM3UXD2WvHs/LE/Nu55+&#10;OPzyvydMm4OAdt112oyjlTx1jwQiD8NtQRpmwdJ1WLFx9wOC8vDx0KIhw8fAKaAJjCzdYe4QoHQZ&#10;mzEJS9Y85uTDwcsfM+YvRnJG9v9LSUkx0w6vHJ8Bhnk3br+zctN21G3WQTcclEQZq1hDaxZVugU4&#10;OYJXk75r0bkHNu7c/2CEMjzc+cDRM3jt7QkkvuopUcoVN3MIogbgUDJHFH3g37IzXh/7ETbsPYrz&#10;V+ORmJWPpOwCxGfk4uT5S1iwch2WrNmM3QeDERuXfJmEoIFWRClXElJbHT19HoPffAdupOQNSFzy&#10;DcFLhuhS9lIjOfmr8sxZeTekC/reBOw/dvZwRX83vv85IOJa/K6p386DV6PWMHfmc+VfLXjdGJ5r&#10;qbt4vBSJka0LfBq2wFcz5+NCZGz47dvfd9DcCIIgCIIgCILwP4b7+hGRUWu//W4hfBs0I/HkChMX&#10;En1O3qji5KvEn4EWOKpBr70btMJnM+bjanzq/8u+ca+f5kbBvlg/DH9vIvwbt0d1JxJlJVleSYSq&#10;Yap22mhOC2fY+zdG75dex97gM0jOKhxTMYsr+7sWnxy588Ax0jwbsHTdVhw7G4GLMclKD6XmFeNq&#10;Yho27zuEN8dOQp1Wnan+VJYlCWErD93QV9I2VawcYeHmjWFvvU2a6YjeCOX2A8eK2nTrpxt9au2h&#10;Rosa8RBa0jYckeXPLNz8VIRy2fpN2L59+28b8hoSkml+6nwE3hn/CdzqNkWVGo4wJ0GpFs9kccUh&#10;UlbxnLjGwgGjxk3CkeCzD8yhjE1J8T4dfgk9Bw6BtXddEqTudDyvwcIijccJ05aEpVpD0spNNQgn&#10;+TG15xCuOwlAOjm6OLzGCn9mZuOGlt36YMGK9f8Juxx1RiumlF2Hg9ssWrMJrXo+h2ouOrXOYtLA&#10;wV8nLLXEOxxhNCYx6NeoBb6cOef/krLyNmsuFHRxTTKv3x18LPTSDz1ffFUlB9Kt70LHk6CuQoKY&#10;13kxUMuTuMPJryFeGzUOIecj84tv3ZuguREEQRAEQRAE4X/E9Xs/9gkJu3pl1NgpcAtsAWNOMGpF&#10;fXrO3aK2pAtYf5AQrEnaoefAl3E0JBwZBTdfqZiYJj2/aOvMBUv/1aBVJ5iSbjFiXzZkrC9Isxhw&#10;PhYnP7U0oaVXENr3GYj5Kzdi277g9pqLUq4mpJxcvG7zv9v0GUAai+tA9eE6kV4xUBFDP5jYkVn5&#10;wITK4ERAPKzVhANyJGB5TifrI14q0cjaGbbeVPcBg3Du0mUkZeYHlA2Y3fzpJ+cj5y4Wj5z4Kcxt&#10;eLqgB0w5uRALYW0qI88brVLDFi4BjTD8vQ9wJvwiwsPDf5ugZPK//96GKoRX3h4HR78GVFlOzMMn&#10;Sg3HY4IdOTzsRu+dUdXZC72eH4oDR0//Kz07/7TmQsGh0gvxMcPmrFiJZl16qItlwhFPjvixsGRV&#10;rRLt0JYnobLRBVFrupAZUoPxhTIgYclrRhpbO8HO0x8ff/ENTp49f0ErRnHr1i3X+NSMNUvXb0Vg&#10;y47UYOTLhm+WkkglGf9ywI3HF4W2dnRuzw57AzsPHj+ed++eteZKcSUh+fnjYZcwYvynqOUaQBeX&#10;600XgMUkG9VTiUoSv+51m+PNdydg1fota7TDBUEQBEEQBEH4H7F28+7VI8Z+Auc6rWDAAtKKNIDW&#10;h1dDU+1JkNm5w9ozEG++NwHHz5xHFPX/tcMVeTdu+O8+dvzci2+MIMHVAGYc4SRNoAJfrFU44MYa&#10;w55HcdLnjh6o07IDFq3agKik1DX5+bfdNFeK8EvXLkydPpv0VT3SIp6a5gkgCyQj3cMjIlm7cFCM&#10;R4aSb44i6hKketExvjDnsi1cYUHaqFmHrpixcBFOhIZ2vXz5solWjCI5O+/0gVOh/+o6cCiqufEo&#10;SzeYu/C5s57jsjlQSO1i6QinwEYYMuIdJGXk4HJ+fjXNxW+HnaVkF2HW4tVw9G+k1KuBDYlIa1e6&#10;ECwCOVMRGX3Goqq2gxdeHzEGu/YcuF1049YQzY0i5f59s4TM/MGnI65h7Cdfw6N+KxX54wmrJpz5&#10;1ZleO5FwVKKSlTqdrLrgJYKSs7iSeLNyhLWrN8Z+PBlHT52+euOnn5y0IhRhl6Pb8UKfTXjtGPLP&#10;WYx4jRglXrVMRmxKqJJ/Hrpr7VUXQ98ag6VrNu3X3JQSlZ4+YP/JEAweORqugU1gWMueBCXVkcPa&#10;Sqzy/EovmNL5+zdqrYa/Xrwad+XG7Xt9NReCIAiCIAiCIPxB3P7HP9yiEtL2TvtuIXwatoYx9dd5&#10;RQfDksASaQ4jnjdp7UxCqgEGvjocB46eQGxK+gDNRSmL167d99q742DrEaAywfKoSZ66x6MWOcBU&#10;Ep1UwTFe0cLJHQ3adMC6bTtxJuJyO81NKSdOhV0YP2kK7N0DYGrlTv5YMJI/NRpSpy3UvE47F9ry&#10;PE9O5kO6hb/jYa7WHnCr2xyjJ30ODnyxvsrMzDTX3Ctyi25s23fs1M+vvj1OLbdozIE0qp8RJ/ch&#10;fwZOrI88YOTkiaou3rD3r4tp8xcjISMbUVHllx/53eCQ78WYhJmjJ06GR12dqOI0tSakpg0dAnXJ&#10;b0hFc4Pw+ik8NjewWTt8/Pm3P58+dyE8t+jWQs1VKXFxxTUSM3LeO38t/qf1Ow5gwmffoucLr6Fe&#10;2x7waNAG9n6NYePdAFaedUjMNkTDtl3x4usjMXfpSoRdikq9Eh3fRXNVyv7gc23WbN2NZwYOg4Ub&#10;TzQloUs3iyFfGJW1lUWwJiw50srCkLM62bnDtV5zfPj5DFyOTd+nuVMAMLocEzd0/c49aNmjD11I&#10;ZxK37nTe5IPOmX81UEuOUFlWbn7oP/hVbNi2G4lpGas0F4IgCIIgCIIg/EEkpmWu3LprP14Y9ibs&#10;vOpSP50EJWkAnnPIotKQRJaRA4kqG0e07PoM1mzehviklOWFhXc8NReK2JSsvZO+nAnPhq1IV1D/&#10;347zyvjpBCSLSZ62x7qCtYatt06wkuis7uaDbi8Nw5ItW7HjxIkH1rHPLrg5Iywy+tb8JWsw7I3R&#10;aN6+B7yCmsDBI5D0hC/sfOrAvV4T1G3TCX0Gv4Lxn36JDTv34kTYhe1xaZmvsY7SXJVSfO/H10Mu&#10;Xrn48bRv/1WnVXvUdmVdRoLVic+b60VC0taVzptXsXAgTWMD9/r1MWrCBETGx6+9e/eulebqv0t6&#10;enrtmNR0LFm7Ee17P68S9hioOZHUmKSqDez9qDG1sC1nDrL3R1XXIFh51Uf354bgq9kLv9+1/+jq&#10;K1diP9Vc/iYybt92T8zIX7Tj0LHDn8+cj4btusKS1L5BbSc11tiQ0+lyJLFkuKuaR8kXXHfRS9Z8&#10;MbR1Q21nHwwY9hb2Hj6JhOT0vVoRiqzi4oEnz1/AwNdGora7P10AV928T/JpQH54KDCXV50uVrPO&#10;vTBt3mJcjEsUQSkIgiAIgiAIfzDXkjNWzli4XC1BWMuFNAn12dXoR56jSP12A45Oktiq6e6L54a9&#10;juCQUGTkFQ7SDlekpGfvORh8GoPeeBu1PYJUlNOI+vq8PqVumCsLSk1YkqjUiUzyS7rCiHwbkXir&#10;5eGPeu064+OZs7D3zLnEhKz8NaxftCJ+E1di4z89eupM6LS5i37uOehF2PkHwcyJE/Vo0xJ5KCuv&#10;N8layIE0kXrtghokNNt2742Fy9cgJj4RrO80l388PFHzbMSl2UvWbkKPZ19CbR5eauGuxvWq7Kos&#10;LjkZDmeGJeP1J03oInKY1pTEF6+B4kFKvHH7ruj1wlAMHzceU7/9DnOXr8bKTTuwafcB7DhwDFv3&#10;HiFFfgCLVm/ClG++A2dV6vn8UNRr1Qn2/g1RlbM0Wbuoobj8q4GB+oWATF3cMlYqKFlIssikRuWG&#10;5SilpSvVxwe9nh2Kzdv2ITYhpZygzLxzx2Lllh0fvvzOWNj61aOy6ELReShfJCzVcFoqlyOhvO6M&#10;Gd1sPBnX1qceHHwbwDmgEdyCGsO7fnMENm2Lxu26oUWnnmjXvQ/60Lm/Muo9jPtoCr6eNRerN27F&#10;oeOncfFa7PXUzLwdmbnXn8nMRLkwtiAIgiAIgiD8Xci/fbtt0a1743OLb01KzMw6ezkmDkdPhWDt&#10;5u34Zu4CjJv8OYaOfA/PDByK9s88i+bUj67fqiMCmraCd4PmcA1oCCf/BrCnfrqNb11Y+9VFddII&#10;JnbuKvilIok8V7FEF5AW4ClrNr71MGzku5g1b/HrnJRTq44iLiV9z6ad+0invIqaJEo5UGWkRSZV&#10;378kSlnyWhlHP0kTqZGcPMyWtQFHNclIbHKdnEm/1G/RET2fG6JWnfhqxlwsXb0RG7ftwY59R7Dn&#10;yAls3X8YpD3w3bI1pH/m4J3xU9DvpTfRrEMveNZpAQvXAJiTDjFlHWLlodaQ5DUpedSoAQfUWA+x&#10;NuHhuSQiqzt7oUOfAZhDIjIyKrEoJibbUjvNPw+cSaiwsNAjNCJy43wShD0HDIELicXqvAYLDzPl&#10;dSGVwCSzpgtqxaKPLyp97xRAr0no8URZFpx0UViUcgYjnnxqSscYk0DVLbzJApUulpUfXVQ6Xilu&#10;OpZDzTyumIUkXUyD0smxtG+JPSAoNVFJ4pCHxlq5B+DlEWNwMuQCsrIKykcoC4oHnjh7Hs8OeQ01&#10;SdVzllj1CwVHZmmrfpWgMviXD3UReUtWMg/0l7HVuvdqvLWagOtPnwfSfgG0P72mevNEYd2an3SD&#10;8FhqCzdUqekMw9ouqEHH+DRqi+7Pv4wxH3+Bpeu3YMueAye2HDg0JjIhaXhecXFDrcqCIAiCIAiC&#10;8D8nr/hOw4TUrOE7DhwfvmXv4X0rNm7H+598gR7PD4F3o5ao5Up9fupbG/BSGGScN8WI86lQX5iD&#10;VDy9jJf14L606m9zX5n6zCpJplqug4QT50dhccVWsvC/A+sC6qcroce5U1gfcH+ct/S9jQeqOfmg&#10;34uv4ujJs0jNzisXocwpurH9dHjkfwaPeh+1veurwBWvcsFr0xuV6eOXiEldH56+KzEewchG9Tem&#10;c2F9w2vbG1i5qeCUEUczeU6jvTsMnbnOukCXIdVJJQzi81UagofYUp3Jp255Et6X9QeVy+dO58o5&#10;aQxIPBvZudI5ecDBvw66D3wR38xbiPNXoiNisv+EAvJJ4HG4OQXX90XGxB45cuJc4bzla/HG6A/Q&#10;tns/eNVpitrOvqhGjcfLhLBA45unVCBSA3LWJGMWXNxgLBTpc/Wabyq6oKU3iNMvF/IBY198LN80&#10;fEG0m4fL4mG6LAr55jCz80Cj9t0wZdqsuKI7Pz2rnYKiqOhmy2uxiRcWLFmJ1l2fgaWrB+z9guBY&#10;pz5c6jeBJz0Ifs3bIah1R9Rr2wX123WlbWcEtWoPv6at4dGgOVzqNoaDXz3YegWScPVDLSdPVHfw&#10;QFXamjq4kWBm45uAb1ROThQAY2cSmnT+LLiNnILo5iLTxKcRbXnpFnU+1GaGVH9T8lfTxQfu9Zqh&#10;Xa/+eGfCR9iwYzeOh4Stu3Alul9KSra3dkqCIAiCIAiC8LuRkp3tfSk6rt+Z85Frt+45iA8mf4bO&#10;fZ6HF/VLrT3rwoz64YbW1M+lfjkvxM99fGPnACWadOKI+us2nOiTp5W5UZ+Xl7bwgrkLaQVn6us6&#10;cjDHHSZk3Heu6uSGGq6esHDzhJWnL5z868GzQVP4NqF+edM2CGzeHnVad0bdttQvb98dQW27wad5&#10;B7g1aAWXei3gUqeZGkVo6eyDVp17Y86SNbgWlxZeePNeC+2UShn1wdR9TTr1RlUWj9ZUDw6AOVJ/&#10;XAsEqfpr+kVFKDkqSGKRRbFuy/17MhJ9rD9Ye/wS3GIjDcRBKtoaKH1DQpOHq1o70WfOpH9c6TjO&#10;C+MOM2qXGi5eqO3mC6/6zdC6Rx+8MWY8Zi9fyWtVBp+/FrMvs6B4X15eXrmVK54KOANs7q17vROz&#10;C8Kj0nKuhUanYP2Bk3j3s1mo37U/TFzrUEPyrxLUyBxp5Iumbj6+iJqpiJ8fXawS4/S6dFF5fRgr&#10;/sXDGVUsHGFi7aoS9rjxcNs2XdC17wC8NeYDbNiy61boxcsztCr9oRTdufNsWn7+6fNXo8K37z8c&#10;tWTD1ptfzl2MEeM/wTMvvYq67brBIaAJPTx0Xjwh2JoeOA5t0w2tUg2XRF5Vm/iQAKX91PoyPkqw&#10;8wKulm7+aNe9Pz76bDoOHD6FxJTM5PyiO89pVRAEQRAEQRCExxIXl+lwOT5xzv7jJzHpy2lo3+tZ&#10;2PrWgZm9hwoSmTqx4GIxxcEbjrJR/1QTW0pwcT+VhRVH6UhEVXX2g71/I9Qn8dfzxZfx5vsf4vPZ&#10;8zFv9fqsjbsOhnP/OD2/IDzv+vUXtCr8oYReivp23dY9t0ZSvbo++wIatOkMl6BGqO0RSPV3g4GV&#10;C/XLSWuw3iAzJJHIGVVN6Vy5L86CUglGdf4knDl6ygEv1X+nduGoKYntGm510Khzf7wz6Wts2HMc&#10;4bHpiEzMuhablROee/ve8bxbt1y1KgkVCQkJMc7Ovt7uUnQcPpsxB0EtO8CcGpvDwWZO/nTDUSOr&#10;G5FMU+88TNXAmpPucHjcCcZWzqhq5wprrzp0M3bDoNffoRtxEXYcOonQq3H/SMksTs8v/n7/ze9/&#10;DtKKfSLy8/OrRSVlee4PPuu5YsN2z1kLVniGXYkZFZea9WN4VAKCwy7hwKkwbD0YjDXb92Hpxu1Y&#10;tGYzFq3ejOUbtmPDroPYdiAY+0+cw6kLVxERk4yryZmx52MSR7K//cHBnmcjIjyjkpI8c3Jyniiz&#10;UvHNOwOTc3LOn464fGvBmk14cfi78G3WFtVceLgwZ6ylB9eablIeKmtJ7WPHy7L4a0OIfeihDUAN&#10;surUlvbeddHjucH4bulq7D16Ygqf643792tqRQmCIAiCIAhPOWFhYTX3B5+aMmfpSvQc8BKcAxqg&#10;upM3qrv4Uh+T+ucc6NBG/3E2USUW1ehDdxjbecDMwQ3VHF3h17g5Br76BuavWI2QiMhbKVl5R4qL&#10;7/bQinkoN+/fr5V++7Yb91ODqd+8fX9wab88Kipl+ZWoxJ/Pnb+CI8fPYNe+w9i8fY/KSbJs9Xos&#10;Wr4Gi1euwaoNm7F55x7sPRKMoyGhOBt5hfrk6TgXGTPmqwULPBds2OC5nfrlEdQn5/6/VvRj+f77&#10;722u//hj46zrN/fFpmekn71y7R+b9u7H1Bmz8OIbw9G8Uxc4+tdBNRtXmFg5kr5xpL4655xhQUm6&#10;xpKH9/KyjCywqZ9OffaaroEws/NUbRzUrD0+/WYWzl+JQmxGbgOeZqgVLTBxqTk+l6MT8cmXMxHY&#10;pDUsnH1grkLE1LjUqEqt2/iqYZ5qfDKpeBNnfzjUa4FuL76OyTPn/+fgqbM/JGbnnNRcPhRqfEO+&#10;OQoLC6unpua5pqWlTY1PTEBaRhryi/IPabuVkp1f1D86PgXfLViOxq07w9TCQQ2L5V8a1NBcDlWz&#10;uOWbQf3aQCKOI4IqKqgzngzLGWY5PbEavkvfmWq/yHDiHl4fs4qlC4k/NxVBNHf0gK1PIAKatUan&#10;Ps/i5bfewWffzMCmHbtx4fI1JKVnz4yi+vMSLlo1HyCr6PanEVcTf1i6Zuf/vf7OR6jTvBtq8lBZ&#10;nrfKwwzsfehhp/pyG5NYV0NqHQNgTJ9Xo/q5BTbBS6+9ha17DiA6Pvnze/fuW8uNKwiCIAiC8PQQ&#10;AhiHx8S8u23fQQx5cyQ86zRWySvNqf9ronKP8Og/HqpJfUpb7vNy/5jeW7mpvCSeDVtgyMjRWLxm&#10;/f9djI7/IaOg6KGrO1A/05j76KnUz714ORqbdx3CFzMW4OV3PkCn/i8hoEUX2Po3QVU3nvZF/Vce&#10;FmrLiWaof83GgRReD5KM51Ryn5uHoao5ldRHV6Zes6ag76kvbuLMIxnpM46kkv4wdeI+viuMrO3Q&#10;sG07fDN/Aa4mJiOn6Ea5aXBMTk7OoZSUVMTGxiMrMxd5eUX9WF/cv3/f7HF95sziYoecwhvnjode&#10;/OHbRav/03voCNgGNYEpD/1lcan66KR5qB3ZDEl4ViXRbmrvqeaZutO+E6d+g4ircYiLS/XR3D6d&#10;hIZe8uIsppyt1dG3EYws3WFMAtJAjZ12pxuFRJgz3wj0mZULarr7o3P/F/Hd0rUIvRJzNaTCwp0l&#10;cBg4s6B4ZdjlqH+s3LgdI8dOQotOveDm3wg1+AGwcoZRLQcY1bSDnVcgXnx1OA4fPnEsJSXFTHOh&#10;SEjL7X06PPL/Rk34CLVdSfzZOJMYo2PV4p8kBOnCGvBkWbrIvDBoeeOHqySEXWJ0Y/DNwUN1y37O&#10;w1M1MaoEM99EZfZh8cfrxvCQVVMu284VBhZ2qO7kBr+WbTB41Ggs27TlfmRC8v/l3rg1Sat+OejG&#10;Nrl8+XK1fUdPzf1y1ny06/0cLDw4dTL5Ip8q7K7mlZLZ0wPmGAQTOxK/dFM7+DTAoFffwu5jJ39O&#10;yMh+RXMpCIIgCIIg/A2Jz8p9ee/JUz8PfHMULL3rUH/UVRdEoT4pT7MyUMEe6p+TGXNflYRlbbcA&#10;tO7eH1O/mYOdh07M5X4n9z81l+VIy82ddCUm9ueN23f/vzdGv4+ARq1hbukK41rOMLX2gin5V8t7&#10;UHksDE1IaCmByEEQTuJJr3V9ZjLuP5cY97OVUR9aGffFuU9OfV1l/LqMcQZU7nfzsdTX5iCRWkaE&#10;+seGVo6wcPMBD289HX7pP4nZeX216itYNxw+cfLYi6+8Dmcf6jdb2MPIwhmGpGdMrD1h610fzTr0&#10;xLA3R2PeohUIi4j8Z1pm3o+5uTdbai7KwbrmQmzclZmr1qLtsy+ghk9dqiOLSTcSk9TOVKcq1i4w&#10;5nmYWjDKwa8BXn5rHPYHn8UJ0lWaq6cDakiXhJT0W1+RsGne5RkYk1g0d/SHmYM/NRBH7fjm4Sia&#10;B91QbnBr0ByDh4/GsZDz8YmJ2U6am1KuxiY3OBpyPv/tcZNQp3l71HD2ohubGl2ZG4k//uWBbhJ+&#10;EHiIrJUrTOk7v4at1U0fnZR+uqCgwFZzp4jPyuuy+9jxoj4vDkMtuog857IKj4vmX2Ps+WYjf/wL&#10;Aosw/pXEgS4sZ2TiC8w3L9/EShTyfrylOtBrnWkPIz+A9J7P2Yhuah5XzWmFjRx0qX1168WwPxKo&#10;WuYnZU50Hmz2bqpcJW5ZKNP+VandHHzroVPfgZj05fRbx0MuZqTkFY3STquUmzdv1krNyV92kAT9&#10;m2MmwqN+a5jRA2hCYtKIl3ixoXqT8XqiKisV1Y0n/7bp2QezFy/HrkNHX9NcCYIgCIIgCH8D9h4N&#10;fm3OilVo1+dZmDtxf5T6mc7UJ1SBD85REkh9YDIVdPBV/cdXR0/A7kMnkZiWt+LOnTsWmqtSMgpu&#10;vBV6Margy1kL/9HtuZfgGNSURBH1c3meIferqY9u4MyZS7n/zP1fMhZ7PIqOy+X3vNyHNfWBOWJn&#10;zdlfqX/PSSxt2TiiyBFR3XuO5hlyX1rVmY3qzyKT++4lvssKylLxScYRVxX5pPMmv0pUuvvimReG&#10;YvfRU0VZhTffvXv3bmmW1Jy7d61iUjJOfTlzLvybtFYZag1tOGpKfWdqIxOHAJg6BlD/3o+2/jB3&#10;CVCRRt9m7fDWB5Ow/+iJ/NCIqw00d6Ww3jl8Oizu9dEfwJf0Sg3qh5tyEiAOYlHfnyOt5i6sm+gc&#10;ajqiYbvumDJ9DmKT0gpYZ2lu/r7Epae7XYlNwLS5i+HVoCXdjCRUSqJySkhyRJIupoUDqpJg6jlo&#10;KOavWJuSc+tWXc2FIiPvhn9MYnLsgpVr0apbL5iQcDShG4+jeTykk29CJfr4PflkUWlAN2B1Zx8l&#10;uLr3ewF7DgT/OyMrb7fmspT9J070mbN8FRp16IoaJCYNrJzVuHD+laREHP5yY7LRe64/3/hKYFJZ&#10;/L0ViUQb3fmZ0Q1r41kPzTv3wdARY+n8l2LzniM4ERqJS9eSSNRm3opOzNwWGZ00KSox48TV+FSc&#10;Dr+MnYeCsWTdZnz89QwMHjkarXv0g1fD5rD2DkRVJw86Zzd64Dn9sBedH79ncco3sgfM6Q+AuaM3&#10;HAIbotuAwWr9miNnz0/QTrOU/Pzbbtfi0rfOX7YeXfoNhqVHfTpnfuC0c+X2JLHKv9ZUsXGCnV89&#10;dV3W7diH8KgEiVgKgiAIgiD8hYmISn5l3fZ96PHcENhRf5WXqDNWoor6lzx6jfqCvOUlAHkdxtY9&#10;n8M3C1bg3NW4benUj9TclBISGjFh2dqN6PvCy2oNdu6PGnPfnJcPpD4mRzUNOc+Htm6iCfWTq1Jf&#10;29I9iPq5rdH2mQHUX34Pn3w1G0vXblWCNeTCVVxLSkdcZk5yXEb2rrj0nIT4jCxcSUjG8bBwbNi9&#10;j/rXi/DK22PRtFNPtQY8+9QFbTiPiK+qA685qYblPmCamKR9eD15DmwZc0CHNEZN1wAEteqCbxeu&#10;oPLStuffuBGgnaoiLSvv6N5jx9Fv8Guw962v+uO8rIchL0tiQ31pjraSoFSinAU0B7pIfBrbuKBZ&#10;556Yu2wlrsQmxWbm55fzW3z3n94L1qxL6j3kDbWsCQtdnjqnE8msPchIdxiS3nCr3wyfzZyHiKhY&#10;XInPcNdc/D2Zt3y52zdzFsC/WXtS7dTQJMAMSbmr9WBIhBmS2q7i4I7q7r5o0rk7tu478mNO0Z11&#10;2uGK5OSCwPArMdkffTUTNj5BpPjp5lRjqfnC8QXim59uVvJtYOEKA1LunAq4R/8XsGbjdkTHJEZc&#10;v37PV3NXSkxiYpOtuw9E9HvpZRJ/AUpI8i8oPK+wnIhk4wvJZfINQ6KSbxgO/3MSHN3akfRgOPnT&#10;AzcIc1duwplLccdyi36orxX1m0nLzfUNvXSl76bd+zZ+PmMuWnXti+osnG140jOfPwtA2tKDxA+G&#10;AQlC/qXFtW5jjBr/EY6eOofohJT3NXelHDl1ZuG385ehBQlfcxamPN+SxTL5UkN5Wew7cGSUxLl3&#10;EJybtIZ/224Iat8Dge26IaBNV2WBbTVrx9su+q1dJ9p2RmCbLgiiYx5pXMZDjY7n5VkeYoFtuZxH&#10;WDuqS3uq58Os5FweYUGPMmqDIPKj37juD6+/3vpWMP1+NeOy9dVJM33n8oCRn4faY/1XuOZ6TG+9&#10;S+yvUH89x5Ua+3+E6fP3gPF+DzN9z0oZC2z9GONnT1+9S4zKeJTpre8Dxvs93PSWq5l+f2WsNdVf&#10;z3mXM71/M3Sm1+cD9mCdS0xfnUtMv6/ypu+4cqanzUtMn78HrXx9y5m+tipjeu+XcqavvPKmr94l&#10;pm//B433e7jp/ZtRYk9chn5T9dTnVzN9xzxo5etbzh7jX+/9UMb0l/eLPb7+v8109dD/XCnTc089&#10;YKV+9Nh/u/56fJYal837PMT0tXdF0+u3xMi/vjpVxn5pZ7LW5S2wVVf4t+zyUAtoSf2LFh0R2LIj&#10;ve+ozsmfjnOq3wo1vUhIUn+Po19q+hmJLAN7T/Bi/LzUhQn1zxt37ILp8+biyKlTC7WuYynRyWmv&#10;HTwZcn30hE/UMhZmHCm0cSXBSFvuL/NwUjvypUUVa7n5oXW3vpgybQ7Wb9m/KTT8St+0tNwH+ue/&#10;ltyi2/UvxCUdW7JhG9r06I+qHG21dgUPF1VLdqhzpH4tRz6p/6wbFUh15Hpq529MfXqVE4UEIYtR&#10;S48g9CXRuPPwsfyrCSkdtKLKcTku8fiqLTvQe/ArsPKuAyPWE9QW5jx1zdYN5tprnoNqRuWYUjnW&#10;7oH4cOp0XLwSg4TUrMaaK0VGwfUOG3ceyGxKwrOGW6ASp1VYjCvNo+kSEuacUde1bhNMnfEdvlq0&#10;6O8pKHnyaXJWbva8ZWvQpudzqFLTXl1AtWYLCzFqEGNS7Zx9tIajN7r0fQHL125BUkpWjOailOmz&#10;5zf6ZMo0tGzbA+7eDRBYryWakZjp3m8gXnr5TYyd8BEWLFmOw8dOICYuPqmgoKCXdmg5sgpuBsWl&#10;5a5csWnn0dffp5u/cXsY1HZRv2RwPVQiHRKTHPVU0U6+gOpG4/c6U8NoSXix2OSJyPzLTQ1Hf7Ts&#10;1BfffrcsNi4u7bU7mb+E/wtu3gxMzsr5dMueg2Fvj5+MevRw1yCxy+OiDaycYMg3HT1kpvZuqO3u&#10;D88GLdGu13N4e/wn+Hbu4qhdB4+tjE1IHV5Q8H25IbopmXmN9hw+sX8U7efRsBWquQTQHwWuE6/f&#10;SYKdx7nb8tBYqndtZ9Rp1gGTv56NzfuOTAZQbi5qfEb2otXbd6H3kFdh7aVLg2xMN6mKHpPxrypq&#10;gVXOwMtinqO3dO14oVXe6pZqKWOcgMjZ/+HGGXwfZ484pgq9r8I/RJAZ0OsS43H2ZfdT6xyVMV3G&#10;W91rtQ/7LbEKxz7KKvqtaKoc2q+slXyn1hCl9yXnUFp/+qxcOdr+ZY3rzr7V9yX1Zqt47KNM3/Wq&#10;jNG1NaQyq7jq6l+uHqouun30HcvDP/iZV/Uod0wlrIy/X2t8nzzqvnnAtPbnbamfkvMsYwaaVfRf&#10;1lS69AdMK4e+f/A7Pcb7Pcz07V9pYz9PaA+U/ztbBf9lnwd1PfQdoxk/Uw+2f4X96LNyVvH732J6&#10;fJerf8X92SoeUxnT509fefqOfRKjY8vWv6Lp+7tXYsZkjy27ZJ+ypvkud60fdUzZ7yqa5uth9iT1&#10;/01/O0o+K6kPW9l9H2MV61vRHvd/h31UfCYeV/+KxysrqTtbmX0fZyW+HmZPVH+t3sro/S/+9fwd&#10;K/M3X/c3+zH7l5yTPuPvK/qrYBXrzudTWn96/6j/C/x/44H66LWS+mh1IuP/KXx8lUeYrv9GfUFl&#10;ZfbnIadsKvpFfUaOKDrxOpEkKq2dYekZqJbxWEFCKSYjY5HWZSxl3fZdY6d+Oxv1W3ci0eZC50z9&#10;Ruo7c99T9Y+5D0l9Zo5U+jRuibcnfoydx47tT8nLa6S5UNy8+X1QembuR8Gnwo4uWrmueOxHn6FL&#10;/xfg1bAlLDz9YcZrUNo5Ud+c+sskcE1IJFanenN/+u0PJmPLniNhaRkFnxbc/D5Qc6m4HBXVdtrM&#10;OaEdevZDLWfSHByAIbGsm2LGQSnqz/NwUhbB9mTUFzewdVGvVXuwIFaimPaj9qhi6Qj3Bs3x+nvj&#10;sXrrzqOJpCeoTL0rSGReL+gVk5qSdDgkBHOXrsI4OqcXXnkLXXs/j1YduyOQxLebZxCat+qIyVO+&#10;xIwZc8oJSiYpJTNm47bd6PHsYBKkXroIKOuPkiAXG2uqWs5o0/05fLdwNVJS82/duPHTA1MF/7Kk&#10;pKTUSsnMmb9lzwE07dAd1ViI2LhQQ9BNwQ8eGTeMgYUzTC2d0aJjT3z93cK0/Bvflwv7/loK79zx&#10;yMgt/vpafNrsoyFhJ+evXI8X3xyNoFad6OYMVOJRTfDlsDTVhU03R5IulDWHu31JoAXBsU4r2AY0&#10;o4eEHlwWkFb8kNEFJRHJDwz/qmNs44m6rbriq9mLcfBE6BqtCqXsOnJk5CfTpsOTbp6qPF+SbmAl&#10;qjkCysNn6Y+NQUnEVhtyakS+Tal9atADYOsVhGeeewmbduxFQkrarLJiMDP/xueXYpPxyTdz4NWk&#10;HT1wXCcWgdq5KWHMS4p4q7B5UMtO+Gb+MlyNTzmVX3y7reamSk7O/aqXYpJXfrd4FRrSzV2LHp6a&#10;Tt46IwFZk987eNDnHmqre+/1i9GDp9vfR7OS9w+xssfqM2qnX3z+CtPnk6yWtq1B/vlHDL3HPomV&#10;8anXfmv99Rn5q0XG9eb6693nDzO6xs4V7HHX/k9V/z+RqXulrOnZ5wEr294VTd/+f5Bx/fU9D2Xt&#10;ic5Pv6nnVp/PsvYb/D9R/fUd9wRWet/r81nW9Bz7xMbnrs9nWdN33JPa4/zz+ek77kntMf752v+m&#10;vx2Pa//fcu+wPca/rv56jntSq+DvAePy/4v+1fP3W9voUfZb6/8IK3n+ytqD++n7e1piFfetYFxv&#10;vT7/e1Z6TtQfK2fUZytn2ue6fhtZaT1156b8aNe4FvsjsVbDzg21yBpRf3DO4pUIi7y2WOsuKgpv&#10;3aobFZewffbCJSTq2lLf1oP6nxztI+HF/U4WOtyn5n4+iTe3hq0w4bNvcSE6EenFtz7X3ChSM3O/&#10;3LH3EHqRaLJ19UdV6lOb03Gm1E/mvjiv6cjLj3Aww4DqXYUEIftUKytQnblv6x7YGJM+/RI79u4f&#10;qbkt5fTZC6tnLlyOxh17wIzOn/OD8NImBmpqF/X5OUCifHnDJqARXBq0oP4/aQJbXlOTyuOgDEcv&#10;aT8OKPE8TSOeZ0p9YQufOvBp0Q79XhmOb5euxImIyKyolMzl2UU3x2XfuPG7ibqpM2bFtezeW0U6&#10;WUsZqJGD1A6sZTjqqvKpeKFeq85Ys2UXYlPSF6Sk3KylHf7XZvv2g86rNm1F70GDUd1Bt+inKd1g&#10;KoRMNxmPZeY1aoypcbwbt8TMpasRHp0Qpx1ejjt3YJF74/aw6OSsiWHXYneERFzF3uDTWLN9D+au&#10;WIuPvp6BN8aOR98hr6N5197waNAcFh7+MKUGN6IHgjMlcZZWYxe6MXmSMTW++sWBhST/gsKv+Sah&#10;utj718eAN97G4vXbsmIyik4dD7+GER98ipociaGbj8eAG1hS3ekmZ5FpQjchzwkNaN4Jk7/6Djv3&#10;Bz8gKA+dOTPyq3kLUKdtJ9T0DFIPghqSyr/isEgtYzx8l5caMSMzpYfayt0fA18dgV2Hg3E1IeVr&#10;zWUp1xIzP997/CyGjhoHK++69ADwDaY9yFpElc+PHyAeGutWrxkmfPENwq9E/SsnJ+8dzY0gCIIg&#10;CIIgPJas/ML3rsTEY8q0GfCo2xjG1q7ghfyNVTSU+talfVDu67vCzqceXh01FoeOhyA2Ob2coGTi&#10;ktK+5oSRvHSdjXsAqlKf3IRMTedSIwJJ/JFgqkLisSQyZ8RLf9A+1emzgKZt8fnMOdh/4vQDgvJA&#10;cMjqT6fPQUDLjuBcI1VIsKopa1oUVfXJqX9c3dUXr7w3EYfORuBqas7BZVt2pw4Z+R4c/erDlAQb&#10;z6s0JUHLCYsMSFdUYW1BwtLI2Yu0gBf13amfTaLaiASfKWkeC/rMt25ztOrUC/0Hv4rX3/0AEz+f&#10;hm8XLsXqLTuw99hJnL10FZei44PjUrM/Zp1zB3gguRFzKSkt7rtVG+DRuDXpA93wYV6Pn0d96tab&#10;Jw1h40Y6ywtdnn8Jy9Zvwcbdu//aSXoAGCen53U9QDfGcyTwzGycYG7Pc/w81AmzoFRCim4S/jWg&#10;Fgks1/ot0LzHs2javR88m7SGfWBDtVxIDXceQkD70QXi8dwcileJcOgG0E1IpZuKtxzlIzGmPucQ&#10;Nn2uhgPwDUOfs4A14c/4xqQbidMc85qXTnSTtOn9HN6fMg1b9x/LuxAVM147jVLOXrgyYOXGHWjd&#10;rT9q0M1rYOlKDweVxcYikLb8K0oNeoAatOiC6d8tRuS1hJPXr18vF7rOKrrRZU/w6UuvjJkItwYt&#10;qC7UHvyLCB33yy85vxiPO1e/jli7wYzaILBFO7w1/kNsO3gYEXGJu6MSs8bsPxF6duIXM+HftAOq&#10;UL1Ks1axr9LhCyxe6aazdIC9X10MeH0kth0Ozs6+fvdFrWqlRFy50iQ45NxL23bve2nzth0vbd6x&#10;W9mGMttS21bhfUXj7x9l+o6pjOnz+QfbWqrH2l+x1eerUkZ+fqs9ST31bSuW/8B9UWK833/RHlvP&#10;32rkp8Q267Gy3z9g+vxVNH3H/VGmrz6VMX0+K2P6fJY1fcdUsEpdD7KSe0Pfdw9YaV32lXldCdPn&#10;s4xVuu5s5PeBe1z7/lFWmXKeyErO8TfY/7T+ZPra8tds9fkue54l/z9LrOx3DzV9PivYk9bvcVt9&#10;vivaH93+etuknD3mmdTKYKt03fX5q2APq/cTb/WY3rrosXLHPKGV3Hf67z9uy19ss7KDurpqtmrz&#10;DlXevpMhL0VERXXO//57myplyL97t8eOQ0cuD3rjbdj5NVCCRjf8l/rf1I/lkXY8vJSFGAc0DK3c&#10;VPDlg8+nY8+JkLNX0zLGnI+L37Xj2HGM/mQK6rTpiKrO1NcncWpI/V+ed6mLeHIAiPv9uq3KDMtb&#10;Ks+lfnMMfnssth89eSnnzp1nM8uM4MspuNHsUlT06W++m4+6LdrDjOphTD7VPEn2RX1lNfyXyqpJ&#10;IrZF115YvnELibwrAzQXpcQkpH+w/9ip3ElU9y59BsLFrxFqOfP6+bo5kYZWZNaepAd8qM/OozCp&#10;/80imISfLukPvVb6hcqlvjoHj3gdTF3uFzYShSScTTR9wsmAeN6mvV9D0kVtUK/jM2j2zPNwadCa&#10;hC+vL099eyvWRyyqqT3U3EoWlt4wdfDEc0Nfx0ESrOnp2V1Zl2mn8dfibGSC4/Gwi+hNatwhoAGd&#10;NI95didBRzcUNa4RXQBW9aqR+WYhYVWSYYmNE8uohqeG5SigWuiTRCBnmjLkTFPqZuWbgM2fGpCj&#10;jHyBeK4gGe1f1dkX1j714EcXod0zz2EYZ4z6Yvo/5i1Zk7Bt75FTl2OSdxbd+mGwVuXHci01tdO2&#10;/QeT+w99DZbuJCCp7pyZytiWbkRrqgdfWKq7Id1UNVy80LRjV3wzdwGOnDyzQnNRCo/vTs8tmnH8&#10;7IWkr2YvQed+g+Hg21AtFssJgTiayn74Vxd103O7qNd0bhxtpPPmCCYvgsoPLQ+91Y0D1z0gql04&#10;AssPNv+aYu8Ge+8gdXOt2bITIeGRDyTluRqftHDb3kPoO+hlWDjRzWjlCiNLam8LrhMZtT0LcX64&#10;OdGPMk4ARMYZpgzLbXXG2Wf515OHbVWaZ6ojj2f/NVs+XqWP5i2Vxz8S6LZcVy6DTau7HivZ79du&#10;H3d+ld+S35L36hwfXX6586/UVudf2cPqQ99Vvnw+jj9/mH86rpyVKa+yW61+5e+7ym55rgRZ6ZY/&#10;02cl+9PfI80eV/8Hj63c9lG+n2Sr8/Wg31+uHe2n9954gm3J8eX8ld8+rn4PO+5Jt4/z/7jtk5bD&#10;c+P1f06+yrUL+VWfV9yW9UP/+J/g3vmfP3u/qvxftuWfqSfdltyvuvIfVX/dvVz+vn6yre71I8/9&#10;d9jqyntUXcjKnPuj2vKBLR37S/voL//x14720+O35B7S71/X9r9Yxe+ffPv4+j1uS37K1Z/el3xe&#10;Wvey5dJxJUY+nrwcPVvls8Tvf2FLdX98PWjfitfvMVseecf3HR+vjEexKX9s1GdU5kv7+ChBZET9&#10;WV4b3tiKxBfVy4j6gzVdfNUIwB08Ui4l7YGkPGERV97fuH0PXnptJFyo329O/U5jOs6YyjMm4cTR&#10;QF4xQQVKaKsCSiy6XKgfy1FM6uuqtec5KMI6gN87Uj2c+HN6djgiSOfBASa7oEbo0P8FTJ01H0dC&#10;QpOvJqX216pRjuCT4StmzV2ONp37woIjmVowigUkl805QngUo4mtMyxcPdB/8FBs27s/+VpsYifN&#10;xWO5devHHlHxSZsOHj19atrshacmTvnq1tAR76B9r2dVxNTOt65a0pCXLGTBacCik/4P6FZmYM3C&#10;ddCG9aqcJ3T+PKVOTavjLb3nLQeJWC9RG+i0E4trXfBJjWzk6XJ8DW1JpFrSPjXs4OAVhD6DhuJE&#10;2AWcjYx01Kr81+FQSIgDRyZHvf8RrFypsSydYGrtqjIZmVLjmfBNSg1pRidv7uSPqtyQrMrJzOm1&#10;GTWSGb2u4ewPa896JITqw7NuCzTr1BvPDnkTb70/GZ/PXIjVW/fh2JmLvO7KT9nFNzdqxf9XuXv3&#10;rtWV+MTJKzdtRadn+sHazR/Glu50fpwBii6q9iCotWys6YIq0eOGOs07YOr077DvyMltF69dq5N1&#10;/fpDL2xqcfHLodeiCpZt3Iy3J32MLs+/gKDWHeDgXx9WHv6o7eqnkvlUpYeqKj0c1ajNqjsGoCa1&#10;ZW16MK0968KzQWu07z0A7340FRt27bt+LTUtntrogfUjMzOLHa7GpW1ct20fBrwyEjbe9XRRZH7w&#10;eKI2PXQ8t5O3nHSHk/Dwryl8/ZQpcVvyXUXjPyCPMd7ndzWt3EeWT9+Vmr/+4550q9f/bzHyW/L6&#10;Scqna2Ho6P0rtnysZuXKL2PlynnS8vmzClbOLx1Xzip+XwlT/rkev9b4+P9i/fWWWcb0HfN7mr4y&#10;S42/Zyt77pXZlhxfUo6erb46lbWHHfekW30+K2NPWg79/dP/ecV24c/0WVk/mvHfHX11KrFyxz1s&#10;+wTll/NLxz3pvfs4U/4rlv9btyV+y1i5civUX7XDr7Ryfv8Lpq/Mcsb7PEmb6NvysZrpK5uttIyH&#10;bdke4bfEyvmlY8tZxe8rYY+t3+O2bGXrX/JZGStXJh1X1p64HD3bcn7/C/ZE9dBj1BdT2Vk5kEB9&#10;s0eZmmvHRm3HIwTV9DPNOICj1lBU7/3UdCm1LIUy/jHVBdYeAegz+FWs3LoLkQmpGznxptalLKWo&#10;6Nbg1My8S7v3Hy384KMp6NijL3zqNYEdCZyaTp6obu+qlgc0tyMjn1VpW93eHZyrw9LVF84kSOu2&#10;ao+uz79I/eBPsWLbbpyLSrgVn1P4plbEA2RlXXcMpf71zkPB2z4nodmY87bw0FTqi6vlSlh80bmp&#10;qWXUV1dLcNB3lirbbC8sXbcRkbHxn+bdu2etufyvwrolOjk9/0RoxL/Wb9+Lb+YtxpvvjUdfattW&#10;XfvAp3Er2PvVo35/IGqRmOfMsGY8vY76/rrAG4ltJdB1101dO15LngQli0oTO3pP4rUG6YLh4z7F&#10;gRNhOBRy8YFr9aclPb3IPiktE+99MAkBdPO4+dZD83bd1do2r40ch4mffoNZC1bdX7tl3792Hzx1&#10;/dT5yOvhl2OvJ2RmX8+/fe/i9R9//Mso6Jj4+GdPngm999Hn0xHQuA1dbA6jk7h08YeJW6Ca3Msh&#10;bf4lRv0CQQ+ysaULqtm6wadBU/Qe9BJHTLFn/3GER8YvD7mcZJOUlG9TWFhYXSvid4X9sv/E1KzF&#10;x0+FYsrn39JD/hzsPOrBlOppyn9glCDmX0DI1HAA3rrDhB7KgLZd8Pr7H2PRuh33th44eX33oVPX&#10;dx46fn3rgaP/U9t28NhDTd/+Yr+nHapg+vbRZ8Fk/+vrU7Huf7X6i/3v7H997/yvy/+t9lev/9/B&#10;fk37c7tz++v77o+0X1N3tr//vaP6PoeCH2MnaL/j17cdINtP70vtxPWla3bcGznuE9Rv3UUt+2FK&#10;woVH4hlypJL7iSReOYMrL/3HQ1hr8xDRLn0wfso07A8+g2uJGYuT8v/L/VjyH3L5sg2Jv+X7j5/E&#10;1Okz0ffFIfBp2FRFRXnuogkPQeUfHEr6tCy0eRQfL69B21oufvBv3Brvf/wZQs5dvJecmfOcVsRf&#10;gtzCG2FJGVnXI+MSrp++cPH6Hrqm67btvj1rwdL/fPTZNLz21hj0HTgMzdt0gU9AI3iTQB89ZiKS&#10;U7JQVFRkr7kR/oxkFdweFpWcgaWbtuGZwS/DxrcODGycoVIP881NN7MZ/+Jjy2OdeeIu/5Kgi/Sp&#10;OZ3WHqhi6abGlnPiH59GbdGp34t4c8wkfDFrEZas24bth47fP3Im/P7piCv3w67G3L8QnXA/PCbh&#10;fmhM3P3w+IT756Ji75+4EHn/UEjo/e0Hg+8vXbcVn3w1C4PeeAdNOvWCjU998HpAVagM9WDxrzVU&#10;vspaxWF0Kxdw0iQjazeY0j5Vbd3h4lMPQ157C3sOHENUbNJDfxkSBEEQBEEQ/vrEpGe+wcliBr8x&#10;Ci6BDdWIOBMSazxfUQUauM+ohs66w4izrtqx4PSEMQ/ltnSGhVsA6pKYeY76j+O//BZzVm3Apv3H&#10;7h86e+H+qUtR1HdNuh+ZkHb/SmL6/ci41PsXo5Pvh1+Jv382Ivp+8JlL93fsP3F/6dpt9z+fsQBv&#10;vvchOvYaALc6TVDVwZ36y05q2Q7Oq8JzM03tdcNH1ZBhHspL/VxeRcGU+tjmTiR+ee4mJwTyr4du&#10;AwZj8drNiEpKQ1bBjWHa6QrCn5fMzEzztOzcsVdiErBo5Tr0GzSUxFldmFjYw6i2I8xt3WBOD4Y5&#10;PYgmnPKX55CqYbIcEfSDsUtdGLmSKOU5kk5kvOVx5rQ10T7jJUF4zLSRHScbos/pvYkDJyHicL4P&#10;CUTyywKW39PDVjIPU0Ue+TWZGT1s1XlNHmtXVKltCwffIAx65Q2s3bwNp86en3D58uVqAAy00xIE&#10;QRAEQRCeAlJSUswuJyXZnDx9evyGzVswaNjrsPMIgJmNK/UbXdTIPBPOukqiTa3jyNFAjgrasOCk&#10;fqcDT58KgolLPbI61H8NhAn1X3ltTp3xutTUh3Ui46lW9JqXAeHXJi7+MKUtm7GzD/V5qV/rSD5V&#10;edyX5aSW3iqjqcqtQULTlPrYpha2cPIOQP8Xh2LB8tWIjIpFSmb+OOqXW/xlE9MIQkVycnKsMnOL&#10;3r8Wm1Sw9/AxzJi/CCPGfoBuzw5A3Zbt4RzYSIXiWeAZWDihioUjqlg6wdDGGUYkQlUqYltXMt0v&#10;MDyU1oDXrORJu2oSL73n15b0cFuQSKzlQn44SuqmhgBwtiifJm3R6dnBeG3sJHy7aCUOnT6HiOj4&#10;6al5ea73798306oqCIIgCIIgCKXk5eVZp+UU1bsYm/jNkZBQzFqyHMPHTUS3515AEPVjbXzqqqyn&#10;BrUdYVCLzRmGtTlowSPkNNFp7wUDEogsIDlJjwpy8Ag6ZbQvm6ULmbNu9Jy1LlFlVWdvlU+kTssO&#10;6PrcIOo/T8DMhUuw78hxRMcl/yMjJ29qTs5dK62qgvB0c/PmT86puYWdrsQndTl9/mKXvUeOd9m4&#10;d2+XZWs3dpmxaFmXzQeOvnXmYnTY+auJCL0cSxaD8GvxCL0UG7P70KkJsxeton23dlm7dac69hz5&#10;iCZfmfn5ASIYBUEQBEEQhP8GvKxIbuHNFvFJWV3OX4zucuDIuS4bt+7tsmiZrg97POzCsgvXYn4O&#10;uxJF/ddrZFdxnl6HhF84tmrDjqEz5i3rsmjVxi4bd+5VfVjuB3N/OC2vqEt6/m03rRhBEARBEARB&#10;EARBEARBEARBEARBEAThKaRKlf8PCkwtZQgaSJAAAAAASUVORK5CYIJQSwECLQAUAAYACAAAACEA&#10;sYJntgoBAAATAgAAEwAAAAAAAAAAAAAAAAAAAAAAW0NvbnRlbnRfVHlwZXNdLnhtbFBLAQItABQA&#10;BgAIAAAAIQA4/SH/1gAAAJQBAAALAAAAAAAAAAAAAAAAADsBAABfcmVscy8ucmVsc1BLAQItABQA&#10;BgAIAAAAIQDIPtTkkAQAAA0KAAAOAAAAAAAAAAAAAAAAADoCAABkcnMvZTJvRG9jLnhtbFBLAQIt&#10;ABQABgAIAAAAIQCqJg6+vAAAACEBAAAZAAAAAAAAAAAAAAAAAPYGAABkcnMvX3JlbHMvZTJvRG9j&#10;LnhtbC5yZWxzUEsBAi0AFAAGAAgAAAAhANLRBT7iAAAADAEAAA8AAAAAAAAAAAAAAAAA6QcAAGRy&#10;cy9kb3ducmV2LnhtbFBLAQItAAoAAAAAAAAAIQDmiO4IqEkBAKhJAQAUAAAAAAAAAAAAAAAAAPgI&#10;AABkcnMvbWVkaWEvaW1hZ2UxLnBuZ1BLBQYAAAAABgAGAHwBAADSUgEAAAA=&#10;">
+              <v:group w14:anchorId="789743EB" id="群組 21" o:spid="_x0000_s1026" style="position:absolute;margin-left:538.15pt;margin-top:28.9pt;width:134.65pt;height:261.65pt;z-index:251664384;mso-position-horizontal-relative:page;mso-position-vertical-relative:page;mso-width-relative:margin;mso-height-relative:margin" coordsize="17094,33223" o:gfxdata="UEsDBBQABgAIAAAAIQCxgme2CgEAABMCAAATAAAAW0NvbnRlbnRfVHlwZXNdLnhtbJSRwU7DMAyG&#10;70i8Q5QralN2QAit3YGOIyA0HiBK3DaicaI4lO3tSbpNgokh7Rjb3+8vyXK1tSObIJBxWPPbsuIM&#10;UDltsK/5++apuOeMokQtR4dQ8x0QXzXXV8vNzgOxRCPVfIjRPwhBagArqXQeMHU6F6yM6Rh64aX6&#10;kD2IRVXdCeUwAsYi5gzeLFvo5OcY2XqbynsTjz1nj/u5vKrmxmY+18WfRICRThDp/WiUjOluYkJ9&#10;4lUcnMpEzjM0GE83SfzMhtz57fRzwYF7SY8ZjAb2KkN8ljaZCx1IwMK1TpX/Z2RJS4XrOqOgbAOt&#10;Z+rodC5buy8MMF0a3ibsDaZjupi/tPkGAAD//wMAUEsDBBQABgAIAAAAIQA4/SH/1gAAAJQBAAAL&#10;AAAAX3JlbHMvLnJlbHOkkMFqwzAMhu+DvYPRfXGawxijTi+j0GvpHsDYimMaW0Yy2fr2M4PBMnrb&#10;Ub/Q94l/f/hMi1qRJVI2sOt6UJgd+ZiDgffL8ekFlFSbvV0oo4EbChzGx4f9GRdb25HMsYhqlCwG&#10;5lrLq9biZkxWOiqY22YiTra2kYMu1l1tQD30/bPm3wwYN0x18gb45AdQl1tp5j/sFB2T0FQ7R0nT&#10;NEV3j6o9feQzro1iOWA14Fm+Q8a1a8+Bvu/d/dMb2JY5uiPbhG/ktn4cqGU/er3pcvwCAAD//wMA&#10;UEsDBBQABgAIAAAAIQDXVBquFgQAADMJAAAOAAAAZHJzL2Uyb0RvYy54bWycVt1u2zYUvh+wdyB0&#10;n8hS/FcjTmEkS1AgaI2mW69pirK0UiRH0rG9Fxh2uwG7GjBgN8MeYo9TdI+xj6Qs23GAbQ0QmUc8&#10;v9/5DqnLl5tGkEdubK3kNMnOewnhkqmilstp8vW727NxQqyjsqBCST5NttwmL6++/OJyrSc8V5US&#10;BTcETqSdrPU0qZzTkzS1rOINtedKc4nNUpmGOohmmRaGruG9EWne6w3TtTKFNopxa/H2Jm4mV8F/&#10;WXLm3pSl5Y6IaYLcXHia8Fz4Z3p1SSdLQ3VVszYN+hlZNLSWCNq5uqGOkpWpT1w1NTPKqtKdM9Wk&#10;qixrxkMNqCbrPanmzqiVDrUsJ+ul7mACtE9w+my37PXjndEPem6AxFovgUWQfC2b0jT+F1mSTYBs&#10;20HGN44wvMxGWQ9/CWHYu7jI8zGEACqrgPyJHau+6ix7L/r5geUFBFimu8DpUTq6ZhP8txhgdYLB&#10;v3MFVm5leNI6af6Tj4aaDyt9hnZp6upFLWq3DdRDY3xS8nFes7mJAuCcG1IXAAbEl7QB5T/++sun&#10;H38geIHqvIVXiibUl3Sv2AdLpLquqFzymdUgLewDFsfqqReP4i1ErW9rIXyb/LqtDAR/QpBnwInk&#10;u1Fs1XDp4jQZLlCkkraqtU2ImfBmwVGNeVVk6DEm2aEibWrpYpetM9yxyscvkcdb5B572G2EpPd5&#10;+hIs6LYjGDEK1Q76nkU9QNrR7WzcG/YH4AeI1S4Dr3bM82TzlAnMy0aRTIf8AbjGujuuGuIXKALJ&#10;hQj08d62ae5UwLt9ZmEJ0U8EjiW7gxXSCbD/a/IeKqo5UvBu91QZ7Zny899//PTptz8//vU7GXmA&#10;W8VuPu0RdgdoZcPhMB8EsPLxaDAKZKOTHVhZvzeGRgQrH+cvhnFMu2E7BUutZOHbuUfMh1sWLatp&#10;8W1CykbgtHykgvRHMSQcBnTDHO/BpROpPE9DB4UkaxwW2Qjd9T67LRgLCUtfdeRIWLmt4F5PyLe8&#10;xHDh2MmDYbgl+LUwBClME8oYiJzFrYoWPL4eBGZFZnQWIb/g0HuO1G19tw78DXTqO7pp9b0pD5dM&#10;l1isqAtznFg07ixCZCVdZ9zUUpnnKhOoqo0c9XcgRWg8Sm6z2EDFLxeq2OIUCoOF+bCa3dYYgHtq&#10;3ZwaNAwvcWW7N3iUQqEXql0lpFLm++fee/1pwuk3+E3IGhfmNLHfrag/TcUribm4AKXg2B0K5lBY&#10;HApy1Vwr9AynCvILSxgbJ3bL0qjmPe72mY+LLSoZcpsmiB6X1y5e4/g2YHw2C0rxkL6XDxpHe+yj&#10;5+C7zXtqdHsKOMzEa7WbxJauEdy9rm+NVLOVU2UdToo9ri30OBXCKtzMgU3tV4S/+g/loLX/1rn6&#10;BwAA//8DAFBLAwQKAAAAAAAAACEA5ojuCKhJAQCoSQEAFAAAAGRycy9tZWRpYS9pbWFnZTEucG5n&#10;iVBORw0KGgoAAAANSUhEUgAAA5QAAAFXCAYAAAGq0jHtAAAAAXNSR0IArs4c6QAAAARnQU1BAACx&#10;jwv8YQUAAAAJcEhZcwAAIdUAACHVAQSctJ0AAP+lSURBVHhe7J0FfBRX1//XYmjcs8nGE9zd3a1A&#10;kZYCBQq0SJG2UAotbsWtuLu7BgvEgCTEiBMPTvvI+/zf5+35n3N3dtlslgAtLSk938/nfHZ35syd&#10;2Zm593fPnXvvyJi/KYWFheXMbJxB7uQHSpcAYXJHDeQUFlaXXJjfSLVGLUHm6A1K10A8r34gc/KC&#10;cZOngrT6zdl34hzInH1A4eALKkc/qNKolT4xlZ0HOHgHan/buoG5SyAocOf008zRC8zcfMHM2U8y&#10;+o6GB2Xm7K/9FN8l0/12MfAT6+k3+hfx0a3TpSOtN05H+NB38jP0kX4X86F9Gf3WmeF2Oh+xjMzQ&#10;R/pdzMdgue53MR9a74MXzhcsXAPg2MXL25u27QYq/K100kDLD/pBfv5TjRyPISMDLOk8Hz59/n8r&#10;eOB5t8fz7uwNCjuvki+2wtEXsrMfzP9o8CjIyi3ocfryDdypP8jxRD97BjYV3fzBAncmfJ0CYM+R&#10;02ed/avgAXih0YFoTS59qjA93TKV9ClMWq5w8sHc/cKUZEbL6bccf8voE7cz9KffdMxKKi0MDW9G&#10;+lQYLaeblD7leFKNl9Ox0v/UHyMaHTPZb1kujo/+h/Rfii73xf+DFwVLNpmz9nxauPrCorUbYd6P&#10;K0Hu4ApJKel9lfZq/H8eILNzEz6HTl/6n0ePfq1ghtdg3Fffl3wxl6/bjLnMXzhVbdQCajVrBzsP&#10;HRc5VoY5VuaARQB+WnhoD6Cilz+oaDnzmwm9detnOd5MadkPFhy9ePEflu7BeI7xQuNNJnPwwgur&#10;FufXzE4DSWlZdb6cOR+UuFxsXBLjvvpOFJ8KvINk4q7TFqWfjB4DX377w5123XqBzB4TcvSHsm7a&#10;C8q8HU5dvILn1htzrwbs/INg/LfTYdqCpXA7Lul4WSyaZWgKF8xUmLEc/CpDaHS0o7RpUZRYsTGn&#10;C4iMmjwDsvMfdAqu01QUbVm5hV8oHDxh3ZadfPH+ZMxRDu6lZA6TUwYirURGjZ0MtxOSv74eeydW&#10;ZucJiFw4E8eiosoocCP6rnTyh11HT4vvcmsXKOfqDTeiYnuQxtAy5s9l2OeTQFZRW8xSjsx9/HMj&#10;t8DqYKMOABsvH9iy93CB0t7zxbWZPn26QuagLTL9ajbSltMV3SHrwZOmoyZh9Rhrq8KReSd07TtQ&#10;VAzpe5ePPsHaLFY28XrFp6d7lsVKUwWvgOLXJ7B+c8zKvpCQkFWZLq7C1hMePP1HDWk1844ZNHo8&#10;1oRRU63dtRfPVgPpOfn7xXdjLt0IwyqwF0QnpFYmrZQWM6WI6Vgh0l1MBdV4X0bIzXBxMRPoYmLw&#10;Ki1mShHTF/74ImdKkYZJdDmTL2bphS/me8RrX0wuZks/nDPfI/hivkfwxXyP4Iv5HsEX8z2CL+Z7&#10;xGtfTA5NSj98Md8juJh9j+CL+R7BF/M9gi/mewRfzPcIvpjvEXwx3yP4Yr5H8MV8j+CL+R7xxheT&#10;u1qWXl6rq+XZK6Fp1JNdae0CWVlZtnXbdACVSyCYOXnwRS0F7Dp6HGispqyiCyxc+ZP+YlpKwyv1&#10;hISEWNIAFPquHezqI0aBWdHII0SORe7mXYf4or4jFPZq6D9iHMQlp0TIXb1B4eABSrxGVes1g3nL&#10;1v4qqygVu0RGRoYljeCl7zR6WYHfm3TsCeO+nQm6MSgyB+1YB+bPpQyWjrWatYcNO/aAzFGSPpcg&#10;MXp6/fadUK9dd5RG16LX5sSJEzYyG28YPGKMWJGamTNHDCNz8IW7CcmHZXZq6DN0NBw7d2GO2ID5&#10;Q8l//LzTkXMXsWj1g9zCR23FlAOYyeq07ay9PvcLxpk7eYHqVYO6vpjyAyiwAqS09YCfdh78WVos&#10;y8p/XFn6KmvaEe8I3IFvtfolJ8a8FqlZWZUVjp5g5uYNF6+FxdKy3FwokwHa+QxSc3KWV27UAnOh&#10;O5jR6PXXwd67Ejj4VoZNew7WoZHT6zbuOe1bqwFeOO3EFRXcAzAxNchsXaFW8w4Ql5HhTLn3wYOf&#10;m0pJMG9IeRcfMHfWDsuzdAsUEYV39XqgdMB6DMkcfSI0KQhNBELfxbQEr4ImWZC+yvCCrlO5+oGl&#10;mx+opLtBjomLWhXh7AdfzVwAO3bvh5Vr1sOKdZtg5brNsAo/V4tPtLXaZbrlYpnwM1xe1Iovp+10&#10;aWt/G/rQvrT7M0xXu01xf+0y3fc/cjkd04tzojWdH9mKtRvx/GyEFWs2ivNJU8aE344vrNOkDchc&#10;fWHL7n3DaTKQXsO+EEP5/Os2hpwHT78k3wpe/mDjFfTyC9qsbVdw8q0Jq7fsSpcW6dm591ChHCtB&#10;t+/Gr6Pfi1evTU9KvT/yRlycLeVga00lqOgdrDWNwedLLQgtUDLdb/rEdIz8yuNBl/fU/hbf0V6s&#10;16VhuMyU6fZT/Hc5kZ4uHWM/YzP2eZn/q9JBw3NUHo9biee1nKs2py1Zsz49NCJKnP/y7ih1JmLJ&#10;vCc/7+o9dBSorN9C2Dhuygwo5+YPtZt1gIz8wq+lxczvZMX67VDBMxD8azWCqNiE33+hmL8BX0ya&#10;ChaonWZYATJ3xbLawQuqNMDaFfO7iIuLc1Y6e2mnr3P1F1OtmWGNlaa2k1zeDG2tCctmGy+wxIu1&#10;7+jJZ7ScGhPkdhrIz//Fsf0HA0Bm7ykqPw3bd4LDp86uMHPF2hXtHCtCr5xijUwsIx/Dqcik70V8&#10;pOW67WnaMzK9D/2W0tEtN+lDRt+xBq5fRuslP/Fbl460XLedLh3hRyb56X/TOgM/3TLdcv13AxO/&#10;fbRGF0+amEmJ8bw5VjQVUszo7FMFzOy1M3IR1Zu0AkvcXmaPumrnC/tPnDWdiSZ+NxNrql40l0yZ&#10;E6fPP6VlCnusDtM0ZFhFTs/J7yu3V8Oshctg2YbtYkox8qE7iKYRM5xqjCpCxtOrkRkv10+VRtvj&#10;Z/HlBr9xW8Pl2u+0vuh0aToznkat2HJpujUy3RRrYv8mjvu3Ldcdq/aTlhv+B/GkA5c5BVSDxavW&#10;fCMmPUQsnTVYCZIiCcpY6Hv0bAjkPn3Uo/9HQ2nqu72vfPhhgX/ymx8WQl7ew9pKzN60jNr+RFst&#10;/mEF3qVWHn5w8MS5f+Q8ejSImpSuRt3SNyQwvwEnL7xw2otojRUecZHwXGvn0fOFnYeOQc1GzaF2&#10;Y+1ElFRyLl275eUXMrvw6Q+2vpVBTOZEdwcmUtbRE+7GJxZOm7cQvpw6Hex8gkFJQSzGlkfPXCj5&#10;rmDeCGs1xup47lWOamjTszdMX7j02ccjx2svnig58AJTgwEWt19M/rb4uRfTctlqIOx2/C/hsclf&#10;Dx/3tXBSYNanyfZiEpM/sJCyPfPnsWH7HiyWPaGg4PEwyqG+9ZtA+v0HvUdN0l4fpaMbVoocX1wX&#10;c6zIrNuyu9BGXQXs/KqBV6WakJFT0ECGuiEc8CIP+fxLvpDvADlqZWhM4gcVPQJAVlFb8dl7HEtC&#10;rLPQdyVWfPbu3WtF37EorgZWWBNLy01Tm6PQKlBce3w0TDhSjbTjh1hTZd4dWAEdPuFryHrypKmK&#10;2r2xePWpVlt7fdTBVDlVCD8iKTVrvxIrMvSduhwoUR8/kcpn5t3z4B//qKHCsE+B4UpEQkJlypF+&#10;DVqavj5CTBG5rRd8M+dHvoilEQxlosWF9ITzV8NefSG/5gtZOnHw1V5IG76Qf234Qr4n8IV8T+AL&#10;+Z7wWheSGnIRvpClGM6R7wl8Id8TXutCSh1++EKWYjhHvifwhXxP4Av5nsAX8j2BKzvvCZwj3xP4&#10;Qr4ncNH6nsA58j2BL+R7Ahet7wmcI98T+EK+J7zphZzCF7J04iJdSNuXXEgLJxr2pdXI2cvWgqyC&#10;A8jsNbD10NH/CgfmnVLG3Q/M3AKgVotOEJeVZWtFPc4dveHCtVCDi1nRE+YtX/O/1Ru3EuP3aLCl&#10;yskP4tMyIj8ZPQFkdjxn3bti64FDQCOx6DuN0qL5eWRO+IkZj5Ypsajdu/eGduyHuZ0n1G/VHjbs&#10;2QdUBuuKWJmzP6zZsgNqt+4Clvw6/XeDNAqujEsAjJ3yPTTr+gEoHPygjG50nLMPTRSpvZAEzURI&#10;Q6WT7mePp9/1WnfSDra0dYen//63Ro7fD5+9+M/c3J/txQbMH8qxMxfm9Pl0tBiGnpiceYiuhZmL&#10;BuKTMsXUch8N+1xMe3bixDUbsYEp5HhBlc5+EFyvOWTnPVhBy3KfPFEDgJK+XwmPiDWnse+oqbkF&#10;TwbQMub34V2tnpibQUwXJ5FvMI3cul17flbZu+KF9YUvp819jdKRRsQi5o40vE5bnCpo1khcrqio&#10;Bo/Amlg+q0FFk98hFva+UNZd+515c3IePukidwqAuIxC5wYoYTTs3AxLwfKu2rkbZFhS+tZsDBt2&#10;7A2Rod+mPXvqOPlVBVvvKi8/567+VaCiNPdZTv6TLgF1GuMF9IYeg78AS2dv2HLgwHCZkz/UbNoG&#10;bkYnZooJDZCVazbACmnaMprOi6bx0n3XTd318um/tEbfddsZLzdMkz4N/XS/yYz3p1tvarmp76aP&#10;7/dNZ/ZiudZ0y+l80XRmK9dtgZ279sJ3s+eLSR/ofNL0njR9GX2nmmkZ9wBc5w679hwTs48R+vWm&#10;UFRwhd5DRkLuo5+PS4v00JQkZaUZfa/fiklfsmaDmG7LEsVWjrXcN5vGjOz1pwTTTjWm/W34Xbf+&#10;5dsamrHPi9/vYiqzCjT1mnSeKENkFjyek3o/77MfV64W5zU2MXkLVXS27ztSSL8NWb15Z7q9b3Vo&#10;0rbnyy/mq4iKiy8IqNsAKnoGw9KfNv/2hJgixCRn1K/TtD2UcfOBL77+rvSf18wH/+ic8/h5Q+kn&#10;w5Rq8h4/75Dz4EFn6ee7Zehnn8OhY+d+kX6+Eb416oMM60fmKKG2aj84HxJpsrTIzHm4pEGzjmDm&#10;5COmuOv+yQgurZl3wiefjQe5jTsoHDyhdvP2kJn/eIm0qgjnQ2+AgyYA5HaeoHD1BXVQzd90zx48&#10;cuKXocNG/yr9fH3KOKtFC2w1DDrupKQP27j34LQvp88GTc36oHLWaCdrxsxn4e4Pa7bvhdFffQ8y&#10;Wx9QSDPBXLt1a7gS67tKB5pKzxc69dVO9rJ6615ppjlv+HbuYs6ITKni+4U/grkrZjy8P9ds2iHu&#10;zx79B+M9jIEfxhMKe0+4FBYxnJYraII/ex8YMfFb2LL3EKjs6YUfGqBXCljZq8Grah2YiHlm6/6j&#10;0+LSs4dVxQxPb3Yxc/6NDd9RcXFqmh6SHoYNGTNRJDJi/ESQ03yT9l5Q1lENeXmPgpMzsutb0k4c&#10;MJM6+YkAieaunLtsHUTEJjf7+Wewv3QjotnmfQfBwsEN5LaeYIFB6KZ9h1MpzTFfz8DIF7e1d4fQ&#10;uJQEWsYwfxbhMSkJSls1ZjYNfDZpqrjP9xw4lqpw1GBtzx9U1mpYv/0AXLpxu9mD//kfv4jYhGYL&#10;Vq0HmY0H3usavO+9RAY2RwGKTbvfJqvgcZVyNGWZvbd40c7gL8aJNIdNmKKd7NHWAy6G3vKkZb+Z&#10;+OTURIX0whd67U+lBs1hx6ETedJqPfuOnYLhX06B1j0HQMP23aHjh5/AlLlLIPxONOTk5NhJbrJv&#10;FywFczo4O2+wcvGHzv0GFZ2Si2HeAXgPmnfpOxDDKVREFCMzR0/4bt58vaLRw/2w2CSYtXAV9Phw&#10;MDRt1xna9+gDQ8dOgm0HDhdTvj1Hj+VVa9AMM6FaPJBSYR66EnZnnLT6zZipyzRikmENZhwv6Njn&#10;I+gxcJiYL1YuSgZUS2qsp4ckdh70usrD+U+feslR2lU0vasN1rlxuRLr6U6+lWH42MmwcfuBqdIu&#10;GOYvRUhoxD+Hj58MDt6VQGHtgvEn1vjw/qYZ4ilES0t7UjExLfOQgh4mStMfq1y8QenoLR5Z9Pp4&#10;GHQeMASsPYIw01NtElUU89YMzGvSLkxTvVFr3AlWPR20k2LfiovztaBqJT0HERnQB2w8tM9Edh48&#10;gZlTmynrtuoklk2btwTryn6gpHo2w/wNUNpj/sAMNnXWAnHPN2rXETMi5gtU2227D4hlDpogzKRY&#10;ncVl1C9HJaqvoaL6qsQYVI6Zt5o08XkRsvMf1VPaoOphptx77IR4MGbljoljFbOsqwaW/bQZ9hw9&#10;Bf4164M5HgQ13tSglzwh50LDOllgrqeuBN41GnCGZP5W+NSqJ5RPiTHk0ZAQ8fikWvPWmAnpdRpq&#10;CKrdAHYdPAaLV68HeocWdQ2hNwqS36FTlwrMnAOwVukJmbkFw2hZMcwrOov3W1i4+UL7D/pBdELS&#10;dGmVnnXbd21w9qsiWk/pDQX06ONW4r3D0mqG+VsSdit6SDl3bVhH72p1DqgB63bu2aDrzKgjIjZh&#10;euue/bAa6wXmHv5gZuPyekJGb8MXfZilxxv0VnwaLkK5nGfQZpjXY9o8zCvU5c3aXTuch0BVpLk9&#10;Xzo+62UYZ8oEXaZ08eUBeQzzmkxfiHnFwbdoprSh0T3enCkZ5l3w9jMlTSDBmZJhfjOslAxTyuBM&#10;yTClDK6+Mkwpg5WSYUoZnCkZppTBmZJhShkcUzJMKeOtZsqQm+GslAzzO+HqK8OUMlgpGaaUwTEl&#10;w5QyuPrKMKUMrr4yTCmDlZJhShmcKRmmlMHVV4YpZbBSMkwpgzMlw5QyuPrKMKWMP1QpeYpJhnlz&#10;ptNrCZyKTzFJb95640x5+gplSh/MlN5iQ1JKla075noNaOo0hd1HTjwVjgzDmGT3geO5mloNtUqJ&#10;eedFpvQCpbMvHL105dWZctw3M0Hm6CVmd167a+8/aNmduNThH3/2BVRr0haad+kDuw+egrxn/6xN&#10;69Zt333Myj0Q5C4BYOnqCzdj4g7Rcob5uxFzL3WveFuXLaogfq7dtOu4tAoz5wlo0bEPVGvcFoaO&#10;/QpikpLH0/INO/b/Q0Uv0kIbLr2CrwgZ+YUgs6E3BvnCoVMXxLtELOz9xctKMgt+uUe/c3Nzy9Dn&#10;2i17MBPSy328YcoP2leFzV28HBT2vqBy8oPNew7upGUM876z69DRHTIXVD7MWN/PXybywuQfFop8&#10;pESxWrN1l1gWJeWdxJyHAQp7H7BwxrgSOXbqYoGFcyDQe2Cz8h7PpmVFiIyJAwsn3IGjL7Tt1kds&#10;FB55+1M7r0qgoNfiYXW2Tdde2ky4fJ22eouZ0Ire6IxE3r0rXqGnoinZr1z/Ly1jmPeVkKs3/0kv&#10;u1K5aiDi1h2RB6ywxihehYd5Y/rSlWJZh579MBNqULTUYK+pBJExCZ/S8vY9BojX4Vl4qOH67dvC&#10;t0RuRtzZ6R5QFQNUV5Hr6V2VcgcMWO1Rol1ox/R6PPzEnSsxI+flPRofl5z2gdJJjcu8RDWYXhFm&#10;4YZq64yZl7Z1DsCMHQC1WneG+JTMx9KuGKZUEn8v7VKDNt1BRRnKhQTIQ9z3CidPzAt4n9MrH+n+&#10;t/eEexl5U/PyHo4kQaK3nFMeoXwhXoLlgL/pTeeu3iB39UHRUoNn1Zpw807sb6tR3r9f6KOiV0/j&#10;TixwB7FpuXekVbJLoZFQo2FTkcOvR8Z0U9q5g9wNSwmSZqorixKDMq4fHrgGPKvUhrtpGfoSoXHr&#10;LqAilcX1vtUxIGaYd0hgfbyXrd1BhcJTu1k7/f2YkJj2L02lelpxwXtV5uyPRpkOhYmGN2Iop7B3&#10;h7DY+O7kX6dRc7hwQ6ucRGpuQZjMDUXJxgVUmJGTMU9Jq96caxG3QI5VWQXm/ktht2JpmYWtB5hj&#10;KdGkTUdIychuQcuad+6FpQn6UUbEjCvHOvO23UfEQZ2/cjNyzpLlcDb05g36fT8/v5JfzUYis1pg&#10;Ro9PzeiQev9+LRVKuwxLEZGhSZnR5M6YljD6rjUqmWS4jIzWKaVP3TLdcr1RSWWwXPjTMsnou6Hp&#10;0zFeLpnhMv1yaRv9/sQyOk5TRv/hhcmF4QWTjHzkBiZ+69aLZdK5oO0pLfFbt86U/6tMSk9vRdcb&#10;H49YRv9d/1v635IVORe6ZbpzIrYzMHGejP3pvNA+pPNjuM7AXxilJ6WrT19nen/tf9CdK+35p/Ql&#10;w+qjtuaH1VAXT7iP92JSRlZ7K3pjOdb0fGrUg5T7+ZXo3r1w8+bdmXgvn758I5J+b9t3QKuEqIzU&#10;uEO1yIYduon7PiU7v0Wjth3BElXRytpNLLuGeUhui/5Ya7x0PVKfaV+bhNRMkfuF9Nq64QH7gJl7&#10;oEhQ5oKfeMLMUP2ad9bGnsSlG1FghstVaAuXrhLLv1uwFDMsliyYuVX45zv2H4y/8cDwO72f78yV&#10;G+Id8DUaNoeAWo1eywJNLCvJivnXNjLj9W9qUhq0nzc9tt9yLCXuwyidYsdksN5kOrr1xobr3vS/&#10;CX8T6RQxg+Wvlf6b+huY8fEE6j5rNQP/Go2hWqOW4p69EBo1VoXhF7Wt0IuQO338qXhVuii0MPNN&#10;nrVI+C1fvQHMKPNi1fRS6A19PmjVpTeqrYe2YHDxx/s9AAUoUJsPbDBP2WmrvEn30vTb/OEAgOLT&#10;cZPwwFD1qPOBIz0s1UBFdTBoajQFdc3GmCE1eNBUWlEJpYEuH/T/8w6QYUzQud8AUFBbCd63ZqLB&#10;0gu8azcFP8y05ejNy7Z4P5OyojJa4D07aPR4CAFQSZszDMMwDPP+8ejXXytkPnjSWfrJMKWezAcP&#10;Ov/6669W0s+/NuF37oJXpZrimYwSA10zNwx03fxB7uiP34NErElNzOZYR9+0ex/Hk8w7Z8e+g3g/&#10;ahtoqEGTeuQoXQNATo9BnLzFY0GZnQdoKteEiDuxf+49GxOf9I+Z8xb/kpiW+0xa9NocPHrq32bU&#10;SoV/yhwz5KixUyE75/lyaXURDp+4COYO3ujrBSpnLzgffnuQtIph/jTOXAkfoLJxBQsXPzB39oQ9&#10;R8+YzHApOXnLRn45GczsPUCB97iFqx/sOXzq39Lq1yYmISll7oIff7mXlPa/0qJXEwVgVt4dSwp6&#10;DmXjiSUHHqy7Vt3M8Lujf3UY8vmX8ODJP4pURb/4+ltQ2fuB3M4TZi9ZfoSWnQ+NTC/jqu0FQUPB&#10;FE7axyNKzLCRcUkZ5FOzcWuwdA1CBUUVdSHzE/sRRo9O8ATojX6L9ehHRt8NTbedsel9dGlIZnK9&#10;tEzsQ/ddMr2fziR/YVgj0Pvp/otkhmkUWW9wLMKM/PV+RsuLrcd9i0/d8UjLivlJ68Vy/G1yvbEZ&#10;+Ov9yHTLTZg4BjJT6Riv1y3HNHXri/npDP3FvYDfja+/8bY6K+Ljozd6REcdws2wJmeOftWbthGZ&#10;MSYuOcPcXg0KvN/NMeNpj9EbrDz94eKNW+nks2jVhiN0PytdfGDM11OKZeJPx04E1+BaoLTHNJx8&#10;xFAt8bzUAVXXzg/Ku/lCVBSYSe6vx4Llq8WfkKNcx2Xl5R45FzJs19FT0LLnh1DeMwCsPOj5jPaR&#10;hhtWU9MLnw+iXjtKzHSfT5ouDrJlz76YsfHA8UDMHT0h9HbsLFpe3jNQPMSl55QFBQUDaBnDlAZy&#10;Hjz+0AzvVeqNZkP3KXI7LmmWhQMto+frftC0U0+xfNTkadrn9jbuEH0vo6d31bp4/1NYhhkYw7Jy&#10;mJFbde8Du4+cgiMXrw6Ly32USxld5eqPoqXtF/tGZGc/cpeVcxIjP3oPGi4SmDl7EcxbtBLOXbjy&#10;Of3OefgwoErT9qKjuuh+hAdID0u79h0i/FEtcR1mVHreU60eJKdm9afl1t5V0NcXXFFx6feR8yGi&#10;NKJSR+5IfWnx+0tM5qrteULfVaS4Ruup44KhUScF6v3yMn/an6Hpe8TQcZC9wl93LGSUvuFyYfTd&#10;cDv6rv9Nn1pTUlfE1zCV44vvVIMxXGfSJH8FGvkX2cYgLZ1R+lrDY6JjM/h/9Fv/XTLDc02/i/ib&#10;sN/tj6aQrk8RM1pG/lTFFNfAYB2loe3NgxnMEY3SJNXEmtzhcyHiflQH18B1PlDeI0D8Tk69P9K/&#10;RkMMs9yFYn43WzvIv/fHnwrhkjmoMV3qC66Byo1aQHrOwwBaf/LCtc8XLVsNc+cvFv79ho7W9h4q&#10;7wopOTketOyNmTB9NmYyUkttN6GYhJSaMhs3/BP++Ce8YQqup+Vjp0wXVV1tv0D8k5g5HXyqwrqt&#10;e5tl5jxumJ73oNniVeua1WreCpRYtSVfxwDMmEhcSpavGZU2mHH962n70TLMn4lfzcZ4j6PCoSVn&#10;FSyjZS5+lbGaiYKCy2o0aguLV21slp73pFnWkyfNVm3d2czRryoWUtT3lYw6nnvByEnfivt32pwF&#10;ovcOFQgyjFVvJSbWouUyW+rQ7gcjJhSv7r4RZTER2qmFsxdkP3y2mJYtW7P+37aaQLBEmQ8LjzpJ&#10;y8wx+NUeIH1iCWSHGQ3VUJQMlFGxVFI6q6FZ5+76A1oouilhKegSDFUaNOcMybwzKjdpIVSTagNz&#10;lqzR34vNOnQFK4zNSWVJPcU9TeJDakv3O6ktZk5LGkGChN+KPmmFguXoUwWWrNoolmU9e9bfgkTL&#10;zh3KUn54G7ToRB3O/bF66QuWrt7w1axFEJuSnSetFiSkZvScuXg59Ph4ODTq0ANa9egPH4+eADsP&#10;HobwuDhnyU0WFpuYp6nVGJUWFZhaaLGuHhWfzBmSeeccP3fpK0usxlJGo5k0NNVqQdidGP19nvng&#10;ybRt+4/Dp6MnQ+sufaBp+y7QfeBgmDp/EcaU93pKboK4tPS8qbPmibYUGotsgfmncbtugCgll9/G&#10;ms27ztdv1wXMqD8gTZplj59Uhyb1pFKDWpawBJg45fuj5D/si3EwftoMmD5/0aOpcxb878cjRkH1&#10;xi2AAmeqBsucaGwlljpYBe7S7yPIy3viKXbEMKUIVDbfvoOHY4YiFSRlpHiWnjyoIbB+Y+g//DOY&#10;MnsBzFq2+j/jvp0Fn34+QYjKpOnzj1igqtI2FM+KkI7U1J6mCNGAytUTardoB1j9DRE7el2ioqLK&#10;lKcEMXFqCKBO5TWbtoGBI8ZCjcZthQRrA2Sq1uIBY9W2ywcfi4Ma8NkXGFTTcm9Q2HmIAdIqW1eo&#10;06I9/LR1FySl5XwpdsIwfyHuZeaPWbNlF9Rv3QnMMC5UYJwop3AN403KBwOGfS7u/079BmvvfxQg&#10;6mhAoZk55o/azdrCgJGYf5p1AqUNZlBbjFWdvaGsqwZyHjwuOU9s2LkPMyM14vhDs069xY4SHz4s&#10;v27HAeg79AvYffCYWHY1PPokDT2R0SwEWP0cNXGaWN6sWy/RCGTtgQfGMO859p7BmLn8oHnnHuJ+&#10;Hz35O8w/eO/jMrmDB5wPDxftLQcOnoL+Qz6D9Tt2U/VVPJts2bO3mApE4egBP23bYTq/ZOQ9mi+n&#10;aQxQomctWC6cxk2dIXK8GM6CJQBVVfcdO34TE1ZZ0fQIqJi0TUJaxrLUvMKeYjYvrNZ2wxJDJMow&#10;7zE9Bo4QmdIcq6aZjx4F38vMXkWdDqiWaemioQyoOnzizE3qxCFqllitpdjyi8nametmLl0jxmkq&#10;0Tc6LqmxSNSQ2k3bgQKro5Y0tw5yJfQ2mDnQ8y1fmLl0LfTFnL5tz6H/o3Xzl60Rwas5VnM37zoo&#10;Jshq2aUvUL9WuY073M8u3EDLGOZ9Jr/w0TqaMUPuFgAtu2gH+2/Zffi/VNukpw5zMN/Qsh0Hjv1f&#10;n6Gfw6wlq7DqqwYzJ084d/maWFfB3R/jVT+o0aiF+F0EvxqNxOvU7fy1zw93HTkuYkoFVk879f0I&#10;Dp469+ukGbNFaym1nFLPhGuR0Snk2/3jobitBjOpBs5cu55Myxjm78D5G+HRShfqQuoDnftra4jX&#10;b2O+IMV08wWVrQt8M2MOHD51/tdu/QeJft5Uxd2+57DwddBUBpmNF7gFavNdEW4lpAHNR0kx4pb9&#10;J4T6bdy+ByxFtyHqu+oNNFOXo09lOHnpmlh/7vKNKmWoTyw9l3Rwh9DI23toOcP8nYiKidtNgy/k&#10;KGJl3X3h1OXQGrT81LVQcPStBHI7mvnOC8xRQS0xA6/fvltkwG37j/1bzGSAYWF4bGLxTEls2LEf&#10;VJQx7TzBzNYVth849ERapScuPXP6uKnTxRwjNF8J9ePrO2yU6QQZ5m/EgOGjtBkQMyd1mv/i6+kQ&#10;nZQ+XVqt58vvZk03c6SRJt5iWpH10oTNJTJv+VrRg16BAWqd5u3FBl9O+QGrrb5ip/T8xcW/Buw+&#10;dHS/2IBhGD07MV+4BFQHMUEc5hlqlxk9Sdu1rnHbriLTUl/Z+cvXvZmY2ftUwiqpL9Rv0UVsOGHa&#10;LNxJAKooyi3DMK+FkhQRY8ixNKIEadgOMyUKnq03hn1vCmdKhvn90Lhhw0zZgJQSlfM3ZUpb72DM&#10;gN76TDnx21miOiumamcY5rVQUt9XF399pmzcWlt95UzJMO8IzpQMU8p4q5nSOKbkTMkwbw5nSoYp&#10;ZXCmZJhSBseUDFPK4EzJMKUMzpQMU8rgmJJhShmcKRmmlMGZkmFKGRxTMkwpgzMlw5QyOFMyTCmD&#10;MyXDlDK4oYdhShmcKRmmlMGZkmFKGRxTMkwpgzMlw5QyOFMyTCmDY0qGKWWwUjJMKYMzJcOUMjhT&#10;Mkwpg2NKhillcKZkmFIGZ0qGKWVwTMkwpQzOlAxTyuBMyTClDI4pGaaUwZmSYUoZnCkZppTBMSXD&#10;lDI4UzJMKYMzJcOUMjimZJhSBmdKhillcKZkmFIGx5QMU8rgTMkwpQzOlAxTyvhDY8oJ02aBypky&#10;pYYzJcO8JkpHNWZKP32mbNAWM6WT79vOlN6cKRnmNXmrmdJWg9VXBx+o26Kj2HjitzNBhYnJnLxh&#10;6JjJkJVXuEQ4MgxTjJz8h0s+Hf8VmDn7gMLJDz6fNFXko8Ztu4DSwQ+sXzdTRuXmlvGu3gAT8sWE&#10;NGDm4AF9PhoqNt669/CcYRO+AStnd1RLL8yc/qBEH//aDd88xzPMe0pg3cagcvQBmb03ipgGLFy8&#10;YdiX38Cpc5dO0fo+Hw8Flb0XyB00YImxplflmoBYio2NiYqKKqOw9xTO5dTBkPMgZy4t333oBDRu&#10;3w1qNu8AoydMg2sRd4bT8oS0NP+qjduA3CUA5JiJW/X4kDMn87el3Qf9RSZTufpB5XotISEhzZ+W&#10;Xw6NGD7886+gVpMOUL9td9h5+JjIJ4XP/tGunJsfyLBqK7Nzh7PR0WVpeRE69x0MCowhlU5qsVFc&#10;Uvp3cmtURVymcNTgpxeYu/mDwk4DcszpPT4eLvwu37zdwcxZAwo8GAefKpwxmb8ddj5BWCX1RYX0&#10;htux98bQst5DRoDc1RsUmDfMnL2w5umJeYt++4Hc1gPupWemkJ+5PcacuKx9r37F8446uBZmSj9w&#10;8q8qVq7duAerr4HQ/sMh4jdKrII+iTK4ExkmZOboBTdu3LCiZWaosjI7X1BXrs0Zk/nboK5eB2Qo&#10;WipbFDAk/8nzLpaelVABfaEM1iCFE6LLP10+GgFKFx/YsG23WOfoVRmFzhdcfE0I2vb9R7EO7Ic5&#10;2gNy859tTSsocFLYuQmlpBxOLUYK3HH+g0cL7ySlNpLZUCbEqq6ztjV266ETPZUOPujrA6vWbyu+&#10;A4Z5z1i3ZR/WIlH5MOTbtGN/T1pm4+EvnkOSYEVFJzV+9OyXNnLMoDKHAFA6+oKZPeajCg7w6J//&#10;dLv/+PktFTUEYR7atPuA6TwTVKcRKJ39wQKrqtHxSZto2agJU1B+sd6LgauFvQdkZGR8kpSZ28jM&#10;ATMlZmIZJjpv2fp8sX39JiITuwVo1ZZh3mc8g2qC3EUDQXXqi/t92sJlt8xdAzBTUsinhqT7uY1z&#10;HzxZY27ngSGfJ5g5aWD0RG0r7O34tE0WJHSO7uBXG9W2JD4aOQ4T8Aa5YyCUd/WFo6fOPZZWCXYc&#10;PAFKe3fRrEsZUIY76tzrI5HogBFfiJJDhcq65/hpOH3xakJ8UuocsSHDvAfcTUyec/LC5Tt7T54D&#10;c6pBuvhDn0Ha9pUu/QZrhYoyG1ZRzVy8YPuBo0Uy3N7DJyIquGO+IfXEeHIg5hlp1auZOnM+KCu6&#10;YnXWR+R8vVFiLngw1OzrQNVabxj31QyRcMsuPXGZBxrGnHYYwKIPBb9y8rOnqq0/lFEHwNwVP1Ez&#10;sJnYEcOUUhauXA8VPYOw9kj3Ot7XeN/LnbzwtxqromrtfY73ePOOvcT9P2nGXLzXcRnmEQUqqBKr&#10;sEr0l1GI5+yJQucF5ih0cjsXmDJr7utnRlNk5D9KKeel7eFDB6HCzFneIwBGfjkVroffjpXcBCEA&#10;qqz8x5WzCp/5SosEGfmFnyxdtwnKuNEjFFJZbzDHP7By/Zbfd3AM8xZZvWkrZibMgI4avE81YIVq&#10;t2jlT/9OzcofLLkIHjx44JL36FGQ9FPPxZthscMnfA1lXTFTOpFAUYb2AwfvqpCS/+CA5Pb7GDx6&#10;osj9Kmdf6PHJSH0Gyn3yc+MJ3/4AK1asEstadOoBZh4UY1LJgAciMh6qo3ug6GxQBpeNnfKdfvur&#10;1yN+VVJDEsk8yv31qBjOnMw74/rtGFA4eKLhPWvrCVfDIn+VVskmfD0LM6e/6FhO1VPxWANriHIM&#10;3aiqqnT1h6Ydu4n7d8369TBh2hzIfvhLc7Ex0puqqKiWFqiS/T8d8/vu81OXroHCHtXR3gNCQqOe&#10;07I2PfrhQWmrsE6+2gadq5G3sH5N1VzMiFS1pT+G35U2nuDuXw1svYIwY2JV2AUlHP9wGWoS3r3/&#10;K9p2xtxlmOn9RbVg0679nDGZP50tew6KJwxK12CYNGOBuAe37Ts+2RLvcznWDElYFDYeYK32B9eA&#10;aiArZ4f3Nykg1Ry1z/CtME68HBYltnUhHzutMDXu2F0si4xNfK719YaTF679tvscYz65JZUEjv7g&#10;V6uRSGTzzkNg6eoDdmo/WLtxxz1aFhWfGmJBLbEk06iGcvy086wMeT//7JBT8LDV0rUbYPO+A5Ca&#10;nb+I/Ff8tG0fZUw5ZtqPR44V6X7+9XegwlJE5kp1bykdLFm0hidGMhllfFE/163Tmm6Z8XIqzUz6&#10;03LJtCXeC9P765a9rr9kel/pfxQzLFl1JheG/9XAyEduaIbrxTLpXOjNcLnkV8S/JNOmVdSK+hQ7&#10;HlpG/118f/G/9f9fsiLLpHOiO596E+fJ0F97DOI6686Pfl1Rf7GNlG6R9IuY9vi1pj1fYpneKB38&#10;HygSFDN+NvFrcT8O/vxLMHPFMAvjxq37Dl6hZamZuV/9tHMXrNy0HXIKnrXG/GHu7FtFG0OK+586&#10;CHhBeHRcCPlv23/oga3aB8piHtq6U/u4w69WUxQ4X1D91uGPGCuCJQas1Ftn24HDcdJiwY3b0d9M&#10;m7sYSxdM3BllHU/eR2O+AYWtRnyfv3y92KlTICopjcF08hcNPgdPnp1Fy9XVG2Jmx2AYDy4zO39M&#10;XuGz9ivWbICVa9bDirWbhK1ct1nYKoxDyVbjdzLj5brfxstXie9Gyw3SfbG8qOmWG+9PZy/z1+2X&#10;tjFOR7fcVHq65camS8/Y33j5m/prl73a3/D/lUZ/3X8u7l/UdMu1/vSd7q+NeqM0luN9sRo/8x48&#10;aZqVXzhYZecuMrBX1XriPj6K962FA/VaowLDF5x9K4nlS9ZsAiVVaW09YPD4Kfgda4ooLHInNUyZ&#10;uQCuhEV9Q346dhw/EUfjK0mVL1wPe/OMWatZGywF1LhDNcaTPmClDsLSiqqnGCNiRlSiDNt4BsHu&#10;I6f1ifvVbiJ6BZV3RT8kJe9xe2tvlHL8IzLMlBZYavQdNk4r+ViqNOvcU/it3LAFAms1hABU5FdZ&#10;oIllJVkx/9pGZrRe+JtY/lIzSIe2fdPj029vkE5J9sr0jdIw+f+l5SbTMjwWneHyl/q/xPT+JtIq&#10;Ym+avoF/sXWvNLzHpOMIlD4DajWGgJpNILBmY1i+frO4H5t37Y3VU6zOonB8MGIcqKjrKSkvZtQK&#10;mmBIffCgQ+6Tf6kruFO7iQY0VV88Zzxw5OwTO8wrSlRPOWVSTMMM84yFG4ZwtAyrtZRHajdppd/m&#10;tVi5crOzoqwjWKHEV2/SBiZPn/v/LoZGpEurS8QeMyp1slViBp7wzXT9jnOf/jxs05796XN/XJV+&#10;6kKIPq3ps5doSxi0cl7BUNEbDf+4+NR9N/X7N1ugkb1svfHyl5nWvxzGzeXwvxuvF8vRjJe/MN3+&#10;3nS/LzPDNCobfNeZ6fUvjtPwWHRW3P/17WVpGa7XfX+d9A39Kxl8f30T/xPvpfIa7XUp6xGMmcUb&#10;M4sGJn0/T3/PnrxwCe/Xpenbdx9Iz3vyfJC0WDbxux+01WncxsbdH3If/hworXopl8Kj0ifPmv9L&#10;taZtQWmjBkU5F1i5ebOztPqP505yKpTFero5ljYyrP6KvoH43SWwNvjVawnW3pVBbu0mqggyWzcw&#10;s3aF2NikNys5GOYtEov3rMzGEWi6GznV5OzUmGErQVD9VuAWVAcsHKRn7riOBmWUxUx5OyH5r3nP&#10;3ktLq7t13xFo90FfsPcJhjIYQLsG1IIBwz6H65GxnBGZUse1yDswaMR4cAuoCVYu3mCHqtqqWx/Y&#10;cfAoJKbm1ZbcGIZhGIZhGIb5a/Ps2TObC1du1L0aEfHvb2bOgTrN24Mjhq3l3b3B3NkDzBzV+Emd&#10;i3xFxySFnTfG695ALdn+dZrAiC+nwsXQWwVXIu/UlZJkGIZhDKDyMSQsEkZNmgqV6jaHCi4+YGnn&#10;BWYONDbDG5T0CJ/6ztDoREdPsMJlDr5VoF7rTjB5+mw4d/V6+JUbkXXz8vIcpCSZP4r7z5612Xjg&#10;CDj4VQILcXG8QWbrJbq6yxzRaAYUvFjmThqwUQdCtUatoX3vj+HjURNg5NQf4KMxk6BFtz7gEVwL&#10;zOzVILdVg8xeI56OUuO3GXWLp0Zw3H77zoM0sEwp7ZphGOZvAZV72w8dhXJu3mCGRqPlRZcXFEFz&#10;KndRCC2cvMA5sDo07dobPho9AUZNngZDRk+CHv0+hRoNW4ODpjKUdfUDFfpSXzea0Y16idNTfXMs&#10;b2kUsp2mEmzYfRCynv48VNr1+8Pmffucew0cioLiIeYLMUOhEYYCU87VH3yqN4JuAz+F7+Ytgz1H&#10;L/zPlfDo1Pi0nNTcB4/3S0m8EfcysjtO/HY6lMETTf38xMlGgVSiODZo3RkuXr0BUUlJ9pK7IDol&#10;NfXklauPvlv4I3z46Sho1aMvNGnbHTr0GghjvpoOu4+eenQrPmmy5C44dSEUguo20z4xph7KGIFS&#10;V376TRdZfIqnxtIyrEEVMbH+DUy3HU3vIKZ4MFhnygz39SoztT3esC837QSkr7e99Fvnqzt+w+2N&#10;TWxD//FlRusN06fjkcxU+sbb4/33RlZkex80WkbX+GVG68lPsmLpGawzZcb+xmZqG7z/Xnw3PA6d&#10;6XzQXpmeie2FL507XG+8vbHpt3+Vka9kYlsp/SLn24QZXtvXsWJp6O4dU0b+xtsbm5EvGfnpjt9w&#10;W1NmuJ1Je8mx6O7tIr5GZrif1zFTaegNr5HIU0aGx6bAdTRdKXVnoykZ6X+L0UU27uBTswEcOX8Z&#10;srKe2UrFpexOXMKwvYePPxozeQp0+XAANO3QGVp36Qn9h46AGfN/hAOnzj2MTs1I/cevv7pIm8iS&#10;sJw+dzUUmnXqCWYouGKGDDuaBQDFE/c/fsp0SMjI6iG5vxEFT34ZkJKenXol7FbqgRPn/jVjwVLo&#10;/tEw8K/VGMpj0GTm5IPRrjeoHPzEBFlKazV07T8CNu878cd1p0u7n3uyVZdeWKvw1IoXHQSKS1l3&#10;f6joUwn/OE13gDcACQ71nnemQaFoohN7AJofXghtR18SvHJuATBgxFjq1H5Y2oXg4MkL4BpYSzuW&#10;09EPo0g/8PCvCcdOnPt/kovs5PXwz1r3/ghUmIaSRqJQZ3kxG5+PmJm6UoOmsHb7Hli2YSfYYi1H&#10;dIIXHerp+LwgoF4T2Hfq7BopOdmpi5dOzVm8FH6YtwhmCFssbLr0qf89d1ERM1xnyoz939S+w2N5&#10;mZnyL2LoY+qYdEb/zVS6OjPenvxN7qcEK5ombj+/uBmn/72BFUlP56fbVvj/DpPSe5mZ3MbQXuE/&#10;A+17yYzXfWdimTa9H4ukaWjG/rq0aT+GyyltnRku15mpbUwa7bME+33pG98bps3w+tM5+B7tBzTj&#10;c0Nm6EtmKj1jM95mBlqx++4lViwtg3taZ/pjk47P5H1NhtsX+S9oxum/zIqlhSbWzcfvRsehN1om&#10;ltP9tgRtKXw350c0PMcLl8Lpy1fvSkWjbN3OA2MD6jUX4xmUTr6ifFVihYjK1cUbt8PKnbuhUiNc&#10;T6MGUXBJaOUYPNGADBoW2axHfzgacn2klJzs5NkLYnJFcxoyiaJJ79pxwSh13/GTRXp47jt+7vCg&#10;4ePA2h3LeBu1ED1q/RNDMUlsUWPkqDE0XFhFb+zAqJXeTqDCYzB384Oy6iCxXGaH5T5WAOi4W3Tu&#10;AenpOSelXfxxxCeng1+N+nhAeLLwxFENwQrD82VrNxUZcmmK3CdP1KFRMTDhu1ngWqmWGKopd0UR&#10;pdovpiXH6NS3Tguo3banaFpVolBSFEnh+rxlP+lP4s7Dh4e7BFZFf7wwYpZLEkrtzH4qPJmemPam&#10;7XuugfSKhsj4e1k+tZtiDQqFV4i3j0hzGt4gWXmFo8jnXlrO0o8wCm3evju06NANrSu0aI/WsYeB&#10;9SxmLXF5caPlWivRv8PL09VZEX+9vSx9Ax9KW6Rv7FPUDNMyZS/170C/3276Rf+jzkz7av11hn4d&#10;uov/XJK/sRn6vpaJ9F/YK/+/kb92mxfrX52+QVrFrKiv1kz5aU27j6L+pvwMzdi/yLFKPi98i/u/&#10;+b39Iu0/Jn2yd5m+wTq81s3xni1pH0W3KZo22au20S2j/ZgykWeETy/8jceBv6nM+3jIZ5CYnC4m&#10;IS14+KTbzAU/gpmjh3Z+AHpchZ+aGo0g/G7SA/Ihdu0/cs0zsAZYYJRIL9oQM+XQ8GP6jWWtMwZS&#10;23YfEG+8IZas2SgeoyloHkb0oUCmdrtu4IuCrBAtergvEXDREH0PsENhHT99NlwOi36Qm/tELSXz&#10;UpZu2BRnRdNkUdTsjLqAWuMWVBPuJNz784ZbxMQnHXP0rSyEkgSKagROQdXh+KUrqZKL7Pj5axgx&#10;+oIZtVfTJAzW7lAO/3iv/kMh4nacfv678Dtx1ak2VZ7eukBRH816QhdDXBA6YdrmACvXABg9+XtI&#10;zn44UNpUlpub2+ZqWOSekNDQPTHJ9/YU/uvnxtIqQXx65reTvpsDFTwCRFMDDbVWYG2knDvNjbBW&#10;f8LuJiWv6DlwuIhylTQ8Gy+OjGYTclLj/lHM8aKLpgvRzKRrTpHW65oKX2bkY2gORmaYHhk9EyjJ&#10;jP0N03aU0nyb6Rvbq/yN1xubsf/L7HX8DdM15WvqehQz8pOs2Pa/10ztj+4lndFvU9v9Rnvj4zc+&#10;NmMz8jdOX2fGfjp7XT+dGftjhCJM9/tV/oZm7FuSvylfYabOiaEZ+ZtKm8zYT2emfHX2Ov4mj8nQ&#10;dPcYln30UhlDw6BEZuOmTYfKWRIlahbFMkOJZV/HD/ujWCatkIpI2YKVa8HWKxAjOiyfKV0sE8ur&#10;/WDS9DkQm5Q+TXIT5Dx+3DsyJmbP2atX94Tdvr3nfuGjttIqWUb+wxZffD0NyqCI0rs09MdG5awQ&#10;Ve3sbpYu3vDNrPlA+iBtKouIS4rtO3QUlEWtMLN1QVGmzkO+UAGP6eTZy/ry/OiZi7GOATXw/9H/&#10;xOOl93i4+0Ek6pbk8ucRcecu+FZvIB7QimnAnL2gvIcPLF2nnU+BiEhIqDxr0QqwVlO0hwdNYbNo&#10;+tRARVw2fe7Sq5Iritr9+w3adBZt40LUHFCwKAIk0aLaCc0ngsvkaBRp0ihTJZolnmA6qWLGW5pY&#10;BS+0DEWDhE4mhIM6+WgHxE2fvxTupmXqHyBHxydvad29P9ZsKHzHSBMvkBz/h0elmnDuys0cyY1h&#10;GOa95uK1sByvanXFM0uaVE3uGoQC5gMtu/WDqLjUrZKbLDEjZ8jMRcvB3qcKTRuHwkbRI5bNbljG&#10;06eNVoDNsBwug+WyJZan1K9F6UCG0R35UCsgPQdFwRVRIy0jocT11AmoVov2kJCWWSjtUrZy/dYH&#10;NMk4Rao0i6PCORBUroEo1AEwdfYCiE5IrSy5ytZu3Q3lUWdIj2gmOyUeo6Z6fSC9klzeDeu37wd5&#10;WSewpDCbHuRL7dhOwXVg3tot+slsDcnOz6+XlJoB+w8dgWMnjuv/QHxSereRYyeDpb0aLPHEKNG0&#10;r0jACyIM0xYRn5/2Oy6zpAmKqEmAakcVHMGnam34fv4iuJuSTr1X9a/uI27Hpsz89POvwM6riniQ&#10;LCY1wpNv7hEM9Bq/z8Z/BfdzHmyX3BmGYf5WJKRnDvv8q2/ACoWOykQl9SnB8pzepljWzR/oPVMR&#10;sXFiRlIdVM4mJafnzZy/HIOnhtrpU9Fo4nIlCpoZla9uQcLE9LGifwtFsPQdDct0Sy8s7+2cYcSX&#10;EyEqNr67lLTs2LETcPDQMUi/nwdpOc/FS5iNWbpp5692gTVB5RGI2oBRKYkzBlcq1IQNqE+SW+kg&#10;5/nzgMu3E6BWmx5SjYGaOXVRIZ4wjNrM8KRY4EmhIRo2rj5Qq3kH+GHeErh6I+yZlMzvIvvJswU3&#10;ou/mTpm9CCrVbw5W1FTq4A0ql0Cs9WDESJEqHgOdRHquOnTkBLgWfnt+LkAZKQmGYRgGIQG8FhE1&#10;b/j4iRgZ0lscMUIT0Rr1KaFAQ9u5hiLHwDpNRDPs1duxudlPnn8sJfG7uBh689mU2fOhbqsOYO0V&#10;COYO7hhxeoCFswbFG8VY14OWnolSS6OdLzRo2wuuRCZAzuPHHlIyfy5RUVEVN+7YC5VRgMxRcMRb&#10;FDCCFCG0oySM+KlyQ1UX3zEatKNeTyiUFFpTs6v4Y9JvrKmIh7hYs6Bw+9PPJ0F2dqHo/ZqWnfdB&#10;pz4DMA0PXC+F57Q/qn2g8JEQy6mHK3UAIiNhlk6YzE77XFOF3+39akC9tp1h1tJVcOPO3X1ZBU9/&#10;UxdkhmEYRkt2waP6EdEJ+xat3ghNO/QEGw1GjChe1BdFO66dnmHid4ocsbym547Uv0OMyaRnkmS0&#10;nsptKstRTzr0GgBJmdkfUfo5+Y+3DR3/tXbICrUWUtnuQuU8tSrSYz7UDNINep5J+oDpilfK0X4x&#10;ABOtkLhevACFtkN/BUbIVu4+UKVhM1i3fSdk5D3oKP7M7wVrE+bHLlyaHlivOchsPPAA6TljAP7p&#10;INEFt0GrznDw8KknOXmFE6VNTBKXmrXt27mLoYIHhe80XodOJhp9CpHFP2inhu59h0BCYqoQyoJH&#10;z+t/+OlIXI5CSWNg8M/SC02+nb8EMh48mZf35Nm0x7/80l/sgGEYhinVPP35nz1znjybl/Pkl3nT&#10;5i+FMm7ad0oKIUOh++DjT+F+/oPe5JuYnHmox8fDhBgKraBATARbKHwYVNGr0cupfeGruQvhXlb+&#10;NrGDl5D/8EmXPQePPGnUrguYOboLoaWgTbyhzF4t3lly5MS56aR30iavB4XbB06eBXvvSqAQbx3C&#10;hOldkhg9jv962v9KbrKsrCyro6fPgVfVOuKdfebij6OYYoRHL9ykcNzVNxhu3b5zk/zzfv45aP2O&#10;fRjCYy2B/jDVJqRaQkVNEMxYsOyoSBi5ePMmaKrWwzTx5ND4F0xPU6U2XLt5+6000TIMwzDvhpvh&#10;d2K9KtfRv87GzFUDXlVqwsWrofrnidMXLTlSQR0gHtfptII6/Jg5e8Kyzdsg79HPweQXl5R6Ux1Y&#10;XUx8IyJQahZ28gQL1CNZeWfwqlwXjp6jSROyrETCyOTpc8TzV5p6T2btAmbuXmDnEwC7jx6Hffte&#10;Y1a2kIwMS+rRZIbCqECBIkFT2LtD9/6f6P9ATHKy+4TpMzHacwOFiAy1ak++ZniQNMDTHAVTZeMK&#10;n4wap9/u0o3IRgNGjMHolMLkQNxeGzI7+ATD2cvX/iW5ydZv3/epR+X6QiApbKcw28bDHw4cO/tf&#10;yYVhGIb5C3Pg2MX/2HlW1bYson5QXxJNlXqwZvOuYZKL7Py1sH95BFRDQaWJbUgoUWdQLD/6bDyc&#10;v3ZTPxRw8NhJ2glwaIy8gz+YkVEEilpDIySsaPKb8nYw/ttpcDclRzy7fPKvf6m7fPQpahjqEQom&#10;jfWU2brADwuXwo0bL0TVJGm5+eDshwdvg8qMAkjP+pwDqqMih+i76q7asBMsxIEEgblTAEydvxwe&#10;Pvy1vLS6GKnZhUf6Dx0F9E5cK+pCTD1j8aQ4eFeGleu33JLcZBl5he37DxkpagYq+sP0rBF9qzdp&#10;DaevXNd3T2YYhmH++ly6Hr61Rss2oHDDoIk6XtJzR1s19Bv6OcRnZHcgHwBQzV6y5ryNX3WMKjFw&#10;cg8EFRkKXD/UlaS0LP3sasbgtvKpC1eBEkWWhjBaOXvB6g3b9MHb8dOXC5y8q4ClSxAo7fxQo7zA&#10;0SsAcvIe5ksupgkJybAcPHoSKKwpoqRmT0+MENUwdsqL1zAnZ2YGfzBwKChs3VD4AkVvVu0DW2o/&#10;RsVHMaR2Z6UrLsewmaJOehk8hdAkuut27oPU/Hz9uJfz16PivKs3QHGktmPJ7D0guG4zCA2/e05y&#10;YxiGYd5DwqLvngus2wA1x03ohMo5QIibe6U6GDlGZkhusvv5+ZXWbdv1v85B1cHMHSNImqRGdOKh&#10;oSjU6ROjQ3s16g6uo4gS06LOQqKTUQVn6NJnIKSn57aTkpNNmDYTgz7chsbk0yNDDNIGjPgCI8ob&#10;JUeUREhIiGrt1n1iJgOZrbs+ERpL02fYZ5Ceez9LchVcD4/+bOlPm6ZsP3AElqFar9i0E3bsP1H4&#10;46rNn4VHxn8muemJir17ZNDIL8T8sCoKp2mOPvdgFFsNVPQKgpk/roS03II2kjvDMAzzN6Dg0bM2&#10;c5atgYrUi9YRdYdm6qHnmI4+UAbFbtCwcRAVnXBEctdzAzVo4dKfPtt9+Ox/l63bBovXboUt+4/D&#10;mq17Z1yJvPVZ8q+/WkiussTMnJP9h44WokgzAYl+Mi40Hj8AFq3fDCEYwUqur8d0AEVmfuEXQ8ZM&#10;gvJuJGrUZEohMg1AxRAZI0AlRn6NWnXQR5upqVmV5/64CnxrNgJ1tbpQ3sMPzBzcQC5mzKGHrBhl&#10;0uw3GIHKcVsHb5qW7hu4lZC0TEqCYRiGYWR37qWsGjP1OzGGksZriskKqOWSAiwHL9QQNahQ5Mqr&#10;g8Cjcl0Irt0Y5ixaVmSmnhYdu4PSxhU1CCNPW2qtpPGfNIrCDyq6+cLHw0dDenb2Bsn97XDx5m2w&#10;966MQknPMFE0Mdqs26KjXigT8AAnYzirsnFHYcU/RX8GhbXb4FFw/U7cs7zHT5dLrgzDMAzzxhQ+&#10;/sfEa9Hxz3p9ipGhNCZTjKm3dYfPJ01FoUzQC2Xjtl3EHN7UwZTeWmWtCYDzN8L0mvWHEHIzHOzp&#10;dVpCBNHwAOq36KLfKSn5hGmz8IDpHZIB2j9g5wNT5vz4xx4YwzAM87di+oKlKH40rzdNRIBCae0O&#10;YydPKyKUDdp2BTH/LGmRgzfYegfB+at/sFBeQiV+U6GkqPMbFkqGYRjmLaIXSiftOy1fKpTidYx/&#10;slDaegdrhdLOu5hQUtPrxG+1QikmH0Clp4P8moWSYRiGeYtMX/gjCiWNg6SI0t+kUDZuTREl+ojZ&#10;ff4koaSmVxZKhmEY5l1TaoWSI0qGYRimNFCqhbKkZ5QslAzDMMyfQekXSgeMJlkoGYZhmHcER5QM&#10;wzAMUwL8jJJhGIZhSqDUCiX3emUYhmFKAxxRMgzDMEwJ8DNKhmEYhimB0i+U3OuVYRiGeYdwRMkw&#10;DMMwJcDPKBmGYRimBEqtUHKvV4ZhGKY0wBElwzAMw5QAP6NkGIZhmBIo/ULJvV4ZhmGYdwgLJcMw&#10;DMOUAD+jZBiGYZgSKLVCyb1eGYZhmNIACyXDMAzDlEDpf0bJvV4ZhmGYdwhHlAzDMAxTAiyUDMMw&#10;DFMCpbrplYWSYRiGedeU/meUPI6SYRiGeYewUDIMwzBMCZR+oeRerwzDMMw7hJ9RMgzDMEwJlFqh&#10;5F6vDMMwTGmAI0qGYRiGKQF+RskwDMMwJVD6hZJ7vTIMwzDvkNIvlI4+LJQMwzDMO4OfUTIMwzBM&#10;CbBQMgzDMEwJsFAyDMMwTAmwUDIMwzBMCXBnHoZhGIYpgdIvlDw8hGEYhnmHlH6h5AkHGIZhmHcI&#10;P6NkGIZhmBIotULJk6IzDMMwpYH3J6J0ZqFkGIZh3j5/2WeU0SiUE6ZphVLljEIpBFUD37BQMgzD&#10;MG+R6QuWolCqUWd8UCj9TAplg7YolBiskRYpHFgoGYZhmL8R0+ZRROkhHvG9LKJs2E4SShRS0q0/&#10;TCjzC59/cuRMCNRv0xksnDW4Mx9Q4kGJplV7X6jTvL1+p9T0+uWUH8QBq5x9Qe6I/g5e+OmNv/3A&#10;zMkfzPFgPYJqw0QU1Ju371yRNmUYhmGYYlyNvHNl/HezwL1ybSjjHgDmrqglbn6oPxqQOVI0iXqE&#10;uiK3doPPJ02FCMOm17adQS4iSvTHAE7u4APmzj7QuH0POH3xOiQmJpaXXN+cnLyHE4eN+QoU5Z3B&#10;zBGV2FaDO0DRc/SCgFqNYPmGzZB8P3u85P5Kch4/9rh0Ixz6DB4Gdt6VQG7vAXI8WFJ5hSsJrhdo&#10;qteDjTv3JUibMAzDMH9DtuzaH+9bvQ5Yunij7niJ54ty50AUQz+w9a0GfYZ+DhdCIyAlJ8dD2uS1&#10;WLFpB3jXrA8qBw/UHQ2Ye/pjAKcBRUUXGDFmIuQWPBgmuZZMcnKyxbHz18DczhsUjr6owt6gdPYE&#10;t0o14U58+jPJTRaTcG9Y30HDwdzBEyww7DV3xbAXI00ZiqmMtsNoUomqT82uCls12PlUhlEYEt9K&#10;TL4rJSE4ePIMaKo1QgHGbUnxnWh7D1BXrQXb9hy4JrkxDMMw7zF7Dh696lO1NigxiKIokR7tyVGH&#10;fGrUhwMnz0JcHJhLrrKYtIy7o6dOhwoa1B1bV1CiDqko8LLHyBGDLjnqD4mqGQZiZiiElqhhPQZ8&#10;AtejYvRCeCcxI8uzSh3UKDWo3FGESbNQe/adOAtZWVlWkptpsgseb3APqAFKG0/ciS+aN9j5V4Fj&#10;5y4WSi6ydTt3ozCiOLoE4p/yxVDYBzr1+xhWb9mZcichKSWr4HFiZt6DlLNXrqVMmTkPfKrXx/Tc&#10;RDux0skfD9wPyrv5wor1WwBRUpop+fnNv1+8DGw8AjGCxT9p5wUqRw3WHirBxt178CTF6U8SwzAM&#10;836wce8BDKSCQemCQRIGWgpHbyjjGgDfzlsEidnZLcgnI6PQeeXGbUIYFag9MnsSUi8USHfwqlwT&#10;ps2aD2cvXElJy8hNySt4khgZHZ+yetP2lG4Dh0AFr2DRV4aEsBwGdOu37tY/Kjx+9mqBW2BN1KQA&#10;1CdvMEONcvQOgPt5hSU/w9wcEmLZumtfIZQqStzFHyzsPGDRyvW/Si6ymMQ08KpaH8UMhRR3oELl&#10;LuMWCP51mkCTjr3As0pdKIci22/wZ/Dw2T9r0TbTp09XnLkSCuXcpT9JzbkoiEpU88nfzdQf1O2k&#10;9G4jJ04DmTXWKhz88M9hyG3rDm27fwgpabmbJTeGYRjmL0xKeu6mDj0HgoqaVh28QY5aI7N2g+Hj&#10;voHYpIzukpvs29mLQCWeMaJuoK7IMUo0d/GBfcfPQ87D5wHk849ff3XpP3yMWO4WVAcatOkBleo0&#10;hbKuPqAg8cUo08zZC9z8K8Htuwl6vVm2YduvZVxRi1CTlKg1Mht3aNGpJ+zdu7fkiJKIS0tTd/zg&#10;IzH2hFRY5uKOIbArdP9wiH4HN27csNp59DjYa6qDCg9e5kS+9IepVkAChyLo5AXWbl6w68CRKGkz&#10;2f7j56AsRpMKGtOCNQeqFdAJ8EbhvRoedZR87j97ZrMcaw/l3f1FxyHxsNbWE5q07Qo5BU+mioQY&#10;hmGYvyQFT3/5smnHD0TrIjWTyhw1omVy6brN1MooWg9vRMce8a9VH8ztPUFOekFCivpSzs0H9hw6&#10;pteinXsP3bRTB4AldS51QiPBc9AKKwVaKhoS4hkIuw6dgLSCAidpM1nPQSNQINXCV4ECq3Lxgra9&#10;+sHCbdvKSi6vR0RsArgGVgG51LNI7oDihzu29akOS37aRtFiHclVlpaWVvHMtbAhm/Yennj2auS/&#10;Fq3eMCQ0InqItFp2v+CZ9+4jp8HandQbD8yBQmcUSoxahVhi1Dpo5HhIy8w+TP7JmdkftOs7APeN&#10;J4namtGvoocfLFu3seSQmGEYhinVrNqwFezUgWAuhBINA612vT6ElPs5vWl9VlbB3kGjJmAkqEEB&#10;o6AKjfqwoGYonVFUPXxhBwZqGFT5iASRiIjYIUuWrRsyfe6iIUvWbRhy5vK1IWlpTypKqwWL1637&#10;r2NgZdQbF63uYKSptHUFV99AiIyO/f3aEhp+698NWnUCC0cMYakrrjOqu503/gl/sHAPxMhPA+U9&#10;/MEaldtBUxls1EEYEQaBJfopnbSRo6g5UMQpOu3Qn5Z+4zoFKnuPD4dC4r00IZS5hYWN+346EsUZ&#10;RZWeWdL+6BPNDNXfzJnMV9QWzPFEWuLJLuPqC26BNaBu8w4wfspMOHb2MlwJixmXnJFdX/wJhmEY&#10;5q2SkV1Q/9yVG+NOXLj8nzFfz4A6LTqCk181KO/mD2ZYtltg+W+BZbUFltmkBQo0ObVCYlkuF7O3&#10;+WG57gV9B38G2QWPRFmdnJlzqNvHw3G5gV6QYKIpcFslmooiRir/SQdQP6wwIrT3rQQOflXA2rsS&#10;WLqi/rgGoEYFCDEWQ0MwPXNn2kYDtZu3gSs3o/74wIs62ITdir++YOUa6NJ/EFRq1ALU1RqAc5UG&#10;oHILRLWmP4knRPqD2loB/hbLteKpsPMEc/y0dtXA3MXLRNMrcS8lc/WRk2fgWuRtiE5KvZySlXs+&#10;78GT+YWPf26UVfDweHRC8vmLV67/a8fuvTBl1hxo26MveFWvBxVQoM1cUchFBIz7s8dPe+1FIYGn&#10;6Y5U9m4wbOwkuHrz9prHj//1Rt2LGYZh/m7k5OR43Iy+u3P0pCkogCg0TjShDPVhQaHTiR0KFwUx&#10;Sgc1VFT7YnlcF6PEPjBp+vewZc8+uHwzHKITU84nZ+Sdz338fGXO4+cHUnIfnI9Ozjh/Oez248Mn&#10;z0N8cvpkaZey+cs3HLHGqNMMgynqzyJEEvdJkwZoDTWEBJdaJyVdMXP1A5dKdUFdpQ4ENGwKHfsO&#10;gLnLVkJEbMLDjKdPraWk3w0omOX2HTkFtm5+2vdUYqRJ0aISaxAKFEFNjXowdur3EBaT9Iu0SYns&#10;O3Jy8AcDh0Cles3B2isIZDauICvvjOYIsooYMpd3ArmNG5RXB4B3zcbQqe9A+GHxErhw/QYkpaff&#10;iosrLCclpScq8V7BkDGTwE5TBY+RxBMvKo3frOgB5vhp510ZVm/ZBZlPn2qkTRiGYf6W5BY+brdm&#10;41Zw9g0WQwBVNFzDWpoqDoXQ3jsIPvn8CwiLji6QNtFD5W98Zm7I6euRMGPpGuj+8QgIqNMMymJU&#10;KK+IZXkFJyx3HbAct8fvjlgee0BFr0AIbNAEug8cBFv27RssJVUit+7GF4yZ9M3/BtZuAkoaEkIt&#10;jhQ5WnuAmZMGrD0DYOueI5CT88Bf2uTdkJaWq/7ymxmo+NQkSs8cvUQXX1tNMGzYfTA2P/9X/UPR&#10;oyfPPe7Qqx9YYngst3cXoa8lhsutu/aBhMTkk5KbbNaPKzDic8caBD1kpciTOvPgdxofQyJMzbV2&#10;uIxOCEWM4iEvCjQ96KWoFWscopOQE0aqWKtRuXlhlOkLg7/4EsJu3dUPcfn1118t9h45vapuq46i&#10;DVzblOwHZo7+Yoq+VZu2wi+//OIouTMMw7z3rN6+HewCqoCCxsCjsCmcA0TwU71hG9iN5aVhmR4R&#10;l1A4fNI3QpCoGZTKYLkbBh9CC6Sym8Y2UplMv6kZlb7rTHrspi2vqdymSW08wczOBWb9uFzfJHo3&#10;Oe1kh559oSwGYmb23mCB6ZfHyLVZh55w5Mz5J5KbjDoBbTpwLMbGMxCUtm4gt/MQgRqNo/xi8nSg&#10;TqqS65/HsfPn1R9++jmKC50Q/JOizVgNNPee5CK7cCOyZvPO3UWXW+GHJ5zCc5WjF3gGV4djx8/E&#10;Sq6yc1dCO3Xt9zHIrV1EG7YQRBJDIYi+oo1ZiZFqGbwYvYd8DtciYv8jbWqSu2kZD39ctx5qNmmB&#10;Jw33XxHFF9MlUSQRHvft95Cfn6+/6Ou374WK6iDcN11AFHMU2vKaQNh9JgTuZhVeiE3PunD3fq6B&#10;0W+dGS7PvZBQzLJKNLFdloHR7xLsTdM39DWVXjEzOhbD7V9lxdIyZb8jfWMrljbZH52+kZna7nXN&#10;VHqGZmqbNzFTaRqaqW3exEylaWimtnkTM5WmoZna5k3MVJqGZmqbNzFTaRqaqW1e10ylZ2wJ9/Pw&#10;8yWWlnUhNvn+hUQs3/adCgFrTWVtZGZH4xO9oJyLN6zcvA2yHzz3k4pJ2dSZ80GFIkSPt6g5VIUi&#10;Z26vgap1W8CPKzdCxJ176yVXk9xKSIZegz+DMq7UqkcdNamslwRTmEZMHKBE0ez04WA4eiaks7Sp&#10;7NDpC5E0e5uKynEUWqUz6QkN/VBDg3ad4ey1MDEUkZixGIXWDgMsETyhWbtBt48+hQMnLnpKLn88&#10;ycnZ7gOHjxbNoKKjDT0HRDEc+eXXUFj4zJd8MjIyLC9fDoVVa7YsOnjk9Ji0tBx9D1gd127Hth7z&#10;Dc2uUBlU1AyKNQUVpkfPFkVPKEyXZlegdUq8eDSlnrSpLPTWneE9PhoC5jSJAUWEKMA0MxCNmbHC&#10;E9iiQ3e4cj3svOQuO3L+Ctj7Vce0AvFikFj6io5HOw6c+FlykYVE3vnZq2o9MdMQTbagwuhY5YQ3&#10;DV4YGqZCtSZheCGLmOE6o/XU/Kykdnvpu0l/o22KmSl/AyuSvon1JtM0MDF3b0lmwsfcwEylWcTI&#10;5yWmTZ9uejzfZFhRMemjM8lXb+hfZP0bmW77F6bd/x9vuuM3tY7GJZte/vpW5By9dD94n5tYVpKR&#10;v6EVT7/otSsxfbFdcX+T6evMhL92Hf42ZUb+xlYkX77M33C9sZnyNzDj9HX3HuUbM+n7m1iR9KW0&#10;i5jkV2Qb/XIqx0wZlod0z4lzrQELZwxkKteBM9cjkqWiUbZ+x+4we69A3C8KG5XRWFbbeFeC/acv&#10;6cvkk2dDZrVs3xPKoHhqh124YxnuhmmjEFZ0ha59PobQiFvDJXfZF5OnoiCrxaxu2tZCFE78Tf9D&#10;RKUo2jL8Xd7TH0ZMmAKXI2+3kTbVE596f+TBE2fHbN62Y/uVq6H64Kew8EnjzydPAxVur+1EiulV&#10;cIXeH38Gd++m/PH9UqJyc8t89d0ssMSIix7cioPAELdlzwEQm5ELZ0PD4cd1m2D4xG+gVa9+EFCv&#10;Gdj4VkHRoRNMNQftdkqqUYgTItVePALgo1Fj4frtmIMZD/5RY9q8peIhLjWz0mw+NI6yzycj9Rcl&#10;Lj19+IjJUzCsxouCoqZ0QGFF0xZ2XlCnVXu4cO3GCfJNznlaY+xUPGY3vCB4w1DYTzURCxdPWLDy&#10;J8h//Fg/gS7DMAzzAgx+fH5cuwEssbymSJKG65HAlsMyfOzX0yHjwdMa5HfhRsSJeq07CXES4ojl&#10;vGhixUBGjsI5dNxXcCfxnl4oe2NkKbelx2qoDTSCAreZOGMOJGbmNIxJvJc8ZNSXUBaXqVAzKMKk&#10;IEhu6wHm+F20Elq7ikd4tj6Vwa9GA2jRpTd8NnEqLNuwHc7diIDbqEfNevQTb7Iyw2MWwwxdvGD8&#10;1BlAOiYdxtsno7DQec3W3VAWRY+GZyjxwCmSo9oIRX/0SQdE0ZqCDo6mt3P0B0eM5Bp16Amjv/oO&#10;tu47ApfDboWl3s9eISX7UlZu3orhvxeoMB05nkw6WRZOHjBywjeQlJ4zR3KTJeXk9N564HBBsy7d&#10;oawHHge9dsXGDbehoSwBeKxUEwrQHiOKsjXWUH5YsgzuZeX2k5KQrdiweZ97cHX8D1gDw6hTidsJ&#10;AcaLTQ+IKbJ9qZHwlmSYDjXpFt+WZrwnM17+lo32/zKj4zO1jaG9qf+b2h+d/qvMcP/GZvK6/Zlm&#10;fDymfEqyt7z9q8xkGn+g6fLXy8zUNoZmvL0pn99jhmm/i3tb7JNa5rTDMgxN+2yQTNtyRwEJTUuq&#10;fcuTLzgHVodtB49n5f78sz2VkRm5Bf1+XPUT2HkGgMLGVQgnTWVKwYol/j/RJIpBCjWFlvMMhHod&#10;u8O2IycepeQ8EGMjiZT7OQc+n/QtWJHYOaPo0vBB/F7W1QtWbNikD4ReRlpu7sVz10PDNu/dD19M&#10;mQHNu/YGZ7+qKNp+KKCeYgYfS9EsrI2WtUIdgAGaH4oxng/UEis87pWbdwFNiycl+3aJTUtzio5L&#10;/Kf080/jenjsgG4DBmvFzwVPMIkZhtL0rFOJ0WxFrLH0HjgKbt5KgsV791rdyMqyioqKMpM2LwJN&#10;drt37w2rm7fioHWXD8HM2l2Mw6QTK2o3WGOpiBd57op1kPP4lz7SZgzDMO89C5f9BDZuGCBgxEZR&#10;IM27KrdTgxmWvW179IdLYbfF9G5UjtK0pNJmegBAReUvlcNXI+5Av+EjobwbltMVXcACAyyaYk48&#10;i6Rhgfi7e7/BEB6bOEDa/E/jTnTC44KCx/uln+8nsffueV+5EQV9PxkOTt4YMTq4YaToKcJ3MV8f&#10;1lDoIbGu/V2BEaXMnpZrmwHEw11q/0ZRNEMfz6p14ZuZ8yAyLmEaXmiTAsswDPN3ActBeWxS6rQp&#10;sxeAunJNLCc9xfNLKluplUGO5akcI1Can5XmXhXPGB19gPqLUJQqJhSwcUdftXiHsbNPJeiFwc71&#10;8FtA5be0G4ZhGIZhGIZhGIZhGIZhGIZhGIZhGObvRt6z/1c788GTzjkPnnd+/vxXO2kxwzAM8zsp&#10;ePZvbypfMx886Fz45Ek1aTFT2riXkVH95q07s7fs3QcfDPoUNJXrgI3aD6xcPcHMyQPMnWmgqa8Y&#10;O0OmtNNAGSdvcPSrBi269oWVm3dD6J34b2nYi5QkwzAMI0FlY1jM3cWrtu6A1t37gpN3ZSjjoAEz&#10;WyxjnWn8pUaMTVfQpAAOarDA3zQnq1e1+lgmD4ONu/bBlRuRQ1Pv59WWkmT+DNKz8if9tG03tOjU&#10;XbyaS2HtAuYuGvEGEKVroHb2BfcAYfSuTOrCrHIJAnO3IDBDk4upkqiLM33SBO1qsNNUgk9GjYWI&#10;6GjxLkyGYZi/M2EREYuGfj4Byrv7YPnqCfSSCTFRur23KGPFhCyuQWj06S8+aTkNC6EZ1+iTJmuh&#10;IXhyW3eo6ErTinaDbbv3QXJmlv5VWsxbBACU0WkZkT0+GYYRohpUjhqQ2eDFI6Np7jBypDkCaQKC&#10;MniR1BhZNm7XA3oPHg3DJnwLw776DroNGg41mraFCm4UXarFGB8ZvXGEZqXA7cwwTXNrV+jRZxBc&#10;unxzlLRrhmGYvw3Xo6NHdun/sRibLqdpRymYwCiRJmOxFGWnB5Tz9INKDVqIMnXExKnw2ZdToP+Q&#10;L6BV5z7gVak2VHAPFJMLyO3csVzGMpreP0wvTbbzgrJqDGas3aBTv08gPjMLi3ZQSrt+P8jL+9lh&#10;zsIlMG7S1P9btWH7L9du3vkl/+E/rkmr/zCiYuN7Dxn9JVg44gl3ptoMXSwNWNLkvXjRajdpB2vW&#10;74a4pByIAzCXNiuRuDgwv5uYAd9Mmwt26iBQYS2JZqCgyXjN3PygvFcAbD5w7FfJnWEY5r1n54ET&#10;/3bxqYRC5iqmpaO3e9Arqmy8AmHM1zMgOikDqOyU3EuEyuLo5BRYs3U71GvRFszs3VB8PUGO5SxF&#10;pjS1njkGLB8OGQnhsUn6Ke7+KB49f17v2s3wXzZs3v7LpK+//X/zFyyhCdT/mNcobtmzH8phRGeJ&#10;NQxzeh0LRnSWGG5bYK3D3qca1GvdBT4d9zUsX78DToTcTI2IS0lNz3mQKm3+xly8FlpQtV4zMLfD&#10;Gg2eYJr9gd55VsHFD6bNXgAJqRnbJVdBclbOkKu37qRu3HcQhk/4Cjr3HwRNOvSAlp17w4eDR8LC&#10;Fesh5GZEKtZi9C92jkvJWjJqwjSwcvXF6BJNvC1b1yxLkap233pDkS5iNAvQa5mP1opsj+nRS6R1&#10;60xZEf+STDq2Ymngf3ipkb9hGiVtL/nq/Wl/uN5wW1Mm0pDOnUkzTh+/i21xne4/FUnPcFs0uk5F&#10;DH1KsiLb02/KvC8zWm9kxdJ7hRn7G5upbYrYy46F3rKD5/aVaRltr/PVnV/D7Y3Ppbguuu1fZbi9&#10;qfSLnG8jM762r7JiadAy3XG+xIpsr7undWa4PX038NUdv+H2xlYsPWMjH4O09elTuqb8jcx4f6+y&#10;YmnQMp3RuTAycd28MEjQCFM6+AoTk5RjWUvBydCxX8HdtMxNUnEpCA2LSF24bCX0/3QktOneCxq3&#10;7Qhd+w6EURO+hvXb9/zfJVyfUfh4puQuSEzN2PbtnPniXb9i9h5RpvuK1sHKDZrD+es3/iG5vjFZ&#10;+Q9DI+ISUk+EhKau2rLz188mfivKfafA6mLKPCWdC9yf0t4X9coXyqBmbd577JXzyv5mEjIzO9du&#10;2QFkFZ1BhTUNc/cArajgRaJ3RprRJLd4kmlSdGoWpZc50yuDaMb5CppK4FGlHrTq1gdmLloKYTHx&#10;B6VkTbJx977hXlVrgxLTkdtRoeAFKgcP6NbvY7gcGi1mqyfuZmb3+mHxCvCuXg8Udq7i7dsKvMA0&#10;RZ2ZSyAek7btnF7wrH3TiRpsvANh4ep1cP/B475SMrJZeEwWuK2lawCYuwaKV7+YueF/wotqhuIs&#10;jCYLNmHmVDt6idHrurSGvvo06NPAdOmbMqN9vdwk32JpGB6DsRmnUdL2tM7QF9fp9lmSFUvP2IzS&#10;F0bLA7RWLL1XmLG/sRXbRrd/U2bC/5XpGZmxv7GZ2qaIvexY6NzgeXplWgbb0/2o96dt32T7Vxn6&#10;mkq/WHo6M9r365huO73Rb+PjMLAix2O8rfH25GPoj+uNz4+xFUvP2MhHSlukrzNcJ87NK8xwX69j&#10;xdKQ/hu1lBmZeKUWrlMJH7qXsNzDTyr7LHBbcycv+G7BUsj7+WcHKh/v5z/ou2LdZqiIZaIFlfl2&#10;2g485rg9zZVtgVGimDIUdYGiUAVu7169Lny/ZCWk5RX2EoUsci0spv4HHw0HFT27xHJZgdvSvryr&#10;1YRNO/eMkNxMcjvp3tF5K1ZD254fYnlfF2y9q4AVCSFWzOi1ZWK+bqqEoCjSiyyENuHx0WToMtIQ&#10;NFl5V6jVrA2Jv/49l2+dp0/Bev2OPaCyccKTiTUCPNkkSDSDfEWfYDzpKGbOeAIpbKd1dLB48sWz&#10;QPoUB08H7S16o9I7Jn1rNoFZS9fmR9y9N0XajezW3eRevT4eDnJrd6x14MlEs0LRHfLZeMjOzl0p&#10;ucnW7NwPZdX0QDkQaM5BkTYaXbAKan/4eNRYOHMtAsW5v/aZJJ5MGV5QanuX27rAl9Nnw5MnT8Rb&#10;r2OT0qpu3LELvp+7EH6Ytwi+n7cYZqBNn6v91Bn9LmIG60yZ2N54mze070owWl9S+qaOydBMpakz&#10;3fa6c0FmnP6rrFialIaR6dI2TP97yei/Gf4/4TPfwOYu+l1muG9TZmobQ3uV//eSGS//Du8x42Vk&#10;xukZmjhfRv4lpa8z43Uv26aY0baG59rY8Hh+e/q4PZrx/WHKdL66e+UHyYqdH0NfyUylZ2zG2+ju&#10;PePlpqxIOnQMBjZj3o8mj093XxumQ2boS2aYtkkjH8mKpSXW43k2uF66dCk/izytX7YEbSn+Xgrf&#10;zfkRvp29ANZu3QUojvqXQnz1wwIUGg/RoqfEaJMiQbmNGpp3+xBOhN6Ej8eMxzIXy1YMROi9wCI4&#10;QRGk75bqQFi2ZZc+gku/n7P+08/HgpkjBjUkZOhLnSq7DfgEbt1N1ItqdELaN3NRG6rWa4HC6i70&#10;gkRedBKi56dY2aBWQAUeE7VimIt0PDFdeouJN5T3ChaBj1IIpbf2TSp2brBh604gLZN288ewZs0W&#10;t1pNW4PM1k3UBijSM3fyhE37j0Lm46fDzt0MH7Z1/5FhJ0Ku5i5atwkGjBwLNVt1AIeAymDhhrUZ&#10;Vw1YelBNgtRe28xJJ8sKayodP/wYbsYlHb92KwFsvSqjuNEkvFTj8Qevqg1g865D+iaAdTt3gS29&#10;55JOHPrQ+yjpXZQWeEzl3b1h+4Ej+gtzJTxmRsue/cXJJLGkSXwpIvaqVg/uxMbnSm4MwzCMEbfj&#10;E7N9a9YT4kO9W0mc5PYe0L7Hh3DlZuQMyU22/9hpsMGy3cxJGlVAj7OwrKVesRXVAbBq0zZ9mbxt&#10;9+GNNIREZuspRIxaJW01wXA+NBLCYhIPdv9wEJSlzkOieZhe5kyv5SIx1ICVgxrK4nI77yCo2qQ1&#10;9Bs+Ghav3QQnLl3P27r/+LCrd2KGpT94PGzL0TNQ1oOEHUXdAXUCI9cqjVvCsp9+cpcO44/jXlaW&#10;29J1G0GFJ4ravlV4IhQYRrfHcFhyKZGU7IINm3YfhDa9+uOfoG7GeDIxIqRaBb2Ys6xHELTpMxRD&#10;eXpZs9RbCpdXa9wWzl4J1wvluG+/E+8fo/eZyZzQ6A0hVKPA2g6d4P5DRkJswr1O5Jvz6PmQafOX&#10;YfokktoLTe9o867REG7F3/uPSBDZfeDo/7Zo3w1adOiO1hVatEfrgL879pCsp8GnznpAS0PDbVvi&#10;cp0V9TXy74Bp0b5M+unMwF9sU3L6RX0Nj9u0GaZlykryb9WBlr299LXLDI5fmGnfotug0XkxOjdk&#10;prYxNGP/ks342Er+78WunbCiPiWl/6pzS/eO8TbG6Ruase8r0zfy11rRYzb0N/ZtIe6/oj5Frai/&#10;1l6Wtqn0317e+XPSL2rN0Z/M0M/Qim9D+3nx+1XbvFjeQ78vQ9MeL12jXsKveXtc3q4rtETbd/CI&#10;/pnhnbj4RL8adcW7JsWbQqj8xADlm1mLIOvhs9Hkk5Sa2eqjoaPFGEt6BaKChuE5e6FpgyHqA/LF&#10;xCl6jQi5HrmRHuOJFzzboWHQZOnuD236oUBSz1gHFGMR1GBaGFyZu2mgSdcPYMOuA5CSmb9KSqZE&#10;umCESu8mluNxk84o7d1h7rLVkJyc/ccLJRGXnC66B9MDZBk9lMYTUxH/5LEzF59KLrKzF6580v+j&#10;YTDmy29h6859cPpcyJ64uHufS6sF9zLzDo+fPgesPIJFcyk9oKfXYokmVHoAK5pqUUgxfXtNVViy&#10;auteaVNZRMzdwlpN24CFM14QOw9tbQfD7oqeAdDhg/5w7vKNJMlVdv5a+IyWPSiipBMfhMeNn9bu&#10;MHDEGMh5/LwB+aTnPlo56IsJ4v2W9LBZnFjqFk1NDHgsImrVGR7f65p4rRca/Rfty1HRHDGilYy+&#10;G29TxAx8TZk4R1L6um0M1xdJy4TRA3VFCSbOP9UgdYbL3uRciE4ndC1fZs64Ho1aA4qYlL6hr/ae&#10;0PrrTbeejo1M99t4+cvWG1mx4/idphLnqKiJ45CO33jdm5rJ9A3PD5nRejJT25kyVQn2u9NHH/J7&#10;mb1++qbvvdfJO0XypYHReuNlxcwoPWPTpa/z1+YFPF40ylviPiCTlut/Gyw3zIuGadO+denrjdIw&#10;MtqvyMdkKDxFDMs2ylPaPE6ChPshMbR1g48/nwCpudrHXBkZYDlk9DhQ2LiACgMYkbaDFzTt3AtO&#10;X7upjyivhobnde41EGw9AzGKU6OfG6icPUW5XKNRa7h8I7JQcpUtXrFmo5NfFTw+LF/xGGXUqYjG&#10;ajp4vDgu/G6B2385bSbE3ss4Im0quJOS8vnFq5E3Nu3YC+NQgPv2HwTXbkSMk1bLzl66+q9ybhgU&#10;USsiBWMo3EF1mkFMfOprBXRvhZycHLtx33yHFwv/HEVo9t7i2WTHDz+Cwif/EFMZUYeboWO+wouK&#10;f54uio0bmNl7gX+1hrBi7WbIynvQTCSGnA65dqVqw+YiSqWXMguhJIGh2giJG94UCqxhBNRpAWev&#10;hidKmwkS7iXvCbkauic0MnJPemH+j9JiPRcxlK+GF0mB+9a+0RsvMophg7ad4cTZkPGSm+zQyQtQ&#10;wQ2jWNw/vRxaRoNsXfCmoRuHLqauJ6AwjGTJnPBmEN8N1xkZRb3kpzO6gQzNkQx9dKZL+2Vm6Kuz&#10;EtM38jWVpqGVNn9jw8xUxIzTK7LOxPUwtpK2F2kYmfHxGK83NFP7E81ABlZsGyMzXm9opnyMj934&#10;fximLczUMRqakb8uHZ29Kn1DX2N7la/hMmNfw3Ul+Rjam/qbPB/GZuD/pun/bn9Tx2NoRcstGQqW&#10;ocmxTKYgQ+QTLGspepNheUdiVc7TFw4cf9Ez9FTI9fFN2ncFhZ1aW0aLjjPuUKN5Wzh35WYx8bl3&#10;P2N7SFjknnNYNidnZO2RFgtOXbsRGlS3CYopRnrURGuHx0MBiQh6PMVEMdQ5Kbh+czh56eoVaTNZ&#10;OmrGmq07wb92Q9QKV1BZu4AFbmeB//OTz8bBjciYmpKrrFPfQUIzhJZgWvRcdfRX0yAn5/mfO5Xp&#10;5bAocA+uJZ4fakXNEypgiLzj0OEYyUV26UY4aKrVwZNBiq4VPRp2YWavhrrN2sL1sFvhkqvsUlhE&#10;rKNvMP456i2LJ4z+JP5BYXjyqBcT1SJpWErr7v1h96GTR09dutEsOf1Bs8LCZ755j34Ovp2Q3Gzv&#10;sVPN9hw7vW7EhMlYs/EV+6JhLBStmmGNycrdFz4YPAKuRd3RP6jete/4AZ9qjfFmouNEkbRzxxvF&#10;H6YtWgFpBb+0kdwYhmHeO9JyH7X5fuFKKEvRO/VmpZELWFZ7VKoNJ0JC9SIYFR/f58NPhoMFiim1&#10;KCjsvPE7lv8V3KEiBhnDx34Duw6eXLf32LlmsQnpzfKe/bNW7tN/1EzOy2t27NJVLJfPHG3ZrQ+Y&#10;oTjTYzYhklTekoiToehRhKlAEbf2DIILoeHPpF3LwmNiw2s3bye200abJIJ4nCjuXlXrAAqy/jj3&#10;njgTU0EdAGZ4TCIwQn2i/iynL1/786JJHfHpeZ6ffjERlBimi67O1D0YayKN2nWBqJiEO5Kb7GpE&#10;VHr1Rq1wHYoV1VgwWqMQn6K6xm27Q0pKjgf5ZT140uynHftQ2NxRKPGk0QNeai6gbZzx5NBJpd8O&#10;tB80Ox+8UDRkxFtMPmAuDZCV2bmiP510DOFRvEVtydZTvGW7cfseGJFGFIgDQ9LSCpx+2roH7H2q&#10;i+7RohsxhunmuN3gUeMgt+BJN8mVYRjmvSX3yc/dPh0zAQXQE5Q0VZ1rIChcgqC8ZyVYvWUvUFkp&#10;ucouXo0saNm1N/pi8EHi6kp9RKisxu3ocZy1Gyhs3UW5XMbFG8xRF5TUWuhA0SiW4xTl6YISamYV&#10;Tb9k3mLmnzJuPrBq807Iefi0Fe0v+/HjmS26fCACJqUTNaf6o0AGisCnUsPmcDU8Ml0cGHI7MeV2&#10;8469tENYXGgEBqZrq4aBw7+AxIx8L8ntz2XjzgPeDVp1Et126eEu9V5V4MkJrt8MIuNT9M8ridik&#10;lMe9PhqCtZRaYOnoKSI96k485fu5epU/d/lm1+4DBwuxoyZP0fSKvjI8eTRuh9qZ6ZkoiSWNi9TW&#10;KtDoApEJIcWLh8dh5UHrXcGtUnWYNH0mRMbGfSntRhAek5DSsH1XoHlitc9BaBxRsBjf8+2cBZBa&#10;UNBPcmUYhnnvoTJv2oJFoulVCBgFJPQ8FAWqbstOEBmTVCQiwzL9y8nfzwT34Opi2jpzt0BQ0aM4&#10;ajmk8pjKa/0zUPytM5G2zrBc15XhGEzJbF2ga/+P4dL1SH2Q8s2MmVAey2lLZz8og6YJrgV9UCdu&#10;RMYW0ZjQuMSsSk3biMd9Kkc1ijimb+MOtZq2A9Iqye3dcOjkef/OvQeJ2oMQM2oipQnIUaya9xwI&#10;YfH3QiVXPQCguJ+Xfy/i9h1Yve4nuHXr1glplezC5VDwq1pX9Iilic1p3KN4GEsiLAwvHHVRRnGj&#10;3zTpgblbgAjXZeUdUYTV0ANP9OHT5yCr8OEs3JdcSlpw+OSl/6tUtzmG/xpMH2tCKK70nNUSL7JP&#10;9Xpw7vJ1ePjw50DJnWEY5u8Dlpdnrl4H/5p1wYqaQemxF5aRNHEMDeT3rdkQ9h47+X+St4DK2Ly8&#10;xyNPnLkM3fsNxSgSA4+K7qLJk8pWehmFmboSRoBBGAlS2a1rJcRyXUSivqBU+2Nw4wua6rXgxIVL&#10;ekEmbVi/YQuER0ZDVsGTvaQd0io916LiQlv1GYi6gzogNEI7FKQMakfLLn2ANEpyfbdkZz/wm79s&#10;NZ5YT9ETVjzro5OEJ8QSD9zGOwh6fDwclm/c/j8XbtzKy3rwbJ+0qUkiY+Jh+fqtMPn7edDn08+h&#10;U78h0Kxzb2jYvjt+fgBteg2AXoNHwsivpsPSn7bAyQsX4G5S0rqMjAzn5ORkCykZQXJu7rhdx07/&#10;3LHfYChP87qSMNLx2XmLN46YY43H3rcyLN+wFXKeaLs6MwzD/J1JyMmxW75+M7gHVRPNqEoSNIwQ&#10;qQOnJQqRpYsndPqwH+w6ePTnjOw8fadIIioKzOIKC50TswoeHL94HVau3w4TpsyGfoNHQ4ce/aB5&#10;xx7QqE1HaNm5J3TuOxD6Dh0JY6Z9DwvWrIPrt+6U+Bwx9+GTvVfDI/LWbtn2P937fwIVUFzp7STU&#10;CVOBEbAKAzVLPFYrJ2+Y/eNKyHz6VCNtWjqIi4szv5uR13POmi1g419DNGfSiaVuzqJJFP+AGdZK&#10;aLojMzzZZTDMdguoBr1RQHfsOQgZOXlLpaR+M8+e/ds3OSvvzu6jJ6HrgKFg7xUsmg2UztSmjTUZ&#10;Gq8jhqBoQIkn1796A9h76ARE3k32kZJgGIZhJEJCwp33HD0BwfWaiHGIKuqZ6oiRJkWBFDnib3pT&#10;iI1XEHTs8zHsOHQMUnLz9X1Ufg+JWXlLtu4/CL0+/hQ8KteEsvRaRTs38biMJm2nl2QIE1Oo0sgI&#10;P7D1rg7fL14H0ffyeoaEhKikpN4Nv/76a/mQ8Ftnp8/+Mbb7gMHgU7uRaCqlTjja9z3SyURxpG7E&#10;IrT2E0KpD7WFeOI6e08wd8NagJ0HNOnQTV+TwDC+/cZtO0UT6meTvobJP8yGHxYv+b/JM36I+eaH&#10;2dlffz8bRo6fBL0GDBIT8lLP2jLumJ6dWqRPokjjJcXJo7leaYgJ7ktp4woBtRuKZ5DR8UnrpN0x&#10;DMMwJUCiEx2fvG7e0lVQpUEzUWbTeFDRZ0Qq58VYZBQx6hCkcvKAMh7eoK5WC+q2bg89Pv4Eho+b&#10;CF9hWT5jwVKYsXD545lL18CkH+bDqMnfQbcPP4GN2/dCweNfqki7lDXt1Ec0/Vq6YVku9ASNHr3h&#10;vqgTEfWHEZ08peed9A5M0RMWAyGZvRuUVfuBT8260KnPAJi7fPWDkIiIs1LSfywhoWEHPvpsHNh5&#10;VcKoEE+OLQ3boB5P9CAWDxLNAv8URXA0KFVm74cHL/WIEn8St6E/JfzpD9JJpk8vcPSuBNdvvgi7&#10;z1y6CmXc8M9TD1jajoaMkNFFoUgV0xCT6uKnGMsp7V9cODR6CG2Fy72qN4SBo8bC4XMhcCcxbUDB&#10;s2fv9qEuwzDMX5j8/PyysViW0vjJIV9MBE3VemBJvVtpHm2MNnXjMnVlNb0cQ/u2F+qQ6YmGn1SW&#10;UwBFnXtQB6wwMjx25hIg4v2UN6Ki/2PrV130khWtk2RSBEtDQmi5mAydlqOYUrpyGu2gmxqVdEb4&#10;o6BSPxdcT+/TrOjlDwM+Gw0XboQdwH2ZiT/0trgSdmtVk3bdQG7jgSJEzal0QjASRPFT4QEo7NzB&#10;rVJNaNqpJ/QdOgr6DKbXrwwA98BaYno7uYMHKGjQPomlMDxwElISStHrSQPl8c/sPXBCL5T7T5xe&#10;be9XWTzzFJPe0gnBfdMAWQWZrbt4bxpFieXdfMCnWj3o+uEgMSHwlj0HQ89fvvllYeHzhlJyDMMw&#10;zB9E/rN/1o2MTTh16OS5/zdt7iLo2m8Q+NdqBGVQHJU27qCwdgZZBRcxTIT0QE66IKJE1AIs46mf&#10;yLpNOyZKycl2HzkB5d0DRadQCqwoIBLCShElLlOhGIo3o2D65jZu4BFcA9r16g/9hn0OfYeNhmZd&#10;+4J39cagxGDODHXDwjVQRMDUIYm2o2Eo9Vq1h3PXw1bRzEPSbn8bmYUPJ0/8bpaYjZ3eEiJ3DgS5&#10;ayWMGiuDvU8VmDj1e4i+mzhPcjdJdvYj9/OhEdCkYw8xlpEGtFJT6AuhxNoG1g5oCrx9h07phfJU&#10;yOUwGw3N+Uc1EfyDWEOo2qQN3IhJiM569GTeg6c/D3v4z3/WltwZhmGYUsqjn38OLnz6fNL9R8/m&#10;RcQnR9ds3h7LdSz/RdClwUgvAC5ceTFpwIHjZ6CCF/WSpSZWf9QJEkwSVowmMXI0d/GC+h27wjnU&#10;luxH/yxx7tbwW3e//3rGLHDyDxYv5aDp8ig4o6GHKgd3GDN5KmRl5U6W3N+M6IQ0/059BgrFpud8&#10;dKA0AXoZFLXZi1dBdv6jhZKrLKPgcf+QsDtAE48PHDkBPhz6uXgNzM3bd9IkF1lKVqHvlJkLoKyo&#10;CVBkSGEyhcQUhmvAKaA6hEbE3JfcZftPnsYaAM0ajycKhdLM3hPa9ewLMYkpGyQXhmEY5i9G7L3U&#10;9V17DwQVRpJi2AnqgcrRA/YfOwkZGRkiugu7HZ/mGlwHy35qSkWdoMhTCCWNk/eCSbPnQVxWli/5&#10;Pnz+PwGRt+LTfpizGD4Z9gUMGjUWpsyZD1fCIqHgyZOq5EPk//JkzOxly/9fOTVpkAZFGPeN0a25&#10;oxt06N0HYlIy9VPgvRapuY96NO/cCxQY0tKLPUU0iSFsrYat4F56+nXJTRabmDp47FfTxIs3y2BE&#10;qHBCQXMLFjUAmgjX0sENZi1YrK8lJN3PvRFct5noYkzjIcWfp1kd0Ld974/0fomZmb0+/+pb0TNV&#10;27aNIm2vhq8wui18/Hy25MYwDMP8xXjw+FnvKTPmgormjUV9Ubr6oL44w4jxkyA5LVP/PsoOfT9C&#10;HaE5qzHy1DW92rmDf91GEJd5/4bkJpu7eDmoUKvoFYvirSW4jdKVpiz1F7rx2YSpcAu1SnKXJWZk&#10;ZdVs3AZkNjS3OEan7qQxztCkc1e4l5HdU3IrGQBQTZ29EGQV3USkR5ODy509oDqKZFhErP7djRdu&#10;3ACPyrXFkA8xgJRmuEG1F23JaDQJr8rODUZ+OUkvgFEJaZ1rNWuPfwbTpVCaHvaiCFu5+cHmfYee&#10;S26yWwnJ4BpYE+glneK5Jkafjj5VYP6y1frXbDEMwzB/TRav+GmjvXcNMaZd9FZF0fRCPbkWeeeA&#10;5CLbevDQL+XdNOLRH3UQpcCK3jBSq0krCI++21lyk42dNBXMROedAK2RJlEkSq2g+J0iV69KNeHU&#10;pSt6LQpFLQuo3xz1ipphPUGBYi0rYwtTZs+F6dOLT2pQjMi78eBXvQFYUm9VO3pZpheYWbvA8p+2&#10;5ksuslvxiRBQt7HozKMfw4Kiqm1PRnGz8QILFEFfTOfgqfNh0mayQ6fPg7VnsEhXTEOH6q/EGsKQ&#10;z8dDenbeRvLJALAc9dV3qPb4B+gkouhSxNqh5wBITM34SSTEMAzD/GWJvZe+stuHI0Bpi4JGfVAw&#10;GqS3iXw2/hvIysqyIp/07IINoyZ8jdGiNBQFtYDmbrXzqQz7j5/Ti96h8yFhXrUbaaNOetOUYwBG&#10;ovgdAyxzmrTdFj8x7YBadSEqLk6/3aptux6YOXhIk6drI1F6q0nEnVi9z0vZfuAolPcIEMM8tG+e&#10;9oTg2g31G964ccdt/NRZQshocnIVKj2NdencbzAcOhsC81asQ/WuAa279IL0rDx9M21MYgo0aNMZ&#10;06QI1V/0nDVHUa3XvD3cvZd2mHwwmpVv3n0IbDVVMSTGg8f0lY4+4OJXmd51WWTaJIZhGOavy5nz&#10;V//r4lsZhQpFjYaW2HuDg09V2LL3qD6qu5eWebhRmy5gQUM86BklfpJY1mzeEWKTM/W6dC8r+3rH&#10;Dz4Cr6p1YcHKTXDgVIjoeSuv4CR6vMpsXFEwHWHMN1MhJCRM3/mnWpO2Yq5yJUWfKLTWan/YtGtv&#10;yUL566+/WsxbsQbMMEo0Q6GimQ7oPWg9P/5Uv+GWvcfdGrftBQpUbKWdH3jWaAZnwqOTpdXFyH/6&#10;VHPw1IWfPYIwzLal4SUaULmi4tu4Q8deA6Hg0fP6kqvswrWbv7j5VcEwmnq5YmSKn+aOnjBnyYpX&#10;KzzDMAzzl2L+ytVg5qrG4EmD0aCXCKRcfKvCyZDQf0gusuvXE8t3GYAaRE20NEaSOuGgjrgF1oBd&#10;B078nPXokZvkWoxzYXcSfeu31D4StHWHhhisbd9+UC+UvT/+DOTWaqFlSntfKIvHsWDZGqCZ5iSX&#10;4lBEt27bXhFRUqhLTalyVOKmnXrohWrv8eNu3QfhQeMfIrE0c0I/O2fwr9MQxk+dAbsOH4dDp87/&#10;d/XmHdCxzwCwQYUuQ2/OpoGneCDUXEsTqH8370fILXjYX0pWtuPIcShDUxM5aHDfNJjUC/284cvp&#10;MyH/+XP9g1iGYRjm/aDg+T+7Tp45B6M5NahoNASW+zTrjiVqxqa9B/W6k1vwoN938xeBlVrbr0X0&#10;fnXVgIWzJ5Rz8YSuH34Ey9dtgqOnL/53x8FjMGn6LKhUrwmo6E0oqFWWXpWFpvRAwd1+8JReKNtj&#10;sEbvK1Y6UBMt+jl5wdK1G2C6icnXi3D2aji4+tfCg6VnlNQ71Qus7F3g4vVI8YySxPRaWBT6YOSH&#10;QkbhqhgTSWExtTXjb5ocgGZy13brJZH0QV8/MZt7NzzQu2n3o8TOkOh72fUmTp8HZVGcFWJWBUzH&#10;yROsXL1h8ndzgIapSK4MwzDMe0ZCWpr/VzNnQ1k3FCxHmpvbD8zdgqCMexCM/3YW3E1KbSS5yu6m&#10;Zlz54JPhqDsakIsxkTQrD0akGGTR+ydlJIz0vBEjTxqFIcZpUnqoPe5BNSDkehhERUWJGXmuRNzO&#10;L0vDRDAN6lRE71R2r1QHzl57MZ7zpeQ9fta+39DPQVbRXduhxlE7d1/Ddt0h7t4LgUu4dw96f/Qp&#10;lBVjYLAWQAJHs/SQv6s/7hwP3MZDiGNgrcbw/aLlkJiepd+e2Hrw6FW/Wo1EEyvN/aodMuIJ1poA&#10;WLt1Bze3MgzD/E3YvGsPOPkEiyEboqMnPTdEEfOv0wi27T0UKbkJErJy4mcuXwXB9ZqKlkilnVr0&#10;lRHDQ/BTDDux9wYrN18wd3CHnh8NgtsJ9/SaEp2UsqNRh564DxRaavKlXrPWLtATRTj3wePXexdx&#10;TOL9sRpUVoU97tyZ5tVDAcPo0qNqfThx+UUXWyIsLLnCjv1HPtt/8kzumq17YMlPW2Hd9v2wfP32&#10;eXuPnP7sXmpekXEp8fGpfnsPHQUaTynejk1p04QG1ISLB9ygXReMXsNuSe4MwzDM34RrEbdvNWjX&#10;TWgBjZxQOHiJsfRmGEQF124O23YdhvjUbD/JXZCakddz195jnx09eTnpp237YdHqjbBy0y6gV3xt&#10;3nXos/QHD5pKroJTl67+x7tqPe0IDWoJFc8+vcGzZj24eTdxrOT2emzfvr1C1w8/AStMjMaimDli&#10;lIgHTjMZ2PsFw/cLf4Rdh45Mz8ov/ELaxCT3srLcjl24NH3T7v3QtFN3MLNzB7m9l0hLjL+kk4Gm&#10;qd4Ath44wlEkwzDM35yNO/em+tduiBGfu3Z2HgqoMEK09AjC6NEDmnT6ANZs2wWHzl2anvHwYYkv&#10;2s8qfPTFriOnpk+eufCJc1ANjFJpEgMPkLugtjmjCOPvzn0GQlRUnFra5M14/Mt/Ku08dAzcg2uJ&#10;yc/NRfOql5ith5pWFbisoocfLFy6IknaRHYrNgHa9egHvrUbgz2G0ZbOGA7buortxJtE7HxRGP1B&#10;juGxuZMaajZtCRv37s/If8oddhiGYRgtec9+HrH94NGM6s3bgrmrt5hClSYSEK2QJJ4omCR0Fih4&#10;NPd4QJ1m0K5bH7gZ9eItVD+uWJVo7e4NCnoFow09z6THfPgb07Jy0ICmUi3YeeCwfuzm7+Lhw4fl&#10;9x0/faz3kJHioSjNvypehOys7fU6a+EyvVCGhkeDd5V64gXNoneSFDqLOVvtPTFC9YU6LTrAzEUr&#10;C2LvpS2RNmMYhmEYk6Tk5P84b8WqgrqtOoIl9Xh1JF2h2eD8MABDLZI6jKor16FHd3qhnL9idWJZ&#10;1Cxt51QUSNQr6l3bA7XsIGpa8qNHFSTXt0dkQqZLS1RsWUVn3DEdmK+YwWf2ohcRZWjYbfCtVh+X&#10;o1DaoVCiWFbQVIbV2w9Aet7Dq5IbwzAMw/wmUrMfnFm7+xBU8ESRRJ2hSWzoOaZnlTqiZ6vkhkK5&#10;Si+U1DlI6eABzTr3hMiEBBfJ5e1Dibfu9gGGsNRuTNPV+UFZNz+MKFfqhfJa+C3wrtYQI8pAKcz1&#10;BUfvanD9Vpx+lh6GYRiG+T2Ex8RfcwmsJoaF0BAQEkpqzbwcGv5CKJegULr7iI471NyqsHOD5p26&#10;/wlC2b33GwqlHzj6VkehjGehZBiGYd4KEbEJ11yCa2jHT6IIvkwoLV29xbBFMdbfzhWaderGESXD&#10;MAzz/lNEKFEEXy6UGE0aCGWLzj1YKBmGYZj3n9IvlHYeQijpAamlC/V6fSGU11EofVAozWjGdhJK&#10;PDhH36pwjYWSYRiGeUvohZLG44tnlAGmn1GiBtE84yyUDMMwzN8KFkqGYRiGKQEWSoZhGIYpARZK&#10;hmEYhikBFkqGYRiGKYHSLZSvmHCAhZJhGIb5o2GhZBiGYZgS+MsIJTe9MgzDMO8CFkqGYRiGKQFu&#10;emUYhmGYEmChZBiGYZgSKN1CycNDGIZhmHcMCyXDMAzDlAALJcMwDMOUAAslwzAMw5QACyXDMAzD&#10;lAALJcMwDMOUQOkWSh4ewjAMw7xjWCgZhmEYpgT+MkLJTa8MwzDMu4CFkmEYhmFK4C/V9FrGlYWS&#10;YRiG+XPhZ5QMwzAMUwKlWyhpeIitVihVeHDc9MowDMP82ZR+oeRxlAzDMMw7hIWSYRiGYUqAhZJh&#10;GIZhSoCFkmEYhmFKgIWSYRiGYUqg9Asl93plGIZh3iGlXyh5HCXDMAzzDmGhZBiGYZgSKN1CyXO9&#10;MgzDMO8YFkqGYRiGKQEWSoZhGIYpARZKhmEYhimB0t+Zh8dRMgzDMO8QFkqGYRiGKQEWSoZhGIYp&#10;ARZKhmEYhikBFkqGYRiGKQEWSoZhGIYpgdIvlDyFHcMwDPMOYaFkGIZhmBLgpleGYRiGKQEWSoZh&#10;GIYpARZKhmEYhikBFkqGYRiGKQEWSoZhGIYpARZKhmEYhimB0i2U/JothmEY5h3DQskwDMMwJcBC&#10;yTAMwzAlwELJMAzDMCVQ+jvz8BR2DMMwzDuEhZJhGIZhSqD0CyUPD2EYhmHeISyUDMMwDFMCLJQM&#10;wzAMUwIslAzDMAxTAiyUDMMwDFMCLJQMwzAMUwKlWygNJhzg4SEMwzDMu4CFkmEYhmFK4C8jlNz0&#10;yjAMw7wLWCgZhmEYpgT+Uk2vZVxZKBmGYZg/F35GyTAMwzAlULqFkoaH2GqFUoUHx02vDMMwzJ9N&#10;6RdKHkfJMAzDvENYKBmGYRimBFgoGYZhGKYEWCgZhmEYpgRYKBmGYRimBEq/UHKvV4ZhGOYdUrqF&#10;ksdRMgzDMO+Yv5RQ8sw8DMMwzJ/NX0Yo+RklwzAM8y5goWQYhmGYEuBnlAzDMAxTAiyUDMMwDFMC&#10;pVsoeRwlwzAM845hoWQYhmGYEmChZBiGYZgSYKFkGIZhmBJgoWQYhmGYEmChZBiGYZgSKP1CWcLw&#10;kGsolN4olOYuklCin6N3NbjOQskwDMO8JfRC6eIlRNDMxc+kUFq6+qBeaVgoGYZhmL8XpVsoXzHh&#10;gEmh9K2OQhnPQskwDMO8FYoIJYpkiULp5K0XymadunFEyTAMw7z/hMfEX3MJrIYiidFiCUJZ1h2F&#10;EkVSgeuVdu5/fER5JTLBpVX3D0Fm7YY71u68jIs/zF604kVnnrDb4FutPljiQcnsUOkdNGCGat6y&#10;Zz+Yt3wtXA+Luiy5MgzDMMwbcTPq7uX5y9b+b6sP+qO2kMb4gMzeB4XSHzyr1IGQ62EvhHIFCqUr&#10;iqizPyidSJPU0KRzTzgdGfl2hTIuLs48ISP7yJSZC8E1sAbu0BeUpMx4UNTTyNyJer0ueyGU4beF&#10;qpuTUDp4gRz/CLUPK118QYUHa+4cgOLqB8069oQdh44+y8jP/1ralGEYhmGKkJZf+PW2w8eftere&#10;F8q6+0EZ9wBQoZ5QsCazpWZX1CIUS4oovSrXgouhhkK5GoUS16H2yOyo+VWrS86VasPX0+dBQmrm&#10;Ecn1t5OSlXds8OdfggUKncrRG5T0iQdo6YZC6aAGWQVHcPWvAj9t2aEXyriktNEbdx+Cb+Yuhq4D&#10;B4O6cg1Q2jhjFOqC2waA3NEPFELZPUHlpIby7t4wYMQYuJOUckBKgmEYhvmbcyc19ejQsV+CtSYI&#10;LNUBqBv0KI+eN2KA5obCZ+sGClt3cAqsDp0+HAzT5i2BbXsPQdTd+ElSErKN23YnegRUFvojt/MC&#10;JT2ndNCgDnmDhZMPlHXSwOBRX0Dq/fs/SZu8PlFRUWbHz12eqalUByzx4FRO/iiUKHCYuJWHrxDA&#10;m7F3n0rur0VKdt6mhavWQZWGLcDM0RP/LNYGUHSpbVmOf9zMwRMF83O4EBr2gbQJwzAM8zfjwtXQ&#10;DwaNGAXl3DA4E02rGAk6ojCiDll6BEJQvRYwZ8V6iE1J2yxt8lqE3o5L7z10JFhhujJ7N4wuvcAc&#10;I1Tq7EOR6KnzISsBQCW5v5prkbFQBpVWgSazRxVGsVTgwfYY/BncTkpaK7nJEhMflj9yOuTbHxYu&#10;g3Yf9IdazTtAtWbtoF7rLtBz4HCYu2QNXLwWmX4vO/tjaRNBePTdtROmzYIKXkGiQ5DMNQjkGBqr&#10;MJS298UIdddePF6wlNwZhmGYvwGb9xwAx4BqYIaBlBkGZyonFEvUhQqeQTB28gwID4/R6w+RlHK/&#10;W0hoVPqsBStQc4ZBveZdoFrjtlC9STvojFHm9AVL4UrErauJDx+WlzaR3UlIWdpn0AhQurwI1mSu&#10;vmCl9oVzN150BCqR9NyHqU3a98RQVQ0yO+pN5INCqYbBoyfAw2f/HEE+WVlZVnsPHQU3/6qgsFGD&#10;Be5IF9KKsBbFjzr6yDFMVlKTrbUr1G7ZEbYfPA5phU8aix0hl29Gtvlk1Hgwx5qCgkJqV9wO92fm&#10;7An9h4+EW7GJtSVXhmEY5j3lVmxsbYoirZw8UW8w4pNaMs0cveDTsZPg5q27fSVX2f0nTxrvPH4K&#10;6nfsJh7rye3chaCKsZL2nhh9YpBHmuTkBxZuKIK2buAeXBU2YgB2A7WL0sj9+Wf7IWMm/6qyR51z&#10;wKiVgkEMDBu07wrpeYWvFsuj566AtWcloOmAZPa4YzxwGx9/SEzJEL1Vo/Pzy27etR8sHT1BRb2N&#10;aAgIPXMUEahW/emALd0DRAceJYqm3JaiUj8MeQPANbAmbNxzCJIz84LFDpF9x8+BukpdEQaTstMf&#10;pW68Xfp+AhHR8TskN4ZhGOY941ZC0o7O/T4CMwcadoga4kD9WHxBXb0h7Dp8Ch49elSB/DLz8oI3&#10;oNh5VasLKmcUU1cvFERqRlWjzqBmONHUqmpQUP8ZDLbEyAxMhyJGEt/ybr6wcdtuiMvIcKb04tMy&#10;sl38qoASt1egjqkwuLPRBMPB02dLFsqQEFAtXbcFqDutOT03RKGTWztCp74f6TfcsnevW7OefUXk&#10;aOEcJHq9etWsB5Nnzf3PyctXU9Kz81Jy8x/diU5KTflpx56sTn0GgAUeuAKVXm6PfwrF1Rz/ZMsu&#10;vSA6KeWclKwsPDYuN7heUzBDcVY6eKO4egq/jngCk+5n7pTcGIZhmPeExKycbZ37D8Iy3wOUrj4g&#10;p+jOzhP8ajeF0OiYXMlNdjcx9UrLHn3A3AODMxQ9uROJoBrKuHhBp979YO36bVm3Y+JTsvIf3knN&#10;zE05hVo0de7C//jWbSwCNgroFKgtrbr0he3bD7pLycp6fTRCG8g5aHvFWqJOLVi+Gn799VcLyaU4&#10;tHLRmvVgiUpM7cMKVHY5HnTnDz82EMrjbi06oFDaYLSIiVf0qQ6bD56C3FwoI7nICguhHADIpZ+y&#10;PUdP1e/4wQCsMXiIaJF6LlEPWt8aDeBqePRZyU22Yfuurg1adwaFnQZPGNYC8BjM8YRQz9uMjAx+&#10;ZskwDPOeEBcH5sO/nISCh7qA0Z4My3rSmxqN28BPW/d3k9xkoVEJ8X51m4FcPEtEc/FHPw207Nob&#10;9h473UByExQWFpaTvspIk9bsOphW1qsSWHgEgczWFZp07AIHD57SC2X3DweD0sYTlHaodyiUFVD7&#10;fly1AfbtA6XkYpqDpy6AnVcQlPEIFgqrQIV3D6wKqenZ6bT+zr0stwUr1oPKDpXdzhcsXIMw3PUF&#10;p8Ca0KB9d6jVrANYqwPBDUPalT9tSRSJIndTUpr3GfKZOBHasSwohKjwnsE14ejJsyckN9nZK2Gg&#10;qdYQw2lq1qWQ2Qes8SSu27Tr9R6yMgzDMKWeDVv3gZ1nsHY8JIkk6oE3Bk9nLt/Ul/UnL1w74V21&#10;nogy5a4Y9aFY0rPEbh+PgNT7uSGSm2zp+i3RTv7VoIxbIFRp2AYatesJrgHVwdIVAzrUJyt3f1DY&#10;OsGcpcshJiZZCGV64aN0DaZNOkQdVi1QgG29AmH34WOv1pp76fehZuO2oumVBFDpjGGpnRt8O3vh&#10;vyUXWWpOTkLL7h+ABQqeip5PiueUGCWKHkRoGMrS80pbTRBs3nvgibSZLCQsClwCauKfpi6/uB11&#10;4LH1gFbd+sDt+KRjkpts9rK1ohOQAiNK6hhEf6RBq05wLez2JsmFYRiG+YtyIzJmY5MOfUVkKMbW&#10;owiaO2rg+wXL9CJ1O+ne0U59BoK5vVpMVkPToVKnUbdKNeHC9Qi938ZdB1KsfatgABaARlOnBoBS&#10;NLV6iYkGzDDoMnfwhBadukBqdvZzaTPZ90tW/1dl7wFmbhihUqcfe3eo3qQ1JGdkvV5QtmHnAZCV&#10;c8SdUlTnjn9CDQ4+lWH/oZP6NuM79xKGNe38gfijMmc0mm8PD0ZEiySyKJQq3PHgUZ9Dbm6uPW0T&#10;FnOvSf3WXcQzSJ24io47GLXOW75Gf3A3YxK+qta4Ff5RtbapFvdRHmsG67bueiC5MAzDMH9R1u/Y&#10;n1Peo5K2sycFVxiMVWvSCkJu3hosuciWrNuIIucqHr9pO4zSMEU11GvZDsKiYppIbrJPR41DIfTG&#10;QI2Ekvx0WkRvFEGBregOTTt2h3tZ2dekTWT7T57PpWEoolOQoycoXfHTygZ+2rH79USSiI6OLjtp&#10;+mwws3XDcJS6zaLw2XuDE4rl7kPH/yW50cQEZU6fuwB1W3SEctTLVfhppwtS2nmAs3cgbNmxN0ty&#10;l92OTwHvavXRT9tDVvx5anfGP1W3VWfIe/SPqeSXmZfXa8bCxaBy8BBDTOQoqkpbdxg14SvIKXxU&#10;ZBwNwzAM89chN//JwrGTvkV98RAzvcnp7R62TvDtzDmQnZ3Xi3zyn/67Rb12XcWjPzn1XEUdoE48&#10;MicvUFevA+HxSXpB27r34HPSpjI0lJF6vKLoKh29xHzjDdt0haNnLgJpleQu23Xk1L9c/KqBzFYN&#10;5u6oVxgIqpydYfx330FIXJz+GedrEZacXOG7eT9iOEzjUvBAUazkDiha1h7QvHNvuB4ekye5CuLT&#10;soZs3X98yOmrYbGnQm7e37r30JCU9PtdpdWyuNSsYzQg1AxDXXruqB2jiSLpSNGlF9h6B8OFqy8G&#10;ex67EAJWbrg/XE+9ZVXo07xzD7iTcG+D5MIwDMP8xbhzL3V9u+59QGVPj+goovQGS1cvOHHukr78&#10;vxwa+V9732oYcaIGCJ1AE9EiCqejGjoPHAzxWVnHJXdZenpO1+279g+ZO3/ZkFlLVg7ZtHf/kOSM&#10;rCHSakHondtRLbv3wO1dRQ9bajGlmX+snD3g2zlzISwsWQxD+U0cOHEWHPyqghjM6eQPcudg/B6I&#10;gucFVeo1gx9XrIVTly7PkdyLkPXokdu5y6Gbx307C2y8AkGOUaEcQ2TqTasTX5qeiKJLa3d/2LH7&#10;sP5EHTx5ep2ddyXxgFfMDYti6VG1HqzcshsOnjoHR89eyjx96crJq+GRczJzCwZImzEMwzClhMy8&#10;gjnXb96ac/Tcxf3Hzl96shf1ZOXWPeBVrZ42SBITmmvARhME5y5fy5Q2k+0+dBwqqAOBXsAhZm8j&#10;rSDBxAhU6aIBcxcvsPYNgjFTZ8Dxc5c3Z2U9cpM2LQLqz5xFq376n+qNWoK5E0aOGHXKnTEtjFJV&#10;zl5g5xMMB4+fef3m1pIID0+wm79slegNqxKddmgyAor2/EDl6o+hqy8euA+U9/AHB98qKIrBYO0R&#10;DFaugehP7cqe2nZoejZJYTQJnxBKVHWMFGUYJldw84NDR18M9Dwbcu0WRZk0AFVEsuJkUQ2A/qA3&#10;7g8/cZ0KQ3JLPAYLrB3Y4n59qzeAngOGwor12+D81Yizd5Pvj5OSZBiGYd4yCckZ485eDT+xYsM2&#10;6DZgCHhXawDW6gAoQ6+3svcESyyraQJyMUsbNbVi+U1iRdOWUvBFgkkTn5+8cOmGlKTs4OnzUN4z&#10;WDTNUiQpxFIIpZ9IQxhqAfVvoU5Alih6Nt5BYO9TCex9K0FZj0CwdAtEnUB9kvRKgfqhQl+VoyfY&#10;obbMWbwcrt6+7SDt8u0RcueO9dpNOw+179EPrGhMZAVn0bNIdNslxUfxU+BB0QNaigBFuzJ1CKI/&#10;i0Iqo1kU6EErKboQTVxGtQpnDbgF1ISoO4nZ0q5khzFqtMAaAHUmonCbxFS0UdMURfZq0SRLr1Wh&#10;+WHNMG2FmD4P06VhK9SLyjlATIFEsy24VakLH44YC8cvXIfcB0/GSLtgGIZh3pDcJ0+anL50HT4Z&#10;PQE8q9YT74SkKeRU9EYPFCwZaYMzltMY+YnXLNJ6/C13dNcGTVSG0zBB0UkHjcTOQQ17jpyBZ8+e&#10;2dI+ElLS010r1RXiKjp06nVEgyLpJZ5BUl8XMtFxh3yo8yeuo2Og/crpmSWaBT0DxX1buXpB2569&#10;YdlPGw+Tlok/82dwv+BR6yOnzsOoid9A4w5dQVOzMbhXqgdlPCtrawD2ePAUOVJNQESE+J3EE00r&#10;bHgS8U8qKjpD936D9NHk06dPvULDIuHI6XMQcTfuQUJKxvn7+QWnHj582iLv0dPxKRlZ50Mjbscc&#10;O3kalq1ZB4NHj4XqzVqDg18VsHLHcJ2iWF3Trj09WyVBpde0eIPCzhUC6jSCPYdPQkx8UitplwzD&#10;MMxLiEtM6br/xFmo3rilEDVzKkup8yZFa/ScEctbmsmNnvlZOnmCo39lqNG8JXwy6gtYuGIVHD1z&#10;DsLuxCQkpGecz8h7fD7/2T8XZhQ+OZ+YkXs+Mu7ejWNnQ+B6+C3IyHiqF7DuHw0DhY2baDkU7z+m&#10;9FFHRKsitUySeFLwRGU9/caIsRxGoe6V64Jn9XpQt21HGDZuAuw/fhruP3iyUEr23ZKZ/1QTEhED&#10;ddv3ADN3Onn4p0ggSSyp6y79xuizDNY6nAOqo7L3h9lLV8OBU2djk5IzYqVkTJLx9Kl13qOfg7Py&#10;H1cmQyEtsTYQn54Ru+fo6fyRE74Gj8q1scaDJ5eiWBJp8UwUj8XOSzwX7TVwCNy8HX0jS6rJMAzD&#10;MGKmNquzV66t7jt4BJTzQKGyd8fyUxe9YZTo5i1eYOEWVB0++/Jr2HXoaGZccnqJZTlGjDYPHjz3&#10;z3v0KBgjU7W0+KXcSb4Xe+DM2diZS1ZA+w8HgpN/FVA5uKOWuGGZTvO5olDSCzwcULTRzDA4qtOy&#10;K5wPvQ2ZDx64SMmUDmLjU8d0QOGTWdmjIGojRxFR2qmhoncQtOnZFzbtOfR/2Y+eHZY2eSnJyckW&#10;i1esgYatO4O6ch0MsfEkWLuCrLyjZM4gq+AE5s4asPevBrVbdYJPx34J2/YfhNvxiZCRldtPSkpP&#10;1uPnE9dt3/NLzWYdQEWzDdEAVIwwRW9aim5t1dCmRz+IjE9aJ23CMAzztyU6ITm6U+/+oKjoIqJH&#10;GosoxsejSCpRMGs1bwPLN238Jevh44nSJnoysh63v5WUBhv2H4dhE7+Fxh16gbNvDVBZe2A6VJY7&#10;4CcafsptnMHSRQPOwdWgfocuMOvHJXDq1KmXz7Mqkf3g0eGftu98Sr1n7TWVUXdo/lcMhmyoGVgD&#10;Fo6e0LLLB/TyjbfTUef3EhmTCO5BtVAU8STQ80o6YPwsj9Ha2h37f33wj38UU/W07IKfV2/cAT36&#10;D4KmbdrDtWs39FPYbd59EP94IFi6Y9RHbxKhGgO1d1PbN4XaJMBkomkV9+Xqj+E/1XbQD/dr5qAB&#10;O02waArec+wk5D59/r2UtCAhIXX2nIUroIKLN1hgjYjasUV6KJ5WGAF/NWMeJGVmfSq5MwzD/G1I&#10;ysoa+vXs+VBejWWqjYcYdSCrqEYxC4SyWB5/N3cRJKVmFhnlUFj4+KuDR85Cq059oRx1rMTyWLxm&#10;kcplCpywfKUmWnr1lXZIBokaDfOg1kYsx2m5K3XS8QY770DYuv+QXtwiIiJONGnZGnoNGAKrNu+B&#10;lOyHJoVv0/6Dv1bQBGBa3qB080GxVIsWTHpbVdidxHcrlrdjEh+5+lXDA6ImTU9QuVMTJ71LcgxE&#10;JWln4yEuXbtW6/v5i8GrSm1Q2LnhyVeLF0Nb48VYuW6L/k+s2763a/02HVF0XfFEapts6TVfMhpE&#10;in9a/Bb7whMrIlfdRaCxOPQdTzrVfjDaVLhpwMzDB8zwhNGMD2u37Pgl+X7uWGlXsri4LNvpC5ZA&#10;ObX2Asrp3WfONISFaiI9ISLm7lzJlWEY5r3nYkTE4JY9egvB0j7780dR8wdLR2+YOmsxJCfn6XuI&#10;puc/GLNh1/5farZsJ2ZQo7HxKvcgrehR/xNdBxzdc0RaRh13RKCD5bQIdKiMp06a+J2WUX8VjFbr&#10;tGgDm3a8mBR9/fZdYOOJQu0WiOKN0SJu5xlUE775fh6EXA/Xv7M4PCHBbtDnE8AKtUOM/8fjUjh6&#10;idEaN27FPpLc/lxCb8V7tuv5IYokipgdihKeEJWzGgaO+AIyCx6sktxkKzZsgXLU88g9UMznR71e&#10;SVBpTOVHw8bpRfJuclrnKXMWiGnvxINaEkQSQ/pO0Sp+0gNj2pdSGEaPKJ6OPpXBM7g2OPlWgXI0&#10;Az2JrCP6kzm44W9PIX70bJTEeercxUVqF8fPXtlWvVF79MH94Y1BF8wSBbZxuy6QmJ4TLrkxDMO8&#10;tyRm5GQ369BdvDmK+nPInWgMYzAENWgNuw+f2S65CWYtWgnl3fzE0AsVRY0opNqyHctQexQ7a1co&#10;hwLlElAVvKvVFS2EKpotx8ZFvBRDjIrA8lxBgY8QUEkwUVzNnL3BArf9ctosuJuW1oX2Ry9ZHjRq&#10;nOhZq6BRDTSkBIMkS69gKOvhC4tWr9OX6bkPHq8c/PlE8cJnao2kR4DUytmkXXe4eeeOl+T253Hg&#10;xBmw8akEZq4U7qJAOXuBvU8wXAoNj5FcZLsPnxDjVbQvgEYfWxQ3Rx8oizWW0eO+grik1JaSq2zH&#10;gSPibdWii6/oGYv+VDshsRRRpI+YGd6jUh1YjSF4Wk7hEmnTYmQ+eDzs1OWrMHj0GKjgiqE4CiuJ&#10;Jc3yQANOA+o2gQ179uubZGOSUpY169gLVKJXLl08esu2J/QdNR6i7mXExaZnXYi9n3Xhblbuhbv3&#10;yfB7EdMt11pCEct6heE2lK7O6Pcr7E3TNzRT6RUxw2NBM97+VWYyTUP7nekb25+evpGZ2uZNzFSa&#10;hmZqm9c1U+kZm6ntXtdMpWdsprZ7XTOVnrGZ2u51zVR6xmZqu9c1U+kZmqlt3sRMpWloCffz8PMl&#10;lp53IfZe+oXY5PsXYlJz4j4aTeKC5bSNhxiSIbdTQ8O2nSAmOe2QVEzKtu45PCG4ViMxZp7EjsbU&#10;m6HYVcDvHw8fB6fPX4db8emeknsx0vIfrFm1ZRdoqtXXRqG0P9H8Sq2FZNLL/yk6xSBow64DegGM&#10;u3evOnXOVDnSdHPUw5Z6v2qHh9hhsLR1/4vJai5H3olxDKyGIkniTUMW/aGsOhB2vs5bQd4mGTk5&#10;1SlyJPGhg6FIT4XiMgLFT3KRHTlyvkbXvoPBAk+IuZMXhsNq0ATXgNHjJ8OFkOufSW6y7Cf/qbp4&#10;3WZw8asqolMFiqR2ICqF/ySQ1EsVf1f0hF4DR0DcvYy90qayxLTsXTv3H4E5S5bT2Bg4dPbC8/A7&#10;sbsKHz9vKLnIohNSPxz6Bd4EuqZbFF7qgWuPJ/fwmZBbkpvsfOiNs+rKtbXjfGh6I2F4EWnCd2oW&#10;EKad1UEuPsnwhtIvMzI8djLtM9YXpt1Ga0r99+J+OnuxLyPD80OmbWo29H9hhunr/N/U9M0nkun+&#10;l95omVhuevtXWbH0jUw/1kpn+H9eZvRfiy6TrhtV0l5q6FeSSWkZnldDE+tNbKddX/y+EPukT72h&#10;v5SWKTOVdkn+xibGLqOZWmfq+Iqbqe1eWMnpS2byuItfa2MzvjdM3R/CMG2t0XcjK8Ffd0wvroGx&#10;r3QOiqRJvw2s2DbkI6WP3w3TNzThY+CrNfpdghVJv/i5KXpfac3w+IvmJTwOEin6pG0x2FFQixyW&#10;fzJ7N3CvUgvOh4bq3xV8/FzILdfA6lg+e4MKgyNtpx43GD5+EsQmpurHpt8vfOYTHhu/6+DpM/9d&#10;uGYdzF66EvYdOwuxKZm7JBdZdHz85t6DPhXlPZVRYkwlRZYogvTiZnqGSWJp41sJFq3dCNnZBVWl&#10;TWWR0fHrRk/+BgOmKmBu4wpW6K+q6AKdew2AY8cu1JTcZCPHo6hicCUmtRHBljf0HzYGoqLiXtnT&#10;9q0RERMPXlXraN8CQtGejRocMHKMjElIllxkiYnJHxw4eLJgycqNY26G3x5TUPC4irRKz7FzV6By&#10;49YotHghxVR1eKHwD4nXrqD40mu2KHSmnrTqyvVgw/YD+tds7Th4WDS7mtM2ePFoKAqlQbUiF/+q&#10;MGvBUsgtLGxEvrcSU2YMHDUBayIUoWIEjOG7Ai9Omx4fQkp2wTDyuf/4+cwJ38/Fmown1piwtoQ3&#10;jgoFXltroYfDOtOO4XldEzNI4M1KZmq9mYllJRn5G5oubW0Nz7S/qeU6o0qDcZqGJob1GBmdc52R&#10;j6l0dUb+L85dcSt+bozWG5v+/0pmyud3GE1gUaKRj6GZ8jE0E/7UsqGz1/F/qRn7Sv6G6RfZz0v8&#10;X2pGvmbCDO4Ng+tAtXzj60f+YvnLrJj/i7SLpC/8TPu/WP5qe1n6pnzJfn/61GfjxXrD/KNLW7fs&#10;ZWacpqHpz4/OaJmRvdg33gdCgIyNlmuDB2ptM6Pyzs4dxn03G7IKH4k3edzPKWjd8YMPQY7CpKDW&#10;QzE+XQ19h30BkYlpM8iHmL94Jbh4VxHzecvJnDww8PAQQujoFQxbdu3XB1I7dh/Y6F1dekEGtR7i&#10;sVBfFJpIQE6iSZ0zpZa9oPrN4NCZi8WiwYKH/251FbVl2+6Diw4cOf4oMTlV/+aR2PjkDHufKpgO&#10;irBIm5qCa0BoRMyfE1XeuXPPbcoP8zDkxhBdXCA80XjSKMKUXIqR/OhRhYS0jG8OnDz7za4jJ6Dr&#10;gMFg7R2EFwYvlJs/KNyDUezwYqHgBTZoBV/PXwlWboGiKZTeOk21lxpN2sH5K+F6oRwzZRpeVBQy&#10;GvCqmwqJLjjenGVdvWHG/B/1x5OR/+iTr2Yu1AoxtaljLYNm9vGoUhci7sTp/a7fjApfsWY9rFyz&#10;AY0+18OKtRvQNmltndZWYgT8wjbBKiNbjct1VtR3c1FfTJO2N/Ypagb+eqN0tGboq11m4CfSL+pj&#10;bIZpmTJjX8P/Zur/GZtxesZW3Nfg+NFetS/dOlP+ZKa2MTRj/1eZ4bGRmUrT0Iz9jf9zSen/1nvD&#10;tK+pY/9t6Ruaob+x7+9N39BXu6yo718tfeNrbbo8KbpNSWZqG8P0XyyXyi+MzgxtlTDd/rfA8jUb&#10;Rdm3GpffjLh9RSoWZZExcU81lWuh4Gq0nSZRXOnlyV9/Px9yCh+PlNxkFJyURZEzo2F3FJSI1gYS&#10;QR+wwMjxi8lT9WXtlRuRG2u16CCEWogiilk5dSB8NX8pVG3WXiynyJmiXTmNTnBSA/Vq7dhnIOw+&#10;cIKmO/0mLiXjm5LGSg4dPxlUjvQSDi/RC1dm4wZjv/0eQsJixIub/1DCoqInqoOqg8zWTdvdF5Xa&#10;2qcS7D0TArfupcPWg8dgGopUzyEjoHabzuBeuQ6U8fBHAcNaAtYQaICoiqYUEsMy8ESg4tMFCKjb&#10;FFZt2VGQgSf+ZnTieXWlOqKHE9VeqLbj6FsVlqzerBfKM9dDwb1qXTCnbsW4ngabkhDSHLAWzl4w&#10;68flkJqXV4t8T5wPPepXt5nU/KC9eAoM84PqNYHohHv6plyGYRimKDH3UjdUadhcPFNUugaIR20U&#10;HAXXaQLHzl85Sj6ZT5/WnLd8NVhhOa+iqJDeT0wiieUzlbnulWrB8QuX9UK5eNVPGx38q4pXXcls&#10;0RejTlf0CQm/fSvn8bOR2/Yc/m/l+i1QdNUiPSHSdhih2qnBnNJH0aNotSxqiyvqUU0U1w8+GQHf&#10;zlsCO4+ehojEVNh77irYom4oMTBSitZJb3ANrg5ht6OLjf18q5B6z1y8HGQVHVGcMKQloaOHsDbu&#10;IhRX4DIrrBWYe2A0SJ18qH2YIjhXjBjp7dMY8VEzq8KeJrH1Ae9qDeGzCVMhIi5ZP46SSM7M6/XF&#10;N9PxZLiLCW1JBJW2XtC4TReIiIrRv2YrJOJOTK0WncCC2sxF7yu8MNSMixeUTqxntbowfvp8vAD1&#10;tCE47pMunphmydkTVm3eqb9wkbHxK7v3+wiCajWEwJoNIaBWo7dmgSaWvU0rMf3arzBT2xgYpS3S&#10;fw3f32QmjkW3T0Mrss3bNMP9mzJT27yB/e7/8IpjeWXaJrZ/o+Mx3P5VJm3zRun/BiuSvqnj0JnO&#10;52X2Et+3dvwm0tel/VbSf4m9SBvLMcNjQAuUTO8vvjfFbZqBXw3atin412wAXfsNgtuJ91ZKxaPs&#10;px17wQLLd2rypkduNMG4EqNH1yr1YOwP88GjOs3LSu8PpqgTy2AKotDofZJVm7WDi2G39TP2xMQl&#10;H2rZsbuISumZKwmp3MYFRk/8GhLTMsX7KHVE3IpfNHHqTPCt0VBMfq7tBOQJNIerjEQbj0PhpJ3X&#10;29wtCMwwkqVpTMUUqbau4rEg9ZSV22O5T1FuRSeYOW8RZGZm/nGz9qRk54FPjXqiDZtqFzS3H0Vp&#10;1AGHIj8zPFhqO6caghLF0IJ6RLkHgT9Giz0HjYBZS1fDiYtXn99OSA6TknwpR89d7N2qS09QUS8s&#10;aoKlC4RRoC/u/+iZyzn5+U/1XX3DYhNvT5gxE1yCqmKE6Yk1DxRu0XsLo0sXeuNJAH5HkcaTRzM2&#10;NO3cA87dCNO/0iU09JbngOGjwQwjXuruTM25KrzIdDHo5JIIi3kNX2p0fC8xil7JTG5H6b4q7d9r&#10;BsdgykxuY2hv6v+m9ken/wpzNtq/sZna5s80w2OhYzXlU5K9ze1fZb8l/d9rpo5DZyIPmtjG0N7U&#10;/02tSPom1v+hhvsU14Q6RBY10bKGZTh96vxVLhjgYNlHEwbQUIxenwyDjIInU6RiUnYzMiazZade&#10;YElihWbp5qMdzoH/TQwPROGjljozFFSnyrVhzHc/QER8sn4URG7uE/XJC1fADwXaQtdpE8tkGvPY&#10;smsPOHTidB/J1SR5T59PvJWQGHbo/IXnC1evg76fjoages2gIkaVNKREhdGmBf5nOhbRpEv/jQIo&#10;eizngGaHYmmHARQeW1Jmvj5IeussWbMezCo4gsraFcwwZKZZGCgqbNGlz/9v7zzAqyq2t0966Om9&#10;94Tee69SVUCl2AFRFFBAVAQrIkV67733HlqAhBAIJb33HjqWe/3fez/eb605OzEJhxL1elXW73nW&#10;s0/Ze83s2Xsn8541swZvjfsYX85elL1l75GM2JSMDO2Q38T5yMjeA4a9DnM6aZWeiHsPTgHq9+7G&#10;bbpg76FjSLl//4F0Rym5+Rm7jxzPWLxmXcb0OQszZi9clrF2y86MyzHxD9Rrx+6jq5t0eIYuLjcs&#10;GfeEnHxh6uKP2p5BsCCr7UXG25LXZa3k87L2uO//UAt4jOk7pqw9at+6ej6rrJX3X8Mj8Bdzr6Pt&#10;83Artz+Zvn0ebWXL12f6jvmjjM/nUXV5XPtU7vhaFdqyhkfZY5/Eyvpme/z1+22mrw5l7XH3w6P2&#10;/T3qXtZ/xe9+j2fnMVby94e26tko+3ep5LOSfT2C6B8M/SPhgTokdFgA8WyF+m274nhoxM/an8tS&#10;ouOSM9Zs2ZYxY+GijOmz52YsXb0u4wD9zU3LyYvXdimF82jvP3YSzTp1J//8yx6VYeNF4oX+udI/&#10;yueHvImYtMwV2u6/idj07JTdh09kfE1/99+eOPn/deg3iP5HtVHJCgwtXGFKAq6qjQfmLlv/3/tH&#10;GZ+U+lNewc3Ska1/FFv2HEJNF/onRj0PEx78QyfLDWxkwyfuDv9G7bFg2Wak5tyYtz08vGpOTk5V&#10;7dByXL582SQ8PKdqRm7x7JkLV8LWrQ4dz0u2cHJfungWLup38MYdeyIqOfO2dpggCMLfnsPHz73e&#10;hP4xsmLknKy6UbGkOms5wt6nLr6ZvwzJOYXf8d9QzsmtHVYO/tsbTn+DUwsK585ZvhpBLdvAsKYN&#10;zB3pbywrTp4pYcvp63QZc3bs/50WTa4ExTduzUtKSvvp5s37tbSP/j6kX7/+5vpde1CvdSeS2K70&#10;T5Jjo5ycgC4k54GlhufBQrwkCy/kbO1VD2712sCnSUd4N+8I+6CmqO7qr3o0BhxAVr+Ns4L0oX+O&#10;zmo5Fxef+li2ch2ysvIl16sgCE8dWYXX31y2YROcAuupv4sqAYs1/c2kv7c8h1ItpG/lCnNnXzjW&#10;aQb/Vl0Q0LwTPEm12dDf3Kr8cycrUtpfxSs5VkjCRpdshsSNpRPqt+mClZt3ILvoxkitWOH3JvHG&#10;jZpX4xM/+W7RCjRs3QHV7NxgpPLH8kXhwC5PsqWLpHpD9F4lROCBRaQYOZirfrOnf5B88clqugeg&#10;c/8XcPj0OUSlpdlpxQiCIDy1XMvMtAg+F45O/QaihosXTHkUKw/YJIHB89yNbHiwDo/n0AZRcvYz&#10;+vtqwMKDRQj/g6S/y6b0t7iagyfqNm+H2fOXIj459RP+G64VI/xRFBYW2kUlJU05fvY8vl2wFINH&#10;vI2W3Z+Bc1ADWLj7o5qjL2o6B5DCrA+/Ju3Q7dnBGD/la+w+cgrxGTlF9+7dt9ZcCYIgCBUoLv7R&#10;ISImbt7uwyfx0Wcz8MxzQ+HfsA0sveqgmosPqjp6oaarL5wDG6NZ52cw8LWR9Ld4OU7Q3+TYpNTV&#10;xUANzZUgCIIgCIIgCIIgCIIgCIIgCIIgCIIgCIIgCIIgCIIgCIIgCIIgCE81hT/8YJdVXNw6NjWz&#10;U1xq1txrcUn/PHHuArbtPwTOlTFryVJ8On0Gxk7+DCPHf4TX3p2AoSPH4aU338OLZENGjMWr74zH&#10;W+9/gvcnf4VPp32Hb+YswbK1m7DrwBGEhF3Epej4g1HJaS+l5hZ2yiu+1bqoqMheK14QBEEQBEEQ&#10;fhWpeXmuiZm5nRIz8z+JTsxIC70Yhb2HTmHV+h2YMWcpPvl8BsZ89DmGv/8RXn5nHAaPGE3911F4&#10;4Y1R9Pod6sOOxchxH2LspKmY/NUMzFio68Nu23sQJ86F42pcEmKSM5bEpqZ2yiy80amw8I4nACOt&#10;eEF4OsjOzra8Fh9f58KV6C9Ohl7AvGUr8eqod9GkfWdYunnDqLYtqtSwhoGFE4ytPWFi6w0TXuvL&#10;nteM8aDXunXNTHjtL5WfjzO5+8LEKQBGToEwUOvI+KKKjY/K16dWsiYzsqd9HP3UsZyAkTO/V6Ey&#10;eFE3XiKhSefeeHviZGzcdQDnr0QdjkvN6BcXl2OlVVsQBEEQBEEQqsTl5Fil5uZ/dZnE3ebdBzH2&#10;46lo2fUZWHr4wbC2HarUpL4s55XmRRl4PV7qp/KyVAZWXqhi6Un9U15kgfOd6ta0NSRT+aV5xQxr&#10;6qNau+sShHMeVDZOEs5rJ1IfVr23ciY/jtSPdYCRtSOsqNxGbTrhlbfew7wlq1RKuAuR0V9ci0+t&#10;k51911KrtiD89eD1MZPy820uXol672DwSXww+TM0a98VVq6+MLdxh6ktGScXtiRhZ+WqVgCvQoKx&#10;ioOnWtxVJRjmB04lcacH1MkfJi4BMKYtJyBW2ftJcBqWMy/dlh5WAyva0oNp7OCjFl/lB5oXajXg&#10;VQBoq1ZN4TU3+TWXTQ+oAdXL0IYefisSmpb2sHX3Ra/nX8DCpStxIuTs15mZmR5k5topCoIgCIIg&#10;CH9juN+XW1z8yrX4hJwV69aj76AXYOvhCxMSjEbUhzXkvqMdCcBS0wlAXnXKQIlG7muW9Gl1/VoD&#10;G28y6rNSP9WI+p/KSvqyJCQNeeUptRSjp+rDmqpAig+JSvJJpvqwbFoflhdAMiQfhiREjahPbWrt&#10;BnPqZ1e3d4etmx+atO6M9yZOxr4jJ5CQknEir+hGF33r2AvCn4L8G7eGRCel3V++aTv6D3sD9gH1&#10;YerMIs6NHgw3emA8YEoCz0z9UkNij8yEHwZ6APh1Vfq8OglGl8BmaNvjeQwZPhYffjYTC1dtwd6j&#10;ITh/ORZJmfnIu37vG63Ix5JbfOvr1Kw8nI+MwuZdB/HZ9LkYOnwMWnV9VpVTw9lfLdtpSg88r1nN&#10;D28VK6ovPYwG9IeC/1hUpc9MLZ3h16AF3p3wCU6EXrifVlj8mlaEIAiCIAiC8DciM6/4tXMRV+5/&#10;OHUaApu2gamVM8yoP2tCIs2A1/XnKCL1Dw1J4LHQY9Fn7uSDGi5+ahGp5l36YOjIsZg6Yx5Wb9uD&#10;UxFXEE/90ezb3x+58dO/mmrFPJKC63enJGcX/vNSdCIOnTqHxWs24sPPv1bDY1v16Au3ek1Qy9UX&#10;ZvbUT+VRfLTlZeo5SGNEgtZU62+zODVx8oaxE/W9HT1h410H/Ya8hqXrtuAa9dvzb90dohX5t+bW&#10;rVuuAAy1t38NPvsMhoePH6/32fRZCGrUkgSJPYxr2sO0tiPMSZzUopvQwasuApq0Q5e+L+HVt8fT&#10;TTcXa7bvxZnIa/+OS88pzrlxJ+z6jz86ai7/tGzbve+lr2fNQ8NWnVHN1h0mJB5NnekmJrFWxc5b&#10;LSNdxdFfLWdqTDe4EZ2/US17uPjUxWuj3sWqTZvPX46K7bP/5AX7sMTEP2wp00Qq68IFKjPs8rI5&#10;C1eiZac+qEYCl9ct56G0hiQw1brmKppJr8kMnH3ogfSBtX9D1GndFY3a9yTrgSadeqJJ52dKrXHH&#10;Hjqr8PnDrHT/h9lj/Oj2eYRV9Cf2O1p3sm4VTN9++oyvXc8Kn/3R9levv9j/zv7X9448e/q/E3sy&#10;q9j2fD307VfRuN25/fV990daxfrr20ef/T3uHdX3ob5R2feVsaZsncioPZp0KG91WnaBvW8j6hN6&#10;w9TOB0ZWHqhS24VEmjdMeMl+W08Sbx5KxJk5eKJem87Uh5+PA8fPLj/5P+jLnqS+bHRq2qpdh45i&#10;+JgP4FG3MQwt7HVDYu3cYeTI0Uzuy/qRBcDMOYhEqB+MLFxRg4Rmk/bd8AVpkHVbdg7W3P6pKbz3&#10;w/KUnKKMkxci/71y0zZMnjYTr4wag469n0dgk7aoTedUjcS/uaUT6S4nGFezRVULZ3gGNsXUad/h&#10;8PEz9Vinae7+/FyMi3O4cC0GU6fPgb03XTw6OR7maUZCxcSeblBb/kXDlywAJg4kuKxZzHgo4zl/&#10;xrSPGsZJ701s+KamG5mOqUlCzdGvEbwatUPDtj3Qpf9QDHpjNEZP+BRTv5nz45ezF0QvWb0xevuB&#10;o9Eh5y9Fx6dkRucW316lVet3ITop7Zngc+eLxn08FZ5BDXVC0saL6kwPGpkB37i29ADakVm7oqaL&#10;nxJe70/+AifPXUBqTv5SzVU5fvjhB/tL8fGf7A4Ojp6+eEn+WxMnoduAFxDYuh1sA+qhqrM3tZsb&#10;jGxcVRSRo4lVrNxhwGPSa7vTw8PDXWkfHk5A7cZDBSy966Jumy7o//Kb+GbBYpwMv1AQm5HxilZk&#10;KQlZ1x1PnY/cNG3uYjTu0B3VSTya0kNoyMMVKpgBDz0gM6bv2dQ58/h39bBW1n7xa0h+eBx9Zbdl&#10;fehMXzl6zJ7H7ev5/C9j+s7915g+309i+nzpM33H/hlMX131mb5j/w6m71x/jenz/Xc3fe2gz/Qd&#10;+3uYvrL0mb5jfw/TV9Z/w/SV/Xcwfef6a0yf7ycxfb70mb5j/wymr64VTd9xfwejc+N+D/d/fpVx&#10;sID6qDwijYeP8kg57rNW2I/7dDzFircGttTnYyGp+n4kVqh/WL8dichZcxEeFZOVd/fuKK0rWUpq&#10;Ru4r5y5G5s1dtPz/DaL+Z/2W7WHlSv1/KyfqL7vAmDSBoa0L9fNdVb/WhIQfm4GlM/VlHakP66z2&#10;qUb9XmufuvBt3g6dBg7Ba+9PwqffzcvfdSw4OiY1fUbO3bs+WpHlSMsrnHMq9OL/jZ/6NQnnnqjp&#10;Rv09S46s0nlzH5nPkc/VhgQnlW9m5wonvzp498OPcfTsuaKY5ORemqvfhexbN1bFpqZEh1y6FL3r&#10;0LHoZRu2R381Z0n0Z9/O/XHsR19gyIh30f25odT/7omA5u3hEtQEFm4BMCfBzu1iRPqJjYcY83zS&#10;KiySaWuoXSd13WzZ6LUNba2pj0xbE/qMNZS1Z11M/nYBzl9NxMW4TAetWn8dErKyHC/GJmDEuInw&#10;btSSTo5uFDIDW1faupJYoQtLF5LHP6vwOQskEmKGdHOr4ZfUcOo9iVA1d5AazJAeBgM1HrvkoaBj&#10;1R+PAFRxrgsDp0D12sjJn/alh4EeABNqdDMeT+3sC1uvOvBt2Apd+72gMk2t3bLr57MXr6WmZOaf&#10;4CGiWtX1kn/7+7bXklOjF6xej2ZdnoEpnYcp1Y/FrwFfSLqAPDacw+38q41LUAMMG/E2tu87eOT8&#10;5csBmptSYhLTh54Oi7z55XeL0brHANh6N0RVOkdTFtM8HpwjmnSOhjysgNuI/HK78FhyM7Jqrv6w&#10;JnHt1rgtHOu1gplLoGofNU5d/RpDdVLjzElo0vkbUX2rO3nBvU4TvEUP5bGQ88lpuQXPa9VRRGdk&#10;+B8LObdv7KRP4degOSycqByqgzn5NKetGfk1ZSO/pjzMgcyMzJzeVy1nPIxXZ+ZU90eZbj/P37Q1&#10;p3upqiNv+TPaavXgrTnV9xfzecBK9vu1W33npN9K9q3EVp0jbx9WPn2vzrvk/Cu5VW1FpsrTY7+2&#10;/NLjdK/1+lbnWWIl7yu51cr59aar/wP2RH75/impi357Mj8Pt0ee+xNs9fksMd01pH0fdm88dqs7&#10;v4ffG7o6PMoed/zjtk/aDg/bPmk5+rd0vL520a75o48vuXfYHqyX2j7Wz+PL59cP+mf7L5avbX+1&#10;PWH9eZ/fYuV9/prto+3xz752vmXsYW354JaM20a1j/76cRkPv3a68vX5LXkmf/Gvz+j7h5T7pNvH&#10;1+8x23L11rZUX933ute68iraY/w+yVav34pWst+v2Jaex8PqQd/rO/+yWyfaj/p7ZbdVeUtChI/n&#10;fhsPU2Uzo76imYOfMnOyqvya+qLc56tqR38rbMgf9SOrU3/Qs34LEl2f4ti58/sSM/L8ta6jIi2n&#10;6LljIWHJ7078BN71m6KavU4kGinRxv1Z6pOSP0Pqz3Of3oj+DlZ1DYQD9V/dmnaATWATmLvw517U&#10;7/VQfVclmqiORlR3Azo3A6o/D2HlPrEx9f8svYLQontfTJ4+G4dPnku8EpvSV6tOKamZBeODT54v&#10;GD7qA3iQUOM+rKqHE2kEes3+jByoL0+i0tjSHo3bd8ScpcsRGRcXnV1c3FZzo5fi4rve6dlFCy5G&#10;Rsev3bzjp3Eff4bu/V+Ab+NWsHb3Qw2qMz9TrAlMqQxTOidjLpuMg1Amjv7UNhz11VkVNbeUvme9&#10;Q+8NbVgP6PZXuoe+r0L9+SqsoziwxIk2+bMSo2NYjyjfpKkMazvAt34zDH9nDCKjYpGQkPCnH/n5&#10;UK4kZjtdiorDG2+PQ20nTxWpNLB2oUbkjE2srKnBtJvHLqAR2pHQ+2rBCizatBNfzFuC9yZ/gYFv&#10;vI0O/QaiQYducKnXDLU9A2HmTDcZJ7Kxpkbl5DbcqFbcyHTD0T8bneikm5FEGQtSA3ogDOg93zzG&#10;peXS5yzWqNE5UU4td38ENu+IN94bj1VbtuVGRMVNvfWP+67aqVQ5djpswHdLViOgaXtS/STuLN3V&#10;hTOgh8SQHkAe3mpE5dR28UenXgMxa8HKM/HJuS20wxW5N+50iknLjFi4biOadO2Fai584Xlct496&#10;uFTUjR863vINRefBv0YYKkHoBuc6jVWK5c179yMqOWVv7u3b9e/fv189KiV35qY9x9B9wDDUcA1Q&#10;CXkMyHQRPNoq419luJ2cSFx7oWWPPli5ZRdi07LHatUTBEEQBEEQhCcmMSt3zLode9CmZ381j1KJ&#10;NCUcSTBRX9aI+8c8x5EEpimZJfVTew4chk17DiM6LXsW92Nzbv1QLzY9a8+2w0cw+K134FK3ser3&#10;KiONYMAik0RZFRJpKmjC/Vzqbxs4UT+XtIAZic7GnXti7qr1uJyQEpWSn99dq54iPjmjxYz5i0M6&#10;9nme+slUR5VNlnUD+bLRiUwOblV19oFv0zb4Zv4SnI24PC7l5s1afHzBjVuj4lPS163bvDPnnQ8+&#10;QYNWnWHrGQQzHn1JdTPmfjon2rQmwUtawJgEOc/rNGYBTOXwyEJOklmF56DyubCOYHHISYhIxxjU&#10;dIChhTOMab9a1IauJLAbtO2GLs8NwQtvjsbojz/H53OXYN6Gbfh66Vq07fcSbPwaq5GcPMrTxM6P&#10;yuQIJfX1STeYUDvVJF3z2jvjcInEZCLpMdUQf2VOngx33nf0BN4YPQ6WLjx81R3mmoAyYsHEgopv&#10;NGpkR796+PDLb3EoJCxOO1wvAEyKbv9f/eyiO+OSsvPHRadkjrsYm/hF+NXYyOCz57Fx135Mn7dY&#10;RUd7DhyMOq06wimoEapT+caOdOFJUBnRTcMRTCW86IY34NTFdAMoMcc3A4kv90at8PJ7H2LrkTPY&#10;sP84Xnl3Eqo5+cPYhupsQ8da0pYEIKdFVtmo6Gap36Ybvpq9BAeDz67RqlvK1kOHRk78ahrcGjaD&#10;OYlJzrzKIWtOn1xxWANnx2Lhy0uHsN9aLj7oNWgo1m3bhfOXrz4QTY3PzP88JCIK7330BRyDminx&#10;XDr0g87LgEy1OfniuZKuJM4nfPENwiOvISMja4zmppTExPQBFy9HzTlz5sKvs9CLYmJiYmJiYmJi&#10;/y2r0Pc6/Vg7T/uVWJljH+IvNFRnly9fncP9Qq2LWEpGTv57l6PjMOXrb+FepxFMbFzV6DVjEnq6&#10;vq0usMHRRRaULoGNMXbSZzgXcQXp2fmfa25Kibgc9fWmnXvRd9AwWDj7woyEl6kasUfGEUXyrUQl&#10;9eGrsJhkYcmBF/q+KpXDo/AmTv0KW/fuH6m5LOXk2Qurv52/HA3ad1dij4/hpfdUBJD7/9w/JvFX&#10;jQTnsPcmYs2eI9hx7AxGTvwUXo1aw4z6+UqzUDkmVDceNmzAIteBBKMT+SNtwRrDhKwa6Q0H0jR1&#10;W7THM8++hHfHfYxvZy/Cxh17cexsGC5Gxf3zfFTMnGsJKeNSSMdkF90cV3zvXmvSN49cUeH4hci4&#10;j7+dDVv/+iRWXUmDaGKbExJRW7Bm4OglB6wGv/Ueth84it1HQly0w//6REREu5wIvYAez78EW+86&#10;KkqmC1uTaNJ+veC1EQ0tHOFdvwU+/HzavfScgrna4eX44Ycf7Arzb0zKzS0aUVz84xOPBc7Jyama&#10;nJ7d7ujp8OkzFqzY+h7d0A3ppqrmQqpeS6Jj6BygE18OflrUkW5Unt9Jip/neprS96YkPNW8T/qO&#10;Q/g8DtuI9lWikoSof9MOmPT5DGzfc+QBQXnoxOmR0+ctQIO2nVHTlYe38i8Y5IND2bylh4/LLvnF&#10;hP2aUXnmdIPUoAfHybceBg57A/sOHfshK7/4Q82tIjm78POzl0hQfvwFnOs0p3rSebFIprqqqCcL&#10;YHpoWFDWpButeedeWLx2M64mpH6ckvJLCuXCH/7ZKSI6IfTz2QvhQ9fCUK2L6Ubn5qb79UUZXatS&#10;c9E+K2O0fzlTY78fYhWPrWiPO/5xps9nGTN6kjo+yvT4LGsl/h+2fdAnL+GivS7Z5xGm/JQ7/ldY&#10;iZ/KbkuOt61gZX2z0b7qHtJj5fz8SmMfv8b0+SpnvM8j7In9PK2m53koZ7+17fT5LGv/bf/6jnlS&#10;47rp81nW9B33pPYE/n/TvfsY//y/ouT50Gd6fZY1Hq5VwWdZK/Gv99gnsQr+KpoRlV+xzmVNr8+y&#10;psdnWSvxr/fYJzE9Psua8l1SVz1bvT7Lmh6fZe2J/TzMSo5/iD2+/mX+Tz7OaP//xv+dR9XvkVt9&#10;vn4PY98VrxVPLytrZb5Tz5A6ltuyjKlnj/t1LmofYytnGNa2p/5gc3w2cz5CIiK33bz5k7PWZayS&#10;kpJilpCS/tHKDZvRqksP1OIRhHQcjwxUUT8eMaiGbPKQTHc4kKB8+8PPEHIpGsn5N8oJShKY3bbt&#10;2n/+pZdHwMmzDqpae6Aq9ZM5/woLSp4CZkCi1IAEWxV7HvJJ5dBnaoQfnX9NEq0NW3bC9O8W4Aj1&#10;tzW3pRwKPrn6s2+/Q51WnWBCIoyjppzPxZD73Cwo2Q+P5uOII4lFc06ySf55KhsHf5ROIPGq5p5S&#10;2xk5eJIg5elfHmjQoTvenjQFXy1YunX/yXPTk3MLRhb98IO9VvQjYS1TeOtW3YKColFZufmT0ouK&#10;9B6XnlP4xvipXxTxNEJjHqFp40J1pnam81DaherKozZ5/mXHXgNw6MRZnD17qXSk5d+CYqBGRl7B&#10;tJ0Hj6HvS6/BwMJZl1CGbjIWbjyRlMWPEb3nXyMat++hshFdvBYfo7koZcmqLY1mzlmGNh37wLiq&#10;HUxq2sPE0glVbZxRk24wd/+66ND9GYx4ZwwWr1iF4ydPJR46erw3C0rNRTmOnbvSc+Peo3j+tXfU&#10;xFUeo86ha3WzcJRPDZ3lC6X7FYTnfPJWTWrm7+ihUUKNzoNvSmMrD3jXbYmPp0zH2XMXY/KyCwdp&#10;RZUSfiVm1N6jpzHuk6/QsfdANGrXFYEt2iGoRXs0at8VrXv2Q9/Br+Gt8R9j1pIVOHIq9M7l2MSJ&#10;2uEPcCbi6tTlG7aiU9+BqEYPg6ENP3hcX45OklnzcANfJV5ZGHbqMwhrtu7F2Yhr4zQXpYTHxCya&#10;tmARmnXthRokevkXJc7uqtbI5F8++Bcheq9+IXKk86fydJ9TOTwmvYIZkljnrLe/zQLKGA9x8Ffr&#10;c/K2ijOVq8cMNDMkM2KjupQ1EzJTMmN+X6YsA2W/HP8443rofOrf8vqh/INFqfHnJPaV0feq3ciP&#10;3vorP3qMjuUfDEz4RwPyWbb+al4A2eO2ZX39GuN5EKqOrnQNNOPXyngYCtXlUeUYl9j/qP5sfA4P&#10;bXsyLqu0HH2m+eD99Bn70Oe/rJWUVdZKnhm+d/V9rzOtjdV+DzG61x5mvzxDWl1/xbZinbjMstdS&#10;Z9ROD9mWHlfB70O3pT7ZdHPly1m573Wf8XlyG1XRY7r2I98l9aD3D/igz/VtS6+Nvnrq25b6KzHy&#10;o+qtbSv4/2WrGT1XFc2QjJ+3kq0RPXe/HKPHX9nyyIzL/V2trOl8/OLvwW25v3sVjI9X96hWf7bK&#10;1b/k81+M27nUSo97iD2kzmW3+updYuz/Uc+z7l4qqYO2rViO+u4Xe9J7SR3P/SX1Wv/2kf93yNjX&#10;w+r++Ppr/ircD2X/Lz9qq3xwPZQ//fbY+tNnj6r/A0Y+dQvp64x9cjkPbWf6vuRva9ltaTuU8aXP&#10;KtZd9TPUd+SLTFf/hxt//ySm2p78/9K+v5xrSZ+svOlGv6nRecroNbXPL2Xza/rMiQMrPIKOAz/U&#10;H7Z2VokhG7Tvhs9nzwP3E7UuYymhl6+OXbd9N7o+96Kas6mmcvEoRDstcMSRRBZ/dm6o7eaDLv2f&#10;x4pNWxARHT27uLi4huamlFu3fqgTl5w+9/iZsNxFazbgnQ8no8/gl9GmVx807NgF9dp3Rj3qOzfu&#10;1IvKHIqx1J/edfgkLlyNfVtzUUpSWlqbkNDws5O/mobAJq1gRv1aFpQ8D5ODW2raHPfnue+vjIUq&#10;L/vHW3rPAlJpAdqfjjGmz2q5+eFZEr4bduzDsZDwnlpR5ci7fs/vVGj4oMNnzyQuXL0aIz/4AG26&#10;94ZbQENd9FVlYrVHFTMLmFS1RusOPfDdvKVYs2ZbY81FKVdj42O+mb0AzTpwDhcvGHEgioUwC3YW&#10;u0rw0msLV/R+4Q1s23UEaWmF36Wk6Ibs/u1Yv2OH27L1m9COlHNVDheTGDOhB0JNNuWbm29mRw/q&#10;LLvDo0EzFUGLTcmM1g5X5OTctYpKyJg6b/k6NfG1OokeA3UjaMNHWUTZ0M1MIpCX6uBfSnh8s6t/&#10;Qwwa9iZWr9t6OyU1cz7/qqK5LGXO4mW9P/r8GzRs0wmGFg6a8OVkQSwgqY5s9GAoAcUXj19z9I8j&#10;lRy1VJFAEpycZZXq4+DXBP2GDseKzbsRGZ9+NDop85mCm98HasVVitybN12yioq6RCYk9A67dm39&#10;7sNHMe7jKWjWvjss+B+yJa8fSSKY2oJD8jz3kueLmtAfEP4VxsIjAB37DsC8ZWtSE9KyjuYX3eiv&#10;uVZkZxfW2bB978HX3v4AbkHNYGzNw5DpXPhXG9UG5J9EJIf3echwox79MOrTrzB3/Tas3HUAy7fv&#10;xdKtu7F0224s274Hy3fsVZ/xa53t0msr6LuVtN+jbBU9sA+zlfQH7LfZXqwgPw8zPodH2QqyivWt&#10;aPrqrTP+Xl+dntz0+9WZvrqUNa67vnMqa/rapNToe31+K2P66l1i+vYva3+G+v8WW176bDzc1HP0&#10;EPuf138b1ZFNT71LTN81KbG/ev31+fyjbAXVW9VfT51LTF+dy5o+v3+U/db6872j729Giekrs7Km&#10;z2+Jcf1/672vz2+J6atPZU2f3xLj8vXV60ntcf4r1uXXmD6/JfZb66/PZ4npq0tlTZ/fEuPv9dWp&#10;xPTdSxVt5fb9OttG/irYCratdI/ptT1YsYX6DZv3YNUWukepb7pm50Es2rALoydPQ/Mez8GM+owc&#10;CVTz/ajvx4KLk1uqeYzWrnAKaICXR71NPrYcTC0srKN1IRUF338fFJeW9fWCFeviez4/GHZedVRi&#10;Ho70ceJI7k/yXEKOhKr12am/auUehKbtemDMhKnYtS8YYZdi1kdeS+6dkl3srbmtNIW3fqiblnu9&#10;d2RC8tEVW3bhuVdGwt63Pow48spl87mwSFRCkcVkGSPdoDNOiMlzEakPzUafcYKhOq27YCLphKOh&#10;F+bc/OmXSG0J4ZHXmi9YsebqgNdGwCmoIbWnJ8wcvUnXkLimc+egjsreSsb+eI5lNWpzj3rNMHvJ&#10;KsQmZpzLLr5b7twTsrKjl23cBq9GrVQfnyOpZfOtqBULqP/PQ3Wbd+2NhavXYdWmXe7a4X9POIwb&#10;n5IWtXLTDjRu100N41QZl2yocUgE8vhfTtJTxdIZJvZuqNu6E6Z++x3ScosSWFBpbhSxscmBx0JC&#10;4998bzxcAhrDiBqTs6MqccnpgVm10wVUv7Y4001s60o3tieM6YbyqdcC02YtQvCpiKOau1LOX47q&#10;s/3AYQx4dThsfOrojqObSSXMUb8IkKkLSMYCU/1CQHXmSF3pjUjnQfvxLzMqlG7Jk3XdUY3q5ODb&#10;GE079cGg197B2/QATfpiJr6evZiT+GDmwpX4es5ifDJtNt79aCqGvjUG3QYMRlCrDrDxravGplep&#10;bU8+nZXxr0b8YPAEYANrEnpUNt+cangq3biWnnXQqd+L1Ibzc05fuHwpJadoqHaapSSn5809GHwO&#10;w0aOg2tgC7U+jwGnHeb0w3yudC4GPCzAlQW6K3wat1RLoJwKi/g5MS3nqVgQVhAEQRAE4e9KcnbB&#10;K2cvXsOHn01HQJO2MKW+spnqU5KYpL6ggTX1o6mvzlFWnndo598UA14bjZ1HT+Nacs48zU0pWdTf&#10;DI+IuvT1zAU5PQcMg5N/I5UPhNe2NCZ/PJKOp5QZcTIZR+p3qv409d9Vkk0WXh6w8a6Peq27ovtz&#10;QzDkzfcwesIUfDp9Dr5duAyzlq7CzMUrVPKcqTPmYPSkydRvH4EWXXvBuU4jmDnohvDq5l5SvTng&#10;xGVSf5k/0wWiyFg485BRtrKikvvSPOzVievrRkK6MZ579S1s3X8EoVeiHsgmGxwadvTbBUtRp2UH&#10;lc2Vp8HpVqegvrQV6QAeKegQoLSDiVsADMgvJxxyCmyIV94Zg6Onz8RfiY0tF3Bi3ZNz486hT2fO&#10;/WdDEt3mSmdwlJS2rG84uEXXh4fhVnfxp7bqTEJ/JxIzs6OKi4v/esuDVJb8fFRLycgdu/NgMAYM&#10;G44aJIh4fLRae5IuLmd85TC7MYfcScxxqmO/Jq2xYPVGXIlNuqq5KcfFa3ENj58OKxj70RQENm0J&#10;cxsnumFc6eKR+nekxufspvxLAAk/TpnMa2I6eNfDm6PH43hI6L/yC4t2aK5K+WzG3H4j3/8QHvWa&#10;wtDKkUShE/kg0cq/DLBY5fHgHL1Tv3C402sOk/ONyDcofc5CkgUZCWVl/GsCD0NQwlRnKi0wCWpO&#10;gcxr/PAQBPXLA4tszdRNx5FbNU6aynBkY8HsQj6c6SGk87SjB58EuLVXAD14L2H5+m04E3H1E+1U&#10;HiC9oGh86KVr19+lB9CrIbUX3ZTqwbb3p7bim5/qwoKYHwY6HzNHLzj418WIceNx7Ezo3fikjBc1&#10;V4IgCIIgCMLfgMSs3IHB58NvvDVhEhw5wuZCQogT4HD/VPVLuZ8YoMQR5xcxo/6ub6O2SuydCI38&#10;Z0ZOod4l+HJv3msZdjXm6ILVG9BryGtwCGxE/XEekUgCj/rl3P81dCWfJIzU8FxNMPFwXkOOmlLf&#10;WCWWZKPveAm9EuPjdUY+WAyWFVxljQNBai4ni0fNeH/u05eY+pyn5HmQ4HNFFQsHuFI7DB/3Ib6Y&#10;Ob/cyD4mt+j64tPnL94b/u4HsPUKgom1GwlKqpMt1dmGg2b+JKJ9YcTzQale5qQT/Emwj544GYeD&#10;zxSGXbvWUHNVjmuJ6VcWrdmEOs07oLYL+aE6sfF8WaVF6FqYkTZQczxrO6LPC69i657DuBYb2waA&#10;kebm6aDwzh2P+LSsn1dt2oE23Z9VIV/dwqPcWCSaOGMRz92jG8SEjNfScQlsgm79B2Px2i0Ij4qP&#10;jIuLM9XcPUBSWlaba7HJ/zx47Mw/V27Y/vNn0+fcf2P0BHR/figatO0KB996sHDxQvtuPbFjxx4k&#10;xiUe0g5V3Lt/3zo08tqn38xdhAAStNV4HRxrF5jy2HCeW+jKQ3T5BiURyUKvxJSwZPHHNzR9XyIg&#10;K0Y12ei8dDc6Pzya2CwRoGT8sKr1e+gGVIuvOnrAzr8e6rXthAGvj8AXc+dj34lT/07Kzbudd+fO&#10;B1rVyxESEmKcnZ0/M/T8RUybORcdez0Le986MOdMtzx+XM2F5AeKyuTy6UHgpEO8IKqFWx1qr2GY&#10;t2Iddh8+PlxzKQiCIAiCIPyN2Xvy5JvzV69DlwGDYeFVR82LVNOgSvupWpSRXvPqB7xWuY1nXZUQ&#10;5quZC3AqNAJpmbmzuB+quSxHcfHN1+PjU9P3HQz+1zezF90f/PpoNG7dAw5eJDZJhBlYUh+V+8Ec&#10;XeT+MplKXulIopP706rPqhn3s0v62qrvzX1aqh8HbJTxfFA28qlEIwtL8skikvdnDULGc1CNeHoX&#10;iUnWHT5NWuGrOQtxLSn1TMHdu020qisSU1MObd25G+06d4Ojlx+c/OujTovO6Nh3MF55ZyI++3Yh&#10;lq3d9n+HSIdERyf+M4vEur7pdgzrmfDY2MgFGzeh46CXYFOvqU5jkK4wdCQxSXUxtudpbe7U3qQJ&#10;SCfxENcW3ftj6brtiE3K+bmw8J8emrunE1LSBmEXrzXcfTAYr4x4Dy6+DcELF1dzDiBlz9EyjvqR&#10;0ueJzOoGootvTTdELWcSRX4IatMFoyZ+gq37Dv47Ji3rXs6NmxlF3//jodG5svAFTExMrHnjxo2a&#10;OfcfTNrDD0F0XMqQ3fuPoNfzL8HKxRvV6YbksLMaasoXlkPbziTCOJJIDxtniDJSv7hwKl/+lcOT&#10;bgQSxHRjcH15a8o3Od0MHJE1o2NrefjD1qcOnAMaIKh5G3R/biDenTgJi1asxsmzYYhLTJ+7b9++&#10;mlzXh92MJSTnFn0SEnH152/mL0eXfkNg7V4XhrXpJrTidWqobKcA+qNAbUkPP69zyQ8pL65a1SVI&#10;jfG28amH3i++gpWbt+P0hUtjHyXaBUEQBEEQhL8vly9fNjlz/sKYtVu24/khr8LJrx6qUl/YhPrA&#10;JtSf5b6sTuxxJJEEHwcm+DX1cw2snGBJfdwu/Qbg67kLcDoi4ufk3PxH9tG5n8v93X37wmpGJWbM&#10;OXX+Mhas2oS3J05B10HDqN/fFfZBTVHTsw5quAVpesFX9XFN7KhsKt+U9AKPvjPV5n+qwAxvHagv&#10;TIJR9dM1Uwl4yIzVqEYSb45uqOnigU59+2P9zl0Ij44eEgI8IIo52SfrhxId8aSRweu37j2TkJoW&#10;dfRU6H/GffwlmnToiWo8DJd1AQtnzpDLgp3OhaOuVV0DlNZgMWli7QrnwEYY/Oa72B98FucvpTRi&#10;HaW5Fkq4fBkmsQkZ3UPCL2PSlzNQj24aU2pMdbPycFL+RYEFJX/myJnA+ObVDRlVQ1rpgvCEVXP6&#10;vKZ7IKx96sOvaXu06zUQQ0aOwUdfzMSClRv/ufPQiZyLUUmpWQV3V2tFV5rCwsLq2UV3vXjicEJm&#10;bsvMglsfpOUWHkvNLvwpJSsPyZm5ylIy85CanZeQmFU48VJsUrPIlGxvPib35k8u7ENz98TkFt14&#10;KyopLXX3kWNFMxcs+fer77yPZt36wimoGaryryv8APONqX614baiLYf0LUngkog0pYe9Kj1k5vSZ&#10;iYUzHL3rot9Lr2DZuk2ISkxBZkHxO1pRgiAIgiAIglBKRkFBhyvxCaErNm7B88Neh7N/A7XEnFqa&#10;RI3SI+PRhpzQ0Zrfc/+djD7jDKm8TqOZkwfs/eqiaeceGDLiHXw1a8HP+4NPFsSlZhzKv3m3m1ZU&#10;pcjLu2ednV3kFRub4p2akf1iemb25PSs3DUZWTnZaZk5SE7P+ik9I/tuWlpWcFRiYt9TYWHeYZGx&#10;3rEpKd6cCEdfttknhUTy6sj4hIwdR4Nz56/e8M+JX07DiyNGoW2vvvBv1gIOvgGo4Uw6xVq35F4V&#10;K0cVNTXgOaMc6aX+uppvyZFZG900QCPOj1LbFWaka5p0eAaTp83ByfORuJyY2uMyYKIVLTDZ2Tec&#10;kjOywy5ciQrbe/xk2Nqdu8JXbNyWsnj9VsxeuQHTFq/BRzMX4dUPpiKoY2+YudVVQlINFVXhalLw&#10;vGXRVNZKQuBKTPnowtt0YdQcTR5Ka0dKnwUo39z0AJjbuqGarQu8ghrivQkfYdO2nfu1Kpaj8MaN&#10;jtk5BWEJKRlhCekZYdkF18Nyim5Oz7xzx0Lb5bEUFFzvUFh4fVd2dk5YQkJK2JWo6LAzERfDDp48&#10;Gbb9wKG0VVt3/+freYsx/P1J6PnCK2jQoScc6zRDTbdAlRGLQ92GPDmaz51uwipqnUw+RzpXK917&#10;XQiffy3iaCndsLaudLwvvBo2xzMDBmPa7Pk4SzdlcnrevNzc4gZ37uCJ6y8IgiAIgiAITEJWlmNc&#10;cvq8kPCLmLloGQa8Mhx1W3WAhbs/TEk08TxJjhRy1NKAh6Kq/CPUZy2Z7kV9eh4tZ0x9dp4TyP1z&#10;MwdP1HDzh2NgIzRo1w29h7yOtyZ8gq/nLsSqLVuxcc/e9L1Hj4eFhEWEXaR+dFxySlhGTm5YTuH1&#10;sIqrGDyOwjt3PLPzbsxPSKd+eXp2WHbu9bDcGzc6aV+XY+Oug/tGT5oKz/rNUY30gymv1UlagiO1&#10;PJ+T5zZW4Tmhdl5qPqchnaua98kCUQ29Zc1C+9C+KgdLSXvwdLgSs/ZEbe8GaNz1Obz2/mR8PH0B&#10;vl6wCt8uXYNFG7Zgw959/96879DlvSdOhpGIUHqk8ObtWXfv3rXUqvn35Nq1ZOfLMQlYuGIdXnh5&#10;OOo0awt7ukmqk4gzrU1K3cJRZVLiZS7UopwqCskXRCcKlWrnBuYQsDUpefpMiUr13l13QfjClDO+&#10;WPy5Znzx2DdfNLqhlSDlqB3dtMo4uxMPXSXzbdQGn3454x8Jqbnlopc3btyveS02YdyaTdvRsnNP&#10;GFk6wNjOhermTCLVmW4Sd90Cp07eMGNz5jTB/BB5wMTOjR4QTlfMi726kSB0pbLoIaMHhte85Im/&#10;xny8qoPWFuq86fzJVEIfZTzsl9dBCoCJcxBMXOrQNlAXIudfgujGru0RiCadnsHI8Z9g9dbdOHj8&#10;zN7Qi5FD4tNyfbVTEQRBEARBEIT/GtzvDDkf8ezBE6c3rNu2C6MnTEaLLr1JaAbByIKXuqN+sS31&#10;k3nUHH1m5kaflyTkoT4yL1fHa0JWsaO+swP1nR15+TrqszvSd9R/5rmFhjxMlb4ztqd+tJ0T9aed&#10;VN+cs7zy8hxmnPiH+tYsaE1JG/AUNF5Oz5jec3CJRR8PhTWmfrmRhRNadOqF5et3IC4la+uNez/7&#10;a6eiyMovnvTRlzMLAlp2QlVnf93oSdYlJUEr1hrltAh/RgKZ6sLRyNJht1QfZfydOs+SKC75YR/8&#10;miO9dPwv+Vno/J1JoDrRZ3z+9BnrBjNnOkd7N5jTawt3XzioPCsd8OLwtzB3xSpcjI7ltT7LrZLx&#10;p4eHb+YVFs85fCJk9/Q5i9D9uRdh4eoHcxJXPJ6ZM4bq1mmkxuIoGqcftvejGyJATbA1cQ3Qzemj&#10;i8MXyZgvNIk9Q1L+HPI1IsVuaOVBNyBH6OhYElfG9gF0U3DKYRJfdKOodWVYKJYalUU+SyOWbCxO&#10;eSKuim7SheELp0LOVBaJvdou/njxlbdx+NgZpKVn7dVOT5FTdPO5k2EX/slLitR2J2HHNweLPy6H&#10;BS755nmevBYmC0JOr2xMApDXg+Rz4xTCajF6+lwtckv76Ra7DdAZZ8+iuhnwHFESy3zuxlSvGs5+&#10;cPBpCP9G7dC6az8MeGUUJn72LZZv2Inj5y7iamLqwcS8vNYAZL6jIAiCIAiC8KcmLbugSXRSxsFT&#10;YRexdO1mjP/0K7zw2ii06/kc/Ju0g71PA1R3oT4z9dV5nXUDCxfauqtRhxwB5KifqZM/zF0CYMY6&#10;gvvY1AfnPjdHBTnqqSKibEqk6kz10alvXoWHmNJr1gu83mZN0izPD3sDJ8+eR3bh9UFaNRVZecV7&#10;joSEYuCbo1HLs64So7oyuM+v0xdqy0ErFbjSva+YnZYTbXI9eY4nL/nHoyZ5BQoWmAY2LqSPnGlf&#10;FpckpK34PW1VZlf6Xp03nx/rCtIRJZqGt2ysreg9R0l5uT/O0WLKYrS2Lay8AtChz3P4atY8HDh6&#10;cl1qVs7S3zLE93cnMzPTPDTyysxVW3ag+4DB8KjXHCZ0UQytSBDSyVaxpJMj0acyL9lwKNsPZtSI&#10;ZtSgNUiIufg3RNN2XTFizHjMXrwMOw8cvb5y89Ype4NPTTl1/sKU0ItRU85fjZlyMSpB2QWykPOR&#10;U/YePTVlx/5jSzmRz9ffLcRAugGDWnVCdWdeK5HnUlIDWvHFoBuQbx4qXw0JLWn8UkFJ9WNRaUdC&#10;lcWopQtq0QXo/dxQbNq6F7EJKeUEZeEPP9ht2LXvy2GjxsDGp64SfbymDQtFtYYOG2e8Ip88h9On&#10;WXt0GzgMz748HC+8Pgov03Ejxk7AmElTMPnrGZixYAmWrNmAzTv30rkfjN+0c++8rbv3TzlM5x96&#10;MXJKXFLalJy8gndu3fqhrlYFQRAEQRAEQfjbU3jjRuesvIIpCSkpU85Tv/joqZApW/cfnnIw+HT4&#10;/uBToH4zlqzegOlzF+KTr6ZjzEdTwOvTDx05Gs+/Ohz9qf/d48VXENCqI2p7Bqr+uQo4aaJPNzVO&#10;FzG08q6DwW++jR37D60oKiry0qqgiEtJ37N51370fvFVEp4Busgm+6D+vyH7YH1RojOUqCQ9oIJd&#10;JCIddYmAeNSiGsno7EV1CUBAi3Z4btib+Hz6HOzYe5TsyNL9h09MORt6ccqFyKgpV2MSpsQkpEy5&#10;SNsQOvfDIWenbN9/dMrKjTun7Np/4vq8pWsxcswktO3RH64BTVDNgfyT+OQhwxzwYtHNgTWlg3hk&#10;J2+tnFU97HwboFO/QVixcRuuxCTNZD2nneofBwCTxKy8CbuOBONZXkvGvwFVkAUcKWduVCXWWFjx&#10;LwIkKuk1/4Jg69sI3Qe9gmnzlv7jVGjk1ieZt8fqufDej33yb/04Iu/6D49c+5DqZRyVmtkz+FwE&#10;3pn4KQKbtYNhLXsYcRibbiD+VcCQ68URUhaTJQJQRTE1UWnjitpu/njxtdE4GHwGiSnlI5TpBQUD&#10;j50Loxv0DdSk/ZRoVTcnXSQSksbki5f3qEmitHX3vpixaBkuxSWs0g4XBEEQBEEQBOEP4lpy2so5&#10;S1ejU+/nYekWAGPSA8YcCCJNoKKYJLAM7N1R3dUbfV56GUdPnUVGXmG5CGV6Vt6eY6dD8dKb78LC&#10;o47SFBxxZD880lBNS2NByVslMElbOHiA18I3tOPkRE7wIwE5atLHOBwahqTCwg9/7zmPRXfudNl7&#10;/PjMbxctvtdnyDDYB9QhAUtl2zlT3VxIk7H+Ic3ioAumqbX6bVzg5FcHfQYNxs79B5GakTWBdZ7m&#10;8r8DFWAUn5Q+bM/Rk+j27AsqZbApKWFeasJEDdkk5e/gp4a3mlJDV6MKe9dvjhFjJmDvwaPF+bdv&#10;t9VclRIVFVX92rW4d4+fOY8p38xB1/4vwb1+C1Rz9ldha3OnAPLvB0MbXdSPJ75WpYvu4B2ITr2e&#10;xdez5uHM+YjLFS9KZGxSm5NhlzD6wymw962nU+wkGtWCpzzElSOT/CsC1VX9UsFjlu14mK07/Jp3&#10;wFezlyAt5/o+zZ2Cf624HB23auHqdWjcqTsMSeXz5GFW/iya+cbk9TJZwNp5BWLYiNHYc+gY0rJz&#10;RVAKgiAIgiAIwh9MRm7BykPBp/HGqLFw9m0AU2ueV0likPQLJ69UCSx5qT8rezRu1wlzFi9DTFw8&#10;ab4bHTUXiuyiOws/m73gex4RyUum8LBXM+eAMhFKjgiyJtBpA15Lv4q1C2z862LEpMk4cOYcQqKi&#10;ymmhWz/8UOfCldjYb+cuRcdnnoeDTz3UouOqkx4x5Yywlk4qB4spvTd39EJNV1+412mGzv0GYeq3&#10;cxB89jwiSUexntJcllL0/U/99xw7eWP42AnwadgK1ek8zXnuJ4/IJC1k4uRJ+o2DaQ50/o4kqF3R&#10;qX9/7DxyGDHJyeP1LZXymzlw+XK1U+FXMHriVJhTI/IwT5XkhsWZnSs1pBMpX1bgzuqkAxu3xaw5&#10;S3++di1mp+ailITreX6X4pPw8Tdz0arbQGqgAJUZSU2wVWqeLyyfrLvuovCF0hQ/h5d5zqIJ70cN&#10;bOHigRFj38eeo8czrv/wj3K/JkREJ7fbvv8omnfpheoudBxdaN1FZxHJUUmdUufPDJ10k2sd/Bpi&#10;zMdTsfPA4QeyvF6KTRywcc9BdBswBLbevLYjXQAlTqkdlKjkbKvuMKPPGrbqjAXL1iA2KfVXL0si&#10;CIIgCIIgCMJvIyUzb/mCFev+X/023Uh3+IETAfFcSwMlKnneIfXlScNYeQWSWBuITTv2goTeAO3w&#10;Ug4En9z30VffwCWwHoytHGFGWogT/vBqC2p0JusMjnqyRiKdUsPZC806dMW2XfsRcTm6neamlB17&#10;D14Y9d542Ln5o6qdF6qSJjLmuZ3sq8Qf140jjGycQdbJj8Qs6xoyEsfVqP4tuvXDpK9m4Ep8CvJu&#10;3uzKa4dqRShiklJ3zlqy6ufAFh1Rg0SpCSdD5aSlrLV4niUn+uEhubQ1pnJGvD8JwefCERwcXOnl&#10;DfUCwDC74MZboZei0O3ZwSrqyCKKo4ec+pbHBldRWZbcqDGd4RLUEG+88/79mIS0DM2FgqObqXl5&#10;rcKuXsWIceNJYZNKphNRk1PVhFjyo0QZCz06wRJTF1onJnkSLX/Pk1LNqB5mdm7wbNAcsxYu+39x&#10;SalntKIUWfnFbaIT0/DNvCXwatRKJ/w4ExNfGHWRqBy64CwsOfGPKZUV2Lw93p/8OU6FRRzQ3JRy&#10;PPTC8xt2H0TfYSNgxtmheOy0PQlR8sXzJ9XEXKqXsY0b+emAyV/NxJ5DJ9ZohwuCIAiCIAiC8D/i&#10;UHDI6s+mL0BQi24w5gQ2vD47CTOeX8gijTPMGpDAqu7kjd4vvIw1W3bi6Kkzz2uHl3LifMT+SV9M&#10;Q6M2nVDN3oP0iAeqOpEQ5Gl+HADTIpWGpFU4AMY65MvvFuJqfDLS8/PLRShTMvIOzV268v/8mraB&#10;uZOmeUhUVnEKom0g+WLtw0afU5151QsjMrVOJWkQEzIzem1KOseM6m7h7InXR4/B+SvXkFFQ0L5i&#10;lDE6Nbdg5ITJcGvQks7VFWYkLo04kkqaTDffUydeqzq4o1OfZ3E6PBLJmXkNSccZaC5+HSEhIeZH&#10;z4Zi8PB34OjXAFVqu6hsSiwoVfIZughqXRVrV9Rw8sRHX0zH+chrhdrhiri44hrp2YWfb9t3BC06&#10;90YtF1LWnLGV1Lypik766yKHKvUuTyTl7KacvtcRpiTczEiZG1m7wIRT7Vq5UYO5wathCwwfM+E/&#10;VFbS9Ts/vqEVpaA6Gy/bsKXnB1O+hHNQEyUYq/AcT77IKiStCUob8kff2XoFoe+Lw/DN3IWHNBel&#10;5F6/1SshLeuHJeu3oUXX/lQPuknYyAcn+eEsrkZUd0Oqc1W6aeq17KTE5PlLUWs1F4IgCIIgCIIg&#10;/I+5GJm05otvF6FJ256o6UR9eJ66xqMWrUhI0ZYFHQeJOOrYvGtfzFu5AdcS05GaU/Ss5kJx69YP&#10;dRav3hg+YNhw2HgEkT4gncHG+kKJQs1Ix5iQYPNq3AYTPvsWuw8cf/3evXvWHLDTXFW5/uOPjS7E&#10;JFwc9eHkf3s2aaWWE+R15jloZWDDyUb9YGrjS8bBNJ2ANaV9zEl/sB7TaTJeAYM0lI0riVtXNGjb&#10;Dlv37kdmQeGxPCpPK0pxISax8ONvZsPCPUCdpwkZi1QOurGoNOelW2o7wt6nLga98iYOngjB9vDw&#10;qtrhlYdO1jS7+MZ/FqxeD29S19W5kUkIqorTiRmSoNIJQXdYewahc98B2HbgSLF2eCnbD5503rj1&#10;IPq9OALVHAJgYOUFc8cg8kMXgKN7ZPb+TTD07Q+w5eBxJOYWJ3BEs6xlXr/eKKvwBpIz8uLS82+7&#10;7dixw0hzX0pybmGLq7HJ/+YlS+o2a6eS6/BQWlMSwBxF5IVCDehCc4IgQxKmNR280Hvgy1izaQdi&#10;E1MOa25KCb8U1Xfv4eP/b8jwd1HTWSeCOaGPipSSPwMyjq7yxajp4o02Pfpgw/Y9yL9+a53mQhAE&#10;QRAEQRCEPwlF129/tnHbzpsd+vRHDVeOzJGA4yGfzqQVeGQk50MhfWNKYrOGozcGvToKuw6dRNjV&#10;+P6ai1JiU7IOr9y4E704+6sL6w5/XXZVbZSlbn1K8sujGEkveDZqjcnT5yAiKv4/CZm5LTU3pbC+&#10;YUvOyL2Skp2P1Kz8xhU1UXrx9fi9x8/gtfc+hHO9FqSrXFHFks7Byp3KZ3HsRHrLA70HDcWm7Xux&#10;+0jIA+tQ7j58vIjz1ljy2p8kRnmYrZE1ayUf0jscKPRQq154BDbEwhXr8N327b9eUN6/f98sm0Tc&#10;jAXLYesRqASlIVWY108xpsbmBTxZsBlQxa196+H5V9/CoVMhDwjKpdu3O3+3cjWadO9Lx3AolUWp&#10;v1LcRiQua7kGoE6bznjtgwlYv+/Avy4nJ4dohz6S3KKi+vHJmcVrt+7EoNffgktgY5hz4h0bXuBU&#10;FwpmAakiiiQEDalxjCyc4eBbH0PefJsa+GhEUmZmgOaulPNRCX32HDuJISPehYtfIxhxVJb8mNBN&#10;wQ1sxFv+xYHOpZqbDwJatMXEzz/HuStXzuXevNlCcyMIgiAIgiAIwp+MzDt3LE6FX9w58cuvEdi2&#10;A6q7s4gkUcbGcwp5dKMa4UhiraYTnAKaYuDr72DX0eO4FBvbV3NTSnZ24a7g06H/eoH0iF1AfdIL&#10;TuDssZyYx5AjfmoNftYPpKNsnEmvuME5sAEGvjICqzZuRwLpmSLSNZq7RxKXlhW1Ye+h+29+8DHq&#10;tOuOGu5BuhGYKsJIWysPVCWN1qZbfyxesRErNu5+QFAePhVaNGT4GNJOTUnH8VRGXlufdBmPvrTz&#10;hQlpNXOqq4OnH+nAxUjPyUcK6ULt8MqzNiTEfNv+Y2jVtR+qO3MIlBrCwQ+GLNR4jDDPTeTGIWXv&#10;2ag5lm3YcuvOnTuNtMMV15KTnSOjYjF52kw4+DWgRnaHKY/5ZVGpzZvkMcG8+KfKuGTPGYfclDA0&#10;5fmSpPKrOvmqdR2r8gKnHOol4cjZZQ15Xw77qgmqrMo96DgvFU00tie/3CC0davXHC8OH41dh4IR&#10;lZh6QqtaKWn5xW1iUrKSV27e8XO73s9TWRwG9lK/JrBwVmtU0rlyRicDSxKY9F1A03YYPXEKdhw6&#10;djg+o8BdcyUIgiAIgiAIwp+cgtu33fefOH147KefIbBVe7WePc975EgfaxJevYFHZrJOYY1RwzUA&#10;7foOwtKNO3AlPjUtKS2/jeaqlKTMzOO7Dh/FC8NHwbtJS9IwuqSdnHDUkF4bupBe4YgoC1drZ9Ir&#10;vBIFJzx1Jn1D2sfOFSZkpnb82o3EnRtpH1cSem4wsHZV0+xYI1WxJrMhXcIBP14RQwXsqP60j61n&#10;ED758ltciIxCdHR0OUGZd+ve7jVbdv8cRDrGjPwYkR+Vz4a0mcoLw3qqtgtqkhhu3qkHNuzcg+2/&#10;JULJ8EKX15LSsXD1FgS16KwilAYk2FTkjzO9cjiXs7JyY9g5o2mXXpj23eKfswtubtZcKDjamZ6V&#10;Oyz0wiW8PW4inPzqqbUazelCsTLmsbt8EiqjK4tMVvJUjsqgyqFjvpD8ealp36t9OEEOjzEmkUqN&#10;Wo3Ep0f9lhj4xttYumE7LsWlRF9NSm+mVaWUzLzrjRIzsi7u2Hv438+/PArOQS10UUwqz4h8cNYn&#10;PjcDuvj8i4WBI6fs9US91h0wfe4inLt45XThrR/qaO4EQRAEQRAEQfiLwaMewy5eDJkxfyEatumA&#10;GiT4TGxI1DmQSOMAFekTzptiQFqDh4cakF5wDmqK514ejo279v2YmJZ9If/69caau1Ji09ObRSak&#10;RK/cvguD3x4Dt8atYO7GATR3tWyHIQtLaxedkbgz4ECdTRljHURaqXROJo8SJfFoTAJQjcZks+MI&#10;ozuqk1B18q8HXibk2JkwJGfmDGb9pVVFUXj7h+XfzF/+j7bPPAtTOj+OwBrS8WpqIJ0jax9zFxKX&#10;lo4ksDtizvK1iEpKQ05Ozm8TlCUsX36g2pqte9Fr4GuoUsORlKuritoZkBLmOZScHpfVPIuxajyE&#10;tXVXfD1v6U9h12LmaS7KERIXV+Pi1Zjx+4+G4MuZC/ASib/mXZ5RDVHb1QfVOAMsNa6hhbOaYMrZ&#10;UzkqWNXJGzaedeHfqB1ade2LAcNG4INPvsTy9Vtw/NyF7+MysldqRejl0JkLgRt2HQx+b/KXaNC+&#10;O6y869HF46VJSNlzViVbalAWt9Sopk5+JFDpNSl9x4D6eH3sB1i3Y2dUWm5hb82dIAiCIAiCIAh/&#10;E7KvX2+3afeeiJHjJsCtTiO1KoUxJyDlgBOPqrTxIUHJuseXhBgH2dxQy520T8tOeO/Dz3CAtM25&#10;89FdNHcPkHf9nt+FqNgBJ0+HpSxfuwkTp3yFQS+PQIuOveEZ1Ay2nnVQg0SsGYlWXjOT1+A3Ji2i&#10;27qTTvKHW91maNb5GQx8ZTimfDMDe44G43xU1HieehcXF2eqFVVKxLW4ld8uWPaPOm26oLpHoIpk&#10;8lxRXVZZzUhnKWFr5YROzw/GwvWbkZSbWx+/NcNrRaKiCqsnpmT+tHz9VrTs1Ac1OazKE0C5cXkC&#10;Jyt2Cx6CSp87sSDjLK6e8G3RFqM+/BRrduy+F3wubFZ2cfHHmsuHQpU3vn79R8fbt2/XLrx194Xi&#10;W/daX793z1f7+pFkFBS4J6VlzzoVfnHr7kNH8ek3s9Cp7wA4BzaCsR2JX1b7PIS1RPGrqCgZCUmu&#10;O//qwOFp/6Zt8e6Hn2Drvv0xSZm54wpu3e2pFSEIgiAIgiAIwt+Y2PT0vlt3H4h5b+LH8G/UDJau&#10;PqhK2oan33FAzdDWSwWheCUJQ56H6Bio9JCpgx/s/JugXd8XMfHLmdh59BSOh1/empCZOyuzsNBD&#10;c/9Irl+/7lt0+3b9wjt3PItu/tD1+o8/OpI+Ks0O+zAyi29/HHYtbtbmA0fvvvnBJHhzVNSB9BoP&#10;sSUdxOtNGjqTbiNjQWzq5K2WHalB2qd1tz5YRiI3JiElLz8/v5rm8r+DStZTdGt+SMRlTPr8a9Rr&#10;2QG8bAgnrDElYWaiwq88XpjXd/FUY4aNHTzpO05p6wJjW1fY+dRB3Rbt0P3ZF1VodsmqdTgTHpmk&#10;FfEAnNk1Ma0g+FpS1j9Dr8XhwMmzWLtzN75dtATvTvoE/Ya+jJZdn4FnvUak3L1VVJPHFxupIbEk&#10;EvlC87BZHqZL9TImsWvu4qPmfnJ9zBy94NWwFQaPHI0FazamHgwJHXf93s9+WvGCIAiCIAiCIDzF&#10;HDx99tVlm7akvvLOewho3hpmdi4qeGbm4gcz10DSOxyk4ql5vBoE53dh/aEbwWlCmsiUhKiFuz88&#10;67dA087PqOywIz74GF/NWYwVm3di//EzuHAtFlcTU5Lj0jKm5RcXt+Hph1rx5QiPuJS4bM16jBzz&#10;Pno+Nxj1W3eGg18jtVY/r2bBeV+M7Vn36BIMKU1GAtjc2V+NwOTRn2YkMoNatMEHk6cgJPwCcouL&#10;J5FoNdGK+GNJv327dlpuccKB4+cwfMyHVLEOqOFMFeV1VOiElLgkUWfMy3U48vhc3eRRtZioDQk7&#10;avhmHbtj2qx5DwjKhIS0umGXrmL85K/gxalxLZ3VPEnOMmtAF8WIRKqxA21JWfOEVx4LzA3GF8+Q&#10;LqQx/1Lg4K8TlZYseL1JcPrBr1ErDHj5DSxavRaX4+Jz82/c/YjPQytWEARBEARBEAThoeTeufN+&#10;eGxc7rxV69Bv6BvwbtgKFh5BMHciHeRAQpIEpkpmSlsDG9YnvIQhiTxObEr6iDPA8jKEKo8MmVqu&#10;hHUS6R3Pek3x3sTJJPQuIiohoa5WZCkzFi5ObNujD6o7UTnWuqSpaq39kjw0HEjjPDU8GpMTojr5&#10;wso1CAGN2mHEex9i7+HjiEtJ31pYWFhdc/nnIyY72/JKfPrpZZt3oWnXPqjlFqATlyQEOZsrL9ap&#10;QsR0wuYkLpt36oVpsxfqF5QRVzHh069JULZUGVa5oVV2WF4XUl0Uujg8hJUb09EbNaks97rN0LZn&#10;f7w6agz5XYAtO/bfDD4VejQpPXP5jbs/PZCgRxAEQRAEQRAE4bdw6+6PPVJy8tedCos4umXXgZvf&#10;zluK10ePR/tez8O1blPUcGOR6Qkje08Ys9hTq2aQCNRyuJhw0M3KBe71muFdFpRhEQ8XlN37kqBk&#10;wciJebRMreSDk52yLqpKZdXv0A2LNmxFdFrW6WzSZ9rhfx0iExIcT4dHoGv/gbDxroMqJAY5G5Ea&#10;eloiKKkBqlPDtejUG1/PWvSAoIwiQRl68QrGTyFB2aA1jEhpmzkGkOrXVDibajRP2Hk3wEffzEF4&#10;VELUzZ9/DtRcCIIgCIIgCIIg/M+5GJMQOmXGXDgGNCDh54oqPCyVV6/ggBsJTE72Y2DhokZmjv1w&#10;Cs6cf0iEct6SxNY9+qG6i048qoCdPWeBJUHJ0w+tXWDlFYhOfZ7D8dBwsC7TDv1rUSoonx30aEHp&#10;7IuWnfo+kaDkJUZMlaDkYazkhyOVSlB6wc6nIT4mQRl2JS5MO1wQBEEQBEEQBOFPwSUSlJ/NnAfH&#10;oEYkKN2gW5PyVwjKuYsTW3XvB3Mn3YobvG4+6yLO3srJgqpYOylB2aF3f5w4F/E3EJSPi1D+LoLS&#10;E3ZeDURQCoIgCIIgCILwp+S/JijtONJJmqiCoOQIpQhKEZSCIAiCIAiCIPwNEEFZScoKSiuvIFSx&#10;KiMorXkpEZ2gNHf0ebyg5KQ8mqA0cQqgBi8jKKnhuCHtvOurOZShIigFQRAEQRAEQfiToQTlrDm/&#10;CEoHEn8lQlAJSl7X/8kEZduu/VCddZAlCUrO7soai9+rZKV/V0HJa1WWEZQqG9FjBKXK8kqCkrO8&#10;eusTlHRsqaD0EUEpCIIgCIIgCMKfk/KC0p10DAlB1jQOumUVTUjj/DpBSVs7XxGUIigFQRAEQRAE&#10;Qfi7IoKyknDFQy5cFEEpCIIgCIIgCMJTjwjKSiIRSkEQBEEQBEEQBB0iKCuJCEpBEARBEARBEAQd&#10;IigryQOC8ldkeRVBKQiCIAiCIAjC3wERlJWkVFA+O+hXr0MpglIQBEEQBEEQhL8DIigriV5Baef9&#10;gKCs5iQRSkEQBEEQBEEQ/t6IoKwkegWlrVepoJQ5lIIgCIIgCIIgPC2IoKwkIigFQRAEQRAEQRB0&#10;iKCsJHoFpcyhFARBEARBEAThKUQEZSURQSkIgiAIgiAIgqBDBGUlKRWUsg6lIAiCIAiCIAhPOSIo&#10;K4kISkEQBEEQBEEQBB0iKCsJVzzkwkURlIIgCIIgCIIgPPWIoKwkIigFQRAEQRAEQRB0iKCsJFxx&#10;GfIqCIIgCIIgCIIggrLSiKAUBEEQBEEQBEHQIYKykpQKSlk2RBAEQRAEQRCEpxwRlJVEBKUgCIIg&#10;CIIgCIIOEZSVRK+gtPUqFZQy5FUQBEEQBEEQhKcFEZSVRASlIAiCIAiCIAiCDhGUlUSvoJQhr4Ig&#10;CIIgCIIgPIWIoKwkIigFQRAEQRAEQRB0iKCsJKWCUpYNEQRBEARBEAThKUcEZSURQSkIgiAIgiAI&#10;gqBDBGUl4YqHXLgoglIQBEEQBEEQhKceEZSVRASlIAiCIAiCIAiCDhGUlYQrLkNeBUEQBEEQBEEQ&#10;RFBWGhGUgiAIgiAIgiAIOkRQVpKyglKWDREEQRAEQRAE4WlGBGUlEUEpCIIgCIIgCIKgQwRlJSkV&#10;lM8O+kVQ2nqVCkoZ8ioIgiAIgiAIwtOCCMpKIoJSEARBEARBEARBhwjKSiKCUhAEQRAEQRAEQYcI&#10;ykoiglIQBEEQBEEQBEGHCMpKUiooZdkQQRAEQRAEQRCeckRQVhIRlIIgCIIgCIIgCDpEUFYSrnjI&#10;hYsiKAVBEARBEARBeOoRQVlJRFAKgiAIgiAIgiDoEEFZSURQCoIgCIIgCIIg6BBBWUlEUAqCIAiC&#10;IAiCIOgQQVlJuOIlSXlKlw0pEZTUcIbUcCwoqzv7iqAUBEEQBEEQBOFvjQjKSiKCUhAEQRAEQRAE&#10;QYcIykpSVlCqIa9WZQSltReMNUEpQ14FQRAEQRAEQfi7I4KyknDFZQ6lIAiCIAiCIAiCCMpKI4JS&#10;EARBEARBEARBhwjKSiKCUhAEQRAEQRAEQYcIykrCFS83h1IEpSAIgiAIgiAITykiKCuJCEpBEARB&#10;EARBEAQdIigryQOCkrO82nmLoBQEQRAEQRAE4alDBGUlKRWUzw76ZR1KWy+doKSGE0EpCIIgCIIg&#10;CMLTggjKSiKCUhAEQRAEQRAEQYcIykoiglIQBEEQBEEQBEGHCMpKUioo+w/UKyiNqeFEUAqCIAiC&#10;IAiC8DQggrKS6BWUJVleqeEMNUFZ3dlXBKUgCIIgCIIgCH9rRFBWEhGUgiAIgiAIgiAIOkRQVpKy&#10;glLWoRQEQRAEQRAE4WlGBGUlEUEpCIIgCIIgCIKgQwRlJeGKh1y4KIJSEARBEARBEISnHhGUlUQE&#10;pSAIgiAIgiAIgg4RlJWEKy5DXgVBEARBEARBEERQVhoRlIIgCIIgCIIgCDpEUFaSUkH57CBZNkQQ&#10;BEEQBEEQhKcaEZSVRASlIAiCIAiCIAiCDhGUlUSvoLT1KhWUMuRVEARBEARBEISnBRGUlUQEpSAI&#10;giAIgiAIgg4RlJVEr6CUIa+CIAiCIAiCIDyFiKCsJCIoBUEQBEEQBEEQdIigrCSlglKWDREEQRAE&#10;QRAE4SlHBGUlEUEpCIIgCIIgCIKgQwRlJeGKh1y4KIJSEARBEARBEISnHhGUlUQEpSAIgiAIgiAI&#10;gg4RlJWEKy5DXgVBEARBEARBEERQVhoRlIIgCIIgCIIgCDpEUFaSUkEpy4YIgiAIgiAIgvCUI4Ky&#10;koigFARBEARBEARB0CGCspLoFZS2XqWCUoa8CoIgCIIgCILwtCCCspKIoBQEQRAEQRAEQdAhgrKS&#10;6BWUMuRVEARBEARBEISnEBGUlUQEpSAIgiAIgiAIgg4RlJWkVFDKsiGCIAiCIAiCIDzliKCsJCIo&#10;BUEQBEEQBEEQdIigrCRc8ZALF0VQCoIgCIIgCILw1COCspKIoBQEQRAEQRAEQdAhgrKScMVlyKsg&#10;CIIgCIIgCIIIykojglIQBEEQBEEQBEGHCMpKUlZQ/tplQ6JIUIaSoBw/5Wt4lQhKRxKUDpqgJH/K&#10;rD1h59UAH5OgDBNBKQiCIAiCIAjCnwwlKGeWCEo3EoCepGVIVJIQNHT0JZ3j+8SCsg0JymqOdKw1&#10;CUo79kOaiP3YiaAshz5BaUqC0risoFQRTxGUgiAIgiAIgiD8edEJynm/CEpHj18tKFt17wdzJz2C&#10;0lYEZTmeVFAaWHvBzlsEpSAIgiAIgiAIf070Ckoe9vqrBSWJR0u3hwrKDr37i6B88gglCUqfhiIo&#10;BUEQBEEQBEH4U/J7RyirOWsRyhJRSvrK6O8mKE+FXyJBOUgnKC0cYOLgRWKQlbOn2rKgNHf0Q/NO&#10;vTFttn5BGRZxBROmfAXvBi1hbOFK+/vqjrWlC8BmQ0YNaevfCKM/+RLHzksODEIAAEmMSURBVEX+&#10;I7WgeLPmQhAEQRAEQRAE4X9K9u0fVpyIuPL9uKlfw9avHozsPXU6hgWlnU4MKkFp6QL3es3w7sTJ&#10;CAmL0C8o5y1ObNO9L6o7+cKQ9JQxH+vgRz5Ja9n7wMjGBbXcfNG2Z1+cunDxrycoMzMzLWIzck5s&#10;3n8Ur4+bREKvPqryyZKINKJGMlIn66eLUNp6qyyvzTo+Q4Jy4QOCkrO8nr94DeMnf6WUOit2UxaU&#10;9hzdpItAPtmMyYcRXQyehMrGPmu6+MHWIwj+jVqj76CXMWXaLBwIPvl9VFLKcs29IAiCIAiCIAjC&#10;70JMeua6I6fP/PTV7Pno+9KrCGrWDnZedVHD0ZP0CYs90i0k+kyc/GBgR0KStFAV0jUGpI8MaWtC&#10;+oj1jlvdZhg98ZOHC8qFixPbaoKSA3Rq9QwevcmZXmlrYENlUZl2gQ3xytgPsXb3AUQlZp5gnaa5&#10;+PNwOT+/2qWY+M3bDxzDkBFjENisPao5eMLAygVGdrQlsacyDbFSpoYzIqFnwOKPRSErcVLlprbu&#10;aN6xO76ZPU+voOQI5QeffAHfBq1gUNsRpuTf2N6DynCCgbUzCVUuy51eu1Lj0ZYvDpu6OAH0mhqY&#10;y6IGNqLPDaxcYWLjCueA+uj+3EBMnjYde48dL7gYF/eRVqwgCIIgCIIgCIJeQi9fHrvv5KmcqbPm&#10;ouuAwbAn4WZs66a0CAtGQ9I7amoeizwl9EgPaaMqeYQlD1E1IjHIw1MNbEgzWbvRa9JFpJ8Ma9rD&#10;q25TjJ00BWfDL+kVlNPnzEts1eUZVHdwh5GlCwlK0lhcDgfcbOg1B99IVBqo6KeX0mBmVFZ1eh3Q&#10;qA2GvPE2tuzahyux8ZtZz2lu/zgiIlJqRcYkYebC5ajTtA0s3QJgYOlK4pAaz5rMhkQbNZYxnYCp&#10;E5+YqxKBJnZusPYMQJ2W7fHssNcw9dvZ2HngCM5duHTj5LnwD5PSc4ZrRTxAZibM82/9o03uzXvj&#10;0gpvfBidkvVhRGz8h8Fh4R/uPhK8cN/xk/hu2UqMHDcenfo8D68GzVHLlRqOLooxR0apAXnupgE1&#10;ogFdLAP+dcCJLiRdTJ7EyhfenOrqVr8FXhrxLuav3lh8JSF5e+6NGy9rVRAEQRAEQRAE4SmjuLi4&#10;Rmjk1TeXb9iS8vI7Y+DZoCmqObqT7nGGkT2JRBaLDrp1JFnEsfG6+WbOATAk3cFaxMI9AB71m6ND&#10;nwF4a/wnmLlkJXYePoE9wSHrD58O+yTsSvSH0UkZH2YUFn9YeOvuCzdv3qylFa+XrPz8N8Mjr3x4&#10;JjzixqZdB/D5jPnoP/QN1GvTBTaedWHm6A0Te3fSPa5kPMdSN7zW2InXuvQhbeQOU6p7dScPBDRu&#10;jq+/m4eLV64VxdG5akX8dwgOjqoefDYCA18ZCWf/RjAhBW5IYpGHmlax4LG7/jCy81URQh6WWtXF&#10;F56NW+Ltjydj2+Ej30fGx3+quXooN27cr5l78/YrcWkZk64lJM87fzXm66jEtNQriWnBUUnpaxMz&#10;C18v/vFHB233R5JVWOgZm5z23Y4DR7bPX7YKQ4e/Dfd6TanxOHJKdedfDVi9s3EUk8PDKlxM52Pt&#10;hhrOPmjYvismTP0Spy5E/js5I3eT5loQBEEQBEEQhL8plxNS+gSfCY+aOPVrNO7QDdUdPWFs7aJ0&#10;hCmJNQMVbfTU6QklJslISFZz9Idn/TZ4/uVRmL1kLXYcPrk9Mafwu8I7//TUXD+SguLvByZmFI2N&#10;iU9fezkmacf5yJgVl+PSz1+KTZkflZw1Ifv6nffv3r1rqe3+UK4kZ3y67UDwvdGTPoUv6bHqzix0&#10;Sf9wsI9FMI8oJWFp6Ejil7Y8PNa5blMMfOMt7D1+CjtCQn5fYbljB4yiEjPf+OTr71C/ZTdUqemE&#10;KlbciJoi58Q4ZCY8FJUUuEu95hjx/ifYf+xMvuailHzkV8vKyRl6LCR03NbdBzD8vQ8R1Ky9muto&#10;ZkcnaekIUzs3FdE0IlXNk1U5ymlGVs3Vny4iqW0qy5xFq40batIFda/bDO2feRbvTpqCVZt2Jq/a&#10;tnvoxejEIYV3fuioFVuOiLi4oB2HT50Y88kXqN+mq5pvyRNZDXnscomgJP/GTv7UuHzDuMLMwR31&#10;23XBlBmzEXbl2oWopKS2mjtBEARBEARBEP7iJKWnt70SG3vhi5mz0axjN9Ry8dFpEs6gyplTeTSm&#10;DUf+WJvwcFV30ggeKir49vjJ2H7w2MnUjLyNBTdvBmkuS8m/+0O3i4mJQ09EXFyzYc/+Wx9+Ng1d&#10;+j4Pj6BGqOXsDTMrN5gpjeMFU9JTrHl4+iAPgzWy41UuuC70Ge1nYOGs9FItFy/4NGiGV94ejY27&#10;9iAyNuFkRkHRyMLCwupasYq8vHvWx06GFoz4YDLcGrSCMfnj5D0GnOSUfbrwFEHSc6S7OImqd9O2&#10;eH/qV0jMzFsfFxdnqrn59YRkZpqHXYnFR1/Ohme91nQS7mqyqBqfy4KSKlPFgYeRusDE2hH9h72B&#10;jdv2FmqHl5KSm+uSmJKBmfMWoX3PfjCxcUFVEmtmjn7Kn4psqvHFmql0t5xwh/3Td04k9FREkU+c&#10;96HPVXhZ95mRmsTKyX5oXxsP8usD32bt8Pwrb/HwVZy9HH0t/86dxlp1SskrvtPwSnRC2Jxl69Gp&#10;32BS7366pD90vDo3Uu2s4KtwyJhuGGO6eDbeQRj06khs3LHvX9n5t1ZrrgRBEARBEARB+IuRUVCw&#10;eeve/Rj46huw9w0kTeOshouaky4wIr1hQNrExDkAJk6BpBP8YUxCslO/FzFr8SpERscfKLj5faDm&#10;qpTc4tsNQq/EXF24ZiOefXU4fJq3RXWPANIT7qRhXElbuJHGoNfKSG9wgM5GN79SCTvWIUpnkSZh&#10;XUL6REVCWYdp8zKN6LUxfW5CesWUzNDCES269sIXM+YiPiX9x5s3f3LWqlPKhp37C196820Srm4w&#10;Jj3GYlUJZU1jmbmSuLRwgmfDlvjwi+k4fzUa4eE5VbXDfx1HIiJqrd+xHw1adiEV7A8jS55vyONu&#10;vZSyNeSTtHFDDXd/NGzfGeu27y3WDi3l5MmTzoeOn8Jr772PWq7+KhEPiz9dplZSxbbeanxxFSuO&#10;fDrDmBrW0isArnWbILB5OzTu0B2tu/dFu2eeQ4tuvVGvTWd4N24JO9+6MKd9DSydyPjCc8Idd2oY&#10;VvBcDvv1VL8gmNKFcqvXFG998BHW79h74VJ0ov+NGzdqalVUFN+50/DM5ctnxk7+HH4kRg3oonDa&#10;XjV5lpP9cL2pDI7CmpE/S88gdOw3CKu27kR8RubO20BtzZUgCIIgCIIgCH9S7t+/Xz2t6Mb2TSQk&#10;uw14ETZ+dUmUkc6hPr4R6xvq7xuSRuGgl5oXWdsF/s074L1PPsfpS1cysou/LzdakXXFpcRE/427&#10;9oaPnPAh3Bs3g7kL6QYHMkce/UgikQScAQlVFpHGTiRUbUj32LmgmpMnbLwD4VW/Keq0aIdmnXuC&#10;lwRp3b0PmnXqgcBmbeBcpzEs3f1gzsNVrTkxqSuJQPLLRrqME/uYcgJU0lQWrn4YPnoCDh49hSMh&#10;IS5aFUvZtudIUZtufVHTibQSBwtJJBvZ8pBdXcJUXoakGtXbv3ErLF+/CVevXrXVDq081NBm6QXF&#10;mD5vKWzcA+hkqUFJUHIU0FApY2p0J0504wr7gIZ48c3ROHgy5AFBuW77QedFazehWfd+KkUup7M1&#10;sqMTtvEln4Hwb9YJn89dgr1nQv+dWFB0TjvsicjILW4Qn5xRvPPg8Z/fGv8xAkgIGtZ2UI3MvyhU&#10;saKbgTMdcbIga0+YU8NVIwUf2Kwtvpw5F8fOhR4DYKy5U+TdvNs1OiX91vwV69Cqc2/UdiS1ThfJ&#10;hEwnpFlEc1SWGtzWnUSyF/oOHYZ9x08gLj1zveZGEARBEARBEIQ/Gen5hesPngrBs6++gdreAUrL&#10;VLHlqCGLPU8YsAgkUWlE4oqHnzbv0g+zlqxBZHzirfT8om6am1KCT4Ud/Xr2IgS26AAzEoo8L1GN&#10;ciQNYeBMYo2jmg5+aqUJnofpR0JtxJjx2HHw2E9JqdlFHM3UXD2WvHs/LE/Nu55+OPzyvydMm4OA&#10;dt112oyjlTx1jwQiD8NtQRpmwdJ1WLFx9wOC8vDx0KIhw8fAKaAJjCzdYe4QoHQZmzEJS9Y85uTD&#10;wcsfM+YvRnJG9v9LSUkx0w6vHJ8Bhnk3br+zctN21G3WQTcclEQZq1hDaxZVugU4OYJXk75r0bkH&#10;Nu7c/2CEMjzc+cDRM3jt7QkkvuopUcoVN3MIogbgUDJHFH3g37IzXh/7ETbsPYrzV+ORmJWPpOwC&#10;xGfk4uT5S1iwch2WrNmM3QeDERuXfJmEoIFWRClXElJbHT19HoPffAdupOQNSFzyDcFLhuhS9lIj&#10;Ofmr8sxZeTekC/reBOw/dvZwRX83vv85IOJa/K6p386DV6PWMHfmc+VfLXjdGJ5rqbt4vBSJka0L&#10;fBq2wFcz5+NCZGz47dvfd9DcCIIgCIIgCILwP4b7+hGRUWu//W4hfBs0I/HkChMXEn1O3qji5KvE&#10;n4EWOKpBr70btMJnM+bjanzq/8u+ca+f5kbBvlg/DH9vIvwbt0d1JxJlJVleSYSqYap22mhOC2fY&#10;+zdG75dex97gM0jOKhxTMYsr+7sWnxy588Ax0jwbsHTdVhw7G4GLMclKD6XmFeNqYho27zuEN8dO&#10;Qp1Wnan+VJYlCWErD93QV9I2VawcYeHmjWFvvU2a6YjeCOX2A8eK2nTrpxt9au2hRosa8RBa0jYc&#10;keXPLNz8VIRy2fpN2L59+28b8hoSkml+6nwE3hn/CdzqNkWVGo4wJ0GpFs9kccUhUlbxnLjGwgGj&#10;xk3CkeCzD8yhjE1J8T4dfgk9Bw6BtXddEqTudDyvwcIijccJ05aEpVpD0spNNQgn+TG15xCuOwlA&#10;Ojm6OLzGCn9mZuOGlt36YMGK9f8Juxx1RiumlF2Hg9ssWrMJrXo+h2ouOrXOYtLAwV8nLLXEOxxh&#10;NCYx6NeoBb6cOef/krLyNmsuFHRxTTKv3x18LPTSDz1ffFUlB9Kt70LHk6CuQoKY13kxUMuTuMPJ&#10;ryFeGzUOIecj84tv3ZuguREEQRAEQRAE4X/E9Xs/9gkJu3pl1NgpcAtsAWNOMGpFfXrO3aK2pAtY&#10;f5AQrEnaoefAl3E0JBwZBTdfqZiYJj2/aOvMBUv/1aBVJ5iSbjFiXzZkrC9IsxhwPhYnP7U0oaVX&#10;ENr3GYj5Kzdi277g9pqLUq4mpJxcvG7zv9v0GUAai+tA9eE6kV4xUBFDP5jYkVn5wITK4ERAPKzV&#10;hANyJGB5TifrI14q0cjaGbbeVPcBg3Du0mUkZeYHlA2Y3fzpJ+cj5y4Wj5z4KcxteLqgB0w5uRAL&#10;YW0qI88brVLDFi4BjTD8vQ9wJvwiwsPDf5ugZPK//96GKoRX3h4HR78GVFlOzMMnSg3HY4IdOTzs&#10;Ru+dUdXZC72eH4oDR0//Kz07/7TmQsGh0gvxMcPmrFiJZl16qItlwhFPjvixsGRVrRLt0JYnobLR&#10;BVFrupAZUoPxhTIgYclrRhpbO8HO0x8ff/ENTp49f0ErRnHr1i3X+NSMNUvXb0Vgy47UYOTLhm+W&#10;kkglGf9ywI3HF4W2dnRuzw57AzsPHj+ed++eteZKcSUh+fnjYZcwYvynqOUaQBeX600XgMUkG9VT&#10;iUoSv+51m+PNdydg1fota7TDBUEQBEEQBEH4H7F28+7VI8Z+Auc6rWDAAtKKNIDWh1dDU+1JkNm5&#10;w9ozEG++NwHHz5xHFPX/tcMVeTdu+O8+dvzci2+MIMHVAGYc4SRNoAJfrFU44MYaw55HcdLnjh6o&#10;07IDFq3agKik1DX5+bfdNFeK8EvXLkydPpv0VT3SIp6a5gkgCyQj3cMjIlm7cFCMR4aSb44i6hKk&#10;etExvjDnsi1cYUHaqFmHrpixcBFOhIZ2vXz5solWjCI5O+/0gVOh/+o6cCiqufEoSzeYu/C5s57j&#10;sjlQSO1i6QinwEYYMuIdJGXk4HJ+fjXNxW+HnaVkF2HW4tVw9G+k1KuBDYlIa1e6ECwCOVMRGX3G&#10;oqq2gxdeHzEGu/YcuF1049YQzY0i5f59s4TM/MGnI65h7Cdfw6N+KxX54wmrJpz51ZleO5FwVKKS&#10;lTqdrLrgJYKSs7iSeLNyhLWrN8Z+PBlHT52+euOnn5y0IhRhl6Pb8UKfTXjtGPLPWYx4jRglXrVM&#10;RmxKqJJ/Hrpr7VUXQ98ag6VrNu3X3JQSlZ4+YP/JEAweORqugU1gWMueBCXVkcPaSqzy/EovmNL5&#10;+zdqrYa/Xrwad+XG7Xt9NReCIAiCIAiCIPxB3P7HP9yiEtL2TvtuIXwatoYx9dd5RQfDksASaQ4j&#10;njdp7UxCqgEGvjocB46eQGxK+gDNRSmL167d99q742DrEaAywfKoSZ66x6MWOcBUEp1UwTFe0cLJ&#10;HQ3adMC6bTtxJuJyO81NKSdOhV0YP2kK7N0DYGrlTv5YMJI/NRpSpy3UvE47F9ryPE9O5kO6hb/j&#10;Ya7WHnCr2xyjJ30ODnyxvsrMzDTX3Ctyi25s23fs1M+vvj1OLbdozIE0qp8RJ/chfwZOrI88YOTk&#10;iaou3rD3r4tp8xcjISMbUVHllx/53eCQ78WYhJmjJ06GR12dqOI0tSakpg0dAnXJb0hFc4Pw+ik8&#10;NjewWTt8/Pm3P58+dyE8t+jWQs1VKXFxxTUSM3LeO38t/qf1Ow5gwmffoucLr6Fe2x7waNAG9n6N&#10;YePdAFaedUjMNkTDtl3x4usjMXfpSoRdikq9Eh3fRXNVyv7gc23WbN2NZwYOg4UbTzQloUs3iyFf&#10;GJW1lUWwJiw50srCkLM62bnDtV5zfPj5DFyOTd+nuVMAMLocEzd0/c49aNmjD11IZxK37nTe5IPO&#10;mX81UEuOUFlWbn7oP/hVbNi2G4lpGas0F4IgCIIgCIIg/EEkpmWu3LprP14Y9ibsvOpSP50EJWkA&#10;nnPIotKQRJaRA4kqG0e07PoM1mzehviklOWFhXc8NReK2JSsvZO+nAnPhq1IV1D/347zyvjpBCSL&#10;SZ62x7qCtYatt06wkuis7uaDbi8Nw5ItW7HjxIkH1rHPLrg5Iywy+tb8JWsw7I3RaN6+B7yCmsDB&#10;I5D0hC/sfOrAvV4T1G3TCX0Gv4Lxn36JDTv34kTYhe1xaZmvsY7SXJVSfO/H10MuXrn48bRv/1Wn&#10;VXvUdmVdRoLVic+b60VC0taVzptXsXAgTWMD9/r1MWrCBETGx6+9e/eulebqv0t6enrtmNR0LFm7&#10;Ee17P68S9hioOZHUmKSqDez9qDG1sC1nDrL3R1XXIFh51Uf354bgq9kLv9+1/+jqK1diP9Vc/iYy&#10;bt92T8zIX7Tj0LHDn8+cj4btusKS1L5BbSc11tiQ0+lyJLFkuKuaR8kXXHfRS9Z8MbR1Q21nHwwY&#10;9hb2Hj6JhOT0vVoRiqzi4oEnz1/AwNdGora7P10AV928T/JpQH54KDCXV50uVrPOvTBt3mJcjEsU&#10;QSkIgiAIgiAIfzDXkjNWzli4XC1BWMuFNAn12dXoR56jSP12A45Oktiq6e6L54a9juCQUGTkFQ7S&#10;DlekpGfvORh8GoPeeBu1PYJUlNOI+vq8PqVumCsLSk1YkqjUiUzyS7rCiHwbkXir5eGPeu064+OZ&#10;s7D3zLnEhKz8NaxftCJ+E1di4z89eupM6LS5i37uOehF2PkHwcyJE/Vo0xJ5KCuvN8layIE0kXrt&#10;ghokNNt2742Fy9cgJj4RrO80l388PFHzbMSl2UvWbkKPZ19CbR5eauGuxvWq7KosLjkZDmeGJeP1&#10;J03oInKY1pTEF6+B4kFKvHH7ruj1wlAMHzceU7/9DnOXr8bKTTuwafcB7DhwDFv3HiFFfgCLVm/C&#10;lG++A2dV6vn8UNRr1Qn2/g1RlbM0Wbuoobj8q4GB+oWATF3cMlYqKFlIssikRuWG5SilpSvVxwe9&#10;nh2Kzdv2ITYhpZygzLxzx2Lllh0fvvzOWNj61aOy6ELReShfJCzVcFoqlyOhvO6MGd1sPBnX1qce&#10;HHwbwDmgEdyCGsO7fnMENm2Lxu26oUWnnmjXvQ/60Lm/Muo9jPtoCr6eNRerN27FoeOncfFa7PXU&#10;zLwdmbnXn8nMRLkwtiAIgiAIgiD8Xci/fbtt0a1743OLb01KzMw6ezkmDkdPhWDt5u34Zu4CjJv8&#10;OYaOfA/PDByK9s88i+bUj67fqiMCmraCd4PmcA1oCCf/BrCnfrqNb11Y+9VFddIIJnbuKvilIok8&#10;V7FEF5AW4ClrNr71MGzku5g1b/HrnJRTq44iLiV9z6ad+0invIqaJEo5UGWkRSZV378kSlnyWhlH&#10;P0kTqZGcPMyWtQFHNclIbHKdnEm/1G/RET2fG6JWnfhqxlwsXb0RG7ftwY59R7DnyAls3X8YpD3w&#10;3bI1pH/m4J3xU9DvpTfRrEMveNZpAQvXAJiTDjFlHWLlodaQ5DUpedSoAQfUWA+xNuHhuSQiqzt7&#10;oUOfAZhDIjIyKrEoJibbUjvNPw+cSaiwsNAjNCJy43wShD0HDIELicXqvAYLDzPldSGVwCSzpgtq&#10;xaKPLyp97xRAr0no8URZFpx0UViUcgYjnnxqSscYk0DVLbzJApUulpUfXVQ6XiluOpZDzTyumIUk&#10;XUyD0smxtG+JPSAoNVFJ4pCHxlq5B+DlEWNwMuQCsrIKykcoC4oHnjh7Hs8OeQ01SdVzllj1CwVH&#10;ZmmrfpWgMviXD3UReUtWMg/0l7HVuvdqvLWagOtPnwfSfgG0P72mevNEYd2an3SD8FhqCzdUqekM&#10;w9ouqEHH+DRqi+7Pv4wxH3+Bpeu3YMueAye2HDg0JjIhaXhecXFDrcqCIAiCIAiC8D8nr/hOw4TU&#10;rOE7DhwfvmXv4X0rNm7H+598gR7PD4F3o5ao5Up9fupbG/BSGGScN8WI86lQX5iDVDy9jJf14L60&#10;6m9zX5n6zCpJplqug4QT50dhccVWsvC/A+sC6qcroce5U1gfcH+ct/S9jQeqOfmg34uv4ujJs0jN&#10;zisXocwpurH9dHjkfwaPeh+1veurwBWvcsFr0xuV6eOXiEldH56+KzEewchG9Temc2F9w2vbG1i5&#10;qeCUEUczeU6jvTsMnbnOukCXIdVJJQzi81UagofYUp3Jp255Et6X9QeVy+dO58o5aQxIPBvZudI5&#10;ecDBvw66D3wR38xbiPNXoiNisv+EAvJJ4HG4OQXX90XGxB45cuJc4bzla/HG6A/Qtns/eNVpitrO&#10;vqhGjcfLhLBA45unVCBSA3LWJGMWXNxgLBTpc/Wabyq6oKU3iNMvF/IBY198LN80fEG0m4fL4mG6&#10;LAr55jCz80Cj9t0wZdqsuKI7Pz2rnYKiqOhmy2uxiRcWLFmJ1l2fgaWrB+z9guBYpz5c6jeBJz0I&#10;fs3bIah1R9Rr2wX123WlbWcEtWoPv6at4dGgOVzqNoaDXz3YegWScPVDLSdPVHfwQFXamjq4kWBm&#10;45uAb1ROThQAY2cSmnT+LLiNnILo5iLTxKcRbXnpFnU+1GaGVH9T8lfTxQfu9ZqhXa/+eGfCR9iw&#10;YzeOh4Stu3Alul9KSra3dkqCIAiCIAiC8LuRkp3tfSk6rt+Z85Frt+45iA8mf4bOfZ6HF/VLrT3r&#10;woz64YbW1M+lfjkvxM99fGPnACWadOKI+us2nOiTp5W5UZ+Xl7bwgrkLaQVn6us6cjDHHSZk3Heu&#10;6uSGGq6esHDzhJWnL5z868GzQVP4NqF+edM2CGzeHnVad0bdttQvb98dQW27wad5B7g1aAWXei3g&#10;UqeZGkVo6eyDVp17Y86SNbgWlxZeePNeC+2UShn1wdR9TTr1RlUWj9ZUDw6AOVJ/XAsEqfpr+kVF&#10;KDkqSGKRRbFuy/17MhJ9rD9Ye/wS3GIjDcRBKtoaKH1DQpOHq1o70WfOpH9c6TjOC+MOM2qXGi5e&#10;qO3mC6/6zdC6Rx+8MWY8Zi9fyWtVBp+/FrMvs6B4X15eXrmVK54KOANs7q17vROzC8Kj0nKuhUan&#10;YP2Bk3j3s1mo37U/TFzrUEPyrxLUyBxp5Iumbj6+iJqpiJ8fXawS4/S6dFF5fRgr/sXDGVUsHGFi&#10;7aoS9rjxcNs2XdC17wC8NeYDbNiy61boxcsztCr9oRTdufNsWn7+6fNXo8K37z8ctWTD1ptfzl2M&#10;EeM/wTMvvYq67brBIaAJPTx0Xjwh2JoeOA5t0w2tUg2XRF5Vm/iQAKX91PoyPkqw8wKulm7+aNe9&#10;Pz76bDoOHD6FxJTM5PyiO89pVRAEQRAEQRCExxIXl+lwOT5xzv7jJzHpy2lo3+tZ2PrWgZm9hwoS&#10;mTqx4GIxxcEbjrJR/1QTW0pwcT+VhRVH6UhEVXX2g71/I9Qn8dfzxZfx5vsf4vPZ8zFv9fqsjbsO&#10;hnP/OD2/IDzv+vUXtCr8oYReivp23dY9t0ZSvbo++wIatOkMl6BGqO0RSPV3g4GVC/XLSWuw3iAz&#10;JJHIGVVN6Vy5L86CUglGdf4knDl6ygEv1X+nduGoKYntGm510Khzf7wz6Wts2HMc4bHpiEzMuhab&#10;lROee/ve8bxbt1y1KgkVCQkJMc7Ovt7uUnQcPpsxB0EtO8CcGpvDwWZO/nTDUSOrG5FMU+88TNXA&#10;mpPucHjcCcZWzqhq5wprrzp0M3bDoNffoRtxEXYcOonQq3H/SMksTs8v/n7/ze9/DtKKfSLy8/Or&#10;RSVlee4PPuu5YsN2z1kLVniGXYkZFZea9WN4VAKCwy7hwKkwbD0YjDXb92Hpxu1YtGYzFq3ejOUb&#10;tmPDroPYdiAY+0+cw6kLVxERk4yryZmx52MSR7K//cHBnmcjIjyjkpI8c3JyniizUvHNOwOTc3LO&#10;n464fGvBmk14cfi78G3WFtVceLgwZ6ylB9eablIeKmtJ7WPHy7L4a0OIfeihDUANsurUlvbeddHj&#10;ucH4bulq7D16Ygqf643792tqRQmCIAiCIAhPOWFhYTX3B5+aMmfpSvQc8BKcAxqgupM3qrv4Uh+T&#10;+ucc6NBG/3E2USUW1ehDdxjbecDMwQ3VHF3h17g5Br76BuavWI2QiMhbKVl5R4qL7/bQinkoN+/f&#10;r5V++7Yb91ODqd+8fX9wab88Kipl+ZWoxJ/Pnb+CI8fPYNe+w9i8fY/KSbJs9XosWr4Gi1euwaoN&#10;m7F55x7sPRKMoyGhOBt5hfrk6TgXGTPmqwULPBds2OC5nfrlEdQn5/6/VvRj+f77722u//hj46zr&#10;N/fFpmekn71y7R+b9u7H1Bmz8OIbw9G8Uxc4+tdBNRtXmFg5kr5xpL4655xhQUm6xpKH9/KyjCyw&#10;qZ9OffaaroEws/NUbRzUrD0+/WYWzl+JQmxGbgOeZqgVLTBxqTk+l6MT8cmXMxHYpDUsnH1grkLE&#10;1LjUqEqt2/iqYZ5qfDKpeBNnfzjUa4FuL76OyTPn/+fgqbM/JGbnnNRcPhRqfEO+OQoLC6unpua5&#10;pqWlTY1PTEBaRhryi/IPabuVkp1f1D86PgXfLViOxq07w9TCQQ2L5V8a1NBcDlWzuOWbQf3aQCKO&#10;I4IqKqgzngzLGWY5PbEavkvfmWq/yHDiHl4fs4qlC4k/NxVBNHf0gK1PIAKatUanPs/i5bfewWff&#10;zMCmHbtx4fI1JKVnz4yi+vMSLlo1HyCr6PanEVcTf1i6Zuf/vf7OR6jTvBtq8lBZnrfKwwzsfehh&#10;p/pyG5NYV0NqHQNgTJ9Xo/q5BTbBS6+9ha17DiA6Pvnze/fuW8uNKwiCIAiC8PQQAhiHx8S8u23f&#10;QQx5cyQ86zRWySvNqf9ronKP8Og/HqpJfUpb7vNy/5jeW7mpvCSeDVtgyMjRWLxm/f9djI7/IaOg&#10;6KGrO1A/05j76KnUz714ORqbdx3CFzMW4OV3PkCn/i8hoEUX2Po3QVU3nvZF/VceFmrLiWaof83G&#10;gRReD5KM51Ryn5uHoao5ldRHV6Zes6ag76kvbuLMIxnpM46kkv4wdeI+viuMrO3QsG07fDN/Aa4m&#10;JiOn6Ea5aXBMTk7OoZSUVMTGxiMrMxd5eUX9WF/cv3/f7HF95sziYoecwhvnjode/OHbRav/03vo&#10;CNgGNYEpD/1lcan66KR5qB3ZDEl4ViXRbmrvqeaZutO+E6d+g4ircYiLS/XR3D6dhIZe8uIsppyt&#10;1dG3EYws3WFMAtJAjZ12pxuFRJgz3wj0mZULarr7o3P/F/Hd0rUIvRJzNaTCwp0lcBg4s6B4Zdjl&#10;qH+s3LgdI8dOQotOveDm3wg1+AGwcoZRLQcY1bSDnVcgXnx1OA4fPnEsJSXFTHOhSEjL7X06PPL/&#10;Rk34CLVdSfzZOJMYo2PV4p8kBOnCGvBkWbrIvDBoeeOHqySEXWJ0Y/DNwUN1y37Ow1M1MaoEM99E&#10;ZfZh8cfrxvCQVVMu284VBhZ2qO7kBr+WbTB41Ggs27TlfmRC8v/l3rg1Sat+OejGNrl8+XK1fUdP&#10;zf1y1ny06/0cLDw4dTL5Ip8q7K7mlZLZ0wPmGAQTOxK/dFM7+DTAoFffwu5jJ39OyMh+RXMpCIIg&#10;CIIg/A2Jz8p9ee/JUz8PfHMULL3rUH/UVRdEoT4pT7MyUMEe6p+TGXNflYRlbbcAtO7eH1O/mYOd&#10;h07M5X4n9z81l+VIy82ddCUm9ueN23f/vzdGv4+ARq1hbukK41rOMLX2gin5V8t7UHksDE1IaCmB&#10;yEEQTuJJr3V9ZjLuP5cY97OVUR9aGffFuU9OfV1l/LqMcQZU7nfzsdTX5iCRWkaE+seGVo6wcPMB&#10;D289HX7pP4nZeX216itYNxw+cfLYi6+8Dmcf6jdb2MPIwhmGpGdMrD1h610fzTr0xLA3R2PeohUI&#10;i4j8Z1pm3o+5uTdbai7KwbrmQmzclZmr1qLtsy+ghk9dqiOLSTcSk9TOVKcq1i4w5nmYWjDKwa8B&#10;Xn5rHPYHn8UJ0lWaq6cDakiXhJT0W1+RsGne5RkYk1g0d/SHmYM/NRBH7fjm4SiaB91QbnBr0ByD&#10;h4/GsZDz8YmJ2U6am1KuxiY3OBpyPv/tcZNQp3l71HD2ohubGl2ZG4k//uWBbhJ+EHiIrJUrTOk7&#10;v4at1U0fnZR+uqCgwFZzp4jPyuuy+9jxoj4vDkMtuog857IKj4vmX2Ps+WYjf/wLAosw/pXEgS4s&#10;Z2TiC8w3L9/EShTyfrylOtBrnWkPIz+A9J7P2Yhuah5XzWmFjRx0qX1168WwPxKoWuYnZU50Hmz2&#10;bqpcJW5ZKNP+VandHHzroVPfgZj05fRbx0MuZqTkFY3STquUmzdv1krNyV92kAT9m2MmwqN+a5jR&#10;A2hCYtKIl3ixoXqT8XqiKisV1Y0n/7bp2QezFy/HrkNHX9NcCYIgCIIgCH8D9h4Nfm3OilVo1+dZ&#10;mDtxf5T6mc7UJ1SBD85REkh9YDIVdPBV/cdXR0/A7kMnkZiWt+LOnTsWmqtSMgpuvBV6Margy1kL&#10;/9HtuZfgGNSURBH1c3meIferqY9u4MyZS7n/zP1fMhZ7PIqOy+X3vNyHNfWBOWJnzdlfqX/PSSxt&#10;2TiiyBFR3XuO5hlyX1rVmY3qzyKT++4lvssKylLxScYRVxX5pPMmv0pUuvvimReGYvfRU0VZhTff&#10;vXv3bmmW1Jy7d61iUjJOfTlzLvybtFYZag1tOGpKfWdqIxOHAJg6BlD/3o+2/jB3CVCRRt9m7fDW&#10;B5Ow/+iJ/NCIqw00d6Ww3jl8Oizu9dEfwJf0Sg3qh5tyEiAOYlHfnyOt5i6sm+gcajqiYbvumDJ9&#10;DmKT0gpYZ2lu/r7Epae7XYlNwLS5i+HVoCXdjCRUSqJySkhyRJIupoUDqpJg6jloKOavWJuSc+tW&#10;Xc2FIiPvhn9MYnLsgpVr0apbL5iQcDShG4+jeTykk29CJfr4PflkUWlAN2B1Zx8luLr3ewF7DgT/&#10;OyMrb7fmspT9J070mbN8FRp16IoaJCYNrJzVuHD+laREHP5yY7LRe64/3/hKYFJZ/L0ViUQb3fmZ&#10;0Q1r41kPzTv3wdARY+n8l2LzniM4ERqJS9eSSNRm3opOzNwWGZ00KSox48TV+FScDr+MnYeCsWTd&#10;Znz89QwMHjkarXv0g1fD5rD2DkRVJw86Zzd64Dn9sBedH79ncco3sgfM6Q+AuaM3HAIbotuAwWr9&#10;miNnz0/QTrOU/Pzbbtfi0rfOX7YeXfoNhqVHfTpnfuC0c+X2JLHKv9ZUsXGCnV89dV3W7diH8KgE&#10;iVgKgiAIgiD8hYmISn5l3fZ96PHcENhRf5WXqDNWoor6lzx6jfqCvOUlAHkdxtY9n8M3C1bg3NW4&#10;benUj9TclBISGjFh2dqN6PvCy2oNdu6PGnPfnJcPpD4mRzUNOc+Htm6iCfWTq1Jf29I9iPq5rdH2&#10;mQHUX34Pn3w1G0vXblWCNeTCVVxLSkdcZk5yXEb2rrj0nIT4jCxcSUjG8bBwbNi9j/rXi/DK22PR&#10;tFNPtQY8+9QFbTiPiK+qA685qYblPmCamKR9eD15DmwZc0CHNEZN1wAEteqCbxeuoPLStuffuBGg&#10;naoiLSvv6N5jx9Fv8Guw962v+uO8rIchL0tiQ31pjraSoFSinAU0B7pIfBrbuKBZ556Yu2wlrsQm&#10;xWbm55fzW3z3n94L1qxL6j3kDbWsCQtdnjqnE8msPchIdxiS3nCr3wyfzZyHiKhYXInPcNdc/D2Z&#10;t3y52zdzFsC/WXtS7dTQJMAMSbmr9WBIhBmS2q7i4I7q7r5o0rk7tu478mNO0Z112uGK5OSCwPAr&#10;MdkffTUTNj5BpPjp5lRjqfnC8QXim59uVvJtYOEKA1LunAq4R/8XsGbjdkTHJEZcv37PV3NXSkxi&#10;YpOtuw9E9HvpZRJ/AUpI8i8oPK+wnIhk4wvJZfINQ6KSbxgO/3MSHN3akfRgOPnTAzcIc1duwplL&#10;ccdyi36orxX1m0nLzfUNvXSl76bd+zZ+PmMuWnXti+osnG140jOfPwtA2tKDxA+GAQlC/qXFtW5j&#10;jBr/EY6eOofohJT3NXelHDl1ZuG385ehBQlfcxamPN+SxTL5UkN5Wew7cGSUxLl3EJybtIZ/224I&#10;at8Dge26IaBNV2WBbTVrx9su+q1dJ9p2RmCbLgiiYx5pXMZDjY7n5VkeYoFtuZxHWDuqS3uq58Os&#10;5FweYUGPMmqDIPKj37juD6+/3vpWMP1+NeOy9dVJM33n8oCRn4faY/1XuOZ6TG+9S+yvUH89x5Ua&#10;+3+E6fP3gPF+DzN9z0oZC2z9GONnT1+9S4zKeJTpre8Dxvs93PSWq5l+f2WsNdVfz3mXM71/M3Sm&#10;1+cD9mCdS0xfnUtMv6/ypu+4cqanzUtMn78HrXx9y5m+tipjeu+XcqavvPKmr94lpm//B433e7jp&#10;/ZtRYk9chn5T9dTnVzN9xzxo5etbzh7jX+/9UMb0l/eLPb7+v8109dD/XCnTc089YKV+9Nh/u/56&#10;fJYal837PMT0tXdF0+u3xMi/vjpVxn5pZ7LW5S2wVVf4t+zyUAtoSf2LFh0R2LIjve+ozsmfjnOq&#10;3wo1vUhIUn+Po19q+hmJLAN7T/Bi/LzUhQn1zxt37ILp8+biyKlTC7WuYynRyWmvHTwZcn30hE/U&#10;MhZmHCm0cSXBSFvuL/NwUjvypUUVa7n5oXW3vpgybQ7Wb9m/KTT8St+0tNwH+ue/ltyi2/UvxCUd&#10;W7JhG9r06I+qHG21dgUPF1VLdqhzpH4tRz6p/6wbFUh15Hpq529MfXqVE4UEIYtRS48g9CXRuPPw&#10;sfyrCSkdtKLKcTku8fiqLTvQe/ArsPKuAyPWE9QW5jx1zdYN5tprnoNqRuWYUjnW7oH4cOp0XLwS&#10;g4TUrMaaK0VGwfUOG3ceyGxKwrOGW6ASp1VYjCvNo+kSEuacUde1bhNMnfEdvlq06O8pKHnyaXJW&#10;bva8ZWvQpudzqFLTXl1AtWYLCzFqEGNS7Zx9tIajN7r0fQHL125BUkpWjOailOmz5zf6ZMo0tGzb&#10;A+7eDRBYryWakZjp3m8gXnr5TYyd8BEWLFmOw8dOICYuPqmgoKCXdmg5sgpuBsWl5a5csWnn0dff&#10;p5u/cXsY1HZRv2RwPVQiHRKTHPVU0U6+gOpG4/c6U8NoSXix2OSJyPzLTQ1Hf7Ts1BfffrcsNi4u&#10;7bU7mb+E/wtu3gxMzsr5dMueg2Fvj5+MevRw1yCxy+OiDaycYMg3HT1kpvZuqO3uD88GLdGu13N4&#10;e/wn+Hbu4qhdB4+tjE1IHV5Q8H25IbopmXmN9hw+sX8U7efRsBWquQTQHwWuE6/fSYKdx7nb8tBY&#10;qndtZ9Rp1gGTv56NzfuOTAZQbi5qfEb2otXbd6H3kFdh7aVLg2xMN6mKHpPxrypqgVXOwMtinqO3&#10;dO14oVXe6pZqKWOcgMjZ/+HGGXwfZ484pgq9r8I/RJAZ0OsS43H2ZfdT6xyVMV3GW91rtQ/7LbEK&#10;xz7KKvqtaKoc2q+slXyn1hCl9yXnUFp/+qxcOdr+ZY3rzr7V9yX1Zqt47KNM3/WqjNG1NaQyq7jq&#10;6l+uHqouun30HcvDP/iZV/Uod0wlrIy/X2t8nzzqvnnAtPbnbamfkvMsYwaaVfRf1lS69AdMK4e+&#10;f/A7Pcb7Pcz07V9pYz9PaA+U/ztbBf9lnwd1PfQdoxk/Uw+2f4X96LNyVvH732J6fJerf8X92Soe&#10;UxnT509fefqOfRKjY8vWv6Lp+7tXYsZkjy27ZJ+ypvkud60fdUzZ7yqa5uth9iT1/01/O0o+K6kP&#10;W9l9H2MV61vRHvd/h31UfCYeV/+KxysrqTtbmX0fZyW+HmZPVH+t3sro/S/+9fwdK/M3X/c3+zH7&#10;l5yTPuPvK/qrYBXrzudTWn96/6j/C/x/44H66LWS+mh1IuP/KXx8lUeYrv9GfUFlZfbnIadsKvpF&#10;fUaOKDrxOpEkKq2dYekZqJbxWEFCKSYjY5HWZSxl3fZdY6d+Oxv1W3ci0eZC50z9Ruo7c99T9Y+5&#10;D0l9Zo5U+jRuibcnfoydx47tT8nLa6S5UNy8+X1QembuR8Gnwo4uWrmueOxHn6FL/xfg1bAlLDz9&#10;YcZrUNo5Ud+c+sskcE1IJFanenN/+u0PJmPLniNhaRkFnxbc/D5Qc6m4HBXVdtrMOaEdevZDLWfS&#10;HByAIbGsm2LGQSnqz/NwUhbB9mTUFzewdVGvVXuwIFaimPaj9qhi6Qj3Bs3x+nvjsXrrzqOJpCeo&#10;TL0rSGReL+gVk5qSdDgkBHOXrsI4OqcXXnkLXXs/j1YduyOQxLebZxCat+qIyVO+xIwZc8oJSiYp&#10;JTNm47bd6PHsYBKkXroIKOuPkiAXG2uqWs5o0/05fLdwNVJS82/duPHTA1MF/7KkpKTUSsnMmb9l&#10;zwE07dAd1ViI2LhQQ9BNwQ8eGTeMgYUzTC2d0aJjT3z93cK0/Bvflwv7/loK79zxyMgt/vpafNrs&#10;oyFhJ+evXI8X3xyNoFad6OYMVOJRTfDlsDTVhU03R5IulDWHu31JoAXBsU4r2AY0o4eEHlwWkFb8&#10;kNEFJRHJDwz/qmNs44m6rbriq9mLcfBE6BqtCqXsOnJk5CfTpsOTbp6qPF+SbmAlqjkCysNn6Y+N&#10;QUnEVhtyakS+Tal9atADYOsVhGeeewmbduxFQkrarLJiMDP/xueXYpPxyTdz4NWkHT1wXCcWgdq5&#10;KWHMS4p4q7B5UMtO+Gb+MlyNTzmVX3y7reamSk7O/aqXYpJXfrd4FRrSzV2LHp6aTt46IwFZk987&#10;eNDnHmqre+/1i9GDp9vfR7OS9w+xssfqM2qnX3z+CtPnk6yWtq1B/vlHDL3HPomV8anXfmv99Rn5&#10;q0XG9eb6693nDzO6xs4V7HHX/k9V/z+RqXulrOnZ5wEr294VTd/+f5Bx/fU9D2Xtic5Pv6nnVp/P&#10;svYb/D9R/fUd9wRWet/r81nW9Bz7xMbnrs9nWdN33JPa4/zz+ek77kntMf752v+mvx2Pa//fcu+w&#10;Pca/rv56jntSq+DvAePy/4v+1fP3W9voUfZb6/8IK3n+ytqD++n7e1piFfetYFxvvT7/e1Z6TtQf&#10;K2fUZytn2ue6fhtZaT1156b8aNe4FvsjsVbDzg21yBpRf3DO4pUIi7y2WOsuKgpv3aobFZewffbC&#10;JSTq2lLf1oP6nxztI+HF/U4WOtyn5n4+iTe3hq0w4bNvcSE6EenFtz7X3ChSM3O/3LH3EHqRaLJ1&#10;9UdV6lOb03Gm1E/mvjiv6cjLj3Aww4DqXYUEIftUKytQnblv6x7YGJM+/RI79u4fqbkt5fTZC6tn&#10;LlyOxh17wIzOn/OD8NImBmpqF/X5OUCifHnDJqARXBq0oP4/aQJbXlOTyuOgDEcvaT8OKPE8TSOe&#10;Z0p9YQufOvBp0Q79XhmOb5euxImIyKyolMzl2UU3x2XfuPG7ibqpM2bFtezeW0U6WUsZqJGD1A6s&#10;ZTjqqvKpeKFeq85Ys2UXYlPSF6Sk3KylHf7XZvv2g86rNm1F70GDUd1Bt+inKd1gKoRMNxmPZeY1&#10;aoypcbwbt8TMpasRHp0Qpx1ejjt3YJF74/aw6OSsiWHXYneERFzF3uDTWLN9D+auWIuPvp6BN8aO&#10;R98hr6N5197waNAcFh7+MKUGN6IHgjMlcZZWYxe6MXmSMTW++sWBhST/gsKv+Sahutj718eAN97G&#10;4vXbsmIyik4dD7+GER98ipociaGbj8eAG1hS3ekmZ5FpQjchzwkNaN4Jk7/6Djv3Bz8gKA+dOTPy&#10;q3kLUKdtJ9T0DFIPghqSyr/isEgtYzx8l5caMSMzpYfayt0fA18dgV2Hg3E1IeVrzWUp1xIzP997&#10;/CyGjhoHK++69ADwDaY9yFpElc+PHyAeGutWrxkmfPENwq9E/SsnJ+8dzY0gCIIgCIIgPJas/ML3&#10;rsTEY8q0GfCo2xjG1q7ghfyNVTSU+talfVDu67vCzqceXh01FoeOhyA2Ob2coGTiktK+5oSRvHSd&#10;jXsAqlKf3IRMTedSIwJJ/JFgqkLisSQyZ8RLf9A+1emzgKZt8fnMOdh/4vQDgvJAcMjqT6fPQUDL&#10;juBcI1VIsKopa1oUVfXJqX9c3dUXr7w3EYfORuBqas7BZVt2pw4Z+R4c/erDlAQbz6s0JUHLCYsM&#10;SFdUYW1BwtLI2Yu0gBf13amfTaLaiASfKWkeC/rMt25ztOrUC/0Hv4rX3/0AEz+fhm8XLsXqLTuw&#10;99hJnL10FZei44PjUrM/Zp1zB3gguRFzKSkt7rtVG+DRuDXpA93wYV6Pn0d96tabJw1h40Y6ywtd&#10;nn8Jy9Zvwcbdu//aSXoAGCen53U9QDfGcyTwzGycYG7Pc/w81AmzoFRCim4S/jWgFgks1/ot0LzH&#10;s2javR88m7SGfWBDtVxIDXceQkD70QXi8dwcileJcOgG0E1IpZuKtxzlIzGmPucQNn2uhgPwDUOf&#10;s4A14c/4xqQbidMc85qXTnSTtOn9HN6fMg1b9x/LuxAVM147jVLOXrgyYOXGHWjdrT9q0M1rYOlK&#10;DweVxcYikLb8K0oNeoAatOiC6d8tRuS1hJPXr18vF7rOKrrRZU/w6UuvjJkItwYtqC7UHvyLCB33&#10;yy85vxiPO1e/jli7wYzaILBFO7w1/kNsO3gYEXGJu6MSs8bsPxF6duIXM+HftAOqUL1Ks1axr9Lh&#10;Cyxe6aazdIC9X10MeH0kth0Ozs6+fvdFrWqlRFy50iQ45NxL23bve2nzth0vbd6xW9mGMttS21bh&#10;fUXj7x9l+o6pjOnz+QfbWqrH2l+x1eerUkZ+fqs9ST31bSuW/8B9UWK833/RHlvP32rkp8Q267Gy&#10;3z9g+vxVNH3H/VGmrz6VMX0+K2P6fJY1fcdUsEpdD7KSe0Pfdw9YaV32lXldCdPns4xVuu5s5PeB&#10;e1z7/lFWmXKeyErO8TfY/7T+ZPra8tds9fkue54l/z9LrOx3DzV9PivYk9bvcVt9vivaH93+etuk&#10;nD3mmdTKYKt03fX5q2APq/cTb/WY3rrosXLHPKGV3Hf67z9uy19ss7KDurpqtmrzDlXevpMhL0VE&#10;RXXO//57myplyL97t8eOQ0cuD3rjbdj5NVCCRjf8l/rf1I/lkXY8vJSFGAc0DK3cVPDlg8+nY8+J&#10;kLNX0zLGnI+L37Xj2HGM/mQK6rTpiKrO1NcncWpI/V+ed6mLeHIAiPv9uq3KDMtbKs+lfnMMfnss&#10;th89eSnnzp1nM8uM4MspuNHsUlT06W++m4+6LdrDjOphTD7VPEn2RX1lNfyXyqpJIrZF115YvnEL&#10;ibwrAzQXpcQkpH+w/9ip3ElU9y59BsLFrxFqOfP6+bo5kYZWZNaepAd8qM/OozCp/80imISfLukP&#10;vVb6hcqlvjoHj3gdTF3uFzYShSScTTR9wsmAeN6mvV9D0kVtUK/jM2j2zPNwadCahC+vL099eyvW&#10;RyyqqT3U3EoWlt4wdfDEc0Nfx0ESrOnp2V1Zl2mn8dfibGSC4/Gwi+hNatwhoAGdNI95didBRzcU&#10;Na4RXQBW9aqR+WYhYVWSYYmNE8uohqeG5SigWuiTRCBnmjLkTFPqZuWbgM2fGpCjjHyBeK4gGe1f&#10;1dkX1j714EcXod0zz2EYZ4z6Yvo/5i1Zk7Bt75FTl2OSdxbd+mGwVuXHci01tdO2/QeT+w99DZbu&#10;JCCp7pyZytiWbkRrqgdfWKq7Id1UNVy80LRjV3wzdwGOnDyzQnNRCo/vTs8tmnH87IWkr2YvQed+&#10;g+Hg21AtFssJgTiayn74Vxd103O7qNd0bhxtpPPmCCYvgsoPLQ+91Y0D1z0gql04AssPNv+aYu8G&#10;e+8gdXOt2bITIeGRDyTluRqftHDb3kPoO+hlWDjRzWjlCiNLam8LrhMZtT0LcX64OdGPMk4ARMYZ&#10;pgzLbXXG2Wf515OHbVWaZ6ojj2f/NVs+XqWP5i2Vxz8S6LZcVy6DTau7HivZ79duH3d+ld+S35L3&#10;6hwfXX6586/UVudf2cPqQ99Vvnw+jj9/mH86rpyVKa+yW61+5e+7ym55rgRZ6ZY/02cl+9PfI80e&#10;V/8Hj63c9lG+n2Sr8/Wg31+uHe2n9954gm3J8eX8ld8+rn4PO+5Jt4/z/7jtk5bDc+P1f06+yrUL&#10;+VWfV9yW9UP/+J/g3vmfP3u/qvxftuWfqSfdltyvuvIfVX/dvVz+vn6yre71I8/9d9jqyntUXcjK&#10;nPuj2vKBLR37S/voL//x14720+O35B7S71/X9r9Yxe+ffPv4+j1uS37K1Z/el3xeWvey5dJxJUY+&#10;nrwcPVvls8Tvf2FLdX98PWjfitfvMVseecf3HR+vjEexKX9s1GdU5kv7+ChBZET9WV4b3tiKxBfV&#10;y4j6gzVdfNUIwB08Ui4l7YGkPGERV97fuH0PXnptJFyo329O/U5jOs6YyjMm4cTRQF4xQQVKaKsC&#10;Siy6XKgfy1FM6uuqtec5KMI6gN87Uj2c+HN6djgiSOfBASa7oEbo0P8FTJ01H0dCQpOvJqX216pR&#10;juCT4StmzV2ONp37woIjmVowigUkl805QngUo4mtMyxcPdB/8FBs27s/+VpsYifNxWO5devHHlHx&#10;SZsOHj19atrshacmTvnq1tAR76B9r2dVxNTOt65a0pCXLGTBacCik/4P6FZmYM3CddCG9aqcJ3T+&#10;PKVOTavjLb3nLQeJWC9RG+i0E4trXfBJjWzk6XJ8DW1JpFrSPjXs4OAVhD6DhuJE2AWcjYx01Kr8&#10;1+FQSIgDRyZHvf8RrFypsSydYGrtqjIZmVLjmfBNSg1pRidv7uSPqtyQrMrJzOm1GTWSGb2u4ewP&#10;a896JITqw7NuCzTr1BvPDnkTb70/GZ/PXIjVW/fh2JmLvO7KT9nFNzdqxf9XuXv3rtWV+MTJKzdt&#10;Radn+sHazR/Glu50fpwBii6q9iCotWys6YIq0eOGOs07YOr077DvyMltF69dq5N1/fpDL2xqcfHL&#10;odeiCpZt3Iy3J32MLs+/gKDWHeDgXx9WHv6o7eqnkvlUpYeqKj0c1ajNqjsGoCa1ZW16MK0968Kz&#10;QWu07z0A7340FRt27bt+LTUtntrogfUjMzOLHa7GpW1ct20fBrwyEjbe9XRRZH7weKI2PXQ8t5O3&#10;nHSHk/Dwryl8/ZQpcVvyXUXjPyCPMd7ndzWt3EeWT9+Vmr/+4550q9f/bzHyW/L6Scqna2Ho6P0r&#10;tnysZuXKL2PlynnS8vmzClbOLx1Xzip+XwlT/rkev9b4+P9i/fWWWcb0HfN7mr4yS42/Zyt77pXZ&#10;lhxfUo6erb46lbWHHfekW30+K2NPWg79/dP/ecV24c/0WVk/mvHfHX11KrFyxz1s+wTll/NLxz3p&#10;vfs4U/4rlv9btyV+y1i5civUX7XDr7Ryfv8Lpq/Mcsb7PEmb6NvysZrpK5uttIyHbdke4bfEyvml&#10;Y8tZxe8rYY+t3+O2bGXrX/JZGStXJh1X1p64HD3bcn7/C/ZE9dBj1BdT2Vk5kEB9s0eZmmvHRm3H&#10;IwTV9DPNOICj1lBU7/3UdCm1LIUy/jHVBdYeAegz+FWs3LoLkQmpGznxptalLKWo6Nbg1My8S7v3&#10;Hy384KMp6NijL3zqNYEdCZyaTp6obu+qlgc0tyMjn1VpW93eHZyrw9LVF84kSOu2ao+uz79I/eBP&#10;sWLbbpyLSrgVn1P4plbEA2RlXXcMpf71zkPB2z4nodmY87bw0FTqi6vlSlh80bmpqWXUV1dLcNB3&#10;lirbbC8sXbcRkbHxn+bdu2etufyvwrolOjk9/0RoxL/Wb9+Lb+YtxpvvjUdfattWXfvAp3Er2PvV&#10;o35/IGqRmOfMsGY8vY76/rrAG4ltJdB1101dO15LngQli0oTO3pP4rUG6YLh4z7FgRNhOBRy8YFr&#10;9aclPb3IPiktE+99MAkBdPO4+dZD83bd1do2r40ch4mffoNZC1bdX7tl3792Hzx1/dT5yOvhl2Ov&#10;J2RmX8+/fe/i9R9//Mso6Jj4+GdPngm999Hn0xHQuA1dbA6jk7h08YeJW6Ca3Mshbf4lRv0CQQ+y&#10;saULqtm6wadBU/Qe9BJHTLFn/3GER8YvD7mcZJOUlG9TWFhYXSvid4X9sv/E1KzFx0+FYsrn39JD&#10;/hzsPOrBlOppyn9glCDmX0DI1HAA3rrDhB7KgLZd8Pr7H2PRuh33th44eX33oVPXdx46fn3rgaP/&#10;U9t28NhDTd/+Yr+nHapg+vbRZ8Fk/+vrU7Huf7X6i/3v7H997/yvy/+t9lev/9/Bfk37c7tz++v7&#10;7o+0X1N3tr//vaP6PoeCH2MnaL/j17cdINtP70vtxPWla3bcGznuE9Rv3UUt+2FKwoVH4hlypJL7&#10;iSReOYMrL/3HQ1hr8xDRLn0wfso07A8+g2uJGYuT8v/L/VjyH3L5sg2Jv+X7j5/E1Okz0ffFIfBp&#10;2FRFRXnuogkPQeUfHEr6tCy0eRQfL69B21oufvBv3Brvf/wZQs5dvJecmfOcVsRfgtzCG2FJGVnX&#10;I+MSrp++cPH6Hrqm67btvj1rwdL/fPTZNLz21hj0HTgMzdt0gU9AI3iTQB89ZiKSU7JQVFRkr7kR&#10;/oxkFdweFpWcgaWbtuGZwS/DxrcODGycoVIP881NN7MZ/+Jjy2OdeeIu/5Kgi/SpOZ3WHqhi6abG&#10;lnPiH59GbdGp34t4c8wkfDFrEZas24bth47fP3Im/P7piCv3w67G3L8QnXA/PCbhfmhM3P3w+IT7&#10;56Ji75+4EHn/UEjo/e0Hg+8vXbcVn3w1C4PeeAdNOvWCjU998HpAVagM9WDxrzVUvspaxWF0Kxdw&#10;0iQjazeY0j5Vbd3h4lMPQ157C3sOHENUbNJDfxkSBEEQBEEQ/vrEpGe+wcliBr8xCi6BDdWIOBMS&#10;azxfUQUauM+ohs66w4izrtqx4PSEMQ/ltnSGhVsA6pKYeY76j+O//BZzVm3Apv3H7h86e+H+qUtR&#10;1HdNuh+ZkHb/SmL6/ci41PsXo5Pvh1+Jv382Ivp+8JlL93fsP3F/6dpt9z+fsQBvvvchOvYaALc6&#10;TVDVwZ36y05q2Q7Oq8JzM03tdcNH1ZBhHspL/VxeRcGU+tjmTiR+ee4mJwTyr4duAwZj8drNiEpK&#10;Q1bBjWHa6QrCn5fMzEzztOzcsVdiErBo5Tr0GzSUxFldmFjYw6i2I8xt3WBOD4Y5PYgmnPKX55Cq&#10;YbIcEfSDsUtdGLmSKOU5kk5kvOVx5rQ10T7jJUF4zLSRHScbos/pvYkDJyHicL4PCUTyywKW39PD&#10;VjIPU0Ue+TWZGT1s1XlNHmtXVKltCwffIAx65Q2s3bwNp86en3D58uVqAAy00xIEQRAEQRCeAlJS&#10;UswuJyXZnDx9evyGzVswaNjrsPMIgJmNK/UbXdTIPBPOukqiTa3jyNFAjgrasOCkfqcDT58KgolL&#10;PbI61H8NhAn1X3ltTp3xutTUh3Ui46lW9JqXAeHXJi7+MKUtm7GzD/V5qV/rSD5VedyX5aSW3iqj&#10;qcqtQULTlPrYpha2cPIOQP8Xh2LB8tWIjIpFSmb+OOqXW/xlE9MIQkVycnKsMnOL3r8Wm1Sw9/Ax&#10;zJi/CCPGfoBuzw5A3Zbt4RzYSIXiWeAZWDihioUjqlg6wdDGGUYkQlUqYltXMt0vMDyU1oDXrORJ&#10;u2oSL73n15b0cFuQSKzlQn44SuqmhgBwtiifJm3R6dnBeG3sJHy7aCUOnT6HiOj46al5ea737983&#10;06oqCIIgCIIgCKXk5eVZp+UU1bsYm/jNkZBQzFqyHMPHTUS3515AEPVjbXzqqqynBrUdYVCLzRmG&#10;tTlowSPkNNFp7wUDEogsIDlJjwpy8Ag6ZbQvm6ULmbNu9Jy1LlFlVWdvlU+kTssO6PrcIOo/T8DM&#10;hUuw78hxRMcl/yMjJ29qTs5dK62qgvB0c/PmT86puYWdrsQndTl9/mKXvUeOd9m4d2+XZWs3dpmx&#10;aFmXzQeOvnXmYnTY+auJCL0cSxaD8GvxCL0UG7P70KkJsxeton23dlm7dac69hz5iCZfmfn5ASIY&#10;BUEQBEEQhP8GvKxIbuHNFvFJWV3OX4zucuDIuS4bt+7tsmiZrg97POzCsgvXYn4OuxJF/ddrZFdx&#10;nl6HhF84tmrDjqEz5i3rsmjVxi4bd+5VfVjuB3N/OC2vqEt6/m03rRhBEARBEARBEARBEARBEARB&#10;EARBEAThKaRKlf8PCkwtZQgaSJAAAAAASUVORK5CYIJQSwMEFAAGAAgAAAAhANLRBT7iAAAADAEA&#10;AA8AAABkcnMvZG93bnJldi54bWxMj8FqwzAQRO+F/oPYQG+NrLp2gmM5hND2FApNCqU3xdrYJpZk&#10;LMV2/r6bU3Oc2cfsTL6eTMsG7H3jrAQxj4ChLZ1ubCXh+/D+vATmg7Jatc6ihCt6WBePD7nKtBvt&#10;Fw77UDEKsT5TEuoQuoxzX9ZolJ+7Di3dTq43KpDsK657NVK4aflLFKXcqMbSh1p1uK2xPO8vRsLH&#10;qMZNLN6G3fm0vf4eks+fnUApn2bTZgUs4BT+YbjVp+pQUKeju1jtWUs6WqQxsRKSBW24EfFrkgI7&#10;krMUAniR8/sRxR8AAAD//wMAUEsDBBQABgAIAAAAIQCqJg6+vAAAACEBAAAZAAAAZHJzL19yZWxz&#10;L2Uyb0RvYy54bWwucmVsc4SPQWrDMBBF94XcQcw+lp1FKMWyN6HgbUgOMEhjWcQaCUkt9e0jyCaB&#10;QJfzP/89ph///Cp+KWUXWEHXtCCIdTCOrYLr5Xv/CSIXZINrYFKwUYZx2H30Z1qx1FFeXMyiUjgr&#10;WEqJX1JmvZDH3IRIXJs5JI+lnsnKiPqGluShbY8yPTNgeGGKyShIk+lAXLZYzf+zwzw7Taegfzxx&#10;eaOQzld3BWKyVBR4Mg4fYddEtiCHXr48NtwBAAD//wMAUEsBAi0AFAAGAAgAAAAhALGCZ7YKAQAA&#10;EwIAABMAAAAAAAAAAAAAAAAAAAAAAFtDb250ZW50X1R5cGVzXS54bWxQSwECLQAUAAYACAAAACEA&#10;OP0h/9YAAACUAQAACwAAAAAAAAAAAAAAAAA7AQAAX3JlbHMvLnJlbHNQSwECLQAUAAYACAAAACEA&#10;11QarhYEAAAzCQAADgAAAAAAAAAAAAAAAAA6AgAAZHJzL2Uyb0RvYy54bWxQSwECLQAKAAAAAAAA&#10;ACEA5ojuCKhJAQCoSQEAFAAAAAAAAAAAAAAAAAB8BgAAZHJzL21lZGlhL2ltYWdlMS5wbmdQSwEC&#10;LQAUAAYACAAAACEA0tEFPuIAAAAMAQAADwAAAAAAAAAAAAAAAABWUAEAZHJzL2Rvd25yZXYueG1s&#10;UEsBAi0AFAAGAAgAAAAhAKomDr68AAAAIQEAABkAAAAAAAAAAAAAAAAAZVEBAGRycy9fcmVscy9l&#10;Mm9Eb2MueG1sLnJlbHNQSwUGAAAAAAYABgB8AQAAWFIBAAAA&#10;">
                 <v:shapetype id="_x0000_t75" coordsize="21600,21600" o:spt="75" o:preferrelative="t" path="m@4@5l@4@11@9@11@9@5xe" filled="f" stroked="f">
                   <v:stroke joinstyle="miter"/>
                   <v:formulas>
@@ -4922,11 +4943,10 @@
                   <v:path o:extrusionok="f" gradientshapeok="t" o:connecttype="rect"/>
                   <o:lock v:ext="edit" aspectratio="t"/>
                 </v:shapetype>
-                <v:shape id="圖片 18" o:spid="_x0000_s1027" type="#_x0000_t75" style="position:absolute;left:-8065;top:8065;width:33223;height:17094;rotation:90;visibility:visible;mso-wrap-style:square" o:gfxdata="UEsDBBQABgAIAAAAIQAEqzleAAEAAOYBAAATAAAAW0NvbnRlbnRfVHlwZXNdLnhtbJSRQU7DMBBF&#10;90jcwfIWJU5ZIISSdEHKEipUDjCyJ4lFMrY8bmhvj9O0G0SRWNoz/78nu1wfxkFMGNg6quQqL6RA&#10;0s5Y6ir5sXvJHqXgCGRgcISVPCLLdX17U+6OHlmkNHEl+xj9k1KsexyBc+eR0qR1YYSYjqFTHvQn&#10;dKjui+JBaUcRKWZx7pB12WAL+yGKzSFdLyYBB5bieVmcWZUE7werISZTNZH5QcnOhDwlTzvcW893&#10;SUOqXwnz5DrgnHtLTxOsQbGFEF9hTBrKBFbe6rgPmLbyv3tm0ZEz17ZWY94E3i7Ji9g1gHFfFHD6&#10;b3uTYu84XdrV6ZfqbwAAAP//AwBQSwMEFAAGAAgAAAAhAAjDGKTUAAAAkwEAAAsAAABfcmVscy8u&#10;cmVsc6SQwWrDMAyG74O+g9F9cdrDGKNOb4NeSwu7GltJzGLLSG7avv1M2WAZve2oX+j7xL/dXeOk&#10;ZmQJlAysmxYUJkc+pMHA6fj+/ApKik3eTpTQwA0Fdt3qaXvAyZZ6JGPIoioliYGxlPymtbgRo5WG&#10;Mqa66YmjLXXkQWfrPu2AetO2L5p/M6BbMNXeG+C934A63nI1/2HH4JiE+tI4ipr6PrhHVO3pkg44&#10;V4rlAYsBz3IPGeemPgf6sXf9T28OrpwZP6phof7Oq/nHrhdVdl8AAAD//wMAUEsDBBQABgAIAAAA&#10;IQAzLwWeQQAAADkAAAASAAAAZHJzL3BpY3R1cmV4bWwueG1ssrGvyM1RKEstKs7Mz7NVMtQzUFJI&#10;zUvOT8nMS7dVCg1x07VQUiguScxLSczJz0u1VapMLVayt+PlAgAAAP//AwBQSwMEFAAGAAgAAAAh&#10;ALxD/PTDAAAA2wAAAA8AAABkcnMvZG93bnJldi54bWxEj09rwkAQxe8Fv8Mygre6sQepqasUQehB&#10;kEYv3obsmIRmZ9PdzR+/fecg9DbDe/Peb7b7ybVqoBAbzwZWywwUceltw5WB6+X4+g4qJmSLrWcy&#10;8KAI+93sZYu59SN/01CkSkkIxxwN1Cl1udaxrMlhXPqOWLS7Dw6TrKHSNuAo4a7Vb1m21g4bloYa&#10;OzrUVP4UvTNQ/Gqrw7069Zt+5cJtfQ6jG4xZzKfPD1CJpvRvfl5/WcEXWPlFBtC7PwAAAP//AwBQ&#10;SwECLQAUAAYACAAAACEABKs5XgABAADmAQAAEwAAAAAAAAAAAAAAAAAAAAAAW0NvbnRlbnRfVHlw&#10;ZXNdLnhtbFBLAQItABQABgAIAAAAIQAIwxik1AAAAJMBAAALAAAAAAAAAAAAAAAAADEBAABfcmVs&#10;cy8ucmVsc1BLAQItABQABgAIAAAAIQAzLwWeQQAAADkAAAASAAAAAAAAAAAAAAAAAC4CAABkcnMv&#10;cGljdHVyZXhtbC54bWxQSwECLQAUAAYACAAAACEAvEP89MMAAADbAAAADwAAAAAAAAAAAAAAAACf&#10;AgAAZHJzL2Rvd25yZXYueG1sUEsFBgAAAAAEAAQA9wAAAI8DAAAAAA==&#10;">
+                <v:shape id="圖片 18" o:spid="_x0000_s1027" type="#_x0000_t75" style="position:absolute;left:-8065;top:8065;width:33223;height:17094;rotation:90;visibility:visible;mso-wrap-style:square" o:gfxdata="UEsDBBQABgAIAAAAIQDb4fbL7gAAAIUBAAATAAAAW0NvbnRlbnRfVHlwZXNdLnhtbHyQz07DMAyH&#10;70i8Q+QralM4IITa7kDhCAiNB7ASt43WOlEcyvb2pNu4IODoPz9/n1xv9vOkForiPDdwXVagiI23&#10;jocG3rdPxR0oScgWJ8/UwIEENu3lRb09BBKV0ywNjCmFe63FjDSjlD4Q50nv44wpl3HQAc0OB9I3&#10;VXWrjedEnIq03oC27qjHjympx31un0wiTQLq4bS4shrAECZnMGVTvbD9QSnOhDInjzsyuiBXWQP0&#10;r4R18jfgnHvJr4nOknrFmJ5xzhraRtHWf3Kkpfz/yGo5S+H73hkquyhdjr3R8m2lj09svwAAAP//&#10;AwBQSwMEFAAGAAgAAAAhAFr0LFu/AAAAFQEAAAsAAABfcmVscy8ucmVsc2zPwWrDMAwG4Ptg72B0&#10;X5TuUMaI01uh19I+gLGVxCy2jGSy9e1nemrHjpL4P0nD4SetZiPRyNnCruvBUPYcYp4tXC/Htw8w&#10;Wl0ObuVMFm6kcBhfX4Yzra62kC6xqGlKVgtLreUTUf1CyWnHhXKbTCzJ1VbKjMX5LzcTvvf9HuXR&#10;gPHJNKdgQU5hB+ZyK23zHztFL6w81c5zQp6m6P9TMfB3PtPWFCczVQtB9N4U2rp2HOA44NMz4y8A&#10;AAD//wMAUEsDBBQABgAIAAAAIQAmInd0xwAAANsAAAAPAAAAZHJzL2Rvd25yZXYueG1sRI9Ba8JA&#10;EIXvhf6HZQpepG5qqUrqKlJQBEvRVMTehuw0CWZn0+yq8d93DoXeZnhv3vtmOu9crS7UhsqzgadB&#10;Aoo497biwsD+c/k4ARUissXaMxm4UYD57P5uiqn1V97RJYuFkhAOKRooY2xSrUNeksMw8A2xaN++&#10;dRhlbQttW7xKuKv1MElG2mHF0lBiQ28l5afs7Aysvj62/W12WDyPf4523N8kL+79ZEzvoVu8gorU&#10;xX/z3/XaCr7Ayi8ygJ79AgAA//8DAFBLAQItABQABgAIAAAAIQDb4fbL7gAAAIUBAAATAAAAAAAA&#10;AAAAAAAAAAAAAABbQ29udGVudF9UeXBlc10ueG1sUEsBAi0AFAAGAAgAAAAhAFr0LFu/AAAAFQEA&#10;AAsAAAAAAAAAAAAAAAAAHwEAAF9yZWxzLy5yZWxzUEsBAi0AFAAGAAgAAAAhACYid3THAAAA2wAA&#10;AA8AAAAAAAAAAAAAAAAABwIAAGRycy9kb3ducmV2LnhtbFBLBQYAAAAAAwADALcAAAD7AgAAAAA=&#10;">
                   <v:imagedata r:id="rId9" o:title=""/>
-                  <v:path arrowok="t"/>
                 </v:shape>
-                <v:roundrect id="圓角矩形 7" o:spid="_x0000_s1028" style="position:absolute;left:1666;top:2875;width:14086;height:28296;visibility:visible;mso-wrap-style:square;v-text-anchor:top" arcsize="3131f" o:gfxdata="UEsDBBQABgAIAAAAIQDw94q7/QAAAOIBAAATAAAAW0NvbnRlbnRfVHlwZXNdLnhtbJSRzUrEMBDH&#10;74LvEOYqbaoHEWm6B6tHFV0fYEimbdg2CZlYd9/edD8u4goeZ+b/8SOpV9tpFDNFtt4puC4rEOS0&#10;N9b1Cj7WT8UdCE7oDI7ekYIdMayay4t6vQvEIrsdKxhSCvdSsh5oQi59IJcvnY8TpjzGXgbUG+xJ&#10;3lTVrdTeJXKpSEsGNHVLHX6OSTxu8/pAEmlkEA8H4dKlAEMYrcaUSeXszI+W4thQZudew4MNfJUx&#10;QP7asFzOFxx9L/lpojUkXjGmZ5wyhjSRJQ8YKGvKv1MWzIkL33VWU9lGfl98J6hz4cZ/uUjzf7Pb&#10;bHuj+ZQu9z/UfAMAAP//AwBQSwMEFAAGAAgAAAAhADHdX2HSAAAAjwEAAAsAAABfcmVscy8ucmVs&#10;c6SQwWrDMAyG74O9g9G9cdpDGaNOb4VeSwe7CltJTGPLWCZt376mMFhGbzvqF/o+8e/2tzCpmbJ4&#10;jgbWTQuKomXn42Dg63xYfYCSgtHhxJEM3Elg372/7U40YalHMvokqlKiGBhLSZ9aix0poDScKNZN&#10;zzlgqWMedEJ7wYH0pm23Ov9mQLdgqqMzkI9uA+p8T9X8hx28zSzcl8Zy0Nz33r6iasfXeKK5UjAP&#10;VAy4LM8w09zU50C/9q7/6ZURE31X/kL8TKv1x6wXNXYPAAAA//8DAFBLAwQUAAYACAAAACEAMy8F&#10;nkEAAAA5AAAAEAAAAGRycy9zaGFwZXhtbC54bWyysa/IzVEoSy0qzszPs1Uy1DNQUkjNS85PycxL&#10;t1UKDXHTtVBSKC5JzEtJzMnPS7VVqkwtVrK34+UCAAAA//8DAFBLAwQUAAYACAAAACEAO84q3MMA&#10;AADaAAAADwAAAGRycy9kb3ducmV2LnhtbESPQWvCQBSE7wX/w/IEb3WjYJXoKiK2eDAHoxdvj93X&#10;JDT7NmTXJP77bqHgcZiZb5jNbrC16Kj1lWMFs2kCglg7U3Gh4Hb9fF+B8AHZYO2YFDzJw247ettg&#10;alzPF+ryUIgIYZ+igjKEJpXS65Is+qlriKP37VqLIcq2kKbFPsJtLedJ8iEtVhwXSmzoUJL+yR9W&#10;gb52faaPl/PimS3u92yef535oNRkPOzXIAIN4RX+b5+MgiX8XYk3QG5/AQAA//8DAFBLAQItABQA&#10;BgAIAAAAIQDw94q7/QAAAOIBAAATAAAAAAAAAAAAAAAAAAAAAABbQ29udGVudF9UeXBlc10ueG1s&#10;UEsBAi0AFAAGAAgAAAAhADHdX2HSAAAAjwEAAAsAAAAAAAAAAAAAAAAALgEAAF9yZWxzLy5yZWxz&#10;UEsBAi0AFAAGAAgAAAAhADMvBZ5BAAAAOQAAABAAAAAAAAAAAAAAAAAAKQIAAGRycy9zaGFwZXht&#10;bC54bWxQSwECLQAUAAYACAAAACEAO84q3MMAAADaAAAADwAAAAAAAAAAAAAAAACYAgAAZHJzL2Rv&#10;d25yZXYueG1sUEsFBgAAAAAEAAQA9QAAAIgDAAAAAA==&#10;" filled="f" stroked="f" strokeweight="2.5pt">
+                <v:roundrect id="圓角矩形 7" o:spid="_x0000_s1028" style="position:absolute;left:1666;top:2875;width:14086;height:28296;visibility:visible;mso-wrap-style:square;v-text-anchor:top" arcsize="3131f" o:gfxdata="UEsDBBQABgAIAAAAIQDb4fbL7gAAAIUBAAATAAAAW0NvbnRlbnRfVHlwZXNdLnhtbHyQz07DMAyH&#10;70i8Q+QralM4IITa7kDhCAiNB7ASt43WOlEcyvb2pNu4IODoPz9/n1xv9vOkForiPDdwXVagiI23&#10;jocG3rdPxR0oScgWJ8/UwIEENu3lRb09BBKV0ywNjCmFe63FjDSjlD4Q50nv44wpl3HQAc0OB9I3&#10;VXWrjedEnIq03oC27qjHjympx31un0wiTQLq4bS4shrAECZnMGVTvbD9QSnOhDInjzsyuiBXWQP0&#10;r4R18jfgnHvJr4nOknrFmJ5xzhraRtHWf3Kkpfz/yGo5S+H73hkquyhdjr3R8m2lj09svwAAAP//&#10;AwBQSwMEFAAGAAgAAAAhAFr0LFu/AAAAFQEAAAsAAABfcmVscy8ucmVsc2zPwWrDMAwG4Ptg72B0&#10;X5TuUMaI01uh19I+gLGVxCy2jGSy9e1nemrHjpL4P0nD4SetZiPRyNnCruvBUPYcYp4tXC/Htw8w&#10;Wl0ObuVMFm6kcBhfX4Yzra62kC6xqGlKVgtLreUTUf1CyWnHhXKbTCzJ1VbKjMX5LzcTvvf9HuXR&#10;gPHJNKdgQU5hB+ZyK23zHztFL6w81c5zQp6m6P9TMfB3PtPWFCczVQtB9N4U2rp2HOA44NMz4y8A&#10;AAD//wMAUEsDBBQABgAIAAAAIQA7zircwwAAANoAAAAPAAAAZHJzL2Rvd25yZXYueG1sRI9Ba8JA&#10;FITvBf/D8gRvdaNglegqIrZ4MAejF2+P3dckNPs2ZNck/vtuoeBxmJlvmM1usLXoqPWVYwWzaQKC&#10;WDtTcaHgdv18X4HwAdlg7ZgUPMnDbjt622BqXM8X6vJQiAhhn6KCMoQmldLrkiz6qWuIo/ftWosh&#10;yraQpsU+wm0t50nyIS1WHBdKbOhQkv7JH1aBvnZ9po+X8+KZLe73bJ5/nfmg1GQ87NcgAg3hFf5v&#10;n4yCJfxdiTdAbn8BAAD//wMAUEsBAi0AFAAGAAgAAAAhANvh9svuAAAAhQEAABMAAAAAAAAAAAAA&#10;AAAAAAAAAFtDb250ZW50X1R5cGVzXS54bWxQSwECLQAUAAYACAAAACEAWvQsW78AAAAVAQAACwAA&#10;AAAAAAAAAAAAAAAfAQAAX3JlbHMvLnJlbHNQSwECLQAUAAYACAAAACEAO84q3MMAAADaAAAADwAA&#10;AAAAAAAAAAAAAAAHAgAAZHJzL2Rvd25yZXYueG1sUEsFBgAAAAADAAMAtwAAAPcCAAAAAA==&#10;" filled="f" stroked="f" strokeweight="2.5pt">
                   <v:stroke joinstyle="miter"/>
                   <v:textbox style="layout-flow:vertical-ideographic" inset="1mm,1mm,1mm,1mm">
                     <w:txbxContent>
@@ -5028,7 +5048,7 @@
           <w:noProof/>
         </w:rPr>
         <w:drawing>
-          <wp:anchor distT="0" distB="0" distL="114300" distR="114300" simplePos="0" relativeHeight="251660288" behindDoc="0" locked="0" layoutInCell="1" allowOverlap="1" wp14:anchorId="0030E694" wp14:editId="71D7BCD3">
+          <wp:anchor distT="0" distB="0" distL="114300" distR="114300" simplePos="0" relativeHeight="251660288" behindDoc="0" locked="0" layoutInCell="1" allowOverlap="1" wp14:anchorId="0030E694" wp14:editId="5D6EA4C2">
             <wp:simplePos x="0" y="0"/>
             <wp:positionH relativeFrom="column">
               <wp:posOffset>2160905</wp:posOffset>
@@ -6978,12 +6998,12 @@
           </mc:Choice>
           <mc:Fallback>
             <w:pict>
-              <v:group w14:anchorId="5DF93223" id="群組 24" o:spid="_x0000_s1029" style="position:absolute;margin-left:533.85pt;margin-top:298.55pt;width:140.3pt;height:259.35pt;z-index:251662336;mso-position-horizontal-relative:page;mso-position-vertical-relative:page;mso-width-relative:margin;mso-height-relative:margin" coordsize="17818,32941" o:gfxdata="UEsDBBQABgAIAAAAIQC2gziS/gAAAOEBAAATAAAAW0NvbnRlbnRfVHlwZXNdLnhtbJSRQU7DMBBF&#10;90jcwfIWJU67QAgl6YK0S0CoHGBkTxKLZGx5TGhvj5O2G0SRWNoz/78nu9wcxkFMGNg6quQqL6RA&#10;0s5Y6ir5vt9lD1JwBDIwOMJKHpHlpr69KfdHjyxSmriSfYz+USnWPY7AufNIadK6MEJMx9ApD/oD&#10;OlTrorhX2lFEilmcO2RdNtjC5xDF9pCuTyYBB5bi6bQ4syoJ3g9WQ0ymaiLzg5KdCXlKLjvcW893&#10;SUOqXwnz5DrgnHtJTxOsQfEKIT7DmDSUCaxw7Rqn8787ZsmRM9e2VmPeBN4uqYvTtW7jvijg9N/y&#10;JsXecLq0q+WD6m8AAAD//wMAUEsDBBQABgAIAAAAIQA4/SH/1gAAAJQBAAALAAAAX3JlbHMvLnJl&#10;bHOkkMFqwzAMhu+DvYPRfXGawxijTi+j0GvpHsDYimMaW0Yy2fr2M4PBMnrbUb/Q94l/f/hMi1qR&#10;JVI2sOt6UJgd+ZiDgffL8ekFlFSbvV0oo4EbChzGx4f9GRdb25HMsYhqlCwG5lrLq9biZkxWOiqY&#10;22YiTra2kYMu1l1tQD30/bPm3wwYN0x18gb45AdQl1tp5j/sFB2T0FQ7R0nTNEV3j6o9feQzro1i&#10;OWA14Fm+Q8a1a8+Bvu/d/dMb2JY5uiPbhG/ktn4cqGU/er3pcvwCAAD//wMAUEsDBBQABgAIAAAA&#10;IQA8LoS4HAQAAMAJAAAOAAAAZHJzL2Uyb0RvYy54bWy0Vs9vIzUUviPxP1i+02QmSZtEna5Cd1sh&#10;ld1qu2jPjseTGfDYxnY6KWckJI4gLRckBEJCHDhy4AD/Tbf8GTw/z0zSH9pFi8hh4l/v+fl73/fs&#10;w0ebWpJLYV2lVUaTvSElQnGdV2qV0U9enHwwpcR5pnImtRIZvRKOPjp6/73DxsxFqkstc2EJOFFu&#10;3piMlt6b+WDgeClq5va0EQomC21r5qFrV4Pcsga813KQDof7g0bb3FjNhXMw+jhO0iP0XxSC+2dF&#10;4YQnMqMQm8evxe8yfAdHh2y+ssyUFW/DYO8QRc0qBZv2rh4zz8jaVvdc1RW32unC73FdD3RRVFzg&#10;GeA0yfDOaU6tXhs8y2rerEwPE0B7B6d3dsufXp5bUuUZTceUKFZDjm7++vnm9y8JDAA6jVnNYdGp&#10;NRfm3LYDq9gLB94Utg7/cBSyQVyvelzFxhMOg8nBFHIF8HOYG6Wzcegg8ryE9Nyz4+WTrWUyTXYs&#10;k+kkWA66jQchvj6cxgCL3BYo99+AuiiZEYi/Cxh0QKUdUK9ffXX923evX/1x/ePXJI1o4coAFfGb&#10;D3U4PPLCmTPNP3NE6eOSqZVYWKubUrAcQkzwRCF22CSYBtTd3AUny+ZjnUNO2NprdHQH79Ek2Z9R&#10;Arims9FwGlHd4p4eTEeTDvfJbJjcRo/NjXX+VOiahEZGLQgGt2GXZ85HoLslIctOyyo/qaTEjl0t&#10;j6UllwzEdYK/Nje3lklFmozOJukEPSsd7DH7deVB/LKqMzoFSnSkCLA8UTku8aySsQ0plwoy30ET&#10;QfKb5QbpiyCGuaXOrwA4q6PWoTZBo9T2C0oa0HlG3edrZgUl8iMF4Iei0DVs11h2DaY4mGbUUxKb&#10;xx6LRzi+0gtISlEhTNud2xCBhjHC/52PkN+o2+vvv/37l29ufvj1+s+fCCY6RNVyCtDcItep562y&#10;fbP47tNHr1X+/BaHAlKrvI2Q5Z9SUtQSSiyQhoxGCaoGUot8Q13v0m2HK5FFo+RgMkQa3aIYXhei&#10;56LfRNHJdQ3qifzcn/T8guFQdZC2o24YYui9YBw7GzxMPeevpAjHk+q5KICEIPY0xhZur204jHOh&#10;fFsHSpaLuHXYGcvgva3RYfBcgFJ6362Dh31Hqbbrg6nAy683bkF7k3FvgTtr5XvjulLaPnQyCadq&#10;d47rO31GaLai6OXoDD+poNScMefPmQUigACDRp/Bp5AaKoVuW5QE1T40/jZNz5LxuNf1eHKQQidq&#10;u52J+m5n1Lo+1lDBEnipGI7NsN7LrllYXb+EZ8YiVBKY6ooC97brtGWBwEOFi8UCl8EFb5g/UxeG&#10;d7dA4PaLzUtmTVtvPZTqp7q7Z1oZRES3a0M+/kWxwasQngnI3vZJE94hu33Mz/bhdfQPAAAA//8D&#10;AFBLAwQUAAYACAAAACEAvr8AU+MAAAAOAQAADwAAAGRycy9kb3ducmV2LnhtbEyPwU7DMAyG70i8&#10;Q2QkbiwNpWspTadpAk4TEhsS4pY1Xlutcaoma7u3JzvBzb/86ffnYjWbjo04uNaSBLGIgCFVVrdU&#10;S/javz1kwJxXpFVnCSVc0MGqvL0pVK7tRJ847nzNQgm5XElovO9zzl3VoFFuYXuksDvawSgf4lBz&#10;PagplJuOP0bRkhvVUrjQqB43DVan3dlIeJ/UtI7F67g9HTeXn33y8b0VKOX93bx+AeZx9n8wXPWD&#10;OpTB6WDPpB3rQo6WaRpYCclzKoBdkfgpi4EdwiREkgEvC/7/jfIXAAD//wMAUEsBAi0AFAAGAAgA&#10;AAAhALaDOJL+AAAA4QEAABMAAAAAAAAAAAAAAAAAAAAAAFtDb250ZW50X1R5cGVzXS54bWxQSwEC&#10;LQAUAAYACAAAACEAOP0h/9YAAACUAQAACwAAAAAAAAAAAAAAAAAvAQAAX3JlbHMvLnJlbHNQSwEC&#10;LQAUAAYACAAAACEAPC6EuBwEAADACQAADgAAAAAAAAAAAAAAAAAuAgAAZHJzL2Uyb0RvYy54bWxQ&#10;SwECLQAUAAYACAAAACEAvr8AU+MAAAAOAQAADwAAAAAAAAAAAAAAAAB2BgAAZHJzL2Rvd25yZXYu&#10;eG1sUEsFBgAAAAAEAAQA8wAAAIYHAAAAAA==&#10;">
+              <v:group w14:anchorId="5DF93223" id="群組 24" o:spid="_x0000_s1029" style="position:absolute;margin-left:533.85pt;margin-top:298.55pt;width:140.3pt;height:259.35pt;z-index:251662336;mso-position-horizontal-relative:page;mso-position-vertical-relative:page;mso-width-relative:margin;mso-height-relative:margin" coordsize="17818,32941" o:gfxdata="UEsDBBQABgAIAAAAIQC2gziS/gAAAOEBAAATAAAAW0NvbnRlbnRfVHlwZXNdLnhtbJSRQU7DMBBF&#10;90jcwfIWJU67QAgl6YK0S0CoHGBkTxKLZGx5TGhvj5O2G0SRWNoz/78nu9wcxkFMGNg6quQqL6RA&#10;0s5Y6ir5vt9lD1JwBDIwOMJKHpHlpr69KfdHjyxSmriSfYz+USnWPY7AufNIadK6MEJMx9ApD/oD&#10;OlTrorhX2lFEilmcO2RdNtjC5xDF9pCuTyYBB5bi6bQ4syoJ3g9WQ0ymaiLzg5KdCXlKLjvcW893&#10;SUOqXwnz5DrgnHtJTxOsQfEKIT7DmDSUCaxw7Rqn8787ZsmRM9e2VmPeBN4uqYvTtW7jvijg9N/y&#10;JsXecLq0q+WD6m8AAAD//wMAUEsDBBQABgAIAAAAIQA4/SH/1gAAAJQBAAALAAAAX3JlbHMvLnJl&#10;bHOkkMFqwzAMhu+DvYPRfXGawxijTi+j0GvpHsDYimMaW0Yy2fr2M4PBMnrbUb/Q94l/f/hMi1qR&#10;JVI2sOt6UJgd+ZiDgffL8ekFlFSbvV0oo4EbChzGx4f9GRdb25HMsYhqlCwG5lrLq9biZkxWOiqY&#10;22YiTra2kYMu1l1tQD30/bPm3wwYN0x18gb45AdQl1tp5j/sFB2T0FQ7R0nTNEV3j6o9feQzro1i&#10;OWA14Fm+Q8a1a8+Bvu/d/dMb2JY5uiPbhG/ktn4cqGU/er3pcvwCAAD//wMAUEsDBBQABgAIAAAA&#10;IQBFr9wfBAQAAJsJAAAOAAAAZHJzL2Uyb0RvYy54bWy0Vs1uGzcQvhfoOxC819KuLFsSvA5UJzYK&#10;OIkRp8iZ4nK123JJlqS8cl+gQI8NkFwKFMml6KEPkEMex2kfo8Ph7kqyjaRIUR1W/Jvh8JvvG/Lo&#10;wbqW5EpYV2mV0WRvSIlQXOeVWmb02+enX00ocZ6pnEmtREavhaMPjr/84qgxM5HqUstcWAJOlJs1&#10;JqOl92Y2GDheipq5PW2EgslC25p56NrlILesAe+1HKTD4cGg0TY3VnPhHIw+jJP0GP0XheD+aVE4&#10;4YnMKMTm8WvxuwjfwfERmy0tM2XF2zDYZ0RRs0rBpr2rh8wzsrLVHVd1xa12uvB7XNcDXRQVF3gG&#10;OE0yvHWaM6tXBs+ynDVL08ME0N7C6bPd8idXZ9ZcmgsLSDRmCVhgL5xlXdg6/EOUZI2QXfeQibUn&#10;HAaTwwmkAZDlMDdKp/uhg6DyEpC/Y8fLRxvLZJJsWSaTcbAcdBsPdsJpDBDEbTBw/w2Dy5IZgdC6&#10;GWBwYUmVZzRNKVGsBp5+ePXTzZ+vP7x6d/PmZ5KGuEIAsDJARfz6ax0Ojyl35lzz7x1R+qRkainm&#10;1uqmFCyHEBM80ZZp9OOCk0XzWOewFVt5jY5u4T0aJwdTSgDXdDoaTiKqG9zTw8lo3OE+ng6TXfTY&#10;zFjnz4SuSWhk1IIWcBt2de58BLpbErLstKzy00pK7Njl4kRacsVAN6f4a3Ozs0wq0mR0Ok7H6Fnp&#10;YI/ZrysPupZVndEJUKIjRYDlkcpxiWeVjG1IuVSQ+YBTgCaC5NeLNWYFQQxzC51fA3BWRxlD2YFG&#10;qe2PlDQg4Yy6H1bMCkrkNwrAD3rvGrZrLLoGUxxMM+opic0Tj3UhHF/pOSSlqBCmzc5tiEDDGOH/&#10;zkfIb6Tjza8v//79l79+++Pm/VuCid7iVEvOiFynnk/K9uPiu0sfvVL5sx0OBaSWeRshy7+jpKgl&#10;VE8gDRmNElQNpBb5hrreptsWVyKLRsnheIg02qEY3gSi56JfR9HJVQ3qifw8GPf8guFQdZC2o24Y&#10;Yui9YBxbG9xPPeevpQjHk+qZKICEIPY0xhYupk04jHOhfFsHSpaLuHXYGcvgna3RYfBcgFJ6362D&#10;+31Hqbbrg6nAe603bkH7mHFvgTtr5XvjulLa3ncyCadqd47rO31GaDai6OXoDD+toNScM+cvmAUi&#10;gACDRp/Cp5AaKoVuW5QE1d43/ilNT5P9/V7X++PDFDpR2+1M1Hc7o1b1iYYKlsAjxHBshvVeds3C&#10;6voFvCDmoZLAVFcUuLddpy0LBN4gXMznuAzubsP8ubo0vLsFArefr18wa9p666FUP9HdPdPKICK6&#10;WRvy8S+KDV6F8AJA9ravlfDE2O5jfjZvquN/AAAA//8DAFBLAwQUAAYACAAAACEAvr8AU+MAAAAO&#10;AQAADwAAAGRycy9kb3ducmV2LnhtbEyPwU7DMAyG70i8Q2QkbiwNpWspTadpAk4TEhsS4pY1Xlut&#10;caoma7u3JzvBzb/86ffnYjWbjo04uNaSBLGIgCFVVrdUS/javz1kwJxXpFVnCSVc0MGqvL0pVK7t&#10;RJ847nzNQgm5XElovO9zzl3VoFFuYXuksDvawSgf4lBzPagplJuOP0bRkhvVUrjQqB43DVan3dlI&#10;eJ/UtI7F67g9HTeXn33y8b0VKOX93bx+AeZx9n8wXPWDOpTB6WDPpB3rQo6WaRpYCclzKoBdkfgp&#10;i4EdwiREkgEvC/7/jfIXAAD//wMAUEsBAi0AFAAGAAgAAAAhALaDOJL+AAAA4QEAABMAAAAAAAAA&#10;AAAAAAAAAAAAAFtDb250ZW50X1R5cGVzXS54bWxQSwECLQAUAAYACAAAACEAOP0h/9YAAACUAQAA&#10;CwAAAAAAAAAAAAAAAAAvAQAAX3JlbHMvLnJlbHNQSwECLQAUAAYACAAAACEARa/cHwQEAACbCQAA&#10;DgAAAAAAAAAAAAAAAAAuAgAAZHJzL2Uyb0RvYy54bWxQSwECLQAUAAYACAAAACEAvr8AU+MAAAAO&#10;AQAADwAAAAAAAAAAAAAAAABeBgAAZHJzL2Rvd25yZXYueG1sUEsFBgAAAAAEAAQA8wAAAG4HAAAA&#10;AA==&#10;">
                 <v:shapetype id="_x0000_t202" coordsize="21600,21600" o:spt="202" path="m,l,21600r21600,l21600,xe">
                   <v:stroke joinstyle="miter"/>
                   <v:path gradientshapeok="t" o:connecttype="rect"/>
                 </v:shapetype>
-                <v:shape id="_x0000_s1030" type="#_x0000_t202" style="position:absolute;left:351;top:293;width:17279;height:32590;visibility:visible;mso-wrap-style:square;v-text-anchor:top" o:gfxdata="UEsDBBQABgAIAAAAIQDw94q7/QAAAOIBAAATAAAAW0NvbnRlbnRfVHlwZXNdLnhtbJSRzUrEMBDH&#10;74LvEOYqbaoHEWm6B6tHFV0fYEimbdg2CZlYd9/edD8u4goeZ+b/8SOpV9tpFDNFtt4puC4rEOS0&#10;N9b1Cj7WT8UdCE7oDI7ekYIdMayay4t6vQvEIrsdKxhSCvdSsh5oQi59IJcvnY8TpjzGXgbUG+xJ&#10;3lTVrdTeJXKpSEsGNHVLHX6OSTxu8/pAEmlkEA8H4dKlAEMYrcaUSeXszI+W4thQZudew4MNfJUx&#10;QP7asFzOFxx9L/lpojUkXjGmZ5wyhjSRJQ8YKGvKv1MWzIkL33VWU9lGfl98J6hz4cZ/uUjzf7Pb&#10;bHuj+ZQu9z/UfAMAAP//AwBQSwMEFAAGAAgAAAAhADHdX2HSAAAAjwEAAAsAAABfcmVscy8ucmVs&#10;c6SQwWrDMAyG74O9g9G9cdpDGaNOb4VeSwe7CltJTGPLWCZt376mMFhGbzvqF/o+8e/2tzCpmbJ4&#10;jgbWTQuKomXn42Dg63xYfYCSgtHhxJEM3Elg372/7U40YalHMvokqlKiGBhLSZ9aix0poDScKNZN&#10;zzlgqWMedEJ7wYH0pm23Ov9mQLdgqqMzkI9uA+p8T9X8hx28zSzcl8Zy0Nz33r6iasfXeKK5UjAP&#10;VAy4LM8w09zU50C/9q7/6ZURE31X/kL8TKv1x6wXNXYPAAAA//8DAFBLAwQUAAYACAAAACEAMy8F&#10;nkEAAAA5AAAAEAAAAGRycy9zaGFwZXhtbC54bWyysa/IzVEoSy0qzszPs1Uy1DNQUkjNS85PycxL&#10;t1UKDXHTtVBSKC5JzEtJzMnPS7VVqkwtVrK34+UCAAAA//8DAFBLAwQUAAYACAAAACEAyNAlD8QA&#10;AADbAAAADwAAAGRycy9kb3ducmV2LnhtbESPS2vDMBCE74X8B7GBXkoixwdTnCihTVLooTnkQc6L&#10;tbVNrZWR5Ne/rwqBHoeZ+YbZ7EbTiJ6cry0rWC0TEMSF1TWXCm7Xj8UrCB+QNTaWScFEHnbb2dMG&#10;c20HPlN/CaWIEPY5KqhCaHMpfVGRQb+0LXH0vq0zGKJ0pdQOhwg3jUyTJJMGa44LFba0r6j4uXRG&#10;QXZw3XDm/cvhdvzCU1um9/fprtTzfHxbgwg0hv/wo/2pFaQp/H2JP0BufwEAAP//AwBQSwECLQAU&#10;AAYACAAAACEA8PeKu/0AAADiAQAAEwAAAAAAAAAAAAAAAAAAAAAAW0NvbnRlbnRfVHlwZXNdLnht&#10;bFBLAQItABQABgAIAAAAIQAx3V9h0gAAAI8BAAALAAAAAAAAAAAAAAAAAC4BAABfcmVscy8ucmVs&#10;c1BLAQItABQABgAIAAAAIQAzLwWeQQAAADkAAAAQAAAAAAAAAAAAAAAAACkCAABkcnMvc2hhcGV4&#10;bWwueG1sUEsBAi0AFAAGAAgAAAAhAMjQJQ/EAAAA2wAAAA8AAAAAAAAAAAAAAAAAmAIAAGRycy9k&#10;b3ducmV2LnhtbFBLBQYAAAAABAAEAPUAAACJAwAAAAA=&#10;" stroked="f">
+                <v:shape id="_x0000_s1030" type="#_x0000_t202" style="position:absolute;left:351;top:293;width:17279;height:32590;visibility:visible;mso-wrap-style:square;v-text-anchor:top" o:gfxdata="UEsDBBQABgAIAAAAIQDb4fbL7gAAAIUBAAATAAAAW0NvbnRlbnRfVHlwZXNdLnhtbHyQz07DMAyH&#10;70i8Q+QralM4IITa7kDhCAiNB7ASt43WOlEcyvb2pNu4IODoPz9/n1xv9vOkForiPDdwXVagiI23&#10;jocG3rdPxR0oScgWJ8/UwIEENu3lRb09BBKV0ywNjCmFe63FjDSjlD4Q50nv44wpl3HQAc0OB9I3&#10;VXWrjedEnIq03oC27qjHjympx31un0wiTQLq4bS4shrAECZnMGVTvbD9QSnOhDInjzsyuiBXWQP0&#10;r4R18jfgnHvJr4nOknrFmJ5xzhraRtHWf3Kkpfz/yGo5S+H73hkquyhdjr3R8m2lj09svwAAAP//&#10;AwBQSwMEFAAGAAgAAAAhAFr0LFu/AAAAFQEAAAsAAABfcmVscy8ucmVsc2zPwWrDMAwG4Ptg72B0&#10;X5TuUMaI01uh19I+gLGVxCy2jGSy9e1nemrHjpL4P0nD4SetZiPRyNnCruvBUPYcYp4tXC/Htw8w&#10;Wl0ObuVMFm6kcBhfX4Yzra62kC6xqGlKVgtLreUTUf1CyWnHhXKbTCzJ1VbKjMX5LzcTvvf9HuXR&#10;gPHJNKdgQU5hB+ZyK23zHztFL6w81c5zQp6m6P9TMfB3PtPWFCczVQtB9N4U2rp2HOA44NMz4y8A&#10;AAD//wMAUEsDBBQABgAIAAAAIQDI0CUPxAAAANsAAAAPAAAAZHJzL2Rvd25yZXYueG1sRI9La8Mw&#10;EITvhfwHsYFeSiLHB1OcKKFNUuihOeRBzou1tU2tlZHk17+vCoEeh5n5htnsRtOInpyvLStYLRMQ&#10;xIXVNZcKbtePxSsIH5A1NpZJwUQedtvZ0wZzbQc+U38JpYgQ9jkqqEJocyl9UZFBv7QtcfS+rTMY&#10;onSl1A6HCDeNTJMkkwZrjgsVtrSvqPi5dEZBdnDdcOb9y+F2/MJTW6b39+mu1PN8fFuDCDSG//Cj&#10;/akVpCn8fYk/QG5/AQAA//8DAFBLAQItABQABgAIAAAAIQDb4fbL7gAAAIUBAAATAAAAAAAAAAAA&#10;AAAAAAAAAABbQ29udGVudF9UeXBlc10ueG1sUEsBAi0AFAAGAAgAAAAhAFr0LFu/AAAAFQEAAAsA&#10;AAAAAAAAAAAAAAAAHwEAAF9yZWxzLy5yZWxzUEsBAi0AFAAGAAgAAAAhAMjQJQ/EAAAA2wAAAA8A&#10;AAAAAAAAAAAAAAAABwIAAGRycy9kb3ducmV2LnhtbFBLBQYAAAAAAwADALcAAAD4AgAAAAA=&#10;" stroked="f">
                   <v:textbox inset="0,0,0,0">
                     <w:txbxContent>
                       <w:p>
@@ -8681,7 +8701,7 @@
                     </w:txbxContent>
                   </v:textbox>
                 </v:shape>
-                <v:roundrect id="圓角矩形 5" o:spid="_x0000_s1031" style="position:absolute;width:17818;height:32941;visibility:visible;mso-wrap-style:square;v-text-anchor:middle" arcsize="2169f" o:gfxdata="UEsDBBQABgAIAAAAIQDw94q7/QAAAOIBAAATAAAAW0NvbnRlbnRfVHlwZXNdLnhtbJSRzUrEMBDH&#10;74LvEOYqbaoHEWm6B6tHFV0fYEimbdg2CZlYd9/edD8u4goeZ+b/8SOpV9tpFDNFtt4puC4rEOS0&#10;N9b1Cj7WT8UdCE7oDI7ekYIdMayay4t6vQvEIrsdKxhSCvdSsh5oQi59IJcvnY8TpjzGXgbUG+xJ&#10;3lTVrdTeJXKpSEsGNHVLHX6OSTxu8/pAEmlkEA8H4dKlAEMYrcaUSeXszI+W4thQZudew4MNfJUx&#10;QP7asFzOFxx9L/lpojUkXjGmZ5wyhjSRJQ8YKGvKv1MWzIkL33VWU9lGfl98J6hz4cZ/uUjzf7Pb&#10;bHuj+ZQu9z/UfAMAAP//AwBQSwMEFAAGAAgAAAAhADHdX2HSAAAAjwEAAAsAAABfcmVscy8ucmVs&#10;c6SQwWrDMAyG74O9g9G9cdpDGaNOb4VeSwe7CltJTGPLWCZt376mMFhGbzvqF/o+8e/2tzCpmbJ4&#10;jgbWTQuKomXn42Dg63xYfYCSgtHhxJEM3Elg372/7U40YalHMvokqlKiGBhLSZ9aix0poDScKNZN&#10;zzlgqWMedEJ7wYH0pm23Ov9mQLdgqqMzkI9uA+p8T9X8hx28zSzcl8Zy0Nz33r6iasfXeKK5UjAP&#10;VAy4LM8w09zU50C/9q7/6ZURE31X/kL8TKv1x6wXNXYPAAAA//8DAFBLAwQUAAYACAAAACEAMy8F&#10;nkEAAAA5AAAAEAAAAGRycy9zaGFwZXhtbC54bWyysa/IzVEoSy0qzszPs1Uy1DNQUkjNS85PycxL&#10;t1UKDXHTtVBSKC5JzEtJzMnPS7VVqkwtVrK34+UCAAAA//8DAFBLAwQUAAYACAAAACEA8aDbjsMA&#10;AADaAAAADwAAAGRycy9kb3ducmV2LnhtbESPQWvCQBSE7wX/w/IKXopuFK0huooogjdpWii9PbKv&#10;SWz2bcyuSfz3bkHwOMzMN8xq05tKtNS40rKCyTgCQZxZXXKu4OvzMIpBOI+ssbJMCm7kYLMevKww&#10;0bbjD2pTn4sAYZeggsL7OpHSZQUZdGNbEwfv1zYGfZBNLnWDXYCbSk6j6F0aLDksFFjTrqDsL70a&#10;BV13/J7tF/21usTp9o3j9vyDJ6WGr/12CcJT75/hR/uoFczh/0q4AXJ9BwAA//8DAFBLAQItABQA&#10;BgAIAAAAIQDw94q7/QAAAOIBAAATAAAAAAAAAAAAAAAAAAAAAABbQ29udGVudF9UeXBlc10ueG1s&#10;UEsBAi0AFAAGAAgAAAAhADHdX2HSAAAAjwEAAAsAAAAAAAAAAAAAAAAALgEAAF9yZWxzLy5yZWxz&#10;UEsBAi0AFAAGAAgAAAAhADMvBZ5BAAAAOQAAABAAAAAAAAAAAAAAAAAAKQIAAGRycy9zaGFwZXht&#10;bC54bWxQSwECLQAUAAYACAAAACEA8aDbjsMAAADaAAAADwAAAAAAAAAAAAAAAACYAgAAZHJzL2Rv&#10;d25yZXYueG1sUEsFBgAAAAAEAAQA9QAAAIgDAAAAAA==&#10;" filled="f" strokecolor="#5a5a5a [2109]" strokeweight="2.5pt">
+                <v:roundrect id="圓角矩形 5" o:spid="_x0000_s1031" style="position:absolute;width:17818;height:32941;visibility:visible;mso-wrap-style:square;v-text-anchor:middle" arcsize="2169f" o:gfxdata="UEsDBBQABgAIAAAAIQDb4fbL7gAAAIUBAAATAAAAW0NvbnRlbnRfVHlwZXNdLnhtbHyQz07DMAyH&#10;70i8Q+QralM4IITa7kDhCAiNB7ASt43WOlEcyvb2pNu4IODoPz9/n1xv9vOkForiPDdwXVagiI23&#10;jocG3rdPxR0oScgWJ8/UwIEENu3lRb09BBKV0ywNjCmFe63FjDSjlD4Q50nv44wpl3HQAc0OB9I3&#10;VXWrjedEnIq03oC27qjHjympx31un0wiTQLq4bS4shrAECZnMGVTvbD9QSnOhDInjzsyuiBXWQP0&#10;r4R18jfgnHvJr4nOknrFmJ5xzhraRtHWf3Kkpfz/yGo5S+H73hkquyhdjr3R8m2lj09svwAAAP//&#10;AwBQSwMEFAAGAAgAAAAhAFr0LFu/AAAAFQEAAAsAAABfcmVscy8ucmVsc2zPwWrDMAwG4Ptg72B0&#10;X5TuUMaI01uh19I+gLGVxCy2jGSy9e1nemrHjpL4P0nD4SetZiPRyNnCruvBUPYcYp4tXC/Htw8w&#10;Wl0ObuVMFm6kcBhfX4Yzra62kC6xqGlKVgtLreUTUf1CyWnHhXKbTCzJ1VbKjMX5LzcTvvf9HuXR&#10;gPHJNKdgQU5hB+ZyK23zHztFL6w81c5zQp6m6P9TMfB3PtPWFCczVQtB9N4U2rp2HOA44NMz4y8A&#10;AAD//wMAUEsDBBQABgAIAAAAIQDxoNuOwwAAANoAAAAPAAAAZHJzL2Rvd25yZXYueG1sRI9Ba8JA&#10;FITvBf/D8gpeim4UrSG6iiiCN2laKL09sq9JbPZtzK5J/PduQfA4zMw3zGrTm0q01LjSsoLJOAJB&#10;nFldcq7g6/MwikE4j6yxskwKbuRgsx68rDDRtuMPalOfiwBhl6CCwvs6kdJlBRl0Y1sTB+/XNgZ9&#10;kE0udYNdgJtKTqPoXRosOSwUWNOuoOwvvRoFXXf8nu0X/bW6xOn2jeP2/IMnpYav/XYJwlPvn+FH&#10;+6gVzOH/SrgBcn0HAAD//wMAUEsBAi0AFAAGAAgAAAAhANvh9svuAAAAhQEAABMAAAAAAAAAAAAA&#10;AAAAAAAAAFtDb250ZW50X1R5cGVzXS54bWxQSwECLQAUAAYACAAAACEAWvQsW78AAAAVAQAACwAA&#10;AAAAAAAAAAAAAAAfAQAAX3JlbHMvLnJlbHNQSwECLQAUAAYACAAAACEA8aDbjsMAAADaAAAADwAA&#10;AAAAAAAAAAAAAAAHAgAAZHJzL2Rvd25yZXYueG1sUEsFBgAAAAADAAMAtwAAAPcCAAAAAA==&#10;" filled="f" strokecolor="#5a5a5a [2109]" strokeweight="2.5pt">
                   <v:stroke joinstyle="miter"/>
                 </v:roundrect>
                 <w10:wrap anchorx="page" anchory="page"/>
@@ -9013,6 +9033,7 @@
                                         <w:szCs w:val="26"/>
                                       </w:rPr>
                                     </w:pPr>
+                                    <w:proofErr w:type="gramStart"/>
                                     <w:r>
                                       <w:rPr>
                                         <w:rFonts w:ascii="Barlow Condensed Medium" w:eastAsia="華康儷楷書" w:hAnsi="Barlow Condensed Medium" w:cs="華康儷楷書" w:hint="eastAsia"/>
@@ -9021,7 +9042,18 @@
                                         <w:sz w:val="26"/>
                                         <w:szCs w:val="26"/>
                                       </w:rPr>
-                                      <w:t>沒有人哀悼的王</w:t>
+                                      <w:t>希西家</w:t>
+                                    </w:r>
+                                    <w:proofErr w:type="gramEnd"/>
+                                    <w:r>
+                                      <w:rPr>
+                                        <w:rFonts w:ascii="Barlow Condensed Medium" w:eastAsia="華康儷楷書" w:hAnsi="Barlow Condensed Medium" w:cs="華康儷楷書" w:hint="eastAsia"/>
+                                        <w:color w:val="000000" w:themeColor="text1"/>
+                                        <w:w w:val="75"/>
+                                        <w:sz w:val="26"/>
+                                        <w:szCs w:val="26"/>
+                                      </w:rPr>
+                                      <w:t>與神立約</w:t>
                                     </w:r>
                                   </w:p>
                                 </w:tc>
@@ -9114,7 +9146,7 @@
                                         <w:sz w:val="26"/>
                                         <w:szCs w:val="26"/>
                                       </w:rPr>
-                                      <w:t>為耶和華行審判</w:t>
+                                      <w:t>長大麻瘋的王</w:t>
                                     </w:r>
                                   </w:p>
                                 </w:tc>
@@ -9245,7 +9277,7 @@
                                         <w:sz w:val="26"/>
                                         <w:szCs w:val="26"/>
                                       </w:rPr>
-                                      <w:t>19:4-11</w:t>
+                                      <w:t>26:1-5,16-23</w:t>
                                     </w:r>
                                   </w:p>
                                 </w:tc>
@@ -9355,7 +9387,7 @@
                                         <w:sz w:val="26"/>
                                         <w:szCs w:val="26"/>
                                       </w:rPr>
-                                      <w:t>代</w:t>
+                                      <w:t>羅</w:t>
                                     </w:r>
                                     <w:r>
                                       <w:rPr>
@@ -9365,17 +9397,7 @@
                                         <w:sz w:val="26"/>
                                         <w:szCs w:val="26"/>
                                       </w:rPr>
-                                      <w:t>下</w:t>
-                                    </w:r>
-                                    <w:r>
-                                      <w:rPr>
-                                        <w:rFonts w:ascii="Barlow Condensed Medium" w:eastAsia="華康儷楷書" w:hAnsi="Barlow Condensed Medium" w:cs="華康儷楷書" w:hint="eastAsia"/>
-                                        <w:color w:val="000000" w:themeColor="text1"/>
-                                        <w:w w:val="90"/>
-                                        <w:sz w:val="26"/>
-                                        <w:szCs w:val="26"/>
-                                      </w:rPr>
-                                      <w:t>19:6</w:t>
+                                      <w:t>14:14</w:t>
                                     </w:r>
                                   </w:p>
                                 </w:tc>
@@ -9457,7 +9479,7 @@
                                         <w:sz w:val="26"/>
                                         <w:szCs w:val="26"/>
                                       </w:rPr>
-                                      <w:t>使徒信經</w:t>
+                                      <w:t>十誡</w:t>
                                     </w:r>
                                   </w:p>
                                 </w:tc>
@@ -9539,7 +9561,7 @@
                                         <w:sz w:val="26"/>
                                         <w:szCs w:val="26"/>
                                       </w:rPr>
-                                      <w:t>20</w:t>
+                                      <w:t>22</w:t>
                                     </w:r>
                                   </w:p>
                                 </w:tc>
@@ -9649,7 +9671,7 @@
                                         <w:sz w:val="26"/>
                                         <w:szCs w:val="26"/>
                                       </w:rPr>
-                                      <w:t>47,307B,512</w:t>
+                                      <w:t>50,287,513</w:t>
                                     </w:r>
                                   </w:p>
                                 </w:tc>
@@ -9722,8 +9744,8 @@
           </mc:Choice>
           <mc:Fallback>
             <w:pict>
-              <v:group w14:anchorId="0AB0FEB2" id="群組 19" o:spid="_x0000_s1032" style="position:absolute;left:0;text-align:left;margin-left:534.4pt;margin-top:567.3pt;width:140.6pt;height:130.1pt;z-index:251651072;mso-position-horizontal-relative:page;mso-position-vertical-relative:page;mso-width-relative:margin;mso-height-relative:margin" coordorigin="108" coordsize="17868,16510" o:gfxdata="UEsDBBQABgAIAAAAIQC2gziS/gAAAOEBAAATAAAAW0NvbnRlbnRfVHlwZXNdLnhtbJSRQU7DMBBF&#10;90jcwfIWJU67QAgl6YK0S0CoHGBkTxKLZGx5TGhvj5O2G0SRWNoz/78nu9wcxkFMGNg6quQqL6RA&#10;0s5Y6ir5vt9lD1JwBDIwOMJKHpHlpr69KfdHjyxSmriSfYz+USnWPY7AufNIadK6MEJMx9ApD/oD&#10;OlTrorhX2lFEilmcO2RdNtjC5xDF9pCuTyYBB5bi6bQ4syoJ3g9WQ0ymaiLzg5KdCXlKLjvcW893&#10;SUOqXwnz5DrgnHtJTxOsQfEKIT7DmDSUCaxw7Rqn8787ZsmRM9e2VmPeBN4uqYvTtW7jvijg9N/y&#10;JsXecLq0q+WD6m8AAAD//wMAUEsDBBQABgAIAAAAIQA4/SH/1gAAAJQBAAALAAAAX3JlbHMvLnJl&#10;bHOkkMFqwzAMhu+DvYPRfXGawxijTi+j0GvpHsDYimMaW0Yy2fr2M4PBMnrbUb/Q94l/f/hMi1qR&#10;JVI2sOt6UJgd+ZiDgffL8ekFlFSbvV0oo4EbChzGx4f9GRdb25HMsYhqlCwG5lrLq9biZkxWOiqY&#10;22YiTra2kYMu1l1tQD30/bPm3wwYN0x18gb45AdQl1tp5j/sFB2T0FQ7R0nTNEV3j6o9feQzro1i&#10;OWA14Fm+Q8a1a8+Bvu/d/dMb2JY5uiPbhG/ktn4cqGU/er3pcvwCAAD//wMAUEsDBBQABgAIAAAA&#10;IQCYVntDKQQAAMoJAAAOAAAAZHJzL2Uyb0RvYy54bWy0VktvJDUQviPxHyzfyUzPKzOtdFZDdhMh&#10;ZXejzaI9e9zuB7htY3vSE85ISBxBWi5ICISEOHDkwAH+TTb8DMqP7s5LC1rEHHrKjypXffVV2QeP&#10;dg1HF0ybWooMJ3tjjJigMq9FmeGPXx5/sMTIWCJywqVgGb5kBj86fP+9g1albCIryXOmERgRJm1V&#10;hitrVToaGVqxhpg9qZiAxULqhlgY6nKUa9KC9YaPJuPxYtRKnSstKTMGZh+HRXzo7RcFo/Z5URhm&#10;Ec8w+Gb9V/vvxn1HhwckLTVRVU2jG+QdvGhILeDQ3tRjYgna6vqeqaamWhpZ2D0qm5EsipoyHwNE&#10;k4zvRHOi5Vb5WMq0LVUPE0B7B6d3NkufXZxpVOeQuxVGgjSQo+s/f7r+7QsEE4BOq8oUNp1oda7O&#10;dJwow8gFvCt04/4hFLTzuF72uLKdRRQmk/3lfDEG+CmsJYv5ZAYDjzytID1OLxkvlwuMBl1aPRm0&#10;F8vVoJ2Mg/aoO3zkfOxdahUwyQxgmf8G1nlFFPM5MA6HCNYEfA1gvXn95dWv3755/fvVD1+hSUDM&#10;73RwIbv7ULroPDeMOpX0U4OEPKqIKNlaa9lWjOTgYuI0IZBe1SFvUuOMbNqnMoe8kK2V3tAdzKfJ&#10;/hzgAexmsxlIHtkB+8V0uppH7OeLCcDnz+rQI6nSxp4w2SAnZFhD0fhjyMWpsc6tYYvLtJG8zo9r&#10;zv1Al5sjrtEFgQI79r9o/dY2LlCb4dV8MveWhXT63s+mttAAeN1keAmJ7YjhYHkicr/FkpoHGTzh&#10;IuLkoAkg2d1m5yncw7+R+SUAp2Wod+hPIFRSf45RC7WeYfPZlmiGEf9IAPiuMXSC7oRNJxBBQTXD&#10;FqMgHlnfQFz4Qq4hKUXtYXIJCydHF4GGwcP/n4+Q4MDHq++++evnr6+//+Xqjx8RwA0I3mBVHAXs&#10;BgbE4r1XhAOJlm8vwYEhHYnkVuQvbjHJ4VXm0U2Sf4JR0XBotkAdtFhNO1Z61t0j3Q3GBC4F0t/n&#10;o7s4WM9Iuwulx7cN1FBg6WLeswymXf/x5J1200Ayf/04K96PG0x+mIDGXnLmXOHiBSuAilDyE0/0&#10;3lA4g1DKhI3doCI5C9Pu5C78XsMf7Q06ywXUS287GrgdamcbUgxexv1OlflrsFcev82xoNxr+JOl&#10;sL1yUwupHzLAIap4ctgPXvgGFqAZSqMvSqPocQ0N55QYe0Y0EAHK0FXqc/gUXEK/kFHCyNXuQ/P/&#10;VNmrZDbrq3s235/AIFR4XAlVHlfEtjmS0McSeLMo6kW33/JOLLRsXsGDY+36CSx1rYFa3Q1ic0Dw&#10;ZKFsvfbb4KpXxJ6Kc0W7u8C12pe7V0SrWDAWau2Z7G4bkt5pvmGvy8e/aDn+QoQHg2dCfNy4F8nN&#10;sc/P8AQ7/BsAAP//AwBQSwMEFAAGAAgAAAAhACRx1oLjAAAADwEAAA8AAABkcnMvZG93bnJldi54&#10;bWxMj8FqwzAQRO+F/oPYQm+N5Doxrms5hND2FApNCqU3xdrYJpZkLMV2/r7rU3ObYYfZN/l6Mi0b&#10;sPeNsxKihQCGtnS6sZWE78P7UwrMB2W1ap1FCVf0sC7u73KVaTfaLxz2oWJUYn2mJNQhdBnnvqzR&#10;KL9wHVq6nVxvVCDbV1z3aqRy0/JnIRJuVGPpQ6063NZYnvcXI+FjVOMmjt6G3fm0vf4eVp8/uwil&#10;fHyYNq/AAk7hPwwzPqFDQUxHd7Has5a8SFJiD6SieJkAmzPxStDA46xelinwIue3O4o/AAAA//8D&#10;AFBLAQItABQABgAIAAAAIQC2gziS/gAAAOEBAAATAAAAAAAAAAAAAAAAAAAAAABbQ29udGVudF9U&#10;eXBlc10ueG1sUEsBAi0AFAAGAAgAAAAhADj9If/WAAAAlAEAAAsAAAAAAAAAAAAAAAAALwEAAF9y&#10;ZWxzLy5yZWxzUEsBAi0AFAAGAAgAAAAhAJhWe0MpBAAAygkAAA4AAAAAAAAAAAAAAAAALgIAAGRy&#10;cy9lMm9Eb2MueG1sUEsBAi0AFAAGAAgAAAAhACRx1oLjAAAADwEAAA8AAAAAAAAAAAAAAAAAgwYA&#10;AGRycy9kb3ducmV2LnhtbFBLBQYAAAAABAAEAPMAAACTBwAAAAA=&#10;">
-                <v:shape id="_x0000_s1033" type="#_x0000_t202" style="position:absolute;left:317;top:444;width:17634;height:15621;visibility:visible;mso-wrap-style:square;v-text-anchor:top" o:gfxdata="UEsDBBQABgAIAAAAIQDw94q7/QAAAOIBAAATAAAAW0NvbnRlbnRfVHlwZXNdLnhtbJSRzUrEMBDH&#10;74LvEOYqbaoHEWm6B6tHFV0fYEimbdg2CZlYd9/edD8u4goeZ+b/8SOpV9tpFDNFtt4puC4rEOS0&#10;N9b1Cj7WT8UdCE7oDI7ekYIdMayay4t6vQvEIrsdKxhSCvdSsh5oQi59IJcvnY8TpjzGXgbUG+xJ&#10;3lTVrdTeJXKpSEsGNHVLHX6OSTxu8/pAEmlkEA8H4dKlAEMYrcaUSeXszI+W4thQZudew4MNfJUx&#10;QP7asFzOFxx9L/lpojUkXjGmZ5wyhjSRJQ8YKGvKv1MWzIkL33VWU9lGfl98J6hz4cZ/uUjzf7Pb&#10;bHuj+ZQu9z/UfAMAAP//AwBQSwMEFAAGAAgAAAAhADHdX2HSAAAAjwEAAAsAAABfcmVscy8ucmVs&#10;c6SQwWrDMAyG74O9g9G9cdpDGaNOb4VeSwe7CltJTGPLWCZt376mMFhGbzvqF/o+8e/2tzCpmbJ4&#10;jgbWTQuKomXn42Dg63xYfYCSgtHhxJEM3Elg372/7U40YalHMvokqlKiGBhLSZ9aix0poDScKNZN&#10;zzlgqWMedEJ7wYH0pm23Ov9mQLdgqqMzkI9uA+p8T9X8hx28zSzcl8Zy0Nz33r6iasfXeKK5UjAP&#10;VAy4LM8w09zU50C/9q7/6ZURE31X/kL8TKv1x6wXNXYPAAAA//8DAFBLAwQUAAYACAAAACEAMy8F&#10;nkEAAAA5AAAAEAAAAGRycy9zaGFwZXhtbC54bWyysa/IzVEoSy0qzszPs1Uy1DNQUkjNS85PycxL&#10;t1UKDXHTtVBSKC5JzEtJzMnPS7VVqkwtVrK34+UCAAAA//8DAFBLAwQUAAYACAAAACEAt+sjDMMA&#10;AADbAAAADwAAAGRycy9kb3ducmV2LnhtbESPzYvCMBTE7wv+D+EJXhZN7aEs1Sh+gofdgx94fjTP&#10;tti8lCTa+t+bhYU9DjPzG2a+7E0jnuR8bVnBdJKAIC6srrlUcDnvx18gfEDW2FgmBS/ysFwMPuaY&#10;a9vxkZ6nUIoIYZ+jgiqENpfSFxUZ9BPbEkfvZp3BEKUrpXbYRbhpZJokmTRYc1yosKVNRcX99DAK&#10;sq17dEfefG4vu2/8acv0un5dlRoN+9UMRKA+/If/2getIM3g90v8AXLxBgAA//8DAFBLAQItABQA&#10;BgAIAAAAIQDw94q7/QAAAOIBAAATAAAAAAAAAAAAAAAAAAAAAABbQ29udGVudF9UeXBlc10ueG1s&#10;UEsBAi0AFAAGAAgAAAAhADHdX2HSAAAAjwEAAAsAAAAAAAAAAAAAAAAALgEAAF9yZWxzLy5yZWxz&#10;UEsBAi0AFAAGAAgAAAAhADMvBZ5BAAAAOQAAABAAAAAAAAAAAAAAAAAAKQIAAGRycy9zaGFwZXht&#10;bC54bWxQSwECLQAUAAYACAAAACEAt+sjDMMAAADbAAAADwAAAAAAAAAAAAAAAACYAgAAZHJzL2Rv&#10;d25yZXYueG1sUEsFBgAAAAAEAAQA9QAAAIgDAAAAAA==&#10;" stroked="f">
+              <v:group w14:anchorId="0AB0FEB2" id="群組 19" o:spid="_x0000_s1032" style="position:absolute;left:0;text-align:left;margin-left:534.4pt;margin-top:567.3pt;width:140.6pt;height:130.1pt;z-index:251651072;mso-position-horizontal-relative:page;mso-position-vertical-relative:page;mso-width-relative:margin;mso-height-relative:margin" coordorigin="108" coordsize="17868,16510" o:gfxdata="UEsDBBQABgAIAAAAIQC2gziS/gAAAOEBAAATAAAAW0NvbnRlbnRfVHlwZXNdLnhtbJSRQU7DMBBF&#10;90jcwfIWJU67QAgl6YK0S0CoHGBkTxKLZGx5TGhvj5O2G0SRWNoz/78nu9wcxkFMGNg6quQqL6RA&#10;0s5Y6ir5vt9lD1JwBDIwOMJKHpHlpr69KfdHjyxSmriSfYz+USnWPY7AufNIadK6MEJMx9ApD/oD&#10;OlTrorhX2lFEilmcO2RdNtjC5xDF9pCuTyYBB5bi6bQ4syoJ3g9WQ0ymaiLzg5KdCXlKLjvcW893&#10;SUOqXwnz5DrgnHtJTxOsQfEKIT7DmDSUCaxw7Rqn8787ZsmRM9e2VmPeBN4uqYvTtW7jvijg9N/y&#10;JsXecLq0q+WD6m8AAAD//wMAUEsDBBQABgAIAAAAIQA4/SH/1gAAAJQBAAALAAAAX3JlbHMvLnJl&#10;bHOkkMFqwzAMhu+DvYPRfXGawxijTi+j0GvpHsDYimMaW0Yy2fr2M4PBMnrbUb/Q94l/f/hMi1qR&#10;JVI2sOt6UJgd+ZiDgffL8ekFlFSbvV0oo4EbChzGx4f9GRdb25HMsYhqlCwG5lrLq9biZkxWOiqY&#10;22YiTra2kYMu1l1tQD30/bPm3wwYN0x18gb45AdQl1tp5j/sFB2T0FQ7R0nTNEV3j6o9feQzro1i&#10;OWA14Fm+Q8a1a8+Bvu/d/dMb2JY5uiPbhG/ktn4cqGU/er3pcvwCAAD//wMAUEsDBBQABgAIAAAA&#10;IQDj0qmPEgQAAKUJAAAOAAAAZHJzL2Uyb0RvYy54bWy0VsuO5DQU3SPxD5b3dFVSleqqUqdHRc90&#10;C6mZaU0PmrXLcSoBxza2q5PmB5BYgjRskBBsEAs+gAWf0wOfwfUjSb80oEHUIuXXffj4nGsfPeka&#10;jq6YNrUUOU4OphgxQWVRi12OP3t1+tESI2OJKAiXguX4mhn85PjDD45atWaprCQvmEbgRJh1q3Jc&#10;WavWk4mhFWuIOZCKCZgspW6Iha7eTQpNWvDe8Ek6nS4mrdSF0pIyY2D0aZjEx95/WTJqX5SlYRbx&#10;HENu1n+1/27dd3J8RNY7TVRV05gGeY8sGlILCDq4ekosQXtdP3DV1FRLI0t7QGUzkWVZU+b3ALtJ&#10;pvd2c6blXvm97NbtTg0wAbT3cHpvt/T51ZlWl+pCAxKt2gEWvuf20pW6cf+QJeo8ZNcDZKyziMJg&#10;crjMFlNAlsJcssjSOXQ8qLQC5J1dMl0uFxiNtrR6NlovlqvROpkG60kffHInpVYBScyIg/lvOFxW&#10;RDEPr1kDDhca1UWOU8hVkAa4+vbN1ze/ff/2ze83P32DUrcrlwCsdHAh230s3e78sRt1LukXBgl5&#10;UhGxYxutZVsxUkCKibOEjQymwY9xTrbtp7KAUGRvpXd0D/NZcpgBPIDdfD6Hlkd2xH4xm62yiH22&#10;SAE+H6tHj6yVNvaMyQa5Ro416MGHIVfnxrq0xiXupI3kdXFac+47erc94RpdEdDOqf9F73eWcYHa&#10;HK+yNPOehXT2Ps+mtqBtXjc5XsLB9sRwsDwThV9iSc1DGzLhIuLkoAkg2W7bhVNxoR2GW1lcA3Ba&#10;BilD6YFGJfVXGLUg4xybL/dEM4z4JwLAd5rvG7pvbPsGERRMc2wxCs0T62uD276QGziUsvYwjZFj&#10;ikDDkM//z0c44MDHmx++++uXb//88debP35GAHdEJBIy9gJ2IwOieB+IcCTR8t0SHBnSk0juRfHy&#10;DpMcXrsipkmKzzEqGw51FKiDFqtZz0rPugeku8WYwKVA+od8dHcCGxhpuyA9vm9AQ4Gli2xgGQy7&#10;+uPJO+uHgWT+ZnFefB63mPw4AY295sylwsVLVgIVQfKpJ/rgKMQglDJhYzWoSMHCsIvcb3+w8KG9&#10;Q+e5BL0MvqODu1vtfcMRQ5ZxvTNl/oYbjKfvSiwYDxY+shR2MG5qIfVjDjjsKkYO6yELp4cIzSiN&#10;QZRG0dMaCs45MfaCaCACyNAp9QV8Si6hXsjYwshp97Hxf1L2KpnPB3XPs8MUOkHhcSaoPM6IfXMi&#10;oY4l8BxR1Dfdesv7Zqll8xreEhtXT2CqLw3U6r4TiwOC1whlm41fBre4IvZcXCra3wWu1L7qXhOt&#10;omAsaO257G8bsr5XfMNadx7/ouT4CxHeAp4J8d3iHhu3+/58xtfV8d8AAAD//wMAUEsDBBQABgAI&#10;AAAAIQAkcdaC4wAAAA8BAAAPAAAAZHJzL2Rvd25yZXYueG1sTI/BasMwEETvhf6D2EJvjeQ6Ma5r&#10;OYTQ9hQKTQqlN8Xa2CaWZCzFdv6+61Nzm2GH2Tf5ejItG7D3jbMSooUAhrZ0urGVhO/D+1MKzAdl&#10;tWqdRQlX9LAu7u9ylWk32i8c9qFiVGJ9piTUIXQZ576s0Si/cB1aup1cb1Qg21dc92qkctPyZyES&#10;blRj6UOtOtzWWJ73FyPhY1TjJo7eht35tL3+HlafP7sIpXx8mDavwAJO4T8MMz6hQ0FMR3ex2rOW&#10;vEhSYg+koniZAJsz8UrQwOOsXpYp8CLntzuKPwAAAP//AwBQSwECLQAUAAYACAAAACEAtoM4kv4A&#10;AADhAQAAEwAAAAAAAAAAAAAAAAAAAAAAW0NvbnRlbnRfVHlwZXNdLnhtbFBLAQItABQABgAIAAAA&#10;IQA4/SH/1gAAAJQBAAALAAAAAAAAAAAAAAAAAC8BAABfcmVscy8ucmVsc1BLAQItABQABgAIAAAA&#10;IQDj0qmPEgQAAKUJAAAOAAAAAAAAAAAAAAAAAC4CAABkcnMvZTJvRG9jLnhtbFBLAQItABQABgAI&#10;AAAAIQAkcdaC4wAAAA8BAAAPAAAAAAAAAAAAAAAAAGwGAABkcnMvZG93bnJldi54bWxQSwUGAAAA&#10;AAQABADzAAAAfAcAAAAA&#10;">
+                <v:shape id="_x0000_s1033" type="#_x0000_t202" style="position:absolute;left:317;top:444;width:17634;height:15621;visibility:visible;mso-wrap-style:square;v-text-anchor:top" o:gfxdata="UEsDBBQABgAIAAAAIQDb4fbL7gAAAIUBAAATAAAAW0NvbnRlbnRfVHlwZXNdLnhtbHyQz07DMAyH&#10;70i8Q+QralM4IITa7kDhCAiNB7ASt43WOlEcyvb2pNu4IODoPz9/n1xv9vOkForiPDdwXVagiI23&#10;jocG3rdPxR0oScgWJ8/UwIEENu3lRb09BBKV0ywNjCmFe63FjDSjlD4Q50nv44wpl3HQAc0OB9I3&#10;VXWrjedEnIq03oC27qjHjympx31un0wiTQLq4bS4shrAECZnMGVTvbD9QSnOhDInjzsyuiBXWQP0&#10;r4R18jfgnHvJr4nOknrFmJ5xzhraRtHWf3Kkpfz/yGo5S+H73hkquyhdjr3R8m2lj09svwAAAP//&#10;AwBQSwMEFAAGAAgAAAAhAFr0LFu/AAAAFQEAAAsAAABfcmVscy8ucmVsc2zPwWrDMAwG4Ptg72B0&#10;X5TuUMaI01uh19I+gLGVxCy2jGSy9e1nemrHjpL4P0nD4SetZiPRyNnCruvBUPYcYp4tXC/Htw8w&#10;Wl0ObuVMFm6kcBhfX4Yzra62kC6xqGlKVgtLreUTUf1CyWnHhXKbTCzJ1VbKjMX5LzcTvvf9HuXR&#10;gPHJNKdgQU5hB+ZyK23zHztFL6w81c5zQp6m6P9TMfB3PtPWFCczVQtB9N4U2rp2HOA44NMz4y8A&#10;AAD//wMAUEsDBBQABgAIAAAAIQC36yMMwwAAANsAAAAPAAAAZHJzL2Rvd25yZXYueG1sRI/Ni8Iw&#10;FMTvC/4P4QleFk3toSzVKH6Ch92DH3h+NM+22LyUJNr635uFhT0OM/MbZr7sTSOe5HxtWcF0koAg&#10;LqyuuVRwOe/HXyB8QNbYWCYFL/KwXAw+5phr2/GRnqdQighhn6OCKoQ2l9IXFRn0E9sSR+9mncEQ&#10;pSuldthFuGlkmiSZNFhzXKiwpU1Fxf30MAqyrXt0R958bi+7b/xpy/S6fl2VGg371QxEoD78h//a&#10;B60gzeD3S/wBcvEGAAD//wMAUEsBAi0AFAAGAAgAAAAhANvh9svuAAAAhQEAABMAAAAAAAAAAAAA&#10;AAAAAAAAAFtDb250ZW50X1R5cGVzXS54bWxQSwECLQAUAAYACAAAACEAWvQsW78AAAAVAQAACwAA&#10;AAAAAAAAAAAAAAAfAQAAX3JlbHMvLnJlbHNQSwECLQAUAAYACAAAACEAt+sjDMMAAADbAAAADwAA&#10;AAAAAAAAAAAAAAAHAgAAZHJzL2Rvd25yZXYueG1sUEsFBgAAAAADAAMAtwAAAPcCAAAAAA==&#10;" stroked="f">
                   <v:textbox inset="0,0,0,0">
                     <w:txbxContent>
                       <w:p>
@@ -9947,6 +9969,7 @@
                                   <w:szCs w:val="26"/>
                                 </w:rPr>
                               </w:pPr>
+                              <w:proofErr w:type="gramStart"/>
                               <w:r>
                                 <w:rPr>
                                   <w:rFonts w:ascii="Barlow Condensed Medium" w:eastAsia="華康儷楷書" w:hAnsi="Barlow Condensed Medium" w:cs="華康儷楷書" w:hint="eastAsia"/>
@@ -9955,7 +9978,18 @@
                                   <w:sz w:val="26"/>
                                   <w:szCs w:val="26"/>
                                 </w:rPr>
-                                <w:t>沒有人哀悼的王</w:t>
+                                <w:t>希西家</w:t>
+                              </w:r>
+                              <w:proofErr w:type="gramEnd"/>
+                              <w:r>
+                                <w:rPr>
+                                  <w:rFonts w:ascii="Barlow Condensed Medium" w:eastAsia="華康儷楷書" w:hAnsi="Barlow Condensed Medium" w:cs="華康儷楷書" w:hint="eastAsia"/>
+                                  <w:color w:val="000000" w:themeColor="text1"/>
+                                  <w:w w:val="75"/>
+                                  <w:sz w:val="26"/>
+                                  <w:szCs w:val="26"/>
+                                </w:rPr>
+                                <w:t>與神立約</w:t>
                               </w:r>
                             </w:p>
                           </w:tc>
@@ -10048,7 +10082,7 @@
                                   <w:sz w:val="26"/>
                                   <w:szCs w:val="26"/>
                                 </w:rPr>
-                                <w:t>為耶和華行審判</w:t>
+                                <w:t>長大麻瘋的王</w:t>
                               </w:r>
                             </w:p>
                           </w:tc>
@@ -10179,7 +10213,7 @@
                                   <w:sz w:val="26"/>
                                   <w:szCs w:val="26"/>
                                 </w:rPr>
-                                <w:t>19:4-11</w:t>
+                                <w:t>26:1-5,16-23</w:t>
                               </w:r>
                             </w:p>
                           </w:tc>
@@ -10289,7 +10323,7 @@
                                   <w:sz w:val="26"/>
                                   <w:szCs w:val="26"/>
                                 </w:rPr>
-                                <w:t>代</w:t>
+                                <w:t>羅</w:t>
                               </w:r>
                               <w:r>
                                 <w:rPr>
@@ -10299,17 +10333,7 @@
                                   <w:sz w:val="26"/>
                                   <w:szCs w:val="26"/>
                                 </w:rPr>
-                                <w:t>下</w:t>
-                              </w:r>
-                              <w:r>
-                                <w:rPr>
-                                  <w:rFonts w:ascii="Barlow Condensed Medium" w:eastAsia="華康儷楷書" w:hAnsi="Barlow Condensed Medium" w:cs="華康儷楷書" w:hint="eastAsia"/>
-                                  <w:color w:val="000000" w:themeColor="text1"/>
-                                  <w:w w:val="90"/>
-                                  <w:sz w:val="26"/>
-                                  <w:szCs w:val="26"/>
-                                </w:rPr>
-                                <w:t>19:6</w:t>
+                                <w:t>14:14</w:t>
                               </w:r>
                             </w:p>
                           </w:tc>
@@ -10391,7 +10415,7 @@
                                   <w:sz w:val="26"/>
                                   <w:szCs w:val="26"/>
                                 </w:rPr>
-                                <w:t>使徒信經</w:t>
+                                <w:t>十誡</w:t>
                               </w:r>
                             </w:p>
                           </w:tc>
@@ -10473,7 +10497,7 @@
                                   <w:sz w:val="26"/>
                                   <w:szCs w:val="26"/>
                                 </w:rPr>
-                                <w:t>20</w:t>
+                                <w:t>22</w:t>
                               </w:r>
                             </w:p>
                           </w:tc>
@@ -10583,7 +10607,7 @@
                                   <w:sz w:val="26"/>
                                   <w:szCs w:val="26"/>
                                 </w:rPr>
-                                <w:t>47,307B,512</w:t>
+                                <w:t>50,287,513</w:t>
                               </w:r>
                             </w:p>
                           </w:tc>
@@ -10593,7 +10617,7 @@
                     </w:txbxContent>
                   </v:textbox>
                 </v:shape>
-                <v:roundrect id="圓角矩形 25" o:spid="_x0000_s1034" style="position:absolute;left:108;width:17869;height:16510;visibility:visible;mso-wrap-style:square;v-text-anchor:middle" arcsize="4542f" o:gfxdata="UEsDBBQABgAIAAAAIQDw94q7/QAAAOIBAAATAAAAW0NvbnRlbnRfVHlwZXNdLnhtbJSRzUrEMBDH&#10;74LvEOYqbaoHEWm6B6tHFV0fYEimbdg2CZlYd9/edD8u4goeZ+b/8SOpV9tpFDNFtt4puC4rEOS0&#10;N9b1Cj7WT8UdCE7oDI7ekYIdMayay4t6vQvEIrsdKxhSCvdSsh5oQi59IJcvnY8TpjzGXgbUG+xJ&#10;3lTVrdTeJXKpSEsGNHVLHX6OSTxu8/pAEmlkEA8H4dKlAEMYrcaUSeXszI+W4thQZudew4MNfJUx&#10;QP7asFzOFxx9L/lpojUkXjGmZ5wyhjSRJQ8YKGvKv1MWzIkL33VWU9lGfl98J6hz4cZ/uUjzf7Pb&#10;bHuj+ZQu9z/UfAMAAP//AwBQSwMEFAAGAAgAAAAhADHdX2HSAAAAjwEAAAsAAABfcmVscy8ucmVs&#10;c6SQwWrDMAyG74O9g9G9cdpDGaNOb4VeSwe7CltJTGPLWCZt376mMFhGbzvqF/o+8e/2tzCpmbJ4&#10;jgbWTQuKomXn42Dg63xYfYCSgtHhxJEM3Elg372/7U40YalHMvokqlKiGBhLSZ9aix0poDScKNZN&#10;zzlgqWMedEJ7wYH0pm23Ov9mQLdgqqMzkI9uA+p8T9X8hx28zSzcl8Zy0Nz33r6iasfXeKK5UjAP&#10;VAy4LM8w09zU50C/9q7/6ZURE31X/kL8TKv1x6wXNXYPAAAA//8DAFBLAwQUAAYACAAAACEAMy8F&#10;nkEAAAA5AAAAEAAAAGRycy9zaGFwZXhtbC54bWyysa/IzVEoSy0qzszPs1Uy1DNQUkjNS85PycxL&#10;t1UKDXHTtVBSKC5JzEtJzMnPS7VVqkwtVrK34+UCAAAA//8DAFBLAwQUAAYACAAAACEApJZ1hsIA&#10;AADbAAAADwAAAGRycy9kb3ducmV2LnhtbESPQYvCMBSE74L/ITzBm6YKulKNIorica0renw2z7a0&#10;eSlN1PrvN8LCHoeZ+YZZrFpTiSc1rrCsYDSMQBCnVhecKfg57QYzEM4ja6wsk4I3OVgtu50Fxtq+&#10;+EjPxGciQNjFqCD3vo6ldGlOBt3Q1sTBu9vGoA+yyaRu8BXgppLjKJpKgwWHhRxr2uSUlsnDKNhv&#10;yu3lcPZJOcITTr/u6+319q1Uv9eu5yA8tf4//Nc+aAXjCXy+hB8gl78AAAD//wMAUEsBAi0AFAAG&#10;AAgAAAAhAPD3irv9AAAA4gEAABMAAAAAAAAAAAAAAAAAAAAAAFtDb250ZW50X1R5cGVzXS54bWxQ&#10;SwECLQAUAAYACAAAACEAMd1fYdIAAACPAQAACwAAAAAAAAAAAAAAAAAuAQAAX3JlbHMvLnJlbHNQ&#10;SwECLQAUAAYACAAAACEAMy8FnkEAAAA5AAAAEAAAAAAAAAAAAAAAAAApAgAAZHJzL3NoYXBleG1s&#10;LnhtbFBLAQItABQABgAIAAAAIQCklnWGwgAAANsAAAAPAAAAAAAAAAAAAAAAAJgCAABkcnMvZG93&#10;bnJldi54bWxQSwUGAAAAAAQABAD1AAAAhwMAAAAA&#10;" filled="f" strokecolor="#5a5a5a [2109]" strokeweight="2.5pt">
+                <v:roundrect id="圓角矩形 25" o:spid="_x0000_s1034" style="position:absolute;left:108;width:17869;height:16510;visibility:visible;mso-wrap-style:square;v-text-anchor:middle" arcsize="4542f" o:gfxdata="UEsDBBQABgAIAAAAIQDb4fbL7gAAAIUBAAATAAAAW0NvbnRlbnRfVHlwZXNdLnhtbHyQz07DMAyH&#10;70i8Q+QralM4IITa7kDhCAiNB7ASt43WOlEcyvb2pNu4IODoPz9/n1xv9vOkForiPDdwXVagiI23&#10;jocG3rdPxR0oScgWJ8/UwIEENu3lRb09BBKV0ywNjCmFe63FjDSjlD4Q50nv44wpl3HQAc0OB9I3&#10;VXWrjedEnIq03oC27qjHjympx31un0wiTQLq4bS4shrAECZnMGVTvbD9QSnOhDInjzsyuiBXWQP0&#10;r4R18jfgnHvJr4nOknrFmJ5xzhraRtHWf3Kkpfz/yGo5S+H73hkquyhdjr3R8m2lj09svwAAAP//&#10;AwBQSwMEFAAGAAgAAAAhAFr0LFu/AAAAFQEAAAsAAABfcmVscy8ucmVsc2zPwWrDMAwG4Ptg72B0&#10;X5TuUMaI01uh19I+gLGVxCy2jGSy9e1nemrHjpL4P0nD4SetZiPRyNnCruvBUPYcYp4tXC/Htw8w&#10;Wl0ObuVMFm6kcBhfX4Yzra62kC6xqGlKVgtLreUTUf1CyWnHhXKbTCzJ1VbKjMX5LzcTvvf9HuXR&#10;gPHJNKdgQU5hB+ZyK23zHztFL6w81c5zQp6m6P9TMfB3PtPWFCczVQtB9N4U2rp2HOA44NMz4y8A&#10;AAD//wMAUEsDBBQABgAIAAAAIQCklnWGwgAAANsAAAAPAAAAZHJzL2Rvd25yZXYueG1sRI9Bi8Iw&#10;FITvgv8hPMGbpgq6Uo0iiuJxrSt6fDbPtrR5KU3U+u83wsIeh5n5hlmsWlOJJzWusKxgNIxAEKdW&#10;F5wp+DntBjMQziNrrCyTgjc5WC27nQXG2r74SM/EZyJA2MWoIPe+jqV0aU4G3dDWxMG728agD7LJ&#10;pG7wFeCmkuMomkqDBYeFHGva5JSWycMo2G/K7eVw9kk5whNOv+7r7fX2rVS/167nIDy1/j/81z5o&#10;BeMJfL6EHyCXvwAAAP//AwBQSwECLQAUAAYACAAAACEA2+H2y+4AAACFAQAAEwAAAAAAAAAAAAAA&#10;AAAAAAAAW0NvbnRlbnRfVHlwZXNdLnhtbFBLAQItABQABgAIAAAAIQBa9CxbvwAAABUBAAALAAAA&#10;AAAAAAAAAAAAAB8BAABfcmVscy8ucmVsc1BLAQItABQABgAIAAAAIQCklnWGwgAAANsAAAAPAAAA&#10;AAAAAAAAAAAAAAcCAABkcnMvZG93bnJldi54bWxQSwUGAAAAAAMAAwC3AAAA9gIAAAAA&#10;" filled="f" strokecolor="#5a5a5a [2109]" strokeweight="2.5pt">
                   <v:stroke joinstyle="miter"/>
                 </v:roundrect>
                 <w10:wrap anchorx="page" anchory="page"/>
@@ -10761,7 +10785,7 @@
           </mc:Choice>
           <mc:Fallback>
             <w:pict>
-              <v:shape w14:anchorId="76BD7DFF" id="文字方塊 2" o:spid="_x0000_s1035" type="#_x0000_t202" style="position:absolute;margin-left:31.4pt;margin-top:-54.1pt;width:109.8pt;height:110.6pt;z-index:251667456;visibility:visible;mso-wrap-style:square;mso-width-percent:0;mso-height-percent:200;mso-wrap-distance-left:9pt;mso-wrap-distance-top:3.6pt;mso-wrap-distance-right:9pt;mso-wrap-distance-bottom:3.6pt;mso-position-horizontal:absolute;mso-position-horizontal-relative:text;mso-position-vertical:absolute;mso-position-vertical-relative:text;mso-width-percent:0;mso-height-percent:200;mso-width-relative:margin;mso-height-relative:margin;v-text-anchor:top" o:gfxdata="UEsDBBQABgAIAAAAIQC2gziS/gAAAOEBAAATAAAAW0NvbnRlbnRfVHlwZXNdLnhtbJSRQU7DMBBF&#10;90jcwfIWJU67QAgl6YK0S0CoHGBkTxKLZGx5TGhvj5O2G0SRWNoz/78nu9wcxkFMGNg6quQqL6RA&#10;0s5Y6ir5vt9lD1JwBDIwOMJKHpHlpr69KfdHjyxSmriSfYz+USnWPY7AufNIadK6MEJMx9ApD/oD&#10;OlTrorhX2lFEilmcO2RdNtjC5xDF9pCuTyYBB5bi6bQ4syoJ3g9WQ0ymaiLzg5KdCXlKLjvcW893&#10;SUOqXwnz5DrgnHtJTxOsQfEKIT7DmDSUCaxw7Rqn8787ZsmRM9e2VmPeBN4uqYvTtW7jvijg9N/y&#10;JsXecLq0q+WD6m8AAAD//wMAUEsDBBQABgAIAAAAIQA4/SH/1gAAAJQBAAALAAAAX3JlbHMvLnJl&#10;bHOkkMFqwzAMhu+DvYPRfXGawxijTi+j0GvpHsDYimMaW0Yy2fr2M4PBMnrbUb/Q94l/f/hMi1qR&#10;JVI2sOt6UJgd+ZiDgffL8ekFlFSbvV0oo4EbChzGx4f9GRdb25HMsYhqlCwG5lrLq9biZkxWOiqY&#10;22YiTra2kYMu1l1tQD30/bPm3wwYN0x18gb45AdQl1tp5j/sFB2T0FQ7R0nTNEV3j6o9feQzro1i&#10;OWA14Fm+Q8a1a8+Bvu/d/dMb2JY5uiPbhG/ktn4cqGU/er3pcvwCAAD//wMAUEsDBBQABgAIAAAA&#10;IQBLCYWQHgIAAP8DAAAOAAAAZHJzL2Uyb0RvYy54bWysU12O0zAQfkfiDpbfadJf7UZNV8suRUjL&#10;j7RwANdxGgvbY2y3yXIBJA6wPHMADsCBds/B2GlLBG+IPFiezMw3830zXl50WpG9cF6CKel4lFMi&#10;DIdKmm1JP7xfPzujxAdmKqbAiJLeCU8vVk+fLFtbiAk0oCrhCIIYX7S2pE0ItsgyzxuhmR+BFQad&#10;NTjNAppum1WOtYiuVTbJ80XWgqusAy68x7/XvZOuEn5dCx7e1rUXgaiSYm8hnS6dm3hmqyUrto7Z&#10;RvJDG+wfutBMGix6grpmgZGdk39BackdeKjDiIPOoK4lF4kDshnnf7C5bZgViQuK4+1JJv//YPmb&#10;/TtHZIWzm1NimMYZPd5/efjx7fH+58P3r2QSJWqtLzDy1mJs6J5Dh+GJrrc3wD96YuCqYWYrLp2D&#10;thGswhbHMTMbpPY4PoJs2tdQYSm2C5CAutrpqB8qQhAdR3V3Go/oAuGx5PR8Npugi6NvPMtnCzRi&#10;DVYc063z4aUATeKlpA7nn+DZ/saHPvQYEqsZWEul8D8rlCFtSc/nk3lKGHi0DLiiSuqSnuXx65cm&#10;snxhqpQcmFT9HXtR5kA7Mu05h27TJZGnRzU3UN2hDg76jcQXhJcG3GdKWtzGkvpPO+YEJeqVQS2n&#10;i1iXhKHhhsZmaDDDEaqkgZL+ehXSykee3l6i5muZ1IjD6Ts5tIxblvQ8vIi4xkM7Rf1+t6tfAAAA&#10;//8DAFBLAwQUAAYACAAAACEA8xUqfN0AAAALAQAADwAAAGRycy9kb3ducmV2LnhtbEyPwU7DMBBE&#10;70j8g7VI3Fo7JqpCGqdCSHAnFMTRjbdJILYj203C37Oc4Liap5m31WG1I5sxxME7BdlWAEPXejO4&#10;TsHx9WlTAItJO6NH71DBN0Y41NdXlS6NX9wLzk3qGJW4WGoFfUpTyXlse7Q6bv2EjrKzD1YnOkPH&#10;TdALlduRSyF23OrB0UKvJ3zssf1qLlbB5xGXt/bDNOF9WJ/n3N9neZOUur1ZH/bAEq7pD4ZffVKH&#10;mpxO/uJMZKOCnSTzpGCTiUICI0IWMgd2IjS7E8Driv//of4BAAD//wMAUEsBAi0AFAAGAAgAAAAh&#10;ALaDOJL+AAAA4QEAABMAAAAAAAAAAAAAAAAAAAAAAFtDb250ZW50X1R5cGVzXS54bWxQSwECLQAU&#10;AAYACAAAACEAOP0h/9YAAACUAQAACwAAAAAAAAAAAAAAAAAvAQAAX3JlbHMvLnJlbHNQSwECLQAU&#10;AAYACAAAACEASwmFkB4CAAD/AwAADgAAAAAAAAAAAAAAAAAuAgAAZHJzL2Uyb0RvYy54bWxQSwEC&#10;LQAUAAYACAAAACEA8xUqfN0AAAALAQAADwAAAAAAAAAAAAAAAAB4BAAAZHJzL2Rvd25yZXYueG1s&#10;UEsFBgAAAAAEAAQA8wAAAIIFAAAAAA==&#10;" filled="f" stroked="f">
+              <v:shape w14:anchorId="76BD7DFF" id="文字方塊 2" o:spid="_x0000_s1035" type="#_x0000_t202" style="position:absolute;margin-left:31.4pt;margin-top:-54.1pt;width:109.8pt;height:110.6pt;z-index:251667456;visibility:visible;mso-wrap-style:square;mso-width-percent:0;mso-height-percent:200;mso-wrap-distance-left:9pt;mso-wrap-distance-top:3.6pt;mso-wrap-distance-right:9pt;mso-wrap-distance-bottom:3.6pt;mso-position-horizontal:absolute;mso-position-horizontal-relative:text;mso-position-vertical:absolute;mso-position-vertical-relative:text;mso-width-percent:0;mso-height-percent:200;mso-width-relative:margin;mso-height-relative:margin;v-text-anchor:top" o:gfxdata="UEsDBBQABgAIAAAAIQC2gziS/gAAAOEBAAATAAAAW0NvbnRlbnRfVHlwZXNdLnhtbJSRQU7DMBBF&#10;90jcwfIWJU67QAgl6YK0S0CoHGBkTxKLZGx5TGhvj5O2G0SRWNoz/78nu9wcxkFMGNg6quQqL6RA&#10;0s5Y6ir5vt9lD1JwBDIwOMJKHpHlpr69KfdHjyxSmriSfYz+USnWPY7AufNIadK6MEJMx9ApD/oD&#10;OlTrorhX2lFEilmcO2RdNtjC5xDF9pCuTyYBB5bi6bQ4syoJ3g9WQ0ymaiLzg5KdCXlKLjvcW893&#10;SUOqXwnz5DrgnHtJTxOsQfEKIT7DmDSUCaxw7Rqn8787ZsmRM9e2VmPeBN4uqYvTtW7jvijg9N/y&#10;JsXecLq0q+WD6m8AAAD//wMAUEsDBBQABgAIAAAAIQA4/SH/1gAAAJQBAAALAAAAX3JlbHMvLnJl&#10;bHOkkMFqwzAMhu+DvYPRfXGawxijTi+j0GvpHsDYimMaW0Yy2fr2M4PBMnrbUb/Q94l/f/hMi1qR&#10;JVI2sOt6UJgd+ZiDgffL8ekFlFSbvV0oo4EbChzGx4f9GRdb25HMsYhqlCwG5lrLq9biZkxWOiqY&#10;22YiTra2kYMu1l1tQD30/bPm3wwYN0x18gb45AdQl1tp5j/sFB2T0FQ7R0nTNEV3j6o9feQzro1i&#10;OWA14Fm+Q8a1a8+Bvu/d/dMb2JY5uiPbhG/ktn4cqGU/er3pcvwCAAD//wMAUEsDBBQABgAIAAAA&#10;IQDb2yLv9gEAANUDAAAOAAAAZHJzL2Uyb0RvYy54bWysU9tu2zAMfR+wfxD0vti5NGiNKEXXLsOA&#10;rhvQ7QNkWY6FSaImKbGzrx8lu2mwvQ3zg0Ca4iHPIbW5HYwmR+mDAsvofFZSIq2ARtk9o9+/7d5d&#10;UxIitw3XYCWjJxno7fbtm03vKrmADnQjPUEQG6reMdrF6KqiCKKThocZOGkx2II3PKLr90XjeY/o&#10;RheLslwXPfjGeRAyBPz7MAbpNuO3rRTxS9sGGYlmFHuL+fT5rNNZbDe82nvuOiWmNvg/dGG4slj0&#10;DPXAIycHr/6CMkp4CNDGmQBTQNsqITMHZDMv/2Dz3HEnMxcUJ7izTOH/wYqn47P76kkc3sOAA8wk&#10;gnsE8SMQC/cdt3t55z30neQNFp4nyYrehWpKTVKHKiSQuv8MDQ6ZHyJkoKH1JqmCPAmi4wBOZ9Hl&#10;EIlIJZc3q9UCQwJj81W5WqOTavDqJd35ED9KMCQZjHqcaobnx8cQx6svV1I1CzuldZ6stqRn9OZq&#10;cZUTLiJGRVw8rQyj12X6xlVILD/YJidHrvRoYy/aTrQT05FzHOqBqIbRZcpNKtTQnFAHD+Oe4btA&#10;owP/i5Ied4zR8PPAvaREf7Ko5XKd6pJ46fhLp750uBUIxWikZDTvY17kRDm4O9R8p7Iar51MLePu&#10;ZD2nPU/LeennW6+vcfsbAAD//wMAUEsDBBQABgAIAAAAIQDzFSp83QAAAAsBAAAPAAAAZHJzL2Rv&#10;d25yZXYueG1sTI/BTsMwEETvSPyDtUjcWjsmqkIap0JIcCcUxNGNt0kgtiPbTcLfs5zguJqnmbfV&#10;YbUjmzHEwTsF2VYAQ9d6M7hOwfH1aVMAi0k7o0fvUME3RjjU11eVLo1f3AvOTeoYlbhYagV9SlPJ&#10;eWx7tDpu/YSOsrMPVic6Q8dN0AuV25FLIXbc6sHRQq8nfOyx/WouVsHnEZe39sM04X1Yn+fc32d5&#10;k5S6vVkf9sASrukPhl99UoeanE7+4kxko4KdJPOkYJOJQgIjQhYyB3YiNLsTwOuK//+h/gEAAP//&#10;AwBQSwECLQAUAAYACAAAACEAtoM4kv4AAADhAQAAEwAAAAAAAAAAAAAAAAAAAAAAW0NvbnRlbnRf&#10;VHlwZXNdLnhtbFBLAQItABQABgAIAAAAIQA4/SH/1gAAAJQBAAALAAAAAAAAAAAAAAAAAC8BAABf&#10;cmVscy8ucmVsc1BLAQItABQABgAIAAAAIQDb2yLv9gEAANUDAAAOAAAAAAAAAAAAAAAAAC4CAABk&#10;cnMvZTJvRG9jLnhtbFBLAQItABQABgAIAAAAIQDzFSp83QAAAAsBAAAPAAAAAAAAAAAAAAAAAFAE&#10;AABkcnMvZG93bnJldi54bWxQSwUGAAAAAAQABADzAAAAWgUAAAAA&#10;" filled="f" stroked="f">
                 <v:textbox style="mso-fit-shape-to-text:t" inset="1mm,1mm,1mm,1mm">
                   <w:txbxContent>
                     <w:p>
@@ -10960,7 +10984,7 @@
           </mc:Choice>
           <mc:Fallback>
             <w:pict>
-              <v:roundrect w14:anchorId="4775AEF3" id="圓角矩形 12" o:spid="_x0000_s1036" style="position:absolute;margin-left:-.9pt;margin-top:16.35pt;width:49.3pt;height:15.45pt;z-index:251646976;visibility:visible;mso-wrap-style:square;mso-width-percent:0;mso-height-percent:0;mso-wrap-distance-left:9pt;mso-wrap-distance-top:0;mso-wrap-distance-right:9pt;mso-wrap-distance-bottom:0;mso-position-horizontal:absolute;mso-position-horizontal-relative:text;mso-position-vertical:absolute;mso-position-vertical-relative:text;mso-width-percent:0;mso-height-percent:0;mso-width-relative:margin;mso-height-relative:margin;v-text-anchor:middle" arcsize="10923f" o:gfxdata="UEsDBBQABgAIAAAAIQC2gziS/gAAAOEBAAATAAAAW0NvbnRlbnRfVHlwZXNdLnhtbJSRQU7DMBBF&#10;90jcwfIWJU67QAgl6YK0S0CoHGBkTxKLZGx5TGhvj5O2G0SRWNoz/78nu9wcxkFMGNg6quQqL6RA&#10;0s5Y6ir5vt9lD1JwBDIwOMJKHpHlpr69KfdHjyxSmriSfYz+USnWPY7AufNIadK6MEJMx9ApD/oD&#10;OlTrorhX2lFEilmcO2RdNtjC5xDF9pCuTyYBB5bi6bQ4syoJ3g9WQ0ymaiLzg5KdCXlKLjvcW893&#10;SUOqXwnz5DrgnHtJTxOsQfEKIT7DmDSUCaxw7Rqn8787ZsmRM9e2VmPeBN4uqYvTtW7jvijg9N/y&#10;JsXecLq0q+WD6m8AAAD//wMAUEsDBBQABgAIAAAAIQA4/SH/1gAAAJQBAAALAAAAX3JlbHMvLnJl&#10;bHOkkMFqwzAMhu+DvYPRfXGawxijTi+j0GvpHsDYimMaW0Yy2fr2M4PBMnrbUb/Q94l/f/hMi1qR&#10;JVI2sOt6UJgd+ZiDgffL8ekFlFSbvV0oo4EbChzGx4f9GRdb25HMsYhqlCwG5lrLq9biZkxWOiqY&#10;22YiTra2kYMu1l1tQD30/bPm3wwYN0x18gb45AdQl1tp5j/sFB2T0FQ7R0nTNEV3j6o9feQzro1i&#10;OWA14Fm+Q8a1a8+Bvu/d/dMb2JY5uiPbhG/ktn4cqGU/er3pcvwCAAD//wMAUEsDBBQABgAIAAAA&#10;IQCLASAKxwIAANIFAAAOAAAAZHJzL2Uyb0RvYy54bWysVM1q3DAQvhf6DkL3xt7ND8kSb1gSUgpp&#10;EpKUnLWyFBtkjSppd719jPYaKPRS+hB9nNA+RkeS7fzSQ+nFHo1mvpn5NDP7B22jyFJYV4Mu6Ggj&#10;p0RoDmWtbwr64er4zS4lzjNdMgVaFHQtHD2Yvn61vzITMYYKVCksQRDtJitT0Mp7M8kyxyvRMLcB&#10;Rmi8lGAb5vFob7LSshWiNyob5/lOtgJbGgtcOIfao3RJpxFfSsH9mZROeKIKirn5+LXxOw/fbLrP&#10;JjeWmarmXRrsH7JoWK0x6AB1xDwjC1s/g2pqbsGB9BscmgykrLmINWA1o/xJNZcVMyLWguQ4M9Dk&#10;/h8sP12eW1KX+HZjSjRr8I3ubr/8/v7519cfdz+/EVQjRyvjJmh6ac5td3IohoJbaZvwx1JIG3ld&#10;D7yK1hOOyp3x9t4YG4Hj1Whve29rM2Bm987GOv9WQEOCUFALC11e4NtFStnyxPlk39uFgA5UXR7X&#10;SsVD6BdxqCxZMnxp346iq1o076FMup3tPO/eG9XYFUm92asxndh1ASUm9yiA0iGMhhAw5RI0WeAl&#10;MRElv1Yi2Cl9ISSyirWPYyIDcgrKOBfapxxdxUqR1CGVmOKzXCJgQJYYf8DuAB7X3mOnLDv74Cri&#10;OAzO+d8SS86DR4wM2g/OTa3BvgSgsKoucrLvSUrUBJZ8O29jx231nTWHco1daCGNpzP8uMZGOGHO&#10;nzOL84iTizvGn+FHKlgVFDqJkgrsp5f0wR7HBG8pWeF8F9R9XDArKFHvNA7QaDdwTXw8oGAfaue9&#10;Vi+aQ8CGGuEWMzyKwdarXpQWmmtcQbMQDa+Y5hizoNzb/nDo077BJcbFbBbNcPgN8yf60vAAHvgN&#10;vX3VXjNruinwOD6n0O8ANnkyB8k2eGqYLTzIOg5JYDjx2TGPiyO2c7fkwmZ6eI5W96t4+gcAAP//&#10;AwBQSwMEFAAGAAgAAAAhACLrE1ncAAAABwEAAA8AAABkcnMvZG93bnJldi54bWxMzkFPwzAMBeA7&#10;Ev8hMhK3Ld2KOih1p4FAk7hMDMQ5bUxbaJzSZFv595gTHJ+e9fwV68n16khj6DwjLOYJKOLa244b&#10;hNeXx9k1qBANW9N7JoRvCrAuz88Kk1t/4mc67mOjZIRDbhDaGIdc61C35EyY+4FYunc/OhMljo22&#10;oznJuOv1Mkky7UzH8qE1A923VH/uDw7h7u0pTLRNrrLd5oG3aVp9fXQrxMuLaXMLKtIU/47hly90&#10;KMVU+QPboHqE2ULkESFdrkBJf5NJrhCyNANdFvq/v/wBAAD//wMAUEsBAi0AFAAGAAgAAAAhALaD&#10;OJL+AAAA4QEAABMAAAAAAAAAAAAAAAAAAAAAAFtDb250ZW50X1R5cGVzXS54bWxQSwECLQAUAAYA&#10;CAAAACEAOP0h/9YAAACUAQAACwAAAAAAAAAAAAAAAAAvAQAAX3JlbHMvLnJlbHNQSwECLQAUAAYA&#10;CAAAACEAiwEgCscCAADSBQAADgAAAAAAAAAAAAAAAAAuAgAAZHJzL2Uyb0RvYy54bWxQSwECLQAU&#10;AAYACAAAACEAIusTWdwAAAAHAQAADwAAAAAAAAAAAAAAAAAhBQAAZHJzL2Rvd25yZXYueG1sUEsF&#10;BgAAAAAEAAQA8wAAACoGAAAAAA==&#10;" fillcolor="#5a5a5a [2109]" stroked="f" strokeweight="1pt">
+              <v:roundrect w14:anchorId="4775AEF3" id="圓角矩形 12" o:spid="_x0000_s1036" style="position:absolute;margin-left:-.9pt;margin-top:16.35pt;width:49.3pt;height:15.45pt;z-index:251646976;visibility:visible;mso-wrap-style:square;mso-width-percent:0;mso-height-percent:0;mso-wrap-distance-left:9pt;mso-wrap-distance-top:0;mso-wrap-distance-right:9pt;mso-wrap-distance-bottom:0;mso-position-horizontal:absolute;mso-position-horizontal-relative:text;mso-position-vertical:absolute;mso-position-vertical-relative:text;mso-width-percent:0;mso-height-percent:0;mso-width-relative:margin;mso-height-relative:margin;v-text-anchor:middle" arcsize="10923f" o:gfxdata="UEsDBBQABgAIAAAAIQC2gziS/gAAAOEBAAATAAAAW0NvbnRlbnRfVHlwZXNdLnhtbJSRQU7DMBBF&#10;90jcwfIWJU67QAgl6YK0S0CoHGBkTxKLZGx5TGhvj5O2G0SRWNoz/78nu9wcxkFMGNg6quQqL6RA&#10;0s5Y6ir5vt9lD1JwBDIwOMJKHpHlpr69KfdHjyxSmriSfYz+USnWPY7AufNIadK6MEJMx9ApD/oD&#10;OlTrorhX2lFEilmcO2RdNtjC5xDF9pCuTyYBB5bi6bQ4syoJ3g9WQ0ymaiLzg5KdCXlKLjvcW893&#10;SUOqXwnz5DrgnHtJTxOsQfEKIT7DmDSUCaxw7Rqn8787ZsmRM9e2VmPeBN4uqYvTtW7jvijg9N/y&#10;JsXecLq0q+WD6m8AAAD//wMAUEsDBBQABgAIAAAAIQA4/SH/1gAAAJQBAAALAAAAX3JlbHMvLnJl&#10;bHOkkMFqwzAMhu+DvYPRfXGawxijTi+j0GvpHsDYimMaW0Yy2fr2M4PBMnrbUb/Q94l/f/hMi1qR&#10;JVI2sOt6UJgd+ZiDgffL8ekFlFSbvV0oo4EbChzGx4f9GRdb25HMsYhqlCwG5lrLq9biZkxWOiqY&#10;22YiTra2kYMu1l1tQD30/bPm3wwYN0x18gb45AdQl1tp5j/sFB2T0FQ7R0nTNEV3j6o9feQzro1i&#10;OWA14Fm+Q8a1a8+Bvu/d/dMb2JY5uiPbhG/ktn4cqGU/er3pcvwCAAD//wMAUEsDBBQABgAIAAAA&#10;IQA1h022mgIAAKcFAAAOAAAAZHJzL2Uyb0RvYy54bWysVEtv2zAMvg/YfxB0X+2kD6xBnSJo0WFA&#10;1xZth54VWaoFyKImKbGzXz9Ksp2+sMOwi01R5EfyE8mz877VZCucV2AqOjsoKRGGQ63Mc0V/Pl59&#10;+UqJD8zUTIMRFd0JT8+Xnz+ddXYh5tCAroUjCGL8orMVbUKwi6LwvBEt8wdghcFLCa5lAY/uuagd&#10;6xC91cW8LE+KDlxtHXDhPWov8yVdJnwpBQ+3UnoRiK4o5hbS16XvOn6L5RlbPDtmG8WHNNg/ZNEy&#10;ZTDoBHXJAiMbp95BtYo78CDDAYe2ACkVF6kGrGZWvqnmoWFWpFqQHG8nmvz/g+U32wd755CGzvqF&#10;RzFW0UvXxj/mR/pE1m4iS/SBcFSezI9P5/i6HK9mp8enR4eRzGLvbJ0P3wS0JAoVdbAx9T0+SOKJ&#10;ba99yPajXQzoQav6SmmdDrEJxIV2ZMvw+UI/S6560/6AOutOjstyeERU41Nn9eGoxnRSK0WUlNyr&#10;ANrEMAZiwJxL1BR7JpIUdlpEO23uhSSqxtrnKZEJOQdlnAsTco6+YbXI6phKSvFdLgkwIkuMP2EP&#10;AK9rH7FzloN9dBWpxyfn8m+JZefJI0UGEybnVhlwHwForGqInO1HkjI1kaXQr3vkpqJH0TJq1lDv&#10;7hxxkGfOW36lsBGumQ93zOGQ4Tji4gi3+JEauorCIFHSgPv9kT7aY+/jLSUdDm1F/a8Nc4IS/d3g&#10;VMy+Rq5JSAcU3EvtetSaTXsB2FAzXE2WJzHaBj2K0kH7hHtlFaPhFTMcY1aUBzceLkJeIriZuFit&#10;khlOtGXh2jxYHsEjv7G3H/sn5uwwBQHH5wbGwWaLN3OQbaOngdUmgFRpSPZ8DszjNkjtPGyuuG5e&#10;npPVfr8u/wAAAP//AwBQSwMEFAAGAAgAAAAhACLrE1ncAAAABwEAAA8AAABkcnMvZG93bnJldi54&#10;bWxMzkFPwzAMBeA7Ev8hMhK3Ld2KOih1p4FAk7hMDMQ5bUxbaJzSZFv595gTHJ+e9fwV68n16khj&#10;6DwjLOYJKOLa244bhNeXx9k1qBANW9N7JoRvCrAuz88Kk1t/4mc67mOjZIRDbhDaGIdc61C35EyY&#10;+4FYunc/OhMljo22oznJuOv1Mkky7UzH8qE1A923VH/uDw7h7u0pTLRNrrLd5oG3aVp9fXQrxMuL&#10;aXMLKtIU/47hly90KMVU+QPboHqE2ULkESFdrkBJf5NJrhCyNANdFvq/v/wBAAD//wMAUEsBAi0A&#10;FAAGAAgAAAAhALaDOJL+AAAA4QEAABMAAAAAAAAAAAAAAAAAAAAAAFtDb250ZW50X1R5cGVzXS54&#10;bWxQSwECLQAUAAYACAAAACEAOP0h/9YAAACUAQAACwAAAAAAAAAAAAAAAAAvAQAAX3JlbHMvLnJl&#10;bHNQSwECLQAUAAYACAAAACEANYdNtpoCAACnBQAADgAAAAAAAAAAAAAAAAAuAgAAZHJzL2Uyb0Rv&#10;Yy54bWxQSwECLQAUAAYACAAAACEAIusTWdwAAAAHAQAADwAAAAAAAAAAAAAAAAD0BAAAZHJzL2Rv&#10;d25yZXYueG1sUEsFBgAAAAAEAAQA8wAAAP0FAAAAAA==&#10;" fillcolor="#5a5a5a [2109]" stroked="f" strokeweight="1pt">
                 <v:stroke joinstyle="miter"/>
                 <v:textbox inset=".5mm,0,.5mm,0">
                   <w:txbxContent>
@@ -11100,7 +11124,7 @@
           </mc:Choice>
           <mc:Fallback>
             <w:pict>
-              <v:roundrect w14:anchorId="196DC3BF" id="圓角矩形 14" o:spid="_x0000_s1037" style="position:absolute;margin-left:-1.25pt;margin-top:16.7pt;width:83.6pt;height:15.3pt;z-index:251648000;visibility:visible;mso-wrap-style:square;mso-width-percent:0;mso-height-percent:0;mso-wrap-distance-left:9pt;mso-wrap-distance-top:0;mso-wrap-distance-right:9pt;mso-wrap-distance-bottom:0;mso-position-horizontal:absolute;mso-position-horizontal-relative:text;mso-position-vertical:absolute;mso-position-vertical-relative:text;mso-width-percent:0;mso-height-percent:0;mso-width-relative:margin;mso-height-relative:margin;v-text-anchor:middle" arcsize="10923f" o:gfxdata="UEsDBBQABgAIAAAAIQC2gziS/gAAAOEBAAATAAAAW0NvbnRlbnRfVHlwZXNdLnhtbJSRQU7DMBBF&#10;90jcwfIWJU67QAgl6YK0S0CoHGBkTxKLZGx5TGhvj5O2G0SRWNoz/78nu9wcxkFMGNg6quQqL6RA&#10;0s5Y6ir5vt9lD1JwBDIwOMJKHpHlpr69KfdHjyxSmriSfYz+USnWPY7AufNIadK6MEJMx9ApD/oD&#10;OlTrorhX2lFEilmcO2RdNtjC5xDF9pCuTyYBB5bi6bQ4syoJ3g9WQ0ymaiLzg5KdCXlKLjvcW893&#10;SUOqXwnz5DrgnHtJTxOsQfEKIT7DmDSUCaxw7Rqn8787ZsmRM9e2VmPeBN4uqYvTtW7jvijg9N/y&#10;JsXecLq0q+WD6m8AAAD//wMAUEsDBBQABgAIAAAAIQA4/SH/1gAAAJQBAAALAAAAX3JlbHMvLnJl&#10;bHOkkMFqwzAMhu+DvYPRfXGawxijTi+j0GvpHsDYimMaW0Yy2fr2M4PBMnrbUb/Q94l/f/hMi1qR&#10;JVI2sOt6UJgd+ZiDgffL8ekFlFSbvV0oo4EbChzGx4f9GRdb25HMsYhqlCwG5lrLq9biZkxWOiqY&#10;22YiTra2kYMu1l1tQD30/bPm3wwYN0x18gb45AdQl1tp5j/sFB2T0FQ7R0nTNEV3j6o9feQzro1i&#10;OWA14Fm+Q8a1a8+Bvu/d/dMb2JY5uiPbhG/ktn4cqGU/er3pcvwCAAD//wMAUEsDBBQABgAIAAAA&#10;IQAptVtZyAIAANMFAAAOAAAAZHJzL2Uyb0RvYy54bWysVM1u1DAQviPxDpbvNJvSViVqtlq1KkIq&#10;7aot6tnr2E0kx2Ns726Wx4ArEhIXxEPwOBU8BmM7SX+oOCAuyXg8883M55k5OOxaRVbCugZ0SfOt&#10;CSVCc6gafVPSd1cnL/YpcZ7piinQoqQb4ejh9Pmzg7UpxDbUoCphCYJoV6xNSWvvTZFljteiZW4L&#10;jNB4KcG2zOPR3mSVZWtEb1W2PZnsZWuwlbHAhXOoPU6XdBrxpRTcn0vphCeqpJibj18bv4vwzaYH&#10;rLixzNQN79Ng/5BFyxqNQUeoY+YZWdrmD6i24RYcSL/Foc1AyoaLWANWk08eVXNZMyNiLUiOMyNN&#10;7v/B8rPV3JKmwrfboUSzFt/o9vOnX98+/vzy/fbHV4Jq5GhtXIGml2Zu+5NDMRTcSduGP5ZCusjr&#10;ZuRVdJ5wVOaTPXwrpJ/jXf5qZwdlhMnuvI11/rWAlgShpBaWurrAx4ucstWp88l+sAsRHaimOmmU&#10;iofQMOJIWbJi+NS+y6OrWrZvoUq6vd2QA+KwAtXYFkn9clBjOrHtAkpM7kEApYOjhhAw5RI0WSAm&#10;URElv1EiBtAXQiKtWPx2TGRETkEZ50L7lKOrWSWSOqQyUDN6xFxUAAzIEuOP2D3Aw9oH7JRlbx9c&#10;RZyH0Xnyt8SS8+gRI4P2o3PbaLBPASisqo+c7AeSEjWBJd8tuthyu8EyaBZQbbANLaT5dIafNNgI&#10;p8z5ObM4kNg7uGT8OX6kgnVJoZcoqcF+eEof7HFO8JaSNQ54Sd37JbOCEvVG4wTl+7ElfTwgvr2v&#10;XQxavWyPABsqxzVmeBSDrVeDKC2017iDZiEaXjHNMWZJubfD4cinhYNbjIvZLJrh9BvmT/Wl4QE8&#10;8Bt6+6q7Ztb0U+Bxfs5gWAKseDQHyTZ4apgtPcgmDskdnz3zuDliC/VbLqym++dodbeLp78BAAD/&#10;/wMAUEsDBBQABgAIAAAAIQAoetg93gAAAAgBAAAPAAAAZHJzL2Rvd25yZXYueG1sTI/BTsMwEETv&#10;SPyDtUjcWpsmpFWaTVUQqBIXREGcnXhJAvE6xG4b/h73BMfRjGbeFJvJ9uJIo+8cI9zMFQji2pmO&#10;G4S318fZCoQPmo3uHRPCD3nYlJcXhc6NO/ELHfehEbGEfa4R2hCGXEpft2S1n7uBOHofbrQ6RDk2&#10;0oz6FMttLxdKZdLqjuNCqwe6b6n+2h8swt37k59op9LsefvAuySpvj+7JeL11bRdgwg0hb8wnPEj&#10;OpSRqXIHNl70CLPFbUwiJEkK4uxn6RJEhZClCmRZyP8Hyl8AAAD//wMAUEsBAi0AFAAGAAgAAAAh&#10;ALaDOJL+AAAA4QEAABMAAAAAAAAAAAAAAAAAAAAAAFtDb250ZW50X1R5cGVzXS54bWxQSwECLQAU&#10;AAYACAAAACEAOP0h/9YAAACUAQAACwAAAAAAAAAAAAAAAAAvAQAAX3JlbHMvLnJlbHNQSwECLQAU&#10;AAYACAAAACEAKbVbWcgCAADTBQAADgAAAAAAAAAAAAAAAAAuAgAAZHJzL2Uyb0RvYy54bWxQSwEC&#10;LQAUAAYACAAAACEAKHrYPd4AAAAIAQAADwAAAAAAAAAAAAAAAAAiBQAAZHJzL2Rvd25yZXYueG1s&#10;UEsFBgAAAAAEAAQA8wAAAC0GAAAAAA==&#10;" fillcolor="#5a5a5a [2109]" stroked="f" strokeweight="1pt">
+              <v:roundrect w14:anchorId="196DC3BF" id="圓角矩形 14" o:spid="_x0000_s1037" style="position:absolute;margin-left:-1.25pt;margin-top:16.7pt;width:83.6pt;height:15.3pt;z-index:251648000;visibility:visible;mso-wrap-style:square;mso-width-percent:0;mso-height-percent:0;mso-wrap-distance-left:9pt;mso-wrap-distance-top:0;mso-wrap-distance-right:9pt;mso-wrap-distance-bottom:0;mso-position-horizontal:absolute;mso-position-horizontal-relative:text;mso-position-vertical:absolute;mso-position-vertical-relative:text;mso-width-percent:0;mso-height-percent:0;mso-width-relative:margin;mso-height-relative:margin;v-text-anchor:middle" arcsize="10923f" o:gfxdata="UEsDBBQABgAIAAAAIQC2gziS/gAAAOEBAAATAAAAW0NvbnRlbnRfVHlwZXNdLnhtbJSRQU7DMBBF&#10;90jcwfIWJU67QAgl6YK0S0CoHGBkTxKLZGx5TGhvj5O2G0SRWNoz/78nu9wcxkFMGNg6quQqL6RA&#10;0s5Y6ir5vt9lD1JwBDIwOMJKHpHlpr69KfdHjyxSmriSfYz+USnWPY7AufNIadK6MEJMx9ApD/oD&#10;OlTrorhX2lFEilmcO2RdNtjC5xDF9pCuTyYBB5bi6bQ4syoJ3g9WQ0ymaiLzg5KdCXlKLjvcW893&#10;SUOqXwnz5DrgnHtJTxOsQfEKIT7DmDSUCaxw7Rqn8787ZsmRM9e2VmPeBN4uqYvTtW7jvijg9N/y&#10;JsXecLq0q+WD6m8AAAD//wMAUEsDBBQABgAIAAAAIQA4/SH/1gAAAJQBAAALAAAAX3JlbHMvLnJl&#10;bHOkkMFqwzAMhu+DvYPRfXGawxijTi+j0GvpHsDYimMaW0Yy2fr2M4PBMnrbUb/Q94l/f/hMi1qR&#10;JVI2sOt6UJgd+ZiDgffL8ekFlFSbvV0oo4EbChzGx4f9GRdb25HMsYhqlCwG5lrLq9biZkxWOiqY&#10;22YiTra2kYMu1l1tQD30/bPm3wwYN0x18gb45AdQl1tp5j/sFB2T0FQ7R0nTNEV3j6o9feQzro1i&#10;OWA14Fm+Q8a1a8+Bvu/d/dMb2JY5uiPbhG/ktn4cqGU/er3pcvwCAAD//wMAUEsDBBQABgAIAAAA&#10;IQBJ6ezhmgIAAKgFAAAOAAAAZHJzL2Uyb0RvYy54bWysVFFP3DAMfp+0/xDlffR6A8RO9NAJxDSJ&#10;AQImnnNpco2UxlmSu/b26+ckbQ8Y2sO0l9Zx7M/2F9vnF32ryU44r8BUtDyaUSIMh1qZTUV/PF1/&#10;OqPEB2ZqpsGIiu6FpxfLjx/OO7sQc2hA18IRBDF+0dmKNiHYRVF43oiW+SOwwuClBNeygEe3KWrH&#10;OkRvdTGfzU6LDlxtHXDhPWqv8iVdJnwpBQ93UnoRiK4o5hbS16XvOn6L5TlbbByzjeJDGuwfsmiZ&#10;Mhh0grpigZGtU39AtYo78CDDEYe2ACkVF6kGrKacvanmsWFWpFqQHG8nmvz/g+W3u0d775CGzvqF&#10;RzFW0UvXxj/mR/pE1n4iS/SBcFSWs1N8AOSU41355fgYZYQpDt7W+fBVQEuiUFEHW1M/4Iskotju&#10;xodsP9rFiB60qq+V1ukQu0Bcakd2DN8v9GVy1dv2O9RZd3oSc0iviGp866z+PKoxndRLESUl9yqA&#10;NjGMgRgw5xI1xYGKJIW9FtFOmwchiaqx+HlKZELOQRnnwoSco29YLbI6pjJSM3mkXBJgRJYYf8Ie&#10;AF7XPmLnLAf76CpSk0/Os78llp0njxQZTJicW2XAvQegsaohcrYfScrURJZCv+6Rm4qeRMuoWUO9&#10;v3fEQR46b/m1wka4YT7cM4dThr2DmyPc4Udq6CoKg0RJA+7Xe/poj82Pt5R0OLUV9T+3zAlK9DeD&#10;Y1GepZYM6YD47qV2PWrNtr0EbKgSd5PlSYy2QY+idNA+42JZxWh4xQzHmBXlwY2Hy5C3CK4mLlar&#10;ZIYjbVm4MY+WR/DIb+ztp/6ZOTtMQcD5uYVxstnizRxk2+hpYLUNIFUakgOfA/O4DlILDasr7puX&#10;52R1WLDL3wAAAP//AwBQSwMEFAAGAAgAAAAhACh62D3eAAAACAEAAA8AAABkcnMvZG93bnJldi54&#10;bWxMj8FOwzAQRO9I/IO1SNxamyakVZpNVRCoEhdEQZydeEkC8TrEbhv+HvcEx9GMZt4Um8n24kij&#10;7xwj3MwVCOLamY4bhLfXx9kKhA+aje4dE8IPediUlxeFzo078Qsd96ERsYR9rhHaEIZcSl+3ZLWf&#10;u4E4eh9utDpEOTbSjPoUy20vF0pl0uqO40KrB7pvqf7aHyzC3fuTn2in0ux5+8C7JKm+P7sl4vXV&#10;tF2DCDSFvzCc8SM6lJGpcgc2XvQIs8VtTCIkSQri7GfpEkSFkKUKZFnI/wfKXwAAAP//AwBQSwEC&#10;LQAUAAYACAAAACEAtoM4kv4AAADhAQAAEwAAAAAAAAAAAAAAAAAAAAAAW0NvbnRlbnRfVHlwZXNd&#10;LnhtbFBLAQItABQABgAIAAAAIQA4/SH/1gAAAJQBAAALAAAAAAAAAAAAAAAAAC8BAABfcmVscy8u&#10;cmVsc1BLAQItABQABgAIAAAAIQBJ6ezhmgIAAKgFAAAOAAAAAAAAAAAAAAAAAC4CAABkcnMvZTJv&#10;RG9jLnhtbFBLAQItABQABgAIAAAAIQAoetg93gAAAAgBAAAPAAAAAAAAAAAAAAAAAPQEAABkcnMv&#10;ZG93bnJldi54bWxQSwUGAAAAAAQABADzAAAA/wUAAAAA&#10;" fillcolor="#5a5a5a [2109]" stroked="f" strokeweight="1pt">
                 <v:stroke joinstyle="miter"/>
                 <v:textbox inset=".5mm,0,.5mm,0">
                   <w:txbxContent>
@@ -11296,7 +11320,7 @@
           </mc:Choice>
           <mc:Fallback>
             <w:pict>
-              <v:roundrect w14:anchorId="1A4DC044" id="圓角矩形 9" o:spid="_x0000_s1038" style="position:absolute;margin-left:-.6pt;margin-top:16.6pt;width:30.35pt;height:15.3pt;z-index:251649024;visibility:visible;mso-wrap-style:square;mso-width-percent:0;mso-height-percent:0;mso-wrap-distance-left:9pt;mso-wrap-distance-top:0;mso-wrap-distance-right:9pt;mso-wrap-distance-bottom:0;mso-position-horizontal:absolute;mso-position-horizontal-relative:text;mso-position-vertical:absolute;mso-position-vertical-relative:text;mso-width-percent:0;mso-height-percent:0;mso-width-relative:margin;mso-height-relative:margin;v-text-anchor:middle" arcsize="10923f" o:gfxdata="UEsDBBQABgAIAAAAIQC2gziS/gAAAOEBAAATAAAAW0NvbnRlbnRfVHlwZXNdLnhtbJSRQU7DMBBF&#10;90jcwfIWJU67QAgl6YK0S0CoHGBkTxKLZGx5TGhvj5O2G0SRWNoz/78nu9wcxkFMGNg6quQqL6RA&#10;0s5Y6ir5vt9lD1JwBDIwOMJKHpHlpr69KfdHjyxSmriSfYz+USnWPY7AufNIadK6MEJMx9ApD/oD&#10;OlTrorhX2lFEilmcO2RdNtjC5xDF9pCuTyYBB5bi6bQ4syoJ3g9WQ0ymaiLzg5KdCXlKLjvcW893&#10;SUOqXwnz5DrgnHtJTxOsQfEKIT7DmDSUCaxw7Rqn8787ZsmRM9e2VmPeBN4uqYvTtW7jvijg9N/y&#10;JsXecLq0q+WD6m8AAAD//wMAUEsDBBQABgAIAAAAIQA4/SH/1gAAAJQBAAALAAAAX3JlbHMvLnJl&#10;bHOkkMFqwzAMhu+DvYPRfXGawxijTi+j0GvpHsDYimMaW0Yy2fr2M4PBMnrbUb/Q94l/f/hMi1qR&#10;JVI2sOt6UJgd+ZiDgffL8ekFlFSbvV0oo4EbChzGx4f9GRdb25HMsYhqlCwG5lrLq9biZkxWOiqY&#10;22YiTra2kYMu1l1tQD30/bPm3wwYN0x18gb45AdQl1tp5j/sFB2T0FQ7R0nTNEV3j6o9feQzro1i&#10;OWA14Fm+Q8a1a8+Bvu/d/dMb2JY5uiPbhG/ktn4cqGU/er3pcvwCAAD//wMAUEsDBBQABgAIAAAA&#10;IQCkW3ZIxwIAANAFAAAOAAAAZHJzL2Uyb0RvYy54bWysVM1u1DAQviPxDpbvNLv9Uxs1W61aFSGV&#10;tmqLevY6ThPJ9hjbu8nyGHBFQuKCeAgep4LHYGwn6Q8VB8TFGY9nvpn5MjMHh52SZCWsa0AXdLox&#10;oURoDmWjbwv67vrk1R4lzjNdMglaFHQtHD2cvXxx0JpcbEINshSWIIh2eWsKWntv8ixzvBaKuQ0w&#10;QuNjBVYxj1d7m5WWtYiuZLY5mexmLdjSWODCOdQep0c6i/hVJbg/ryonPJEFxdx8PG08F+HMZgcs&#10;v7XM1A3v02D/kIVijcagI9Qx84wsbfMHlGq4BQeV3+CgMqiqhotYA1YznTyp5qpmRsRakBxnRprc&#10;/4PlZ6sLS5qyoPuUaKbwF919/vTr28efX77f/fhK9gNDrXE5Gl6ZC9vfHIqh3K6yKnyxENJFVtcj&#10;q6LzhKNya28H/xQlHJ+m+9vbKCNKdu9srPOvBSgShIJaWOryEv9cJJStTp1P9oNdCOhANuVJI2W8&#10;hG4RR9KSFcP/7LtpdJVL9RbKpNvdmaS4LEc19kRSbw1qTCf2XECJyT0KIHUIoyEETLkETRZ4SUxE&#10;ya+lCHZSX4oKOcXaN2MiI3IKyjgX2qccXc1KkdQhlYGa0SPmEgEDcoXxR+we4HHtA3bKsrcPriIO&#10;w+g8+VtiyXn0iJFB+9FZNRrscwASq+ojJ/uBpERNYMl3iy722+7QWQso19iDFtJwOsNPGmyEU+b8&#10;BbM4jdg7uGH8OR6VhLag0EuU1GA/PKcP9jgk+EpJi9NdUPd+yaygRL7ROD7TvcA18fGCgn2oXQxa&#10;vVRHgA01xR1meBSDrZeDWFlQN7iA5iEaPjHNMWZBubfD5cinbYMrjIv5PJrh6BvmT/WV4QE88Bt6&#10;+7q7Ydb0U+BxfM5g2AAsfzIHyTZ4apgvPVRNHJLAcOKzZx7XRmyhfsWFvfTwHq3uF/HsNwAAAP//&#10;AwBQSwMEFAAGAAgAAAAhAOAnavndAAAABwEAAA8AAABkcnMvZG93bnJldi54bWxMjsFOwzAQRO9I&#10;/IO1SNxapzVNS4hTFQSq1AuiRZydeEkC8TrEbhv+nuUEp9FoRjMvX4+uEyccQutJw2yagECqvG2p&#10;1vB6eJqsQIRoyJrOE2r4xgDr4vIiN5n1Z3rB0z7WgkcoZEZDE2OfSRmqBp0JU98jcfbuB2ci26GW&#10;djBnHnednCdJKp1piR8a0+NDg9Xn/ug03L/twojb5CZ93jzSVqny66Ndan19NW7uQEQc418ZfvEZ&#10;HQpmKv2RbBCdhslszk0NSrFyvrhdgCg1pGoFssjlf/7iBwAA//8DAFBLAQItABQABgAIAAAAIQC2&#10;gziS/gAAAOEBAAATAAAAAAAAAAAAAAAAAAAAAABbQ29udGVudF9UeXBlc10ueG1sUEsBAi0AFAAG&#10;AAgAAAAhADj9If/WAAAAlAEAAAsAAAAAAAAAAAAAAAAALwEAAF9yZWxzLy5yZWxzUEsBAi0AFAAG&#10;AAgAAAAhAKRbdkjHAgAA0AUAAA4AAAAAAAAAAAAAAAAALgIAAGRycy9lMm9Eb2MueG1sUEsBAi0A&#10;FAAGAAgAAAAhAOAnavndAAAABwEAAA8AAAAAAAAAAAAAAAAAIQUAAGRycy9kb3ducmV2LnhtbFBL&#10;BQYAAAAABAAEAPMAAAArBgAAAAA=&#10;" fillcolor="#5a5a5a [2109]" stroked="f" strokeweight="1pt">
+              <v:roundrect w14:anchorId="1A4DC044" id="圓角矩形 9" o:spid="_x0000_s1038" style="position:absolute;margin-left:-.6pt;margin-top:16.6pt;width:30.35pt;height:15.3pt;z-index:251649024;visibility:visible;mso-wrap-style:square;mso-width-percent:0;mso-height-percent:0;mso-wrap-distance-left:9pt;mso-wrap-distance-top:0;mso-wrap-distance-right:9pt;mso-wrap-distance-bottom:0;mso-position-horizontal:absolute;mso-position-horizontal-relative:text;mso-position-vertical:absolute;mso-position-vertical-relative:text;mso-width-percent:0;mso-height-percent:0;mso-width-relative:margin;mso-height-relative:margin;v-text-anchor:middle" arcsize="10923f" o:gfxdata="UEsDBBQABgAIAAAAIQC2gziS/gAAAOEBAAATAAAAW0NvbnRlbnRfVHlwZXNdLnhtbJSRQU7DMBBF&#10;90jcwfIWJU67QAgl6YK0S0CoHGBkTxKLZGx5TGhvj5O2G0SRWNoz/78nu9wcxkFMGNg6quQqL6RA&#10;0s5Y6ir5vt9lD1JwBDIwOMJKHpHlpr69KfdHjyxSmriSfYz+USnWPY7AufNIadK6MEJMx9ApD/oD&#10;OlTrorhX2lFEilmcO2RdNtjC5xDF9pCuTyYBB5bi6bQ4syoJ3g9WQ0ymaiLzg5KdCXlKLjvcW893&#10;SUOqXwnz5DrgnHtJTxOsQfEKIT7DmDSUCaxw7Rqn8787ZsmRM9e2VmPeBN4uqYvTtW7jvijg9N/y&#10;JsXecLq0q+WD6m8AAAD//wMAUEsDBBQABgAIAAAAIQA4/SH/1gAAAJQBAAALAAAAX3JlbHMvLnJl&#10;bHOkkMFqwzAMhu+DvYPRfXGawxijTi+j0GvpHsDYimMaW0Yy2fr2M4PBMnrbUb/Q94l/f/hMi1qR&#10;JVI2sOt6UJgd+ZiDgffL8ekFlFSbvV0oo4EbChzGx4f9GRdb25HMsYhqlCwG5lrLq9biZkxWOiqY&#10;22YiTra2kYMu1l1tQD30/bPm3wwYN0x18gb45AdQl1tp5j/sFB2T0FQ7R0nTNEV3j6o9feQzro1i&#10;OWA14Fm+Q8a1a8+Bvu/d/dMb2JY5uiPbhG/ktn4cqGU/er3pcvwCAAD//wMAUEsDBBQABgAIAAAA&#10;IQDnKtJrmgIAAKcFAAAOAAAAZHJzL2Uyb0RvYy54bWysVN9P3DAMfp+0/yHK++gdvwQVPXQCMU1i&#10;cAImnnNpQiOlcZbkrr399XOStgcM7WHaS+o49mf7q+2Ly77VZCucV2AqOj+YUSIMh1qZl4r+eLr5&#10;ckaJD8zUTIMRFd0JTy8Xnz9ddLYUh9CAroUjCGJ82dmKNiHYsig8b0TL/AFYYfBRgmtZwKt7KWrH&#10;OkRvdXE4m50WHbjaOuDCe9Re50e6SPhSCh7upfQiEF1RzC2k06VzHc9iccHKF8dso/iQBvuHLFqm&#10;DAadoK5ZYGTj1B9QreIOPMhwwKEtQErFRaoBq5nP3lXz2DArUi1IjrcTTf7/wfK77aNdOaShs770&#10;KMYqeuna+MX8SJ/I2k1kiT4QjsqjsxP8AZRwfJqfHx+jjCjF3tk6H74KaEkUKupgY+oH/CGJJ7a9&#10;9SHbj3YxoAet6huldbrEJhBX2pEtw98X+nly1Zv2O9RZd3oyy3FZiWr81Vl9NKoxndRKESUl9yaA&#10;NjGMgRgw5xI1xZ6JJIWdFtFOmwchiaqx9sOUyIScgzLOhQk5R9+wWmR1TGWkZvJIuSTAiCwx/oQ9&#10;ALytfcTOWQ720VWkHp+cZ39LLDtPHikymDA5t8qA+whAY1VD5Gw/kpSpiSyFft0jNxU9jZZRs4Z6&#10;t3LEQZ45b/mNwka4ZT6smMMhw97BxRHu8ZAauorCIFHSgPv1kT7aY+/jKyUdDm1F/c8Nc4IS/c3g&#10;VMzPItckpAsK7rV2PWrNpr0CbKg5ribLkxhtgx5F6aB9xr2yjNHwiRmOMSvKgxsvVyEvEdxMXCyX&#10;yQwn2rJwax4tj+CR39jbT/0zc3aYgoDjcwfjYLPy3Rxk2+hpYLkJIFUakj2fA/O4DVILDZsrrpvX&#10;92S136+L3wAAAP//AwBQSwMEFAAGAAgAAAAhAOAnavndAAAABwEAAA8AAABkcnMvZG93bnJldi54&#10;bWxMjsFOwzAQRO9I/IO1SNxapzVNS4hTFQSq1AuiRZydeEkC8TrEbhv+nuUEp9FoRjMvX4+uEycc&#10;QutJw2yagECqvG2p1vB6eJqsQIRoyJrOE2r4xgDr4vIiN5n1Z3rB0z7WgkcoZEZDE2OfSRmqBp0J&#10;U98jcfbuB2ci26GWdjBnHnednCdJKp1piR8a0+NDg9Xn/ug03L/twojb5CZ93jzSVqny66Ndan19&#10;NW7uQEQc418ZfvEZHQpmKv2RbBCdhslszk0NSrFyvrhdgCg1pGoFssjlf/7iBwAA//8DAFBLAQIt&#10;ABQABgAIAAAAIQC2gziS/gAAAOEBAAATAAAAAAAAAAAAAAAAAAAAAABbQ29udGVudF9UeXBlc10u&#10;eG1sUEsBAi0AFAAGAAgAAAAhADj9If/WAAAAlAEAAAsAAAAAAAAAAAAAAAAALwEAAF9yZWxzLy5y&#10;ZWxzUEsBAi0AFAAGAAgAAAAhAOcq0muaAgAApwUAAA4AAAAAAAAAAAAAAAAALgIAAGRycy9lMm9E&#10;b2MueG1sUEsBAi0AFAAGAAgAAAAhAOAnavndAAAABwEAAA8AAAAAAAAAAAAAAAAA9AQAAGRycy9k&#10;b3ducmV2LnhtbFBLBQYAAAAABAAEAPMAAAD+BQAAAAA=&#10;" fillcolor="#5a5a5a [2109]" stroked="f" strokeweight="1pt">
                 <v:stroke joinstyle="miter"/>
                 <v:textbox inset=".5mm,0,.5mm,0">
                   <w:txbxContent>
@@ -11560,7 +11584,7 @@
           </mc:Choice>
           <mc:Fallback>
             <w:pict>
-              <v:roundrect w14:anchorId="03BFD3A3" id="圓角矩形 13" o:spid="_x0000_s1039" style="position:absolute;margin-left:-.4pt;margin-top:16.65pt;width:49.3pt;height:15.3pt;z-index:251650048;visibility:visible;mso-wrap-style:square;mso-width-percent:0;mso-height-percent:0;mso-wrap-distance-left:9pt;mso-wrap-distance-top:0;mso-wrap-distance-right:9pt;mso-wrap-distance-bottom:0;mso-position-horizontal:absolute;mso-position-horizontal-relative:text;mso-position-vertical:absolute;mso-position-vertical-relative:text;mso-width-percent:0;mso-height-percent:0;mso-width-relative:margin;mso-height-relative:margin;v-text-anchor:middle" arcsize="10923f" o:gfxdata="UEsDBBQABgAIAAAAIQC2gziS/gAAAOEBAAATAAAAW0NvbnRlbnRfVHlwZXNdLnhtbJSRQU7DMBBF&#10;90jcwfIWJU67QAgl6YK0S0CoHGBkTxKLZGx5TGhvj5O2G0SRWNoz/78nu9wcxkFMGNg6quQqL6RA&#10;0s5Y6ir5vt9lD1JwBDIwOMJKHpHlpr69KfdHjyxSmriSfYz+USnWPY7AufNIadK6MEJMx9ApD/oD&#10;OlTrorhX2lFEilmcO2RdNtjC5xDF9pCuTyYBB5bi6bQ4syoJ3g9WQ0ymaiLzg5KdCXlKLjvcW893&#10;SUOqXwnz5DrgnHtJTxOsQfEKIT7DmDSUCaxw7Rqn8787ZsmRM9e2VmPeBN4uqYvTtW7jvijg9N/y&#10;JsXecLq0q+WD6m8AAAD//wMAUEsDBBQABgAIAAAAIQA4/SH/1gAAAJQBAAALAAAAX3JlbHMvLnJl&#10;bHOkkMFqwzAMhu+DvYPRfXGawxijTi+j0GvpHsDYimMaW0Yy2fr2M4PBMnrbUb/Q94l/f/hMi1qR&#10;JVI2sOt6UJgd+ZiDgffL8ekFlFSbvV0oo4EbChzGx4f9GRdb25HMsYhqlCwG5lrLq9biZkxWOiqY&#10;22YiTra2kYMu1l1tQD30/bPm3wwYN0x18gb45AdQl1tp5j/sFB2T0FQ7R0nTNEV3j6o9feQzro1i&#10;OWA14Fm+Q8a1a8+Bvu/d/dMb2JY5uiPbhG/ktn4cqGU/er3pcvwCAAD//wMAUEsDBBQABgAIAAAA&#10;IQCT2n+wyAIAANIFAAAOAAAAZHJzL2Uyb0RvYy54bWysVM1u1DAQviPxDpbvNMkWlrJqtlq1KkIq&#10;7aot6tnrOE0kx2Ns7ybLY8AVCYkL4iF4nAoeg7GdpD9UHBCXZDye+Wbm88zsH3SNJBthbA0qp9lO&#10;SolQHIpaXef03eXxsz1KrGOqYBKUyOlWWHowf/pkv9UzMYEKZCEMQRBlZ63OaeWcniWJ5ZVomN0B&#10;LRRelmAa5vBorpPCsBbRG5lM0nSatGAKbYALa1F7FC/pPOCXpeDurCytcETmFHNz4WvCd+W/yXyf&#10;za4N01XN+zTYP2TRsFph0BHqiDlG1qb+A6qpuQELpdvh0CRQljUXoQasJksfVHNRMS1CLUiO1SNN&#10;9v/B8tPN0pC6wLfbpUSxBt/o5vOnX98+/vzy/ebHV4Jq5KjVdoamF3pp+pNF0RfclabxfyyFdIHX&#10;7cir6BzhqJxOplmG7HO8yl4930UZUZJbZ22sey2gIV7IqYG1Ks7x7QKlbHNiXbQf7HxAC7Iujmsp&#10;w8H3iziUhmwYvrTrsuAq181bKKJu+iJN+/dGNXZFVO8OakwndJ1HCcndCyCVD6PAB4y5eE3ieYlM&#10;BMltpfB2Up2LElnF2ichkRE5BmWcC+VijrZihYhqn8pAzegRcgmAHrnE+CN2D3C/9gE7Ztnbe1cR&#10;xmF0Tv+WWHQePUJkUG50bmoF5jEAiVX1kaP9QFKkxrPkulUXOu7l0FkrKLbYhQbieFrNj2tshBNm&#10;3ZIZnEfsHdwx7gw/pYQ2p9BLlFRgPjym9/Y4JnhLSYvznVP7fs2MoES+UThA2Z7nmrhwQMHc1a4G&#10;rVo3h4ANleEW0zyI3tbJQSwNNFe4ghY+Gl4xxTFmTrkzw+HQxX2DS4yLxSKY4fBr5k7UheYe3PPr&#10;e/uyu2JG91PgcHxOYdgBbPZgDqKt91SwWDso6zAknuHIZ888Lo7QQv2S85vp7jlY3a7i+W8AAAD/&#10;/wMAUEsDBBQABgAIAAAAIQAFe4JI2wAAAAYBAAAPAAAAZHJzL2Rvd25yZXYueG1sTM5BT8JAEAXg&#10;u4n/YTMm3mSra4qUTgkSDYkXIxrO2+7YVruzpbtA+fcsJz2+vMmbL1+MthMHGnzrGOF+koAgrpxp&#10;uUb4+ny9ewLhg2ajO8eEcCIPi+L6KteZcUf+oMMm1CKOsM80QhNCn0npq4as9hPXE8fu2w1WhxiH&#10;WppBH+O47eRDkqTS6pbjh0b3tGqo+t3sLcLz9s2PtE4e0/flC6+VKnc/7RTx9mZczkEEGsPfMVz4&#10;kQ5FNJVuz8aLDuECDwhKKRCxnk1jLhFSNQNZ5PI/vzgDAAD//wMAUEsBAi0AFAAGAAgAAAAhALaD&#10;OJL+AAAA4QEAABMAAAAAAAAAAAAAAAAAAAAAAFtDb250ZW50X1R5cGVzXS54bWxQSwECLQAUAAYA&#10;CAAAACEAOP0h/9YAAACUAQAACwAAAAAAAAAAAAAAAAAvAQAAX3JlbHMvLnJlbHNQSwECLQAUAAYA&#10;CAAAACEAk9p/sMgCAADSBQAADgAAAAAAAAAAAAAAAAAuAgAAZHJzL2Uyb0RvYy54bWxQSwECLQAU&#10;AAYACAAAACEABXuCSNsAAAAGAQAADwAAAAAAAAAAAAAAAAAiBQAAZHJzL2Rvd25yZXYueG1sUEsF&#10;BgAAAAAEAAQA8wAAACoGAAAAAA==&#10;" fillcolor="#5a5a5a [2109]" stroked="f" strokeweight="1pt">
+              <v:roundrect w14:anchorId="03BFD3A3" id="圓角矩形 13" o:spid="_x0000_s1039" style="position:absolute;margin-left:-.4pt;margin-top:16.65pt;width:49.3pt;height:15.3pt;z-index:251650048;visibility:visible;mso-wrap-style:square;mso-width-percent:0;mso-height-percent:0;mso-wrap-distance-left:9pt;mso-wrap-distance-top:0;mso-wrap-distance-right:9pt;mso-wrap-distance-bottom:0;mso-position-horizontal:absolute;mso-position-horizontal-relative:text;mso-position-vertical:absolute;mso-position-vertical-relative:text;mso-width-percent:0;mso-height-percent:0;mso-width-relative:margin;mso-height-relative:margin;v-text-anchor:middle" arcsize="10923f" o:gfxdata="UEsDBBQABgAIAAAAIQC2gziS/gAAAOEBAAATAAAAW0NvbnRlbnRfVHlwZXNdLnhtbJSRQU7DMBBF&#10;90jcwfIWJU67QAgl6YK0S0CoHGBkTxKLZGx5TGhvj5O2G0SRWNoz/78nu9wcxkFMGNg6quQqL6RA&#10;0s5Y6ir5vt9lD1JwBDIwOMJKHpHlpr69KfdHjyxSmriSfYz+USnWPY7AufNIadK6MEJMx9ApD/oD&#10;OlTrorhX2lFEilmcO2RdNtjC5xDF9pCuTyYBB5bi6bQ4syoJ3g9WQ0ymaiLzg5KdCXlKLjvcW893&#10;SUOqXwnz5DrgnHtJTxOsQfEKIT7DmDSUCaxw7Rqn8787ZsmRM9e2VmPeBN4uqYvTtW7jvijg9N/y&#10;JsXecLq0q+WD6m8AAAD//wMAUEsDBBQABgAIAAAAIQA4/SH/1gAAAJQBAAALAAAAX3JlbHMvLnJl&#10;bHOkkMFqwzAMhu+DvYPRfXGawxijTi+j0GvpHsDYimMaW0Yy2fr2M4PBMnrbUb/Q94l/f/hMi1qR&#10;JVI2sOt6UJgd+ZiDgffL8ekFlFSbvV0oo4EbChzGx4f9GRdb25HMsYhqlCwG5lrLq9biZkxWOiqY&#10;22YiTra2kYMu1l1tQD30/bPm3wwYN0x18gb45AdQl1tp5j/sFB2T0FQ7R0nTNEV3j6o9feQzro1i&#10;OWA14Fm+Q8a1a8+Bvu/d/dMb2JY5uiPbhG/ktn4cqGU/er3pcvwCAAD//wMAUEsDBBQABgAIAAAA&#10;IQBO82zXmgIAAKcFAAAOAAAAZHJzL2Uyb0RvYy54bWysVMFu2zAMvQ/YPwi6r7bTLeuCOkWQIsOA&#10;ri3aDj0rslQbkEVNUmJnXz9Ksp22K3YYdpEpinwkn0meX/StInthXQO6pMVJTonQHKpGP5X0x8Pm&#10;wxklzjNdMQValPQgHL1Yvn933pmFmEENqhKWIIh2i86UtPbeLLLM8Vq0zJ2AERofJdiWebzap6yy&#10;rEP0VmWzPJ9nHdjKWODCOdRepke6jPhSCu5vpHTCE1VSzM3H08ZzG85sec4WT5aZuuFDGuwfsmhZ&#10;ozHoBHXJPCM72/wB1TbcggPpTzi0GUjZcBFrwGqK/FU19zUzItaC5Dgz0eT+Hyy/3t+bW4s0dMYt&#10;HIqhil7aNnwxP9JHsg4TWaL3hKNyPpsXBVLK8an48vEUZUTJjs7GOv9VQEuCUFILO13d4Q+JPLH9&#10;lfPJfrQLAR2opto0SsVLaAKxVpbsGf4+3xfRVe3a71Al3fxTng8/EdX4q5P6dFRjOrGVAkpM7kUA&#10;pUMYDSFgyiVosiMTUfIHJYKd0ndCkqbC2mcxkQk5BWWcC+1Tjq5mlUjqkMpIzeQRc4mAAVli/Al7&#10;AHhZ+4idshzsg6uIPT45539LLDlPHjEyaD85t40G+xaAwqqGyMl+JClRE1jy/bZHbkr6OVgGzRaq&#10;w60lFtLMOcM3DTbCFXP+llkcMuwdXBz+Bg+poCspDBIlNdhfb+mDPfY+vlLS4dCW1P3cMSsoUd80&#10;TkVxFrgmPl5QsM+121Grd+0asKEKXE2GRzHYejWK0kL7iHtlFaLhE9McY5aUezte1j4tEdxMXKxW&#10;0Qwn2jB/pe8ND+CB39DbD/0js2aYAo/jcw3jYLPFqzlItsFTw2rnQTZxSI58DszjNogtNGyusG6e&#10;36PVcb8ufwMAAP//AwBQSwMEFAAGAAgAAAAhAAV7gkjbAAAABgEAAA8AAABkcnMvZG93bnJldi54&#10;bWxMzkFPwkAQBeC7if9hMybeZKtripROCRINiRcjGs7b7thWu7Olu0D59ywnPb68yZsvX4y2Ewca&#10;fOsY4X6SgCCunGm5Rvj6fL17AuGDZqM7x4RwIg+L4voq15lxR/6gwybUIo6wzzRCE0KfSemrhqz2&#10;E9cTx+7bDVaHGIdamkEf47jt5EOSpNLqluOHRve0aqj63ewtwvP2zY+0Th7T9+ULr5Uqdz/tFPH2&#10;ZlzOQQQaw98xXPiRDkU0lW7PxosO4QIPCEopELGeTWMuEVI1A1nk8j+/OAMAAP//AwBQSwECLQAU&#10;AAYACAAAACEAtoM4kv4AAADhAQAAEwAAAAAAAAAAAAAAAAAAAAAAW0NvbnRlbnRfVHlwZXNdLnht&#10;bFBLAQItABQABgAIAAAAIQA4/SH/1gAAAJQBAAALAAAAAAAAAAAAAAAAAC8BAABfcmVscy8ucmVs&#10;c1BLAQItABQABgAIAAAAIQBO82zXmgIAAKcFAAAOAAAAAAAAAAAAAAAAAC4CAABkcnMvZTJvRG9j&#10;LnhtbFBLAQItABQABgAIAAAAIQAFe4JI2wAAAAYBAAAPAAAAAAAAAAAAAAAAAPQEAABkcnMvZG93&#10;bnJldi54bWxQSwUGAAAAAAQABADzAAAA/AUAAAAA&#10;" fillcolor="#5a5a5a [2109]" stroked="f" strokeweight="1pt">
                 <v:stroke joinstyle="miter"/>
                 <v:textbox inset=".5mm,0,.5mm,0">
                   <w:txbxContent>
@@ -11800,7 +11824,7 @@
           </mc:Choice>
           <mc:Fallback>
             <w:pict>
-              <v:shape w14:anchorId="77C1E33A" id="_x0000_s1040" type="#_x0000_t202" style="position:absolute;margin-left:107.25pt;margin-top:6.2pt;width:125.55pt;height:16.3pt;z-index:251666432;visibility:visible;mso-wrap-style:square;mso-width-percent:0;mso-height-percent:0;mso-wrap-distance-left:9pt;mso-wrap-distance-top:3.6pt;mso-wrap-distance-right:9pt;mso-wrap-distance-bottom:3.6pt;mso-position-horizontal:absolute;mso-position-horizontal-relative:text;mso-position-vertical:absolute;mso-position-vertical-relative:text;mso-width-percent:0;mso-height-percent:0;mso-width-relative:margin;mso-height-relative:margin;v-text-anchor:top" o:gfxdata="UEsDBBQABgAIAAAAIQC2gziS/gAAAOEBAAATAAAAW0NvbnRlbnRfVHlwZXNdLnhtbJSRQU7DMBBF&#10;90jcwfIWJU67QAgl6YK0S0CoHGBkTxKLZGx5TGhvj5O2G0SRWNoz/78nu9wcxkFMGNg6quQqL6RA&#10;0s5Y6ir5vt9lD1JwBDIwOMJKHpHlpr69KfdHjyxSmriSfYz+USnWPY7AufNIadK6MEJMx9ApD/oD&#10;OlTrorhX2lFEilmcO2RdNtjC5xDF9pCuTyYBB5bi6bQ4syoJ3g9WQ0ymaiLzg5KdCXlKLjvcW893&#10;SUOqXwnz5DrgnHtJTxOsQfEKIT7DmDSUCaxw7Rqn8787ZsmRM9e2VmPeBN4uqYvTtW7jvijg9N/y&#10;JsXecLq0q+WD6m8AAAD//wMAUEsDBBQABgAIAAAAIQA4/SH/1gAAAJQBAAALAAAAX3JlbHMvLnJl&#10;bHOkkMFqwzAMhu+DvYPRfXGawxijTi+j0GvpHsDYimMaW0Yy2fr2M4PBMnrbUb/Q94l/f/hMi1qR&#10;JVI2sOt6UJgd+ZiDgffL8ekFlFSbvV0oo4EbChzGx4f9GRdb25HMsYhqlCwG5lrLq9biZkxWOiqY&#10;22YiTra2kYMu1l1tQD30/bPm3wwYN0x18gb45AdQl1tp5j/sFB2T0FQ7R0nTNEV3j6o9feQzro1i&#10;OWA14Fm+Q8a1a8+Bvu/d/dMb2JY5uiPbhG/ktn4cqGU/er3pcvwCAAD//wMAUEsDBBQABgAIAAAA&#10;IQBxAwKqGwIAAO8DAAAOAAAAZHJzL2Uyb0RvYy54bWysU12O0zAQfkfiDpbfadKI7najpqtll0VI&#10;y4+0cADHcRoL22Nst0m5ABIHWJ45AAfgQLvnYOy03QreEHmwxrHnm/m++bw4H7QiG+G8BFPR6SSn&#10;RBgOjTSrin78cP1sTokPzDRMgREV3QpPz5dPnyx6W4oCOlCNcARBjC97W9EuBFtmmeed0MxPwAqD&#10;hy04zQJu3SprHOsRXausyPOTrAfXWAdceI9/r8ZDukz4bSt4eNe2XgSiKoq9hbS6tNZxzZYLVq4c&#10;s53kuzbYP3ShmTRY9AB1xQIjayf/gtKSO/DQhgkHnUHbSi4SB2Qzzf9gc9sxKxIXFMfbg0z+/8Hy&#10;t5v3jsimosX0lBLDNA7p4e7r/c/vD3e/7n98I0XUqLe+xKu3Fi+H4QUMOOvE19sb4J88MXDZMbMS&#10;F85B3wnWYI/TmJkdpY44PoLU/RtosBRbB0hAQ+t0FBAlIYiOs9oe5iOGQHgsOTt7fjrDNjmeFfnJ&#10;vJinEqzcZ1vnwysBmsSgog7nn9DZ5saH2A0r91diMQPXUqnkAWVIX9GzWTFLCUcnWga0qJK6ovM8&#10;fqNpIsmXpknJgUk1xlhAmR3rSHSkHIZ6SCKnfqMiNTRblMHB6Eh8QRh04L5Q0qMbK+o/r5kTlKjX&#10;BqWM1t0Hbh/U+4AZjqkVDZSM4WVIFh8pXqDErUzsHyvvWkRXJVF2LyDa9nifbj2+0+VvAAAA//8D&#10;AFBLAwQUAAYACAAAACEALbdCed4AAAAJAQAADwAAAGRycy9kb3ducmV2LnhtbEyPwU7DMAyG70i8&#10;Q2QkbixZ1VasazpNCE5IiK4cOKZN1kZrnNJkW3l7zAlutv5Pvz+Xu8WN7GLmYD1KWK8EMIOd1xZ7&#10;CR/Ny8MjsBAVajV6NBK+TYBddXtTqkL7K9bmcog9oxIMhZIwxDgVnIduME6FlZ8MUnb0s1OR1rnn&#10;elZXKncjT4TIuVMW6cKgJvM0mO50ODsJ+0+sn+3XW/teH2vbNBuBr/lJyvu7Zb8FFs0S/2D41Sd1&#10;qMip9WfUgY0SknWaEUpBkgIjIM2zHFhLQyaAVyX//0H1AwAA//8DAFBLAQItABQABgAIAAAAIQC2&#10;gziS/gAAAOEBAAATAAAAAAAAAAAAAAAAAAAAAABbQ29udGVudF9UeXBlc10ueG1sUEsBAi0AFAAG&#10;AAgAAAAhADj9If/WAAAAlAEAAAsAAAAAAAAAAAAAAAAALwEAAF9yZWxzLy5yZWxzUEsBAi0AFAAG&#10;AAgAAAAhAHEDAqobAgAA7wMAAA4AAAAAAAAAAAAAAAAALgIAAGRycy9lMm9Eb2MueG1sUEsBAi0A&#10;FAAGAAgAAAAhAC23QnneAAAACQEAAA8AAAAAAAAAAAAAAAAAdQQAAGRycy9kb3ducmV2LnhtbFBL&#10;BQYAAAAABAAEAPMAAACABQAAAAA=&#10;" filled="f" stroked="f">
+              <v:shape w14:anchorId="77C1E33A" id="_x0000_s1040" type="#_x0000_t202" style="position:absolute;margin-left:107.25pt;margin-top:6.2pt;width:125.55pt;height:16.3pt;z-index:251666432;visibility:visible;mso-wrap-style:square;mso-width-percent:0;mso-height-percent:0;mso-wrap-distance-left:9pt;mso-wrap-distance-top:3.6pt;mso-wrap-distance-right:9pt;mso-wrap-distance-bottom:3.6pt;mso-position-horizontal:absolute;mso-position-horizontal-relative:text;mso-position-vertical:absolute;mso-position-vertical-relative:text;mso-width-percent:0;mso-height-percent:0;mso-width-relative:margin;mso-height-relative:margin;v-text-anchor:top" o:gfxdata="UEsDBBQABgAIAAAAIQC2gziS/gAAAOEBAAATAAAAW0NvbnRlbnRfVHlwZXNdLnhtbJSRQU7DMBBF&#10;90jcwfIWJU67QAgl6YK0S0CoHGBkTxKLZGx5TGhvj5O2G0SRWNoz/78nu9wcxkFMGNg6quQqL6RA&#10;0s5Y6ir5vt9lD1JwBDIwOMJKHpHlpr69KfdHjyxSmriSfYz+USnWPY7AufNIadK6MEJMx9ApD/oD&#10;OlTrorhX2lFEilmcO2RdNtjC5xDF9pCuTyYBB5bi6bQ4syoJ3g9WQ0ymaiLzg5KdCXlKLjvcW893&#10;SUOqXwnz5DrgnHtJTxOsQfEKIT7DmDSUCaxw7Rqn8787ZsmRM9e2VmPeBN4uqYvTtW7jvijg9N/y&#10;JsXecLq0q+WD6m8AAAD//wMAUEsDBBQABgAIAAAAIQA4/SH/1gAAAJQBAAALAAAAX3JlbHMvLnJl&#10;bHOkkMFqwzAMhu+DvYPRfXGawxijTi+j0GvpHsDYimMaW0Yy2fr2M4PBMnrbUb/Q94l/f/hMi1qR&#10;JVI2sOt6UJgd+ZiDgffL8ekFlFSbvV0oo4EbChzGx4f9GRdb25HMsYhqlCwG5lrLq9biZkxWOiqY&#10;22YiTra2kYMu1l1tQD30/bPm3wwYN0x18gb45AdQl1tp5j/sFB2T0FQ7R0nTNEV3j6o9feQzro1i&#10;OWA14Fm+Q8a1a8+Bvu/d/dMb2JY5uiPbhG/ktn4cqGU/er3pcvwCAAD//wMAUEsDBBQABgAIAAAA&#10;IQD7uV6x8gEAAMQDAAAOAAAAZHJzL2Uyb0RvYy54bWysU8tu2zAQvBfoPxC815KNOnEEy0GaNEWB&#10;9AGk/YA1RVlESS5L0pbcr++Skp2guQXVgViK3Nmd2eH6ejCaHaQPCm3N57OSM2kFNsruav7zx/27&#10;FWchgm1Ao5U1P8rArzdv36x7V8kFdqgb6RmB2FD1ruZdjK4qiiA6aSDM0ElLhy16A5G2flc0HnpC&#10;N7pYlOVF0aNvnEchQ6C/d+Mh32T8tpUifmvbICPTNafeYl59XrdpLTZrqHYeXKfE1Aa8ogsDylLR&#10;M9QdRGB7r15AGSU8BmzjTKApsG2VkJkDsZmX/7B57MDJzIXECe4sU/h/sOLr4dF99ywOH3CgAWYS&#10;wT2g+BWYxdsO7E7eeI99J6GhwvMkWdG7UE2pSepQhQSy7b9gQ0OGfcQMNLTeJFWIJyN0GsDxLLoc&#10;IhOp5PLq/eXykjNBZ4vyYrVY5RJQnbKdD/GTRMNSUHNPQ83ocHgIMXUD1elKKmbxXmmdB6st62t+&#10;tVwsc8KzE6Mi+U4rU/NVmb7RCYnkR9vk5AhKjzEV0HZinYiOlOOwHZhqCCDlJhG22BxJBo+jzehZ&#10;UNCh/8NZTxarefi9By85058tSZn8eAr8KdieArCCUmseORvD25h9O1K8IYlbldk/VZ5aJKtkUSZb&#10;Jy8+3+dbT49v8xcAAP//AwBQSwMEFAAGAAgAAAAhAC23QnneAAAACQEAAA8AAABkcnMvZG93bnJl&#10;di54bWxMj8FOwzAMhu9IvENkJG4sWdVWrGs6TQhOSIiuHDimTdZGa5zSZFt5e8wJbrb+T78/l7vF&#10;jexi5mA9SlivBDCDndcWewkfzcvDI7AQFWo1ejQSvk2AXXV7U6pC+yvW5nKIPaMSDIWSMMQ4FZyH&#10;bjBOhZWfDFJ29LNTkda553pWVyp3I0+EyLlTFunCoCbzNJjudDg7CftPrJ/t11v7Xh9r2zQbga/5&#10;Scr7u2W/BRbNEv9g+NUndajIqfVn1IGNEpJ1mhFKQZICIyDNsxxYS0MmgFcl//9B9QMAAP//AwBQ&#10;SwECLQAUAAYACAAAACEAtoM4kv4AAADhAQAAEwAAAAAAAAAAAAAAAAAAAAAAW0NvbnRlbnRfVHlw&#10;ZXNdLnhtbFBLAQItABQABgAIAAAAIQA4/SH/1gAAAJQBAAALAAAAAAAAAAAAAAAAAC8BAABfcmVs&#10;cy8ucmVsc1BLAQItABQABgAIAAAAIQD7uV6x8gEAAMQDAAAOAAAAAAAAAAAAAAAAAC4CAABkcnMv&#10;ZTJvRG9jLnhtbFBLAQItABQABgAIAAAAIQAtt0J53gAAAAkBAAAPAAAAAAAAAAAAAAAAAEwEAABk&#10;cnMvZG93bnJldi54bWxQSwUGAAAAAAQABADzAAAAVwUAAAAA&#10;" filled="f" stroked="f">
                 <v:textbox inset="0,0,0,0">
                   <w:txbxContent>
                     <w:p>
@@ -11877,19 +11901,8 @@
           <w:sz w:val="28"/>
           <w:szCs w:val="28"/>
         </w:rPr>
-        <w:t xml:space="preserve"> </w:t>
-      </w:r>
-      <w:proofErr w:type="gramStart"/>
-      <w:r>
-        <w:rPr>
-          <w:rFonts w:ascii="Old English Text MT" w:hAnsi="Old English Text MT"/>
-          <w:color w:val="404040" w:themeColor="text1" w:themeTint="BF"/>
-          <w:sz w:val="28"/>
-          <w:szCs w:val="28"/>
-        </w:rPr>
-        <w:t>Weekly</w:t>
-      </w:r>
-      <w:proofErr w:type="gramEnd"/>
+        <w:t xml:space="preserve"> Weekly</w:t>
+      </w:r>
     </w:p>
     <w:p>
       <w:pPr>
@@ -12093,7 +12106,7 @@
                 <w:sz w:val="20"/>
                 <w:szCs w:val="20"/>
               </w:rPr>
-              <w:t>張麗君</w:t>
+              <w:t>林淑雲</w:t>
             </w:r>
             <w:r>
               <w:rPr>
@@ -12101,7 +12114,7 @@
                 <w:sz w:val="20"/>
                 <w:szCs w:val="20"/>
               </w:rPr>
-              <w:t xml:space="preserve"> 長老</w:t>
+              <w:t xml:space="preserve"> 執事</w:t>
             </w:r>
           </w:p>
         </w:tc>
@@ -12161,7 +12174,7 @@
                 <w:sz w:val="20"/>
                 <w:szCs w:val="20"/>
               </w:rPr>
-              <w:t>楊崇隆</w:t>
+              <w:t>李靜儀</w:t>
             </w:r>
             <w:r>
               <w:rPr>
@@ -12169,7 +12182,7 @@
                 <w:sz w:val="20"/>
                 <w:szCs w:val="20"/>
               </w:rPr>
-              <w:t xml:space="preserve"> 弟兄</w:t>
+              <w:t xml:space="preserve"> 師母</w:t>
             </w:r>
           </w:p>
         </w:tc>
@@ -12769,7 +12782,7 @@
                 </mc:Choice>
                 <mc:Fallback>
                   <w:pict>
-                    <v:rect w14:anchorId="343BC9BA" id="矩形 8" o:spid="_x0000_s1041" style="position:absolute;left:0;text-align:left;margin-left:-.7pt;margin-top:2.7pt;width:18.75pt;height:92.3pt;z-index:251663360;visibility:visible;mso-wrap-style:square;mso-width-percent:0;mso-height-percent:0;mso-wrap-distance-left:9pt;mso-wrap-distance-top:0;mso-wrap-distance-right:9pt;mso-wrap-distance-bottom:0;mso-position-horizontal:absolute;mso-position-horizontal-relative:text;mso-position-vertical:absolute;mso-position-vertical-relative:text;mso-width-percent:0;mso-height-percent:0;mso-width-relative:margin;mso-height-relative:margin;v-text-anchor:middle" o:gfxdata="UEsDBBQABgAIAAAAIQC2gziS/gAAAOEBAAATAAAAW0NvbnRlbnRfVHlwZXNdLnhtbJSRQU7DMBBF&#10;90jcwfIWJU67QAgl6YK0S0CoHGBkTxKLZGx5TGhvj5O2G0SRWNoz/78nu9wcxkFMGNg6quQqL6RA&#10;0s5Y6ir5vt9lD1JwBDIwOMJKHpHlpr69KfdHjyxSmriSfYz+USnWPY7AufNIadK6MEJMx9ApD/oD&#10;OlTrorhX2lFEilmcO2RdNtjC5xDF9pCuTyYBB5bi6bQ4syoJ3g9WQ0ymaiLzg5KdCXlKLjvcW893&#10;SUOqXwnz5DrgnHtJTxOsQfEKIT7DmDSUCaxw7Rqn8787ZsmRM9e2VmPeBN4uqYvTtW7jvijg9N/y&#10;JsXecLq0q+WD6m8AAAD//wMAUEsDBBQABgAIAAAAIQA4/SH/1gAAAJQBAAALAAAAX3JlbHMvLnJl&#10;bHOkkMFqwzAMhu+DvYPRfXGawxijTi+j0GvpHsDYimMaW0Yy2fr2M4PBMnrbUb/Q94l/f/hMi1qR&#10;JVI2sOt6UJgd+ZiDgffL8ekFlFSbvV0oo4EbChzGx4f9GRdb25HMsYhqlCwG5lrLq9biZkxWOiqY&#10;22YiTra2kYMu1l1tQD30/bPm3wwYN0x18gb45AdQl1tp5j/sFB2T0FQ7R0nTNEV3j6o9feQzro1i&#10;OWA14Fm+Q8a1a8+Bvu/d/dMb2JY5uiPbhG/ktn4cqGU/er3pcvwCAAD//wMAUEsDBBQABgAIAAAA&#10;IQBSCxhPugIAANAFAAAOAAAAZHJzL2Uyb0RvYy54bWysVM1u2zAMvg/YOwi6r7YTtOuCOkXQosOA&#10;ri3Wbj0rslwbkERNUhJnLzOgtz3EHmfYa4ySbDf9wQ7DLrJIkx/JTySPjjslyVpY14IuabGXUyI0&#10;h6rVdyX9fHP25pAS55mumAQtSroVjh7PX7862piZmEADshKWIIh2s40paeO9mWWZ441QzO2BERp/&#10;1mAV8yjau6yybIPoSmaTPD/INmArY4EL51B7mn7SecSva8H9ZV074YksKebm42njuQxnNj9iszvL&#10;TNPyPg32D1ko1moMOkKdMs/IyrbPoFTLLTio/R4HlUFdt1zEGrCaIn9SzXXDjIi1IDnOjDS5/wfL&#10;L9ZXlrRVSfGhNFP4RL+///j1854cBm42xs3Q5Npc2V5yeA2FdrVV4YslkC7yuR35FJ0nHJWT6WEx&#10;2aeE46+ieDuZ5hE0e/A21vn3AhQJl5JafK9II1ufO48R0XQwCcEcyLY6a6WMQugRcSItWTN8Xd8V&#10;0VWu1Eeoku5gP8/7N0Y1dkJSTwc1wsdOCygx2KMAUocwGkLAlEvQZIGTxEK8+a0UwU7qT6JGJkPd&#10;MZEROQVlnAvtU46uYZVI6pBKTPFZLhEwINcYf8TuAR7XPmCnLHv74CriCIzO+d8SS86jR4wM2o/O&#10;qtVgXwKQWFUfOdkPJCVqAku+W3axy94NXbWEaoudZyGNpDP8rMUeOGfOXzGLM4jTinvFX+JRS9iU&#10;FPobJQ3Yby/pg31JBfuCX0o2ONUldV9XzApK5AeNYzM9CGwTvyvYXWG5K+iVOgFsrQJ3mOHxis7W&#10;y+FaW1C3uIAWIS7+YppjbiXl3g7CiU/bBlcYF4tFNMPRN8yf62vDA3hgOnT5TXfLrOlHweMQXcCw&#10;AdjsyUQk2+CpYbHyULdxXALXidn+DXBtxMbuV1zYS7tytHpYxPM/AAAA//8DAFBLAwQUAAYACAAA&#10;ACEAPfKv79oAAAAHAQAADwAAAGRycy9kb3ducmV2LnhtbEyOQU7DMBBF90jcwRokdq2dAhUJcSqE&#10;BAJ2FA7gxG4SEc8E203S2zOs6Gr09Z/+vHK3+EFMLsSeUEO2ViAcNmR7bDV8fT6v7kHEZNCagdBp&#10;OLkIu+ryojSFpRk/3LRPreARjIXR0KU0FlLGpnPexDWNDrk7UPAmcQyttMHMPO4HuVFqK73pkT90&#10;ZnRPnWu+90evIUxvm5P6oXkML/6d8jp/PZDV+vpqeXwAkdyS/mH402d1qNippiPaKAYNq+yWSQ13&#10;fLi+2WYgasZypUBWpTz3r34BAAD//wMAUEsBAi0AFAAGAAgAAAAhALaDOJL+AAAA4QEAABMAAAAA&#10;AAAAAAAAAAAAAAAAAFtDb250ZW50X1R5cGVzXS54bWxQSwECLQAUAAYACAAAACEAOP0h/9YAAACU&#10;AQAACwAAAAAAAAAAAAAAAAAvAQAAX3JlbHMvLnJlbHNQSwECLQAUAAYACAAAACEAUgsYT7oCAADQ&#10;BQAADgAAAAAAAAAAAAAAAAAuAgAAZHJzL2Uyb0RvYy54bWxQSwECLQAUAAYACAAAACEAPfKv79oA&#10;AAAHAQAADwAAAAAAAAAAAAAAAAAUBQAAZHJzL2Rvd25yZXYueG1sUEsFBgAAAAAEAAQA8wAAABsG&#10;AAAAAA==&#10;" fillcolor="#5a5a5a [2109]" stroked="f" strokeweight="1pt">
+                    <v:rect w14:anchorId="343BC9BA" id="矩形 8" o:spid="_x0000_s1041" style="position:absolute;left:0;text-align:left;margin-left:-.7pt;margin-top:2.7pt;width:18.75pt;height:92.3pt;z-index:251663360;visibility:visible;mso-wrap-style:square;mso-width-percent:0;mso-height-percent:0;mso-wrap-distance-left:9pt;mso-wrap-distance-top:0;mso-wrap-distance-right:9pt;mso-wrap-distance-bottom:0;mso-position-horizontal:absolute;mso-position-horizontal-relative:text;mso-position-vertical:absolute;mso-position-vertical-relative:text;mso-width-percent:0;mso-height-percent:0;mso-width-relative:margin;mso-height-relative:margin;v-text-anchor:middle" o:gfxdata="UEsDBBQABgAIAAAAIQC2gziS/gAAAOEBAAATAAAAW0NvbnRlbnRfVHlwZXNdLnhtbJSRQU7DMBBF&#10;90jcwfIWJU67QAgl6YK0S0CoHGBkTxKLZGx5TGhvj5O2G0SRWNoz/78nu9wcxkFMGNg6quQqL6RA&#10;0s5Y6ir5vt9lD1JwBDIwOMJKHpHlpr69KfdHjyxSmriSfYz+USnWPY7AufNIadK6MEJMx9ApD/oD&#10;OlTrorhX2lFEilmcO2RdNtjC5xDF9pCuTyYBB5bi6bQ4syoJ3g9WQ0ymaiLzg5KdCXlKLjvcW893&#10;SUOqXwnz5DrgnHtJTxOsQfEKIT7DmDSUCaxw7Rqn8787ZsmRM9e2VmPeBN4uqYvTtW7jvijg9N/y&#10;JsXecLq0q+WD6m8AAAD//wMAUEsDBBQABgAIAAAAIQA4/SH/1gAAAJQBAAALAAAAX3JlbHMvLnJl&#10;bHOkkMFqwzAMhu+DvYPRfXGawxijTi+j0GvpHsDYimMaW0Yy2fr2M4PBMnrbUb/Q94l/f/hMi1qR&#10;JVI2sOt6UJgd+ZiDgffL8ekFlFSbvV0oo4EbChzGx4f9GRdb25HMsYhqlCwG5lrLq9biZkxWOiqY&#10;22YiTra2kYMu1l1tQD30/bPm3wwYN0x18gb45AdQl1tp5j/sFB2T0FQ7R0nTNEV3j6o9feQzro1i&#10;OWA14Fm+Q8a1a8+Bvu/d/dMb2JY5uiPbhG/ktn4cqGU/er3pcvwCAAD//wMAUEsDBBQABgAIAAAA&#10;IQCNsEifmQIAAK0FAAAOAAAAZHJzL2Uyb0RvYy54bWysVE1v2zAMvQ/YfxB0X20naNcFdYqgRYcB&#10;XVu03XpWZKk2IIuapMTOfv0oyXbSD+ww7CJLNPn4+CTy7LxvFdkK6xrQJS2OckqE5lA1+rmkPx6v&#10;Pp1S4jzTFVOgRUl3wtHz5ccPZ51ZiBnUoCphCYJot+hMSWvvzSLLHK9Fy9wRGKHxpwTbMo9H+5xV&#10;lnWI3qpslucnWQe2Mha4cA6tl+knXUZ8KQX3t1I64YkqKXLzcbVxXYc1W56xxbNlpm74QIP9A4uW&#10;NRqTTlCXzDOysc0bqLbhFhxIf8ShzUDKhotYA1ZT5K+qeaiZEbEWFMeZSSb3/2D5zfbB3FmUoTNu&#10;4XAbquilbcMX+ZE+irWbxBK9JxyNs/lpMTumhOOvovg8m+enQc1sH22s818FtCRsSmrxMqJGbHvt&#10;fHIdXUIyB6qprhql4iE8AHGhLNkyvDrfFzFUbdrvUCXbyXGeDxeIZrzmZJ6PZmQSn1FAibxeJFA6&#10;pNEQEiYuwZLtVYg7v1Mi+Cl9LyRpqlB3JDIhp6SMc6F94uhqVolkDlQixTdcImBAlph/wh4AXtY+&#10;YieWg38IFfF9T8H534il4CkiZgbtp+C20WDfA1BY1ZA5+Y8iJWmCSr5f96hNSb8Ez2BZQ7W7s8RC&#10;6jdn+FWDb+CaOX/HLDYYtiIODX+Li1TQlRSGHSU12N/v2YN/SQX7iV9KOmzZkrpfG2YFJeqbxp6Y&#10;nwS1iT882MPD+vCgN+0F4NMqcEAZHrcYbL0at9JC+4TTZRXy4i+mOXIrKfd2PFz4NEpwPnGxWkU3&#10;7GvD/LV+MDyAB6XDK3/sn5g1Qyt4bKIbGNubLV51RPINkRpWGw+yie2yV3a4A5wJ8WEP8ysMncNz&#10;9NpP2eUfAAAA//8DAFBLAwQUAAYACAAAACEAPfKv79oAAAAHAQAADwAAAGRycy9kb3ducmV2Lnht&#10;bEyOQU7DMBBF90jcwRokdq2dAhUJcSqEBAJ2FA7gxG4SEc8E203S2zOs6Gr09Z/+vHK3+EFMLsSe&#10;UEO2ViAcNmR7bDV8fT6v7kHEZNCagdBpOLkIu+ryojSFpRk/3LRPreARjIXR0KU0FlLGpnPexDWN&#10;Drk7UPAmcQyttMHMPO4HuVFqK73pkT90ZnRPnWu+90evIUxvm5P6oXkML/6d8jp/PZDV+vpqeXwA&#10;kdyS/mH402d1qNippiPaKAYNq+yWSQ13fLi+2WYgasZypUBWpTz3r34BAAD//wMAUEsBAi0AFAAG&#10;AAgAAAAhALaDOJL+AAAA4QEAABMAAAAAAAAAAAAAAAAAAAAAAFtDb250ZW50X1R5cGVzXS54bWxQ&#10;SwECLQAUAAYACAAAACEAOP0h/9YAAACUAQAACwAAAAAAAAAAAAAAAAAvAQAAX3JlbHMvLnJlbHNQ&#10;SwECLQAUAAYACAAAACEAjbBIn5kCAACtBQAADgAAAAAAAAAAAAAAAAAuAgAAZHJzL2Uyb0RvYy54&#10;bWxQSwECLQAUAAYACAAAACEAPfKv79oAAAAHAQAADwAAAAAAAAAAAAAAAADzBAAAZHJzL2Rvd25y&#10;ZXYueG1sUEsFBgAAAAAEAAQA8wAAAPoFAAAAAA==&#10;" fillcolor="#5a5a5a [2109]" stroked="f" strokeweight="1pt">
                       <v:textbox style="layout-flow:vertical-ideographic" inset="1mm,1mm,1mm,1mm">
                         <w:txbxContent>
                           <w:p>
@@ -13186,7 +13199,7 @@
                 <w:sz w:val="20"/>
                 <w:szCs w:val="20"/>
               </w:rPr>
-              <w:t>39</w:t>
+              <w:t>47</w:t>
             </w:r>
             <w:r>
               <w:rPr>
@@ -13351,29 +13364,7 @@
                 <w:sz w:val="20"/>
                 <w:szCs w:val="20"/>
               </w:rPr>
-              <w:t>新的</w:t>
-            </w:r>
-            <w:proofErr w:type="gramStart"/>
-            <w:r>
-              <w:rPr>
-                <w:rFonts w:ascii="Bahnschrift SemiBold Condensed" w:eastAsia="標楷體" w:hAnsi="Bahnschrift SemiBold Condensed" w:cstheme="minorHAnsi" w:hint="eastAsia"/>
-                <w:color w:val="000000" w:themeColor="text1"/>
-                <w:w w:val="125"/>
-                <w:sz w:val="20"/>
-                <w:szCs w:val="20"/>
-              </w:rPr>
-              <w:t>誡</w:t>
-            </w:r>
-            <w:proofErr w:type="gramEnd"/>
-            <w:r>
-              <w:rPr>
-                <w:rFonts w:ascii="Bahnschrift SemiBold Condensed" w:eastAsia="標楷體" w:hAnsi="Bahnschrift SemiBold Condensed" w:cstheme="minorHAnsi" w:hint="eastAsia"/>
-                <w:color w:val="000000" w:themeColor="text1"/>
-                <w:w w:val="125"/>
-                <w:sz w:val="20"/>
-                <w:szCs w:val="20"/>
-              </w:rPr>
-              <w:t>命</w:t>
+              <w:t>使徒信經</w:t>
             </w:r>
           </w:p>
         </w:tc>
@@ -13530,7 +13521,7 @@
                 <w:sz w:val="20"/>
                 <w:szCs w:val="20"/>
               </w:rPr>
-              <w:t>29</w:t>
+              <w:t>20</w:t>
             </w:r>
             <w:r>
               <w:rPr>
@@ -13867,7 +13858,7 @@
                 </mc:Choice>
                 <mc:Fallback>
                   <w:pict>
-                    <v:rect w14:anchorId="363672F5" id="矩形 10" o:spid="_x0000_s1042" style="position:absolute;left:0;text-align:left;margin-left:-.7pt;margin-top:12.9pt;width:19.25pt;height:42.9pt;z-index:251659264;visibility:visible;mso-wrap-style:square;mso-width-percent:0;mso-height-percent:0;mso-wrap-distance-left:9pt;mso-wrap-distance-top:0;mso-wrap-distance-right:9pt;mso-wrap-distance-bottom:0;mso-position-horizontal:absolute;mso-position-horizontal-relative:text;mso-position-vertical:absolute;mso-position-vertical-relative:text;mso-width-percent:0;mso-height-percent:0;mso-width-relative:margin;mso-height-relative:margin;v-text-anchor:middle" o:gfxdata="UEsDBBQABgAIAAAAIQC2gziS/gAAAOEBAAATAAAAW0NvbnRlbnRfVHlwZXNdLnhtbJSRQU7DMBBF&#10;90jcwfIWJU67QAgl6YK0S0CoHGBkTxKLZGx5TGhvj5O2G0SRWNoz/78nu9wcxkFMGNg6quQqL6RA&#10;0s5Y6ir5vt9lD1JwBDIwOMJKHpHlpr69KfdHjyxSmriSfYz+USnWPY7AufNIadK6MEJMx9ApD/oD&#10;OlTrorhX2lFEilmcO2RdNtjC5xDF9pCuTyYBB5bi6bQ4syoJ3g9WQ0ymaiLzg5KdCXlKLjvcW893&#10;SUOqXwnz5DrgnHtJTxOsQfEKIT7DmDSUCaxw7Rqn8787ZsmRM9e2VmPeBN4uqYvTtW7jvijg9N/y&#10;JsXecLq0q+WD6m8AAAD//wMAUEsDBBQABgAIAAAAIQA4/SH/1gAAAJQBAAALAAAAX3JlbHMvLnJl&#10;bHOkkMFqwzAMhu+DvYPRfXGawxijTi+j0GvpHsDYimMaW0Yy2fr2M4PBMnrbUb/Q94l/f/hMi1qR&#10;JVI2sOt6UJgd+ZiDgffL8ekFlFSbvV0oo4EbChzGx4f9GRdb25HMsYhqlCwG5lrLq9biZkxWOiqY&#10;22YiTra2kYMu1l1tQD30/bPm3wwYN0x18gb45AdQl1tp5j/sFB2T0FQ7R0nTNEV3j6o9feQzro1i&#10;OWA14Fm+Q8a1a8+Bvu/d/dMb2JY5uiPbhG/ktn4cqGU/er3pcvwCAAD//wMAUEsDBBQABgAIAAAA&#10;IQAV1qkIugIAANIFAAAOAAAAZHJzL2Uyb0RvYy54bWysVMFu1DAQvSPxD5bvNLvttlSrZqtVqyKk&#10;Uipa6Nnr2E0k22Ns7ybLzyBx4yP4HMRvMLaTdFsqDoiL45nMvJl5npmT004rshHON2BKOt2bUCIM&#10;h6ox9yX9eHvx6pgSH5ipmAIjSroVnp4uXr44ae1c7EMNqhKOIIjx89aWtA7BzovC81po5vfACoM/&#10;JTjNAoruvqgcaxFdq2J/MjkqWnCVdcCF96g9zz/pIuFLKXh4L6UXgaiSYm4hnS6dq3gWixM2v3fM&#10;1g3v02D/kIVmjcGgI9Q5C4ysXfMHlG64Aw8y7HHQBUjZcJFqwGqmkyfV3NTMilQLkuPtSJP/f7D8&#10;anPtSFPh2yE9hml8o19fv//88Y2gAtlprZ+j0Y29dr3k8RpL7aTT8YtFkC4xuh0ZFV0gHJX7s9ns&#10;9SElHH8dzmbHBwmzeHC2zoc3AjSJl5I6fLDEI9tc+oAB0XQwibE8qKa6aJRKQmwScaYc2TB83tBN&#10;k6ta63dQZd3R4WTSPzKqsRWy+mBQI3xqtYiSgj0KoEwMYyAGzLlETREpySSkW9gqEe2U+SAkUhnL&#10;TomMyDko41yYkHP0NatEVsdUBlZGj5RLAozIEuOP2D3A49oH7Jxlbx9dRZqB0Xnyt8Sy8+iRIoMJ&#10;o7NuDLjnABRW1UfO9gNJmZrIUuhW3dBmaBpVK6i22HsO8lB6yy8abIJL5sM1cziF2JC4WcJ7PKSC&#10;tqTQ3yipwX15Th/tSyrYJ/xS0uJcl9R/XjMnKFFvDQ7OwVGkm4Rdwe0Kq13BrPUZYG9NcYtZnq7o&#10;7IIartKBvsMVtIxx8RczHHMrKQ9uEM5C3je4xLhYLpMZDr9l4dLcWB7BI9WxzW+7O+ZsPwsBh+gK&#10;hh3A5k9GIttGTwPLdQDZpHl5YLZ/BFwcqZv6JRc3066crB5W8eI3AAAA//8DAFBLAwQUAAYACAAA&#10;ACEANNGw7tsAAAAIAQAADwAAAGRycy9kb3ducmV2LnhtbEyPQU7DMBBF90jcwRokdq3jAIWGOBVC&#10;AgE7Cgdw4mkSEXuC7Sbp7RlWsBz9pz/vl7vFDWLCEHvyGtQ6A4G+Idv7VsPnx9PqDkRMxlszkEcN&#10;J4ywq87PSlNYmv07TvvUCi7xsTAaupTGQsrYdOhMXNOInrMDBWcSn6GVNpiZy90g8yzbSGd6zx86&#10;M+Jjh83X/ug0hOk1P2XfNI/h2b3Rtt6+HMhqfXmxPNyDSLikPxh+9VkdKnaq6ehtFIOGlbpmUkN+&#10;wws4v7pVIGrmlNqArEr5f0D1AwAA//8DAFBLAQItABQABgAIAAAAIQC2gziS/gAAAOEBAAATAAAA&#10;AAAAAAAAAAAAAAAAAABbQ29udGVudF9UeXBlc10ueG1sUEsBAi0AFAAGAAgAAAAhADj9If/WAAAA&#10;lAEAAAsAAAAAAAAAAAAAAAAALwEAAF9yZWxzLy5yZWxzUEsBAi0AFAAGAAgAAAAhABXWqQi6AgAA&#10;0gUAAA4AAAAAAAAAAAAAAAAALgIAAGRycy9lMm9Eb2MueG1sUEsBAi0AFAAGAAgAAAAhADTRsO7b&#10;AAAACAEAAA8AAAAAAAAAAAAAAAAAFAUAAGRycy9kb3ducmV2LnhtbFBLBQYAAAAABAAEAPMAAAAc&#10;BgAAAAA=&#10;" fillcolor="#5a5a5a [2109]" stroked="f" strokeweight="1pt">
+                    <v:rect w14:anchorId="363672F5" id="矩形 10" o:spid="_x0000_s1042" style="position:absolute;left:0;text-align:left;margin-left:-.7pt;margin-top:12.9pt;width:19.25pt;height:42.9pt;z-index:251659264;visibility:visible;mso-wrap-style:square;mso-width-percent:0;mso-height-percent:0;mso-wrap-distance-left:9pt;mso-wrap-distance-top:0;mso-wrap-distance-right:9pt;mso-wrap-distance-bottom:0;mso-position-horizontal:absolute;mso-position-horizontal-relative:text;mso-position-vertical:absolute;mso-position-vertical-relative:text;mso-width-percent:0;mso-height-percent:0;mso-width-relative:margin;mso-height-relative:margin;v-text-anchor:middle" o:gfxdata="UEsDBBQABgAIAAAAIQC2gziS/gAAAOEBAAATAAAAW0NvbnRlbnRfVHlwZXNdLnhtbJSRQU7DMBBF&#10;90jcwfIWJU67QAgl6YK0S0CoHGBkTxKLZGx5TGhvj5O2G0SRWNoz/78nu9wcxkFMGNg6quQqL6RA&#10;0s5Y6ir5vt9lD1JwBDIwOMJKHpHlpr69KfdHjyxSmriSfYz+USnWPY7AufNIadK6MEJMx9ApD/oD&#10;OlTrorhX2lFEilmcO2RdNtjC5xDF9pCuTyYBB5bi6bQ4syoJ3g9WQ0ymaiLzg5KdCXlKLjvcW893&#10;SUOqXwnz5DrgnHtJTxOsQfEKIT7DmDSUCaxw7Rqn8787ZsmRM9e2VmPeBN4uqYvTtW7jvijg9N/y&#10;JsXecLq0q+WD6m8AAAD//wMAUEsDBBQABgAIAAAAIQA4/SH/1gAAAJQBAAALAAAAX3JlbHMvLnJl&#10;bHOkkMFqwzAMhu+DvYPRfXGawxijTi+j0GvpHsDYimMaW0Yy2fr2M4PBMnrbUb/Q94l/f/hMi1qR&#10;JVI2sOt6UJgd+ZiDgffL8ekFlFSbvV0oo4EbChzGx4f9GRdb25HMsYhqlCwG5lrLq9biZkxWOiqY&#10;22YiTra2kYMu1l1tQD30/bPm3wwYN0x18gb45AdQl1tp5j/sFB2T0FQ7R0nTNEV3j6o9feQzro1i&#10;OWA14Fm+Q8a1a8+Bvu/d/dMb2JY5uiPbhG/ktn4cqGU/er3pcvwCAAD//wMAUEsDBBQABgAIAAAA&#10;IQDLXV3XmQIAAK0FAAAOAAAAZHJzL2Uyb0RvYy54bWysVFFv2yAQfp+0/4B4X+20aVdFdaqoVadJ&#10;XVut3fpMMNSWgGNAYme/fgfYTtpNe5j2Atxx993dB3cXl71WZCucb8FUdHZUUiIMh7o1LxX99nTz&#10;4ZwSH5ipmQIjKroTnl4u37+76OxCHEMDqhaOIIjxi85WtAnBLorC80Zo5o/ACoOXEpxmAUX3UtSO&#10;dYiuVXFclmdFB662DrjwHrXX+ZIuE76Ugod7Kb0IRFUUcwtpdWldx7VYXrDFi2O2afmQBvuHLDRr&#10;DQadoK5ZYGTj2t+gdMsdeJDhiIMuQMqWi1QDVjMr31Tz2DArUi1IjrcTTf7/wfK77aN9cEhDZ/3C&#10;4zFW0Uun4475kT6RtZvIEn0gHJXH8/n84yklHK9O5/Pzk0RmsXe2zodPAjSJh4o6fItEEdve+oAB&#10;0XQ0ibE8qLa+aZVKQnx/caUc2TJ8udDPkqva6C9QZ93ZaVkO74dqfOWsPhnVCJ9+UURJwV4FUCaG&#10;MRAD5lyiptiTkE5hp0S0U+arkKStY9kpkQk5B2WcCxNyjr5htcjqmMrIyuSRckmAEVli/Al7AHhd&#10;+4idsxzso6tI33tyLv+WWHaePFJkMGFy1q0B9ycAhVUNkbP9SFKmJrIU+nWP3GD3p1qjag317sER&#10;B7nfvOU3LX6CW+bDA3PYYNiKODTCPS5SQVdRGE6UNOB+/kkf7Ssq2HfcKemwZSvqf2yYE5SozwZ7&#10;4uQs0k3CoeAOhfWhYDb6CvBvzXBAWZ6O6OyCGo/SgX7G6bKKcfGKGY65VZQHNwpXIY8SnE9crFbJ&#10;DPvasnBrHi2P4JHq+M2f+mfm7NALAZvoDsb2Zos3LZFto6eB1SaAbFO/7JkdHgFnQvpNw/yKQ+dQ&#10;Tlb7Kbv8BQAA//8DAFBLAwQUAAYACAAAACEANNGw7tsAAAAIAQAADwAAAGRycy9kb3ducmV2Lnht&#10;bEyPQU7DMBBF90jcwRokdq3jAIWGOBVCAgE7Cgdw4mkSEXuC7Sbp7RlWsBz9pz/vl7vFDWLCEHvy&#10;GtQ6A4G+Idv7VsPnx9PqDkRMxlszkEcNJ4ywq87PSlNYmv07TvvUCi7xsTAaupTGQsrYdOhMXNOI&#10;nrMDBWcSn6GVNpiZy90g8yzbSGd6zx86M+Jjh83X/ug0hOk1P2XfNI/h2b3Rtt6+HMhqfXmxPNyD&#10;SLikPxh+9VkdKnaq6ehtFIOGlbpmUkN+wws4v7pVIGrmlNqArEr5f0D1AwAA//8DAFBLAQItABQA&#10;BgAIAAAAIQC2gziS/gAAAOEBAAATAAAAAAAAAAAAAAAAAAAAAABbQ29udGVudF9UeXBlc10ueG1s&#10;UEsBAi0AFAAGAAgAAAAhADj9If/WAAAAlAEAAAsAAAAAAAAAAAAAAAAALwEAAF9yZWxzLy5yZWxz&#10;UEsBAi0AFAAGAAgAAAAhAMtdXdeZAgAArQUAAA4AAAAAAAAAAAAAAAAALgIAAGRycy9lMm9Eb2Mu&#10;eG1sUEsBAi0AFAAGAAgAAAAhADTRsO7bAAAACAEAAA8AAAAAAAAAAAAAAAAA8wQAAGRycy9kb3du&#10;cmV2LnhtbFBLBQYAAAAABAAEAPMAAAD7BQAAAAA=&#10;" fillcolor="#5a5a5a [2109]" stroked="f" strokeweight="1pt">
                       <v:textbox style="layout-flow:vertical-ideographic" inset="1mm,1mm,1mm,1mm">
                         <w:txbxContent>
                           <w:p>
@@ -13966,7 +13957,6 @@
                 <w:szCs w:val="20"/>
               </w:rPr>
             </w:pPr>
-            <w:proofErr w:type="gramStart"/>
             <w:r>
               <w:rPr>
                 <w:rFonts w:ascii="Bahnschrift SemiBold Condensed" w:eastAsia="標楷體" w:hAnsi="Bahnschrift SemiBold Condensed" w:cstheme="minorHAnsi" w:hint="eastAsia"/>
@@ -13975,18 +13965,7 @@
                 <w:sz w:val="20"/>
                 <w:szCs w:val="20"/>
               </w:rPr>
-              <w:t>我心尊主</w:t>
-            </w:r>
-            <w:proofErr w:type="gramEnd"/>
-            <w:r>
-              <w:rPr>
-                <w:rFonts w:ascii="Bahnschrift SemiBold Condensed" w:eastAsia="標楷體" w:hAnsi="Bahnschrift SemiBold Condensed" w:cstheme="minorHAnsi" w:hint="eastAsia"/>
-                <w:bCs/>
-                <w:w w:val="150"/>
-                <w:sz w:val="20"/>
-                <w:szCs w:val="20"/>
-              </w:rPr>
-              <w:t>做大</w:t>
+              <w:t>上帝萬事攏會</w:t>
             </w:r>
           </w:p>
         </w:tc>
@@ -14198,7 +14177,7 @@
                 <w:sz w:val="20"/>
                 <w:szCs w:val="20"/>
               </w:rPr>
-              <w:t>9</w:t>
+              <w:t>19</w:t>
             </w:r>
             <w:r>
               <w:rPr>
@@ -14218,7 +14197,7 @@
                 <w:sz w:val="20"/>
                 <w:szCs w:val="20"/>
               </w:rPr>
-              <w:t>17-28</w:t>
+              <w:t>4-11</w:t>
             </w:r>
             <w:r>
               <w:rPr>
@@ -14375,7 +14354,7 @@
                 <w:sz w:val="20"/>
                 <w:szCs w:val="20"/>
               </w:rPr>
-              <w:t>勝過列王的王</w:t>
+              <w:t>為耶和華行審判</w:t>
             </w:r>
           </w:p>
         </w:tc>
@@ -14693,7 +14672,7 @@
                 </mc:Choice>
                 <mc:Fallback>
                   <w:pict>
-                    <v:rect w14:anchorId="4D37C684" id="矩形 11" o:spid="_x0000_s1043" style="position:absolute;left:0;text-align:left;margin-left:-.7pt;margin-top:1.65pt;width:19.25pt;height:111.25pt;z-index:251656192;visibility:visible;mso-wrap-style:square;mso-width-percent:0;mso-height-percent:0;mso-wrap-distance-left:9pt;mso-wrap-distance-top:0;mso-wrap-distance-right:9pt;mso-wrap-distance-bottom:0;mso-position-horizontal:absolute;mso-position-horizontal-relative:text;mso-position-vertical:absolute;mso-position-vertical-relative:text;mso-width-percent:0;mso-height-percent:0;mso-width-relative:margin;mso-height-relative:margin;v-text-anchor:middle" o:gfxdata="UEsDBBQABgAIAAAAIQC2gziS/gAAAOEBAAATAAAAW0NvbnRlbnRfVHlwZXNdLnhtbJSRQU7DMBBF&#10;90jcwfIWJU67QAgl6YK0S0CoHGBkTxKLZGx5TGhvj5O2G0SRWNoz/78nu9wcxkFMGNg6quQqL6RA&#10;0s5Y6ir5vt9lD1JwBDIwOMJKHpHlpr69KfdHjyxSmriSfYz+USnWPY7AufNIadK6MEJMx9ApD/oD&#10;OlTrorhX2lFEilmcO2RdNtjC5xDF9pCuTyYBB5bi6bQ4syoJ3g9WQ0ymaiLzg5KdCXlKLjvcW893&#10;SUOqXwnz5DrgnHtJTxOsQfEKIT7DmDSUCaxw7Rqn8787ZsmRM9e2VmPeBN4uqYvTtW7jvijg9N/y&#10;JsXecLq0q+WD6m8AAAD//wMAUEsDBBQABgAIAAAAIQA4/SH/1gAAAJQBAAALAAAAX3JlbHMvLnJl&#10;bHOkkMFqwzAMhu+DvYPRfXGawxijTi+j0GvpHsDYimMaW0Yy2fr2M4PBMnrbUb/Q94l/f/hMi1qR&#10;JVI2sOt6UJgd+ZiDgffL8ekFlFSbvV0oo4EbChzGx4f9GRdb25HMsYhqlCwG5lrLq9biZkxWOiqY&#10;22YiTra2kYMu1l1tQD30/bPm3wwYN0x18gb45AdQl1tp5j/sFB2T0FQ7R0nTNEV3j6o9feQzro1i&#10;OWA14Fm+Q8a1a8+Bvu/d/dMb2JY5uiPbhG/ktn4cqGU/er3pcvwCAAD//wMAUEsDBBQABgAIAAAA&#10;IQAc8/6uugIAANMFAAAOAAAAZHJzL2Uyb0RvYy54bWysVMFu2zAMvQ/YPwi6r3bSNBuCOkXQosOA&#10;ri3Wbj0rslwbkERNUmJnPzNgt33EPmfYb4ySbDftih2GXWSRJh/JJ5LHJ52SZCusa0AXdHKQUyI0&#10;h7LR9wX9eHv+6g0lzjNdMglaFHQnHD1Zvnxx3JqFmEINshSWIIh2i9YUtPbeLLLM8Voo5g7ACI0/&#10;K7CKeRTtfVZa1iK6ktk0z+dZC7Y0FrhwDrVn6SddRvyqEtxfVZUTnsiCYm4+njae63Bmy2O2uLfM&#10;1A3v02D/kIVijcagI9QZ84xsbPMHlGq4BQeVP+CgMqiqhotYA1YzyZ9Uc1MzI2ItSI4zI03u/8Hy&#10;y+21JU2JbzehRDOFb/Tr6/efP74RVCA7rXELNLox17aXHF5DqV1lVfhiEaSLjO5GRkXnCUfldDab&#10;vT6ihOOvyWwynR9GyrMHb2OdfytAkXApqMUXi0Sy7YXzGBFNB5MQzIFsyvNGyiiELhGn0pItw/f1&#10;3SS6yo16D2XSzY/yvH9lVGMvJPXhoEb42GsBJQZ7FEDqEEZDCJhyCZoscJJYiDe/kyLYSf1BVMhl&#10;qDsmMiKnoIxzoX3K0dWsFEkdUhlYGT1iLhEwIFcYf8TuAR7XPmCnLHv74CriEIzO+d8SS86jR4wM&#10;2o/OqtFgnwOQWFUfOdkPJCVqAku+W3dDn6FpUK2h3GHzWUhT6Qw/b7AJLpjz18ziGOLA4mrxV3hU&#10;EtqCQn+jpAb75Tl9sC+oYJ/wS0mLg11Q93nDrKBEvtM4OYfzQDfx+4LdF9b7gt6oU8DewuHA/OIV&#10;na2Xw7WyoO5wB61CXPzFNMfcCsq9HYRTnxYObjEuVqtohtNvmL/QN4YH8EB1aPPb7o5Z08+Cxym6&#10;hGEJsMWTkUi2wVPDauOhauK8PDDbPwJujthN/ZYLq2lfjlYPu3j5GwAA//8DAFBLAwQUAAYACAAA&#10;ACEA/51lIdsAAAAHAQAADwAAAGRycy9kb3ducmV2LnhtbEyOy07DMBBF90j8gzVI7FrnwaMNmVQI&#10;CQTdUfgAJ3aTiHgm2G6S/j1mBcure3XuKXeLHcRknO+ZENJ1AsJQw7qnFuHz43m1AeGDIq0GJoNw&#10;Nh521eVFqQrNM72b6RBaESHkC4XQhTAWUvqmM1b5NY+GYndkZ1WI0bVSOzVHuB1kliR30qqe4kOn&#10;RvPUmebrcLIIbnrLzsk3z6N7sXve1tvXI2vE66vl8QFEMEv4G8OvflSHKjrVfCLtxYCwSm/iEiHP&#10;QcQ6v09B1AhZdrsBWZXyv3/1AwAA//8DAFBLAQItABQABgAIAAAAIQC2gziS/gAAAOEBAAATAAAA&#10;AAAAAAAAAAAAAAAAAABbQ29udGVudF9UeXBlc10ueG1sUEsBAi0AFAAGAAgAAAAhADj9If/WAAAA&#10;lAEAAAsAAAAAAAAAAAAAAAAALwEAAF9yZWxzLy5yZWxzUEsBAi0AFAAGAAgAAAAhABzz/q66AgAA&#10;0wUAAA4AAAAAAAAAAAAAAAAALgIAAGRycy9lMm9Eb2MueG1sUEsBAi0AFAAGAAgAAAAhAP+dZSHb&#10;AAAABwEAAA8AAAAAAAAAAAAAAAAAFAUAAGRycy9kb3ducmV2LnhtbFBLBQYAAAAABAAEAPMAAAAc&#10;BgAAAAA=&#10;" fillcolor="#5a5a5a [2109]" stroked="f" strokeweight="1pt">
+                    <v:rect w14:anchorId="4D37C684" id="矩形 11" o:spid="_x0000_s1043" style="position:absolute;left:0;text-align:left;margin-left:-.7pt;margin-top:1.65pt;width:19.25pt;height:111.25pt;z-index:251656192;visibility:visible;mso-wrap-style:square;mso-width-percent:0;mso-height-percent:0;mso-wrap-distance-left:9pt;mso-wrap-distance-top:0;mso-wrap-distance-right:9pt;mso-wrap-distance-bottom:0;mso-position-horizontal:absolute;mso-position-horizontal-relative:text;mso-position-vertical:absolute;mso-position-vertical-relative:text;mso-width-percent:0;mso-height-percent:0;mso-width-relative:margin;mso-height-relative:margin;v-text-anchor:middle" o:gfxdata="UEsDBBQABgAIAAAAIQC2gziS/gAAAOEBAAATAAAAW0NvbnRlbnRfVHlwZXNdLnhtbJSRQU7DMBBF&#10;90jcwfIWJU67QAgl6YK0S0CoHGBkTxKLZGx5TGhvj5O2G0SRWNoz/78nu9wcxkFMGNg6quQqL6RA&#10;0s5Y6ir5vt9lD1JwBDIwOMJKHpHlpr69KfdHjyxSmriSfYz+USnWPY7AufNIadK6MEJMx9ApD/oD&#10;OlTrorhX2lFEilmcO2RdNtjC5xDF9pCuTyYBB5bi6bQ4syoJ3g9WQ0ymaiLzg5KdCXlKLjvcW893&#10;SUOqXwnz5DrgnHtJTxOsQfEKIT7DmDSUCaxw7Rqn8787ZsmRM9e2VmPeBN4uqYvTtW7jvijg9N/y&#10;JsXecLq0q+WD6m8AAAD//wMAUEsDBBQABgAIAAAAIQA4/SH/1gAAAJQBAAALAAAAX3JlbHMvLnJl&#10;bHOkkMFqwzAMhu+DvYPRfXGawxijTi+j0GvpHsDYimMaW0Yy2fr2M4PBMnrbUb/Q94l/f/hMi1qR&#10;JVI2sOt6UJgd+ZiDgffL8ekFlFSbvV0oo4EbChzGx4f9GRdb25HMsYhqlCwG5lrLq9biZkxWOiqY&#10;22YiTra2kYMu1l1tQD30/bPm3wwYN0x18gb45AdQl1tp5j/sFB2T0FQ7R0nTNEV3j6o9feQzro1i&#10;OWA14Fm+Q8a1a8+Bvu/d/dMb2JY5uiPbhG/ktn4cqGU/er3pcvwCAAD//wMAUEsDBBQABgAIAAAA&#10;IQCA5MTLmgIAAK4FAAAOAAAAZHJzL2Uyb0RvYy54bWysVE1v2zAMvQ/YfxB0X+18NBuCOkWQosOA&#10;ri3Wbj0rslQbkEVNUmJnv36UZDtpV+ww7CKLNPlIPpG8uOwaRfbCuhp0QSdnOSVCcyhr/VzQ74/X&#10;Hz5R4jzTJVOgRUEPwtHL1ft3F61ZiilUoEphCYJot2xNQSvvzTLLHK9Ew9wZGKHxpwTbMI+ifc5K&#10;y1pEb1Q2zfNF1oItjQUunEPtVfpJVxFfSsH9nZROeKIKirn5eNp4bsOZrS7Y8tkyU9W8T4P9QxYN&#10;qzUGHaGumGdkZ+s/oJqaW3Ag/RmHJgMpay5iDVjNJH9VzUPFjIi1IDnOjDS5/wfLb/cP5t4iDa1x&#10;S4fXUEUnbRO+mB/pIlmHkSzRecJROZ3P5x/PKeH4azKfTBezyGZ29DbW+c8CGhIuBbX4GJEjtr9x&#10;HiOi6WASgjlQdXldKxWF0ABioyzZM3w6302iq9o1X6FMusV5nvcPiGp85qSeDWqEj20UUGKwFwGU&#10;DmE0hIApl6DJjizEmz8oEeyU/iYkqctQd0xkRE5BGedC+5Sjq1gpkjqkMrAyesRcImBAlhh/xO4B&#10;XtY+YKcse/vgKmJ/j8753xJLzqNHjAzaj85NrcG+BaCwqj5ysh9IStQElny37ZAbbINoGlRbKA/3&#10;llhIA+cMv66xCW6Y8/fM4oThLOLW8Hd4SAVtQaG/UVKB/fWWPtgXVLAf+KWkxZktqPu5Y1ZQor5o&#10;HIrZItBN/KlgT4XtqaB3zQawtya4oQyPV3S2Xg1XaaF5wvWyDnHxF9Mccyso93YQNj7tElxQXKzX&#10;0QwH2zB/ox8MD+CB6tDmj90Ts6afBY9TdAvDfLPlq5FItsFTw3rnQdZxXo7M9o+ASyF2U7/AwtY5&#10;laPVcc2ufgMAAP//AwBQSwMEFAAGAAgAAAAhAP+dZSHbAAAABwEAAA8AAABkcnMvZG93bnJldi54&#10;bWxMjstOwzAQRfdI/IM1SOxa58GjDZlUCAkE3VH4ACd2k4h4Jthukv49ZgXLq3t17il3ix3EZJzv&#10;mRDSdQLCUMO6pxbh8+N5tQHhgyKtBiaDcDYedtXlRakKzTO9m+kQWhEh5AuF0IUwFlL6pjNW+TWP&#10;hmJ3ZGdViNG1Ujs1R7gdZJYkd9KqnuJDp0bz1Jnm63CyCG56y87JN8+je7F73tbb1yNrxOur5fEB&#10;RDBL+BvDr35Uhyo61Xwi7cWAsEpv4hIhz0HEOr9PQdQIWXa7AVmV8r9/9QMAAP//AwBQSwECLQAU&#10;AAYACAAAACEAtoM4kv4AAADhAQAAEwAAAAAAAAAAAAAAAAAAAAAAW0NvbnRlbnRfVHlwZXNdLnht&#10;bFBLAQItABQABgAIAAAAIQA4/SH/1gAAAJQBAAALAAAAAAAAAAAAAAAAAC8BAABfcmVscy8ucmVs&#10;c1BLAQItABQABgAIAAAAIQCA5MTLmgIAAK4FAAAOAAAAAAAAAAAAAAAAAC4CAABkcnMvZTJvRG9j&#10;LnhtbFBLAQItABQABgAIAAAAIQD/nWUh2wAAAAcBAAAPAAAAAAAAAAAAAAAAAPQEAABkcnMvZG93&#10;bnJldi54bWxQSwUGAAAAAAQABADzAAAA/AUAAAAA&#10;" fillcolor="#5a5a5a [2109]" stroked="f" strokeweight="1pt">
                       <v:textbox style="layout-flow:vertical-ideographic" inset="1mm,1mm,1mm,1mm">
                         <w:txbxContent>
                           <w:p>
@@ -14826,7 +14805,7 @@
                 <w:sz w:val="20"/>
                 <w:szCs w:val="20"/>
               </w:rPr>
-              <w:t>308</w:t>
+              <w:t>307B</w:t>
             </w:r>
             <w:r>
               <w:rPr>
@@ -15081,7 +15060,7 @@
                 <w:sz w:val="20"/>
                 <w:szCs w:val="20"/>
               </w:rPr>
-              <w:t>黃明憲</w:t>
+              <w:t>林惠娟</w:t>
             </w:r>
             <w:r>
               <w:rPr>
@@ -15103,7 +15082,7 @@
                 <w:sz w:val="20"/>
                 <w:szCs w:val="20"/>
               </w:rPr>
-              <w:t>林惠娟</w:t>
+              <w:t>劉奕樑</w:t>
             </w:r>
           </w:p>
         </w:tc>
@@ -15633,23 +15612,13 @@
             </w:r>
             <w:r>
               <w:rPr>
-                <w:rFonts w:ascii="Bahnschrift SemiBold Condensed" w:eastAsia="標楷體" w:hAnsi="Bahnschrift SemiBold Condensed" w:cstheme="minorHAnsi" w:hint="eastAsia"/>
-                <w:color w:val="000000" w:themeColor="text1"/>
-                <w:w w:val="125"/>
-                <w:sz w:val="20"/>
-                <w:szCs w:val="20"/>
-              </w:rPr>
-              <w:t>5</w:t>
-            </w:r>
-            <w:r>
-              <w:rPr>
                 <w:rFonts w:ascii="Bahnschrift SemiBold Condensed" w:eastAsia="標楷體" w:hAnsi="Bahnschrift SemiBold Condensed" w:cstheme="minorHAnsi"/>
                 <w:color w:val="000000" w:themeColor="text1"/>
                 <w:w w:val="125"/>
                 <w:sz w:val="20"/>
                 <w:szCs w:val="20"/>
               </w:rPr>
-              <w:t>11</w:t>
+              <w:t>512</w:t>
             </w:r>
             <w:r>
               <w:rPr>
@@ -16467,7 +16436,7 @@
           </mc:Choice>
           <mc:Fallback>
             <w:pict>
-              <v:line w14:anchorId="2D218D64" id="直線接點 2" o:spid="_x0000_s1026" style="position:absolute;z-index:251653120;visibility:visible;mso-wrap-style:square;mso-height-percent:0;mso-wrap-distance-left:9pt;mso-wrap-distance-top:0;mso-wrap-distance-right:9pt;mso-wrap-distance-bottom:0;mso-position-horizontal:absolute;mso-position-horizontal-relative:page;mso-position-vertical:absolute;mso-position-vertical-relative:page;mso-height-percent:0;mso-height-relative:margin" from="687.75pt,19.85pt" to="687.75pt,709.8pt" o:gfxdata="UEsDBBQABgAIAAAAIQC2gziS/gAAAOEBAAATAAAAW0NvbnRlbnRfVHlwZXNdLnhtbJSRQU7DMBBF&#10;90jcwfIWJU67QAgl6YK0S0CoHGBkTxKLZGx5TGhvj5O2G0SRWNoz/78nu9wcxkFMGNg6quQqL6RA&#10;0s5Y6ir5vt9lD1JwBDIwOMJKHpHlpr69KfdHjyxSmriSfYz+USnWPY7AufNIadK6MEJMx9ApD/oD&#10;OlTrorhX2lFEilmcO2RdNtjC5xDF9pCuTyYBB5bi6bQ4syoJ3g9WQ0ymaiLzg5KdCXlKLjvcW893&#10;SUOqXwnz5DrgnHtJTxOsQfEKIT7DmDSUCaxw7Rqn8787ZsmRM9e2VmPeBN4uqYvTtW7jvijg9N/y&#10;JsXecLq0q+WD6m8AAAD//wMAUEsDBBQABgAIAAAAIQA4/SH/1gAAAJQBAAALAAAAX3JlbHMvLnJl&#10;bHOkkMFqwzAMhu+DvYPRfXGawxijTi+j0GvpHsDYimMaW0Yy2fr2M4PBMnrbUb/Q94l/f/hMi1qR&#10;JVI2sOt6UJgd+ZiDgffL8ekFlFSbvV0oo4EbChzGx4f9GRdb25HMsYhqlCwG5lrLq9biZkxWOiqY&#10;22YiTra2kYMu1l1tQD30/bPm3wwYN0x18gb45AdQl1tp5j/sFB2T0FQ7R0nTNEV3j6o9feQzro1i&#10;OWA14Fm+Q8a1a8+Bvu/d/dMb2JY5uiPbhG/ktn4cqGU/er3pcvwCAAD//wMAUEsDBBQABgAIAAAA&#10;IQCzrYQF5wEAABgEAAAOAAAAZHJzL2Uyb0RvYy54bWysU0uO1DAQ3SNxB8t7OukIDaOo07OY1rBB&#10;0OJzAI9T7ljyT7bpJJfgACCx4wZILLgPI25B2Umn+UkIxMZJ2e9V1Xsub64GrcgRfJDWNHS9KikB&#10;w20rzaGhr17ePLikJERmWqasgYaOEOjV9v69Te9qqGxnVQueYBIT6t41tIvR1UUReAeahZV1YPBQ&#10;WK9ZxNAfitazHrNrVVRleVH01rfOWw4h4O5uOqTbnF8I4PGZEAEiUQ3F3mJefV5v01psN6w+eOY6&#10;yec22D90oZk0WHRJtWORkdde/pJKS+5tsCKuuNWFFUJyyBpQzbr8Sc2LjjnIWtCc4Babwv9Ly58e&#10;957ItqEVJYZpvKK7dx/vPr398ubD18/vSZUc6l2oEXht9n6Ogtv7JHcQXqcvCiFDdnVcXIUhEj5t&#10;cty9fHRRPSyz48WZ6HyIj8Fqkn4aqqRJglnNjk9CxGIIPUHStjJpDVbJ9kYqlYM0KnCtPDkyvOQ4&#10;rFPLyPsBlZLsWOgmUBhDCmZgSlokjZOq/BdHBVPB5yDQH9Sxzo3lyTyXY5yDiaeSyiA60QQ2txDL&#10;PxNnfKJCntq/IS+MXNmauJC1NNb/rvrZJTHhTw5MupMFt7Yd831na3D8sqnzU0nz/X2c6ecHvf0G&#10;AAD//wMAUEsDBBQABgAIAAAAIQBu/jiS4QAAAA0BAAAPAAAAZHJzL2Rvd25yZXYueG1sTI/NTsMw&#10;EITvSLyDtUjcqFNK0zbEqfgpp3JpGw7cnGRJIux1FLtpeHu24lBuO7uj2W/S9WiNGLD3rSMF00kE&#10;Aql0VUu1gvzwdrcE4YOmShtHqOAHPayz66tUJ5U70Q6HfagFh5BPtIImhC6R0pcNWu0nrkPi25fr&#10;rQ4s+1pWvT5xuDXyPopiaXVL/KHRHb40WH7vj1bB5+tm2C23huz7IXfPuSk+NvFWqdub8ekRRMAx&#10;XMxwxmd0yJipcEeqvDCsZ4v5nL0KZqsFiLPjb1Pw9DBdxSCzVP5vkf0CAAD//wMAUEsBAi0AFAAG&#10;AAgAAAAhALaDOJL+AAAA4QEAABMAAAAAAAAAAAAAAAAAAAAAAFtDb250ZW50X1R5cGVzXS54bWxQ&#10;SwECLQAUAAYACAAAACEAOP0h/9YAAACUAQAACwAAAAAAAAAAAAAAAAAvAQAAX3JlbHMvLnJlbHNQ&#10;SwECLQAUAAYACAAAACEAs62EBecBAAAYBAAADgAAAAAAAAAAAAAAAAAuAgAAZHJzL2Uyb0RvYy54&#10;bWxQSwECLQAUAAYACAAAACEAbv44kuEAAAANAQAADwAAAAAAAAAAAAAAAABBBAAAZHJzL2Rvd25y&#10;ZXYueG1sUEsFBgAAAAAEAAQA8wAAAE8FAAAAAA==&#10;" strokecolor="black [3213]" strokeweight=".5pt">
+              <v:line w14:anchorId="27ABBD7D" id="直線接點 2" o:spid="_x0000_s1026" style="position:absolute;z-index:251653120;visibility:visible;mso-wrap-style:square;mso-height-percent:0;mso-wrap-distance-left:9pt;mso-wrap-distance-top:0;mso-wrap-distance-right:9pt;mso-wrap-distance-bottom:0;mso-position-horizontal:absolute;mso-position-horizontal-relative:page;mso-position-vertical:absolute;mso-position-vertical-relative:page;mso-height-percent:0;mso-height-relative:margin" from="687.75pt,19.85pt" to="687.75pt,709.8pt" o:gfxdata="UEsDBBQABgAIAAAAIQC2gziS/gAAAOEBAAATAAAAW0NvbnRlbnRfVHlwZXNdLnhtbJSRQU7DMBBF&#10;90jcwfIWJU67QAgl6YK0S0CoHGBkTxKLZGx5TGhvj5O2G0SRWNoz/78nu9wcxkFMGNg6quQqL6RA&#10;0s5Y6ir5vt9lD1JwBDIwOMJKHpHlpr69KfdHjyxSmriSfYz+USnWPY7AufNIadK6MEJMx9ApD/oD&#10;OlTrorhX2lFEilmcO2RdNtjC5xDF9pCuTyYBB5bi6bQ4syoJ3g9WQ0ymaiLzg5KdCXlKLjvcW893&#10;SUOqXwnz5DrgnHtJTxOsQfEKIT7DmDSUCaxw7Rqn8787ZsmRM9e2VmPeBN4uqYvTtW7jvijg9N/y&#10;JsXecLq0q+WD6m8AAAD//wMAUEsDBBQABgAIAAAAIQA4/SH/1gAAAJQBAAALAAAAX3JlbHMvLnJl&#10;bHOkkMFqwzAMhu+DvYPRfXGawxijTi+j0GvpHsDYimMaW0Yy2fr2M4PBMnrbUb/Q94l/f/hMi1qR&#10;JVI2sOt6UJgd+ZiDgffL8ekFlFSbvV0oo4EbChzGx4f9GRdb25HMsYhqlCwG5lrLq9biZkxWOiqY&#10;22YiTra2kYMu1l1tQD30/bPm3wwYN0x18gb45AdQl1tp5j/sFB2T0FQ7R0nTNEV3j6o9feQzro1i&#10;OWA14Fm+Q8a1a8+Bvu/d/dMb2JY5uiPbhG/ktn4cqGU/er3pcvwCAAD//wMAUEsDBBQABgAIAAAA&#10;IQBmLiXWvAEAAO8DAAAOAAAAZHJzL2Uyb0RvYy54bWysU9tu2zAMfR+wfxD0vtgJhq4w4vShQfsy&#10;bMUuH6DKVCxAN4habP/9KDmxdwOGDX2hTYqH5Dmi9nejNewMEbV3Ld9uas7ASd9pd2r51y8Pb245&#10;wyRcJ4x30PIJkN8dXr/aD6GBne+96SAyKuKwGULL+5RCU1Uoe7ACNz6Ao0PloxWJ3HiquigGqm5N&#10;tavrm2rwsQvRS0Ck6HE+5IdSXymQ6aNSCImZltNsqdhY7HO21WEvmlMUodfyMob4jyms0I6aLqWO&#10;Ign2LerfSlkto0ev0kZ6W3mltITCgdhs61/YfO5FgMKFxMGwyIQvV1Z+ON+7p0gyDAEbDE8xsxhV&#10;tPlL87GxiDUtYsGYmJyDkqK37252b+siZLUCQ8T0CN6y/NNyo13mIRpxfo+JmlHqNSWHjcsWvdHd&#10;gzamOHkD4N5EdhZ0d2nc5rsi3E9ZuchRYD8n4YTZuSTmotXKqvylycDc8BMopjvisS2DlYVb2wkp&#10;waVrS+MoO8MUDbcA678DL/kZCmUZ/wW8IEpn79ICttr5+Kfuq0pqzr8qMPPOEjz7bir3XaShrSqi&#10;Xl5AXtsf/QJf3+nhOwAAAP//AwBQSwMEFAAGAAgAAAAhAG7+OJLhAAAADQEAAA8AAABkcnMvZG93&#10;bnJldi54bWxMj81OwzAQhO9IvIO1SNyoU0rTNsSp+CmncmkbDtycZEki7HUUu2l4e7biUG47u6PZ&#10;b9L1aI0YsPetIwXTSQQCqXRVS7WC/PB2twThg6ZKG0eo4Ac9rLPrq1QnlTvRDod9qAWHkE+0giaE&#10;LpHSlw1a7SeuQ+Lbl+utDiz7Wla9PnG4NfI+imJpdUv8odEdvjRYfu+PVsHn62bYLbeG7Pshd8+5&#10;KT428Vap25vx6RFEwDFczHDGZ3TImKlwR6q8MKxni/mcvQpmqwWIs+NvU/D0MF3FILNU/m+R/QIA&#10;AP//AwBQSwECLQAUAAYACAAAACEAtoM4kv4AAADhAQAAEwAAAAAAAAAAAAAAAAAAAAAAW0NvbnRl&#10;bnRfVHlwZXNdLnhtbFBLAQItABQABgAIAAAAIQA4/SH/1gAAAJQBAAALAAAAAAAAAAAAAAAAAC8B&#10;AABfcmVscy8ucmVsc1BLAQItABQABgAIAAAAIQBmLiXWvAEAAO8DAAAOAAAAAAAAAAAAAAAAAC4C&#10;AABkcnMvZTJvRG9jLnhtbFBLAQItABQABgAIAAAAIQBu/jiS4QAAAA0BAAAPAAAAAAAAAAAAAAAA&#10;ABYEAABkcnMvZG93bnJldi54bWxQSwUGAAAAAAQABADzAAAAJAUAAAAA&#10;" strokecolor="black [3213]" strokeweight=".5pt">
                 <v:stroke dashstyle="3 1" joinstyle="miter"/>
                 <w10:wrap anchorx="page" anchory="page"/>
               </v:line>
@@ -16497,7 +16466,7 @@
           <w:color w:val="000000"/>
           <w:szCs w:val="24"/>
         </w:rPr>
-        <w:t>哥</w:t>
+        <w:t>歷代志下卷</w:t>
       </w:r>
       <w:r>
         <w:rPr>
@@ -16505,7 +16474,7 @@
           <w:color w:val="000000"/>
           <w:szCs w:val="24"/>
         </w:rPr>
-        <w:t>林多前書</w:t>
+        <w:t>19</w:t>
       </w:r>
       <w:r>
         <w:rPr>
@@ -16513,14 +16482,6 @@
           <w:color w:val="000000"/>
           <w:szCs w:val="24"/>
         </w:rPr>
-        <w:t>1</w:t>
-      </w:r>
-      <w:r>
-        <w:rPr>
-          <w:rFonts w:ascii="Barlow Condensed Medium" w:eastAsia="華康中黑體" w:hAnsi="Barlow Condensed Medium" w:cs="Calibri" w:hint="eastAsia"/>
-          <w:color w:val="000000"/>
-          <w:szCs w:val="24"/>
-        </w:rPr>
         <w:t>章</w:t>
       </w:r>
       <w:r>
@@ -16529,7 +16490,7 @@
           <w:color w:val="000000"/>
           <w:szCs w:val="24"/>
         </w:rPr>
-        <w:t>21</w:t>
+        <w:t>6</w:t>
       </w:r>
       <w:r>
         <w:rPr>
@@ -16612,16 +16573,9 @@
           <w:sz w:val="26"/>
           <w:szCs w:val="26"/>
         </w:rPr>
-        <w:t>因為世間既然對</w:t>
-      </w:r>
-      <w:r>
-        <w:rPr>
-          <w:rFonts w:ascii="新細明體-ExtB" w:eastAsia="新細明體-ExtB" w:hAnsi="新細明體-ExtB" w:cs="新細明體-ExtB" w:hint="eastAsia"/>
-          <w:w w:val="80"/>
-          <w:szCs w:val="24"/>
-        </w:rPr>
-        <w:t>𪜶</w:t>
-      </w:r>
+        <w:t>給許</w:t>
+      </w:r>
+      <w:proofErr w:type="gramStart"/>
       <w:r>
         <w:rPr>
           <w:rFonts w:ascii="標楷體" w:eastAsia="標楷體" w:hAnsi="標楷體" w:cs="Arial" w:hint="eastAsia"/>
@@ -16629,7 +16583,157 @@
           <w:sz w:val="26"/>
           <w:szCs w:val="26"/>
         </w:rPr>
-        <w:t>的智慧，呣識上帝，上帝就歡喜對所宣傳的戇來救諸個信的人，這攏是上帝的智慧</w:t>
+        <w:t>個</w:t>
+      </w:r>
+      <w:proofErr w:type="gramEnd"/>
+      <w:r>
+        <w:rPr>
+          <w:rFonts w:ascii="標楷體" w:eastAsia="標楷體" w:hAnsi="標楷體" w:cs="Arial" w:hint="eastAsia"/>
+          <w:w w:val="80"/>
+          <w:sz w:val="26"/>
+          <w:szCs w:val="26"/>
+        </w:rPr>
+        <w:t>審判官講：「謹慎</w:t>
+      </w:r>
+      <w:proofErr w:type="gramStart"/>
+      <w:r>
+        <w:rPr>
+          <w:rFonts w:ascii="標楷體" w:eastAsia="標楷體" w:hAnsi="標楷體" w:cs="Arial" w:hint="eastAsia"/>
+          <w:w w:val="80"/>
+          <w:sz w:val="26"/>
+          <w:szCs w:val="26"/>
+        </w:rPr>
+        <w:t>恁</w:t>
+      </w:r>
+      <w:proofErr w:type="gramEnd"/>
+      <w:r>
+        <w:rPr>
+          <w:rFonts w:ascii="標楷體" w:eastAsia="標楷體" w:hAnsi="標楷體" w:cs="Arial" w:hint="eastAsia"/>
+          <w:w w:val="80"/>
+          <w:sz w:val="26"/>
+          <w:szCs w:val="26"/>
+        </w:rPr>
+        <w:t>的所做；因為</w:t>
+      </w:r>
+      <w:proofErr w:type="gramStart"/>
+      <w:r>
+        <w:rPr>
+          <w:rFonts w:ascii="標楷體" w:eastAsia="標楷體" w:hAnsi="標楷體" w:cs="Arial" w:hint="eastAsia"/>
+          <w:w w:val="80"/>
+          <w:sz w:val="26"/>
+          <w:szCs w:val="26"/>
+        </w:rPr>
+        <w:t>恁</w:t>
+      </w:r>
+      <w:proofErr w:type="gramEnd"/>
+      <w:r>
+        <w:rPr>
+          <w:rFonts w:ascii="標楷體" w:eastAsia="標楷體" w:hAnsi="標楷體" w:cs="Arial" w:hint="eastAsia"/>
+          <w:w w:val="80"/>
+          <w:sz w:val="26"/>
+          <w:szCs w:val="26"/>
+        </w:rPr>
+        <w:t>審判</w:t>
+      </w:r>
+      <w:proofErr w:type="gramStart"/>
+      <w:r>
+        <w:rPr>
+          <w:rFonts w:ascii="標楷體" w:eastAsia="標楷體" w:hAnsi="標楷體" w:cs="Arial" w:hint="eastAsia"/>
+          <w:w w:val="80"/>
+          <w:sz w:val="26"/>
+          <w:szCs w:val="26"/>
+        </w:rPr>
+        <w:t>呣</w:t>
+      </w:r>
+      <w:proofErr w:type="gramEnd"/>
+      <w:r>
+        <w:rPr>
+          <w:rFonts w:ascii="標楷體" w:eastAsia="標楷體" w:hAnsi="標楷體" w:cs="Arial" w:hint="eastAsia"/>
+          <w:w w:val="80"/>
+          <w:sz w:val="26"/>
+          <w:szCs w:val="26"/>
+        </w:rPr>
+        <w:t>是</w:t>
+      </w:r>
+      <w:proofErr w:type="gramStart"/>
+      <w:r>
+        <w:rPr>
+          <w:rFonts w:ascii="標楷體" w:eastAsia="標楷體" w:hAnsi="標楷體" w:cs="Arial" w:hint="eastAsia"/>
+          <w:w w:val="80"/>
+          <w:sz w:val="26"/>
+          <w:szCs w:val="26"/>
+        </w:rPr>
+        <w:t>為著</w:t>
+      </w:r>
+      <w:proofErr w:type="gramEnd"/>
+      <w:r>
+        <w:rPr>
+          <w:rFonts w:ascii="標楷體" w:eastAsia="標楷體" w:hAnsi="標楷體" w:cs="Arial" w:hint="eastAsia"/>
+          <w:w w:val="80"/>
+          <w:sz w:val="26"/>
+          <w:szCs w:val="26"/>
+        </w:rPr>
+        <w:t>人，是</w:t>
+      </w:r>
+      <w:proofErr w:type="gramStart"/>
+      <w:r>
+        <w:rPr>
+          <w:rFonts w:ascii="標楷體" w:eastAsia="標楷體" w:hAnsi="標楷體" w:cs="Arial" w:hint="eastAsia"/>
+          <w:w w:val="80"/>
+          <w:sz w:val="26"/>
+          <w:szCs w:val="26"/>
+        </w:rPr>
+        <w:t>為著</w:t>
+      </w:r>
+      <w:proofErr w:type="gramEnd"/>
+      <w:r>
+        <w:rPr>
+          <w:rFonts w:ascii="標楷體" w:eastAsia="標楷體" w:hAnsi="標楷體" w:cs="Arial" w:hint="eastAsia"/>
+          <w:w w:val="80"/>
+          <w:sz w:val="26"/>
+          <w:szCs w:val="26"/>
+        </w:rPr>
+        <w:t>耶和華。</w:t>
+      </w:r>
+      <w:proofErr w:type="gramStart"/>
+      <w:r>
+        <w:rPr>
+          <w:rFonts w:ascii="標楷體" w:eastAsia="標楷體" w:hAnsi="標楷體" w:cs="Arial" w:hint="eastAsia"/>
+          <w:w w:val="80"/>
+          <w:sz w:val="26"/>
+          <w:szCs w:val="26"/>
+        </w:rPr>
+        <w:t>恁</w:t>
+      </w:r>
+      <w:proofErr w:type="gramEnd"/>
+      <w:r>
+        <w:rPr>
+          <w:rFonts w:ascii="標楷體" w:eastAsia="標楷體" w:hAnsi="標楷體" w:cs="Arial" w:hint="eastAsia"/>
+          <w:w w:val="80"/>
+          <w:sz w:val="26"/>
+          <w:szCs w:val="26"/>
+        </w:rPr>
+        <w:t>審判的時，伊及</w:t>
+      </w:r>
+      <w:proofErr w:type="gramStart"/>
+      <w:r>
+        <w:rPr>
+          <w:rFonts w:ascii="標楷體" w:eastAsia="標楷體" w:hAnsi="標楷體" w:cs="Arial" w:hint="eastAsia"/>
+          <w:w w:val="80"/>
+          <w:sz w:val="26"/>
+          <w:szCs w:val="26"/>
+        </w:rPr>
+        <w:t>恁佇</w:t>
+      </w:r>
+      <w:proofErr w:type="gramEnd"/>
+      <w:r>
+        <w:rPr>
+          <w:rFonts w:ascii="標楷體" w:eastAsia="標楷體" w:hAnsi="標楷體" w:cs="Arial" w:hint="eastAsia"/>
+          <w:w w:val="80"/>
+          <w:sz w:val="26"/>
+          <w:szCs w:val="26"/>
+        </w:rPr>
+        <w:t>啲</w:t>
       </w:r>
       <w:r>
         <w:rPr>
@@ -16719,7 +16823,7 @@
           <w:sz w:val="26"/>
           <w:szCs w:val="26"/>
         </w:rPr>
-        <w:t>世人憑自己的智慧、既不認識　神、　神就樂意用人所當作愚拙的道理、拯救那些信的人．這就是　神的智慧了</w:t>
+        <w:t>對他們說、你們辦事應當謹慎．因為你們判斷不是為人、乃是為耶和華．判斷的時候、他必與你們同在</w:t>
       </w:r>
       <w:r>
         <w:rPr>
@@ -17827,7 +17931,7 @@
                 <w:rFonts w:ascii="標楷體" w:eastAsia="標楷體" w:hAnsi="標楷體" w:cstheme="majorBidi" w:hint="eastAsia"/>
                 <w:szCs w:val="24"/>
               </w:rPr>
-              <w:t>張麗君</w:t>
+              <w:t>林淑雲</w:t>
             </w:r>
           </w:p>
         </w:tc>
@@ -17855,10 +17959,10 @@
             </w:pPr>
             <w:r>
               <w:rPr>
-                <w:rFonts w:ascii="標楷體" w:eastAsia="標楷體" w:hAnsi="標楷體" w:cstheme="majorBidi" w:hint="eastAsia"/>
+                <w:rFonts w:ascii="標楷體" w:eastAsia="標楷體" w:hAnsi="標楷體" w:hint="eastAsia"/>
                 <w:szCs w:val="24"/>
               </w:rPr>
-              <w:t>林淑雲</w:t>
+              <w:t>張怡婷</w:t>
             </w:r>
           </w:p>
         </w:tc>
@@ -18109,7 +18213,7 @@
                 <w:rFonts w:ascii="標楷體" w:eastAsia="標楷體" w:hAnsi="標楷體" w:hint="eastAsia"/>
                 <w:szCs w:val="24"/>
               </w:rPr>
-              <w:t>楊崇隆</w:t>
+              <w:t>李靜儀</w:t>
             </w:r>
           </w:p>
         </w:tc>
@@ -18138,9 +18242,8 @@
             <w:r>
               <w:rPr>
                 <w:rFonts w:ascii="標楷體" w:eastAsia="標楷體" w:hAnsi="標楷體" w:hint="eastAsia"/>
-                <w:szCs w:val="24"/>
-              </w:rPr>
-              <w:t>李靜儀</w:t>
+              </w:rPr>
+              <w:t>張麗君</w:t>
             </w:r>
           </w:p>
         </w:tc>
@@ -18377,7 +18480,7 @@
                 <w:rFonts w:ascii="標楷體" w:eastAsia="標楷體" w:hAnsi="標楷體" w:hint="eastAsia"/>
                 <w:szCs w:val="24"/>
               </w:rPr>
-              <w:t>周艶林</w:t>
+              <w:t>周艶貳</w:t>
             </w:r>
           </w:p>
         </w:tc>
@@ -18405,10 +18508,10 @@
             </w:pPr>
             <w:r>
               <w:rPr>
-                <w:rFonts w:ascii="標楷體" w:eastAsia="標楷體" w:hAnsi="標楷體" w:hint="eastAsia"/>
+                <w:rFonts w:ascii="標楷體" w:eastAsia="標楷體" w:hAnsi="標楷體" w:cstheme="majorBidi" w:hint="eastAsia"/>
                 <w:szCs w:val="24"/>
               </w:rPr>
-              <w:t>周艶貳</w:t>
+              <w:t>蕭國鎮</w:t>
             </w:r>
           </w:p>
         </w:tc>
@@ -18663,7 +18766,7 @@
                 <w:rFonts w:ascii="標楷體" w:eastAsia="標楷體" w:hAnsi="標楷體" w:cstheme="majorBidi" w:hint="eastAsia"/>
                 <w:szCs w:val="24"/>
               </w:rPr>
-              <w:t>黃明憲</w:t>
+              <w:t>林惠娟</w:t>
             </w:r>
           </w:p>
         </w:tc>
@@ -18695,7 +18798,7 @@
                 <w:rFonts w:ascii="標楷體" w:eastAsia="標楷體" w:hAnsi="標楷體" w:cstheme="majorBidi" w:hint="eastAsia"/>
                 <w:szCs w:val="24"/>
               </w:rPr>
-              <w:t>林惠娟</w:t>
+              <w:t>黃阿絹</w:t>
             </w:r>
           </w:p>
         </w:tc>
@@ -18934,7 +19037,7 @@
                 <w:rFonts w:ascii="標楷體" w:eastAsia="標楷體" w:hAnsi="標楷體" w:cstheme="majorBidi" w:hint="eastAsia"/>
                 <w:szCs w:val="24"/>
               </w:rPr>
-              <w:t>林惠娟</w:t>
+              <w:t>劉奕樑</w:t>
             </w:r>
           </w:p>
         </w:tc>
@@ -18963,10 +19066,10 @@
             </w:pPr>
             <w:r>
               <w:rPr>
-                <w:rFonts w:ascii="標楷體" w:eastAsia="標楷體" w:hAnsi="標楷體" w:cstheme="majorBidi" w:hint="eastAsia"/>
+                <w:rFonts w:ascii="標楷體" w:eastAsia="標楷體" w:hAnsi="標楷體" w:cs="標楷體" w:hint="eastAsia"/>
                 <w:szCs w:val="24"/>
               </w:rPr>
-              <w:t>劉奕樑</w:t>
+              <w:t>林淑雲</w:t>
             </w:r>
           </w:p>
         </w:tc>
@@ -19213,18 +19316,8 @@
                 <w:szCs w:val="24"/>
                 <w:lang w:eastAsia="zh-HK"/>
               </w:rPr>
-              <w:t>孫翠</w:t>
-            </w:r>
-            <w:proofErr w:type="gramStart"/>
-            <w:r>
-              <w:rPr>
-                <w:rFonts w:ascii="標楷體" w:eastAsia="標楷體" w:hAnsi="標楷體" w:cstheme="majorBidi" w:hint="eastAsia"/>
-                <w:szCs w:val="24"/>
-                <w:lang w:eastAsia="zh-HK"/>
-              </w:rPr>
-              <w:t>璘</w:t>
-            </w:r>
-            <w:proofErr w:type="gramEnd"/>
+              <w:t>卓滿惠</w:t>
+            </w:r>
           </w:p>
         </w:tc>
         <w:tc>
@@ -19252,11 +19345,11 @@
             </w:pPr>
             <w:r>
               <w:rPr>
-                <w:rFonts w:ascii="標楷體" w:eastAsia="標楷體" w:hAnsi="標楷體" w:cstheme="majorBidi" w:hint="eastAsia"/>
+                <w:rFonts w:ascii="標楷體" w:eastAsia="標楷體" w:hAnsi="標楷體" w:cs="標楷體" w:hint="eastAsia"/>
                 <w:szCs w:val="24"/>
                 <w:lang w:eastAsia="zh-HK"/>
               </w:rPr>
-              <w:t>卓滿惠</w:t>
+              <w:t>黃明憲</w:t>
             </w:r>
           </w:p>
         </w:tc>
@@ -19406,7 +19499,7 @@
                 <w:szCs w:val="24"/>
                 <w:lang w:eastAsia="zh-HK"/>
               </w:rPr>
-              <w:t>葉文蒂</w:t>
+              <w:t>高玉華</w:t>
             </w:r>
           </w:p>
         </w:tc>
@@ -19435,11 +19528,11 @@
             </w:pPr>
             <w:r>
               <w:rPr>
-                <w:rFonts w:ascii="標楷體" w:eastAsia="標楷體" w:hAnsi="標楷體" w:cstheme="majorBidi" w:hint="eastAsia"/>
+                <w:rFonts w:ascii="標楷體" w:eastAsia="標楷體" w:hAnsi="標楷體" w:cs="標楷體" w:hint="eastAsia"/>
                 <w:szCs w:val="24"/>
                 <w:lang w:eastAsia="zh-HK"/>
               </w:rPr>
-              <w:t>高玉華</w:t>
+              <w:t>黃麗卿</w:t>
             </w:r>
           </w:p>
         </w:tc>
@@ -19699,7 +19792,8 @@
               <w:snapToGrid w:val="0"/>
               <w:jc w:val="center"/>
               <w:rPr>
-                <w:rFonts w:ascii="標楷體" w:eastAsia="標楷體" w:hAnsi="標楷體" w:cstheme="majorBidi"/>
+                <w:rFonts w:ascii="標楷體" w:eastAsia="標楷體" w:hAnsi="標楷體" w:cs="華康儷楷書"/>
+                <w:w w:val="90"/>
                 <w:szCs w:val="24"/>
               </w:rPr>
             </w:pPr>
@@ -19709,26 +19803,7 @@
                 <w:szCs w:val="24"/>
                 <w:lang w:eastAsia="zh-HK"/>
               </w:rPr>
-              <w:t>游富宗</w:t>
-            </w:r>
-          </w:p>
-          <w:p>
-            <w:pPr>
-              <w:snapToGrid w:val="0"/>
-              <w:jc w:val="center"/>
-              <w:rPr>
-                <w:rFonts w:ascii="標楷體" w:eastAsia="標楷體" w:hAnsi="標楷體" w:cs="華康儷楷書"/>
-                <w:w w:val="90"/>
-                <w:szCs w:val="24"/>
-              </w:rPr>
-            </w:pPr>
-            <w:r>
-              <w:rPr>
-                <w:rFonts w:ascii="標楷體" w:eastAsia="標楷體" w:hAnsi="標楷體" w:cstheme="majorBidi" w:hint="eastAsia"/>
-                <w:szCs w:val="24"/>
-                <w:lang w:eastAsia="zh-HK"/>
-              </w:rPr>
-              <w:t>十口月游富宗</w:t>
+              <w:t>楊錫昌</w:t>
             </w:r>
           </w:p>
         </w:tc>
@@ -19759,11 +19834,11 @@
             </w:pPr>
             <w:r>
               <w:rPr>
-                <w:rFonts w:ascii="標楷體" w:eastAsia="標楷體" w:hAnsi="標楷體" w:cstheme="majorBidi" w:hint="eastAsia"/>
+                <w:rFonts w:ascii="標楷體" w:eastAsia="標楷體" w:hAnsi="標楷體" w:cs="標楷體" w:hint="eastAsia"/>
                 <w:szCs w:val="24"/>
                 <w:lang w:eastAsia="zh-HK"/>
               </w:rPr>
-              <w:t>楊錫昌</w:t>
+              <w:t>胡瑞榮</w:t>
             </w:r>
           </w:p>
         </w:tc>
@@ -19994,6 +20069,38 @@
         <w:tc>
           <w:tcPr>
             <w:tcW w:w="1000" w:type="dxa"/>
+            <w:tcBorders>
+              <w:top w:val="single" w:sz="4" w:space="0" w:color="auto"/>
+              <w:bottom w:val="single" w:sz="4" w:space="0" w:color="auto"/>
+            </w:tcBorders>
+            <w:shd w:val="clear" w:color="auto" w:fill="auto"/>
+            <w:tcMar>
+              <w:left w:w="57" w:type="dxa"/>
+              <w:right w:w="57" w:type="dxa"/>
+            </w:tcMar>
+            <w:vAlign w:val="center"/>
+          </w:tcPr>
+          <w:p>
+            <w:pPr>
+              <w:snapToGrid w:val="0"/>
+              <w:jc w:val="center"/>
+              <w:rPr>
+                <w:rFonts w:ascii="標楷體" w:eastAsia="標楷體" w:hAnsi="標楷體" w:cs="華康儷楷書"/>
+                <w:szCs w:val="24"/>
+              </w:rPr>
+            </w:pPr>
+            <w:r>
+              <w:rPr>
+                <w:rFonts w:ascii="標楷體" w:eastAsia="標楷體" w:hAnsi="標楷體" w:cstheme="majorBidi" w:hint="eastAsia"/>
+                <w:szCs w:val="24"/>
+              </w:rPr>
+              <w:t>劉容榕</w:t>
+            </w:r>
+          </w:p>
+        </w:tc>
+        <w:tc>
+          <w:tcPr>
+            <w:tcW w:w="1001" w:type="dxa"/>
             <w:tcBorders>
               <w:top w:val="single" w:sz="4" w:space="0" w:color="auto"/>
               <w:left w:val="single" w:sz="4" w:space="0" w:color="auto"/>
@@ -20018,42 +20125,10 @@
             </w:pPr>
             <w:r>
               <w:rPr>
-                <w:rFonts w:ascii="標楷體" w:eastAsia="標楷體" w:hAnsi="標楷體" w:cstheme="majorBidi" w:hint="eastAsia"/>
+                <w:rFonts w:ascii="標楷體" w:eastAsia="標楷體" w:hAnsi="標楷體" w:cs="標楷體" w:hint="eastAsia"/>
                 <w:szCs w:val="24"/>
               </w:rPr>
-              <w:t>張怡婷</w:t>
-            </w:r>
-          </w:p>
-        </w:tc>
-        <w:tc>
-          <w:tcPr>
-            <w:tcW w:w="1001" w:type="dxa"/>
-            <w:tcBorders>
-              <w:top w:val="single" w:sz="4" w:space="0" w:color="auto"/>
-              <w:bottom w:val="single" w:sz="4" w:space="0" w:color="auto"/>
-            </w:tcBorders>
-            <w:shd w:val="clear" w:color="auto" w:fill="auto"/>
-            <w:tcMar>
-              <w:left w:w="57" w:type="dxa"/>
-              <w:right w:w="57" w:type="dxa"/>
-            </w:tcMar>
-            <w:vAlign w:val="center"/>
-          </w:tcPr>
-          <w:p>
-            <w:pPr>
-              <w:snapToGrid w:val="0"/>
-              <w:jc w:val="center"/>
-              <w:rPr>
-                <w:rFonts w:ascii="標楷體" w:eastAsia="標楷體" w:hAnsi="標楷體" w:cs="華康儷楷書"/>
-                <w:szCs w:val="24"/>
-              </w:rPr>
-            </w:pPr>
-            <w:r>
-              <w:rPr>
-                <w:rFonts w:ascii="標楷體" w:eastAsia="標楷體" w:hAnsi="標楷體" w:cstheme="majorBidi" w:hint="eastAsia"/>
-                <w:szCs w:val="24"/>
-              </w:rPr>
-              <w:t>劉容榕</w:t>
+              <w:t>葉文蒂</w:t>
             </w:r>
           </w:p>
         </w:tc>
@@ -20265,6 +20340,40 @@
         <w:tc>
           <w:tcPr>
             <w:tcW w:w="1000" w:type="dxa"/>
+            <w:tcBorders>
+              <w:top w:val="single" w:sz="4" w:space="0" w:color="auto"/>
+              <w:bottom w:val="single" w:sz="4" w:space="0" w:color="auto"/>
+            </w:tcBorders>
+            <w:shd w:val="clear" w:color="auto" w:fill="auto"/>
+            <w:tcMar>
+              <w:left w:w="57" w:type="dxa"/>
+              <w:right w:w="57" w:type="dxa"/>
+            </w:tcMar>
+            <w:vAlign w:val="center"/>
+          </w:tcPr>
+          <w:p>
+            <w:pPr>
+              <w:snapToGrid w:val="0"/>
+              <w:jc w:val="center"/>
+              <w:rPr>
+                <w:rFonts w:ascii="標楷體" w:eastAsia="標楷體" w:hAnsi="標楷體" w:cs="華康儷楷書"/>
+                <w:szCs w:val="24"/>
+              </w:rPr>
+            </w:pPr>
+            <w:proofErr w:type="gramStart"/>
+            <w:r>
+              <w:rPr>
+                <w:rFonts w:ascii="標楷體" w:eastAsia="標楷體" w:hAnsi="標楷體" w:cstheme="majorBidi" w:hint="eastAsia"/>
+                <w:szCs w:val="24"/>
+              </w:rPr>
+              <w:t>楊竣傑</w:t>
+            </w:r>
+            <w:proofErr w:type="gramEnd"/>
+          </w:p>
+        </w:tc>
+        <w:tc>
+          <w:tcPr>
+            <w:tcW w:w="1001" w:type="dxa"/>
             <w:tcBorders>
               <w:top w:val="single" w:sz="4" w:space="0" w:color="auto"/>
               <w:left w:val="single" w:sz="4" w:space="0" w:color="auto"/>
@@ -20292,40 +20401,15 @@
                 <w:rFonts w:ascii="標楷體" w:eastAsia="標楷體" w:hAnsi="標楷體" w:cstheme="majorBidi" w:hint="eastAsia"/>
                 <w:szCs w:val="24"/>
               </w:rPr>
-              <w:t>卓滿惠</w:t>
-            </w:r>
-          </w:p>
-        </w:tc>
-        <w:tc>
-          <w:tcPr>
-            <w:tcW w:w="1001" w:type="dxa"/>
-            <w:tcBorders>
-              <w:top w:val="single" w:sz="4" w:space="0" w:color="auto"/>
-              <w:bottom w:val="single" w:sz="4" w:space="0" w:color="auto"/>
-            </w:tcBorders>
-            <w:shd w:val="clear" w:color="auto" w:fill="auto"/>
-            <w:tcMar>
-              <w:left w:w="57" w:type="dxa"/>
-              <w:right w:w="57" w:type="dxa"/>
-            </w:tcMar>
-            <w:vAlign w:val="center"/>
-          </w:tcPr>
-          <w:p>
-            <w:pPr>
-              <w:snapToGrid w:val="0"/>
-              <w:jc w:val="center"/>
-              <w:rPr>
-                <w:rFonts w:ascii="標楷體" w:eastAsia="標楷體" w:hAnsi="標楷體" w:cs="華康儷楷書"/>
-                <w:szCs w:val="24"/>
-              </w:rPr>
-            </w:pPr>
+              <w:t>張思</w:t>
+            </w:r>
             <w:proofErr w:type="gramStart"/>
             <w:r>
               <w:rPr>
                 <w:rFonts w:ascii="標楷體" w:eastAsia="標楷體" w:hAnsi="標楷體" w:cstheme="majorBidi" w:hint="eastAsia"/>
                 <w:szCs w:val="24"/>
               </w:rPr>
-              <w:t>楊竣傑</w:t>
+              <w:t>婗</w:t>
             </w:r>
             <w:proofErr w:type="gramEnd"/>
           </w:p>
@@ -20606,10 +20690,12 @@
             </w:pPr>
             <w:r>
               <w:rPr>
-                <w:rFonts w:ascii="標楷體" w:eastAsia="標楷體" w:hAnsi="標楷體" w:hint="eastAsia"/>
+                <w:rFonts w:ascii="標楷體" w:eastAsia="標楷體" w:hAnsi="標楷體" w:cstheme="majorBidi" w:hint="eastAsia"/>
+                <w:kern w:val="0"/>
                 <w:szCs w:val="24"/>
-              </w:rPr>
-              <w:t>聖歌隊</w:t>
+                <w:fitText w:val="960" w:id="-741056764"/>
+              </w:rPr>
+              <w:t>婦女團契</w:t>
             </w:r>
           </w:p>
         </w:tc>
@@ -20857,7 +20943,14 @@
                 <w:rFonts w:ascii="標楷體" w:eastAsia="標楷體" w:hAnsi="標楷體" w:cstheme="majorBidi" w:hint="eastAsia"/>
                 <w:szCs w:val="24"/>
               </w:rPr>
-              <w:t>林惠娟</w:t>
+              <w:t>周庭</w:t>
+            </w:r>
+            <w:r>
+              <w:rPr>
+                <w:rFonts w:ascii="標楷體" w:eastAsia="標楷體" w:hAnsi="標楷體" w:cstheme="majorBidi" w:hint="eastAsia"/>
+                <w:szCs w:val="24"/>
+              </w:rPr>
+              <w:t>葳</w:t>
             </w:r>
           </w:p>
         </w:tc>
@@ -20891,14 +20984,7 @@
                 <w:rFonts w:ascii="標楷體" w:eastAsia="標楷體" w:hAnsi="標楷體" w:cstheme="majorBidi" w:hint="eastAsia"/>
                 <w:szCs w:val="24"/>
               </w:rPr>
-              <w:t>周庭</w:t>
-            </w:r>
-            <w:r>
-              <w:rPr>
-                <w:rFonts w:ascii="標楷體" w:eastAsia="標楷體" w:hAnsi="標楷體" w:cstheme="majorBidi" w:hint="eastAsia"/>
-                <w:szCs w:val="24"/>
-              </w:rPr>
-              <w:t>葳</w:t>
+              <w:t>林美惠</w:t>
             </w:r>
           </w:p>
         </w:tc>
@@ -21125,7 +21211,6 @@
               <w:top w:val="single" w:sz="4" w:space="0" w:color="auto"/>
               <w:bottom w:val="single" w:sz="4" w:space="0" w:color="auto"/>
             </w:tcBorders>
-            <w:shd w:val="clear" w:color="auto" w:fill="auto"/>
             <w:tcMar>
               <w:left w:w="57" w:type="dxa"/>
               <w:right w:w="57" w:type="dxa"/>
@@ -21147,7 +21232,7 @@
                 <w:rFonts w:ascii="標楷體" w:eastAsia="標楷體" w:hAnsi="標楷體" w:cstheme="majorBidi" w:hint="eastAsia"/>
                 <w:szCs w:val="24"/>
               </w:rPr>
-              <w:t>張昭立</w:t>
+              <w:t>林錫純</w:t>
             </w:r>
           </w:p>
         </w:tc>
@@ -21158,6 +21243,7 @@
               <w:top w:val="single" w:sz="4" w:space="0" w:color="auto"/>
               <w:bottom w:val="single" w:sz="4" w:space="0" w:color="auto"/>
             </w:tcBorders>
+            <w:shd w:val="clear" w:color="auto" w:fill="auto"/>
             <w:tcMar>
               <w:left w:w="57" w:type="dxa"/>
               <w:right w:w="57" w:type="dxa"/>
@@ -21174,13 +21260,14 @@
                 <w:szCs w:val="24"/>
               </w:rPr>
             </w:pPr>
-            <w:r>
-              <w:rPr>
-                <w:rFonts w:ascii="標楷體" w:eastAsia="標楷體" w:hAnsi="標楷體" w:cstheme="majorBidi" w:hint="eastAsia"/>
-                <w:szCs w:val="24"/>
-              </w:rPr>
-              <w:t>林錫純</w:t>
-            </w:r>
+            <w:proofErr w:type="gramStart"/>
+            <w:r>
+              <w:rPr>
+                <w:rFonts w:ascii="標楷體" w:eastAsia="標楷體" w:hAnsi="標楷體" w:hint="eastAsia"/>
+              </w:rPr>
+              <w:t>王新依</w:t>
+            </w:r>
+            <w:proofErr w:type="gramEnd"/>
           </w:p>
         </w:tc>
         <w:tc>
@@ -21417,10 +21504,11 @@
             </w:pPr>
             <w:r>
               <w:rPr>
-                <w:rFonts w:ascii="標楷體" w:eastAsia="標楷體" w:hAnsi="標楷體" w:cstheme="majorBidi" w:hint="eastAsia"/>
+                <w:rFonts w:ascii="標楷體" w:eastAsia="標楷體" w:hAnsi="標楷體" w:hint="eastAsia"/>
                 <w:szCs w:val="24"/>
-              </w:rPr>
-              <w:t>黃彥彬</w:t>
+                <w:lang w:val="en-GB"/>
+              </w:rPr>
+              <w:t>黃聖耀</w:t>
             </w:r>
           </w:p>
         </w:tc>
@@ -21447,11 +21535,10 @@
             </w:pPr>
             <w:r>
               <w:rPr>
-                <w:rFonts w:ascii="標楷體" w:eastAsia="標楷體" w:hAnsi="標楷體" w:hint="eastAsia"/>
+                <w:rFonts w:ascii="標楷體" w:eastAsia="標楷體" w:hAnsi="標楷體" w:cstheme="majorBidi" w:hint="eastAsia"/>
                 <w:szCs w:val="24"/>
-                <w:lang w:val="en-GB"/>
-              </w:rPr>
-              <w:t>黃聖耀</w:t>
+              </w:rPr>
+              <w:t>蕭國鎮</w:t>
             </w:r>
           </w:p>
         </w:tc>
@@ -21726,7 +21813,7 @@
                 <w:rFonts w:ascii="標楷體" w:eastAsia="標楷體" w:hAnsi="標楷體" w:cs="華康儷楷書" w:hint="eastAsia"/>
                 <w:szCs w:val="24"/>
               </w:rPr>
-              <w:t>劉鴻賓</w:t>
+              <w:t>周美雪</w:t>
             </w:r>
           </w:p>
         </w:tc>
@@ -21757,7 +21844,7 @@
                 <w:rFonts w:ascii="標楷體" w:eastAsia="標楷體" w:hAnsi="標楷體" w:cs="華康儷楷書" w:hint="eastAsia"/>
                 <w:szCs w:val="24"/>
               </w:rPr>
-              <w:t>周美雪</w:t>
+              <w:t>宋素珠</w:t>
             </w:r>
           </w:p>
         </w:tc>
@@ -21898,7 +21985,7 @@
                 <w:rFonts w:ascii="標楷體" w:eastAsia="標楷體" w:hAnsi="標楷體" w:cs="華康儷楷書" w:hint="eastAsia"/>
                 <w:szCs w:val="24"/>
               </w:rPr>
-              <w:t>張佩瀅</w:t>
+              <w:t>林秀蘭</w:t>
             </w:r>
           </w:p>
         </w:tc>
@@ -21928,7 +22015,7 @@
                 <w:rFonts w:ascii="標楷體" w:eastAsia="標楷體" w:hAnsi="標楷體" w:cs="華康儷楷書" w:hint="eastAsia"/>
                 <w:szCs w:val="24"/>
               </w:rPr>
-              <w:t>林秀蘭</w:t>
+              <w:t>張淑敏</w:t>
             </w:r>
           </w:p>
         </w:tc>
@@ -22047,8 +22134,17 @@
                 <w:rFonts w:ascii="Barlow Condensed Medium" w:eastAsia="標楷體" w:hAnsi="Barlow Condensed Medium" w:cs="華康儷楷書" w:hint="eastAsia"/>
                 <w:szCs w:val="24"/>
               </w:rPr>
-              <w:t>黃花香</w:t>
-            </w:r>
+              <w:t>孫翠</w:t>
+            </w:r>
+            <w:proofErr w:type="gramStart"/>
+            <w:r>
+              <w:rPr>
+                <w:rFonts w:ascii="Barlow Condensed Medium" w:eastAsia="標楷體" w:hAnsi="Barlow Condensed Medium" w:cs="華康儷楷書" w:hint="eastAsia"/>
+                <w:szCs w:val="24"/>
+              </w:rPr>
+              <w:t>璘</w:t>
+            </w:r>
+            <w:proofErr w:type="gramEnd"/>
           </w:p>
         </w:tc>
         <w:tc>
@@ -22077,17 +22173,8 @@
                 <w:rFonts w:ascii="Barlow Condensed Medium" w:eastAsia="標楷體" w:hAnsi="Barlow Condensed Medium" w:cs="華康儷楷書" w:hint="eastAsia"/>
                 <w:szCs w:val="24"/>
               </w:rPr>
-              <w:t>孫翠</w:t>
-            </w:r>
-            <w:proofErr w:type="gramStart"/>
-            <w:r>
-              <w:rPr>
-                <w:rFonts w:ascii="Barlow Condensed Medium" w:eastAsia="標楷體" w:hAnsi="Barlow Condensed Medium" w:cs="華康儷楷書" w:hint="eastAsia"/>
-                <w:szCs w:val="24"/>
-              </w:rPr>
-              <w:t>璘</w:t>
-            </w:r>
-            <w:proofErr w:type="gramEnd"/>
+              <w:t>卓滿惠</w:t>
+            </w:r>
           </w:p>
         </w:tc>
         <w:tc>
@@ -22166,12 +22253,21 @@
                 <w:rFonts w:ascii="標楷體" w:eastAsia="標楷體" w:hAnsi="標楷體" w:cs="華康儷楷書"/>
               </w:rPr>
             </w:pPr>
+            <w:proofErr w:type="gramStart"/>
             <w:r>
               <w:rPr>
                 <w:rFonts w:ascii="Barlow Condensed Medium" w:eastAsia="標楷體" w:hAnsi="Barlow Condensed Medium" w:cs="華康儷楷書" w:hint="eastAsia"/>
                 <w:szCs w:val="24"/>
               </w:rPr>
-              <w:t>黃明憲</w:t>
+              <w:t>机</w:t>
+            </w:r>
+            <w:proofErr w:type="gramEnd"/>
+            <w:r>
+              <w:rPr>
+                <w:rFonts w:ascii="Barlow Condensed Medium" w:eastAsia="標楷體" w:hAnsi="Barlow Condensed Medium" w:cs="華康儷楷書" w:hint="eastAsia"/>
+                <w:szCs w:val="24"/>
+              </w:rPr>
+              <w:t>忠三</w:t>
             </w:r>
           </w:p>
         </w:tc>
@@ -22196,22 +22292,6 @@
                 <w:szCs w:val="24"/>
               </w:rPr>
             </w:pPr>
-            <w:proofErr w:type="gramStart"/>
-            <w:r>
-              <w:rPr>
-                <w:rFonts w:ascii="Barlow Condensed Medium" w:eastAsia="標楷體" w:hAnsi="Barlow Condensed Medium" w:cs="華康儷楷書" w:hint="eastAsia"/>
-                <w:szCs w:val="24"/>
-              </w:rPr>
-              <w:t>机</w:t>
-            </w:r>
-            <w:proofErr w:type="gramEnd"/>
-            <w:r>
-              <w:rPr>
-                <w:rFonts w:ascii="Barlow Condensed Medium" w:eastAsia="標楷體" w:hAnsi="Barlow Condensed Medium" w:cs="華康儷楷書" w:hint="eastAsia"/>
-                <w:szCs w:val="24"/>
-              </w:rPr>
-              <w:t>忠三</w:t>
-            </w:r>
           </w:p>
         </w:tc>
         <w:tc>
@@ -23180,9 +23260,7 @@
           </w:tcPr>
           <w:p>
             <w:pPr>
-              <w:wordWrap w:val="0"/>
-              <w:snapToGrid w:val="0"/>
-              <w:ind w:right="96"/>
+              <w:snapToGrid w:val="0"/>
               <w:jc w:val="right"/>
               <w:rPr>
                 <w:rFonts w:ascii="Barlow Condensed Medium" w:eastAsia="標楷體" w:hAnsi="Barlow Condensed Medium" w:cstheme="minorHAnsi"/>
@@ -23211,8 +23289,8 @@
         </w:tc>
         <w:tc>
           <w:tcPr>
-            <w:tcW w:w="1365" w:type="dxa"/>
-            <w:gridSpan w:val="4"/>
+            <w:tcW w:w="682" w:type="dxa"/>
+            <w:gridSpan w:val="2"/>
             <w:tcMar>
               <w:left w:w="113" w:type="dxa"/>
               <w:right w:w="28" w:type="dxa"/>
@@ -23249,8 +23327,9 @@
         <w:tc>
           <w:tcPr>
             <w:tcW w:w="683" w:type="dxa"/>
-            <w:tcMar>
-              <w:left w:w="113" w:type="dxa"/>
+            <w:gridSpan w:val="2"/>
+            <w:tcMar>
+              <w:left w:w="28" w:type="dxa"/>
               <w:right w:w="28" w:type="dxa"/>
             </w:tcMar>
             <w:vAlign w:val="center"/>
@@ -23258,12 +23337,68 @@
           <w:p>
             <w:pPr>
               <w:snapToGrid w:val="0"/>
+              <w:jc w:val="right"/>
               <w:rPr>
                 <w:rFonts w:ascii="Barlow Condensed Medium" w:eastAsia="標楷體" w:hAnsi="Barlow Condensed Medium" w:cstheme="minorHAnsi"/>
                 <w:w w:val="80"/>
                 <w:szCs w:val="24"/>
               </w:rPr>
             </w:pPr>
+            <w:r>
+              <w:rPr>
+                <w:rFonts w:ascii="Barlow Condensed Medium" w:eastAsia="標楷體" w:hAnsi="Barlow Condensed Medium" w:cstheme="minorHAnsi" w:hint="eastAsia"/>
+                <w:w w:val="80"/>
+                <w:szCs w:val="24"/>
+                <w:lang w:eastAsia="zh-HK"/>
+              </w:rPr>
+              <w:t>有志</w:t>
+            </w:r>
+            <w:r>
+              <w:rPr>
+                <w:rFonts w:ascii="Barlow Condensed Medium" w:eastAsia="標楷體" w:hAnsi="Barlow Condensed Medium" w:cstheme="minorHAnsi" w:hint="eastAsia"/>
+                <w:w w:val="80"/>
+                <w:szCs w:val="24"/>
+                <w:lang w:eastAsia="zh-HK"/>
+              </w:rPr>
+              <w:t>*2</w:t>
+            </w:r>
+          </w:p>
+        </w:tc>
+        <w:tc>
+          <w:tcPr>
+            <w:tcW w:w="683" w:type="dxa"/>
+            <w:tcMar>
+              <w:left w:w="113" w:type="dxa"/>
+              <w:right w:w="28" w:type="dxa"/>
+            </w:tcMar>
+            <w:vAlign w:val="center"/>
+          </w:tcPr>
+          <w:p>
+            <w:pPr>
+              <w:snapToGrid w:val="0"/>
+              <w:rPr>
+                <w:rFonts w:ascii="Barlow Condensed Medium" w:eastAsia="標楷體" w:hAnsi="Barlow Condensed Medium" w:cstheme="minorHAnsi"/>
+                <w:w w:val="80"/>
+                <w:szCs w:val="24"/>
+              </w:rPr>
+            </w:pPr>
+            <w:r>
+              <w:rPr>
+                <w:rFonts w:ascii="Barlow Condensed Medium" w:eastAsia="標楷體" w:hAnsi="Barlow Condensed Medium" w:cstheme="minorHAnsi" w:hint="eastAsia"/>
+                <w:w w:val="80"/>
+                <w:szCs w:val="24"/>
+              </w:rPr>
+              <w:t>185</w:t>
+            </w:r>
+            <w:r>
+              <w:rPr>
+                <w:rFonts w:ascii="Barlow Condensed Medium" w:eastAsia="標楷體" w:hAnsi="Barlow Condensed Medium" w:cstheme="minorHAnsi"/>
+                <w:w w:val="80"/>
+                <w:sz w:val="18"/>
+                <w:szCs w:val="18"/>
+              </w:rPr>
+              <w:t>(5/17)</w:t>
+            </w:r>
           </w:p>
         </w:tc>
       </w:tr>
@@ -23308,6 +23443,8 @@
                 <w:rFonts w:ascii="Barlow Condensed Medium" w:eastAsia="標楷體" w:hAnsi="Barlow Condensed Medium" w:cstheme="minorHAnsi"/>
                 <w:w w:val="80"/>
                 <w:szCs w:val="24"/>
+                <w:highlight w:val="yellow"/>
+                <w:lang w:eastAsia="zh-HK"/>
               </w:rPr>
             </w:pPr>
           </w:p>
@@ -23329,6 +23466,7 @@
                 <w:rFonts w:ascii="Barlow Condensed Medium" w:eastAsia="標楷體" w:hAnsi="Barlow Condensed Medium" w:cstheme="minorHAnsi"/>
                 <w:w w:val="80"/>
                 <w:szCs w:val="24"/>
+                <w:highlight w:val="yellow"/>
               </w:rPr>
             </w:pPr>
           </w:p>
@@ -25428,8 +25566,6 @@
                 <w:szCs w:val="24"/>
               </w:rPr>
             </w:pPr>
-            <w:bookmarkStart w:id="6" w:name="_GoBack"/>
-            <w:bookmarkEnd w:id="6"/>
             <w:r>
               <w:rPr>
                 <w:rFonts w:ascii="Barlow Condensed Medium" w:eastAsia="華康中黑體" w:hAnsi="Barlow Condensed Medium" w:cstheme="minorHAnsi" w:hint="eastAsia"/>
@@ -28620,7 +28756,7 @@
           </mc:Choice>
           <mc:Fallback>
             <w:pict>
-              <v:line w14:anchorId="7EE99869" id="直線接點 6" o:spid="_x0000_s1026" style="position:absolute;z-index:251665408;visibility:visible;mso-wrap-style:square;mso-width-percent:0;mso-height-percent:0;mso-wrap-distance-left:9pt;mso-wrap-distance-top:0;mso-wrap-distance-right:9pt;mso-wrap-distance-bottom:0;mso-position-horizontal:absolute;mso-position-horizontal-relative:page;mso-position-vertical:absolute;mso-position-vertical-relative:page;mso-width-percent:0;mso-height-percent:0;mso-width-relative:margin;mso-height-relative:margin" from="343.9pt,19.85pt" to="345.05pt,710.95pt" o:gfxdata="UEsDBBQABgAIAAAAIQC2gziS/gAAAOEBAAATAAAAW0NvbnRlbnRfVHlwZXNdLnhtbJSRQU7DMBBF&#10;90jcwfIWJU67QAgl6YK0S0CoHGBkTxKLZGx5TGhvj5O2G0SRWNoz/78nu9wcxkFMGNg6quQqL6RA&#10;0s5Y6ir5vt9lD1JwBDIwOMJKHpHlpr69KfdHjyxSmriSfYz+USnWPY7AufNIadK6MEJMx9ApD/oD&#10;OlTrorhX2lFEilmcO2RdNtjC5xDF9pCuTyYBB5bi6bQ4syoJ3g9WQ0ymaiLzg5KdCXlKLjvcW893&#10;SUOqXwnz5DrgnHtJTxOsQfEKIT7DmDSUCaxw7Rqn8787ZsmRM9e2VmPeBN4uqYvTtW7jvijg9N/y&#10;JsXecLq0q+WD6m8AAAD//wMAUEsDBBQABgAIAAAAIQA4/SH/1gAAAJQBAAALAAAAX3JlbHMvLnJl&#10;bHOkkMFqwzAMhu+DvYPRfXGawxijTi+j0GvpHsDYimMaW0Yy2fr2M4PBMnrbUb/Q94l/f/hMi1qR&#10;JVI2sOt6UJgd+ZiDgffL8ekFlFSbvV0oo4EbChzGx4f9GRdb25HMsYhqlCwG5lrLq9biZkxWOiqY&#10;22YiTra2kYMu1l1tQD30/bPm3wwYN0x18gb45AdQl1tp5j/sFB2T0FQ7R0nTNEV3j6o9feQzro1i&#10;OWA14Fm+Q8a1a8+Bvu/d/dMb2JY5uiPbhG/ktn4cqGU/er3pcvwCAAD//wMAUEsDBBQABgAIAAAA&#10;IQCSXxrF6gEAABwEAAAOAAAAZHJzL2Uyb0RvYy54bWysU0uO1DAQ3SNxB8t7OunRqKcVdXoW0xo2&#10;CFp8DuBxyh1L/sk2neQSHAAkdtwAiQX3YcQtKDvpND8Jgdg4KfvVq3rP5c11rxU5gg/SmpouFyUl&#10;YLhtpDnU9NXL20drSkJkpmHKGqjpAIFebx8+2HSuggvbWtWAJ0hiQtW5mrYxuqooAm9Bs7CwDgwe&#10;Cus1ixj6Q9F41iG7VsVFWa6KzvrGecshBNzdjYd0m/mFAB6fCREgElVT7C3m1ef1Lq3FdsOqg2eu&#10;lXxqg/1DF5pJg0Vnqh2LjLz28hcqLbm3wYq44FYXVgjJIWtANcvyJzUvWuYga0FzgpttCv+Plj89&#10;7j2RTU1XlBim8Yru3328//T2y5sPXz+/J6vkUOdChcAbs/dTFNzeJ7m98Dp9UQjps6vD7Cr0kXDc&#10;XF5elmg9x5P11dVqjQGyFOdk50N8DFaT9FNTJU0SzSp2fBLiCD1B0rYyaQ1WyeZWKpWDNC5wozw5&#10;Mrzo2C+nEj+gEsmOhXYEhSGkYAIm0iLpHJXlvzgoGAs+B4EeJS25sTyd53KMczDxVFIZRKc0gc3N&#10;ieWfEyd8SoU8uX+TPGfkytbEOVlLY/3vqp9dEiP+5MCoO1lwZ5sh33m2Bkcw39v0XNKMfx/n9POj&#10;3n4DAAD//wMAUEsDBBQABgAIAAAAIQAtSigR4QAAAAsBAAAPAAAAZHJzL2Rvd25yZXYueG1sTI/L&#10;boMwEEX3lfoP1lTqrjGkFQGCifpIV+kmCV10Z/AEUO0xwg6hf193lS5H9+jeM8VmNppNOLrekoB4&#10;EQFDaqzqqRVQHd8fUmDOS1JSW0IBP+hgU97eFDJX9kJ7nA6+ZaGEXC4FdN4POeeu6dBIt7ADUshO&#10;djTSh3NsuRrlJZQbzZdRlHAjewoLnRzwtcPm+3A2Ar7ettM+3WkyH8fKvlS6/twmOyHu7+bnNTCP&#10;s7/C8Kcf1KEMTrU9k3JMC0jSVVD3Ah6zFbAAJFkUA6sD+bSMM+Blwf//UP4CAAD//wMAUEsBAi0A&#10;FAAGAAgAAAAhALaDOJL+AAAA4QEAABMAAAAAAAAAAAAAAAAAAAAAAFtDb250ZW50X1R5cGVzXS54&#10;bWxQSwECLQAUAAYACAAAACEAOP0h/9YAAACUAQAACwAAAAAAAAAAAAAAAAAvAQAAX3JlbHMvLnJl&#10;bHNQSwECLQAUAAYACAAAACEAkl8axeoBAAAcBAAADgAAAAAAAAAAAAAAAAAuAgAAZHJzL2Uyb0Rv&#10;Yy54bWxQSwECLQAUAAYACAAAACEALUooEeEAAAALAQAADwAAAAAAAAAAAAAAAABEBAAAZHJzL2Rv&#10;d25yZXYueG1sUEsFBgAAAAAEAAQA8wAAAFIFAAAAAA==&#10;" strokecolor="black [3213]" strokeweight=".5pt">
+              <v:line w14:anchorId="34DCFF5C" id="直線接點 6" o:spid="_x0000_s1026" style="position:absolute;z-index:251665408;visibility:visible;mso-wrap-style:square;mso-width-percent:0;mso-height-percent:0;mso-wrap-distance-left:9pt;mso-wrap-distance-top:0;mso-wrap-distance-right:9pt;mso-wrap-distance-bottom:0;mso-position-horizontal:absolute;mso-position-horizontal-relative:page;mso-position-vertical:absolute;mso-position-vertical-relative:page;mso-width-percent:0;mso-height-percent:0;mso-width-relative:margin;mso-height-relative:margin" from="343.9pt,19.85pt" to="345.05pt,710.95pt" o:gfxdata="UEsDBBQABgAIAAAAIQC2gziS/gAAAOEBAAATAAAAW0NvbnRlbnRfVHlwZXNdLnhtbJSRQU7DMBBF&#10;90jcwfIWJU67QAgl6YK0S0CoHGBkTxKLZGx5TGhvj5O2G0SRWNoz/78nu9wcxkFMGNg6quQqL6RA&#10;0s5Y6ir5vt9lD1JwBDIwOMJKHpHlpr69KfdHjyxSmriSfYz+USnWPY7AufNIadK6MEJMx9ApD/oD&#10;OlTrorhX2lFEilmcO2RdNtjC5xDF9pCuTyYBB5bi6bQ4syoJ3g9WQ0ymaiLzg5KdCXlKLjvcW893&#10;SUOqXwnz5DrgnHtJTxOsQfEKIT7DmDSUCaxw7Rqn8787ZsmRM9e2VmPeBN4uqYvTtW7jvijg9N/y&#10;JsXecLq0q+WD6m8AAAD//wMAUEsDBBQABgAIAAAAIQA4/SH/1gAAAJQBAAALAAAAX3JlbHMvLnJl&#10;bHOkkMFqwzAMhu+DvYPRfXGawxijTi+j0GvpHsDYimMaW0Yy2fr2M4PBMnrbUb/Q94l/f/hMi1qR&#10;JVI2sOt6UJgd+ZiDgffL8ekFlFSbvV0oo4EbChzGx4f9GRdb25HMsYhqlCwG5lrLq9biZkxWOiqY&#10;22YiTra2kYMu1l1tQD30/bPm3wwYN0x18gb45AdQl1tp5j/sFB2T0FQ7R0nTNEV3j6o9feQzro1i&#10;OWA14Fm+Q8a1a8+Bvu/d/dMb2JY5uiPbhG/ktn4cqGU/er3pcvwCAAD//wMAUEsDBBQABgAIAAAA&#10;IQDdxhxTvgEAAPMDAAAOAAAAZHJzL2Uyb0RvYy54bWysU8tu2zAQvBfoPxC815KDIDEEyznESC9F&#10;G/TxAQy1tAjwBS5rSX/fJSXLfQFFi14oLbkzuzNc7h9Ga9gZImrvWr7d1JyBk77T7tTyL5+f3uw4&#10;wyRcJ4x30PIJkD8cXr/aD6GBG99700FkROKwGULL+5RCU1Uoe7ACNz6Ao0PloxWJwniquigGYrem&#10;uqnru2rwsQvRS0Ck3eN8yA+FXymQ6YNSCImZllNvqayxrC95rQ570ZyiCL2WSxviH7qwQjsqulId&#10;RRLsa9S/UFkto0ev0kZ6W3mltISigdRs65/UfOpFgKKFzMGw2oT/j1a+Pz+650g2DAEbDM8xqxhV&#10;tPlL/bGxmDWtZsGYmKTN7e1tTY5KOtnd39/tKCCW6goOEdNb8Jbln5Yb7bIW0YjzO0xz6iUlbxuX&#10;V/RGd0/amBLkKYBHE9lZ0P2lcbuU+CErkxwF9nMSTpiDJTGTVldl5S9NBuaCH0Ex3WUtpbEydNdy&#10;Qkpw6VLSOMrOMEXNrcD6z8AlP0OhDOTfgFdEqexdWsFWOx9/V/3qkprzLw7MurMFL76byp0Xa2iy&#10;yr0tryCP7vdxgV/f6uEbAAAA//8DAFBLAwQUAAYACAAAACEALUooEeEAAAALAQAADwAAAGRycy9k&#10;b3ducmV2LnhtbEyPy26DMBBF95X6D9ZU6q4xpBUBgon6SFfpJglddGfwBFDtMcIOoX9fd5UuR/fo&#10;3jPFZjaaTTi63pKAeBEBQ2qs6qkVUB3fH1JgzktSUltCAT/oYFPe3hQyV/ZCe5wOvmWhhFwuBXTe&#10;DznnrunQSLewA1LITnY00odzbLka5SWUG82XUZRwI3sKC50c8LXD5vtwNgK+3rbTPt1pMh/Hyr5U&#10;uv7cJjsh7u/m5zUwj7O/wvCnH9ShDE61PZNyTAtI0lVQ9wIesxWwACRZFAOrA/m0jDPgZcH//1D+&#10;AgAA//8DAFBLAQItABQABgAIAAAAIQC2gziS/gAAAOEBAAATAAAAAAAAAAAAAAAAAAAAAABbQ29u&#10;dGVudF9UeXBlc10ueG1sUEsBAi0AFAAGAAgAAAAhADj9If/WAAAAlAEAAAsAAAAAAAAAAAAAAAAA&#10;LwEAAF9yZWxzLy5yZWxzUEsBAi0AFAAGAAgAAAAhAN3GHFO+AQAA8wMAAA4AAAAAAAAAAAAAAAAA&#10;LgIAAGRycy9lMm9Eb2MueG1sUEsBAi0AFAAGAAgAAAAhAC1KKBHhAAAACwEAAA8AAAAAAAAAAAAA&#10;AAAAGAQAAGRycy9kb3ducmV2LnhtbFBLBQYAAAAABAAEAPMAAAAmBQAAAAA=&#10;" strokecolor="black [3213]" strokeweight=".5pt">
                 <v:stroke dashstyle="3 1" joinstyle="miter"/>
                 <w10:wrap anchorx="page" anchory="page"/>
               </v:line>
@@ -28697,7 +28833,7 @@
           </mc:Choice>
           <mc:Fallback>
             <w:pict>
-              <v:line w14:anchorId="6740515D" id="直線接點 4" o:spid="_x0000_s1026" style="position:absolute;z-index:251661312;visibility:visible;mso-wrap-style:square;mso-width-percent:0;mso-height-percent:0;mso-wrap-distance-left:9pt;mso-wrap-distance-top:0;mso-wrap-distance-right:9pt;mso-wrap-distance-bottom:0;mso-position-horizontal:absolute;mso-position-horizontal-relative:page;mso-position-vertical:absolute;mso-position-vertical-relative:page;mso-width-percent:0;mso-height-percent:0;mso-width-relative:margin;mso-height-relative:margin" from="343.9pt,19.85pt" to="345.05pt,710.95pt" o:gfxdata="UEsDBBQABgAIAAAAIQC2gziS/gAAAOEBAAATAAAAW0NvbnRlbnRfVHlwZXNdLnhtbJSRQU7DMBBF&#10;90jcwfIWJU67QAgl6YK0S0CoHGBkTxKLZGx5TGhvj5O2G0SRWNoz/78nu9wcxkFMGNg6quQqL6RA&#10;0s5Y6ir5vt9lD1JwBDIwOMJKHpHlpr69KfdHjyxSmriSfYz+USnWPY7AufNIadK6MEJMx9ApD/oD&#10;OlTrorhX2lFEilmcO2RdNtjC5xDF9pCuTyYBB5bi6bQ4syoJ3g9WQ0ymaiLzg5KdCXlKLjvcW893&#10;SUOqXwnz5DrgnHtJTxOsQfEKIT7DmDSUCaxw7Rqn8787ZsmRM9e2VmPeBN4uqYvTtW7jvijg9N/y&#10;JsXecLq0q+WD6m8AAAD//wMAUEsDBBQABgAIAAAAIQA4/SH/1gAAAJQBAAALAAAAX3JlbHMvLnJl&#10;bHOkkMFqwzAMhu+DvYPRfXGawxijTi+j0GvpHsDYimMaW0Yy2fr2M4PBMnrbUb/Q94l/f/hMi1qR&#10;JVI2sOt6UJgd+ZiDgffL8ekFlFSbvV0oo4EbChzGx4f9GRdb25HMsYhqlCwG5lrLq9biZkxWOiqY&#10;22YiTra2kYMu1l1tQD30/bPm3wwYN0x18gb45AdQl1tp5j/sFB2T0FQ7R0nTNEV3j6o9feQzro1i&#10;OWA14Fm+Q8a1a8+Bvu/d/dMb2JY5uiPbhG/ktn4cqGU/er3pcvwCAAD//wMAUEsDBBQABgAIAAAA&#10;IQBPYb5O6gEAABwEAAAOAAAAZHJzL2Uyb0RvYy54bWysU0uO1DAQ3SNxB8t7OulRa6YVdXoW0xo2&#10;CFp8DuBxyh1L/sk2neQSHAAkdtwAiQX3YcQtKDvpND8Jgdg4KfvVq3rP5c11rxU5gg/SmpouFyUl&#10;YLhtpDnU9NXL20drSkJkpmHKGqjpAIFebx8+2HSuggvbWtWAJ0hiQtW5mrYxuqooAm9Bs7CwDgwe&#10;Cus1ixj6Q9F41iG7VsVFWV4WnfWN85ZDCLi7Gw/pNvMLATw+EyJAJKqm2FvMq8/rXVqL7YZVB89c&#10;K/nUBvuHLjSTBovOVDsWGXnt5S9UWnJvgxVxwa0urBCSQ9aAapblT2petMxB1oLmBDfbFP4fLX96&#10;3Hsim5quKDFM4xXdv/t4/+ntlzcfvn5+T1bJoc6FCoE3Zu+nKLi9T3J74XX6ohDSZ1eH2VXoI+G4&#10;uVytSrSe48n66upyjQGyFOdk50N8DFaT9FNTJU0SzSp2fBLiCD1B0rYyaQ1WyeZWKpWDNC5wozw5&#10;Mrzo2C+nEj+gEsmOhXYEhSGkYAIm0iLpHJXlvzgoGAs+B4EeJS25sTyd53KMczDxVFIZRKc0gc3N&#10;ieWfEyd8SoU8uX+TPGfkytbEOVlLY/3vqp9dEiP+5MCoO1lwZ5sh33m2Bkcw39v0XNKMfx/n9POj&#10;3n4DAAD//wMAUEsDBBQABgAIAAAAIQAtSigR4QAAAAsBAAAPAAAAZHJzL2Rvd25yZXYueG1sTI/L&#10;boMwEEX3lfoP1lTqrjGkFQGCifpIV+kmCV10Z/AEUO0xwg6hf193lS5H9+jeM8VmNppNOLrekoB4&#10;EQFDaqzqqRVQHd8fUmDOS1JSW0IBP+hgU97eFDJX9kJ7nA6+ZaGEXC4FdN4POeeu6dBIt7ADUshO&#10;djTSh3NsuRrlJZQbzZdRlHAjewoLnRzwtcPm+3A2Ar7ettM+3WkyH8fKvlS6/twmOyHu7+bnNTCP&#10;s7/C8Kcf1KEMTrU9k3JMC0jSVVD3Ah6zFbAAJFkUA6sD+bSMM+Blwf//UP4CAAD//wMAUEsBAi0A&#10;FAAGAAgAAAAhALaDOJL+AAAA4QEAABMAAAAAAAAAAAAAAAAAAAAAAFtDb250ZW50X1R5cGVzXS54&#10;bWxQSwECLQAUAAYACAAAACEAOP0h/9YAAACUAQAACwAAAAAAAAAAAAAAAAAvAQAAX3JlbHMvLnJl&#10;bHNQSwECLQAUAAYACAAAACEAT2G+TuoBAAAcBAAADgAAAAAAAAAAAAAAAAAuAgAAZHJzL2Uyb0Rv&#10;Yy54bWxQSwECLQAUAAYACAAAACEALUooEeEAAAALAQAADwAAAAAAAAAAAAAAAABEBAAAZHJzL2Rv&#10;d25yZXYueG1sUEsFBgAAAAAEAAQA8wAAAFIFAAAAAA==&#10;" strokecolor="black [3213]" strokeweight=".5pt">
+              <v:line w14:anchorId="066A3147" id="直線接點 4" o:spid="_x0000_s1026" style="position:absolute;z-index:251661312;visibility:visible;mso-wrap-style:square;mso-width-percent:0;mso-height-percent:0;mso-wrap-distance-left:9pt;mso-wrap-distance-top:0;mso-wrap-distance-right:9pt;mso-wrap-distance-bottom:0;mso-position-horizontal:absolute;mso-position-horizontal-relative:page;mso-position-vertical:absolute;mso-position-vertical-relative:page;mso-width-percent:0;mso-height-percent:0;mso-width-relative:margin;mso-height-relative:margin" from="343.9pt,19.85pt" to="345.05pt,710.95pt" o:gfxdata="UEsDBBQABgAIAAAAIQC2gziS/gAAAOEBAAATAAAAW0NvbnRlbnRfVHlwZXNdLnhtbJSRQU7DMBBF&#10;90jcwfIWJU67QAgl6YK0S0CoHGBkTxKLZGx5TGhvj5O2G0SRWNoz/78nu9wcxkFMGNg6quQqL6RA&#10;0s5Y6ir5vt9lD1JwBDIwOMJKHpHlpr69KfdHjyxSmriSfYz+USnWPY7AufNIadK6MEJMx9ApD/oD&#10;OlTrorhX2lFEilmcO2RdNtjC5xDF9pCuTyYBB5bi6bQ4syoJ3g9WQ0ymaiLzg5KdCXlKLjvcW893&#10;SUOqXwnz5DrgnHtJTxOsQfEKIT7DmDSUCaxw7Rqn8787ZsmRM9e2VmPeBN4uqYvTtW7jvijg9N/y&#10;JsXecLq0q+WD6m8AAAD//wMAUEsDBBQABgAIAAAAIQA4/SH/1gAAAJQBAAALAAAAX3JlbHMvLnJl&#10;bHOkkMFqwzAMhu+DvYPRfXGawxijTi+j0GvpHsDYimMaW0Yy2fr2M4PBMnrbUb/Q94l/f/hMi1qR&#10;JVI2sOt6UJgd+ZiDgffL8ekFlFSbvV0oo4EbChzGx4f9GRdb25HMsYhqlCwG5lrLq9biZkxWOiqY&#10;22YiTra2kYMu1l1tQD30/bPm3wwYN0x18gb45AdQl1tp5j/sFB2T0FQ7R0nTNEV3j6o9feQzro1i&#10;OWA14Fm+Q8a1a8+Bvu/d/dMb2JY5uiPbhG/ktn4cqGU/er3pcvwCAAD//wMAUEsDBBQABgAIAAAA&#10;IQDdxhxTvgEAAPMDAAAOAAAAZHJzL2Uyb0RvYy54bWysU8tu2zAQvBfoPxC815KDIDEEyznESC9F&#10;G/TxAQy1tAjwBS5rSX/fJSXLfQFFi14oLbkzuzNc7h9Ga9gZImrvWr7d1JyBk77T7tTyL5+f3uw4&#10;wyRcJ4x30PIJkD8cXr/aD6GBG99700FkROKwGULL+5RCU1Uoe7ACNz6Ao0PloxWJwniquigGYrem&#10;uqnru2rwsQvRS0Ck3eN8yA+FXymQ6YNSCImZllNvqayxrC95rQ570ZyiCL2WSxviH7qwQjsqulId&#10;RRLsa9S/UFkto0ev0kZ6W3mltISigdRs65/UfOpFgKKFzMGw2oT/j1a+Pz+650g2DAEbDM8xqxhV&#10;tPlL/bGxmDWtZsGYmKTN7e1tTY5KOtnd39/tKCCW6goOEdNb8Jbln5Yb7bIW0YjzO0xz6iUlbxuX&#10;V/RGd0/amBLkKYBHE9lZ0P2lcbuU+CErkxwF9nMSTpiDJTGTVldl5S9NBuaCH0Ex3WUtpbEydNdy&#10;Qkpw6VLSOMrOMEXNrcD6z8AlP0OhDOTfgFdEqexdWsFWOx9/V/3qkprzLw7MurMFL76byp0Xa2iy&#10;yr0tryCP7vdxgV/f6uEbAAAA//8DAFBLAwQUAAYACAAAACEALUooEeEAAAALAQAADwAAAGRycy9k&#10;b3ducmV2LnhtbEyPy26DMBBF95X6D9ZU6q4xpBUBgon6SFfpJglddGfwBFDtMcIOoX9fd5UuR/fo&#10;3jPFZjaaTTi63pKAeBEBQ2qs6qkVUB3fH1JgzktSUltCAT/oYFPe3hQyV/ZCe5wOvmWhhFwuBXTe&#10;DznnrunQSLewA1LITnY00odzbLka5SWUG82XUZRwI3sKC50c8LXD5vtwNgK+3rbTPt1pMh/Hyr5U&#10;uv7cJjsh7u/m5zUwj7O/wvCnH9ShDE61PZNyTAtI0lVQ9wIesxWwACRZFAOrA/m0jDPgZcH//1D+&#10;AgAA//8DAFBLAQItABQABgAIAAAAIQC2gziS/gAAAOEBAAATAAAAAAAAAAAAAAAAAAAAAABbQ29u&#10;dGVudF9UeXBlc10ueG1sUEsBAi0AFAAGAAgAAAAhADj9If/WAAAAlAEAAAsAAAAAAAAAAAAAAAAA&#10;LwEAAF9yZWxzLy5yZWxzUEsBAi0AFAAGAAgAAAAhAN3GHFO+AQAA8wMAAA4AAAAAAAAAAAAAAAAA&#10;LgIAAGRycy9lMm9Eb2MueG1sUEsBAi0AFAAGAAgAAAAhAC1KKBHhAAAACwEAAA8AAAAAAAAAAAAA&#10;AAAAGAQAAGRycy9kb3ducmV2LnhtbFBLBQYAAAAABAAEAPMAAAAmBQAAAAA=&#10;" strokecolor="black [3213]" strokeweight=".5pt">
                 <v:stroke dashstyle="3 1" joinstyle="miter"/>
                 <w10:wrap anchorx="page" anchory="page"/>
               </v:line>
@@ -29388,27 +29524,7 @@
           <w:sz w:val="26"/>
           <w:szCs w:val="26"/>
         </w:rPr>
-        <w:t>用智慧的交流來維持穩定的和平。君王慕名而來，送金贈禮的，就是為了見識和受教於所羅門王的智慧，這是多麼風雅和高尚的事。另外就是商路的拓展，就陸地的貿易路線，中亞地區就位於歐、亞、非三大陸的十字路口，但是受限於古代的交通和地形的不便。而海運就成了重運量的運輸方式。推羅的</w:t>
-      </w:r>
-      <w:proofErr w:type="gramStart"/>
-      <w:r>
-        <w:rPr>
-          <w:rFonts w:ascii="Barlow Condensed Medium" w:eastAsia="華康細黑體" w:hAnsi="Barlow Condensed Medium" w:cs="微軟正黑體" w:hint="eastAsia"/>
-          <w:w w:val="70"/>
-          <w:sz w:val="26"/>
-          <w:szCs w:val="26"/>
-        </w:rPr>
-        <w:t>希蘭王</w:t>
-      </w:r>
-      <w:proofErr w:type="gramEnd"/>
-      <w:r>
-        <w:rPr>
-          <w:rFonts w:ascii="Barlow Condensed Medium" w:eastAsia="華康細黑體" w:hAnsi="Barlow Condensed Medium" w:cs="微軟正黑體" w:hint="eastAsia"/>
-          <w:w w:val="70"/>
-          <w:sz w:val="26"/>
-          <w:szCs w:val="26"/>
-        </w:rPr>
-        <w:t>為所羅門建造船隊。南方船隊由阿卡巴灣的以旬</w:t>
+        <w:t>用智慧的交流來維持穩定的和平。君王慕名而來，送金贈禮的，就是為了見識和受教於所羅門王的智慧，這是多麼風雅和高尚的事。另外就是商路的拓展，就陸地的貿易路線，中亞地區就位於歐、亞、非三大陸的十字路口，但是受限於古代的交通和地形的不便。而海運就成了重運量的運輸方式。推羅的希蘭王為所羅門建造船隊。南方船隊由阿卡巴灣的以旬</w:t>
       </w:r>
       <w:proofErr w:type="gramStart"/>
       <w:r>
@@ -29862,7 +29978,7 @@
 </file>
 
 <file path=word/endnotes.xml><?xml version="1.0" encoding="utf-8"?>
-<w:endnotes xmlns:wpc="http://schemas.microsoft.com/office/word/2010/wordprocessingCanvas" xmlns:mc="http://schemas.openxmlformats.org/markup-compatibility/2006" xmlns:o="urn:schemas-microsoft-com:office:office" xmlns:r="http://schemas.openxmlformats.org/officeDocument/2006/relationships" xmlns:m="http://schemas.openxmlformats.org/officeDocument/2006/math" xmlns:v="urn:schemas-microsoft-com:vml" xmlns:wp14="http://schemas.microsoft.com/office/word/2010/wordprocessingDrawing" xmlns:wp="http://schemas.openxmlformats.org/drawingml/2006/wordprocessingDrawing" xmlns:w10="urn:schemas-microsoft-com:office:word" xmlns:w="http://schemas.openxmlformats.org/wordprocessingml/2006/main" xmlns:w14="http://schemas.microsoft.com/office/word/2010/wordml" xmlns:w15="http://schemas.microsoft.com/office/word/2012/wordml" xmlns:wpg="http://schemas.microsoft.com/office/word/2010/wordprocessingGroup" xmlns:wpi="http://schemas.microsoft.com/office/word/2010/wordprocessingInk" xmlns:wne="http://schemas.microsoft.com/office/word/2006/wordml" xmlns:wps="http://schemas.microsoft.com/office/word/2010/wordprocessingShape" mc:Ignorable="w14 w15 wp14">
+<w:endnotes xmlns:wpc="http://schemas.microsoft.com/office/word/2010/wordprocessingCanvas" xmlns:cx="http://schemas.microsoft.com/office/drawing/2014/chartex" xmlns:cx1="http://schemas.microsoft.com/office/drawing/2015/9/8/chartex" xmlns:cx2="http://schemas.microsoft.com/office/drawing/2015/10/21/chartex" xmlns:cx3="http://schemas.microsoft.com/office/drawing/2016/5/9/chartex" xmlns:cx4="http://schemas.microsoft.com/office/drawing/2016/5/10/chartex" xmlns:cx5="http://schemas.microsoft.com/office/drawing/2016/5/11/chartex" xmlns:cx6="http://schemas.microsoft.com/office/drawing/2016/5/12/chartex" xmlns:cx7="http://schemas.microsoft.com/office/drawing/2016/5/13/chartex" xmlns:cx8="http://schemas.microsoft.com/office/drawing/2016/5/14/chartex" xmlns:mc="http://schemas.openxmlformats.org/markup-compatibility/2006" xmlns:aink="http://schemas.microsoft.com/office/drawing/2016/ink" xmlns:am3d="http://schemas.microsoft.com/office/drawing/2017/model3d" xmlns:o="urn:schemas-microsoft-com:office:office" xmlns:oel="http://schemas.microsoft.com/office/2019/extlst" xmlns:r="http://schemas.openxmlformats.org/officeDocument/2006/relationships" xmlns:m="http://schemas.openxmlformats.org/officeDocument/2006/math" xmlns:v="urn:schemas-microsoft-com:vml" xmlns:wp14="http://schemas.microsoft.com/office/word/2010/wordprocessingDrawing" xmlns:wp="http://schemas.openxmlformats.org/drawingml/2006/wordprocessingDrawing" xmlns:w10="urn:schemas-microsoft-com:office:word" xmlns:w="http://schemas.openxmlformats.org/wordprocessingml/2006/main" xmlns:w14="http://schemas.microsoft.com/office/word/2010/wordml" xmlns:w15="http://schemas.microsoft.com/office/word/2012/wordml" xmlns:w16cex="http://schemas.microsoft.com/office/word/2018/wordml/cex" xmlns:w16cid="http://schemas.microsoft.com/office/word/2016/wordml/cid" xmlns:w16="http://schemas.microsoft.com/office/word/2018/wordml" xmlns:w16sdtdh="http://schemas.microsoft.com/office/word/2020/wordml/sdtdatahash" xmlns:w16se="http://schemas.microsoft.com/office/word/2015/wordml/symex" xmlns:wpg="http://schemas.microsoft.com/office/word/2010/wordprocessingGroup" xmlns:wpi="http://schemas.microsoft.com/office/word/2010/wordprocessingInk" xmlns:wne="http://schemas.microsoft.com/office/word/2006/wordml" xmlns:wps="http://schemas.microsoft.com/office/word/2010/wordprocessingShape" mc:Ignorable="w14 w15 w16se w16cid w16 w16cex w16sdtdh wp14">
   <w:endnote w:type="separator" w:id="-1">
     <w:p>
       <w:r>
@@ -29881,7 +29997,7 @@
 </file>
 
 <file path=word/footnotes.xml><?xml version="1.0" encoding="utf-8"?>
-<w:footnotes xmlns:wpc="http://schemas.microsoft.com/office/word/2010/wordprocessingCanvas" xmlns:mc="http://schemas.openxmlformats.org/markup-compatibility/2006" xmlns:o="urn:schemas-microsoft-com:office:office" xmlns:r="http://schemas.openxmlformats.org/officeDocument/2006/relationships" xmlns:m="http://schemas.openxmlformats.org/officeDocument/2006/math" xmlns:v="urn:schemas-microsoft-com:vml" xmlns:wp14="http://schemas.microsoft.com/office/word/2010/wordprocessingDrawing" xmlns:wp="http://schemas.openxmlformats.org/drawingml/2006/wordprocessingDrawing" xmlns:w10="urn:schemas-microsoft-com:office:word" xmlns:w="http://schemas.openxmlformats.org/wordprocessingml/2006/main" xmlns:w14="http://schemas.microsoft.com/office/word/2010/wordml" xmlns:w15="http://schemas.microsoft.com/office/word/2012/wordml" xmlns:wpg="http://schemas.microsoft.com/office/word/2010/wordprocessingGroup" xmlns:wpi="http://schemas.microsoft.com/office/word/2010/wordprocessingInk" xmlns:wne="http://schemas.microsoft.com/office/word/2006/wordml" xmlns:wps="http://schemas.microsoft.com/office/word/2010/wordprocessingShape" mc:Ignorable="w14 w15 wp14">
+<w:footnotes xmlns:wpc="http://schemas.microsoft.com/office/word/2010/wordprocessingCanvas" xmlns:cx="http://schemas.microsoft.com/office/drawing/2014/chartex" xmlns:cx1="http://schemas.microsoft.com/office/drawing/2015/9/8/chartex" xmlns:cx2="http://schemas.microsoft.com/office/drawing/2015/10/21/chartex" xmlns:cx3="http://schemas.microsoft.com/office/drawing/2016/5/9/chartex" xmlns:cx4="http://schemas.microsoft.com/office/drawing/2016/5/10/chartex" xmlns:cx5="http://schemas.microsoft.com/office/drawing/2016/5/11/chartex" xmlns:cx6="http://schemas.microsoft.com/office/drawing/2016/5/12/chartex" xmlns:cx7="http://schemas.microsoft.com/office/drawing/2016/5/13/chartex" xmlns:cx8="http://schemas.microsoft.com/office/drawing/2016/5/14/chartex" xmlns:mc="http://schemas.openxmlformats.org/markup-compatibility/2006" xmlns:aink="http://schemas.microsoft.com/office/drawing/2016/ink" xmlns:am3d="http://schemas.microsoft.com/office/drawing/2017/model3d" xmlns:o="urn:schemas-microsoft-com:office:office" xmlns:oel="http://schemas.microsoft.com/office/2019/extlst" xmlns:r="http://schemas.openxmlformats.org/officeDocument/2006/relationships" xmlns:m="http://schemas.openxmlformats.org/officeDocument/2006/math" xmlns:v="urn:schemas-microsoft-com:vml" xmlns:wp14="http://schemas.microsoft.com/office/word/2010/wordprocessingDrawing" xmlns:wp="http://schemas.openxmlformats.org/drawingml/2006/wordprocessingDrawing" xmlns:w10="urn:schemas-microsoft-com:office:word" xmlns:w="http://schemas.openxmlformats.org/wordprocessingml/2006/main" xmlns:w14="http://schemas.microsoft.com/office/word/2010/wordml" xmlns:w15="http://schemas.microsoft.com/office/word/2012/wordml" xmlns:w16cex="http://schemas.microsoft.com/office/word/2018/wordml/cex" xmlns:w16cid="http://schemas.microsoft.com/office/word/2016/wordml/cid" xmlns:w16="http://schemas.microsoft.com/office/word/2018/wordml" xmlns:w16sdtdh="http://schemas.microsoft.com/office/word/2020/wordml/sdtdatahash" xmlns:w16se="http://schemas.microsoft.com/office/word/2015/wordml/symex" xmlns:wpg="http://schemas.microsoft.com/office/word/2010/wordprocessingGroup" xmlns:wpi="http://schemas.microsoft.com/office/word/2010/wordprocessingInk" xmlns:wne="http://schemas.microsoft.com/office/word/2006/wordml" xmlns:wps="http://schemas.microsoft.com/office/word/2010/wordprocessingShape" mc:Ignorable="w14 w15 w16se w16cid w16 w16cex w16sdtdh wp14">
   <w:footnote w:type="separator" w:id="-1">
     <w:p>
       <w:r>
@@ -29900,7 +30016,7 @@
 </file>
 
 <file path=word/header1.xml><?xml version="1.0" encoding="utf-8"?>
-<w:hdr xmlns:wpc="http://schemas.microsoft.com/office/word/2010/wordprocessingCanvas" xmlns:mc="http://schemas.openxmlformats.org/markup-compatibility/2006" xmlns:o="urn:schemas-microsoft-com:office:office" xmlns:r="http://schemas.openxmlformats.org/officeDocument/2006/relationships" xmlns:m="http://schemas.openxmlformats.org/officeDocument/2006/math" xmlns:v="urn:schemas-microsoft-com:vml" xmlns:wp14="http://schemas.microsoft.com/office/word/2010/wordprocessingDrawing" xmlns:wp="http://schemas.openxmlformats.org/drawingml/2006/wordprocessingDrawing" xmlns:w10="urn:schemas-microsoft-com:office:word" xmlns:w="http://schemas.openxmlformats.org/wordprocessingml/2006/main" xmlns:w14="http://schemas.microsoft.com/office/word/2010/wordml" xmlns:w15="http://schemas.microsoft.com/office/word/2012/wordml" xmlns:wpg="http://schemas.microsoft.com/office/word/2010/wordprocessingGroup" xmlns:wpi="http://schemas.microsoft.com/office/word/2010/wordprocessingInk" xmlns:wne="http://schemas.microsoft.com/office/word/2006/wordml" xmlns:wps="http://schemas.microsoft.com/office/word/2010/wordprocessingShape" mc:Ignorable="w14 w15 wp14">
+<w:hdr xmlns:wpc="http://schemas.microsoft.com/office/word/2010/wordprocessingCanvas" xmlns:cx="http://schemas.microsoft.com/office/drawing/2014/chartex" xmlns:cx1="http://schemas.microsoft.com/office/drawing/2015/9/8/chartex" xmlns:cx2="http://schemas.microsoft.com/office/drawing/2015/10/21/chartex" xmlns:cx3="http://schemas.microsoft.com/office/drawing/2016/5/9/chartex" xmlns:cx4="http://schemas.microsoft.com/office/drawing/2016/5/10/chartex" xmlns:cx5="http://schemas.microsoft.com/office/drawing/2016/5/11/chartex" xmlns:cx6="http://schemas.microsoft.com/office/drawing/2016/5/12/chartex" xmlns:cx7="http://schemas.microsoft.com/office/drawing/2016/5/13/chartex" xmlns:cx8="http://schemas.microsoft.com/office/drawing/2016/5/14/chartex" xmlns:mc="http://schemas.openxmlformats.org/markup-compatibility/2006" xmlns:aink="http://schemas.microsoft.com/office/drawing/2016/ink" xmlns:am3d="http://schemas.microsoft.com/office/drawing/2017/model3d" xmlns:o="urn:schemas-microsoft-com:office:office" xmlns:oel="http://schemas.microsoft.com/office/2019/extlst" xmlns:r="http://schemas.openxmlformats.org/officeDocument/2006/relationships" xmlns:m="http://schemas.openxmlformats.org/officeDocument/2006/math" xmlns:v="urn:schemas-microsoft-com:vml" xmlns:wp14="http://schemas.microsoft.com/office/word/2010/wordprocessingDrawing" xmlns:wp="http://schemas.openxmlformats.org/drawingml/2006/wordprocessingDrawing" xmlns:w10="urn:schemas-microsoft-com:office:word" xmlns:w="http://schemas.openxmlformats.org/wordprocessingml/2006/main" xmlns:w14="http://schemas.microsoft.com/office/word/2010/wordml" xmlns:w15="http://schemas.microsoft.com/office/word/2012/wordml" xmlns:w16cex="http://schemas.microsoft.com/office/word/2018/wordml/cex" xmlns:w16cid="http://schemas.microsoft.com/office/word/2016/wordml/cid" xmlns:w16="http://schemas.microsoft.com/office/word/2018/wordml" xmlns:w16sdtdh="http://schemas.microsoft.com/office/word/2020/wordml/sdtdatahash" xmlns:w16se="http://schemas.microsoft.com/office/word/2015/wordml/symex" xmlns:wpg="http://schemas.microsoft.com/office/word/2010/wordprocessingGroup" xmlns:wpi="http://schemas.microsoft.com/office/word/2010/wordprocessingInk" xmlns:wne="http://schemas.microsoft.com/office/word/2006/wordml" xmlns:wps="http://schemas.microsoft.com/office/word/2010/wordprocessingShape" mc:Ignorable="w14 w15 w16se w16cid w16 w16cex w16sdtdh wp14">
   <w:p>
     <w:pPr>
       <w:pStyle w:val="a4"/>
@@ -30358,7 +30474,7 @@
 </file>
 
 <file path=word/header2.xml><?xml version="1.0" encoding="utf-8"?>
-<w:hdr xmlns:wpc="http://schemas.microsoft.com/office/word/2010/wordprocessingCanvas" xmlns:mc="http://schemas.openxmlformats.org/markup-compatibility/2006" xmlns:o="urn:schemas-microsoft-com:office:office" xmlns:r="http://schemas.openxmlformats.org/officeDocument/2006/relationships" xmlns:m="http://schemas.openxmlformats.org/officeDocument/2006/math" xmlns:v="urn:schemas-microsoft-com:vml" xmlns:wp14="http://schemas.microsoft.com/office/word/2010/wordprocessingDrawing" xmlns:wp="http://schemas.openxmlformats.org/drawingml/2006/wordprocessingDrawing" xmlns:w10="urn:schemas-microsoft-com:office:word" xmlns:w="http://schemas.openxmlformats.org/wordprocessingml/2006/main" xmlns:w14="http://schemas.microsoft.com/office/word/2010/wordml" xmlns:w15="http://schemas.microsoft.com/office/word/2012/wordml" xmlns:wpg="http://schemas.microsoft.com/office/word/2010/wordprocessingGroup" xmlns:wpi="http://schemas.microsoft.com/office/word/2010/wordprocessingInk" xmlns:wne="http://schemas.microsoft.com/office/word/2006/wordml" xmlns:wps="http://schemas.microsoft.com/office/word/2010/wordprocessingShape" mc:Ignorable="w14 w15 wp14">
+<w:hdr xmlns:wpc="http://schemas.microsoft.com/office/word/2010/wordprocessingCanvas" xmlns:cx="http://schemas.microsoft.com/office/drawing/2014/chartex" xmlns:cx1="http://schemas.microsoft.com/office/drawing/2015/9/8/chartex" xmlns:cx2="http://schemas.microsoft.com/office/drawing/2015/10/21/chartex" xmlns:cx3="http://schemas.microsoft.com/office/drawing/2016/5/9/chartex" xmlns:cx4="http://schemas.microsoft.com/office/drawing/2016/5/10/chartex" xmlns:cx5="http://schemas.microsoft.com/office/drawing/2016/5/11/chartex" xmlns:cx6="http://schemas.microsoft.com/office/drawing/2016/5/12/chartex" xmlns:cx7="http://schemas.microsoft.com/office/drawing/2016/5/13/chartex" xmlns:cx8="http://schemas.microsoft.com/office/drawing/2016/5/14/chartex" xmlns:mc="http://schemas.openxmlformats.org/markup-compatibility/2006" xmlns:aink="http://schemas.microsoft.com/office/drawing/2016/ink" xmlns:am3d="http://schemas.microsoft.com/office/drawing/2017/model3d" xmlns:o="urn:schemas-microsoft-com:office:office" xmlns:oel="http://schemas.microsoft.com/office/2019/extlst" xmlns:r="http://schemas.openxmlformats.org/officeDocument/2006/relationships" xmlns:m="http://schemas.openxmlformats.org/officeDocument/2006/math" xmlns:v="urn:schemas-microsoft-com:vml" xmlns:wp14="http://schemas.microsoft.com/office/word/2010/wordprocessingDrawing" xmlns:wp="http://schemas.openxmlformats.org/drawingml/2006/wordprocessingDrawing" xmlns:w10="urn:schemas-microsoft-com:office:word" xmlns:w="http://schemas.openxmlformats.org/wordprocessingml/2006/main" xmlns:w14="http://schemas.microsoft.com/office/word/2010/wordml" xmlns:w15="http://schemas.microsoft.com/office/word/2012/wordml" xmlns:w16cex="http://schemas.microsoft.com/office/word/2018/wordml/cex" xmlns:w16cid="http://schemas.microsoft.com/office/word/2016/wordml/cid" xmlns:w16="http://schemas.microsoft.com/office/word/2018/wordml" xmlns:w16sdtdh="http://schemas.microsoft.com/office/word/2020/wordml/sdtdatahash" xmlns:w16se="http://schemas.microsoft.com/office/word/2015/wordml/symex" xmlns:wpg="http://schemas.microsoft.com/office/word/2010/wordprocessingGroup" xmlns:wpi="http://schemas.microsoft.com/office/word/2010/wordprocessingInk" xmlns:wne="http://schemas.microsoft.com/office/word/2006/wordml" xmlns:wps="http://schemas.microsoft.com/office/word/2010/wordprocessingShape" mc:Ignorable="w14 w15 w16se w16cid w16 w16cex w16sdtdh wp14">
   <w:p>
     <w:pPr>
       <w:pStyle w:val="a4"/>
@@ -30816,7 +30932,7 @@
 </file>
 
 <file path=word/header3.xml><?xml version="1.0" encoding="utf-8"?>
-<w:hdr xmlns:wpc="http://schemas.microsoft.com/office/word/2010/wordprocessingCanvas" xmlns:mc="http://schemas.openxmlformats.org/markup-compatibility/2006" xmlns:o="urn:schemas-microsoft-com:office:office" xmlns:r="http://schemas.openxmlformats.org/officeDocument/2006/relationships" xmlns:m="http://schemas.openxmlformats.org/officeDocument/2006/math" xmlns:v="urn:schemas-microsoft-com:vml" xmlns:wp14="http://schemas.microsoft.com/office/word/2010/wordprocessingDrawing" xmlns:wp="http://schemas.openxmlformats.org/drawingml/2006/wordprocessingDrawing" xmlns:w10="urn:schemas-microsoft-com:office:word" xmlns:w="http://schemas.openxmlformats.org/wordprocessingml/2006/main" xmlns:w14="http://schemas.microsoft.com/office/word/2010/wordml" xmlns:w15="http://schemas.microsoft.com/office/word/2012/wordml" xmlns:wpg="http://schemas.microsoft.com/office/word/2010/wordprocessingGroup" xmlns:wpi="http://schemas.microsoft.com/office/word/2010/wordprocessingInk" xmlns:wne="http://schemas.microsoft.com/office/word/2006/wordml" xmlns:wps="http://schemas.microsoft.com/office/word/2010/wordprocessingShape" mc:Ignorable="w14 w15 wp14">
+<w:hdr xmlns:wpc="http://schemas.microsoft.com/office/word/2010/wordprocessingCanvas" xmlns:cx="http://schemas.microsoft.com/office/drawing/2014/chartex" xmlns:cx1="http://schemas.microsoft.com/office/drawing/2015/9/8/chartex" xmlns:cx2="http://schemas.microsoft.com/office/drawing/2015/10/21/chartex" xmlns:cx3="http://schemas.microsoft.com/office/drawing/2016/5/9/chartex" xmlns:cx4="http://schemas.microsoft.com/office/drawing/2016/5/10/chartex" xmlns:cx5="http://schemas.microsoft.com/office/drawing/2016/5/11/chartex" xmlns:cx6="http://schemas.microsoft.com/office/drawing/2016/5/12/chartex" xmlns:cx7="http://schemas.microsoft.com/office/drawing/2016/5/13/chartex" xmlns:cx8="http://schemas.microsoft.com/office/drawing/2016/5/14/chartex" xmlns:mc="http://schemas.openxmlformats.org/markup-compatibility/2006" xmlns:aink="http://schemas.microsoft.com/office/drawing/2016/ink" xmlns:am3d="http://schemas.microsoft.com/office/drawing/2017/model3d" xmlns:o="urn:schemas-microsoft-com:office:office" xmlns:oel="http://schemas.microsoft.com/office/2019/extlst" xmlns:r="http://schemas.openxmlformats.org/officeDocument/2006/relationships" xmlns:m="http://schemas.openxmlformats.org/officeDocument/2006/math" xmlns:v="urn:schemas-microsoft-com:vml" xmlns:wp14="http://schemas.microsoft.com/office/word/2010/wordprocessingDrawing" xmlns:wp="http://schemas.openxmlformats.org/drawingml/2006/wordprocessingDrawing" xmlns:w10="urn:schemas-microsoft-com:office:word" xmlns:w="http://schemas.openxmlformats.org/wordprocessingml/2006/main" xmlns:w14="http://schemas.microsoft.com/office/word/2010/wordml" xmlns:w15="http://schemas.microsoft.com/office/word/2012/wordml" xmlns:w16cex="http://schemas.microsoft.com/office/word/2018/wordml/cex" xmlns:w16cid="http://schemas.microsoft.com/office/word/2016/wordml/cid" xmlns:w16="http://schemas.microsoft.com/office/word/2018/wordml" xmlns:w16sdtdh="http://schemas.microsoft.com/office/word/2020/wordml/sdtdatahash" xmlns:w16se="http://schemas.microsoft.com/office/word/2015/wordml/symex" xmlns:wpg="http://schemas.microsoft.com/office/word/2010/wordprocessingGroup" xmlns:wpi="http://schemas.microsoft.com/office/word/2010/wordprocessingInk" xmlns:wne="http://schemas.microsoft.com/office/word/2006/wordml" xmlns:wps="http://schemas.microsoft.com/office/word/2010/wordprocessingShape" mc:Ignorable="w14 w15 w16se w16cid w16 w16cex w16sdtdh wp14">
   <w:p>
     <w:pPr>
       <w:pStyle w:val="a4"/>
@@ -31274,7 +31390,7 @@
 </file>
 
 <file path=word/header4.xml><?xml version="1.0" encoding="utf-8"?>
-<w:hdr xmlns:wpc="http://schemas.microsoft.com/office/word/2010/wordprocessingCanvas" xmlns:mc="http://schemas.openxmlformats.org/markup-compatibility/2006" xmlns:o="urn:schemas-microsoft-com:office:office" xmlns:r="http://schemas.openxmlformats.org/officeDocument/2006/relationships" xmlns:m="http://schemas.openxmlformats.org/officeDocument/2006/math" xmlns:v="urn:schemas-microsoft-com:vml" xmlns:wp14="http://schemas.microsoft.com/office/word/2010/wordprocessingDrawing" xmlns:wp="http://schemas.openxmlformats.org/drawingml/2006/wordprocessingDrawing" xmlns:w10="urn:schemas-microsoft-com:office:word" xmlns:w="http://schemas.openxmlformats.org/wordprocessingml/2006/main" xmlns:w14="http://schemas.microsoft.com/office/word/2010/wordml" xmlns:w15="http://schemas.microsoft.com/office/word/2012/wordml" xmlns:wpg="http://schemas.microsoft.com/office/word/2010/wordprocessingGroup" xmlns:wpi="http://schemas.microsoft.com/office/word/2010/wordprocessingInk" xmlns:wne="http://schemas.microsoft.com/office/word/2006/wordml" xmlns:wps="http://schemas.microsoft.com/office/word/2010/wordprocessingShape" mc:Ignorable="w14 w15 wp14">
+<w:hdr xmlns:wpc="http://schemas.microsoft.com/office/word/2010/wordprocessingCanvas" xmlns:cx="http://schemas.microsoft.com/office/drawing/2014/chartex" xmlns:cx1="http://schemas.microsoft.com/office/drawing/2015/9/8/chartex" xmlns:cx2="http://schemas.microsoft.com/office/drawing/2015/10/21/chartex" xmlns:cx3="http://schemas.microsoft.com/office/drawing/2016/5/9/chartex" xmlns:cx4="http://schemas.microsoft.com/office/drawing/2016/5/10/chartex" xmlns:cx5="http://schemas.microsoft.com/office/drawing/2016/5/11/chartex" xmlns:cx6="http://schemas.microsoft.com/office/drawing/2016/5/12/chartex" xmlns:cx7="http://schemas.microsoft.com/office/drawing/2016/5/13/chartex" xmlns:cx8="http://schemas.microsoft.com/office/drawing/2016/5/14/chartex" xmlns:mc="http://schemas.openxmlformats.org/markup-compatibility/2006" xmlns:aink="http://schemas.microsoft.com/office/drawing/2016/ink" xmlns:am3d="http://schemas.microsoft.com/office/drawing/2017/model3d" xmlns:o="urn:schemas-microsoft-com:office:office" xmlns:oel="http://schemas.microsoft.com/office/2019/extlst" xmlns:r="http://schemas.openxmlformats.org/officeDocument/2006/relationships" xmlns:m="http://schemas.openxmlformats.org/officeDocument/2006/math" xmlns:v="urn:schemas-microsoft-com:vml" xmlns:wp14="http://schemas.microsoft.com/office/word/2010/wordprocessingDrawing" xmlns:wp="http://schemas.openxmlformats.org/drawingml/2006/wordprocessingDrawing" xmlns:w10="urn:schemas-microsoft-com:office:word" xmlns:w="http://schemas.openxmlformats.org/wordprocessingml/2006/main" xmlns:w14="http://schemas.microsoft.com/office/word/2010/wordml" xmlns:w15="http://schemas.microsoft.com/office/word/2012/wordml" xmlns:w16cex="http://schemas.microsoft.com/office/word/2018/wordml/cex" xmlns:w16cid="http://schemas.microsoft.com/office/word/2016/wordml/cid" xmlns:w16="http://schemas.microsoft.com/office/word/2018/wordml" xmlns:w16sdtdh="http://schemas.microsoft.com/office/word/2020/wordml/sdtdatahash" xmlns:w16se="http://schemas.microsoft.com/office/word/2015/wordml/symex" xmlns:wpg="http://schemas.microsoft.com/office/word/2010/wordprocessingGroup" xmlns:wpi="http://schemas.microsoft.com/office/word/2010/wordprocessingInk" xmlns:wne="http://schemas.microsoft.com/office/word/2006/wordml" xmlns:wps="http://schemas.microsoft.com/office/word/2010/wordprocessingShape" mc:Ignorable="w14 w15 w16se w16cid w16 w16cex w16sdtdh wp14">
   <w:p>
     <w:pPr>
       <w:pStyle w:val="a4"/>
@@ -31346,7 +31462,7 @@
         <w:b/>
         <w:noProof/>
       </w:rPr>
-      <w:t>2621</w:t>
+      <w:t>2622</w:t>
     </w:r>
     <w:r>
       <w:rPr>
@@ -31483,7 +31599,7 @@
         <w:b/>
         <w:noProof/>
       </w:rPr>
-      <w:t>24</w:t>
+      <w:t>31</w:t>
     </w:r>
     <w:r>
       <w:rPr>
@@ -31555,7 +31671,7 @@
         <w:b/>
         <w:noProof/>
       </w:rPr>
-      <w:t>2621</w:t>
+      <w:t>2622</w:t>
     </w:r>
     <w:r>
       <w:rPr>
@@ -31692,7 +31808,7 @@
         <w:b/>
         <w:noProof/>
       </w:rPr>
-      <w:t>24</w:t>
+      <w:t>31</w:t>
     </w:r>
     <w:r>
       <w:rPr>
@@ -31732,7 +31848,7 @@
 </file>
 
 <file path=word/numbering.xml><?xml version="1.0" encoding="utf-8"?>
-<w:numbering xmlns:wpc="http://schemas.microsoft.com/office/word/2010/wordprocessingCanvas" xmlns:mc="http://schemas.openxmlformats.org/markup-compatibility/2006" xmlns:o="urn:schemas-microsoft-com:office:office" xmlns:r="http://schemas.openxmlformats.org/officeDocument/2006/relationships" xmlns:m="http://schemas.openxmlformats.org/officeDocument/2006/math" xmlns:v="urn:schemas-microsoft-com:vml" xmlns:wp14="http://schemas.microsoft.com/office/word/2010/wordprocessingDrawing" xmlns:wp="http://schemas.openxmlformats.org/drawingml/2006/wordprocessingDrawing" xmlns:w10="urn:schemas-microsoft-com:office:word" xmlns:w="http://schemas.openxmlformats.org/wordprocessingml/2006/main" xmlns:w14="http://schemas.microsoft.com/office/word/2010/wordml" xmlns:w15="http://schemas.microsoft.com/office/word/2012/wordml" xmlns:wpg="http://schemas.microsoft.com/office/word/2010/wordprocessingGroup" xmlns:wpi="http://schemas.microsoft.com/office/word/2010/wordprocessingInk" xmlns:wne="http://schemas.microsoft.com/office/word/2006/wordml" xmlns:wps="http://schemas.microsoft.com/office/word/2010/wordprocessingShape" mc:Ignorable="w14 w15 wp14">
+<w:numbering xmlns:wpc="http://schemas.microsoft.com/office/word/2010/wordprocessingCanvas" xmlns:cx="http://schemas.microsoft.com/office/drawing/2014/chartex" xmlns:cx1="http://schemas.microsoft.com/office/drawing/2015/9/8/chartex" xmlns:cx2="http://schemas.microsoft.com/office/drawing/2015/10/21/chartex" xmlns:cx3="http://schemas.microsoft.com/office/drawing/2016/5/9/chartex" xmlns:cx4="http://schemas.microsoft.com/office/drawing/2016/5/10/chartex" xmlns:cx5="http://schemas.microsoft.com/office/drawing/2016/5/11/chartex" xmlns:cx6="http://schemas.microsoft.com/office/drawing/2016/5/12/chartex" xmlns:cx7="http://schemas.microsoft.com/office/drawing/2016/5/13/chartex" xmlns:cx8="http://schemas.microsoft.com/office/drawing/2016/5/14/chartex" xmlns:mc="http://schemas.openxmlformats.org/markup-compatibility/2006" xmlns:aink="http://schemas.microsoft.com/office/drawing/2016/ink" xmlns:am3d="http://schemas.microsoft.com/office/drawing/2017/model3d" xmlns:o="urn:schemas-microsoft-com:office:office" xmlns:oel="http://schemas.microsoft.com/office/2019/extlst" xmlns:r="http://schemas.openxmlformats.org/officeDocument/2006/relationships" xmlns:m="http://schemas.openxmlformats.org/officeDocument/2006/math" xmlns:v="urn:schemas-microsoft-com:vml" xmlns:wp14="http://schemas.microsoft.com/office/word/2010/wordprocessingDrawing" xmlns:wp="http://schemas.openxmlformats.org/drawingml/2006/wordprocessingDrawing" xmlns:w10="urn:schemas-microsoft-com:office:word" xmlns:w="http://schemas.openxmlformats.org/wordprocessingml/2006/main" xmlns:w14="http://schemas.microsoft.com/office/word/2010/wordml" xmlns:w15="http://schemas.microsoft.com/office/word/2012/wordml" xmlns:w16cex="http://schemas.microsoft.com/office/word/2018/wordml/cex" xmlns:w16cid="http://schemas.microsoft.com/office/word/2016/wordml/cid" xmlns:w16="http://schemas.microsoft.com/office/word/2018/wordml" xmlns:w16sdtdh="http://schemas.microsoft.com/office/word/2020/wordml/sdtdatahash" xmlns:w16se="http://schemas.microsoft.com/office/word/2015/wordml/symex" xmlns:wpg="http://schemas.microsoft.com/office/word/2010/wordprocessingGroup" xmlns:wpi="http://schemas.microsoft.com/office/word/2010/wordprocessingInk" xmlns:wne="http://schemas.microsoft.com/office/word/2006/wordml" xmlns:wps="http://schemas.microsoft.com/office/word/2010/wordprocessingShape" mc:Ignorable="w14 w15 w16se w16cid w16 w16cex w16sdtdh wp14">
   <w:abstractNum w:abstractNumId="0" w15:restartNumberingAfterBreak="0">
     <w:nsid w:val="0397573A"/>
     <w:multiLevelType w:val="hybridMultilevel"/>
@@ -33335,65 +33451,65 @@
       </w:pPr>
     </w:lvl>
   </w:abstractNum>
-  <w:num w:numId="1">
+  <w:num w:numId="1" w16cid:durableId="559751313">
     <w:abstractNumId w:val="17"/>
   </w:num>
-  <w:num w:numId="2">
+  <w:num w:numId="2" w16cid:durableId="783309931">
     <w:abstractNumId w:val="5"/>
   </w:num>
-  <w:num w:numId="3">
+  <w:num w:numId="3" w16cid:durableId="1791321361">
     <w:abstractNumId w:val="8"/>
   </w:num>
-  <w:num w:numId="4">
+  <w:num w:numId="4" w16cid:durableId="1100223010">
     <w:abstractNumId w:val="3"/>
   </w:num>
-  <w:num w:numId="5">
+  <w:num w:numId="5" w16cid:durableId="247230722">
     <w:abstractNumId w:val="9"/>
   </w:num>
-  <w:num w:numId="6">
+  <w:num w:numId="6" w16cid:durableId="445661729">
     <w:abstractNumId w:val="16"/>
   </w:num>
-  <w:num w:numId="7">
+  <w:num w:numId="7" w16cid:durableId="1600867180">
     <w:abstractNumId w:val="15"/>
   </w:num>
-  <w:num w:numId="8">
+  <w:num w:numId="8" w16cid:durableId="131881">
     <w:abstractNumId w:val="7"/>
   </w:num>
-  <w:num w:numId="9">
+  <w:num w:numId="9" w16cid:durableId="1942496014">
     <w:abstractNumId w:val="13"/>
   </w:num>
-  <w:num w:numId="10">
+  <w:num w:numId="10" w16cid:durableId="745297811">
     <w:abstractNumId w:val="4"/>
   </w:num>
-  <w:num w:numId="11">
+  <w:num w:numId="11" w16cid:durableId="884369390">
     <w:abstractNumId w:val="10"/>
   </w:num>
-  <w:num w:numId="12">
+  <w:num w:numId="12" w16cid:durableId="950283382">
     <w:abstractNumId w:val="2"/>
   </w:num>
-  <w:num w:numId="13">
+  <w:num w:numId="13" w16cid:durableId="1099907933">
     <w:abstractNumId w:val="11"/>
   </w:num>
-  <w:num w:numId="14">
+  <w:num w:numId="14" w16cid:durableId="614479185">
     <w:abstractNumId w:val="12"/>
   </w:num>
-  <w:num w:numId="15">
+  <w:num w:numId="15" w16cid:durableId="333923889">
     <w:abstractNumId w:val="1"/>
   </w:num>
-  <w:num w:numId="16">
+  <w:num w:numId="16" w16cid:durableId="205064768">
     <w:abstractNumId w:val="0"/>
   </w:num>
-  <w:num w:numId="17">
+  <w:num w:numId="17" w16cid:durableId="1769740232">
     <w:abstractNumId w:val="14"/>
   </w:num>
-  <w:num w:numId="18">
+  <w:num w:numId="18" w16cid:durableId="1890997396">
     <w:abstractNumId w:val="6"/>
   </w:num>
 </w:numbering>
 </file>
 
 <file path=word/styles.xml><?xml version="1.0" encoding="utf-8"?>
-<w:styles xmlns:mc="http://schemas.openxmlformats.org/markup-compatibility/2006" xmlns:r="http://schemas.openxmlformats.org/officeDocument/2006/relationships" xmlns:w="http://schemas.openxmlformats.org/wordprocessingml/2006/main" xmlns:w14="http://schemas.microsoft.com/office/word/2010/wordml" xmlns:w15="http://schemas.microsoft.com/office/word/2012/wordml" mc:Ignorable="w14 w15">
+<w:styles xmlns:mc="http://schemas.openxmlformats.org/markup-compatibility/2006" xmlns:r="http://schemas.openxmlformats.org/officeDocument/2006/relationships" xmlns:w="http://schemas.openxmlformats.org/wordprocessingml/2006/main" xmlns:w14="http://schemas.microsoft.com/office/word/2010/wordml" xmlns:w15="http://schemas.microsoft.com/office/word/2012/wordml" xmlns:w16cex="http://schemas.microsoft.com/office/word/2018/wordml/cex" xmlns:w16cid="http://schemas.microsoft.com/office/word/2016/wordml/cid" xmlns:w16="http://schemas.microsoft.com/office/word/2018/wordml" xmlns:w16sdtdh="http://schemas.microsoft.com/office/word/2020/wordml/sdtdatahash" xmlns:w16se="http://schemas.microsoft.com/office/word/2015/wordml/symex" mc:Ignorable="w14 w15 w16se w16cid w16 w16cex w16sdtdh">
   <w:docDefaults>
     <w:rPrDefault>
       <w:rPr>
@@ -33406,7 +33522,7 @@
     </w:rPrDefault>
     <w:pPrDefault/>
   </w:docDefaults>
-  <w:latentStyles w:defLockedState="0" w:defUIPriority="99" w:defSemiHidden="0" w:defUnhideWhenUsed="0" w:defQFormat="0" w:count="371">
+  <w:latentStyles w:defLockedState="0" w:defUIPriority="99" w:defSemiHidden="0" w:defUnhideWhenUsed="0" w:defQFormat="0" w:count="376">
     <w:lsdException w:name="Normal" w:uiPriority="0" w:qFormat="1"/>
     <w:lsdException w:name="heading 1" w:uiPriority="9" w:qFormat="1"/>
     <w:lsdException w:name="heading 2" w:semiHidden="1" w:uiPriority="9" w:unhideWhenUsed="1" w:qFormat="1"/>
@@ -33778,6 +33894,11 @@
     <w:lsdException w:name="List Table 5 Dark Accent 6" w:uiPriority="50"/>
     <w:lsdException w:name="List Table 6 Colorful Accent 6" w:uiPriority="51"/>
     <w:lsdException w:name="List Table 7 Colorful Accent 6" w:uiPriority="52"/>
+    <w:lsdException w:name="Mention" w:semiHidden="1" w:unhideWhenUsed="1"/>
+    <w:lsdException w:name="Smart Hyperlink" w:semiHidden="1" w:unhideWhenUsed="1"/>
+    <w:lsdException w:name="Hashtag" w:semiHidden="1" w:unhideWhenUsed="1"/>
+    <w:lsdException w:name="Unresolved Mention" w:semiHidden="1" w:unhideWhenUsed="1"/>
+    <w:lsdException w:name="Smart Link" w:semiHidden="1" w:unhideWhenUsed="1"/>
   </w:latentStyles>
   <w:style w:type="paragraph" w:default="1" w:styleId="a">
     <w:name w:val="Normal"/>

--- a/新泰週報20260531[2622]B4F.docx
+++ b/新泰週報20260531[2622]B4F.docx
@@ -1,6 +1,6 @@
 
 <file path=word/document.xml><?xml version="1.0" encoding="utf-8"?>
-<w:document xmlns:wpc="http://schemas.microsoft.com/office/word/2010/wordprocessingCanvas" xmlns:cx="http://schemas.microsoft.com/office/drawing/2014/chartex" xmlns:cx1="http://schemas.microsoft.com/office/drawing/2015/9/8/chartex" xmlns:cx2="http://schemas.microsoft.com/office/drawing/2015/10/21/chartex" xmlns:cx3="http://schemas.microsoft.com/office/drawing/2016/5/9/chartex" xmlns:cx4="http://schemas.microsoft.com/office/drawing/2016/5/10/chartex" xmlns:cx5="http://schemas.microsoft.com/office/drawing/2016/5/11/chartex" xmlns:cx6="http://schemas.microsoft.com/office/drawing/2016/5/12/chartex" xmlns:cx7="http://schemas.microsoft.com/office/drawing/2016/5/13/chartex" xmlns:cx8="http://schemas.microsoft.com/office/drawing/2016/5/14/chartex" xmlns:mc="http://schemas.openxmlformats.org/markup-compatibility/2006" xmlns:aink="http://schemas.microsoft.com/office/drawing/2016/ink" xmlns:am3d="http://schemas.microsoft.com/office/drawing/2017/model3d" xmlns:o="urn:schemas-microsoft-com:office:office" xmlns:oel="http://schemas.microsoft.com/office/2019/extlst" xmlns:r="http://schemas.openxmlformats.org/officeDocument/2006/relationships" xmlns:m="http://schemas.openxmlformats.org/officeDocument/2006/math" xmlns:v="urn:schemas-microsoft-com:vml" xmlns:wp14="http://schemas.microsoft.com/office/word/2010/wordprocessingDrawing" xmlns:wp="http://schemas.openxmlformats.org/drawingml/2006/wordprocessingDrawing" xmlns:w10="urn:schemas-microsoft-com:office:word" xmlns:w="http://schemas.openxmlformats.org/wordprocessingml/2006/main" xmlns:w14="http://schemas.microsoft.com/office/word/2010/wordml" xmlns:w15="http://schemas.microsoft.com/office/word/2012/wordml" xmlns:w16cex="http://schemas.microsoft.com/office/word/2018/wordml/cex" xmlns:w16cid="http://schemas.microsoft.com/office/word/2016/wordml/cid" xmlns:w16="http://schemas.microsoft.com/office/word/2018/wordml" xmlns:w16sdtdh="http://schemas.microsoft.com/office/word/2020/wordml/sdtdatahash" xmlns:w16se="http://schemas.microsoft.com/office/word/2015/wordml/symex" xmlns:wpg="http://schemas.microsoft.com/office/word/2010/wordprocessingGroup" xmlns:wpi="http://schemas.microsoft.com/office/word/2010/wordprocessingInk" xmlns:wne="http://schemas.microsoft.com/office/word/2006/wordml" xmlns:wps="http://schemas.microsoft.com/office/word/2010/wordprocessingShape" mc:Ignorable="w14 w15 w16se w16cid w16 w16cex w16sdtdh wp14">
+<w:document xmlns:wpc="http://schemas.microsoft.com/office/word/2010/wordprocessingCanvas" xmlns:mc="http://schemas.openxmlformats.org/markup-compatibility/2006" xmlns:o="urn:schemas-microsoft-com:office:office" xmlns:r="http://schemas.openxmlformats.org/officeDocument/2006/relationships" xmlns:m="http://schemas.openxmlformats.org/officeDocument/2006/math" xmlns:v="urn:schemas-microsoft-com:vml" xmlns:wp14="http://schemas.microsoft.com/office/word/2010/wordprocessingDrawing" xmlns:wp="http://schemas.openxmlformats.org/drawingml/2006/wordprocessingDrawing" xmlns:w10="urn:schemas-microsoft-com:office:word" xmlns:w="http://schemas.openxmlformats.org/wordprocessingml/2006/main" xmlns:w14="http://schemas.microsoft.com/office/word/2010/wordml" xmlns:w15="http://schemas.microsoft.com/office/word/2012/wordml" xmlns:wpg="http://schemas.microsoft.com/office/word/2010/wordprocessingGroup" xmlns:wpi="http://schemas.microsoft.com/office/word/2010/wordprocessingInk" xmlns:wne="http://schemas.microsoft.com/office/word/2006/wordml" xmlns:wps="http://schemas.microsoft.com/office/word/2010/wordprocessingShape" mc:Ignorable="w14 w15 wp14">
   <w:body>
     <w:p>
       <w:pPr>
@@ -1272,7 +1272,7 @@
                 <w:szCs w:val="26"/>
                 <w:lang w:bidi="he-IL"/>
               </w:rPr>
-              <w:t>第</w:t>
+              <w:t>2026</w:t>
             </w:r>
             <w:r>
               <w:rPr>
@@ -1283,7 +1283,7 @@
                 <w:szCs w:val="26"/>
                 <w:lang w:bidi="he-IL"/>
               </w:rPr>
-              <w:t>27</w:t>
+              <w:t>年全國婦女靈修營「與主同行」將於華語場</w:t>
             </w:r>
             <w:r>
               <w:rPr>
@@ -1294,7 +1294,7 @@
                 <w:szCs w:val="26"/>
                 <w:lang w:bidi="he-IL"/>
               </w:rPr>
-              <w:t>屆基督精兵戰鬥營將於</w:t>
+              <w:t>6/25-27(</w:t>
             </w:r>
             <w:r>
               <w:rPr>
@@ -1305,7 +1305,7 @@
                 <w:szCs w:val="26"/>
                 <w:lang w:bidi="he-IL"/>
               </w:rPr>
-              <w:t>7/17(</w:t>
+              <w:t>四</w:t>
             </w:r>
             <w:r>
               <w:rPr>
@@ -1316,7 +1316,7 @@
                 <w:szCs w:val="26"/>
                 <w:lang w:bidi="he-IL"/>
               </w:rPr>
-              <w:t>五</w:t>
+              <w:t>~</w:t>
             </w:r>
             <w:r>
               <w:rPr>
@@ -1327,7 +1327,7 @@
                 <w:szCs w:val="26"/>
                 <w:lang w:bidi="he-IL"/>
               </w:rPr>
-              <w:t>)09:30~7/19(</w:t>
+              <w:t>六</w:t>
             </w:r>
             <w:r>
               <w:rPr>
@@ -1338,7 +1338,7 @@
                 <w:szCs w:val="26"/>
                 <w:lang w:bidi="he-IL"/>
               </w:rPr>
-              <w:t>日</w:t>
+              <w:t>)</w:t>
             </w:r>
             <w:r>
               <w:rPr>
@@ -1349,7 +1349,7 @@
                 <w:szCs w:val="26"/>
                 <w:lang w:bidi="he-IL"/>
               </w:rPr>
-              <w:t xml:space="preserve">) </w:t>
+              <w:t>，台語場</w:t>
             </w:r>
             <w:r>
               <w:rPr>
@@ -1360,7 +1360,7 @@
                 <w:szCs w:val="26"/>
                 <w:lang w:bidi="he-IL"/>
               </w:rPr>
-              <w:t>13:00</w:t>
+              <w:t>7/23-25(</w:t>
             </w:r>
             <w:r>
               <w:rPr>
@@ -1371,7 +1371,139 @@
                 <w:szCs w:val="26"/>
                 <w:lang w:bidi="he-IL"/>
               </w:rPr>
-              <w:t>浸信會領頭山莊舉行，對象國、高中生，請見公佈欄。</w:t>
+              <w:t>四</w:t>
+            </w:r>
+            <w:r>
+              <w:rPr>
+                <w:rFonts w:ascii="Barlow Condensed Medium" w:eastAsia="標楷體" w:hAnsi="Barlow Condensed Medium" w:cs="Segoe UI Symbol" w:hint="eastAsia"/>
+                <w:noProof/>
+                <w:w w:val="90"/>
+                <w:sz w:val="26"/>
+                <w:szCs w:val="26"/>
+                <w:lang w:bidi="he-IL"/>
+              </w:rPr>
+              <w:t>~</w:t>
+            </w:r>
+            <w:r>
+              <w:rPr>
+                <w:rFonts w:ascii="Barlow Condensed Medium" w:eastAsia="標楷體" w:hAnsi="Barlow Condensed Medium" w:cs="Segoe UI Symbol" w:hint="eastAsia"/>
+                <w:noProof/>
+                <w:w w:val="90"/>
+                <w:sz w:val="26"/>
+                <w:szCs w:val="26"/>
+                <w:lang w:bidi="he-IL"/>
+              </w:rPr>
+              <w:t>六</w:t>
+            </w:r>
+            <w:r>
+              <w:rPr>
+                <w:rFonts w:ascii="Barlow Condensed Medium" w:eastAsia="標楷體" w:hAnsi="Barlow Condensed Medium" w:cs="Segoe UI Symbol" w:hint="eastAsia"/>
+                <w:noProof/>
+                <w:w w:val="90"/>
+                <w:sz w:val="26"/>
+                <w:szCs w:val="26"/>
+                <w:lang w:bidi="he-IL"/>
+              </w:rPr>
+              <w:t>)</w:t>
+            </w:r>
+            <w:r>
+              <w:rPr>
+                <w:rFonts w:ascii="Barlow Condensed Medium" w:eastAsia="標楷體" w:hAnsi="Barlow Condensed Medium" w:cs="Segoe UI Symbol" w:hint="eastAsia"/>
+                <w:noProof/>
+                <w:w w:val="90"/>
+                <w:sz w:val="26"/>
+                <w:szCs w:val="26"/>
+                <w:lang w:bidi="he-IL"/>
+              </w:rPr>
+              <w:t>在花蓮美侖大飯店舉行，報名至</w:t>
+            </w:r>
+            <w:r>
+              <w:rPr>
+                <w:rFonts w:ascii="Barlow Condensed Medium" w:eastAsia="標楷體" w:hAnsi="Barlow Condensed Medium" w:cs="Segoe UI Symbol" w:hint="eastAsia"/>
+                <w:noProof/>
+                <w:w w:val="90"/>
+                <w:sz w:val="26"/>
+                <w:szCs w:val="26"/>
+                <w:lang w:bidi="he-IL"/>
+              </w:rPr>
+              <w:t>6/8(</w:t>
+            </w:r>
+            <w:r>
+              <w:rPr>
+                <w:rFonts w:ascii="Barlow Condensed Medium" w:eastAsia="標楷體" w:hAnsi="Barlow Condensed Medium" w:cs="Segoe UI Symbol" w:hint="eastAsia"/>
+                <w:noProof/>
+                <w:w w:val="90"/>
+                <w:sz w:val="26"/>
+                <w:szCs w:val="26"/>
+                <w:lang w:bidi="he-IL"/>
+              </w:rPr>
+              <w:t>一</w:t>
+            </w:r>
+            <w:r>
+              <w:rPr>
+                <w:rFonts w:ascii="Barlow Condensed Medium" w:eastAsia="標楷體" w:hAnsi="Barlow Condensed Medium" w:cs="Segoe UI Symbol" w:hint="eastAsia"/>
+                <w:noProof/>
+                <w:w w:val="90"/>
+                <w:sz w:val="26"/>
+                <w:szCs w:val="26"/>
+                <w:lang w:bidi="he-IL"/>
+              </w:rPr>
+              <w:t>)</w:t>
+            </w:r>
+            <w:r>
+              <w:rPr>
+                <w:rFonts w:ascii="Barlow Condensed Medium" w:eastAsia="標楷體" w:hAnsi="Barlow Condensed Medium" w:cs="Segoe UI Symbol" w:hint="eastAsia"/>
+                <w:noProof/>
+                <w:w w:val="90"/>
+                <w:sz w:val="26"/>
+                <w:szCs w:val="26"/>
+                <w:lang w:bidi="he-IL"/>
+              </w:rPr>
+              <w:t>和</w:t>
+            </w:r>
+            <w:r>
+              <w:rPr>
+                <w:rFonts w:ascii="Barlow Condensed Medium" w:eastAsia="標楷體" w:hAnsi="Barlow Condensed Medium" w:cs="Segoe UI Symbol" w:hint="eastAsia"/>
+                <w:noProof/>
+                <w:w w:val="90"/>
+                <w:sz w:val="26"/>
+                <w:szCs w:val="26"/>
+                <w:lang w:bidi="he-IL"/>
+              </w:rPr>
+              <w:t>7/6(</w:t>
+            </w:r>
+            <w:r>
+              <w:rPr>
+                <w:rFonts w:ascii="Barlow Condensed Medium" w:eastAsia="標楷體" w:hAnsi="Barlow Condensed Medium" w:cs="Segoe UI Symbol" w:hint="eastAsia"/>
+                <w:noProof/>
+                <w:w w:val="90"/>
+                <w:sz w:val="26"/>
+                <w:szCs w:val="26"/>
+                <w:lang w:bidi="he-IL"/>
+              </w:rPr>
+              <w:t>一</w:t>
+            </w:r>
+            <w:r>
+              <w:rPr>
+                <w:rFonts w:ascii="Barlow Condensed Medium" w:eastAsia="標楷體" w:hAnsi="Barlow Condensed Medium" w:cs="Segoe UI Symbol" w:hint="eastAsia"/>
+                <w:noProof/>
+                <w:w w:val="90"/>
+                <w:sz w:val="26"/>
+                <w:szCs w:val="26"/>
+                <w:lang w:bidi="he-IL"/>
+              </w:rPr>
+              <w:t>)</w:t>
+            </w:r>
+            <w:r>
+              <w:rPr>
+                <w:rFonts w:ascii="Barlow Condensed Medium" w:eastAsia="標楷體" w:hAnsi="Barlow Condensed Medium" w:cs="Segoe UI Symbol" w:hint="eastAsia"/>
+                <w:noProof/>
+                <w:w w:val="90"/>
+                <w:sz w:val="26"/>
+                <w:szCs w:val="26"/>
+                <w:lang w:bidi="he-IL"/>
+              </w:rPr>
+              <w:t>。詳見公佈欄。</w:t>
             </w:r>
           </w:p>
         </w:tc>
@@ -1446,23 +1578,13 @@
             </w:pPr>
             <w:r>
               <w:rPr>
-                <w:rFonts w:ascii="Barlow Condensed Medium" w:eastAsia="標楷體" w:hAnsi="Barlow Condensed Medium" w:cs="Segoe UI Symbol"/>
-                <w:w w:val="90"/>
-                <w:sz w:val="26"/>
-                <w:szCs w:val="26"/>
-              </w:rPr>
-              <w:t>台北中會青年部主辦「</w:t>
-            </w:r>
-            <w:r>
-              <w:rPr>
                 <w:rFonts w:ascii="Barlow Condensed Medium" w:eastAsia="標楷體" w:hAnsi="Barlow Condensed Medium" w:cs="Segoe UI Symbol" w:hint="eastAsia"/>
                 <w:w w:val="90"/>
                 <w:sz w:val="26"/>
                 <w:szCs w:val="26"/>
               </w:rPr>
-              <w:t>傳說對決</w:t>
-            </w:r>
-            <w:proofErr w:type="gramStart"/>
+              <w:t>關渡教會將於</w:t>
+            </w:r>
             <w:r>
               <w:rPr>
                 <w:rFonts w:ascii="Barlow Condensed Medium" w:eastAsia="標楷體" w:hAnsi="Barlow Condensed Medium" w:cs="Segoe UI Symbol" w:hint="eastAsia"/>
@@ -1470,9 +1592,8 @@
                 <w:sz w:val="26"/>
                 <w:szCs w:val="26"/>
               </w:rPr>
-              <w:t>──</w:t>
-            </w:r>
-            <w:proofErr w:type="gramEnd"/>
+              <w:t>6/14</w:t>
+            </w:r>
             <w:r>
               <w:rPr>
                 <w:rFonts w:ascii="Barlow Condensed Medium" w:eastAsia="標楷體" w:hAnsi="Barlow Condensed Medium" w:cs="Segoe UI Symbol" w:hint="eastAsia"/>
@@ -1480,7 +1601,7 @@
                 <w:sz w:val="26"/>
                 <w:szCs w:val="26"/>
               </w:rPr>
-              <w:t>當傳說遇見現實」青年復興特會將於</w:t>
+              <w:t>主日下午</w:t>
             </w:r>
             <w:r>
               <w:rPr>
@@ -1489,7 +1610,7 @@
                 <w:sz w:val="26"/>
                 <w:szCs w:val="26"/>
               </w:rPr>
-              <w:t>8/28~29(</w:t>
+              <w:t>3:30</w:t>
             </w:r>
             <w:r>
               <w:rPr>
@@ -1498,7 +1619,7 @@
                 <w:sz w:val="26"/>
                 <w:szCs w:val="26"/>
               </w:rPr>
-              <w:t>五</w:t>
+              <w:t>於台北基督學院大禮堂舉行楊善雄牧師就任第</w:t>
             </w:r>
             <w:r>
               <w:rPr>
@@ -1507,7 +1628,7 @@
                 <w:sz w:val="26"/>
                 <w:szCs w:val="26"/>
               </w:rPr>
-              <w:t>~</w:t>
+              <w:t>4</w:t>
             </w:r>
             <w:r>
               <w:rPr>
@@ -1516,45 +1637,7 @@
                 <w:sz w:val="26"/>
                 <w:szCs w:val="26"/>
               </w:rPr>
-              <w:t>六</w:t>
-            </w:r>
-            <w:r>
-              <w:rPr>
-                <w:rFonts w:ascii="Barlow Condensed Medium" w:eastAsia="標楷體" w:hAnsi="Barlow Condensed Medium" w:cs="Segoe UI Symbol" w:hint="eastAsia"/>
-                <w:w w:val="90"/>
-                <w:sz w:val="26"/>
-                <w:szCs w:val="26"/>
-              </w:rPr>
-              <w:t>)</w:t>
-            </w:r>
-            <w:r>
-              <w:rPr>
-                <w:rFonts w:ascii="Barlow Condensed Medium" w:eastAsia="標楷體" w:hAnsi="Barlow Condensed Medium" w:cs="Segoe UI Symbol" w:hint="eastAsia"/>
-                <w:w w:val="90"/>
-                <w:sz w:val="26"/>
-                <w:szCs w:val="26"/>
-              </w:rPr>
-              <w:t>在中華汽車人才培訓中心舉行，對象升小六</w:t>
-            </w:r>
-            <w:proofErr w:type="gramStart"/>
-            <w:r>
-              <w:rPr>
-                <w:rFonts w:ascii="Barlow Condensed Medium" w:eastAsia="標楷體" w:hAnsi="Barlow Condensed Medium" w:cs="Segoe UI Symbol" w:hint="eastAsia"/>
-                <w:w w:val="90"/>
-                <w:sz w:val="26"/>
-                <w:szCs w:val="26"/>
-              </w:rPr>
-              <w:t>至社青</w:t>
-            </w:r>
-            <w:proofErr w:type="gramEnd"/>
-            <w:r>
-              <w:rPr>
-                <w:rFonts w:ascii="Barlow Condensed Medium" w:eastAsia="標楷體" w:hAnsi="Barlow Condensed Medium" w:cs="Segoe UI Symbol" w:hint="eastAsia"/>
-                <w:w w:val="90"/>
-                <w:sz w:val="26"/>
-                <w:szCs w:val="26"/>
-              </w:rPr>
-              <w:t>，詳見公佈欄。</w:t>
+              <w:t>任牧師授職禮拜。</w:t>
             </w:r>
           </w:p>
         </w:tc>
@@ -1628,322 +1711,11 @@
             <w:r>
               <w:rPr>
                 <w:rFonts w:ascii="Barlow Condensed Medium" w:eastAsia="標楷體" w:hAnsi="Barlow Condensed Medium" w:cs="Segoe UI Symbol" w:hint="eastAsia"/>
-                <w:noProof/>
                 <w:w w:val="90"/>
                 <w:sz w:val="26"/>
                 <w:szCs w:val="26"/>
-                <w:lang w:bidi="he-IL"/>
-              </w:rPr>
-              <w:t>2026</w:t>
-            </w:r>
-            <w:r>
-              <w:rPr>
-                <w:rFonts w:ascii="Barlow Condensed Medium" w:eastAsia="標楷體" w:hAnsi="Barlow Condensed Medium" w:cs="Segoe UI Symbol" w:hint="eastAsia"/>
-                <w:noProof/>
-                <w:w w:val="90"/>
-                <w:sz w:val="26"/>
-                <w:szCs w:val="26"/>
-                <w:lang w:bidi="he-IL"/>
-              </w:rPr>
-              <w:t>年全國婦女靈修營「與主同行」將於華語場</w:t>
-            </w:r>
-            <w:r>
-              <w:rPr>
-                <w:rFonts w:ascii="Barlow Condensed Medium" w:eastAsia="標楷體" w:hAnsi="Barlow Condensed Medium" w:cs="Segoe UI Symbol" w:hint="eastAsia"/>
-                <w:noProof/>
-                <w:w w:val="90"/>
-                <w:sz w:val="26"/>
-                <w:szCs w:val="26"/>
-                <w:lang w:bidi="he-IL"/>
-              </w:rPr>
-              <w:t>6/25-27(</w:t>
-            </w:r>
-            <w:r>
-              <w:rPr>
-                <w:rFonts w:ascii="Barlow Condensed Medium" w:eastAsia="標楷體" w:hAnsi="Barlow Condensed Medium" w:cs="Segoe UI Symbol" w:hint="eastAsia"/>
-                <w:noProof/>
-                <w:w w:val="90"/>
-                <w:sz w:val="26"/>
-                <w:szCs w:val="26"/>
-                <w:lang w:bidi="he-IL"/>
-              </w:rPr>
-              <w:t>四</w:t>
-            </w:r>
-            <w:r>
-              <w:rPr>
-                <w:rFonts w:ascii="Barlow Condensed Medium" w:eastAsia="標楷體" w:hAnsi="Barlow Condensed Medium" w:cs="Segoe UI Symbol" w:hint="eastAsia"/>
-                <w:noProof/>
-                <w:w w:val="90"/>
-                <w:sz w:val="26"/>
-                <w:szCs w:val="26"/>
-                <w:lang w:bidi="he-IL"/>
-              </w:rPr>
-              <w:t>~</w:t>
-            </w:r>
-            <w:r>
-              <w:rPr>
-                <w:rFonts w:ascii="Barlow Condensed Medium" w:eastAsia="標楷體" w:hAnsi="Barlow Condensed Medium" w:cs="Segoe UI Symbol" w:hint="eastAsia"/>
-                <w:noProof/>
-                <w:w w:val="90"/>
-                <w:sz w:val="26"/>
-                <w:szCs w:val="26"/>
-                <w:lang w:bidi="he-IL"/>
-              </w:rPr>
-              <w:t>六</w:t>
-            </w:r>
-            <w:r>
-              <w:rPr>
-                <w:rFonts w:ascii="Barlow Condensed Medium" w:eastAsia="標楷體" w:hAnsi="Barlow Condensed Medium" w:cs="Segoe UI Symbol" w:hint="eastAsia"/>
-                <w:noProof/>
-                <w:w w:val="90"/>
-                <w:sz w:val="26"/>
-                <w:szCs w:val="26"/>
-                <w:lang w:bidi="he-IL"/>
-              </w:rPr>
-              <w:t>)</w:t>
-            </w:r>
-            <w:r>
-              <w:rPr>
-                <w:rFonts w:ascii="Barlow Condensed Medium" w:eastAsia="標楷體" w:hAnsi="Barlow Condensed Medium" w:cs="Segoe UI Symbol" w:hint="eastAsia"/>
-                <w:noProof/>
-                <w:w w:val="90"/>
-                <w:sz w:val="26"/>
-                <w:szCs w:val="26"/>
-                <w:lang w:bidi="he-IL"/>
-              </w:rPr>
-              <w:t>，台語場</w:t>
-            </w:r>
-            <w:r>
-              <w:rPr>
-                <w:rFonts w:ascii="Barlow Condensed Medium" w:eastAsia="標楷體" w:hAnsi="Barlow Condensed Medium" w:cs="Segoe UI Symbol" w:hint="eastAsia"/>
-                <w:noProof/>
-                <w:w w:val="90"/>
-                <w:sz w:val="26"/>
-                <w:szCs w:val="26"/>
-                <w:lang w:bidi="he-IL"/>
-              </w:rPr>
-              <w:t>7/23-25(</w:t>
-            </w:r>
-            <w:r>
-              <w:rPr>
-                <w:rFonts w:ascii="Barlow Condensed Medium" w:eastAsia="標楷體" w:hAnsi="Barlow Condensed Medium" w:cs="Segoe UI Symbol" w:hint="eastAsia"/>
-                <w:noProof/>
-                <w:w w:val="90"/>
-                <w:sz w:val="26"/>
-                <w:szCs w:val="26"/>
-                <w:lang w:bidi="he-IL"/>
-              </w:rPr>
-              <w:t>四</w:t>
-            </w:r>
-            <w:r>
-              <w:rPr>
-                <w:rFonts w:ascii="Barlow Condensed Medium" w:eastAsia="標楷體" w:hAnsi="Barlow Condensed Medium" w:cs="Segoe UI Symbol" w:hint="eastAsia"/>
-                <w:noProof/>
-                <w:w w:val="90"/>
-                <w:sz w:val="26"/>
-                <w:szCs w:val="26"/>
-                <w:lang w:bidi="he-IL"/>
-              </w:rPr>
-              <w:t>~</w:t>
-            </w:r>
-            <w:r>
-              <w:rPr>
-                <w:rFonts w:ascii="Barlow Condensed Medium" w:eastAsia="標楷體" w:hAnsi="Barlow Condensed Medium" w:cs="Segoe UI Symbol" w:hint="eastAsia"/>
-                <w:noProof/>
-                <w:w w:val="90"/>
-                <w:sz w:val="26"/>
-                <w:szCs w:val="26"/>
-                <w:lang w:bidi="he-IL"/>
-              </w:rPr>
-              <w:t>六</w:t>
-            </w:r>
-            <w:r>
-              <w:rPr>
-                <w:rFonts w:ascii="Barlow Condensed Medium" w:eastAsia="標楷體" w:hAnsi="Barlow Condensed Medium" w:cs="Segoe UI Symbol" w:hint="eastAsia"/>
-                <w:noProof/>
-                <w:w w:val="90"/>
-                <w:sz w:val="26"/>
-                <w:szCs w:val="26"/>
-                <w:lang w:bidi="he-IL"/>
-              </w:rPr>
-              <w:t>)</w:t>
-            </w:r>
-            <w:r>
-              <w:rPr>
-                <w:rFonts w:ascii="Barlow Condensed Medium" w:eastAsia="標楷體" w:hAnsi="Barlow Condensed Medium" w:cs="Segoe UI Symbol" w:hint="eastAsia"/>
-                <w:noProof/>
-                <w:w w:val="90"/>
-                <w:sz w:val="26"/>
-                <w:szCs w:val="26"/>
-                <w:lang w:bidi="he-IL"/>
-              </w:rPr>
-              <w:t>在花蓮美侖大飯店舉行，報名至</w:t>
-            </w:r>
-            <w:r>
-              <w:rPr>
-                <w:rFonts w:ascii="Barlow Condensed Medium" w:eastAsia="標楷體" w:hAnsi="Barlow Condensed Medium" w:cs="Segoe UI Symbol" w:hint="eastAsia"/>
-                <w:noProof/>
-                <w:w w:val="90"/>
-                <w:sz w:val="26"/>
-                <w:szCs w:val="26"/>
-                <w:lang w:bidi="he-IL"/>
-              </w:rPr>
-              <w:t>6/8(</w:t>
-            </w:r>
-            <w:r>
-              <w:rPr>
-                <w:rFonts w:ascii="Barlow Condensed Medium" w:eastAsia="標楷體" w:hAnsi="Barlow Condensed Medium" w:cs="Segoe UI Symbol" w:hint="eastAsia"/>
-                <w:noProof/>
-                <w:w w:val="90"/>
-                <w:sz w:val="26"/>
-                <w:szCs w:val="26"/>
-                <w:lang w:bidi="he-IL"/>
-              </w:rPr>
-              <w:t>一</w:t>
-            </w:r>
-            <w:r>
-              <w:rPr>
-                <w:rFonts w:ascii="Barlow Condensed Medium" w:eastAsia="標楷體" w:hAnsi="Barlow Condensed Medium" w:cs="Segoe UI Symbol" w:hint="eastAsia"/>
-                <w:noProof/>
-                <w:w w:val="90"/>
-                <w:sz w:val="26"/>
-                <w:szCs w:val="26"/>
-                <w:lang w:bidi="he-IL"/>
-              </w:rPr>
-              <w:t>)</w:t>
-            </w:r>
-            <w:r>
-              <w:rPr>
-                <w:rFonts w:ascii="Barlow Condensed Medium" w:eastAsia="標楷體" w:hAnsi="Barlow Condensed Medium" w:cs="Segoe UI Symbol" w:hint="eastAsia"/>
-                <w:noProof/>
-                <w:w w:val="90"/>
-                <w:sz w:val="26"/>
-                <w:szCs w:val="26"/>
-                <w:lang w:bidi="he-IL"/>
-              </w:rPr>
-              <w:t>和</w:t>
-            </w:r>
-            <w:r>
-              <w:rPr>
-                <w:rFonts w:ascii="Barlow Condensed Medium" w:eastAsia="標楷體" w:hAnsi="Barlow Condensed Medium" w:cs="Segoe UI Symbol" w:hint="eastAsia"/>
-                <w:noProof/>
-                <w:w w:val="90"/>
-                <w:sz w:val="26"/>
-                <w:szCs w:val="26"/>
-                <w:lang w:bidi="he-IL"/>
-              </w:rPr>
-              <w:t>7/6(</w:t>
-            </w:r>
-            <w:r>
-              <w:rPr>
-                <w:rFonts w:ascii="Barlow Condensed Medium" w:eastAsia="標楷體" w:hAnsi="Barlow Condensed Medium" w:cs="Segoe UI Symbol" w:hint="eastAsia"/>
-                <w:noProof/>
-                <w:w w:val="90"/>
-                <w:sz w:val="26"/>
-                <w:szCs w:val="26"/>
-                <w:lang w:bidi="he-IL"/>
-              </w:rPr>
-              <w:t>一</w:t>
-            </w:r>
-            <w:r>
-              <w:rPr>
-                <w:rFonts w:ascii="Barlow Condensed Medium" w:eastAsia="標楷體" w:hAnsi="Barlow Condensed Medium" w:cs="Segoe UI Symbol" w:hint="eastAsia"/>
-                <w:noProof/>
-                <w:w w:val="90"/>
-                <w:sz w:val="26"/>
-                <w:szCs w:val="26"/>
-                <w:lang w:bidi="he-IL"/>
-              </w:rPr>
-              <w:t>)</w:t>
-            </w:r>
-            <w:r>
-              <w:rPr>
-                <w:rFonts w:ascii="Barlow Condensed Medium" w:eastAsia="標楷體" w:hAnsi="Barlow Condensed Medium" w:cs="Segoe UI Symbol" w:hint="eastAsia"/>
-                <w:noProof/>
-                <w:w w:val="90"/>
-                <w:sz w:val="26"/>
-                <w:szCs w:val="26"/>
-                <w:lang w:bidi="he-IL"/>
-              </w:rPr>
-              <w:t>。詳見公佈欄。</w:t>
-            </w:r>
-          </w:p>
-        </w:tc>
-      </w:tr>
-      <w:tr>
-        <w:tc>
-          <w:tcPr>
-            <w:tcW w:w="299" w:type="dxa"/>
-            <w:tcBorders>
-              <w:top w:val="nil"/>
-              <w:left w:val="nil"/>
-              <w:bottom w:val="nil"/>
-              <w:right w:val="nil"/>
-            </w:tcBorders>
-            <w:tcMar>
-              <w:left w:w="28" w:type="dxa"/>
-              <w:right w:w="28" w:type="dxa"/>
-            </w:tcMar>
-          </w:tcPr>
-          <w:p>
-            <w:pPr>
-              <w:snapToGrid w:val="0"/>
-              <w:spacing w:line="300" w:lineRule="exact"/>
-              <w:ind w:rightChars="11" w:right="26"/>
-              <w:jc w:val="right"/>
-              <w:rPr>
-                <w:rFonts w:ascii="Barlow Condensed Medium" w:eastAsia="華康細黑體" w:hAnsi="Barlow Condensed Medium"/>
-                <w:w w:val="90"/>
-                <w:sz w:val="26"/>
-                <w:szCs w:val="26"/>
-              </w:rPr>
-            </w:pPr>
-            <w:r>
-              <w:rPr>
-                <w:rFonts w:ascii="Barlow Condensed Medium" w:eastAsia="華康細黑體" w:hAnsi="Barlow Condensed Medium" w:hint="eastAsia"/>
-                <w:w w:val="90"/>
-                <w:sz w:val="26"/>
-                <w:szCs w:val="26"/>
-              </w:rPr>
-              <w:t>6</w:t>
-            </w:r>
-          </w:p>
-        </w:tc>
-        <w:tc>
-          <w:tcPr>
-            <w:tcW w:w="5622" w:type="dxa"/>
-            <w:tcBorders>
-              <w:top w:val="nil"/>
-              <w:left w:val="nil"/>
-              <w:bottom w:val="nil"/>
-              <w:right w:val="nil"/>
-            </w:tcBorders>
-            <w:tcMar>
-              <w:left w:w="28" w:type="dxa"/>
-              <w:right w:w="28" w:type="dxa"/>
-            </w:tcMar>
-          </w:tcPr>
-          <w:p>
-            <w:pPr>
-              <w:kinsoku w:val="0"/>
-              <w:snapToGrid w:val="0"/>
-              <w:spacing w:line="300" w:lineRule="exact"/>
-              <w:jc w:val="both"/>
-              <w:rPr>
-                <w:rFonts w:ascii="Barlow Condensed Medium" w:eastAsia="標楷體" w:hAnsi="Barlow Condensed Medium" w:cs="Segoe UI Symbol"/>
-                <w:w w:val="90"/>
-                <w:sz w:val="26"/>
-                <w:szCs w:val="26"/>
-              </w:rPr>
-            </w:pPr>
-            <w:r>
-              <w:rPr>
-                <w:rFonts w:ascii="Segoe UI Symbol" w:eastAsia="標楷體" w:hAnsi="Segoe UI Symbol" w:cs="Segoe UI Symbol"/>
-                <w:w w:val="90"/>
-                <w:sz w:val="26"/>
-                <w:szCs w:val="26"/>
-              </w:rPr>
-              <w:t>★</w:t>
+              </w:rPr>
+              <w:t>台北中會進階長執訓練會將於</w:t>
             </w:r>
             <w:r>
               <w:rPr>
@@ -1952,7 +1724,7 @@
                 <w:sz w:val="26"/>
                 <w:szCs w:val="26"/>
               </w:rPr>
-              <w:t>台北中會將於</w:t>
+              <w:t>6/6(</w:t>
             </w:r>
             <w:r>
               <w:rPr>
@@ -1961,7 +1733,7 @@
                 <w:sz w:val="26"/>
                 <w:szCs w:val="26"/>
               </w:rPr>
-              <w:t>5/30(</w:t>
+              <w:t>六</w:t>
             </w:r>
             <w:r>
               <w:rPr>
@@ -1970,7 +1742,7 @@
                 <w:sz w:val="26"/>
                 <w:szCs w:val="26"/>
               </w:rPr>
-              <w:t>六</w:t>
+              <w:t>)8:45-12:10</w:t>
             </w:r>
             <w:r>
               <w:rPr>
@@ -1979,398 +1751,7 @@
                 <w:sz w:val="26"/>
                 <w:szCs w:val="26"/>
               </w:rPr>
-              <w:t>)</w:t>
-            </w:r>
-            <w:r>
-              <w:rPr>
-                <w:rFonts w:ascii="Barlow Condensed Medium" w:eastAsia="標楷體" w:hAnsi="Barlow Condensed Medium" w:cs="Segoe UI Symbol" w:hint="eastAsia"/>
-                <w:w w:val="90"/>
-                <w:sz w:val="26"/>
-                <w:szCs w:val="26"/>
-              </w:rPr>
-              <w:t>下午</w:t>
-            </w:r>
-            <w:r>
-              <w:rPr>
-                <w:rFonts w:ascii="Barlow Condensed Medium" w:eastAsia="標楷體" w:hAnsi="Barlow Condensed Medium" w:cs="Segoe UI Symbol" w:hint="eastAsia"/>
-                <w:w w:val="90"/>
-                <w:sz w:val="26"/>
-                <w:szCs w:val="26"/>
-              </w:rPr>
-              <w:t>2:00</w:t>
-            </w:r>
-            <w:r>
-              <w:rPr>
-                <w:rFonts w:ascii="Barlow Condensed Medium" w:eastAsia="標楷體" w:hAnsi="Barlow Condensed Medium" w:cs="Segoe UI Symbol" w:hint="eastAsia"/>
-                <w:w w:val="90"/>
-                <w:sz w:val="26"/>
-                <w:szCs w:val="26"/>
-              </w:rPr>
-              <w:t>在大稻</w:t>
-            </w:r>
-            <w:proofErr w:type="gramStart"/>
-            <w:r>
-              <w:rPr>
-                <w:rFonts w:ascii="Barlow Condensed Medium" w:eastAsia="標楷體" w:hAnsi="Barlow Condensed Medium" w:cs="Segoe UI Symbol" w:hint="eastAsia"/>
-                <w:w w:val="90"/>
-                <w:sz w:val="26"/>
-                <w:szCs w:val="26"/>
-              </w:rPr>
-              <w:t>埕</w:t>
-            </w:r>
-            <w:proofErr w:type="gramEnd"/>
-            <w:r>
-              <w:rPr>
-                <w:rFonts w:ascii="Barlow Condensed Medium" w:eastAsia="標楷體" w:hAnsi="Barlow Condensed Medium" w:cs="Segoe UI Symbol" w:hint="eastAsia"/>
-                <w:w w:val="90"/>
-                <w:sz w:val="26"/>
-                <w:szCs w:val="26"/>
-              </w:rPr>
-              <w:t>教會舉行吳聖德牧師</w:t>
-            </w:r>
-            <w:proofErr w:type="gramStart"/>
-            <w:r>
-              <w:rPr>
-                <w:rFonts w:ascii="Barlow Condensed Medium" w:eastAsia="標楷體" w:hAnsi="Barlow Condensed Medium" w:cs="Segoe UI Symbol" w:hint="eastAsia"/>
-                <w:w w:val="90"/>
-                <w:sz w:val="26"/>
-                <w:szCs w:val="26"/>
-              </w:rPr>
-              <w:t>中會葬告別</w:t>
-            </w:r>
-            <w:proofErr w:type="gramEnd"/>
-            <w:r>
-              <w:rPr>
-                <w:rFonts w:ascii="Barlow Condensed Medium" w:eastAsia="標楷體" w:hAnsi="Barlow Condensed Medium" w:cs="Segoe UI Symbol" w:hint="eastAsia"/>
-                <w:w w:val="90"/>
-                <w:sz w:val="26"/>
-                <w:szCs w:val="26"/>
-              </w:rPr>
-              <w:t>禮拜。</w:t>
-            </w:r>
-          </w:p>
-        </w:tc>
-      </w:tr>
-      <w:tr>
-        <w:tc>
-          <w:tcPr>
-            <w:tcW w:w="299" w:type="dxa"/>
-            <w:tcBorders>
-              <w:top w:val="nil"/>
-              <w:left w:val="nil"/>
-              <w:bottom w:val="nil"/>
-              <w:right w:val="nil"/>
-            </w:tcBorders>
-            <w:tcMar>
-              <w:left w:w="28" w:type="dxa"/>
-              <w:right w:w="28" w:type="dxa"/>
-            </w:tcMar>
-          </w:tcPr>
-          <w:p>
-            <w:pPr>
-              <w:snapToGrid w:val="0"/>
-              <w:spacing w:line="300" w:lineRule="exact"/>
-              <w:ind w:rightChars="11" w:right="26"/>
-              <w:jc w:val="right"/>
-              <w:rPr>
-                <w:rFonts w:ascii="Barlow Condensed Medium" w:eastAsia="華康細黑體" w:hAnsi="Barlow Condensed Medium"/>
-                <w:w w:val="90"/>
-                <w:sz w:val="26"/>
-                <w:szCs w:val="26"/>
-              </w:rPr>
-            </w:pPr>
-            <w:r>
-              <w:rPr>
-                <w:rFonts w:ascii="Barlow Condensed Medium" w:eastAsia="華康細黑體" w:hAnsi="Barlow Condensed Medium" w:hint="eastAsia"/>
-                <w:w w:val="90"/>
-                <w:sz w:val="26"/>
-                <w:szCs w:val="26"/>
-              </w:rPr>
-              <w:t>7</w:t>
-            </w:r>
-          </w:p>
-        </w:tc>
-        <w:tc>
-          <w:tcPr>
-            <w:tcW w:w="5622" w:type="dxa"/>
-            <w:tcBorders>
-              <w:top w:val="nil"/>
-              <w:left w:val="nil"/>
-              <w:bottom w:val="nil"/>
-              <w:right w:val="nil"/>
-            </w:tcBorders>
-            <w:tcMar>
-              <w:left w:w="28" w:type="dxa"/>
-              <w:right w:w="28" w:type="dxa"/>
-            </w:tcMar>
-          </w:tcPr>
-          <w:p>
-            <w:pPr>
-              <w:kinsoku w:val="0"/>
-              <w:snapToGrid w:val="0"/>
-              <w:spacing w:line="300" w:lineRule="exact"/>
-              <w:jc w:val="both"/>
-              <w:rPr>
-                <w:rFonts w:ascii="Barlow Condensed Medium" w:eastAsia="標楷體" w:hAnsi="Barlow Condensed Medium" w:cs="Segoe UI Symbol"/>
-                <w:w w:val="90"/>
-                <w:sz w:val="26"/>
-                <w:szCs w:val="26"/>
-              </w:rPr>
-            </w:pPr>
-            <w:r>
-              <w:rPr>
-                <w:rFonts w:ascii="Segoe UI Symbol" w:eastAsia="標楷體" w:hAnsi="Segoe UI Symbol" w:cs="Segoe UI Symbol"/>
-                <w:w w:val="90"/>
-                <w:sz w:val="26"/>
-                <w:szCs w:val="26"/>
-              </w:rPr>
-              <w:t>★</w:t>
-            </w:r>
-            <w:r>
-              <w:rPr>
-                <w:rFonts w:ascii="Barlow Condensed Medium" w:eastAsia="標楷體" w:hAnsi="Barlow Condensed Medium" w:cs="Segoe UI Symbol" w:hint="eastAsia"/>
-                <w:w w:val="90"/>
-                <w:sz w:val="26"/>
-                <w:szCs w:val="26"/>
-              </w:rPr>
-              <w:t>關渡教會將於</w:t>
-            </w:r>
-            <w:r>
-              <w:rPr>
-                <w:rFonts w:ascii="Barlow Condensed Medium" w:eastAsia="標楷體" w:hAnsi="Barlow Condensed Medium" w:cs="Segoe UI Symbol" w:hint="eastAsia"/>
-                <w:w w:val="90"/>
-                <w:sz w:val="26"/>
-                <w:szCs w:val="26"/>
-              </w:rPr>
-              <w:t>6/14</w:t>
-            </w:r>
-            <w:r>
-              <w:rPr>
-                <w:rFonts w:ascii="Barlow Condensed Medium" w:eastAsia="標楷體" w:hAnsi="Barlow Condensed Medium" w:cs="Segoe UI Symbol" w:hint="eastAsia"/>
-                <w:w w:val="90"/>
-                <w:sz w:val="26"/>
-                <w:szCs w:val="26"/>
-              </w:rPr>
-              <w:t>主日下午</w:t>
-            </w:r>
-            <w:r>
-              <w:rPr>
-                <w:rFonts w:ascii="Barlow Condensed Medium" w:eastAsia="標楷體" w:hAnsi="Barlow Condensed Medium" w:cs="Segoe UI Symbol" w:hint="eastAsia"/>
-                <w:w w:val="90"/>
-                <w:sz w:val="26"/>
-                <w:szCs w:val="26"/>
-              </w:rPr>
-              <w:t>3:30</w:t>
-            </w:r>
-            <w:r>
-              <w:rPr>
-                <w:rFonts w:ascii="Barlow Condensed Medium" w:eastAsia="標楷體" w:hAnsi="Barlow Condensed Medium" w:cs="Segoe UI Symbol" w:hint="eastAsia"/>
-                <w:w w:val="90"/>
-                <w:sz w:val="26"/>
-                <w:szCs w:val="26"/>
-              </w:rPr>
-              <w:t>於台北基督學院大禮堂舉行楊善雄牧師就任第</w:t>
-            </w:r>
-            <w:r>
-              <w:rPr>
-                <w:rFonts w:ascii="Barlow Condensed Medium" w:eastAsia="標楷體" w:hAnsi="Barlow Condensed Medium" w:cs="Segoe UI Symbol" w:hint="eastAsia"/>
-                <w:w w:val="90"/>
-                <w:sz w:val="26"/>
-                <w:szCs w:val="26"/>
-              </w:rPr>
-              <w:t>4</w:t>
-            </w:r>
-            <w:r>
-              <w:rPr>
-                <w:rFonts w:ascii="Barlow Condensed Medium" w:eastAsia="標楷體" w:hAnsi="Barlow Condensed Medium" w:cs="Segoe UI Symbol" w:hint="eastAsia"/>
-                <w:w w:val="90"/>
-                <w:sz w:val="26"/>
-                <w:szCs w:val="26"/>
-              </w:rPr>
-              <w:t>任</w:t>
-            </w:r>
-            <w:proofErr w:type="gramStart"/>
-            <w:r>
-              <w:rPr>
-                <w:rFonts w:ascii="Barlow Condensed Medium" w:eastAsia="標楷體" w:hAnsi="Barlow Condensed Medium" w:cs="Segoe UI Symbol" w:hint="eastAsia"/>
-                <w:w w:val="90"/>
-                <w:sz w:val="26"/>
-                <w:szCs w:val="26"/>
-              </w:rPr>
-              <w:t>牧師授職禮拜</w:t>
-            </w:r>
-            <w:proofErr w:type="gramEnd"/>
-            <w:r>
-              <w:rPr>
-                <w:rFonts w:ascii="Barlow Condensed Medium" w:eastAsia="標楷體" w:hAnsi="Barlow Condensed Medium" w:cs="Segoe UI Symbol" w:hint="eastAsia"/>
-                <w:w w:val="90"/>
-                <w:sz w:val="26"/>
-                <w:szCs w:val="26"/>
-              </w:rPr>
-              <w:t>。</w:t>
-            </w:r>
-          </w:p>
-        </w:tc>
-      </w:tr>
-      <w:tr>
-        <w:tc>
-          <w:tcPr>
-            <w:tcW w:w="299" w:type="dxa"/>
-            <w:tcBorders>
-              <w:top w:val="nil"/>
-              <w:left w:val="nil"/>
-              <w:bottom w:val="nil"/>
-              <w:right w:val="nil"/>
-            </w:tcBorders>
-            <w:tcMar>
-              <w:left w:w="28" w:type="dxa"/>
-              <w:right w:w="28" w:type="dxa"/>
-            </w:tcMar>
-          </w:tcPr>
-          <w:p>
-            <w:pPr>
-              <w:snapToGrid w:val="0"/>
-              <w:spacing w:line="300" w:lineRule="exact"/>
-              <w:ind w:rightChars="11" w:right="26"/>
-              <w:jc w:val="right"/>
-              <w:rPr>
-                <w:rFonts w:ascii="Barlow Condensed Medium" w:eastAsia="華康細黑體" w:hAnsi="Barlow Condensed Medium"/>
-                <w:w w:val="90"/>
-                <w:sz w:val="26"/>
-                <w:szCs w:val="26"/>
-              </w:rPr>
-            </w:pPr>
-            <w:r>
-              <w:rPr>
-                <w:rFonts w:ascii="Barlow Condensed Medium" w:eastAsia="華康細黑體" w:hAnsi="Barlow Condensed Medium" w:hint="eastAsia"/>
-                <w:w w:val="90"/>
-                <w:sz w:val="26"/>
-                <w:szCs w:val="26"/>
-              </w:rPr>
-              <w:t>8</w:t>
-            </w:r>
-          </w:p>
-        </w:tc>
-        <w:tc>
-          <w:tcPr>
-            <w:tcW w:w="5622" w:type="dxa"/>
-            <w:tcBorders>
-              <w:top w:val="nil"/>
-              <w:left w:val="nil"/>
-              <w:bottom w:val="nil"/>
-              <w:right w:val="nil"/>
-            </w:tcBorders>
-            <w:tcMar>
-              <w:left w:w="28" w:type="dxa"/>
-              <w:right w:w="28" w:type="dxa"/>
-            </w:tcMar>
-          </w:tcPr>
-          <w:p>
-            <w:pPr>
-              <w:kinsoku w:val="0"/>
-              <w:snapToGrid w:val="0"/>
-              <w:spacing w:line="300" w:lineRule="exact"/>
-              <w:jc w:val="both"/>
-              <w:rPr>
-                <w:rFonts w:ascii="Barlow Condensed Medium" w:eastAsia="標楷體" w:hAnsi="Barlow Condensed Medium" w:cs="Segoe UI Symbol"/>
-                <w:w w:val="90"/>
-                <w:sz w:val="26"/>
-                <w:szCs w:val="26"/>
-              </w:rPr>
-            </w:pPr>
-            <w:r>
-              <w:rPr>
-                <w:rFonts w:ascii="Segoe UI Symbol" w:eastAsia="標楷體" w:hAnsi="Segoe UI Symbol" w:cs="Segoe UI Symbol"/>
-                <w:w w:val="90"/>
-                <w:sz w:val="26"/>
-                <w:szCs w:val="26"/>
-              </w:rPr>
-              <w:t>★</w:t>
-            </w:r>
-            <w:r>
-              <w:rPr>
-                <w:rFonts w:ascii="Barlow Condensed Medium" w:eastAsia="標楷體" w:hAnsi="Barlow Condensed Medium" w:cs="Segoe UI Symbol" w:hint="eastAsia"/>
-                <w:w w:val="90"/>
-                <w:sz w:val="26"/>
-                <w:szCs w:val="26"/>
-              </w:rPr>
-              <w:t>台北中會</w:t>
-            </w:r>
-            <w:proofErr w:type="gramStart"/>
-            <w:r>
-              <w:rPr>
-                <w:rFonts w:ascii="Barlow Condensed Medium" w:eastAsia="標楷體" w:hAnsi="Barlow Condensed Medium" w:cs="Segoe UI Symbol" w:hint="eastAsia"/>
-                <w:w w:val="90"/>
-                <w:sz w:val="26"/>
-                <w:szCs w:val="26"/>
-              </w:rPr>
-              <w:t>進階長執訓練</w:t>
-            </w:r>
-            <w:proofErr w:type="gramEnd"/>
-            <w:r>
-              <w:rPr>
-                <w:rFonts w:ascii="Barlow Condensed Medium" w:eastAsia="標楷體" w:hAnsi="Barlow Condensed Medium" w:cs="Segoe UI Symbol" w:hint="eastAsia"/>
-                <w:w w:val="90"/>
-                <w:sz w:val="26"/>
-                <w:szCs w:val="26"/>
-              </w:rPr>
-              <w:t>會將於</w:t>
-            </w:r>
-            <w:r>
-              <w:rPr>
-                <w:rFonts w:ascii="Barlow Condensed Medium" w:eastAsia="標楷體" w:hAnsi="Barlow Condensed Medium" w:cs="Segoe UI Symbol" w:hint="eastAsia"/>
-                <w:w w:val="90"/>
-                <w:sz w:val="26"/>
-                <w:szCs w:val="26"/>
-              </w:rPr>
-              <w:t>6/6(</w:t>
-            </w:r>
-            <w:r>
-              <w:rPr>
-                <w:rFonts w:ascii="Barlow Condensed Medium" w:eastAsia="標楷體" w:hAnsi="Barlow Condensed Medium" w:cs="Segoe UI Symbol" w:hint="eastAsia"/>
-                <w:w w:val="90"/>
-                <w:sz w:val="26"/>
-                <w:szCs w:val="26"/>
-              </w:rPr>
-              <w:t>六</w:t>
-            </w:r>
-            <w:r>
-              <w:rPr>
-                <w:rFonts w:ascii="Barlow Condensed Medium" w:eastAsia="標楷體" w:hAnsi="Barlow Condensed Medium" w:cs="Segoe UI Symbol" w:hint="eastAsia"/>
-                <w:w w:val="90"/>
-                <w:sz w:val="26"/>
-                <w:szCs w:val="26"/>
-              </w:rPr>
-              <w:t>)8:45-12:10</w:t>
-            </w:r>
-            <w:r>
-              <w:rPr>
-                <w:rFonts w:ascii="Barlow Condensed Medium" w:eastAsia="標楷體" w:hAnsi="Barlow Condensed Medium" w:cs="Segoe UI Symbol" w:hint="eastAsia"/>
-                <w:w w:val="90"/>
-                <w:sz w:val="26"/>
-                <w:szCs w:val="26"/>
-              </w:rPr>
-              <w:t>在大稻</w:t>
-            </w:r>
-            <w:proofErr w:type="gramStart"/>
-            <w:r>
-              <w:rPr>
-                <w:rFonts w:ascii="Barlow Condensed Medium" w:eastAsia="標楷體" w:hAnsi="Barlow Condensed Medium" w:cs="Segoe UI Symbol" w:hint="eastAsia"/>
-                <w:w w:val="90"/>
-                <w:sz w:val="26"/>
-                <w:szCs w:val="26"/>
-              </w:rPr>
-              <w:t>埕</w:t>
-            </w:r>
-            <w:proofErr w:type="gramEnd"/>
-            <w:r>
-              <w:rPr>
-                <w:rFonts w:ascii="Barlow Condensed Medium" w:eastAsia="標楷體" w:hAnsi="Barlow Condensed Medium" w:cs="Segoe UI Symbol" w:hint="eastAsia"/>
-                <w:w w:val="90"/>
-                <w:sz w:val="26"/>
-                <w:szCs w:val="26"/>
-              </w:rPr>
-              <w:t>教會舉行。詳見公佈欄和</w:t>
+              <w:t>在大稻埕教會舉行。詳見公佈欄和</w:t>
             </w:r>
             <w:r>
               <w:rPr>
@@ -2463,13 +1844,205 @@
             </w:pPr>
             <w:r>
               <w:rPr>
+                <w:rFonts w:ascii="Barlow Condensed Medium" w:eastAsia="華康細黑體" w:hAnsi="Barlow Condensed Medium" w:hint="eastAsia"/>
+                <w:w w:val="90"/>
+                <w:sz w:val="26"/>
+                <w:szCs w:val="26"/>
+              </w:rPr>
+              <w:t>1.</w:t>
+            </w:r>
+          </w:p>
+        </w:tc>
+        <w:tc>
+          <w:tcPr>
+            <w:tcW w:w="5641" w:type="dxa"/>
+          </w:tcPr>
+          <w:p>
+            <w:pPr>
+              <w:kinsoku w:val="0"/>
+              <w:snapToGrid w:val="0"/>
+              <w:spacing w:line="300" w:lineRule="exact"/>
+              <w:jc w:val="both"/>
+              <w:rPr>
+                <w:rFonts w:ascii="Barlow Condensed Medium" w:eastAsia="標楷體" w:hAnsi="Barlow Condensed Medium" w:cs="Segoe UI Symbol"/>
+                <w:w w:val="90"/>
+                <w:sz w:val="26"/>
+                <w:szCs w:val="26"/>
+              </w:rPr>
+            </w:pPr>
+            <w:r>
+              <w:rPr>
+                <w:rFonts w:ascii="Segoe UI Symbol" w:eastAsia="標楷體" w:hAnsi="Segoe UI Symbol" w:cs="Segoe UI Symbol"/>
+                <w:w w:val="90"/>
+                <w:sz w:val="26"/>
+                <w:szCs w:val="26"/>
+              </w:rPr>
+              <w:t>★</w:t>
+            </w:r>
+            <w:r>
+              <w:rPr>
+                <w:rFonts w:ascii="Barlow Condensed Medium" w:eastAsia="標楷體" w:hAnsi="Barlow Condensed Medium" w:cs="Segoe UI Symbol" w:hint="eastAsia"/>
+                <w:w w:val="90"/>
+                <w:sz w:val="26"/>
+                <w:szCs w:val="26"/>
+              </w:rPr>
+              <w:t>小會決議要參加母會</w:t>
+            </w:r>
+            <w:r>
+              <w:rPr>
+                <w:rFonts w:ascii="Barlow Condensed Medium" w:eastAsia="標楷體" w:hAnsi="Barlow Condensed Medium" w:cs="Segoe UI Symbol" w:hint="eastAsia"/>
+                <w:noProof/>
+                <w:w w:val="90"/>
+                <w:sz w:val="26"/>
+                <w:szCs w:val="26"/>
+                <w:lang w:bidi="he-IL"/>
+              </w:rPr>
+              <w:t>艋舺教會設教</w:t>
+            </w:r>
+            <w:r>
+              <w:rPr>
+                <w:rFonts w:ascii="Barlow Condensed Medium" w:eastAsia="標楷體" w:hAnsi="Barlow Condensed Medium" w:cs="Segoe UI Symbol" w:hint="eastAsia"/>
+                <w:noProof/>
+                <w:w w:val="90"/>
+                <w:sz w:val="26"/>
+                <w:szCs w:val="26"/>
+                <w:lang w:bidi="he-IL"/>
+              </w:rPr>
+              <w:t>150</w:t>
+            </w:r>
+            <w:r>
+              <w:rPr>
+                <w:rFonts w:ascii="Barlow Condensed Medium" w:eastAsia="標楷體" w:hAnsi="Barlow Condensed Medium" w:cs="Segoe UI Symbol" w:hint="eastAsia"/>
+                <w:noProof/>
+                <w:w w:val="90"/>
+                <w:sz w:val="26"/>
+                <w:szCs w:val="26"/>
+                <w:lang w:bidi="he-IL"/>
+              </w:rPr>
+              <w:t>週年於</w:t>
+            </w:r>
+            <w:r>
+              <w:rPr>
+                <w:rFonts w:ascii="Barlow Condensed Medium" w:eastAsia="標楷體" w:hAnsi="Barlow Condensed Medium" w:cs="Segoe UI Symbol" w:hint="eastAsia"/>
+                <w:noProof/>
+                <w:w w:val="90"/>
+                <w:sz w:val="26"/>
+                <w:szCs w:val="26"/>
+                <w:lang w:bidi="he-IL"/>
+              </w:rPr>
+              <w:t>9/20</w:t>
+            </w:r>
+            <w:r>
+              <w:rPr>
+                <w:rFonts w:ascii="Barlow Condensed Medium" w:eastAsia="標楷體" w:hAnsi="Barlow Condensed Medium" w:cs="Segoe UI Symbol" w:hint="eastAsia"/>
+                <w:noProof/>
+                <w:w w:val="90"/>
+                <w:sz w:val="26"/>
+                <w:szCs w:val="26"/>
+                <w:lang w:bidi="he-IL"/>
+              </w:rPr>
+              <w:t>在中原大學舉行</w:t>
+            </w:r>
+            <w:r>
+              <w:rPr>
+                <w:rFonts w:ascii="Barlow Condensed Medium" w:eastAsia="標楷體" w:hAnsi="Barlow Condensed Medium" w:cs="Segoe UI Symbol" w:hint="eastAsia"/>
+                <w:noProof/>
+                <w:w w:val="90"/>
+                <w:sz w:val="26"/>
+                <w:szCs w:val="26"/>
+                <w:lang w:bidi="he-IL"/>
+              </w:rPr>
+              <w:t>的</w:t>
+            </w:r>
+            <w:r>
+              <w:rPr>
+                <w:rFonts w:ascii="Barlow Condensed Medium" w:eastAsia="標楷體" w:hAnsi="Barlow Condensed Medium" w:cs="Segoe UI Symbol" w:hint="eastAsia"/>
+                <w:noProof/>
+                <w:w w:val="90"/>
+                <w:sz w:val="26"/>
+                <w:szCs w:val="26"/>
+                <w:lang w:bidi="he-IL"/>
+              </w:rPr>
+              <w:t>野外禮拜。</w:t>
+            </w:r>
+            <w:r>
+              <w:rPr>
+                <w:rFonts w:ascii="Barlow Condensed Medium" w:eastAsia="標楷體" w:hAnsi="Barlow Condensed Medium" w:cs="Segoe UI Symbol" w:hint="eastAsia"/>
+                <w:noProof/>
+                <w:w w:val="90"/>
+                <w:sz w:val="26"/>
+                <w:szCs w:val="26"/>
+                <w:lang w:bidi="he-IL"/>
+              </w:rPr>
+              <w:t>即日起開始報名至</w:t>
+            </w:r>
+            <w:r>
+              <w:rPr>
+                <w:rFonts w:ascii="Barlow Condensed Medium" w:eastAsia="標楷體" w:hAnsi="Barlow Condensed Medium" w:cs="Segoe UI Symbol" w:hint="eastAsia"/>
+                <w:noProof/>
+                <w:w w:val="90"/>
+                <w:sz w:val="26"/>
+                <w:szCs w:val="26"/>
+                <w:lang w:bidi="he-IL"/>
+              </w:rPr>
+              <w:t>7/19(</w:t>
+            </w:r>
+            <w:bookmarkStart w:id="6" w:name="_GoBack"/>
+            <w:bookmarkEnd w:id="6"/>
+            <w:r>
+              <w:rPr>
+                <w:rFonts w:ascii="Barlow Condensed Medium" w:eastAsia="標楷體" w:hAnsi="Barlow Condensed Medium" w:cs="Segoe UI Symbol" w:hint="eastAsia"/>
+                <w:noProof/>
+                <w:w w:val="90"/>
+                <w:sz w:val="26"/>
+                <w:szCs w:val="26"/>
+                <w:lang w:bidi="he-IL"/>
+              </w:rPr>
+              <w:t>日</w:t>
+            </w:r>
+            <w:r>
+              <w:rPr>
+                <w:rFonts w:ascii="Barlow Condensed Medium" w:eastAsia="標楷體" w:hAnsi="Barlow Condensed Medium" w:cs="Segoe UI Symbol" w:hint="eastAsia"/>
+                <w:noProof/>
+                <w:w w:val="90"/>
+                <w:sz w:val="26"/>
+                <w:szCs w:val="26"/>
+                <w:lang w:bidi="he-IL"/>
+              </w:rPr>
+              <w:t>)</w:t>
+            </w:r>
+            <w:r>
+              <w:rPr>
+                <w:rFonts w:ascii="Barlow Condensed Medium" w:eastAsia="標楷體" w:hAnsi="Barlow Condensed Medium" w:cs="Segoe UI Symbol" w:hint="eastAsia"/>
+                <w:noProof/>
+                <w:w w:val="90"/>
+                <w:sz w:val="26"/>
+                <w:szCs w:val="26"/>
+                <w:lang w:bidi="he-IL"/>
+              </w:rPr>
+              <w:t>。</w:t>
+            </w:r>
+          </w:p>
+        </w:tc>
+      </w:tr>
+      <w:tr>
+        <w:tc>
+          <w:tcPr>
+            <w:tcW w:w="280" w:type="dxa"/>
+          </w:tcPr>
+          <w:p>
+            <w:pPr>
+              <w:snapToGrid w:val="0"/>
+              <w:spacing w:line="300" w:lineRule="exact"/>
+              <w:ind w:rightChars="11" w:right="26"/>
+              <w:jc w:val="right"/>
+              <w:rPr>
                 <w:rFonts w:ascii="Barlow Condensed Medium" w:eastAsia="華康細黑體" w:hAnsi="Barlow Condensed Medium"/>
                 <w:w w:val="90"/>
                 <w:sz w:val="26"/>
                 <w:szCs w:val="26"/>
               </w:rPr>
-              <w:t>1.</w:t>
-            </w:r>
+            </w:pPr>
           </w:p>
         </w:tc>
         <w:tc>
@@ -2489,255 +2062,6 @@
                 <w:szCs w:val="26"/>
               </w:rPr>
             </w:pPr>
-            <w:r>
-              <w:rPr>
-                <w:rFonts w:ascii="Segoe UI Symbol" w:eastAsia="標楷體" w:hAnsi="Segoe UI Symbol" w:cs="Segoe UI Symbol"/>
-                <w:w w:val="90"/>
-                <w:sz w:val="26"/>
-                <w:szCs w:val="26"/>
-              </w:rPr>
-              <w:t>★</w:t>
-            </w:r>
-            <w:r>
-              <w:rPr>
-                <w:rFonts w:ascii="Barlow Condensed Medium" w:eastAsia="標楷體" w:hAnsi="Barlow Condensed Medium" w:cs="Segoe UI Symbol" w:hint="eastAsia"/>
-                <w:w w:val="90"/>
-                <w:sz w:val="26"/>
-                <w:szCs w:val="26"/>
-              </w:rPr>
-              <w:t>本</w:t>
-            </w:r>
-            <w:r>
-              <w:rPr>
-                <w:rFonts w:ascii="Barlow Condensed Medium" w:eastAsia="標楷體" w:hAnsi="Barlow Condensed Medium" w:cs="Segoe UI Symbol" w:hint="eastAsia"/>
-                <w:w w:val="90"/>
-                <w:sz w:val="26"/>
-                <w:szCs w:val="26"/>
-              </w:rPr>
-              <w:t>主日</w:t>
-            </w:r>
-            <w:r>
-              <w:rPr>
-                <w:rFonts w:ascii="Barlow Condensed Medium" w:eastAsia="標楷體" w:hAnsi="Barlow Condensed Medium" w:cs="Segoe UI Symbol" w:hint="eastAsia"/>
-                <w:w w:val="90"/>
-                <w:sz w:val="26"/>
-                <w:szCs w:val="26"/>
-              </w:rPr>
-              <w:t>(5/24)</w:t>
-            </w:r>
-            <w:r>
-              <w:rPr>
-                <w:rFonts w:ascii="Barlow Condensed Medium" w:eastAsia="標楷體" w:hAnsi="Barlow Condensed Medium" w:cs="Segoe UI Symbol" w:hint="eastAsia"/>
-                <w:w w:val="90"/>
-                <w:sz w:val="26"/>
-                <w:szCs w:val="26"/>
-              </w:rPr>
-              <w:t>為聖靈降</w:t>
-            </w:r>
-            <w:r>
-              <w:rPr>
-                <w:rFonts w:ascii="Barlow Condensed Medium" w:eastAsia="標楷體" w:hAnsi="Barlow Condensed Medium" w:cs="Segoe UI Symbol" w:hint="eastAsia"/>
-                <w:w w:val="90"/>
-                <w:sz w:val="26"/>
-                <w:szCs w:val="26"/>
-              </w:rPr>
-              <w:t>臨</w:t>
-            </w:r>
-            <w:r>
-              <w:rPr>
-                <w:rFonts w:ascii="Barlow Condensed Medium" w:eastAsia="標楷體" w:hAnsi="Barlow Condensed Medium" w:cs="Segoe UI Symbol" w:hint="eastAsia"/>
-                <w:w w:val="90"/>
-                <w:sz w:val="26"/>
-                <w:szCs w:val="26"/>
-              </w:rPr>
-              <w:t>節</w:t>
-            </w:r>
-            <w:r>
-              <w:rPr>
-                <w:rFonts w:ascii="Barlow Condensed Medium" w:eastAsia="標楷體" w:hAnsi="Barlow Condensed Medium" w:cs="Segoe UI Symbol" w:hint="eastAsia"/>
-                <w:w w:val="90"/>
-                <w:sz w:val="26"/>
-                <w:szCs w:val="26"/>
-              </w:rPr>
-              <w:t>。</w:t>
-            </w:r>
-          </w:p>
-        </w:tc>
-      </w:tr>
-      <w:tr>
-        <w:tc>
-          <w:tcPr>
-            <w:tcW w:w="280" w:type="dxa"/>
-          </w:tcPr>
-          <w:p>
-            <w:pPr>
-              <w:snapToGrid w:val="0"/>
-              <w:spacing w:line="300" w:lineRule="exact"/>
-              <w:ind w:rightChars="11" w:right="26"/>
-              <w:jc w:val="right"/>
-              <w:rPr>
-                <w:rFonts w:ascii="Barlow Condensed Medium" w:eastAsia="華康細黑體" w:hAnsi="Barlow Condensed Medium"/>
-                <w:w w:val="90"/>
-                <w:sz w:val="26"/>
-                <w:szCs w:val="26"/>
-              </w:rPr>
-            </w:pPr>
-            <w:r>
-              <w:rPr>
-                <w:rFonts w:ascii="Barlow Condensed Medium" w:eastAsia="華康細黑體" w:hAnsi="Barlow Condensed Medium" w:hint="eastAsia"/>
-                <w:w w:val="90"/>
-                <w:sz w:val="26"/>
-                <w:szCs w:val="26"/>
-              </w:rPr>
-              <w:t>2</w:t>
-            </w:r>
-            <w:r>
-              <w:rPr>
-                <w:rFonts w:ascii="Barlow Condensed Medium" w:eastAsia="華康細黑體" w:hAnsi="Barlow Condensed Medium"/>
-                <w:w w:val="90"/>
-                <w:sz w:val="26"/>
-                <w:szCs w:val="26"/>
-              </w:rPr>
-              <w:t>.</w:t>
-            </w:r>
-          </w:p>
-        </w:tc>
-        <w:tc>
-          <w:tcPr>
-            <w:tcW w:w="5641" w:type="dxa"/>
-          </w:tcPr>
-          <w:p>
-            <w:pPr>
-              <w:kinsoku w:val="0"/>
-              <w:snapToGrid w:val="0"/>
-              <w:spacing w:line="300" w:lineRule="exact"/>
-              <w:jc w:val="both"/>
-              <w:rPr>
-                <w:rFonts w:ascii="Barlow Condensed Medium" w:eastAsia="標楷體" w:hAnsi="Barlow Condensed Medium" w:cs="Segoe UI Symbol"/>
-                <w:w w:val="90"/>
-                <w:sz w:val="26"/>
-                <w:szCs w:val="26"/>
-              </w:rPr>
-            </w:pPr>
-            <w:r>
-              <w:rPr>
-                <w:rFonts w:ascii="Segoe UI Symbol" w:eastAsia="標楷體" w:hAnsi="Segoe UI Symbol" w:cs="Segoe UI Symbol"/>
-                <w:w w:val="90"/>
-                <w:sz w:val="26"/>
-                <w:szCs w:val="26"/>
-              </w:rPr>
-              <w:t>★</w:t>
-            </w:r>
-            <w:r>
-              <w:rPr>
-                <w:rFonts w:ascii="Barlow Condensed Medium" w:eastAsia="標楷體" w:hAnsi="Barlow Condensed Medium" w:cs="Segoe UI Symbol" w:hint="eastAsia"/>
-                <w:w w:val="90"/>
-                <w:sz w:val="26"/>
-                <w:szCs w:val="26"/>
-              </w:rPr>
-              <w:t>本會</w:t>
-            </w:r>
-            <w:r>
-              <w:rPr>
-                <w:rFonts w:ascii="Barlow Condensed Medium" w:eastAsia="標楷體" w:hAnsi="Barlow Condensed Medium" w:cstheme="minorHAnsi" w:hint="eastAsia"/>
-                <w:w w:val="90"/>
-                <w:sz w:val="26"/>
-                <w:szCs w:val="26"/>
-              </w:rPr>
-              <w:t>張兆嘉姊妹已於</w:t>
-            </w:r>
-            <w:r>
-              <w:rPr>
-                <w:rFonts w:ascii="Barlow Condensed Medium" w:eastAsia="標楷體" w:hAnsi="Barlow Condensed Medium" w:cstheme="minorHAnsi" w:hint="eastAsia"/>
-                <w:w w:val="90"/>
-                <w:sz w:val="26"/>
-                <w:szCs w:val="26"/>
-              </w:rPr>
-              <w:t>5/15(</w:t>
-            </w:r>
-            <w:r>
-              <w:rPr>
-                <w:rFonts w:ascii="Barlow Condensed Medium" w:eastAsia="標楷體" w:hAnsi="Barlow Condensed Medium" w:cstheme="minorHAnsi" w:hint="eastAsia"/>
-                <w:w w:val="90"/>
-                <w:sz w:val="26"/>
-                <w:szCs w:val="26"/>
-              </w:rPr>
-              <w:t>五</w:t>
-            </w:r>
-            <w:r>
-              <w:rPr>
-                <w:rFonts w:ascii="Barlow Condensed Medium" w:eastAsia="標楷體" w:hAnsi="Barlow Condensed Medium" w:cstheme="minorHAnsi" w:hint="eastAsia"/>
-                <w:w w:val="90"/>
-                <w:sz w:val="26"/>
-                <w:szCs w:val="26"/>
-              </w:rPr>
-              <w:t>)</w:t>
-            </w:r>
-            <w:r>
-              <w:rPr>
-                <w:rFonts w:ascii="Barlow Condensed Medium" w:eastAsia="標楷體" w:hAnsi="Barlow Condensed Medium" w:cstheme="minorHAnsi" w:hint="eastAsia"/>
-                <w:w w:val="90"/>
-                <w:sz w:val="26"/>
-                <w:szCs w:val="26"/>
-              </w:rPr>
-              <w:t>病逝，且依個人遺願由家人簡單辨理喪事於</w:t>
-            </w:r>
-            <w:r>
-              <w:rPr>
-                <w:rFonts w:ascii="Barlow Condensed Medium" w:eastAsia="標楷體" w:hAnsi="Barlow Condensed Medium" w:cstheme="minorHAnsi" w:hint="eastAsia"/>
-                <w:w w:val="90"/>
-                <w:sz w:val="26"/>
-                <w:szCs w:val="26"/>
-              </w:rPr>
-              <w:t>5/22(</w:t>
-            </w:r>
-            <w:r>
-              <w:rPr>
-                <w:rFonts w:ascii="Barlow Condensed Medium" w:eastAsia="標楷體" w:hAnsi="Barlow Condensed Medium" w:cstheme="minorHAnsi" w:hint="eastAsia"/>
-                <w:w w:val="90"/>
-                <w:sz w:val="26"/>
-                <w:szCs w:val="26"/>
-              </w:rPr>
-              <w:t>五</w:t>
-            </w:r>
-            <w:r>
-              <w:rPr>
-                <w:rFonts w:ascii="Barlow Condensed Medium" w:eastAsia="標楷體" w:hAnsi="Barlow Condensed Medium" w:cstheme="minorHAnsi" w:hint="eastAsia"/>
-                <w:w w:val="90"/>
-                <w:sz w:val="26"/>
-                <w:szCs w:val="26"/>
-              </w:rPr>
-              <w:t>)</w:t>
-            </w:r>
-            <w:r>
-              <w:rPr>
-                <w:rFonts w:ascii="Barlow Condensed Medium" w:eastAsia="標楷體" w:hAnsi="Barlow Condensed Medium" w:cstheme="minorHAnsi" w:hint="eastAsia"/>
-                <w:w w:val="90"/>
-                <w:sz w:val="26"/>
-                <w:szCs w:val="26"/>
-              </w:rPr>
-              <w:t>舉行入殮、火化和安葬。願神安慰遺族和</w:t>
-            </w:r>
-            <w:proofErr w:type="gramStart"/>
-            <w:r>
-              <w:rPr>
-                <w:rFonts w:ascii="Barlow Condensed Medium" w:eastAsia="標楷體" w:hAnsi="Barlow Condensed Medium" w:cstheme="minorHAnsi" w:hint="eastAsia"/>
-                <w:w w:val="90"/>
-                <w:sz w:val="26"/>
-                <w:szCs w:val="26"/>
-              </w:rPr>
-              <w:t>眾兄姊</w:t>
-            </w:r>
-            <w:proofErr w:type="gramEnd"/>
-            <w:r>
-              <w:rPr>
-                <w:rFonts w:ascii="Barlow Condensed Medium" w:eastAsia="標楷體" w:hAnsi="Barlow Condensed Medium" w:cstheme="minorHAnsi" w:hint="eastAsia"/>
-                <w:w w:val="90"/>
-                <w:sz w:val="26"/>
-                <w:szCs w:val="26"/>
-              </w:rPr>
-              <w:t>的心。</w:t>
-            </w:r>
           </w:p>
         </w:tc>
       </w:tr>
@@ -2760,7 +2084,6 @@
         </w:rPr>
         <w:t>§</w:t>
       </w:r>
-      <w:proofErr w:type="gramStart"/>
       <w:r>
         <w:rPr>
           <w:rFonts w:ascii="Barlow Condensed Medium" w:eastAsia="華康正顏楷體W9" w:hAnsi="Barlow Condensed Medium" w:cstheme="minorHAnsi"/>
@@ -2768,7 +2091,6 @@
         </w:rPr>
         <w:t>公禱事項</w:t>
       </w:r>
-      <w:proofErr w:type="gramEnd"/>
     </w:p>
     <w:tbl>
       <w:tblPr>
@@ -2911,9 +2233,8 @@
                 <w:sz w:val="26"/>
                 <w:szCs w:val="26"/>
               </w:rPr>
-              <w:t xml:space="preserve">、人權和生態永續，願　</w:t>
-            </w:r>
-            <w:proofErr w:type="gramStart"/>
+              <w:t>、人權和生態永續，願　神公義的國度降臨</w:t>
+            </w:r>
             <w:r>
               <w:rPr>
                 <w:rFonts w:ascii="Barlow Condensed Medium" w:eastAsia="標楷體" w:hAnsi="Barlow Condensed Medium" w:cstheme="minorHAnsi" w:hint="eastAsia"/>
@@ -2921,9 +2242,32 @@
                 <w:sz w:val="26"/>
                 <w:szCs w:val="26"/>
               </w:rPr>
-              <w:t>神公義</w:t>
-            </w:r>
-            <w:proofErr w:type="gramEnd"/>
+              <w:t>。</w:t>
+            </w:r>
+          </w:p>
+        </w:tc>
+      </w:tr>
+      <w:tr>
+        <w:tc>
+          <w:tcPr>
+            <w:tcW w:w="266" w:type="dxa"/>
+            <w:tcMar>
+              <w:left w:w="28" w:type="dxa"/>
+              <w:right w:w="28" w:type="dxa"/>
+            </w:tcMar>
+          </w:tcPr>
+          <w:p>
+            <w:pPr>
+              <w:snapToGrid w:val="0"/>
+              <w:spacing w:line="300" w:lineRule="exact"/>
+              <w:jc w:val="right"/>
+              <w:rPr>
+                <w:rFonts w:ascii="Barlow Condensed Medium" w:eastAsia="標楷體" w:hAnsi="Barlow Condensed Medium" w:cstheme="minorHAnsi"/>
+                <w:w w:val="90"/>
+                <w:sz w:val="26"/>
+                <w:szCs w:val="26"/>
+              </w:rPr>
+            </w:pPr>
             <w:r>
               <w:rPr>
                 <w:rFonts w:ascii="Barlow Condensed Medium" w:eastAsia="標楷體" w:hAnsi="Barlow Condensed Medium" w:cstheme="minorHAnsi" w:hint="eastAsia"/>
@@ -2931,8 +2275,39 @@
                 <w:sz w:val="26"/>
                 <w:szCs w:val="26"/>
               </w:rPr>
-              <w:t>的國度降臨</w:t>
-            </w:r>
+              <w:t>2</w:t>
+            </w:r>
+            <w:r>
+              <w:rPr>
+                <w:rFonts w:ascii="Barlow Condensed Medium" w:eastAsia="標楷體" w:hAnsi="Barlow Condensed Medium" w:cstheme="minorHAnsi"/>
+                <w:w w:val="90"/>
+                <w:sz w:val="26"/>
+                <w:szCs w:val="26"/>
+              </w:rPr>
+              <w:t>.</w:t>
+            </w:r>
+          </w:p>
+        </w:tc>
+        <w:tc>
+          <w:tcPr>
+            <w:tcW w:w="5669" w:type="dxa"/>
+            <w:tcMar>
+              <w:left w:w="28" w:type="dxa"/>
+              <w:right w:w="28" w:type="dxa"/>
+            </w:tcMar>
+          </w:tcPr>
+          <w:p>
+            <w:pPr>
+              <w:snapToGrid w:val="0"/>
+              <w:spacing w:line="300" w:lineRule="exact"/>
+              <w:jc w:val="both"/>
+              <w:rPr>
+                <w:rFonts w:ascii="Barlow Condensed Medium" w:eastAsia="標楷體" w:hAnsi="Barlow Condensed Medium" w:cstheme="minorHAnsi"/>
+                <w:w w:val="90"/>
+                <w:sz w:val="26"/>
+                <w:szCs w:val="26"/>
+              </w:rPr>
+            </w:pPr>
             <w:r>
               <w:rPr>
                 <w:rFonts w:ascii="Barlow Condensed Medium" w:eastAsia="標楷體" w:hAnsi="Barlow Condensed Medium" w:cstheme="minorHAnsi" w:hint="eastAsia"/>
@@ -2940,31 +2315,40 @@
                 <w:sz w:val="26"/>
                 <w:szCs w:val="26"/>
               </w:rPr>
-              <w:t>。</w:t>
-            </w:r>
-          </w:p>
-        </w:tc>
-      </w:tr>
-      <w:tr>
-        <w:tc>
-          <w:tcPr>
-            <w:tcW w:w="266" w:type="dxa"/>
-            <w:tcMar>
-              <w:left w:w="28" w:type="dxa"/>
-              <w:right w:w="28" w:type="dxa"/>
-            </w:tcMar>
-          </w:tcPr>
-          <w:p>
-            <w:pPr>
-              <w:snapToGrid w:val="0"/>
-              <w:spacing w:line="300" w:lineRule="exact"/>
-              <w:jc w:val="right"/>
+              <w:t>為非洲伊波拉病毒疫情代禱</w:t>
+            </w:r>
+            <w:r>
               <w:rPr>
                 <w:rFonts w:ascii="Barlow Condensed Medium" w:eastAsia="標楷體" w:hAnsi="Barlow Condensed Medium" w:cstheme="minorHAnsi"/>
                 <w:w w:val="90"/>
                 <w:sz w:val="26"/>
                 <w:szCs w:val="26"/>
               </w:rPr>
+              <w:t>。</w:t>
+            </w:r>
+          </w:p>
+        </w:tc>
+      </w:tr>
+      <w:tr>
+        <w:tc>
+          <w:tcPr>
+            <w:tcW w:w="266" w:type="dxa"/>
+            <w:tcMar>
+              <w:left w:w="28" w:type="dxa"/>
+              <w:right w:w="28" w:type="dxa"/>
+            </w:tcMar>
+          </w:tcPr>
+          <w:p>
+            <w:pPr>
+              <w:snapToGrid w:val="0"/>
+              <w:spacing w:line="300" w:lineRule="exact"/>
+              <w:jc w:val="right"/>
+              <w:rPr>
+                <w:rFonts w:ascii="Barlow Condensed Medium" w:eastAsia="標楷體" w:hAnsi="Barlow Condensed Medium" w:cstheme="minorHAnsi"/>
+                <w:w w:val="90"/>
+                <w:sz w:val="26"/>
+                <w:szCs w:val="26"/>
+              </w:rPr>
             </w:pPr>
             <w:r>
               <w:rPr>
@@ -2973,7 +2357,7 @@
                 <w:sz w:val="26"/>
                 <w:szCs w:val="26"/>
               </w:rPr>
-              <w:t>2</w:t>
+              <w:t>3</w:t>
             </w:r>
             <w:r>
               <w:rPr>
@@ -3008,23 +2392,13 @@
             </w:pPr>
             <w:r>
               <w:rPr>
-                <w:rFonts w:ascii="Segoe UI Symbol" w:eastAsia="標楷體" w:hAnsi="Segoe UI Symbol" w:cs="Segoe UI Symbol"/>
-                <w:w w:val="90"/>
-                <w:sz w:val="26"/>
-                <w:szCs w:val="26"/>
-              </w:rPr>
-              <w:t>★</w:t>
-            </w:r>
-            <w:r>
-              <w:rPr>
                 <w:rFonts w:ascii="Barlow Condensed Medium" w:eastAsia="標楷體" w:hAnsi="Barlow Condensed Medium" w:cstheme="minorHAnsi" w:hint="eastAsia"/>
                 <w:w w:val="90"/>
                 <w:sz w:val="26"/>
                 <w:szCs w:val="26"/>
               </w:rPr>
-              <w:t>為非洲伊波拉病毒</w:t>
-            </w:r>
-            <w:proofErr w:type="gramStart"/>
+              <w:t>為台灣祈福，願</w:t>
+            </w:r>
             <w:r>
               <w:rPr>
                 <w:rFonts w:ascii="Barlow Condensed Medium" w:eastAsia="標楷體" w:hAnsi="Barlow Condensed Medium" w:cstheme="minorHAnsi" w:hint="eastAsia"/>
@@ -3032,9 +2406,17 @@
                 <w:sz w:val="26"/>
                 <w:szCs w:val="26"/>
               </w:rPr>
-              <w:t>疫情代禱</w:t>
-            </w:r>
-            <w:proofErr w:type="gramEnd"/>
+              <w:t>2026</w:t>
+            </w:r>
+            <w:r>
+              <w:rPr>
+                <w:rFonts w:ascii="Barlow Condensed Medium" w:eastAsia="標楷體" w:hAnsi="Barlow Condensed Medium" w:cstheme="minorHAnsi" w:hint="eastAsia"/>
+                <w:w w:val="90"/>
+                <w:sz w:val="26"/>
+                <w:szCs w:val="26"/>
+              </w:rPr>
+              <w:t>年全民為守護台灣更同心、更團結，求真相除詐騙，以及求真　神棄偶像</w:t>
+            </w:r>
             <w:r>
               <w:rPr>
                 <w:rFonts w:ascii="Barlow Condensed Medium" w:eastAsia="標楷體" w:hAnsi="Barlow Condensed Medium" w:cstheme="minorHAnsi"/>
@@ -3075,7 +2457,7 @@
                 <w:sz w:val="26"/>
                 <w:szCs w:val="26"/>
               </w:rPr>
-              <w:t>3</w:t>
+              <w:t>4</w:t>
             </w:r>
             <w:r>
               <w:rPr>
@@ -3110,12 +2492,130 @@
             </w:pPr>
             <w:r>
               <w:rPr>
+                <w:rFonts w:ascii="Barlow Condensed Medium" w:eastAsia="標楷體" w:hAnsi="Barlow Condensed Medium" w:cs="Segoe UI Symbol"/>
+                <w:w w:val="90"/>
+                <w:sz w:val="26"/>
+                <w:szCs w:val="26"/>
+              </w:rPr>
+              <w:t>為</w:t>
+            </w:r>
+            <w:r>
+              <w:rPr>
+                <w:rFonts w:ascii="Barlow Condensed Medium" w:eastAsia="標楷體" w:hAnsi="Barlow Condensed Medium" w:cs="Segoe UI Symbol"/>
+                <w:w w:val="90"/>
+                <w:sz w:val="26"/>
+                <w:szCs w:val="26"/>
+              </w:rPr>
+              <w:t>2026</w:t>
+            </w:r>
+            <w:r>
+              <w:rPr>
+                <w:rFonts w:ascii="Barlow Condensed Medium" w:eastAsia="標楷體" w:hAnsi="Barlow Condensed Medium" w:cs="Segoe UI Symbol"/>
+                <w:w w:val="90"/>
+                <w:sz w:val="26"/>
+                <w:szCs w:val="26"/>
+              </w:rPr>
+              <w:t>年本會</w:t>
+            </w:r>
+            <w:r>
+              <w:rPr>
+                <w:rFonts w:ascii="Barlow Condensed Medium" w:eastAsia="標楷體" w:hAnsi="Barlow Condensed Medium" w:cs="Segoe UI Symbol" w:hint="eastAsia"/>
+                <w:w w:val="90"/>
+                <w:sz w:val="26"/>
+                <w:szCs w:val="26"/>
+              </w:rPr>
+              <w:t>各項</w:t>
+            </w:r>
+            <w:r>
+              <w:rPr>
+                <w:rFonts w:ascii="Barlow Condensed Medium" w:eastAsia="標楷體" w:hAnsi="Barlow Condensed Medium" w:cs="Segoe UI Symbol"/>
+                <w:w w:val="90"/>
+                <w:sz w:val="26"/>
+                <w:szCs w:val="26"/>
+              </w:rPr>
+              <w:t>事工代禱</w:t>
+            </w:r>
+            <w:r>
+              <w:rPr>
+                <w:rFonts w:ascii="Barlow Condensed Medium" w:eastAsia="標楷體" w:hAnsi="Barlow Condensed Medium" w:cstheme="minorHAnsi"/>
+                <w:w w:val="90"/>
+                <w:sz w:val="26"/>
+                <w:szCs w:val="26"/>
+              </w:rPr>
+              <w:t>。</w:t>
+            </w:r>
+          </w:p>
+        </w:tc>
+      </w:tr>
+      <w:tr>
+        <w:tc>
+          <w:tcPr>
+            <w:tcW w:w="266" w:type="dxa"/>
+            <w:tcMar>
+              <w:left w:w="28" w:type="dxa"/>
+              <w:right w:w="28" w:type="dxa"/>
+            </w:tcMar>
+          </w:tcPr>
+          <w:p>
+            <w:pPr>
+              <w:snapToGrid w:val="0"/>
+              <w:spacing w:line="300" w:lineRule="exact"/>
+              <w:jc w:val="right"/>
+              <w:rPr>
+                <w:rFonts w:ascii="Barlow Condensed Medium" w:eastAsia="標楷體" w:hAnsi="Barlow Condensed Medium" w:cstheme="minorHAnsi"/>
+                <w:w w:val="90"/>
+                <w:sz w:val="26"/>
+                <w:szCs w:val="26"/>
+              </w:rPr>
+            </w:pPr>
+            <w:r>
+              <w:rPr>
                 <w:rFonts w:ascii="Barlow Condensed Medium" w:eastAsia="標楷體" w:hAnsi="Barlow Condensed Medium" w:cstheme="minorHAnsi" w:hint="eastAsia"/>
                 <w:w w:val="90"/>
                 <w:sz w:val="26"/>
                 <w:szCs w:val="26"/>
               </w:rPr>
-              <w:t>為台灣祈福，願</w:t>
+              <w:t>5</w:t>
+            </w:r>
+            <w:r>
+              <w:rPr>
+                <w:rFonts w:ascii="Barlow Condensed Medium" w:eastAsia="標楷體" w:hAnsi="Barlow Condensed Medium" w:cstheme="minorHAnsi"/>
+                <w:w w:val="90"/>
+                <w:sz w:val="26"/>
+                <w:szCs w:val="26"/>
+              </w:rPr>
+              <w:t>.</w:t>
+            </w:r>
+          </w:p>
+        </w:tc>
+        <w:tc>
+          <w:tcPr>
+            <w:tcW w:w="5669" w:type="dxa"/>
+            <w:tcMar>
+              <w:left w:w="28" w:type="dxa"/>
+              <w:right w:w="28" w:type="dxa"/>
+            </w:tcMar>
+          </w:tcPr>
+          <w:p>
+            <w:pPr>
+              <w:snapToGrid w:val="0"/>
+              <w:spacing w:line="300" w:lineRule="exact"/>
+              <w:jc w:val="both"/>
+              <w:rPr>
+                <w:rFonts w:ascii="Barlow Condensed Medium" w:eastAsia="標楷體" w:hAnsi="Barlow Condensed Medium" w:cstheme="minorHAnsi"/>
+                <w:w w:val="90"/>
+                <w:sz w:val="26"/>
+                <w:szCs w:val="26"/>
+              </w:rPr>
+            </w:pPr>
+            <w:r>
+              <w:rPr>
+                <w:rFonts w:ascii="Barlow Condensed Medium" w:eastAsia="標楷體" w:hAnsi="Barlow Condensed Medium" w:cstheme="minorHAnsi"/>
+                <w:w w:val="90"/>
+                <w:sz w:val="26"/>
+                <w:szCs w:val="26"/>
+              </w:rPr>
+              <w:t>為</w:t>
             </w:r>
             <w:r>
               <w:rPr>
@@ -3124,7 +2624,16 @@
                 <w:sz w:val="26"/>
                 <w:szCs w:val="26"/>
               </w:rPr>
-              <w:t>2026</w:t>
+              <w:t>教會所有</w:t>
+            </w:r>
+            <w:r>
+              <w:rPr>
+                <w:rFonts w:ascii="Barlow Condensed Medium" w:eastAsia="標楷體" w:hAnsi="Barlow Condensed Medium" w:cstheme="minorHAnsi"/>
+                <w:w w:val="90"/>
+                <w:sz w:val="26"/>
+                <w:szCs w:val="26"/>
+              </w:rPr>
+              <w:t>任職同工的事奉</w:t>
             </w:r>
             <w:r>
               <w:rPr>
@@ -3133,19 +2642,8 @@
                 <w:sz w:val="26"/>
                 <w:szCs w:val="26"/>
               </w:rPr>
-              <w:t xml:space="preserve">年全民為守護台灣更同心、更團結，求真相除詐騙，以及求真　</w:t>
-            </w:r>
-            <w:proofErr w:type="gramStart"/>
-            <w:r>
-              <w:rPr>
-                <w:rFonts w:ascii="Barlow Condensed Medium" w:eastAsia="標楷體" w:hAnsi="Barlow Condensed Medium" w:cstheme="minorHAnsi" w:hint="eastAsia"/>
-                <w:w w:val="90"/>
-                <w:sz w:val="26"/>
-                <w:szCs w:val="26"/>
-              </w:rPr>
-              <w:t>神棄偶像</w:t>
-            </w:r>
-            <w:proofErr w:type="gramEnd"/>
+              <w:t>、工作</w:t>
+            </w:r>
             <w:r>
               <w:rPr>
                 <w:rFonts w:ascii="Barlow Condensed Medium" w:eastAsia="標楷體" w:hAnsi="Barlow Condensed Medium" w:cstheme="minorHAnsi"/>
@@ -3153,265 +2651,7 @@
                 <w:sz w:val="26"/>
                 <w:szCs w:val="26"/>
               </w:rPr>
-              <w:t>。</w:t>
-            </w:r>
-          </w:p>
-        </w:tc>
-      </w:tr>
-      <w:tr>
-        <w:tc>
-          <w:tcPr>
-            <w:tcW w:w="266" w:type="dxa"/>
-            <w:tcMar>
-              <w:left w:w="28" w:type="dxa"/>
-              <w:right w:w="28" w:type="dxa"/>
-            </w:tcMar>
-          </w:tcPr>
-          <w:p>
-            <w:pPr>
-              <w:snapToGrid w:val="0"/>
-              <w:spacing w:line="300" w:lineRule="exact"/>
-              <w:jc w:val="right"/>
-              <w:rPr>
-                <w:rFonts w:ascii="Barlow Condensed Medium" w:eastAsia="標楷體" w:hAnsi="Barlow Condensed Medium" w:cstheme="minorHAnsi"/>
-                <w:w w:val="90"/>
-                <w:sz w:val="26"/>
-                <w:szCs w:val="26"/>
-              </w:rPr>
-            </w:pPr>
-            <w:r>
-              <w:rPr>
-                <w:rFonts w:ascii="Barlow Condensed Medium" w:eastAsia="標楷體" w:hAnsi="Barlow Condensed Medium" w:cstheme="minorHAnsi" w:hint="eastAsia"/>
-                <w:w w:val="90"/>
-                <w:sz w:val="26"/>
-                <w:szCs w:val="26"/>
-              </w:rPr>
-              <w:t>4</w:t>
-            </w:r>
-            <w:r>
-              <w:rPr>
-                <w:rFonts w:ascii="Barlow Condensed Medium" w:eastAsia="標楷體" w:hAnsi="Barlow Condensed Medium" w:cstheme="minorHAnsi"/>
-                <w:w w:val="90"/>
-                <w:sz w:val="26"/>
-                <w:szCs w:val="26"/>
-              </w:rPr>
-              <w:t>.</w:t>
-            </w:r>
-          </w:p>
-        </w:tc>
-        <w:tc>
-          <w:tcPr>
-            <w:tcW w:w="5669" w:type="dxa"/>
-            <w:tcMar>
-              <w:left w:w="28" w:type="dxa"/>
-              <w:right w:w="28" w:type="dxa"/>
-            </w:tcMar>
-          </w:tcPr>
-          <w:p>
-            <w:pPr>
-              <w:snapToGrid w:val="0"/>
-              <w:spacing w:line="300" w:lineRule="exact"/>
-              <w:jc w:val="both"/>
-              <w:rPr>
-                <w:rFonts w:ascii="Barlow Condensed Medium" w:eastAsia="標楷體" w:hAnsi="Barlow Condensed Medium" w:cstheme="minorHAnsi"/>
-                <w:w w:val="90"/>
-                <w:sz w:val="26"/>
-                <w:szCs w:val="26"/>
-              </w:rPr>
-            </w:pPr>
-            <w:r>
-              <w:rPr>
-                <w:rFonts w:ascii="Barlow Condensed Medium" w:eastAsia="標楷體" w:hAnsi="Barlow Condensed Medium" w:cs="Segoe UI Symbol"/>
-                <w:w w:val="90"/>
-                <w:sz w:val="26"/>
-                <w:szCs w:val="26"/>
-              </w:rPr>
-              <w:t>為</w:t>
-            </w:r>
-            <w:r>
-              <w:rPr>
-                <w:rFonts w:ascii="Barlow Condensed Medium" w:eastAsia="標楷體" w:hAnsi="Barlow Condensed Medium" w:cs="Segoe UI Symbol"/>
-                <w:w w:val="90"/>
-                <w:sz w:val="26"/>
-                <w:szCs w:val="26"/>
-              </w:rPr>
-              <w:t>2026</w:t>
-            </w:r>
-            <w:r>
-              <w:rPr>
-                <w:rFonts w:ascii="Barlow Condensed Medium" w:eastAsia="標楷體" w:hAnsi="Barlow Condensed Medium" w:cs="Segoe UI Symbol"/>
-                <w:w w:val="90"/>
-                <w:sz w:val="26"/>
-                <w:szCs w:val="26"/>
-              </w:rPr>
-              <w:t>年本會</w:t>
-            </w:r>
-            <w:r>
-              <w:rPr>
-                <w:rFonts w:ascii="Barlow Condensed Medium" w:eastAsia="標楷體" w:hAnsi="Barlow Condensed Medium" w:cs="Segoe UI Symbol" w:hint="eastAsia"/>
-                <w:w w:val="90"/>
-                <w:sz w:val="26"/>
-                <w:szCs w:val="26"/>
-              </w:rPr>
-              <w:t>各項</w:t>
-            </w:r>
-            <w:r>
-              <w:rPr>
-                <w:rFonts w:ascii="Barlow Condensed Medium" w:eastAsia="標楷體" w:hAnsi="Barlow Condensed Medium" w:cs="Segoe UI Symbol"/>
-                <w:w w:val="90"/>
-                <w:sz w:val="26"/>
-                <w:szCs w:val="26"/>
-              </w:rPr>
-              <w:t>事</w:t>
-            </w:r>
-            <w:proofErr w:type="gramStart"/>
-            <w:r>
-              <w:rPr>
-                <w:rFonts w:ascii="Barlow Condensed Medium" w:eastAsia="標楷體" w:hAnsi="Barlow Condensed Medium" w:cs="Segoe UI Symbol"/>
-                <w:w w:val="90"/>
-                <w:sz w:val="26"/>
-                <w:szCs w:val="26"/>
-              </w:rPr>
-              <w:t>工代禱</w:t>
-            </w:r>
-            <w:proofErr w:type="gramEnd"/>
-            <w:r>
-              <w:rPr>
-                <w:rFonts w:ascii="Barlow Condensed Medium" w:eastAsia="標楷體" w:hAnsi="Barlow Condensed Medium" w:cstheme="minorHAnsi"/>
-                <w:w w:val="90"/>
-                <w:sz w:val="26"/>
-                <w:szCs w:val="26"/>
-              </w:rPr>
-              <w:t>。</w:t>
-            </w:r>
-          </w:p>
-        </w:tc>
-      </w:tr>
-      <w:tr>
-        <w:tc>
-          <w:tcPr>
-            <w:tcW w:w="266" w:type="dxa"/>
-            <w:tcMar>
-              <w:left w:w="28" w:type="dxa"/>
-              <w:right w:w="28" w:type="dxa"/>
-            </w:tcMar>
-          </w:tcPr>
-          <w:p>
-            <w:pPr>
-              <w:snapToGrid w:val="0"/>
-              <w:spacing w:line="300" w:lineRule="exact"/>
-              <w:jc w:val="right"/>
-              <w:rPr>
-                <w:rFonts w:ascii="Barlow Condensed Medium" w:eastAsia="標楷體" w:hAnsi="Barlow Condensed Medium" w:cstheme="minorHAnsi"/>
-                <w:w w:val="90"/>
-                <w:sz w:val="26"/>
-                <w:szCs w:val="26"/>
-              </w:rPr>
-            </w:pPr>
-            <w:r>
-              <w:rPr>
-                <w:rFonts w:ascii="Barlow Condensed Medium" w:eastAsia="標楷體" w:hAnsi="Barlow Condensed Medium" w:cstheme="minorHAnsi" w:hint="eastAsia"/>
-                <w:w w:val="90"/>
-                <w:sz w:val="26"/>
-                <w:szCs w:val="26"/>
-              </w:rPr>
-              <w:t>5</w:t>
-            </w:r>
-            <w:r>
-              <w:rPr>
-                <w:rFonts w:ascii="Barlow Condensed Medium" w:eastAsia="標楷體" w:hAnsi="Barlow Condensed Medium" w:cstheme="minorHAnsi"/>
-                <w:w w:val="90"/>
-                <w:sz w:val="26"/>
-                <w:szCs w:val="26"/>
-              </w:rPr>
-              <w:t>.</w:t>
-            </w:r>
-          </w:p>
-        </w:tc>
-        <w:tc>
-          <w:tcPr>
-            <w:tcW w:w="5669" w:type="dxa"/>
-            <w:tcMar>
-              <w:left w:w="28" w:type="dxa"/>
-              <w:right w:w="28" w:type="dxa"/>
-            </w:tcMar>
-          </w:tcPr>
-          <w:p>
-            <w:pPr>
-              <w:snapToGrid w:val="0"/>
-              <w:spacing w:line="300" w:lineRule="exact"/>
-              <w:jc w:val="both"/>
-              <w:rPr>
-                <w:rFonts w:ascii="Barlow Condensed Medium" w:eastAsia="標楷體" w:hAnsi="Barlow Condensed Medium" w:cstheme="minorHAnsi"/>
-                <w:w w:val="90"/>
-                <w:sz w:val="26"/>
-                <w:szCs w:val="26"/>
-              </w:rPr>
-            </w:pPr>
-            <w:r>
-              <w:rPr>
-                <w:rFonts w:ascii="Barlow Condensed Medium" w:eastAsia="標楷體" w:hAnsi="Barlow Condensed Medium" w:cstheme="minorHAnsi"/>
-                <w:w w:val="90"/>
-                <w:sz w:val="26"/>
-                <w:szCs w:val="26"/>
-              </w:rPr>
-              <w:t>為</w:t>
-            </w:r>
-            <w:r>
-              <w:rPr>
-                <w:rFonts w:ascii="Barlow Condensed Medium" w:eastAsia="標楷體" w:hAnsi="Barlow Condensed Medium" w:cstheme="minorHAnsi" w:hint="eastAsia"/>
-                <w:w w:val="90"/>
-                <w:sz w:val="26"/>
-                <w:szCs w:val="26"/>
-              </w:rPr>
-              <w:t>教會所有</w:t>
-            </w:r>
-            <w:r>
-              <w:rPr>
-                <w:rFonts w:ascii="Barlow Condensed Medium" w:eastAsia="標楷體" w:hAnsi="Barlow Condensed Medium" w:cstheme="minorHAnsi"/>
-                <w:w w:val="90"/>
-                <w:sz w:val="26"/>
-                <w:szCs w:val="26"/>
-              </w:rPr>
-              <w:t>任職同工的事奉</w:t>
-            </w:r>
-            <w:r>
-              <w:rPr>
-                <w:rFonts w:ascii="Barlow Condensed Medium" w:eastAsia="標楷體" w:hAnsi="Barlow Condensed Medium" w:cstheme="minorHAnsi" w:hint="eastAsia"/>
-                <w:w w:val="90"/>
-                <w:sz w:val="26"/>
-                <w:szCs w:val="26"/>
-              </w:rPr>
-              <w:t>、工作</w:t>
-            </w:r>
-            <w:r>
-              <w:rPr>
-                <w:rFonts w:ascii="Barlow Condensed Medium" w:eastAsia="標楷體" w:hAnsi="Barlow Condensed Medium" w:cstheme="minorHAnsi"/>
-                <w:w w:val="90"/>
-                <w:sz w:val="26"/>
-                <w:szCs w:val="26"/>
-              </w:rPr>
-              <w:t>和</w:t>
-            </w:r>
-            <w:proofErr w:type="gramStart"/>
-            <w:r>
-              <w:rPr>
-                <w:rFonts w:ascii="Barlow Condensed Medium" w:eastAsia="標楷體" w:hAnsi="Barlow Condensed Medium" w:cstheme="minorHAnsi"/>
-                <w:w w:val="90"/>
-                <w:sz w:val="26"/>
-                <w:szCs w:val="26"/>
-              </w:rPr>
-              <w:t>家庭代禱</w:t>
-            </w:r>
-            <w:proofErr w:type="gramEnd"/>
-            <w:r>
-              <w:rPr>
-                <w:rFonts w:ascii="Barlow Condensed Medium" w:eastAsia="標楷體" w:hAnsi="Barlow Condensed Medium" w:cstheme="minorHAnsi"/>
-                <w:w w:val="90"/>
-                <w:sz w:val="26"/>
-                <w:szCs w:val="26"/>
-              </w:rPr>
-              <w:t>。</w:t>
+              <w:t>和家庭代禱。</w:t>
             </w:r>
           </w:p>
         </w:tc>
@@ -3527,9 +2767,8 @@
                 <w:sz w:val="26"/>
                 <w:szCs w:val="26"/>
               </w:rPr>
-              <w:t>兄</w:t>
-            </w:r>
-            <w:proofErr w:type="gramStart"/>
+              <w:t>兄姊</w:t>
+            </w:r>
             <w:r>
               <w:rPr>
                 <w:rFonts w:ascii="Barlow Condensed Medium" w:eastAsia="華康中黑體" w:hAnsi="Barlow Condensed Medium" w:cs="Segoe UI Symbol"/>
@@ -3537,9 +2776,8 @@
                 <w:sz w:val="26"/>
                 <w:szCs w:val="26"/>
               </w:rPr>
-              <w:t>姊</w:t>
-            </w:r>
-            <w:proofErr w:type="gramEnd"/>
+              <w:t>利用代禱卡</w:t>
+            </w:r>
             <w:r>
               <w:rPr>
                 <w:rFonts w:ascii="Barlow Condensed Medium" w:eastAsia="華康中黑體" w:hAnsi="Barlow Condensed Medium" w:cs="Segoe UI Symbol"/>
@@ -3547,9 +2785,8 @@
                 <w:sz w:val="26"/>
                 <w:szCs w:val="26"/>
               </w:rPr>
-              <w:t>利用</w:t>
-            </w:r>
-            <w:proofErr w:type="gramStart"/>
+              <w:t>(</w:t>
+            </w:r>
             <w:r>
               <w:rPr>
                 <w:rFonts w:ascii="Barlow Condensed Medium" w:eastAsia="華康中黑體" w:hAnsi="Barlow Condensed Medium" w:cs="Segoe UI Symbol"/>
@@ -3557,9 +2794,8 @@
                 <w:sz w:val="26"/>
                 <w:szCs w:val="26"/>
               </w:rPr>
-              <w:t>代禱卡</w:t>
-            </w:r>
-            <w:proofErr w:type="gramEnd"/>
+              <w:t>於招待桌上</w:t>
+            </w:r>
             <w:r>
               <w:rPr>
                 <w:rFonts w:ascii="Barlow Condensed Medium" w:eastAsia="華康中黑體" w:hAnsi="Barlow Condensed Medium" w:cs="Segoe UI Symbol"/>
@@ -3567,7 +2803,7 @@
                 <w:sz w:val="26"/>
                 <w:szCs w:val="26"/>
               </w:rPr>
-              <w:t>(</w:t>
+              <w:t>)</w:t>
             </w:r>
             <w:r>
               <w:rPr>
@@ -3576,36 +2812,7 @@
                 <w:sz w:val="26"/>
                 <w:szCs w:val="26"/>
               </w:rPr>
-              <w:t>於招待桌上</w:t>
-            </w:r>
-            <w:r>
-              <w:rPr>
-                <w:rFonts w:ascii="Barlow Condensed Medium" w:eastAsia="華康中黑體" w:hAnsi="Barlow Condensed Medium" w:cs="Segoe UI Symbol"/>
-                <w:w w:val="90"/>
-                <w:sz w:val="26"/>
-                <w:szCs w:val="26"/>
-              </w:rPr>
-              <w:t>)</w:t>
-            </w:r>
-            <w:proofErr w:type="gramStart"/>
-            <w:r>
-              <w:rPr>
-                <w:rFonts w:ascii="Barlow Condensed Medium" w:eastAsia="華康中黑體" w:hAnsi="Barlow Condensed Medium" w:cs="Segoe UI Symbol"/>
-                <w:w w:val="90"/>
-                <w:sz w:val="26"/>
-                <w:szCs w:val="26"/>
-              </w:rPr>
-              <w:t>投代禱</w:t>
-            </w:r>
-            <w:proofErr w:type="gramEnd"/>
-            <w:r>
-              <w:rPr>
-                <w:rFonts w:ascii="Barlow Condensed Medium" w:eastAsia="華康中黑體" w:hAnsi="Barlow Condensed Medium" w:cs="Segoe UI Symbol"/>
-                <w:w w:val="90"/>
-                <w:sz w:val="26"/>
-                <w:szCs w:val="26"/>
-              </w:rPr>
-              <w:t>信箱。</w:t>
+              <w:t>投代禱信箱。</w:t>
             </w:r>
           </w:p>
         </w:tc>
@@ -4059,29 +3266,7 @@
           <w:sz w:val="26"/>
           <w:szCs w:val="26"/>
         </w:rPr>
-        <w:t>有時黑暗親像</w:t>
-      </w:r>
-      <w:proofErr w:type="gramStart"/>
-      <w:r>
-        <w:rPr>
-          <w:rFonts w:asciiTheme="majorBidi" w:eastAsia="標楷體" w:hAnsiTheme="majorBidi" w:cstheme="majorBidi" w:hint="eastAsia"/>
-          <w:bCs/>
-          <w:w w:val="80"/>
-          <w:sz w:val="26"/>
-          <w:szCs w:val="26"/>
-        </w:rPr>
-        <w:t>較贏光明</w:t>
-      </w:r>
-      <w:proofErr w:type="gramEnd"/>
-      <w:r>
-        <w:rPr>
-          <w:rFonts w:asciiTheme="majorBidi" w:eastAsia="標楷體" w:hAnsiTheme="majorBidi" w:cstheme="majorBidi" w:hint="eastAsia"/>
-          <w:bCs/>
-          <w:w w:val="80"/>
-          <w:sz w:val="26"/>
-          <w:szCs w:val="26"/>
-        </w:rPr>
-        <w:t>，</w:t>
+        <w:t>有時黑暗親像較贏光明，</w:t>
       </w:r>
     </w:p>
     <w:p>
@@ -4369,29 +3554,7 @@
           <w:sz w:val="26"/>
           <w:szCs w:val="26"/>
         </w:rPr>
-        <w:t>在列</w:t>
-      </w:r>
-      <w:proofErr w:type="gramStart"/>
-      <w:r>
-        <w:rPr>
-          <w:rFonts w:asciiTheme="majorBidi" w:eastAsia="標楷體" w:hAnsiTheme="majorBidi" w:cstheme="majorBidi" w:hint="eastAsia"/>
-          <w:bCs/>
-          <w:w w:val="80"/>
-          <w:sz w:val="26"/>
-          <w:szCs w:val="26"/>
-        </w:rPr>
-        <w:t>邦</w:t>
-      </w:r>
-      <w:proofErr w:type="gramEnd"/>
-      <w:r>
-        <w:rPr>
-          <w:rFonts w:asciiTheme="majorBidi" w:eastAsia="標楷體" w:hAnsiTheme="majorBidi" w:cstheme="majorBidi" w:hint="eastAsia"/>
-          <w:bCs/>
-          <w:w w:val="80"/>
-          <w:sz w:val="26"/>
-          <w:szCs w:val="26"/>
-        </w:rPr>
-        <w:t>中我要讚美祢的作為，</w:t>
+        <w:t>在列邦中我要讚美祢的作為，</w:t>
       </w:r>
     </w:p>
     <w:p>
@@ -4559,29 +3722,7 @@
           <w:sz w:val="26"/>
           <w:szCs w:val="26"/>
         </w:rPr>
-        <w:t>我</w:t>
-      </w:r>
-      <w:proofErr w:type="gramStart"/>
-      <w:r>
-        <w:rPr>
-          <w:rFonts w:asciiTheme="majorBidi" w:eastAsia="標楷體" w:hAnsiTheme="majorBidi" w:cstheme="majorBidi" w:hint="eastAsia"/>
-          <w:bCs/>
-          <w:w w:val="80"/>
-          <w:sz w:val="26"/>
-          <w:szCs w:val="26"/>
-        </w:rPr>
-        <w:t>遵</w:t>
-      </w:r>
-      <w:proofErr w:type="gramEnd"/>
-      <w:r>
-        <w:rPr>
-          <w:rFonts w:asciiTheme="majorBidi" w:eastAsia="標楷體" w:hAnsiTheme="majorBidi" w:cstheme="majorBidi" w:hint="eastAsia"/>
-          <w:bCs/>
-          <w:w w:val="80"/>
-          <w:sz w:val="26"/>
-          <w:szCs w:val="26"/>
-        </w:rPr>
-        <w:t>趁祢的引導。</w:t>
+        <w:t>我遵趁祢的引導。</w:t>
       </w:r>
     </w:p>
     <w:p>
@@ -4722,6 +3863,7 @@
       <w:r>
         <w:rPr>
           <w:noProof/>
+          <w:lang w:bidi="he-IL"/>
         </w:rPr>
         <mc:AlternateContent>
           <mc:Choice Requires="wpg">
@@ -4857,47 +3999,7 @@
                                   <w:w w:val="90"/>
                                   <w:szCs w:val="24"/>
                                 </w:rPr>
-                                <w:t>我們因信主耶穌基督而蒙　神國福音的恩典，成為基督的肢體，並按主的命令彼此相愛。因此我們奉獻自己成為基督的教會的</w:t>
-                              </w:r>
-                              <w:proofErr w:type="gramStart"/>
-                              <w:r>
-                                <w:rPr>
-                                  <w:rFonts w:ascii="文鼎粗魏碑" w:eastAsia="文鼎粗魏碑" w:cstheme="minorHAnsi" w:hint="eastAsia"/>
-                                  <w:color w:val="0D0D0D" w:themeColor="text1" w:themeTint="F2"/>
-                                  <w:w w:val="90"/>
-                                  <w:szCs w:val="24"/>
-                                </w:rPr>
-                                <w:t>事奉者</w:t>
-                              </w:r>
-                              <w:proofErr w:type="gramEnd"/>
-                              <w:r>
-                                <w:rPr>
-                                  <w:rFonts w:ascii="文鼎粗魏碑" w:eastAsia="文鼎粗魏碑" w:cstheme="minorHAnsi" w:hint="eastAsia"/>
-                                  <w:color w:val="0D0D0D" w:themeColor="text1" w:themeTint="F2"/>
-                                  <w:w w:val="90"/>
-                                  <w:szCs w:val="24"/>
-                                </w:rPr>
-                                <w:t>，用彼此事奉、彼此順服、彼此成全，和彼此學習的心，效法基督成為服事人的僕人。將服事會眾的事看為優先，以服事</w:t>
-                              </w:r>
-                              <w:proofErr w:type="gramStart"/>
-                              <w:r>
-                                <w:rPr>
-                                  <w:rFonts w:ascii="文鼎粗魏碑" w:eastAsia="文鼎粗魏碑" w:cstheme="minorHAnsi" w:hint="eastAsia"/>
-                                  <w:color w:val="0D0D0D" w:themeColor="text1" w:themeTint="F2"/>
-                                  <w:w w:val="90"/>
-                                  <w:szCs w:val="24"/>
-                                </w:rPr>
-                                <w:t>會眾來服事</w:t>
-                              </w:r>
-                              <w:proofErr w:type="gramEnd"/>
-                              <w:r>
-                                <w:rPr>
-                                  <w:rFonts w:ascii="文鼎粗魏碑" w:eastAsia="文鼎粗魏碑" w:cstheme="minorHAnsi" w:hint="eastAsia"/>
-                                  <w:color w:val="0D0D0D" w:themeColor="text1" w:themeTint="F2"/>
-                                  <w:w w:val="90"/>
-                                  <w:szCs w:val="24"/>
-                                </w:rPr>
-                                <w:t xml:space="preserve">　神。使我們與我們得救的身分相稱。</w:t>
+                                <w:t>我們因信主耶穌基督而蒙　神國福音的恩典，成為基督的肢體，並按主的命令彼此相愛。因此我們奉獻自己成為基督的教會的事奉者，用彼此事奉、彼此順服、彼此成全，和彼此學習的心，效法基督成為服事人的僕人。將服事會眾的事看為優先，以服事會眾來服事　神。使我們與我們得救的身分相稱。</w:t>
                               </w:r>
                             </w:p>
                           </w:txbxContent>
@@ -4923,7 +4025,7 @@
           </mc:Choice>
           <mc:Fallback>
             <w:pict>
-              <v:group w14:anchorId="789743EB" id="群組 21" o:spid="_x0000_s1026" style="position:absolute;margin-left:538.15pt;margin-top:28.9pt;width:134.65pt;height:261.65pt;z-index:251664384;mso-position-horizontal-relative:page;mso-position-vertical-relative:page;mso-width-relative:margin;mso-height-relative:margin" coordsize="17094,33223" o:gfxdata="UEsDBBQABgAIAAAAIQCxgme2CgEAABMCAAATAAAAW0NvbnRlbnRfVHlwZXNdLnhtbJSRwU7DMAyG&#10;70i8Q5QralN2QAit3YGOIyA0HiBK3DaicaI4lO3tSbpNgokh7Rjb3+8vyXK1tSObIJBxWPPbsuIM&#10;UDltsK/5++apuOeMokQtR4dQ8x0QXzXXV8vNzgOxRCPVfIjRPwhBagArqXQeMHU6F6yM6Rh64aX6&#10;kD2IRVXdCeUwAsYi5gzeLFvo5OcY2XqbynsTjz1nj/u5vKrmxmY+18WfRICRThDp/WiUjOluYkJ9&#10;4lUcnMpEzjM0GE83SfzMhtz57fRzwYF7SY8ZjAb2KkN8ljaZCx1IwMK1TpX/Z2RJS4XrOqOgbAOt&#10;Z+rodC5buy8MMF0a3ibsDaZjupi/tPkGAAD//wMAUEsDBBQABgAIAAAAIQA4/SH/1gAAAJQBAAAL&#10;AAAAX3JlbHMvLnJlbHOkkMFqwzAMhu+DvYPRfXGawxijTi+j0GvpHsDYimMaW0Yy2fr2M4PBMnrb&#10;Ub/Q94l/f/hMi1qRJVI2sOt6UJgd+ZiDgffL8ekFlFSbvV0oo4EbChzGx4f9GRdb25HMsYhqlCwG&#10;5lrLq9biZkxWOiqY22YiTra2kYMu1l1tQD30/bPm3wwYN0x18gb45AdQl1tp5j/sFB2T0FQ7R0nT&#10;NEV3j6o9feQzro1iOWA14Fm+Q8a1a8+Bvu/d/dMb2JY5uiPbhG/ktn4cqGU/er3pcvwCAAD//wMA&#10;UEsDBBQABgAIAAAAIQDXVBquFgQAADMJAAAOAAAAZHJzL2Uyb0RvYy54bWycVt1u2zYUvh+wdyB0&#10;n8hS/FcjTmEkS1AgaI2mW69pirK0UiRH0rG9Fxh2uwG7GjBgN8MeYo9TdI+xj6Qs23GAbQ0QmUc8&#10;v9/5DqnLl5tGkEdubK3kNMnOewnhkqmilstp8vW727NxQqyjsqBCST5NttwmL6++/OJyrSc8V5US&#10;BTcETqSdrPU0qZzTkzS1rOINtedKc4nNUpmGOohmmRaGruG9EWne6w3TtTKFNopxa/H2Jm4mV8F/&#10;WXLm3pSl5Y6IaYLcXHia8Fz4Z3p1SSdLQ3VVszYN+hlZNLSWCNq5uqGOkpWpT1w1NTPKqtKdM9Wk&#10;qixrxkMNqCbrPanmzqiVDrUsJ+ul7mACtE9w+my37PXjndEPem6AxFovgUWQfC2b0jT+F1mSTYBs&#10;20HGN44wvMxGWQ9/CWHYu7jI8zGEACqrgPyJHau+6ix7L/r5geUFBFimu8DpUTq6ZhP8txhgdYLB&#10;v3MFVm5leNI6af6Tj4aaDyt9hnZp6upFLWq3DdRDY3xS8nFes7mJAuCcG1IXAAbEl7QB5T/++sun&#10;H38geIHqvIVXiibUl3Sv2AdLpLquqFzymdUgLewDFsfqqReP4i1ErW9rIXyb/LqtDAR/QpBnwInk&#10;u1Fs1XDp4jQZLlCkkraqtU2ImfBmwVGNeVVk6DEm2aEibWrpYpetM9yxyscvkcdb5B572G2EpPd5&#10;+hIs6LYjGDEK1Q76nkU9QNrR7WzcG/YH4AeI1S4Dr3bM82TzlAnMy0aRTIf8AbjGujuuGuIXKALJ&#10;hQj08d62ae5UwLt9ZmEJ0U8EjiW7gxXSCbD/a/IeKqo5UvBu91QZ7Zny899//PTptz8//vU7GXmA&#10;W8VuPu0RdgdoZcPhMB8EsPLxaDAKZKOTHVhZvzeGRgQrH+cvhnFMu2E7BUutZOHbuUfMh1sWLatp&#10;8W1CykbgtHykgvRHMSQcBnTDHO/BpROpPE9DB4UkaxwW2Qjd9T67LRgLCUtfdeRIWLmt4F5PyLe8&#10;xHDh2MmDYbgl+LUwBClME8oYiJzFrYoWPL4eBGZFZnQWIb/g0HuO1G19tw78DXTqO7pp9b0pD5dM&#10;l1isqAtznFg07ixCZCVdZ9zUUpnnKhOoqo0c9XcgRWg8Sm6z2EDFLxeq2OIUCoOF+bCa3dYYgHtq&#10;3ZwaNAwvcWW7N3iUQqEXql0lpFLm++fee/1pwuk3+E3IGhfmNLHfrag/TcUribm4AKXg2B0K5lBY&#10;HApy1Vwr9AynCvILSxgbJ3bL0qjmPe72mY+LLSoZcpsmiB6X1y5e4/g2YHw2C0rxkL6XDxpHe+yj&#10;5+C7zXtqdHsKOMzEa7WbxJauEdy9rm+NVLOVU2UdToo9ri30OBXCKtzMgU3tV4S/+g/loLX/1rn6&#10;BwAA//8DAFBLAwQKAAAAAAAAACEA5ojuCKhJAQCoSQEAFAAAAGRycy9tZWRpYS9pbWFnZTEucG5n&#10;iVBORw0KGgoAAAANSUhEUgAAA5QAAAFXCAYAAAGq0jHtAAAAAXNSR0IArs4c6QAAAARnQU1BAACx&#10;jwv8YQUAAAAJcEhZcwAAIdUAACHVAQSctJ0AAP+lSURBVHhe7J0FfBRX1//XYmjcs8nGE9zd3a1A&#10;kZYCBQq0SJG2UAotbsWtuLu7BgvEgCTEiBMPTvvI+/zf5+35n3N3dtlslgAtLSk938/nfHZ35syd&#10;2Zm593fPnXvvyJi/KYWFheXMbJxB7uQHSpcAYXJHDeQUFlaXXJjfSLVGLUHm6A1K10A8r34gc/KC&#10;cZOngrT6zdl34hzInH1A4eALKkc/qNKolT4xlZ0HOHgHan/buoG5SyAocOf008zRC8zcfMHM2U8y&#10;+o6GB2Xm7K/9FN8l0/12MfAT6+k3+hfx0a3TpSOtN05H+NB38jP0kX4X86F9Gf3WmeF2Oh+xjMzQ&#10;R/pdzMdgue53MR9a74MXzhcsXAPg2MXL25u27QYq/K100kDLD/pBfv5TjRyPISMDLOk8Hz59/n8r&#10;eOB5t8fz7uwNCjuvki+2wtEXsrMfzP9o8CjIyi3ocfryDdypP8jxRD97BjYV3fzBAncmfJ0CYM+R&#10;02ed/avgAXih0YFoTS59qjA93TKV9ClMWq5w8sHc/cKUZEbL6bccf8voE7cz9KffdMxKKi0MDW9G&#10;+lQYLaeblD7leFKNl9Ox0v/UHyMaHTPZb1kujo/+h/Rfii73xf+DFwVLNpmz9nxauPrCorUbYd6P&#10;K0Hu4ApJKel9lfZq/H8eILNzEz6HTl/6n0ePfq1ghtdg3Fffl3wxl6/bjLnMXzhVbdQCajVrBzsP&#10;HRc5VoY5VuaARQB+WnhoD6Cilz+oaDnzmwm9detnOd5MadkPFhy9ePEflu7BeI7xQuNNJnPwwgur&#10;FufXzE4DSWlZdb6cOR+UuFxsXBLjvvpOFJ8KvINk4q7TFqWfjB4DX377w5123XqBzB4TcvSHsm7a&#10;C8q8HU5dvILn1htzrwbs/INg/LfTYdqCpXA7Lul4WSyaZWgKF8xUmLEc/CpDaHS0o7RpUZRYsTGn&#10;C4iMmjwDsvMfdAqu01QUbVm5hV8oHDxh3ZadfPH+ZMxRDu6lZA6TUwYirURGjZ0MtxOSv74eeydW&#10;ZucJiFw4E8eiosoocCP6rnTyh11HT4vvcmsXKOfqDTeiYnuQxtAy5s9l2OeTQFZRW8xSjsx9/HMj&#10;t8DqYKMOABsvH9iy93CB0t7zxbWZPn26QuagLTL9ajbSltMV3SHrwZOmoyZh9Rhrq8KReSd07TtQ&#10;VAzpe5ePPsHaLFY28XrFp6d7lsVKUwWvgOLXJ7B+c8zKvpCQkFWZLq7C1hMePP1HDWk1844ZNHo8&#10;1oRRU63dtRfPVgPpOfn7xXdjLt0IwyqwF0QnpFYmrZQWM6WI6Vgh0l1MBdV4X0bIzXBxMRPoYmLw&#10;Ki1mShHTF/74ImdKkYZJdDmTL2bphS/me8RrX0wuZks/nDPfI/hivkfwxXyP4Iv5HsEX8z2CL+Z7&#10;xGtfTA5NSj98Md8juJh9j+CL+R7BF/M9gi/mewRfzPcIvpjvEXwx3yP4Yr5H8MV8j+CL+R7xxheT&#10;u1qWXl6rq+XZK6Fp1JNdae0CWVlZtnXbdACVSyCYOXnwRS0F7Dp6HGispqyiCyxc+ZP+YlpKwyv1&#10;hISEWNIAFPquHezqI0aBWdHII0SORe7mXYf4or4jFPZq6D9iHMQlp0TIXb1B4eABSrxGVes1g3nL&#10;1v4qqygVu0RGRoYljeCl7zR6WYHfm3TsCeO+nQm6MSgyB+1YB+bPpQyWjrWatYcNO/aAzFGSPpcg&#10;MXp6/fadUK9dd5RG16LX5sSJEzYyG28YPGKMWJGamTNHDCNz8IW7CcmHZXZq6DN0NBw7d2GO2ID5&#10;Q8l//LzTkXMXsWj1g9zCR23FlAOYyeq07ay9PvcLxpk7eYHqVYO6vpjyAyiwAqS09YCfdh78WVos&#10;y8p/XFn6KmvaEe8I3IFvtfolJ8a8FqlZWZUVjp5g5uYNF6+FxdKy3FwokwHa+QxSc3KWV27UAnOh&#10;O5jR6PXXwd67Ejj4VoZNew7WoZHT6zbuOe1bqwFeOO3EFRXcAzAxNchsXaFW8w4Ql5HhTLn3wYOf&#10;m0pJMG9IeRcfMHfWDsuzdAsUEYV39XqgdMB6DMkcfSI0KQhNBELfxbQEr4ImWZC+yvCCrlO5+oGl&#10;mx+opLtBjomLWhXh7AdfzVwAO3bvh5Vr1sOKdZtg5brNsAo/V4tPtLXaZbrlYpnwM1xe1Iovp+10&#10;aWt/G/rQvrT7M0xXu01xf+0y3fc/cjkd04tzojWdH9mKtRvx/GyEFWs2ivNJU8aE344vrNOkDchc&#10;fWHL7n3DaTKQXsO+EEP5/Os2hpwHT78k3wpe/mDjFfTyC9qsbVdw8q0Jq7fsSpcW6dm591ChHCtB&#10;t+/Gr6Pfi1evTU9KvT/yRlycLeVga00lqOgdrDWNwedLLQgtUDLdb/rEdIz8yuNBl/fU/hbf0V6s&#10;16VhuMyU6fZT/Hc5kZ4uHWM/YzP2eZn/q9JBw3NUHo9biee1nKs2py1Zsz49NCJKnP/y7ih1JmLJ&#10;vCc/7+o9dBSorN9C2Dhuygwo5+YPtZt1gIz8wq+lxczvZMX67VDBMxD8azWCqNiE33+hmL8BX0ya&#10;ChaonWZYATJ3xbLawQuqNMDaFfO7iIuLc1Y6e2mnr3P1F1OtmWGNlaa2k1zeDG2tCctmGy+wxIu1&#10;7+jJZ7ScGhPkdhrIz//Fsf0HA0Bm7ykqPw3bd4LDp86uMHPF2hXtHCtCr5xijUwsIx/Dqcik70V8&#10;pOW67WnaMzK9D/2W0tEtN+lDRt+xBq5fRuslP/Fbl460XLedLh3hRyb56X/TOgM/3TLdcv13AxO/&#10;fbRGF0+amEmJ8bw5VjQVUszo7FMFzOy1M3IR1Zu0AkvcXmaPumrnC/tPnDWdiSZ+NxNrql40l0yZ&#10;E6fPP6VlCnusDtM0ZFhFTs/J7yu3V8Oshctg2YbtYkox8qE7iKYRM5xqjCpCxtOrkRkv10+VRtvj&#10;Z/HlBr9xW8Pl2u+0vuh0aToznkat2HJpujUy3RRrYv8mjvu3Ldcdq/aTlhv+B/GkA5c5BVSDxavW&#10;fCMmPUQsnTVYCZIiCcpY6Hv0bAjkPn3Uo/9HQ2nqu72vfPhhgX/ymx8WQl7ew9pKzN60jNr+RFst&#10;/mEF3qVWHn5w8MS5f+Q8ejSImpSuRt3SNyQwvwEnL7xw2otojRUecZHwXGvn0fOFnYeOQc1GzaF2&#10;Y+1ElFRyLl275eUXMrvw6Q+2vpVBTOZEdwcmUtbRE+7GJxZOm7cQvpw6Hex8gkFJQSzGlkfPXCj5&#10;rmDeCGs1xup47lWOamjTszdMX7j02ccjx2svnig58AJTgwEWt19M/rb4uRfTctlqIOx2/C/hsclf&#10;Dx/3tXBSYNanyfZiEpM/sJCyPfPnsWH7HiyWPaGg4PEwyqG+9ZtA+v0HvUdN0l4fpaMbVoocX1wX&#10;c6zIrNuyu9BGXQXs/KqBV6WakJFT0ECGuiEc8CIP+fxLvpDvADlqZWhM4gcVPQJAVlFb8dl7HEtC&#10;rLPQdyVWfPbu3WtF37EorgZWWBNLy01Tm6PQKlBce3w0TDhSjbTjh1hTZd4dWAEdPuFryHrypKmK&#10;2r2xePWpVlt7fdTBVDlVCD8iKTVrvxIrMvSduhwoUR8/kcpn5t3z4B//qKHCsE+B4UpEQkJlypF+&#10;DVqavj5CTBG5rRd8M+dHvoilEQxlosWF9ITzV8NefSG/5gtZOnHw1V5IG76Qf234Qr4n8IV8T+AL&#10;+Z7wWheSGnIRvpClGM6R7wl8Id8TXutCSh1++EKWYjhHvifwhXxP4Av5nsAX8j2BKzvvCZwj3xP4&#10;Qr4ncNH6nsA58j2BL+R7Ahet7wmcI98T+EK+J7zphZzCF7J04iJdSNuXXEgLJxr2pdXI2cvWgqyC&#10;A8jsNbD10NH/CgfmnVLG3Q/M3AKgVotOEJeVZWtFPc4dveHCtVCDi1nRE+YtX/O/1Ru3EuP3aLCl&#10;yskP4tMyIj8ZPQFkdjxn3bti64FDQCOx6DuN0qL5eWRO+IkZj5Ypsajdu/eGduyHuZ0n1G/VHjbs&#10;2QdUBuuKWJmzP6zZsgNqt+4Clvw6/XeDNAqujEsAjJ3yPTTr+gEoHPygjG50nLMPTRSpvZAEzURI&#10;Q6WT7mePp9/1WnfSDra0dYen//63Ro7fD5+9+M/c3J/txQbMH8qxMxfm9Pl0tBiGnpiceYiuhZmL&#10;BuKTMsXUch8N+1xMe3bixDUbsYEp5HhBlc5+EFyvOWTnPVhBy3KfPFEDgJK+XwmPiDWnse+oqbkF&#10;TwbQMub34V2tnpibQUwXJ5FvMI3cul17flbZu+KF9YUvp819jdKRRsQi5o40vE5bnCpo1khcrqio&#10;Bo/Amlg+q0FFk98hFva+UNZd+515c3IePukidwqAuIxC5wYoYTTs3AxLwfKu2rkbZFhS+tZsDBt2&#10;7A2Rod+mPXvqOPlVBVvvKi8/567+VaCiNPdZTv6TLgF1GuMF9IYeg78AS2dv2HLgwHCZkz/UbNoG&#10;bkYnZooJDZCVazbACmnaMprOi6bx0n3XTd318um/tEbfddsZLzdMkz4N/XS/yYz3p1tvarmp76aP&#10;7/dNZ/ZiudZ0y+l80XRmK9dtgZ279sJ3s+eLSR/ofNL0njR9GX2nmmkZ9wBc5w679hwTs48R+vWm&#10;UFRwhd5DRkLuo5+PS4v00JQkZaUZfa/fiklfsmaDmG7LEsVWjrXcN5vGjOz1pwTTTjWm/W34Xbf+&#10;5dsamrHPi9/vYiqzCjT1mnSeKENkFjyek3o/77MfV64W5zU2MXkLVXS27ztSSL8NWb15Z7q9b3Vo&#10;0rbnyy/mq4iKiy8IqNsAKnoGw9KfNv/2hJgixCRn1K/TtD2UcfOBL77+rvSf18wH/+ic8/h5Q+kn&#10;w5Rq8h4/75Dz4EFn6ee7Zehnn8OhY+d+kX6+Eb416oMM60fmKKG2aj84HxJpsrTIzHm4pEGzjmDm&#10;5COmuOv+yQgurZl3wiefjQe5jTsoHDyhdvP2kJn/eIm0qgjnQ2+AgyYA5HaeoHD1BXVQzd90zx48&#10;cuKXocNG/yr9fH3KOKtFC2w1DDrupKQP27j34LQvp88GTc36oHLWaCdrxsxn4e4Pa7bvhdFffQ8y&#10;Wx9QSDPBXLt1a7gS67tKB5pKzxc69dVO9rJ6615ppjlv+HbuYs6ITKni+4U/grkrZjy8P9ds2iHu&#10;zx79B+M9jIEfxhMKe0+4FBYxnJYraII/ex8YMfFb2LL3EKjs6YUfGqBXCljZq8Grah2YiHlm6/6j&#10;0+LSs4dVxQxPb3Yxc/6NDd9RcXFqmh6SHoYNGTNRJDJi/ESQ03yT9l5Q1lENeXmPgpMzsutb0k4c&#10;MJM6+YkAieaunLtsHUTEJjf7+Wewv3QjotnmfQfBwsEN5LaeYIFB6KZ9h1MpzTFfz8DIF7e1d4fQ&#10;uJQEWsYwfxbhMSkJSls1ZjYNfDZpqrjP9xw4lqpw1GBtzx9U1mpYv/0AXLpxu9mD//kfv4jYhGYL&#10;Vq0HmY0H3usavO+9RAY2RwGKTbvfJqvgcZVyNGWZvbd40c7gL8aJNIdNmKKd7NHWAy6G3vKkZb+Z&#10;+OTURIX0whd67U+lBs1hx6ETedJqPfuOnYLhX06B1j0HQMP23aHjh5/AlLlLIPxONOTk5NhJbrJv&#10;FywFczo4O2+wcvGHzv0GFZ2Si2HeAXgPmnfpOxDDKVREFCMzR0/4bt58vaLRw/2w2CSYtXAV9Phw&#10;MDRt1xna9+gDQ8dOgm0HDhdTvj1Hj+VVa9AMM6FaPJBSYR66EnZnnLT6zZipyzRikmENZhwv6Njn&#10;I+gxcJiYL1YuSgZUS2qsp4ckdh70usrD+U+feslR2lU0vasN1rlxuRLr6U6+lWH42MmwcfuBqdIu&#10;GOYvRUhoxD+Hj58MDt6VQGHtgvEn1vjw/qYZ4ilES0t7UjExLfOQgh4mStMfq1y8QenoLR5Z9Pp4&#10;GHQeMASsPYIw01NtElUU89YMzGvSLkxTvVFr3AlWPR20k2LfiovztaBqJT0HERnQB2w8tM9Edh48&#10;gZlTmynrtuoklk2btwTryn6gpHo2w/wNUNpj/sAMNnXWAnHPN2rXETMi5gtU2227D4hlDpogzKRY&#10;ncVl1C9HJaqvoaL6qsQYVI6Zt5o08XkRsvMf1VPaoOphptx77IR4MGbljoljFbOsqwaW/bQZ9hw9&#10;Bf4164M5HgQ13tSglzwh50LDOllgrqeuBN41GnCGZP5W+NSqJ5RPiTHk0ZAQ8fikWvPWmAnpdRpq&#10;CKrdAHYdPAaLV68HeocWdQ2hNwqS36FTlwrMnAOwVukJmbkFw2hZMcwrOov3W1i4+UL7D/pBdELS&#10;dGmVnnXbd21w9qsiWk/pDQX06ONW4r3D0mqG+VsSdit6SDl3bVhH72p1DqgB63bu2aDrzKgjIjZh&#10;euue/bAa6wXmHv5gZuPyekJGb8MXfZilxxv0VnwaLkK5nGfQZpjXY9o8zCvU5c3aXTuch0BVpLk9&#10;Xzo+62UYZ8oEXaZ08eUBeQzzmkxfiHnFwbdoprSh0T3enCkZ5l3w9jMlTSDBmZJhfjOslAxTyuBM&#10;yTClDK6+Mkwpg5WSYUoZnCkZppTBmZJhShkcUzJMKeOtZsqQm+GslAzzO+HqK8OUMlgpGaaUwTEl&#10;w5QyuPrKMKUMrr4yTCmDlZJhShmcKRmmlMHVV4YpZbBSMkwpgzMlw5QyuPrKMKWMP1QpeYpJhnlz&#10;ptNrCZyKTzFJb95640x5+gplSh/MlN5iQ1JKla075noNaOo0hd1HTjwVjgzDmGT3geO5mloNtUqJ&#10;eedFpvQCpbMvHL105dWZctw3M0Hm6CVmd167a+8/aNmduNThH3/2BVRr0haad+kDuw+egrxn/6xN&#10;69Zt333Myj0Q5C4BYOnqCzdj4g7Rcob5uxFzL3WveFuXLaogfq7dtOu4tAoz5wlo0bEPVGvcFoaO&#10;/QpikpLH0/INO/b/Q0Uv0kIbLr2CrwgZ+YUgs6E3BvnCoVMXxLtELOz9xctKMgt+uUe/c3Nzy9Dn&#10;2i17MBPSy328YcoP2leFzV28HBT2vqBy8oPNew7upGUM876z69DRHTIXVD7MWN/PXybywuQfFop8&#10;pESxWrN1l1gWJeWdxJyHAQp7H7BwxrgSOXbqYoGFcyDQe2Cz8h7PpmVFiIyJAwsn3IGjL7Tt1kds&#10;FB55+1M7r0qgoNfiYXW2Tdde2ky4fJ22eouZ0Ire6IxE3r0rXqGnoinZr1z/Ly1jmPeVkKs3/0kv&#10;u1K5aiDi1h2RB6ywxihehYd5Y/rSlWJZh579MBNqULTUYK+pBJExCZ/S8vY9BojX4Vl4qOH67dvC&#10;t0RuRtzZ6R5QFQNUV5Hr6V2VcgcMWO1Rol1ox/R6PPzEnSsxI+flPRofl5z2gdJJjcu8RDWYXhFm&#10;4YZq64yZl7Z1DsCMHQC1WneG+JTMx9KuGKZUEn8v7VKDNt1BRRnKhQTIQ9z3CidPzAt4n9MrH+n+&#10;t/eEexl5U/PyHo4kQaK3nFMeoXwhXoLlgL/pTeeu3iB39UHRUoNn1Zpw807sb6tR3r9f6KOiV0/j&#10;TixwB7FpuXekVbJLoZFQo2FTkcOvR8Z0U9q5g9wNSwmSZqorixKDMq4fHrgGPKvUhrtpGfoSoXHr&#10;LqAilcX1vtUxIGaYd0hgfbyXrd1BhcJTu1k7/f2YkJj2L02lelpxwXtV5uyPRpkOhYmGN2Iop7B3&#10;h7DY+O7kX6dRc7hwQ6ucRGpuQZjMDUXJxgVUmJGTMU9Jq96caxG3QI5VWQXm/ktht2JpmYWtB5hj&#10;KdGkTUdIychuQcuad+6FpQn6UUbEjCvHOvO23UfEQZ2/cjNyzpLlcDb05g36fT8/v5JfzUYis1pg&#10;Ro9PzeiQev9+LRVKuwxLEZGhSZnR5M6YljD6rjUqmWS4jIzWKaVP3TLdcr1RSWWwXPjTMsnou6Hp&#10;0zFeLpnhMv1yaRv9/sQyOk5TRv/hhcmF4QWTjHzkBiZ+69aLZdK5oO0pLfFbt86U/6tMSk9vRdcb&#10;H49YRv9d/1v635IVORe6ZbpzIrYzMHGejP3pvNA+pPNjuM7AXxilJ6WrT19nen/tf9CdK+35p/Ql&#10;w+qjtuaH1VAXT7iP92JSRlZ7K3pjOdb0fGrUg5T7+ZXo3r1w8+bdmXgvn758I5J+b9t3QKuEqIzU&#10;uEO1yIYduon7PiU7v0Wjth3BElXRytpNLLuGeUhui/5Ya7x0PVKfaV+bhNRMkfuF9Nq64QH7gJl7&#10;oEhQ5oKfeMLMUP2ad9bGnsSlG1FghstVaAuXrhLLv1uwFDMsliyYuVX45zv2H4y/8cDwO72f78yV&#10;G+Id8DUaNoeAWo1eywJNLCvJivnXNjLj9W9qUhq0nzc9tt9yLCXuwyidYsdksN5kOrr1xobr3vS/&#10;CX8T6RQxg+Wvlf6b+huY8fEE6j5rNQP/Go2hWqOW4p69EBo1VoXhF7Wt0IuQO338qXhVuii0MPNN&#10;nrVI+C1fvQHMKPNi1fRS6A19PmjVpTeqrYe2YHDxx/s9AAUoUJsPbDBP2WmrvEn30vTb/OEAgOLT&#10;cZPwwFD1qPOBIz0s1UBFdTBoajQFdc3GmCE1eNBUWlEJpYEuH/T/8w6QYUzQud8AUFBbCd63ZqLB&#10;0gu8azcFP8y05ejNy7Z4P5OyojJa4D07aPR4CAFQSZszDMMwDPP+8ejXXytkPnjSWfrJMKWezAcP&#10;Ov/6669W0s+/NuF37oJXpZrimYwSA10zNwx03fxB7uiP34NErElNzOZYR9+0ex/Hk8w7Z8e+g3g/&#10;ahtoqEGTeuQoXQNATo9BnLzFY0GZnQdoKteEiDuxf+49GxOf9I+Z8xb/kpiW+0xa9NocPHrq32bU&#10;SoV/yhwz5KixUyE75/lyaXURDp+4COYO3ujrBSpnLzgffnuQtIph/jTOXAkfoLJxBQsXPzB39oQ9&#10;R8+YzHApOXnLRn45GczsPUCB97iFqx/sOXzq39Lq1yYmISll7oIff7mXlPa/0qJXEwVgVt4dSwp6&#10;DmXjiSUHHqy7Vt3M8Lujf3UY8vmX8ODJP4pURb/4+ltQ2fuB3M4TZi9ZfoSWnQ+NTC/jqu0FQUPB&#10;FE7axyNKzLCRcUkZ5FOzcWuwdA1CBUUVdSHzE/sRRo9O8ATojX6L9ehHRt8NTbedsel9dGlIZnK9&#10;tEzsQ/ddMr2fziR/YVgj0Pvp/otkhmkUWW9wLMKM/PV+RsuLrcd9i0/d8UjLivlJ68Vy/G1yvbEZ&#10;+Ov9yHTLTZg4BjJT6Riv1y3HNHXri/npDP3FvYDfja+/8bY6K+Ljozd6REcdws2wJmeOftWbthGZ&#10;MSYuOcPcXg0KvN/NMeNpj9EbrDz94eKNW+nks2jVhiN0PytdfGDM11OKZeJPx04E1+BaoLTHNJx8&#10;xFAt8bzUAVXXzg/Ku/lCVBSYSe6vx4Llq8WfkKNcx2Xl5R45FzJs19FT0LLnh1DeMwCsPOj5jPaR&#10;hhtWU9MLnw+iXjtKzHSfT5ouDrJlz76YsfHA8UDMHT0h9HbsLFpe3jNQPMSl55QFBQUDaBnDlAZy&#10;Hjz+0AzvVeqNZkP3KXI7LmmWhQMto+frftC0U0+xfNTkadrn9jbuEH0vo6d31bp4/1NYhhkYw7Jy&#10;mJFbde8Du4+cgiMXrw6Ly32USxld5eqPoqXtF/tGZGc/cpeVcxIjP3oPGi4SmDl7EcxbtBLOXbjy&#10;Of3OefgwoErT9qKjuuh+hAdID0u79h0i/FEtcR1mVHreU60eJKdm9afl1t5V0NcXXFFx6feR8yGi&#10;NKJSR+5IfWnx+0tM5qrteULfVaS4Ruup44KhUScF6v3yMn/an6Hpe8TQcZC9wl93LGSUvuFyYfTd&#10;cDv6rv9Nn1pTUlfE1zCV44vvVIMxXGfSJH8FGvkX2cYgLZ1R+lrDY6JjM/h/9Fv/XTLDc02/i/ib&#10;sN/tj6aQrk8RM1pG/lTFFNfAYB2loe3NgxnMEY3SJNXEmtzhcyHiflQH18B1PlDeI0D8Tk69P9K/&#10;RkMMs9yFYn43WzvIv/fHnwrhkjmoMV3qC66Byo1aQHrOwwBaf/LCtc8XLVsNc+cvFv79ho7W9h4q&#10;7wopOTketOyNmTB9NmYyUkttN6GYhJSaMhs3/BP++Ce8YQqup+Vjp0wXVV1tv0D8k5g5HXyqwrqt&#10;e5tl5jxumJ73oNniVeua1WreCpRYtSVfxwDMmEhcSpavGZU2mHH962n70TLMn4lfzcZ4j6PCoSVn&#10;FSyjZS5+lbGaiYKCy2o0aguLV21slp73pFnWkyfNVm3d2czRryoWUtT3lYw6nnvByEnfivt32pwF&#10;ovcOFQgyjFVvJSbWouUyW+rQ7gcjJhSv7r4RZTER2qmFsxdkP3y2mJYtW7P+37aaQLBEmQ8LjzpJ&#10;y8wx+NUeIH1iCWSHGQ3VUJQMlFGxVFI6q6FZ5+76A1oouilhKegSDFUaNOcMybwzKjdpIVSTagNz&#10;lqzR34vNOnQFK4zNSWVJPcU9TeJDakv3O6ktZk5LGkGChN+KPmmFguXoUwWWrNoolmU9e9bfgkTL&#10;zh3KUn54G7ToRB3O/bF66QuWrt7w1axFEJuSnSetFiSkZvScuXg59Ph4ODTq0ANa9egPH4+eADsP&#10;HobwuDhnyU0WFpuYp6nVGJUWFZhaaLGuHhWfzBmSeeccP3fpK0usxlJGo5k0NNVqQdidGP19nvng&#10;ybRt+4/Dp6MnQ+sufaBp+y7QfeBgmDp/EcaU93pKboK4tPS8qbPmibYUGotsgfmncbtugCgll9/G&#10;ms27ztdv1wXMqD8gTZplj59Uhyb1pFKDWpawBJg45fuj5D/si3EwftoMmD5/0aOpcxb878cjRkH1&#10;xi2AAmeqBsucaGwlljpYBe7S7yPIy3viKXbEMKUIVDbfvoOHY4YiFSRlpHiWnjyoIbB+Y+g//DOY&#10;MnsBzFq2+j/jvp0Fn34+QYjKpOnzj1igqtI2FM+KkI7U1J6mCNGAytUTardoB1j9DRE7el2ioqLK&#10;lKcEMXFqCKBO5TWbtoGBI8ZCjcZthQRrA2Sq1uIBY9W2ywcfi4Ma8NkXGFTTcm9Q2HmIAdIqW1eo&#10;06I9/LR1FySl5XwpdsIwfyHuZeaPWbNlF9Rv3QnMMC5UYJwop3AN403KBwOGfS7u/079BmvvfxQg&#10;6mhAoZk55o/azdrCgJGYf5p1AqUNZlBbjFWdvaGsqwZyHjwuOU9s2LkPMyM14vhDs069xY4SHz4s&#10;v27HAeg79AvYffCYWHY1PPokDT2R0SwEWP0cNXGaWN6sWy/RCGTtgQfGMO859p7BmLn8oHnnHuJ+&#10;Hz35O8w/eO/jMrmDB5wPDxftLQcOnoL+Qz6D9Tt2U/VVPJts2bO3mApE4egBP23bYTq/ZOQ9mi+n&#10;aQxQomctWC6cxk2dIXK8GM6CJQBVVfcdO34TE1ZZ0fQIqJi0TUJaxrLUvMKeYjYvrNZ2wxJDJMow&#10;7zE9Bo4QmdIcq6aZjx4F38vMXkWdDqiWaemioQyoOnzizE3qxCFqllitpdjyi8nametmLl0jxmkq&#10;0Tc6LqmxSNSQ2k3bgQKro5Y0tw5yJfQ2mDnQ8y1fmLl0LfTFnL5tz6H/o3Xzl60Rwas5VnM37zoo&#10;Jshq2aUvUL9WuY073M8u3EDLGOZ9Jr/w0TqaMUPuFgAtu2gH+2/Zffi/VNukpw5zMN/Qsh0Hjv1f&#10;n6Gfw6wlq7DqqwYzJ084d/maWFfB3R/jVT+o0aiF+F0EvxqNxOvU7fy1zw93HTkuYkoFVk879f0I&#10;Dp469+ukGbNFaym1nFLPhGuR0Snk2/3jobitBjOpBs5cu55Myxjm78D5G+HRShfqQuoDnftra4jX&#10;b2O+IMV08wWVrQt8M2MOHD51/tdu/QeJft5Uxd2+57DwddBUBpmNF7gFavNdEW4lpAHNR0kx4pb9&#10;J4T6bdy+ByxFtyHqu+oNNFOXo09lOHnpmlh/7vKNKmWoTyw9l3Rwh9DI23toOcP8nYiKidtNgy/k&#10;KGJl3X3h1OXQGrT81LVQcPStBHI7mvnOC8xRQS0xA6/fvltkwG37j/1bzGSAYWF4bGLxTEls2LEf&#10;VJQx7TzBzNYVth849ERapScuPXP6uKnTxRwjNF8J9ePrO2yU6QQZ5m/EgOGjtBkQMyd1mv/i6+kQ&#10;nZQ+XVqt58vvZk03c6SRJt5iWpH10oTNJTJv+VrRg16BAWqd5u3FBl9O+QGrrb5ip/T8xcW/Buw+&#10;dHS/2IBhGD07MV+4BFQHMUEc5hlqlxk9Sdu1rnHbriLTUl/Z+cvXvZmY2ftUwiqpL9Rv0UVsOGHa&#10;LNxJAKooyi3DMK+FkhQRY8ixNKIEadgOMyUKnq03hn1vCmdKhvn90Lhhw0zZgJQSlfM3ZUpb72DM&#10;gN76TDnx21miOiumamcY5rVQUt9XF399pmzcWlt95UzJMO8IzpQMU8p4q5nSOKbkTMkwbw5nSoYp&#10;ZXCmZJhSBseUDFPK4EzJMKUMzpQMU8rgmJJhShmcKRmmlMGZkmFKGRxTMkwpgzMlw5QyOFMyTCmD&#10;MyXDlDK4oYdhShmcKRmmlMGZkmFKGRxTMkwpgzMlw5QyOFMyTCmDY0qGKWWwUjJMKYMzJcOUMjhT&#10;Mkwpg2NKhillcKZkmFIGZ0qGKWVwTMkwpQzOlAxTyuBMyTClDI4pGaaUwZmSYUoZnCkZppTBMSXD&#10;lDI4UzJMKYMzJcOUMjimZJhSBmdKhillcKZkmFIGx5QMU8rgTMkwpQzOlAxTyvhDY8oJ02aBypky&#10;pYYzJcO8JkpHNWZKP32mbNAWM6WT79vOlN6cKRnmNXmrmdJWg9VXBx+o26Kj2HjitzNBhYnJnLxh&#10;6JjJkJVXuEQ4MgxTjJz8h0s+Hf8VmDn7gMLJDz6fNFXko8Ztu4DSwQ+sXzdTRuXmlvGu3gAT8sWE&#10;NGDm4AF9PhoqNt669/CcYRO+AStnd1RLL8yc/qBEH//aDd88xzPMe0pg3cagcvQBmb03ipgGLFy8&#10;YdiX38Cpc5dO0fo+Hw8Flb0XyB00YImxplflmoBYio2NiYqKKqOw9xTO5dTBkPMgZy4t333oBDRu&#10;3w1qNu8AoydMg2sRd4bT8oS0NP+qjduA3CUA5JiJW/X4kDMn87el3Qf9RSZTufpB5XotISEhzZ+W&#10;Xw6NGD7886+gVpMOUL9td9h5+JjIJ4XP/tGunJsfyLBqK7Nzh7PR0WVpeRE69x0MCowhlU5qsVFc&#10;Uvp3cmtURVymcNTgpxeYu/mDwk4DcszpPT4eLvwu37zdwcxZAwo8GAefKpwxmb8ddj5BWCX1RYX0&#10;htux98bQst5DRoDc1RsUmDfMnL2w5umJeYt++4Hc1gPupWemkJ+5PcacuKx9r37F8446uBZmSj9w&#10;8q8qVq7duAerr4HQ/sMh4jdKrII+iTK4ExkmZOboBTdu3LCiZWaosjI7X1BXrs0Zk/nboK5eB2Qo&#10;WipbFDAk/8nzLpaelVABfaEM1iCFE6LLP10+GgFKFx/YsG23WOfoVRmFzhdcfE0I2vb9R7EO7Ic5&#10;2gNy859tTSsocFLYuQmlpBxOLUYK3HH+g0cL7ySlNpLZUCbEqq6ztjV266ETPZUOPujrA6vWbyu+&#10;A4Z5z1i3ZR/WIlH5MOTbtGN/T1pm4+EvnkOSYEVFJzV+9OyXNnLMoDKHAFA6+oKZPeajCg7w6J//&#10;dLv/+PktFTUEYR7atPuA6TwTVKcRKJ39wQKrqtHxSZto2agJU1B+sd6LgauFvQdkZGR8kpSZ28jM&#10;ATMlZmIZJjpv2fp8sX39JiITuwVo1ZZh3mc8g2qC3EUDQXXqi/t92sJlt8xdAzBTUsinhqT7uY1z&#10;HzxZY27ngSGfJ5g5aWD0RG0r7O34tE0WJHSO7uBXG9W2JD4aOQ4T8Aa5YyCUd/WFo6fOPZZWCXYc&#10;PAFKe3fRrEsZUIY76tzrI5HogBFfiJJDhcq65/hpOH3xakJ8UuocsSHDvAfcTUyec/LC5Tt7T54D&#10;c6pBuvhDn0Ha9pUu/QZrhYoyG1ZRzVy8YPuBo0Uy3N7DJyIquGO+IfXEeHIg5hlp1auZOnM+KCu6&#10;YnXWR+R8vVFiLngw1OzrQNVabxj31QyRcMsuPXGZBxrGnHYYwKIPBb9y8rOnqq0/lFEHwNwVP1Ez&#10;sJnYEcOUUhauXA8VPYOw9kj3Ot7XeN/LnbzwtxqromrtfY73ePOOvcT9P2nGXLzXcRnmEQUqqBKr&#10;sEr0l1GI5+yJQucF5ih0cjsXmDJr7utnRlNk5D9KKeel7eFDB6HCzFneIwBGfjkVroffjpXcBCEA&#10;qqz8x5WzCp/5SosEGfmFnyxdtwnKuNEjFFJZbzDHP7By/Zbfd3AM8xZZvWkrZibMgI4avE81YIVq&#10;t2jlT/9OzcofLLkIHjx44JL36FGQ9FPPxZthscMnfA1lXTFTOpFAUYb2AwfvqpCS/+CA5Pb7GDx6&#10;osj9Kmdf6PHJSH0Gyn3yc+MJ3/4AK1asEstadOoBZh4UY1LJgAciMh6qo3ug6GxQBpeNnfKdfvur&#10;1yN+VVJDEsk8yv31qBjOnMw74/rtGFA4eKLhPWvrCVfDIn+VVskmfD0LM6e/6FhO1VPxWANriHIM&#10;3aiqqnT1h6Ydu4n7d8369TBh2hzIfvhLc7Ex0puqqKiWFqiS/T8d8/vu81OXroHCHtXR3gNCQqOe&#10;07I2PfrhQWmrsE6+2gadq5G3sH5N1VzMiFS1pT+G35U2nuDuXw1svYIwY2JV2AUlHP9wGWoS3r3/&#10;K9p2xtxlmOn9RbVg0679nDGZP50tew6KJwxK12CYNGOBuAe37Ts+2RLvcznWDElYFDYeYK32B9eA&#10;aiArZ4f3Nykg1Ry1z/CtME68HBYltnUhHzutMDXu2F0si4xNfK719YaTF679tvscYz65JZUEjv7g&#10;V6uRSGTzzkNg6eoDdmo/WLtxxz1aFhWfGmJBLbEk06iGcvy086wMeT//7JBT8LDV0rUbYPO+A5Ca&#10;nb+I/Ff8tG0fZUw5ZtqPR44V6X7+9XegwlJE5kp1bykdLFm0hidGMhllfFE/163Tmm6Z8XIqzUz6&#10;03LJtCXeC9P765a9rr9kel/pfxQzLFl1JheG/9XAyEduaIbrxTLpXOjNcLnkV8S/JNOmVdSK+hQ7&#10;HlpG/118f/G/9f9fsiLLpHOiO596E+fJ0F97DOI6686Pfl1Rf7GNlG6R9IuY9vi1pj1fYpneKB38&#10;HygSFDN+NvFrcT8O/vxLMHPFMAvjxq37Dl6hZamZuV/9tHMXrNy0HXIKnrXG/GHu7FtFG0OK+586&#10;CHhBeHRcCPlv23/oga3aB8piHtq6U/u4w69WUxQ4X1D91uGPGCuCJQas1Ftn24HDcdJiwY3b0d9M&#10;m7sYSxdM3BllHU/eR2O+AYWtRnyfv3y92KlTICopjcF08hcNPgdPnp1Fy9XVG2Jmx2AYDy4zO39M&#10;XuGz9ivWbICVa9bDirWbhK1ct1nYKoxDyVbjdzLj5brfxstXie9Gyw3SfbG8qOmWG+9PZy/z1+2X&#10;tjFOR7fcVHq65camS8/Y33j5m/prl73a3/D/lUZ/3X8u7l/UdMu1/vSd7q+NeqM0luN9sRo/8x48&#10;aZqVXzhYZecuMrBX1XriPj6K962FA/VaowLDF5x9K4nlS9ZsAiVVaW09YPD4Kfgda4ooLHInNUyZ&#10;uQCuhEV9Q346dhw/EUfjK0mVL1wPe/OMWatZGywF1LhDNcaTPmClDsLSiqqnGCNiRlSiDNt4BsHu&#10;I6f1ifvVbiJ6BZV3RT8kJe9xe2tvlHL8IzLMlBZYavQdNk4r+ViqNOvcU/it3LAFAms1hABU5FdZ&#10;oIllJVkx/9pGZrRe+JtY/lIzSIe2fdPj029vkE5J9sr0jdIw+f+l5SbTMjwWneHyl/q/xPT+JtIq&#10;Ym+avoF/sXWvNLzHpOMIlD4DajWGgJpNILBmY1i+frO4H5t37Y3VU6zOonB8MGIcqKjrKSkvZtQK&#10;mmBIffCgQ+6Tf6kruFO7iQY0VV88Zzxw5OwTO8wrSlRPOWVSTMMM84yFG4ZwtAyrtZRHajdppd/m&#10;tVi5crOzoqwjWKHEV2/SBiZPn/v/LoZGpEurS8QeMyp1slViBp7wzXT9jnOf/jxs05796XN/XJV+&#10;6kKIPq3ps5doSxi0cl7BUNEbDf+4+NR9N/X7N1ugkb1svfHyl5nWvxzGzeXwvxuvF8vRjJe/MN3+&#10;3nS/LzPDNCobfNeZ6fUvjtPwWHRW3P/17WVpGa7XfX+d9A39Kxl8f30T/xPvpfIa7XUp6xGMmcUb&#10;M4sGJn0/T3/PnrxwCe/Xpenbdx9Iz3vyfJC0WDbxux+01WncxsbdH3If/hworXopl8Kj0ifPmv9L&#10;taZtQWmjBkU5F1i5ebOztPqP505yKpTFero5ljYyrP6KvoH43SWwNvjVawnW3pVBbu0mqggyWzcw&#10;s3aF2NikNys5GOYtEov3rMzGEWi6GznV5OzUmGErQVD9VuAWVAcsHKRn7riOBmWUxUx5OyH5r3nP&#10;3ktLq7t13xFo90FfsPcJhjIYQLsG1IIBwz6H65GxnBGZUse1yDswaMR4cAuoCVYu3mCHqtqqWx/Y&#10;cfAoJKbm1ZbcGIZhGIZhGIb5a/Ps2TObC1du1L0aEfHvb2bOgTrN24Mjhq3l3b3B3NkDzBzV+Emd&#10;i3xFxySFnTfG695ALdn+dZrAiC+nwsXQWwVXIu/UlZJkGIZhDKDyMSQsEkZNmgqV6jaHCi4+YGnn&#10;BWYONDbDG5T0CJ/6ztDoREdPsMJlDr5VoF7rTjB5+mw4d/V6+JUbkXXz8vIcpCSZP4r7z5612Xjg&#10;CDj4VQILcXG8QWbrJbq6yxzRaAYUvFjmThqwUQdCtUatoX3vj+HjURNg5NQf4KMxk6BFtz7gEVwL&#10;zOzVILdVg8xeI56OUuO3GXWLp0Zw3H77zoM0sEwp7ZphGOZvAZV72w8dhXJu3mCGRqPlRZcXFEFz&#10;KndRCC2cvMA5sDo07dobPho9AUZNngZDRk+CHv0+hRoNW4ODpjKUdfUDFfpSXzea0Y16idNTfXMs&#10;b2kUsp2mEmzYfRCynv48VNr1+8Pmffucew0cioLiIeYLMUOhEYYCU87VH3yqN4JuAz+F7+Ytgz1H&#10;L/zPlfDo1Pi0nNTcB4/3S0m8EfcysjtO/HY6lMETTf38xMlGgVSiODZo3RkuXr0BUUlJ9pK7IDol&#10;NfXklauPvlv4I3z46Sho1aMvNGnbHTr0GghjvpoOu4+eenQrPmmy5C44dSEUguo20z4xph7KGIFS&#10;V376TRdZfIqnxtIyrEEVMbH+DUy3HU3vIKZ4MFhnygz39SoztT3esC837QSkr7e99Fvnqzt+w+2N&#10;TWxD//FlRusN06fjkcxU+sbb4/33RlZkex80WkbX+GVG68lPsmLpGawzZcb+xmZqG7z/Xnw3PA6d&#10;6XzQXpmeie2FL507XG+8vbHpt3+Vka9kYlsp/SLn24QZXtvXsWJp6O4dU0b+xtsbm5EvGfnpjt9w&#10;W1NmuJ1Je8mx6O7tIr5GZrif1zFTaegNr5HIU0aGx6bAdTRdKXVnoykZ6X+L0UU27uBTswEcOX8Z&#10;srKe2UrFpexOXMKwvYePPxozeQp0+XAANO3QGVp36Qn9h46AGfN/hAOnzj2MTs1I/cevv7pIm8iS&#10;sJw+dzUUmnXqCWYouGKGDDuaBQDFE/c/fsp0SMjI6iG5vxEFT34ZkJKenXol7FbqgRPn/jVjwVLo&#10;/tEw8K/VGMpj0GTm5IPRrjeoHPzEBFlKazV07T8CNu878cd1p0u7n3uyVZdeWKvw1IoXHQSKS1l3&#10;f6joUwn/OE13gDcACQ71nnemQaFoohN7AJofXghtR18SvHJuATBgxFjq1H5Y2oXg4MkL4BpYSzuW&#10;09EPo0g/8PCvCcdOnPt/kovs5PXwz1r3/ghUmIaSRqJQZ3kxG5+PmJm6UoOmsHb7Hli2YSfYYi1H&#10;dIIXHerp+LwgoF4T2Hfq7BopOdmpi5dOzVm8FH6YtwhmCFssbLr0qf89d1ERM1xnyoz939S+w2N5&#10;mZnyL2LoY+qYdEb/zVS6OjPenvxN7qcEK5ombj+/uBmn/72BFUlP56fbVvj/DpPSe5mZ3MbQXuE/&#10;A+17yYzXfWdimTa9H4ukaWjG/rq0aT+GyyltnRku15mpbUwa7bME+33pG98bps3w+tM5+B7tBzTj&#10;c0Nm6EtmKj1jM95mBlqx++4lViwtg3taZ/pjk47P5H1NhtsX+S9oxum/zIqlhSbWzcfvRsehN1om&#10;ltP9tgRtKXw350c0PMcLl8Lpy1fvSkWjbN3OA2MD6jUX4xmUTr6ifFVihYjK1cUbt8PKnbuhUiNc&#10;T6MGUXBJaOUYPNGADBoW2axHfzgacn2klJzs5NkLYnJFcxoyiaJJ79pxwSh13/GTRXp47jt+7vCg&#10;4ePA2h3LeBu1ED1q/RNDMUlsUWPkqDE0XFhFb+zAqJXeTqDCYzB384Oy6iCxXGaH5T5WAOi4W3Tu&#10;AenpOSelXfxxxCeng1+N+nhAeLLwxFENwQrD82VrNxUZcmmK3CdP1KFRMTDhu1ngWqmWGKopd0UR&#10;pdovpiXH6NS3Tguo3banaFpVolBSFEnh+rxlP+lP4s7Dh4e7BFZFf7wwYpZLEkrtzH4qPJmemPam&#10;7XuugfSKhsj4e1k+tZtiDQqFV4i3j0hzGt4gWXmFo8jnXlrO0o8wCm3evju06NANrSu0aI/WsYeB&#10;9SxmLXF5caPlWivRv8PL09VZEX+9vSx9Ax9KW6Rv7FPUDNMyZS/170C/3276Rf+jzkz7av11hn4d&#10;uov/XJK/sRn6vpaJ9F/YK/+/kb92mxfrX52+QVrFrKiv1kz5aU27j6L+pvwMzdi/yLFKPi98i/u/&#10;+b39Iu0/Jn2yd5m+wTq81s3xni1pH0W3KZo22au20S2j/ZgykWeETy/8jceBv6nM+3jIZ5CYnC4m&#10;IS14+KTbzAU/gpmjh3Z+AHpchZ+aGo0g/G7SA/Ihdu0/cs0zsAZYYJRIL9oQM+XQ8GP6jWWtMwZS&#10;23YfEG+8IZas2SgeoyloHkb0oUCmdrtu4IuCrBAtergvEXDREH0PsENhHT99NlwOi36Qm/tELSXz&#10;UpZu2BRnRdNkUdTsjLqAWuMWVBPuJNz784ZbxMQnHXP0rSyEkgSKagROQdXh+KUrqZKL7Pj5axgx&#10;+oIZtVfTJAzW7lAO/3iv/kMh4nacfv678Dtx1ak2VZ7eukBRH816QhdDXBA6YdrmACvXABg9+XtI&#10;zn44UNpUlpub2+ZqWOSekNDQPTHJ9/YU/uvnxtIqQXx65reTvpsDFTwCRFMDDbVWYG2knDvNjbBW&#10;f8LuJiWv6DlwuIhylTQ8Gy+OjGYTclLj/lHM8aKLpgvRzKRrTpHW65oKX2bkY2gORmaYHhk9EyjJ&#10;jP0N03aU0nyb6Rvbq/yN1xubsf/L7HX8DdM15WvqehQz8pOs2Pa/10ztj+4lndFvU9v9Rnvj4zc+&#10;NmMz8jdOX2fGfjp7XT+dGftjhCJM9/tV/oZm7FuSvylfYabOiaEZ+ZtKm8zYT2emfHX2Ov4mj8nQ&#10;dPcYln30UhlDw6BEZuOmTYfKWRIlahbFMkOJZV/HD/ujWCatkIpI2YKVa8HWKxAjOiyfKV0sE8ur&#10;/WDS9DkQm5Q+TXIT5Dx+3DsyJmbP2atX94Tdvr3nfuGjttIqWUb+wxZffD0NyqCI0rs09MdG5awQ&#10;Ve3sbpYu3vDNrPlA+iBtKouIS4rtO3QUlEWtMLN1QVGmzkO+UAGP6eTZy/ry/OiZi7GOATXw/9H/&#10;xOOl93i4+0Ek6pbk8ucRcecu+FZvIB7QimnAnL2gvIcPLF2nnU+BiEhIqDxr0QqwVlO0hwdNYbNo&#10;+tRARVw2fe7Sq5Iritr9+w3adBZt40LUHFCwKAIk0aLaCc0ngsvkaBRp0ihTJZolnmA6qWLGW5pY&#10;BS+0DEWDhE4mhIM6+WgHxE2fvxTupmXqHyBHxydvad29P9ZsKHzHSBMvkBz/h0elmnDuys0cyY1h&#10;GOa95uK1sByvanXFM0uaVE3uGoQC5gMtu/WDqLjUrZKbLDEjZ8jMRcvB3qcKTRuHwkbRI5bNbljG&#10;06eNVoDNsBwug+WyJZan1K9F6UCG0R35UCsgPQdFwRVRIy0jocT11AmoVov2kJCWWSjtUrZy/dYH&#10;NMk4Rao0i6PCORBUroEo1AEwdfYCiE5IrSy5ytZu3Q3lUWdIj2gmOyUeo6Z6fSC9klzeDeu37wd5&#10;WSewpDCbHuRL7dhOwXVg3tot+slsDcnOz6+XlJoB+w8dgWMnjuv/QHxSereRYyeDpb0aLPHEKNG0&#10;r0jACyIM0xYRn5/2Oy6zpAmKqEmAakcVHMGnam34fv4iuJuSTr1X9a/uI27Hpsz89POvwM6riniQ&#10;LCY1wpNv7hEM9Bq/z8Z/BfdzHmyX3BmGYf5WJKRnDvv8q2/ACoWOykQl9SnB8pzepljWzR/oPVMR&#10;sXFiRlIdVM4mJafnzZy/HIOnhtrpU9Fo4nIlCpoZla9uQcLE9LGifwtFsPQdDct0Sy8s7+2cYcSX&#10;EyEqNr67lLTs2LETcPDQMUi/nwdpOc/FS5iNWbpp5692gTVB5RGI2oBRKYkzBlcq1IQNqE+SW+kg&#10;5/nzgMu3E6BWmx5SjYGaOXVRIZ4wjNrM8KRY4EmhIRo2rj5Qq3kH+GHeErh6I+yZlMzvIvvJswU3&#10;ou/mTpm9CCrVbw5W1FTq4A0ql0Cs9WDESJEqHgOdRHquOnTkBLgWfnt+LkAZKQmGYRgGIQG8FhE1&#10;b/j4iRgZ0lscMUIT0Rr1KaFAQ9u5hiLHwDpNRDPs1duxudlPnn8sJfG7uBh689mU2fOhbqsOYO0V&#10;COYO7hhxeoCFswbFG8VY14OWnolSS6OdLzRo2wuuRCZAzuPHHlIyfy5RUVEVN+7YC5VRgMxRcMRb&#10;FDCCFCG0oySM+KlyQ1UX3zEatKNeTyiUFFpTs6v4Y9JvrKmIh7hYs6Bw+9PPJ0F2dqHo/ZqWnfdB&#10;pz4DMA0PXC+F57Q/qn2g8JEQy6mHK3UAIiNhlk6YzE77XFOF3+39akC9tp1h1tJVcOPO3X1ZBU9/&#10;UxdkhmEYRkt2waP6EdEJ+xat3ghNO/QEGw1GjChe1BdFO66dnmHid4ocsbym547Uv0OMyaRnkmS0&#10;nsptKstRTzr0GgBJmdkfUfo5+Y+3DR3/tXbICrUWUtnuQuU8tSrSYz7UDNINep5J+oDpilfK0X4x&#10;ABOtkLhevACFtkN/BUbIVu4+UKVhM1i3fSdk5D3oKP7M7wVrE+bHLlyaHlivOchsPPAA6TljAP7p&#10;INEFt0GrznDw8KknOXmFE6VNTBKXmrXt27mLoYIHhe80XodOJhp9CpHFP2inhu59h0BCYqoQyoJH&#10;z+t/+OlIXI5CSWNg8M/SC02+nb8EMh48mZf35Nm0x7/80l/sgGEYhinVPP35nz1znjybl/Pkl3nT&#10;5i+FMm7ad0oKIUOh++DjT+F+/oPe5JuYnHmox8fDhBgKraBATARbKHwYVNGr0cupfeGruQvhXlb+&#10;NrGDl5D/8EmXPQePPGnUrguYOboLoaWgTbyhzF4t3lly5MS56aR30iavB4XbB06eBXvvSqAQbx3C&#10;hOldkhg9jv962v9KbrKsrCyro6fPgVfVOuKdfebij6OYYoRHL9ykcNzVNxhu3b5zk/zzfv45aP2O&#10;fRjCYy2B/jDVJqRaQkVNEMxYsOyoSBi5ePMmaKrWwzTx5ND4F0xPU6U2XLt5+6000TIMwzDvhpvh&#10;d2K9KtfRv87GzFUDXlVqwsWrofrnidMXLTlSQR0gHtfptII6/Jg5e8Kyzdsg79HPweQXl5R6Ux1Y&#10;XUx8IyJQahZ28gQL1CNZeWfwqlwXjp6jSROyrETCyOTpc8TzV5p6T2btAmbuXmDnEwC7jx6Hffte&#10;Y1a2kIwMS+rRZIbCqECBIkFT2LtD9/6f6P9ATHKy+4TpMzHacwOFiAy1ak++ZniQNMDTHAVTZeMK&#10;n4wap9/u0o3IRgNGjMHolMLkQNxeGzI7+ATD2cvX/iW5ydZv3/epR+X6QiApbKcw28bDHw4cO/tf&#10;yYVhGIb5C3Pg2MX/2HlW1bYson5QXxJNlXqwZvOuYZKL7Py1sH95BFRDQaWJbUgoUWdQLD/6bDyc&#10;v3ZTPxRw8NhJ2glwaIy8gz+YkVEEilpDIySsaPKb8nYw/ttpcDclRzy7fPKvf6m7fPQpahjqEQom&#10;jfWU2brADwuXwo0bL0TVJGm5+eDshwdvg8qMAkjP+pwDqqMih+i76q7asBMsxIEEgblTAEydvxwe&#10;Pvy1vLS6GKnZhUf6Dx0F9E5cK+pCTD1j8aQ4eFeGleu33JLcZBl5he37DxkpagYq+sP0rBF9qzdp&#10;DaevXNd3T2YYhmH++ly6Hr61Rss2oHDDoIk6XtJzR1s19Bv6OcRnZHcgHwBQzV6y5ryNX3WMKjFw&#10;cg8EFRkKXD/UlaS0LP3sasbgtvKpC1eBEkWWhjBaOXvB6g3b9MHb8dOXC5y8q4ClSxAo7fxQo7zA&#10;0SsAcvIe5ksupgkJybAcPHoSKKwpoqRmT0+MENUwdsqL1zAnZ2YGfzBwKChs3VD4AkVvVu0DW2o/&#10;RsVHMaR2Z6UrLsewmaJOehk8hdAkuut27oPU/Hz9uJfz16PivKs3QHGktmPJ7D0guG4zCA2/e05y&#10;YxiGYd5DwqLvngus2wA1x03ohMo5QIibe6U6GDlGZkhusvv5+ZXWbdv1v85B1cHMHSNImqRGdOKh&#10;oSjU6ROjQ3s16g6uo4gS06LOQqKTUQVn6NJnIKSn57aTkpNNmDYTgz7chsbk0yNDDNIGjPgCI8ob&#10;JUeUREhIiGrt1n1iJgOZrbs+ERpL02fYZ5Ceez9LchVcD4/+bOlPm6ZsP3AElqFar9i0E3bsP1H4&#10;46rNn4VHxn8muemJir17ZNDIL8T8sCoKp2mOPvdgFFsNVPQKgpk/roS03II2kjvDMAzzN6Dg0bM2&#10;c5atgYrUi9YRdYdm6qHnmI4+UAbFbtCwcRAVnXBEctdzAzVo4dKfPtt9+Ox/l63bBovXboUt+4/D&#10;mq17Z1yJvPVZ8q+/WkiussTMnJP9h44WokgzAYl+Mi40Hj8AFq3fDCEYwUqur8d0AEVmfuEXQ8ZM&#10;gvJuJGrUZEohMg1AxRAZI0AlRn6NWnXQR5upqVmV5/64CnxrNgJ1tbpQ3sMPzBzcQC5mzKGHrBhl&#10;0uw3GIHKcVsHb5qW7hu4lZC0TEqCYRiGYWR37qWsGjP1OzGGksZriskKqOWSAiwHL9QQNahQ5Mqr&#10;g8Cjcl0Irt0Y5ixaVmSmnhYdu4PSxhU1CCNPW2qtpPGfNIrCDyq6+cLHw0dDenb2Bsn97XDx5m2w&#10;966MQknPMFE0Mdqs26KjXigT8AAnYzirsnFHYcU/RX8GhbXb4FFw/U7cs7zHT5dLrgzDMAzzxhQ+&#10;/sfEa9Hxz3p9ipGhNCZTjKm3dYfPJ01FoUzQC2Xjtl3EHN7UwZTeWmWtCYDzN8L0mvWHEHIzHOzp&#10;dVpCBNHwAOq36KLfKSn5hGmz8IDpHZIB2j9g5wNT5vz4xx4YwzAM87di+oKlKH40rzdNRIBCae0O&#10;YydPKyKUDdp2BTH/LGmRgzfYegfB+at/sFBeQiV+U6GkqPMbFkqGYRjmLaIXSiftOy1fKpTidYx/&#10;slDaegdrhdLOu5hQUtPrxG+1QikmH0Clp4P8moWSYRiGeYtMX/gjCiWNg6SI0t+kUDZuTREl+ojZ&#10;ff4koaSmVxZKhmEY5l1TaoWSI0qGYRimNFCqhbKkZ5QslAzDMMyfQekXSgeMJlkoGYZhmHcER5QM&#10;wzAMUwL8jJJhGIZhSqDUCiX3emUYhmFKAxxRMgzDMEwJ8DNKhmEYhimB0i+U3OuVYRiGeYdwRMkw&#10;DMMwJcDPKBmGYRimBEqtUHKvV4ZhGKY0wBElwzAMw5QAP6NkGIZhmBIo/ULJvV4ZhmGYdwgLJcMw&#10;DMOUAD+jZBiGYZgSKLVCyb1eGYZhmNIACyXDMAzDlEDpf0bJvV4ZhmGYdwhHlAzDMAxTAiyUDMMw&#10;DFMCpbrplYWSYRiGedeU/meUPI6SYRiGeYewUDIMwzBMCZR+oeRerwzDMMw7hJ9RMgzDMEwJlFqh&#10;5F6vDMMwTGmAI0qGYRiGKQF+RskwDMMwJVD6hZJ7vTIMwzDvkNIvlI4+LJQMwzDMO4OfUTIMwzBM&#10;CbBQMgzDMEwJsFAyDMMwTAmwUDIMwzBMCXBnHoZhGIYpgdIvlDw8hGEYhnmHlH6h5AkHGIZhmHcI&#10;P6NkGIZhmBIotULJk6IzDMMwpYH3J6J0ZqFkGIZh3j5/2WeU0SiUE6ZphVLljEIpBFUD37BQMgzD&#10;MG+R6QuWolCqUWd8UCj9TAplg7YolBiskRYpHFgoGYZhmL8R0+ZRROkhHvG9LKJs2E4SShRS0q0/&#10;TCjzC59/cuRMCNRv0xksnDW4Mx9Q4kGJplV7X6jTvL1+p9T0+uWUH8QBq5x9Qe6I/g5e+OmNv/3A&#10;zMkfzPFgPYJqw0QU1Ju371yRNmUYhmGYYlyNvHNl/HezwL1ybSjjHgDmrqglbn6oPxqQOVI0iXqE&#10;uiK3doPPJ02FCMOm17adQS4iSvTHAE7u4APmzj7QuH0POH3xOiQmJpaXXN+cnLyHE4eN+QoU5Z3B&#10;zBGV2FaDO0DRc/SCgFqNYPmGzZB8P3u85P5Kch4/9rh0Ixz6DB4Gdt6VQG7vAXI8WFJ5hSsJrhdo&#10;qteDjTv3JUibMAzDMH9DtuzaH+9bvQ5Yunij7niJ54ty50AUQz+w9a0GfYZ+DhdCIyAlJ8dD2uS1&#10;WLFpB3jXrA8qBw/UHQ2Ye/pjAKcBRUUXGDFmIuQWPBgmuZZMcnKyxbHz18DczhsUjr6owt6gdPYE&#10;t0o14U58+jPJTRaTcG9Y30HDwdzBEyww7DV3xbAXI00ZiqmMtsNoUomqT82uCls12PlUhlEYEt9K&#10;TL4rJSE4ePIMaKo1QgHGbUnxnWh7D1BXrQXb9hy4JrkxDMMw7zF7Dh696lO1NigxiKIokR7tyVGH&#10;fGrUhwMnz0JcHJhLrrKYtIy7o6dOhwoa1B1bV1CiDqko8LLHyBGDLjnqD4mqGQZiZiiElqhhPQZ8&#10;AtejYvRCeCcxI8uzSh3UKDWo3FGESbNQe/adOAtZWVlWkptpsgseb3APqAFKG0/ciS+aN9j5V4Fj&#10;5y4WSi6ydTt3ozCiOLoE4p/yxVDYBzr1+xhWb9mZcichKSWr4HFiZt6DlLNXrqVMmTkPfKrXx/Tc&#10;RDux0skfD9wPyrv5wor1WwBRUpop+fnNv1+8DGw8AjGCxT9p5wUqRw3WHirBxt178CTF6U8SwzAM&#10;836wce8BDKSCQemCQRIGWgpHbyjjGgDfzlsEidnZLcgnI6PQeeXGbUIYFag9MnsSUi8USHfwqlwT&#10;ps2aD2cvXElJy8hNySt4khgZHZ+yetP2lG4Dh0AFr2DRV4aEsBwGdOu37tY/Kjx+9mqBW2BN1KQA&#10;1CdvMEONcvQOgPt5hSU/w9wcEmLZumtfIZQqStzFHyzsPGDRyvW/Si6ymMQ08KpaH8UMhRR3oELl&#10;LuMWCP51mkCTjr3As0pdKIci22/wZ/Dw2T9r0TbTp09XnLkSCuXcpT9JzbkoiEpU88nfzdQf1O2k&#10;9G4jJ04DmTXWKhz88M9hyG3rDm27fwgpabmbJTeGYRjmL0xKeu6mDj0HgoqaVh28QY5aI7N2g+Hj&#10;voHYpIzukpvs29mLQCWeMaJuoK7IMUo0d/GBfcfPQ87D5wHk849ff3XpP3yMWO4WVAcatOkBleo0&#10;hbKuPqAg8cUo08zZC9z8K8Htuwl6vVm2YduvZVxRi1CTlKg1Mht3aNGpJ+zdu7fkiJKIS0tTd/zg&#10;IzH2hFRY5uKOIbArdP9wiH4HN27csNp59DjYa6qDCg9e5kS+9IepVkAChyLo5AXWbl6w68CRKGkz&#10;2f7j56AsRpMKGtOCNQeqFdAJ8EbhvRoedZR87j97ZrMcaw/l3f1FxyHxsNbWE5q07Qo5BU+mioQY&#10;hmGYvyQFT3/5smnHD0TrIjWTyhw1omVy6brN1MooWg9vRMce8a9VH8ztPUFOekFCivpSzs0H9hw6&#10;pteinXsP3bRTB4AldS51QiPBc9AKKwVaKhoS4hkIuw6dgLSCAidpM1nPQSNQINXCV4ECq3Lxgra9&#10;+sHCbdvKSi6vR0RsArgGVgG51LNI7oDihzu29akOS37aRtFiHclVlpaWVvHMtbAhm/Yennj2auS/&#10;Fq3eMCQ0InqItFp2v+CZ9+4jp8HandQbD8yBQmcUSoxahVhi1Dpo5HhIy8w+TP7JmdkftOs7APeN&#10;J4namtGvoocfLFu3seSQmGEYhinVrNqwFezUgWAuhBINA612vT6ElPs5vWl9VlbB3kGjJmAkqEEB&#10;o6AKjfqwoGYonVFUPXxhBwZqGFT5iASRiIjYIUuWrRsyfe6iIUvWbRhy5vK1IWlpTypKqwWL1637&#10;r2NgZdQbF63uYKSptHUFV99AiIyO/f3aEhp+698NWnUCC0cMYakrrjOqu503/gl/sHAPxMhPA+U9&#10;/MEaldtBUxls1EEYEQaBJfopnbSRo6g5UMQpOu3Qn5Z+4zoFKnuPD4dC4r00IZS5hYWN+346EsUZ&#10;RZWeWdL+6BPNDNXfzJnMV9QWzPFEWuLJLuPqC26BNaBu8w4wfspMOHb2MlwJixmXnJFdX/wJhmEY&#10;5q2SkV1Q/9yVG+NOXLj8nzFfz4A6LTqCk181KO/mD2ZYtltg+W+BZbUFltmkBQo0ObVCYlkuF7O3&#10;+WG57gV9B38G2QWPRFmdnJlzqNvHw3G5gV6QYKIpcFslmooiRir/SQdQP6wwIrT3rQQOflXA2rsS&#10;WLqi/rgGoEYFCDEWQ0MwPXNn2kYDtZu3gSs3o/74wIs62ITdir++YOUa6NJ/EFRq1ALU1RqAc5UG&#10;oHILRLWmP4knRPqD2loB/hbLteKpsPMEc/y0dtXA3MXLRNMrcS8lc/WRk2fgWuRtiE5KvZySlXs+&#10;78GT+YWPf26UVfDweHRC8vmLV67/a8fuvTBl1hxo26MveFWvBxVQoM1cUchFBIz7s8dPe+1FIYGn&#10;6Y5U9m4wbOwkuHrz9prHj//1Rt2LGYZh/m7k5OR43Iy+u3P0pCkogCg0TjShDPVhQaHTiR0KFwUx&#10;Sgc1VFT7YnlcF6PEPjBp+vewZc8+uHwzHKITU84nZ+Sdz338fGXO4+cHUnIfnI9Ozjh/Oez248Mn&#10;z0N8cvpkaZey+cs3HLHGqNMMgynqzyJEEvdJkwZoDTWEBJdaJyVdMXP1A5dKdUFdpQ4ENGwKHfsO&#10;gLnLVkJEbMLDjKdPraWk3w0omOX2HTkFtm5+2vdUYqRJ0aISaxAKFEFNjXowdur3EBaT9Iu0SYns&#10;O3Jy8AcDh0Cles3B2isIZDauICvvjOYIsooYMpd3ArmNG5RXB4B3zcbQqe9A+GHxErhw/QYkpaff&#10;iosrLCclpScq8V7BkDGTwE5TBY+RxBMvKo3frOgB5vhp510ZVm/ZBZlPn2qkTRiGYf6W5BY+brdm&#10;41Zw9g0WQwBVNFzDWpoqDoXQ3jsIPvn8CwiLji6QNtFD5W98Zm7I6euRMGPpGuj+8QgIqNMMymJU&#10;KK+IZXkFJyx3HbAct8fvjlgee0BFr0AIbNAEug8cBFv27RssJVUit+7GF4yZ9M3/BtZuAkoaEkIt&#10;jhQ5WnuAmZMGrD0DYOueI5CT88Bf2uTdkJaWq/7ymxmo+NQkSs8cvUQXX1tNMGzYfTA2P/9X/UPR&#10;oyfPPe7Qqx9YYngst3cXoa8lhsutu/aBhMTkk5KbbNaPKzDic8caBD1kpciTOvPgdxofQyJMzbV2&#10;uIxOCEWM4iEvCjQ96KWoFWscopOQE0aqWKtRuXlhlOkLg7/4EsJu3dUPcfn1118t9h45vapuq46i&#10;DVzblOwHZo7+Yoq+VZu2wi+//OIouTMMw7z3rN6+HewCqoCCxsCjsCmcA0TwU71hG9iN5aVhmR4R&#10;l1A4fNI3QpCoGZTKYLkbBh9CC6Sym8Y2UplMv6kZlb7rTHrspi2vqdymSW08wczOBWb9uFzfJHo3&#10;Oe1kh559oSwGYmb23mCB6ZfHyLVZh55w5Mz5J5KbjDoBbTpwLMbGMxCUtm4gt/MQgRqNo/xi8nSg&#10;TqqS65/HsfPn1R9++jmKC50Q/JOizVgNNPee5CK7cCOyZvPO3UWXW+GHJ5zCc5WjF3gGV4djx8/E&#10;Sq6yc1dCO3Xt9zHIrV1EG7YQRBJDIYi+oo1ZiZFqGbwYvYd8DtciYv8jbWqSu2kZD39ctx5qNmmB&#10;Jw33XxHFF9MlUSQRHvft95Cfn6+/6Ou374WK6iDcN11AFHMU2vKaQNh9JgTuZhVeiE3PunD3fq6B&#10;0W+dGS7PvZBQzLJKNLFdloHR7xLsTdM39DWVXjEzOhbD7V9lxdIyZb8jfWMrljbZH52+kZna7nXN&#10;VHqGZmqbNzFTaRqaqW3exEylaWimtnkTM5WmoZna5k3MVJqGZmqbNzFTaRqaqW1e10ylZ2wJ9/Pw&#10;8yWWlnUhNvn+hUQs3/adCgFrTWVtZGZH4xO9oJyLN6zcvA2yHzz3k4pJ2dSZ80GFIkSPt6g5VIUi&#10;Z26vgap1W8CPKzdCxJ176yVXk9xKSIZegz+DMq7UqkcdNamslwRTmEZMHKBE0ez04WA4eiaks7Sp&#10;7NDpC5E0e5uKynEUWqUz6QkN/VBDg3ad4ey1MDEUkZixGIXWDgMsETyhWbtBt48+hQMnLnpKLn88&#10;ycnZ7gOHjxbNoKKjDT0HRDEc+eXXUFj4zJd8MjIyLC9fDoVVa7YsOnjk9Ji0tBx9D1gd127Hth7z&#10;Dc2uUBlU1AyKNQUVpkfPFkVPKEyXZlegdUq8eDSlnrSpLPTWneE9PhoC5jSJAUWEKMA0MxCNmbHC&#10;E9iiQ3e4cj3svOQuO3L+Ctj7Vce0AvFikFj6io5HOw6c+FlykYVE3vnZq2o9MdMQTbagwuhY5YQ3&#10;DV4YGqZCtSZheCGLmOE6o/XU/Kykdnvpu0l/o22KmSl/AyuSvon1JtM0MDF3b0lmwsfcwEylWcTI&#10;5yWmTZ9uejzfZFhRMemjM8lXb+hfZP0bmW77F6bd/x9vuuM3tY7GJZte/vpW5By9dD94n5tYVpKR&#10;v6EVT7/otSsxfbFdcX+T6evMhL92Hf42ZUb+xlYkX77M33C9sZnyNzDj9HX3HuUbM+n7m1iR9KW0&#10;i5jkV2Qb/XIqx0wZlod0z4lzrQELZwxkKteBM9cjkqWiUbZ+x+4we69A3C8KG5XRWFbbeFeC/acv&#10;6cvkk2dDZrVs3xPKoHhqh124YxnuhmmjEFZ0ha59PobQiFvDJXfZF5OnoiCrxaxu2tZCFE78Tf9D&#10;RKUo2jL8Xd7TH0ZMmAKXI2+3kTbVE596f+TBE2fHbN62Y/uVq6H64Kew8EnjzydPAxVur+1EiulV&#10;cIXeH38Gd++m/PH9UqJyc8t89d0ssMSIix7cioPAELdlzwEQm5ELZ0PD4cd1m2D4xG+gVa9+EFCv&#10;Gdj4VkHRoRNMNQftdkqqUYgTItVePALgo1Fj4frtmIMZD/5RY9q8peIhLjWz0mw+NI6yzycj9Rcl&#10;Lj19+IjJUzCsxouCoqZ0QGFF0xZ2XlCnVXu4cO3GCfJNznlaY+xUPGY3vCB4w1DYTzURCxdPWLDy&#10;J8h//Fg/gS7DMAzzAgx+fH5cuwEssbymSJKG65HAlsMyfOzX0yHjwdMa5HfhRsSJeq07CXES4ojl&#10;vGhixUBGjsI5dNxXcCfxnl4oe2NkKbelx2qoDTSCAreZOGMOJGbmNIxJvJc8ZNSXUBaXqVAzKMKk&#10;IEhu6wHm+F20Elq7ikd4tj6Vwa9GA2jRpTd8NnEqLNuwHc7diIDbqEfNevQTb7Iyw2MWwwxdvGD8&#10;1BlAOiYdxtsno7DQec3W3VAWRY+GZyjxwCmSo9oIRX/0SQdE0ZqCDo6mt3P0B0eM5Bp16Amjv/oO&#10;tu47ApfDboWl3s9eISX7UlZu3orhvxeoMB05nkw6WRZOHjBywjeQlJ4zR3KTJeXk9N564HBBsy7d&#10;oawHHge9dsXGDbehoSwBeKxUEwrQHiOKsjXWUH5YsgzuZeX2k5KQrdiweZ97cHX8D1gDw6hTidsJ&#10;AcaLTQ+IKbJ9qZHwlmSYDjXpFt+WZrwnM17+lo32/zKj4zO1jaG9qf+b2h+d/qvMcP/GZvK6/Zlm&#10;fDymfEqyt7z9q8xkGn+g6fLXy8zUNoZmvL0pn99jhmm/i3tb7JNa5rTDMgxN+2yQTNtyRwEJTUuq&#10;fcuTLzgHVodtB49n5f78sz2VkRm5Bf1+XPUT2HkGgMLGVQgnTWVKwYol/j/RJIpBCjWFlvMMhHod&#10;u8O2IycepeQ8EGMjiZT7OQc+n/QtWJHYOaPo0vBB/F7W1QtWbNikD4ReRlpu7sVz10PDNu/dD19M&#10;mQHNu/YGZ7+qKNp+KKCeYgYfS9EsrI2WtUIdgAGaH4oxng/UEis87pWbdwFNiycl+3aJTUtzio5L&#10;/Kf080/jenjsgG4DBmvFzwVPMIkZhtL0rFOJ0WxFrLH0HjgKbt5KgsV791rdyMqyioqKMpM2LwJN&#10;drt37w2rm7fioHWXD8HM2l2Mw6QTK2o3WGOpiBd57op1kPP4lz7SZgzDMO89C5f9BDZuGCBgxEZR&#10;IM27KrdTgxmWvW179IdLYbfF9G5UjtK0pNJmegBAReUvlcNXI+5Av+EjobwbltMVXcACAyyaYk48&#10;i6Rhgfi7e7/BEB6bOEDa/E/jTnTC44KCx/uln+8nsffueV+5EQV9PxkOTt4YMTq4YaToKcJ3MV8f&#10;1lDoIbGu/V2BEaXMnpZrmwHEw11q/0ZRNEMfz6p14ZuZ8yAyLmEaXmiTAsswDPN3ActBeWxS6rQp&#10;sxeAunJNLCc9xfNLKluplUGO5akcI1Can5XmXhXPGB19gPqLUJQqJhSwcUdftXiHsbNPJeiFwc71&#10;8FtA5be0G4ZhGIZhGIZhGIZhGIZhGIZhGIZhGObvRt6z/1c788GTzjkPnnd+/vxXO2kxwzAM8zsp&#10;ePZvbypfMx886Fz45Ek1aTFT2riXkVH95q07s7fs3QcfDPoUNJXrgI3aD6xcPcHMyQPMnWmgqa8Y&#10;O0OmtNNAGSdvcPSrBi269oWVm3dD6J34b2nYi5QkwzAMI0FlY1jM3cWrtu6A1t37gpN3ZSjjoAEz&#10;WyxjnWn8pUaMTVfQpAAOarDA3zQnq1e1+lgmD4ONu/bBlRuRQ1Pv59WWkmT+DNKz8if9tG03tOjU&#10;XbyaS2HtAuYuGvEGEKVroHb2BfcAYfSuTOrCrHIJAnO3IDBDk4upkqiLM33SBO1qsNNUgk9GjYWI&#10;6GjxLkyGYZi/M2EREYuGfj4Byrv7YPnqCfSSCTFRur23KGPFhCyuQWj06S8+aTkNC6EZ1+iTJmuh&#10;IXhyW3eo6ErTinaDbbv3QXJmlv5VWsxbBACU0WkZkT0+GYYRohpUjhqQ2eDFI6Np7jBypDkCaQKC&#10;MniR1BhZNm7XA3oPHg3DJnwLw776DroNGg41mraFCm4UXarFGB8ZvXGEZqXA7cwwTXNrV+jRZxBc&#10;unxzlLRrhmGYvw3Xo6NHdun/sRibLqdpRymYwCiRJmOxFGWnB5Tz9INKDVqIMnXExKnw2ZdToP+Q&#10;L6BV5z7gVak2VHAPFJMLyO3csVzGMpreP0wvTbbzgrJqDGas3aBTv08gPjMLi3ZQSrt+P8jL+9lh&#10;zsIlMG7S1P9btWH7L9du3vkl/+E/rkmr/zCiYuN7Dxn9JVg44gl3ptoMXSwNWNLkvXjRajdpB2vW&#10;74a4pByIAzCXNiuRuDgwv5uYAd9Mmwt26iBQYS2JZqCgyXjN3PygvFcAbD5w7FfJnWEY5r1n54ET&#10;/3bxqYRC5iqmpaO3e9Arqmy8AmHM1zMgOikDqOyU3EuEyuLo5BRYs3U71GvRFszs3VB8PUGO5SxF&#10;pjS1njkGLB8OGQnhsUn6Ke7+KB49f17v2s3wXzZs3v7LpK+//X/zFyyhCdT/mNcobtmzH8phRGeJ&#10;NQxzeh0LRnSWGG5bYK3D3qca1GvdBT4d9zUsX78DToTcTI2IS0lNz3mQKm3+xly8FlpQtV4zMLfD&#10;Gg2eYJr9gd55VsHFD6bNXgAJqRnbJVdBclbOkKu37qRu3HcQhk/4Cjr3HwRNOvSAlp17w4eDR8LC&#10;Fesh5GZEKtZi9C92jkvJWjJqwjSwcvXF6BJNvC1b1yxLkap233pDkS5iNAvQa5mP1opsj+nRS6R1&#10;60xZEf+STDq2Ymngf3ipkb9hGiVtL/nq/Wl/uN5wW1Mm0pDOnUkzTh+/i21xne4/FUnPcFs0uk5F&#10;DH1KsiLb02/KvC8zWm9kxdJ7hRn7G5upbYrYy46F3rKD5/aVaRltr/PVnV/D7Y3Ppbguuu1fZbi9&#10;qfSLnG8jM762r7JiadAy3XG+xIpsr7undWa4PX038NUdv+H2xlYsPWMjH4O09elTuqb8jcx4f6+y&#10;YmnQMp3RuTAycd28MEjQCFM6+AoTk5RjWUvBydCxX8HdtMxNUnEpCA2LSF24bCX0/3QktOneCxq3&#10;7Qhd+w6EURO+hvXb9/zfJVyfUfh4puQuSEzN2PbtnPniXb9i9h5RpvuK1sHKDZrD+es3/iG5vjFZ&#10;+Q9DI+ISUk+EhKau2rLz188mfivKfafA6mLKPCWdC9yf0t4X9coXyqBmbd577JXzyv5mEjIzO9du&#10;2QFkFZ1BhTUNc/cArajgRaJ3RprRJLd4kmlSdGoWpZc50yuDaMb5CppK4FGlHrTq1gdmLloKYTHx&#10;B6VkTbJx977hXlVrgxLTkdtRoeAFKgcP6NbvY7gcGi1mqyfuZmb3+mHxCvCuXg8Udq7i7dsKvMA0&#10;RZ2ZSyAek7btnF7wrH3TiRpsvANh4ep1cP/B475SMrJZeEwWuK2lawCYuwaKV7+YueF/wotqhuIs&#10;jCYLNmHmVDt6idHrurSGvvo06NPAdOmbMqN9vdwk32JpGB6DsRmnUdL2tM7QF9fp9lmSFUvP2IzS&#10;F0bLA7RWLL1XmLG/sRXbRrd/U2bC/5XpGZmxv7GZ2qaIvexY6NzgeXplWgbb0/2o96dt32T7Vxn6&#10;mkq/WHo6M9r365huO73Rb+PjMLAix2O8rfH25GPoj+uNz4+xFUvP2MhHSlukrzNcJ87NK8xwX69j&#10;xdKQ/hu1lBmZeKUWrlMJH7qXsNzDTyr7LHBbcycv+G7BUsj7+WcHKh/v5z/ou2LdZqiIZaIFlfl2&#10;2g485rg9zZVtgVGimDIUdYGiUAVu7169Lny/ZCWk5RX2EoUsci0spv4HHw0HFT27xHJZgdvSvryr&#10;1YRNO/eMkNxMcjvp3tF5K1ZD254fYnlfF2y9q4AVCSFWzOi1ZWK+bqqEoCjSiyyENuHx0WToMtIQ&#10;NFl5V6jVrA2Jv/49l2+dp0/Bev2OPaCyccKTiTUCPNkkSDSDfEWfYDzpKGbOeAIpbKd1dLB48sWz&#10;QPoUB08H7S16o9I7Jn1rNoFZS9fmR9y9N0XajezW3eRevT4eDnJrd6x14MlEs0LRHfLZeMjOzl0p&#10;ucnW7NwPZdX0QDkQaM5BkTYaXbAKan/4eNRYOHMtAsW5v/aZJJ5MGV5QanuX27rAl9Nnw5MnT8Rb&#10;r2OT0qpu3LELvp+7EH6Ytwi+n7cYZqBNn6v91Bn9LmIG60yZ2N54mze070owWl9S+qaOydBMpakz&#10;3fa6c0FmnP6rrFialIaR6dI2TP97yei/Gf4/4TPfwOYu+l1muG9TZmobQ3uV//eSGS//Du8x42Vk&#10;xukZmjhfRv4lpa8z43Uv26aY0baG59rY8Hh+e/q4PZrx/WHKdL66e+UHyYqdH0NfyUylZ2zG2+ju&#10;PePlpqxIOnQMBjZj3o8mj093XxumQ2boS2aYtkkjH8mKpSXW43k2uF66dCk/izytX7YEbSn+Xgrf&#10;zfkRvp29ANZu3QUojvqXQnz1wwIUGg/RoqfEaJMiQbmNGpp3+xBOhN6Ej8eMxzIXy1YMROi9wCI4&#10;QRGk75bqQFi2ZZc+gku/n7P+08/HgpkjBjUkZOhLnSq7DfgEbt1N1ItqdELaN3NRG6rWa4HC6i70&#10;gkRedBKi56dY2aBWQAUeE7VimIt0PDFdeouJN5T3ChaBj1IIpbf2TSp2brBh604gLZN288ewZs0W&#10;t1pNW4PM1k3UBijSM3fyhE37j0Lm46fDzt0MH7Z1/5FhJ0Ku5i5atwkGjBwLNVt1AIeAymDhhrUZ&#10;Vw1YelBNgtRe28xJJ8sKayodP/wYbsYlHb92KwFsvSqjuNEkvFTj8Qevqg1g865D+iaAdTt3gS29&#10;55JOHPrQ+yjpXZQWeEzl3b1h+4Ej+gtzJTxmRsue/cXJJLGkSXwpIvaqVg/uxMbnSm4MwzCMEbfj&#10;E7N9a9YT4kO9W0mc5PYe0L7Hh3DlZuQMyU22/9hpsMGy3cxJGlVAj7OwrKVesRXVAbBq0zZ9mbxt&#10;9+GNNIREZuspRIxaJW01wXA+NBLCYhIPdv9wEJSlzkOieZhe5kyv5SIx1ICVgxrK4nI77yCo2qQ1&#10;9Bs+Ghav3QQnLl3P27r/+LCrd2KGpT94PGzL0TNQ1oOEHUXdAXUCI9cqjVvCsp9+cpcO44/jXlaW&#10;29J1G0GFJ4ravlV4IhQYRrfHcFhyKZGU7IINm3YfhDa9+uOfoG7GeDIxIqRaBb2Ys6xHELTpMxRD&#10;eXpZs9RbCpdXa9wWzl4J1wvluG+/E+8fo/eZyZzQ6A0hVKPA2g6d4P5DRkJswr1O5Jvz6PmQafOX&#10;YfokktoLTe9o867REG7F3/uPSBDZfeDo/7Zo3w1adOiO1hVatEfrgL879pCsp8GnznpAS0PDbVvi&#10;cp0V9TXy74Bp0b5M+unMwF9sU3L6RX0Nj9u0GaZlykryb9WBlr299LXLDI5fmGnfotug0XkxOjdk&#10;prYxNGP/ks342Er+78WunbCiPiWl/6pzS/eO8TbG6Ruase8r0zfy11rRYzb0N/ZtIe6/oj5Frai/&#10;1l6Wtqn0317e+XPSL2rN0Z/M0M/Qim9D+3nx+1XbvFjeQ78vQ9MeL12jXsKveXtc3q4rtETbd/CI&#10;/pnhnbj4RL8adcW7JsWbQqj8xADlm1mLIOvhs9Hkk5Sa2eqjoaPFGEt6BaKChuE5e6FpgyHqA/LF&#10;xCl6jQi5HrmRHuOJFzzboWHQZOnuD236oUBSz1gHFGMR1GBaGFyZu2mgSdcPYMOuA5CSmb9KSqZE&#10;umCESu8mluNxk84o7d1h7rLVkJyc/ccLJRGXnC66B9MDZBk9lMYTUxH/5LEzF59KLrKzF6580v+j&#10;YTDmy29h6859cPpcyJ64uHufS6sF9zLzDo+fPgesPIJFcyk9oKfXYokmVHoAK5pqUUgxfXtNVViy&#10;auteaVNZRMzdwlpN24CFM14QOw9tbQfD7oqeAdDhg/5w7vKNJMlVdv5a+IyWPSiipBMfhMeNn9bu&#10;MHDEGMh5/LwB+aTnPlo56IsJ4v2W9LBZnFjqFk1NDHgsImrVGR7f65p4rRca/Rfty1HRHDGilYy+&#10;G29TxAx8TZk4R1L6um0M1xdJy4TRA3VFCSbOP9UgdYbL3uRciE4ndC1fZs64Ho1aA4qYlL6hr/ae&#10;0PrrTbeejo1M99t4+cvWG1mx4/idphLnqKiJ45CO33jdm5rJ9A3PD5nRejJT25kyVQn2u9NHH/J7&#10;mb1++qbvvdfJO0XypYHReuNlxcwoPWPTpa/z1+YFPF40ylviPiCTlut/Gyw3zIuGadO+denrjdIw&#10;MtqvyMdkKDxFDMs2ylPaPE6ChPshMbR1g48/nwCpudrHXBkZYDlk9DhQ2LiACgMYkbaDFzTt3AtO&#10;X7upjyivhobnde41EGw9AzGKU6OfG6icPUW5XKNRa7h8I7JQcpUtXrFmo5NfFTw+LF/xGGXUqYjG&#10;ajp4vDgu/G6B2385bSbE3ss4Im0quJOS8vnFq5E3Nu3YC+NQgPv2HwTXbkSMk1bLzl66+q9ybhgU&#10;USsiBWMo3EF1mkFMfOprBXRvhZycHLtx33yHFwv/HEVo9t7i2WTHDz+Cwif/EFMZUYeboWO+wouK&#10;f54uio0bmNl7gX+1hrBi7WbIynvQTCSGnA65dqVqw+YiSqWXMguhJIGh2giJG94UCqxhBNRpAWev&#10;hidKmwkS7iXvCbkauic0MnJPemH+j9JiPRcxlK+GF0mB+9a+0RsvMophg7ad4cTZkPGSm+zQyQtQ&#10;wQ2jWNw/vRxaRoNsXfCmoRuHLqauJ6AwjGTJnPBmEN8N1xkZRb3kpzO6gQzNkQx9dKZL+2Vm6Kuz&#10;EtM38jWVpqGVNn9jw8xUxIzTK7LOxPUwtpK2F2kYmfHxGK83NFP7E81ABlZsGyMzXm9opnyMj934&#10;fximLczUMRqakb8uHZ29Kn1DX2N7la/hMmNfw3Ul+Rjam/qbPB/GZuD/pun/bn9Tx2NoRcstGQqW&#10;ocmxTKYgQ+QTLGspepNheUdiVc7TFw4cf9Ez9FTI9fFN2ncFhZ1aW0aLjjPuUKN5Wzh35WYx8bl3&#10;P2N7SFjknnNYNidnZO2RFgtOXbsRGlS3CYopRnrURGuHx0MBiQh6PMVEMdQ5Kbh+czh56eoVaTNZ&#10;OmrGmq07wb92Q9QKV1BZu4AFbmeB//OTz8bBjciYmpKrrFPfQUIzhJZgWvRcdfRX0yAn5/mfO5Xp&#10;5bAocA+uJZ4fakXNEypgiLzj0OEYyUV26UY4aKrVwZNBiq4VPRp2YWavhrrN2sL1sFvhkqvsUlhE&#10;rKNvMP456i2LJ4z+JP5BYXjyqBcT1SJpWErr7v1h96GTR09dutEsOf1Bs8LCZ755j34Ovp2Q3Gzv&#10;sVPN9hw7vW7EhMlYs/EV+6JhLBStmmGNycrdFz4YPAKuRd3RP6jete/4AZ9qjfFmouNEkbRzxxvF&#10;H6YtWgFpBb+0kdwYhmHeO9JyH7X5fuFKKEvRO/VmpZELWFZ7VKoNJ0JC9SIYFR/f58NPhoMFiim1&#10;KCjsvPE7lv8V3KEiBhnDx34Duw6eXLf32LlmsQnpzfKe/bNW7tN/1EzOy2t27NJVLJfPHG3ZrQ+Y&#10;oTjTYzYhklTekoiToehRhKlAEbf2DIILoeHPpF3LwmNiw2s3bye200abJIJ4nCjuXlXrAAqy/jj3&#10;njgTU0EdAGZ4TCIwQn2i/iynL1/786JJHfHpeZ6ffjERlBimi67O1D0YayKN2nWBqJiEO5Kb7GpE&#10;VHr1Rq1wHYoV1VgwWqMQn6K6xm27Q0pKjgf5ZT140uynHftQ2NxRKPGk0QNeai6gbZzx5NBJpd8O&#10;tB80Ox+8UDRkxFtMPmAuDZCV2bmiP510DOFRvEVtydZTvGW7cfseGJFGFIgDQ9LSCpx+2roH7H2q&#10;i+7RohsxhunmuN3gUeMgt+BJN8mVYRjmvSX3yc/dPh0zAQXQE5Q0VZ1rIChcgqC8ZyVYvWUvUFkp&#10;ucouXo0saNm1N/pi8EHi6kp9RKisxu3ocZy1Gyhs3UW5XMbFG8xRF5TUWuhA0SiW4xTl6YISamYV&#10;Tb9k3mLmnzJuPrBq807Iefi0Fe0v+/HjmS26fCACJqUTNaf6o0AGisCnUsPmcDU8Ml0cGHI7MeV2&#10;8469tENYXGgEBqZrq4aBw7+AxIx8L8ntz2XjzgPeDVp1Et126eEu9V5V4MkJrt8MIuNT9M8ridik&#10;lMe9PhqCtZRaYOnoKSI96k485fu5epU/d/lm1+4DBwuxoyZP0fSKvjI8eTRuh9qZ6ZkoiSWNi9TW&#10;KtDoApEJIcWLh8dh5UHrXcGtUnWYNH0mRMbGfSntRhAek5DSsH1XoHlitc9BaBxRsBjf8+2cBZBa&#10;UNBPcmUYhnnvoTJv2oJFoulVCBgFJPQ8FAWqbstOEBmTVCQiwzL9y8nfzwT34Opi2jpzt0BQ0aM4&#10;ajmk8pjKa/0zUPytM5G2zrBc15XhGEzJbF2ga/+P4dL1SH2Q8s2MmVAey2lLZz8og6YJrgV9UCdu&#10;RMYW0ZjQuMSsSk3biMd9Kkc1ijimb+MOtZq2A9Iqye3dcOjkef/OvQeJ2oMQM2oipQnIUaya9xwI&#10;YfH3QiVXPQCguJ+Xfy/i9h1Yve4nuHXr1glplezC5VDwq1pX9Iilic1p3KN4GEsiLAwvHHVRRnGj&#10;3zTpgblbgAjXZeUdUYTV0ANP9OHT5yCr8OEs3JdcSlpw+OSl/6tUtzmG/xpMH2tCKK70nNUSL7JP&#10;9Xpw7vJ1ePjw50DJnWEY5u8Dlpdnrl4H/5p1wYqaQemxF5aRNHEMDeT3rdkQ9h47+X+St4DK2Ly8&#10;xyNPnLkM3fsNxSgSA4+K7qLJk8pWehmFmboSRoBBGAlS2a1rJcRyXUSivqBU+2Nw4wua6rXgxIVL&#10;ekEmbVi/YQuER0ZDVsGTvaQd0io916LiQlv1GYi6gzogNEI7FKQMakfLLn2ANEpyfbdkZz/wm79s&#10;NZ5YT9ETVjzro5OEJ8QSD9zGOwh6fDwclm/c/j8XbtzKy3rwbJ+0qUkiY+Jh+fqtMPn7edDn08+h&#10;U78h0Kxzb2jYvjt+fgBteg2AXoNHwsivpsPSn7bAyQsX4G5S0rqMjAzn5ORkCykZQXJu7rhdx07/&#10;3LHfYChP87qSMNLx2XmLN46YY43H3rcyLN+wFXKeaLs6MwzD/J1JyMmxW75+M7gHVRPNqEoSNIwQ&#10;qQOnJQqRpYsndPqwH+w6ePTnjOw8fadIIioKzOIKC50TswoeHL94HVau3w4TpsyGfoNHQ4ce/aB5&#10;xx7QqE1HaNm5J3TuOxD6Dh0JY6Z9DwvWrIPrt+6U+Bwx9+GTvVfDI/LWbtn2P937fwIVUFzp7STU&#10;CVOBEbAKAzVLPFYrJ2+Y/eNKyHz6VCNtWjqIi4szv5uR13POmi1g419DNGfSiaVuzqJJFP+AGdZK&#10;aLojMzzZZTDMdguoBr1RQHfsOQgZOXlLpaR+M8+e/ds3OSvvzu6jJ6HrgKFg7xUsmg2UztSmjTUZ&#10;Gq8jhqBoQIkn1796A9h76ARE3k32kZJgGIZhJEJCwp33HD0BwfWaiHGIKuqZ6oiRJkWBFDnib3pT&#10;iI1XEHTs8zHsOHQMUnLz9X1Ufg+JWXlLtu4/CL0+/hQ8KteEsvRaRTs38biMJm2nl2QIE1Oo0sgI&#10;P7D1rg7fL14H0ffyeoaEhKikpN4Nv/76a/mQ8Ftnp8/+Mbb7gMHgU7uRaCqlTjja9z3SyURxpG7E&#10;IrT2E0KpD7WFeOI6e08wd8NagJ0HNOnQTV+TwDC+/cZtO0UT6meTvobJP8yGHxYv+b/JM36I+eaH&#10;2dlffz8bRo6fBL0GDBIT8lLP2jLumJ6dWqRPokjjJcXJo7leaYgJ7ktp4woBtRuKZ5DR8UnrpN0x&#10;DMMwJUCiEx2fvG7e0lVQpUEzUWbTeFDRZ0Qq58VYZBQx6hCkcvKAMh7eoK5WC+q2bg89Pv4Eho+b&#10;CF9hWT5jwVKYsXD545lL18CkH+bDqMnfQbcPP4GN2/dCweNfqki7lDXt1Ec0/Vq6YVku9ASNHr3h&#10;vqgTEfWHEZ08peed9A5M0RMWAyGZvRuUVfuBT8260KnPAJi7fPWDkIiIs1LSfywhoWEHPvpsHNh5&#10;VcKoEE+OLQ3boB5P9CAWDxLNAv8URXA0KFVm74cHL/WIEn8St6E/JfzpD9JJpk8vcPSuBNdvvgi7&#10;z1y6CmXc8M9TD1jajoaMkNFFoUgV0xCT6uKnGMsp7V9cODR6CG2Fy72qN4SBo8bC4XMhcCcxbUDB&#10;s2fv9qEuwzDMX5j8/PyysViW0vjJIV9MBE3VemBJvVtpHm2MNnXjMnVlNb0cQ/u2F+qQ6YmGn1SW&#10;UwBFnXtQB6wwMjx25hIg4v2UN6Ki/2PrV130khWtk2RSBEtDQmi5mAydlqOYUrpyGu2gmxqVdEb4&#10;o6BSPxdcT+/TrOjlDwM+Gw0XboQdwH2ZiT/0trgSdmtVk3bdQG7jgSJEzal0QjASRPFT4QEo7NzB&#10;rVJNaNqpJ/QdOgr6DKbXrwwA98BaYno7uYMHKGjQPomlMDxwElISStHrSQPl8c/sPXBCL5T7T5xe&#10;be9XWTzzFJPe0gnBfdMAWQWZrbt4bxpFieXdfMCnWj3o+uEgMSHwlj0HQ89fvvllYeHzhlJyDMMw&#10;zB9E/rN/1o2MTTh16OS5/zdt7iLo2m8Q+NdqBGVQHJU27qCwdgZZBRcxTIT0QE66IKJE1AIs46mf&#10;yLpNOyZKycl2HzkB5d0DRadQCqwoIBLCShElLlOhGIo3o2D65jZu4BFcA9r16g/9hn0OfYeNhmZd&#10;+4J39cagxGDODHXDwjVQRMDUIYm2o2Eo9Vq1h3PXw1bRzEPSbn8bmYUPJ0/8bpaYjZ3eEiJ3DgS5&#10;ayWMGiuDvU8VmDj1e4i+mzhPcjdJdvYj9/OhEdCkYw8xlpEGtFJT6AuhxNoG1g5oCrx9h07phfJU&#10;yOUwGw3N+Uc1EfyDWEOo2qQN3IhJiM569GTeg6c/D3v4z3/WltwZhmGYUsqjn38OLnz6fNL9R8/m&#10;RcQnR9ds3h7LdSz/RdClwUgvAC5ceTFpwIHjZ6CCF/WSpSZWf9QJEkwSVowmMXI0d/GC+h27wjnU&#10;luxH/yxx7tbwW3e//3rGLHDyDxYv5aDp8ig4o6GHKgd3GDN5KmRl5U6W3N+M6IQ0/059BgrFpud8&#10;dKA0AXoZFLXZi1dBdv6jhZKrLKPgcf+QsDtAE48PHDkBPhz6uXgNzM3bd9IkF1lKVqHvlJkLoKyo&#10;CVBkSGEyhcQUhmvAKaA6hEbE3JfcZftPnsYaAM0ajycKhdLM3hPa9ewLMYkpGyQXhmEY5i9G7L3U&#10;9V17DwQVRpJi2AnqgcrRA/YfOwkZGRkiugu7HZ/mGlwHy35qSkWdoMhTCCWNk/eCSbPnQVxWli/5&#10;Pnz+PwGRt+LTfpizGD4Z9gUMGjUWpsyZD1fCIqHgyZOq5EPk//JkzOxly/9fOTVpkAZFGPeN0a25&#10;oxt06N0HYlIy9VPgvRapuY96NO/cCxQY0tKLPUU0iSFsrYat4F56+nXJTRabmDp47FfTxIs3y2BE&#10;qHBCQXMLFjUAmgjX0sENZi1YrK8lJN3PvRFct5noYkzjIcWfp1kd0Ld974/0fomZmb0+/+pb0TNV&#10;27aNIm2vhq8wui18/Hy25MYwDMP8xXjw+FnvKTPmgormjUV9Ubr6oL44w4jxkyA5LVP/PsoOfT9C&#10;HaE5qzHy1DW92rmDf91GEJd5/4bkJpu7eDmoUKvoFYvirSW4jdKVpiz1F7rx2YSpcAu1SnKXJWZk&#10;ZdVs3AZkNjS3OEan7qQxztCkc1e4l5HdU3IrGQBQTZ29EGQV3USkR5ODy509oDqKZFhErP7djRdu&#10;3ACPyrXFkA8xgJRmuEG1F23JaDQJr8rODUZ+OUkvgFEJaZ1rNWuPfwbTpVCaHvaiCFu5+cHmfYee&#10;S26yWwnJ4BpYE+glneK5Jkafjj5VYP6y1frXbDEMwzB/TRav+GmjvXcNMaZd9FZF0fRCPbkWeeeA&#10;5CLbevDQL+XdNOLRH3UQpcCK3jBSq0krCI++21lyk42dNBXMROedAK2RJlEkSq2g+J0iV69KNeHU&#10;pSt6LQpFLQuo3xz1ipphPUGBYi0rYwtTZs+F6dOLT2pQjMi78eBXvQFYUm9VO3pZpheYWbvA8p+2&#10;5ksuslvxiRBQt7HozKMfw4Kiqm1PRnGz8QILFEFfTOfgqfNh0mayQ6fPg7VnsEhXTEOH6q/EGsKQ&#10;z8dDenbeRvLJALAc9dV3qPb4B+gkouhSxNqh5wBITM34SSTEMAzD/GWJvZe+stuHI0Bpi4JGfVAw&#10;GqS3iXw2/hvIysqyIp/07IINoyZ8jdGiNBQFtYDmbrXzqQz7j5/Ti96h8yFhXrUbaaNOetOUYwBG&#10;ovgdAyxzmrTdFj8x7YBadSEqLk6/3aptux6YOXhIk6drI1F6q0nEnVi9z0vZfuAolPcIEMM8tG+e&#10;9oTg2g31G964ccdt/NRZQshocnIVKj2NdencbzAcOhsC81asQ/WuAa279IL0rDx9M21MYgo0aNMZ&#10;06QI1V/0nDVHUa3XvD3cvZd2mHwwmpVv3n0IbDVVMSTGg8f0lY4+4OJXmd51WWTaJIZhGOavy5nz&#10;V//r4lsZhQpFjYaW2HuDg09V2LL3qD6qu5eWebhRmy5gQUM86BklfpJY1mzeEWKTM/W6dC8r+3rH&#10;Dz4Cr6p1YcHKTXDgVIjoeSuv4CR6vMpsXFEwHWHMN1MhJCRM3/mnWpO2Yq5yJUWfKLTWan/YtGtv&#10;yUL566+/WsxbsQbMMEo0Q6GimQ7oPWg9P/5Uv+GWvcfdGrftBQpUbKWdH3jWaAZnwqOTpdXFyH/6&#10;VHPw1IWfPYIwzLal4SUaULmi4tu4Q8deA6Hg0fP6kqvswrWbv7j5VcEwmnq5YmSKn+aOnjBnyYpX&#10;KzzDMAzzl2L+ytVg5qrG4EmD0aCXCKRcfKvCyZDQf0gusuvXE8t3GYAaRE20NEaSOuGgjrgF1oBd&#10;B078nPXokZvkWoxzYXcSfeu31D4StHWHhhisbd9+UC+UvT/+DOTWaqFlSntfKIvHsWDZGqCZ5iSX&#10;4lBEt27bXhFRUqhLTalyVOKmnXrohWrv8eNu3QfhQeMfIrE0c0I/O2fwr9MQxk+dAbsOH4dDp87/&#10;d/XmHdCxzwCwQYUuQ2/OpoGneCDUXEsTqH8370fILXjYX0pWtuPIcShDUxM5aHDfNJjUC/284cvp&#10;MyH/+XP9g1iGYRjm/aDg+T+7Tp45B6M5NahoNASW+zTrjiVqxqa9B/W6k1vwoN938xeBlVrbr0X0&#10;fnXVgIWzJ5Rz8YSuH34Ey9dtgqOnL/53x8FjMGn6LKhUrwmo6E0oqFWWXpWFpvRAwd1+8JReKNtj&#10;sEbvK1Y6UBMt+jl5wdK1G2C6icnXi3D2aji4+tfCg6VnlNQ71Qus7F3g4vVI8YySxPRaWBT6YOSH&#10;QkbhqhgTSWExtTXjb5ocgGZy13brJZH0QV8/MZt7NzzQu2n3o8TOkOh72fUmTp8HZVGcFWJWBUzH&#10;yROsXL1h8ndzgIapSK4MwzDMe0ZCWpr/VzNnQ1k3FCxHmpvbD8zdgqCMexCM/3YW3E1KbSS5yu6m&#10;Zlz54JPhqDsakIsxkTQrD0akGGTR+ydlJIz0vBEjTxqFIcZpUnqoPe5BNSDkehhERUWJGXmuRNzO&#10;L0vDRDAN6lRE71R2r1QHzl57MZ7zpeQ9fta+39DPQVbRXduhxlE7d1/Ddt0h7t4LgUu4dw96f/Qp&#10;lBVjYLAWQAJHs/SQv6s/7hwP3MZDiGNgrcbw/aLlkJiepd+e2Hrw6FW/Wo1EEyvN/aodMuIJ1poA&#10;WLt1Bze3MgzD/E3YvGsPOPkEiyEboqMnPTdEEfOv0wi27T0UKbkJErJy4mcuXwXB9ZqKlkilnVr0&#10;lRHDQ/BTDDux9wYrN18wd3CHnh8NgtsJ9/SaEp2UsqNRh564DxRaavKlXrPWLtATRTj3wePXexdx&#10;TOL9sRpUVoU97tyZ5tVDAcPo0qNqfThx+UUXWyIsLLnCjv1HPtt/8kzumq17YMlPW2Hd9v2wfP32&#10;eXuPnP7sXmpekXEp8fGpfnsPHQUaTynejk1p04QG1ISLB9ygXReMXsNuSe4MwzDM34RrEbdvNWjX&#10;TWgBjZxQOHiJsfRmGEQF124O23YdhvjUbD/JXZCakddz195jnx09eTnpp237YdHqjbBy0y6gV3xt&#10;3nXos/QHD5pKroJTl67+x7tqPe0IDWoJFc8+vcGzZj24eTdxrOT2emzfvr1C1w8/AStMjMaimDli&#10;lIgHTjMZ2PsFw/cLf4Rdh45Mz8ov/ELaxCT3srLcjl24NH3T7v3QtFN3MLNzB7m9l0hLjL+kk4Gm&#10;qd4Ath44wlEkwzDM35yNO/em+tduiBGfu3Z2HgqoMEK09AjC6NEDmnT6ANZs2wWHzl2anvHwYYkv&#10;2s8qfPTFriOnpk+eufCJc1ANjFJpEgMPkLugtjmjCOPvzn0GQlRUnFra5M14/Mt/Ku08dAzcg2uJ&#10;yc/NRfOql5ith5pWFbisoocfLFy6IknaRHYrNgHa9egHvrUbgz2G0ZbOGA7buortxJtE7HxRGP1B&#10;juGxuZMaajZtCRv37s/If8oddhiGYRgtec9+HrH94NGM6s3bgrmrt5hClSYSEK2QJJ4omCR0Fih4&#10;NPd4QJ1m0K5bH7gZ9eItVD+uWJVo7e4NCnoFow09z6THfPgb07Jy0ICmUi3YeeCwfuzm7+Lhw4fl&#10;9x0/faz3kJHioSjNvypehOys7fU6a+EyvVCGhkeDd5V64gXNoneSFDqLOVvtPTFC9YU6LTrAzEUr&#10;C2LvpS2RNmMYhmEYk6Tk5P84b8WqgrqtOoIl9Xh1JF2h2eD8MABDLZI6jKor16FHd3qhnL9idWJZ&#10;1Cxt51QUSNQr6l3bA7XsIGpa8qNHFSTXt0dkQqZLS1RsWUVn3DEdmK+YwWf2ohcRZWjYbfCtVh+X&#10;o1DaoVCiWFbQVIbV2w9Aet7Dq5IbwzAMw/wmUrMfnFm7+xBU8ESRRJ2hSWzoOaZnlTqiZ6vkhkK5&#10;Si+U1DlI6eABzTr3hMiEBBfJ5e1Dibfu9gGGsNRuTNPV+UFZNz+MKFfqhfJa+C3wrtYQI8pAKcz1&#10;BUfvanD9Vpx+lh6GYRiG+T2Ex8RfcwmsJoaF0BAQEkpqzbwcGv5CKJegULr7iI471NyqsHOD5p26&#10;/wlC2b33GwqlHzj6VkehjGehZBiGYd4KEbEJ11yCa2jHT6IIvkwoLV29xbBFMdbfzhWaderGESXD&#10;MAzz/lNEKFEEXy6UGE0aCGWLzj1YKBmGYZj3n9IvlHYeQijpAamlC/V6fSGU11EofVAozWjGdhJK&#10;PDhH36pwjYWSYRiGeUvohZLG44tnlAGmn1GiBtE84yyUDMMwzN8KFkqGYRiGKQEWSoZhGIYpARZK&#10;hmEYhikBFkqGYRiGKYHSLZSvmHCAhZJhGIb5o2GhZBiGYZgS+MsIJTe9MgzDMO8CFkqGYRiGKQFu&#10;emUYhmGYEmChZBiGYZgSKN1CycNDGIZhmHcMCyXDMAzDlAALJcMwDMOUAAslwzAMw5QACyXDMAzD&#10;lAALJcMwDMOUQOkWSh4ewjAMw7xjWCgZhmEYpgT+MkLJTa8MwzDMu4CFkmEYhmFK4C/V9FrGlYWS&#10;YRiG+XPhZ5QMwzAMUwKlWyhpeIitVihVeHDc9MowDMP82ZR+oeRxlAzDMMw7hIWSYRiGYUqAhZJh&#10;GIZhSoCFkmEYhmFKgIWSYRiGYUqg9Asl93plGIZh3iGlXyh5HCXDMAzzDmGhZBiGYZgSKN1CyXO9&#10;MgzDMO8YFkqGYRiGKQEWSoZhGIYpARZKhmEYhimB0t+Zh8dRMgzDMO8QFkqGYRiGKQEWSoZhGIYp&#10;ARZKhmEYhikBFkqGYRiGKQEWSoZhGIYpgdIvlDyFHcMwDPMOYaFkGIZhmBLgpleGYRiGKQEWSoZh&#10;GIYpARZKhmEYhikBFkqGYRiGKQEWSoZhGIYpARZKhmEYhimB0i2U/JothmEY5h3DQskwDMMwJcBC&#10;yTAMwzAlwELJMAzDMCVQ+jvz8BR2DMMwzDuEhZJhGIZhSqD0CyUPD2EYhmHeISyUDMMwDFMCLJQM&#10;wzAMUwIslAzDMAxTAiyUDMMwDFMCLJQMwzAMUwKlWygNJhzg4SEMwzDMu4CFkmEYhmFK4C8jlNz0&#10;yjAMw7wLWCgZhmEYpgT+Uk2vZVxZKBmGYZg/F35GyTAMwzAlULqFkoaH2GqFUoUHx02vDMMwzJ9N&#10;6RdKHkfJMAzDvENYKBmGYRimBFgoGYZhGKYEWCgZhmEYpgRYKBmGYRimBEq/UHKvV4ZhGOYdUrqF&#10;ksdRMgzDMO+Yv5RQ8sw8DMMwzJ/NX0Yo+RklwzAM8y5goWQYhmGYEuBnlAzDMAxTAiyUDMMwDFMC&#10;pVsoeRwlwzAM845hoWQYhmGYEmChZBiGYZgSYKFkGIZhmBJgoWQYhmGYEmChZBiGYZgSKP1CWcLw&#10;kGsolN4olOYuklCin6N3NbjOQskwDMO8JfRC6eIlRNDMxc+kUFq6+qBeaVgoGYZhmL8XpVsoXzHh&#10;gEmh9K2OQhnPQskwDMO8FYoIJYpkiULp5K0XymadunFEyTAMw7z/hMfEX3MJrIYiidFiCUJZ1h2F&#10;EkVSgeuVdu5/fER5JTLBpVX3D0Fm7YY71u68jIs/zF604kVnnrDb4FutPljiQcnsUOkdNGCGat6y&#10;Zz+Yt3wtXA+Luiy5MgzDMMwbcTPq7uX5y9b+b6sP+qO2kMb4gMzeB4XSHzyr1IGQ62EvhHIFCqUr&#10;iqizPyidSJPU0KRzTzgdGfl2hTIuLs48ISP7yJSZC8E1sAbu0BeUpMx4UNTTyNyJer0ueyGU4beF&#10;qpuTUDp4gRz/CLUPK118QYUHa+4cgOLqB8069oQdh44+y8jP/1ralGEYhmGKkJZf+PW2w8eftere&#10;F8q6+0EZ9wBQoZ5QsCazpWZX1CIUS4oovSrXgouhhkK5GoUS16H2yOyo+VWrS86VasPX0+dBQmrm&#10;Ecn1t5OSlXds8OdfggUKncrRG5T0iQdo6YZC6aAGWQVHcPWvAj9t2aEXyriktNEbdx+Cb+Yuhq4D&#10;B4O6cg1Q2jhjFOqC2waA3NEPFELZPUHlpIby7t4wYMQYuJOUckBKgmEYhvmbcyc19ejQsV+CtSYI&#10;LNUBqBv0KI+eN2KA5obCZ+sGClt3cAqsDp0+HAzT5i2BbXsPQdTd+ElSErKN23YnegRUFvojt/MC&#10;JT2ndNCgDnmDhZMPlHXSwOBRX0Dq/fs/SZu8PlFRUWbHz12eqalUByzx4FRO/iiUKHCYuJWHrxDA&#10;m7F3n0rur0VKdt6mhavWQZWGLcDM0RP/LNYGUHSpbVmOf9zMwRMF83O4EBr2gbQJwzAM8zfjwtXQ&#10;DwaNGAXl3DA4E02rGAk6ojCiDll6BEJQvRYwZ8V6iE1J2yxt8lqE3o5L7z10JFhhujJ7N4wuvcAc&#10;I1Tq7EOR6KnzISsBQCW5v5prkbFQBpVWgSazRxVGsVTgwfYY/BncTkpaK7nJEhMflj9yOuTbHxYu&#10;g3Yf9IdazTtAtWbtoF7rLtBz4HCYu2QNXLwWmX4vO/tjaRNBePTdtROmzYIKXkGiQ5DMNQjkGBqr&#10;MJS298UIdddePF6wlNwZhmGYvwGb9xwAx4BqYIaBlBkGZyonFEvUhQqeQTB28gwID4/R6w+RlHK/&#10;W0hoVPqsBStQc4ZBveZdoFrjtlC9STvojFHm9AVL4UrErauJDx+WlzaR3UlIWdpn0AhQurwI1mSu&#10;vmCl9oVzN150BCqR9NyHqU3a98RQVQ0yO+pN5INCqYbBoyfAw2f/HEE+WVlZVnsPHQU3/6qgsFGD&#10;Be5IF9KKsBbFjzr6yDFMVlKTrbUr1G7ZEbYfPA5phU8aix0hl29Gtvlk1Hgwx5qCgkJqV9wO92fm&#10;7An9h4+EW7GJtSVXhmEY5j3lVmxsbYoirZw8UW8w4pNaMs0cveDTsZPg5q27fSVX2f0nTxrvPH4K&#10;6nfsJh7rye3chaCKsZL2nhh9YpBHmuTkBxZuKIK2buAeXBU2YgB2A7WL0sj9+Wf7IWMm/6qyR51z&#10;wKiVgkEMDBu07wrpeYWvFsuj566AtWcloOmAZPa4YzxwGx9/SEzJEL1Vo/Pzy27etR8sHT1BRb2N&#10;aAgIPXMUEahW/emALd0DRAceJYqm3JaiUj8MeQPANbAmbNxzCJIz84LFDpF9x8+BukpdEQaTstMf&#10;pW68Xfp+AhHR8TskN4ZhGOY941ZC0o7O/T4CMwcadoga4kD9WHxBXb0h7Dp8Ch49elSB/DLz8oI3&#10;oNh5VasLKmcUU1cvFERqRlWjzqBmONHUqmpQUP8ZDLbEyAxMhyJGEt/ybr6wcdtuiMvIcKb04tMy&#10;sl38qoASt1egjqkwuLPRBMPB02dLFsqQEFAtXbcFqDutOT03RKGTWztCp74f6TfcsnevW7OefUXk&#10;aOEcJHq9etWsB5Nnzf3PyctXU9Kz81Jy8x/diU5KTflpx56sTn0GgAUeuAKVXm6PfwrF1Rz/ZMsu&#10;vSA6KeWclKwsPDYuN7heUzBDcVY6eKO4egq/jngCk+5n7pTcGIZhmPeExKycbZ37D8Iy3wOUrj4g&#10;p+jOzhP8ajeF0OiYXMlNdjcx9UrLHn3A3AODMxQ9uROJoBrKuHhBp979YO36bVm3Y+JTsvIf3knN&#10;zE05hVo0de7C//jWbSwCNgroFKgtrbr0he3bD7pLycp6fTRCG8g5aHvFWqJOLVi+Gn799VcLyaU4&#10;tHLRmvVgiUpM7cMKVHY5HnTnDz82EMrjbi06oFDaYLSIiVf0qQ6bD56C3FwoI7nICguhHADIpZ+y&#10;PUdP1e/4wQCsMXiIaJF6LlEPWt8aDeBqePRZyU22Yfuurg1adwaFnQZPGNYC8BjM8YRQz9uMjAx+&#10;ZskwDPOeEBcH5sO/nISCh7qA0Z4My3rSmxqN28BPW/d3k9xkoVEJ8X51m4FcPEtEc/FHPw207Nob&#10;9h473UByExQWFpaTvspIk9bsOphW1qsSWHgEgczWFZp07AIHD57SC2X3DweD0sYTlHaodyiUFVD7&#10;fly1AfbtA6XkYpqDpy6AnVcQlPEIFgqrQIV3D6wKqenZ6bT+zr0stwUr1oPKDpXdzhcsXIMw3PUF&#10;p8Ca0KB9d6jVrANYqwPBDUPalT9tSRSJIndTUpr3GfKZOBHasSwohKjwnsE14ejJsyckN9nZK2Gg&#10;qdYQw2lq1qWQ2Qes8SSu27Tr9R6yMgzDMKWeDVv3gZ1nsHY8JIkk6oE3Bk9nLt/Ul/UnL1w74V21&#10;nogy5a4Y9aFY0rPEbh+PgNT7uSGSm2zp+i3RTv7VoIxbIFRp2AYatesJrgHVwdIVAzrUJyt3f1DY&#10;OsGcpcshJiZZCGV64aN0DaZNOkQdVi1QgG29AmH34WOv1pp76fehZuO2oumVBFDpjGGpnRt8O3vh&#10;vyUXWWpOTkLL7h+ABQqeip5PiueUGCWKHkRoGMrS80pbTRBs3nvgibSZLCQsClwCauKfpi6/uB11&#10;4LH1gFbd+sDt+KRjkpts9rK1ohOQAiNK6hhEf6RBq05wLez2JsmFYRiG+YtyIzJmY5MOfUVkKMbW&#10;owiaO2rg+wXL9CJ1O+ne0U59BoK5vVpMVkPToVKnUbdKNeHC9Qi938ZdB1KsfatgABaARlOnBoBS&#10;NLV6iYkGzDDoMnfwhBadukBqdvZzaTPZ90tW/1dl7wFmbhihUqcfe3eo3qQ1JGdkvV5QtmHnAZCV&#10;c8SdUlTnjn9CDQ4+lWH/oZP6NuM79xKGNe38gfijMmc0mm8PD0ZEiySyKJQq3PHgUZ9Dbm6uPW0T&#10;FnOvSf3WXcQzSJ24io47GLXOW75Gf3A3YxK+qta4Ff5RtbapFvdRHmsG67bueiC5MAzDMH9R1u/Y&#10;n1Peo5K2sycFVxiMVWvSCkJu3hosuciWrNuIIucqHr9pO4zSMEU11GvZDsKiYppIbrJPR41DIfTG&#10;QI2Ekvx0WkRvFEGBregOTTt2h3tZ2dekTWT7T57PpWEoolOQoycoXfHTygZ+2rH79USSiI6OLjtp&#10;+mwws3XDcJS6zaLw2XuDE4rl7kPH/yW50cQEZU6fuwB1W3SEctTLVfhppwtS2nmAs3cgbNmxN0ty&#10;l92OTwHvavXRT9tDVvx5anfGP1W3VWfIe/SPqeSXmZfXa8bCxaBy8BBDTOQoqkpbdxg14SvIKXxU&#10;ZBwNwzAM89chN//JwrGTvkV98RAzvcnp7R62TvDtzDmQnZ3Xi3zyn/67Rb12XcWjPzn1XEUdoE48&#10;MicvUFevA+HxSXpB27r34HPSpjI0lJF6vKLoKh29xHzjDdt0haNnLgJpleQu23Xk1L9c/KqBzFYN&#10;5u6oVxgIqpydYfx330FIXJz+GedrEZacXOG7eT9iOEzjUvBAUazkDiha1h7QvHNvuB4ekye5CuLT&#10;soZs3X98yOmrYbGnQm7e37r30JCU9PtdpdWyuNSsYzQg1AxDXXruqB2jiSLpSNGlF9h6B8OFqy8G&#10;ex67EAJWbrg/XE+9ZVXo07xzD7iTcG+D5MIwDMP8xbhzL3V9u+59QGVPj+goovQGS1cvOHHukr78&#10;vxwa+V9732oYcaIGCJ1AE9EiCqejGjoPHAzxWVnHJXdZenpO1+279g+ZO3/ZkFlLVg7ZtHf/kOSM&#10;rCHSakHondtRLbv3wO1dRQ9bajGlmX+snD3g2zlzISwsWQxD+U0cOHEWHPyqghjM6eQPcudg/B6I&#10;gucFVeo1gx9XrIVTly7PkdyLkPXokdu5y6Gbx307C2y8AkGOUaEcQ2TqTasTX5qeiKJLa3d/2LH7&#10;sP5EHTx5ep2ddyXxgFfMDYti6VG1HqzcshsOnjoHR89eyjx96crJq+GRczJzCwZImzEMwzClhMy8&#10;gjnXb96ac/Tcxf3Hzl96shf1ZOXWPeBVrZ42SBITmmvARhME5y5fy5Q2k+0+dBwqqAOBXsAhZm8j&#10;rSDBxAhU6aIBcxcvsPYNgjFTZ8Dxc5c3Z2U9cpM2LQLqz5xFq376n+qNWoK5E0aOGHXKnTEtjFJV&#10;zl5g5xMMB4+fef3m1pIID0+wm79slegNqxKddmgyAor2/EDl6o+hqy8euA+U9/AHB98qKIrBYO0R&#10;DFaugehP7cqe2nZoejZJYTQJnxBKVHWMFGUYJldw84NDR18M9Dwbcu0WRZk0AFVEsuJkUQ2A/qA3&#10;7g8/cZ0KQ3JLPAYLrB3Y4n59qzeAngOGwor12+D81Yizd5Pvj5OSZBiGYd4yCckZ485eDT+xYsM2&#10;6DZgCHhXawDW6gAoQ6+3svcESyyraQJyMUsbNbVi+U1iRdOWUvBFgkkTn5+8cOmGlKTs4OnzUN4z&#10;WDTNUiQpxFIIpZ9IQxhqAfVvoU5Alih6Nt5BYO9TCex9K0FZj0CwdAtEnUB9kvRKgfqhQl+VoyfY&#10;obbMWbwcrt6+7SDt8u0RcueO9dpNOw+179EPrGhMZAVn0bNIdNslxUfxU+BB0QNaigBFuzJ1CKI/&#10;i0Iqo1kU6EErKboQTVxGtQpnDbgF1ISoO4nZ0q5khzFqtMAaAHUmonCbxFS0UdMURfZq0SRLr1Wh&#10;+WHNMG2FmD4P06VhK9SLyjlATIFEsy24VakLH44YC8cvXIfcB0/GSLtgGIZh3pDcJ0+anL50HT4Z&#10;PQE8q9YT74SkKeRU9EYPFCwZaYMzltMY+YnXLNJ6/C13dNcGTVSG0zBB0UkHjcTOQQ17jpyBZ8+e&#10;2dI+ElLS010r1RXiKjp06nVEgyLpJZ5BUl8XMtFxh3yo8yeuo2Og/crpmSWaBT0DxX1buXpB2569&#10;YdlPGw+Tlok/82dwv+BR6yOnzsOoid9A4w5dQVOzMbhXqgdlPCtrawD2ePAUOVJNQESE+J3EE00r&#10;bHgS8U8qKjpD936D9NHk06dPvULDIuHI6XMQcTfuQUJKxvn7+QWnHj582iLv0dPxKRlZ50Mjbscc&#10;O3kalq1ZB4NHj4XqzVqDg18VsHLHcJ2iWF3Trj09WyVBpde0eIPCzhUC6jSCPYdPQkx8UitplwzD&#10;MMxLiEtM6br/xFmo3rilEDVzKkup8yZFa/ScEctbmsmNnvlZOnmCo39lqNG8JXwy6gtYuGIVHD1z&#10;DsLuxCQkpGecz8h7fD7/2T8XZhQ+OZ+YkXs+Mu7ejWNnQ+B6+C3IyHiqF7DuHw0DhY2baDkU7z+m&#10;9FFHRKsitUySeFLwRGU9/caIsRxGoe6V64Jn9XpQt21HGDZuAuw/fhruP3iyUEr23ZKZ/1QTEhED&#10;ddv3ADN3Onn4p0ggSSyp6y79xuizDNY6nAOqo7L3h9lLV8OBU2djk5IzYqVkTJLx9Kl13qOfg7Py&#10;H1cmQyEtsTYQn54Ru+fo6fyRE74Gj8q1scaDJ5eiWBJp8UwUj8XOSzwX7TVwCNy8HX0jS6rJMAzD&#10;MGKmNquzV66t7jt4BJTzQKGyd8fyUxe9YZTo5i1eYOEWVB0++/Jr2HXoaGZccnqJZTlGjDYPHjz3&#10;z3v0KBgjU7W0+KXcSb4Xe+DM2diZS1ZA+w8HgpN/FVA5uKOWuGGZTvO5olDSCzwcULTRzDA4qtOy&#10;K5wPvQ2ZDx64SMmUDmLjU8d0QOGTWdmjIGojRxFR2qmhoncQtOnZFzbtOfR/2Y+eHZY2eSnJyckW&#10;i1esgYatO4O6ch0MsfEkWLuCrLyjZM4gq+AE5s4asPevBrVbdYJPx34J2/YfhNvxiZCRldtPSkpP&#10;1uPnE9dt3/NLzWYdQEWzDdEAVIwwRW9aim5t1dCmRz+IjE9aJ23CMAzztyU6ITm6U+/+oKjoIqJH&#10;GosoxsejSCpRMGs1bwPLN238Jevh44nSJnoysh63v5WUBhv2H4dhE7+Fxh16gbNvDVBZe2A6VJY7&#10;4CcafsptnMHSRQPOwdWgfocuMOvHJXDq1KmXz7Mqkf3g0eGftu98Sr1n7TWVUXdo/lcMhmyoGVgD&#10;Fo6e0LLLB/TyjbfTUef3EhmTCO5BtVAU8STQ80o6YPwsj9Ha2h37f33wj38UU/W07IKfV2/cAT36&#10;D4KmbdrDtWs39FPYbd59EP94IFi6Y9RHbxKhGgO1d1PbN4XaJMBkomkV9+Xqj+E/1XbQD/dr5qAB&#10;O02waArec+wk5D59/r2UtCAhIXX2nIUroIKLN1hgjYjasUV6KJ5WGAF/NWMeJGVmfSq5MwzD/G1I&#10;ysoa+vXs+VBejWWqjYcYdSCrqEYxC4SyWB5/N3cRJKVmFhnlUFj4+KuDR85Cq059oRx1rMTyWLxm&#10;kcplCpywfKUmWnr1lXZIBokaDfOg1kYsx2m5K3XS8QY770DYuv+QXtwiIiJONGnZGnoNGAKrNu+B&#10;lOyHJoVv0/6Dv1bQBGBa3qB080GxVIsWTHpbVdidxHcrlrdjEh+5+lXDA6ImTU9QuVMTJ71LcgxE&#10;JWln4yEuXbtW6/v5i8GrSm1Q2LnhyVeLF0Nb48VYuW6L/k+s2763a/02HVF0XfFEapts6TVfMhpE&#10;in9a/Bb7whMrIlfdRaCxOPQdTzrVfjDaVLhpwMzDB8zwhNGMD2u37Pgl+X7uWGlXsri4LNvpC5ZA&#10;ObX2Asrp3WfONISFaiI9ISLm7lzJlWEY5r3nYkTE4JY9egvB0j7780dR8wdLR2+YOmsxJCfn6XuI&#10;puc/GLNh1/5farZsJ2ZQo7HxKvcgrehR/xNdBxzdc0RaRh13RKCD5bQIdKiMp06a+J2WUX8VjFbr&#10;tGgDm3a8mBR9/fZdYOOJQu0WiOKN0SJu5xlUE775fh6EXA/Xv7M4PCHBbtDnE8AKtUOM/8fjUjh6&#10;idEaN27FPpLc/lxCb8V7tuv5IYokipgdihKeEJWzGgaO+AIyCx6sktxkKzZsgXLU88g9UMznR71e&#10;SVBpTOVHw8bpRfJuclrnKXMWiGnvxINaEkQSQ/pO0Sp+0gNj2pdSGEaPKJ6OPpXBM7g2OPlWgXI0&#10;Az2JrCP6kzm44W9PIX70bJTEeercxUVqF8fPXtlWvVF79MH94Y1BF8wSBbZxuy6QmJ4TLrkxDMO8&#10;tyRm5GQ369BdvDmK+nPInWgMYzAENWgNuw+f2S65CWYtWgnl3fzE0AsVRY0opNqyHctQexQ7a1co&#10;hwLlElAVvKvVFS2EKpotx8ZFvBRDjIrA8lxBgY8QUEkwUVzNnL3BArf9ctosuJuW1oX2Ry9ZHjRq&#10;nOhZq6BRDTSkBIMkS69gKOvhC4tWr9OX6bkPHq8c/PlE8cJnao2kR4DUytmkXXe4eeeOl+T253Hg&#10;xBmw8akEZq4U7qJAOXuBvU8wXAoNj5FcZLsPnxDjVbQvgEYfWxQ3Rx8oizWW0eO+grik1JaSq2zH&#10;gSPibdWii6/oGYv+VDshsRRRpI+YGd6jUh1YjSF4Wk7hEmnTYmQ+eDzs1OWrMHj0GKjgiqE4CiuJ&#10;Jc3yQANOA+o2gQ179uubZGOSUpY169gLVKJXLl08esu2J/QdNR6i7mXExaZnXYi9n3Xhblbuhbv3&#10;yfB7EdMt11pCEct6heE2lK7O6Pcr7E3TNzRT6RUxw2NBM97+VWYyTUP7nekb25+evpGZ2uZNzFSa&#10;hmZqm9c1U+kZm6ntXtdMpWdsprZ7XTOVnrGZ2u51zVR6xmZqu9c1U+kZmqlt3sRMpWloCffz8PMl&#10;lp53IfZe+oXY5PsXYlJz4j4aTeKC5bSNhxiSIbdTQ8O2nSAmOe2QVEzKtu45PCG4ViMxZp7EjsbU&#10;m6HYVcDvHw8fB6fPX4db8emeknsx0vIfrFm1ZRdoqtXXRqG0P9H8Sq2FZNLL/yk6xSBow64DegGM&#10;u3evOnXOVDnSdHPUw5Z6v2qHh9hhsLR1/4vJai5H3olxDKyGIkniTUMW/aGsOhB2vs5bQd4mGTk5&#10;1SlyJPGhg6FIT4XiMgLFT3KRHTlyvkbXvoPBAk+IuZMXhsNq0ATXgNHjJ8OFkOufSW6y7Cf/qbp4&#10;3WZw8asqolMFiqR2ICqF/ySQ1EsVf1f0hF4DR0DcvYy90qayxLTsXTv3H4E5S5bT2Bg4dPbC8/A7&#10;sbsKHz9vKLnIohNSPxz6Bd4EuqZbFF7qgWuPJ/fwmZBbkpvsfOiNs+rKtbXjfGh6I2F4EWnCd2oW&#10;EKad1UEuPsnwhtIvMzI8djLtM9YXpt1Ga0r99+J+OnuxLyPD80OmbWo29H9hhunr/N/U9M0nkun+&#10;l95omVhuevtXWbH0jUw/1kpn+H9eZvRfiy6TrhtV0l5q6FeSSWkZnldDE+tNbKddX/y+EPukT72h&#10;v5SWKTOVdkn+xibGLqOZWmfq+Iqbqe1eWMnpS2byuItfa2MzvjdM3R/CMG2t0XcjK8Ffd0wvroGx&#10;r3QOiqRJvw2s2DbkI6WP3w3TNzThY+CrNfpdghVJv/i5KXpfac3w+IvmJTwOEin6pG0x2FFQixyW&#10;fzJ7N3CvUgvOh4bq3xV8/FzILdfA6lg+e4MKgyNtpx43GD5+EsQmpurHpt8vfOYTHhu/6+DpM/9d&#10;uGYdzF66EvYdOwuxKZm7JBdZdHz85t6DPhXlPZVRYkwlRZYogvTiZnqGSWJp41sJFq3dCNnZBVWl&#10;TWWR0fHrRk/+BgOmKmBu4wpW6K+q6AKdew2AY8cu1JTcZCPHo6hicCUmtRHBljf0HzYGoqLiXtnT&#10;9q0RERMPXlXraN8CQtGejRocMHKMjElIllxkiYnJHxw4eLJgycqNY26G3x5TUPC4irRKz7FzV6By&#10;49YotHghxVR1eKHwD4nXrqD40mu2KHSmnrTqyvVgw/YD+tds7Th4WDS7mtM2ePFoKAqlQbUiF/+q&#10;MGvBUsgtLGxEvrcSU2YMHDUBayIUoWIEjOG7Ai9Omx4fQkp2wTDyuf/4+cwJ38/Fmown1piwtoQ3&#10;jgoFXltroYfDOtOO4XldEzNI4M1KZmq9mYllJRn5G5oubW0Nz7S/qeU6o0qDcZqGJob1GBmdc52R&#10;j6l0dUb+L85dcSt+bozWG5v+/0pmyud3GE1gUaKRj6GZ8jE0E/7UsqGz1/F/qRn7Sv6G6RfZz0v8&#10;X2pGvmbCDO4Ng+tAtXzj60f+YvnLrJj/i7SLpC/8TPu/WP5qe1n6pnzJfn/61GfjxXrD/KNLW7fs&#10;ZWacpqHpz4/OaJmRvdg33gdCgIyNlmuDB2ptM6Pyzs4dxn03G7IKH4k3edzPKWjd8YMPQY7CpKDW&#10;QzE+XQ19h30BkYlpM8iHmL94Jbh4VxHzecvJnDww8PAQQujoFQxbdu3XB1I7dh/Y6F1dekEGtR7i&#10;sVBfFJpIQE6iSZ0zpZa9oPrN4NCZi8WiwYKH/251FbVl2+6Diw4cOf4oMTlV/+aR2PjkDHufKpgO&#10;irBIm5qCa0BoRMyfE1XeuXPPbcoP8zDkxhBdXCA80XjSKMKUXIqR/OhRhYS0jG8OnDz7za4jJ6Dr&#10;gMFg7R2EFwYvlJs/KNyDUezwYqHgBTZoBV/PXwlWboGiKZTeOk21lxpN2sH5K+F6oRwzZRpeVBQy&#10;GvCqmwqJLjjenGVdvWHG/B/1x5OR/+iTr2Yu1AoxtaljLYNm9vGoUhci7sTp/a7fjApfsWY9rFyz&#10;AY0+18OKtRvQNmltndZWYgT8wjbBKiNbjct1VtR3c1FfTJO2N/Ypagb+eqN0tGboq11m4CfSL+pj&#10;bIZpmTJjX8P/Zur/GZtxesZW3Nfg+NFetS/dOlP+ZKa2MTRj/1eZ4bGRmUrT0Iz9jf9zSen/1nvD&#10;tK+pY/9t6Ruaob+x7+9N39BXu6yo718tfeNrbbo8KbpNSWZqG8P0XyyXyi+MzgxtlTDd/rfA8jUb&#10;Rdm3GpffjLh9RSoWZZExcU81lWuh4Gq0nSZRXOnlyV9/Px9yCh+PlNxkFJyURZEzo2F3FJSI1gYS&#10;QR+wwMjxi8lT9WXtlRuRG2u16CCEWogiilk5dSB8NX8pVG3WXiynyJmiXTmNTnBSA/Vq7dhnIOw+&#10;cIKmO/0mLiXjm5LGSg4dPxlUjvQSDi/RC1dm4wZjv/0eQsJixIub/1DCoqInqoOqg8zWTdvdF5Xa&#10;2qcS7D0TArfupcPWg8dgGopUzyEjoHabzuBeuQ6U8fBHAcNaAtYQaICoiqYUEsMy8ESg4tMFCKjb&#10;FFZt2VGQgSf+ZnTieXWlOqKHE9VeqLbj6FsVlqzerBfKM9dDwb1qXTCnbsW4ngabkhDSHLAWzl4w&#10;68flkJqXV4t8T5wPPepXt5nU/KC9eAoM84PqNYHohHv6plyGYRimKDH3UjdUadhcPFNUugaIR20U&#10;HAXXaQLHzl85Sj6ZT5/WnLd8NVhhOa+iqJDeT0wiieUzlbnulWrB8QuX9UK5eNVPGx38q4pXXcls&#10;0RejTlf0CQm/fSvn8bOR2/Yc/m/l+i1QdNUiPSHSdhih2qnBnNJH0aNotSxqiyvqUU0U1w8+GQHf&#10;zlsCO4+ehojEVNh77irYom4oMTBSitZJb3ANrg5ht6OLjf18q5B6z1y8HGQVHVGcMKQloaOHsDbu&#10;IhRX4DIrrBWYe2A0SJ18qH2YIjhXjBjp7dMY8VEzq8KeJrH1Ae9qDeGzCVMhIi5ZP46SSM7M6/XF&#10;N9PxZLiLCW1JBJW2XtC4TReIiIrRv2YrJOJOTK0WncCC2sxF7yu8MNSMixeUTqxntbowfvp8vAD1&#10;tCE47pMunphmydkTVm3eqb9wkbHxK7v3+wiCajWEwJoNIaBWo7dmgSaWvU0rMf3arzBT2xgYpS3S&#10;fw3f32QmjkW3T0Mrss3bNMP9mzJT27yB/e7/8IpjeWXaJrZ/o+Mx3P5VJm3zRun/BiuSvqnj0JnO&#10;52X2Et+3dvwm0tel/VbSf4m9SBvLMcNjQAuUTO8vvjfFbZqBXw3atin412wAXfsNgtuJ91ZKxaPs&#10;px17wQLLd2rypkduNMG4EqNH1yr1YOwP88GjOs3LSu8PpqgTy2AKotDofZJVm7WDi2G39TP2xMQl&#10;H2rZsbuISumZKwmp3MYFRk/8GhLTMsX7KHVE3IpfNHHqTPCt0VBMfq7tBOQJNIerjEQbj0PhpJ3X&#10;29wtCMwwkqVpTMUUqbau4rEg9ZSV22O5T1FuRSeYOW8RZGZm/nGz9qRk54FPjXqiDZtqFzS3H0Vp&#10;1AGHIj8zPFhqO6caghLF0IJ6RLkHgT9Giz0HjYBZS1fDiYtXn99OSA6TknwpR89d7N2qS09QUS8s&#10;aoKlC4RRoC/u/+iZyzn5+U/1XX3DYhNvT5gxE1yCqmKE6Yk1DxRu0XsLo0sXeuNJAH5HkcaTRzM2&#10;NO3cA87dCNO/0iU09JbngOGjwQwjXuruTM25KrzIdDHo5JIIi3kNX2p0fC8xil7JTG5H6b4q7d9r&#10;BsdgykxuY2hv6v+m9ken/wpzNtq/sZna5s80w2OhYzXlU5K9ze1fZb8l/d9rpo5DZyIPmtjG0N7U&#10;/02tSPom1v+hhvsU14Q6RBY10bKGZTh96vxVLhjgYNlHEwbQUIxenwyDjIInU6RiUnYzMiazZade&#10;YElihWbp5qMdzoH/TQwPROGjljozFFSnyrVhzHc/QER8sn4URG7uE/XJC1fADwXaQtdpE8tkGvPY&#10;smsPOHTidB/J1SR5T59PvJWQGHbo/IXnC1evg76fjoages2gIkaVNKREhdGmBf5nOhbRpEv/jQIo&#10;eizngGaHYmmHARQeW1Jmvj5IeussWbMezCo4gsraFcwwZKZZGCgqbNGlz/9v7zzAqyq2t0966Om9&#10;94Tee69SVUCl2AFRFFBAVAQrIkV67733HlqAhBAIJb33HjqWe/3fez/eb605OzEJhxL1elXW73nW&#10;s0/Ze83s2Xsn8541swZvjfsYX85elL1l75GM2JSMDO2Q38T5yMjeA4a9DnM6aZWeiHsPTgHq9+7G&#10;bbpg76FjSLl//4F0Rym5+Rm7jxzPWLxmXcb0OQszZi9clrF2y86MyzHxD9Rrx+6jq5t0eIYuLjcs&#10;GfeEnHxh6uKP2p5BsCCr7UXG25LXZa3k87L2uO//UAt4jOk7pqw9at+6ej6rrJX3X8Mj8Bdzr6Pt&#10;83Artz+Zvn0ebWXL12f6jvmjjM/nUXV5XPtU7vhaFdqyhkfZY5/Eyvpme/z1+22mrw5l7XH3w6P2&#10;/T3qXtZ/xe9+j2fnMVby94e26tko+3ep5LOSfT2C6B8M/SPhgTokdFgA8WyF+m274nhoxM/an8tS&#10;ouOSM9Zs2ZYxY+GijOmz52YsXb0u4wD9zU3LyYvXdimF82jvP3YSzTp1J//8yx6VYeNF4oX+udI/&#10;yueHvImYtMwV2u6/idj07JTdh09kfE1/99+eOPn/deg3iP5HtVHJCgwtXGFKAq6qjQfmLlv/3/tH&#10;GZ+U+lNewc3Ska1/FFv2HEJNF/onRj0PEx78QyfLDWxkwyfuDv9G7bFg2Wak5tyYtz08vGpOTk5V&#10;7dByXL582SQ8PKdqRm7x7JkLV8LWrQ4dz0u2cHJfungWLup38MYdeyIqOfO2dpggCMLfnsPHz73e&#10;hP4xsmLknKy6UbGkOms5wt6nLr6ZvwzJOYXf8d9QzsmtHVYO/tsbTn+DUwsK585ZvhpBLdvAsKYN&#10;zB3pbywrTp4pYcvp63QZc3bs/50WTa4ExTduzUtKSvvp5s37tbSP/j6kX7/+5vpde1CvdSeS2K70&#10;T5Jjo5ycgC4k54GlhufBQrwkCy/kbO1VD2712sCnSUd4N+8I+6CmqO7qr3o0BhxAVr+Ns4L0oX+O&#10;zmo5Fxef+li2ch2ysvIl16sgCE8dWYXX31y2YROcAuupv4sqAYs1/c2kv7c8h1ItpG/lCnNnXzjW&#10;aQb/Vl0Q0LwTPEm12dDf3Kr8cycrUtpfxSs5VkjCRpdshsSNpRPqt+mClZt3ILvoxkitWOH3JvHG&#10;jZpX4xM/+W7RCjRs3QHV7NxgpPLH8kXhwC5PsqWLpHpD9F4lROCBRaQYOZirfrOnf5B88clqugeg&#10;c/8XcPj0OUSlpdlpxQiCIDy1XMvMtAg+F45O/QaihosXTHkUKw/YJIHB89yNbHiwDo/n0AZRcvYz&#10;+vtqwMKDRQj/g6S/y6b0t7iagyfqNm+H2fOXIj459RP+G64VI/xRFBYW2kUlJU05fvY8vl2wFINH&#10;vI2W3Z+Bc1ADWLj7o5qjL2o6B5DCrA+/Ju3Q7dnBGD/la+w+cgrxGTlF9+7dt9ZcCYIgCBUoLv7R&#10;ISImbt7uwyfx0Wcz8MxzQ+HfsA0sveqgmosPqjp6oaarL5wDG6NZ52cw8LWR9Ld4OU7Q3+TYpNTV&#10;xUANzZUgCIIgCIIgCIIgCIIgCIIgCIIgCIIgCIIgCIIgCIIgCIIgCIIgCE81hT/8YJdVXNw6NjWz&#10;U1xq1txrcUn/PHHuArbtPwTOlTFryVJ8On0Gxk7+DCPHf4TX3p2AoSPH4aU338OLZENGjMWr74zH&#10;W+9/gvcnf4VPp32Hb+YswbK1m7DrwBGEhF3Epej4g1HJaS+l5hZ2yiu+1bqoqMheK14QBEEQBEEQ&#10;fhWpeXmuiZm5nRIz8z+JTsxIC70Yhb2HTmHV+h2YMWcpPvl8BsZ89DmGv/8RXn5nHAaPGE3911F4&#10;4Y1R9Pod6sOOxchxH2LspKmY/NUMzFio68Nu23sQJ86F42pcEmKSM5bEpqZ2yiy80amw8I4nACOt&#10;eEF4OsjOzra8Fh9f58KV6C9Ohl7AvGUr8eqod9GkfWdYunnDqLYtqtSwhoGFE4ytPWFi6w0TXuvL&#10;nteM8aDXunXNTHjtL5WfjzO5+8LEKQBGToEwUOvI+KKKjY/K16dWsiYzsqd9HP3UsZyAkTO/V6Ey&#10;eFE3XiKhSefeeHviZGzcdQDnr0QdjkvN6BcXl2OlVVsQBEEQBEEQqsTl5Fil5uZ/dZnE3ebdBzH2&#10;46lo2fUZWHr4wbC2HarUpL4s55XmRRl4PV7qp/KyVAZWXqhi6Un9U15kgfOd6ta0NSRT+aV5xQxr&#10;6qNau+sShHMeVDZOEs5rJ1IfVr23ciY/jtSPdYCRtSOsqNxGbTrhlbfew7wlq1RKuAuR0V9ci0+t&#10;k51911KrtiD89eD1MZPy820uXol672DwSXww+TM0a98VVq6+MLdxh6ktGScXtiRhZ+WqVgCvQoKx&#10;ioOnWtxVJRjmB04lcacH1MkfJi4BMKYtJyBW2ftJcBqWMy/dlh5WAyva0oNp7OCjFl/lB5oXajXg&#10;VQBoq1ZN4TU3+TWXTQ+oAdXL0IYefisSmpb2sHX3Ra/nX8DCpStxIuTs15mZmR5k5topCoIgCIIg&#10;CH9juN+XW1z8yrX4hJwV69aj76AXYOvhCxMSjEbUhzXkvqMdCcBS0wlAXnXKQIlG7muW9Gl1/VoD&#10;G28y6rNSP9WI+p/KSvqyJCQNeeUptRSjp+rDmqpAig+JSvJJpvqwbFoflhdAMiQfhiREjahPbWrt&#10;BnPqZ1e3d4etmx+atO6M9yZOxr4jJ5CQknEir+hGF33r2AvCn4L8G7eGRCel3V++aTv6D3sD9gH1&#10;YerMIs6NHgw3emA8YEoCz0z9UkNij8yEHwZ6APh1Vfq8OglGl8BmaNvjeQwZPhYffjYTC1dtwd6j&#10;ITh/ORZJmfnIu37vG63Ix5JbfOvr1Kw8nI+MwuZdB/HZ9LkYOnwMWnV9VpVTw9lfLdtpSg88r1nN&#10;D28VK6ovPYwG9IeC/1hUpc9MLZ3h16AF3p3wCU6EXrifVlj8mlaEIAiCIAiC8DciM6/4tXMRV+5/&#10;OHUaApu2gamVM8yoP2tCIs2A1/XnKCL1Dw1J4LHQY9Fn7uSDGi5+ahGp5l36YOjIsZg6Yx5Wb9uD&#10;UxFXEE/90ezb3x+58dO/mmrFPJKC63enJGcX/vNSdCIOnTqHxWs24sPPv1bDY1v16Au3ek1Qy9UX&#10;ZvbUT+VRfLTlZeo5SGNEgtZU62+zODVx8oaxE/W9HT1h410H/Ya8hqXrtuAa9dvzb90dohX5t+bW&#10;rVuuAAy1t38NPvsMhoePH6/32fRZCGrUkgSJPYxr2sO0tiPMSZzUopvQwasuApq0Q5e+L+HVt8fT&#10;TTcXa7bvxZnIa/+OS88pzrlxJ+z6jz86ai7/tGzbve+lr2fNQ8NWnVHN1h0mJB5NnekmJrFWxc5b&#10;LSNdxdFfLWdqTDe4EZ2/US17uPjUxWuj3sWqTZvPX46K7bP/5AX7sMTEP2wp00Qq68IFKjPs8rI5&#10;C1eiZac+qEYCl9ct56G0hiQw1brmKppJr8kMnH3ogfSBtX9D1GndFY3a9yTrgSadeqJJ52dKrXHH&#10;Hjqr8PnDrHT/h9lj/Oj2eYRV9Cf2O1p3sm4VTN9++oyvXc8Kn/3R9levv9j/zv7X9448e/q/E3sy&#10;q9j2fD307VfRuN25/fV990daxfrr20ef/T3uHdX3ob5R2feVsaZsncioPZp0KG91WnaBvW8j6hN6&#10;w9TOB0ZWHqhS24VEmjdMeMl+W08Sbx5KxJk5eKJem87Uh5+PA8fPLj/5P+jLnqS+bHRq2qpdh45i&#10;+JgP4FG3MQwt7HVDYu3cYeTI0Uzuy/qRBcDMOYhEqB+MLFxRg4Rmk/bd8AVpkHVbdg7W3P6pKbz3&#10;w/KUnKKMkxci/71y0zZMnjYTr4wag469n0dgk7aoTedUjcS/uaUT6S4nGFezRVULZ3gGNsXUad/h&#10;8PEz9Vinae7+/FyMi3O4cC0GU6fPgb03XTw6OR7maUZCxcSeblBb/kXDlywAJg4kuKxZzHgo4zl/&#10;xrSPGsZJ701s+KamG5mOqUlCzdGvEbwatUPDtj3Qpf9QDHpjNEZP+BRTv5nz45ezF0QvWb0xevuB&#10;o9Eh5y9Fx6dkRucW316lVet3ITop7Zngc+eLxn08FZ5BDXVC0saL6kwPGpkB37i29ADakVm7oqaL&#10;nxJe70/+AifPXUBqTv5SzVU5fvjhB/tL8fGf7A4Ojp6+eEn+WxMnoduAFxDYuh1sA+qhqrM3tZsb&#10;jGxcVRSRo4lVrNxhwGPSa7vTw8PDXWkfHk5A7cZDBSy966Jumy7o//Kb+GbBYpwMv1AQm5HxilZk&#10;KQlZ1x1PnY/cNG3uYjTu0B3VSTya0kNoyMMVKpgBDz0gM6bv2dQ58/h39bBW1n7xa0h+eBx9Zbdl&#10;fehMXzl6zJ7H7ev5/C9j+s7915g+309i+nzpM33H/hlMX131mb5j/w6m71x/jenz/Xc3fe2gz/Qd&#10;+3uYvrL0mb5jfw/TV9Z/w/SV/Xcwfef6a0yf7ycxfb70mb5j/wymr64VTd9xfwejc+N+D/d/fpVx&#10;sID6qDwijYeP8kg57rNW2I/7dDzFircGttTnYyGp+n4kVqh/WL8dichZcxEeFZOVd/fuKK0rWUpq&#10;Ru4r5y5G5s1dtPz/DaL+Z/2W7WHlSv1/KyfqL7vAmDSBoa0L9fNdVb/WhIQfm4GlM/VlHakP66z2&#10;qUb9XmufuvBt3g6dBg7Ba+9PwqffzcvfdSw4OiY1fUbO3bs+WpHlSMsrnHMq9OL/jZ/6NQnnnqjp&#10;Rv09S46s0nlzH5nPkc/VhgQnlW9m5wonvzp498OPcfTsuaKY5ORemqvfhexbN1bFpqZEh1y6FL3r&#10;0LHoZRu2R381Z0n0Z9/O/XHsR19gyIh30f25odT/7omA5u3hEtQEFm4BMCfBzu1iRPqJjYcY83zS&#10;KiySaWuoXSd13WzZ6LUNba2pj0xbE/qMNZS1Z11M/nYBzl9NxMW4TAetWn8dErKyHC/GJmDEuInw&#10;btSSTo5uFDIDW1faupJYoQtLF5LHP6vwOQskEmKGdHOr4ZfUcOo9iVA1d5AazJAeBgM1HrvkoaBj&#10;1R+PAFRxrgsDp0D12sjJn/alh4EeABNqdDMeT+3sC1uvOvBt2Apd+72gMk2t3bLr57MXr6WmZOaf&#10;4CGiWtX1kn/7+7bXklOjF6xej2ZdnoEpnYcp1Y/FrwFfSLqAPDacw+38q41LUAMMG/E2tu87eOT8&#10;5csBmptSYhLTh54Oi7z55XeL0brHANh6N0RVOkdTFtM8HpwjmnSOhjysgNuI/HK78FhyM7Jqrv6w&#10;JnHt1rgtHOu1gplLoGofNU5d/RpDdVLjzElo0vkbUX2rO3nBvU4TvEUP5bGQ88lpuQXPa9VRRGdk&#10;+B8LObdv7KRP4degOSycqByqgzn5NKetGfk1ZSO/pjzMgcyMzJzeVy1nPIxXZ+ZU90eZbj/P37Q1&#10;p3upqiNv+TPaavXgrTnV9xfzecBK9vu1W33npN9K9q3EVp0jbx9WPn2vzrvk/Cu5VW1FpsrTY7+2&#10;/NLjdK/1+lbnWWIl7yu51cr59aar/wP2RH75/impi357Mj8Pt0ee+xNs9fksMd01pH0fdm88dqs7&#10;v4ffG7o6PMoed/zjtk/aDg/bPmk5+rd0vL520a75o48vuXfYHqyX2j7Wz+PL59cP+mf7L5avbX+1&#10;PWH9eZ/fYuV9/prto+3xz752vmXsYW354JaM20a1j/76cRkPv3a68vX5LXkmf/Gvz+j7h5T7pNvH&#10;1+8x23L11rZUX933ute68iraY/w+yVav34pWst+v2Jaex8PqQd/rO/+yWyfaj/p7ZbdVeUtChI/n&#10;fhsPU2Uzo76imYOfMnOyqvya+qLc56tqR38rbMgf9SOrU3/Qs34LEl2f4ti58/sSM/L8ta6jIi2n&#10;6LljIWHJ7078BN71m6KavU4kGinRxv1Z6pOSP0Pqz3Of3oj+DlZ1DYQD9V/dmnaATWATmLvw517U&#10;7/VQfVclmqiORlR3Azo3A6o/D2HlPrEx9f8svYLQontfTJ4+G4dPnku8EpvSV6tOKamZBeODT54v&#10;GD7qA3iQUOM+rKqHE2kEes3+jByoL0+i0tjSHo3bd8ScpcsRGRcXnV1c3FZzo5fi4rve6dlFCy5G&#10;Rsev3bzjp3Eff4bu/V+Ab+NWsHb3Qw2qMz9TrAlMqQxTOidjLpuMg1Amjv7UNhz11VkVNbeUvme9&#10;Q+8NbVgP6PZXuoe+r0L9+SqsoziwxIk2+bMSo2NYjyjfpKkMazvAt34zDH9nDCKjYpGQkPCnH/n5&#10;UK4kZjtdiorDG2+PQ20nTxWpNLB2oUbkjE2srKnBtJvHLqAR2pHQ+2rBCizatBNfzFuC9yZ/gYFv&#10;vI0O/QaiQYducKnXDLU9A2HmTDcZJ7Kxpkbl5DbcqFbcyHTD0T8bneikm5FEGQtSA3ogDOg93zzG&#10;peXS5yzWqNE5UU4td38ENu+IN94bj1VbtuVGRMVNvfWP+67aqVQ5djpswHdLViOgaXtS/STuLN3V&#10;hTOgh8SQHkAe3mpE5dR28UenXgMxa8HKM/HJuS20wxW5N+50iknLjFi4biOadO2Fai584Xlct496&#10;uFTUjR863vINRefBv0YYKkHoBuc6jVWK5c179yMqOWVv7u3b9e/fv189KiV35qY9x9B9wDDUcA1Q&#10;CXkMyHQRPNoq419luJ2cSFx7oWWPPli5ZRdi07LHatUTBEEQBEEQhCcmMSt3zLode9CmZ381j1KJ&#10;NCUcSTBRX9aI+8c8x5EEpimZJfVTew4chk17DiM6LXsW92Nzbv1QLzY9a8+2w0cw+K134FK3ser3&#10;KiONYMAik0RZFRJpKmjC/Vzqbxs4UT+XtIAZic7GnXti7qr1uJyQEpWSn99dq54iPjmjxYz5i0M6&#10;9nme+slUR5VNlnUD+bLRiUwOblV19oFv0zb4Zv4SnI24PC7l5s1afHzBjVuj4lPS163bvDPnnQ8+&#10;QYNWnWHrGQQzHn1JdTPmfjon2rQmwUtawJgEOc/rNGYBTOXwyEJOklmF56DyubCOYHHISYhIxxjU&#10;dIChhTOMab9a1IauJLAbtO2GLs8NwQtvjsbojz/H53OXYN6Gbfh66Vq07fcSbPwaq5GcPMrTxM6P&#10;yuQIJfX1STeYUDvVJF3z2jvjcInEZCLpMdUQf2VOngx33nf0BN4YPQ6WLjx81R3mmoAyYsHEgopv&#10;NGpkR796+PDLb3EoJCxOO1wvAEyKbv9f/eyiO+OSsvPHRadkjrsYm/hF+NXYyOCz57Fx135Mn7dY&#10;RUd7DhyMOq06wimoEapT+caOdOFJUBnRTcMRTCW86IY34NTFdAMoMcc3A4kv90at8PJ7H2LrkTPY&#10;sP84Xnl3Eqo5+cPYhupsQ8da0pYEIKdFVtmo6Gap36Ybvpq9BAeDz67RqlvK1kOHRk78ahrcGjaD&#10;OYlJzrzKIWtOn1xxWANnx2Lhy0uHsN9aLj7oNWgo1m3bhfOXrz4QTY3PzP88JCIK7330BRyDminx&#10;XDr0g87LgEy1OfniuZKuJM4nfPENwiOvISMja4zmppTExPQBFy9HzTlz5sKvs9CLYmJiYmJiYmJi&#10;/y2r0Pc6/Vg7T/uVWJljH+IvNFRnly9fncP9Qq2LWEpGTv57l6PjMOXrb+FepxFMbFzV6DVjEnq6&#10;vq0usMHRRRaULoGNMXbSZzgXcQXp2fmfa25Kibgc9fWmnXvRd9AwWDj7woyEl6kasUfGEUXyrUQl&#10;9eGrsJhkYcmBF/q+KpXDo/AmTv0KW/fuH6m5LOXk2Qurv52/HA3ad1dij4/hpfdUBJD7/9w/JvFX&#10;jQTnsPcmYs2eI9hx7AxGTvwUXo1aw4z6+UqzUDkmVDceNmzAIteBBKMT+SNtwRrDhKwa6Q0H0jR1&#10;W7THM8++hHfHfYxvZy/Cxh17cexsGC5Gxf3zfFTMnGsJKeNSSMdkF90cV3zvXmvSN49cUeH4hci4&#10;j7+dDVv/+iRWXUmDaGKbExJRW7Bm4OglB6wGv/Ueth84it1HQly0w//6REREu5wIvYAez78EW+86&#10;KkqmC1uTaNJ+veC1EQ0tHOFdvwU+/HzavfScgrna4eX44Ycf7Arzb0zKzS0aUVz84xOPBc7Jyama&#10;nJ7d7ujp8OkzFqzY+h7d0A3ppqrmQqpeS6Jj6BygE18OflrUkW5Unt9Jip/neprS96YkPNW8T/qO&#10;Q/g8DtuI9lWikoSof9MOmPT5DGzfc+QBQXnoxOmR0+ctQIO2nVHTlYe38i8Y5IND2bylh4/LLvnF&#10;hP2aUXnmdIPUoAfHybceBg57A/sOHfshK7/4Q82tIjm78POzl0hQfvwFnOs0p3rSebFIprqqqCcL&#10;YHpoWFDWpButeedeWLx2M64mpH6ckvJLCuXCH/7ZKSI6IfTz2QvhQ9fCUK2L6Ubn5qb79UUZXatS&#10;c9E+K2O0fzlTY78fYhWPrWiPO/5xps9nGTN6kjo+yvT4LGsl/h+2fdAnL+GivS7Z5xGm/JQ7/ldY&#10;iZ/KbkuOt61gZX2z0b7qHtJj5fz8SmMfv8b0+SpnvM8j7In9PK2m53koZ7+17fT5LGv/bf/6jnlS&#10;47rp81nW9B33pPYE/n/TvfsY//y/ouT50Gd6fZY1Hq5VwWdZK/Gv99gnsQr+KpoRlV+xzmVNr8+y&#10;psdnWSvxr/fYJzE9Psua8l1SVz1bvT7Lmh6fZe2J/TzMSo5/iD2+/mX+Tz7OaP//xv+dR9XvkVt9&#10;vn4PY98VrxVPLytrZb5Tz5A6ltuyjKlnj/t1LmofYytnGNa2p/5gc3w2cz5CIiK33bz5k7PWZayS&#10;kpJilpCS/tHKDZvRqksP1OIRhHQcjwxUUT8eMaiGbPKQTHc4kKB8+8PPEHIpGsn5N8oJShKY3bbt&#10;2n/+pZdHwMmzDqpae6Aq9ZM5/woLSp4CZkCi1IAEWxV7HvJJ5dBnaoQfnX9NEq0NW3bC9O8W4Aj1&#10;tzW3pRwKPrn6s2+/Q51WnWBCIoyjppzPxZD73Cwo2Q+P5uOII4lFc06ySf55KhsHf5ROIPGq5p5S&#10;2xk5eJIg5elfHmjQoTvenjQFXy1YunX/yXPTk3MLRhb98IO9VvQjYS1TeOtW3YKColFZufmT0ouK&#10;9B6XnlP4xvipXxTxNEJjHqFp40J1pnam81DaherKozZ5/mXHXgNw6MRZnD17qXSk5d+CYqBGRl7B&#10;tJ0Hj6HvS6/BwMJZl1CGbjIWbjyRlMWPEb3nXyMat++hshFdvBYfo7koZcmqLY1mzlmGNh37wLiq&#10;HUxq2sPE0glVbZxRk24wd/+66ND9GYx4ZwwWr1iF4ydPJR46erw3C0rNRTmOnbvSc+Peo3j+tXfU&#10;xFUeo86ha3WzcJRPDZ3lC6X7FYTnfPJWTWrm7+ihUUKNzoNvSmMrD3jXbYmPp0zH2XMXY/KyCwdp&#10;RZUSfiVm1N6jpzHuk6/QsfdANGrXFYEt2iGoRXs0at8VrXv2Q9/Br+Gt8R9j1pIVOHIq9M7l2MSJ&#10;2uEPcCbi6tTlG7aiU9+BqEYPg6ENP3hcX45OklnzcANfJV5ZGHbqMwhrtu7F2Yhr4zQXpYTHxCya&#10;tmARmnXthRokevkXJc7uqtbI5F8++Bcheq9+IXKk86fydJ9TOTwmvYIZkljnrLe/zQLKGA9x8Ffr&#10;c/K2ijOVq8cMNDMkM2KjupQ1EzJTMmN+X6YsA2W/HP8443rofOrf8vqh/INFqfHnJPaV0feq3ciP&#10;3vorP3qMjuUfDEz4RwPyWbb+al4A2eO2ZX39GuN5EKqOrnQNNOPXyngYCtXlUeUYl9j/qP5sfA4P&#10;bXsyLqu0HH2m+eD99Bn70Oe/rJWUVdZKnhm+d/V9rzOtjdV+DzG61x5mvzxDWl1/xbZinbjMstdS&#10;Z9ROD9mWHlfB70O3pT7ZdHPly1m573Wf8XlyG1XRY7r2I98l9aD3D/igz/VtS6+Nvnrq25b6KzHy&#10;o+qtbSv4/2WrGT1XFc2QjJ+3kq0RPXe/HKPHX9nyyIzL/V2trOl8/OLvwW25v3sVjI9X96hWf7bK&#10;1b/k81+M27nUSo97iD2kzmW3+updYuz/Uc+z7l4qqYO2rViO+u4Xe9J7SR3P/SX1Wv/2kf93yNjX&#10;w+r++Ppr/ircD2X/Lz9qq3xwPZQ//fbY+tNnj6r/A0Y+dQvp64x9cjkPbWf6vuRva9ltaTuU8aXP&#10;KtZd9TPUd+SLTFf/hxt//ySm2p78/9K+v5xrSZ+svOlGv6nRecroNbXPL2Xza/rMiQMrPIKOAz/U&#10;H7Z2VokhG7Tvhs9nzwP3E7UuYymhl6+OXbd9N7o+96Kas6mmcvEoRDstcMSRRBZ/dm6o7eaDLv2f&#10;x4pNWxARHT27uLi4huamlFu3fqgTl5w+9/iZsNxFazbgnQ8no8/gl9GmVx807NgF9dp3Rj3qOzfu&#10;1IvKHIqx1J/edfgkLlyNfVtzUUpSWlqbkNDws5O/mobAJq1gRv1aFpQ8D5ODW2raHPfnue+vjIUq&#10;L/vHW3rPAlJpAdqfjjGmz2q5+eFZEr4bduzDsZDwnlpR5ci7fs/vVGj4oMNnzyQuXL0aIz/4AG26&#10;94ZbQENd9FVlYrVHFTMLmFS1RusOPfDdvKVYs2ZbY81FKVdj42O+mb0AzTpwDhcvGHEgioUwC3YW&#10;u0rw0msLV/R+4Q1s23UEaWmF36Wk6Ibs/u1Yv2OH27L1m9COlHNVDheTGDOhB0JNNuWbm29mRw/q&#10;LLvDo0EzFUGLTcmM1g5X5OTctYpKyJg6b/k6NfG1OokeA3UjaMNHWUTZ0M1MIpCX6uBfSnh8s6t/&#10;Qwwa9iZWr9t6OyU1cz7/qqK5LGXO4mW9P/r8GzRs0wmGFg6a8OVkQSwgqY5s9GAoAcUXj19z9I8j&#10;lRy1VJFAEpycZZXq4+DXBP2GDseKzbsRGZ9+NDop85mCm98HasVVitybN12yioq6RCYk9A67dm39&#10;7sNHMe7jKWjWvjss+B+yJa8fSSKY2oJD8jz3kueLmtAfEP4VxsIjAB37DsC8ZWtSE9KyjuYX3eiv&#10;uVZkZxfW2bB978HX3v4AbkHNYGzNw5DpXPhXG9UG5J9EJIf3echwox79MOrTrzB3/Tas3HUAy7fv&#10;xdKtu7F0224s274Hy3fsVZ/xa53t0msr6LuVtN+jbBU9sA+zlfQH7LfZXqwgPw8zPodH2QqyivWt&#10;aPrqrTP+Xl+dntz0+9WZvrqUNa67vnMqa/rapNToe31+K2P66l1i+vYva3+G+v8WW176bDzc1HP0&#10;EPuf138b1ZFNT71LTN81KbG/ev31+fyjbAXVW9VfT51LTF+dy5o+v3+U/db6872j729Giekrs7Km&#10;z2+Jcf1/672vz2+J6atPZU2f3xLj8vXV60ntcf4r1uXXmD6/JfZb66/PZ4npq0tlTZ/fEuPv9dWp&#10;xPTdSxVt5fb9OttG/irYCratdI/ptT1YsYX6DZv3YNUWukepb7pm50Es2rALoydPQ/Mez8GM+owc&#10;CVTz/ajvx4KLk1uqeYzWrnAKaICXR71NPrYcTC0srKN1IRUF338fFJeW9fWCFeviez4/GHZedVRi&#10;Ho70ceJI7k/yXEKOhKr12am/auUehKbtemDMhKnYtS8YYZdi1kdeS+6dkl3srbmtNIW3fqiblnu9&#10;d2RC8tEVW3bhuVdGwt63Pow48spl87mwSFRCkcVkGSPdoDNOiMlzEakPzUafcYKhOq27YCLphKOh&#10;F+bc/OmXSG0J4ZHXmi9YsebqgNdGwCmoIbWnJ8wcvUnXkLimc+egjsreSsb+eI5lNWpzj3rNMHvJ&#10;KsQmZpzLLr5b7twTsrKjl23cBq9GrVQfnyOpZfOtqBULqP/PQ3Wbd+2NhavXYdWmXe7a4X9POIwb&#10;n5IWtXLTDjRu100N41QZl2yocUgE8vhfTtJTxdIZJvZuqNu6E6Z++x3ScosSWFBpbhSxscmBx0JC&#10;4998bzxcAhrDiBqTs6MqccnpgVm10wVUv7Y4001s60o3tieM6YbyqdcC02YtQvCpiKOau1LOX47q&#10;s/3AYQx4dThsfOrojqObSSXMUb8IkKkLSMYCU/1CQHXmSF3pjUjnQfvxLzMqlG7Jk3XdUY3q5ODb&#10;GE079cGg197B2/QATfpiJr6evZiT+GDmwpX4es5ifDJtNt79aCqGvjUG3QYMRlCrDrDxravGplep&#10;bU8+nZXxr0b8YPAEYANrEnpUNt+cangq3biWnnXQqd+L1Ibzc05fuHwpJadoqHaapSSn5809GHwO&#10;w0aOg2tgC7U+jwGnHeb0w3yudC4GPCzAlQW6K3wat1RLoJwKi/g5MS3nqVgQVhAEQRAE4e9KcnbB&#10;K2cvXsOHn01HQJO2MKW+spnqU5KYpL6ggTX1o6mvzlFWnndo598UA14bjZ1HT+Nacs48zU0pWdTf&#10;DI+IuvT1zAU5PQcMg5N/I5UPhNe2NCZ/PJKOp5QZcTIZR+p3qv409d9Vkk0WXh6w8a6Peq27ovtz&#10;QzDkzfcwesIUfDp9Dr5duAyzlq7CzMUrVPKcqTPmYPSkydRvH4EWXXvBuU4jmDnohvDq5l5SvTng&#10;xGVSf5k/0wWiyFg485BRtrKikvvSPOzVievrRkK6MZ579S1s3X8EoVeiHsgmGxwadvTbBUtRp2UH&#10;lc2Vp8HpVqegvrQV6QAeKegQoLSDiVsADMgvJxxyCmyIV94Zg6Onz8RfiY0tF3Bi3ZNz486hT2fO&#10;/WdDEt3mSmdwlJS2rG84uEXXh4fhVnfxp7bqTEJ/JxIzs6OKi4v/esuDVJb8fFRLycgdu/NgMAYM&#10;G44aJIh4fLRae5IuLmd85TC7MYfcScxxqmO/Jq2xYPVGXIlNuqq5KcfFa3ENj58OKxj70RQENm0J&#10;cxsnumFc6eKR+nekxufspvxLAAk/TpnMa2I6eNfDm6PH43hI6L/yC4t2aK5K+WzG3H4j3/8QHvWa&#10;wtDKkUShE/kg0cq/DLBY5fHgHL1Tv3C402sOk/ONyDcofc5CkgUZCWVl/GsCD0NQwlRnKi0wCWpO&#10;gcxr/PAQBPXLA4tszdRNx5FbNU6aynBkY8HsQj6c6SGk87SjB58EuLVXAD14L2H5+m04E3H1E+1U&#10;HiC9oGh86KVr19+lB9CrIbUX3ZTqwbb3p7bim5/qwoKYHwY6HzNHLzj418WIceNx7Ezo3fikjBc1&#10;V4IgCIIgCMLfgMSs3IHB58NvvDVhEhw5wuZCQogT4HD/VPVLuZ8YoMQR5xcxo/6ub6O2SuydCI38&#10;Z0ZOod4l+HJv3msZdjXm6ILVG9BryGtwCGxE/XEekUgCj/rl3P81dCWfJIzU8FxNMPFwXkOOmlLf&#10;WCWWZKPveAm9EuPjdUY+WAyWFVxljQNBai4ni0fNeH/u05eY+pyn5HmQ4HNFFQsHuFI7DB/3Ib6Y&#10;Ob/cyD4mt+j64tPnL94b/u4HsPUKgom1GwlKqpMt1dmGg2b+JKJ9YcTzQale5qQT/Emwj544GYeD&#10;zxSGXbvWUHNVjmuJ6VcWrdmEOs07oLYL+aE6sfF8WaVF6FqYkTZQczxrO6LPC69i657DuBYb2waA&#10;kebm6aDwzh2P+LSsn1dt2oE23Z9VIV/dwqPcWCSaOGMRz92jG8SEjNfScQlsgm79B2Px2i0Ij4qP&#10;jIuLM9XcPUBSWlaba7HJ/zx47Mw/V27Y/vNn0+fcf2P0BHR/figatO0KB996sHDxQvtuPbFjxx4k&#10;xiUe0g5V3Lt/3zo08tqn38xdhAAStNV4HRxrF5jy2HCeW+jKQ3T5BiURyUKvxJSwZPHHNzR9XyIg&#10;K0Y12ei8dDc6Pzya2CwRoGT8sKr1e+gGVIuvOnrAzr8e6rXthAGvj8AXc+dj34lT/07Kzbudd+fO&#10;B1rVyxESEmKcnZ0/M/T8RUybORcdez0Le986MOdMtzx+XM2F5AeKyuTy6UHgpEO8IKqFWx1qr2GY&#10;t2Iddh8+PlxzKQiCIAiCIPyN2Xvy5JvzV69DlwGDYeFVR82LVNOgSvupWpSRXvPqB7xWuY1nXZUQ&#10;5quZC3AqNAJpmbmzuB+quSxHcfHN1+PjU9P3HQz+1zezF90f/PpoNG7dAw5eJDZJhBlYUh+V+8Ec&#10;XeT+MplKXulIopP706rPqhn3s0v62qrvzX1aqh8HbJTxfFA28qlEIwtL8skikvdnDULGc1CNeHoX&#10;iUnWHT5NWuGrOQtxLSn1TMHdu020qisSU1MObd25G+06d4Ojlx+c/OujTovO6Nh3MF55ZyI++3Yh&#10;lq3d9n+HSIdERyf+M4vEur7pdgzrmfDY2MgFGzeh46CXYFOvqU5jkK4wdCQxSXUxtudpbe7U3qQJ&#10;SCfxENcW3ftj6brtiE3K+bmw8J8emrunE1LSBmEXrzXcfTAYr4x4Dy6+DcELF1dzDiBlz9EyjvqR&#10;0ueJzOoGootvTTdELWcSRX4IatMFoyZ+gq37Dv47Ji3rXs6NmxlF3//jodG5svAFTExMrHnjxo2a&#10;OfcfTNrDD0F0XMqQ3fuPoNfzL8HKxRvV6YbksLMaasoXlkPbziTCOJJIDxtniDJSv7hwKl/+lcOT&#10;bgQSxHRjcH15a8o3Od0MHJE1o2NrefjD1qcOnAMaIKh5G3R/biDenTgJi1asxsmzYYhLTJ+7b9++&#10;mlzXh92MJSTnFn0SEnH152/mL0eXfkNg7V4XhrXpJrTidWqobKcA+qNAbUkPP69zyQ8pL65a1SVI&#10;jfG28amH3i++gpWbt+P0hUtjHyXaBUEQBEEQhL8vly9fNjlz/sKYtVu24/khr8LJrx6qUl/YhPrA&#10;JtSf5b6sTuxxJJEEHwcm+DX1cw2snGBJfdwu/Qbg67kLcDoi4ufk3PxH9tG5n8v93X37wmpGJWbM&#10;OXX+Mhas2oS3J05B10HDqN/fFfZBTVHTsw5quAVpesFX9XFN7KhsKt+U9AKPvjPV5n+qwAxvHagv&#10;TIJR9dM1Uwl4yIzVqEYSb45uqOnigU59+2P9zl0Ij44eEgI8IIo52SfrhxId8aSRweu37j2TkJoW&#10;dfRU6H/GffwlmnToiWo8DJd1AQtnzpDLgp3OhaOuVV0DlNZgMWli7QrnwEYY/Oa72B98FucvpTRi&#10;HaW5Fkq4fBkmsQkZ3UPCL2PSlzNQj24aU2pMdbPycFL+RYEFJX/myJnA+ObVDRlVQ1rpgvCEVXP6&#10;vKZ7IKx96sOvaXu06zUQQ0aOwUdfzMSClRv/ufPQiZyLUUmpWQV3V2tFV5rCwsLq2UV3vXjicEJm&#10;bsvMglsfpOUWHkvNLvwpJSsPyZm5ylIy85CanZeQmFU48VJsUrPIlGxvPib35k8u7ENz98TkFt14&#10;KyopLXX3kWNFMxcs+fer77yPZt36wimoGaryryv8APONqX614baiLYf0LUngkog0pYe9Kj1k5vSZ&#10;iYUzHL3rot9Lr2DZuk2ISkxBZkHxO1pRgiAIgiAIglBKRkFBhyvxCaErNm7B88Neh7N/A7XEnFqa&#10;RI3SI+PRhpzQ0Zrfc/+djD7jDKm8TqOZkwfs/eqiaeceGDLiHXw1a8HP+4NPFsSlZhzKv3m3m1ZU&#10;pcjLu2ednV3kFRub4p2akf1iemb25PSs3DUZWTnZaZk5SE7P+ik9I/tuWlpWcFRiYt9TYWHeYZGx&#10;3rEpKd6cCEdfttknhUTy6sj4hIwdR4Nz56/e8M+JX07DiyNGoW2vvvBv1gIOvgGo4Uw6xVq35F4V&#10;K0cVNTXgOaMc6aX+uppvyZFZG900QCPOj1LbFWaka5p0eAaTp83ByfORuJyY2uMyYKIVLTDZ2Tec&#10;kjOywy5ciQrbe/xk2Nqdu8JXbNyWsnj9VsxeuQHTFq/BRzMX4dUPpiKoY2+YudVVQlINFVXhalLw&#10;vGXRVNZKQuBKTPnowtt0YdQcTR5Ka0dKnwUo39z0AJjbuqGarQu8ghrivQkfYdO2nfu1Kpaj8MaN&#10;jtk5BWEJKRlhCekZYdkF18Nyim5Oz7xzx0Lb5bEUFFzvUFh4fVd2dk5YQkJK2JWo6LAzERfDDp48&#10;Gbb9wKG0VVt3/+freYsx/P1J6PnCK2jQoScc6zRDTbdAlRGLQ92GPDmaz51uwipqnUw+RzpXK917&#10;XQiffy3iaCndsLaudLwvvBo2xzMDBmPa7Pk4SzdlcnrevNzc4gZ37uCJ6y8IgiAIgiAITEJWlmNc&#10;cvq8kPCLmLloGQa8Mhx1W3WAhbs/TEk08TxJjhRy1NKAh6Kq/CPUZy2Z7kV9eh4tZ0x9dp4TyP1z&#10;MwdP1HDzh2NgIzRo1w29h7yOtyZ8gq/nLsSqLVuxcc/e9L1Hj4eFhEWEXaR+dFxySlhGTm5YTuH1&#10;sIqrGDyOwjt3PLPzbsxPSKd+eXp2WHbu9bDcGzc6aV+XY+Oug/tGT5oKz/rNUY30gymv1UlagiO1&#10;PJ+T5zZW4Tmhdl5qPqchnaua98kCUQ29Zc1C+9C+KgdLSXvwdLgSs/ZEbe8GaNz1Obz2/mR8PH0B&#10;vl6wCt8uXYNFG7Zgw959/96879DlvSdOhpGIUHqk8ObtWXfv3rXUqvn35Nq1ZOfLMQlYuGIdXnh5&#10;OOo0awt7ukmqk4gzrU1K3cJRZVLiZS7UopwqCskXRCcKlWrnBuYQsDUpefpMiUr13l13QfjClDO+&#10;WPy5Znzx2DdfNLqhlSDlqB3dtMo4uxMPXSXzbdQGn3454x8Jqbnlopc3btyveS02YdyaTdvRsnNP&#10;GFk6wNjOhermTCLVmW4Sd90Cp07eMGNz5jTB/BB5wMTOjR4QTlfMi726kSB0pbLoIaMHhte85Im/&#10;xny8qoPWFuq86fzJVEIfZTzsl9dBCoCJcxBMXOrQNlAXIudfgujGru0RiCadnsHI8Z9g9dbdOHj8&#10;zN7Qi5FD4tNyfbVTEQRBEARBEIT/GtzvDDkf8ezBE6c3rNu2C6MnTEaLLr1JaAbByIKXuqN+sS31&#10;k3nUHH1m5kaflyTkoT4yL1fHa0JWsaO+swP1nR15+TrqszvSd9R/5rmFhjxMlb4ztqd+tJ0T9aed&#10;VN+cs7zy8hxmnPiH+tYsaE1JG/AUNF5Oz5jec3CJRR8PhTWmfrmRhRNadOqF5et3IC4la+uNez/7&#10;a6eiyMovnvTRlzMLAlp2QlVnf93oSdYlJUEr1hrltAh/RgKZ6sLRyNJht1QfZfydOs+SKC75YR/8&#10;miO9dPwv+Vno/J1JoDrRZ3z+9BnrBjNnOkd7N5jTawt3XzioPCsd8OLwtzB3xSpcjI7ltT7LrZLx&#10;p4eHb+YVFs85fCJk9/Q5i9D9uRdh4eoHcxJXPJ6ZM4bq1mmkxuIoGqcftvejGyJATbA1cQ3Qzemj&#10;i8MXyZgvNIk9Q1L+HPI1IsVuaOVBNyBH6OhYElfG9gF0U3DKYRJfdKOodWVYKJYalUU+SyOWbCxO&#10;eSKuim7SheELp0LOVBaJvdou/njxlbdx+NgZpKVn7dVOT5FTdPO5k2EX/slLitR2J2HHNweLPy6H&#10;BS755nmevBYmC0JOr2xMApDXg+Rz4xTCajF6+lwtckv76Ra7DdAZZ8+iuhnwHFESy3zuxlSvGs5+&#10;cPBpCP9G7dC6az8MeGUUJn72LZZv2Inj5y7iamLqwcS8vNYAZL6jIAiCIAiC8KcmLbugSXRSxsFT&#10;YRexdO1mjP/0K7zw2ii06/kc/Ju0g71PA1R3oT4z9dV5nXUDCxfauqtRhxwB5KifqZM/zF0CYMY6&#10;gvvY1AfnPjdHBTnqqSKibEqk6kz10alvXoWHmNJr1gu83mZN0izPD3sDJ8+eR3bh9UFaNRVZecV7&#10;joSEYuCbo1HLs64So7oyuM+v0xdqy0ErFbjSva+YnZYTbXI9eY4nL/nHoyZ5BQoWmAY2LqSPnGlf&#10;FpckpK34PW1VZlf6Xp03nx/rCtIRJZqGt2ysreg9R0l5uT/O0WLKYrS2Lay8AtChz3P4atY8HDh6&#10;cl1qVs7S3zLE93cnMzPTPDTyysxVW3ag+4DB8KjXHCZ0UQytSBDSyVaxpJMj0acyL9lwKNsPZtSI&#10;ZtSgNUiIufg3RNN2XTFizHjMXrwMOw8cvb5y89Ype4NPTTl1/sKU0ItRU85fjZlyMSpB2QWykPOR&#10;U/YePTVlx/5jSzmRz9ffLcRAugGDWnVCdWdeK5HnUlIDWvHFoBuQbx4qXw0JLWn8UkFJ9WNRaUdC&#10;lcWopQtq0QXo/dxQbNq6F7EJKeUEZeEPP9ht2LXvy2GjxsDGp64SfbymDQtFtYYOG2e8Ip88h9On&#10;WXt0GzgMz748HC+8Pgov03Ejxk7AmElTMPnrGZixYAmWrNmAzTv30rkfjN+0c++8rbv3TzlM5x96&#10;MXJKXFLalJy8gndu3fqhrlYFQRAEQRAEQfjbU3jjRuesvIIpCSkpU85Tv/joqZApW/cfnnIw+HT4&#10;/uBToH4zlqzegOlzF+KTr6ZjzEdTwOvTDx05Gs+/Ohz9qf/d48VXENCqI2p7Bqr+uQo4aaJPNzVO&#10;FzG08q6DwW++jR37D60oKiry0qqgiEtJ37N51370fvFVEp4Busgm+6D+vyH7YH1RojOUqCQ9oIJd&#10;JCIddYmAeNSiGsno7EV1CUBAi3Z4btib+Hz6HOzYe5TsyNL9h09MORt6ccqFyKgpV2MSpsQkpEy5&#10;SNsQOvfDIWenbN9/dMrKjTun7Np/4vq8pWsxcswktO3RH64BTVDNgfyT+OQhwxzwYtHNgTWlg3hk&#10;J2+tnFU97HwboFO/QVixcRuuxCTNZD2nneofBwCTxKy8CbuOBONZXkvGvwFVkAUcKWduVCXWWFjx&#10;LwIkKuk1/4Jg69sI3Qe9gmnzlv7jVGjk1ieZt8fqufDej33yb/04Iu/6D49c+5DqZRyVmtkz+FwE&#10;3pn4KQKbtYNhLXsYcRibbiD+VcCQ68URUhaTJQJQRTE1UWnjitpu/njxtdE4GHwGiSnlI5TpBQUD&#10;j50Loxv0DdSk/ZRoVTcnXSQSksbki5f3qEmitHX3vpixaBkuxSWs0g4XBEEQBEEQBOEP4lpy2so5&#10;S1ejU+/nYekWAGPSA8YcCCJNoKKYJLAM7N1R3dUbfV56GUdPnUVGXmG5CGV6Vt6eY6dD8dKb78LC&#10;o47SFBxxZD880lBNS2NByVslMElbOHiA18I3tOPkRE7wIwE5atLHOBwahqTCwg9/7zmPRXfudNl7&#10;/PjMbxctvtdnyDDYB9QhAUtl2zlT3VxIk7H+Ic3ioAumqbX6bVzg5FcHfQYNxs79B5GakTWBdZ7m&#10;8r8DFWAUn5Q+bM/Rk+j27AsqZbApKWFeasJEDdkk5e/gp4a3mlJDV6MKe9dvjhFjJmDvwaPF+bdv&#10;t9VclRIVFVX92rW4d4+fOY8p38xB1/4vwb1+C1Rz9ldha3OnAPLvB0MbXdSPJ75WpYvu4B2ITr2e&#10;xdez5uHM+YjLFS9KZGxSm5NhlzD6wymw962nU+wkGtWCpzzElSOT/CsC1VX9UsFjlu14mK07/Jp3&#10;wFezlyAt5/o+zZ2Cf624HB23auHqdWjcqTsMSeXz5GFW/iya+cbk9TJZwNp5BWLYiNHYc+gY0rJz&#10;RVAKgiAIgiAIwh9MRm7BykPBp/HGqLFw9m0AU2ueV0likPQLJ69UCSx5qT8rezRu1wlzFi9DTFw8&#10;ab4bHTUXiuyiOws/m73gex4RyUum8LBXM+eAMhFKjgiyJtBpA15Lv4q1C2z862LEpMk4cOYcQqKi&#10;ymmhWz/8UOfCldjYb+cuRcdnnoeDTz3UouOqkx4x5Yywlk4qB4spvTd39EJNV1+412mGzv0GYeq3&#10;cxB89jwiSUexntJcllL0/U/99xw7eWP42AnwadgK1ek8zXnuJ4/IJC1k4uRJ+o2DaQ50/o4kqF3R&#10;qX9/7DxyGDHJyeP1LZXymzlw+XK1U+FXMHriVJhTI/IwT5XkhsWZnSs1pBMpX1bgzuqkAxu3xaw5&#10;S3++di1mp+ailITreX6X4pPw8Tdz0arbQGqgAJUZSU2wVWqeLyyfrLvuovCF0hQ/h5d5zqIJ70cN&#10;bOHigRFj38eeo8czrv/wj3K/JkREJ7fbvv8omnfpheoudBxdaN1FZxHJUUmdUufPDJ10k2sd/Bpi&#10;zMdTsfPA4QeyvF6KTRywcc9BdBswBLbevLYjXQAlTqkdlKjkbKvuMKPPGrbqjAXL1iA2KfVXL0si&#10;CIIgCIIgCMJvIyUzb/mCFev+X/023Uh3+IETAfFcSwMlKnneIfXlScNYeQWSWBuITTv2goTeAO3w&#10;Ug4En9z30VffwCWwHoytHGFGWogT/vBqC2p0JusMjnqyRiKdUsPZC806dMW2XfsRcTm6neamlB17&#10;D14Y9d542Ln5o6qdF6qSJjLmuZ3sq8Qf140jjGycQdbJj8Qs6xoyEsfVqP4tuvXDpK9m4Ep8CvJu&#10;3uzKa4dqRShiklJ3zlqy6ufAFh1Rg0SpCSdD5aSlrLV4niUn+uEhubQ1pnJGvD8JwefCERwcXOnl&#10;DfUCwDC74MZboZei0O3ZwSrqyCKKo4ec+pbHBldRWZbcqDGd4RLUEG+88/79mIS0DM2FgqObqXl5&#10;rcKuXsWIceNJYZNKphNRk1PVhFjyo0QZCz06wRJTF1onJnkSLX/Pk1LNqB5mdm7wbNAcsxYu+39x&#10;SalntKIUWfnFbaIT0/DNvCXwatRKJ/w4ExNfGHWRqBy64CwsOfGPKZUV2Lw93p/8OU6FRRzQ3JRy&#10;PPTC8xt2H0TfYSNgxtmheOy0PQlR8sXzJ9XEXKqXsY0b+emAyV/NxJ5DJ9ZohwuCIAiCIAiC8D/i&#10;UHDI6s+mL0BQi24w5gQ2vD47CTOeX8gijTPMGpDAqu7kjd4vvIw1W3bi6Kkzz2uHl3LifMT+SV9M&#10;Q6M2nVDN3oP0iAeqOpEQ5Gl+HADTIpWGpFU4AMY65MvvFuJqfDLS8/PLRShTMvIOzV268v/8mraB&#10;uZOmeUhUVnEKom0g+WLtw0afU5151QsjMrVOJWkQEzIzem1KOseM6m7h7InXR4/B+SvXkFFQ0L5i&#10;lDE6Nbdg5ITJcGvQks7VFWYkLo04kkqaTDffUydeqzq4o1OfZ3E6PBLJmXkNSccZaC5+HSEhIeZH&#10;z4Zi8PB34OjXAFVqu6hsSiwoVfIZughqXRVrV9Rw8sRHX0zH+chrhdrhiri44hrp2YWfb9t3BC06&#10;90YtF1LWnLGV1Lypik766yKHKvUuTyTl7KacvtcRpiTczEiZG1m7wIRT7Vq5UYO5wathCwwfM+E/&#10;VFbS9Ts/vqEVpaA6Gy/bsKXnB1O+hHNQEyUYq/AcT77IKiStCUob8kff2XoFoe+Lw/DN3IWHNBel&#10;5F6/1SshLeuHJeu3oUXX/lQPuknYyAcn+eEsrkZUd0Oqc1W6aeq17KTE5PlLUWs1F4IgCIIgCIIg&#10;/I+5GJm05otvF6FJ256o6UR9eJ66xqMWrUhI0ZYFHQeJOOrYvGtfzFu5AdcS05GaU/Ss5kJx69YP&#10;dRav3hg+YNhw2HgEkT4gncHG+kKJQs1Ix5iQYPNq3AYTPvsWuw8cf/3evXvWHLDTXFW5/uOPjS7E&#10;JFwc9eHkf3s2aaWWE+R15jloZWDDyUb9YGrjS8bBNJ2ANaV9zEl/sB7TaTJeAYM0lI0riVtXNGjb&#10;Dlv37kdmQeGxPCpPK0pxISax8ONvZsPCPUCdpwkZi1QOurGoNOelW2o7wt6nLga98iYOngjB9vDw&#10;qtrhlYdO1jS7+MZ/FqxeD29S19W5kUkIqorTiRmSoNIJQXdYewahc98B2HbgSLF2eCnbD5503rj1&#10;IPq9OALVHAJgYOUFc8cg8kMXgKN7ZPb+TTD07Q+w5eBxJOYWJ3BEs6xlXr/eKKvwBpIz8uLS82+7&#10;7dixw0hzX0pybmGLq7HJ/+YlS+o2a6eS6/BQWlMSwBxF5IVCDehCc4IgQxKmNR280Hvgy1izaQdi&#10;E1MOa25KCb8U1Xfv4eP/b8jwd1HTWSeCOaGPipSSPwMyjq7yxajp4o02Pfpgw/Y9yL9+a53mQhAE&#10;QRAEQRCEPwlF129/tnHbzpsd+vRHDVeOzJGA4yGfzqQVeGQk50MhfWNKYrOGozcGvToKuw6dRNjV&#10;+P6ai1JiU7IOr9y4E704+6sL6w5/XXZVbZSlbn1K8sujGEkveDZqjcnT5yAiKv4/CZm5LTU3pbC+&#10;YUvOyL2Skp2P1Kz8xhU1UXrx9fi9x8/gtfc+hHO9FqSrXFHFks7Byp3KZ3HsRHrLA70HDcWm7Xux&#10;+0jIA+tQ7j58vIjz1ljy2p8kRnmYrZE1ayUf0jscKPRQq154BDbEwhXr8N327b9eUN6/f98sm0Tc&#10;jAXLYesRqASlIVWY108xpsbmBTxZsBlQxa196+H5V9/CoVMhDwjKpdu3O3+3cjWadO9Lx3AolUWp&#10;v1LcRiQua7kGoE6bznjtgwlYv+/Avy4nJ4dohz6S3KKi+vHJmcVrt+7EoNffgktgY5hz4h0bXuBU&#10;FwpmAakiiiQEDalxjCyc4eBbH0PefJsa+GhEUmZmgOaulPNRCX32HDuJISPehYtfIxhxVJb8mNBN&#10;wQ1sxFv+xYHOpZqbDwJatMXEzz/HuStXzuXevNlCcyMIgiAIgiAIwp+MzDt3LE6FX9w58cuvEdi2&#10;A6q7s4gkUcbGcwp5dKMa4UhiraYTnAKaYuDr72DX0eO4FBvbV3NTSnZ24a7g06H/eoH0iF1AfdIL&#10;TuDssZyYx5AjfmoNftYPpKNsnEmvuME5sAEGvjICqzZuRwLpmSLSNZq7RxKXlhW1Ye+h+29+8DHq&#10;tOuOGu5BuhGYKsJIWysPVCWN1qZbfyxesRErNu5+QFAePhVaNGT4GNJOTUnH8VRGXlufdBmPvrTz&#10;hQlpNXOqq4OnH+nAxUjPyUcK6ULt8MqzNiTEfNv+Y2jVtR+qO3MIlBrCwQ+GLNR4jDDPTeTGIWXv&#10;2ag5lm3YcuvOnTuNtMMV15KTnSOjYjF52kw4+DWgRnaHKY/5ZVGpzZvkMcG8+KfKuGTPGYfclDA0&#10;5fmSpPKrOvmqdR2r8gKnHOol4cjZZQ15Xw77qgmqrMo96DgvFU00tie/3CC0davXHC8OH41dh4IR&#10;lZh6QqtaKWn5xW1iUrKSV27e8XO73s9TWRwG9lK/JrBwVmtU0rlyRicDSxKY9F1A03YYPXEKdhw6&#10;djg+o8BdcyUIgiAIgiAIwp+cgtu33fefOH147KefIbBVe7WePc975EgfaxJevYFHZrJOYY1RwzUA&#10;7foOwtKNO3AlPjUtKS2/jeaqlKTMzOO7Dh/FC8NHwbtJS9IwuqSdnHDUkF4bupBe4YgoC1drZ9Ir&#10;vBIFJzx1Jn1D2sfOFSZkpnb82o3EnRtpH1cSem4wsHZV0+xYI1WxJrMhXcIBP14RQwXsqP60j61n&#10;ED758ltciIxCdHR0OUGZd+ve7jVbdv8cRDrGjPwYkR+Vz4a0mcoLw3qqtgtqkhhu3qkHNuzcg+2/&#10;JULJ8EKX15LSsXD1FgS16KwilAYk2FTkjzO9cjiXs7JyY9g5o2mXXpj23eKfswtubtZcKDjamZ6V&#10;Oyz0wiW8PW4inPzqqbUazelCsTLmsbt8EiqjK4tMVvJUjsqgyqFjvpD8ealp36t9OEEOjzEmkUqN&#10;Wo3Ep0f9lhj4xttYumE7LsWlRF9NSm+mVaWUzLzrjRIzsi7u2Hv438+/PArOQS10UUwqz4h8cNYn&#10;PjcDuvj8i4WBI6fs9US91h0wfe4inLt45XThrR/qaO4EQRAEQRAEQfiLwaMewy5eDJkxfyEatumA&#10;GiT4TGxI1DmQSOMAFekTzptiQFqDh4cakF5wDmqK514ejo279v2YmJZ9If/69caau1Ji09ObRSak&#10;RK/cvguD3x4Dt8atYO7GATR3tWyHIQtLaxedkbgz4ECdTRljHURaqXROJo8SJfFoTAJQjcZks+MI&#10;ozuqk1B18q8HXibk2JkwJGfmDGb9pVVFUXj7h+XfzF/+j7bPPAtTOj+OwBrS8WpqIJ0jax9zFxKX&#10;lo4ksDtizvK1iEpKQ05Ozm8TlCUsX36g2pqte9Fr4GuoUsORlKuritoZkBLmOZScHpfVPIuxajyE&#10;tXVXfD1v6U9h12LmaS7KERIXV+Pi1Zjx+4+G4MuZC/ASib/mXZ5RDVHb1QfVOAMsNa6hhbOaYMrZ&#10;UzkqWNXJGzaedeHfqB1ade2LAcNG4INPvsTy9Vtw/NyF7+MysldqRejl0JkLgRt2HQx+b/KXaNC+&#10;O6y869HF46VJSNlzViVbalAWt9Sopk5+JFDpNSl9x4D6eH3sB1i3Y2dUWm5hb82dIAiCIAiCIAh/&#10;E7KvX2+3afeeiJHjJsCtTiO1KoUxJyDlgBOPqrTxIUHJuseXhBgH2dxQy520T8tOeO/Dz3CAtM25&#10;89FdNHcPkHf9nt+FqNgBJ0+HpSxfuwkTp3yFQS+PQIuOveEZ1Ay2nnVQg0SsGYlWXjOT1+A3Ji2i&#10;27qTTvKHW91maNb5GQx8ZTimfDMDe44G43xU1HieehcXF2eqFVVKxLW4ld8uWPaPOm26oLpHoIpk&#10;8lxRXVZZzUhnKWFr5YROzw/GwvWbkZSbWx+/NcNrRaKiCqsnpmT+tHz9VrTs1Ac1OazKE0C5cXkC&#10;Jyt2Cx6CSp87sSDjLK6e8G3RFqM+/BRrduy+F3wubFZ2cfHHmsuHQpU3vn79R8fbt2/XLrx194Xi&#10;W/daX793z1f7+pFkFBS4J6VlzzoVfnHr7kNH8ek3s9Cp7wA4BzaCsR2JX1b7PIS1RPGrqCgZCUmu&#10;O//qwOFp/6Zt8e6Hn2Drvv0xSZm54wpu3e2pFSEIgiAIgiAIwt+Y2PT0vlt3H4h5b+LH8G/UDJau&#10;PqhK2oan33FAzdDWSwWheCUJQ56H6Bio9JCpgx/s/JugXd8XMfHLmdh59BSOh1/empCZOyuzsNBD&#10;c/9Irl+/7lt0+3b9wjt3PItu/tD1+o8/OpI+Ks0O+zAyi29/HHYtbtbmA0fvvvnBJHhzVNSB9BoP&#10;sSUdxOtNGjqTbiNjQWzq5K2WHalB2qd1tz5YRiI3JiElLz8/v5rm8r+DStZTdGt+SMRlTPr8a9Rr&#10;2QG8bAgnrDElYWaiwq88XpjXd/FUY4aNHTzpO05p6wJjW1fY+dRB3Rbt0P3ZF1VodsmqdTgTHpmk&#10;FfEAnNk1Ma0g+FpS1j9Dr8XhwMmzWLtzN75dtATvTvoE/Ya+jJZdn4FnvUak3L1VVJPHFxupIbEk&#10;EvlC87BZHqZL9TImsWvu4qPmfnJ9zBy94NWwFQaPHI0FazamHgwJHXf93s9+WvGCIAiCIAiCIDzF&#10;HDx99tVlm7akvvLOewho3hpmdi4qeGbm4gcz10DSOxyk4ql5vBoE53dh/aEbwWlCmsiUhKiFuz88&#10;67dA087PqOywIz74GF/NWYwVm3di//EzuHAtFlcTU5Lj0jKm5RcXt+Hph1rx5QiPuJS4bM16jBzz&#10;Pno+Nxj1W3eGg18jtVY/r2bBeV+M7Vn36BIMKU1GAtjc2V+NwOTRn2YkMoNatMEHk6cgJPwCcouL&#10;J5FoNdGK+GNJv327dlpuccKB4+cwfMyHVLEOqOFMFeV1VOiElLgkUWfMy3U48vhc3eRRtZioDQk7&#10;avhmHbtj2qx5DwjKhIS0umGXrmL85K/gxalxLZ3VPEnOMmtAF8WIRKqxA21JWfOEVx4LzA3GF8+Q&#10;LqQx/1Lg4K8TlZYseL1JcPrBr1ErDHj5DSxavRaX4+Jz82/c/YjPQytWEARBEARBEAThoeTeufN+&#10;eGxc7rxV69Bv6BvwbtgKFh5BMHciHeRAQpIEpkpmSlsDG9YnvIQhiTxObEr6iDPA8jKEKo8MmVqu&#10;hHUS6R3Pek3x3sTJJPQuIiohoa5WZCkzFi5ObNujD6o7UTnWuqSpaq39kjw0HEjjPDU8GpMTojr5&#10;wso1CAGN2mHEex9i7+HjiEtJ31pYWFhdc/nnIyY72/JKfPrpZZt3oWnXPqjlFqATlyQEOZsrL9ap&#10;QsR0wuYkLpt36oVpsxfqF5QRVzHh069JULZUGVa5oVV2WF4XUl0Uujg8hJUb09EbNaks97rN0LZn&#10;f7w6agz5XYAtO/bfDD4VejQpPXP5jbs/PZCgRxAEQRAEQRAE4bdw6+6PPVJy8tedCos4umXXgZvf&#10;zluK10ePR/tez8O1blPUcGOR6Qkje08Ys9hTq2aQCNRyuJhw0M3KBe71muFdFpRhEQ8XlN37kqBk&#10;wciJebRMreSDk52yLqpKZdXv0A2LNmxFdFrW6WzSZ9rhfx0iExIcT4dHoGv/gbDxroMqJAY5G5Ea&#10;eloiKKkBqlPDtejUG1/PWvSAoIwiQRl68QrGTyFB2aA1jEhpmzkGkOrXVDibajRP2Hk3wEffzEF4&#10;VELUzZ9/DtRcCIIgCIIgCIIg/M+5GJMQOmXGXDgGNCDh54oqPCyVV6/ggBsJTE72Y2DhokZmjv1w&#10;Cs6cf0iEct6SxNY9+qG6i048qoCdPWeBJUHJ0w+tXWDlFYhOfZ7D8dBwsC7TDv1rUSoonx30aEHp&#10;7IuWnfo+kaDkJUZMlaDkYazkhyOVSlB6wc6nIT4mQRl2JS5MO1wQBEEQBEEQBOFPwSUSlJ/NnAfH&#10;oEYkKN2gW5PyVwjKuYsTW3XvB3Mn3YobvG4+6yLO3srJgqpYOylB2aF3f5w4F/E3EJSPi1D+LoLS&#10;E3ZeDURQCoIgCIIgCILwp+S/JijtONJJmqiCoOQIpQhKEZSCIAiCIAiCIPwNEEFZScoKSiuvIFSx&#10;KiMorXkpEZ2gNHf0ebyg5KQ8mqA0cQqgBi8jKKnhuCHtvOurOZShIigFQRAEQRAEQfiToQTlrDm/&#10;CEoHEn8lQlAJSl7X/8kEZduu/VCddZAlCUrO7soai9+rZKV/V0HJa1WWEZQqG9FjBKXK8kqCkrO8&#10;eusTlHRsqaD0EUEpCIIgCIIgCMKfk/KC0p10DAlB1jQOumUVTUjj/DpBSVs7XxGUIigFQRAEQRAE&#10;Qfi7IoKyknDFQy5cFEEpCIIgCIIgCMJTjwjKSiIRSkEQBEEQBEEQBB0iKCuJCEpBEARBEARBEAQd&#10;IigryQOC8ldkeRVBKQiCIAiCIAjC3wERlJWkVFA+O+hXr0MpglIQBEEQBEEQhL8DIigriV5Baef9&#10;gKCs5iQRSkEQBEEQBEEQ/t6IoKwkegWlrVepoJQ5lIIgCIIgCIIgPC2IoKwkIigFQRAEQRAEQRB0&#10;iKCsJHoFpcyhFARBEARBEAThKUQEZSURQSkIgiAIgiAIgqBDBGUlKRWUsg6lIAiCIAiCIAhPOSIo&#10;K4kISkEQBEEQBEEQBB0iKCsJVzzkwkURlIIgCIIgCIIgPPWIoKwkIigFQRAEQRAEQRB0iKCsJFxx&#10;GfIqCIIgCIIgCIIggrLSiKAUBEEQBEEQBEHQIYKykpQKSlk2RBAEQRAEQRCEpxwRlJVEBKUgCIIg&#10;CIIgCIIOEZSVRK+gtPUqFZQy5FUQBEEQBEEQhKcFEZSVRASlIAiCIAiCIAiCDhGUlUSvoJQhr4Ig&#10;CIIgCIIgPIWIoKwkIigFQRAEQRAEQRB0iKCsJKWCUpYNEQRBEARBEAThKUcEZSURQSkIgiAIgiAI&#10;gqBDBGUl4YqHXLgoglIQBEEQBEEQhKceEZSVRASlIAiCIAiCIAiCDhGUlYQrLkNeBUEQBEEQBEEQ&#10;RFBWGhGUgiAIgiAIgiAIOkRQVpKyglKWDREEQRAEQRAE4WlGBGUlEUEpCIIgCIIgCIKgQwRlJSkV&#10;lM8O+kVQ2nqVCkoZ8ioIgiAIgiAIwtOCCMpKIoJSEARBEARBEARBhwjKSiKCUhAEQRAEQRAEQYcI&#10;ykoiglIQBEEQBEEQBEGHCMpKUiooZdkQQRAEQRAEQRCeckRQVhIRlIIgCIIgCIIgCDpEUFYSrnjI&#10;hYsiKAVBEARBEARBeOoRQVlJRFAKgiAIgiAIgiDoEEFZSURQCoIgCIIgCIIg6BBBWUlEUAqCIAiC&#10;IAiCIOgQQVlJuOIlSXlKlw0pEZTUcIbUcCwoqzv7iqAUBEEQBEEQBOFvjQjKSiKCUhAEQRAEQRAE&#10;QYcIykpSVlCqIa9WZQSltReMNUEpQ14FQRAEQRAEQfi7I4KyknDFZQ6lIAiCIAiCIAiCCMpKI4JS&#10;EARBEARBEARBhwjKSiKCUhAEQRAEQRAEQYcIykrCFS83h1IEpSAIgiAIgiAITykiKCuJCEpBEARB&#10;EARBEAQdIigryQOCkrO82nmLoBQEQRAEQRAE4alDBGUlKRWUzw76ZR1KWy+doKSGE0EpCIIgCIIg&#10;CMLTggjKSiKCUhAEQRAEQRAEQYcIykoiglIQBEEQBEEQBEGHCMpKUioo+w/UKyiNqeFEUAqCIAiC&#10;IAiC8DQggrKS6BWUJVleqeEMNUFZ3dlXBKUgCIIgCIIgCH9rRFBWEhGUgiAIgiAIgiAIOkRQVpKy&#10;glLWoRQEQRAEQRAE4WlGBGUlEUEpCIIgCIIgCIKgQwRlJeGKh1y4KIJSEARBEARBEISnHhGUlUQE&#10;pSAIgiAIgiAIgg4RlJWEKy5DXgVBEARBEARBEERQVhoRlIIgCIIgCIIgCDpEUFaSUkH57CBZNkQQ&#10;BEEQBEEQhKcaEZSVRASlIAiCIAiCIAiCDhGUlUSvoLT1KhWUMuRVEARBEARBEISnBRGUlUQEpSAI&#10;giAIgiAIgg4RlJVEr6CUIa+CIAiCIAiCIDyFiKCsJCIoBUEQBEEQBEEQdIigrCSlglKWDREEQRAE&#10;QRAE4SlHBGUlEUEpCIIgCIIgCIKgQwRlJeGKh1y4KIJSEARBEARBEISnHhGUlUQEpSAIgiAIgiAI&#10;gg4RlJWEKy5DXgVBEARBEARBEERQVhoRlIIgCIIgCIIgCDpEUFaSUkEpy4YIgiAIgiAIgvCUI4Ky&#10;koigFARBEARBEARB0CGCspLoFZS2XqWCUoa8CoIgCIIgCILwtCCCspKIoBQEQRAEQRAEQdAhgrKS&#10;6BWUMuRVEARBEARBEISnEBGUlUQEpSAIgiAIgiAIgg4RlJWkVFDKsiGCIAiCIAiCIDzliKCsJCIo&#10;BUEQBEEQBEEQdIigrCRc8ZALF0VQCoIgCIIgCILw1COCspKIoBQEQRAEQRAEQdAhgrKScMVlyKsg&#10;CIIgCIIgCIIIykojglIQBEEQBEEQBEGHCMpKUlZQ/tplQ6JIUIaSoBw/5Wt4lQhKRxKUDpqgJH/K&#10;rD1h59UAH5OgDBNBKQiCIAiCIAjCnwwlKGeWCEo3EoCepGVIVJIQNHT0JZ3j+8SCsg0JymqOdKw1&#10;CUo79kOaiP3YiaAshz5BaUqC0risoFQRTxGUgiAIgiAIgiD8edEJynm/CEpHj18tKFt17wdzJz2C&#10;0lYEZTmeVFAaWHvBzlsEpSAIgiAIgiAIf070Ckoe9vqrBSWJR0u3hwrKDr37i6B88gglCUqfhiIo&#10;BUEQBEEQBEH4U/J7RyirOWsRyhJRSvrK6O8mKE+FXyJBOUgnKC0cYOLgRWKQlbOn2rKgNHf0Q/NO&#10;vTFttn5BGRZxBROmfAXvBi1hbOFK+/vqjrWlC8BmQ0YNaevfCKM/+RLHzksODEIAAEmMSURBVEX+&#10;I7WgeLPmQhAEQRAEQRAE4X9K9u0fVpyIuPL9uKlfw9avHozsPXU6hgWlnU4MKkFp6QL3es3w7sTJ&#10;CAmL0C8o5y1ObNO9L6o7+cKQ9JQxH+vgRz5Ja9n7wMjGBbXcfNG2Z1+cunDxrycoMzMzLWIzck5s&#10;3n8Ur4+bREKvPqryyZKINKJGMlIn66eLUNp6qyyvzTo+Q4Jy4QOCkrO8nr94DeMnf6WUOit2UxaU&#10;9hzdpItAPtmMyYcRXQyehMrGPmu6+MHWIwj+jVqj76CXMWXaLBwIPvl9VFLKcs29IAiCIAiCIAjC&#10;70JMeua6I6fP/PTV7Pno+9KrCGrWDnZedVHD0ZP0CYs90i0k+kyc/GBgR0KStFAV0jUGpI8MaWtC&#10;+oj1jlvdZhg98ZOHC8qFixPbaoKSA3Rq9QwevcmZXmlrYENlUZl2gQ3xytgPsXb3AUQlZp5gnaa5&#10;+PNwOT+/2qWY+M3bDxzDkBFjENisPao5eMLAygVGdrQlsacyDbFSpoYzIqFnwOKPRSErcVLlprbu&#10;aN6xO76ZPU+voOQI5QeffAHfBq1gUNsRpuTf2N6DynCCgbUzCVUuy51eu1Lj0ZYvDpu6OAH0mhqY&#10;y6IGNqLPDaxcYWLjCueA+uj+3EBMnjYde48dL7gYF/eRVqwgCIIgCIIgCIJeQi9fHrvv5KmcqbPm&#10;ouuAwbAn4WZs66a0CAtGQ9I7amoeizwl9EgPaaMqeYQlD1E1IjHIw1MNbEgzWbvRa9JFpJ8Ma9rD&#10;q25TjJ00BWfDL+kVlNPnzEts1eUZVHdwh5GlCwlK0lhcDgfcbOg1B99IVBqo6KeX0mBmVFZ1eh3Q&#10;qA2GvPE2tuzahyux8ZtZz2lu/zgiIlJqRcYkYebC5ajTtA0s3QJgYOlK4pAaz5rMhkQbNZYxnYCp&#10;E5+YqxKBJnZusPYMQJ2W7fHssNcw9dvZ2HngCM5duHTj5LnwD5PSc4ZrRTxAZibM82/9o03uzXvj&#10;0gpvfBidkvVhRGz8h8Fh4R/uPhK8cN/xk/hu2UqMHDcenfo8D68GzVHLlRqOLooxR0apAXnupgE1&#10;ogFdLAP+dcCJLiRdTJ7EyhfenOrqVr8FXhrxLuav3lh8JSF5e+6NGy9rVRAEQRAEQRAE4SmjuLi4&#10;Rmjk1TeXb9iS8vI7Y+DZoCmqObqT7nGGkT2JRBaLDrp1JFnEsfG6+WbOATAk3cFaxMI9AB71m6ND&#10;nwF4a/wnmLlkJXYePoE9wSHrD58O+yTsSvSH0UkZH2YUFn9YeOvuCzdv3qylFa+XrPz8N8Mjr3x4&#10;JjzixqZdB/D5jPnoP/QN1GvTBTaedWHm6A0Te3fSPa5kPMdSN7zW2InXuvQhbeQOU6p7dScPBDRu&#10;jq+/m4eLV64VxdG5akX8dwgOjqoefDYCA18ZCWf/RjAhBW5IYpGHmlax4LG7/jCy81URQh6WWtXF&#10;F56NW+Ltjydj2+Ej30fGx3+quXooN27cr5l78/YrcWkZk64lJM87fzXm66jEtNQriWnBUUnpaxMz&#10;C18v/vFHB233R5JVWOgZm5z23Y4DR7bPX7YKQ4e/Dfd6TanxOHJKdedfDVi9s3EUk8PDKlxM52Pt&#10;hhrOPmjYvismTP0Spy5E/js5I3eT5loQBEEQBEEQhL8plxNS+gSfCY+aOPVrNO7QDdUdPWFs7aJ0&#10;hCmJNQMVbfTU6QklJslISFZz9Idn/TZ4/uVRmL1kLXYcPrk9Mafwu8I7//TUXD+SguLvByZmFI2N&#10;iU9fezkmacf5yJgVl+PSz1+KTZkflZw1Ifv6nffv3r1rqe3+UK4kZ3y67UDwvdGTPoUv6bHqzix0&#10;Sf9wsI9FMI8oJWFp6Ejil7Y8PNa5blMMfOMt7D1+CjtCQn5fYbljB4yiEjPf+OTr71C/ZTdUqemE&#10;KlbciJoi58Q4ZCY8FJUUuEu95hjx/ifYf+xMvuailHzkV8vKyRl6LCR03NbdBzD8vQ8R1Ky9muto&#10;ZkcnaekIUzs3FdE0IlXNk1U5ymlGVs3Vny4iqW0qy5xFq40batIFda/bDO2feRbvTpqCVZt2Jq/a&#10;tnvoxejEIYV3fuioFVuOiLi4oB2HT50Y88kXqN+mq5pvyRNZDXnscomgJP/GTv7UuHzDuMLMwR31&#10;23XBlBmzEXbl2oWopKS2mjtBEARBEARBEP7iJKWnt70SG3vhi5mz0axjN9Ry8dFpEs6gyplTeTSm&#10;DUf+WJvwcFV30ggeKir49vjJ2H7w2MnUjLyNBTdvBmkuS8m/+0O3i4mJQ09EXFyzYc/+Wx9+Ng1d&#10;+j4Pj6BGqOXsDTMrN5gpjeMFU9JTrHl4+iAPgzWy41UuuC70Ge1nYOGs9FItFy/4NGiGV94ejY27&#10;9iAyNuFkRkHRyMLCwupasYq8vHvWx06GFoz4YDLcGrSCMfnj5D0GnOSUfbrwFEHSc6S7OImqd9O2&#10;eH/qV0jMzFsfFxdnqrn59YRkZpqHXYnFR1/Ohme91nQS7mqyqBqfy4KSKlPFgYeRusDE2hH9h72B&#10;jdv2FmqHl5KSm+uSmJKBmfMWoX3PfjCxcUFVEmtmjn7Kn4psqvHFmql0t5xwh/3Td04k9FREkU+c&#10;96HPVXhZ95mRmsTKyX5oXxsP8usD32bt8Pwrb/HwVZy9HH0t/86dxlp1SskrvtPwSnRC2Jxl69Gp&#10;32BS7366pD90vDo3Uu2s4KtwyJhuGGO6eDbeQRj06khs3LHvX9n5t1ZrrgRBEARBEARB+IuRUVCw&#10;eeve/Rj46huw9w0kTeOshouaky4wIr1hQNrExDkAJk6BpBP8YUxCslO/FzFr8SpERscfKLj5faDm&#10;qpTc4tsNQq/EXF24ZiOefXU4fJq3RXWPANIT7qRhXElbuJHGoNfKSG9wgM5GN79SCTvWIUpnkSZh&#10;XUL6REVCWYdp8zKN6LUxfW5CesWUzNDCES269sIXM+YiPiX9x5s3f3LWqlPKhp37C196820Srm4w&#10;Jj3GYlUJZU1jmbmSuLRwgmfDlvjwi+k4fzUa4eE5VbXDfx1HIiJqrd+xHw1adiEV7A8jS55vyONu&#10;vZSyNeSTtHFDDXd/NGzfGeu27y3WDi3l5MmTzoeOn8Jr772PWq7+KhEPiz9dplZSxbbeanxxFSuO&#10;fDrDmBrW0isArnWbILB5OzTu0B2tu/dFu2eeQ4tuvVGvTWd4N24JO9+6MKd9DSydyPjCc8Idd2oY&#10;VvBcDvv1VL8gmNKFcqvXFG998BHW79h74VJ0ov+NGzdqalVUFN+50/DM5ctnxk7+HH4kRg3oonDa&#10;XjV5lpP9cL2pDI7CmpE/S88gdOw3CKu27kR8RubO20BtzZUgCIIgCIIgCH9S7t+/Xz2t6Mb2TSQk&#10;uw14ETZ+dUmUkc6hPr4R6xvq7xuSRuGgl5oXWdsF/s074L1PPsfpS1cysou/LzdakXXFpcRE/427&#10;9oaPnPAh3Bs3g7kL6QYHMkce/UgikQScAQlVFpHGTiRUbUj32LmgmpMnbLwD4VW/Keq0aIdmnXuC&#10;lwRp3b0PmnXqgcBmbeBcpzEs3f1gzsNVrTkxqSuJQPLLRrqME/uYcgJU0lQWrn4YPnoCDh49hSMh&#10;IS5aFUvZtudIUZtufVHTibQSBwtJJBvZ8pBdXcJUXoakGtXbv3ErLF+/CVevXrXVDq081NBm6QXF&#10;mD5vKWzcA+hkqUFJUHIU0FApY2p0J0504wr7gIZ48c3ROHgy5AFBuW77QedFazehWfd+KkUup7M1&#10;sqMTtvEln4Hwb9YJn89dgr1nQv+dWFB0TjvsicjILW4Qn5xRvPPg8Z/fGv8xAkgIGtZ2UI3MvyhU&#10;saKbgTMdcbIga0+YU8NVIwUf2Kwtvpw5F8fOhR4DYKy5U+TdvNs1OiX91vwV69Cqc2/UdiS1ThfJ&#10;hEwnpFlEc1SWGtzWnUSyF/oOHYZ9x08gLj1zveZGEARBEARBEIQ/Gen5hesPngrBs6++gdreAUrL&#10;VLHlqCGLPU8YsAgkUWlE4oqHnzbv0g+zlqxBZHzirfT8om6am1KCT4Ud/Xr2IgS26AAzEoo8L1GN&#10;ciQNYeBMYo2jmg5+aqUJnofpR0JtxJjx2HHw2E9JqdlFHM3UXD2WvHs/LE/Nu55+OPzyvydMm4OA&#10;dt112oyjlTx1jwQiD8NtQRpmwdJ1WLFx9wOC8vDx0KIhw8fAKaAJjCzdYe4QoHQZmzEJS9Y85uTD&#10;wcsfM+YvRnJG9v9LSUkx0w6vHJ8Bhnk3br+zctN21G3WQTcclEQZq1hDaxZVugU4OYJXk75r0bkH&#10;Nu7c/2CEMjzc+cDRM3jt7QkkvuopUcoVN3MIogbgUDJHFH3g37IzXh/7ETbsPYrzV+ORmJWPpOwC&#10;xGfk4uT5S1iwch2WrNmM3QeDERuXfJmEoIFWRClXElJbHT19HoPffAdupOQNSFzyDcFLhuhS9lIj&#10;Ofmr8sxZeTekC/reBOw/dvZwRX83vv85IOJa/K6p386DV6PWMHfmc+VfLXjdGJ5rqbt4vBSJka0L&#10;fBq2wFcz5+NCZGz47dvfd9DcCIIgCIIgCILwP4b7+hGRUWu//W4hfBs0I/HkChMXEn1O3qji5KvE&#10;n4EWOKpBr70btMJnM+bjanzq/8u+ca+f5kbBvlg/DH9vIvwbt0d1JxJlJVleSYSqYap22mhOC2fY&#10;+zdG75dex97gM0jOKhxTMYsr+7sWnxy588Ax0jwbsHTdVhw7G4GLMclKD6XmFeNqYho27zuEN8dO&#10;Qp1Wnan+VJYlCWErD93QV9I2VawcYeHmjWFvvU2a6YjeCOX2A8eK2nTrpxt9au2hRosa8RBa0jYc&#10;keXPLNz8VIRy2fpN2L59+28b8hoSkml+6nwE3hn/CdzqNkWVGo4wJ0GpFs9kccUhUlbxnLjGwgGj&#10;xk3CkeCzD8yhjE1J8T4dfgk9Bw6BtXddEqTudDyvwcIijccJ05aEpVpD0spNNQgn+TG15xCuOwlA&#10;Ojm6OLzGCn9mZuOGlt36YMGK9f8Juxx1RiumlF2Hg9ssWrMJrXo+h2ouOrXOYtLAwV8nLLXEOxxh&#10;NCYx6NeoBb6cOef/krLyNmsuFHRxTTKv3x18LPTSDz1ffFUlB9Kt70LHk6CuQoKY13kxUMuTuMPJ&#10;ryFeGzUOIecj84tv3ZuguREEQRAEQRAE4X/E9Xs/9gkJu3pl1NgpcAtsAWNOMGpFfXrO3aK2pAtY&#10;f5AQrEnaoefAl3E0JBwZBTdfqZiYJj2/aOvMBUv/1aBVJ5iSbjFiXzZkrC9IsxhwPhYnP7U0oaVX&#10;ENr3GYj5Kzdi277g9pqLUq4mpJxcvG7zv9v0GUAai+tA9eE6kV4xUBFDP5jYkVn5wITK4ERAPKzV&#10;hANyJGB5TifrI14q0cjaGbbeVPcBg3Du0mUkZeYHlA2Y3fzpJ+cj5y4Wj5z4KcxteLqgB0w5uRAL&#10;YW0qI88brVLDFi4BjTD8vQ9wJvwiwsPDf5ugZPK//96GKoRX3h4HR78GVFlOzMMnSg3HY4IdOTzs&#10;Ru+dUdXZC72eH4oDR0//Kz07/7TmQsGh0gvxMcPmrFiJZl16qItlwhFPjvixsGRVrRLt0JYnobLR&#10;BVFrupAZUoPxhTIgYclrRhpbO8HO0x8ff/ENTp49f0ErRnHr1i3X+NSMNUvXb0Vgy47UYOTLhm+W&#10;kkglGf9ywI3HF4W2dnRuzw57AzsPHj+ed++eteZKcSUh+fnjYZcwYvynqOUaQBeX600XgMUkG9VT&#10;iUoSv+51m+PNdydg1fota7TDBUEQBEEQBEH4H7F28+7VI8Z+Auc6rWDAAtKKNIDWh1dDU+1JkNm5&#10;w9ozEG++NwHHz5xHFPX/tcMVeTdu+O8+dvzci2+MIMHVAGYc4SRNoAJfrFU44MYaw55HcdLnjh6o&#10;07IDFq3agKik1DX5+bfdNFeK8EvXLkydPpv0VT3SIp6a5gkgCyQj3cMjIlm7cFCMR4aSb44i6hKk&#10;etExvjDnsi1cYUHaqFmHrpixcBFOhIZ2vXz5solWjCI5O+/0gVOh/+o6cCiqufEoSzeYu/C5s57j&#10;sjlQSO1i6QinwEYYMuIdJGXk4HJ+fjXNxW+HnaVkF2HW4tVw9G+k1KuBDYlIa1e6ECwCOVMRGX3G&#10;oqq2gxdeHzEGu/YcuF1049YQzY0i5f59s4TM/MGnI65h7Cdfw6N+KxX54wmrJpz51ZleO5FwVKKS&#10;lTqdrLrgJYKSs7iSeLNyhLWrN8Z+PBlHT52+euOnn5y0IhRhl6Pb8UKfTXjtGPLPWYx4jRglXrVM&#10;RmxKqJJ/Hrpr7VUXQ98ag6VrNu3X3JQSlZ4+YP/JEAweORqugU1gWMueBCXVkcPaSqzy/EovmNL5&#10;+zdqrYa/Xrwad+XG7Xt9NReCIAiCIAiCIPxB3P7HP9yiEtL2TvtuIXwatoYx9dd5RQfDksASaQ4j&#10;njdp7UxCqgEGvjocB46eQGxK+gDNRSmL167d99q742DrEaAywfKoSZ66x6MWOcBUEp1UwTFe0cLJ&#10;HQ3adMC6bTtxJuJyO81NKSdOhV0YP2kK7N0DYGrlTv5YMJI/NRpSpy3UvE47F9ryPE9O5kO6hb/j&#10;Ya7WHnCr2xyjJ30ODnyxvsrMzDTX3Ctyi25s23fs1M+vvj1OLbdozIE0qp8RJ/chfwZOrI88YOTk&#10;iaou3rD3r4tp8xcjISMbUVHllx/53eCQ78WYhJmjJ06GR12dqOI0tSakpg0dAnXJb0hFc4Pw+ik8&#10;NjewWTt8/Pm3P58+dyE8t+jWQs1VKXFxxTUSM3LeO38t/qf1Ow5gwmffoucLr6Fe2x7waNAG9n6N&#10;YePdAFaedUjMNkTDtl3x4usjMXfpSoRdikq9Eh3fRXNVyv7gc23WbN2NZwYOg4UbTzQloUs3iyFf&#10;GJW1lUWwJiw50srCkLM62bnDtV5zfPj5DFyOTd+nuVMAMLocEzd0/c49aNmjD11IZxK37nTe5IPO&#10;mX81UEuOUFlWbn7oP/hVbNi2G4lpGas0F4IgCIIgCIIg/EEkpmWu3LprP14Y9ibsvOpSP50EJWkA&#10;nnPIotKQRJaRA4kqG0e07PoM1mzehviklOWFhXc8NReK2JSsvZO+nAnPhq1IV1D/347zyvjpBCSL&#10;SZ62x7qCtYatt06wkuis7uaDbi8Nw5ItW7HjxIkH1rHPLrg5Iywy+tb8JWsw7I3RaN6+B7yCmsDB&#10;I5D0hC/sfOrAvV4T1G3TCX0Gv4Lxn36JDTv34kTYhe1xaZmvsY7SXJVSfO/H10MuXrn48bRv/1Wn&#10;VXvUdmVdRoLVic+b60VC0taVzptXsXAgTWMD9/r1MWrCBETGx6+9e/eulebqv0t6enrtmNR0LFm7&#10;Ee17P68S9hioOZHUmKSqDez9qDG1sC1nDrL3R1XXIFh51Uf354bgq9kLv9+1/+jqK1diP9Vc/iYy&#10;bt92T8zIX7Tj0LHDn8+cj4btusKS1L5BbSc11tiQ0+lyJLFkuKuaR8kXXHfRS9Z8MbR1Q21nHwwY&#10;9hb2Hj6JhOT0vVoRiqzi4oEnz1/AwNdGora7P10AV928T/JpQH54KDCXV50uVrPOvTBt3mJcjEsU&#10;QSkIgiAIgiAIfzDXkjNWzli4XC1BWMuFNAn12dXoR56jSP12A45Oktiq6e6L54a9juCQUGTkFQ7S&#10;DlekpGfvORh8GoPeeBu1PYJUlNOI+vq8PqVumCsLSk1YkqjUiUzyS7rCiHwbkXir5eGPeu064+OZ&#10;s7D3zLnEhKz8NaxftCJ+E1di4z89eupM6LS5i37uOehF2PkHwcyJE/Vo0xJ5KCuvN8layIE0kXrt&#10;ghokNNt2742Fy9cgJj4RrO80l388PFHzbMSl2UvWbkKPZ19CbR5eauGuxvWq7KosLjkZDmeGJeP1&#10;J03oInKY1pTEF6+B4kFKvHH7ruj1wlAMHzceU7/9DnOXr8bKTTuwafcB7DhwDFv3HiFFfgCLVm/C&#10;lG++A2dV6vn8UNRr1Qn2/g1RlbM0Wbuoobj8q4GB+oWATF3cMlYqKFlIssikRuWG5SilpSvVxwe9&#10;nh2Kzdv2ITYhpZygzLxzx2Lllh0fvvzOWNj61aOy6ELReShfJCzVcFoqlyOhvO6MGd1sPBnX1qce&#10;HHwbwDmgEdyCGsO7fnMENm2Lxu26oUWnnmjXvQ/60Lm/Muo9jPtoCr6eNRerN27FoeOncfFa7PXU&#10;zLwdmbnXn8nMRLkwtiAIgiAIgiD8Xci/fbtt0a1743OLb01KzMw6ezkmDkdPhWDt5u34Zu4CjJv8&#10;OYaOfA/PDByK9s88i+bUj67fqiMCmraCd4PmcA1oCCf/BrCnfrqNb11Y+9VFddIIJnbuKvilIok8&#10;V7FEF5AW4ClrNr71MGzku5g1b/HrnJRTq44iLiV9z6ad+0invIqaJEo5UGWkRSZV378kSlnyWhlH&#10;P0kTqZGcPMyWtQFHNclIbHKdnEm/1G/RET2fG6JWnfhqxlwsXb0RG7ftwY59R7DnyAls3X8YpD3w&#10;3bI1pH/m4J3xU9DvpTfRrEMveNZpAQvXAJiTDjFlHWLlodaQ5DUpedSoAQfUWA+xNuHhuSQiqzt7&#10;oUOfAZhDIjIyKrEoJibbUjvNPw+cSaiwsNAjNCJy43wShD0HDIELicXqvAYLDzPldSGVwCSzpgtq&#10;xaKPLyp97xRAr0no8URZFpx0UViUcgYjnnxqSscYk0DVLbzJApUulpUfXVQ6XiluOpZDzTyumIUk&#10;XUyD0smxtG+JPSAoNVFJ4pCHxlq5B+DlEWNwMuQCsrIKykcoC4oHnjh7Hs8OeQ01SdVzllj1CwVH&#10;ZmmrfpWgMviXD3UReUtWMg/0l7HVuvdqvLWagOtPnwfSfgG0P72mevNEYd2an3SD8FhqCzdUqekM&#10;w9ouqEHH+DRqi+7Pv4wxH3+Bpeu3YMueAye2HDg0JjIhaXhecXFDrcqCIAiCIAiC8D8nr/hOw4TU&#10;rOE7DhwfvmXv4X0rNm7H+598gR7PD4F3o5ao5Up9fupbG/BSGGScN8WI86lQX5iDVDy9jJf14L60&#10;6m9zX5n6zCpJplqug4QT50dhccVWsvC/A+sC6qcroce5U1gfcH+ct/S9jQeqOfmg34uv4ujJs0jN&#10;zisXocwpurH9dHjkfwaPeh+1veurwBWvcsFr0xuV6eOXiEldH56+KzEewchG9Temc2F9w2vbG1i5&#10;qeCUEUczeU6jvTsMnbnOukCXIdVJJQzi81UagofYUp3Jp255Et6X9QeVy+dO58o5aQxIPBvZudI5&#10;ecDBvw66D3wR38xbiPNXoiNisv+EAvJJ4HG4OQXX90XGxB45cuJc4bzla/HG6A/Qtns/eNVpitrO&#10;vqhGjcfLhLBA45unVCBSA3LWJGMWXNxgLBTpc/Wabyq6oKU3iNMvF/IBY198LN80fEG0m4fL4mG6&#10;LAr55jCz80Cj9t0wZdqsuKI7Pz2rnYKiqOhmy2uxiRcWLFmJ1l2fgaWrB+z9guBYpz5c6jeBJz0I&#10;fs3bIah1R9Rr2wX123WlbWcEtWoPv6at4dGgOVzqNoaDXz3YegWScPVDLSdPVHfwQFXamjq4kWBm&#10;45uAb1ROThQAY2cSmnT+LLiNnILo5iLTxKcRbXnpFnU+1GaGVH9T8lfTxQfu9ZqhXa/+eGfCR9iw&#10;YzeOh4Stu3Alul9KSra3dkqCIAiCIAiC8LuRkp3tfSk6rt+Z85Frt+45iA8mf4bOfZ6HF/VLrT3r&#10;woz64YbW1M+lfjkvxM99fGPnACWadOKI+us2nOiTp5W5UZ+Xl7bwgrkLaQVn6us6cjDHHSZk3Heu&#10;6uSGGq6esHDzhJWnL5z868GzQVP4NqF+edM2CGzeHnVad0bdttQvb98dQW27wad5B7g1aAWXei3g&#10;UqeZGkVo6eyDVp17Y86SNbgWlxZeePNeC+2UShn1wdR9TTr1RlUWj9ZUDw6AOVJ/XAsEqfpr+kVF&#10;KDkqSGKRRbFuy/17MhJ9rD9Ye/wS3GIjDcRBKtoaKH1DQpOHq1o70WfOpH9c6TjOC+MOM2qXGi5e&#10;qO3mC6/6zdC6Rx+8MWY8Zi9fyWtVBp+/FrMvs6B4X15eXrmVK54KOANs7q17vROzC8Kj0nKuhUan&#10;YP2Bk3j3s1mo37U/TFzrUEPyrxLUyBxp5Iumbj6+iJqpiJ8fXawS4/S6dFF5fRgr/sXDGVUsHGFi&#10;7aoS9rjxcNs2XdC17wC8NeYDbNiy61boxcsztCr9oRTdufNsWn7+6fNXo8K37z8ctWTD1ptfzl2M&#10;EeM/wTMvvYq67brBIaAJPTx0Xjwh2JoeOA5t0w2tUg2XRF5Vm/iQAKX91PoyPkqw8wKulm7+aNe9&#10;Pz76bDoOHD6FxJTM5PyiO89pVRAEQRAEQRCExxIXl+lwOT5xzv7jJzHpy2lo3+tZ2PrWgZm9hwoS&#10;mTqx4GIxxcEbjrJR/1QTW0pwcT+VhRVH6UhEVXX2g71/I9Qn8dfzxZfx5vsf4vPZ8zFv9fqsjbsO&#10;hnP/OD2/IDzv+vUXtCr8oYReivp23dY9t0ZSvbo++wIatOkMl6BGqO0RSPV3g4GVC/XLSWuw3iAz&#10;JJHIGVVN6Vy5L86CUglGdf4knDl6ygEv1X+nduGoKYntGm510Khzf7wz6Wts2HMc4bHpiEzMuhab&#10;lROee/ve8bxbt1y1KgkVCQkJMc7Ovt7uUnQcPpsxB0EtO8CcGpvDwWZO/nTDUSOrG5FMU+88TNXA&#10;mpPucHjcCcZWzqhq5wprrzp0M3bDoNffoRtxEXYcOonQq3H/SMksTs8v/n7/ze9/DtKKfSLy8/Or&#10;RSVlee4PPuu5YsN2z1kLVniGXYkZFZea9WN4VAKCwy7hwKkwbD0YjDXb92Hpxu1YtGYzFq3ejOUb&#10;tmPDroPYdiAY+0+cw6kLVxERk4yryZmx52MSR7K//cHBnmcjIjyjkpI8c3JyniizUvHNOwOTc3LO&#10;n464fGvBmk14cfi78G3WFtVceLgwZ6ylB9eablIeKmtJ7WPHy7L4a0OIfeihDUANsurUlvbeddHj&#10;ucH4bulq7D16Ygqf643792tqRQmCIAiCIAhPOWFhYTX3B5+aMmfpSvQc8BKcAxqgupM3qrv4Uh+T&#10;+ucc6NBG/3E2USUW1ehDdxjbecDMwQ3VHF3h17g5Br76BuavWI2QiMhbKVl5R4qL7/bQinkoN+/f&#10;r5V++7Yb91ODqd+8fX9wab88Kipl+ZWoxJ/Pnb+CI8fPYNe+w9i8fY/KSbJs9XosWr4Gi1euwaoN&#10;m7F55x7sPRKMoyGhOBt5hfrk6TgXGTPmqwULPBds2OC5nfrlEdQn5/6/VvRj+f77722u//hj46zr&#10;N/fFpmekn71y7R+b9u7H1Bmz8OIbw9G8Uxc4+tdBNRtXmFg5kr5xpL4655xhQUm6xpKH9/KyjCyw&#10;qZ9OffaaroEws/NUbRzUrD0+/WYWzl+JQmxGbgOeZqgVLTBxqTk+l6MT8cmXMxHYpDUsnH1grkLE&#10;1LjUqEqt2/iqYZ5qfDKpeBNnfzjUa4FuL76OyTPn/+fgqbM/JGbnnNRcPhRqfEO+OQoLC6unpua5&#10;pqWlTY1PTEBaRhryi/IPabuVkp1f1D86PgXfLViOxq07w9TCQQ2L5V8a1NBcDlWzuOWbQf3aQCKO&#10;I4IqKqgzngzLGWY5PbEavkvfmWq/yHDiHl4fs4qlC4k/NxVBNHf0gK1PIAKatUanPs/i5bfewWff&#10;zMCmHbtx4fI1JKVnz4yi+vMSLlo1HyCr6PanEVcTf1i6Zuf/vf7OR6jTvBtq8lBZnrfKwwzsfehh&#10;p/pyG5NYV0NqHQNgTJ9Xo/q5BTbBS6+9ha17DiA6Pvnze/fuW8uNKwiCIAiC8PQQAhiHx8S8u23f&#10;QQx5cyQ86zRWySvNqf9ronKP8Og/HqpJfUpb7vNy/5jeW7mpvCSeDVtgyMjRWLxm/f9djI7/IaOg&#10;6KGrO1A/05j76KnUz714ORqbdx3CFzMW4OV3PkCn/i8hoEUX2Po3QVU3nvZF/VceFmrLiWaof83G&#10;gRReD5KM51Ryn5uHoao5ldRHV6Zes6ag76kvbuLMIxnpM46kkv4wdeI+viuMrO3QsG07fDN/Aa4m&#10;JiOn6Ea5aXBMTk7OoZSUVMTGxiMrMxd5eUX9WF/cv3/f7HF95sziYoecwhvnjode/OHbRav/03vo&#10;CNgGNYEpD/1lcan66KR5qB3ZDEl4ViXRbmrvqeaZutO+E6d+g4ircYiLS/XR3D6dhIZe8uIsppyt&#10;1dG3EYws3WFMAtJAjZ12pxuFRJgz3wj0mZULarr7o3P/F/Hd0rUIvRJzNaTCwp0lcBg4s6B4Zdjl&#10;qH+s3LgdI8dOQotOveDm3wg1+AGwcoZRLQcY1bSDnVcgXnx1OA4fPnEsJSXFTHOhSEjL7X06PPL/&#10;Rk34CLVdSfzZOJMYo2PV4p8kBOnCGvBkWbrIvDBoeeOHqySEXWJ0Y/DNwUN1y37Ow1M1MaoEM99E&#10;ZfZh8cfrxvCQVVMu284VBhZ2qO7kBr+WbTB41Ggs27TlfmRC8v/l3rg1Sat+OejGNrl8+XK1fUdP&#10;zf1y1ny06/0cLDw4dTL5Ip8q7K7mlZLZ0wPmGAQTOxK/dFM7+DTAoFffwu5jJ39OyMh+RXMpCIIg&#10;CIIg/A2Jz8p9ee/JUz8PfHMULL3rUH/UVRdEoT4pT7MyUMEe6p+TGXNflYRlbbcAtO7eH1O/mYOd&#10;h07M5X4n9z81l+VIy82ddCUm9ueN23f/vzdGv4+ARq1hbukK41rOMLX2gin5V8t7UHksDE1IaCmB&#10;yEEQTuJJr3V9ZjLuP5cY97OVUR9aGffFuU9OfV1l/LqMcQZU7nfzsdTX5iCRWkaE+seGVo6wcPMB&#10;D289HX7pP4nZeX216itYNxw+cfLYi6+8Dmcf6jdb2MPIwhmGpGdMrD1h610fzTr0xLA3R2PeohUI&#10;i4j8Z1pm3o+5uTdbai7KwbrmQmzclZmr1qLtsy+ghk9dqiOLSTcSk9TOVKcq1i4w5nmYWjDKwa8B&#10;Xn5rHPYHn8UJ0lWaq6cDakiXhJT0W1+RsGne5RkYk1g0d/SHmYM/NRBH7fjm4SiaB91QbnBr0ByD&#10;h4/GsZDz8YmJ2U6am1KuxiY3OBpyPv/tcZNQp3l71HD2ohubGl2ZG4k//uWBbhJ+EHiIrJUrTOk7&#10;v4at1U0fnZR+uqCgwFZzp4jPyuuy+9jxoj4vDkMtuog857IKj4vmX2Ps+WYjf/wLAosw/pXEgS4s&#10;Z2TiC8w3L9/EShTyfrylOtBrnWkPIz+A9J7P2Yhuah5XzWmFjRx0qX1168WwPxKoWuYnZU50Hmz2&#10;bqpcJW5ZKNP+VandHHzroVPfgZj05fRbx0MuZqTkFY3STquUmzdv1krNyV92kAT9m2MmwqN+a5jR&#10;A2hCYtKIl3ixoXqT8XqiKisV1Y0n/7bp2QezFy/HrkNHX9NcCYIgCIIgCH8D9h4Nfm3OilVo1+dZ&#10;mDtxf5T6mc7UJ1SBD85REkh9YDIVdPBV/cdXR0/A7kMnkZiWt+LOnTsWmqtSMgpuvBV6Margy1kL&#10;/9HtuZfgGNSURBH1c3meIferqY9u4MyZS7n/zP1fMhZ7PIqOy+X3vNyHNfWBOWJnzdlfqX/PSSxt&#10;2TiiyBFR3XuO5hlyX1rVmY3qzyKT++4lvssKylLxScYRVxX5pPMmv0pUuvvimReGYvfRU0VZhTff&#10;vXv3bmmW1Jy7d61iUjJOfTlzLvybtFYZag1tOGpKfWdqIxOHAJg6BlD/3o+2/jB3CVCRRt9m7fDW&#10;B5Ow/+iJ/NCIqw00d6Ww3jl8Oizu9dEfwJf0Sg3qh5tyEiAOYlHfnyOt5i6sm+gcajqiYbvumDJ9&#10;DmKT0gpYZ2lu/r7Epae7XYlNwLS5i+HVoCXdjCRUSqJySkhyRJIupoUDqpJg6jloKOavWJuSc+tW&#10;Xc2FIiPvhn9MYnLsgpVr0apbL5iQcDShG4+jeTykk29CJfr4PflkUWlAN2B1Zx8luLr3ewF7DgT/&#10;OyMrb7fmspT9J070mbN8FRp16IoaJCYNrJzVuHD+laREHP5yY7LRe64/3/hKYFJZ/L0ViUQb3fmZ&#10;0Q1r41kPzTv3wdARY+n8l2LzniM4ERqJS9eSSNRm3opOzNwWGZ00KSox48TV+FScDr+MnYeCsWTd&#10;Znz89QwMHjkarXv0g1fD5rD2DkRVJw86Zzd64Dn9sBedH79ncco3sgfM6Q+AuaM3HAIbotuAwWr9&#10;miNnz0/QTrOU/Pzbbtfi0rfOX7YeXfoNhqVHfTpnfuC0c+X2JLHKv9ZUsXGCnV89dV3W7diH8KgE&#10;iVgKgiAIgiD8hYmISn5l3fZ96PHcENhRf5WXqDNWoor6lzx6jfqCvOUlAHkdxtY9n8M3C1bg3NW4&#10;benUj9TclBISGjFh2dqN6PvCy2oNdu6PGnPfnJcPpD4mRzUNOc+Htm6iCfWTq1Jf29I9iPq5rdH2&#10;mQHUX34Pn3w1G0vXblWCNeTCVVxLSkdcZk5yXEb2rrj0nIT4jCxcSUjG8bBwbNi9j/rXi/DK22PR&#10;tFNPtQY8+9QFbTiPiK+qA685qYblPmCamKR9eD15DmwZc0CHNEZN1wAEteqCbxeuoPLStuffuBGg&#10;naoiLSvv6N5jx9Fv8Guw962v+uO8rIchL0tiQ31pjraSoFSinAU0B7pIfBrbuKBZ556Yu2wlrsQm&#10;xWbm55fzW3z3n94L1qxL6j3kDbWsCQtdnjqnE8msPchIdxiS3nCr3wyfzZyHiKhYXInPcNdc/D2Z&#10;t3y52zdzFsC/WXtS7dTQJMAMSbmr9WBIhBmS2q7i4I7q7r5o0rk7tu478mNO0Z112uGK5OSCwPAr&#10;MdkffTUTNj5BpPjp5lRjqfnC8QXim59uVvJtYOEKA1LunAq4R/8XsGbjdkTHJEZcv37PV3NXSkxi&#10;YpOtuw9E9HvpZRJ/AUpI8i8oPK+wnIhk4wvJZfINQ6KSbxgO/3MSHN3akfRgOPnTAzcIc1duwplL&#10;ccdyi36orxX1m0nLzfUNvXSl76bd+zZ+PmMuWnXti+osnG140jOfPwtA2tKDxA+GAQlC/qXFtW5j&#10;jBr/EY6eOofohJT3NXelHDl1ZuG385ehBQlfcxamPN+SxTL5UkN5Wew7cGSUxLl3EJybtIZ/224I&#10;at8Dge26IaBNV2WBbTVrx9su+q1dJ9p2RmCbLgiiYx5pXMZDjY7n5VkeYoFtuZxHWDuqS3uq58Os&#10;5FweYUGPMmqDIPKj37juD6+/3vpWMP1+NeOy9dVJM33n8oCRn4faY/1XuOZ6TG+9S+yvUH89x5Ua&#10;+3+E6fP3gPF+DzN9z0oZC2z9GONnT1+9S4zKeJTpre8Dxvs93PSWq5l+f2WsNdVfz3mXM71/M3Sm&#10;1+cD9mCdS0xfnUtMv6/ypu+4cqanzUtMn78HrXx9y5m+tipjeu+XcqavvPKmr94lpm//B433e7jp&#10;/ZtRYk9chn5T9dTnVzN9xzxo5etbzh7jX+/9UMb0l/eLPb7+v8109dD/XCnTc089YKV+9Nh/u/56&#10;fJYal837PMT0tXdF0+u3xMi/vjpVxn5pZ7LW5S2wVVf4t+zyUAtoSf2LFh0R2LIjve+ozsmfjnOq&#10;3wo1vUhIUn+Po19q+hmJLAN7T/Bi/LzUhQn1zxt37ILp8+biyKlTC7WuYynRyWmvHTwZcn30hE/U&#10;MhZmHCm0cSXBSFvuL/NwUjvypUUVa7n5oXW3vpgybQ7Wb9m/KTT8St+0tNwH+ue/ltyi2/UvxCUd&#10;W7JhG9r06I+qHG21dgUPF1VLdqhzpH4tRz6p/6wbFUh15Hpq529MfXqVE4UEIYtRS48g9CXRuPPw&#10;sfyrCSkdtKLKcTku8fiqLTvQe/ArsPKuAyPWE9QW5jx1zdYN5tprnoNqRuWYUjnW7oH4cOp0XLwS&#10;g4TUrMaaK0VGwfUOG3ceyGxKwrOGW6ASp1VYjCvNo+kSEuacUde1bhNMnfEdvlq06O8pKHnyaXJW&#10;bva8ZWvQpudzqFLTXl1AtWYLCzFqEGNS7Zx9tIajN7r0fQHL125BUkpWjOailOmz5zf6ZMo0tGzb&#10;A+7eDRBYryWakZjp3m8gXnr5TYyd8BEWLFmOw8dOICYuPqmgoKCXdmg5sgpuBsWl5a5csWnn0dff&#10;p5u/cXsY1HZRv2RwPVQiHRKTHPVU0U6+gOpG4/c6U8NoSXix2OSJyPzLTQ1Hf7Ts1BfffrcsNi4u&#10;7bU7mb+E/wtu3gxMzsr5dMueg2Fvj5+MevRw1yCxy+OiDaycYMg3HT1kpvZuqO3uD88GLdGu13N4&#10;e/wn+Hbu4qhdB4+tjE1IHV5Q8H25IbopmXmN9hw+sX8U7efRsBWquQTQHwWuE6/fSYKdx7nb8tBY&#10;qndtZ9Rp1gGTv56NzfuOTAZQbi5qfEb2otXbd6H3kFdh7aVLg2xMN6mKHpPxrypqgVXOwMtinqO3&#10;dO14oVXe6pZqKWOcgMjZ/+HGGXwfZ484pgq9r8I/RJAZ0OsS43H2ZfdT6xyVMV3GW91rtQ/7LbEK&#10;xz7KKvqtaKoc2q+slXyn1hCl9yXnUFp/+qxcOdr+ZY3rzr7V9yX1Zqt47KNM3/WqjNG1NaQyq7jq&#10;6l+uHqouun30HcvDP/iZV/Uod0wlrIy/X2t8nzzqvnnAtPbnbamfkvMsYwaaVfRf1lS69AdMK4e+&#10;f/A7Pcb7Pcz07V9pYz9PaA+U/ztbBf9lnwd1PfQdoxk/Uw+2f4X96LNyVvH732J6fJerf8X92Soe&#10;UxnT509fefqOfRKjY8vWv6Lp+7tXYsZkjy27ZJ+ypvkud60fdUzZ7yqa5uth9iT1/01/O0o+K6kP&#10;W9l9H2MV61vRHvd/h31UfCYeV/+KxysrqTtbmX0fZyW+HmZPVH+t3sro/S/+9fwdK/M3X/c3+zH7&#10;l5yTPuPvK/qrYBXrzudTWn96/6j/C/x/44H66LWS+mh1IuP/KXx8lUeYrv9GfUFlZfbnIadsKvpF&#10;fUaOKDrxOpEkKq2dYekZqJbxWEFCKSYjY5HWZSxl3fZdY6d+Oxv1W3ci0eZC50z9Ruo7c99T9Y+5&#10;D0l9Zo5U+jRuibcnfoydx47tT8nLa6S5UNy8+X1QembuR8Gnwo4uWrmueOxHn6FL/xfg1bAlLDz9&#10;YcZrUNo5Ud+c+sskcE1IJFanenN/+u0PJmPLniNhaRkFnxbc/D5Qc6m4HBXVdtrMOaEdevZDLWfS&#10;HByAIbGsm2LGQSnqz/NwUhbB9mTUFzewdVGvVXuwIFaimPaj9qhi6Qj3Bs3x+nvjsXrrzqOJpCeo&#10;TL0rSGReL+gVk5qSdDgkBHOXrsI4OqcXXnkLXXs/j1YduyOQxLebZxCat+qIyVO+xIwZc8oJSiYp&#10;JTNm47bd6PHsYBKkXroIKOuPkiAXG2uqWs5o0/05fLdwNVJS82/duPHTA1MF/7KkpKTUSsnMmb9l&#10;zwE07dAd1ViI2LhQQ9BNwQ8eGTeMgYUzTC2d0aJjT3z93cK0/Bvflwv7/loK79zxyMgt/vpafNrs&#10;oyFhJ+evXI8X3xyNoFad6OYMVOJRTfDlsDTVhU03R5IulDWHu31JoAXBsU4r2AY0o4eEHlwWkFb8&#10;kNEFJRHJDwz/qmNs44m6rbriq9mLcfBE6BqtCqXsOnJk5CfTpsOTbp6qPF+SbmAlqjkCysNn6Y+N&#10;QUnEVhtyakS+Tal9atADYOsVhGeeewmbduxFQkrarLJiMDP/xueXYpPxyTdz4NWkHT1wXCcWgdq5&#10;KWHMS4p4q7B5UMtO+Gb+MlyNTzmVX3y7reamSk7O/aqXYpJXfrd4FRrSzV2LHp6aTt46IwFZk987&#10;eNDnHmqre+/1i9GDp9vfR7OS9w+xssfqM2qnX3z+CtPnk6yWtq1B/vlHDL3HPomV8anXfmv99Rn5&#10;q0XG9eb6693nDzO6xs4V7HHX/k9V/z+RqXulrOnZ5wEr294VTd/+f5Bx/fU9D2Xtic5Pv6nnVp/P&#10;svYb/D9R/fUd9wRWet/r81nW9Bz7xMbnrs9nWdN33JPa4/zz+ek77kntMf752v+mvx2Pa//fcu+w&#10;Pca/rv56jntSq+DvAePy/4v+1fP3W9voUfZb6/8IK3n+ytqD++n7e1piFfetYFxvvT7/e1Z6TtQf&#10;K2fUZytn2ue6fhtZaT1156b8aNe4FvsjsVbDzg21yBpRf3DO4pUIi7y2WOsuKgpv3aobFZewffbC&#10;JSTq2lLf1oP6nxztI+HF/U4WOtyn5n4+iTe3hq0w4bNvcSE6EenFtz7X3ChSM3O/3LH3EHqRaLJ1&#10;9UdV6lOb03Gm1E/mvjiv6cjLj3Aww4DqXYUEIftUKytQnblv6x7YGJM+/RI79u4fqbkt5fTZC6tn&#10;LlyOxh17wIzOn/OD8NImBmpqF/X5OUCifHnDJqARXBq0oP4/aQJbXlOTyuOgDEcvaT8OKPE8TSOe&#10;Z0p9YQufOvBp0Q79XhmOb5euxImIyKyolMzl2UU3x2XfuPG7ibqpM2bFtezeW0U6WUsZqJGD1A6s&#10;ZTjqqvKpeKFeq85Ys2UXYlPSF6Sk3KylHf7XZvv2g86rNm1F70GDUd1Bt+inKd1gKoRMNxmPZeY1&#10;aoypcbwbt8TMpasRHp0Qpx1ejjt3YJF74/aw6OSsiWHXYneERFzF3uDTWLN9D+auWIuPvp6BN8aO&#10;R98hr6N5197waNAcFh7+MKUGN6IHgjMlcZZWYxe6MXmSMTW++sWBhST/gsKv+Sahutj718eAN97G&#10;4vXbsmIyik4dD7+GER98ipociaGbj8eAG1hS3ekmZ5FpQjchzwkNaN4Jk7/6Djv3Bz8gKA+dOTPy&#10;q3kLUKdtJ9T0DFIPghqSyr/isEgtYzx8l5caMSMzpYfayt0fA18dgV2Hg3E1IeVrzWUp1xIzP997&#10;/CyGjhoHK++69ADwDaY9yFpElc+PHyAeGutWrxkmfPENwq9E/SsnJ+8dzY0gCIIgCIIgPJas/ML3&#10;rsTEY8q0GfCo2xjG1q7ghfyNVTSU+talfVDu67vCzqceXh01FoeOhyA2Ob2coGTiktK+5oSRvHSd&#10;jXsAqlKf3IRMTedSIwJJ/JFgqkLisSQyZ8RLf9A+1emzgKZt8fnMOdh/4vQDgvJAcMjqT6fPQUDL&#10;juBcI1VIsKopa1oUVfXJqX9c3dUXr7w3EYfORuBqas7BZVt2pw4Z+R4c/erDlAQbz6s0JUHLCYsM&#10;SFdUYW1BwtLI2Yu0gBf13amfTaLaiASfKWkeC/rMt25ztOrUC/0Hv4rX3/0AEz+fhm8XLsXqLTuw&#10;99hJnL10FZei44PjUrM/Zp1zB3gguRFzKSkt7rtVG+DRuDXpA93wYV6Pn0d96tabJw1h40Y6ywtd&#10;nn8Jy9Zvwcbdu//aSXoAGCen53U9QDfGcyTwzGycYG7Pc/w81AmzoFRCim4S/jWgFgks1/ot0LzH&#10;s2javR88m7SGfWBDtVxIDXceQkD70QXi8dwcileJcOgG0E1IpZuKtxzlIzGmPucQNn2uhgPwDUOf&#10;s4A14c/4xqQbidMc85qXTnSTtOn9HN6fMg1b9x/LuxAVM147jVLOXrgyYOXGHWjdrT9q0M1rYOlK&#10;DweVxcYikLb8K0oNeoAatOiC6d8tRuS1hJPXr18vF7rOKrrRZU/w6UuvjJkItwYtqC7UHvyLCB33&#10;yy85vxiPO1e/jli7wYzaILBFO7w1/kNsO3gYEXGJu6MSs8bsPxF6duIXM+HftAOqUL1Ks1axr9Lh&#10;Cyxe6aazdIC9X10MeH0kth0Ozs6+fvdFrWqlRFy50iQ45NxL23bve2nzth0vbd6xW9mGMttS21bh&#10;fUXj7x9l+o6pjOnz+QfbWqrH2l+x1eerUkZ+fqs9ST31bSuW/8B9UWK833/RHlvP32rkp8Q267Gy&#10;3z9g+vxVNH3H/VGmrz6VMX0+K2P6fJY1fcdUsEpdD7KSe0Pfdw9YaV32lXldCdPns4xVuu5s5PeB&#10;e1z7/lFWmXKeyErO8TfY/7T+ZPra8tds9fkue54l/z9LrOx3DzV9PivYk9bvcVt9vivaH93+etuk&#10;nD3mmdTKYKt03fX5q2APq/cTb/WY3rrosXLHPKGV3Hf67z9uy19ss7KDurpqtmrzDlXevpMhL0VE&#10;RXXO//57myplyL97t8eOQ0cuD3rjbdj5NVCCRjf8l/rf1I/lkXY8vJSFGAc0DK3cVPDlg8+nY8+J&#10;kLNX0zLGnI+L37Xj2HGM/mQK6rTpiKrO1NcncWpI/V+ed6mLeHIAiPv9uq3KDMtbKs+lfnMMfnss&#10;th89eSnnzp1nM8uM4MspuNHsUlT06W++m4+6LdrDjOphTD7VPEn2RX1lNfyXyqpJIrZF115YvnEL&#10;ibwrAzQXpcQkpH+w/9ip3ElU9y59BsLFrxFqOfP6+bo5kYZWZNaepAd8qM/OozCp/80imISfLukP&#10;vVb6hcqlvjoHj3gdTF3uFzYShSScTTR9wsmAeN6mvV9D0kVtUK/jM2j2zPNwadCahC+vL099eyvW&#10;RyyqqT3U3EoWlt4wdfDEc0Nfx0ESrOnp2V1Zl2mn8dfibGSC4/Gwi+hNatwhoAGdNI95didBRzcU&#10;Na4RXQBW9aqR+WYhYVWSYYmNE8uohqeG5SigWuiTRCBnmjLkTFPqZuWbgM2fGpCjjHyBeK4gGe1f&#10;1dkX1j714EcXod0zz2EYZ4z6Yvo/5i1Zk7Bt75FTl2OSdxbd+mGwVuXHci01tdO2/QeT+w99DZbu&#10;JCCp7pyZytiWbkRrqgdfWKq7Id1UNVy80LRjV3wzdwGOnDyzQnNRCo/vTs8tmnH87IWkr2YvQed+&#10;g+Hg21AtFssJgTiayn74Vxd103O7qNd0bhxtpPPmCCYvgsoPLQ+91Y0D1z0gql04AssPNv+aYu8G&#10;e+8gdXOt2bITIeGRDyTluRqftHDb3kPoO+hlWDjRzWjlCiNLam8LrhMZtT0LcX64OdGPMk4ARMYZ&#10;pgzLbXXG2Wf515OHbVWaZ6ojj2f/NVs+XqWP5i2Vxz8S6LZcVy6DTau7HivZ79duH3d+ld+S35L3&#10;6hwfXX6586/UVudf2cPqQ99Vvnw+jj9/mH86rpyVKa+yW61+5e+7ym55rgRZ6ZY/02cl+9PfI80e&#10;V/8Hj63c9lG+n2Sr8/Wg31+uHe2n9954gm3J8eX8ld8+rn4PO+5Jt4/z/7jtk5bDc+P1f06+yrUL&#10;+VWfV9yW9UP/+J/g3vmfP3u/qvxftuWfqSfdltyvuvIfVX/dvVz+vn6yre71I8/9d9jqyntUXcjK&#10;nPuj2vKBLR37S/voL//x14720+O35B7S71/X9r9Yxe+ffPv4+j1uS37K1Z/el3xeWvey5dJxJUY+&#10;nrwcPVvls8Tvf2FLdX98PWjfitfvMVseecf3HR+vjEexKX9s1GdU5kv7+ChBZET9WV4b3tiKxBfV&#10;y4j6gzVdfNUIwB08Ui4l7YGkPGERV97fuH0PXnptJFyo329O/U5jOs6YyjMm4cTRQF4xQQVKaKsC&#10;Siy6XKgfy1FM6uuqtec5KMI6gN87Uj2c+HN6djgiSOfBASa7oEbo0P8FTJ01H0dCQpOvJqX216pR&#10;juCT4StmzV2ONp37woIjmVowigUkl805QngUo4mtMyxcPdB/8FBs27s/+VpsYifNxWO5devHHlHx&#10;SZsOHj19atrshacmTvnq1tAR76B9r2dVxNTOt65a0pCXLGTBacCik/4P6FZmYM3CddCG9aqcJ3T+&#10;PKVOTavjLb3nLQeJWC9RG+i0E4trXfBJjWzk6XJ8DW1JpFrSPjXs4OAVhD6DhuJE2AWcjYx01Kr8&#10;1+FQSIgDRyZHvf8RrFypsSydYGrtqjIZmVLjmfBNSg1pRidv7uSPqtyQrMrJzOm1GTWSGb2u4ewP&#10;a896JITqw7NuCzTr1BvPDnkTb70/GZ/PXIjVW/fh2JmLvO7KT9nFNzdqxf9XuXv3rtWV+MTJKzdt&#10;Radn+sHazR/Glu50fpwBii6q9iCotWys6YIq0eOGOs07YOr077DvyMltF69dq5N1/fpDL2xqcfHL&#10;odeiCpZt3Iy3J32MLs+/gKDWHeDgXx9WHv6o7eqnkvlUpYeqKj0c1ajNqjsGoCa1ZW16MK0968Kz&#10;QWu07z0A7340FRt27bt+LTUtntrogfUjMzOLHa7GpW1ct20fBrwyEjbe9XRRZH7weKI2PXQ8t5O3&#10;nHSHk/Dwryl8/ZQpcVvyXUXjPyCPMd7ndzWt3EeWT9+Vmr/+4550q9f/bzHyW/L6Scqna2Ho6P0r&#10;tnysZuXKL2PlynnS8vmzClbOLx1Xzip+XwlT/rkev9b4+P9i/fWWWcb0HfN7mr4yS42/Zyt77pXZ&#10;lhxfUo6erb46lbWHHfekW30+K2NPWg79/dP/ecV24c/0WVk/mvHfHX11KrFyxz1s+wTll/NLxz3p&#10;vfs4U/4rlv9btyV+y1i5civUX7XDr7Ryfv8Lpq/Mcsb7PEmb6NvysZrpK5uttIyHbdke4bfEyvml&#10;Y8tZxe8rYY+t3+O2bGXrX/JZGStXJh1X1p64HD3bcn7/C/ZE9dBj1BdT2Vk5kEB9s0eZmmvHRm3H&#10;IwTV9DPNOICj1lBU7/3UdCm1LIUy/jHVBdYeAegz+FWs3LoLkQmpGznxptalLKWo6Nbg1My8S7v3&#10;Hy384KMp6NijL3zqNYEdCZyaTp6obu+qlgc0tyMjn1VpW93eHZyrw9LVF84kSOu2ao+uz79I/eBP&#10;sWLbbpyLSrgVn1P4plbEA2RlXXcMpf71zkPB2z4nodmY87bw0FTqi6vlSlh80bmpqWXUV1dLcNB3&#10;lirbbC8sXbcRkbHxn+bdu2etufyvwrolOjk9/0RoxL/Wb9+Lb+YtxpvvjUdfattWXfvAp3Er2PvV&#10;o35/IGqRmOfMsGY8vY76/rrAG4ltJdB1101dO15LngQli0oTO3pP4rUG6YLh4z7FgRNhOBRy8YFr&#10;9aclPb3IPiktE+99MAkBdPO4+dZD83bd1do2r40ch4mffoNZC1bdX7tl3792Hzx1/dT5yOvhl2Ov&#10;J2RmX8+/fe/i9R9//Mso6Jj4+GdPngm999Hn0xHQuA1dbA6jk7h08YeJW6Ca3Mshbf4lRv0CQQ+y&#10;saULqtm6wadBU/Qe9BJHTLFn/3GER8YvD7mcZJOUlG9TWFhYXSvid4X9sv/E1KzFx0+FYsrn39JD&#10;/hzsPOrBlOppyn9glCDmX0DI1HAA3rrDhB7KgLZd8Pr7H2PRuh33th44eX33oVPXdx46fn3rgaP/&#10;U9t28NhDTd/+Yr+nHapg+vbRZ8Fk/+vrU7Huf7X6i/3v7H997/yvy/+t9lev/9/Bfk37c7tz++v7&#10;7o+0X1N3tr//vaP6PoeCH2MnaL/j17cdINtP70vtxPWla3bcGznuE9Rv3UUt+2FKwoVH4hlypJL7&#10;iSReOYMrL/3HQ1hr8xDRLn0wfso07A8+g2uJGYuT8v/L/VjyH3L5sg2Jv+X7j5/E1Okz0ffFIfBp&#10;2FRFRXnuogkPQeUfHEr6tCy0eRQfL69B21oufvBv3Brvf/wZQs5dvJecmfOcVsRfgtzCG2FJGVnX&#10;I+MSrp++cPH6Hrqm67btvj1rwdL/fPTZNLz21hj0HTgMzdt0gU9AI3iTQB89ZiKSU7JQVFRkr7kR&#10;/oxkFdweFpWcgaWbtuGZwS/DxrcODGycoVIP881NN7MZ/+Jjy2OdeeIu/5Kgi/SpOZ3WHqhi6abG&#10;lnPiH59GbdGp34t4c8wkfDFrEZas24bth47fP3Im/P7piCv3w67G3L8QnXA/PCbhfmhM3P3w+IT7&#10;56Ji75+4EHn/UEjo/e0Hg+8vXbcVn3w1C4PeeAdNOvWCjU998HpAVagM9WDxrzVUvspaxWF0Kxdw&#10;0iQjazeY0j5Vbd3h4lMPQ157C3sOHENUbNJDfxkSBEEQBEEQ/vrEpGe+wcliBr8xCi6BDdWIOBMS&#10;azxfUQUauM+ohs66w4izrtqx4PSEMQ/ltnSGhVsA6pKYeY76j+O//BZzVm3Apv3H7h86e+H+qUtR&#10;1HdNuh+ZkHb/SmL6/ci41PsXo5Pvh1+Jv382Ivp+8JlL93fsP3F/6dpt9z+fsQBvvvchOvYaALc6&#10;TVDVwZ36y05q2Q7Oq8JzM03tdcNH1ZBhHspL/VxeRcGU+tjmTiR+ee4mJwTyr4duAwZj8drNiEpK&#10;Q1bBjWHa6QrCn5fMzEzztOzcsVdiErBo5Tr0GzSUxFldmFjYw6i2I8xt3WBOD4Y5PYgmnPKX55Cq&#10;YbIcEfSDsUtdGLmSKOU5kk5kvOVx5rQ10T7jJUF4zLSRHScbos/pvYkDJyHicL4PCUTyywKW39PD&#10;VjIPU0Ue+TWZGT1s1XlNHmtXVKltCwffIAx65Q2s3bwNp86en3D58uVqAAy00xIEQRAEQRCeAlJS&#10;UswuJyXZnDx9evyGzVswaNjrsPMIgJmNK/UbXdTIPBPOukqiTa3jyNFAjgrasOCkfqcDT58KgolL&#10;PbI61H8NhAn1X3ltTp3xutTUh3Ui46lW9JqXAeHXJi7+MKUtm7GzD/V5qV/rSD5VedyX5aSW3iqj&#10;qcqtQULTlPrYpha2cPIOQP8Xh2LB8tWIjIpFSmb+OOqXW/xlE9MIQkVycnKsMnOL3r8Wm1Sw9/Ax&#10;zJi/CCPGfoBuzw5A3Zbt4RzYSIXiWeAZWDihioUjqlg6wdDGGUYkQlUqYltXMt0vMDyU1oDXrORJ&#10;u2oSL73n15b0cFuQSKzlQn44SuqmhgBwtiifJm3R6dnBeG3sJHy7aCUOnT6HiOj46al5ea737983&#10;06oqCIIgCIIgCKXk5eVZp+UU1bsYm/jNkZBQzFqyHMPHTUS3515AEPVjbXzqqqynBrUdYVCLzRmG&#10;tTlowSPkNNFp7wUDEogsIDlJjwpy8Ag6ZbQvm6ULmbNu9Jy1LlFlVWdvlU+kTssO6PrcIOo/T8DM&#10;hUuw78hxRMcl/yMjJ29qTs5dK62qgvB0c/PmT86puYWdrsQndTl9/mKXvUeOd9m4d2+XZWs3dpmx&#10;aFmXzQeOvnXmYnTY+auJCL0cSxaD8GvxCL0UG7P70KkJsxeton23dlm7dac69hz5iCZfmfn5ASIY&#10;BUEQBEEQhP8GvKxIbuHNFvFJWV3OX4zucuDIuS4bt+7tsmiZrg97POzCsgvXYn4OuxJF/ddrZFdx&#10;nl6HhF84tmrDjqEz5i3rsmjVxi4bd+5VfVjuB3N/OC2vqEt6/m03rRhBEARBEARBEARBEARBEARB&#10;EARBEAThKaRKlf8PCkwtZQgaSJAAAAAASUVORK5CYIJQSwMEFAAGAAgAAAAhANLRBT7iAAAADAEA&#10;AA8AAABkcnMvZG93bnJldi54bWxMj8FqwzAQRO+F/oPYQG+NrLp2gmM5hND2FApNCqU3xdrYJpZk&#10;LMV2/r6bU3Oc2cfsTL6eTMsG7H3jrAQxj4ChLZ1ubCXh+/D+vATmg7Jatc6ihCt6WBePD7nKtBvt&#10;Fw77UDEKsT5TEuoQuoxzX9ZolJ+7Di3dTq43KpDsK657NVK4aflLFKXcqMbSh1p1uK2xPO8vRsLH&#10;qMZNLN6G3fm0vf4eks+fnUApn2bTZgUs4BT+YbjVp+pQUKeju1jtWUs6WqQxsRKSBW24EfFrkgI7&#10;krMUAniR8/sRxR8AAAD//wMAUEsDBBQABgAIAAAAIQCqJg6+vAAAACEBAAAZAAAAZHJzL19yZWxz&#10;L2Uyb0RvYy54bWwucmVsc4SPQWrDMBBF94XcQcw+lp1FKMWyN6HgbUgOMEhjWcQaCUkt9e0jyCaB&#10;QJfzP/89ph///Cp+KWUXWEHXtCCIdTCOrYLr5Xv/CSIXZINrYFKwUYZx2H30Z1qx1FFeXMyiUjgr&#10;WEqJX1JmvZDH3IRIXJs5JI+lnsnKiPqGluShbY8yPTNgeGGKyShIk+lAXLZYzf+zwzw7Taegfzxx&#10;eaOQzld3BWKyVBR4Mg4fYddEtiCHXr48NtwBAAD//wMAUEsBAi0AFAAGAAgAAAAhALGCZ7YKAQAA&#10;EwIAABMAAAAAAAAAAAAAAAAAAAAAAFtDb250ZW50X1R5cGVzXS54bWxQSwECLQAUAAYACAAAACEA&#10;OP0h/9YAAACUAQAACwAAAAAAAAAAAAAAAAA7AQAAX3JlbHMvLnJlbHNQSwECLQAUAAYACAAAACEA&#10;11QarhYEAAAzCQAADgAAAAAAAAAAAAAAAAA6AgAAZHJzL2Uyb0RvYy54bWxQSwECLQAKAAAAAAAA&#10;ACEA5ojuCKhJAQCoSQEAFAAAAAAAAAAAAAAAAAB8BgAAZHJzL21lZGlhL2ltYWdlMS5wbmdQSwEC&#10;LQAUAAYACAAAACEA0tEFPuIAAAAMAQAADwAAAAAAAAAAAAAAAABWUAEAZHJzL2Rvd25yZXYueG1s&#10;UEsBAi0AFAAGAAgAAAAhAKomDr68AAAAIQEAABkAAAAAAAAAAAAAAAAAZVEBAGRycy9fcmVscy9l&#10;Mm9Eb2MueG1sLnJlbHNQSwUGAAAAAAYABgB8AQAAWFIBAAAA&#10;">
+              <v:group w14:anchorId="789743EB" id="群組 21" o:spid="_x0000_s1026" style="position:absolute;margin-left:538.15pt;margin-top:28.9pt;width:134.65pt;height:261.65pt;z-index:251664384;mso-position-horizontal-relative:page;mso-position-vertical-relative:page;mso-width-relative:margin;mso-height-relative:margin" coordsize="17094,33223" o:gfxdata="UEsDBBQABgAIAAAAIQCxgme2CgEAABMCAAATAAAAW0NvbnRlbnRfVHlwZXNdLnhtbJSRwU7DMAyG&#10;70i8Q5QralN2QAit3YGOIyA0HiBK3DaicaI4lO3tSbpNgokh7Rjb3+8vyXK1tSObIJBxWPPbsuIM&#10;UDltsK/5++apuOeMokQtR4dQ8x0QXzXXV8vNzgOxRCPVfIjRPwhBagArqXQeMHU6F6yM6Rh64aX6&#10;kD2IRVXdCeUwAsYi5gzeLFvo5OcY2XqbynsTjz1nj/u5vKrmxmY+18WfRICRThDp/WiUjOluYkJ9&#10;4lUcnMpEzjM0GE83SfzMhtz57fRzwYF7SY8ZjAb2KkN8ljaZCx1IwMK1TpX/Z2RJS4XrOqOgbAOt&#10;Z+rodC5buy8MMF0a3ibsDaZjupi/tPkGAAD//wMAUEsDBBQABgAIAAAAIQA4/SH/1gAAAJQBAAAL&#10;AAAAX3JlbHMvLnJlbHOkkMFqwzAMhu+DvYPRfXGawxijTi+j0GvpHsDYimMaW0Yy2fr2M4PBMnrb&#10;Ub/Q94l/f/hMi1qRJVI2sOt6UJgd+ZiDgffL8ekFlFSbvV0oo4EbChzGx4f9GRdb25HMsYhqlCwG&#10;5lrLq9biZkxWOiqY22YiTra2kYMu1l1tQD30/bPm3wwYN0x18gb45AdQl1tp5j/sFB2T0FQ7R0nT&#10;NEV3j6o9feQzro1iOWA14Fm+Q8a1a8+Bvu/d/dMb2JY5uiPbhG/ktn4cqGU/er3pcvwCAAD//wMA&#10;UEsDBBQABgAIAAAAIQDIPtTkkAQAAA0KAAAOAAAAZHJzL2Uyb0RvYy54bWycVs1qJDcQvgfyDqLv&#10;4+luz58Hj5fJ2F4WzK5Zb7JnjVo93dluqSNpPOOE3AIh1wRyCgRCIOQBckzeZnEeI19JPT3+gyxr&#10;cI9+qkpVX31V0vGzbV2xa2lsqdUsSg7iiEkldFaq1Sz6/M15bxIx67jKeKWVnEU30kbPTj795HjT&#10;TGWqC11l0jAYUXa6aWZR4Vwz7fetKGTN7YFupMJmrk3NHaZm1c8M38B6XfXTOB71N9pkjdFCWovV&#10;07AZnXj7eS6Fe5XnVjpWzSL45vzX+O+Svv2TYz5dGd4UpWjd4B/hRc1LhUM7U6fccbY25SNTdSmM&#10;tjp3B0LXfZ3npZA+BkSTxA+ieW70uvGxrKabVdPBBGgf4PTRZsXL60vDymwWpUnEFK+Ro9t/fr/9&#10;6zuGBaCzaVZTCD03zVVzadqFVZhRwNvc1PSLUNjW43rT4Sq3jgksJuMkxl/EBPYOD9N0golHXhRI&#10;zyM9UZx1mvHRIL2jeYgJNPu7g/vkX+dOU4op/lugMHoE1P8TClpubWTUGqk/yEbNzbt100NOG+7K&#10;ZVmV7sbzE9kjp9T1ZSkuTZjsMU9QHQHz97/8fPvD9wwLiI40SCiocArpQot3lim9KLhaybltwGwA&#10;67G4L96n6b3zllXZnJdVRWmicRsZquABi54AJzD0VIt1LZULJWdkhSC1skXZ2IiZqayXEgwyLzJw&#10;SKDcHVjUmFI5XxOgwYV1dDoRwlfFN+lkHsdH6We9xTBe9Abx+Kw3PxqMe+P4bDyIB5NkkSy+Je1k&#10;MF1bifB5ddqUretYfeT8kyXQNotQXL5I2TX3rSCQCA55Mu1cBK8IIfLVOiOdKGiYA7zXADzodBse&#10;6T24hLtFjZAGVQUzGikaDoj6sQeirZHeJB4NhiA1qqEdwnJAh8qFKoR47sslGYcKCGfvqq0x1j2X&#10;umY0APJwzp/Ar4F0EN2JIL69Z36IKdU1Gq7dcQGzDwOU2u1Treqq4I2EC2R2z+/xnt4//fvHj7e/&#10;/vn+79/YmFjbCnZNxd7DjuBo0UpGo1E69GClk/Fw7CtkD1YyiCeQCGClk/RoFHpL1yFQPg/A0muV&#10;UTr3iNFxq6wtRZ59GbG8rnAPgCtsMA5HwqBH1/NlZ5IUlabi8hmsFNsgf8kY2b23BeVKQZOiDhzx&#10;I3dTSZKr1GuZowsj+alX9PefXFQm0JULgepLwlbBMxmWh55ZId2dhvfPGyTLgbqt7dYA3a2PbQcz&#10;rTypSn99do6FiLpj7jsWlDsNf7JWrlOuS6XNU5FViKo9OcjvQArQEEpuu9xChIZLnd3guvKFhfqw&#10;jTgvkdwLbt0lN0gYFvEYca/wySuNXOh2FLFCm6+fWif5WST5F/iN2AZPgVlkv1pzugKqFwp1cQhK&#10;wbC7OzF3J8u7E7WuFxotBq0Q/vkhlI2rdsPc6PotymhO52KLKwHfZhFOD8OFCw8UvHqEnM+9ULhZ&#10;LtRVg/so5JE4+Gb7lpum7QIOXeyl3lViS9cA7l6WUqP0fO10XvpOsce1hR5dwY/8m8OzqX0f0aPm&#10;7txL7V9xJ/8BAAD//wMAUEsDBBQABgAIAAAAIQCqJg6+vAAAACEBAAAZAAAAZHJzL19yZWxzL2Uy&#10;b0RvYy54bWwucmVsc4SPQWrDMBBF94XcQcw+lp1FKMWyN6HgbUgOMEhjWcQaCUkt9e0jyCaBQJfz&#10;P/89ph///Cp+KWUXWEHXtCCIdTCOrYLr5Xv/CSIXZINrYFKwUYZx2H30Z1qx1FFeXMyiUjgrWEqJ&#10;X1JmvZDH3IRIXJs5JI+lnsnKiPqGluShbY8yPTNgeGGKyShIk+lAXLZYzf+zwzw7TaegfzxxeaOQ&#10;zld3BWKyVBR4Mg4fYddEtiCHXr48NtwBAAD//wMAUEsDBBQABgAIAAAAIQDS0QU+4gAAAAwBAAAP&#10;AAAAZHJzL2Rvd25yZXYueG1sTI/BasMwEETvhf6D2EBvjay6doJjOYTQ9hQKTQqlN8Xa2CaWZCzF&#10;dv6+m1NznNnH7Ey+nkzLBux946wEMY+AoS2dbmwl4fvw/rwE5oOyWrXOooQrelgXjw+5yrQb7RcO&#10;+1AxCrE+UxLqELqMc1/WaJSfuw4t3U6uNyqQ7CuuezVSuGn5SxSl3KjG0odadbitsTzvL0bCx6jG&#10;TSzeht35tL3+HpLPn51AKZ9m02YFLOAU/mG41afqUFCno7tY7VlLOlqkMbESkgVtuBHxa5ICO5Kz&#10;FAJ4kfP7EcUfAAAA//8DAFBLAwQKAAAAAAAAACEA5ojuCKhJAQCoSQEAFAAAAGRycy9tZWRpYS9p&#10;bWFnZTEucG5niVBORw0KGgoAAAANSUhEUgAAA5QAAAFXCAYAAAGq0jHtAAAAAXNSR0IArs4c6QAA&#10;AARnQU1BAACxjwv8YQUAAAAJcEhZcwAAIdUAACHVAQSctJ0AAP+lSURBVHhe7J0FfBRX1//XYmjc&#10;s8nGE9zd3a1AkZYCBQq0SJG2UAotbsWtuLu7BgvEgCTEiBMPTvvI+/zf5+35n3N3dtlslgAtLSk9&#10;38/nfHZ35syd2Zm593fPnXvvyJi/KYWFheXMbJxB7uQHSpcAYXJHDeQUFlaXXJjfSLVGLUHm6A1K&#10;10A8r34gc/KCcZOngrT6zdl34hzInH1A4eALKkc/qNKolT4xlZ0HOHgHan/buoG5SyAocOf008zR&#10;C8zcfMHM2U8y+o6GB2Xm7K/9FN8l0/12MfAT6+k3+hfx0a3TpSOtN05H+NB38jP0kX4X86F9Gf3W&#10;meF2Oh+xjMzQR/pdzMdgue53MR9a74MXzhcsXAPg2MXL25u27QYq/K100kDLD/pBfv5TjRyPISMD&#10;LOk8Hz59/n8reOB5t8fz7uwNCjuvki+2wtEXsrMfzP9o8CjIyi3ocfryDdypP8jxRD97BjYV3fzB&#10;AncmfJ0CYM+R02ed/avgAXih0YFoTS59qjA93TKV9ClMWq5w8sHc/cKUZEbL6bccf8voE7cz9Kff&#10;dMxKKi0MDW9G+lQYLaeblD7leFKNl9Ox0v/UHyMaHTPZb1kujo/+h/Rfii73xf+DFwVLNpmz9nxa&#10;uPrCorUbYd6PK0Hu4ApJKel9lfZq/H8eILNzEz6HTl/6n0ePfq1ghtdg3Fffl3wxl6/bjLnMXzhV&#10;bdQCajVrBzsPHRc5VoY5VuaARQB+WnhoD6Cilz+oaDnzmwm9detnOd5MadkPFhy9ePEflu7BeI7x&#10;QuNNJnPwwgurFufXzE4DSWlZdb6cOR+UuFxsXBLjvvpOFJ8KvINk4q7TFqWfjB4DX377w5123XqB&#10;zB4TcvSHsm7aC8q8HU5dvILn1htzrwbs/INg/LfTYdqCpXA7Lul4WSyaZWgKF8xUmLEc/CpDaHS0&#10;o7RpUZRYsTGnC4iMmjwDsvMfdAqu01QUbVm5hV8oHDxh3ZadfPH+ZMxRDu6lZA6TUwYirURGjZ0M&#10;txOSv74eeydWZucJiFw4E8eiosoocCP6rnTyh11HT4vvcmsXKOfqDTeiYnuQxtAy5s9l2OeTQFZR&#10;W8xSjsx9/HMjt8DqYKMOABsvH9iy93CB0t7zxbWZPn26QuagLTL9ajbSltMV3SHrwZOmoyZh9Rhr&#10;q8KReSd07TtQVAzpe5ePPsHaLFY28XrFp6d7lsVKUwWvgOLXJ7B+c8zKvpCQkFWZLq7C1hMePP1H&#10;DWk1844ZNHo81oRRU63dtRfPVgPpOfn7xXdjLt0IwyqwF0QnpFYmrZQWM6WI6Vgh0l1MBdV4X0bI&#10;zXBxMRPoYmLwKi1mShHTF/74ImdKkYZJdDmTL2bphS/me8RrX0wuZks/nDPfI/hivkfwxXyP4Iv5&#10;HsEX8z2CL+Z7xGtfTA5NSj98Md8juJh9j+CL+R7BF/M9gi/mewRfzPcIvpjvEXwx3yP4Yr5H8MV8&#10;j+CL+R7xxheTu1qWXl6rq+XZK6Fp1JNdae0CWVlZtnXbdACVSyCYOXnwRS0F7Dp6HGispqyiCyxc&#10;+ZP+YlpKwyv1hISEWNIAFPquHezqI0aBWdHII0SORe7mXYf4or4jFPZq6D9iHMQlp0TIXb1B4eAB&#10;SrxGVes1g3nL1v4qqygVu0RGRoYljeCl7zR6WYHfm3TsCeO+nQm6MSgyB+1YB+bPpQyWjrWatYcN&#10;O/aAzFGSPpcgMXp6/fadUK9dd5RG16LX5sSJEzYyG28YPGKMWJGamTNHDCNz8IW7CcmHZXZq6DN0&#10;NBw7d2GO2ID5Q8l//LzTkXMXsWj1g9zCR23FlAOYyeq07ay9PvcLxpk7eYHqVYO6vpjyAyiwAqS0&#10;9YCfdh78WVosy8p/XFn6KmvaEe8I3IFvtfolJ8a8FqlZWZUVjp5g5uYNF6+FxdKy3FwokwHa+QxS&#10;c3KWV27UAnOhO5jR6PXXwd67Ejj4VoZNew7WoZHT6zbuOe1bqwFeOO3EFRXcAzAxNchsXaFW8w4Q&#10;l5HhTLn3wYOfm0pJMG9IeRcfMHfWDsuzdAsUEYV39XqgdMB6DMkcfSI0KQhNBELfxbQEr4ImWZC+&#10;yvCCrlO5+oGlmx+opLtBjomLWhXh7AdfzVwAO3bvh5Vr1sOKdZtg5brNsAo/V4tPtLXaZbrlYpnw&#10;M1xe1Iovp+10aWt/G/rQvrT7M0xXu01xf+0y3fc/cjkd04tzojWdH9mKtRvx/GyEFWs2ivNJU8aE&#10;344vrNOkDchcfWHL7n3DaTKQXsO+EEP5/Os2hpwHT78k3wpe/mDjFfTyC9qsbVdw8q0Jq7fsSpcW&#10;6dm591ChHCtBt+/Gr6Pfi1evTU9KvT/yRlycLeVga00lqOgdrDWNwedLLQgtUDLdb/rEdIz8yuNB&#10;l/fU/hbf0V6s16VhuMyU6fZT/Hc5kZ4uHWM/YzP2eZn/q9JBw3NUHo9biee1nKs2py1Zsz49NCJK&#10;nP/y7ih1JmLJvCc/7+o9dBSorN9C2Dhuygwo5+YPtZt1gIz8wq+lxczvZMX67VDBMxD8azWCqNiE&#10;33+hmL8BX0yaChaonWZYATJ3xbLawQuqNMDaFfO7iIuLc1Y6e2mnr3P1F1OtmWGNlaa2k1zeDG2t&#10;CctmGy+wxIu17+jJZ7ScGhPkdhrIz//Fsf0HA0Bm7ykqPw3bd4LDp86uMHPF2hXtHCtCr5xijUws&#10;Ix/Dqcik70V8pOW67WnaMzK9D/2W0tEtN+lDRt+xBq5fRuslP/Fbl460XLedLh3hRyb56X/TOgM/&#10;3TLdcv13AxO/fbRGF0+amEmJ8bw5VjQVUszo7FMFzOy1M3IR1Zu0AkvcXmaPumrnC/tPnDWdiSZ+&#10;NxNrql40l0yZE6fPP6VlCnusDtM0ZFhFTs/J7yu3V8Oshctg2YbtYkox8qE7iKYRM5xqjCpCxtOr&#10;kRkv10+VRtvjZ/HlBr9xW8Pl2u+0vuh0aToznkat2HJpujUy3RRrYv8mjvu3Ldcdq/aTlhv+B/Gk&#10;A5c5BVSDxavWfCMmPUQsnTVYCZIiCcpY6Hv0bAjkPn3Uo/9HQ2nqu72vfPhhgX/ymx8WQl7ew9pK&#10;zN60jNr+RFst/mEF3qVWHn5w8MS5f+Q8ejSImpSuRt3SNyQwvwEnL7xw2otojRUecZHwXGvn0fOF&#10;nYeOQc1GzaF2Y+1ElFRyLl275eUXMrvw6Q+2vpVBTOZEdwcmUtbRE+7GJxZOm7cQvpw6Hex8gkFJ&#10;QSzGlkfPXCj5rmDeCGs1xup47lWOamjTszdMX7j02ccjx2svnig58AJTgwEWt19M/rb4uRfTctlq&#10;IOx2/C/hsclfDx/3tXBSYNanyfZiEpM/sJCyPfPnsWH7HiyWPaGg4PEwyqG+9ZtA+v0HvUdN0l4f&#10;paMbVoocX1wXc6zIrNuyu9BGXQXs/KqBV6WakJFT0ECGuiEc8CIP+fxLvpDvADlqZWhM4gcVPQJA&#10;VlFb8dl7HEtCrLPQdyVWfPbu3WtF37EorgZWWBNLy01Tm6PQKlBce3w0TDhSjbTjh1hTZd4dWAEd&#10;PuFryHrypKmK2r2xePWpVlt7fdTBVDlVCD8iKTVrvxIrMvSduhwoUR8/kcpn5t3z4B//qKHCsE+B&#10;4UpEQkJlypF+DVqavj5CTBG5rRd8M+dHvoilEQxlosWF9ITzV8NefSG/5gtZOnHw1V5IG76Qf234&#10;Qr4n8IV8T+AL+Z7wWheSGnIRvpClGM6R7wl8Id8TXutCSh1++EKWYjhHvifwhXxP4Av5nsAX8j2B&#10;KzvvCZwj3xP4Qr4ncNH6nsA58j2BL+R7Ahet7wmcI98T+EK+J7zphZzCF7J04iJdSNuXXEgLJxr2&#10;pdXI2cvWgqyCA8jsNbD10NH/CgfmnVLG3Q/M3AKgVotOEJeVZWtFPc4dveHCtVCDi1nRE+YtX/O/&#10;1Ru3EuP3aLClyskP4tMyIj8ZPQFkdjxn3bti64FDQCOx6DuN0qL5eWRO+IkZj5Ypsajdu/eGduyH&#10;uZ0n1G/VHjbs2QdUBuuKWJmzP6zZsgNqt+4Clvw6/XeDNAqujEsAjJ3yPTTr+gEoHPygjG50nLMP&#10;TRSpvZAEzURIQ6WT7mePp9/1WnfSDra0dYen//63Ro7fD5+9+M/c3J/txQbMH8qxMxfm9Pl0tBiG&#10;npiceYiuhZmLBuKTMsXUch8N+1xMe3bixDUbsYEp5HhBlc5+EFyvOWTnPVhBy3KfPFEDgJK+XwmP&#10;iDWnse+oqbkFTwbQMub34V2tnpibQUwXJ5FvMI3cul17flbZu+KF9YUvp819jdKRRsQi5o40vE5b&#10;nCpo1khcrqioBo/Amlg+q0FFk98hFva+UNZd+515c3IePukidwqAuIxC5wYoYTTs3AxLwfKu2rkb&#10;ZFhS+tZsDBt27A2Rod+mPXvqOPlVBVvvKi8/567+VaCiNPdZTv6TLgF1GuMF9IYeg78AS2dv2HLg&#10;wHCZkz/UbNoGbkYnZooJDZCVazbACmnaMprOi6bx0n3XTd318um/tEbfddsZLzdMkz4N/XS/yYz3&#10;p1tvarmp76aP7/dNZ/ZiudZ0y+l80XRmK9dtgZ279sJ3s+eLSR/ofNL0njR9GX2nmmkZ9wBc5w67&#10;9hwTs48R+vWmUFRwhd5DRkLuo5+PS4v00JQkZaUZfa/fiklfsmaDmG7LEsVWjrXcN5vGjOz1pwTT&#10;TjWm/W34Xbf+5dsamrHPi9/vYiqzCjT1mnSeKENkFjyek3o/77MfV64W5zU2MXkLVXS27ztSSL8N&#10;Wb15Z7q9b3Vo0rbnyy/mq4iKiy8IqNsAKnoGw9KfNv/2hJgixCRn1K/TtD2UcfOBL77+rvSf18wH&#10;/+ic8/h5Q+knw5Rq8h4/75Dz4EFn6ee7Zehnn8OhY+d+kX6+Eb416oMM60fmKKG2aj84HxJpsrTI&#10;zHm4pEGzjmDm5COmuOv+yQgurZl3wiefjQe5jTsoHDyhdvP2kJn/eIm0qgjnQ2+AgyYA5HaeoHD1&#10;BXVQzd90zx48cuKXocNG/yr9fH3KOKtFC2w1DDrupKQP27j34LQvp88GTc36oHLWaCdrxsxn4e4P&#10;a7bvhdFffQ8yWx9QSDPBXLt1a7gS67tKB5pKzxc69dVO9rJ6615ppjlv+HbuYs6ITKni+4U/grkr&#10;Zjy8P9ds2iHuzx79B+M9jIEfxhMKe0+4FBYxnJYraII/ex8YMfFb2LL3EKjs6YUfGqBXCljZq8Gr&#10;ah2YiHlm6/6j0+LSs4dVxQxPb3Yxc/6NDd9RcXFqmh6SHoYNGTNRJDJi/ESQ03yT9l5Q1lENeXmP&#10;gpMzsutb0k4cMJM6+YkAieaunLtsHUTEJjf7+Wewv3QjotnmfQfBwsEN5LaeYIFB6KZ9h1MpzTFf&#10;z8DIF7e1d4fQuJQEWsYwfxbhMSkJSls1ZjYNfDZpqrjP9xw4lqpw1GBtzx9U1mpYv/0AXLpxu9mD&#10;//kfv4jYhGYLVq0HmY0H3usavO+9RAY2RwGKTbvfJqvgcZVyNGWZvbd40c7gL8aJNIdNmKKd7NHW&#10;Ay6G3vKkZb+Z+OTURIX0whd67U+lBs1hx6ETedJqPfuOnYLhX06B1j0HQMP23aHjh5/AlLlLIPxO&#10;NOTk5NhJbrJvFywFczo4O2+wcvGHzv0GFZ2Si2HeAXgPmnfpOxDDKVREFCMzR0/4bt58vaLRw/2w&#10;2CSYtXAV9PhwMDRt1xna9+gDQ8dOgm0HDhdTvj1Hj+VVa9AMM6FaPJBSYR66EnZnnLT6zZipyzRi&#10;kmENZhwv6NjnI+gxcJiYL1YuSgZUS2qsp4ckdh70usrD+U+feslR2lU0vasN1rlxuRLr6U6+lWH4&#10;2MmwcfuBqdIuGOYvRUhoxD+Hj58MDt6VQGHtgvEn1vjw/qYZ4ilES0t7UjExLfOQgh4mStMfq1y8&#10;QenoLR5Z9Pp4GHQeMASsPYIw01NtElUU89YMzGvSLkxTvVFr3AlWPR20k2LfiovztaBqJT0HERnQ&#10;B2w8tM9Edh48gZlTmynrtuoklk2btwTryn6gpHo2w/wNUNpj/sAMNnXWAnHPN2rXETMi5gtU2227&#10;D4hlDpogzKRYncVl1C9HJaqvoaL6qsQYVI6Zt5o08XkRsvMf1VPaoOphptx77IR4MGbljoljFbOs&#10;qwaW/bQZ9hw9Bf4164M5HgQ13tSglzwh50LDOllgrqeuBN41GnCGZP5W+NSqJ5RPiTHk0ZAQ8fik&#10;WvPWmAnpdRpqCKrdAHYdPAaLV68HeocWdQ2hNwqS36FTlwrMnAOwVukJmbkFw2hZMcwrOov3W1i4&#10;+UL7D/pBdELSdGmVnnXbd21w9qsiWk/pDQX06ONW4r3D0mqG+VsSdit6SDl3bVhH72p1DqgB63bu&#10;2aDrzKgjIjZheuue/bAa6wXmHv5gZuPyekJGb8MXfZilxxv0VnwaLkK5nGfQZpjXY9o8zCvU5c3a&#10;XTuch0BVpLk9Xzo+62UYZ8oEXaZ08eUBeQzzmkxfiHnFwbdoprSh0T3enCkZ5l3w9jMlTSDBmZJh&#10;fjOslAxTyuBMyTClDK6+Mkwpg5WSYUoZnCkZppTBmZJhShkcUzJMKeOtZsqQm+GslAzzO+HqK8OU&#10;MlgpGaaUwTElw5QyuPrKMKUMrr4yTCmDlZJhShmcKRmmlMHVV4YpZbBSMkwpgzMlw5QyuPrKMKWM&#10;P1QpeYpJhnlzptNrCZyKTzFJb95640x5+gplSh/MlN5iQ1JKla075noNaOo0hd1HTjwVjgzDmGT3&#10;geO5mloNtUqJeedFpvQCpbMvHL105dWZctw3M0Hm6CVmd167a+8/aNmduNThH3/2BVRr0haad+kD&#10;uw+egrxn/6xN69Zt333Myj0Q5C4BYOnqCzdj4g7Rcob5uxFzL3WveFuXLaogfq7dtOu4tAoz5wlo&#10;0bEPVGvcFoaO/QpikpLH0/INO/b/Q0Uv0kIbLr2CrwgZ+YUgs6E3BvnCoVMXxLtELOz9xctKMgt+&#10;uUe/c3Nzy9Dn2i17MBPSy328YcoP2leFzV28HBT2vqBy8oPNew7upGUM876z69DRHTIXVD7MWN/P&#10;XybywuQfFop8pESxWrN1l1gWJeWdxJyHAQp7H7BwxrgSOXbqYoGFcyDQe2Cz8h7PpmVFiIyJAwsn&#10;3IGjL7Tt1kdsFB55+1M7r0qgoNfiYXW2Tdde2ky4fJ22eouZ0Ire6IxE3r0rXqGnoinZr1z/Ly1j&#10;mPeVkKs3/0kvu1K5aiDi1h2RB6ywxihehYd5Y/rSlWJZh579MBNqULTUYK+pBJExCZ/S8vY9BojX&#10;4Vl4qOH67dvCt0RuRtzZ6R5QFQNUV5Hr6V2VcgcMWO1Rol1ox/R6PPzEnSsxI+flPRofl5z2gdJJ&#10;jcu8RDWYXhFm4YZq64yZl7Z1DsCMHQC1WneG+JTMx9KuGKZUEn8v7VKDNt1BRRnKhQTIQ9z3CidP&#10;zAt4n9MrH+n+t/eEexl5U/PyHo4kQaK3nFMeoXwhXoLlgL/pTeeu3iB39UHRUoNn1Zpw807sb6tR&#10;3r9f6KOiV0/jTixwB7FpuXekVbJLoZFQo2FTkcOvR8Z0U9q5g9wNSwmSZqorixKDMq4fHrgGPKvU&#10;hrtpGfoSoXHrLqAilcX1vtUxIGaYd0hgfbyXrd1BhcJTu1k7/f2YkJj2L02lelpxwXtV5uyPRpkO&#10;hYmGN2Iop7B3h7DY+O7kX6dRc7hwQ6ucRGpuQZjMDUXJxgVUmJGTMU9Jq96caxG3QI5VWQXm/kth&#10;t2JpmYWtB5hjKdGkTUdIychuQcuad+6FpQn6UUbEjCvHOvO23UfEQZ2/cjNyzpLlcDb05g36fT8/&#10;v5JfzUYis1pgRo9PzeiQev9+LRVKuwxLEZGhSZnR5M6YljD6rjUqmWS4jIzWKaVP3TLdcr1RSWWw&#10;XPjTMsnou6Hp0zFeLpnhMv1yaRv9/sQyOk5TRv/hhcmF4QWTjHzkBiZ+69aLZdK5oO0pLfFbt86U&#10;/6tMSk9vRdcbH49YRv9d/1v635IVORe6ZbpzIrYzMHGejP3pvNA+pPNjuM7AXxilJ6WrT19nen/t&#10;f9CdK+35p/Qlw+qjtuaH1VAXT7iP92JSRlZ7K3pjOdb0fGrUg5T7+ZXo3r1w8+bdmXgvn758I5J+&#10;b9t3QKuEqIzUuEO1yIYduon7PiU7v0Wjth3BElXRytpNLLuGeUhui/5Ya7x0PVKfaV+bhNRMkfuF&#10;9Nq64QH7gJl7oEhQ5oKfeMLMUP2ad9bGnsSlG1FghstVaAuXrhLLv1uwFDMsliyYuVX45zv2H4y/&#10;8cDwO72f78yVG+Id8DUaNoeAWo1eywJNLCvJivnXNjLj9W9qUhq0nzc9tt9yLCXuwyidYsdksN5k&#10;Orr1xobr3vS/CX8T6RQxg+Wvlf6b+huY8fEE6j5rNQP/Go2hWqOW4p69EBo1VoXhF7Wt0IuQO338&#10;qXhVuii0MPNNnrVI+C1fvQHMKPNi1fRS6A19PmjVpTeqrYe2YHDxx/s9AAUoUJsPbDBP2WmrvEn3&#10;0vTb/OEAgOLTcZPwwFD1qPOBIz0s1UBFdTBoajQFdc3GmCE1eNBUWlEJpYEuH/T/8w6QYUzQud8A&#10;UFBbCd63ZqLB0gu8azcFP8y05ejNy7Z4P5OyojJa4D07aPR4CAFQSZszDMMwDPP+8ejXXytkPnjS&#10;WfrJMKWezAcPOv/6669W0s+/NuF37oJXpZrimYwSA10zNwx03fxB7uiP34NErElNzOZYR9+0ex/H&#10;k8w7Z8e+g3g/ahtoqEGTeuQoXQNATo9BnLzFY0GZnQdoKteEiDuxf+49GxOf9I+Z8xb/kpiW+0xa&#10;9NocPHrq32bUSoV/yhwz5KixUyE75/lyaXURDp+4COYO3ujrBSpnLzgffnuQtIph/jTOXAkfoLJx&#10;BQsXPzB39oQ9R8+YzHApOXnLRn45GczsPUCB97iFqx/sOXzq39Lq1yYmISll7oIff7mXlPa/0qJX&#10;EwVgVt4dSwp6DmXjiSUHHqy7Vt3M8Lujf3UY8vmX8ODJP4pURb/4+ltQ2fuB3M4TZi9ZfoSWnQ+N&#10;TC/jqu0FQUPBFE7axyNKzLCRcUkZ5FOzcWuwdA1CBUUVdSHzE/sRRo9O8ATojX6L9ehHRt8NTbed&#10;sel9dGlIZnK9tEzsQ/ddMr2fziR/YVgj0Pvp/otkhmkUWW9wLMKM/PV+RsuLrcd9i0/d8UjLivlJ&#10;68Vy/G1yvbEZ+Ov9yHTLTZg4BjJT6Riv1y3HNHXri/npDP3FvYDfja+/8bY6K+Ljozd6REcdws2w&#10;JmeOftWbthGZMSYuOcPcXg0KvN/NMeNpj9EbrDz94eKNW+nks2jVhiN0PytdfGDM11OKZeJPx04E&#10;1+BaoLTHNJx8xFAt8bzUAVXXzg/Ku/lCVBSYSe6vx4Llq8WfkKNcx2Xl5R45FzJs19FT0LLnh1De&#10;MwCsPOj5jPaRhhtWU9MLnw+iXjtKzHSfT5ouDrJlz76YsfHA8UDMHT0h9HbsLFpe3jNQPMSl55QF&#10;BQUDaBnDlAZyHjz+0AzvVeqNZkP3KXI7LmmWhQMto+frftC0U0+xfNTkadrn9jbuEH0vo6d31bp4&#10;/1NYhhkYw7JymJFbde8Du4+cgiMXrw6Ly32USxld5eqPoqXtF/tGZGc/cpeVcxIjP3oPGi4SmDl7&#10;EcxbtBLOXbjyOf3OefgwoErT9qKjuuh+hAdID0u79h0i/FEtcR1mVHreU60eJKdm9afl1t5V0NcX&#10;XFFx6feR8yGiNKJSR+5IfWnx+0tM5qrteULfVaS4Ruup44KhUScF6v3yMn/an6Hpe8TQcZC9wl93&#10;LGSUvuFyYfTdcDv6rv9Nn1pTUlfE1zCV44vvVIMxXGfSJH8FGvkX2cYgLZ1R+lrDY6JjM/h/9Fv/&#10;XTLDc02/i/ibsN/tj6aQrk8RM1pG/lTFFNfAYB2loe3NgxnMEY3SJNXEmtzhcyHiflQH18B1PlDe&#10;I0D8Tk69P9K/RkMMs9yFYn43WzvIv/fHnwrhkjmoMV3qC66Byo1aQHrOwwBaf/LCtc8XLVsNc+cv&#10;Fv79ho7W9h4q7wopOTketOyNmTB9NmYyUkttN6GYhJSaMhs3/BP++Ce8YQqup+Vjp0wXVV1tv0D8&#10;k5g5HXyqwrqte5tl5jxumJ73oNniVeua1WreCpRYtSVfxwDMmEhcSpavGZU2mHH962n70TLMn4lf&#10;zcZ4j6PCoSVnFSyjZS5+lbGaiYKCy2o0aguLV21slp73pFnWkyfNVm3d2czRryoWUtT3lYw6nnvB&#10;yEnfivt32pwFovcOFQgyjFVvJSbWouUyW+rQ7gcjJhSv7r4RZTER2qmFsxdkP3y2mJYtW7P+37aa&#10;QLBEmQ8LjzpJy8wx+NUeIH1iCWSHGQ3VUJQMlFGxVFI6q6FZ5+76A1oouilhKegSDFUaNOcMybwz&#10;KjdpIVSTagNzlqzR34vNOnQFK4zNSWVJPcU9TeJDakv3O6ktZk5LGkGChN+KPmmFguXoUwWWrNoo&#10;lmU9e9bfgkTLzh3KUn54G7ToRB3O/bF66QuWrt7w1axFEJuSnSetFiSkZvScuXg59Ph4ODTq0ANa&#10;9egPH4+eADsPHobwuDhnyU0WFpuYp6nVGJUWFZhaaLGuHhWfzBmSeeccP3fpK0usxlJGo5k0NNVq&#10;QdidGP19nvngybRt+4/Dp6MnQ+sufaBp+y7QfeBgmDp/EcaU93pKboK4tPS8qbPmibYUGotsgfmn&#10;cbtugCgll9/Gms27ztdv1wXMqD8gTZplj59Uhyb1pFKDWpawBJg45fuj5D/si3EwftoMmD5/0aOp&#10;cxb878cjRkH1xi2AAmeqBsucaGwlljpYBe7S7yPIy3viKXbEMKUIVDbfvoOHY4YiFSRlpHiWnjyo&#10;IbB+Y+g//DOYMnsBzFq2+j/jvp0Fn34+QYjKpOnzj1igqtI2FM+KkI7U1J6mCNGAytUTardoB1j9&#10;DRE7el2ioqLKlKcEMXFqCKBO5TWbtoGBI8ZCjcZthQRrA2Sq1uIBY9W2ywcfi4Ma8NkXGFTTcm9Q&#10;2HmIAdIqW1eo06I9/LR1FySl5XwpdsIwfyHuZeaPWbNlF9Rv3QnMMC5UYJwop3AN403KBwOGfS7u&#10;/079BmvvfxQg6mhAoZk55o/azdrCgJGYf5p1AqUNZlBbjFWdvaGsqwZyHjwuOU9s2LkPMyM14vhD&#10;s069xY4SHz4sv27HAeg79AvYffCYWHY1PPokDT2R0SwEWP0cNXGaWN6sWy/RCGTtgQfGMO859p7B&#10;mLn8oHnnHuJ+Hz35O8w/eO/jMrmDB5wPDxftLQcOnoL+Qz6D9Tt2U/VVPJts2bO3mApE4egBP23b&#10;YTq/ZOQ9mi+naQxQomctWC6cxk2dIXK8GM6CJQBVVfcdO34TE1ZZ0fQIqJi0TUJaxrLUvMKeYjYv&#10;rNZ2wxJDJMow7zE9Bo4QmdIcq6aZjx4F38vMXkWdDqiWaemioQyoOnzizE3qxCFqllitpdjyi8na&#10;metmLl0jxmkq0Tc6LqmxSNSQ2k3bgQKro5Y0tw5yJfQ2mDnQ8y1fmLl0LfTFnL5tz6H/o3Xzl60R&#10;was5VnM37zooJshq2aUvUL9WuY073M8u3EDLGOZ9Jr/w0TqaMUPuFgAtu2gH+2/Zffi/VNukpw5z&#10;MN/Qsh0Hjv1fn6Gfw6wlq7DqqwYzJ084d/maWFfB3R/jVT+o0aiF+F0EvxqNxOvU7fy1zw93HTku&#10;YkoFVk879f0IDp469+ukGbNFaym1nFLPhGuR0Snk2/3jobitBjOpBs5cu55Myxjm78D5G+HRShfq&#10;QuoDnftra4jXb2O+IMV08wWVrQt8M2MOHD51/tdu/QeJft5Uxd2+57DwddBUBpmNF7gFavNdEW4l&#10;pAHNR0kx4pb9J4T6bdy+ByxFtyHqu+oNNFOXo09lOHnpmlh/7vKNKmWoTyw9l3Rwh9DI23toOcP8&#10;nYiKidtNgy/kKGJl3X3h1OXQGrT81LVQcPStBHI7mvnOC8xRQS0xA6/fvltkwG37j/1bzGSAYWF4&#10;bGLxTEls2LEfVJQx7TzBzNYVth849ERapScuPXP6uKnTxRwjNF8J9ePrO2yU6QQZ5m/EgOGjtBkQ&#10;Myd1mv/i6+kQnZQ+XVqt58vvZk03c6SRJt5iWpH10oTNJTJv+VrRg16BAWqd5u3FBl9O+QGrrb5i&#10;p/T8xcW/Buw+dHS/2IBhGD07MV+4BFQHMUEc5hlqlxk9Sdu1rnHbriLTUl/Z+cvXvZmY2ftUwiqp&#10;L9Rv0UVsOGHaLNxJAKooyi3DMK+FkhQRY8ixNKIEadgOMyUKnq03hn1vCmdKhvn90Lhhw0zZgJQS&#10;lfM3ZUpb72DMgN76TDnx21miOiumamcY5rVQUt9XF399pmzcWlt95UzJMO8IzpQMU8p4q5nSOKbk&#10;TMkwbw5nSoYpZXCmZJhSBseUDFPK4EzJMKUMzpQMU8rgmJJhShmcKRmmlMGZkmFKGRxTMkwpgzMl&#10;w5QyOFMyTCmDMyXDlDK4oYdhShmcKRmmlMGZkmFKGRxTMkwpgzMlw5QyOFMyTCmDY0qGKWWwUjJM&#10;KYMzJcOUMjhTMkwpg2NKhillcKZkmFIGZ0qGKWVwTMkwpQzOlAxTyuBMyTClDI4pGaaUwZmSYUoZ&#10;nCkZppTBMSXDlDI4UzJMKYMzJcOUMjimZJhSBmdKhillcKZkmFIGx5QMU8rgTMkwpQzOlAxTyvhD&#10;Y8oJ02aBypkypYYzJcO8JkpHNWZKP32mbNAWM6WT79vOlN6cKRnmNXmrmdJWg9VXBx+o26Kj2Hji&#10;tzNBhYnJnLxh6JjJkJVXuEQ4MgxTjJz8h0s+Hf8VmDn7gMLJDz6fNFXko8Ztu4DSwQ+sXzdTRuXm&#10;lvGu3gAT8sWENGDm4AF9PhoqNt669/CcYRO+AStnd1RLL8yc/qBEH//aDd88xzPMe0pg3cagcvQB&#10;mb03ipgGLFy8YdiX38Cpc5dO0fo+Hw8Flb0XyB00YImxplflmoBYio2NiYqKKqOw9xTO5dTBkPMg&#10;Zy4t333oBDRu3w1qNu8AoydMg2sRd4bT8oS0NP+qjduA3CUA5JiJW/X4kDMn87el3Qf9RSZTufpB&#10;5XotISEhzZ+WXw6NGD7886+gVpMOUL9td9h5+JjIJ4XP/tGunJsfyLBqK7Nzh7PR0WVpeRE69x0M&#10;CowhlU5qsVFcUvp3cmtURVymcNTgpxeYu/mDwk4DcszpPT4eLvwu37zdwcxZAwo8GAefKpwxmb8d&#10;dj5BWCX1RYX0htux98bQst5DRoDc1RsUmDfMnL2w5umJeYt++4Hc1gPupWemkJ+5PcacuKx9r37F&#10;8446uBZmSj9w8q8qVq7duAerr4HQ/sMh4jdKrII+iTK4ExkmZOboBTdu3LCiZWaosjI7X1BXrs0Z&#10;k/nboK5eB2QoWipbFDAk/8nzLpaelVABfaEM1iCFE6LLP10+GgFKFx/YsG23WOfoVRmFzhdcfE0I&#10;2vb9R7EO7Ic52gNy859tTSsocFLYuQmlpBxOLUYK3HH+g0cL7ySlNpLZUCbEqq6ztjV266ETPZUO&#10;PujrA6vWbyu+A4Z5z1i3ZR/WIlH5MOTbtGN/T1pm4+EvnkOSYEVFJzV+9OyXNnLMoDKHAFA6+oKZ&#10;PeajCg7w6J//dLv/+PktFTUEYR7atPuA6TwTVKcRKJ39wQKrqtHxSZto2agJU1B+sd6LgauFvQdk&#10;ZGR8kpSZ28jMATMlZmIZJjpv2fp8sX39JiITuwVo1ZZh3mc8g2qC3EUDQXXqi/t92sJlt8xdAzBT&#10;UsinhqT7uY1zHzxZY27ngSGfJ5g5aWD0RG0r7O34tE0WJHSO7uBXG9W2JD4aOQ4T8Aa5YyCUd/WF&#10;o6fOPZZWCXYcPAFKe3fRrEsZUIY76tzrI5HogBFfiJJDhcq65/hpOH3xakJ8UuocsSHDvAfcTUye&#10;c/LC5Tt7T54Dc6pBuvhDn0Ha9pUu/QZrhYoyG1ZRzVy8YPuBo0Uy3N7DJyIquGO+IfXEeHIg5hlp&#10;1auZOnM+KCu6YnXWR+R8vVFiLngw1OzrQNVabxj31QyRcMsuPXGZBxrGnHYYwKIPBb9y8rOnqq0/&#10;lFEHwNwVP1EzsJnYEcOUUhauXA8VPYOw9kj3Ot7XeN/LnbzwtxqromrtfY73ePOOvcT9P2nGXLzX&#10;cRnmEQUqqBKrsEr0l1GI5+yJQucF5ih0cjsXmDJr7utnRlNk5D9KKeel7eFDB6HCzFneIwBGfjkV&#10;roffjpXcBCEAqqz8x5WzCp/5SosEGfmFnyxdtwnKuNEjFFJZbzDHP7By/Zbfd3AM8xZZvWkrZibM&#10;gI4avE81YIVqt2jlT/9OzcofLLkIHjx44JL36FGQ9FPPxZthscMnfA1lXTFTOpFAUYb2AwfvqpCS&#10;/+CA5Pb7GDx6osj9Kmdf6PHJSH0Gyn3yc+MJ3/4AK1asEstadOoBZh4UY1LJgAciMh6qo3ug6GxQ&#10;BpeNnfKdfvur1yN+VVJDEsk8yv31qBjOnMw74/rtGFA4eKLhPWvrCVfDIn+VVskmfD0LM6e/6FhO&#10;1VPxWANriHIM3aiqqnT1h6Ydu4n7d8369TBh2hzIfvhLc7Ex0puqqKiWFqiS/T8d8/vu81OXroHC&#10;HtXR3gNCQqOe07I2PfrhQWmrsE6+2gadq5G3sH5N1VzMiFS1pT+G35U2nuDuXw1svYIwY2JV2AUl&#10;HP9wGWoS3r3/K9p2xtxlmOn9RbVg0679nDGZP50tew6KJwxK12CYNGOBuAe37Ts+2RLvcznWDElY&#10;FDYeYK32B9eAaiArZ4f3Nykg1Ry1z/CtME68HBYltnUhHzutMDXu2F0si4xNfK719YaTF679tvsc&#10;Yz65JZUEjv7gV6uRSGTzzkNg6eoDdmo/WLtxxz1aFhWfGmJBLbEk06iGcvy086wMeT//7JBT8LDV&#10;0rUbYPO+A5Canb+I/Ff8tG0fZUw5ZtqPR44V6X7+9XegwlJE5kp1bykdLFm0hidGMhllfFE/163T&#10;mm6Z8XIqzUz603LJtCXeC9P765a9rr9kel/pfxQzLFl1JheG/9XAyEduaIbrxTLpXOjNcLnkV8S/&#10;JNOmVdSK+hQ7HlpG/118f/G/9f9fsiLLpHOiO596E+fJ0F97DOI6686Pfl1Rf7GNlG6R9IuY9vi1&#10;pj1fYpneKB38HygSFDN+NvFrcT8O/vxLMHPFMAvjxq37Dl6hZamZuV/9tHMXrNy0HXIKnrXG/GHu&#10;7FtFG0OK+586CHhBeHRcCPlv23/oga3aB8piHtq6U/u4w69WUxQ4X1D91uGPGCuCJQas1Ftn24HD&#10;cdJiwY3b0d9Mm7sYSxdM3BllHU/eR2O+AYWtRnyfv3y92KlTICopjcF08hcNPgdPnp1Fy9XVG2Jm&#10;x2AYDy4zO39MXuGz9ivWbICVa9bDirWbhK1ct1nYKoxDyVbjdzLj5brfxstXie9Gyw3SfbG8qOmW&#10;G+9PZy/z1+2XtjFOR7fcVHq65camS8/Y33j5m/prl73a3/D/lUZ/3X8u7l/UdMu1/vSd7q+NeqM0&#10;luN9sRo/8x48aZqVXzhYZecuMrBX1XriPj6K962FA/VaowLDF5x9K4nlS9ZsAiVVaW09YPD4Kfgd&#10;a4ooLHInNUyZuQCuhEV9Q346dhw/EUfjK0mVL1wPe/OMWatZGywF1LhDNcaTPmClDsLSiqqnGCNi&#10;RlSiDNt4BsHuI6f1ifvVbiJ6BZV3RT8kJe9xe2tvlHL8IzLMlBZYavQdNk4r+ViqNOvcU/it3LAF&#10;Ams1hABU5FdZoIllJVkx/9pGZrRe+JtY/lIzSIe2fdPj029vkE5J9sr0jdIw+f+l5SbTMjwWneHy&#10;l/q/xPT+JtIqYm+avoF/sXWvNLzHpOMIlD4DajWGgJpNILBmY1i+frO4H5t37Y3VU6zOonB8MGIc&#10;qKjrKSkvZtQKmmBIffCgQ+6Tf6kruFO7iQY0VV88Zzxw5OwTO8wrSlRPOWVSTMMM84yFG4ZwtAyr&#10;tZRHajdppd/mtVi5crOzoqwjWKHEV2/SBiZPn/v/LoZGpEurS8QeMyp1slViBp7wzXT9jnOf/jxs&#10;05796XN/XJV+6kKIPq3ps5doSxi0cl7BUNEbDf+4+NR9N/X7N1ugkb1svfHyl5nWvxzGzeXwvxuv&#10;F8vRjJe/MN3+3nS/LzPDNCobfNeZ6fUvjtPwWHRW3P/17WVpGa7XfX+d9A39Kxl8f30T/xPvpfIa&#10;7XUp6xGMmcUbM4sGJn0/T3/PnrxwCe/Xpenbdx9Iz3vyfJC0WDbxux+01WncxsbdH3If/hworXop&#10;l8Kj0ifPmv9LtaZtQWmjBkU5F1i5ebOztPqP505yKpTFero5ljYyrP6KvoH43SWwNvjVawnW3pVB&#10;bu0mqggyWzcws3aF2NikNys5GOYtEov3rMzGEWi6GznV5OzUmGErQVD9VuAWVAcsHKRn7riOBmWU&#10;xUx5OyH5r3nP3ktLq7t13xFo90FfsPcJhjIYQLsG1IIBwz6H65GxnBGZUse1yDswaMR4cAuoCVYu&#10;3mCHqtqqWx/YcfAoJKbm1ZbcGIZhGIZhGIb5a/Ps2TObC1du1L0aEfHvb2bOgTrN24Mjhq3l3b3B&#10;3NkDzBzV+Emdi3xFxySFnTfG695ALdn+dZrAiC+nwsXQWwVXIu/UlZJkGIZhDKDyMSQsEkZNmgqV&#10;6jaHCi4+YGnnBWYONDbDG5T0CJ/6ztDoREdPsMJlDr5VoF7rTjB5+mw4d/V6+JUbkXXz8vIcpCSZ&#10;P4r7z5612XjgCDj4VQILcXG8QWbrJbq6yxzRaAYUvFjmThqwUQdCtUatoX3vj+HjURNg5NQf4KMx&#10;k6BFtz7gEVwLzOzVILdVg8xeI56OUuO3GXWLp0Zw3H77zoM0sEwp7ZphGOZvAZV72w8dhXJu3mCG&#10;RqPlRZcXFEFzKndRCC2cvMA5sDo07dobPho9AUZNngZDRk+CHv0+hRoNW4ODpjKUdfUDFfpSXzea&#10;0Y16idNTfXMsb2kUsp2mEmzYfRCynv48VNr1+8Pmffucew0cioLiIeYLMUOhEYYCU87VH3yqN4Ju&#10;Az+F7+Ytgz1HL/zPlfDo1Pi0nNTcB4/3S0m8EfcysjtO/HY6lMETTf38xMlGgVSiODZo3RkuXr0B&#10;UUlJ9pK7IDolNfXklauPvlv4I3z46Sho1aMvNGnbHTr0GghjvpoOu4+eenQrPmmy5C44dSEUguo2&#10;0z4xph7KGIFSV376TRdZfIqnxtIyrEEVMbH+DUy3HU3vIKZ4MFhnygz39SoztT3esC837QSkr7e9&#10;9Fvnqzt+w+2NTWxD//FlRusN06fjkcxU+sbb4/33RlZkex80WkbX+GVG68lPsmLpGawzZcb+xmZq&#10;G7z/Xnw3PA6d6XzQXpmeie2FL507XG+8vbHpt3+Vka9kYlsp/SLn24QZXtvXsWJp6O4dU0b+xtsb&#10;m5EvGfnpjt9wW1NmuJ1Je8mx6O7tIr5GZrif1zFTaegNr5HIU0aGx6bAdTRdKXVnoykZ6X+L0UU2&#10;7uBTswEcOX8ZsrKe2UrFpexOXMKwvYePPxozeQp0+XAANO3QGVp36Qn9h46AGfN/hAOnzj2MTs1I&#10;/cevv7pIm8iSsJw+dzUUmnXqCWYouGKGDDuaBQDFE/c/fsp0SMjI6iG5vxEFT34ZkJKenXol7Fbq&#10;gRPn/jVjwVLo/tEw8K/VGMpj0GTm5IPRrjeoHPzEBFlKazV07T8CNu878cd1p0u7n3uyVZdeWKvw&#10;1IoXHQSKS1l3f6joUwn/OE13gDcACQ71nnemQaFoohN7AJofXghtR18SvHJuATBgxFjq1H5Y2oXg&#10;4MkL4BpYSzuW09EPo0g/8PCvCcdOnPt/kovs5PXwz1r3/ghUmIaSRqJQZ3kxG5+PmJm6UoOmsHb7&#10;Hli2YSfYYi1HdIIXHerp+LwgoF4T2Hfq7BopOdmpi5dOzVm8FH6YtwhmCFssbLr0qf89d1ERM1xn&#10;yoz939S+w2N5mZnyL2LoY+qYdEb/zVS6OjPenvxN7qcEK5ombj+/uBmn/72BFUlP56fbVvj/DpPS&#10;e5mZ3MbQXuE/A+17yYzXfWdimTa9H4ukaWjG/rq0aT+GyyltnRku15mpbUwa7bME+33pG98bps3w&#10;+tM5+B7tBzTjc0Nm6EtmKj1jM95mBlqx++4lViwtg3taZ/pjk47P5H1NhtsX+S9oxum/zIqlhSbW&#10;zcfvRsehN1omltP9tgRtKXw350c0PMcLl8Lpy1fvSkWjbN3OA2MD6jUX4xmUTr6ifFVihYjK1cUb&#10;t8PKnbuhUiNcT6MGUXBJaOUYPNGADBoW2axHfzgacn2klJzs5NkLYnJFcxoyiaJJ79pxwSh13/GT&#10;RXp47jt+7vCg4ePA2h3LeBu1ED1q/RNDMUlsUWPkqDE0XFhFb+zAqJXeTqDCYzB384Oy6iCxXGaH&#10;5T5WAOi4W3TuAenpOSelXfxxxCeng1+N+nhAeLLwxFENwQrD82VrNxUZcmmK3CdP1KFRMTDhu1ng&#10;WqmWGKopd0URpdovpiXH6NS3Tguo3banaFpVolBSFEnh+rxlP+lP4s7Dh4e7BFZFf7wwYpZLEkrt&#10;zH4qPJmemPam7XuugfSKhsj4e1k+tZtiDQqFV4i3j0hzGt4gWXmFo8jnXlrO0o8wCm3evju06NAN&#10;rSu0aI/WsYeB9SxmLXF5caPlWivRv8PL09VZEX+9vSx9Ax9KW6Rv7FPUDNMyZS/170C/3276Rf+j&#10;zkz7av11hn4duov/XJK/sRn6vpaJ9F/YK/+/kb92mxfrX52+QVrFrKiv1kz5aU27j6L+pvwMzdi/&#10;yLFKPi98i/u/+b39Iu0/Jn2yd5m+wTq81s3xni1pH0W3KZo22au20S2j/ZgykWeETy/8jceBv6nM&#10;+3jIZ5CYnC4mIS14+KTbzAU/gpmjh3Z+AHpchZ+aGo0g/G7SA/Ihdu0/cs0zsAZYYJRIL9oQM+XQ&#10;8GP6jWWtMwZS23YfEG+8IZas2SgeoyloHkb0oUCmdrtu4IuCrBAtergvEXDREH0PsENhHT99NlwO&#10;i36Qm/tELSXzUpZu2BRnRdNkUdTsjLqAWuMWVBPuJNz784ZbxMQnHXP0rSyEkgSKagROQdXh+KUr&#10;qZKL7Pj5axgx+oIZtVfTJAzW7lAO/3iv/kMh4nacfv678Dtx1ak2VZ7eukBRH816QhdDXBA6Ydrm&#10;ACvXABg9+XtIzn44UNpUlpub2+ZqWOSekNDQPTHJ9/YU/uvnxtIqQXx65reTvpsDFTwCRFMDDbVW&#10;YG2knDvNjbBWf8LuJiWv6DlwuIhylTQ8Gy+OjGYTclLj/lHM8aKLpgvRzKRrTpHW65oKX2bkY2gO&#10;RmaYHhk9EyjJjP0N03aU0nyb6Rvbq/yN1xubsf/L7HX8DdM15WvqehQz8pOs2Pa/10ztj+4lndFv&#10;U9v9Rnvj4zc+NmMz8jdOX2fGfjp7XT+dGftjhCJM9/tV/oZm7FuSvylfYabOiaEZ+ZtKm8zYT2em&#10;fHX2Ov4mj8nQdPcYln30UhlDw6BEZuOmTYfKWRIlahbFMkOJZV/HD/ujWCatkIpI2YKVa8HWKxAj&#10;OiyfKV0sE8ur/WDS9DkQm5Q+TXIT5Dx+3DsyJmbP2atX94Tdvr3nfuGjttIqWUb+wxZffD0NyqCI&#10;0rs09MdG5awQVe3sbpYu3vDNrPlA+iBtKouIS4rtO3QUlEWtMLN1QVGmzkO+UAGP6eTZy/ry/OiZ&#10;i7GOATXw/9H/xOOl93i4+0Ek6pbk8ucRcecu+FZvIB7QimnAnL2gvIcPLF2nnU+BiEhIqDxr0Qqw&#10;VlO0hwdNYbNo+tRARVw2fe7Sq5Iritr9+w3adBZt40LUHFCwKAIk0aLaCc0ngsvkaBRp0ihTJZol&#10;nmA6qWLGW5pYBS+0DEWDhE4mhIM6+WgHxE2fvxTupmXqHyBHxydvad29P9ZsKHzHSBMvkBz/h0el&#10;mnDuys0cyY1hGOa95uK1sByvanXFM0uaVE3uGoQC5gMtu/WDqLjUrZKbLDEjZ8jMRcvB3qcKTRuH&#10;wkbRI5bNbljG06eNVoDNsBwug+WyJZan1K9F6UCG0R35UCsgPQdFwRVRIy0jocT11AmoVov2kJCW&#10;WSjtUrZy/dYHNMk4Rao0i6PCORBUroEo1AEwdfYCiE5IrSy5ytZu3Q3lUWdIj2gmOyUeo6Z6fSC9&#10;klzeDeu37wd5WSewpDCbHuRL7dhOwXVg3tot+slsDcnOz6+XlJoB+w8dgWMnjuv/QHxSereRYyeD&#10;pb0aLPHEKNG0r0jACyIM0xYRn5/2Oy6zpAmKqEmAakcVHMGnam34fv4iuJuSTr1X9a/uI27Hpsz8&#10;9POvwM6riniQLCY1wpNv7hEM9Bq/z8Z/BfdzHmyX3BmGYf5WJKRnDvv8q2/ACoWOykQl9SnB8pze&#10;pljWzR/oPVMRsXFiRlIdVM4mJafnzZy/HIOnhtrpU9Fo4nIlCpoZla9uQcLE9LGifwtFsPQdDct0&#10;Sy8s7+2cYcSXEyEqNr67lLTs2LETcPDQMUi/nwdpOc/FS5iNWbpp5692gTVB5RGI2oBRKYkzBlcq&#10;1IQNqE+SW+kg5/nzgMu3E6BWmx5SjYGaOXVRIZ4wjNrM8KRY4EmhIRo2rj5Qq3kH+GHeErh6I+yZ&#10;lMzvIvvJswU3ou/mTpm9CCrVbw5W1FTq4A0ql0Cs9WDESJEqHgOdRHquOnTkBLgWfnt+LkAZKQmG&#10;YRgGIQG8FhE1b/j4iRgZ0lscMUIT0Rr1KaFAQ9u5hiLHwDpNRDPs1duxudlPnn8sJfG7uBh689mU&#10;2fOhbqsOYO0VCOYO7hhxeoCFswbFG8VY14OWnolSS6OdLzRo2wuuRCZAzuPHHlIyfy5RUVEVN+7Y&#10;C5VRgMxRcMRbFDCCFCG0oySM+KlyQ1UX3zEatKNeTyiUFFpTs6v4Y9JvrKmIh7hYs6Bw+9PPJ0F2&#10;dqHo/ZqWnfdBpz4DMA0PXC+F57Q/qn2g8JEQy6mHK3UAIiNhlk6YzE77XFOF3+39akC9tp1h1tJV&#10;cOPO3X1ZBU9/UxdkhmEYRkt2waP6EdEJ+xat3ghNO/QEGw1GjChe1BdFO66dnmHid4ocsbym547U&#10;v0OMyaRnkmS0nsptKstRTzr0GgBJmdkfUfo5+Y+3DR3/tXbICrUWUtnuQuU8tSrSYz7UDNINep5J&#10;+oDpilfK0X4xABOtkLhevACFtkN/BUbIVu4+UKVhM1i3fSdk5D3oKP7M7wVrE+bHLlyaHlivOchs&#10;PPAA6TljAP7pINEFt0GrznDw8KknOXmFE6VNTBKXmrXt27mLoYIHhe80XodOJhp9CpHFP2inhu59&#10;h0BCYqoQyoJHz+t/+OlIXI5CSWNg8M/SC02+nb8EMh48mZf35Nm0x7/80l/sgGEYhinVPP35nz1z&#10;njybl/Pkl3nT5i+FMm7ad0oKIUOh++DjT+F+/oPe5JuYnHmox8fDhBgKraBATARbKHwYVNGr0cup&#10;feGruQvhXlb+NrGDl5D/8EmXPQePPGnUrguYOboLoaWgTbyhzF4t3lly5MS56aR30iavB4XbB06e&#10;BXvvSqAQbx3ChOldkhg9jv962v9KbrKsrCyro6fPgVfVOuKdfebij6OYYoRHL9ykcNzVNxhu3b5z&#10;k/zzfv45aP2OfRjCYy2B/jDVJqRaQkVNEMxYsOyoSBi5ePMmaKrWwzTx5ND4F0xPU6U2XLt5+600&#10;0TIMwzDvhpvhd2K9KtfRv87GzFUDXlVqwsWrofrnidMXLTlSQR0gHtfptII6/Jg5e8Kyzdsg79HP&#10;weQXl5R6Ux1YXUx8IyJQahZ28gQL1CNZeWfwqlwXjp6jSROyrETCyOTpc8TzV5p6T2btAmbuXmDn&#10;EwC7jx6HffteY1a2kIwMS+rRZIbCqECBIkFT2LtD9/6f6P9ATHKy+4TpMzHacwOFiAy1ak++ZniQ&#10;NMDTHAVTZeMKn4wap9/u0o3IRgNGjMHolMLkQNxeGzI7+ATD2cvX/iW5ydZv3/epR+X6QiApbKcw&#10;28bDHw4cO/tfyYVhGIb5C3Pg2MX/2HlW1bYson5QXxJNlXqwZvOuYZKL7Py1sH95BFRDQaWJbUgo&#10;UWdQLD/6bDycv3ZTPxRw8NhJ2glwaIy8gz+YkVEEilpDIySsaPKb8nYw/ttpcDclRzy7fPKvf6m7&#10;fPQpahjqEQomjfWU2brADwuXwo0bL0TVJGm5+eDshwdvg8qMAkjP+pwDqqMih+i76q7asBMsxIEE&#10;gblTAEydvxwePvy1vLS6GKnZhUf6Dx0F9E5cK+pCTD1j8aQ4eFeGleu33JLcZBl5he37DxkpagYq&#10;+sP0rBF9qzdpDaevXNd3T2YYhmH++ly6Hr61Rss2oHDDoIk6XtJzR1s19Bv6OcRnZHcgHwBQzV6y&#10;5ryNX3WMKjFwcg8EFRkKXD/UlaS0LP3sasbgtvKpC1eBEkWWhjBaOXvB6g3b9MHb8dOXC5y8q4Cl&#10;SxAo7fxQo7zA0SsAcvIe5ksupgkJybAcPHoSKKwpoqRmT0+MENUwdsqL1zAnZ2YGfzBwKChs3VD4&#10;AkVvVu0DW2o/RsVHMaR2Z6UrLsewmaJOehk8hdAkuut27oPU/Hz9uJfz16PivKs3QHGktmPJ7D0g&#10;uG4zCA2/e05yYxiGYd5DwqLvngus2wA1x03ohMo5QIibe6U6GDlGZkhusvv5+ZXWbdv1v85B1cHM&#10;HSNImqRGdOKhoSjU6ROjQ3s16g6uo4gS06LOQqKTUQVn6NJnIKSn57aTkpNNmDYTgz7chsbk0yND&#10;DNIGjPgCI8obJUeUREhIiGrt1n1iJgOZrbs+ERpL02fYZ5Ceez9LchVcD4/+bOlPm6ZsP3AElqFa&#10;r9i0E3bsP1H446rNn4VHxn8muemJir17ZNDIL8T8sCoKp2mOPvdgFFsNVPQKgpk/roS03II2kjvD&#10;MAzzN6Dg0bM2c5atgYrUi9YRdYdm6qHnmI4+UAbFbtCwcRAVnXBEctdzAzVo4dKfPtt9+Ox/l63b&#10;BovXboUt+4/Dmq17Z1yJvPVZ8q+/WkiussTMnJP9h44WokgzAYl+Mi40Hj8AFq3fDCEYwUqur8d0&#10;AEVmfuEXQ8ZMgvJuJGrUZEohMg1AxRAZI0AlRn6NWnXQR5upqVmV5/64CnxrNgJ1tbpQ3sMPzBzc&#10;QC5mzKGHrBhl0uw3GIHKcVsHb5qW7hu4lZC0TEqCYRiGYWR37qWsGjP1OzGGksZriskKqOWSAiwH&#10;L9QQNahQ5Mqrg8Cjcl0Irt0Y5ixaVmSmnhYdu4PSxhU1CCNPW2qtpPGfNIrCDyq6+cLHw0dDenb2&#10;Bsn97XDx5m2w966MQknPMFE0Mdqs26KjXigT8AAnYzirsnFHYcU/RX8GhbXb4FFw/U7cs7zHT5dL&#10;rgzDMAzzxhQ+/sfEa9Hxz3p9ipGhNCZTjKm3dYfPJ01FoUzQC2Xjtl3EHN7UwZTeWmWtCYDzN8L0&#10;mvWHEHIzHOzpdVpCBNHwAOq36KLfKSn5hGmz8IDpHZIB2j9g5wNT5vz4xx4YwzAM87di+oKlKH40&#10;rzdNRIBCae0OYydPKyKUDdp2BTH/LGmRgzfYegfB+at/sFBeQiV+U6GkqPMbFkqGYRjmLaIXSift&#10;Oy1fKpTidYx/slDaegdrhdLOu5hQUtPrxG+1QikmH0Clp4P8moWSYRiGeYtMX/gjCiWNg6SI0t+k&#10;UDZuTREl+ojZff4koaSmVxZKhmEY5l1TaoWSI0qGYRimNFCqhbKkZ5QslAzDMMyfQekXSgeMJlko&#10;GYZhmHcER5QMwzAMUwL8jJJhGIZhSqDUCiX3emUYhmFKAxxRMgzDMEwJ8DNKhmEYhimB0i+U3OuV&#10;YRiGeYdwRMkwDMMwJcDPKBmGYRimBEqtUHKvV4ZhGKY0wBElwzAMw5QAP6NkGIZhmBIo/ULJvV4Z&#10;hmGYdwgLJcMwDMOUAD+jZBiGYZgSKLVCyb1eGYZhmNIACyXDMAzDlEDpf0bJvV4ZhmGYdwhHlAzD&#10;MAxTAiyUDMMwDFMCpbrplYWSYRiGedeU/meUPI6SYRiGeYewUDIMwzBMCZR+oeRerwzDMMw7hJ9R&#10;MgzDMEwJlFqh5F6vDMMwTGmAI0qGYRiGKQF+RskwDMMwJVD6hZJ7vTIMwzDvkNIvlI4+LJQMwzDM&#10;O4OfUTIMwzBMCbBQMgzDMEwJsFAyDMMwTAmwUDIMwzBMCXBnHoZhGIYpgdIvlDw8hGEYhnmHlH6h&#10;5AkHGIZhmHcIP6NkGIZhmBIotULJk6IzDMMwpYH3J6J0ZqFkGIZh3j5/2WeU0SiUE6ZphVLljEIp&#10;BFUD37BQMgzDMG+R6QuWolCqUWd8UCj9TAplg7YolBiskRYpHFgoGYZhmL8R0+ZRROkhHvG9LKJs&#10;2E4SShRS0q0/TCjzC59/cuRMCNRv0xksnDW4Mx9Q4kGJplV7X6jTvL1+p9T0+uWUH8QBq5x9Qe6I&#10;/g5e+OmNv/3AzMkfzPFgPYJqw0QU1Ju371yRNmUYhmGYYlyNvHNl/HezwL1ybSjjHgDmrqglbn6o&#10;PxqQOVI0iXqEuiK3doPPJ02FCMOm17adQS4iSvTHAE7u4APmzj7QuH0POH3xOiQmJpaXXN+cnLyH&#10;E4eN+QoU5Z3BzBGV2FaDO0DRc/SCgFqNYPmGzZB8P3u85P5Kch4/9rh0Ixz6DB4Gdt6VQG7vAXI8&#10;WFJ5hSsJrhdoqteDjTv3JUibMAzDMH9DtuzaH+9bvQ5Yunij7niJ54ty50AUQz+w9a0GfYZ+DhdC&#10;IyAlJ8dD2uS1WLFpB3jXrA8qBw/UHQ2Ye/pjAKcBRUUXGDFmIuQWPBgmuZZMcnKyxbHz18DczhsU&#10;jr6owt6gdPYEt0o14U58+jPJTRaTcG9Y30HDwdzBEyww7DV3xbAXI00ZiqmMtsNoUomqT82uCls1&#10;2PlUhlEYEt9KTL4rJSE4ePIMaKo1QgHGbUnxnWh7D1BXrQXb9hy4JrkxDMMw7zF7Dh696lO1Nigx&#10;iKIokR7tyVGHfGrUhwMnz0JcHJhLrrKYtIy7o6dOhwoa1B1bV1CiDqko8LLHyBGDLjnqD4mqGQZi&#10;ZiiElqhhPQZ8AtejYvRCeCcxI8uzSh3UKDWo3FGESbNQe/adOAtZWVlWkptpsgseb3APqAFKG0/c&#10;iS+aN9j5V4Fj5y4WSi6ydTt3ozCiOLoE4p/yxVDYBzr1+xhWb9mZcichKSWr4HFiZt6DlLNXrqVM&#10;mTkPfKrXx/TcRDux0skfD9wPyrv5wor1WwBRUpop+fnNv1+8DGw8AjGCxT9p5wUqRw3WHirBxt17&#10;8CTF6U8SwzAM836wce8BDKSCQemCQRIGWgpHbyjjGgDfzlsEidnZLcgnI6PQeeXGbUIYFag9MnsS&#10;Ui8USHfwqlwTps2aD2cvXElJy8hNySt4khgZHZ+yetP2lG4Dh0AFr2DRV4aEsBwGdOu37tY/Kjx+&#10;9mqBW2BN1KQA1CdvMEONcvQOgPt5hSU/w9wcEmLZumtfIZQqStzFHyzsPGDRyvW/Si6ymMQ08Kpa&#10;H8UMhRR3oELlLuMWCP51mkCTjr3As0pdKIci22/wZ/Dw2T9r0TbTp09XnLkSCuXcpT9JzbkoiEpU&#10;88nfzdQf1O2k9G4jJ04DmTXWKhz88M9hyG3rDm27fwgpabmbJTeGYRjmL0xKeu6mDj0HgoqaVh28&#10;QY5aI7N2g+HjvoHYpIzukpvs29mLQCWeMaJuoK7IMUo0d/GBfcfPQ87D5wHk849ff3XpP3yMWO4W&#10;VAcatOkBleo0hbKuPqAg8cUo08zZC9z8K8Htuwl6vVm2YduvZVxRi1CTlKg1Mht3aNGpJ+zdu7fk&#10;iJKIS0tTd/zgIzH2hFRY5uKOIbArdP9wiH4HN27csNp59DjYa6qDCg9e5kS+9IepVkAChyLo5AXW&#10;bl6w68CRKGkz2f7j56AsRpMKGtOCNQeqFdAJ8EbhvRoedZR87j97ZrMcaw/l3f1FxyHxsNbWE5q0&#10;7Qo5BU+mioQYhmGYvyQFT3/5smnHD0TrIjWTyhw1omVy6brN1MooWg9vRMce8a9VH8ztPUFOekFC&#10;ivpSzs0H9hw6pteinXsP3bRTB4AldS51QiPBc9AKKwVaKhoS4hkIuw6dgLSCAidpM1nPQSNQINXC&#10;V4ECq3Lxgra9+sHCbdvKSi6vR0RsArgGVgG51LNI7oDihzu29akOS37aRtFiHclVlpaWVvHMtbAh&#10;m/Yennj2auS/Fq3eMCQ0InqItFp2v+CZ9+4jp8HandQbD8yBQmcUSoxahVhi1Dpo5HhIy8w+TP7J&#10;mdkftOs7APeNJ4namtGvoocfLFu3seSQmGEYhinVrNqwFezUgWAuhBINA612vT6ElPs5vWl9VlbB&#10;3kGjJmAkqEEBo6AKjfqwoGYonVFUPXxhBwZqGFT5iASRiIjYIUuWrRsyfe6iIUvWbRhy5vK1IWlp&#10;TypKqwWL1637r2NgZdQbF63uYKSptHUFV99AiIyO/f3aEhp+698NWnUCC0cMYakrrjOqu503/gl/&#10;sHAPxMhPA+U9/MEaldtBUxls1EEYEQaBJfopnbSRo6g5UMQpOu3Qn5Z+4zoFKnuPD4dC4r00IZS5&#10;hYWN+346EsUZRZWeWdL+6BPNDNXfzJnMV9QWzPFEWuLJLuPqC26BNaBu8w4wfspMOHb2MlwJixmX&#10;nJFdX/wJhmEY5q2SkV1Q/9yVG+NOXLj8nzFfz4A6LTqCk181KO/mD2ZYtltg+W+BZbUFltmkBQo0&#10;ObVCYlkuF7O3+WG57gV9B38G2QWPRFmdnJlzqNvHw3G5gV6QYKIpcFslmooiRir/SQdQP6wwIrT3&#10;rQQOflXA2rsSWLqi/rgGoEYFCDEWQ0MwPXNn2kYDtZu3gSs3o/74wIs62ITdir++YOUa6NJ/EFRq&#10;1ALU1RqAc5UGoHILRLWmP4knRPqD2loB/hbLteKpsPMEc/y0dtXA3MXLRNMrcS8lc/WRk2fgWuRt&#10;iE5KvZySlXs+78GT+YWPf26UVfDweHRC8vmLV67/a8fuvTBl1hxo26MveFWvBxVQoM1cUchFBIz7&#10;s8dPe+1FIYGn6Y5U9m4wbOwkuHrz9prHj//1Rt2LGYZh/m7k5OR43Iy+u3P0pCkogCg0TjShDPVh&#10;QaHTiR0KFwUxSgc1VFT7YnlcF6PEPjBp+vewZc8+uHwzHKITU84nZ+Sdz338fGXO4+cHUnIfnI9O&#10;zjh/Oez248Mnz0N8cvpkaZey+cs3HLHGqNMMgynqzyJEEvdJkwZoDTWEBJdaJyVdMXP1A5dKdUFd&#10;pQ4ENGwKHfsOgLnLVkJEbMLDjKdPraWk3w0omOX2HTkFtm5+2vdUYqRJ0aISaxAKFEFNjXowdur3&#10;EBaT9Iu0SYnsO3Jy8AcDh0Cles3B2isIZDauICvvjOYIsooYMpd3ArmNG5RXB4B3zcbQqe9A+GHx&#10;Erhw/QYkpaffiosrLCclpScq8V7BkDGTwE5TBY+RxBMvKo3frOgB5vhp510ZVm/ZBZlPn2qkTRiG&#10;Yf6W5BY+brdm41Zw9g0WQwBVNFzDWpoqDoXQ3jsIPvn8CwiLji6QNtFD5W98Zm7I6euRMGPpGuj+&#10;8QgIqNMMymJUKK+IZXkFJyx3HbAct8fvjlgee0BFr0AIbNAEug8cBFv27RssJVUit+7GF4yZ9M3/&#10;BtZuAkoaEkItjhQ5WnuAmZMGrD0DYOueI5CT88Bf2uTdkJaWq/7ymxmo+NQkSs8cvUQXX1tNMGzY&#10;fTA2P/9X/UPRoyfPPe7Qqx9YYngst3cXoa8lhsutu/aBhMTkk5KbbNaPKzDic8caBD1kpciTOvPg&#10;dxofQyJMzbV2uIxOCEWM4iEvCjQ96KWoFWscopOQE0aqWKtRuXlhlOkLg7/4EsJu3dUPcfn1118t&#10;9h45vapuq46iDVzblOwHZo7+Yoq+VZu2wi+//OIouTMMw7z3rN6+HewCqoCCxsCjsCmcA0TwU71h&#10;G9iN5aVhmR4Rl1A4fNI3QpCoGZTKYLkbBh9CC6Sym8Y2UplMv6kZlb7rTHrspi2vqdymSW08wczO&#10;BWb9uFzfJHo3Oe1kh559oSwGYmb23mCB6ZfHyLVZh55w5Mz5J5KbjDoBbTpwLMbGMxCUtm4gt/MQ&#10;gRqNo/xi8nSgTqqS65/HsfPn1R9++jmKC50Q/JOizVgNNPee5CK7cCOyZvPO3UWXW+GHJ5zCc5Wj&#10;F3gGV4djx8/ESq6yc1dCO3Xt9zHIrV1EG7YQRBJDIYi+oo1ZiZFqGbwYvYd8DtciYv8jbWqSu2kZ&#10;D39ctx5qNmmBJw33XxHFF9MlUSQRHvft95Cfn6+/6Ou374WK6iDcN11AFHMU2vKaQNh9JgTuZhVe&#10;iE3PunD3fq6B0W+dGS7PvZBQzLJKNLFdloHR7xLsTdM39DWVXjEzOhbD7V9lxdIyZb8jfWMrljbZ&#10;H52+kZna7nXNVHqGZmqbNzFTaRqaqW3exEylaWimtnkTM5WmoZna5k3MVJqGZmqbNzFTaRqaqW1e&#10;10ylZ2wJ9/Pw8yWWlnUhNvn+hUQs3/adCgFrTWVtZGZH4xO9oJyLN6zcvA2yHzz3k4pJ2dSZ80GF&#10;IkSPt6g5VIUiZ26vgap1W8CPKzdCxJ176yVXk9xKSIZegz+DMq7UqkcdNamslwRTmEZMHKBE0ez0&#10;4WA4eiaks7Sp7NDpC5E0e5uKynEUWqUz6QkN/VBDg3ad4ey1MDEUkZixGIXWDgMsETyhWbtBt48+&#10;hQMnLnpKLn88ycnZ7gOHjxbNoKKjDT0HRDEc+eXXUFj4zJd8MjIyLC9fDoVVa7YsOnjk9Ji0tBx9&#10;D1gd127Hth7zDc2uUBlU1AyKNQUVpkfPFkVPKEyXZlegdUq8eDSlnrSpLPTWneE9PhoC5jSJAUWE&#10;KMA0MxCNmbHCE9iiQ3e4cj3svOQuO3L+Ctj7Vce0AvFikFj6io5HOw6c+FlykYVE3vnZq2o9MdMQ&#10;TbagwuhY5YQ3DV4YGqZCtSZheCGLmOE6o/XU/Kykdnvpu0l/o22KmSl/AyuSvon1JtM0MDF3b0lm&#10;wsfcwEylWcTI5yWmTZ9uejzfZFhRMemjM8lXb+hfZP0bmW77F6bd/x9vuuM3tY7GJZte/vpW5By9&#10;dD94n5tYVpKRv6EVT7/otSsxfbFdcX+T6evMhL92Hf42ZUb+xlYkX77M33C9sZnyNzDj9HX3HuUb&#10;M+n7m1iR9KW0i5jkV2Qb/XIqx0wZlod0z4lzrQELZwxkKteBM9cjkqWiUbZ+x+4we69A3C8KG5XR&#10;WFbbeFeC/acv6cvkk2dDZrVs3xPKoHhqh124YxnuhmmjEFZ0ha59PobQiFvDJXfZF5OnoiCrxaxu&#10;2tZCFE78Tf9DRKUo2jL8Xd7TH0ZMmAKXI2+3kTbVE596f+TBE2fHbN62Y/uVq6H64Kew8EnjzydP&#10;AxVur+1EiulVcIXeH38Gd++m/PH9UqJyc8t89d0ssMSIix7cioPAELdlzwEQm5ELZ0PD4cd1m2D4&#10;xG+gVa9+EFCvGdj4VkHRoRNMNQftdkqqUYgTItVePALgo1Fj4frtmIMZD/5RY9q8peIhLjWz0mw+&#10;NI6yzycj9RclLj19+IjJUzCsxouCoqZ0QGFF0xZ2XlCnVXu4cO3GCfJNznlaY+xUPGY3vCB4w1DY&#10;TzURCxdPWLDyJ8h//Fg/gS7DMAzzAgx+fH5cuwEssbymSJKG65HAlsMyfOzX0yHjwdMa5HfhRsSJ&#10;eq07CXES4ojlvGhixUBGjsI5dNxXcCfxnl4oe2NkKbelx2qoDTSCAreZOGMOJGbmNIxJvJc8ZNSX&#10;UBaXqVAzKMKkIEhu6wHm+F20Elq7ikd4tj6Vwa9GA2jRpTd8NnEqLNuwHc7diIDbqEfNevQTb7Iy&#10;w2MWwwxdvGD81BlAOiYdxtsno7DQec3W3VAWRY+GZyjxwCmSo9oIRX/0SQdE0ZqCDo6mt3P0B0eM&#10;5Bp16Amjv/oOtu47ApfDboWl3s9eISX7UlZu3orhvxeoMB05nkw6WRZOHjBywjeQlJ4zR3KTJeXk&#10;9N564HBBsy7doawHHge9dsXGDbehoSwBeKxUEwrQHiOKsjXWUH5YsgzuZeX2k5KQrdiweZ97cHX8&#10;D1gDw6hTidsJAcaLTQ+IKbJ9qZHwlmSYDjXpFt+WZrwnM17+lo32/zKj4zO1jaG9qf+b2h+d/qvM&#10;cP/GZvK6/ZlmfDymfEqyt7z9q8xkGn+g6fLXy8zUNoZmvL0pn99jhmm/i3tb7JNa5rTDMgxN+2yQ&#10;TNtyRwEJTUuqfcuTLzgHVodtB49n5f78sz2VkRm5Bf1+XPUT2HkGgMLGVQgnTWVKwYol/j/RJIpB&#10;CjWFlvMMhHodu8O2IycepeQ8EGMjiZT7OQc+n/QtWJHYOaPo0vBB/F7W1QtWbNikD4ReRlpu7sVz&#10;10PDNu/dD19MmQHNu/YGZ7+qKNp+KKCeYgYfS9EsrI2WtUIdgAGaH4oxng/UEis87pWbdwFNiycl&#10;+3aJTUtzio5L/Kf080/jenjsgG4DBmvFzwVPMIkZhtL0rFOJ0WxFrLH0HjgKbt5KgsV791rdyMqy&#10;ioqKMpM2LwJNdrt37w2rm7fioHWXD8HM2l2Mw6QTK2o3WGOpiBd57op1kPP4lz7SZgzDMO89C5f9&#10;BDZuGCBgxEZRIM27KrdTgxmWvW179IdLYbfF9G5UjtK0pNJmegBAReUvlcNXI+5Av+EjobwbltMV&#10;XcACAyyaYk48i6Rhgfi7e7/BEB6bOEDa/E/jTnTC44KCx/uln+8nsffueV+5EQV9PxkOTt4YMTq4&#10;YaToKcJ3MV8f1lDoIbGu/V2BEaXMnpZrmwHEw11q/0ZRNEMfz6p14ZuZ8yAyLmEaXmiTAsswDPN3&#10;ActBeWxS6rQpsxeAunJNLCc9xfNLKluplUGO5akcI1Can5XmXhXPGB19gPqLUJQqJhSwcUdftXiH&#10;sbNPJeiFwc718FtA5be0G4ZhGIZhGIZhGIZhGIZhGIZhGIZhGObvRt6z/1c788GTzjkPnnd+/vxX&#10;O2kxwzAM8zspePZvbypfMx886Fz45Ek1aTFT2riXkVH95q07s7fs3QcfDPoUNJXrgI3aD6xcPcHM&#10;yQPMnWmgqa8YO0OmtNNAGSdvcPSrBi269oWVm3dD6J34b2nYi5QkwzAMI0FlY1jM3cWrtu6A1t37&#10;gpN3ZSjjoAEzWyxjnWn8pUaMTVfQpAAOarDA3zQnq1e1+lgmD4ONu/bBlRuRQ1Pv59WWkmT+DNKz&#10;8if9tG03tOjUXbyaS2HtAuYuGvEGEKVroHb2BfcAYfSuTOrCrHIJAnO3IDBDk4upkqiLM33SBO1q&#10;sNNUgk9GjYWI6GjxLkyGYZi/M2EREYuGfj4Byrv7YPnqCfSSCTFRur23KGPFhCyuQWj06S8+aTkN&#10;C6EZ1+iTJmuhIXhyW3eo6ErTinaDbbv3QXJmlv5VWsxbBACU0WkZkT0+GYYRohpUjhqQ2eDFI6Np&#10;7jBypDkCaQKCMniR1BhZNm7XA3oPHg3DJnwLw776DroNGg41mraFCm4UXarFGB8ZvXGEZqXA7cww&#10;TXNrV+jRZxBcunxzlLRrhmGYvw3Xo6NHdun/sRibLqdpRymYwCiRJmOxFGWnB5Tz9INKDVqIMnXE&#10;xKnw2ZdToP+QL6BV5z7gVak2VHAPFJMLyO3csVzGMpreP0wvTbbzgrJqDGas3aBTv08gPjMLi3ZQ&#10;Srt+P8jL+9lhzsIlMG7S1P9btWH7L9du3vkl/+E/rkmr/zCiYuN7Dxn9JVg44gl3ptoMXSwNWNLk&#10;vXjRajdpB2vW74a4pByIAzCXNiuRuDgwv5uYAd9Mmwt26iBQYS2JZqCgyXjN3PygvFcAbD5w7FfJ&#10;nWEY5r1n54ET/3bxqYRC5iqmpaO3e9Arqmy8AmHM1zMgOikDqOyU3EuEyuLo5BRYs3U71GvRFszs&#10;3VB8PUGO5SxFpjS1njkGLB8OGQnhsUn6Ke7+KB49f17v2s3wXzZs3v7LpK+//X/zFyyhCdT/mNco&#10;btmzH8phRGeJNQxzeh0LRnSWGG5bYK3D3qca1GvdBT4d9zUsX78DToTcTI2IS0lNz3mQKm3+xly8&#10;FlpQtV4zMLfDGg2eYJr9gd55VsHFD6bNXgAJqRnbJVdBclbOkKu37qRu3HcQhk/4Cjr3HwRNOvSA&#10;lp17w4eDR8LCFesh5GZEKtZi9C92jkvJWjJqwjSwcvXF6BJNvC1b1yxLkap233pDkS5iNAvQa5mP&#10;1opsj+nRS6R160xZEf+STDq2Ymngf3ipkb9hGiVtL/nq/Wl/uN5wW1Mm0pDOnUkzTh+/i21xne4/&#10;FUnPcFs0uk5FDH1KsiLb02/KvC8zWm9kxdJ7hRn7G5upbYrYy46F3rKD5/aVaRltr/PVnV/D7Y3P&#10;pbguuu1fZbi9qfSLnG8jM762r7JiadAy3XG+xIpsr7undWa4PX038NUdv+H2xlYsPWMjH4O09elT&#10;uqb8jcx4f6+yYmnQMp3RuTAycd28MEjQCFM6+AoTk5RjWUvBydCxX8HdtMxNUnEpCA2LSF24bCX0&#10;/3QktOneCxq37Qhd+w6EURO+hvXb9/zfJVyfUfh4puQuSEzN2PbtnPniXb9i9h5RpvuK1sHKDZrD&#10;+es3/iG5vjFZ+Q9DI+ISUk+EhKau2rLz188mfivKfafA6mLKPCWdC9yf0t4X9coXyqBmbd577JXz&#10;yv5mEjIzO9du2QFkFZ1BhTUNc/cArajgRaJ3RprRJLd4kmlSdGoWpZc50yuDaMb5CppK4FGlHrTq&#10;1gdmLloKYTHxB6VkTbJx977hXlVrgxLTkdtRoeAFKgcP6NbvY7gcGi1mqyfuZmb3+mHxCvCuXg8U&#10;dq7i7dsKvMA0RZ2ZSyAek7btnF7wrH3TiRpsvANh4ep1cP/B475SMrJZeEwWuK2lawCYuwaKV7+Y&#10;ueF/wotqhuIsjCYLNmHmVDt6idHrurSGvvo06NPAdOmbMqN9vdwk32JpGB6DsRmnUdL2tM7QF9fp&#10;9lmSFUvP2IzSF0bLA7RWLL1XmLG/sRXbRrd/U2bC/5XpGZmxv7GZ2qaIvexY6NzgeXplWgbb0/2o&#10;96dt32T7Vxn6mkq/WHo6M9r365huO73Rb+PjMLAix2O8rfH25GPoj+uNz4+xFUvP2MhHSlukrzNc&#10;J87NK8xwX69jxdKQ/hu1lBmZeKUWrlMJH7qXsNzDTyr7LHBbcycv+G7BUsj7+WcHKh/v5z/ou2Ld&#10;ZqiIZaIFlfl22g485rg9zZVtgVGimDIUdYGiUAVu7169Lny/ZCWk5RX2EoUsci0spv4HHw0HFT27&#10;xHJZgdvSvryr1YRNO/eMkNxMcjvp3tF5K1ZD254fYnlfF2y9q4AVCSFWzOi1ZWK+bqqEoCjSiyyE&#10;NuHx0WToMtIQNFl5V6jVrA2Jv/49l2+dp0/Bev2OPaCyccKTiTUCPNkkSDSDfEWfYDzpKGbOeAIp&#10;bKd1dLB48sWzQPoUB08H7S16o9I7Jn1rNoFZS9fmR9y9N0XajezW3eRevT4eDnJrd6x14MlEs0LR&#10;HfLZeMjOzl0pucnW7NwPZdX0QDkQaM5BkTYaXbAKan/4eNRYOHMtAsW5v/aZJJ5MGV5QanuX27rA&#10;l9Nnw5MnT8Rbr2OT0qpu3LELvp+7EH6Ytwi+n7cYZqBNn6v91Bn9LmIG60yZ2N54mze070owWl9S&#10;+qaOydBMpakz3fa6c0FmnP6rrFialIaR6dI2TP97yei/Gf4/4TPfwOYu+l1muG9TZmobQ3uV//eS&#10;GS//Du8x42VkxukZmjhfRv4lpa8z43Uv26aY0baG59rY8Hh+e/q4PZrx/WHKdL66e+UHyYqdH0Nf&#10;yUylZ2zG2+juPePlpqxIOnQMBjZj3o8mj093XxumQ2boS2aYtkkjH8mKpSXW43k2uF66dCk/izyt&#10;X7YEbSn+XgrfzfkRvp29ANZu3QUojvqXQnz1wwIUGg/RoqfEaJMiQbmNGpp3+xBOhN6Ej8eMxzIX&#10;y1YMROi9wCI4QRGk75bqQFi2ZZc+gku/n7P+08/HgpkjBjUkZOhLnSq7DfgEbt1N1ItqdELaN3NR&#10;G6rWa4HC6i70gkRedBKi56dY2aBWQAUeE7VimIt0PDFdeouJN5T3ChaBj1IIpbf2TSp2brBh604g&#10;LZN288ewZs0Wt1pNW4PM1k3UBijSM3fyhE37j0Lm46fDzt0MH7Z1/5FhJ0Ku5i5atwkGjBwLNVt1&#10;AIeAymDhhrUZVw1YelBNgtRe28xJJ8sKayodP/wYbsYlHb92KwFsvSqjuNEkvFTj8Qevqg1g865D&#10;+iaAdTt3gS2955JOHPrQ+yjpXZQWeEzl3b1h+4Ej+gtzJTxmRsue/cXJJLGkSXwpIvaqVg/uxMbn&#10;Sm4MwzCMEbfjE7N9a9YT4kO9W0mc5PYe0L7Hh3DlZuQMyU22/9hpsMGy3cxJGlVAj7OwrKVesRXV&#10;AbBq0zZ9mbxt9+GNNIREZuspRIxaJW01wXA+NBLCYhIPdv9wEJSlzkOieZhe5kyv5SIx1ICVgxrK&#10;4nI77yCo2qQ19Bs+Ghav3QQnLl3P27r/+LCrd2KGpT94PGzL0TNQ1oOEHUXdAXUCI9cqjVvCsp9+&#10;cpcO44/jXlaW29J1G0GFJ4ravlV4IhQYRrfHcFhyKZGU7IINm3YfhDa9+uOfoG7GeDIxIqRaBb2Y&#10;s6xHELTpMxRDeXpZs9RbCpdXa9wWzl4J1wvluG+/E+8fo/eZyZzQ6A0hVKPA2g6d4P5DRkJswr1O&#10;5Jvz6PmQafOXYfokktoLTe9o867REG7F3/uPSBDZfeDo/7Zo3w1adOiO1hVatEfrgL879pCsp8Gn&#10;znpAS0PDbVvicp0V9TXy74Bp0b5M+unMwF9sU3L6RX0Nj9u0GaZlykryb9WBlr299LXLDI5fmGnf&#10;otug0XkxOjdkprYxNGP/ks342Er+78WunbCiPiWl/6pzS/eO8TbG6Ruase8r0zfy11rRYzb0N/Zt&#10;Ie6/oj5Frai/1l6Wtqn0317e+XPSL2rN0Z/M0M/Qim9D+3nx+1XbvFjeQ78vQ9MeL12jXsKveXtc&#10;3q4rtETbd/CI/pnhnbj4RL8adcW7JsWbQqj8xADlm1mLIOvhs9Hkk5Sa2eqjoaPFGEt6BaKChuE5&#10;e6FpgyHqA/LFxCl6jQi5HrmRHuOJFzzboWHQZOnuD236oUBSz1gHFGMR1GBaGFyZu2mgSdcPYMOu&#10;A5CSmb9KSqZEumCESu8mluNxk84o7d1h7rLVkJyc/ccLJRGXnC66B9MDZBk9lMYTUxH/5LEzF59K&#10;LrKzF6580v+jYTDmy29h6859cPpcyJ64uHufS6sF9zLzDo+fPgesPIJFcyk9oKfXYokmVHoAK5pq&#10;UUgxfXtNVViyauteaVNZRMzdwlpN24CFM14QOw9tbQfD7oqeAdDhg/5w7vKNJMlVdv5a+IyWPSii&#10;pBMfhMeNn9buMHDEGMh5/LwB+aTnPlo56IsJ4v2W9LBZnFjqFk1NDHgsImrVGR7f65p4rRca/Rft&#10;y1HRHDGilYy+G29TxAx8TZk4R1L6um0M1xdJy4TRA3VFCSbOP9UgdYbL3uRciE4ndC1fZs64Ho1a&#10;A4qYlL6hr/ae0PrrTbeejo1M99t4+cvWG1mx4/idphLnqKiJ45CO33jdm5rJ9A3PD5nRejJT25ky&#10;VQn2u9NHH/J7mb1++qbvvdfJO0XypYHReuNlxcwoPWPTpa/z1+YFPF40ylviPiCTlut/Gyw3zIuG&#10;adO+denrjdIwMtqvyMdkKDxFDMs2ylPaPE6ChPshMbR1g48/nwCpudrHXBkZYDlk9DhQ2LiACgMY&#10;kbaDFzTt3AtOX7upjyivhobnde41EGw9AzGKU6OfG6icPUW5XKNRa7h8I7JQcpUtXrFmo5NfFTw+&#10;LF/xGGXUqYjGajp4vDgu/G6B2385bSbE3ss4Im0quJOS8vnFq5E3Nu3YC+NQgPv2HwTXbkSMk1bL&#10;zl66+q9ybhgUUSsiBWMo3EF1mkFMfOprBXRvhZycHLtx33yHFwv/HEVo9t7i2WTHDz+Cwif/EFMZ&#10;UYeboWO+wouKf54uio0bmNl7gX+1hrBi7WbIynvQTCSGnA65dqVqw+YiSqWXMguhJIGh2giJG94U&#10;CqxhBNRpAWevhidKmwkS7iXvCbkauic0MnJPemH+j9JiPRcxlK+GF0mB+9a+0RsvMophg7ad4cTZ&#10;kPGSm+zQyQtQwQ2jWNw/vRxaRoNsXfCmoRuHLqauJ6AwjGTJnPBmEN8N1xkZRb3kpzO6gQzNkQx9&#10;dKZL+2Vm6KuzEtM38jWVpqGVNn9jw8xUxIzTK7LOxPUwtpK2F2kYmfHxGK83NFP7E81ABlZsGyMz&#10;Xm9opnyMj934fximLczUMRqakb8uHZ29Kn1DX2N7la/hMmNfw3Ul+Rjam/qbPB/GZuD/pun/bn9T&#10;x2NoRcstGQqWocmxTKYgQ+QTLGspepNheUdiVc7TFw4cf9Ez9FTI9fFN2ncFhZ1aW0aLjjPuUKN5&#10;Wzh35WYx8bl3P2N7SFjknnNYNidnZO2RFgtOXbsRGlS3CYopRnrURGuHx0MBiQh6PMVEMdQ5Kbh+&#10;czh56eoVaTNZOmrGmq07wb92Q9QKV1BZu4AFbmeB//OTz8bBjciYmpKrrFPfQUIzhJZgWvRcdfRX&#10;0yAn5/mfO5Xp5bAocA+uJZ4fakXNEypgiLzj0OEYyUV26UY4aKrVwZNBiq4VPRp2YWavhrrN2sL1&#10;sFvhkqvsUlhErKNvMP456i2LJ4z+JP5BYXjyqBcT1SJpWErr7v1h96GTR09dutEsOf1Bs8LCZ755&#10;j34Ovp2Q3GzvsVPN9hw7vW7EhMlYs/EV+6JhLBStmmGNycrdFz4YPAKuRd3RP6jete/4AZ9qjfFm&#10;ouNEkbRzxxvFH6YtWgFpBb+0kdwYhmHeO9JyH7X5fuFKKEvRO/VmpZELWFZ7VKoNJ0JC9SIYFR/f&#10;58NPhoMFiim1KCjsvPE7lv8V3KEiBhnDx34Duw6eXLf32LlmsQnpzfKe/bNW7tN/1EzOy2t27NJV&#10;LJfPHG3ZrQ+YoTjTYzYhklTekoiToehRhKlAEbf2DIILoeHPpF3LwmNiw2s3bye200abJIJ4nCju&#10;XlXrAAqy/jj3njgTU0EdAGZ4TCIwQn2i/iynL1/786JJHfHpeZ6ffjERlBimi67O1D0YayKN2nWB&#10;qJiEO5Kb7GpEVHr1Rq1wHYoV1VgwWqMQn6K6xm27Q0pKjgf5ZT140uynHftQ2NxRKPGk0QNeai6g&#10;bZzx5NBJpd8OtB80Ox+8UDRkxFtMPmAuDZCV2bmiP510DOFRvEVtydZTvGW7cfseGJFGFIgDQ9LS&#10;Cpx+2roH7H2qi+7RohsxhunmuN3gUeMgt+BJN8mVYRjmvSX3yc/dPh0zAQXQE5Q0VZ1rIChcgqC8&#10;ZyVYvWUvUFkpucouXo0saNm1N/pi8EHi6kp9RKisxu3ocZy1Gyhs3UW5XMbFG8xRF5TUWuhA0SiW&#10;4xTl6YISamYVTb9k3mLmnzJuPrBq807Iefi0Fe0v+/HjmS26fCACJqUTNaf6o0AGisCnUsPmcDU8&#10;Ml0cGHI7MeV28469tENYXGgEBqZrq4aBw7+AxIx8L8ntz2XjzgPeDVp1Et126eEu9V5V4MkJrt8M&#10;IuNT9M8ridiklMe9PhqCtZRaYOnoKSI96k485fu5epU/d/lm1+4DBwuxoyZP0fSKvjI8eTRuh9qZ&#10;6ZkoiSWNi9TWKtDoApEJIcWLh8dh5UHrXcGtUnWYNH0mRMbGfSntRhAek5DSsH1XoHlitc9BaBxR&#10;sBjf8+2cBZBaUNBPcmUYhnnvoTJv2oJFoulVCBgFJPQ8FAWqbstOEBmTVCQiwzL9y8nfzwT34Opi&#10;2jpzt0BQ0aM4ajmk8pjKa/0zUPytM5G2zrBc15XhGEzJbF2ga/+P4dL1SH2Q8s2MmVAey2lLZz8o&#10;g6YJrgV9UCduRMYW0ZjQuMSsSk3biMd9Kkc1ijimb+MOtZq2A9Iqye3dcOjkef/OvQeJ2oMQM2oi&#10;pQnIUaya9xwIYfH3QiVXPQCguJ+Xfy/i9h1Yve4nuHXr1glplezC5VDwq1pX9Iilic1p3KN4GEsi&#10;LAwvHHVRRnGj3zTpgblbgAjXZeUdUYTV0ANP9OHT5yCr8OEs3JdcSlpw+OSl/6tUtzmG/xpMH2tC&#10;KK70nNUSL7JP9Xpw7vJ1ePjw50DJnWEY5u8Dlpdnrl4H/5p1wYqaQemxF5aRNHEMDeT3rdkQ9h47&#10;+X+St4DK2Ly8xyNPnLkM3fsNxSgSA4+K7qLJk8pWehmFmboSRoBBGAlS2a1rJcRyXUSivqBU+2Nw&#10;4wua6rXgxIVLekEmbVi/YQuER0ZDVsGTvaQd0io916LiQlv1GYi6gzogNEI7FKQMakfLLn2ANEpy&#10;fbdkZz/wm79sNZ5YT9ETVjzro5OEJ8QSD9zGOwh6fDwclm/c/j8XbtzKy3rwbJ+0qUkiY+Jh+fqt&#10;MPn7edDn08+hU78h0Kxzb2jYvjt+fgBteg2AXoNHwsivpsPSn7bAyQsX4G5S0rqMjAzn5ORkCykZ&#10;QXJu7rhdx07/3LHfYChP87qSMNLx2XmLN46YY43H3rcyLN+wFXKeaLs6MwzD/J1JyMmxW75+M7gH&#10;VRPNqEoSNIwQqQOnJQqRpYsndPqwH+w6ePTnjOw8fadIIioKzOIKC50TswoeHL94HVau3w4TpsyG&#10;foNHQ4ce/aB5xx7QqE1HaNm5J3TuOxD6Dh0JY6Z9DwvWrIPrt+6U+Bwx9+GTvVfDI/LWbtn2P937&#10;fwIVUFzp7STUCVOBEbAKAzVLPFYrJ2+Y/eNKyHz6VCNtWjqIi4szv5uR13POmi1g419DNGfSiaVu&#10;zqJJFP+AGdZKaLojMzzZZTDMdguoBr1RQHfsOQgZOXlLpaR+M8+e/ds3OSvvzu6jJ6HrgKFg7xUs&#10;mg2UztSmjTUZGq8jhqBoQIkn1796A9h76ARE3k32kZJgGIZhJEJCwp33HD0BwfWaiHGIKuqZ6oiR&#10;JkWBFDnib3pTiI1XEHTs8zHsOHQMUnLz9X1Ufg+JWXlLtu4/CL0+/hQ8KteEsvRaRTs38biMJm2n&#10;l2QIE1Oo0sgIP7D1rg7fL14H0ffyeoaEhKikpN4Nv/76a/mQ8Ftnp8/+Mbb7gMHgU7uRaCqlTjja&#10;9z3SyURxpG7EIrT2E0KpD7WFeOI6e08wd8NagJ0HNOnQTV+TwDC+/cZtO0UT6meTvobJP8yGHxYv&#10;+b/JM36I+eaH2dlffz8bRo6fBL0GDBIT8lLP2jLumJ6dWqRPokjjJcXJo7leaYgJ7ktp4woBtRuK&#10;Z5DR8UnrpN0xDMMwJUCiEx2fvG7e0lVQpUEzUWbTeFDRZ0Qq58VYZBQx6hCkcvKAMh7eoK5WC+q2&#10;bg89Pv4Eho+bCF9hWT5jwVKYsXD545lL18CkH+bDqMnfQbcPP4GN2/dCweNfqki7lDXt1Ec0/Vq6&#10;YVku9ASNHr3hvqgTEfWHEZ08peed9A5M0RMWAyGZvRuUVfuBT8260KnPAJi7fPWDkIiIs1LSfywh&#10;oWEHPvpsHNh5VcKoEE+OLQ3boB5P9CAWDxLNAv8URXA0KFVm74cHL/WIEn8St6E/JfzpD9JJpk8v&#10;cPSuBNdvvgi7z1y6CmXc8M9TD1jajoaMkNFFoUgV0xCT6uKnGMsp7V9cODR6CG2Fy72qN4SBo8bC&#10;4XMhcCcxbUDBs2fv9qEuwzDMX5j8/PyysViW0vjJIV9MBE3VemBJvVtpHm2MNnXjMnVlNb0cQ/u2&#10;F+qQ6YmGn1SWUwBFnXtQB6wwMjx25hIg4v2UN6Ki/2PrV130khWtk2RSBEtDQmi5mAydlqOYUrpy&#10;Gu2gmxqVdEb4o6BSPxdcT+/TrOjlDwM+Gw0XboQdwH2ZiT/0trgSdmtVk3bdQG7jgSJEzal0QjAS&#10;RPFT4QEo7NzBrVJNaNqpJ/QdOgr6DKbXrwwA98BaYno7uYMHKGjQPomlMDxwElISStHrSQPl8c/s&#10;PXBCL5T7T5xebe9XWTzzFJPe0gnBfdMAWQWZrbt4bxpFieXdfMCnWj3o+uEgMSHwlj0HQ89fvvll&#10;YeHzhlJyDMMwzB9E/rN/1o2MTTh16OS5/zdt7iLo2m8Q+NdqBGVQHJU27qCwdgZZBRcxTIT0QE66&#10;IKJE1AIs46mfyLpNOyZKycl2HzkB5d0DRadQCqwoIBLCShElLlOhGIo3o2D65jZu4BFcA9r16g/9&#10;hn0OfYeNhmZd+4J39cagxGDODHXDwjVQRMDUIYm2o2Eo9Vq1h3PXw1bRzEPSbn8bmYUPJ0/8bpaY&#10;jZ3eEiJ3DgS5ayWMGiuDvU8VmDj1e4i+mzhPcjdJdvYj9/OhEdCkYw8xlpEGtFJT6AuhxNoG1g5o&#10;Crx9h07phfJUyOUwGw3N+Uc1EfyDWEOo2qQN3IhJiM569GTeg6c/D3v4z3/WltwZhmGYUsqjn38O&#10;Lnz6fNL9R8/mRcQnR9ds3h7LdSz/RdClwUgvAC5ceTFpwIHjZ6CCF/WSpSZWf9QJEkwSVowmMXI0&#10;d/GC+h27wjnUluxH/yxx7tbwW3e//3rGLHDyDxYv5aDp8ig4o6GHKgd3GDN5KmRl5U6W3N+M6IQ0&#10;/059BgrFpud8dKA0AXoZFLXZi1dBdv6jhZKrLKPgcf+QsDtAE48PHDkBPhz6uXgNzM3bd9IkF1lK&#10;VqHvlJkLoKyoCVBkSGEyhcQUhmvAKaA6hEbE3JfcZftPnsYaAM0ajycKhdLM3hPa9ewLMYkpGyQX&#10;hmEY5i9G7L3U9V17DwQVRpJi2AnqgcrRA/YfOwkZGRkiugu7HZ/mGlwHy35qSkWdoMhTCCWNk/eC&#10;SbPnQVxWli/5Pnz+PwGRt+LTfpizGD4Z9gUMGjUWpsyZD1fCIqHgyZOq5EPk//JkzOxly/9fOTVp&#10;kAZFGPeN0a25oxt06N0HYlIy9VPgvRapuY96NO/cCxQY0tKLPUU0iSFsrYat4F56+nXJTRabmDp4&#10;7FfTxIs3y2BEqHBCQXMLFjUAmgjX0sENZi1YrK8lJN3PvRFct5noYkzjIcWfp1kd0Ld974/0fomZ&#10;mb0+/+pb0TNV27aNIm2vhq8wui18/Hy25MYwDMP8xXjw+FnvKTPmgormjUV9Ubr6oL44w4jxkyA5&#10;LVP/PsoOfT9CHaE5qzHy1DW92rmDf91GEJd5/4bkJpu7eDmoUKvoFYvirSW4jdKVpiz1F7rx2YSp&#10;cAu1SnKXJWZkZdVs3AZkNjS3OEan7qQxztCkc1e4l5HdU3IrGQBQTZ29EGQV3USkR5ODy509oDqK&#10;ZFhErP7djRdu3ACPyrXFkA8xgJRmuEG1F23JaDQJr8rODUZ+OUkvgFEJaZ1rNWuPfwbTpVCaHvai&#10;CFu5+cHmfYeeS26yWwnJ4BpYE+glneK5Jkafjj5VYP6y1frXbDEMwzB/TRav+GmjvXcNMaZd9FZF&#10;0fRCPbkWeeeA5CLbevDQL+XdNOLRH3UQpcCK3jBSq0krCI++21lyk42dNBXMROedAK2RJlEkSq2g&#10;+J0iV69KNeHUpSt6LQpFLQuo3xz1ipphPUGBYi0rYwtTZs+F6dOLT2pQjMi78eBXvQFYUm9VO3pZ&#10;pheYWbvA8p+25ksuslvxiRBQt7HozKMfw4Kiqm1PRnGz8QILFEFfTOfgqfNh0mayQ6fPg7VnsEhX&#10;TEOH6q/EGsKQz8dDenbeRvLJALAc9dV3qPb4B+gkouhSxNqh5wBITM34SSTEMAzD/GWJvZe+stuH&#10;I0Bpi4JGfVAwGqS3iXw2/hvIysqyIp/07IINoyZ8jdGiNBQFtYDmbrXzqQz7j5/Ti96h8yFhXrUb&#10;aaNOetOUYwBGovgdAyxzmrTdFj8x7YBadSEqLk6/3aptux6YOXhIk6drI1F6q0nEnVi9z0vZfuAo&#10;lPcIEMM8tG+e9oTg2g31G964ccdt/NRZQshocnIVKj2NdencbzAcOhsC81asQ/WuAa279IL0rDx9&#10;M21MYgo0aNMZ06QI1V/0nDVHUa3XvD3cvZd2mHwwmpVv3n0IbDVVMSTGg8f0lY4+4OJXmd51WWTa&#10;JIZhGOavy5nzV//r4lsZhQpFjYaW2HuDg09V2LL3qD6qu5eWebhRmy5gQUM86BklfpJY1mzeEWKT&#10;M/W6dC8r+3rHDz4Cr6p1YcHKTXDgVIjoeSuv4CR6vMpsXFEwHWHMN1MhJCRM3/mnWpO2Yq5yJUWf&#10;KLTWan/YtGtvyUL566+/WsxbsQbMMEo0Q6GimQ7oPWg9P/5Uv+GWvcfdGrftBQpUbKWdH3jWaAZn&#10;wqOTpdXFyH/6VHPw1IWfPYIwzLal4SUaULmi4tu4Q8deA6Hg0fP6kqvswrWbv7j5VcEwmnq5YmSK&#10;n+aOnjBnyYpXKzzDMAzzl2L+ytVg5qrG4EmD0aCXCKRcfKvCyZDQf0gusuvXE8t3GYAaRE20NEaS&#10;OuGgjrgF1oBdB078nPXokZvkWoxzYXcSfeu31D4StHWHhhisbd9+UC+UvT/+DOTWaqFlSntfKIvH&#10;sWDZGqCZ5iSX4lBEt27bXhFRUqhLTalyVOKmnXrohWrv8eNu3QfhQeMfIrE0c0I/O2fwr9MQxk+d&#10;AbsOH4dDp87/d/XmHdCxzwCwQYUuQ2/OpoGneCDUXEsTqH8370fILXjYX0pWtuPIcShDUxM5aHDf&#10;NJjUC/284cvpMyH/+XP9g1iGYRjm/aDg+T+7Tp45B6M5NahoNASW+zTrjiVqxqa9B/W6k1vwoN93&#10;8xeBlVrbr0X0fnXVgIWzJ5Rz8YSuH34Ey9dtgqOnL/53x8FjMGn6LKhUrwmo6E0oqFWWXpWFpvRA&#10;wd1+8JReKNtjsEbvK1Y6UBMt+jl5wdK1G2C6icnXi3D2aji4+tfCg6VnlNQ71Qus7F3g4vVI8YyS&#10;xPRaWBT6YOSHQkbhqhgTSWExtTXjb5ocgGZy13brJZH0QV8/MZt7NzzQu2n3o8TOkOh72fUmTp8H&#10;ZVGcFWJWBUzHyROsXL1h8ndzgIapSK4MwzDMe0ZCWpr/VzNnQ1k3FCxHmpvbD8zdgqCMexCM/3YW&#10;3E1KbSS5yu6mZlz54JPhqDsakIsxkTQrD0akGGTR+ydlJIz0vBEjTxqFIcZpUnqoPe5BNSDkehhE&#10;RUWJGXmuRNzOL0vDRDAN6lRE71R2r1QHzl57MZ7zpeQ9fta+39DPQVbRXduhxlE7d1/Ddt0h7t4L&#10;gUu4dw96f/QplBVjYLAWQAJHs/SQv6s/7hwP3MZDiGNgrcbw/aLlkJiepd+e2Hrw6FW/Wo1EEyvN&#10;/aodMuIJ1poAWLt1Bze3MgzD/E3YvGsPOPkEiyEboqMnPTdEEfOv0wi27T0UKbkJErJy4mcuXwXB&#10;9ZqKlkilnVr0lRHDQ/BTDDux9wYrN18wd3CHnh8NgtsJ9/SaEp2UsqNRh564DxRaavKlXrPWLtAT&#10;RTj3wePXexdxTOL9sRpUVoU97tyZ5tVDAcPo0qNqfThx+UUXWyIsLLnCjv1HPtt/8kzumq17YMlP&#10;W2Hd9v2wfP32eXuPnP7sXmpekXEp8fGpfnsPHQUaTynejk1p04QG1ISLB9ygXReMXsNuSe4MwzDM&#10;34RrEbdvNWjXTWgBjZxQOHiJsfRmGEQF124O23YdhvjUbD/JXZCakddz195jnx09eTnpp237YdHq&#10;jbBy0y6gV3xt3nXos/QHD5pKroJTl67+x7tqPe0IDWoJFc8+vcGzZj24eTdxrOT2emzfvr1C1w8/&#10;AStMjMaimDlilIgHTjMZ2PsFw/cLf4Rdh45Mz8ov/ELaxCT3srLcjl24NH3T7v3QtFN3MLNzB7m9&#10;l0hLjL+kk4Gmqd4Ath44wlEkwzDM35yNO/em+tduiBGfu3Z2HgqoMEK09AjC6NEDmnT6ANZs2wWH&#10;zl2anvHwYYkv2s8qfPTFriOnpk+eufCJc1ANjFJpEgMPkLugtjmjCOPvzn0GQlRUnFra5M14/Mt/&#10;Ku08dAzcg2uJyc/NRfOql5ith5pWFbisoocfLFy6IknaRHYrNgHa9egHvrUbgz2G0ZbOGA7buort&#10;xJtE7HxRGP1BjuGxuZMaajZtCRv37s/If8oddhiGYRgtec9+HrH94NGM6s3bgrmrt5hClSYSEK2Q&#10;JJ4omCR0Fih4NPd4QJ1m0K5bH7gZ9eItVD+uWJVo7e4NCnoFow09z6THfPgb07Jy0ICmUi3YeeCw&#10;fuzm7+Lhw4fl9x0/faz3kJHioSjNvypehOys7fU6a+EyvVCGhkeDd5V64gXNoneSFDqLOVvtPTFC&#10;9YU6LTrAzEUrC2LvpS2RNmMYhmEYk6Tk5P84b8WqgrqtOoIl9Xh1JF2h2eD8MABDLZI6jKor16FH&#10;d3qhnL9idWJZ1Cxt51QUSNQr6l3bA7XsIGpa8qNHFSTXt0dkQqZLS1RsWUVn3DEdmK+YwWf2ohcR&#10;ZWjYbfCtVh+Xo1DaoVCiWFbQVIbV2w9Aet7Dq5IbwzAMw/wmUrMfnFm7+xBU8ESRRJ2hSWzoOaZn&#10;lTqiZ6vkhkK5Si+U1DlI6eABzTr3hMiEBBfJ5e1Dibfu9gGGsNRuTNPV+UFZNz+MKFfqhfJa+C3w&#10;rtYQI8pAKcz1BUfvanD9Vpx+lh6GYRiG+T2Ex8RfcwmsJoaF0BAQEkpqzbwcGv5CKJegULr7iI47&#10;1NyqsHOD5p26/wlC2b33GwqlHzj6VkehjGehZBiGYd4KEbEJ11yCa2jHT6IIvkwoLV29xbBFMdbf&#10;zhWaderGESXDMAzz/lNEKFEEXy6UGE0aCGWLzj1YKBmGYZj3n9IvlHYeQijpAamlC/V6fSGU11Eo&#10;fVAozWjGdhJKPDhH36pwjYWSYRiGeUvohZLG44tnlAGmn1GiBtE84yyUDMMwzN8KFkqGYRiGKQEW&#10;SoZhGIYpARZKhmEYhikBFkqGYRiGKYHSLZSvmHCAhZJhGIb5o2GhZBiGYZgS+MsIJTe9MgzDMO8C&#10;FkqGYRiGKQFuemUYhmGYEmChZBiGYZgSKN1CycNDGIZhmHcMCyXDMAzDlAALJcMwDMOUAAslwzAM&#10;w5QACyXDMAzDlAALJcMwDMOUQOkWSh4ewjAMw7xjWCgZhmEYpgT+MkLJTa8MwzDMu4CFkmEYhmFK&#10;4C/V9FrGlYWSYRiG+XPhZ5QMwzAMUwKlWyhpeIitVihVeHDc9MowDMP82ZR+oeRxlAzDMMw7hIWS&#10;YRiGYUqAhZJhGIZhSoCFkmEYhmFKgIWSYRiGYUqg9Asl93plGIZh3iGlXyh5HCXDMAzzDmGhZBiG&#10;YZgSKN1CyXO9MgzDMO8YFkqGYRiGKQEWSoZhGIYpARZKhmEYhimB0t+Zh8dRMgzDMO8QFkqGYRiG&#10;KQEWSoZhGIYpARZKhmEYhikBFkqGYRiGKQEWSoZhGIYpgdIvlDyFHcMwDPMOYaFkGIZhmBLgpleG&#10;YRiGKQEWSoZhGIYpARZKhmEYhikBFkqGYRiGKQEWSoZhGIYpARZKhmEYhimB0i2U/JothmEY5h3D&#10;QskwDMMwJcBCyTAMwzAlwELJMAzDMCVQ+jvz8BR2DMMwzDuEhZJhGIZhSqD0CyUPD2EYhmHeISyU&#10;DMMwDFMCLJQMwzAMUwIslAzDMAxTAiyUDMMwDFMCLJQMwzAMUwKlWygNJhzg4SEMwzDMu4CFkmEY&#10;hmFK4C8jlNz0yjAMw7wLWCgZhmEYpgT+Uk2vZVxZKBmGYZg/F35GyTAMwzAlULqFkoaH2GqFUoUH&#10;x02vDMMwzJ9N6RdKHkfJMAzDvENYKBmGYRimBFgoGYZhGKYEWCgZhmEYpgRYKBmGYRimBEq/UHKv&#10;V4ZhGOYdUrqFksdRMgzDMO+Yv5RQ8sw8DMMwzJ/NX0Yo+RklwzAM8y5goWQYhmGYEuBnlAzDMAxT&#10;AiyUDMMwDFMCpVsoeRwlwzAM845hoWQYhmGYEmChZBiGYZgSYKFkGIZhmBJgoWQYhmGYEmChZBiG&#10;YZgSKP1CWcLwkGsolN4olOYuklCin6N3NbjOQskwDMO8JfRC6eIlRNDMxc+kUFq6+qBeaVgoGYZh&#10;mL8XpVsoXzHhgEmh9K2OQhnPQskwDMO8FYoIJYpkiULp5K0XymadunFEyTAMw7z/hMfEX3MJrIYi&#10;idFiCUJZ1h2FEkVSgeuVdu5/fER5JTLBpVX3D0Fm7YY71u68jIs/zF604kVnnrDb4FutPljiQcns&#10;UOkdNGCGat6yZz+Yt3wtXA+Luiy5MgzDMMwbcTPq7uX5y9b+b6sP+qO2kMb4gMzeB4XSHzyr1IGQ&#10;62EvhHIFCqUriqizPyidSJPU0KRzTzgdGfl2hTIuLs48ISP7yJSZC8E1sAbu0BeUpMx4UNTTyNyJ&#10;er0ueyGU4beFqpuTUDp4gRz/CLUPK118QYUHa+4cgOLqB8069oQdh44+y8jP/1ralGEYhmGKkJZf&#10;+PW2w8eftereF8q6+0EZ9wBQoZ5QsCazpWZX1CIUS4oovSrXgouhhkK5GoUS16H2yOyo+VWrS86V&#10;asPX0+dBQmrmEcn1t5OSlXds8OdfggUKncrRG5T0iQdo6YZC6aAGWQVHcPWvAj9t2aEXyriktNEb&#10;dx+Cb+Yuhq4DB4O6cg1Q2jhjFOqC2waA3NEPFELZPUHlpIby7t4wYMQYuJOUckBKgmEYhvmbcyc1&#10;9ejQsV+CtSYILNUBqBv0KI+eN2KA5obCZ+sGClt3cAqsDp0+HAzT5i2BbXsPQdTd+ElSErKN23Yn&#10;egRUFvojt/MCJT2ndNCgDnmDhZMPlHXSwOBRX0Dq/fs/SZu8PlFRUWbHz12eqalUByzx4FRO/iiU&#10;KHCYuJWHrxDAm7F3n0rur0VKdt6mhavWQZWGLcDM0RP/LNYGUHSpbVmOf9zMwRMF83O4EBr2gbQJ&#10;wzAM8zfjwtXQDwaNGAXl3DA4E02rGAk6ojCiDll6BEJQvRYwZ8V6iE1J2yxt8lqE3o5L7z10JFhh&#10;ujJ7N4wuvcAcI1Tq7EOR6KnzISsBQCW5v5prkbFQBpVWgSazRxVGsVTgwfYY/BncTkpaK7nJEhMf&#10;lj9yOuTbHxYug3Yf9IdazTtAtWbtoF7rLtBz4HCYu2QNXLwWmX4vO/tjaRNBePTdtROmzYIKXkGi&#10;Q5DMNQjkGBqrMJS298UIdddePF6wlNwZhmGYvwGb9xwAx4BqYIaBlBkGZyonFEvUhQqeQTB28gwI&#10;D4/R6w+RlHK/W0hoVPqsBStQc4ZBveZdoFrjtlC9STvojFHm9AVL4UrErauJDx+WlzaR3UlIWdpn&#10;0AhQurwI1mSuvmCl9oVzN150BCqR9NyHqU3a98RQVQ0yO+pN5INCqYbBoyfAw2f/HEE+WVlZVnsP&#10;HQU3/6qgsFGDBe5IF9KKsBbFjzr6yDFMVlKTrbUr1G7ZEbYfPA5phU8aix0hl29Gtvlk1Hgwx5qC&#10;gkJqV9wO92fm7An9h4+EW7GJtSVXhmEY5j3lVmxsbYoirZw8UW8w4pNaMs0cveDTsZPg5q27fSVX&#10;2f0nTxrvPH4K6nfsJh7rye3chaCKsZL2nhh9YpBHmuTkBxZuKIK2buAeXBU2YgB2A7WL0sj9+Wf7&#10;IWMm/6qyR51zwKiVgkEMDBu07wrpeYWvFsuj566AtWcloOmAZPa4YzxwGx9/SEzJEL1Vo/Pzy27e&#10;tR8sHT1BRb2NaAgIPXMUEahW/emALd0DRAceJYqm3JaiUj8MeQPANbAmbNxzCJIz84LFDpF9x8+B&#10;ukpdEQaTstMfpW68Xfp+AhHR8TskN4ZhGOY941ZC0o7O/T4CMwcadoga4kD9WHxBXb0h7Dp8Ch49&#10;elSB/DLz8oI3oNh5VasLKmcUU1cvFERqRlWjzqBmONHUqmpQUP8ZDLbEyAxMhyJGEt/ybr6wcdtu&#10;iMvIcKb04tMysl38qoASt1egjqkwuLPRBMPB02dLFsqQEFAtXbcFqDutOT03RKGTWztCp74f6Tfc&#10;snevW7OefUXkaOEcJHq9etWsB5Nnzf3PyctXU9Kz81Jy8x/diU5KTflpx56sTn0GgAUeuAKVXm6P&#10;fwrF1Rz/ZMsuvSA6KeWclKwsPDYuN7heUzBDcVY6eKO4egq/jngCk+5n7pTcGIZhmPeExKycbZ37&#10;D8Iy3wOUrj4gp+jOzhP8ajeF0OiYXMlNdjcx9UrLHn3A3AODMxQ9uROJoBrKuHhBp979YO36bVm3&#10;Y+JTsvIf3knNzE05hVo0de7C//jWbSwCNgroFKgtrbr0he3bD7pLycp6fTRCG8g5aHvFWqJOLVi+&#10;Gn799VcLyaU4tHLRmvVgiUpM7cMKVHY5HnTnDz82EMrjbi06oFDaYLSIiVf0qQ6bD56C3FwoI7nI&#10;CguhHADIpZ+yPUdP1e/4wQCsMXiIaJF6LlEPWt8aDeBqePRZyU22Yfuurg1adwaFnQZPGNYC8BjM&#10;8YRQz9uMjAx+ZskwDPOeEBcH5sO/nISCh7qA0Z4My3rSmxqN28BPW/d3k9xkoVEJ8X51m4FcPEtE&#10;c/FHPw207Nob9h473UByExQWFpaTvspIk9bsOphW1qsSWHgEgczWFZp07AIHD57SC2X3DweD0sYT&#10;lHaodyiUFVD7fly1AfbtA6XkYpqDpy6AnVcQlPEIFgqrQIV3D6wKqenZ6bT+zr0stwUr1oPKDpXd&#10;zhcsXIMw3PUFp8Ca0KB9d6jVrANYqwPBDUPalT9tSRSJIndTUpr3GfKZOBHasSwohKjwnsE14ejJ&#10;syckN9nZK2GgqdYQw2lq1qWQ2Qes8SSu27Tr9R6yMgzDMKWeDVv3gZ1nsHY8JIkk6oE3Bk9nLt/U&#10;l/UnL1w74V21nogy5a4Y9aFY0rPEbh+PgNT7uSGSm2zp+i3RTv7VoIxbIFRp2AYatesJrgHVwdIV&#10;AzrUJyt3f1DYOsGcpcshJiZZCGV64aN0DaZNOkQdVi1QgG29AmH34WOv1pp76fehZuO2oumVBFDp&#10;jGGpnRt8O3vhvyUXWWpOTkLL7h+ABQqeip5PiueUGCWKHkRoGMrS80pbTRBs3nvgibSZLCQsClwC&#10;auKfpi6/uB114LH1gFbd+sDt+KRjkpts9rK1ohOQAiNK6hhEf6RBq05wLez2JsmFYRiG+YtyIzJm&#10;Y5MOfUVkKMbWowiaO2rg+wXL9CJ1O+ne0U59BoK5vVpMVkPToVKnUbdKNeHC9Qi938ZdB1Ksfatg&#10;ABaARlOnBoBSNLV6iYkGzDDoMnfwhBadukBqdvZzaTPZ90tW/1dl7wFmbhihUqcfe3eo3qQ1JGdk&#10;vV5QtmHnAZCVc8SdUlTnjn9CDQ4+lWH/oZP6NuM79xKGNe38gfijMmc0mm8PD0ZEiySyKJQq3PHg&#10;UZ9Dbm6uPW0TFnOvSf3WXcQzSJ24io47GLXOW75Gf3A3YxK+qta4Ff5RtbapFvdRHmsG67bueiC5&#10;MAzDMH9R1u/Yn1Peo5K2sycFVxiMVWvSCkJu3hosuciWrNuIIucqHr9pO4zSMEU11GvZDsKiYppI&#10;brJPR41DIfTGQI2Ekvx0WkRvFEGBregOTTt2h3tZ2dekTWT7T57PpWEoolOQoycoXfHTygZ+2rH7&#10;9USSiI6OLjtp+mwws3XDcJS6zaLw2XuDE4rl7kPH/yW50cQEZU6fuwB1W3SEctTLVfhppwtS2nmA&#10;s3cgbNmxN0tyl92OTwHvavXRT9tDVvx5anfGP1W3VWfIe/SPqeSXmZfXa8bCxaBy8BBDTOQoqkpb&#10;dxg14SvIKXxUZBwNwzAM89chN//JwrGTvkV98RAzvcnp7R62TvDtzDmQnZ3Xi3zyn/67Rb12XcWj&#10;Pzn1XEUdoE48MicvUFevA+HxSXpB27r34HPSpjI0lJF6vKLoKh29xHzjDdt0haNnLgJpleQu23Xk&#10;1L9c/KqBzFYN5u6oVxgIqpydYfx330FIXJz+GedrEZacXOG7eT9iOEzjUvBAUazkDiha1h7QvHNv&#10;uB4ekye5CuLTsoZs3X98yOmrYbGnQm7e37r30JCU9PtdpdWyuNSsYzQg1AxDXXruqB2jiSLpSNGl&#10;F9h6B8OFqy8Gex67EAJWbrg/XE+9ZVXo07xzD7iTcG+D5MIwDMP8xbhzL3V9u+59QGVPj+goovQG&#10;S1cvOHHukr78vxwa+V9732oYcaIGCJ1AE9EiCqejGjoPHAzxWVnHJXdZenpO1+279g+ZO3/ZkFlL&#10;Vg7ZtHf/kOSMrCHSakHondtRLbv3wO1dRQ9bajGlmX+snD3g2zlzISwsWQxD+U0cOHEWHPyqghjM&#10;6eQPcudg/B6IgucFVeo1gx9XrIVTly7PkdyLkPXokdu5y6Gbx307C2y8AkGOUaEcQ2TqTasTX5qe&#10;iKJLa3d/2LH7sP5EHTx5ep2ddyXxgFfMDYti6VG1HqzcshsOnjoHR89eyjx96crJq+GRczJzCwZI&#10;mzEMwzClhMy8gjnXb96ac/Tcxf3Hzl96shf1ZOXWPeBVrZ42SBITmmvARhME5y5fy5Q2k+0+dBwq&#10;qAOBXsAhZm8jrSDBxAhU6aIBcxcvsPYNgjFTZ8Dxc5c3Z2U9cpM2LQLqz5xFq376n+qNWoK5E0aO&#10;GHXKnTEtjFJVzl5g5xMMB4+fef3m1pIID0+wm79slegNqxKddmgyAor2/EDl6o+hqy8euA+U9/AH&#10;B98qKIrBYO0RDFaugehP7cqe2nZoejZJYTQJnxBKVHWMFGUYJldw84NDR18M9Dwbcu0WRZk0AFVE&#10;suJkUQ2A/qA37g8/cZ0KQ3JLPAYLrB3Y4n59qzeAngOGwor12+D81Yizd5Pvj5OSZBiGYd4yCckZ&#10;485eDT+xYsM26DZgCHhXawDW6gAoQ6+3svcESyyraQJyMUsbNbVi+U1iRdOWUvBFgkkTn5+8cOmG&#10;lKTs4OnzUN4zWDTNUiQpxFIIpZ9IQxhqAfVvoU5Alih6Nt5BYO9TCex9K0FZj0CwdAtEnUB9kvRK&#10;gfqhQl+VoyfYobbMWbwcrt6+7SDt8u0RcueO9dpNOw+179EPrGhMZAVn0bNIdNslxUfxU+BB0QNa&#10;igBFuzJ1CKI/i0Iqo1kU6EErKboQTVxGtQpnDbgF1ISoO4nZ0q5khzFqtMAaAHUmonCbxFS0UdMU&#10;RfZq0SRLr1Wh+WHNMG2FmD4P06VhK9SLyjlATIFEsy24VakLH44YC8cvXIfcB0/GSLtgGIZh3pDc&#10;J0+anL50HT4ZPQE8q9YT74SkKeRU9EYPFCwZaYMzltMY+YnXLNJ6/C13dNcGTVSG0zBB0UkHjcTO&#10;QQ17jpyBZ8+e2dI+ElLS010r1RXiKjp06nVEgyLpJZ5BUl8XMtFxh3yo8yeuo2Og/crpmSWaBT0D&#10;xX1buXpB2569YdlPGw+Tlok/82dwv+BR6yOnzsOoid9A4w5dQVOzMbhXqgdlPCtrawD2ePAUOVJN&#10;QESE+J3EE00rbHgS8U8qKjpD936D9NHk06dPvULDIuHI6XMQcTfuQUJKxvn7+QWnHj582iLv0dPx&#10;KRlZ50MjbsccO3kalq1ZB4NHj4XqzVqDg18VsHLHcJ2iWF3Trj09WyVBpde0eIPCzhUC6jSCPYdP&#10;Qkx8UitplwzDMMxLiEtM6br/xFmo3rilEDVzKkup8yZFa/ScEctbmsmNnvlZOnmCo39lqNG8JXwy&#10;6gtYuGIVHD1zDsLuxCQkpGecz8h7fD7/2T8XZhQ+OZ+YkXs+Mu7ejWNnQ+B6+C3IyHiqF7DuHw0D&#10;hY2baDkU7z+m9FFHRKsitUySeFLwRGU9/caIsRxGoe6V64Jn9XpQt21HGDZuAuw/fhruP3iyUEr2&#10;3ZKZ/1QTEhEDddv3ADN3Onn4p0ggSSyp6y79xuizDNY6nAOqo7L3h9lLV8OBU2djk5IzYqVkTJLx&#10;9Kl13qOfg7PyH1cmQyEtsTYQn54Ru+fo6fyRE74Gj8q1scaDJ5eiWBJp8UwUj8XOSzwX7TVwCNy8&#10;HX0jS6rJMAzDMGKmNquzV66t7jt4BJTzQKGyd8fyUxe9YZTo5i1eYOEWVB0++/Jr2HXoaGZccnqJ&#10;ZTlGjDYPHjz3z3v0KBgjU7W0+KXcSb4Xe+DM2diZS1ZA+w8HgpN/FVA5uKOWuGGZTvO5olDSCzwc&#10;ULTRzDA4qtOyK5wPvQ2ZDx64SMmUDmLjU8d0QOGTWdmjIGojRxFR2qmhoncQtOnZFzbtOfR/2Y+e&#10;HZY2eSnJyckWi1esgYatO4O6ch0MsfEkWLuCrLyjZM4gq+AE5s4asPevBrVbdYJPx34J2/YfhNvx&#10;iZCRldtPSkpP1uPnE9dt3/NLzWYdQEWzDdEAVIwwRW9aim5t1dCmRz+IjE9aJ23CMAzztyU6ITm6&#10;U+/+oKjoIqJHGosoxsejSCpRMGs1bwPLN238Jevh44nSJnoysh63v5WUBhv2H4dhE7+Fxh16gbNv&#10;DVBZe2A6VJY74CcafsptnMHSRQPOwdWgfocuMOvHJXDq1KmXz7Mqkf3g0eGftu98Sr1n7TWVUXdo&#10;/lcMhmyoGVgDFo6e0LLLB/TyjbfTUef3EhmTCO5BtVAU8STQ80o6YPwsj9Ha2h37f33wj38UU/W0&#10;7IKfV2/cAT36D4KmbdrDtWs39FPYbd59EP94IFi6Y9RHbxKhGgO1d1PbN4XaJMBkomkV9+Xqj+E/&#10;1XbQD/dr5qABO02waArec+wk5D59/r2UtCAhIXX2nIUroIKLN1hgjYjasUV6KJ5WGAF/NWMeJGVm&#10;fSq5MwzD/G1Iysoa+vXs+VBejWWqjYcYdSCrqEYxC4SyWB5/N3cRJKVmFhnlUFj4+KuDR85Cq059&#10;oRx1rMTyWLxmkcplCpywfKUmWnr1lXZIBokaDfOg1kYsx2m5K3XS8QY770DYuv+QXtwiIiJONGnZ&#10;GnoNGAKrNu+BlOyHJoVv0/6Dv1bQBGBa3qB080GxVIsWTHpbVdidxHcrlrdjEh+5+lXDA6ImTU9Q&#10;uVMTJ71LcgxEJWln4yEuXbtW6/v5i8GrSm1Q2LnhyVeLF0Nb48VYuW6L/k+s2763a/02HVF0XfFE&#10;apts6TVfMhpEin9a/Bb7whMrIlfdRaCxOPQdTzrVfjDaVLhpwMzDB8zwhNGMD2u37Pgl+X7uWGlX&#10;sri4LNvpC5ZAObX2Asrp3WfONISFaiI9ISLm7lzJlWEY5r3nYkTE4JY9egvB0j7780dR8wdLR2+Y&#10;OmsxJCfn6XuIpuc/GLNh1/5farZsJ2ZQo7HxKvcgrehR/xNdBxzdc0RaRh13RKCD5bQIdKiMp06a&#10;+J2WUX8VjFbrtGgDm3a8mBR9/fZdYOOJQu0WiOKN0SJu5xlUE775fh6EXA/Xv7M4PCHBbtDnE8AK&#10;tUOM/8fjUjh6idEaN27FPpLc/lxCb8V7tuv5IYokipgdihKeEJWzGgaO+AIyCx6sktxkKzZsgXLU&#10;88g9UMznR71eSVBpTOVHw8bpRfJuclrnKXMWiGnvxINaEkQSQ/pO0Sp+0gNj2pdSGEaPKJ6OPpXB&#10;M7g2OPlWgXI0Az2JrCP6kzm44W9PIX70bJTEeercxUVqF8fPXtlWvVF79MH94Y1BF8wSBbZxuy6Q&#10;mJ4TLrkxDMO8tyRm5GQ369BdvDmK+nPInWgMYzAENWgNuw+f2S65CWYtWgnl3fzE0AsVRY0opNqy&#10;HctQexQ7a1cohwLlElAVvKvVFS2EKpotx8ZFvBRDjIrA8lxBgY8QUEkwUVzNnL3BArf9ctosuJuW&#10;1oX2Ry9ZHjRqnOhZq6BRDTSkBIMkS69gKOvhC4tWr9OX6bkPHq8c/PlE8cJnao2kR4DUytmkXXe4&#10;eeeOl+T253HgxBmw8akEZq4U7qJAOXuBvU8wXAoNj5FcZLsPnxDjVbQvgEYfWxQ3Rx8oizWW0eO+&#10;grik1JaSq2zHgSPibdWii6/oGYv+VDshsRRRpI+YGd6jUh1YjSF4Wk7hEmnTYmQ+eDzs1OWrMHj0&#10;GKjgiqE4CiuJJc3yQANOA+o2gQ179uubZGOSUpY169gLVKJXLl08esu2J/QdNR6i7mXExaZnXYi9&#10;n3Xhblbuhbv3yfB7EdMt11pCEct6heE2lK7O6Pcr7E3TNzRT6RUxw2NBM97+VWYyTUP7nekb25+e&#10;vpGZ2uZNzFSahmZqm9c1U+kZm6ntXtdMpWdsprZ7XTOVnrGZ2u51zVR6xmZqu9c1U+kZmqlt3sRM&#10;pWloCffz8PMllp53IfZe+oXY5PsXYlJz4j4aTeKC5bSNhxiSIbdTQ8O2nSAmOe2QVEzKtu45PCG4&#10;ViMxZp7EjsbUm6HYVcDvHw8fB6fPX4db8emeknsx0vIfrFm1ZRdoqtXXRqG0P9H8Sq2FZNLL/yk6&#10;xSBow64DegGMu3evOnXOVDnSdHPUw5Z6v2qHh9hhsLR1/4vJai5H3olxDKyGIkniTUMW/aGsOhB2&#10;vs5bQd4mGTk51SlyJPGhg6FIT4XiMgLFT3KRHTlyvkbXvoPBAk+IuZMXhsNq0ATXgNHjJ8OFkOuf&#10;SW6y7Cf/qbp43WZw8asqolMFiqR2ICqF/ySQ1EsVf1f0hF4DR0DcvYy90qayxLTsXTv3H4E5S5bT&#10;2Bg4dPbC8/A7sbsKHz9vKLnIohNSPxz6Bd4EuqZbFF7qgWuPJ/fwmZBbkpvsfOiNs+rKtbXjfGh6&#10;I2F4EWnCd2oWEKad1UEuPsnwhtIvMzI8djLtM9YXpt1Ga0r99+J+OnuxLyPD80OmbWo29H9hhunr&#10;/N/U9M0nkun+l95omVhuevtXWbH0jUw/1kpn+H9eZvRfiy6TrhtV0l5q6FeSSWkZnldDE+tNbKdd&#10;X/y+EPukT72hv5SWKTOVdkn+xibGLqOZWmfq+Iqbqe1eWMnpS2byuItfa2MzvjdM3R/CMG2t0Xcj&#10;K8Ffd0wvroGxr3QOiqRJvw2s2DbkI6WP3w3TNzThY+CrNfpdghVJv/i5KXpfac3w+IvmJTwOEin6&#10;pG0x2FFQixyWfzJ7N3CvUgvOh4bq3xV8/FzILdfA6lg+e4MKgyNtpx43GD5+EsQmpurHpt8vfOYT&#10;Hhu/6+DpM/9duGYdzF66EvYdOwuxKZm7JBdZdHz85t6DPhXlPZVRYkwlRZYogvTiZnqGSWJp41sJ&#10;Fq3dCNnZBVWlTWWR0fHrRk/+BgOmKmBu4wpW6K+q6AKdew2AY8cu1JTcZCPHo6hicCUmtRHBljf0&#10;HzYGoqLiXtnT9q0RERMPXlXraN8CQtGejRocMHKMjElIllxkiYnJHxw4eLJgycqNY26G3x5TUPC4&#10;irRKz7FzV6By49YotHghxVR1eKHwD4nXrqD40mu2KHSmnrTqyvVgw/YD+tds7Th4WDS7mtM2ePFo&#10;KAqlQbUiF/+qMGvBUsgtLGxEvrcSU2YMHDUBayIUoWIEjOG7Ai9Omx4fQkp2wTDyuf/4+cwJ38/F&#10;mown1piwtoQ3jgoFXltroYfDOtOO4XldEzNI4M1KZmq9mYllJRn5G5oubW0Nz7S/qeU6o0qDcZqG&#10;Job1GBmdc52Rj6l0dUb+L85dcSt+bozWG5v+/0pmyud3GE1gUaKRj6GZ8jE0E/7UsqGz1/F/qRn7&#10;Sv6G6RfZz0v8X2pGvmbCDO4Ng+tAtXzj60f+YvnLrJj/i7SLpC/8TPu/WP5qe1n6pnzJfn/61Gfj&#10;xXrD/KNLW7fsZWacpqHpz4/OaJmRvdg33gdCgIyNlmuDB2ptM6Pyzs4dxn03G7IKH4k3edzPKWjd&#10;8YMPQY7CpKDWQzE+XQ19h30BkYlpM8iHmL94Jbh4VxHzecvJnDww8PAQQujoFQxbdu3XB1I7dh/Y&#10;6F1dekEGtR7isVBfFJpIQE6iSZ0zpZa9oPrN4NCZi8WiwYKH/251FbVl2+6Diw4cOf4oMTlV/+aR&#10;2PjkDHufKpgOirBIm5qCa0BoRMyfE1XeuXPPbcoP8zDkxhBdXCA80XjSKMKUXIqR/OhRhYS0jG8O&#10;nDz7za4jJ6DrgMFg7R2EFwYvlJs/KNyDUezwYqHgBTZoBV/PXwlWboGiKZTeOk21lxpN2sH5K+F6&#10;oRwzZRpeVBQyGvCqmwqJLjjenGVdvWHG/B/1x5OR/+iTr2Yu1AoxtaljLYNm9vGoUhci7sTp/a7f&#10;jApfsWY9rFyzAY0+18OKtRvQNmltndZWYgT8wjbBKiNbjct1VtR3c1FfTJO2N/Ypagb+eqN0tGbo&#10;q11m4CfSL+pjbIZpmTJjX8P/Zur/GZtxesZW3Nfg+NFetS/dOlP+ZKa2MTRj/1eZ4bGRmUrT0Iz9&#10;jf9zSen/1nvDtK+pY/9t6Ruaob+x7+9N39BXu6yo718tfeNrbbo8KbpNSWZqG8P0XyyXyi+Mzgxt&#10;lTDd/rfA8jUbRdm3GpffjLh9RSoWZZExcU81lWuh4Gq0nSZRXOnlyV9/Px9yCh+PlNxkFJyURZEz&#10;o2F3FJSI1gYSQR+wwMjxi8lT9WXtlRuRG2u16CCEWogiilk5dSB8NX8pVG3WXiynyJmiXTmNTnBS&#10;A/Vq7dhnIOw+cIKmO/0mLiXjm5LGSg4dPxlUjvQSDi/RC1dm4wZjv/0eQsJixIub/1DCoqInqoOq&#10;g8zWTdvdF5Xa2qcS7D0TArfupcPWg8dgGopUzyEjoHabzuBeuQ6U8fBHAcNaAtYQaICoiqYUEsMy&#10;8ESg4tMFCKjbFFZt2VGQgSf+ZnTieXWlOqKHE9VeqLbj6FsVlqzerBfKM9dDwb1qXTCnbsW4ngab&#10;khDSHLAWzl4w68flkJqXV4t8T5wPPepXt5nU/KC9eAoM84PqNYHohHv6plyGYRimKDH3UjdUadhc&#10;PFNUugaIR20UHAXXaQLHzl85Sj6ZT5/WnLd8NVhhOa+iqJDeT0wiieUzlbnulWrB8QuX9UK5eNVP&#10;Gx38q4pXXcls0RejTlf0CQm/fSvn8bOR2/Yc/m/l+i1QdNUiPSHSdhih2qnBnNJH0aNotSxqiyvq&#10;UU0U1w8+GQHfzlsCO4+ehojEVNh77irYom4oMTBSitZJb3ANrg5ht6OLjf18q5B6z1y8HGQVHVGc&#10;MKQloaOHsDbuIhRX4DIrrBWYe2A0SJ18qH2YIjhXjBjp7dMY8VEzq8KeJrH1Ae9qDeGzCVMhIi5Z&#10;P46SSM7M6/XFN9PxZLiLCW1JBJW2XtC4TReIiIrRv2YrJOJOTK0WncCC2sxF7yu8MNSMixeUTqxn&#10;tbowfvp8vAD1tCE47pMunphmydkTVm3eqb9wkbHxK7v3+wiCajWEwJoNIaBWo7dmgSaWvU0rMf3a&#10;rzBT2xgYpS3Sfw3f32QmjkW3T0Mrss3bNMP9mzJT27yB/e7/8IpjeWXaJrZ/o+Mx3P5VJm3zRun/&#10;BiuSvqnj0JnO52X2Et+3dvwm0tel/VbSf4m9SBvLMcNjQAuUTO8vvjfFbZqBXw3atin412wAXfsN&#10;gtuJ91ZKxaPspx17wQLLd2rypkduNMG4EqNH1yr1YOwP88GjOs3LSu8PpqgTy2AKotDofZJVm7WD&#10;i2G39TP2xMQlH2rZsbuISumZKwmp3MYFRk/8GhLTMsX7KHVE3IpfNHHqTPCt0VBMfq7tBOQJNIer&#10;jEQbj0PhpJ3X29wtCMwwkqVpTMUUqbau4rEg9ZSV22O5T1FuRSeYOW8RZGZm/nGz9qRk54FPjXqi&#10;DZtqFzS3H0Vp1AGHIj8zPFhqO6caghLF0IJ6RLkHgT9Giz0HjYBZS1fDiYtXn99OSA6TknwpR89d&#10;7N2qS09QUS8saoKlC4RRoC/u/+iZyzn5+U/1XX3DYhNvT5gxE1yCqmKE6Yk1DxRu0XsLo0sXeuNJ&#10;AH5HkcaTRzM2NO3cA87dCNO/0iU09JbngOGjwQwjXuruTM25KrzIdDHo5JIIi3kNX2p0fC8xil7J&#10;TG5H6b4q7d9rBsdgykxuY2hv6v+m9ken/wpzNtq/sZna5s80w2OhYzXlU5K9ze1fZb8l/d9rpo5D&#10;ZyIPmtjG0N7U/02tSPom1v+hhvsU14Q6RBY10bKGZTh96vxVLhjgYNlHEwbQUIxenwyDjIInU6Ri&#10;UnYzMiazZadeYElihWbp5qMdzoH/TQwPROGjljozFFSnyrVhzHc/QER8sn4URG7uE/XJC1fADwXa&#10;QtdpE8tkGvPYsmsPOHTidB/J1SR5T59PvJWQGHbo/IXnC1evg76fjoages2gIkaVNKREhdGmBf5n&#10;OhbRpEv/jQIoeizngGaHYmmHARQeW1Jmvj5IeussWbMezCo4gsraFcwwZKZZGCgqbNGlz/9v7zzA&#10;qyq2t0966Om994Tee69SVUCl2AFRFFBAVAQrIkV67733HlqAhBAIJb33HjqWe/3fez/eb605OzEJ&#10;hxL1elXW73nWs0/Ze83s2Xsn8541swZvjfsYX85elL1l75GM2JSMDO2Q38T5yMjeA4a9DnM6aZWe&#10;iHsPTgHq9+7Gbbpg76FjSLl//4F0Rym5+Rm7jxzPWLxmXcb0OQszZi9clrF2y86MyzHxD9Rrx+6j&#10;q5t0eIYuLjcsGfeEnHxh6uKP2p5BsCCr7UXG25LXZa3k87L2uO//UAt4jOk7pqw9at+6ej6rrJX3&#10;X8Mj8Bdzr6Pt83Artz+Zvn0ebWXL12f6jvmjjM/nUXV5XPtU7vhaFdqyhkfZY5/Eyvpme/z1+22m&#10;rw5l7XH3w6P2/T3qXtZ/xe9+j2fnMVby94e26tko+3ep5LOSfT2C6B8M/SPhgTokdFgA8WyF+m27&#10;4nhoxM/an8tSouOSM9Zs2ZYxY+GijOmz52YsXb0u4wD9zU3LyYvXdimF82jvP3YSzTp1J//8yx6V&#10;YeNF4oX+udI/yueHvImYtMwV2u6/idj07JTdh09kfE1/99+eOPn/deg3iP5HtVHJCgwtXGFKAq6q&#10;jQfmLlv/3/tHGZ+U+lNewc3Ska1/FFv2HEJNF/onRj0PEx78QyfLDWxkwyfuDv9G7bFg2Wak5tyY&#10;tz08vGpOTk5V7dByXL582SQ8PKdqRm7x7JkLV8LWrQ4dz0u2cHJfungWLup38MYdeyIqOfO2dpgg&#10;CMLfnsPHz73ehP4xsmLknKy6UbGkOms5wt6nLr6ZvwzJOYXf8d9QzsmtHVYO/tsbTn+DUwsK585Z&#10;vhpBLdvAsKYNzB3pbywrTp4pYcvp63QZc3bs/50WTa4ExTduzUtKSvvp5s37tbSP/j6kX7/+5vpd&#10;e1CvdSeS2K70T5Jjo5ycgC4k54GlhufBQrwkCy/kbO1VD2712sCnSUd4N+8I+6CmqO7qr3o0BhxA&#10;Vr+Ns4L0oX+Ozmo5Fxef+li2ch2ysvIl16sgCE8dWYXX31y2YROcAuupv4sqAYs1/c2kv7c8h1It&#10;pG/lCnNnXzjWaQb/Vl0Q0LwTPEm12dDf3Kr8cycrUtpfxSs5VkjCRpdshsSNpRPqt+mClZt3ILvo&#10;xkitWOH3JvHGjZpX4xM/+W7RCjRs3QHV7NxgpPLH8kXhwC5PsqWLpHpD9F4lROCBRaQYOZirfrOn&#10;f5B88clqugegc/8XcPj0OUSlpdlpxQiCIDy1XMvMtAg+F45O/QaihosXTHkUKw/YJIHB89yNbHiw&#10;Do/n0AZRcvYz+vtqwMKDRQj/g6S/y6b0t7iagyfqNm+H2fOXIj459RP+G64VI/xRFBYW2kUlJU05&#10;fvY8vl2wFINHvI2W3Z+Bc1ADWLj7o5qjL2o6B5DCrA+/Ju3Q7dnBGD/la+w+cgrxGTlF9+7dt9Zc&#10;CYIgCBUoLv7RISImbt7uwyfx0Wcz8MxzQ+HfsA0sveqgmosPqjp6oaarL5wDG6NZ52cw8LWR9Ld4&#10;OU7Q3+TYpNTVxUANzZUgCIIgCIIgCIIgCIIgCIIgCIIgCIIgCIIgCIIgCIIgCIIgCIIgCE81hT/8&#10;YJdVXNw6NjWzU1xq1txrcUn/PHHuArbtPwTOlTFryVJ8On0Gxk7+DCPHf4TX3p2AoSPH4aU338OL&#10;ZENGjMWr74zHW+9/gvcnf4VPp32Hb+YswbK1m7DrwBGEhF3Epej4g1HJaS+l5hZ2yiu+1bqoqMhe&#10;K14QBEEQBEEQfhWpeXmuiZm5nRIz8z+JTsxIC70Yhb2HTmHV+h2YMWcpPvl8BsZ89DmGv/8RXn5n&#10;HAaPGE3911F44Y1R9Pod6sOOxchxH2LspKmY/NUMzFio68Nu23sQJ86F42pcEmKSM5bEpqZ2yiy8&#10;0amw8I4nACOteEF4OsjOzra8Fh9f58KV6C9Ohl7AvGUr8eqod9GkfWdYunnDqLYtqtSwhoGFE4yt&#10;PWFi6w0TXuvLnteM8aDXunXNTHjtL5WfjzO5+8LEKQBGToEwUOvI+KKKjY/K16dWsiYzsqd9HP3U&#10;sZyAkTO/V6EyeFE3XiKhSefeeHviZGzcdQDnr0QdjkvN6BcXl2OlVVsQBEEQBEEQqsTl5Fil5uZ/&#10;dZnE3ebdBzH246lo2fUZWHr4wbC2HarUpL4s55XmRRl4PV7qp/KyVAZWXqhi6Un9U15kgfOd6ta0&#10;NSRT+aV5xQxr6qNau+sShHMeVDZOEs5rJ1IfVr23ciY/jtSPdYCRtSOsqNxGbTrhlbfew7wlq1RK&#10;uAuR0V9ci0+tk51911KrtiD89eD1MZPy820uXol672DwSXww+TM0a98VVq6+MLdxh6ktGScXtiRh&#10;Z+WqVgCvQoKxioOnWtxVJRjmB04lcacH1MkfJi4BMKYtJyBW2ftJcBqWMy/dlh5WAyva0oNp7OCj&#10;Fl/lB5oXajXgVQBoq1ZN4TU3+TWXTQ+oAdXL0IYefisSmpb2sHX3Ra/nX8DCpStxIuTs15mZmR5k&#10;5topCoIgCIIgCH9juN+XW1z8yrX4hJwV69aj76AXYOvhCxMSjEbUhzXkvqMdCcBS0wlAXnXKQIlG&#10;7muW9Gl1/VoDG28y6rNSP9WI+p/KSvqyJCQNeeUptRSjp+rDmqpAig+JSvJJpvqwbFoflhdAMiQf&#10;hiREjahPbWrtBnPqZ1e3d4etmx+atO6M9yZOxr4jJ5CQknEir+hGF33r2AvCn4L8G7eGRCel3V++&#10;aTv6D3sD9gH1YerMIs6NHgw3emA8YEoCz0z9UkNij8yEHwZ6APh1Vfq8OglGl8BmaNvjeQwZPhYf&#10;fjYTC1dtwd6jITh/ORZJmfnIu37vG63Ix5JbfOvr1Kw8nI+MwuZdB/HZ9LkYOnwMWnV9VpVTw9lf&#10;LdtpSg88r1nND28VK6ovPYwG9IeC/1hUpc9MLZ3h16AF3p3wCU6EXrifVlj8mlaEIAiCIAiC8Dci&#10;M6/4tXMRV+5/OHUaApu2gamVM8yoP2tCIs2A1/XnKCL1Dw1J4LHQY9Fn7uSDGi5+ahGp5l36YOjI&#10;sZg6Yx5Wb9uDUxFXEE/90ezb3x+58dO/mmrFPJKC63enJGcX/vNSdCIOnTqHxWs24sPPv1bDY1v1&#10;6Au3ek1Qy9UXZvbUT+VRfLTlZeo5SGNEgtZU62+zODVx8oaxE/W9HT1h410H/Ya8hqXrtuAa9dvz&#10;b90dohX5t+bWrVuuAAy1t38NPvsMhoePH6/32fRZCGrUkgSJPYxr2sO0tiPMSZzUopvQwasuApq0&#10;Q5e+L+HVt8fTTTcXa7bvxZnIa/+OS88pzrlxJ+z6jz86ai7/tGzbve+lr2fNQ8NWnVHN1h0mJB5N&#10;nekmJrFWxc5bLSNdxdFfLWdqTDe4EZ2/US17uPjUxWuj3sWqTZvPX46K7bP/5AX7sMTEP2wp00Qq&#10;68IFKjPs8rI5C1eiZac+qEYCl9ct56G0hiQw1brmKppJr8kMnH3ogfSBtX9D1GndFY3a9yTrgSad&#10;eqJJ52dKrXHHHjqr8PnDrHT/h9lj/Oj2eYRV9Cf2O1p3sm4VTN9++oyvXc8Kn/3R9levv9j/zv7X&#10;9448e/q/E3syq9j2fD307VfRuN25/fV990daxfrr20ef/T3uHdX3ob5R2feVsaZsncioPZp0KG91&#10;WnaBvW8j6hN6w9TOB0ZWHqhS24VEmjdMeMl+W08Sbx5KxJk5eKJem87Uh5+PA8fPLj/5P+jLnqS+&#10;bHRq2qpdh45i+JgP4FG3MQwt7HVDYu3cYeTI0Uzuy/qRBcDMOYhEqB+MLFxRg4Rmk/bd8AVpkHVb&#10;dg7W3P6pKbz3w/KUnKKMkxci/71y0zZMnjYTr4wag469n0dgk7aoTedUjcS/uaUT6S4nGFezRVUL&#10;Z3gGNsXUad/h8PEz9Vinae7+/FyMi3O4cC0GU6fPgb03XTw6OR7maUZCxcSeblBb/kXDlywAJg4k&#10;uKxZzHgo4zl/xrSPGsZJ701s+KamG5mOqUlCzdGvEbwatUPDtj3Qpf9QDHpjNEZP+BRTv5nz45ez&#10;F0QvWb0xevuBo9Eh5y9Fx6dkRucW316lVet3ITop7Zngc+eLxn08FZ5BDXVC0saL6kwPGpkB37i2&#10;9ADakVm7oqaLnxJe70/+AifPXUBqTv5SzVU5fvjhB/tL8fGf7A4Ojp6+eEn+WxMnoduAFxDYuh1s&#10;A+qhqrM3tZsbjGxcVRSRo4lVrNxhwGPSa7vTw8PDXWkfHk5A7cZDBSy966Jumy7o//Kb+GbBYpwM&#10;v1AQm5HxilZkKQlZ1x1PnY/cNG3uYjTu0B3VSTya0kNoyMMVKpgBDz0gM6bv2dQ58/h39bBW1n7x&#10;a0h+eBx9ZbdlfehMXzl6zJ7H7ev5/C9j+s7915g+309i+nzpM33H/hlMX131mb5j/w6m71x/jenz&#10;/Xc3fe2gz/Qd+3uYvrL0mb5jfw/TV9Z/w/SV/Xcwfef6a0yf7ycxfb70mb5j/wymr64VTd9xfwej&#10;c+N+D/d/fpVxsID6qDwijYeP8kg57rNW2I/7dDzFircGttTnYyGp+n4kVqh/WL8dichZcxEeFZOV&#10;d/fuKK0rWUpqRu4r5y5G5s1dtPz/DaL+Z/2W7WHlSv1/KyfqL7vAmDSBoa0L9fNdVb/WhIQfm4Gl&#10;M/VlHakP66z2qUb9XmufuvBt3g6dBg7Ba+9PwqffzcvfdSw4OiY1fUbO3bs+WpHlSMsrnHMq9OL/&#10;jZ/6NQnnnqjpRv09S46s0nlzH5nPkc/VhgQnlW9m5wonvzp498OPcfTsuaKY5ORemqvfhexbN1bF&#10;pqZEh1y6FL3r0LHoZRu2R381Z0n0Z9/O/XHsR19gyIh30f25odT/7omA5u3hEtQEFm4BMCfBzu1i&#10;RPqJjYcY83zSKiySaWuoXSd13WzZ6LUNba2pj0xbE/qMNZS1Z11M/nYBzl9NxMW4TAetWn8dErKy&#10;HC/GJmDEuInwbtSSTo5uFDIDW1faupJYoQtLF5LHP6vwOQskEmKGdHOr4ZfUcOo9iVA1d5AazJAe&#10;BgM1HrvkoaBj1R+PAFRxrgsDp0D12sjJn/alh4EeABNqdDMeT+3sC1uvOvBt2Apd+72gMk2t3bLr&#10;57MXr6WmZOaf4CGiWtX1kn/7+7bXklOjF6xej2ZdnoEpnYcp1Y/FrwFfSLqAPDacw+38q41LUAMM&#10;G/E2tu87eOT85csBmptSYhLTh54Oi7z55XeL0brHANh6N0RVOkdTFtM8HpwjmnSOhjysgNuI/HK7&#10;8FhyM7Jqrv6wJnHt1rgtHOu1gplLoGofNU5d/RpDdVLjzElo0vkbUX2rO3nBvU4TvEUP5bGQ88lp&#10;uQXPa9VRRGdk+B8LObdv7KRP4degOSycqByqgzn5NKetGfk1ZSO/pjzMgcyMzJzeVy1nPIxXZ+ZU&#10;90eZbj/P37Q1p3upqiNv+TPaavXgrTnV9xfzecBK9vu1W33npN9K9q3EVp0jbx9WPn2vzrvk/Cu5&#10;VW1FpsrTY7+2/NLjdK/1+lbnWWIl7yu51cr59aar/wP2RH75/impi357Mj8Pt0ee+xNs9fksMd01&#10;pH0fdm88dqs7v4ffG7o6PMoed/zjtk/aDg/bPmk5+rd0vL520a75o48vuXfYHqyX2j7Wz+PL59cP&#10;+mf7L5avbX+1PWH9eZ/fYuV9/prto+3xz752vmXsYW354JaM20a1j/76cRkPv3a68vX5LXkmf/Gv&#10;z+j7h5T7pNvH1+8x23L11rZUX933ute68iraY/w+yVav34pWst+v2Jaex8PqQd/rO/+yWyfaj/p7&#10;ZbdVeUtChI/nfhsPU2Uzo76imYOfMnOyqvya+qLc56tqR38rbMgf9SOrU3/Qs34LEl2f4ti58/sS&#10;M/L8ta6jIi2n6LljIWHJ7078BN71m6KavU4kGinRxv1Z6pOSP0Pqz3Of3oj+DlZ1DYQD9V/dmnaA&#10;TWATmLvw517U7/VQfVclmqiORlR3Azo3A6o/D2HlPrEx9f8svYLQontfTJ4+G4dPnku8EpvSV6tO&#10;KamZBeODT54vGD7qA3iQUOM+rKqHE2kEes3+jByoL0+i0tjSHo3bd8ScpcsRGRcXnV1c3FZzo5fi&#10;4rve6dlFCy5GRsev3bzjp3Eff4bu/V+Ab+NWsHb3Qw2qMz9TrAlMqQxTOidjLpuMg1Amjv7UNhz1&#10;1VkVNbeUvme9Q+8NbVgP6PZXuoe+r0L9+SqsoziwxIk2+bMSo2NYjyjfpKkMazvAt34zDH9nDCKj&#10;YpGQkPCnH/n5UK4kZjtdiorDG2+PQ20nTxWpNLB2oUbkjE2srKnBtJvHLqAR2pHQ+2rBCizatBNf&#10;zFuC9yZ/gYFvvI0O/QaiQYducKnXDLU9A2HmTDcZJ7Kxpkbl5DbcqFbcyHTD0T8bneikm5FEGQtS&#10;A3ogDOg93zzGpeXS5yzWqNE5UU4td38ENu+IN94bj1VbtuVGRMVNvfWP+67aqVQ5djpswHdLViOg&#10;aXtS/STuLN3VhTOgh8SQHkAe3mpE5dR28UenXgMxa8HKM/HJuS20wxW5N+50iknLjFi4biOadO2F&#10;ai584Xlct496uFTUjR863vINRefBv0YYKkHoBuc6jVWK5c179yMqOWVv7u3b9e/fv189KiV35qY9&#10;x9B9wDDUcA1QCXkMyHQRPNoq419luJ2cSFx7oWWPPli5ZRdi07LHatUTBEEQBEEQhCcmMSt3zLod&#10;e9CmZ381j1KJNCUcSTBRX9aI+8c8x5EEpimZJfVTew4chk17DiM6LXsW92Nzbv1QLzY9a8+2w0cw&#10;+K134FK3ser3KiONYMAik0RZFRJpKmjC/Vzqbxs4UT+XtIAZic7GnXti7qr1uJyQEpWSn99dq54i&#10;PjmjxYz5i0M69nme+slUR5VNlnUD+bLRiUwOblV19oFv0zb4Zv4SnI24PC7l5s1afHzBjVuj4lPS&#10;163bvDPnnQ8+QYNWnWHrGQQzHn1JdTPmfjon2rQmwUtawJgEOc/rNGYBTOXwyEJOklmF56DyubCO&#10;YHHISYhIxxjUdIChhTOMab9a1IauJLAbtO2GLs8NwQtvjsbojz/H53OXYN6Gbfh66Vq07fcSbPwa&#10;q5GcPMrTxM6PyuQIJfX1STeYUDvVJF3z2jvjcInEZCLpMdUQf2VOngx33nf0BN4YPQ6WLjx81R3m&#10;moAyYsHEgopvNGpkR796+PDLb3EoJCxOO1wvAEyKbv9f/eyiO+OSsvPHRadkjrsYm/hF+NXYyOCz&#10;57Fx135Mn7dYRUd7DhyMOq06wimoEapT+caOdOFJUBnRTcMRTCW86IY34NTFdAMoMcc3A4kv90at&#10;8PJ7H2LrkTPYsP84Xnl3Eqo5+cPYhupsQ8da0pYEIKdFVtmo6Gap36Ybvpq9BAeDz67RqlvK1kOH&#10;Rk78ahrcGjaDOYlJzrzKIWtOn1xxWANnx2Lhy0uHsN9aLj7oNWgo1m3bhfOXrz4QTY3PzP88JCIK&#10;7330BRyDminxXDr0g87LgEy1OfniuZKuJM4nfPENwiOvISMja4zmppTExPQBFy9HzTlz5sKvs9CL&#10;YmJiYmJiYmJi/y2r0Pc6/Vg7T/uVWJljH+IvNFRnly9fncP9Qq2LWEpGTv57l6PjMOXrb+FepxFM&#10;bFzV6DVjEnq6vq0usMHRRRaULoGNMXbSZzgXcQXp2fmfa25Kibgc9fWmnXvRd9AwWDj7woyEl6ka&#10;sUfGEUXyrUQl9eGrsJhkYcmBF/q+KpXDo/AmTv0KW/fuH6m5LOXk2Qurv52/HA3ad1dij4/hpfdU&#10;BJD7/9w/JvFXjQTnsPcmYs2eI9hx7AxGTvwUXo1aw4z6+UqzUDkmVDceNmzAIteBBKMT+SNtwRrD&#10;hKwa6Q0H0jR1W7THM8++hHfHfYxvZy/Cxh17cexsGC5Gxf3zfFTMnGsJKeNSSMdkF90cV3zvXmvS&#10;N49cUeH4hci4j7+dDVv/+iRWXUmDaGKbExJRW7Bm4OglB6wGv/Ueth84it1HQly0w//6REREu5wI&#10;vYAez78EW+86KkqmC1uTaNJ+veC1EQ0tHOFdvwU+/HzavfScgrna4eX44Ycf7Arzb0zKzS0aUVz8&#10;4xOPBc7JyamanJ7d7ujp8OkzFqzY+h7d0A3ppqrmQqpeS6Jj6BygE18OflrUkW5Unt9Jip/neprS&#10;96YkPNW8T/qOQ/g8DtuI9lWikoSof9MOmPT5DGzfc+QBQXnoxOmR0+ctQIO2nVHTlYe38i8Y5IND&#10;2bylh4/LLvnFhP2aUXnmdIPUoAfHybceBg57A/sOHfshK7/4Q82tIjm78POzl0hQfvwFnOs0p3rS&#10;ebFIprqqqCcLYHpoWFDWpButeedeWLx2M64mpH6ckvJLCuXCH/7ZKSI6IfTz2QvhQ9fCUK2L6Ubn&#10;5qb79UUZXatSc9E+K2O0fzlTY78fYhWPrWiPO/5xps9nGTN6kjo+yvT4LGsl/h+2fdAnL+GivS7Z&#10;5xGm/JQ7/ldYiZ/KbkuOt61gZX2z0b7qHtJj5fz8SmMfv8b0+SpnvM8j7In9PK2m53koZ7+17fT5&#10;LGv/bf/6jnlS47rp81nW9B33pPYE/n/TvfsY//y/ouT50Gd6fZY1Hq5VwWdZK/Gv99gnsQr+KpoR&#10;lV+xzmVNr8+ypsdnWSvxr/fYJzE9Psua8l1SVz1bvT7Lmh6fZe2J/TzMSo5/iD2+/mX+Tz7OaP//&#10;xv+dR9XvkVt9vn4PY98VrxVPLytrZb5Tz5A6ltuyjKlnj/t1LmofYytnGNa2p/5gc3w2cz5CIiK3&#10;3bz5k7PWZaySkpJilpCS/tHKDZvRqksP1OIRhHQcjwxUUT8eMaiGbPKQTHc4kKB8+8PPEHIpGsn5&#10;N8oJShKY3bbt2n/+pZdHwMmzDqpae6Aq9ZM5/woLSp4CZkCi1IAEWxV7HvJJ5dBnaoQfnX9NEq0N&#10;W3bC9O8W4Aj1tzW3pRwKPrn6s2+/Q51WnWBCIoyjppzPxZD73Cwo2Q+P5uOII4lFc06ySf55KhsH&#10;f5ROIPGq5p5S2xk5eJIg5elfHmjQoTvenjQFXy1YunX/yXPTk3MLRhb98IO9VvQjYS1TeOtW3YKC&#10;olFZufmT0ouK9B6XnlP4xvipXxTxNEJjHqFp40J1pnam81DaherKozZ5/mXHXgNw6MRZnD17qXSk&#10;5d+CYqBGRl7BtJ0Hj6HvS6/BwMJZl1CGbjIWbjyRlMWPEb3nXyMat++hshFdvBYfo7koZcmqLY1m&#10;zlmGNh37wLiqHUxq2sPE0glVbZxRk24wd/+66ND9GYx4ZwwWr1iF4ydPJR46erw3C0rNRTmOnbvS&#10;c+Peo3j+tXfUxFUeo86ha3WzcJRPDZ3lC6X7FYTnfPJWTWrm7+ihUUKNzoNvSmMrD3jXbYmPp0zH&#10;2XMXY/KyCwdpRZUSfiVm1N6jpzHuk6/QsfdANGrXFYEt2iGoRXs0at8VrXv2Q9/Br+Gt8R9j1pIV&#10;OHIq9M7l2MSJ2uEPcCbi6tTlG7aiU9+BqEYPg6ENP3hcX45OklnzcANfJV5ZGHbqMwhrtu7F2Yhr&#10;4zQXpYTHxCyatmARmnXthRokevkXJc7uqtbI5F8++Bcheq9+IXKk86fydJ9TOTwmvYIZkljnrLe/&#10;zQLKGA9x8Ffrc/K2ijOVq8cMNDMkM2KjupQ1EzJTMmN+X6YsA2W/HP8443rofOrf8vqh/INFqfHn&#10;JPaV0feq3ciP3vorP3qMjuUfDEz4RwPyWbb+al4A2eO2ZX39GuN5EKqOrnQNNOPXyngYCtXlUeUY&#10;l9j/qP5sfA4PbXsyLqu0HH2m+eD99Bn70Oe/rJWUVdZKnhm+d/V9rzOtjdV+DzG61x5mvzxDWl1/&#10;xbZinbjMstdSZ9ROD9mWHlfB70O3pT7ZdHPly1m573Wf8XlyG1XRY7r2I98l9aD3D/igz/VtS6+N&#10;vnrq25b6KzHyo+qtbSv4/2WrGT1XFc2QjJ+3kq0RPXe/HKPHX9nyyIzL/V2trOl8/OLvwW25v3sV&#10;jI9X96hWf7bK1b/k81+M27nUSo97iD2kzmW3+updYuz/Uc+z7l4qqYO2rViO+u4Xe9J7SR3P/SX1&#10;Wv/2kf93yNjXw+r++Ppr/ircD2X/Lz9qq3xwPZQ//fbY+tNnj6r/A0Y+dQvp64x9cjkPbWf6vuRv&#10;a9ltaTuU8aXPKtZd9TPUd+SLTFf/hxt//ySm2p78/9K+v5xrSZ+svOlGv6nRecroNbXPL2Xza/rM&#10;iQMrPIKOAz/UH7Z2VokhG7Tvhs9nzwP3E7UuYymhl6+OXbd9N7o+96Kas6mmcvEoRDstcMSRRBZ/&#10;dm6o7eaDLv2fx4pNWxARHT27uLi4huamlFu3fqgTl5w+9/iZsNxFazbgnQ8no8/gl9GmVx807NgF&#10;9dp3Rj3qOzfu1IvKHIqx1J/edfgkLlyNfVtzUUpSWlqbkNDws5O/mobAJq1gRv1aFpQ8D5ODW2ra&#10;HPfnue+vjIUqL/vHW3rPAlJpAdqfjjGmz2q5+eFZEr4bduzDsZDwnlpR5ci7fs/vVGj4oMNnzyQu&#10;XL0aIz/4AG2694ZbQENd9FVlYrVHFTMLmFS1RusOPfDdvKVYs2ZbY81FKVdj42O+mb0AzTpwDhcv&#10;GHEgioUwC3YWu0rw0msLV/R+4Q1s23UEaWmF36Wk6Ibs/u1Yv2OH27L1m9COlHNVDheTGDOhB0JN&#10;NuWbm29mRw/qLLvDo0EzFUGLTcmM1g5X5OTctYpKyJg6b/k6NfG1OokeA3UjaMNHWUTZ0M1MIpCX&#10;6uBfSnh8s6t/Qwwa9iZWr9t6OyU1cz7/qqK5LGXO4mW9P/r8GzRs0wmGFg6a8OVkQSwgqY5s9GAo&#10;AcUXj19z9I8jlRy1VJFAEpycZZXq4+DXBP2GDseKzbsRGZ9+NDop85mCm98HasVVitybN12yioq6&#10;RCYk9A67dm397sNHMe7jKWjWvjss+B+yJa8fSSKY2oJD8jz3kueLmtAfEP4VxsIjAB37DsC8ZWtS&#10;E9KyjuYX3eivuVZkZxfW2bB978HX3v4AbkHNYGzNw5DpXPhXG9UG5J9EJIf3echwox79MOrTrzB3&#10;/Tas3HUAy7fvxdKtu7F0224s274Hy3fsVZ/xa53t0msr6LuVtN+jbBU9sA+zlfQH7LfZXqwgPw8z&#10;PodH2QqyivWtaPrqrTP+Xl+dntz0+9WZvrqUNa67vnMqa/rapNToe31+K2P66l1i+vYva3+G+v8W&#10;W176bDzc1HP0EPuf138b1ZFNT71LTN81KbG/ev31+fyjbAXVW9VfT51LTF+dy5o+v3+U/db6872j&#10;729Giekrs7Kmz2+Jcf1/672vz2+J6atPZU2f3xLj8vXV60ntcf4r1uXXmD6/JfZb66/PZ4npq0tl&#10;TZ/fEuPv9dWpxPTdSxVt5fb9OttG/irYCratdI/ptT1YsYX6DZv3YNUWukepb7pm50Es2rALoydP&#10;Q/Mez8GM+owcCVTz/ajvx4KLk1uqeYzWrnAKaICXR71NPrYcTC0srKN1IRUF338fFJeW9fWCFevi&#10;ez4/GHZedVRiHo70ceJI7k/yXEKOhKr12am/auUehKbtemDMhKnYtS8YYZdi1kdeS+6dkl3srbmt&#10;NIW3fqiblnu9d2RC8tEVW3bhuVdGwt63Pow48spl87mwSFRCkcVkGSPdoDNOiMlzEakPzUafcYKh&#10;Oq27YCLphKOhF+bc/OmXSG0J4ZHXmi9YsebqgNdGwCmoIbWnJ8wcvUnXkLimc+egjsreSsb+eI5l&#10;NWpzj3rNMHvJKsQmZpzLLr5b7twTsrKjl23cBq9GrVQfnyOpZfOtqBULqP/PQ3Wbd+2NhavXYdWm&#10;Xe7a4X9POIwbn5IWtXLTDjRu100N41QZl2yocUgE8vhfTtJTxdIZJvZuqNu6E6Z++x3ScosSWFBp&#10;bhSxscmBx0JC4998bzxcAhrDiBqTs6MqccnpgVm10wVUv7Y4001s60o3tieM6YbyqdcC02YtQvCp&#10;iKOau1LOX47qs/3AYQx4dThsfOrojqObSSXMUb8IkKkLSMYCU/1CQHXmSF3pjUjnQfvxLzMqlG7J&#10;k3XdUY3q5ODbGE079cGg197B2/QATfpiJr6evZiT+GDmwpX4es5ifDJtNt79aCqGvjUG3QYMRlCr&#10;DrDxravGplepbU8+nZXxr0b8YPAEYANrEnpUNt+cangq3biWnnXQqd+L1Ibzc05fuHwpJadoqHaa&#10;pSSn5809GHwOw0aOg2tgC7U+jwGnHeb0w3yudC4GPCzAlQW6K3wat1RLoJwKi/g5MS3nqVgQVhAE&#10;QRAE4e9KcnbBK2cvXsOHn01HQJO2MKW+spnqU5KYpL6ggTX1o6mvzlFWnndo598UA14bjZ1HT+Na&#10;cs48zU0pWdTfDI+IuvT1zAU5PQcMg5N/I5UPhNe2NCZ/PJKOp5QZcTIZR+p3qv409d9Vkk0WXh6w&#10;8a6Peq27ovtzQzDkzfcwesIUfDp9Dr5duAyzlq7CzMUrVPKcqTPmYPSkydRvH4EWXXvBuU4jmDno&#10;hvDq5l5SvTngxGVSf5k/0wWiyFg485BRtrKikvvSPOzVievrRkK6MZ579S1s3X8EoVeiHsgmGxwa&#10;dvTbBUtRp2UHlc2Vp8HpVqegvrQV6QAeKegQoLSDiVsADMgvJxxyCmyIV94Zg6Onz8RfiY0tF3Bi&#10;3ZNz486hT2fO/WdDEt3mSmdwlJS2rG84uEXXh4fhVnfxp7bqTEJ/JxIzs6OKi4v/esuDVJb8fFRL&#10;ycgdu/NgMAYMG44aJIh4fLRae5IuLmd85TC7MYfcScxxqmO/Jq2xYPVGXIlNuqq5KcfFa3ENj58O&#10;Kxj70RQENm0JcxsnumFc6eKR+nekxufspvxLAAk/TpnMa2I6eNfDm6PH43hI6L/yC4t2aK5K+WzG&#10;3H4j3/8QHvWawtDKkUShE/kg0cq/DLBY5fHgHL1Tv3C402sOk/ONyDcofc5CkgUZCWVl/GsCD0NQ&#10;wlRnKi0wCWpOgcxr/PAQBPXLA4tszdRNx5FbNU6aynBkY8HsQj6c6SGk87SjB58EuLVXAD14L2H5&#10;+m04E3H1E+1UHiC9oGh86KVr19+lB9CrIbUX3ZTqwbb3p7bim5/qwoKYHwY6HzNHLzj418WIceNx&#10;7Ezo3fikjBc1V4IgCIIgCMLfgMSs3IHB58NvvDVhEhw5wuZCQogT4HD/VPVLuZ8YoMQR5xcxo/6u&#10;b6O2SuydCI38Z0ZOod4l+HJv3msZdjXm6ILVG9BryGtwCGxE/XEekUgCj/rl3P81dCWfJIzU8FxN&#10;MPFwXkOOmlLfWCWWZKPveAm9EuPjdUY+WAyWFVxljQNBai4ni0fNeH/u05eY+pyn5HmQ4HNFFQsH&#10;uFI7DB/3Ib6YOb/cyD4mt+j64tPnL94b/u4HsPUKgom1GwlKqpMt1dmGg2b+JKJ9YcTzQale5qQT&#10;/Emwj544GYeDzxSGXbvWUHNVjmuJ6VcWrdmEOs07oLYL+aE6sfF8WaVF6FqYkTZQczxrO6LPC69i&#10;657DuBYb2waAkebm6aDwzh2P+LSsn1dt2oE23Z9VIV/dwqPcWCSaOGMRz92jG8SEjNfScQlsgm79&#10;B2Px2i0Ij4qPjIuLM9XcPUBSWlaba7HJ/zx47Mw/V27Y/vNn0+fcf2P0BHR/figatO0KB996sHDx&#10;QvtuPbFjxx4kxiUe0g5V3Lt/3zo08tqn38xdhAAStNV4HRxrF5jy2HCeW+jKQ3T5BiURyUKvxJSw&#10;ZPHHNzR9XyIgK0Y12ei8dDc6Pzya2CwRoGT8sKr1e+gGVIuvOnrAzr8e6rXthAGvj8AXc+dj34lT&#10;/07Kzbudd+fOB1rVyxESEmKcnZ0/M/T8RUybORcdez0Le986MOdMtzx+XM2F5AeKyuTy6UHgpEO8&#10;IKqFWx1qr2GYt2Iddh8+PlxzKQiCIAiCIPyN2Xvy5JvzV69DlwGDYeFVR82LVNOgSvupWpSRXvPq&#10;B7xWuY1nXZUQ5quZC3AqNAJpmbmzuB+quSxHcfHN1+PjU9P3HQz+1zezF90f/PpoNG7dAw5eJDZJ&#10;hBlYUh+V+8EcXeT+MplKXulIopP706rPqhn3s0v62qrvzX1aqh8HbJTxfFA28qlEIwtL8skikvdn&#10;DULGc1CNeHoXiUnWHT5NWuGrOQtxLSn1TMHdu020qisSU1MObd25G+06d4Ojlx+c/OujTovO6Nh3&#10;MF55ZyI++3Yhlq3d9n+HSIdERyf+M4vEur7pdgzrmfDY2MgFGzeh46CXYFOvqU5jkK4wdCQxSXUx&#10;tudpbe7U3qQJSCfxENcW3ftj6brtiE3K+bmw8J8emrunE1LSBmEXrzXcfTAYr4x4Dy6+DcELF1dz&#10;DiBlz9EyjvqR0ueJzOoGootvTTdELWcSRX4IatMFoyZ+gq37Dv47Ji3rXs6NmxlF3//jodG5svAF&#10;TExMrHnjxo2aOfcfTNrDD0F0XMqQ3fuPoNfzL8HKxRvV6YbksLMaasoXlkPbziTCOJJIDxtniDJS&#10;v7hwKl/+lcOTbgQSxHRjcH15a8o3Od0MHJE1o2NrefjD1qcOnAMaIKh5G3R/biDenTgJi1asxsmz&#10;YYhLTJ+7b9++mlzXh92MJSTnFn0SEnH152/mL0eXfkNg7V4XhrXpJrTidWqobKcA+qNAbUkPP69z&#10;yQ8pL65a1SVIjfG28amH3i++gpWbt+P0hUtjHyXaBUEQBEEQhL8vly9fNjlz/sKYtVu24/khr8LJ&#10;rx6qUl/YhPrAJtSf5b6sTuxxJJEEHwcm+DX1cw2snGBJfdwu/Qbg67kLcDoi4ufk3PxH9tG5n8v9&#10;3X37wmpGJWbMOXX+Mhas2oS3J05B10HDqN/fFfZBTVHTsw5quAVpesFX9XFN7KhsKt+U9AKPvjPV&#10;5n+qwAxvHagvTIJR9dM1Uwl4yIzVqEYSb45uqOnigU59+2P9zl0Ij44eEgI8IIo52SfrhxId8aSR&#10;weu37j2TkJoWdfRU6H/GffwlmnToiWo8DJd1AQtnzpDLgp3OhaOuVV0DlNZgMWli7QrnwEYY/Oa7&#10;2B98FucvpTRiHaW5Fkq4fBkmsQkZ3UPCL2PSlzNQj24aU2pMdbPycFL+RYEFJX/myJnA+ObVDRlV&#10;Q1rpgvCEVXP6vKZ7IKx96sOvaXu06zUQQ0aOwUdfzMSClRv/ufPQiZyLUUmpWQV3V2tFV5rCwsLq&#10;2UV3vXjicEJmbsvMglsfpOUWHkvNLvwpJSsPyZm5ylIy85CanZeQmFU48VJsUrPIlGxvPib35k8u&#10;7ENz98TkFt14KyopLXX3kWNFMxcs+fer77yPZt36wimoGaryryv8APONqX614baiLYf0LUngkog0&#10;pYe9Kj1k5vSZiYUzHL3rot9Lr2DZuk2ISkxBZkHxO1pRgiAIgiAIglBKRkFBhyvxCaErNm7B88Ne&#10;h7N/A7XEnFqaRI3SI+PRhpzQ0Zrfc/+djD7jDKm8TqOZkwfs/eqiaeceGDLiHXw1a8HP+4NPFsSl&#10;ZhzKv3m3m1ZUpcjLu2ednV3kFRub4p2akf1iemb25PSs3DUZWTnZaZk5SE7P+ik9I/tuWlpWcFRi&#10;Yt9TYWHeYZGx3rEpKd6cCEdfttknhUTy6sj4hIwdR4Nz56/e8M+JX07DiyNGoW2vvvBv1gIOvgGo&#10;4Uw6xVq35F4VK0cVNTXgOaMc6aX+uppvyZFZG900QCPOj1LbFWaka5p0eAaTp83ByfORuJyY2uMy&#10;YKIVLTDZ2TeckjOywy5ciQrbe/xk2Nqdu8JXbNyWsnj9VsxeuQHTFq/BRzMX4dUPpiKoY2+YudVV&#10;QlINFVXhalLwvGXRVNZKQuBKTPnowtt0YdQcTR5Ka0dKnwUo39z0AJjbuqGarQu8ghrivQkfYdO2&#10;nfu1Kpaj8MaNjtk5BWEJKRlhCekZYdkF18Nyim5Oz7xzx0Lb5bEUFFzvUFh4fVd2dk5YQkJK2JWo&#10;6LAzERfDDp48Gbb9wKG0VVt3/+freYsx/P1J6PnCK2jQoScc6zRDTbdAlRGLQ92GPDmaz51uwipq&#10;nUw+RzpXK917XQiffy3iaCndsLaudLwvvBo2xzMDBmPa7Pk4SzdlcnrevNzc4gZ37uCJ6y8IgiAI&#10;giAITEJWlmNccvq8kPCLmLloGQa8Mhx1W3WAhbs/TEk08TxJjhRy1NKAh6Kq/CPUZy2Z7kV9eh4t&#10;Z0x9dp4TyP1zMwdP1HDzh2NgIzRo1w29h7yOtyZ8gq/nLsSqLVuxcc/e9L1Hj4eFhEWEXaR+dFxy&#10;SlhGTm5YTuH1sIqrGDyOwjt3PLPzbsxPSKd+eXp2WHbu9bDcGzc6aV+XY+Oug/tGT5oKz/rNUY30&#10;gymv1UlagiO1PJ+T5zZW4Tmhdl5qPqchnaua98kCUQ29Zc1C+9C+KgdLSXvwdLgSs/ZEbe8GaNz1&#10;Obz2/mR8PH0Bvl6wCt8uXYNFG7Zgw959/96879DlvSdOhpGIUHqk8ObtWXfv3rXUqvn35Nq1ZOfL&#10;MQlYuGIdXnh5OOo0awt7ukmqk4gzrU1K3cJRZVLiZS7UopwqCskXRCcKlWrnBuYQsDUpefpMiUr1&#10;3l13QfjClDO+WPy5Znzx2DdfNLqhlSDlqB3dtMo4uxMPXSXzbdQGn3454x8Jqbnlopc3btyveS02&#10;YdyaTdvRsnNPGFk6wNjOhermTCLVmW4Sd90Cp07eMGNz5jTB/BB5wMTOjR4QTlfMi726kSB0pbLo&#10;IaMHhte85Im/xny8qoPWFuq86fzJVEIfZTzsl9dBCoCJcxBMXOrQNlAXIudfgujGru0RiCadnsHI&#10;8Z9g9dbdOHj8zN7Qi5FD4tNyfbVTEQRBEARBEIT/GtzvDDkf8ezBE6c3rNu2C6MnTEaLLr1JaAbB&#10;yIKXuqN+sS31k3nUHH1m5kaflyTkoT4yL1fHa0JWsaO+swP1nR15+TrqszvSd9R/5rmFhjxMlb4z&#10;tqd+tJ0T9aedVN+cs7zy8hxmnPiH+tYsaE1JG/AUNF5Oz5jec3CJRR8PhTWmfrmRhRNadOqF5et3&#10;IC4la+uNez/7a6eiyMovnvTRlzMLAlp2QlVnf93oSdYlJUEr1hrltAh/RgKZ6sLRyNJht1QfZfyd&#10;Os+SKC75YR/8miO9dPwv+Vno/J1JoDrRZ3z+9BnrBjNnOkd7N5jTawt3XzioPCsd8OLwtzB3xSpc&#10;jI7ltT7LrZLxp4eHb+YVFs85fCJk9/Q5i9D9uRdh4eoHcxJXPJ6ZM4bq1mmkxuIoGqcftvejGyJA&#10;TbA1cQ3Qzemji8MXyZgvNIk9Q1L+HPI1IsVuaOVBNyBH6OhYElfG9gF0U3DKYRJfdKOodWVYKJYa&#10;lUU+SyOWbCxOeSKuim7SheELp0LOVBaJvdou/njxlbdx+NgZpKVn7dVOT5FTdPO5k2EX/slLitR2&#10;J2HHNweLPy6HBS755nmevBYmC0JOr2xMApDXg+Rz4xTCajF6+lwtckv76Ra7DdAZZ8+iuhnwHFES&#10;y3zuxlSvGs5+cPBpCP9G7dC6az8MeGUUJn72LZZv2Inj5y7iamLqwcS8vNYAZL6jIAiCIAiC8Kcm&#10;LbugSXRSxsFTYRexdO1mjP/0K7zw2ii06/kc/Ju0g71PA1R3oT4z9dV5nXUDCxfauqtRhxwB5Kif&#10;qZM/zF0CYMY6gvvY1AfnPjdHBTnqqSKibEqk6kz10alvXoWHmNJr1gu83mZN0izPD3sDJ8+eR3bh&#10;9UFaNRVZecV7joSEYuCbo1HLs64So7oyuM+v0xdqy0ErFbjSva+YnZYTbXI9eY4nL/nHoyZ5BQoW&#10;mAY2LqSPnGlfFpckpK34PW1VZlf6Xp03nx/rCtIRJZqGt2ysreg9R0l5uT/O0WLKYrS2Lay8AtCh&#10;z3P4atY8HDh6cl1qVs7S3zLE93cnMzPTPDTyysxVW3ag+4DB8KjXHCZ0UQytSBDSyVaxpJMj0acy&#10;L9lwKNsPZtSIZtSgNUiIufg3RNN2XTFizHjMXrwMOw8cvb5y89Ype4NPTTl1/sKU0ItRU85fjZly&#10;MSpB2QWykPORU/YePTVlx/5jSzmRz9ffLcRAugGDWnVCdWdeK5HnUlIDWvHFoBuQbx4qXw0JLWn8&#10;UkFJ9WNRaUdClcWopQtq0QXo/dxQbNq6F7EJKeUEZeEPP9ht2LXvy2GjxsDGp64SfbymDQtFtYYO&#10;G2e8Ip88h9OnWXt0GzgMz748HC+8Pgov03Ejxk7AmElTMPnrGZixYAmWrNmAzTv30rkfjN+0c++8&#10;rbv3TzlM5x96MXJKXFLalJy8gndu3fqhrlYFQRAEQRAEQfjbU3jjRuesvIIpCSkpU85Tv/joqZAp&#10;W/cfnnIw+HT4/uBToH4zlqzegOlzF+KTr6ZjzEdTwOvTDx05Gs+/Ohz9qf/d48VXENCqI2p7Bqr+&#10;uQo4aaJPNzVOFzG08q6DwW++jR37D60oKiry0qqgiEtJ37N51370fvFVEp4Busgm+6D+vyH7YH1R&#10;ojOUqCQ9oIJdJCIddYmAeNSiGsno7EV1CUBAi3Z4btib+Hz6HOzYe5TsyNL9h09MORt6ccqFyKgp&#10;V2MSpsQkpEy5SNsQOvfDIWenbN9/dMrKjTun7Np/4vq8pWsxcswktO3RH64BTVDNgfyT+OQhwxzw&#10;YtHNgTWlg3hkJ2+tnFU97HwboFO/QVixcRuuxCTNZD2nneofBwCTxKy8CbuOBONZXkvGvwFVkAUc&#10;KWduVCXWWFjxLwIkKuk1/4Jg69sI3Qe9gmnzlv7jVGjk1ieZt8fqufDej33yb/04Iu/6D49c+5Dq&#10;ZRyVmtkz+FwE3pn4KQKbtYNhLXsYcRibbiD+VcCQ68URUhaTJQJQRTE1UWnjitpu/njxtdE4GHwG&#10;iSnlI5TpBQUDj50Loxv0DdSk/ZRoVTcnXSQSksbki5f3qEmitHX3vpixaBkuxSWs0g4XBEEQBEEQ&#10;BOEP4lpy2so5S1ejU+/nYekWAGPSA8YcCCJNoKKYJLAM7N1R3dUbfV56GUdPnUVGXmG5CGV6Vt6e&#10;Y6dD8dKb78LCo47SFBxxZD880lBNS2NByVslMElbOHiA18I3tOPkRE7wIwE5atLHOBwahqTCwg9/&#10;7zmPRXfudNl7/PjMbxctvtdnyDDYB9QhAUtl2zlT3VxIk7H+Ic3ioAumqbX6bVzg5FcHfQYNxs79&#10;B5GakTWBdZ7m8r8DFWAUn5Q+bM/Rk+j27AsqZbApKWFeasJEDdkk5e/gp4a3mlJDV6MKe9dvjhFj&#10;JmDvwaPF+bdvt9VclRIVFVX92rW4d4+fOY8p38xB1/4vwb1+C1Rz9ldha3OnAPLvB0MbXdSPJ75W&#10;pYvu4B2ITr2exdez5uHM+YjLFS9KZGxSm5NhlzD6wymw962nU+wkGtWCpzzElSOT/CsC1VX9UsFj&#10;lu14mK07/Jp3wFezlyAt5/o+zZ2Cf624HB23auHqdWjcqTsMSeXz5GFW/iya+cbk9TJZwNp5BWLY&#10;iNHYc+gY0rJzRVAKgiAIgiAIwh9MRm7BykPBp/HGqLFw9m0AU2ueV0likPQLJ69UCSx5qT8rezRu&#10;1wlzFi9DTFw8ab4bHTUXiuyiOws/m73gex4RyUum8LBXM+eAMhFKjgiyJtBpA15Lv4q1C2z862LE&#10;pMk4cOYcQqKiymmhWz/8UOfCldjYb+cuRcdnnoeDTz3UouOqkx4x5Yywlk4qB4spvTd39EJNV1+4&#10;12mGzv0GYeq3cxB89jwiSUexntJcllL0/U/99xw7eWP42AnwadgK1ek8zXnuJ4/IJC1k4uRJ+o2D&#10;aQ50/o4kqF3RqX9/7DxyGDHJyeP1LZXymzlw+XK1U+FXMHriVJhTI/IwT5XkhsWZnSs1pBMpX1bg&#10;zuqkAxu3xaw5S3++di1mp+ailITreX6X4pPw8Tdz0arbQGqgAJUZSU2wVWqeLyyfrLvuovCF0hQ/&#10;h5d5zqIJ70cNbOHigRFj38eeo8czrv/wj3K/JkREJ7fbvv8omnfpheoudBxdaN1FZxHJUUmdUufP&#10;DJ10k2sd/BpizMdTsfPA4QeyvF6KTRywcc9BdBswBLbevLYjXQAlTqkdlKjkbKvuMKPPGrbqjAXL&#10;1iA2KfVXL0siCIIgCIIgCMJvIyUzb/mCFev+X/023Uh3+IETAfFcSwMlKnneIfXlScNYeQWSWBuI&#10;TTv2goTeAO3wUg4En9z30VffwCWwHoytHGFGWogT/vBqC2p0JusMjnqyRiKdUsPZC806dMW2XfsR&#10;cTm6neamlB17D14Y9d542Ln5o6qdF6qSJjLmuZ3sq8Qf140jjGycQdbJj8Qs6xoyEsfVqP4tuvXD&#10;pK9m4Ep8CvJu3uzKa4dqRShiklJ3zlqy6ufAFh1Rg0SpCSdD5aSlrLV4niUn+uEhubQ1pnJGvD8J&#10;wefCERwcXOnlDfUCwDC74MZboZei0O3ZwSrqyCKKo4ec+pbHBldRWZbcqDGd4RLUEG+88/79mIS0&#10;DM2FgqObqXl5rcKuXsWIceNJYZNKphNRk1PVhFjyo0QZCz06wRJTF1onJnkSLX/Pk1LNqB5mdm7w&#10;bNAcsxYu+39xSalntKIUWfnFbaIT0/DNvCXwatRKJ/w4ExNfGHWRqBy64CwsOfGPKZUV2Lw93p/8&#10;OU6FRRzQ3JRyPPTC8xt2H0TfYSNgxtmheOy0PQlR8sXzJ9XEXKqXsY0b+emAyV/NxJ5DJ9ZohwuC&#10;IAiCIAiC8D/iUHDI6s+mL0BQi24w5gQ2vD47CTOeX8gijTPMGpDAqu7kjd4vvIw1W3bi6Kkzz2uH&#10;l3LifMT+SV9MQ6M2nVDN3oP0iAeqOpEQ5Gl+HADTIpWGpFU4AMY65MvvFuJqfDLS8/PLRShTMvIO&#10;zV268v/8mraBuZOmeUhUVnEKom0g+WLtw0afU5151QsjMrVOJWkQEzIzem1KOseM6m7h7InXR4/B&#10;+SvXkFFQ0L5ilDE6Nbdg5ITJcGvQks7VFWYkLo04kkqaTDffUydeqzq4o1OfZ3E6PBLJmXkNSccZ&#10;aC5+HSEhIeZHz4Zi8PB34OjXAFVqu6hsSiwoVfIZughqXRVrV9Rw8sRHX0zH+chrhdrhiri44hrp&#10;2YWfb9t3BC0690YtF1LWnLGV1Lypik766yKHKvUuTyTl7KacvtcRpiTczEiZG1m7wIRT7Vq5UYO5&#10;wathCwwfM+E/VFbS9Ts/vqEVpaA6Gy/bsKXnB1O+hHNQEyUYq/AcT77IKiStCUob8kff2XoFoe+L&#10;w/DN3IWHNBel5F6/1SshLeuHJeu3oUXX/lQPuknYyAcn+eEsrkZUd0Oqc1W6aeq17KTE5PlLUWs1&#10;F4IgCIIgCIIg/I+5GJm05otvF6FJ256o6UR9eJ66xqMWrUhI0ZYFHQeJOOrYvGtfzFu5AdcS05Ga&#10;U/Ss5kJx69YPdRav3hg+YNhw2HgEkT4gncHG+kKJQs1Ix5iQYPNq3AYTPvsWuw8cf/3evXvWHLDT&#10;XFW5/uOPjS7EJFwc9eHkf3s2aaWWE+R15jloZWDDyUb9YGrjS8bBNJ2ANaV9zEl/sB7TaTJeAYM0&#10;lI0riVtXNGjbDlv37kdmQeGxPCpPK0pxISax8ONvZsPCPUCdpwkZi1QOurGoNOelW2o7wt6nLga9&#10;8iYOngjB9vDwqtrhlYdO1jS7+MZ/FqxeD29S19W5kUkIqorTiRmSoNIJQXdYewahc98B2HbgSLF2&#10;eCnbD5503rj1IPq9OALVHAJgYOUFc8cg8kMXgKN7ZPb+TTD07Q+w5eBxJOYWJ3BEs6xlXr/eKKvw&#10;BpIz8uLS82+77dixw0hzX0pybmGLq7HJ/+YlS+o2a6eS6/BQWlMSwBxF5IVCDehCc4IgQxKmNR28&#10;0Hvgy1izaQdiE1MOa25KCb8U1Xfv4eP/b8jwd1HTWSeCOaGPipSSPwMyjq7yxajp4o02Pfpgw/Y9&#10;yL9+a53mQhAEQRAEQRCEPwlF129/tnHbzpsd+vRHDVeOzJGA4yGfzqQVeGQk50MhfWNKYrOGozcG&#10;vToKuw6dRNjV+P6ai1JiU7IOr9y4E704+6sL6w5/XXZVbZSlbn1K8sujGEkveDZqjcnT5yAiKv4/&#10;CZm5LTU3pbC+YUvOyL2Skp2P1Kz8xhU1UXrx9fi9x8/gtfc+hHO9FqSrXFHFks7Byp3KZ3HsRHrL&#10;A70HDcWm7Xux+0jIA+tQ7j58vIjz1ljy2p8kRnmYrZE1ayUf0jscKPRQq154BDbEwhXr8N327b9e&#10;UN6/f98sm0TcjAXLYesRqASlIVWY108xpsbmBTxZsBlQxa196+H5V9/CoVMhDwjKpdu3O3+3cjWa&#10;dO9Lx3AolUWpv1LcRiQua7kGoE6bznjtgwlYv+/Avy4nJ4dohz6S3KKi+vHJmcVrt+7EoNffgktg&#10;Y5hz4h0bXuBUFwpmAakiiiQEDalxjCyc4eBbH0PefJsa+GhEUmZmgOaulPNRCX32HDuJISPehYtf&#10;IxhxVJb8mNBNwQ1sxFv+xYHOpZqbDwJatMXEzz/HuStXzuXevNlCcyMIgiAIgiAIwp+MzDt3LE6F&#10;X9w58cuvEdi2A6q7s4gkUcbGcwp5dKMa4UhiraYTnAKaYuDr72DX0eO4FBvbV3NTSnZ24a7g06H/&#10;eoH0iF1AfdILTuDssZyYx5AjfmoNftYPpKNsnEmvuME5sAEGvjICqzZuRwLpmSLSNZq7RxKXlhW1&#10;Ye+h+29+8DHqtOuOGu5BuhGYKsJIWysPVCWN1qZbfyxesRErNu5+QFAePhVaNGT4GNJOTUnH8VRG&#10;XlufdBmPvrTzhQlpNXOqq4OnH+nAxUjPyUcK6ULt8MqzNiTEfNv+Y2jVtR+qO3MIlBrCwQ+GLNR4&#10;jDDPTeTGIWXv2ag5lm3YcuvOnTuNtMMV15KTnSOjYjF52kw4+DWgRnaHKY/5ZVGpzZvkMcG8+KfK&#10;uGTPGYfclDA05fmSpPKrOvmqdR2r8gKnHOol4cjZZQ15Xw77qgmqrMo96DgvFU00tie/3CC0davX&#10;HC8OH41dh4IRlZh6QqtaKWn5xW1iUrKSV27e8XO73s9TWRwG9lK/JrBwVmtU0rlyRicDSxKY9F1A&#10;03YYPXEKdhw6djg+o8BdcyUIgiAIgiAIwp+cgtu33fefOH147KefIbBVe7WePc975EgfaxJevYFH&#10;ZrJOYY1RwzUA7foOwtKNO3AlPjUtKS2/jeaqlKTMzOO7Dh/FC8NHwbtJS9IwuqSdnHDUkF4bupBe&#10;4YgoC1drZ9IrvBIFJzx1Jn1D2sfOFSZkpnb82o3EnRtpH1cSem4wsHZV0+xYI1WxJrMhXcIBP14R&#10;QwXsqP60j61nED758ltciIxCdHR0OUGZd+ve7jVbdv8cRDrGjPwYkR+Vz4a0mcoLw3qqtgtqkhhu&#10;3qkHNuzcg+2/JULJ8EKX15LSsXD1FgS16KwilAYk2FTkjzO9cjiXs7JyY9g5o2mXXpj23eKfswtu&#10;btZcKDjamZ6VOyz0wiW8PW4inPzqqbUazelCsTLmsbt8EiqjK4tMVvJUjsqgyqFjvpD8ealp36t9&#10;OEEOjzEmkUqNWo3Ep0f9lhj4xttYumE7LsWlRF9NSm+mVaWUzLzrjRIzsi7u2Hv438+/PArOQS10&#10;UUwqz4h8cNYnPjcDuvj8i4WBI6fs9US91h0wfe4inLt45XThrR/qaO4EQRAEQRAEQfiLwaMewy5e&#10;DJkxfyEatumAGiT4TGxI1DmQSOMAFekTzptiQFqDh4cakF5wDmqK514ejo279v2YmJZ9If/69caa&#10;u1Ji09ObRSakRK/cvguD3x4Dt8atYO7GATR3tWyHIQtLaxedkbgz4ECdTRljHURaqXROJo8SJfFo&#10;TAJQjcZks+MIozuqk1B18q8HXibk2JkwJGfmDGb9pVVFUXj7h+XfzF/+j7bPPAtTOj+OwBrS8Wpq&#10;IJ0jax9zFxKXlo4ksDtizvK1iEpKQ05Ozm8TlCUsX36g2pqte9Fr4GuoUsORlKuritoZkBLmOZSc&#10;HpfVPIuxajyEtXVXfD1v6U9h12LmaS7KERIXV+Pi1Zjx+4+G4MuZC/ASib/mXZ5RDVHb1QfVOAMs&#10;Na6hhbOaYMrZUzkqWNXJGzaedeHfqB1ade2LAcNG4INPvsTy9Vtw/NyF7+MysldqRejl0JkLgRt2&#10;HQx+b/KXaNC+O6y869HF46VJSNlzViVbalAWt9Sopk5+JFDpNSl9x4D6eH3sB1i3Y2dUWm5hb82d&#10;IAiCIAiCIAh/E7KvX2+3afeeiJHjJsCtTiO1KoUxJyDlgBOPqrTxIUHJuseXhBgH2dxQy520T8tO&#10;eO/Dz3CAtM2589FdNHcPkHf9nt+FqNgBJ0+HpSxfuwkTp3yFQS+PQIuOveEZ1Ay2nnVQg0SsGYlW&#10;XjOT1+A3Ji2i27qTTvKHW91maNb5GQx8ZTimfDMDe44G43xU1HieehcXF2eqFVVKxLW4ld8uWPaP&#10;Om26oLpHoIpk8lxRXVZZzUhnKWFr5YROzw/GwvWbkZSbWx+/NcNrRaKiCqsnpmT+tHz9VrTs1Ac1&#10;OazKE0C5cXkCJyt2Cx6CSp87sSDjLK6e8G3RFqM+/BRrduy+F3wubFZ2cfHHmsuHQpU3vn79R8fb&#10;t2/XLrx194XiW/daX793z1f7+pFkFBS4J6VlzzoVfnHr7kNH8ek3s9Cp7wA4BzaCsR2JX1b7PIS1&#10;RPGrqCgZCUmuO//qwOFp/6Zt8e6Hn2Drvv0xSZm54wpu3e2pFSEIgiAIgiAIwt+Y2PT0vlt3H4h5&#10;b+LH8G/UDJauPqhK2oan33FAzdDWSwWheCUJQ56H6Bio9JCpgx/s/JugXd8XMfHLmdh59BSOh1/e&#10;mpCZOyuzsNBDc/9Irl+/7lt0+3b9wjt3PItu/tD1+o8/OpI+Ks0O+zAyi29/HHYtbtbmA0fvvvnB&#10;JHhzVNSB9BoPsSUdxOtNGjqTbiNjQWzq5K2WHalB2qd1tz5YRiI3JiElLz8/v5rm8r+DStZTdGt+&#10;SMRlTPr8a9Rr2QG8bAgnrDElYWaiwq88XpjXd/FUY4aNHTzpO05p6wJjW1fY+dRB3Rbt0P3ZF1Vo&#10;dsmqdTgTHpmkFfEAnNk1Ma0g+FpS1j9Dr8XhwMmzWLtzN75dtATvTvoE/Ya+jJZdn4FnvUak3L1V&#10;VJPHFxupIbEkEvlC87BZHqZL9TImsWvu4qPmfnJ9zBy94NWwFQaPHI0FazamHgwJHXf93s9+WvGC&#10;IAiCIAiCIDzFHDx99tVlm7akvvLOewho3hpmdi4qeGbm4gcz10DSOxyk4ql5vBoE53dh/aEbwWlC&#10;msiUhKiFuz8867dA087PqOywIz74GF/NWYwVm3di//EzuHAtFlcTU5Lj0jKm5RcXt+Hph1rx5QiP&#10;uJS4bM16jBzzPno+Nxj1W3eGg18jtVY/r2bBeV+M7Vn36BIMKU1GAtjc2V+NwOTRn2YkMoNatMEH&#10;k6cgJPwCcouLJ5FoNdGK+GNJv327dlpuccKB4+cwfMyHVLEOqOFMFeV1VOiElLgkUWfMy3U48vhc&#10;3eRRtZioDQk7avhmHbtj2qx5DwjKhIS0umGXrmL85K/gxalxLZ3VPEnOMmtAF8WIRKqxA21JWfOE&#10;Vx4LzA3GF8+QLqQx/1Lg4K8TlZYseL1JcPrBr1ErDHj5DSxavRaX4+Jz82/c/YjPQytWEARBEARB&#10;EAThoeTeufN+eGxc7rxV69Bv6BvwbtgKFh5BMHciHeRAQpIEpkpmSlsDG9YnvIQhiTxObEr6iDPA&#10;8jKEKo8MmVquhHUS6R3Pek3x3sTJJPQuIiohoa5WZCkzFi5ObNujD6o7UTnWuqSpaq39kjw0HEjj&#10;PDU8GpMTojr5wso1CAGN2mHEex9i7+HjiEtJ31pYWFhdc/nnIyY72/JKfPrpZZt3oWnXPqjlFqAT&#10;lyQEOZsrL9apQsR0wuYkLpt36oVpsxfqF5QRVzHh069JULZUGVa5oVV2WF4XUl0Uujg8hJUb09Eb&#10;Naks97rN0LZnf7w6agz5XYAtO/bfDD4VejQpPXP5jbs/PZCgRxAEQRAEQRAE4bdw6+6PPVJy8ted&#10;Cos4umXXgZvfzluK10ePR/tez8O1blPUcGOR6Qkje08Ys9hTq2aQCNRyuJhw0M3KBe71muFdFpRh&#10;EQ8XlN37kqBkwciJebRMreSDk52yLqpKZdXv0A2LNmxFdFrW6WzSZ9rhfx0iExIcT4dHoGv/gbDx&#10;roMqJAY5G5EaeloiKKkBqlPDtejUG1/PWvSAoIwiQRl68QrGTyFB2aA1jEhpmzkGkOrXVDibajRP&#10;2Hk3wEffzEF4VELUzZ9/DtRcCIIgCIIgCIIg/M+5GJMQOmXGXDgGNCDh54oqPCyVV6/ggBsJTE72&#10;Y2DhokZmjv1wCs6cf0iEct6SxNY9+qG6i048qoCdPWeBJUHJ0w+tXWDlFYhOfZ7D8dBwsC7TDv1r&#10;USoonx30aEHp7IuWnfo+kaDkJUZMlaDkYazkhyOVSlB6wc6nIT4mQRl2JS5MO1wQBEEQBEEQBOFP&#10;wSUSlJ/NnAfHoEYkKN2gW5PyVwjKuYsTW3XvB3Mn3YobvG4+6yLO3srJgqpYOylB2aF3f5w4F/E3&#10;EJSPi1D+LoLSE3ZeDURQCoIgCIIgCILwp+S/JijtONJJmqiCoOQIpQhKEZSCIAiCIAiCIPwNEEFZ&#10;ScoKSiuvIFSxKiMorXkpEZ2gNHf0ebyg5KQ8mqA0cQqgBi8jKKnhuCHtvOurOZShIigFQRAEQRAE&#10;QfiToQTlrDm/CEoHEn8lQlAJSl7X/8kEZduu/VCddZAlCUrO7soai9+rZKV/V0HJa1WWEZQqG9Fj&#10;BKXK8kqCkrO8eusTlHRsqaD0EUEpCIIgCIIgCMKfk/KC0p10DAlB1jQOumUVTUjj/DpBSVs7XxGU&#10;IigFQRAEQRAEQfi7IoKyknDFQy5cFEEpCIIgCIIgCMJTjwjKSiIRSkEQBEEQBEEQBB0iKCuJCEpB&#10;EARBEARBEAQdIigryQOC8ldkeRVBKQiCIAiCIAjC3wERlJWkVFA+O+hXr0MpglIQBEEQBEEQhL8D&#10;IigriV5Baef9gKCs5iQRSkEQBEEQBEEQ/t6IoKwkegWlrVepoJQ5lIIgCIIgCIIgPC2IoKwkIigF&#10;QRAEQRAEQRB0iKCsJHoFpcyhFARBEARBEAThKUQEZSURQSkIgiAIgiAIgqBDBGUlKRWUsg6lIAiC&#10;IAiCIAhPOSIoK4kISkEQBEEQBEEQBB0iKCsJVzzkwkURlIIgCIIgCIIgPPWIoKwkIigFQRAEQRAE&#10;QRB0iKCsJFxxGfIqCIIgCIIgCIIggrLSiKAUBEEQBEEQBEHQIYKykpQKSlk2RBAEQRAEQRCEpxwR&#10;lJVEBKUgCIIgCIIgCIIOEZSVRK+gtPUqFZQy5FUQBEEQBEEQhKcFEZSVRASlIAiCIAiCIAiCDhGU&#10;lUSvoJQhr4IgCIIgCIIgPIWIoKwkIigFQRAEQRAEQRB0iKCsJKWCUpYNEQRBEARBEAThKUcEZSUR&#10;QSkIgiAIgiAIgqBDBGUl4YqHXLgoglIQBEEQBEEQhKceEZSVRASlIAiCIAiCIAiCDhGUlYQrLkNe&#10;BUEQBEEQBEEQRFBWGhGUgiAIgiAIgiAIOkRQVpKyglKWDREEQRAEQRAE4WlGBGUlEUEpCIIgCIIg&#10;CIKgQwRlJSkVlM8O+kVQ2nqVCkoZ8ioIgiAIgiAIwtOCCMpKIoJSEARBEARBEARBhwjKSiKCUhAE&#10;QRAEQRAEQYcIykoiglIQBEEQBEEQBEGHCMpKUiooZdkQQRAEQRAEQRCeckRQVhIRlIIgCIIgCIIg&#10;CDpEUFYSrnjIhYsiKAVBEARBEARBeOoRQVlJRFAKgiAIgiAIgiDoEEFZSURQCoIgCIIgCIIg6BBB&#10;WUlEUAqCIAiCIAiCIOgQQVlJuOIlSXlKlw0pEZTUcIbUcCwoqzv7iqAUBEEQBEEQBOFvjQjKSiKC&#10;UhAEQRAEQRAEQYcIykpSVlCqIa9WZQSltReMNUEpQ14FQRAEQRAEQfi7I4KyknDFZQ6lIAiCIAiC&#10;IAiCCMpKI4JSEARBEARBEARBhwjKSiKCUhAEQRAEQRAEQYcIykrCFS83h1IEpSAIgiAIgiAITyki&#10;KCuJCEpBEARBEARBEAQdIigryQOCkrO82nmLoBQEQRAEQRAE4alDBGUlKRWUzw76ZR1KWy+doKSG&#10;E0EpCIIgCIIgCMLTggjKSiKCUhAEQRAEQRAEQYcIykoiglIQBEEQBEEQBEGHCMpKUioo+w/UKyiN&#10;qeFEUAqCIAiCIAiC8DQggrKS6BWUJVleqeEMNUFZ3dlXBKUgCIIgCIIgCH9rRFBWEhGUgiAIgiAI&#10;giAIOkRQVpKyglLWoRQEQRAEQRAE4WlGBGUlEUEpCIIgCIIgCIKgQwRlJeGKh1y4KIJSEARBEARB&#10;EISnHhGUlUQEpSAIgiAIgiAIgg4RlJWEKy5DXgVBEARBEARBEERQVhoRlIIgCIIgCIIgCDpEUFaS&#10;UkH57CBZNkQQBEEQBEEQhKcaEZSVRASlIAiCIAiCIAiCDhGUlUSvoLT1KhWUMuRVEARBEARBEISn&#10;BRGUlUQEpSAIgiAIgiAIgg4RlJVEr6CUIa+CIAiCIAiCIDyFiKCsJCIoBUEQBEEQBEEQdIigrCSl&#10;glKWDREEQRAEQRAE4SlHBGUlEUEpCIIgCIIgCIKgQwRlJeGKh1y4KIJSEARBEARBEISnHhGUlUQE&#10;pSAIgiAIgiAIgg4RlJWEKy5DXgVBEARBEARBEERQVhoRlIIgCIIgCIIgCDpEUFaSUkEpy4YIgiAI&#10;giAIgvCUI4KykoigFARBEARBEARB0CGCspLoFZS2XqWCUoa8CoIgCIIgCILwtCCCspKIoBQEQRAE&#10;QRAEQdAhgrKS6BWUMuRVEARBEARBEISnEBGUlUQEpSAIgiAIgiAIgg4RlJWkVFDKsiGCIAiCIAiC&#10;IDzliKCsJCIoBUEQBEEQBEEQdIigrCRc8ZALF0VQCoIgCIIgCILw1COCspKIoBQEQRAEQRAEQdAh&#10;grKScMVlyKsgCIIgCIIgCIIIykojglIQBEEQBEEQBEGHCMpKUlZQ/tplQ6JIUIaSoBw/5Wt4lQhK&#10;RxKUDpqgJH/KrD1h59UAH5OgDBNBKQiCIAiCIAjCnwwlKGeWCEo3EoCepGVIVJIQNHT0JZ3j+8SC&#10;sg0JymqOdKw1CUo79kOaiP3YiaAshz5BaUqC0risoFQRTxGUgiAIgiAIgiD8edEJynm/CEpHj18t&#10;KFt17wdzJz2C0lYEZTmeVFAaWHvBzlsEpSAIgiAIgiAIf070Ckoe9vqrBSWJR0u3hwrKDr37i6B8&#10;8gglCUqfhiIoBUEQBEEQBEH4U/J7RyirOWsRyhJRSvrK6O8mKE+FXyJBOUgnKC0cYOLgRWKQlbOn&#10;2rKgNHf0Q/NOvTFttn5BGRZxBROmfAXvBi1hbOFK+/vqjrWlC8BmQ0YNaevfCKM/+RLHzksODEIA&#10;AEmMSURBVEX+I7WgeLPmQhAEQRAEQRAE4X9K9u0fVpyIuPL9uKlfw9avHozsPXU6hgWlnU4MKkFp&#10;6QL3es3w7sTJCAmL0C8o5y1ObNO9L6o7+cKQ9JQxH+vgRz5Ja9n7wMjGBbXcfNG2Z1+cunDxryco&#10;MzMzLWIzck5s3n8Ur4+bREKvPqryyZKINKJGMlIn66eLUNp6qyyvzTo+Q4Jy4QOCkrO8nr94DeMn&#10;f6WUOit2UxaU9hzdpItAPtmMyYcRXQyehMrGPmu6+MHWIwj+jVqj76CXMWXaLBwIPvl9VFLKcs29&#10;IAiCIAiCIAjC70JMeua6I6fP/PTV7Pno+9KrCGrWDnZedVHD0ZP0CYs90i0k+kyc/GBgR0KStFAV&#10;0jUGpI8MaWtC+oj1jlvdZhg98ZOHC8qFixPbaoKSA3Rq9QwevcmZXmlrYENlUZl2gQ3xytgPsXb3&#10;AUQlZp5gnaa5+PNwOT+/2qWY+M3bDxzDkBFjENisPao5eMLAygVGdrQlsacyDbFSpoYzIqFnwOKP&#10;RSErcVLlprbuaN6xO76ZPU+voOQI5QeffAHfBq1gUNsRpuTf2N6DynCCgbUzCVUuy51eu1Lj0ZYv&#10;Dpu6OAH0mhqYy6IGNqLPDaxcYWLjCueA+uj+3EBMnjYde48dL7gYF/eRVqwgCIIgCIIgCIJeQi9f&#10;Hrvv5KmcqbPmouuAwbAn4WZs66a0CAtGQ9I7amoeizwl9EgPaaMqeYQlD1E1IjHIw1MNbEgzWbvR&#10;a9JFpJ8Ma9rDq25TjJ00BWfDL+kVlNPnzEts1eUZVHdwh5GlCwlK0lhcDgfcbOg1B99IVBqo6KeX&#10;0mBmVFZ1eh3QqA2GvPE2tuzahyux8ZtZz2lu/zgiIlJqRcYkYebC5ajTtA0s3QJgYOlK4pAaz5rM&#10;hkQbNZYxnYCpE5+YqxKBJnZusPYMQJ2W7fHssNcw9dvZ2HngCM5duHTj5LnwD5PSc4ZrRTxAZibM&#10;82/9o03uzXvj0gpvfBidkvVhRGz8h8Fh4R/uPhK8cN/xk/hu2UqMHDcenfo8D68GzVHLlRqOLoox&#10;R0apAXnupgE1ogFdLAP+dcCJLiRdTJ7EyhfenOrqVr8FXhrxLuav3lh8JSF5e+6NGy9rVRAEQRAE&#10;QRAE4SmjuLi4Rmjk1TeXb9iS8vI7Y+DZoCmqObqT7nGGkT2JRBaLDrp1JFnEsfG6+WbOATAk3cFa&#10;xMI9AB71m6NDnwF4a/wnmLlkJXYePoE9wSHrD58O+yTsSvSH0UkZH2YUFn9YeOvuCzdv3qylFa+X&#10;rPz8N8Mjr3x4JjzixqZdB/D5jPnoP/QN1GvTBTaedWHm6A0Te3fSPa5kPMdSN7zW2InXuvQhbeQO&#10;U6p7dScPBDRujq+/m4eLV64VxdG5akX8dwgOjqoefDYCA18ZCWf/RjAhBW5IYpGHmlax4LG7/jCy&#10;81URQh6WWtXFF56NW+Ltjydj2+Ej30fGx3+quXooN27cr5l78/YrcWkZk64lJM87fzXm66jEtNQr&#10;iWnBUUnpaxMzC18v/vFHB233R5JVWOgZm5z23Y4DR7bPX7YKQ4e/Dfd6TanxOHJKdedfDVi9s3EU&#10;k8PDKlxM52PthhrOPmjYvismTP0Spy5E/js5I3eT5loQBEEQBEEQhL8plxNS+gSfCY+aOPVrNO7Q&#10;DdUdPWFs7aJ0hCmJNQMVbfTU6QklJslISFZz9Idn/TZ4/uVRmL1kLXYcPrk9Mafwu8I7//TUXD+S&#10;guLvByZmFI2NiU9fezkmacf5yJgVl+PSz1+KTZkflZw1Ifv6nffv3r1rqe3+UK4kZ3y67UDwvdGT&#10;PoUv6bHqzix0Sf9wsI9FMI8oJWFp6Ejil7Y8PNa5blMMfOMt7D1+CjtCQn5fYbljB4yiEjPf+OTr&#10;71C/ZTdUqemEKlbciJoi58Q4ZCY8FJUUuEu95hjx/ifYf+xMvuailHzkV8vKyRl6LCR03NbdBzD8&#10;vQ8R1Ky9mutoZkcnaekIUzs3FdE0IlXNk1U5ymlGVs3Vny4iqW0qy5xFq40batIFda/bDO2feRbv&#10;TpqCVZt2Jq/atnvoxejEIYV3fuioFVuOiLi4oB2HT50Y88kXqN+mq5pvyRNZDXnscomgJP/GTv7U&#10;uHzDuMLMwR3123XBlBmzEXbl2oWopKS2mjtBEARBEARBEP7iJKWnt70SG3vhi5mz0axjN9Ry8dFp&#10;Es6gyplTeTSmDUf+WJvwcFV30ggeKir49vjJ2H7w2MnUjLyNBTdvBmkuS8m/+0O3i4mJQ09EXFyz&#10;Yc/+Wx9+Ng1d+j4Pj6BGqOXsDTMrN5gpjeMFU9JTrHl4+iAPgzWy41UuuC70Ge1nYOGs9FItFy/4&#10;NGiGV94ejY279iAyNuFkRkHRyMLCwupasYq8vHvWx06GFoz4YDLcGrSCMfnj5D0GnOSUfbrwFEHS&#10;c6S7OImqd9O2eH/qV0jMzFsfFxdnqrn59YRkZpqHXYnFR1/Ohme91nQS7mqyqBqfy4KSKlPFgYeR&#10;usDE2hH9h72Bjdv2FmqHl5KSm+uSmJKBmfMWoX3PfjCxcUFVEmtmjn7Kn4psqvHFmql0t5xwh/3T&#10;d04k9FREkU+c96HPVXhZ95mRmsTKyX5oXxsP8usD32bt8Pwrb/HwVZy9HH0t/86dxlp1SskrvtPw&#10;SnRC2Jxl69Gp32BS7366pD90vDo3Uu2s4KtwyJhuGGO6eDbeQRj06khs3LHvX9n5t1ZrrgRBEARB&#10;EARB+IuRUVCweeve/Rj46huw9w0kTeOshouaky4wIr1hQNrExDkAJk6BpBP8YUxCslO/FzFr8SpE&#10;RscfKLj5faDmqpTc4tsNQq/EXF24ZiOefXU4fJq3RXWPANIT7qRhXElbuJHGoNfKSG9wgM5GN79S&#10;CTvWIUpnkSZhXUL6REVCWYdp8zKN6LUxfW5CesWUzNDCES269sIXM+YiPiX9x5s3f3LWqlPKhp37&#10;C196820Srm4wJj3GYlUJZU1jmbmSuLRwgmfDlvjwi+k4fzUa4eE5VbXDfx1HIiJqrd+xHw1adiEV&#10;7A8jS55vyONuvZSyNeSTtHFDDXd/NGzfGeu27y3WDi3l5MmTzoeOn8Jr772PWq7+KhEPiz9dplZS&#10;xbbeanxxFSuOfDrDmBrW0isArnWbILB5OzTu0B2tu/dFu2eeQ4tuvVGvTWd4N24JO9+6MKd9DSyd&#10;yPjCc8Idd2oYVvBcDvv1VL8gmNKFcqvXFG998BHW79h74VJ0ov+NGzdqalVUFN+50/DM5ctnxk7+&#10;HH4kRg3oonDaXjV5lpP9cL2pDI7CmpE/S88gdOw3CKu27kR8RubO20BtzZUgCIIgCIIgCH9S7t+/&#10;Xz2t6Mb2TSQkuw14ETZ+dUmUkc6hPr4R6xvq7xuSRuGgl5oXWdsF/s074L1PPsfpS1cysou/Lzda&#10;kXXFpcRE/4279oaPnPAh3Bs3g7kL6QYHMkce/UgikQScAQlVFpHGTiRUbUj32LmgmpMnbLwD4VW/&#10;Keq0aIdmnXuClwRp3b0PmnXqgcBmbeBcpzEs3f1gzsNVrTkxqSuJQPLLRrqME/uYcgJU0lQWrn4Y&#10;PnoCDh49hSMhIS5aFUvZtudIUZtufVHTibQSBwtJJBvZ8pBdXcJUXoakGtXbv3ErLF+/CVevXrXV&#10;Dq081NBm6QXFmD5vKWzcA+hkqUFJUHIU0FApY2p0J0504wr7gIZ48c3ROHgy5AFBuW77QedFazeh&#10;Wfd+KkUup7M1sqMTtvEln4Hwb9YJn89dgr1nQv+dWFB0TjvsicjILW4Qn5xRvPPg8Z/fGv8xAkgI&#10;GtZ2UI3MvyhUsaKbgTMdcbIga0+YU8NVIwUf2Kwtvpw5F8fOhR4DYKy5U+TdvNs1OiX91vwV69Cq&#10;c2/UdiS1ThfJhEwnpFlEc1SWGtzWnUSyF/oOHYZ9x08gLj1zveZGEARBEARBEIQ/Gen5hesPngrB&#10;s6++gdreAUrLVLHlqCGLPU8YsAgkUWlE4oqHnzbv0g+zlqxBZHzirfT8om6am1KCT4Ud/Xr2IgS2&#10;6AAzEoo8L1GNciQNYeBMYo2jmg5+aqUJnofpR0JtxJjx2HHw2E9JqdlFHM3UXD2WvHs/LE/Nu55+&#10;OPzyvydMm4OAdt112oyjlTx1jwQiD8NtQRpmwdJ1WLFx9wOC8vDx0KIhw8fAKaAJjCzdYe4QoHQZ&#10;mzEJS9Y85uTDwcsfM+YvRnJG9v9LSUkx0w6vHJ8Bhnk3br+zctN21G3WQTcclEQZq1hDaxZVugU4&#10;OYJXk75r0bkHNu7c/2CEMjzc+cDRM3jt7QkkvuopUcoVN3MIogbgUDJHFH3g37IzXh/7ETbsPYrz&#10;V+ORmJWPpOwCxGfk4uT5S1iwch2WrNmM3QeDERuXfJmEoIFWRClXElJbHT19HoPffAdupOQNSFzy&#10;DcFLhuhS9lIjOfmr8sxZeTekC/reBOw/dvZwRX83vv85IOJa/K6p386DV6PWMHfmc+VfLXjdGJ5r&#10;qbt4vBSJka0LfBq2wFcz5+NCZGz47dvfd9DcCIIgCIIgCILwP4b7+hGRUWu//W4hfBs0I/HkChMX&#10;En1O3qji5KvEn4EWOKpBr70btMJnM+bjanzq/8u+ca+f5kbBvlg/DH9vIvwbt0d1JxJlJVleSYSq&#10;Yap22mhOC2fY+zdG75dex97gM0jOKhxTMYsr+7sWnxy588Ax0jwbsHTdVhw7G4GLMclKD6XmFeNq&#10;Yho27zuEN8dOQp1Wnan+VJYlCWErD93QV9I2VawcYeHmjWFvvU2a6YjeCOX2A8eK2nTrpxt9au2h&#10;Rosa8RBa0jYckeXPLNz8VIRy2fpN2L59+28b8hoSkml+6nwE3hn/CdzqNkWVGo4wJ0GpFs9kccUh&#10;UlbxnLjGwgGjxk3CkeCzD8yhjE1J8T4dfgk9Bw6BtXddEqTudDyvwcIijccJ05aEpVpD0spNNQgn&#10;+TG15xCuOwlAOjm6OLzGCn9mZuOGlt36YMGK9f8Juxx1RiumlF2Hg9ssWrMJrXo+h2ouOrXOYtLA&#10;wV8nLLXEOxxhNCYx6NeoBb6cOef/krLyNmsuFHRxTTKv3x18LPTSDz1ffFUlB9Kt70LHk6CuQoKY&#10;13kxUMuTuMPJryFeGzUOIecj84tv3ZuguREEQRAEQRAE4X/E9Xs/9gkJu3pl1NgpcAtsAWNOMGpF&#10;fXrO3aK2pAtYf5AQrEnaoefAl3E0JBwZBTdfqZiYJj2/aOvMBUv/1aBVJ5iSbjFiXzZkrC9Isxhw&#10;PhYnP7U0oaVXENr3GYj5Kzdi277g9pqLUq4mpJxcvG7zv9v0GUAai+tA9eE6kV4xUBFDP5jYkVn5&#10;wITK4ERAPKzVhANyJGB5TifrI14q0cjaGbbeVPcBg3Du0mUkZeYHlA2Y3fzpJ+cj5y4Wj5z4Kcxt&#10;eLqgB0w5uRALYW0qI88brVLDFi4BjTD8vQ9wJvwiwsPDf5ugZPK//96GKoRX3h4HR78GVFlOzMMn&#10;Sg3HY4IdOTzsRu+dUdXZC72eH4oDR0//Kz07/7TmQsGh0gvxMcPmrFiJZl16qItlwhFPjvixsGRV&#10;rRLt0JYnobLRBVFrupAZUoPxhTIgYclrRhpbO8HO0x8ff/ENTp49f0ErRnHr1i3X+NSMNUvXb0Vg&#10;y47UYOTLhm+WkkglGf9ywI3HF4W2dnRuzw57AzsPHj+ed++eteZKcSUh+fnjYZcwYvynqOUaQBeX&#10;600XgMUkG9VTiUoSv+51m+PNdydg1fota7TDBUEQBEEQBEH4H7F28+7VI8Z+Auc6rWDAAtKKNIDW&#10;h1dDU+1JkNm5w9ozEG++NwHHz5xHFPX/tcMVeTdu+O8+dvzci2+MIMHVAGYc4SRNoAJfrFU44MYa&#10;w55HcdLnjh6o07IDFq3agKik1DX5+bfdNFeK8EvXLkydPpv0VT3SIp6a5gkgCyQj3cMjIlm7cFCM&#10;R4aSb44i6hKketExvjDnsi1cYUHaqFmHrpixcBFOhIZ2vXz5solWjCI5O+/0gVOh/+o6cCiqufEo&#10;SzeYu/C5s57jsjlQSO1i6QinwEYYMuIdJGXk4HJ+fjXNxW+HnaVkF2HW4tVw9G+k1KuBDYlIa1e6&#10;ECwCOVMRGX3Goqq2gxdeHzEGu/YcuF1049YQzY0i5f59s4TM/MGnI65h7Cdfw6N+KxX54wmrJpz5&#10;1ZleO5FwVKKSlTqdrLrgJYKSs7iSeLNyhLWrN8Z+PBlHT52+euOnn5y0IhRhl6Pb8UKfTXjtGPLP&#10;WYx4jRglXrVMRmxKqJJ/Hrpr7VUXQ98ag6VrNu3X3JQSlZ4+YP/JEAweORqugU1gWMueBCXVkcPa&#10;Sqzy/EovmNL5+zdqrYa/Xrwad+XG7Xt9NReCIAiCIAiCIPxB3P7HP9yiEtL2TvtuIXwatoYx9dd5&#10;RQfDksASaQ4jnjdp7UxCqgEGvjocB46eQGxK+gDNRSmL167d99q742DrEaAywfKoSZ66x6MWOcBU&#10;Ep1UwTFe0cLJHQ3adMC6bTtxJuJyO81NKSdOhV0YP2kK7N0DYGrlTv5YMJI/NRpSpy3UvE47F9ry&#10;PE9O5kO6hb/jYa7WHnCr2xyjJ30ODnyxvsrMzDTX3Ctyi25s23fs1M+vvj1OLbdozIE0qp8RJ/ch&#10;fwZOrI88YOTkiaou3rD3r4tp8xcjISMbUVHllx/53eCQ78WYhJmjJ06GR12dqOI0tSakpg0dAnXJ&#10;b0hFc4Pw+ik8NjewWTt8/Pm3P58+dyE8t+jWQs1VKXFxxTUSM3LeO38t/qf1Ow5gwmffoucLr6Fe&#10;2x7waNAG9n6NYePdAFaedUjMNkTDtl3x4usjMXfpSoRdikq9Eh3fRXNVyv7gc23WbN2NZwYOg4Ub&#10;TzQloUs3iyFfGJW1lUWwJiw50srCkLM62bnDtV5zfPj5DFyOTd+nuVMAMLocEzd0/c49aNmjD11I&#10;ZxK37nTe5IPOmX81UEuOUFlWbn7oP/hVbNi2G4lpGas0F4IgCIIgCIIg/EEkpmWu3LprP14Y9ibs&#10;vOpSP50EJWkAnnPIotKQRJaRA4kqG0e07PoM1mzehviklOWFhXc8NReK2JSsvZO+nAnPhq1IV1D/&#10;347zyvjpBCSLSZ62x7qCtYatt06wkuis7uaDbi8Nw5ItW7HjxIkH1rHPLrg5Iywy+tb8JWsw7I3R&#10;aN6+B7yCmsDBI5D0hC/sfOrAvV4T1G3TCX0Gv4Lxn36JDTv34kTYhe1xaZmvsY7SXJVSfO/H10Mu&#10;Xrn48bRv/1WnVXvUdmVdRoLVic+b60VC0taVzptXsXAgTWMD9/r1MWrCBETGx6+9e/eulebqv0t6&#10;enrtmNR0LFm7Ee17P68S9hioOZHUmKSqDez9qDG1sC1nDrL3R1XXIFh51Uf354bgq9kLv9+1/+jq&#10;K1diP9Vc/iYybt92T8zIX7Tj0LHDn8+cj4btusKS1L5BbSc11tiQ0+lyJLFkuKuaR8kXXHfRS9Z8&#10;MbR1Q21nHwwY9hb2Hj6JhOT0vVoRiqzi4oEnz1/AwNdGora7P10AV928T/JpQH54KDCXV50uVrPO&#10;vTBt3mJcjEsUQSkIgiAIgiAIfzDXkjNWzli4XC1BWMuFNAn12dXoR56jSP12A45Oktiq6e6L54a9&#10;juCQUGTkFQ7SDlekpGfvORh8GoPeeBu1PYJUlNOI+vq8PqVumCsLSk1YkqjUiUzyS7rCiHwbkXir&#10;5eGPeu064+OZs7D3zLnEhKz8NaxftCJ+E1di4z89eupM6LS5i37uOehF2PkHwcyJE/Vo0xJ5KCuv&#10;N8layIE0kXrtghokNNt2742Fy9cgJj4RrO80l388PFHzbMSl2UvWbkKPZ19CbR5eauGuxvWq7Kos&#10;LjkZDmeGJeP1J03oInKY1pTEF6+B4kFKvHH7ruj1wlAMHzceU7/9DnOXr8bKTTuwafcB7DhwDFv3&#10;HiFFfgCLVm/ClG++A2dV6vn8UNRr1Qn2/g1RlbM0Wbuoobj8q4GB+oWATF3cMlYqKFlIssikRuWG&#10;5SilpSvVxwe9nh2Kzdv2ITYhpZygzLxzx2Lllh0fvvzOWNj61aOy6ELReShfJCzVcFoqlyOhvO6M&#10;Gd1sPBnX1qceHHwbwDmgEdyCGsO7fnMENm2Lxu26oUWnnmjXvQ/60Lm/Muo9jPtoCr6eNRerN27F&#10;oeOncfFa7PXUzLwdmbnXn8nMRLkwtiAIgiAIgiD8Xci/fbtt0a1743OLb01KzMw6ezkmDkdPhWDt&#10;5u34Zu4CjJv8OYaOfA/PDByK9s88i+bUj67fqiMCmraCd4PmcA1oCCf/BrCnfrqNb11Y+9VFddII&#10;JnbuKvilIok8V7FEF5AW4ClrNr71MGzku5g1b/HrnJRTq44iLiV9z6ad+0invIqaJEo5UGWkRSZV&#10;378kSlnyWhlHP0kTqZGcPMyWtQFHNclIbHKdnEm/1G/RET2fG6JWnfhqxlwsXb0RG7ftwY59R7Dn&#10;yAls3X8YpD3w3bI1pH/m4J3xU9DvpTfRrEMveNZpAQvXAJiTDjFlHWLlodaQ5DUpedSoAQfUWA+x&#10;NuHhuSQiqzt7oUOfAZhDIjIyKrEoJibbUjvNPw+cSaiwsNAjNCJy43wShD0HDIELicXqvAYLDzPl&#10;dSGVwCSzpgtqxaKPLyp97xRAr0no8URZFpx0UViUcgYjnnxqSscYk0DVLbzJApUulpUfXVQ6Xilu&#10;OpZDzTyumIUkXUyD0smxtG+JPSAoNVFJ4pCHxlq5B+DlEWNwMuQCsrIKykcoC4oHnjh7Hs8OeQ01&#10;SdVzllj1CwVHZmmrfpWgMviXD3UReUtWMg/0l7HVuvdqvLWagOtPnwfSfgG0P72mevNEYd2an3SD&#10;8FhqCzdUqekMw9ouqEHH+DRqi+7Pv4wxH3+Bpeu3YMueAye2HDg0JjIhaXhecXFDrcqCIAiCIAiC&#10;8D8nr/hOw4TUrOE7DhwfvmXv4X0rNm7H+598gR7PD4F3o5ao5Up9fupbG/BSGGScN8WI86lQX5iD&#10;VDy9jJf14L606m9zX5n6zCpJplqug4QT50dhccVWsvC/A+sC6qcroce5U1gfcH+ct/S9jQeqOfmg&#10;34uv4ujJs0jNzisXocwpurH9dHjkfwaPeh+1veurwBWvcsFr0xuV6eOXiEldH56+KzEewchG9Tem&#10;c2F9w2vbG1i5qeCUEUczeU6jvTsMnbnOukCXIdVJJQzi81UagofYUp3Jp255Et6X9QeVy+dO58o5&#10;aQxIPBvZudI5ecDBvw66D3wR38xbiPNXoiNisv+EAvJJ4HG4OQXX90XGxB45cuJc4bzla/HG6A/Q&#10;tns/eNVpitrOvqhGjcfLhLBA45unVCBSA3LWJGMWXNxgLBTpc/Wabyq6oKU3iNMvF/IBY198LN80&#10;fEG0m4fL4mG6LAr55jCz80Cj9t0wZdqsuKI7Pz2rnYKiqOhmy2uxiRcWLFmJ1l2fgaWrB+z9guBY&#10;pz5c6jeBJz0Ifs3bIah1R9Rr2wX123WlbWcEtWoPv6at4dGgOVzqNoaDXz3YegWScPVDLSdPVHfw&#10;QFXamjq4kWBm45uAb1ROThQAY2cSmnT+LLiNnILo5iLTxKcRbXnpFnU+1GaGVH9T8lfTxQfu9Zqh&#10;Xa/+eGfCR9iwYzeOh4Stu3Alul9KSra3dkqCIAiCIAiC8LuRkp3tfSk6rt+Z85Frt+45iA8mf4bO&#10;fZ6HF/VLrT3rwoz64YbW1M+lfjkvxM99fGPnACWadOKI+us2nOiTp5W5UZ+Xl7bwgrkLaQVn6us6&#10;cjDHHSZk3Heu6uSGGq6esHDzhJWnL5z868GzQVP4NqF+edM2CGzeHnVad0bdttQvb98dQW27wad5&#10;B7g1aAWXei3gUqeZGkVo6eyDVp17Y86SNbgWlxZeePNeC+2UShn1wdR9TTr1RlUWj9ZUDw6AOVJ/&#10;XAsEqfpr+kVFKDkqSGKRRbFuy/17MhJ9rD9Ye/wS3GIjDcRBKtoaKH1DQpOHq1o70WfOpH9c6TjO&#10;C+MOM2qXGi5eqO3mC6/6zdC6Rx+8MWY8Zi9fyWtVBp+/FrMvs6B4X15eXrmVK54KOANs7q17vROz&#10;C8Kj0nKuhUanYP2Bk3j3s1mo37U/TFzrUEPyrxLUyBxp5Iumbj6+iJqpiJ8fXawS4/S6dFF5fRgr&#10;/sXDGVUsHGFi7aoS9rjxcNs2XdC17wC8NeYDbNiy61boxcsztCr9oRTdufNsWn7+6fNXo8K37z8c&#10;tWTD1ptfzl2MEeM/wTMvvYq67brBIaAJPTx0Xjwh2JoeOA5t0w2tUg2XRF5Vm/iQAKX91PoyPkqw&#10;8wKulm7+aNe9Pz76bDoOHD6FxJTM5PyiO89pVRAEQRAEQRCExxIXl+lwOT5xzv7jJzHpy2lo3+tZ&#10;2PrWgZm9hwoSmTqx4GIxxcEbjrJR/1QTW0pwcT+VhRVH6UhEVXX2g71/I9Qn8dfzxZfx5vsf4vPZ&#10;8zFv9fqsjbsOhnP/OD2/IDzv+vUXtCr8oYReivp23dY9t0ZSvbo++wIatOkMl6BGqO0RSPV3g4GV&#10;C/XLSWuw3iAzJJHIGVVN6Vy5L86CUglGdf4knDl6ygEv1X+nduGoKYntGm510Khzf7wz6Wts2HMc&#10;4bHpiEzMuhablROee/ve8bxbt1y1KgkVCQkJMc7Ovt7uUnQcPpsxB0EtO8CcGpvDwWZO/nTDUSOr&#10;G5FMU+88TNXAmpPucHjcCcZWzqhq5wprrzp0M3bDoNffoRtxEXYcOonQq3H/SMksTs8v/n7/ze9/&#10;DtKKfSLy8/OrRSVlee4PPuu5YsN2z1kLVniGXYkZFZea9WN4VAKCwy7hwKkwbD0YjDXb92Hpxu1Y&#10;tGYzFq3ejOUbtmPDroPYdiAY+0+cw6kLVxERk4yryZmx52MSR7K//cHBnmcjIjyjkpI8c3Jyniiz&#10;UvHNOwOTc3LOn464fGvBmk14cfi78G3WFtVceLgwZ6ylB9eablIeKmtJ7WPHy7L4a0OIfeihDUAN&#10;surUlvbeddHjucH4bulq7D16Ygqf643792tqRQmCIAiCIAhPOWFhYTX3B5+aMmfpSvQc8BKcAxqg&#10;upM3qrv4Uh+T+ucc6NBG/3E2USUW1ehDdxjbecDMwQ3VHF3h17g5Br76BuavWI2QiMhbKVl5R4qL&#10;7/bQinkoN+/fr5V++7Yb91ODqd+8fX9wab88Kipl+ZWoxJ/Pnb+CI8fPYNe+w9i8fY/KSbJs9Xos&#10;Wr4Gi1euwaoNm7F55x7sPRKMoyGhOBt5hfrk6TgXGTPmqwULPBds2OC5nfrlEdQn5/6/VvRj+f77&#10;722u//hj46zrN/fFpmekn71y7R+b9u7H1Bmz8OIbw9G8Uxc4+tdBNRtXmFg5kr5xpL4655xhQUm6&#10;xpKH9/KyjCywqZ9OffaaroEws/NUbRzUrD0+/WYWzl+JQmxGbgOeZqgVLTBxqTk+l6MT8cmXMxHY&#10;pDUsnH1grkLE1LjUqEqt2/iqYZ5qfDKpeBNnfzjUa4FuL76OyTPn/+fgqbM/JGbnnNRcPhRqfEO+&#10;OQoLC6unpua5pqWlTY1PTEBaRhryi/IPabuVkp1f1D86PgXfLViOxq07w9TCQQ2L5V8a1NBcDlWz&#10;uOWbQf3aQCKOI4IqKqgzngzLGWY5PbEavkvfmWq/yHDiHl4fs4qlC4k/NxVBNHf0gK1PIAKatUan&#10;Ps/i5bfewWffzMCmHbtx4fI1JKVnz4yi+vMSLlo1HyCr6PanEVcTf1i6Zuf/vf7OR6jTvBtq8lBZ&#10;nrfKwwzsfehhp/pyG5NYV0NqHQNgTJ9Xo/q5BTbBS6+9ha17DiA6Pvnze/fuW8uNKwiCIAiC8PQQ&#10;AhiHx8S8u23fQQx5cyQ86zRWySvNqf9ronKP8Og/HqpJfUpb7vNy/5jeW7mpvCSeDVtgyMjRWLxm&#10;/f9djI7/IaOg6KGrO1A/05j76KnUz714ORqbdx3CFzMW4OV3PkCn/i8hoEUX2Po3QVU3nvZF/Vce&#10;FmrLiWaof83GgRReD5KM51Ryn5uHoao5ldRHV6Zes6ag76kvbuLMIxnpM46kkv4wdeI+viuMrO3Q&#10;sG07fDN/Aa4mJiOn6Ea5aXBMTk7OoZSUVMTGxiMrMxd5eUX9WF/cv3/f7HF95sziYoecwhvnjode&#10;/OHbRav/03voCNgGNYEpD/1lcan66KR5qB3ZDEl4ViXRbmrvqeaZutO+E6d+g4ircYiLS/XR3D6d&#10;hIZe8uIsppyt1dG3EYws3WFMAtJAjZ12pxuFRJgz3wj0mZULarr7o3P/F/Hd0rUIvRJzNaTCwp0l&#10;cBg4s6B4ZdjlqH+s3LgdI8dOQotOveDm3wg1+AGwcoZRLQcY1bSDnVcgXnx1OA4fPnEsJSXFTHOh&#10;SEjL7X06PPL/Rk34CLVdSfzZOJMYo2PV4p8kBOnCGvBkWbrIvDBoeeOHqySEXWJ0Y/DNwUN1y37O&#10;w1M1MaoEM99EZfZh8cfrxvCQVVMu284VBhZ2qO7kBr+WbTB41Ggs27TlfmRC8v/l3rg1Sat+OejG&#10;Nrl8+XK1fUdPzf1y1ny06/0cLDw4dTL5Ip8q7K7mlZLZ0wPmGAQTOxK/dFM7+DTAoFffwu5jJ39O&#10;yMh+RXMpCIIgCIIg/A2Jz8p9ee/JUz8PfHMULL3rUH/UVRdEoT4pT7MyUMEe6p+TGXNflYRlbbcA&#10;tO7eH1O/mYOdh07M5X4n9z81l+VIy82ddCUm9ueN23f/vzdGv4+ARq1hbukK41rOMLX2gin5V8t7&#10;UHksDE1IaCmByEEQTuJJr3V9ZjLuP5cY97OVUR9aGffFuU9OfV1l/LqMcQZU7nfzsdTX5iCRWkaE&#10;+seGVo6wcPMBD289HX7pP4nZeX216itYNxw+cfLYi6+8Dmcf6jdb2MPIwhmGpGdMrD1h610fzTr0&#10;xLA3R2PeohUIi4j8Z1pm3o+5uTdbai7KwbrmQmzclZmr1qLtsy+ghk9dqiOLSTcSk9TOVKcq1i4w&#10;5nmYWjDKwa8BXn5rHPYHn8UJ0lWaq6cDakiXhJT0W1+RsGne5RkYk1g0d/SHmYM/NRBH7fjm4Sia&#10;B91QbnBr0ByDh4/GsZDz8YmJ2U6am1KuxiY3OBpyPv/tcZNQp3l71HD2ohubGl2ZG4k//uWBbhJ+&#10;EHiIrJUrTOk7v4at1U0fnZR+uqCgwFZzp4jPyuuy+9jxoj4vDkMtuog857IKj4vmX2Ps+WYjf/wL&#10;Aosw/pXEgS4sZ2TiC8w3L9/EShTyfrylOtBrnWkPIz+A9J7P2Yhuah5XzWmFjRx0qX1168WwPxKo&#10;WuYnZU50Hmz2bqpcJW5ZKNP+VandHHzroVPfgZj05fRbx0MuZqTkFY3STquUmzdv1krNyV92kAT9&#10;m2MmwqN+a5jRA2hCYtKIl3ixoXqT8XqiKisV1Y0n/7bp2QezFy/HrkNHX9NcCYIgCIIgCH8D9h4N&#10;fm3OilVo1+dZmDtxf5T6mc7UJ1SBD85REkh9YDIVdPBV/cdXR0/A7kMnkZiWt+LOnTsWmqtSMgpu&#10;vBV6Margy1kL/9HtuZfgGNSURBH1c3meIferqY9u4MyZS7n/zP1fMhZ7PIqOy+X3vNyHNfWBOWJn&#10;zdlfqX/PSSxt2TiiyBFR3XuO5hlyX1rVmY3qzyKT++4lvssKylLxScYRVxX5pPMmv0pUuvvimReG&#10;YvfRU0VZhTffvXv3bmmW1Jy7d61iUjJOfTlzLvybtFYZag1tOGpKfWdqIxOHAJg6BlD/3o+2/jB3&#10;CVCRRt9m7fDWB5Ow/+iJ/NCIqw00d6Ww3jl8Oizu9dEfwJf0Sg3qh5tyEiAOYlHfnyOt5i6sm+gc&#10;ajqiYbvumDJ9DmKT0gpYZ2lu/r7Epae7XYlNwLS5i+HVoCXdjCRUSqJySkhyRJIupoUDqpJg6jlo&#10;KOavWJuSc+tWXc2FIiPvhn9MYnLsgpVr0apbL5iQcDShG4+jeTykk29CJfr4PflkUWlAN2B1Zx8l&#10;uLr3ewF7DgT/OyMrb7fmspT9J070mbN8FRp16IoaJCYNrJzVuHD+laREHP5yY7LRe64/3/hKYFJZ&#10;/L0ViUQb3fmZ0Q1r41kPzTv3wdARY+n8l2LzniM4ERqJS9eSSNRm3opOzNwWGZ00KSox48TV+FSc&#10;Dr+MnYeCsWTdZnz89QwMHjkarXv0g1fD5rD2DkRVJw86Zzd64Dn9sBedH79ncco3sgfM6Q+AuaM3&#10;HAIbotuAwWr9miNnz0/QTrOU/Pzbbtfi0rfOX7YeXfoNhqVHfTpnfuC0c+X2JLHKv9ZUsXGCnV89&#10;dV3W7diH8KgEiVgKgiAIgiD8hYmISn5l3fZ96PHcENhRf5WXqDNWoor6lzx6jfqCvOUlAHkdxtY9&#10;n8M3C1bg3NW4benUj9TclBISGjFh2dqN6PvCy2oNdu6PGnPfnJcPpD4mRzUNOc+Htm6iCfWTq1Jf&#10;29I9iPq5rdH2mQHUX34Pn3w1G0vXblWCNeTCVVxLSkdcZk5yXEb2rrj0nIT4jCxcSUjG8bBwbNi9&#10;j/rXi/DK22PRtFNPtQY8+9QFbTiPiK+qA685qYblPmCamKR9eD15DmwZc0CHNEZN1wAEteqCbxeu&#10;oPLStuffuBGgnaoiLSvv6N5jx9Fv8Guw962v+uO8rIchL0tiQ31pjraSoFSinAU0B7pIfBrbuKBZ&#10;556Yu2wlrsQmxWbm55fzW3z3n94L1qxL6j3kDbWsCQtdnjqnE8msPchIdxiS3nCr3wyfzZyHiKhY&#10;XInPcNdc/D2Zt3y52zdzFsC/WXtS7dTQJMAMSbmr9WBIhBmS2q7i4I7q7r5o0rk7tu478mNO0Z11&#10;2uGK5OSCwPArMdkffTUTNj5BpPjp5lRjqfnC8QXim59uVvJtYOEKA1LunAq4R/8XsGbjdkTHJEZc&#10;v37PV3NXSkxiYpOtuw9E9HvpZRJ/AUpI8i8oPK+wnIhk4wvJZfINQ6KSbxgO/3MSHN3akfRgOPnT&#10;AzcIc1duwplLccdyi36orxX1m0nLzfUNvXSl76bd+zZ+PmMuWnXti+osnG140jOfPwtA2tKDxA+G&#10;AQlC/qXFtW5jjBr/EY6eOofohJT3NXelHDl1ZuG385ehBQlfcxamPN+SxTL5UkN5Wew7cGSUxLl3&#10;EJybtIZ/224Iat8Dge26IaBNV2WBbTVrx9su+q1dJ9p2RmCbLgiiYx5pXMZDjY7n5VkeYoFtuZxH&#10;WDuqS3uq58Os5FweYUGPMmqDIPKj37juD6+/3vpWMP1+NeOy9dVJM33n8oCRn4faY/1XuOZ6TG+9&#10;S+yvUH89x5Ua+3+E6fP3gPF+DzN9z0oZC2z9GONnT1+9S4zKeJTpre8Dxvs93PSWq5l+f2WsNdVf&#10;z3mXM71/M3Sm1+cD9mCdS0xfnUtMv6/ypu+4cqanzUtMn78HrXx9y5m+tipjeu+XcqavvPKmr94l&#10;pm//B433e7jp/ZtRYk9chn5T9dTnVzN9xzxo5etbzh7jX+/9UMb0l/eLPb7+v8109dD/XCnTc089&#10;YKV+9Nh/u/56fJYal837PMT0tXdF0+u3xMi/vjpVxn5pZ7LW5S2wVVf4t+zyUAtoSf2LFh0R2LIj&#10;ve+ozsmfjnOq3wo1vUhIUn+Po19q+hmJLAN7T/Bi/LzUhQn1zxt37ILp8+biyKlTC7WuYynRyWmv&#10;HTwZcn30hE/UMhZmHCm0cSXBSFvuL/NwUjvypUUVa7n5oXW3vpgybQ7Wb9m/KTT8St+0tNwH+ue/&#10;ltyi2/UvxCUdW7JhG9r06I+qHG21dgUPF1VLdqhzpH4tRz6p/6wbFUh15Hpq529MfXqVE4UEIYtR&#10;S48g9CXRuPPwsfyrCSkdtKLKcTku8fiqLTvQe/ArsPKuAyPWE9QW5jx1zdYN5tprnoNqRuWYUjnW&#10;7oH4cOp0XLwSg4TUrMaaK0VGwfUOG3ceyGxKwrOGW6ASp1VYjCvNo+kSEuacUde1bhNMnfEdvlq0&#10;6O8pKHnyaXJWbva8ZWvQpudzqFLTXl1AtWYLCzFqEGNS7Zx9tIajN7r0fQHL125BUkpWjOailOmz&#10;5zf6ZMo0tGzbA+7eDRBYryWakZjp3m8gXnr5TYyd8BEWLFmOw8dOICYuPqmgoKCXdmg5sgpuBsWl&#10;5a5csWnn0dffp5u/cXsY1HZRv2RwPVQiHRKTHPVU0U6+gOpG4/c6U8NoSXix2OSJyPzLTQ1Hf7Ts&#10;1BfffrcsNi4u7bU7mb+E/wtu3gxMzsr5dMueg2Fvj5+MevRw1yCxy+OiDaycYMg3HT1kpvZuqO3u&#10;D88GLdGu13N4e/wn+Hbu4qhdB4+tjE1IHV5Q8H25IbopmXmN9hw+sX8U7efRsBWquQTQHwWuE6/f&#10;SYKdx7nb8tBYqndtZ9Rp1gGTv56NzfuOTAZQbi5qfEb2otXbd6H3kFdh7aVLg2xMN6mKHpPxrypq&#10;gVXOwMtinqO3dO14oVXe6pZqKWOcgMjZ/+HGGXwfZ484pgq9r8I/RJAZ0OsS43H2ZfdT6xyVMV3G&#10;W91rtQ/7LbEKxz7KKvqtaKoc2q+slXyn1hCl9yXnUFp/+qxcOdr+ZY3rzr7V9yX1Zqt47KNM3/Wq&#10;jNG1NaQyq7jq6l+uHqouun30HcvDP/iZV/Uod0wlrIy/X2t8nzzqvnnAtPbnbamfkvMsYwaaVfRf&#10;1lS69AdMK4e+f/A7Pcb7Pcz07V9pYz9PaA+U/ztbBf9lnwd1PfQdoxk/Uw+2f4X96LNyVvH732J6&#10;fJerf8X92SoeUxnT509fefqOfRKjY8vWv6Lp+7tXYsZkjy27ZJ+ypvkud60fdUzZ7yqa5uth9iT1&#10;/01/O0o+K6kPW9l9H2MV61vRHvd/h31UfCYeV/+KxysrqTtbmX0fZyW+HmZPVH+t3sro/S/+9fwd&#10;K/M3X/c3+zH7l5yTPuPvK/qrYBXrzudTWn96/6j/C/x/44H66LWS+mh1IuP/KXx8lUeYrv9GfUFl&#10;ZfbnIadsKvpFfUaOKDrxOpEkKq2dYekZqJbxWEFCKSYjY5HWZSxl3fZdY6d+Oxv1W3ci0eZC50z9&#10;Ruo7c99T9Y+5D0l9Zo5U+jRuibcnfoydx47tT8nLa6S5UNy8+X1QembuR8Gnwo4uWrmueOxHn6FL&#10;/xfg1bAlLDz9YcZrUNo5Ud+c+sskcE1IJFanenN/+u0PJmPLniNhaRkFnxbc/D5Qc6m4HBXVdtrM&#10;OaEdevZDLWfSHByAIbGsm2LGQSnqz/NwUhbB9mTUFzewdVGvVXuwIFaimPaj9qhi6Qj3Bs3x+nvj&#10;sXrrzqOJpCeoTL0rSGReL+gVk5qSdDgkBHOXrsI4OqcXXnkLXXs/j1YduyOQxLebZxCat+qIyVO+&#10;xIwZc8oJSiYpJTNm47bd6PHsYBKkXroIKOuPkiAXG2uqWs5o0/05fLdwNVJS82/duPHTA1MF/7Kk&#10;pKTUSsnMmb9lzwE07dAd1ViI2LhQQ9BNwQ8eGTeMgYUzTC2d0aJjT3z93cK0/Bvflwv7/loK79zx&#10;yMgt/vpafNrsoyFhJ+evXI8X3xyNoFad6OYMVOJRTfDlsDTVhU03R5IulDWHu31JoAXBsU4r2AY0&#10;o4eEHlwWkFb8kNEFJRHJDwz/qmNs44m6rbriq9mLcfBE6BqtCqXsOnJk5CfTpsOTbp6qPF+SbmAl&#10;qjkCysNn6Y+NQUnEVhtyakS+Tal9atADYOsVhGeeewmbduxFQkrarLJiMDP/xueXYpPxyTdz4NWk&#10;HT1wXCcWgdq5KWHMS4p4q7B5UMtO+Gb+MlyNTzmVX3y7reamSk7O/aqXYpJXfrd4FRrSzV2LHp6a&#10;Tt46IwFZk987eNDnHmqre+/1i9GDp9vfR7OS9w+xssfqM2qnX3z+CtPnk6yWtq1B/vlHDL3HPomV&#10;8anXfmv99Rn5q0XG9eb6693nDzO6xs4V7HHX/k9V/z+RqXulrOnZ5wEr294VTd/+f5Bx/fU9D2Xt&#10;ic5Pv6nnVp/PsvYb/D9R/fUd9wRWet/r81nW9Bz7xMbnrs9nWdN33JPa4/zz+ek77kntMf752v+m&#10;vx2Pa//fcu+wPca/rv56jntSq+DvAePy/4v+1fP3W9voUfZb6/8IK3n+ytqD++n7e1piFfetYFxv&#10;vT7/e1Z6TtQfK2fUZytn2ue6fhtZaT1156b8aNe4FvsjsVbDzg21yBpRf3DO4pUIi7y2WOsuKgpv&#10;3aobFZewffbCJSTq2lLf1oP6nxztI+HF/U4WOtyn5n4+iTe3hq0w4bNvcSE6EenFtz7X3ChSM3O/&#10;3LH3EHqRaLJ19UdV6lOb03Gm1E/mvjiv6cjLj3Aww4DqXYUEIftUKytQnblv6x7YGJM+/RI79u4f&#10;qbkt5fTZC6tnLlyOxh17wIzOn/OD8NImBmpqF/X5OUCifHnDJqARXBq0oP4/aQJbXlOTyuOgDEcv&#10;aT8OKPE8TSOeZ0p9YQufOvBp0Q79XhmOb5euxImIyKyolMzl2UU3x2XfuPG7ibqpM2bFtezeW0U6&#10;WUsZqJGD1A6sZTjqqvKpeKFeq85Ys2UXYlPSF6Sk3KylHf7XZvv2g86rNm1F70GDUd1Bt+inKd1g&#10;KoRMNxmPZeY1aoypcbwbt8TMpasRHp0Qpx1ejjt3YJF74/aw6OSsiWHXYneERFzF3uDTWLN9D+au&#10;WIuPvp6BN8aOR98hr6N5197waNAcFh7+MKUGN6IHgjMlcZZWYxe6MXmSMTW++sWBhST/gsKv+Sah&#10;utj718eAN97G4vXbsmIyik4dD7+GER98ipociaGbj8eAG1hS3ekmZ5FpQjchzwkNaN4Jk7/6Djv3&#10;Bz8gKA+dOTPyq3kLUKdtJ9T0DFIPghqSyr/isEgtYzx8l5caMSMzpYfayt0fA18dgV2Hg3E1IeVr&#10;zWUp1xIzP997/CyGjhoHK++69ADwDaY9yFpElc+PHyAeGutWrxkmfPENwq9E/SsnJ+8dzY0gCIIg&#10;CIIgPJas/ML3rsTEY8q0GfCo2xjG1q7ghfyNVTSU+talfVDu67vCzqceXh01FoeOhyA2Ob2coGTi&#10;ktK+5oSRvHSdjXsAqlKf3IRMTedSIwJJ/JFgqkLisSQyZ8RLf9A+1emzgKZt8fnMOdh/4vQDgvJA&#10;cMjqT6fPQUDLjuBcI1VIsKopa1oUVfXJqX9c3dUXr7w3EYfORuBqas7BZVt2pw4Z+R4c/erDlAQb&#10;z6s0JUHLCYsMSFdUYW1BwtLI2Yu0gBf13amfTaLaiASfKWkeC/rMt25ztOrUC/0Hv4rX3/0AEz+f&#10;hm8XLsXqLTuw99hJnL10FZei44PjUrM/Zp1zB3gguRFzKSkt7rtVG+DRuDXpA93wYV6Pn0d96tab&#10;Jw1h40Y6ywtdnn8Jy9Zvwcbdu//aSXoAGCen53U9QDfGcyTwzGycYG7Pc/w81AmzoFRCim4S/jWg&#10;Fgks1/ot0LzHs2javR88m7SGfWBDtVxIDXceQkD70QXi8dwcileJcOgG0E1IpZuKtxzlIzGmPucQ&#10;Nn2uhgPwDUOfs4A14c/4xqQbidMc85qXTnSTtOn9HN6fMg1b9x/LuxAVM147jVLOXrgyYOXGHWjd&#10;rT9q0M1rYOlKDweVxcYikLb8K0oNeoAatOiC6d8tRuS1hJPXr18vF7rOKrrRZU/w6UuvjJkItwYt&#10;qC7UHvyLCB33yy85vxiPO1e/jli7wYzaILBFO7w1/kNsO3gYEXGJu6MSs8bsPxF6duIXM+HftAOq&#10;UL1Ks1axr9LhCyxe6aazdIC9X10MeH0kth0Ozs6+fvdFrWqlRFy50iQ45NxL23bve2nzth0vbd6x&#10;W9mGMttS21bhfUXj7x9l+o6pjOnz+QfbWqrH2l+x1eerUkZ+fqs9ST31bSuW/8B9UWK833/RHlvP&#10;32rkp8Q267Gy3z9g+vxVNH3H/VGmrz6VMX0+K2P6fJY1fcdUsEpdD7KSe0Pfdw9YaV32lXldCdPn&#10;s4xVuu5s5PeBe1z7/lFWmXKeyErO8TfY/7T+ZPra8tds9fkue54l/z9LrOx3DzV9PivYk9bvcVt9&#10;vivaH93+etuknD3mmdTKYKt03fX5q2APq/cTb/WY3rrosXLHPKGV3Hf67z9uy19ss7KDurpqtmrz&#10;DlXevpMhL0VERXXO//57myplyL97t8eOQ0cuD3rjbdj5NVCCRjf8l/rf1I/lkXY8vJSFGAc0DK3c&#10;VPDlg8+nY8+JkLNX0zLGnI+L37Xj2HGM/mQK6rTpiKrO1NcncWpI/V+ed6mLeHIAiPv9uq3KDMtb&#10;Ks+lfnMMfnssth89eSnnzp1nM8uM4MspuNHsUlT06W++m4+6LdrDjOphTD7VPEn2RX1lNfyXyqpJ&#10;IrZF115YvnELibwrAzQXpcQkpH+w/9ip3ElU9y59BsLFrxFqOfP6+bo5kYZWZNaepAd8qM/OozCp&#10;/80imISfLukPvVb6hcqlvjoHj3gdTF3uFzYShSScTTR9wsmAeN6mvV9D0kVtUK/jM2j2zPNwadCa&#10;hC+vL099eyvWRyyqqT3U3EoWlt4wdfDEc0Nfx0ESrOnp2V1Zl2mn8dfibGSC4/Gwi+hNatwhoAGd&#10;NI95didBRzcUNa4RXQBW9aqR+WYhYVWSYYmNE8uohqeG5SigWuiTRCBnmjLkTFPqZuWbgM2fGpCj&#10;jHyBeK4gGe1f1dkX1j714EcXod0zz2EYZ4z6Yvo/5i1Zk7Bt75FTl2OSdxbd+mGwVuXHci01tdO2&#10;/QeT+w99DZbuJCCp7pyZytiWbkRrqgdfWKq7Id1UNVy80LRjV3wzdwGOnDyzQnNRCo/vTs8tmnH8&#10;7IWkr2YvQed+g+Hg21AtFssJgTiayn74Vxd103O7qNd0bhxtpPPmCCYvgsoPLQ+91Y0D1z0gql04&#10;AssPNv+aYu8Ge+8gdXOt2bITIeGRDyTluRqftHDb3kPoO+hlWDjRzWjlCiNLam8LrhMZtT0LcX64&#10;OdGPMk4ARMYZpgzLbXXG2Wf515OHbVWaZ6ojj2f/NVs+XqWP5i2Vxz8S6LZcVy6DTau7HivZ79du&#10;H3d+ld+S35L36hwfXX6586/UVudf2cPqQ99Vvnw+jj9/mH86rpyVKa+yW61+5e+7ym55rgRZ6ZY/&#10;02cl+9PfI80eV/8Hj63c9lG+n2Sr8/Wg31+uHe2n9954gm3J8eX8ld8+rn4PO+5Jt4/z/7jtk5bD&#10;c+P1f06+yrUL+VWfV9yW9UP/+J/g3vmfP3u/qvxftuWfqSfdltyvuvIfVX/dvVz+vn6yre71I8/9&#10;d9jqyntUXcjKnPuj2vKBLR37S/voL//x14720+O35B7S71/X9r9Yxe+ffPv4+j1uS37K1Z/el3xe&#10;Wvey5dJxJUY+nrwcPVvls8Tvf2FLdX98PWjfitfvMVseecf3HR+vjEexKX9s1GdU5kv7+ChBZET9&#10;WV4b3tiKxBfVy4j6gzVdfNUIwB08Ui4l7YGkPGERV97fuH0PXnptJFyo329O/U5jOs6YyjMm4cTR&#10;QF4xQQVKaKsCSiy6XKgfy1FM6uuqtec5KMI6gN87Uj2c+HN6djgiSOfBASa7oEbo0P8FTJ01H0dC&#10;QpOvJqX216pRjuCT4StmzV2ONp37woIjmVowigUkl805QngUo4mtMyxcPdB/8FBs27s/+VpsYifN&#10;xWO5devHHlHxSZsOHj19atrshacmTvnq1tAR76B9r2dVxNTOt65a0pCXLGTBacCik/4P6FZmYM3C&#10;ddCG9aqcJ3T+PKVOTavjLb3nLQeJWC9RG+i0E4trXfBJjWzk6XJ8DW1JpFrSPjXs4OAVhD6DhuJE&#10;2AWcjYx01Kr81+FQSIgDRyZHvf8RrFypsSydYGrtqjIZmVLjmfBNSg1pRidv7uSPqtyQrMrJzOm1&#10;GTWSGb2u4ewPa896JITqw7NuCzTr1BvPDnkTb70/GZ/PXIjVW/fh2JmLvO7KT9nFNzdqxf9XuXv3&#10;rtWV+MTJKzdtRadn+sHazR/Glu50fpwBii6q9iCotWys6YIq0eOGOs07YOr077DvyMltF69dq5N1&#10;/fpDL2xqcfHLodeiCpZt3Iy3J32MLs+/gKDWHeDgXx9WHv6o7eqnkvlUpYeqKj0c1ajNqjsGoCa1&#10;ZW16MK0968KzQWu07z0A7340FRt27bt+LTUtntrogfUjMzOLHa7GpW1ct20fBrwyEjbe9XRRZH7w&#10;eKI2PXQ8t5O3nHSHk/Dwryl8/ZQpcVvyXUXjPyCPMd7ndzWt3EeWT9+Vmr/+4550q9f/bzHyW/L6&#10;Scqna2Ho6P0rtnysZuXKL2PlynnS8vmzClbOLx1Xzip+XwlT/rkev9b4+P9i/fWWWcb0HfN7mr4y&#10;S42/Zyt77pXZlhxfUo6erb46lbWHHfekW30+K2NPWg79/dP/ecV24c/0WVk/mvHfHX11KrFyxz1s&#10;+wTll/NLxz3pvfs4U/4rlv9btyV+y1i5civUX7XDr7Ryfv8Lpq/Mcsb7PEmb6NvysZrpK5uttIyH&#10;bdke4bfEyvmlY8tZxe8rYY+t3+O2bGXrX/JZGStXJh1X1p64HD3bcn7/C/ZE9dBj1BdT2Vk5kEB9&#10;s0eZmmvHRm3HIwTV9DPNOICj1lBU7/3UdCm1LIUy/jHVBdYeAegz+FWs3LoLkQmpGznxptalLKWo&#10;6Nbg1My8S7v3Hy384KMp6NijL3zqNYEdCZyaTp6obu+qlgc0tyMjn1VpW93eHZyrw9LVF84kSOu2&#10;ao+uz79I/eBPsWLbbpyLSrgVn1P4plbEA2RlXXcMpf71zkPB2z4nodmY87bw0FTqi6vlSlh80bmp&#10;qWXUV1dLcNB3lirbbC8sXbcRkbHxn+bdu2etufyvwrolOjk9/0RoxL/Wb9+Lb+YtxpvvjUdfattW&#10;XfvAp3Er2PvVo35/IGqRmOfMsGY8vY76/rrAG4ltJdB1101dO15LngQli0oTO3pP4rUG6YLh4z7F&#10;gRNhOBRy8YFr9aclPb3IPiktE+99MAkBdPO4+dZD83bd1do2r40ch4mffoNZC1bdX7tl3792Hzx1&#10;/dT5yOvhl2OvJ2RmX8+/fe/i9R9//Mso6Jj4+GdPngm999Hn0xHQuA1dbA6jk7h08YeJW6Ca3Msh&#10;bf4lRv0CQQ+ysaULqtm6wadBU/Qe9BJHTLFn/3GER8YvD7mcZJOUlG9TWFhYXSvid4X9sv/E1KzF&#10;x0+FYsrn39JD/hzsPOrBlOppyn9glCDmX0DI1HAA3rrDhB7KgLZd8Pr7H2PRuh33th44eX33oVPX&#10;dx46fn3rgaP/U9t28NhDTd/+Yr+nHapg+vbRZ8Fk/+vrU7Huf7X6i/3v7H997/yvy/+t9lev/9/B&#10;fk37c7tz++v77o+0X1N3tr//vaP6PoeCH2MnaL/j17cdINtP70vtxPWla3bcGznuE9Rv3UUt+2FK&#10;woVH4hlypJL7iSReOYMrL/3HQ1hr8xDRLn0wfso07A8+g2uJGYuT8v/L/VjyH3L5sg2Jv+X7j5/E&#10;1Okz0ffFIfBp2FRFRXnuogkPQeUfHEr6tCy0eRQfL69B21oufvBv3Brvf/wZQs5dvJecmfOcVsRf&#10;gtzCG2FJGVnXI+MSrp++cPH6Hrqm67btvj1rwdL/fPTZNLz21hj0HTgMzdt0gU9AI3iTQB89ZiKS&#10;U7JQVFRkr7kR/oxkFdweFpWcgaWbtuGZwS/DxrcODGycoVIP881NN7MZ/+Jjy2OdeeIu/5Kgi/Sp&#10;OZ3WHqhi6abGlnPiH59GbdGp34t4c8wkfDFrEZas24bth47fP3Im/P7piCv3w67G3L8QnXA/PCbh&#10;fmhM3P3w+IT756Ji75+4EHn/UEjo/e0Hg+8vXbcVn3w1C4PeeAdNOvWCjU998HpAVagM9WDxrzVU&#10;vspaxWF0Kxdw0iQjazeY0j5Vbd3h4lMPQ157C3sOHENUbNJDfxkSBEEQBEEQ/vrEpGe+wcliBr8x&#10;Ci6BDdWIOBMSazxfUQUauM+ohs66w4izrtqx4PSEMQ/ltnSGhVsA6pKYeY76j+O//BZzVm3Apv3H&#10;7h86e+H+qUtR1HdNuh+ZkHb/SmL6/ci41PsXo5Pvh1+Jv382Ivp+8JlL93fsP3F/6dpt9z+fsQBv&#10;vvchOvYaALc6TVDVwZ36y05q2Q7Oq8JzM03tdcNH1ZBhHspL/VxeRcGU+tjmTiR+ee4mJwTyr4du&#10;AwZj8drNiEpKQ1bBjWHa6QrCn5fMzEzztOzcsVdiErBo5Tr0GzSUxFldmFjYw6i2I8xt3WBOD4Y5&#10;PYgmnPKX55CqYbIcEfSDsUtdGLmSKOU5kk5kvOVx5rQ10T7jJUF4zLSRHScbos/pvYkDJyHicL4P&#10;CUTyywKW39PDVjIPU0Ue+TWZGT1s1XlNHmtXVKltCwffIAx65Q2s3bwNp86en3D58uVqAAy00xIE&#10;QRAEQRCeAlJSUswuJyXZnDx9evyGzVswaNjrsPMIgJmNK/UbXdTIPBPOukqiTa3jyNFAjgrasOCk&#10;fqcDT58KgolLPbI61H8NhAn1X3ltTp3xutTUh3Ui46lW9JqXAeHXJi7+MKUtm7GzD/V5qV/rSD5V&#10;edyX5aSW3iqjqcqtQULTlPrYpha2cPIOQP8Xh2LB8tWIjIpFSmb+OOqXW/xlE9MIQkVycnKsMnOL&#10;3r8Wm1Sw9/AxzJi/CCPGfoBuzw5A3Zbt4RzYSIXiWeAZWDihioUjqlg6wdDGGUYkQlUqYltXMt0v&#10;MDyU1oDXrORJu2oSL73n15b0cFuQSKzlQn44SuqmhgBwtiifJm3R6dnBeG3sJHy7aCUOnT6HiOj4&#10;6al5ea73798306oqCIIgCIIgCKXk5eVZp+UU1bsYm/jNkZBQzFqyHMPHTUS3515AEPVjbXzqqqyn&#10;BrUdYVCLzRmGtTlowSPkNNFp7wUDEogsIDlJjwpy8Ag6ZbQvm6ULmbNu9Jy1LlFlVWdvlU+kTssO&#10;6PrcIOo/T8DMhUuw78hxRMcl/yMjJ29qTs5dK62qgvB0c/PmT86puYWdrsQndTl9/mKXvUeOd9m4&#10;d2+XZWs3dpmxaFmXzQeOvnXmYnTY+auJCL0cSxaD8GvxCL0UG7P70KkJsxeton23dlm7dac69hz5&#10;iCZfmfn5ASIYBUEQBEEQhP8GvKxIbuHNFvFJWV3OX4zucuDIuS4bt+7tsmiZrg97POzCsgvXYn4O&#10;uxJF/ddrZFdxnl6HhF84tmrDjqEz5i3rsmjVxi4bd+5VfVjuB3N/OC2vqEt6/m03rRhBEARBEARB&#10;EARBEARBEARBEARBEAThKaRKlf8PCkwtZQgaSJAAAAAASUVORK5CYIJQSwECLQAUAAYACAAAACEA&#10;sYJntgoBAAATAgAAEwAAAAAAAAAAAAAAAAAAAAAAW0NvbnRlbnRfVHlwZXNdLnhtbFBLAQItABQA&#10;BgAIAAAAIQA4/SH/1gAAAJQBAAALAAAAAAAAAAAAAAAAADsBAABfcmVscy8ucmVsc1BLAQItABQA&#10;BgAIAAAAIQDIPtTkkAQAAA0KAAAOAAAAAAAAAAAAAAAAADoCAABkcnMvZTJvRG9jLnhtbFBLAQIt&#10;ABQABgAIAAAAIQCqJg6+vAAAACEBAAAZAAAAAAAAAAAAAAAAAPYGAABkcnMvX3JlbHMvZTJvRG9j&#10;LnhtbC5yZWxzUEsBAi0AFAAGAAgAAAAhANLRBT7iAAAADAEAAA8AAAAAAAAAAAAAAAAA6QcAAGRy&#10;cy9kb3ducmV2LnhtbFBLAQItAAoAAAAAAAAAIQDmiO4IqEkBAKhJAQAUAAAAAAAAAAAAAAAAAPgI&#10;AABkcnMvbWVkaWEvaW1hZ2UxLnBuZ1BLBQYAAAAABgAGAHwBAADSUgEAAAA=&#10;">
                 <v:shapetype id="_x0000_t75" coordsize="21600,21600" o:spt="75" o:preferrelative="t" path="m@4@5l@4@11@9@11@9@5xe" filled="f" stroked="f">
                   <v:stroke joinstyle="miter"/>
                   <v:formulas>
@@ -4943,10 +4045,11 @@
                   <v:path o:extrusionok="f" gradientshapeok="t" o:connecttype="rect"/>
                   <o:lock v:ext="edit" aspectratio="t"/>
                 </v:shapetype>
-                <v:shape id="圖片 18" o:spid="_x0000_s1027" type="#_x0000_t75" style="position:absolute;left:-8065;top:8065;width:33223;height:17094;rotation:90;visibility:visible;mso-wrap-style:square" o:gfxdata="UEsDBBQABgAIAAAAIQDb4fbL7gAAAIUBAAATAAAAW0NvbnRlbnRfVHlwZXNdLnhtbHyQz07DMAyH&#10;70i8Q+QralM4IITa7kDhCAiNB7ASt43WOlEcyvb2pNu4IODoPz9/n1xv9vOkForiPDdwXVagiI23&#10;jocG3rdPxR0oScgWJ8/UwIEENu3lRb09BBKV0ywNjCmFe63FjDSjlD4Q50nv44wpl3HQAc0OB9I3&#10;VXWrjedEnIq03oC27qjHjympx31un0wiTQLq4bS4shrAECZnMGVTvbD9QSnOhDInjzsyuiBXWQP0&#10;r4R18jfgnHvJr4nOknrFmJ5xzhraRtHWf3Kkpfz/yGo5S+H73hkquyhdjr3R8m2lj09svwAAAP//&#10;AwBQSwMEFAAGAAgAAAAhAFr0LFu/AAAAFQEAAAsAAABfcmVscy8ucmVsc2zPwWrDMAwG4Ptg72B0&#10;X5TuUMaI01uh19I+gLGVxCy2jGSy9e1nemrHjpL4P0nD4SetZiPRyNnCruvBUPYcYp4tXC/Htw8w&#10;Wl0ObuVMFm6kcBhfX4Yzra62kC6xqGlKVgtLreUTUf1CyWnHhXKbTCzJ1VbKjMX5LzcTvvf9HuXR&#10;gPHJNKdgQU5hB+ZyK23zHztFL6w81c5zQp6m6P9TMfB3PtPWFCczVQtB9N4U2rp2HOA44NMz4y8A&#10;AAD//wMAUEsDBBQABgAIAAAAIQAmInd0xwAAANsAAAAPAAAAZHJzL2Rvd25yZXYueG1sRI9Ba8JA&#10;EIXvhf6HZQpepG5qqUrqKlJQBEvRVMTehuw0CWZn0+yq8d93DoXeZnhv3vtmOu9crS7UhsqzgadB&#10;Aoo497biwsD+c/k4ARUissXaMxm4UYD57P5uiqn1V97RJYuFkhAOKRooY2xSrUNeksMw8A2xaN++&#10;dRhlbQttW7xKuKv1MElG2mHF0lBiQ28l5afs7Aysvj62/W12WDyPf4523N8kL+79ZEzvoVu8gorU&#10;xX/z3/XaCr7Ayi8ygJ79AgAA//8DAFBLAQItABQABgAIAAAAIQDb4fbL7gAAAIUBAAATAAAAAAAA&#10;AAAAAAAAAAAAAABbQ29udGVudF9UeXBlc10ueG1sUEsBAi0AFAAGAAgAAAAhAFr0LFu/AAAAFQEA&#10;AAsAAAAAAAAAAAAAAAAAHwEAAF9yZWxzLy5yZWxzUEsBAi0AFAAGAAgAAAAhACYid3THAAAA2wAA&#10;AA8AAAAAAAAAAAAAAAAABwIAAGRycy9kb3ducmV2LnhtbFBLBQYAAAAAAwADALcAAAD7AgAAAAA=&#10;">
+                <v:shape id="圖片 18" o:spid="_x0000_s1027" type="#_x0000_t75" style="position:absolute;left:-8065;top:8065;width:33223;height:17094;rotation:90;visibility:visible;mso-wrap-style:square" o:gfxdata="UEsDBBQABgAIAAAAIQAEqzleAAEAAOYBAAATAAAAW0NvbnRlbnRfVHlwZXNdLnhtbJSRQU7DMBBF&#10;90jcwfIWJU5ZIISSdEHKEipUDjCyJ4lFMrY8bmhvj9O0G0SRWNoz/78nu1wfxkFMGNg6quQqL6RA&#10;0s5Y6ir5sXvJHqXgCGRgcISVPCLLdX17U+6OHlmkNHEl+xj9k1KsexyBc+eR0qR1YYSYjqFTHvQn&#10;dKjui+JBaUcRKWZx7pB12WAL+yGKzSFdLyYBB5bieVmcWZUE7werISZTNZH5QcnOhDwlTzvcW893&#10;SUOqXwnz5DrgnHtLTxOsQbGFEF9hTBrKBFbe6rgPmLbyv3tm0ZEz17ZWY94E3i7Ji9g1gHFfFHD6&#10;b3uTYu84XdrV6ZfqbwAAAP//AwBQSwMEFAAGAAgAAAAhAAjDGKTUAAAAkwEAAAsAAABfcmVscy8u&#10;cmVsc6SQwWrDMAyG74O+g9F9cdrDGKNOb4NeSwu7GltJzGLLSG7avv1M2WAZve2oX+j7xL/dXeOk&#10;ZmQJlAysmxYUJkc+pMHA6fj+/ApKik3eTpTQwA0Fdt3qaXvAyZZ6JGPIoioliYGxlPymtbgRo5WG&#10;Mqa66YmjLXXkQWfrPu2AetO2L5p/M6BbMNXeG+C934A63nI1/2HH4JiE+tI4ipr6PrhHVO3pkg44&#10;V4rlAYsBz3IPGeemPgf6sXf9T28OrpwZP6phof7Oq/nHrhdVdl8AAAD//wMAUEsDBBQABgAIAAAA&#10;IQAzLwWeQQAAADkAAAASAAAAZHJzL3BpY3R1cmV4bWwueG1ssrGvyM1RKEstKs7Mz7NVMtQzUFJI&#10;zUvOT8nMS7dVCg1x07VQUiguScxLSczJz0u1VapMLVayt+PlAgAAAP//AwBQSwMEFAAGAAgAAAAh&#10;ALxD/PTDAAAA2wAAAA8AAABkcnMvZG93bnJldi54bWxEj09rwkAQxe8Fv8Mygre6sQepqasUQehB&#10;kEYv3obsmIRmZ9PdzR+/fecg9DbDe/Peb7b7ybVqoBAbzwZWywwUceltw5WB6+X4+g4qJmSLrWcy&#10;8KAI+93sZYu59SN/01CkSkkIxxwN1Cl1udaxrMlhXPqOWLS7Dw6TrKHSNuAo4a7Vb1m21g4bloYa&#10;OzrUVP4UvTNQ/Gqrw7069Zt+5cJtfQ6jG4xZzKfPD1CJpvRvfl5/WcEXWPlFBtC7PwAAAP//AwBQ&#10;SwECLQAUAAYACAAAACEABKs5XgABAADmAQAAEwAAAAAAAAAAAAAAAAAAAAAAW0NvbnRlbnRfVHlw&#10;ZXNdLnhtbFBLAQItABQABgAIAAAAIQAIwxik1AAAAJMBAAALAAAAAAAAAAAAAAAAADEBAABfcmVs&#10;cy8ucmVsc1BLAQItABQABgAIAAAAIQAzLwWeQQAAADkAAAASAAAAAAAAAAAAAAAAAC4CAABkcnMv&#10;cGljdHVyZXhtbC54bWxQSwECLQAUAAYACAAAACEAvEP89MMAAADbAAAADwAAAAAAAAAAAAAAAACf&#10;AgAAZHJzL2Rvd25yZXYueG1sUEsFBgAAAAAEAAQA9wAAAI8DAAAAAA==&#10;">
                   <v:imagedata r:id="rId9" o:title=""/>
+                  <v:path arrowok="t"/>
                 </v:shape>
-                <v:roundrect id="圓角矩形 7" o:spid="_x0000_s1028" style="position:absolute;left:1666;top:2875;width:14086;height:28296;visibility:visible;mso-wrap-style:square;v-text-anchor:top" arcsize="3131f" o:gfxdata="UEsDBBQABgAIAAAAIQDb4fbL7gAAAIUBAAATAAAAW0NvbnRlbnRfVHlwZXNdLnhtbHyQz07DMAyH&#10;70i8Q+QralM4IITa7kDhCAiNB7ASt43WOlEcyvb2pNu4IODoPz9/n1xv9vOkForiPDdwXVagiI23&#10;jocG3rdPxR0oScgWJ8/UwIEENu3lRb09BBKV0ywNjCmFe63FjDSjlD4Q50nv44wpl3HQAc0OB9I3&#10;VXWrjedEnIq03oC27qjHjympx31un0wiTQLq4bS4shrAECZnMGVTvbD9QSnOhDInjzsyuiBXWQP0&#10;r4R18jfgnHvJr4nOknrFmJ5xzhraRtHWf3Kkpfz/yGo5S+H73hkquyhdjr3R8m2lj09svwAAAP//&#10;AwBQSwMEFAAGAAgAAAAhAFr0LFu/AAAAFQEAAAsAAABfcmVscy8ucmVsc2zPwWrDMAwG4Ptg72B0&#10;X5TuUMaI01uh19I+gLGVxCy2jGSy9e1nemrHjpL4P0nD4SetZiPRyNnCruvBUPYcYp4tXC/Htw8w&#10;Wl0ObuVMFm6kcBhfX4Yzra62kC6xqGlKVgtLreUTUf1CyWnHhXKbTCzJ1VbKjMX5LzcTvvf9HuXR&#10;gPHJNKdgQU5hB+ZyK23zHztFL6w81c5zQp6m6P9TMfB3PtPWFCczVQtB9N4U2rp2HOA44NMz4y8A&#10;AAD//wMAUEsDBBQABgAIAAAAIQA7zircwwAAANoAAAAPAAAAZHJzL2Rvd25yZXYueG1sRI9Ba8JA&#10;FITvBf/D8gRvdaNglegqIrZ4MAejF2+P3dckNPs2ZNck/vtuoeBxmJlvmM1usLXoqPWVYwWzaQKC&#10;WDtTcaHgdv18X4HwAdlg7ZgUPMnDbjt622BqXM8X6vJQiAhhn6KCMoQmldLrkiz6qWuIo/ftWosh&#10;yraQpsU+wm0t50nyIS1WHBdKbOhQkv7JH1aBvnZ9po+X8+KZLe73bJ5/nfmg1GQ87NcgAg3hFf5v&#10;n4yCJfxdiTdAbn8BAAD//wMAUEsBAi0AFAAGAAgAAAAhANvh9svuAAAAhQEAABMAAAAAAAAAAAAA&#10;AAAAAAAAAFtDb250ZW50X1R5cGVzXS54bWxQSwECLQAUAAYACAAAACEAWvQsW78AAAAVAQAACwAA&#10;AAAAAAAAAAAAAAAfAQAAX3JlbHMvLnJlbHNQSwECLQAUAAYACAAAACEAO84q3MMAAADaAAAADwAA&#10;AAAAAAAAAAAAAAAHAgAAZHJzL2Rvd25yZXYueG1sUEsFBgAAAAADAAMAtwAAAPcCAAAAAA==&#10;" filled="f" stroked="f" strokeweight="2.5pt">
+                <v:roundrect id="圓角矩形 7" o:spid="_x0000_s1028" style="position:absolute;left:1666;top:2875;width:14086;height:28296;visibility:visible;mso-wrap-style:square;v-text-anchor:top" arcsize="3131f" o:gfxdata="UEsDBBQABgAIAAAAIQDw94q7/QAAAOIBAAATAAAAW0NvbnRlbnRfVHlwZXNdLnhtbJSRzUrEMBDH&#10;74LvEOYqbaoHEWm6B6tHFV0fYEimbdg2CZlYd9/edD8u4goeZ+b/8SOpV9tpFDNFtt4puC4rEOS0&#10;N9b1Cj7WT8UdCE7oDI7ekYIdMayay4t6vQvEIrsdKxhSCvdSsh5oQi59IJcvnY8TpjzGXgbUG+xJ&#10;3lTVrdTeJXKpSEsGNHVLHX6OSTxu8/pAEmlkEA8H4dKlAEMYrcaUSeXszI+W4thQZudew4MNfJUx&#10;QP7asFzOFxx9L/lpojUkXjGmZ5wyhjSRJQ8YKGvKv1MWzIkL33VWU9lGfl98J6hz4cZ/uUjzf7Pb&#10;bHuj+ZQu9z/UfAMAAP//AwBQSwMEFAAGAAgAAAAhADHdX2HSAAAAjwEAAAsAAABfcmVscy8ucmVs&#10;c6SQwWrDMAyG74O9g9G9cdpDGaNOb4VeSwe7CltJTGPLWCZt376mMFhGbzvqF/o+8e/2tzCpmbJ4&#10;jgbWTQuKomXn42Dg63xYfYCSgtHhxJEM3Elg372/7U40YalHMvokqlKiGBhLSZ9aix0poDScKNZN&#10;zzlgqWMedEJ7wYH0pm23Ov9mQLdgqqMzkI9uA+p8T9X8hx28zSzcl8Zy0Nz33r6iasfXeKK5UjAP&#10;VAy4LM8w09zU50C/9q7/6ZURE31X/kL8TKv1x6wXNXYPAAAA//8DAFBLAwQUAAYACAAAACEAMy8F&#10;nkEAAAA5AAAAEAAAAGRycy9zaGFwZXhtbC54bWyysa/IzVEoSy0qzszPs1Uy1DNQUkjNS85PycxL&#10;t1UKDXHTtVBSKC5JzEtJzMnPS7VVqkwtVrK34+UCAAAA//8DAFBLAwQUAAYACAAAACEAO84q3MMA&#10;AADaAAAADwAAAGRycy9kb3ducmV2LnhtbESPQWvCQBSE7wX/w/IEb3WjYJXoKiK2eDAHoxdvj93X&#10;JDT7NmTXJP77bqHgcZiZb5jNbrC16Kj1lWMFs2kCglg7U3Gh4Hb9fF+B8AHZYO2YFDzJw247ettg&#10;alzPF+ryUIgIYZ+igjKEJpXS65Is+qlriKP37VqLIcq2kKbFPsJtLedJ8iEtVhwXSmzoUJL+yR9W&#10;gb52faaPl/PimS3u92yef535oNRkPOzXIAIN4RX+b5+MgiX8XYk3QG5/AQAA//8DAFBLAQItABQA&#10;BgAIAAAAIQDw94q7/QAAAOIBAAATAAAAAAAAAAAAAAAAAAAAAABbQ29udGVudF9UeXBlc10ueG1s&#10;UEsBAi0AFAAGAAgAAAAhADHdX2HSAAAAjwEAAAsAAAAAAAAAAAAAAAAALgEAAF9yZWxzLy5yZWxz&#10;UEsBAi0AFAAGAAgAAAAhADMvBZ5BAAAAOQAAABAAAAAAAAAAAAAAAAAAKQIAAGRycy9zaGFwZXht&#10;bC54bWxQSwECLQAUAAYACAAAACEAO84q3MMAAADaAAAADwAAAAAAAAAAAAAAAACYAgAAZHJzL2Rv&#10;d25yZXYueG1sUEsFBgAAAAAEAAQA9QAAAIgDAAAAAA==&#10;" filled="f" stroked="f" strokeweight="2.5pt">
                   <v:stroke joinstyle="miter"/>
                   <v:textbox style="layout-flow:vertical-ideographic" inset="1mm,1mm,1mm,1mm">
                     <w:txbxContent>
@@ -4991,47 +4094,7 @@
                             <w:w w:val="90"/>
                             <w:szCs w:val="24"/>
                           </w:rPr>
-                          <w:t>我們因信主耶穌基督而蒙　神國福音的恩典，成為基督的肢體，並按主的命令彼此相愛。因此我們奉獻自己成為基督的教會的</w:t>
-                        </w:r>
-                        <w:proofErr w:type="gramStart"/>
-                        <w:r>
-                          <w:rPr>
-                            <w:rFonts w:ascii="文鼎粗魏碑" w:eastAsia="文鼎粗魏碑" w:cstheme="minorHAnsi" w:hint="eastAsia"/>
-                            <w:color w:val="0D0D0D" w:themeColor="text1" w:themeTint="F2"/>
-                            <w:w w:val="90"/>
-                            <w:szCs w:val="24"/>
-                          </w:rPr>
-                          <w:t>事奉者</w:t>
-                        </w:r>
-                        <w:proofErr w:type="gramEnd"/>
-                        <w:r>
-                          <w:rPr>
-                            <w:rFonts w:ascii="文鼎粗魏碑" w:eastAsia="文鼎粗魏碑" w:cstheme="minorHAnsi" w:hint="eastAsia"/>
-                            <w:color w:val="0D0D0D" w:themeColor="text1" w:themeTint="F2"/>
-                            <w:w w:val="90"/>
-                            <w:szCs w:val="24"/>
-                          </w:rPr>
-                          <w:t>，用彼此事奉、彼此順服、彼此成全，和彼此學習的心，效法基督成為服事人的僕人。將服事會眾的事看為優先，以服事</w:t>
-                        </w:r>
-                        <w:proofErr w:type="gramStart"/>
-                        <w:r>
-                          <w:rPr>
-                            <w:rFonts w:ascii="文鼎粗魏碑" w:eastAsia="文鼎粗魏碑" w:cstheme="minorHAnsi" w:hint="eastAsia"/>
-                            <w:color w:val="0D0D0D" w:themeColor="text1" w:themeTint="F2"/>
-                            <w:w w:val="90"/>
-                            <w:szCs w:val="24"/>
-                          </w:rPr>
-                          <w:t>會眾來服事</w:t>
-                        </w:r>
-                        <w:proofErr w:type="gramEnd"/>
-                        <w:r>
-                          <w:rPr>
-                            <w:rFonts w:ascii="文鼎粗魏碑" w:eastAsia="文鼎粗魏碑" w:cstheme="minorHAnsi" w:hint="eastAsia"/>
-                            <w:color w:val="0D0D0D" w:themeColor="text1" w:themeTint="F2"/>
-                            <w:w w:val="90"/>
-                            <w:szCs w:val="24"/>
-                          </w:rPr>
-                          <w:t xml:space="preserve">　神。使我們與我們得救的身分相稱。</w:t>
+                          <w:t>我們因信主耶穌基督而蒙　神國福音的恩典，成為基督的肢體，並按主的命令彼此相愛。因此我們奉獻自己成為基督的教會的事奉者，用彼此事奉、彼此順服、彼此成全，和彼此學習的心，效法基督成為服事人的僕人。將服事會眾的事看為優先，以服事會眾來服事　神。使我們與我們得救的身分相稱。</w:t>
                         </w:r>
                       </w:p>
                     </w:txbxContent>
@@ -5046,6 +4109,7 @@
       <w:r>
         <w:rPr>
           <w:noProof/>
+          <w:lang w:bidi="he-IL"/>
         </w:rPr>
         <w:drawing>
           <wp:anchor distT="0" distB="0" distL="114300" distR="114300" simplePos="0" relativeHeight="251660288" behindDoc="0" locked="0" layoutInCell="1" allowOverlap="1" wp14:anchorId="0030E694" wp14:editId="5D6EA4C2">
@@ -5106,6 +4170,7 @@
       <w:r>
         <w:rPr>
           <w:noProof/>
+          <w:lang w:bidi="he-IL"/>
         </w:rPr>
         <w:drawing>
           <wp:anchor distT="0" distB="0" distL="114300" distR="114300" simplePos="0" relativeHeight="251655168" behindDoc="0" locked="0" layoutInCell="1" allowOverlap="1" wp14:anchorId="7EAAEB92" wp14:editId="352781AB">
@@ -5186,6 +4251,7 @@
       <w:r>
         <w:rPr>
           <w:noProof/>
+          <w:lang w:bidi="he-IL"/>
         </w:rPr>
         <mc:AlternateContent>
           <mc:Choice Requires="wpg">
@@ -5254,7 +4320,6 @@
                                 </w:rPr>
                                 <w:t>聚會時間表</w:t>
                               </w:r>
-                              <w:proofErr w:type="gramStart"/>
                               <w:r>
                                 <w:rPr>
                                   <w:rFonts w:ascii="Barlow Condensed Medium" w:eastAsia="華康正顏楷體W9" w:hAnsi="Barlow Condensed Medium" w:cstheme="minorHAnsi" w:hint="eastAsia"/>
@@ -5264,7 +4329,6 @@
                                 </w:rPr>
                                 <w:t>》</w:t>
                               </w:r>
-                              <w:proofErr w:type="gramEnd"/>
                             </w:p>
                             <w:tbl>
                               <w:tblPr>
@@ -6038,7 +5102,6 @@
                                         <w:szCs w:val="26"/>
                                       </w:rPr>
                                     </w:pPr>
-                                    <w:proofErr w:type="gramStart"/>
                                     <w:r>
                                       <w:rPr>
                                         <w:rFonts w:ascii="Barlow Condensed Medium" w:eastAsia="標楷體" w:hAnsi="Barlow Condensed Medium" w:hint="eastAsia"/>
@@ -6049,7 +5112,6 @@
                                       </w:rPr>
                                       <w:t>拿細耳</w:t>
                                     </w:r>
-                                    <w:proofErr w:type="gramEnd"/>
                                     <w:r>
                                       <w:rPr>
                                         <w:rFonts w:ascii="Barlow Condensed Medium" w:eastAsia="標楷體" w:hAnsi="Barlow Condensed Medium" w:hint="eastAsia"/>
@@ -6203,7 +5265,6 @@
                                         <w:szCs w:val="26"/>
                                       </w:rPr>
                                     </w:pPr>
-                                    <w:proofErr w:type="gramStart"/>
                                     <w:r>
                                       <w:rPr>
                                         <w:rFonts w:ascii="Barlow Condensed Medium" w:eastAsia="標楷體" w:hAnsi="Barlow Condensed Medium" w:hint="eastAsia"/>
@@ -6214,7 +5275,6 @@
                                       </w:rPr>
                                       <w:t>社青小組</w:t>
                                     </w:r>
-                                    <w:proofErr w:type="gramEnd"/>
                                   </w:p>
                                 </w:tc>
                                 <w:tc>
@@ -6408,7 +5468,6 @@
                                         <w:szCs w:val="26"/>
                                       </w:rPr>
                                     </w:pPr>
-                                    <w:proofErr w:type="gramStart"/>
                                     <w:r>
                                       <w:rPr>
                                         <w:rFonts w:ascii="Barlow Condensed Medium" w:eastAsia="標楷體" w:hAnsi="Barlow Condensed Medium"/>
@@ -6419,7 +5478,6 @@
                                       </w:rPr>
                                       <w:t>明憲家</w:t>
                                     </w:r>
-                                    <w:proofErr w:type="gramEnd"/>
                                   </w:p>
                                 </w:tc>
                               </w:tr>
@@ -6998,12 +6056,12 @@
           </mc:Choice>
           <mc:Fallback>
             <w:pict>
-              <v:group w14:anchorId="5DF93223" id="群組 24" o:spid="_x0000_s1029" style="position:absolute;margin-left:533.85pt;margin-top:298.55pt;width:140.3pt;height:259.35pt;z-index:251662336;mso-position-horizontal-relative:page;mso-position-vertical-relative:page;mso-width-relative:margin;mso-height-relative:margin" coordsize="17818,32941" o:gfxdata="UEsDBBQABgAIAAAAIQC2gziS/gAAAOEBAAATAAAAW0NvbnRlbnRfVHlwZXNdLnhtbJSRQU7DMBBF&#10;90jcwfIWJU67QAgl6YK0S0CoHGBkTxKLZGx5TGhvj5O2G0SRWNoz/78nu9wcxkFMGNg6quQqL6RA&#10;0s5Y6ir5vt9lD1JwBDIwOMJKHpHlpr69KfdHjyxSmriSfYz+USnWPY7AufNIadK6MEJMx9ApD/oD&#10;OlTrorhX2lFEilmcO2RdNtjC5xDF9pCuTyYBB5bi6bQ4syoJ3g9WQ0ymaiLzg5KdCXlKLjvcW893&#10;SUOqXwnz5DrgnHtJTxOsQfEKIT7DmDSUCaxw7Rqn8787ZsmRM9e2VmPeBN4uqYvTtW7jvijg9N/y&#10;JsXecLq0q+WD6m8AAAD//wMAUEsDBBQABgAIAAAAIQA4/SH/1gAAAJQBAAALAAAAX3JlbHMvLnJl&#10;bHOkkMFqwzAMhu+DvYPRfXGawxijTi+j0GvpHsDYimMaW0Yy2fr2M4PBMnrbUb/Q94l/f/hMi1qR&#10;JVI2sOt6UJgd+ZiDgffL8ekFlFSbvV0oo4EbChzGx4f9GRdb25HMsYhqlCwG5lrLq9biZkxWOiqY&#10;22YiTra2kYMu1l1tQD30/bPm3wwYN0x18gb45AdQl1tp5j/sFB2T0FQ7R0nTNEV3j6o9feQzro1i&#10;OWA14Fm+Q8a1a8+Bvu/d/dMb2JY5uiPbhG/ktn4cqGU/er3pcvwCAAD//wMAUEsDBBQABgAIAAAA&#10;IQBFr9wfBAQAAJsJAAAOAAAAZHJzL2Uyb0RvYy54bWy0Vs1uGzcQvhfoOxC819KuLFsSvA5UJzYK&#10;OIkRp8iZ4nK123JJlqS8cl+gQI8NkFwKFMml6KEPkEMex2kfo8Ph7kqyjaRIUR1W/Jvh8JvvG/Lo&#10;wbqW5EpYV2mV0WRvSIlQXOeVWmb02+enX00ocZ6pnEmtREavhaMPjr/84qgxM5HqUstcWAJOlJs1&#10;JqOl92Y2GDheipq5PW2EgslC25p56NrlILesAe+1HKTD4cGg0TY3VnPhHIw+jJP0GP0XheD+aVE4&#10;4YnMKMTm8WvxuwjfwfERmy0tM2XF2zDYZ0RRs0rBpr2rh8wzsrLVHVd1xa12uvB7XNcDXRQVF3gG&#10;OE0yvHWaM6tXBs+ynDVL08ME0N7C6bPd8idXZ9ZcmgsLSDRmCVhgL5xlXdg6/EOUZI2QXfeQibUn&#10;HAaTwwmkAZDlMDdKp/uhg6DyEpC/Y8fLRxvLZJJsWSaTcbAcdBsPdsJpDBDEbTBw/w2Dy5IZgdC6&#10;GWBwYUmVZzRNKVGsBp5+ePXTzZ+vP7x6d/PmZ5KGuEIAsDJARfz6ax0Ojyl35lzz7x1R+qRkainm&#10;1uqmFCyHEBM80ZZp9OOCk0XzWOewFVt5jY5u4T0aJwdTSgDXdDoaTiKqG9zTw8lo3OE+ng6TXfTY&#10;zFjnz4SuSWhk1IIWcBt2de58BLpbErLstKzy00pK7Njl4kRacsVAN6f4a3Ozs0wq0mR0Ok7H6Fnp&#10;YI/ZrysPupZVndEJUKIjRYDlkcpxiWeVjG1IuVSQ+YBTgCaC5NeLNWYFQQxzC51fA3BWRxlD2YFG&#10;qe2PlDQg4Yy6H1bMCkrkNwrAD3rvGrZrLLoGUxxMM+opic0Tj3UhHF/pOSSlqBCmzc5tiEDDGOH/&#10;zkfIb6Tjza8v//79l79+++Pm/VuCid7iVEvOiFynnk/K9uPiu0sfvVL5sx0OBaSWeRshy7+jpKgl&#10;VE8gDRmNElQNpBb5hrreptsWVyKLRsnheIg02qEY3gSi56JfR9HJVQ3qifw8GPf8guFQdZC2o24Y&#10;Yui9YBxbG9xPPeevpQjHk+qZKICEIPY0xhYupk04jHOhfFsHSpaLuHXYGcvgna3RYfBcgFJ6362D&#10;+31Hqbbrg6nAe603bkH7mHFvgTtr5XvjulLa3ncyCadqd47rO31GaDai6OXoDD+toNScM+cvmAUi&#10;gACDRp/Cp5AaKoVuW5QE1d43/ilNT5P9/V7X++PDFDpR2+1M1Hc7o1b1iYYKlsAjxHBshvVeds3C&#10;6voFvCDmoZLAVFcUuLddpy0LBN4gXMznuAzubsP8ubo0vLsFArefr18wa9p666FUP9HdPdPKICK6&#10;WRvy8S+KDV6F8AJA9ravlfDE2O5jfjZvquN/AAAA//8DAFBLAwQUAAYACAAAACEAvr8AU+MAAAAO&#10;AQAADwAAAGRycy9kb3ducmV2LnhtbEyPwU7DMAyG70i8Q2QkbiwNpWspTadpAk4TEhsS4pY1Xlut&#10;caoma7u3JzvBzb/86ffnYjWbjo04uNaSBLGIgCFVVrdUS/javz1kwJxXpFVnCSVc0MGqvL0pVK7t&#10;RJ847nzNQgm5XElovO9zzl3VoFFuYXuksDvawSgf4lBzPagplJuOP0bRkhvVUrjQqB43DVan3dlI&#10;eJ/UtI7F67g9HTeXn33y8b0VKOX93bx+AeZx9n8wXPWDOpTB6WDPpB3rQo6WaRpYCclzKoBdkfgp&#10;i4EdwiREkgEvC/7/jfIXAAD//wMAUEsBAi0AFAAGAAgAAAAhALaDOJL+AAAA4QEAABMAAAAAAAAA&#10;AAAAAAAAAAAAAFtDb250ZW50X1R5cGVzXS54bWxQSwECLQAUAAYACAAAACEAOP0h/9YAAACUAQAA&#10;CwAAAAAAAAAAAAAAAAAvAQAAX3JlbHMvLnJlbHNQSwECLQAUAAYACAAAACEARa/cHwQEAACbCQAA&#10;DgAAAAAAAAAAAAAAAAAuAgAAZHJzL2Uyb0RvYy54bWxQSwECLQAUAAYACAAAACEAvr8AU+MAAAAO&#10;AQAADwAAAAAAAAAAAAAAAABeBgAAZHJzL2Rvd25yZXYueG1sUEsFBgAAAAAEAAQA8wAAAG4HAAAA&#10;AA==&#10;">
+              <v:group w14:anchorId="5DF93223" id="群組 24" o:spid="_x0000_s1029" style="position:absolute;margin-left:533.85pt;margin-top:298.55pt;width:140.3pt;height:259.35pt;z-index:251662336;mso-position-horizontal-relative:page;mso-position-vertical-relative:page;mso-width-relative:margin;mso-height-relative:margin" coordsize="17818,32941" o:gfxdata="UEsDBBQABgAIAAAAIQC2gziS/gAAAOEBAAATAAAAW0NvbnRlbnRfVHlwZXNdLnhtbJSRQU7DMBBF&#10;90jcwfIWJU67QAgl6YK0S0CoHGBkTxKLZGx5TGhvj5O2G0SRWNoz/78nu9wcxkFMGNg6quQqL6RA&#10;0s5Y6ir5vt9lD1JwBDIwOMJKHpHlpr69KfdHjyxSmriSfYz+USnWPY7AufNIadK6MEJMx9ApD/oD&#10;OlTrorhX2lFEilmcO2RdNtjC5xDF9pCuTyYBB5bi6bQ4syoJ3g9WQ0ymaiLzg5KdCXlKLjvcW893&#10;SUOqXwnz5DrgnHtJTxOsQfEKIT7DmDSUCaxw7Rqn8787ZsmRM9e2VmPeBN4uqYvTtW7jvijg9N/y&#10;JsXecLq0q+WD6m8AAAD//wMAUEsDBBQABgAIAAAAIQA4/SH/1gAAAJQBAAALAAAAX3JlbHMvLnJl&#10;bHOkkMFqwzAMhu+DvYPRfXGawxijTi+j0GvpHsDYimMaW0Yy2fr2M4PBMnrbUb/Q94l/f/hMi1qR&#10;JVI2sOt6UJgd+ZiDgffL8ekFlFSbvV0oo4EbChzGx4f9GRdb25HMsYhqlCwG5lrLq9biZkxWOiqY&#10;22YiTra2kYMu1l1tQD30/bPm3wwYN0x18gb45AdQl1tp5j/sFB2T0FQ7R0nTNEV3j6o9feQzro1i&#10;OWA14Fm+Q8a1a8+Bvu/d/dMb2JY5uiPbhG/ktn4cqGU/er3pcvwCAAD//wMAUEsDBBQABgAIAAAA&#10;IQA8LoS4HAQAAMAJAAAOAAAAZHJzL2Uyb0RvYy54bWy0Vs9vIzUUviPxP1i+02QmSZtEna5Cd1sh&#10;ld1qu2jPjseTGfDYxnY6KWckJI4gLRckBEJCHDhy4AD/Tbf8GTw/z0zSH9pFi8hh4l/v+fl73/fs&#10;w0ebWpJLYV2lVUaTvSElQnGdV2qV0U9enHwwpcR5pnImtRIZvRKOPjp6/73DxsxFqkstc2EJOFFu&#10;3piMlt6b+WDgeClq5va0EQomC21r5qFrV4Pcsga813KQDof7g0bb3FjNhXMw+jhO0iP0XxSC+2dF&#10;4YQnMqMQm8evxe8yfAdHh2y+ssyUFW/DYO8QRc0qBZv2rh4zz8jaVvdc1RW32unC73FdD3RRVFzg&#10;GeA0yfDOaU6tXhs8y2rerEwPE0B7B6d3dsufXp5bUuUZTceUKFZDjm7++vnm9y8JDAA6jVnNYdGp&#10;NRfm3LYDq9gLB94Utg7/cBSyQVyvelzFxhMOg8nBFHIF8HOYG6Wzcegg8ryE9Nyz4+WTrWUyTXYs&#10;k+kkWA66jQchvj6cxgCL3BYo99+AuiiZEYi/Cxh0QKUdUK9ffXX923evX/1x/ePXJI1o4coAFfGb&#10;D3U4PPLCmTPNP3NE6eOSqZVYWKubUrAcQkzwRCF22CSYBtTd3AUny+ZjnUNO2NprdHQH79Ek2Z9R&#10;Arims9FwGlHd4p4eTEeTDvfJbJjcRo/NjXX+VOiahEZGLQgGt2GXZ85HoLslIctOyyo/qaTEjl0t&#10;j6UllwzEdYK/Nje3lklFmozOJukEPSsd7DH7deVB/LKqMzoFSnSkCLA8UTku8aySsQ0plwoy30ET&#10;QfKb5QbpiyCGuaXOrwA4q6PWoTZBo9T2C0oa0HlG3edrZgUl8iMF4Iei0DVs11h2DaY4mGbUUxKb&#10;xx6LRzi+0gtISlEhTNud2xCBhjHC/52PkN+o2+vvv/37l29ufvj1+s+fCCY6RNVyCtDcItep562y&#10;fbP47tNHr1X+/BaHAlKrvI2Q5Z9SUtQSSiyQhoxGCaoGUot8Q13v0m2HK5FFo+RgMkQa3aIYXhei&#10;56LfRNHJdQ3qifzcn/T8guFQdZC2o24YYui9YBw7GzxMPeevpAjHk+q5KICEIPY0xhZur204jHOh&#10;fFsHSpaLuHXYGcvgva3RYfBcgFJ6362Dh31Hqbbrg6nAy683bkF7k3FvgTtr5XvjulLaPnQyCadq&#10;d47rO31GaLai6OXoDD+poNScMefPmQUigACDRp/Bp5AaKoVuW5QE1T40/jZNz5LxuNf1eHKQQidq&#10;u52J+m5n1Lo+1lDBEnipGI7NsN7LrllYXb+EZ8YiVBKY6ooC97brtGWBwEOFi8UCl8EFb5g/UxeG&#10;d7dA4PaLzUtmTVtvPZTqp7q7Z1oZRES3a0M+/kWxwasQngnI3vZJE94hu33Mz/bhdfQPAAAA//8D&#10;AFBLAwQUAAYACAAAACEAvr8AU+MAAAAOAQAADwAAAGRycy9kb3ducmV2LnhtbEyPwU7DMAyG70i8&#10;Q2QkbiwNpWspTadpAk4TEhsS4pY1Xlutcaoma7u3JzvBzb/86ffnYjWbjo04uNaSBLGIgCFVVrdU&#10;S/javz1kwJxXpFVnCSVc0MGqvL0pVK7tRJ847nzNQgm5XElovO9zzl3VoFFuYXuksDvawSgf4lBz&#10;PagplJuOP0bRkhvVUrjQqB43DVan3dlIeJ/UtI7F67g9HTeXn33y8b0VKOX93bx+AeZx9n8wXPWD&#10;OpTB6WDPpB3rQo6WaRpYCclzKoBdkfgpi4EdwiREkgEvC/7/jfIXAAD//wMAUEsBAi0AFAAGAAgA&#10;AAAhALaDOJL+AAAA4QEAABMAAAAAAAAAAAAAAAAAAAAAAFtDb250ZW50X1R5cGVzXS54bWxQSwEC&#10;LQAUAAYACAAAACEAOP0h/9YAAACUAQAACwAAAAAAAAAAAAAAAAAvAQAAX3JlbHMvLnJlbHNQSwEC&#10;LQAUAAYACAAAACEAPC6EuBwEAADACQAADgAAAAAAAAAAAAAAAAAuAgAAZHJzL2Uyb0RvYy54bWxQ&#10;SwECLQAUAAYACAAAACEAvr8AU+MAAAAOAQAADwAAAAAAAAAAAAAAAAB2BgAAZHJzL2Rvd25yZXYu&#10;eG1sUEsFBgAAAAAEAAQA8wAAAIYHAAAAAA==&#10;">
                 <v:shapetype id="_x0000_t202" coordsize="21600,21600" o:spt="202" path="m,l,21600r21600,l21600,xe">
                   <v:stroke joinstyle="miter"/>
                   <v:path gradientshapeok="t" o:connecttype="rect"/>
                 </v:shapetype>
-                <v:shape id="_x0000_s1030" type="#_x0000_t202" style="position:absolute;left:351;top:293;width:17279;height:32590;visibility:visible;mso-wrap-style:square;v-text-anchor:top" o:gfxdata="UEsDBBQABgAIAAAAIQDb4fbL7gAAAIUBAAATAAAAW0NvbnRlbnRfVHlwZXNdLnhtbHyQz07DMAyH&#10;70i8Q+QralM4IITa7kDhCAiNB7ASt43WOlEcyvb2pNu4IODoPz9/n1xv9vOkForiPDdwXVagiI23&#10;jocG3rdPxR0oScgWJ8/UwIEENu3lRb09BBKV0ywNjCmFe63FjDSjlD4Q50nv44wpl3HQAc0OB9I3&#10;VXWrjedEnIq03oC27qjHjympx31un0wiTQLq4bS4shrAECZnMGVTvbD9QSnOhDInjzsyuiBXWQP0&#10;r4R18jfgnHvJr4nOknrFmJ5xzhraRtHWf3Kkpfz/yGo5S+H73hkquyhdjr3R8m2lj09svwAAAP//&#10;AwBQSwMEFAAGAAgAAAAhAFr0LFu/AAAAFQEAAAsAAABfcmVscy8ucmVsc2zPwWrDMAwG4Ptg72B0&#10;X5TuUMaI01uh19I+gLGVxCy2jGSy9e1nemrHjpL4P0nD4SetZiPRyNnCruvBUPYcYp4tXC/Htw8w&#10;Wl0ObuVMFm6kcBhfX4Yzra62kC6xqGlKVgtLreUTUf1CyWnHhXKbTCzJ1VbKjMX5LzcTvvf9HuXR&#10;gPHJNKdgQU5hB+ZyK23zHztFL6w81c5zQp6m6P9TMfB3PtPWFCczVQtB9N4U2rp2HOA44NMz4y8A&#10;AAD//wMAUEsDBBQABgAIAAAAIQDI0CUPxAAAANsAAAAPAAAAZHJzL2Rvd25yZXYueG1sRI9La8Mw&#10;EITvhfwHsYFeSiLHB1OcKKFNUuihOeRBzou1tU2tlZHk17+vCoEeh5n5htnsRtOInpyvLStYLRMQ&#10;xIXVNZcKbtePxSsIH5A1NpZJwUQedtvZ0wZzbQc+U38JpYgQ9jkqqEJocyl9UZFBv7QtcfS+rTMY&#10;onSl1A6HCDeNTJMkkwZrjgsVtrSvqPi5dEZBdnDdcOb9y+F2/MJTW6b39+mu1PN8fFuDCDSG//Cj&#10;/akVpCn8fYk/QG5/AQAA//8DAFBLAQItABQABgAIAAAAIQDb4fbL7gAAAIUBAAATAAAAAAAAAAAA&#10;AAAAAAAAAABbQ29udGVudF9UeXBlc10ueG1sUEsBAi0AFAAGAAgAAAAhAFr0LFu/AAAAFQEAAAsA&#10;AAAAAAAAAAAAAAAAHwEAAF9yZWxzLy5yZWxzUEsBAi0AFAAGAAgAAAAhAMjQJQ/EAAAA2wAAAA8A&#10;AAAAAAAAAAAAAAAABwIAAGRycy9kb3ducmV2LnhtbFBLBQYAAAAAAwADALcAAAD4AgAAAAA=&#10;" stroked="f">
+                <v:shape id="_x0000_s1030" type="#_x0000_t202" style="position:absolute;left:351;top:293;width:17279;height:32590;visibility:visible;mso-wrap-style:square;v-text-anchor:top" o:gfxdata="UEsDBBQABgAIAAAAIQDw94q7/QAAAOIBAAATAAAAW0NvbnRlbnRfVHlwZXNdLnhtbJSRzUrEMBDH&#10;74LvEOYqbaoHEWm6B6tHFV0fYEimbdg2CZlYd9/edD8u4goeZ+b/8SOpV9tpFDNFtt4puC4rEOS0&#10;N9b1Cj7WT8UdCE7oDI7ekYIdMayay4t6vQvEIrsdKxhSCvdSsh5oQi59IJcvnY8TpjzGXgbUG+xJ&#10;3lTVrdTeJXKpSEsGNHVLHX6OSTxu8/pAEmlkEA8H4dKlAEMYrcaUSeXszI+W4thQZudew4MNfJUx&#10;QP7asFzOFxx9L/lpojUkXjGmZ5wyhjSRJQ8YKGvKv1MWzIkL33VWU9lGfl98J6hz4cZ/uUjzf7Pb&#10;bHuj+ZQu9z/UfAMAAP//AwBQSwMEFAAGAAgAAAAhADHdX2HSAAAAjwEAAAsAAABfcmVscy8ucmVs&#10;c6SQwWrDMAyG74O9g9G9cdpDGaNOb4VeSwe7CltJTGPLWCZt376mMFhGbzvqF/o+8e/2tzCpmbJ4&#10;jgbWTQuKomXn42Dg63xYfYCSgtHhxJEM3Elg372/7U40YalHMvokqlKiGBhLSZ9aix0poDScKNZN&#10;zzlgqWMedEJ7wYH0pm23Ov9mQLdgqqMzkI9uA+p8T9X8hx28zSzcl8Zy0Nz33r6iasfXeKK5UjAP&#10;VAy4LM8w09zU50C/9q7/6ZURE31X/kL8TKv1x6wXNXYPAAAA//8DAFBLAwQUAAYACAAAACEAMy8F&#10;nkEAAAA5AAAAEAAAAGRycy9zaGFwZXhtbC54bWyysa/IzVEoSy0qzszPs1Uy1DNQUkjNS85PycxL&#10;t1UKDXHTtVBSKC5JzEtJzMnPS7VVqkwtVrK34+UCAAAA//8DAFBLAwQUAAYACAAAACEAyNAlD8QA&#10;AADbAAAADwAAAGRycy9kb3ducmV2LnhtbESPS2vDMBCE74X8B7GBXkoixwdTnCihTVLooTnkQc6L&#10;tbVNrZWR5Ne/rwqBHoeZ+YbZ7EbTiJ6cry0rWC0TEMSF1TWXCm7Xj8UrCB+QNTaWScFEHnbb2dMG&#10;c20HPlN/CaWIEPY5KqhCaHMpfVGRQb+0LXH0vq0zGKJ0pdQOhwg3jUyTJJMGa44LFba0r6j4uXRG&#10;QXZw3XDm/cvhdvzCU1um9/fprtTzfHxbgwg0hv/wo/2pFaQp/H2JP0BufwEAAP//AwBQSwECLQAU&#10;AAYACAAAACEA8PeKu/0AAADiAQAAEwAAAAAAAAAAAAAAAAAAAAAAW0NvbnRlbnRfVHlwZXNdLnht&#10;bFBLAQItABQABgAIAAAAIQAx3V9h0gAAAI8BAAALAAAAAAAAAAAAAAAAAC4BAABfcmVscy8ucmVs&#10;c1BLAQItABQABgAIAAAAIQAzLwWeQQAAADkAAAAQAAAAAAAAAAAAAAAAACkCAABkcnMvc2hhcGV4&#10;bWwueG1sUEsBAi0AFAAGAAgAAAAhAMjQJQ/EAAAA2wAAAA8AAAAAAAAAAAAAAAAAmAIAAGRycy9k&#10;b3ducmV2LnhtbFBLBQYAAAAABAAEAPUAAACJAwAAAAA=&#10;" stroked="f">
                   <v:textbox inset="0,0,0,0">
                     <w:txbxContent>
                       <w:p>
@@ -7020,7 +6078,6 @@
                           </w:rPr>
                           <w:t>聚會時間表</w:t>
                         </w:r>
-                        <w:proofErr w:type="gramStart"/>
                         <w:r>
                           <w:rPr>
                             <w:rFonts w:ascii="Barlow Condensed Medium" w:eastAsia="華康正顏楷體W9" w:hAnsi="Barlow Condensed Medium" w:cstheme="minorHAnsi" w:hint="eastAsia"/>
@@ -7030,7 +6087,6 @@
                           </w:rPr>
                           <w:t>》</w:t>
                         </w:r>
-                        <w:proofErr w:type="gramEnd"/>
                       </w:p>
                       <w:tbl>
                         <w:tblPr>
@@ -7804,7 +6860,6 @@
                                   <w:szCs w:val="26"/>
                                 </w:rPr>
                               </w:pPr>
-                              <w:proofErr w:type="gramStart"/>
                               <w:r>
                                 <w:rPr>
                                   <w:rFonts w:ascii="Barlow Condensed Medium" w:eastAsia="標楷體" w:hAnsi="Barlow Condensed Medium" w:hint="eastAsia"/>
@@ -7815,7 +6870,6 @@
                                 </w:rPr>
                                 <w:t>拿細耳</w:t>
                               </w:r>
-                              <w:proofErr w:type="gramEnd"/>
                               <w:r>
                                 <w:rPr>
                                   <w:rFonts w:ascii="Barlow Condensed Medium" w:eastAsia="標楷體" w:hAnsi="Barlow Condensed Medium" w:hint="eastAsia"/>
@@ -7969,7 +7023,6 @@
                                   <w:szCs w:val="26"/>
                                 </w:rPr>
                               </w:pPr>
-                              <w:proofErr w:type="gramStart"/>
                               <w:r>
                                 <w:rPr>
                                   <w:rFonts w:ascii="Barlow Condensed Medium" w:eastAsia="標楷體" w:hAnsi="Barlow Condensed Medium" w:hint="eastAsia"/>
@@ -7980,7 +7033,6 @@
                                 </w:rPr>
                                 <w:t>社青小組</w:t>
                               </w:r>
-                              <w:proofErr w:type="gramEnd"/>
                             </w:p>
                           </w:tc>
                           <w:tc>
@@ -8174,7 +7226,6 @@
                                   <w:szCs w:val="26"/>
                                 </w:rPr>
                               </w:pPr>
-                              <w:proofErr w:type="gramStart"/>
                               <w:r>
                                 <w:rPr>
                                   <w:rFonts w:ascii="Barlow Condensed Medium" w:eastAsia="標楷體" w:hAnsi="Barlow Condensed Medium"/>
@@ -8185,7 +7236,6 @@
                                 </w:rPr>
                                 <w:t>明憲家</w:t>
                               </w:r>
-                              <w:proofErr w:type="gramEnd"/>
                             </w:p>
                           </w:tc>
                         </w:tr>
@@ -8701,7 +7751,7 @@
                     </w:txbxContent>
                   </v:textbox>
                 </v:shape>
-                <v:roundrect id="圓角矩形 5" o:spid="_x0000_s1031" style="position:absolute;width:17818;height:32941;visibility:visible;mso-wrap-style:square;v-text-anchor:middle" arcsize="2169f" o:gfxdata="UEsDBBQABgAIAAAAIQDb4fbL7gAAAIUBAAATAAAAW0NvbnRlbnRfVHlwZXNdLnhtbHyQz07DMAyH&#10;70i8Q+QralM4IITa7kDhCAiNB7ASt43WOlEcyvb2pNu4IODoPz9/n1xv9vOkForiPDdwXVagiI23&#10;jocG3rdPxR0oScgWJ8/UwIEENu3lRb09BBKV0ywNjCmFe63FjDSjlD4Q50nv44wpl3HQAc0OB9I3&#10;VXWrjedEnIq03oC27qjHjympx31un0wiTQLq4bS4shrAECZnMGVTvbD9QSnOhDInjzsyuiBXWQP0&#10;r4R18jfgnHvJr4nOknrFmJ5xzhraRtHWf3Kkpfz/yGo5S+H73hkquyhdjr3R8m2lj09svwAAAP//&#10;AwBQSwMEFAAGAAgAAAAhAFr0LFu/AAAAFQEAAAsAAABfcmVscy8ucmVsc2zPwWrDMAwG4Ptg72B0&#10;X5TuUMaI01uh19I+gLGVxCy2jGSy9e1nemrHjpL4P0nD4SetZiPRyNnCruvBUPYcYp4tXC/Htw8w&#10;Wl0ObuVMFm6kcBhfX4Yzra62kC6xqGlKVgtLreUTUf1CyWnHhXKbTCzJ1VbKjMX5LzcTvvf9HuXR&#10;gPHJNKdgQU5hB+ZyK23zHztFL6w81c5zQp6m6P9TMfB3PtPWFCczVQtB9N4U2rp2HOA44NMz4y8A&#10;AAD//wMAUEsDBBQABgAIAAAAIQDxoNuOwwAAANoAAAAPAAAAZHJzL2Rvd25yZXYueG1sRI9Ba8JA&#10;FITvBf/D8gpeim4UrSG6iiiCN2laKL09sq9JbPZtzK5J/PduQfA4zMw3zGrTm0q01LjSsoLJOAJB&#10;nFldcq7g6/MwikE4j6yxskwKbuRgsx68rDDRtuMPalOfiwBhl6CCwvs6kdJlBRl0Y1sTB+/XNgZ9&#10;kE0udYNdgJtKTqPoXRosOSwUWNOuoOwvvRoFXXf8nu0X/bW6xOn2jeP2/IMnpYav/XYJwlPvn+FH&#10;+6gVzOH/SrgBcn0HAAD//wMAUEsBAi0AFAAGAAgAAAAhANvh9svuAAAAhQEAABMAAAAAAAAAAAAA&#10;AAAAAAAAAFtDb250ZW50X1R5cGVzXS54bWxQSwECLQAUAAYACAAAACEAWvQsW78AAAAVAQAACwAA&#10;AAAAAAAAAAAAAAAfAQAAX3JlbHMvLnJlbHNQSwECLQAUAAYACAAAACEA8aDbjsMAAADaAAAADwAA&#10;AAAAAAAAAAAAAAAHAgAAZHJzL2Rvd25yZXYueG1sUEsFBgAAAAADAAMAtwAAAPcCAAAAAA==&#10;" filled="f" strokecolor="#5a5a5a [2109]" strokeweight="2.5pt">
+                <v:roundrect id="圓角矩形 5" o:spid="_x0000_s1031" style="position:absolute;width:17818;height:32941;visibility:visible;mso-wrap-style:square;v-text-anchor:middle" arcsize="2169f" o:gfxdata="UEsDBBQABgAIAAAAIQDw94q7/QAAAOIBAAATAAAAW0NvbnRlbnRfVHlwZXNdLnhtbJSRzUrEMBDH&#10;74LvEOYqbaoHEWm6B6tHFV0fYEimbdg2CZlYd9/edD8u4goeZ+b/8SOpV9tpFDNFtt4puC4rEOS0&#10;N9b1Cj7WT8UdCE7oDI7ekYIdMayay4t6vQvEIrsdKxhSCvdSsh5oQi59IJcvnY8TpjzGXgbUG+xJ&#10;3lTVrdTeJXKpSEsGNHVLHX6OSTxu8/pAEmlkEA8H4dKlAEMYrcaUSeXszI+W4thQZudew4MNfJUx&#10;QP7asFzOFxx9L/lpojUkXjGmZ5wyhjSRJQ8YKGvKv1MWzIkL33VWU9lGfl98J6hz4cZ/uUjzf7Pb&#10;bHuj+ZQu9z/UfAMAAP//AwBQSwMEFAAGAAgAAAAhADHdX2HSAAAAjwEAAAsAAABfcmVscy8ucmVs&#10;c6SQwWrDMAyG74O9g9G9cdpDGaNOb4VeSwe7CltJTGPLWCZt376mMFhGbzvqF/o+8e/2tzCpmbJ4&#10;jgbWTQuKomXn42Dg63xYfYCSgtHhxJEM3Elg372/7U40YalHMvokqlKiGBhLSZ9aix0poDScKNZN&#10;zzlgqWMedEJ7wYH0pm23Ov9mQLdgqqMzkI9uA+p8T9X8hx28zSzcl8Zy0Nz33r6iasfXeKK5UjAP&#10;VAy4LM8w09zU50C/9q7/6ZURE31X/kL8TKv1x6wXNXYPAAAA//8DAFBLAwQUAAYACAAAACEAMy8F&#10;nkEAAAA5AAAAEAAAAGRycy9zaGFwZXhtbC54bWyysa/IzVEoSy0qzszPs1Uy1DNQUkjNS85PycxL&#10;t1UKDXHTtVBSKC5JzEtJzMnPS7VVqkwtVrK34+UCAAAA//8DAFBLAwQUAAYACAAAACEA8aDbjsMA&#10;AADaAAAADwAAAGRycy9kb3ducmV2LnhtbESPQWvCQBSE7wX/w/IKXopuFK0huooogjdpWii9PbKv&#10;SWz2bcyuSfz3bkHwOMzMN8xq05tKtNS40rKCyTgCQZxZXXKu4OvzMIpBOI+ssbJMCm7kYLMevKww&#10;0bbjD2pTn4sAYZeggsL7OpHSZQUZdGNbEwfv1zYGfZBNLnWDXYCbSk6j6F0aLDksFFjTrqDsL70a&#10;BV13/J7tF/21usTp9o3j9vyDJ6WGr/12CcJT75/hR/uoFczh/0q4AXJ9BwAA//8DAFBLAQItABQA&#10;BgAIAAAAIQDw94q7/QAAAOIBAAATAAAAAAAAAAAAAAAAAAAAAABbQ29udGVudF9UeXBlc10ueG1s&#10;UEsBAi0AFAAGAAgAAAAhADHdX2HSAAAAjwEAAAsAAAAAAAAAAAAAAAAALgEAAF9yZWxzLy5yZWxz&#10;UEsBAi0AFAAGAAgAAAAhADMvBZ5BAAAAOQAAABAAAAAAAAAAAAAAAAAAKQIAAGRycy9zaGFwZXht&#10;bC54bWxQSwECLQAUAAYACAAAACEA8aDbjsMAAADaAAAADwAAAAAAAAAAAAAAAACYAgAAZHJzL2Rv&#10;d25yZXYueG1sUEsFBgAAAAAEAAQA9QAAAIgDAAAAAA==&#10;" filled="f" strokecolor="#5a5a5a [2109]" strokeweight="2.5pt">
                   <v:stroke joinstyle="miter"/>
                 </v:roundrect>
                 <w10:wrap anchorx="page" anchory="page"/>
@@ -8758,6 +7808,7 @@
         <w:rPr>
           <w:rFonts w:ascii="Barlow Condensed Medium" w:hAnsi="Barlow Condensed Medium"/>
           <w:noProof/>
+          <w:lang w:bidi="he-IL"/>
         </w:rPr>
         <mc:AlternateContent>
           <mc:Choice Requires="wpg">
@@ -9033,7 +8084,6 @@
                                         <w:szCs w:val="26"/>
                                       </w:rPr>
                                     </w:pPr>
-                                    <w:proofErr w:type="gramStart"/>
                                     <w:r>
                                       <w:rPr>
                                         <w:rFonts w:ascii="Barlow Condensed Medium" w:eastAsia="華康儷楷書" w:hAnsi="Barlow Condensed Medium" w:cs="華康儷楷書" w:hint="eastAsia"/>
@@ -9042,18 +8092,7 @@
                                         <w:sz w:val="26"/>
                                         <w:szCs w:val="26"/>
                                       </w:rPr>
-                                      <w:t>希西家</w:t>
-                                    </w:r>
-                                    <w:proofErr w:type="gramEnd"/>
-                                    <w:r>
-                                      <w:rPr>
-                                        <w:rFonts w:ascii="Barlow Condensed Medium" w:eastAsia="華康儷楷書" w:hAnsi="Barlow Condensed Medium" w:cs="華康儷楷書" w:hint="eastAsia"/>
-                                        <w:color w:val="000000" w:themeColor="text1"/>
-                                        <w:w w:val="75"/>
-                                        <w:sz w:val="26"/>
-                                        <w:szCs w:val="26"/>
-                                      </w:rPr>
-                                      <w:t>與神立約</w:t>
+                                      <w:t>希西家與神立約</w:t>
                                     </w:r>
                                   </w:p>
                                 </w:tc>
@@ -9508,7 +8547,6 @@
                                         <w:szCs w:val="26"/>
                                       </w:rPr>
                                     </w:pPr>
-                                    <w:proofErr w:type="gramStart"/>
                                     <w:r>
                                       <w:rPr>
                                         <w:rFonts w:ascii="Barlow Condensed Medium" w:eastAsia="華康中黑體" w:hAnsi="Barlow Condensed Medium" w:hint="eastAsia"/>
@@ -9518,7 +8556,6 @@
                                       </w:rPr>
                                       <w:t>啟應</w:t>
                                     </w:r>
-                                    <w:proofErr w:type="gramEnd"/>
                                     <w:r>
                                       <w:rPr>
                                         <w:rFonts w:ascii="Barlow Condensed Medium" w:eastAsia="華康中黑體" w:hAnsi="Barlow Condensed Medium" w:hint="eastAsia"/>
@@ -9744,8 +8781,8 @@
           </mc:Choice>
           <mc:Fallback>
             <w:pict>
-              <v:group w14:anchorId="0AB0FEB2" id="群組 19" o:spid="_x0000_s1032" style="position:absolute;left:0;text-align:left;margin-left:534.4pt;margin-top:567.3pt;width:140.6pt;height:130.1pt;z-index:251651072;mso-position-horizontal-relative:page;mso-position-vertical-relative:page;mso-width-relative:margin;mso-height-relative:margin" coordorigin="108" coordsize="17868,16510" o:gfxdata="UEsDBBQABgAIAAAAIQC2gziS/gAAAOEBAAATAAAAW0NvbnRlbnRfVHlwZXNdLnhtbJSRQU7DMBBF&#10;90jcwfIWJU67QAgl6YK0S0CoHGBkTxKLZGx5TGhvj5O2G0SRWNoz/78nu9wcxkFMGNg6quQqL6RA&#10;0s5Y6ir5vt9lD1JwBDIwOMJKHpHlpr69KfdHjyxSmriSfYz+USnWPY7AufNIadK6MEJMx9ApD/oD&#10;OlTrorhX2lFEilmcO2RdNtjC5xDF9pCuTyYBB5bi6bQ4syoJ3g9WQ0ymaiLzg5KdCXlKLjvcW893&#10;SUOqXwnz5DrgnHtJTxOsQfEKIT7DmDSUCaxw7Rqn8787ZsmRM9e2VmPeBN4uqYvTtW7jvijg9N/y&#10;JsXecLq0q+WD6m8AAAD//wMAUEsDBBQABgAIAAAAIQA4/SH/1gAAAJQBAAALAAAAX3JlbHMvLnJl&#10;bHOkkMFqwzAMhu+DvYPRfXGawxijTi+j0GvpHsDYimMaW0Yy2fr2M4PBMnrbUb/Q94l/f/hMi1qR&#10;JVI2sOt6UJgd+ZiDgffL8ekFlFSbvV0oo4EbChzGx4f9GRdb25HMsYhqlCwG5lrLq9biZkxWOiqY&#10;22YiTra2kYMu1l1tQD30/bPm3wwYN0x18gb45AdQl1tp5j/sFB2T0FQ7R0nTNEV3j6o9feQzro1i&#10;OWA14Fm+Q8a1a8+Bvu/d/dMb2JY5uiPbhG/ktn4cqGU/er3pcvwCAAD//wMAUEsDBBQABgAIAAAA&#10;IQDj0qmPEgQAAKUJAAAOAAAAZHJzL2Uyb0RvYy54bWy0VsuO5DQU3SPxD5b3dFVSleqqUqdHRc90&#10;C6mZaU0PmrXLcSoBxza2q5PmB5BYgjRskBBsEAs+gAWf0wOfwfUjSb80oEHUIuXXffj4nGsfPeka&#10;jq6YNrUUOU4OphgxQWVRi12OP3t1+tESI2OJKAiXguX4mhn85PjDD45atWaprCQvmEbgRJh1q3Jc&#10;WavWk4mhFWuIOZCKCZgspW6Iha7eTQpNWvDe8Ek6nS4mrdSF0pIyY2D0aZjEx95/WTJqX5SlYRbx&#10;HENu1n+1/27dd3J8RNY7TVRV05gGeY8sGlILCDq4ekosQXtdP3DV1FRLI0t7QGUzkWVZU+b3ALtJ&#10;pvd2c6blXvm97NbtTg0wAbT3cHpvt/T51ZlWl+pCAxKt2gEWvuf20pW6cf+QJeo8ZNcDZKyziMJg&#10;crjMFlNAlsJcssjSOXQ8qLQC5J1dMl0uFxiNtrR6NlovlqvROpkG60kffHInpVYBScyIg/lvOFxW&#10;RDEPr1kDDhca1UWOU8hVkAa4+vbN1ze/ff/2ze83P32DUrcrlwCsdHAh230s3e78sRt1LukXBgl5&#10;UhGxYxutZVsxUkCKibOEjQymwY9xTrbtp7KAUGRvpXd0D/NZcpgBPIDdfD6Hlkd2xH4xm62yiH22&#10;SAE+H6tHj6yVNvaMyQa5Ro416MGHIVfnxrq0xiXupI3kdXFac+47erc94RpdEdDOqf9F73eWcYHa&#10;HK+yNPOehXT2Ps+mtqBtXjc5XsLB9sRwsDwThV9iSc1DGzLhIuLkoAkg2W7bhVNxoR2GW1lcA3Ba&#10;BilD6YFGJfVXGLUg4xybL/dEM4z4JwLAd5rvG7pvbPsGERRMc2wxCs0T62uD276QGziUsvYwjZFj&#10;ikDDkM//z0c44MDHmx++++uXb//88debP35GAHdEJBIy9gJ2IwOieB+IcCTR8t0SHBnSk0juRfHy&#10;DpMcXrsipkmKzzEqGw51FKiDFqtZz0rPugeku8WYwKVA+od8dHcCGxhpuyA9vm9AQ4Gli2xgGQy7&#10;+uPJO+uHgWT+ZnFefB63mPw4AY295sylwsVLVgIVQfKpJ/rgKMQglDJhYzWoSMHCsIvcb3+w8KG9&#10;Q+e5BL0MvqODu1vtfcMRQ5ZxvTNl/oYbjKfvSiwYDxY+shR2MG5qIfVjDjjsKkYO6yELp4cIzSiN&#10;QZRG0dMaCs45MfaCaCACyNAp9QV8Si6hXsjYwshp97Hxf1L2KpnPB3XPs8MUOkHhcSaoPM6IfXMi&#10;oY4l8BxR1Dfdesv7Zqll8xreEhtXT2CqLw3U6r4TiwOC1whlm41fBre4IvZcXCra3wWu1L7qXhOt&#10;omAsaO257G8bsr5XfMNadx7/ouT4CxHeAp4J8d3iHhu3+/58xtfV8d8AAAD//wMAUEsDBBQABgAI&#10;AAAAIQAkcdaC4wAAAA8BAAAPAAAAZHJzL2Rvd25yZXYueG1sTI/BasMwEETvhf6D2EJvjeQ6Ma5r&#10;OYTQ9hQKTQqlN8Xa2CaWZCzFdv6+61Nzm2GH2Tf5ejItG7D3jbMSooUAhrZ0urGVhO/D+1MKzAdl&#10;tWqdRQlX9LAu7u9ylWk32i8c9qFiVGJ9piTUIXQZ576s0Si/cB1aup1cb1Qg21dc92qkctPyZyES&#10;blRj6UOtOtzWWJ73FyPhY1TjJo7eht35tL3+HlafP7sIpXx8mDavwAJO4T8MMz6hQ0FMR3ex2rOW&#10;vEhSYg+koniZAJsz8UrQwOOsXpYp8CLntzuKPwAAAP//AwBQSwECLQAUAAYACAAAACEAtoM4kv4A&#10;AADhAQAAEwAAAAAAAAAAAAAAAAAAAAAAW0NvbnRlbnRfVHlwZXNdLnhtbFBLAQItABQABgAIAAAA&#10;IQA4/SH/1gAAAJQBAAALAAAAAAAAAAAAAAAAAC8BAABfcmVscy8ucmVsc1BLAQItABQABgAIAAAA&#10;IQDj0qmPEgQAAKUJAAAOAAAAAAAAAAAAAAAAAC4CAABkcnMvZTJvRG9jLnhtbFBLAQItABQABgAI&#10;AAAAIQAkcdaC4wAAAA8BAAAPAAAAAAAAAAAAAAAAAGwGAABkcnMvZG93bnJldi54bWxQSwUGAAAA&#10;AAQABADzAAAAfAcAAAAA&#10;">
-                <v:shape id="_x0000_s1033" type="#_x0000_t202" style="position:absolute;left:317;top:444;width:17634;height:15621;visibility:visible;mso-wrap-style:square;v-text-anchor:top" o:gfxdata="UEsDBBQABgAIAAAAIQDb4fbL7gAAAIUBAAATAAAAW0NvbnRlbnRfVHlwZXNdLnhtbHyQz07DMAyH&#10;70i8Q+QralM4IITa7kDhCAiNB7ASt43WOlEcyvb2pNu4IODoPz9/n1xv9vOkForiPDdwXVagiI23&#10;jocG3rdPxR0oScgWJ8/UwIEENu3lRb09BBKV0ywNjCmFe63FjDSjlD4Q50nv44wpl3HQAc0OB9I3&#10;VXWrjedEnIq03oC27qjHjympx31un0wiTQLq4bS4shrAECZnMGVTvbD9QSnOhDInjzsyuiBXWQP0&#10;r4R18jfgnHvJr4nOknrFmJ5xzhraRtHWf3Kkpfz/yGo5S+H73hkquyhdjr3R8m2lj09svwAAAP//&#10;AwBQSwMEFAAGAAgAAAAhAFr0LFu/AAAAFQEAAAsAAABfcmVscy8ucmVsc2zPwWrDMAwG4Ptg72B0&#10;X5TuUMaI01uh19I+gLGVxCy2jGSy9e1nemrHjpL4P0nD4SetZiPRyNnCruvBUPYcYp4tXC/Htw8w&#10;Wl0ObuVMFm6kcBhfX4Yzra62kC6xqGlKVgtLreUTUf1CyWnHhXKbTCzJ1VbKjMX5LzcTvvf9HuXR&#10;gPHJNKdgQU5hB+ZyK23zHztFL6w81c5zQp6m6P9TMfB3PtPWFCczVQtB9N4U2rp2HOA44NMz4y8A&#10;AAD//wMAUEsDBBQABgAIAAAAIQC36yMMwwAAANsAAAAPAAAAZHJzL2Rvd25yZXYueG1sRI/Ni8Iw&#10;FMTvC/4P4QleFk3toSzVKH6Ch92DH3h+NM+22LyUJNr635uFhT0OM/MbZr7sTSOe5HxtWcF0koAg&#10;LqyuuVRwOe/HXyB8QNbYWCYFL/KwXAw+5phr2/GRnqdQighhn6OCKoQ2l9IXFRn0E9sSR+9mncEQ&#10;pSuldthFuGlkmiSZNFhzXKiwpU1Fxf30MAqyrXt0R958bi+7b/xpy/S6fl2VGg371QxEoD78h//a&#10;B60gzeD3S/wBcvEGAAD//wMAUEsBAi0AFAAGAAgAAAAhANvh9svuAAAAhQEAABMAAAAAAAAAAAAA&#10;AAAAAAAAAFtDb250ZW50X1R5cGVzXS54bWxQSwECLQAUAAYACAAAACEAWvQsW78AAAAVAQAACwAA&#10;AAAAAAAAAAAAAAAfAQAAX3JlbHMvLnJlbHNQSwECLQAUAAYACAAAACEAt+sjDMMAAADbAAAADwAA&#10;AAAAAAAAAAAAAAAHAgAAZHJzL2Rvd25yZXYueG1sUEsFBgAAAAADAAMAtwAAAPcCAAAAAA==&#10;" stroked="f">
+              <v:group w14:anchorId="0AB0FEB2" id="群組 19" o:spid="_x0000_s1032" style="position:absolute;left:0;text-align:left;margin-left:534.4pt;margin-top:567.3pt;width:140.6pt;height:130.1pt;z-index:251651072;mso-position-horizontal-relative:page;mso-position-vertical-relative:page;mso-width-relative:margin;mso-height-relative:margin" coordorigin="108" coordsize="17868,16510" o:gfxdata="UEsDBBQABgAIAAAAIQC2gziS/gAAAOEBAAATAAAAW0NvbnRlbnRfVHlwZXNdLnhtbJSRQU7DMBBF&#10;90jcwfIWJU67QAgl6YK0S0CoHGBkTxKLZGx5TGhvj5O2G0SRWNoz/78nu9wcxkFMGNg6quQqL6RA&#10;0s5Y6ir5vt9lD1JwBDIwOMJKHpHlpr69KfdHjyxSmriSfYz+USnWPY7AufNIadK6MEJMx9ApD/oD&#10;OlTrorhX2lFEilmcO2RdNtjC5xDF9pCuTyYBB5bi6bQ4syoJ3g9WQ0ymaiLzg5KdCXlKLjvcW893&#10;SUOqXwnz5DrgnHtJTxOsQfEKIT7DmDSUCaxw7Rqn8787ZsmRM9e2VmPeBN4uqYvTtW7jvijg9N/y&#10;JsXecLq0q+WD6m8AAAD//wMAUEsDBBQABgAIAAAAIQA4/SH/1gAAAJQBAAALAAAAX3JlbHMvLnJl&#10;bHOkkMFqwzAMhu+DvYPRfXGawxijTi+j0GvpHsDYimMaW0Yy2fr2M4PBMnrbUb/Q94l/f/hMi1qR&#10;JVI2sOt6UJgd+ZiDgffL8ekFlFSbvV0oo4EbChzGx4f9GRdb25HMsYhqlCwG5lrLq9biZkxWOiqY&#10;22YiTra2kYMu1l1tQD30/bPm3wwYN0x18gb45AdQl1tp5j/sFB2T0FQ7R0nTNEV3j6o9feQzro1i&#10;OWA14Fm+Q8a1a8+Bvu/d/dMb2JY5uiPbhG/ktn4cqGU/er3pcvwCAAD//wMAUEsDBBQABgAIAAAA&#10;IQCYVntDKQQAAMoJAAAOAAAAZHJzL2Uyb0RvYy54bWy0VktvJDUQviPxHyzfyUzPKzOtdFZDdhMh&#10;ZXejzaI9e9zuB7htY3vSE85ISBxBWi5ICISEOHDkwAH+TTb8DMqP7s5LC1rEHHrKjypXffVV2QeP&#10;dg1HF0ybWooMJ3tjjJigMq9FmeGPXx5/sMTIWCJywqVgGb5kBj86fP+9g1albCIryXOmERgRJm1V&#10;hitrVToaGVqxhpg9qZiAxULqhlgY6nKUa9KC9YaPJuPxYtRKnSstKTMGZh+HRXzo7RcFo/Z5URhm&#10;Ec8w+Gb9V/vvxn1HhwckLTVRVU2jG+QdvGhILeDQ3tRjYgna6vqeqaamWhpZ2D0qm5EsipoyHwNE&#10;k4zvRHOi5Vb5WMq0LVUPE0B7B6d3NkufXZxpVOeQuxVGgjSQo+s/f7r+7QsEE4BOq8oUNp1oda7O&#10;dJwow8gFvCt04/4hFLTzuF72uLKdRRQmk/3lfDEG+CmsJYv5ZAYDjzytID1OLxkvlwuMBl1aPRm0&#10;F8vVoJ2Mg/aoO3zkfOxdahUwyQxgmf8G1nlFFPM5MA6HCNYEfA1gvXn95dWv3755/fvVD1+hSUDM&#10;73RwIbv7ULroPDeMOpX0U4OEPKqIKNlaa9lWjOTgYuI0IZBe1SFvUuOMbNqnMoe8kK2V3tAdzKfJ&#10;/hzgAexmsxlIHtkB+8V0uppH7OeLCcDnz+rQI6nSxp4w2SAnZFhD0fhjyMWpsc6tYYvLtJG8zo9r&#10;zv1Al5sjrtEFgQI79r9o/dY2LlCb4dV8MveWhXT63s+mttAAeN1keAmJ7YjhYHkicr/FkpoHGTzh&#10;IuLkoAkg2d1m5yncw7+R+SUAp2Wod+hPIFRSf45RC7WeYfPZlmiGEf9IAPiuMXSC7oRNJxBBQTXD&#10;FqMgHlnfQFz4Qq4hKUXtYXIJCydHF4GGwcP/n4+Q4MDHq++++evnr6+//+Xqjx8RwA0I3mBVHAXs&#10;BgbE4r1XhAOJlm8vwYEhHYnkVuQvbjHJ4VXm0U2Sf4JR0XBotkAdtFhNO1Z61t0j3Q3GBC4F0t/n&#10;o7s4WM9Iuwulx7cN1FBg6WLeswymXf/x5J1200Ayf/04K96PG0x+mIDGXnLmXOHiBSuAilDyE0/0&#10;3lA4g1DKhI3doCI5C9Pu5C78XsMf7Q06ywXUS287GrgdamcbUgxexv1OlflrsFcev82xoNxr+JOl&#10;sL1yUwupHzLAIap4ctgPXvgGFqAZSqMvSqPocQ0N55QYe0Y0EAHK0FXqc/gUXEK/kFHCyNXuQ/P/&#10;VNmrZDbrq3s235/AIFR4XAlVHlfEtjmS0McSeLMo6kW33/JOLLRsXsGDY+36CSx1rYFa3Q1ic0Dw&#10;ZKFsvfbb4KpXxJ6Kc0W7u8C12pe7V0SrWDAWau2Z7G4bkt5pvmGvy8e/aDn+QoQHg2dCfNy4F8nN&#10;sc/P8AQ7/BsAAP//AwBQSwMEFAAGAAgAAAAhACRx1oLjAAAADwEAAA8AAABkcnMvZG93bnJldi54&#10;bWxMj8FqwzAQRO+F/oPYQm+N5Doxrms5hND2FApNCqU3xdrYJpZkLMV2/r7rU3ObYYfZN/l6Mi0b&#10;sPeNsxKihQCGtnS6sZWE78P7UwrMB2W1ap1FCVf0sC7u73KVaTfaLxz2oWJUYn2mJNQhdBnnvqzR&#10;KL9wHVq6nVxvVCDbV1z3aqRy0/JnIRJuVGPpQ6063NZYnvcXI+FjVOMmjt6G3fm0vf4eVp8/uwil&#10;fHyYNq/AAk7hPwwzPqFDQUxHd7Has5a8SFJiD6SieJkAmzPxStDA46xelinwIue3O4o/AAAA//8D&#10;AFBLAQItABQABgAIAAAAIQC2gziS/gAAAOEBAAATAAAAAAAAAAAAAAAAAAAAAABbQ29udGVudF9U&#10;eXBlc10ueG1sUEsBAi0AFAAGAAgAAAAhADj9If/WAAAAlAEAAAsAAAAAAAAAAAAAAAAALwEAAF9y&#10;ZWxzLy5yZWxzUEsBAi0AFAAGAAgAAAAhAJhWe0MpBAAAygkAAA4AAAAAAAAAAAAAAAAALgIAAGRy&#10;cy9lMm9Eb2MueG1sUEsBAi0AFAAGAAgAAAAhACRx1oLjAAAADwEAAA8AAAAAAAAAAAAAAAAAgwYA&#10;AGRycy9kb3ducmV2LnhtbFBLBQYAAAAABAAEAPMAAACTBwAAAAA=&#10;">
+                <v:shape id="_x0000_s1033" type="#_x0000_t202" style="position:absolute;left:317;top:444;width:17634;height:15621;visibility:visible;mso-wrap-style:square;v-text-anchor:top" o:gfxdata="UEsDBBQABgAIAAAAIQDw94q7/QAAAOIBAAATAAAAW0NvbnRlbnRfVHlwZXNdLnhtbJSRzUrEMBDH&#10;74LvEOYqbaoHEWm6B6tHFV0fYEimbdg2CZlYd9/edD8u4goeZ+b/8SOpV9tpFDNFtt4puC4rEOS0&#10;N9b1Cj7WT8UdCE7oDI7ekYIdMayay4t6vQvEIrsdKxhSCvdSsh5oQi59IJcvnY8TpjzGXgbUG+xJ&#10;3lTVrdTeJXKpSEsGNHVLHX6OSTxu8/pAEmlkEA8H4dKlAEMYrcaUSeXszI+W4thQZudew4MNfJUx&#10;QP7asFzOFxx9L/lpojUkXjGmZ5wyhjSRJQ8YKGvKv1MWzIkL33VWU9lGfl98J6hz4cZ/uUjzf7Pb&#10;bHuj+ZQu9z/UfAMAAP//AwBQSwMEFAAGAAgAAAAhADHdX2HSAAAAjwEAAAsAAABfcmVscy8ucmVs&#10;c6SQwWrDMAyG74O9g9G9cdpDGaNOb4VeSwe7CltJTGPLWCZt376mMFhGbzvqF/o+8e/2tzCpmbJ4&#10;jgbWTQuKomXn42Dg63xYfYCSgtHhxJEM3Elg372/7U40YalHMvokqlKiGBhLSZ9aix0poDScKNZN&#10;zzlgqWMedEJ7wYH0pm23Ov9mQLdgqqMzkI9uA+p8T9X8hx28zSzcl8Zy0Nz33r6iasfXeKK5UjAP&#10;VAy4LM8w09zU50C/9q7/6ZURE31X/kL8TKv1x6wXNXYPAAAA//8DAFBLAwQUAAYACAAAACEAMy8F&#10;nkEAAAA5AAAAEAAAAGRycy9zaGFwZXhtbC54bWyysa/IzVEoSy0qzszPs1Uy1DNQUkjNS85PycxL&#10;t1UKDXHTtVBSKC5JzEtJzMnPS7VVqkwtVrK34+UCAAAA//8DAFBLAwQUAAYACAAAACEAt+sjDMMA&#10;AADbAAAADwAAAGRycy9kb3ducmV2LnhtbESPzYvCMBTE7wv+D+EJXhZN7aEs1Sh+gofdgx94fjTP&#10;tti8lCTa+t+bhYU9DjPzG2a+7E0jnuR8bVnBdJKAIC6srrlUcDnvx18gfEDW2FgmBS/ysFwMPuaY&#10;a9vxkZ6nUIoIYZ+jgiqENpfSFxUZ9BPbEkfvZp3BEKUrpXbYRbhpZJokmTRYc1yosKVNRcX99DAK&#10;sq17dEfefG4vu2/8acv0un5dlRoN+9UMRKA+/If/2getIM3g90v8AXLxBgAA//8DAFBLAQItABQA&#10;BgAIAAAAIQDw94q7/QAAAOIBAAATAAAAAAAAAAAAAAAAAAAAAABbQ29udGVudF9UeXBlc10ueG1s&#10;UEsBAi0AFAAGAAgAAAAhADHdX2HSAAAAjwEAAAsAAAAAAAAAAAAAAAAALgEAAF9yZWxzLy5yZWxz&#10;UEsBAi0AFAAGAAgAAAAhADMvBZ5BAAAAOQAAABAAAAAAAAAAAAAAAAAAKQIAAGRycy9zaGFwZXht&#10;bC54bWxQSwECLQAUAAYACAAAACEAt+sjDMMAAADbAAAADwAAAAAAAAAAAAAAAACYAgAAZHJzL2Rv&#10;d25yZXYueG1sUEsFBgAAAAAEAAQA9QAAAIgDAAAAAA==&#10;" stroked="f">
                   <v:textbox inset="0,0,0,0">
                     <w:txbxContent>
                       <w:p>
@@ -9969,7 +9006,6 @@
                                   <w:szCs w:val="26"/>
                                 </w:rPr>
                               </w:pPr>
-                              <w:proofErr w:type="gramStart"/>
                               <w:r>
                                 <w:rPr>
                                   <w:rFonts w:ascii="Barlow Condensed Medium" w:eastAsia="華康儷楷書" w:hAnsi="Barlow Condensed Medium" w:cs="華康儷楷書" w:hint="eastAsia"/>
@@ -9978,18 +9014,7 @@
                                   <w:sz w:val="26"/>
                                   <w:szCs w:val="26"/>
                                 </w:rPr>
-                                <w:t>希西家</w:t>
-                              </w:r>
-                              <w:proofErr w:type="gramEnd"/>
-                              <w:r>
-                                <w:rPr>
-                                  <w:rFonts w:ascii="Barlow Condensed Medium" w:eastAsia="華康儷楷書" w:hAnsi="Barlow Condensed Medium" w:cs="華康儷楷書" w:hint="eastAsia"/>
-                                  <w:color w:val="000000" w:themeColor="text1"/>
-                                  <w:w w:val="75"/>
-                                  <w:sz w:val="26"/>
-                                  <w:szCs w:val="26"/>
-                                </w:rPr>
-                                <w:t>與神立約</w:t>
+                                <w:t>希西家與神立約</w:t>
                               </w:r>
                             </w:p>
                           </w:tc>
@@ -10444,7 +9469,6 @@
                                   <w:szCs w:val="26"/>
                                 </w:rPr>
                               </w:pPr>
-                              <w:proofErr w:type="gramStart"/>
                               <w:r>
                                 <w:rPr>
                                   <w:rFonts w:ascii="Barlow Condensed Medium" w:eastAsia="華康中黑體" w:hAnsi="Barlow Condensed Medium" w:hint="eastAsia"/>
@@ -10454,7 +9478,6 @@
                                 </w:rPr>
                                 <w:t>啟應</w:t>
                               </w:r>
-                              <w:proofErr w:type="gramEnd"/>
                               <w:r>
                                 <w:rPr>
                                   <w:rFonts w:ascii="Barlow Condensed Medium" w:eastAsia="華康中黑體" w:hAnsi="Barlow Condensed Medium" w:hint="eastAsia"/>
@@ -10617,7 +9640,7 @@
                     </w:txbxContent>
                   </v:textbox>
                 </v:shape>
-                <v:roundrect id="圓角矩形 25" o:spid="_x0000_s1034" style="position:absolute;left:108;width:17869;height:16510;visibility:visible;mso-wrap-style:square;v-text-anchor:middle" arcsize="4542f" o:gfxdata="UEsDBBQABgAIAAAAIQDb4fbL7gAAAIUBAAATAAAAW0NvbnRlbnRfVHlwZXNdLnhtbHyQz07DMAyH&#10;70i8Q+QralM4IITa7kDhCAiNB7ASt43WOlEcyvb2pNu4IODoPz9/n1xv9vOkForiPDdwXVagiI23&#10;jocG3rdPxR0oScgWJ8/UwIEENu3lRb09BBKV0ywNjCmFe63FjDSjlD4Q50nv44wpl3HQAc0OB9I3&#10;VXWrjedEnIq03oC27qjHjympx31un0wiTQLq4bS4shrAECZnMGVTvbD9QSnOhDInjzsyuiBXWQP0&#10;r4R18jfgnHvJr4nOknrFmJ5xzhraRtHWf3Kkpfz/yGo5S+H73hkquyhdjr3R8m2lj09svwAAAP//&#10;AwBQSwMEFAAGAAgAAAAhAFr0LFu/AAAAFQEAAAsAAABfcmVscy8ucmVsc2zPwWrDMAwG4Ptg72B0&#10;X5TuUMaI01uh19I+gLGVxCy2jGSy9e1nemrHjpL4P0nD4SetZiPRyNnCruvBUPYcYp4tXC/Htw8w&#10;Wl0ObuVMFm6kcBhfX4Yzra62kC6xqGlKVgtLreUTUf1CyWnHhXKbTCzJ1VbKjMX5LzcTvvf9HuXR&#10;gPHJNKdgQU5hB+ZyK23zHztFL6w81c5zQp6m6P9TMfB3PtPWFCczVQtB9N4U2rp2HOA44NMz4y8A&#10;AAD//wMAUEsDBBQABgAIAAAAIQCklnWGwgAAANsAAAAPAAAAZHJzL2Rvd25yZXYueG1sRI9Bi8Iw&#10;FITvgv8hPMGbpgq6Uo0iiuJxrSt6fDbPtrR5KU3U+u83wsIeh5n5hlmsWlOJJzWusKxgNIxAEKdW&#10;F5wp+DntBjMQziNrrCyTgjc5WC27nQXG2r74SM/EZyJA2MWoIPe+jqV0aU4G3dDWxMG728agD7LJ&#10;pG7wFeCmkuMomkqDBYeFHGva5JSWycMo2G/K7eVw9kk5whNOv+7r7fX2rVS/167nIDy1/j/81z5o&#10;BeMJfL6EHyCXvwAAAP//AwBQSwECLQAUAAYACAAAACEA2+H2y+4AAACFAQAAEwAAAAAAAAAAAAAA&#10;AAAAAAAAW0NvbnRlbnRfVHlwZXNdLnhtbFBLAQItABQABgAIAAAAIQBa9CxbvwAAABUBAAALAAAA&#10;AAAAAAAAAAAAAB8BAABfcmVscy8ucmVsc1BLAQItABQABgAIAAAAIQCklnWGwgAAANsAAAAPAAAA&#10;AAAAAAAAAAAAAAcCAABkcnMvZG93bnJldi54bWxQSwUGAAAAAAMAAwC3AAAA9gIAAAAA&#10;" filled="f" strokecolor="#5a5a5a [2109]" strokeweight="2.5pt">
+                <v:roundrect id="圓角矩形 25" o:spid="_x0000_s1034" style="position:absolute;left:108;width:17869;height:16510;visibility:visible;mso-wrap-style:square;v-text-anchor:middle" arcsize="4542f" o:gfxdata="UEsDBBQABgAIAAAAIQDw94q7/QAAAOIBAAATAAAAW0NvbnRlbnRfVHlwZXNdLnhtbJSRzUrEMBDH&#10;74LvEOYqbaoHEWm6B6tHFV0fYEimbdg2CZlYd9/edD8u4goeZ+b/8SOpV9tpFDNFtt4puC4rEOS0&#10;N9b1Cj7WT8UdCE7oDI7ekYIdMayay4t6vQvEIrsdKxhSCvdSsh5oQi59IJcvnY8TpjzGXgbUG+xJ&#10;3lTVrdTeJXKpSEsGNHVLHX6OSTxu8/pAEmlkEA8H4dKlAEMYrcaUSeXszI+W4thQZudew4MNfJUx&#10;QP7asFzOFxx9L/lpojUkXjGmZ5wyhjSRJQ8YKGvKv1MWzIkL33VWU9lGfl98J6hz4cZ/uUjzf7Pb&#10;bHuj+ZQu9z/UfAMAAP//AwBQSwMEFAAGAAgAAAAhADHdX2HSAAAAjwEAAAsAAABfcmVscy8ucmVs&#10;c6SQwWrDMAyG74O9g9G9cdpDGaNOb4VeSwe7CltJTGPLWCZt376mMFhGbzvqF/o+8e/2tzCpmbJ4&#10;jgbWTQuKomXn42Dg63xYfYCSgtHhxJEM3Elg372/7U40YalHMvokqlKiGBhLSZ9aix0poDScKNZN&#10;zzlgqWMedEJ7wYH0pm23Ov9mQLdgqqMzkI9uA+p8T9X8hx28zSzcl8Zy0Nz33r6iasfXeKK5UjAP&#10;VAy4LM8w09zU50C/9q7/6ZURE31X/kL8TKv1x6wXNXYPAAAA//8DAFBLAwQUAAYACAAAACEAMy8F&#10;nkEAAAA5AAAAEAAAAGRycy9zaGFwZXhtbC54bWyysa/IzVEoSy0qzszPs1Uy1DNQUkjNS85PycxL&#10;t1UKDXHTtVBSKC5JzEtJzMnPS7VVqkwtVrK34+UCAAAA//8DAFBLAwQUAAYACAAAACEApJZ1hsIA&#10;AADbAAAADwAAAGRycy9kb3ducmV2LnhtbESPQYvCMBSE74L/ITzBm6YKulKNIorica0renw2z7a0&#10;eSlN1PrvN8LCHoeZ+YZZrFpTiSc1rrCsYDSMQBCnVhecKfg57QYzEM4ja6wsk4I3OVgtu50Fxtq+&#10;+EjPxGciQNjFqCD3vo6ldGlOBt3Q1sTBu9vGoA+yyaRu8BXgppLjKJpKgwWHhRxr2uSUlsnDKNhv&#10;yu3lcPZJOcITTr/u6+319q1Uv9eu5yA8tf4//Nc+aAXjCXy+hB8gl78AAAD//wMAUEsBAi0AFAAG&#10;AAgAAAAhAPD3irv9AAAA4gEAABMAAAAAAAAAAAAAAAAAAAAAAFtDb250ZW50X1R5cGVzXS54bWxQ&#10;SwECLQAUAAYACAAAACEAMd1fYdIAAACPAQAACwAAAAAAAAAAAAAAAAAuAQAAX3JlbHMvLnJlbHNQ&#10;SwECLQAUAAYACAAAACEAMy8FnkEAAAA5AAAAEAAAAAAAAAAAAAAAAAApAgAAZHJzL3NoYXBleG1s&#10;LnhtbFBLAQItABQABgAIAAAAIQCklnWGwgAAANsAAAAPAAAAAAAAAAAAAAAAAJgCAABkcnMvZG93&#10;bnJldi54bWxQSwUGAAAAAAQABAD1AAAAhwMAAAAA&#10;" filled="f" strokecolor="#5a5a5a [2109]" strokeweight="2.5pt">
                   <v:stroke joinstyle="miter"/>
                 </v:roundrect>
                 <w10:wrap anchorx="page" anchory="page"/>
@@ -10664,6 +9687,7 @@
         <w:rPr>
           <w:rFonts w:ascii="Barlow Condensed Medium" w:hAnsi="Barlow Condensed Medium"/>
           <w:noProof/>
+          <w:lang w:bidi="he-IL"/>
         </w:rPr>
         <mc:AlternateContent>
           <mc:Choice Requires="wps">
@@ -10785,7 +9809,7 @@
           </mc:Choice>
           <mc:Fallback>
             <w:pict>
-              <v:shape w14:anchorId="76BD7DFF" id="文字方塊 2" o:spid="_x0000_s1035" type="#_x0000_t202" style="position:absolute;margin-left:31.4pt;margin-top:-54.1pt;width:109.8pt;height:110.6pt;z-index:251667456;visibility:visible;mso-wrap-style:square;mso-width-percent:0;mso-height-percent:200;mso-wrap-distance-left:9pt;mso-wrap-distance-top:3.6pt;mso-wrap-distance-right:9pt;mso-wrap-distance-bottom:3.6pt;mso-position-horizontal:absolute;mso-position-horizontal-relative:text;mso-position-vertical:absolute;mso-position-vertical-relative:text;mso-width-percent:0;mso-height-percent:200;mso-width-relative:margin;mso-height-relative:margin;v-text-anchor:top" o:gfxdata="UEsDBBQABgAIAAAAIQC2gziS/gAAAOEBAAATAAAAW0NvbnRlbnRfVHlwZXNdLnhtbJSRQU7DMBBF&#10;90jcwfIWJU67QAgl6YK0S0CoHGBkTxKLZGx5TGhvj5O2G0SRWNoz/78nu9wcxkFMGNg6quQqL6RA&#10;0s5Y6ir5vt9lD1JwBDIwOMJKHpHlpr69KfdHjyxSmriSfYz+USnWPY7AufNIadK6MEJMx9ApD/oD&#10;OlTrorhX2lFEilmcO2RdNtjC5xDF9pCuTyYBB5bi6bQ4syoJ3g9WQ0ymaiLzg5KdCXlKLjvcW893&#10;SUOqXwnz5DrgnHtJTxOsQfEKIT7DmDSUCaxw7Rqn8787ZsmRM9e2VmPeBN4uqYvTtW7jvijg9N/y&#10;JsXecLq0q+WD6m8AAAD//wMAUEsDBBQABgAIAAAAIQA4/SH/1gAAAJQBAAALAAAAX3JlbHMvLnJl&#10;bHOkkMFqwzAMhu+DvYPRfXGawxijTi+j0GvpHsDYimMaW0Yy2fr2M4PBMnrbUb/Q94l/f/hMi1qR&#10;JVI2sOt6UJgd+ZiDgffL8ekFlFSbvV0oo4EbChzGx4f9GRdb25HMsYhqlCwG5lrLq9biZkxWOiqY&#10;22YiTra2kYMu1l1tQD30/bPm3wwYN0x18gb45AdQl1tp5j/sFB2T0FQ7R0nTNEV3j6o9feQzro1i&#10;OWA14Fm+Q8a1a8+Bvu/d/dMb2JY5uiPbhG/ktn4cqGU/er3pcvwCAAD//wMAUEsDBBQABgAIAAAA&#10;IQDb2yLv9gEAANUDAAAOAAAAZHJzL2Uyb0RvYy54bWysU9tu2zAMfR+wfxD0vti5NGiNKEXXLsOA&#10;rhvQ7QNkWY6FSaImKbGzrx8lu2mwvQ3zg0Ca4iHPIbW5HYwmR+mDAsvofFZSIq2ARtk9o9+/7d5d&#10;UxIitw3XYCWjJxno7fbtm03vKrmADnQjPUEQG6reMdrF6KqiCKKThocZOGkx2II3PKLr90XjeY/o&#10;RheLslwXPfjGeRAyBPz7MAbpNuO3rRTxS9sGGYlmFHuL+fT5rNNZbDe82nvuOiWmNvg/dGG4slj0&#10;DPXAIycHr/6CMkp4CNDGmQBTQNsqITMHZDMv/2Dz3HEnMxcUJ7izTOH/wYqn47P76kkc3sOAA8wk&#10;gnsE8SMQC/cdt3t55z30neQNFp4nyYrehWpKTVKHKiSQuv8MDQ6ZHyJkoKH1JqmCPAmi4wBOZ9Hl&#10;EIlIJZc3q9UCQwJj81W5WqOTavDqJd35ED9KMCQZjHqcaobnx8cQx6svV1I1CzuldZ6stqRn9OZq&#10;cZUTLiJGRVw8rQyj12X6xlVILD/YJidHrvRoYy/aTrQT05FzHOqBqIbRZcpNKtTQnFAHD+Oe4btA&#10;owP/i5Ied4zR8PPAvaREf7Ko5XKd6pJ46fhLp750uBUIxWikZDTvY17kRDm4O9R8p7Iar51MLePu&#10;ZD2nPU/LeennW6+vcfsbAAD//wMAUEsDBBQABgAIAAAAIQDzFSp83QAAAAsBAAAPAAAAZHJzL2Rv&#10;d25yZXYueG1sTI/BTsMwEETvSPyDtUjcWjsmqkIap0JIcCcUxNGNt0kgtiPbTcLfs5zguJqnmbfV&#10;YbUjmzHEwTsF2VYAQ9d6M7hOwfH1aVMAi0k7o0fvUME3RjjU11eVLo1f3AvOTeoYlbhYagV9SlPJ&#10;eWx7tDpu/YSOsrMPVic6Q8dN0AuV25FLIXbc6sHRQq8nfOyx/WouVsHnEZe39sM04X1Yn+fc32d5&#10;k5S6vVkf9sASrukPhl99UoeanE7+4kxko4KdJPOkYJOJQgIjQhYyB3YiNLsTwOuK//+h/gEAAP//&#10;AwBQSwECLQAUAAYACAAAACEAtoM4kv4AAADhAQAAEwAAAAAAAAAAAAAAAAAAAAAAW0NvbnRlbnRf&#10;VHlwZXNdLnhtbFBLAQItABQABgAIAAAAIQA4/SH/1gAAAJQBAAALAAAAAAAAAAAAAAAAAC8BAABf&#10;cmVscy8ucmVsc1BLAQItABQABgAIAAAAIQDb2yLv9gEAANUDAAAOAAAAAAAAAAAAAAAAAC4CAABk&#10;cnMvZTJvRG9jLnhtbFBLAQItABQABgAIAAAAIQDzFSp83QAAAAsBAAAPAAAAAAAAAAAAAAAAAFAE&#10;AABkcnMvZG93bnJldi54bWxQSwUGAAAAAAQABADzAAAAWgUAAAAA&#10;" filled="f" stroked="f">
+              <v:shape w14:anchorId="76BD7DFF" id="文字方塊 2" o:spid="_x0000_s1035" type="#_x0000_t202" style="position:absolute;margin-left:31.4pt;margin-top:-54.1pt;width:109.8pt;height:110.6pt;z-index:251667456;visibility:visible;mso-wrap-style:square;mso-width-percent:0;mso-height-percent:200;mso-wrap-distance-left:9pt;mso-wrap-distance-top:3.6pt;mso-wrap-distance-right:9pt;mso-wrap-distance-bottom:3.6pt;mso-position-horizontal:absolute;mso-position-horizontal-relative:text;mso-position-vertical:absolute;mso-position-vertical-relative:text;mso-width-percent:0;mso-height-percent:200;mso-width-relative:margin;mso-height-relative:margin;v-text-anchor:top" o:gfxdata="UEsDBBQABgAIAAAAIQC2gziS/gAAAOEBAAATAAAAW0NvbnRlbnRfVHlwZXNdLnhtbJSRQU7DMBBF&#10;90jcwfIWJU67QAgl6YK0S0CoHGBkTxKLZGx5TGhvj5O2G0SRWNoz/78nu9wcxkFMGNg6quQqL6RA&#10;0s5Y6ir5vt9lD1JwBDIwOMJKHpHlpr69KfdHjyxSmriSfYz+USnWPY7AufNIadK6MEJMx9ApD/oD&#10;OlTrorhX2lFEilmcO2RdNtjC5xDF9pCuTyYBB5bi6bQ4syoJ3g9WQ0ymaiLzg5KdCXlKLjvcW893&#10;SUOqXwnz5DrgnHtJTxOsQfEKIT7DmDSUCaxw7Rqn8787ZsmRM9e2VmPeBN4uqYvTtW7jvijg9N/y&#10;JsXecLq0q+WD6m8AAAD//wMAUEsDBBQABgAIAAAAIQA4/SH/1gAAAJQBAAALAAAAX3JlbHMvLnJl&#10;bHOkkMFqwzAMhu+DvYPRfXGawxijTi+j0GvpHsDYimMaW0Yy2fr2M4PBMnrbUb/Q94l/f/hMi1qR&#10;JVI2sOt6UJgd+ZiDgffL8ekFlFSbvV0oo4EbChzGx4f9GRdb25HMsYhqlCwG5lrLq9biZkxWOiqY&#10;22YiTra2kYMu1l1tQD30/bPm3wwYN0x18gb45AdQl1tp5j/sFB2T0FQ7R0nTNEV3j6o9feQzro1i&#10;OWA14Fm+Q8a1a8+Bvu/d/dMb2JY5uiPbhG/ktn4cqGU/er3pcvwCAAD//wMAUEsDBBQABgAIAAAA&#10;IQBLCYWQHgIAAP8DAAAOAAAAZHJzL2Uyb0RvYy54bWysU12O0zAQfkfiDpbfadJf7UZNV8suRUjL&#10;j7RwANdxGgvbY2y3yXIBJA6wPHMADsCBds/B2GlLBG+IPFiezMw3830zXl50WpG9cF6CKel4lFMi&#10;DIdKmm1JP7xfPzujxAdmKqbAiJLeCU8vVk+fLFtbiAk0oCrhCIIYX7S2pE0ItsgyzxuhmR+BFQad&#10;NTjNAppum1WOtYiuVTbJ80XWgqusAy68x7/XvZOuEn5dCx7e1rUXgaiSYm8hnS6dm3hmqyUrto7Z&#10;RvJDG+wfutBMGix6grpmgZGdk39BackdeKjDiIPOoK4lF4kDshnnf7C5bZgViQuK4+1JJv//YPmb&#10;/TtHZIWzm1NimMYZPd5/efjx7fH+58P3r2QSJWqtLzDy1mJs6J5Dh+GJrrc3wD96YuCqYWYrLp2D&#10;thGswhbHMTMbpPY4PoJs2tdQYSm2C5CAutrpqB8qQhAdR3V3Go/oAuGx5PR8Npugi6NvPMtnCzRi&#10;DVYc063z4aUATeKlpA7nn+DZ/saHPvQYEqsZWEul8D8rlCFtSc/nk3lKGHi0DLiiSuqSnuXx65cm&#10;snxhqpQcmFT9HXtR5kA7Mu05h27TJZGnRzU3UN2hDg76jcQXhJcG3GdKWtzGkvpPO+YEJeqVQS2n&#10;i1iXhKHhhsZmaDDDEaqkgZL+ehXSykee3l6i5muZ1IjD6Ts5tIxblvQ8vIi4xkM7Rf1+t6tfAAAA&#10;//8DAFBLAwQUAAYACAAAACEA8xUqfN0AAAALAQAADwAAAGRycy9kb3ducmV2LnhtbEyPwU7DMBBE&#10;70j8g7VI3Fo7JqpCGqdCSHAnFMTRjbdJILYj203C37Oc4Liap5m31WG1I5sxxME7BdlWAEPXejO4&#10;TsHx9WlTAItJO6NH71DBN0Y41NdXlS6NX9wLzk3qGJW4WGoFfUpTyXlse7Q6bv2EjrKzD1YnOkPH&#10;TdALlduRSyF23OrB0UKvJ3zssf1qLlbB5xGXt/bDNOF9WJ/n3N9neZOUur1ZH/bAEq7pD4ZffVKH&#10;mpxO/uJMZKOCnSTzpGCTiUICI0IWMgd2IjS7E8Driv//of4BAAD//wMAUEsBAi0AFAAGAAgAAAAh&#10;ALaDOJL+AAAA4QEAABMAAAAAAAAAAAAAAAAAAAAAAFtDb250ZW50X1R5cGVzXS54bWxQSwECLQAU&#10;AAYACAAAACEAOP0h/9YAAACUAQAACwAAAAAAAAAAAAAAAAAvAQAAX3JlbHMvLnJlbHNQSwECLQAU&#10;AAYACAAAACEASwmFkB4CAAD/AwAADgAAAAAAAAAAAAAAAAAuAgAAZHJzL2Uyb0RvYy54bWxQSwEC&#10;LQAUAAYACAAAACEA8xUqfN0AAAALAQAADwAAAAAAAAAAAAAAAAB4BAAAZHJzL2Rvd25yZXYueG1s&#10;UEsFBgAAAAAEAAQA8wAAAIIFAAAAAA==&#10;" filled="f" stroked="f">
                 <v:textbox style="mso-fit-shape-to-text:t" inset="1mm,1mm,1mm,1mm">
                   <w:txbxContent>
                     <w:p>
@@ -10886,6 +9910,7 @@
         <w:rPr>
           <w:rFonts w:ascii="Barlow Condensed Medium" w:hAnsi="Barlow Condensed Medium"/>
           <w:noProof/>
+          <w:lang w:bidi="he-IL"/>
         </w:rPr>
         <mc:AlternateContent>
           <mc:Choice Requires="wps">
@@ -10984,7 +10009,7 @@
           </mc:Choice>
           <mc:Fallback>
             <w:pict>
-              <v:roundrect w14:anchorId="4775AEF3" id="圓角矩形 12" o:spid="_x0000_s1036" style="position:absolute;margin-left:-.9pt;margin-top:16.35pt;width:49.3pt;height:15.45pt;z-index:251646976;visibility:visible;mso-wrap-style:square;mso-width-percent:0;mso-height-percent:0;mso-wrap-distance-left:9pt;mso-wrap-distance-top:0;mso-wrap-distance-right:9pt;mso-wrap-distance-bottom:0;mso-position-horizontal:absolute;mso-position-horizontal-relative:text;mso-position-vertical:absolute;mso-position-vertical-relative:text;mso-width-percent:0;mso-height-percent:0;mso-width-relative:margin;mso-height-relative:margin;v-text-anchor:middle" arcsize="10923f" o:gfxdata="UEsDBBQABgAIAAAAIQC2gziS/gAAAOEBAAATAAAAW0NvbnRlbnRfVHlwZXNdLnhtbJSRQU7DMBBF&#10;90jcwfIWJU67QAgl6YK0S0CoHGBkTxKLZGx5TGhvj5O2G0SRWNoz/78nu9wcxkFMGNg6quQqL6RA&#10;0s5Y6ir5vt9lD1JwBDIwOMJKHpHlpr69KfdHjyxSmriSfYz+USnWPY7AufNIadK6MEJMx9ApD/oD&#10;OlTrorhX2lFEilmcO2RdNtjC5xDF9pCuTyYBB5bi6bQ4syoJ3g9WQ0ymaiLzg5KdCXlKLjvcW893&#10;SUOqXwnz5DrgnHtJTxOsQfEKIT7DmDSUCaxw7Rqn8787ZsmRM9e2VmPeBN4uqYvTtW7jvijg9N/y&#10;JsXecLq0q+WD6m8AAAD//wMAUEsDBBQABgAIAAAAIQA4/SH/1gAAAJQBAAALAAAAX3JlbHMvLnJl&#10;bHOkkMFqwzAMhu+DvYPRfXGawxijTi+j0GvpHsDYimMaW0Yy2fr2M4PBMnrbUb/Q94l/f/hMi1qR&#10;JVI2sOt6UJgd+ZiDgffL8ekFlFSbvV0oo4EbChzGx4f9GRdb25HMsYhqlCwG5lrLq9biZkxWOiqY&#10;22YiTra2kYMu1l1tQD30/bPm3wwYN0x18gb45AdQl1tp5j/sFB2T0FQ7R0nTNEV3j6o9feQzro1i&#10;OWA14Fm+Q8a1a8+Bvu/d/dMb2JY5uiPbhG/ktn4cqGU/er3pcvwCAAD//wMAUEsDBBQABgAIAAAA&#10;IQA1h022mgIAAKcFAAAOAAAAZHJzL2Uyb0RvYy54bWysVEtv2zAMvg/YfxB0X+2kD6xBnSJo0WFA&#10;1xZth54VWaoFyKImKbGzXz9Ksp2+sMOwi01R5EfyE8mz877VZCucV2AqOjsoKRGGQ63Mc0V/Pl59&#10;+UqJD8zUTIMRFd0JT8+Xnz+ddXYh5tCAroUjCGL8orMVbUKwi6LwvBEt8wdghcFLCa5lAY/uuagd&#10;6xC91cW8LE+KDlxtHXDhPWov8yVdJnwpBQ+3UnoRiK4o5hbS16XvOn6L5RlbPDtmG8WHNNg/ZNEy&#10;ZTDoBHXJAiMbp95BtYo78CDDAYe2ACkVF6kGrGZWvqnmoWFWpFqQHG8nmvz/g+U32wd755CGzvqF&#10;RzFW0UvXxj/mR/pE1m4iS/SBcFSezI9P5/i6HK9mp8enR4eRzGLvbJ0P3wS0JAoVdbAx9T0+SOKJ&#10;ba99yPajXQzoQav6SmmdDrEJxIV2ZMvw+UI/S6560/6AOutOjstyeERU41Nn9eGoxnRSK0WUlNyr&#10;ANrEMAZiwJxL1BR7JpIUdlpEO23uhSSqxtrnKZEJOQdlnAsTco6+YbXI6phKSvFdLgkwIkuMP2EP&#10;AK9rH7FzloN9dBWpxyfn8m+JZefJI0UGEybnVhlwHwForGqInO1HkjI1kaXQr3vkpqJH0TJq1lDv&#10;7hxxkGfOW36lsBGumQ93zOGQ4Tji4gi3+JEauorCIFHSgPv9kT7aY+/jLSUdDm1F/a8Nc4IS/d3g&#10;VMy+Rq5JSAcU3EvtetSaTXsB2FAzXE2WJzHaBj2K0kH7hHtlFaPhFTMcY1aUBzceLkJeIriZuFit&#10;khlOtGXh2jxYHsEjv7G3H/sn5uwwBQHH5wbGwWaLN3OQbaOngdUmgFRpSPZ8DszjNkjtPGyuuG5e&#10;npPVfr8u/wAAAP//AwBQSwMEFAAGAAgAAAAhACLrE1ncAAAABwEAAA8AAABkcnMvZG93bnJldi54&#10;bWxMzkFPwzAMBeA7Ev8hMhK3Ld2KOih1p4FAk7hMDMQ5bUxbaJzSZFv595gTHJ+e9fwV68n16khj&#10;6DwjLOYJKOLa244bhNeXx9k1qBANW9N7JoRvCrAuz88Kk1t/4mc67mOjZIRDbhDaGIdc61C35EyY&#10;+4FYunc/OhMljo22oznJuOv1Mkky7UzH8qE1A923VH/uDw7h7u0pTLRNrrLd5oG3aVp9fXQrxMuL&#10;aXMLKtIU/47hly90KMVU+QPboHqE2ULkESFdrkBJf5NJrhCyNANdFvq/v/wBAAD//wMAUEsBAi0A&#10;FAAGAAgAAAAhALaDOJL+AAAA4QEAABMAAAAAAAAAAAAAAAAAAAAAAFtDb250ZW50X1R5cGVzXS54&#10;bWxQSwECLQAUAAYACAAAACEAOP0h/9YAAACUAQAACwAAAAAAAAAAAAAAAAAvAQAAX3JlbHMvLnJl&#10;bHNQSwECLQAUAAYACAAAACEANYdNtpoCAACnBQAADgAAAAAAAAAAAAAAAAAuAgAAZHJzL2Uyb0Rv&#10;Yy54bWxQSwECLQAUAAYACAAAACEAIusTWdwAAAAHAQAADwAAAAAAAAAAAAAAAAD0BAAAZHJzL2Rv&#10;d25yZXYueG1sUEsFBgAAAAAEAAQA8wAAAP0FAAAAAA==&#10;" fillcolor="#5a5a5a [2109]" stroked="f" strokeweight="1pt">
+              <v:roundrect w14:anchorId="4775AEF3" id="圓角矩形 12" o:spid="_x0000_s1036" style="position:absolute;margin-left:-.9pt;margin-top:16.35pt;width:49.3pt;height:15.45pt;z-index:251646976;visibility:visible;mso-wrap-style:square;mso-width-percent:0;mso-height-percent:0;mso-wrap-distance-left:9pt;mso-wrap-distance-top:0;mso-wrap-distance-right:9pt;mso-wrap-distance-bottom:0;mso-position-horizontal:absolute;mso-position-horizontal-relative:text;mso-position-vertical:absolute;mso-position-vertical-relative:text;mso-width-percent:0;mso-height-percent:0;mso-width-relative:margin;mso-height-relative:margin;v-text-anchor:middle" arcsize="10923f" o:gfxdata="UEsDBBQABgAIAAAAIQC2gziS/gAAAOEBAAATAAAAW0NvbnRlbnRfVHlwZXNdLnhtbJSRQU7DMBBF&#10;90jcwfIWJU67QAgl6YK0S0CoHGBkTxKLZGx5TGhvj5O2G0SRWNoz/78nu9wcxkFMGNg6quQqL6RA&#10;0s5Y6ir5vt9lD1JwBDIwOMJKHpHlpr69KfdHjyxSmriSfYz+USnWPY7AufNIadK6MEJMx9ApD/oD&#10;OlTrorhX2lFEilmcO2RdNtjC5xDF9pCuTyYBB5bi6bQ4syoJ3g9WQ0ymaiLzg5KdCXlKLjvcW893&#10;SUOqXwnz5DrgnHtJTxOsQfEKIT7DmDSUCaxw7Rqn8787ZsmRM9e2VmPeBN4uqYvTtW7jvijg9N/y&#10;JsXecLq0q+WD6m8AAAD//wMAUEsDBBQABgAIAAAAIQA4/SH/1gAAAJQBAAALAAAAX3JlbHMvLnJl&#10;bHOkkMFqwzAMhu+DvYPRfXGawxijTi+j0GvpHsDYimMaW0Yy2fr2M4PBMnrbUb/Q94l/f/hMi1qR&#10;JVI2sOt6UJgd+ZiDgffL8ekFlFSbvV0oo4EbChzGx4f9GRdb25HMsYhqlCwG5lrLq9biZkxWOiqY&#10;22YiTra2kYMu1l1tQD30/bPm3wwYN0x18gb45AdQl1tp5j/sFB2T0FQ7R0nTNEV3j6o9feQzro1i&#10;OWA14Fm+Q8a1a8+Bvu/d/dMb2JY5uiPbhG/ktn4cqGU/er3pcvwCAAD//wMAUEsDBBQABgAIAAAA&#10;IQCLASAKxwIAANIFAAAOAAAAZHJzL2Uyb0RvYy54bWysVM1q3DAQvhf6DkL3xt7ND8kSb1gSUgpp&#10;EpKUnLWyFBtkjSppd719jPYaKPRS+hB9nNA+RkeS7fzSQ+nFHo1mvpn5NDP7B22jyFJYV4Mu6Ggj&#10;p0RoDmWtbwr64er4zS4lzjNdMgVaFHQtHD2Yvn61vzITMYYKVCksQRDtJitT0Mp7M8kyxyvRMLcB&#10;Rmi8lGAb5vFob7LSshWiNyob5/lOtgJbGgtcOIfao3RJpxFfSsH9mZROeKIKirn5+LXxOw/fbLrP&#10;JjeWmarmXRrsH7JoWK0x6AB1xDwjC1s/g2pqbsGB9BscmgykrLmINWA1o/xJNZcVMyLWguQ4M9Dk&#10;/h8sP12eW1KX+HZjSjRr8I3ubr/8/v7519cfdz+/EVQjRyvjJmh6ac5td3IohoJbaZvwx1JIG3ld&#10;D7yK1hOOyp3x9t4YG4Hj1Whve29rM2Bm987GOv9WQEOCUFALC11e4NtFStnyxPlk39uFgA5UXR7X&#10;SsVD6BdxqCxZMnxp346iq1o076FMup3tPO/eG9XYFUm92asxndh1ASUm9yiA0iGMhhAw5RI0WeAl&#10;MRElv1Yi2Cl9ISSyirWPYyIDcgrKOBfapxxdxUqR1CGVmOKzXCJgQJYYf8DuAB7X3mOnLDv74Cri&#10;OAzO+d8SS86DR4wM2g/OTa3BvgSgsKoucrLvSUrUBJZ8O29jx231nTWHco1daCGNpzP8uMZGOGHO&#10;nzOL84iTizvGn+FHKlgVFDqJkgrsp5f0wR7HBG8pWeF8F9R9XDArKFHvNA7QaDdwTXw8oGAfaue9&#10;Vi+aQ8CGGuEWMzyKwdarXpQWmmtcQbMQDa+Y5hizoNzb/nDo077BJcbFbBbNcPgN8yf60vAAHvgN&#10;vX3VXjNruinwOD6n0O8ANnkyB8k2eGqYLTzIOg5JYDjx2TGPiyO2c7fkwmZ6eI5W96t4+gcAAP//&#10;AwBQSwMEFAAGAAgAAAAhACLrE1ncAAAABwEAAA8AAABkcnMvZG93bnJldi54bWxMzkFPwzAMBeA7&#10;Ev8hMhK3Ld2KOih1p4FAk7hMDMQ5bUxbaJzSZFv595gTHJ+e9fwV68n16khj6DwjLOYJKOLa244b&#10;hNeXx9k1qBANW9N7JoRvCrAuz88Kk1t/4mc67mOjZIRDbhDaGIdc61C35EyY+4FYunc/OhMljo22&#10;oznJuOv1Mkky7UzH8qE1A923VH/uDw7h7u0pTLRNrrLd5oG3aVp9fXQrxMuLaXMLKtIU/47hly90&#10;KMVU+QPboHqE2ULkESFdrkBJf5NJrhCyNANdFvq/v/wBAAD//wMAUEsBAi0AFAAGAAgAAAAhALaD&#10;OJL+AAAA4QEAABMAAAAAAAAAAAAAAAAAAAAAAFtDb250ZW50X1R5cGVzXS54bWxQSwECLQAUAAYA&#10;CAAAACEAOP0h/9YAAACUAQAACwAAAAAAAAAAAAAAAAAvAQAAX3JlbHMvLnJlbHNQSwECLQAUAAYA&#10;CAAAACEAiwEgCscCAADSBQAADgAAAAAAAAAAAAAAAAAuAgAAZHJzL2Uyb0RvYy54bWxQSwECLQAU&#10;AAYACAAAACEAIusTWdwAAAAHAQAADwAAAAAAAAAAAAAAAAAhBQAAZHJzL2Rvd25yZXYueG1sUEsF&#10;BgAAAAAEAAQA8wAAACoGAAAAAA==&#10;" fillcolor="#5a5a5a [2109]" stroked="f" strokeweight="1pt">
                 <v:stroke joinstyle="miter"/>
                 <v:textbox inset=".5mm,0,.5mm,0">
                   <w:txbxContent>
@@ -11026,6 +10051,7 @@
         <w:rPr>
           <w:rFonts w:ascii="Barlow Condensed Medium" w:hAnsi="Barlow Condensed Medium"/>
           <w:noProof/>
+          <w:lang w:bidi="he-IL"/>
         </w:rPr>
         <mc:AlternateContent>
           <mc:Choice Requires="wps">
@@ -11124,7 +10150,7 @@
           </mc:Choice>
           <mc:Fallback>
             <w:pict>
-              <v:roundrect w14:anchorId="196DC3BF" id="圓角矩形 14" o:spid="_x0000_s1037" style="position:absolute;margin-left:-1.25pt;margin-top:16.7pt;width:83.6pt;height:15.3pt;z-index:251648000;visibility:visible;mso-wrap-style:square;mso-width-percent:0;mso-height-percent:0;mso-wrap-distance-left:9pt;mso-wrap-distance-top:0;mso-wrap-distance-right:9pt;mso-wrap-distance-bottom:0;mso-position-horizontal:absolute;mso-position-horizontal-relative:text;mso-position-vertical:absolute;mso-position-vertical-relative:text;mso-width-percent:0;mso-height-percent:0;mso-width-relative:margin;mso-height-relative:margin;v-text-anchor:middle" arcsize="10923f" o:gfxdata="UEsDBBQABgAIAAAAIQC2gziS/gAAAOEBAAATAAAAW0NvbnRlbnRfVHlwZXNdLnhtbJSRQU7DMBBF&#10;90jcwfIWJU67QAgl6YK0S0CoHGBkTxKLZGx5TGhvj5O2G0SRWNoz/78nu9wcxkFMGNg6quQqL6RA&#10;0s5Y6ir5vt9lD1JwBDIwOMJKHpHlpr69KfdHjyxSmriSfYz+USnWPY7AufNIadK6MEJMx9ApD/oD&#10;OlTrorhX2lFEilmcO2RdNtjC5xDF9pCuTyYBB5bi6bQ4syoJ3g9WQ0ymaiLzg5KdCXlKLjvcW893&#10;SUOqXwnz5DrgnHtJTxOsQfEKIT7DmDSUCaxw7Rqn8787ZsmRM9e2VmPeBN4uqYvTtW7jvijg9N/y&#10;JsXecLq0q+WD6m8AAAD//wMAUEsDBBQABgAIAAAAIQA4/SH/1gAAAJQBAAALAAAAX3JlbHMvLnJl&#10;bHOkkMFqwzAMhu+DvYPRfXGawxijTi+j0GvpHsDYimMaW0Yy2fr2M4PBMnrbUb/Q94l/f/hMi1qR&#10;JVI2sOt6UJgd+ZiDgffL8ekFlFSbvV0oo4EbChzGx4f9GRdb25HMsYhqlCwG5lrLq9biZkxWOiqY&#10;22YiTra2kYMu1l1tQD30/bPm3wwYN0x18gb45AdQl1tp5j/sFB2T0FQ7R0nTNEV3j6o9feQzro1i&#10;OWA14Fm+Q8a1a8+Bvu/d/dMb2JY5uiPbhG/ktn4cqGU/er3pcvwCAAD//wMAUEsDBBQABgAIAAAA&#10;IQBJ6ezhmgIAAKgFAAAOAAAAZHJzL2Uyb0RvYy54bWysVFFP3DAMfp+0/xDlffR6A8RO9NAJxDSJ&#10;AQImnnNpco2UxlmSu/b26+ckbQ8Y2sO0l9Zx7M/2F9vnF32ryU44r8BUtDyaUSIMh1qZTUV/PF1/&#10;OqPEB2ZqpsGIiu6FpxfLjx/OO7sQc2hA18IRBDF+0dmKNiHYRVF43oiW+SOwwuClBNeygEe3KWrH&#10;OkRvdTGfzU6LDlxtHXDhPWqv8iVdJnwpBQ93UnoRiK4o5hbS16XvOn6L5TlbbByzjeJDGuwfsmiZ&#10;Mhh0grpigZGtU39AtYo78CDDEYe2ACkVF6kGrKacvanmsWFWpFqQHG8nmvz/g+W3u0d775CGzvqF&#10;RzFW0UvXxj/mR/pE1n4iS/SBcFSWs1N8AOSU41355fgYZYQpDt7W+fBVQEuiUFEHW1M/4Iskotju&#10;xodsP9rFiB60qq+V1ukQu0Bcakd2DN8v9GVy1dv2O9RZd3oSc0iviGp866z+PKoxndRLESUl9yqA&#10;NjGMgRgw5xI1xYGKJIW9FtFOmwchiaqx+HlKZELOQRnnwoSco29YLbI6pjJSM3mkXBJgRJYYf8Ie&#10;AF7XPmLnLAf76CpSk0/Os78llp0njxQZTJicW2XAvQegsaohcrYfScrURJZCv+6Rm4qeRMuoWUO9&#10;v3fEQR46b/m1wka4YT7cM4dThr2DmyPc4Udq6CoKg0RJA+7Xe/poj82Pt5R0OLUV9T+3zAlK9DeD&#10;Y1GepZYM6YD47qV2PWrNtr0EbKgSd5PlSYy2QY+idNA+42JZxWh4xQzHmBXlwY2Hy5C3CK4mLlar&#10;ZIYjbVm4MY+WR/DIb+ztp/6ZOTtMQcD5uYVxstnizRxk2+hpYLUNIFUakgOfA/O4DlILDasr7puX&#10;52R1WLDL3wAAAP//AwBQSwMEFAAGAAgAAAAhACh62D3eAAAACAEAAA8AAABkcnMvZG93bnJldi54&#10;bWxMj8FOwzAQRO9I/IO1SNxamyakVZpNVRCoEhdEQZydeEkC8TrEbhv+HvcEx9GMZt4Um8n24kij&#10;7xwj3MwVCOLamY4bhLfXx9kKhA+aje4dE8IPediUlxeFzo078Qsd96ERsYR9rhHaEIZcSl+3ZLWf&#10;u4E4eh9utDpEOTbSjPoUy20vF0pl0uqO40KrB7pvqf7aHyzC3fuTn2in0ux5+8C7JKm+P7sl4vXV&#10;tF2DCDSFvzCc8SM6lJGpcgc2XvQIs8VtTCIkSQri7GfpEkSFkKUKZFnI/wfKXwAAAP//AwBQSwEC&#10;LQAUAAYACAAAACEAtoM4kv4AAADhAQAAEwAAAAAAAAAAAAAAAAAAAAAAW0NvbnRlbnRfVHlwZXNd&#10;LnhtbFBLAQItABQABgAIAAAAIQA4/SH/1gAAAJQBAAALAAAAAAAAAAAAAAAAAC8BAABfcmVscy8u&#10;cmVsc1BLAQItABQABgAIAAAAIQBJ6ezhmgIAAKgFAAAOAAAAAAAAAAAAAAAAAC4CAABkcnMvZTJv&#10;RG9jLnhtbFBLAQItABQABgAIAAAAIQAoetg93gAAAAgBAAAPAAAAAAAAAAAAAAAAAPQEAABkcnMv&#10;ZG93bnJldi54bWxQSwUGAAAAAAQABADzAAAA/wUAAAAA&#10;" fillcolor="#5a5a5a [2109]" stroked="f" strokeweight="1pt">
+              <v:roundrect w14:anchorId="196DC3BF" id="圓角矩形 14" o:spid="_x0000_s1037" style="position:absolute;margin-left:-1.25pt;margin-top:16.7pt;width:83.6pt;height:15.3pt;z-index:251648000;visibility:visible;mso-wrap-style:square;mso-width-percent:0;mso-height-percent:0;mso-wrap-distance-left:9pt;mso-wrap-distance-top:0;mso-wrap-distance-right:9pt;mso-wrap-distance-bottom:0;mso-position-horizontal:absolute;mso-position-horizontal-relative:text;mso-position-vertical:absolute;mso-position-vertical-relative:text;mso-width-percent:0;mso-height-percent:0;mso-width-relative:margin;mso-height-relative:margin;v-text-anchor:middle" arcsize="10923f" o:gfxdata="UEsDBBQABgAIAAAAIQC2gziS/gAAAOEBAAATAAAAW0NvbnRlbnRfVHlwZXNdLnhtbJSRQU7DMBBF&#10;90jcwfIWJU67QAgl6YK0S0CoHGBkTxKLZGx5TGhvj5O2G0SRWNoz/78nu9wcxkFMGNg6quQqL6RA&#10;0s5Y6ir5vt9lD1JwBDIwOMJKHpHlpr69KfdHjyxSmriSfYz+USnWPY7AufNIadK6MEJMx9ApD/oD&#10;OlTrorhX2lFEilmcO2RdNtjC5xDF9pCuTyYBB5bi6bQ4syoJ3g9WQ0ymaiLzg5KdCXlKLjvcW893&#10;SUOqXwnz5DrgnHtJTxOsQfEKIT7DmDSUCaxw7Rqn8787ZsmRM9e2VmPeBN4uqYvTtW7jvijg9N/y&#10;JsXecLq0q+WD6m8AAAD//wMAUEsDBBQABgAIAAAAIQA4/SH/1gAAAJQBAAALAAAAX3JlbHMvLnJl&#10;bHOkkMFqwzAMhu+DvYPRfXGawxijTi+j0GvpHsDYimMaW0Yy2fr2M4PBMnrbUb/Q94l/f/hMi1qR&#10;JVI2sOt6UJgd+ZiDgffL8ekFlFSbvV0oo4EbChzGx4f9GRdb25HMsYhqlCwG5lrLq9biZkxWOiqY&#10;22YiTra2kYMu1l1tQD30/bPm3wwYN0x18gb45AdQl1tp5j/sFB2T0FQ7R0nTNEV3j6o9feQzro1i&#10;OWA14Fm+Q8a1a8+Bvu/d/dMb2JY5uiPbhG/ktn4cqGU/er3pcvwCAAD//wMAUEsDBBQABgAIAAAA&#10;IQAptVtZyAIAANMFAAAOAAAAZHJzL2Uyb0RvYy54bWysVM1u1DAQviPxDpbvNJvSViVqtlq1KkIq&#10;7aot6tnr2E0kx2Ns726Wx4ArEhIXxEPwOBU8BmM7SX+oOCAuyXg8883M55k5OOxaRVbCugZ0SfOt&#10;CSVCc6gafVPSd1cnL/YpcZ7piinQoqQb4ejh9Pmzg7UpxDbUoCphCYJoV6xNSWvvTZFljteiZW4L&#10;jNB4KcG2zOPR3mSVZWtEb1W2PZnsZWuwlbHAhXOoPU6XdBrxpRTcn0vphCeqpJibj18bv4vwzaYH&#10;rLixzNQN79Ng/5BFyxqNQUeoY+YZWdrmD6i24RYcSL/Foc1AyoaLWANWk08eVXNZMyNiLUiOMyNN&#10;7v/B8rPV3JKmwrfboUSzFt/o9vOnX98+/vzy/fbHV4Jq5GhtXIGml2Zu+5NDMRTcSduGP5ZCusjr&#10;ZuRVdJ5wVOaTPXwrpJ/jXf5qZwdlhMnuvI11/rWAlgShpBaWurrAx4ucstWp88l+sAsRHaimOmmU&#10;iofQMOJIWbJi+NS+y6OrWrZvoUq6vd2QA+KwAtXYFkn9clBjOrHtAkpM7kEApYOjhhAw5RI0WSAm&#10;URElv1EiBtAXQiKtWPx2TGRETkEZ50L7lKOrWSWSOqQyUDN6xFxUAAzIEuOP2D3Aw9oH7JRlbx9c&#10;RZyH0Xnyt8SS8+gRI4P2o3PbaLBPASisqo+c7AeSEjWBJd8tuthyu8EyaBZQbbANLaT5dIafNNgI&#10;p8z5ObM4kNg7uGT8OX6kgnVJoZcoqcF+eEof7HFO8JaSNQ54Sd37JbOCEvVG4wTl+7ElfTwgvr2v&#10;XQxavWyPABsqxzVmeBSDrVeDKC2017iDZiEaXjHNMWZJubfD4cinhYNbjIvZLJrh9BvmT/Wl4QE8&#10;8Bt6+6q7Ztb0U+Bxfs5gWAKseDQHyTZ4apgtPcgmDskdnz3zuDliC/VbLqym++dodbeLp78BAAD/&#10;/wMAUEsDBBQABgAIAAAAIQAoetg93gAAAAgBAAAPAAAAZHJzL2Rvd25yZXYueG1sTI/BTsMwEETv&#10;SPyDtUjcWpsmpFWaTVUQqBIXREGcnXhJAvE6xG4b/h73BMfRjGbeFJvJ9uJIo+8cI9zMFQji2pmO&#10;G4S318fZCoQPmo3uHRPCD3nYlJcXhc6NO/ELHfehEbGEfa4R2hCGXEpft2S1n7uBOHofbrQ6RDk2&#10;0oz6FMttLxdKZdLqjuNCqwe6b6n+2h8swt37k59op9LsefvAuySpvj+7JeL11bRdgwg0hb8wnPEj&#10;OpSRqXIHNl70CLPFbUwiJEkK4uxn6RJEhZClCmRZyP8Hyl8AAAD//wMAUEsBAi0AFAAGAAgAAAAh&#10;ALaDOJL+AAAA4QEAABMAAAAAAAAAAAAAAAAAAAAAAFtDb250ZW50X1R5cGVzXS54bWxQSwECLQAU&#10;AAYACAAAACEAOP0h/9YAAACUAQAACwAAAAAAAAAAAAAAAAAvAQAAX3JlbHMvLnJlbHNQSwECLQAU&#10;AAYACAAAACEAKbVbWcgCAADTBQAADgAAAAAAAAAAAAAAAAAuAgAAZHJzL2Uyb0RvYy54bWxQSwEC&#10;LQAUAAYACAAAACEAKHrYPd4AAAAIAQAADwAAAAAAAAAAAAAAAAAiBQAAZHJzL2Rvd25yZXYueG1s&#10;UEsFBgAAAAAEAAQA8wAAAC0GAAAAAA==&#10;" fillcolor="#5a5a5a [2109]" stroked="f" strokeweight="1pt">
                 <v:stroke joinstyle="miter"/>
                 <v:textbox inset=".5mm,0,.5mm,0">
                   <w:txbxContent>
@@ -11222,6 +10248,7 @@
         <w:rPr>
           <w:rFonts w:ascii="Barlow Condensed Medium" w:hAnsi="Barlow Condensed Medium"/>
           <w:noProof/>
+          <w:lang w:bidi="he-IL"/>
         </w:rPr>
         <mc:AlternateContent>
           <mc:Choice Requires="wps">
@@ -11320,7 +10347,7 @@
           </mc:Choice>
           <mc:Fallback>
             <w:pict>
-              <v:roundrect w14:anchorId="1A4DC044" id="圓角矩形 9" o:spid="_x0000_s1038" style="position:absolute;margin-left:-.6pt;margin-top:16.6pt;width:30.35pt;height:15.3pt;z-index:251649024;visibility:visible;mso-wrap-style:square;mso-width-percent:0;mso-height-percent:0;mso-wrap-distance-left:9pt;mso-wrap-distance-top:0;mso-wrap-distance-right:9pt;mso-wrap-distance-bottom:0;mso-position-horizontal:absolute;mso-position-horizontal-relative:text;mso-position-vertical:absolute;mso-position-vertical-relative:text;mso-width-percent:0;mso-height-percent:0;mso-width-relative:margin;mso-height-relative:margin;v-text-anchor:middle" arcsize="10923f" o:gfxdata="UEsDBBQABgAIAAAAIQC2gziS/gAAAOEBAAATAAAAW0NvbnRlbnRfVHlwZXNdLnhtbJSRQU7DMBBF&#10;90jcwfIWJU67QAgl6YK0S0CoHGBkTxKLZGx5TGhvj5O2G0SRWNoz/78nu9wcxkFMGNg6quQqL6RA&#10;0s5Y6ir5vt9lD1JwBDIwOMJKHpHlpr69KfdHjyxSmriSfYz+USnWPY7AufNIadK6MEJMx9ApD/oD&#10;OlTrorhX2lFEilmcO2RdNtjC5xDF9pCuTyYBB5bi6bQ4syoJ3g9WQ0ymaiLzg5KdCXlKLjvcW893&#10;SUOqXwnz5DrgnHtJTxOsQfEKIT7DmDSUCaxw7Rqn8787ZsmRM9e2VmPeBN4uqYvTtW7jvijg9N/y&#10;JsXecLq0q+WD6m8AAAD//wMAUEsDBBQABgAIAAAAIQA4/SH/1gAAAJQBAAALAAAAX3JlbHMvLnJl&#10;bHOkkMFqwzAMhu+DvYPRfXGawxijTi+j0GvpHsDYimMaW0Yy2fr2M4PBMnrbUb/Q94l/f/hMi1qR&#10;JVI2sOt6UJgd+ZiDgffL8ekFlFSbvV0oo4EbChzGx4f9GRdb25HMsYhqlCwG5lrLq9biZkxWOiqY&#10;22YiTra2kYMu1l1tQD30/bPm3wwYN0x18gb45AdQl1tp5j/sFB2T0FQ7R0nTNEV3j6o9feQzro1i&#10;OWA14Fm+Q8a1a8+Bvu/d/dMb2JY5uiPbhG/ktn4cqGU/er3pcvwCAAD//wMAUEsDBBQABgAIAAAA&#10;IQDnKtJrmgIAAKcFAAAOAAAAZHJzL2Uyb0RvYy54bWysVN9P3DAMfp+0/yHK++gdvwQVPXQCMU1i&#10;cAImnnNpQiOlcZbkrr399XOStgcM7WHaS+o49mf7q+2Ly77VZCucV2AqOj+YUSIMh1qZl4r+eLr5&#10;ckaJD8zUTIMRFd0JTy8Xnz9ddLYUh9CAroUjCGJ82dmKNiHYsig8b0TL/AFYYfBRgmtZwKt7KWrH&#10;OkRvdXE4m50WHbjaOuDCe9Re50e6SPhSCh7upfQiEF1RzC2k06VzHc9iccHKF8dso/iQBvuHLFqm&#10;DAadoK5ZYGTj1B9QreIOPMhwwKEtQErFRaoBq5nP3lXz2DArUi1IjrcTTf7/wfK77aNdOaShs770&#10;KMYqeuna+MX8SJ/I2k1kiT4QjsqjsxP8AZRwfJqfHx+jjCjF3tk6H74KaEkUKupgY+oH/CGJJ7a9&#10;9SHbj3YxoAet6huldbrEJhBX2pEtw98X+nly1Zv2O9RZd3oyy3FZiWr81Vl9NKoxndRKESUl9yaA&#10;NjGMgRgw5xI1xZ6JJIWdFtFOmwchiaqx9sOUyIScgzLOhQk5R9+wWmR1TGWkZvJIuSTAiCwx/oQ9&#10;ALytfcTOWQ720VWkHp+cZ39LLDtPHikymDA5t8qA+whAY1VD5Gw/kpSpiSyFft0jNxU9jZZRs4Z6&#10;t3LEQZ45b/mNwka4ZT6smMMhw97BxRHu8ZAauorCIFHSgPv1kT7aY+/jKyUdDm1F/c8Nc4IS/c3g&#10;VMzPItckpAsK7rV2PWrNpr0CbKg5ribLkxhtgx5F6aB9xr2yjNHwiRmOMSvKgxsvVyEvEdxMXCyX&#10;yQwn2rJwax4tj+CR39jbT/0zc3aYgoDjcwfjYLPy3Rxk2+hpYLkJIFUakj2fA/O4DVILDZsrrpvX&#10;92S136+L3wAAAP//AwBQSwMEFAAGAAgAAAAhAOAnavndAAAABwEAAA8AAABkcnMvZG93bnJldi54&#10;bWxMjsFOwzAQRO9I/IO1SNxapzVNS4hTFQSq1AuiRZydeEkC8TrEbhv+nuUEp9FoRjMvX4+uEycc&#10;QutJw2yagECqvG2p1vB6eJqsQIRoyJrOE2r4xgDr4vIiN5n1Z3rB0z7WgkcoZEZDE2OfSRmqBp0J&#10;U98jcfbuB2ci26GWdjBnHnednCdJKp1piR8a0+NDg9Xn/ug03L/twojb5CZ93jzSVqny66Ndan19&#10;NW7uQEQc418ZfvEZHQpmKv2RbBCdhslszk0NSrFyvrhdgCg1pGoFssjlf/7iBwAA//8DAFBLAQIt&#10;ABQABgAIAAAAIQC2gziS/gAAAOEBAAATAAAAAAAAAAAAAAAAAAAAAABbQ29udGVudF9UeXBlc10u&#10;eG1sUEsBAi0AFAAGAAgAAAAhADj9If/WAAAAlAEAAAsAAAAAAAAAAAAAAAAALwEAAF9yZWxzLy5y&#10;ZWxzUEsBAi0AFAAGAAgAAAAhAOcq0muaAgAApwUAAA4AAAAAAAAAAAAAAAAALgIAAGRycy9lMm9E&#10;b2MueG1sUEsBAi0AFAAGAAgAAAAhAOAnavndAAAABwEAAA8AAAAAAAAAAAAAAAAA9AQAAGRycy9k&#10;b3ducmV2LnhtbFBLBQYAAAAABAAEAPMAAAD+BQAAAAA=&#10;" fillcolor="#5a5a5a [2109]" stroked="f" strokeweight="1pt">
+              <v:roundrect w14:anchorId="1A4DC044" id="圓角矩形 9" o:spid="_x0000_s1038" style="position:absolute;margin-left:-.6pt;margin-top:16.6pt;width:30.35pt;height:15.3pt;z-index:251649024;visibility:visible;mso-wrap-style:square;mso-width-percent:0;mso-height-percent:0;mso-wrap-distance-left:9pt;mso-wrap-distance-top:0;mso-wrap-distance-right:9pt;mso-wrap-distance-bottom:0;mso-position-horizontal:absolute;mso-position-horizontal-relative:text;mso-position-vertical:absolute;mso-position-vertical-relative:text;mso-width-percent:0;mso-height-percent:0;mso-width-relative:margin;mso-height-relative:margin;v-text-anchor:middle" arcsize="10923f" o:gfxdata="UEsDBBQABgAIAAAAIQC2gziS/gAAAOEBAAATAAAAW0NvbnRlbnRfVHlwZXNdLnhtbJSRQU7DMBBF&#10;90jcwfIWJU67QAgl6YK0S0CoHGBkTxKLZGx5TGhvj5O2G0SRWNoz/78nu9wcxkFMGNg6quQqL6RA&#10;0s5Y6ir5vt9lD1JwBDIwOMJKHpHlpr69KfdHjyxSmriSfYz+USnWPY7AufNIadK6MEJMx9ApD/oD&#10;OlTrorhX2lFEilmcO2RdNtjC5xDF9pCuTyYBB5bi6bQ4syoJ3g9WQ0ymaiLzg5KdCXlKLjvcW893&#10;SUOqXwnz5DrgnHtJTxOsQfEKIT7DmDSUCaxw7Rqn8787ZsmRM9e2VmPeBN4uqYvTtW7jvijg9N/y&#10;JsXecLq0q+WD6m8AAAD//wMAUEsDBBQABgAIAAAAIQA4/SH/1gAAAJQBAAALAAAAX3JlbHMvLnJl&#10;bHOkkMFqwzAMhu+DvYPRfXGawxijTi+j0GvpHsDYimMaW0Yy2fr2M4PBMnrbUb/Q94l/f/hMi1qR&#10;JVI2sOt6UJgd+ZiDgffL8ekFlFSbvV0oo4EbChzGx4f9GRdb25HMsYhqlCwG5lrLq9biZkxWOiqY&#10;22YiTra2kYMu1l1tQD30/bPm3wwYN0x18gb45AdQl1tp5j/sFB2T0FQ7R0nTNEV3j6o9feQzro1i&#10;OWA14Fm+Q8a1a8+Bvu/d/dMb2JY5uiPbhG/ktn4cqGU/er3pcvwCAAD//wMAUEsDBBQABgAIAAAA&#10;IQCkW3ZIxwIAANAFAAAOAAAAZHJzL2Uyb0RvYy54bWysVM1u1DAQviPxDpbvNLv9Uxs1W61aFSGV&#10;tmqLevY6ThPJ9hjbu8nyGHBFQuKCeAgep4LHYGwn6Q8VB8TFGY9nvpn5MjMHh52SZCWsa0AXdLox&#10;oURoDmWjbwv67vrk1R4lzjNdMglaFHQtHD2cvXxx0JpcbEINshSWIIh2eWsKWntv8ixzvBaKuQ0w&#10;QuNjBVYxj1d7m5WWtYiuZLY5mexmLdjSWODCOdQep0c6i/hVJbg/ryonPJEFxdx8PG08F+HMZgcs&#10;v7XM1A3v02D/kIVijcagI9Qx84wsbfMHlGq4BQeV3+CgMqiqhotYA1YznTyp5qpmRsRakBxnRprc&#10;/4PlZ6sLS5qyoPuUaKbwF919/vTr28efX77f/fhK9gNDrXE5Gl6ZC9vfHIqh3K6yKnyxENJFVtcj&#10;q6LzhKNya28H/xQlHJ+m+9vbKCNKdu9srPOvBSgShIJaWOryEv9cJJStTp1P9oNdCOhANuVJI2W8&#10;hG4RR9KSFcP/7LtpdJVL9RbKpNvdmaS4LEc19kRSbw1qTCf2XECJyT0KIHUIoyEETLkETRZ4SUxE&#10;ya+lCHZSX4oKOcXaN2MiI3IKyjgX2qccXc1KkdQhlYGa0SPmEgEDcoXxR+we4HHtA3bKsrcPriIO&#10;w+g8+VtiyXn0iJFB+9FZNRrscwASq+ojJ/uBpERNYMl3iy722+7QWQso19iDFtJwOsNPGmyEU+b8&#10;BbM4jdg7uGH8OR6VhLag0EuU1GA/PKcP9jgk+EpJi9NdUPd+yaygRL7ROD7TvcA18fGCgn2oXQxa&#10;vVRHgA01xR1meBSDrZeDWFlQN7iA5iEaPjHNMWZBubfD5cinbYMrjIv5PJrh6BvmT/WV4QE88Bt6&#10;+7q7Ydb0U+BxfM5g2AAsfzIHyTZ4apgvPVRNHJLAcOKzZx7XRmyhfsWFvfTwHq3uF/HsNwAAAP//&#10;AwBQSwMEFAAGAAgAAAAhAOAnavndAAAABwEAAA8AAABkcnMvZG93bnJldi54bWxMjsFOwzAQRO9I&#10;/IO1SNxapzVNS4hTFQSq1AuiRZydeEkC8TrEbhv+nuUEp9FoRjMvX4+uEyccQutJw2yagECqvG2p&#10;1vB6eJqsQIRoyJrOE2r4xgDr4vIiN5n1Z3rB0z7WgkcoZEZDE2OfSRmqBp0JU98jcfbuB2ci26GW&#10;djBnHnednCdJKp1piR8a0+NDg9Xn/ug03L/twojb5CZ93jzSVqny66Ndan19NW7uQEQc418ZfvEZ&#10;HQpmKv2RbBCdhslszk0NSrFyvrhdgCg1pGoFssjlf/7iBwAA//8DAFBLAQItABQABgAIAAAAIQC2&#10;gziS/gAAAOEBAAATAAAAAAAAAAAAAAAAAAAAAABbQ29udGVudF9UeXBlc10ueG1sUEsBAi0AFAAG&#10;AAgAAAAhADj9If/WAAAAlAEAAAsAAAAAAAAAAAAAAAAALwEAAF9yZWxzLy5yZWxzUEsBAi0AFAAG&#10;AAgAAAAhAKRbdkjHAgAA0AUAAA4AAAAAAAAAAAAAAAAALgIAAGRycy9lMm9Eb2MueG1sUEsBAi0A&#10;FAAGAAgAAAAhAOAnavndAAAABwEAAA8AAAAAAAAAAAAAAAAAIQUAAGRycy9kb3ducmV2LnhtbFBL&#10;BQYAAAAABAAEAPMAAAArBgAAAAA=&#10;" fillcolor="#5a5a5a [2109]" stroked="f" strokeweight="1pt">
                 <v:stroke joinstyle="miter"/>
                 <v:textbox inset=".5mm,0,.5mm,0">
                   <w:txbxContent>
@@ -11418,6 +10445,7 @@
         <w:rPr>
           <w:rFonts w:ascii="Barlow Condensed Medium" w:hAnsi="Barlow Condensed Medium"/>
           <w:noProof/>
+          <w:lang w:bidi="he-IL"/>
         </w:rPr>
         <w:drawing>
           <wp:anchor distT="0" distB="0" distL="114300" distR="114300" simplePos="0" relativeHeight="251654144" behindDoc="1" locked="0" layoutInCell="1" allowOverlap="1" wp14:anchorId="2AA2D55C" wp14:editId="4BA447FF">
@@ -11486,6 +10514,7 @@
         <w:rPr>
           <w:rFonts w:ascii="Barlow Condensed Medium" w:hAnsi="Barlow Condensed Medium"/>
           <w:noProof/>
+          <w:lang w:bidi="he-IL"/>
         </w:rPr>
         <mc:AlternateContent>
           <mc:Choice Requires="wps">
@@ -11584,7 +10613,7 @@
           </mc:Choice>
           <mc:Fallback>
             <w:pict>
-              <v:roundrect w14:anchorId="03BFD3A3" id="圓角矩形 13" o:spid="_x0000_s1039" style="position:absolute;margin-left:-.4pt;margin-top:16.65pt;width:49.3pt;height:15.3pt;z-index:251650048;visibility:visible;mso-wrap-style:square;mso-width-percent:0;mso-height-percent:0;mso-wrap-distance-left:9pt;mso-wrap-distance-top:0;mso-wrap-distance-right:9pt;mso-wrap-distance-bottom:0;mso-position-horizontal:absolute;mso-position-horizontal-relative:text;mso-position-vertical:absolute;mso-position-vertical-relative:text;mso-width-percent:0;mso-height-percent:0;mso-width-relative:margin;mso-height-relative:margin;v-text-anchor:middle" arcsize="10923f" o:gfxdata="UEsDBBQABgAIAAAAIQC2gziS/gAAAOEBAAATAAAAW0NvbnRlbnRfVHlwZXNdLnhtbJSRQU7DMBBF&#10;90jcwfIWJU67QAgl6YK0S0CoHGBkTxKLZGx5TGhvj5O2G0SRWNoz/78nu9wcxkFMGNg6quQqL6RA&#10;0s5Y6ir5vt9lD1JwBDIwOMJKHpHlpr69KfdHjyxSmriSfYz+USnWPY7AufNIadK6MEJMx9ApD/oD&#10;OlTrorhX2lFEilmcO2RdNtjC5xDF9pCuTyYBB5bi6bQ4syoJ3g9WQ0ymaiLzg5KdCXlKLjvcW893&#10;SUOqXwnz5DrgnHtJTxOsQfEKIT7DmDSUCaxw7Rqn8787ZsmRM9e2VmPeBN4uqYvTtW7jvijg9N/y&#10;JsXecLq0q+WD6m8AAAD//wMAUEsDBBQABgAIAAAAIQA4/SH/1gAAAJQBAAALAAAAX3JlbHMvLnJl&#10;bHOkkMFqwzAMhu+DvYPRfXGawxijTi+j0GvpHsDYimMaW0Yy2fr2M4PBMnrbUb/Q94l/f/hMi1qR&#10;JVI2sOt6UJgd+ZiDgffL8ekFlFSbvV0oo4EbChzGx4f9GRdb25HMsYhqlCwG5lrLq9biZkxWOiqY&#10;22YiTra2kYMu1l1tQD30/bPm3wwYN0x18gb45AdQl1tp5j/sFB2T0FQ7R0nTNEV3j6o9feQzro1i&#10;OWA14Fm+Q8a1a8+Bvu/d/dMb2JY5uiPbhG/ktn4cqGU/er3pcvwCAAD//wMAUEsDBBQABgAIAAAA&#10;IQBO82zXmgIAAKcFAAAOAAAAZHJzL2Uyb0RvYy54bWysVMFu2zAMvQ/YPwi6r7bTLeuCOkWQIsOA&#10;ri3aDj0rslQbkEVNUmJnXz9Ksp22K3YYdpEpinwkn0meX/StInthXQO6pMVJTonQHKpGP5X0x8Pm&#10;wxklzjNdMQValPQgHL1Yvn933pmFmEENqhKWIIh2i86UtPbeLLLM8Vq0zJ2AERofJdiWebzap6yy&#10;rEP0VmWzPJ9nHdjKWODCOdRepke6jPhSCu5vpHTCE1VSzM3H08ZzG85sec4WT5aZuuFDGuwfsmhZ&#10;ozHoBHXJPCM72/wB1TbcggPpTzi0GUjZcBFrwGqK/FU19zUzItaC5Dgz0eT+Hyy/3t+bW4s0dMYt&#10;HIqhil7aNnwxP9JHsg4TWaL3hKNyPpsXBVLK8an48vEUZUTJjs7GOv9VQEuCUFILO13d4Q+JPLH9&#10;lfPJfrQLAR2opto0SsVLaAKxVpbsGf4+3xfRVe3a71Al3fxTng8/EdX4q5P6dFRjOrGVAkpM7kUA&#10;pUMYDSFgyiVosiMTUfIHJYKd0ndCkqbC2mcxkQk5BWWcC+1Tjq5mlUjqkMpIzeQRc4mAAVli/Al7&#10;AHhZ+4idshzsg6uIPT45539LLDlPHjEyaD85t40G+xaAwqqGyMl+JClRE1jy/bZHbkr6OVgGzRaq&#10;w60lFtLMOcM3DTbCFXP+llkcMuwdXBz+Bg+poCspDBIlNdhfb+mDPfY+vlLS4dCW1P3cMSsoUd80&#10;TkVxFrgmPl5QsM+121Grd+0asKEKXE2GRzHYejWK0kL7iHtlFaLhE9McY5aUezte1j4tEdxMXKxW&#10;0Qwn2jB/pe8ND+CB39DbD/0js2aYAo/jcw3jYLPFqzlItsFTw2rnQTZxSI58DszjNogtNGyusG6e&#10;36PVcb8ufwMAAP//AwBQSwMEFAAGAAgAAAAhAAV7gkjbAAAABgEAAA8AAABkcnMvZG93bnJldi54&#10;bWxMzkFPwkAQBeC7if9hMybeZKtripROCRINiRcjGs7b7thWu7Olu0D59ywnPb68yZsvX4y2Ewca&#10;fOsY4X6SgCCunGm5Rvj6fL17AuGDZqM7x4RwIg+L4voq15lxR/6gwybUIo6wzzRCE0KfSemrhqz2&#10;E9cTx+7bDVaHGIdamkEf47jt5EOSpNLqluOHRve0aqj63ewtwvP2zY+0Th7T9+ULr5Uqdz/tFPH2&#10;ZlzOQQQaw98xXPiRDkU0lW7PxosO4QIPCEopELGeTWMuEVI1A1nk8j+/OAMAAP//AwBQSwECLQAU&#10;AAYACAAAACEAtoM4kv4AAADhAQAAEwAAAAAAAAAAAAAAAAAAAAAAW0NvbnRlbnRfVHlwZXNdLnht&#10;bFBLAQItABQABgAIAAAAIQA4/SH/1gAAAJQBAAALAAAAAAAAAAAAAAAAAC8BAABfcmVscy8ucmVs&#10;c1BLAQItABQABgAIAAAAIQBO82zXmgIAAKcFAAAOAAAAAAAAAAAAAAAAAC4CAABkcnMvZTJvRG9j&#10;LnhtbFBLAQItABQABgAIAAAAIQAFe4JI2wAAAAYBAAAPAAAAAAAAAAAAAAAAAPQEAABkcnMvZG93&#10;bnJldi54bWxQSwUGAAAAAAQABADzAAAA/AUAAAAA&#10;" fillcolor="#5a5a5a [2109]" stroked="f" strokeweight="1pt">
+              <v:roundrect w14:anchorId="03BFD3A3" id="圓角矩形 13" o:spid="_x0000_s1039" style="position:absolute;margin-left:-.4pt;margin-top:16.65pt;width:49.3pt;height:15.3pt;z-index:251650048;visibility:visible;mso-wrap-style:square;mso-width-percent:0;mso-height-percent:0;mso-wrap-distance-left:9pt;mso-wrap-distance-top:0;mso-wrap-distance-right:9pt;mso-wrap-distance-bottom:0;mso-position-horizontal:absolute;mso-position-horizontal-relative:text;mso-position-vertical:absolute;mso-position-vertical-relative:text;mso-width-percent:0;mso-height-percent:0;mso-width-relative:margin;mso-height-relative:margin;v-text-anchor:middle" arcsize="10923f" o:gfxdata="UEsDBBQABgAIAAAAIQC2gziS/gAAAOEBAAATAAAAW0NvbnRlbnRfVHlwZXNdLnhtbJSRQU7DMBBF&#10;90jcwfIWJU67QAgl6YK0S0CoHGBkTxKLZGx5TGhvj5O2G0SRWNoz/78nu9wcxkFMGNg6quQqL6RA&#10;0s5Y6ir5vt9lD1JwBDIwOMJKHpHlpr69KfdHjyxSmriSfYz+USnWPY7AufNIadK6MEJMx9ApD/oD&#10;OlTrorhX2lFEilmcO2RdNtjC5xDF9pCuTyYBB5bi6bQ4syoJ3g9WQ0ymaiLzg5KdCXlKLjvcW893&#10;SUOqXwnz5DrgnHtJTxOsQfEKIT7DmDSUCaxw7Rqn8787ZsmRM9e2VmPeBN4uqYvTtW7jvijg9N/y&#10;JsXecLq0q+WD6m8AAAD//wMAUEsDBBQABgAIAAAAIQA4/SH/1gAAAJQBAAALAAAAX3JlbHMvLnJl&#10;bHOkkMFqwzAMhu+DvYPRfXGawxijTi+j0GvpHsDYimMaW0Yy2fr2M4PBMnrbUb/Q94l/f/hMi1qR&#10;JVI2sOt6UJgd+ZiDgffL8ekFlFSbvV0oo4EbChzGx4f9GRdb25HMsYhqlCwG5lrLq9biZkxWOiqY&#10;22YiTra2kYMu1l1tQD30/bPm3wwYN0x18gb45AdQl1tp5j/sFB2T0FQ7R0nTNEV3j6o9feQzro1i&#10;OWA14Fm+Q8a1a8+Bvu/d/dMb2JY5uiPbhG/ktn4cqGU/er3pcvwCAAD//wMAUEsDBBQABgAIAAAA&#10;IQCT2n+wyAIAANIFAAAOAAAAZHJzL2Uyb0RvYy54bWysVM1u1DAQviPxDpbvNMkWlrJqtlq1KkIq&#10;7aot6tnrOE0kx2Ns7ybLY8AVCYkL4iF4nAoeg7GdpD9UHBCXZDye+Wbm88zsH3SNJBthbA0qp9lO&#10;SolQHIpaXef03eXxsz1KrGOqYBKUyOlWWHowf/pkv9UzMYEKZCEMQRBlZ63OaeWcniWJ5ZVomN0B&#10;LRRelmAa5vBorpPCsBbRG5lM0nSatGAKbYALa1F7FC/pPOCXpeDurCytcETmFHNz4WvCd+W/yXyf&#10;za4N01XN+zTYP2TRsFph0BHqiDlG1qb+A6qpuQELpdvh0CRQljUXoQasJksfVHNRMS1CLUiO1SNN&#10;9v/B8tPN0pC6wLfbpUSxBt/o5vOnX98+/vzy/ebHV4Jq5KjVdoamF3pp+pNF0RfclabxfyyFdIHX&#10;7cir6BzhqJxOplmG7HO8yl4930UZUZJbZ22sey2gIV7IqYG1Ks7x7QKlbHNiXbQf7HxAC7Iujmsp&#10;w8H3iziUhmwYvrTrsuAq181bKKJu+iJN+/dGNXZFVO8OakwndJ1HCcndCyCVD6PAB4y5eE3ieYlM&#10;BMltpfB2Up2LElnF2ichkRE5BmWcC+VijrZihYhqn8pAzegRcgmAHrnE+CN2D3C/9gE7Ztnbe1cR&#10;xmF0Tv+WWHQePUJkUG50bmoF5jEAiVX1kaP9QFKkxrPkulUXOu7l0FkrKLbYhQbieFrNj2tshBNm&#10;3ZIZnEfsHdwx7gw/pYQ2p9BLlFRgPjym9/Y4JnhLSYvznVP7fs2MoES+UThA2Z7nmrhwQMHc1a4G&#10;rVo3h4ANleEW0zyI3tbJQSwNNFe4ghY+Gl4xxTFmTrkzw+HQxX2DS4yLxSKY4fBr5k7UheYe3PPr&#10;e/uyu2JG91PgcHxOYdgBbPZgDqKt91SwWDso6zAknuHIZ888Lo7QQv2S85vp7jlY3a7i+W8AAAD/&#10;/wMAUEsDBBQABgAIAAAAIQAFe4JI2wAAAAYBAAAPAAAAZHJzL2Rvd25yZXYueG1sTM5BT8JAEAXg&#10;u4n/YTMm3mSra4qUTgkSDYkXIxrO2+7YVruzpbtA+fcsJz2+vMmbL1+MthMHGnzrGOF+koAgrpxp&#10;uUb4+ny9ewLhg2ajO8eEcCIPi+L6KteZcUf+oMMm1CKOsM80QhNCn0npq4as9hPXE8fu2w1WhxiH&#10;WppBH+O47eRDkqTS6pbjh0b3tGqo+t3sLcLz9s2PtE4e0/flC6+VKnc/7RTx9mZczkEEGsPfMVz4&#10;kQ5FNJVuz8aLDuECDwhKKRCxnk1jLhFSNQNZ5PI/vzgDAAD//wMAUEsBAi0AFAAGAAgAAAAhALaD&#10;OJL+AAAA4QEAABMAAAAAAAAAAAAAAAAAAAAAAFtDb250ZW50X1R5cGVzXS54bWxQSwECLQAUAAYA&#10;CAAAACEAOP0h/9YAAACUAQAACwAAAAAAAAAAAAAAAAAvAQAAX3JlbHMvLnJlbHNQSwECLQAUAAYA&#10;CAAAACEAk9p/sMgCAADSBQAADgAAAAAAAAAAAAAAAAAuAgAAZHJzL2Uyb0RvYy54bWxQSwECLQAU&#10;AAYACAAAACEABXuCSNsAAAAGAQAADwAAAAAAAAAAAAAAAAAiBQAAZHJzL2Rvd25yZXYueG1sUEsF&#10;BgAAAAAEAAQA8wAAACoGAAAAAA==&#10;" fillcolor="#5a5a5a [2109]" stroked="f" strokeweight="1pt">
                 <v:stroke joinstyle="miter"/>
                 <v:textbox inset=".5mm,0,.5mm,0">
                   <w:txbxContent>
@@ -11621,7 +10650,6 @@
         </w:rPr>
         <w:t xml:space="preserve">       </w:t>
       </w:r>
-      <w:proofErr w:type="gramStart"/>
       <w:r>
         <w:rPr>
           <w:rFonts w:ascii="Barlow Condensed Medium" w:eastAsia="華康中圓體" w:hAnsi="Barlow Condensed Medium"/>
@@ -11629,7 +10657,6 @@
         </w:rPr>
         <w:t>主堂</w:t>
       </w:r>
-      <w:proofErr w:type="gramEnd"/>
       <w:r>
         <w:rPr>
           <w:rFonts w:ascii="Barlow Condensed Medium" w:eastAsia="華康中圓體" w:hAnsi="Barlow Condensed Medium"/>
@@ -11722,6 +10749,7 @@
           <w:rFonts w:ascii="Barlow Condensed Medium" w:eastAsia="華康儷中黑" w:hAnsi="Barlow Condensed Medium"/>
           <w:noProof/>
           <w:w w:val="80"/>
+          <w:lang w:bidi="he-IL"/>
         </w:rPr>
         <mc:AlternateContent>
           <mc:Choice Requires="wps">
@@ -11773,7 +10801,6 @@
                                 <w:sz w:val="22"/>
                               </w:rPr>
                             </w:pPr>
-                            <w:proofErr w:type="gramStart"/>
                             <w:r>
                               <w:rPr>
                                 <w:rFonts w:ascii="Barlow Condensed Medium" w:eastAsia="華康儷中黑" w:hAnsi="Barlow Condensed Medium"/>
@@ -11781,7 +10808,6 @@
                               </w:rPr>
                               <w:t>教會臉書</w:t>
                             </w:r>
-                            <w:proofErr w:type="gramEnd"/>
                             <w:r>
                               <w:rPr>
                                 <w:rFonts w:ascii="Barlow Condensed Medium" w:eastAsia="華康儷中黑" w:hAnsi="Barlow Condensed Medium"/>
@@ -11824,7 +10850,7 @@
           </mc:Choice>
           <mc:Fallback>
             <w:pict>
-              <v:shape w14:anchorId="77C1E33A" id="_x0000_s1040" type="#_x0000_t202" style="position:absolute;margin-left:107.25pt;margin-top:6.2pt;width:125.55pt;height:16.3pt;z-index:251666432;visibility:visible;mso-wrap-style:square;mso-width-percent:0;mso-height-percent:0;mso-wrap-distance-left:9pt;mso-wrap-distance-top:3.6pt;mso-wrap-distance-right:9pt;mso-wrap-distance-bottom:3.6pt;mso-position-horizontal:absolute;mso-position-horizontal-relative:text;mso-position-vertical:absolute;mso-position-vertical-relative:text;mso-width-percent:0;mso-height-percent:0;mso-width-relative:margin;mso-height-relative:margin;v-text-anchor:top" o:gfxdata="UEsDBBQABgAIAAAAIQC2gziS/gAAAOEBAAATAAAAW0NvbnRlbnRfVHlwZXNdLnhtbJSRQU7DMBBF&#10;90jcwfIWJU67QAgl6YK0S0CoHGBkTxKLZGx5TGhvj5O2G0SRWNoz/78nu9wcxkFMGNg6quQqL6RA&#10;0s5Y6ir5vt9lD1JwBDIwOMJKHpHlpr69KfdHjyxSmriSfYz+USnWPY7AufNIadK6MEJMx9ApD/oD&#10;OlTrorhX2lFEilmcO2RdNtjC5xDF9pCuTyYBB5bi6bQ4syoJ3g9WQ0ymaiLzg5KdCXlKLjvcW893&#10;SUOqXwnz5DrgnHtJTxOsQfEKIT7DmDSUCaxw7Rqn8787ZsmRM9e2VmPeBN4uqYvTtW7jvijg9N/y&#10;JsXecLq0q+WD6m8AAAD//wMAUEsDBBQABgAIAAAAIQA4/SH/1gAAAJQBAAALAAAAX3JlbHMvLnJl&#10;bHOkkMFqwzAMhu+DvYPRfXGawxijTi+j0GvpHsDYimMaW0Yy2fr2M4PBMnrbUb/Q94l/f/hMi1qR&#10;JVI2sOt6UJgd+ZiDgffL8ekFlFSbvV0oo4EbChzGx4f9GRdb25HMsYhqlCwG5lrLq9biZkxWOiqY&#10;22YiTra2kYMu1l1tQD30/bPm3wwYN0x18gb45AdQl1tp5j/sFB2T0FQ7R0nTNEV3j6o9feQzro1i&#10;OWA14Fm+Q8a1a8+Bvu/d/dMb2JY5uiPbhG/ktn4cqGU/er3pcvwCAAD//wMAUEsDBBQABgAIAAAA&#10;IQD7uV6x8gEAAMQDAAAOAAAAZHJzL2Uyb0RvYy54bWysU8tu2zAQvBfoPxC815KNOnEEy0GaNEWB&#10;9AGk/YA1RVlESS5L0pbcr++Skp2guQXVgViK3Nmd2eH6ejCaHaQPCm3N57OSM2kFNsruav7zx/27&#10;FWchgm1Ao5U1P8rArzdv36x7V8kFdqgb6RmB2FD1ruZdjK4qiiA6aSDM0ElLhy16A5G2flc0HnpC&#10;N7pYlOVF0aNvnEchQ6C/d+Mh32T8tpUifmvbICPTNafeYl59XrdpLTZrqHYeXKfE1Aa8ogsDylLR&#10;M9QdRGB7r15AGSU8BmzjTKApsG2VkJkDsZmX/7B57MDJzIXECe4sU/h/sOLr4dF99ywOH3CgAWYS&#10;wT2g+BWYxdsO7E7eeI99J6GhwvMkWdG7UE2pSepQhQSy7b9gQ0OGfcQMNLTeJFWIJyN0GsDxLLoc&#10;IhOp5PLq/eXykjNBZ4vyYrVY5RJQnbKdD/GTRMNSUHNPQ83ocHgIMXUD1elKKmbxXmmdB6st62t+&#10;tVwsc8KzE6Mi+U4rU/NVmb7RCYnkR9vk5AhKjzEV0HZinYiOlOOwHZhqCCDlJhG22BxJBo+jzehZ&#10;UNCh/8NZTxarefi9By85058tSZn8eAr8KdieArCCUmseORvD25h9O1K8IYlbldk/VZ5aJKtkUSZb&#10;Jy8+3+dbT49v8xcAAP//AwBQSwMEFAAGAAgAAAAhAC23QnneAAAACQEAAA8AAABkcnMvZG93bnJl&#10;di54bWxMj8FOwzAMhu9IvENkJG4sWdVWrGs6TQhOSIiuHDimTdZGa5zSZFt5e8wJbrb+T78/l7vF&#10;jexi5mA9SlivBDCDndcWewkfzcvDI7AQFWo1ejQSvk2AXXV7U6pC+yvW5nKIPaMSDIWSMMQ4FZyH&#10;bjBOhZWfDFJ29LNTkda553pWVyp3I0+EyLlTFunCoCbzNJjudDg7CftPrJ/t11v7Xh9r2zQbga/5&#10;Scr7u2W/BRbNEv9g+NUndajIqfVn1IGNEpJ1mhFKQZICIyDNsxxYS0MmgFcl//9B9QMAAP//AwBQ&#10;SwECLQAUAAYACAAAACEAtoM4kv4AAADhAQAAEwAAAAAAAAAAAAAAAAAAAAAAW0NvbnRlbnRfVHlw&#10;ZXNdLnhtbFBLAQItABQABgAIAAAAIQA4/SH/1gAAAJQBAAALAAAAAAAAAAAAAAAAAC8BAABfcmVs&#10;cy8ucmVsc1BLAQItABQABgAIAAAAIQD7uV6x8gEAAMQDAAAOAAAAAAAAAAAAAAAAAC4CAABkcnMv&#10;ZTJvRG9jLnhtbFBLAQItABQABgAIAAAAIQAtt0J53gAAAAkBAAAPAAAAAAAAAAAAAAAAAEwEAABk&#10;cnMvZG93bnJldi54bWxQSwUGAAAAAAQABADzAAAAVwUAAAAA&#10;" filled="f" stroked="f">
+              <v:shape w14:anchorId="77C1E33A" id="_x0000_s1040" type="#_x0000_t202" style="position:absolute;margin-left:107.25pt;margin-top:6.2pt;width:125.55pt;height:16.3pt;z-index:251666432;visibility:visible;mso-wrap-style:square;mso-width-percent:0;mso-height-percent:0;mso-wrap-distance-left:9pt;mso-wrap-distance-top:3.6pt;mso-wrap-distance-right:9pt;mso-wrap-distance-bottom:3.6pt;mso-position-horizontal:absolute;mso-position-horizontal-relative:text;mso-position-vertical:absolute;mso-position-vertical-relative:text;mso-width-percent:0;mso-height-percent:0;mso-width-relative:margin;mso-height-relative:margin;v-text-anchor:top" o:gfxdata="UEsDBBQABgAIAAAAIQC2gziS/gAAAOEBAAATAAAAW0NvbnRlbnRfVHlwZXNdLnhtbJSRQU7DMBBF&#10;90jcwfIWJU67QAgl6YK0S0CoHGBkTxKLZGx5TGhvj5O2G0SRWNoz/78nu9wcxkFMGNg6quQqL6RA&#10;0s5Y6ir5vt9lD1JwBDIwOMJKHpHlpr69KfdHjyxSmriSfYz+USnWPY7AufNIadK6MEJMx9ApD/oD&#10;OlTrorhX2lFEilmcO2RdNtjC5xDF9pCuTyYBB5bi6bQ4syoJ3g9WQ0ymaiLzg5KdCXlKLjvcW893&#10;SUOqXwnz5DrgnHtJTxOsQfEKIT7DmDSUCaxw7Rqn8787ZsmRM9e2VmPeBN4uqYvTtW7jvijg9N/y&#10;JsXecLq0q+WD6m8AAAD//wMAUEsDBBQABgAIAAAAIQA4/SH/1gAAAJQBAAALAAAAX3JlbHMvLnJl&#10;bHOkkMFqwzAMhu+DvYPRfXGawxijTi+j0GvpHsDYimMaW0Yy2fr2M4PBMnrbUb/Q94l/f/hMi1qR&#10;JVI2sOt6UJgd+ZiDgffL8ekFlFSbvV0oo4EbChzGx4f9GRdb25HMsYhqlCwG5lrLq9biZkxWOiqY&#10;22YiTra2kYMu1l1tQD30/bPm3wwYN0x18gb45AdQl1tp5j/sFB2T0FQ7R0nTNEV3j6o9feQzro1i&#10;OWA14Fm+Q8a1a8+Bvu/d/dMb2JY5uiPbhG/ktn4cqGU/er3pcvwCAAD//wMAUEsDBBQABgAIAAAA&#10;IQBxAwKqGwIAAO8DAAAOAAAAZHJzL2Uyb0RvYy54bWysU12O0zAQfkfiDpbfadKI7najpqtll0VI&#10;y4+0cADHcRoL22Nst0m5ABIHWJ45AAfgQLvnYOy03QreEHmwxrHnm/m++bw4H7QiG+G8BFPR6SSn&#10;RBgOjTSrin78cP1sTokPzDRMgREV3QpPz5dPnyx6W4oCOlCNcARBjC97W9EuBFtmmeed0MxPwAqD&#10;hy04zQJu3SprHOsRXausyPOTrAfXWAdceI9/r8ZDukz4bSt4eNe2XgSiKoq9hbS6tNZxzZYLVq4c&#10;s53kuzbYP3ShmTRY9AB1xQIjayf/gtKSO/DQhgkHnUHbSi4SB2Qzzf9gc9sxKxIXFMfbg0z+/8Hy&#10;t5v3jsimosX0lBLDNA7p4e7r/c/vD3e/7n98I0XUqLe+xKu3Fi+H4QUMOOvE19sb4J88MXDZMbMS&#10;F85B3wnWYI/TmJkdpY44PoLU/RtosBRbB0hAQ+t0FBAlIYiOs9oe5iOGQHgsOTt7fjrDNjmeFfnJ&#10;vJinEqzcZ1vnwysBmsSgog7nn9DZ5saH2A0r91diMQPXUqnkAWVIX9GzWTFLCUcnWga0qJK6ovM8&#10;fqNpIsmXpknJgUk1xlhAmR3rSHSkHIZ6SCKnfqMiNTRblMHB6Eh8QRh04L5Q0qMbK+o/r5kTlKjX&#10;BqWM1t0Hbh/U+4AZjqkVDZSM4WVIFh8pXqDErUzsHyvvWkRXJVF2LyDa9nifbj2+0+VvAAAA//8D&#10;AFBLAwQUAAYACAAAACEALbdCed4AAAAJAQAADwAAAGRycy9kb3ducmV2LnhtbEyPwU7DMAyG70i8&#10;Q2QkbixZ1VasazpNCE5IiK4cOKZN1kZrnNJkW3l7zAlutv5Pvz+Xu8WN7GLmYD1KWK8EMIOd1xZ7&#10;CR/Ny8MjsBAVajV6NBK+TYBddXtTqkL7K9bmcog9oxIMhZIwxDgVnIduME6FlZ8MUnb0s1OR1rnn&#10;elZXKncjT4TIuVMW6cKgJvM0mO50ODsJ+0+sn+3XW/teH2vbNBuBr/lJyvu7Zb8FFs0S/2D41Sd1&#10;qMip9WfUgY0SknWaEUpBkgIjIM2zHFhLQyaAVyX//0H1AwAA//8DAFBLAQItABQABgAIAAAAIQC2&#10;gziS/gAAAOEBAAATAAAAAAAAAAAAAAAAAAAAAABbQ29udGVudF9UeXBlc10ueG1sUEsBAi0AFAAG&#10;AAgAAAAhADj9If/WAAAAlAEAAAsAAAAAAAAAAAAAAAAALwEAAF9yZWxzLy5yZWxzUEsBAi0AFAAG&#10;AAgAAAAhAHEDAqobAgAA7wMAAA4AAAAAAAAAAAAAAAAALgIAAGRycy9lMm9Eb2MueG1sUEsBAi0A&#10;FAAGAAgAAAAhAC23QnneAAAACQEAAA8AAAAAAAAAAAAAAAAAdQQAAGRycy9kb3ducmV2LnhtbFBL&#10;BQYAAAAABAAEAPMAAACABQAAAAA=&#10;" filled="f" stroked="f">
                 <v:textbox inset="0,0,0,0">
                   <w:txbxContent>
                     <w:p>
@@ -11835,7 +10861,6 @@
                           <w:sz w:val="22"/>
                         </w:rPr>
                       </w:pPr>
-                      <w:proofErr w:type="gramStart"/>
                       <w:r>
                         <w:rPr>
                           <w:rFonts w:ascii="Barlow Condensed Medium" w:eastAsia="華康儷中黑" w:hAnsi="Barlow Condensed Medium"/>
@@ -11843,7 +10868,6 @@
                         </w:rPr>
                         <w:t>教會臉書</w:t>
                       </w:r>
-                      <w:proofErr w:type="gramEnd"/>
                       <w:r>
                         <w:rPr>
                           <w:rFonts w:ascii="Barlow Condensed Medium" w:eastAsia="華康儷中黑" w:hAnsi="Barlow Condensed Medium"/>
@@ -12675,6 +11699,7 @@
                 <w:color w:val="000000" w:themeColor="text1"/>
                 <w:sz w:val="18"/>
                 <w:szCs w:val="18"/>
+                <w:lang w:bidi="he-IL"/>
               </w:rPr>
               <mc:AlternateContent>
                 <mc:Choice Requires="wps">
@@ -12749,15 +11774,7 @@
                                       <w:color w:val="FFFFFF"/>
                                       <w:w w:val="66"/>
                                     </w:rPr>
-                                    <w:t xml:space="preserve">恭候　</w:t>
-                                  </w:r>
-                                  <w:r>
-                                    <w:rPr>
-                                      <w:rFonts w:ascii="華康儷中黑" w:eastAsia="華康儷中黑" w:hAnsi="Calibri" w:cs="Arial" w:hint="eastAsia"/>
-                                      <w:color w:val="FFFFFF"/>
-                                      <w:w w:val="66"/>
-                                    </w:rPr>
-                                    <w:t>神的話</w:t>
+                                    <w:t>恭候　神的話</w:t>
                                   </w:r>
                                 </w:p>
                               </w:txbxContent>
@@ -12782,7 +11799,7 @@
                 </mc:Choice>
                 <mc:Fallback>
                   <w:pict>
-                    <v:rect w14:anchorId="343BC9BA" id="矩形 8" o:spid="_x0000_s1041" style="position:absolute;left:0;text-align:left;margin-left:-.7pt;margin-top:2.7pt;width:18.75pt;height:92.3pt;z-index:251663360;visibility:visible;mso-wrap-style:square;mso-width-percent:0;mso-height-percent:0;mso-wrap-distance-left:9pt;mso-wrap-distance-top:0;mso-wrap-distance-right:9pt;mso-wrap-distance-bottom:0;mso-position-horizontal:absolute;mso-position-horizontal-relative:text;mso-position-vertical:absolute;mso-position-vertical-relative:text;mso-width-percent:0;mso-height-percent:0;mso-width-relative:margin;mso-height-relative:margin;v-text-anchor:middle" o:gfxdata="UEsDBBQABgAIAAAAIQC2gziS/gAAAOEBAAATAAAAW0NvbnRlbnRfVHlwZXNdLnhtbJSRQU7DMBBF&#10;90jcwfIWJU67QAgl6YK0S0CoHGBkTxKLZGx5TGhvj5O2G0SRWNoz/78nu9wcxkFMGNg6quQqL6RA&#10;0s5Y6ir5vt9lD1JwBDIwOMJKHpHlpr69KfdHjyxSmriSfYz+USnWPY7AufNIadK6MEJMx9ApD/oD&#10;OlTrorhX2lFEilmcO2RdNtjC5xDF9pCuTyYBB5bi6bQ4syoJ3g9WQ0ymaiLzg5KdCXlKLjvcW893&#10;SUOqXwnz5DrgnHtJTxOsQfEKIT7DmDSUCaxw7Rqn8787ZsmRM9e2VmPeBN4uqYvTtW7jvijg9N/y&#10;JsXecLq0q+WD6m8AAAD//wMAUEsDBBQABgAIAAAAIQA4/SH/1gAAAJQBAAALAAAAX3JlbHMvLnJl&#10;bHOkkMFqwzAMhu+DvYPRfXGawxijTi+j0GvpHsDYimMaW0Yy2fr2M4PBMnrbUb/Q94l/f/hMi1qR&#10;JVI2sOt6UJgd+ZiDgffL8ekFlFSbvV0oo4EbChzGx4f9GRdb25HMsYhqlCwG5lrLq9biZkxWOiqY&#10;22YiTra2kYMu1l1tQD30/bPm3wwYN0x18gb45AdQl1tp5j/sFB2T0FQ7R0nTNEV3j6o9feQzro1i&#10;OWA14Fm+Q8a1a8+Bvu/d/dMb2JY5uiPbhG/ktn4cqGU/er3pcvwCAAD//wMAUEsDBBQABgAIAAAA&#10;IQCNsEifmQIAAK0FAAAOAAAAZHJzL2Uyb0RvYy54bWysVE1v2zAMvQ/YfxB0X20naNcFdYqgRYcB&#10;XVu03XpWZKk2IIuapMTOfv0oyXbSD+ww7CJLNPn4+CTy7LxvFdkK6xrQJS2OckqE5lA1+rmkPx6v&#10;Pp1S4jzTFVOgRUl3wtHz5ccPZ51ZiBnUoCphCYJot+hMSWvvzSLLHK9Fy9wRGKHxpwTbMo9H+5xV&#10;lnWI3qpslucnWQe2Mha4cA6tl+knXUZ8KQX3t1I64YkqKXLzcbVxXYc1W56xxbNlpm74QIP9A4uW&#10;NRqTTlCXzDOysc0bqLbhFhxIf8ShzUDKhotYA1ZT5K+qeaiZEbEWFMeZSSb3/2D5zfbB3FmUoTNu&#10;4XAbquilbcMX+ZE+irWbxBK9JxyNs/lpMTumhOOvovg8m+enQc1sH22s818FtCRsSmrxMqJGbHvt&#10;fHIdXUIyB6qprhql4iE8AHGhLNkyvDrfFzFUbdrvUCXbyXGeDxeIZrzmZJ6PZmQSn1FAibxeJFA6&#10;pNEQEiYuwZLtVYg7v1Mi+Cl9LyRpqlB3JDIhp6SMc6F94uhqVolkDlQixTdcImBAlph/wh4AXtY+&#10;YieWg38IFfF9T8H534il4CkiZgbtp+C20WDfA1BY1ZA5+Y8iJWmCSr5f96hNSb8Ez2BZQ7W7s8RC&#10;6jdn+FWDb+CaOX/HLDYYtiIODX+Li1TQlRSGHSU12N/v2YN/SQX7iV9KOmzZkrpfG2YFJeqbxp6Y&#10;nwS1iT882MPD+vCgN+0F4NMqcEAZHrcYbL0at9JC+4TTZRXy4i+mOXIrKfd2PFz4NEpwPnGxWkU3&#10;7GvD/LV+MDyAB6XDK3/sn5g1Qyt4bKIbGNubLV51RPINkRpWGw+yie2yV3a4A5wJ8WEP8ysMncNz&#10;9NpP2eUfAAAA//8DAFBLAwQUAAYACAAAACEAPfKv79oAAAAHAQAADwAAAGRycy9kb3ducmV2Lnht&#10;bEyOQU7DMBBF90jcwRokdq2dAhUJcSqEBAJ2FA7gxG4SEc8E203S2zOs6Gr09Z/+vHK3+EFMLsSe&#10;UEO2ViAcNmR7bDV8fT6v7kHEZNCagdBpOLkIu+ryojSFpRk/3LRPreARjIXR0KU0FlLGpnPexDWN&#10;Drk7UPAmcQyttMHMPO4HuVFqK73pkT90ZnRPnWu+90evIUxvm5P6oXkML/6d8jp/PZDV+vpqeXwA&#10;kdyS/mH402d1qNippiPaKAYNq+yWSQ13fLi+2WYgasZypUBWpTz3r34BAAD//wMAUEsBAi0AFAAG&#10;AAgAAAAhALaDOJL+AAAA4QEAABMAAAAAAAAAAAAAAAAAAAAAAFtDb250ZW50X1R5cGVzXS54bWxQ&#10;SwECLQAUAAYACAAAACEAOP0h/9YAAACUAQAACwAAAAAAAAAAAAAAAAAvAQAAX3JlbHMvLnJlbHNQ&#10;SwECLQAUAAYACAAAACEAjbBIn5kCAACtBQAADgAAAAAAAAAAAAAAAAAuAgAAZHJzL2Uyb0RvYy54&#10;bWxQSwECLQAUAAYACAAAACEAPfKv79oAAAAHAQAADwAAAAAAAAAAAAAAAADzBAAAZHJzL2Rvd25y&#10;ZXYueG1sUEsFBgAAAAAEAAQA8wAAAPoFAAAAAA==&#10;" fillcolor="#5a5a5a [2109]" stroked="f" strokeweight="1pt">
+                    <v:rect w14:anchorId="343BC9BA" id="矩形 8" o:spid="_x0000_s1041" style="position:absolute;left:0;text-align:left;margin-left:-.7pt;margin-top:2.7pt;width:18.75pt;height:92.3pt;z-index:251663360;visibility:visible;mso-wrap-style:square;mso-width-percent:0;mso-height-percent:0;mso-wrap-distance-left:9pt;mso-wrap-distance-top:0;mso-wrap-distance-right:9pt;mso-wrap-distance-bottom:0;mso-position-horizontal:absolute;mso-position-horizontal-relative:text;mso-position-vertical:absolute;mso-position-vertical-relative:text;mso-width-percent:0;mso-height-percent:0;mso-width-relative:margin;mso-height-relative:margin;v-text-anchor:middle" o:gfxdata="UEsDBBQABgAIAAAAIQC2gziS/gAAAOEBAAATAAAAW0NvbnRlbnRfVHlwZXNdLnhtbJSRQU7DMBBF&#10;90jcwfIWJU67QAgl6YK0S0CoHGBkTxKLZGx5TGhvj5O2G0SRWNoz/78nu9wcxkFMGNg6quQqL6RA&#10;0s5Y6ir5vt9lD1JwBDIwOMJKHpHlpr69KfdHjyxSmriSfYz+USnWPY7AufNIadK6MEJMx9ApD/oD&#10;OlTrorhX2lFEilmcO2RdNtjC5xDF9pCuTyYBB5bi6bQ4syoJ3g9WQ0ymaiLzg5KdCXlKLjvcW893&#10;SUOqXwnz5DrgnHtJTxOsQfEKIT7DmDSUCaxw7Rqn8787ZsmRM9e2VmPeBN4uqYvTtW7jvijg9N/y&#10;JsXecLq0q+WD6m8AAAD//wMAUEsDBBQABgAIAAAAIQA4/SH/1gAAAJQBAAALAAAAX3JlbHMvLnJl&#10;bHOkkMFqwzAMhu+DvYPRfXGawxijTi+j0GvpHsDYimMaW0Yy2fr2M4PBMnrbUb/Q94l/f/hMi1qR&#10;JVI2sOt6UJgd+ZiDgffL8ekFlFSbvV0oo4EbChzGx4f9GRdb25HMsYhqlCwG5lrLq9biZkxWOiqY&#10;22YiTra2kYMu1l1tQD30/bPm3wwYN0x18gb45AdQl1tp5j/sFB2T0FQ7R0nTNEV3j6o9feQzro1i&#10;OWA14Fm+Q8a1a8+Bvu/d/dMb2JY5uiPbhG/ktn4cqGU/er3pcvwCAAD//wMAUEsDBBQABgAIAAAA&#10;IQBSCxhPugIAANAFAAAOAAAAZHJzL2Uyb0RvYy54bWysVM1u2zAMvg/YOwi6r7YTtOuCOkXQosOA&#10;ri3Wbj0rslwbkERNUhJnLzOgtz3EHmfYa4ySbDf9wQ7DLrJIkx/JTySPjjslyVpY14IuabGXUyI0&#10;h6rVdyX9fHP25pAS55mumAQtSroVjh7PX7862piZmEADshKWIIh2s40paeO9mWWZ441QzO2BERp/&#10;1mAV8yjau6yybIPoSmaTPD/INmArY4EL51B7mn7SecSva8H9ZV074YksKebm42njuQxnNj9iszvL&#10;TNPyPg32D1ko1moMOkKdMs/IyrbPoFTLLTio/R4HlUFdt1zEGrCaIn9SzXXDjIi1IDnOjDS5/wfL&#10;L9ZXlrRVSfGhNFP4RL+///j1854cBm42xs3Q5Npc2V5yeA2FdrVV4YslkC7yuR35FJ0nHJWT6WEx&#10;2aeE46+ieDuZ5hE0e/A21vn3AhQJl5JafK9II1ufO48R0XQwCcEcyLY6a6WMQugRcSItWTN8Xd8V&#10;0VWu1Eeoku5gP8/7N0Y1dkJSTwc1wsdOCygx2KMAUocwGkLAlEvQZIGTxEK8+a0UwU7qT6JGJkPd&#10;MZEROQVlnAvtU46uYZVI6pBKTPFZLhEwINcYf8TuAR7XPmCnLHv74CriCIzO+d8SS86jR4wM2o/O&#10;qtVgXwKQWFUfOdkPJCVqAku+W3axy94NXbWEaoudZyGNpDP8rMUeOGfOXzGLM4jTinvFX+JRS9iU&#10;FPobJQ3Yby/pg31JBfuCX0o2ONUldV9XzApK5AeNYzM9CGwTvyvYXWG5K+iVOgFsrQJ3mOHxis7W&#10;y+FaW1C3uIAWIS7+YppjbiXl3g7CiU/bBlcYF4tFNMPRN8yf62vDA3hgOnT5TXfLrOlHweMQXcCw&#10;AdjsyUQk2+CpYbHyULdxXALXidn+DXBtxMbuV1zYS7tytHpYxPM/AAAA//8DAFBLAwQUAAYACAAA&#10;ACEAPfKv79oAAAAHAQAADwAAAGRycy9kb3ducmV2LnhtbEyOQU7DMBBF90jcwRokdq2dAhUJcSqE&#10;BAJ2FA7gxG4SEc8E203S2zOs6Gr09Z/+vHK3+EFMLsSeUEO2ViAcNmR7bDV8fT6v7kHEZNCagdBp&#10;OLkIu+ryojSFpRk/3LRPreARjIXR0KU0FlLGpnPexDWNDrk7UPAmcQyttMHMPO4HuVFqK73pkT90&#10;ZnRPnWu+90evIUxvm5P6oXkML/6d8jp/PZDV+vpqeXwAkdyS/mH402d1qNippiPaKAYNq+yWSQ13&#10;fLi+2WYgasZypUBWpTz3r34BAAD//wMAUEsBAi0AFAAGAAgAAAAhALaDOJL+AAAA4QEAABMAAAAA&#10;AAAAAAAAAAAAAAAAAFtDb250ZW50X1R5cGVzXS54bWxQSwECLQAUAAYACAAAACEAOP0h/9YAAACU&#10;AQAACwAAAAAAAAAAAAAAAAAvAQAAX3JlbHMvLnJlbHNQSwECLQAUAAYACAAAACEAUgsYT7oCAADQ&#10;BQAADgAAAAAAAAAAAAAAAAAuAgAAZHJzL2Uyb0RvYy54bWxQSwECLQAUAAYACAAAACEAPfKv79oA&#10;AAAHAQAADwAAAAAAAAAAAAAAAAAUBQAAZHJzL2Rvd25yZXYueG1sUEsFBgAAAAAEAAQA8wAAABsG&#10;AAAAAA==&#10;" fillcolor="#5a5a5a [2109]" stroked="f" strokeweight="1pt">
                       <v:textbox style="layout-flow:vertical-ideographic" inset="1mm,1mm,1mm,1mm">
                         <w:txbxContent>
                           <w:p>
@@ -12802,15 +11819,7 @@
                                 <w:color w:val="FFFFFF"/>
                                 <w:w w:val="66"/>
                               </w:rPr>
-                              <w:t xml:space="preserve">恭候　</w:t>
-                            </w:r>
-                            <w:r>
-                              <w:rPr>
-                                <w:rFonts w:ascii="華康儷中黑" w:eastAsia="華康儷中黑" w:hAnsi="Calibri" w:cs="Arial" w:hint="eastAsia"/>
-                                <w:color w:val="FFFFFF"/>
-                                <w:w w:val="66"/>
-                              </w:rPr>
-                              <w:t>神的話</w:t>
+                              <w:t>恭候　神的話</w:t>
                             </w:r>
                           </w:p>
                         </w:txbxContent>
@@ -12848,7 +11857,6 @@
                 <w:szCs w:val="20"/>
               </w:rPr>
             </w:pPr>
-            <w:proofErr w:type="gramStart"/>
             <w:r>
               <w:rPr>
                 <w:rFonts w:eastAsia="華康儷中黑" w:cstheme="minorHAnsi"/>
@@ -12859,7 +11867,6 @@
               </w:rPr>
               <w:t>序樂</w:t>
             </w:r>
-            <w:proofErr w:type="gramEnd"/>
           </w:p>
         </w:tc>
         <w:tc>
@@ -12995,7 +12002,6 @@
                 <w:szCs w:val="20"/>
               </w:rPr>
             </w:pPr>
-            <w:proofErr w:type="gramStart"/>
             <w:r>
               <w:rPr>
                 <w:rFonts w:eastAsia="華康儷中黑" w:cstheme="minorHAnsi"/>
@@ -13006,7 +12012,6 @@
               </w:rPr>
               <w:t>宣召</w:t>
             </w:r>
-            <w:proofErr w:type="gramEnd"/>
           </w:p>
         </w:tc>
         <w:tc>
@@ -13462,7 +12467,6 @@
                 <w:szCs w:val="20"/>
               </w:rPr>
             </w:pPr>
-            <w:proofErr w:type="gramStart"/>
             <w:r>
               <w:rPr>
                 <w:rFonts w:eastAsia="華康儷中黑" w:cstheme="minorHAnsi"/>
@@ -13473,7 +12477,6 @@
               </w:rPr>
               <w:t>啟應文</w:t>
             </w:r>
-            <w:proofErr w:type="gramEnd"/>
           </w:p>
         </w:tc>
         <w:tc>
@@ -13759,6 +12762,7 @@
                 <w:color w:val="000000" w:themeColor="text1"/>
                 <w:sz w:val="18"/>
                 <w:szCs w:val="18"/>
+                <w:lang w:bidi="he-IL"/>
               </w:rPr>
               <mc:AlternateContent>
                 <mc:Choice Requires="wps">
@@ -13858,7 +12862,7 @@
                 </mc:Choice>
                 <mc:Fallback>
                   <w:pict>
-                    <v:rect w14:anchorId="363672F5" id="矩形 10" o:spid="_x0000_s1042" style="position:absolute;left:0;text-align:left;margin-left:-.7pt;margin-top:12.9pt;width:19.25pt;height:42.9pt;z-index:251659264;visibility:visible;mso-wrap-style:square;mso-width-percent:0;mso-height-percent:0;mso-wrap-distance-left:9pt;mso-wrap-distance-top:0;mso-wrap-distance-right:9pt;mso-wrap-distance-bottom:0;mso-position-horizontal:absolute;mso-position-horizontal-relative:text;mso-position-vertical:absolute;mso-position-vertical-relative:text;mso-width-percent:0;mso-height-percent:0;mso-width-relative:margin;mso-height-relative:margin;v-text-anchor:middle" o:gfxdata="UEsDBBQABgAIAAAAIQC2gziS/gAAAOEBAAATAAAAW0NvbnRlbnRfVHlwZXNdLnhtbJSRQU7DMBBF&#10;90jcwfIWJU67QAgl6YK0S0CoHGBkTxKLZGx5TGhvj5O2G0SRWNoz/78nu9wcxkFMGNg6quQqL6RA&#10;0s5Y6ir5vt9lD1JwBDIwOMJKHpHlpr69KfdHjyxSmriSfYz+USnWPY7AufNIadK6MEJMx9ApD/oD&#10;OlTrorhX2lFEilmcO2RdNtjC5xDF9pCuTyYBB5bi6bQ4syoJ3g9WQ0ymaiLzg5KdCXlKLjvcW893&#10;SUOqXwnz5DrgnHtJTxOsQfEKIT7DmDSUCaxw7Rqn8787ZsmRM9e2VmPeBN4uqYvTtW7jvijg9N/y&#10;JsXecLq0q+WD6m8AAAD//wMAUEsDBBQABgAIAAAAIQA4/SH/1gAAAJQBAAALAAAAX3JlbHMvLnJl&#10;bHOkkMFqwzAMhu+DvYPRfXGawxijTi+j0GvpHsDYimMaW0Yy2fr2M4PBMnrbUb/Q94l/f/hMi1qR&#10;JVI2sOt6UJgd+ZiDgffL8ekFlFSbvV0oo4EbChzGx4f9GRdb25HMsYhqlCwG5lrLq9biZkxWOiqY&#10;22YiTra2kYMu1l1tQD30/bPm3wwYN0x18gb45AdQl1tp5j/sFB2T0FQ7R0nTNEV3j6o9feQzro1i&#10;OWA14Fm+Q8a1a8+Bvu/d/dMb2JY5uiPbhG/ktn4cqGU/er3pcvwCAAD//wMAUEsDBBQABgAIAAAA&#10;IQDLXV3XmQIAAK0FAAAOAAAAZHJzL2Uyb0RvYy54bWysVFFv2yAQfp+0/4B4X+20aVdFdaqoVadJ&#10;XVut3fpMMNSWgGNAYme/fgfYTtpNe5j2Atxx993dB3cXl71WZCucb8FUdHZUUiIMh7o1LxX99nTz&#10;4ZwSH5ipmQIjKroTnl4u37+76OxCHEMDqhaOIIjxi85WtAnBLorC80Zo5o/ACoOXEpxmAUX3UtSO&#10;dYiuVXFclmdFB662DrjwHrXX+ZIuE76Ugod7Kb0IRFUUcwtpdWldx7VYXrDFi2O2afmQBvuHLDRr&#10;DQadoK5ZYGTj2t+gdMsdeJDhiIMuQMqWi1QDVjMr31Tz2DArUi1IjrcTTf7/wfK77aN9cEhDZ/3C&#10;4zFW0Uun4475kT6RtZvIEn0gHJXH8/n84yklHK9O5/Pzk0RmsXe2zodPAjSJh4o6fItEEdve+oAB&#10;0XQ0ibE8qLa+aZVKQnx/caUc2TJ8udDPkqva6C9QZ93ZaVkO74dqfOWsPhnVCJ9+UURJwV4FUCaG&#10;MRAD5lyiptiTkE5hp0S0U+arkKStY9kpkQk5B2WcCxNyjr5htcjqmMrIyuSRckmAEVli/Al7AHhd&#10;+4idsxzso6tI33tyLv+WWHaePFJkMGFy1q0B9ycAhVUNkbP9SFKmJrIU+nWP3GD3p1qjag317sER&#10;B7nfvOU3LX6CW+bDA3PYYNiKODTCPS5SQVdRGE6UNOB+/kkf7Ssq2HfcKemwZSvqf2yYE5SozwZ7&#10;4uQs0k3CoeAOhfWhYDb6CvBvzXBAWZ6O6OyCGo/SgX7G6bKKcfGKGY65VZQHNwpXIY8SnE9crFbJ&#10;DPvasnBrHi2P4JHq+M2f+mfm7NALAZvoDsb2Zos3LZFto6eB1SaAbFO/7JkdHgFnQvpNw/yKQ+dQ&#10;Tlb7Kbv8BQAA//8DAFBLAwQUAAYACAAAACEANNGw7tsAAAAIAQAADwAAAGRycy9kb3ducmV2Lnht&#10;bEyPQU7DMBBF90jcwRokdq3jAIWGOBVCAgE7Cgdw4mkSEXuC7Sbp7RlWsBz9pz/vl7vFDWLCEHvy&#10;GtQ6A4G+Idv7VsPnx9PqDkRMxlszkEcNJ4ywq87PSlNYmv07TvvUCi7xsTAaupTGQsrYdOhMXNOI&#10;nrMDBWcSn6GVNpiZy90g8yzbSGd6zx86M+Jjh83X/ug0hOk1P2XfNI/h2b3Rtt6+HMhqfXmxPNyD&#10;SLikPxh+9VkdKnaq6ehtFIOGlbpmUkN+wws4v7pVIGrmlNqArEr5f0D1AwAA//8DAFBLAQItABQA&#10;BgAIAAAAIQC2gziS/gAAAOEBAAATAAAAAAAAAAAAAAAAAAAAAABbQ29udGVudF9UeXBlc10ueG1s&#10;UEsBAi0AFAAGAAgAAAAhADj9If/WAAAAlAEAAAsAAAAAAAAAAAAAAAAALwEAAF9yZWxzLy5yZWxz&#10;UEsBAi0AFAAGAAgAAAAhAMtdXdeZAgAArQUAAA4AAAAAAAAAAAAAAAAALgIAAGRycy9lMm9Eb2Mu&#10;eG1sUEsBAi0AFAAGAAgAAAAhADTRsO7bAAAACAEAAA8AAAAAAAAAAAAAAAAA8wQAAGRycy9kb3du&#10;cmV2LnhtbFBLBQYAAAAABAAEAPMAAAD7BQAAAAA=&#10;" fillcolor="#5a5a5a [2109]" stroked="f" strokeweight="1pt">
+                    <v:rect w14:anchorId="363672F5" id="矩形 10" o:spid="_x0000_s1042" style="position:absolute;left:0;text-align:left;margin-left:-.7pt;margin-top:12.9pt;width:19.25pt;height:42.9pt;z-index:251659264;visibility:visible;mso-wrap-style:square;mso-width-percent:0;mso-height-percent:0;mso-wrap-distance-left:9pt;mso-wrap-distance-top:0;mso-wrap-distance-right:9pt;mso-wrap-distance-bottom:0;mso-position-horizontal:absolute;mso-position-horizontal-relative:text;mso-position-vertical:absolute;mso-position-vertical-relative:text;mso-width-percent:0;mso-height-percent:0;mso-width-relative:margin;mso-height-relative:margin;v-text-anchor:middle" o:gfxdata="UEsDBBQABgAIAAAAIQC2gziS/gAAAOEBAAATAAAAW0NvbnRlbnRfVHlwZXNdLnhtbJSRQU7DMBBF&#10;90jcwfIWJU67QAgl6YK0S0CoHGBkTxKLZGx5TGhvj5O2G0SRWNoz/78nu9wcxkFMGNg6quQqL6RA&#10;0s5Y6ir5vt9lD1JwBDIwOMJKHpHlpr69KfdHjyxSmriSfYz+USnWPY7AufNIadK6MEJMx9ApD/oD&#10;OlTrorhX2lFEilmcO2RdNtjC5xDF9pCuTyYBB5bi6bQ4syoJ3g9WQ0ymaiLzg5KdCXlKLjvcW893&#10;SUOqXwnz5DrgnHtJTxOsQfEKIT7DmDSUCaxw7Rqn8787ZsmRM9e2VmPeBN4uqYvTtW7jvijg9N/y&#10;JsXecLq0q+WD6m8AAAD//wMAUEsDBBQABgAIAAAAIQA4/SH/1gAAAJQBAAALAAAAX3JlbHMvLnJl&#10;bHOkkMFqwzAMhu+DvYPRfXGawxijTi+j0GvpHsDYimMaW0Yy2fr2M4PBMnrbUb/Q94l/f/hMi1qR&#10;JVI2sOt6UJgd+ZiDgffL8ekFlFSbvV0oo4EbChzGx4f9GRdb25HMsYhqlCwG5lrLq9biZkxWOiqY&#10;22YiTra2kYMu1l1tQD30/bPm3wwYN0x18gb45AdQl1tp5j/sFB2T0FQ7R0nTNEV3j6o9feQzro1i&#10;OWA14Fm+Q8a1a8+Bvu/d/dMb2JY5uiPbhG/ktn4cqGU/er3pcvwCAAD//wMAUEsDBBQABgAIAAAA&#10;IQAV1qkIugIAANIFAAAOAAAAZHJzL2Uyb0RvYy54bWysVMFu1DAQvSPxD5bvNLvttlSrZqtVqyKk&#10;Uipa6Nnr2E0k22Ns7ybLzyBx4yP4HMRvMLaTdFsqDoiL45nMvJl5npmT004rshHON2BKOt2bUCIM&#10;h6ox9yX9eHvx6pgSH5ipmAIjSroVnp4uXr44ae1c7EMNqhKOIIjx89aWtA7BzovC81po5vfACoM/&#10;JTjNAoruvqgcaxFdq2J/MjkqWnCVdcCF96g9zz/pIuFLKXh4L6UXgaiSYm4hnS6dq3gWixM2v3fM&#10;1g3v02D/kIVmjcGgI9Q5C4ysXfMHlG64Aw8y7HHQBUjZcJFqwGqmkyfV3NTMilQLkuPtSJP/f7D8&#10;anPtSFPh2yE9hml8o19fv//88Y2gAtlprZ+j0Y29dr3k8RpL7aTT8YtFkC4xuh0ZFV0gHJX7s9ns&#10;9SElHH8dzmbHBwmzeHC2zoc3AjSJl5I6fLDEI9tc+oAB0XQwibE8qKa6aJRKQmwScaYc2TB83tBN&#10;k6ta63dQZd3R4WTSPzKqsRWy+mBQI3xqtYiSgj0KoEwMYyAGzLlETREpySSkW9gqEe2U+SAkUhnL&#10;TomMyDko41yYkHP0NatEVsdUBlZGj5RLAozIEuOP2D3A49oH7Jxlbx9dRZqB0Xnyt8Sy8+iRIoMJ&#10;o7NuDLjnABRW1UfO9gNJmZrIUuhW3dBmaBpVK6i22HsO8lB6yy8abIJL5sM1cziF2JC4WcJ7PKSC&#10;tqTQ3yipwX15Th/tSyrYJ/xS0uJcl9R/XjMnKFFvDQ7OwVGkm4Rdwe0Kq13BrPUZYG9NcYtZnq7o&#10;7IIartKBvsMVtIxx8RczHHMrKQ9uEM5C3je4xLhYLpMZDr9l4dLcWB7BI9WxzW+7O+ZsPwsBh+gK&#10;hh3A5k9GIttGTwPLdQDZpHl5YLZ/BFwcqZv6JRc3066crB5W8eI3AAAA//8DAFBLAwQUAAYACAAA&#10;ACEANNGw7tsAAAAIAQAADwAAAGRycy9kb3ducmV2LnhtbEyPQU7DMBBF90jcwRokdq3jAIWGOBVC&#10;AgE7Cgdw4mkSEXuC7Sbp7RlWsBz9pz/vl7vFDWLCEHvyGtQ6A4G+Idv7VsPnx9PqDkRMxlszkEcN&#10;J4ywq87PSlNYmv07TvvUCi7xsTAaupTGQsrYdOhMXNOInrMDBWcSn6GVNpiZy90g8yzbSGd6zx86&#10;M+Jjh83X/ug0hOk1P2XfNI/h2b3Rtt6+HMhqfXmxPNyDSLikPxh+9VkdKnaq6ehtFIOGlbpmUkN+&#10;wws4v7pVIGrmlNqArEr5f0D1AwAA//8DAFBLAQItABQABgAIAAAAIQC2gziS/gAAAOEBAAATAAAA&#10;AAAAAAAAAAAAAAAAAABbQ29udGVudF9UeXBlc10ueG1sUEsBAi0AFAAGAAgAAAAhADj9If/WAAAA&#10;lAEAAAsAAAAAAAAAAAAAAAAALwEAAF9yZWxzLy5yZWxzUEsBAi0AFAAGAAgAAAAhABXWqQi6AgAA&#10;0gUAAA4AAAAAAAAAAAAAAAAALgIAAGRycy9lMm9Eb2MueG1sUEsBAi0AFAAGAAgAAAAhADTRsO7b&#10;AAAACAEAAA8AAAAAAAAAAAAAAAAAFAUAAGRycy9kb3ducmV2LnhtbFBLBQYAAAAABAAEAPMAAAAc&#10;BgAAAAA=&#10;" fillcolor="#5a5a5a [2109]" stroked="f" strokeweight="1pt">
                       <v:textbox style="layout-flow:vertical-ideographic" inset="1mm,1mm,1mm,1mm">
                         <w:txbxContent>
                           <w:p>
@@ -14565,6 +13569,7 @@
                 <w:color w:val="000000" w:themeColor="text1"/>
                 <w:sz w:val="18"/>
                 <w:szCs w:val="18"/>
+                <w:lang w:bidi="he-IL"/>
               </w:rPr>
               <mc:AlternateContent>
                 <mc:Choice Requires="wps">
@@ -14672,7 +13677,7 @@
                 </mc:Choice>
                 <mc:Fallback>
                   <w:pict>
-                    <v:rect w14:anchorId="4D37C684" id="矩形 11" o:spid="_x0000_s1043" style="position:absolute;left:0;text-align:left;margin-left:-.7pt;margin-top:1.65pt;width:19.25pt;height:111.25pt;z-index:251656192;visibility:visible;mso-wrap-style:square;mso-width-percent:0;mso-height-percent:0;mso-wrap-distance-left:9pt;mso-wrap-distance-top:0;mso-wrap-distance-right:9pt;mso-wrap-distance-bottom:0;mso-position-horizontal:absolute;mso-position-horizontal-relative:text;mso-position-vertical:absolute;mso-position-vertical-relative:text;mso-width-percent:0;mso-height-percent:0;mso-width-relative:margin;mso-height-relative:margin;v-text-anchor:middle" o:gfxdata="UEsDBBQABgAIAAAAIQC2gziS/gAAAOEBAAATAAAAW0NvbnRlbnRfVHlwZXNdLnhtbJSRQU7DMBBF&#10;90jcwfIWJU67QAgl6YK0S0CoHGBkTxKLZGx5TGhvj5O2G0SRWNoz/78nu9wcxkFMGNg6quQqL6RA&#10;0s5Y6ir5vt9lD1JwBDIwOMJKHpHlpr69KfdHjyxSmriSfYz+USnWPY7AufNIadK6MEJMx9ApD/oD&#10;OlTrorhX2lFEilmcO2RdNtjC5xDF9pCuTyYBB5bi6bQ4syoJ3g9WQ0ymaiLzg5KdCXlKLjvcW893&#10;SUOqXwnz5DrgnHtJTxOsQfEKIT7DmDSUCaxw7Rqn8787ZsmRM9e2VmPeBN4uqYvTtW7jvijg9N/y&#10;JsXecLq0q+WD6m8AAAD//wMAUEsDBBQABgAIAAAAIQA4/SH/1gAAAJQBAAALAAAAX3JlbHMvLnJl&#10;bHOkkMFqwzAMhu+DvYPRfXGawxijTi+j0GvpHsDYimMaW0Yy2fr2M4PBMnrbUb/Q94l/f/hMi1qR&#10;JVI2sOt6UJgd+ZiDgffL8ekFlFSbvV0oo4EbChzGx4f9GRdb25HMsYhqlCwG5lrLq9biZkxWOiqY&#10;22YiTra2kYMu1l1tQD30/bPm3wwYN0x18gb45AdQl1tp5j/sFB2T0FQ7R0nTNEV3j6o9feQzro1i&#10;OWA14Fm+Q8a1a8+Bvu/d/dMb2JY5uiPbhG/ktn4cqGU/er3pcvwCAAD//wMAUEsDBBQABgAIAAAA&#10;IQCA5MTLmgIAAK4FAAAOAAAAZHJzL2Uyb0RvYy54bWysVE1v2zAMvQ/YfxB0X+18NBuCOkWQosOA&#10;ri3Wbj0rslQbkEVNUmJnv36UZDtpV+ww7CKLNPlIPpG8uOwaRfbCuhp0QSdnOSVCcyhr/VzQ74/X&#10;Hz5R4jzTJVOgRUEPwtHL1ft3F61ZiilUoEphCYJot2xNQSvvzTLLHK9Ew9wZGKHxpwTbMI+ifc5K&#10;y1pEb1Q2zfNF1oItjQUunEPtVfpJVxFfSsH9nZROeKIKirn5eNp4bsOZrS7Y8tkyU9W8T4P9QxYN&#10;qzUGHaGumGdkZ+s/oJqaW3Ag/RmHJgMpay5iDVjNJH9VzUPFjIi1IDnOjDS5/wfLb/cP5t4iDa1x&#10;S4fXUEUnbRO+mB/pIlmHkSzRecJROZ3P5x/PKeH4azKfTBezyGZ29DbW+c8CGhIuBbX4GJEjtr9x&#10;HiOi6WASgjlQdXldKxWF0ABioyzZM3w6302iq9o1X6FMusV5nvcPiGp85qSeDWqEj20UUGKwFwGU&#10;DmE0hIApl6DJjizEmz8oEeyU/iYkqctQd0xkRE5BGedC+5Sjq1gpkjqkMrAyesRcImBAlhh/xO4B&#10;XtY+YKcse/vgKmJ/j8753xJLzqNHjAzaj85NrcG+BaCwqj5ysh9IStQElny37ZAbbINoGlRbKA/3&#10;llhIA+cMv66xCW6Y8/fM4oThLOLW8Hd4SAVtQaG/UVKB/fWWPtgXVLAf+KWkxZktqPu5Y1ZQor5o&#10;HIrZItBN/KlgT4XtqaB3zQawtya4oQyPV3S2Xg1XaaF5wvWyDnHxF9Mccyso93YQNj7tElxQXKzX&#10;0QwH2zB/ox8MD+CB6tDmj90Ts6afBY9TdAvDfLPlq5FItsFTw3rnQdZxXo7M9o+ASyF2U7/AwtY5&#10;laPVcc2ufgMAAP//AwBQSwMEFAAGAAgAAAAhAP+dZSHbAAAABwEAAA8AAABkcnMvZG93bnJldi54&#10;bWxMjstOwzAQRfdI/IM1SOxa58GjDZlUCAkE3VH4ACd2k4h4Jthukv49ZgXLq3t17il3ix3EZJzv&#10;mRDSdQLCUMO6pxbh8+N5tQHhgyKtBiaDcDYedtXlRakKzTO9m+kQWhEh5AuF0IUwFlL6pjNW+TWP&#10;hmJ3ZGdViNG1Ujs1R7gdZJYkd9KqnuJDp0bz1Jnm63CyCG56y87JN8+je7F73tbb1yNrxOur5fEB&#10;RDBL+BvDr35Uhyo61Xwi7cWAsEpv4hIhz0HEOr9PQdQIWXa7AVmV8r9/9QMAAP//AwBQSwECLQAU&#10;AAYACAAAACEAtoM4kv4AAADhAQAAEwAAAAAAAAAAAAAAAAAAAAAAW0NvbnRlbnRfVHlwZXNdLnht&#10;bFBLAQItABQABgAIAAAAIQA4/SH/1gAAAJQBAAALAAAAAAAAAAAAAAAAAC8BAABfcmVscy8ucmVs&#10;c1BLAQItABQABgAIAAAAIQCA5MTLmgIAAK4FAAAOAAAAAAAAAAAAAAAAAC4CAABkcnMvZTJvRG9j&#10;LnhtbFBLAQItABQABgAIAAAAIQD/nWUh2wAAAAcBAAAPAAAAAAAAAAAAAAAAAPQEAABkcnMvZG93&#10;bnJldi54bWxQSwUGAAAAAAQABADzAAAA/AUAAAAA&#10;" fillcolor="#5a5a5a [2109]" stroked="f" strokeweight="1pt">
+                    <v:rect w14:anchorId="4D37C684" id="矩形 11" o:spid="_x0000_s1043" style="position:absolute;left:0;text-align:left;margin-left:-.7pt;margin-top:1.65pt;width:19.25pt;height:111.25pt;z-index:251656192;visibility:visible;mso-wrap-style:square;mso-width-percent:0;mso-height-percent:0;mso-wrap-distance-left:9pt;mso-wrap-distance-top:0;mso-wrap-distance-right:9pt;mso-wrap-distance-bottom:0;mso-position-horizontal:absolute;mso-position-horizontal-relative:text;mso-position-vertical:absolute;mso-position-vertical-relative:text;mso-width-percent:0;mso-height-percent:0;mso-width-relative:margin;mso-height-relative:margin;v-text-anchor:middle" o:gfxdata="UEsDBBQABgAIAAAAIQC2gziS/gAAAOEBAAATAAAAW0NvbnRlbnRfVHlwZXNdLnhtbJSRQU7DMBBF&#10;90jcwfIWJU67QAgl6YK0S0CoHGBkTxKLZGx5TGhvj5O2G0SRWNoz/78nu9wcxkFMGNg6quQqL6RA&#10;0s5Y6ir5vt9lD1JwBDIwOMJKHpHlpr69KfdHjyxSmriSfYz+USnWPY7AufNIadK6MEJMx9ApD/oD&#10;OlTrorhX2lFEilmcO2RdNtjC5xDF9pCuTyYBB5bi6bQ4syoJ3g9WQ0ymaiLzg5KdCXlKLjvcW893&#10;SUOqXwnz5DrgnHtJTxOsQfEKIT7DmDSUCaxw7Rqn8787ZsmRM9e2VmPeBN4uqYvTtW7jvijg9N/y&#10;JsXecLq0q+WD6m8AAAD//wMAUEsDBBQABgAIAAAAIQA4/SH/1gAAAJQBAAALAAAAX3JlbHMvLnJl&#10;bHOkkMFqwzAMhu+DvYPRfXGawxijTi+j0GvpHsDYimMaW0Yy2fr2M4PBMnrbUb/Q94l/f/hMi1qR&#10;JVI2sOt6UJgd+ZiDgffL8ekFlFSbvV0oo4EbChzGx4f9GRdb25HMsYhqlCwG5lrLq9biZkxWOiqY&#10;22YiTra2kYMu1l1tQD30/bPm3wwYN0x18gb45AdQl1tp5j/sFB2T0FQ7R0nTNEV3j6o9feQzro1i&#10;OWA14Fm+Q8a1a8+Bvu/d/dMb2JY5uiPbhG/ktn4cqGU/er3pcvwCAAD//wMAUEsDBBQABgAIAAAA&#10;IQAc8/6uugIAANMFAAAOAAAAZHJzL2Uyb0RvYy54bWysVMFu2zAMvQ/YPwi6r3bSNBuCOkXQosOA&#10;ri3Wbj0rslwbkERNUmJnPzNgt33EPmfYb4ySbDftih2GXWSRJh/JJ5LHJ52SZCusa0AXdHKQUyI0&#10;h7LR9wX9eHv+6g0lzjNdMglaFHQnHD1Zvnxx3JqFmEINshSWIIh2i9YUtPbeLLLM8Voo5g7ACI0/&#10;K7CKeRTtfVZa1iK6ktk0z+dZC7Y0FrhwDrVn6SddRvyqEtxfVZUTnsiCYm4+njae63Bmy2O2uLfM&#10;1A3v02D/kIVijcagI9QZ84xsbPMHlGq4BQeVP+CgMqiqhotYA1YzyZ9Uc1MzI2ItSI4zI03u/8Hy&#10;y+21JU2JbzehRDOFb/Tr6/efP74RVCA7rXELNLox17aXHF5DqV1lVfhiEaSLjO5GRkXnCUfldDab&#10;vT6ihOOvyWwynR9GyrMHb2OdfytAkXApqMUXi0Sy7YXzGBFNB5MQzIFsyvNGyiiELhGn0pItw/f1&#10;3SS6yo16D2XSzY/yvH9lVGMvJPXhoEb42GsBJQZ7FEDqEEZDCJhyCZoscJJYiDe/kyLYSf1BVMhl&#10;qDsmMiKnoIxzoX3K0dWsFEkdUhlYGT1iLhEwIFcYf8TuAR7XPmCnLHv74CriEIzO+d8SS86jR4wM&#10;2o/OqtFgnwOQWFUfOdkPJCVqAku+W3dDn6FpUK2h3GHzWUhT6Qw/b7AJLpjz18ziGOLA4mrxV3hU&#10;EtqCQn+jpAb75Tl9sC+oYJ/wS0mLg11Q93nDrKBEvtM4OYfzQDfx+4LdF9b7gt6oU8DewuHA/OIV&#10;na2Xw7WyoO5wB61CXPzFNMfcCsq9HYRTnxYObjEuVqtohtNvmL/QN4YH8EB1aPPb7o5Z08+Cxym6&#10;hGEJsMWTkUi2wVPDauOhauK8PDDbPwJujthN/ZYLq2lfjlYPu3j5GwAA//8DAFBLAwQUAAYACAAA&#10;ACEA/51lIdsAAAAHAQAADwAAAGRycy9kb3ducmV2LnhtbEyOy07DMBBF90j8gzVI7FrnwaMNmVQI&#10;CQTdUfgAJ3aTiHgm2G6S/j1mBcure3XuKXeLHcRknO+ZENJ1AsJQw7qnFuHz43m1AeGDIq0GJoNw&#10;Nh521eVFqQrNM72b6RBaESHkC4XQhTAWUvqmM1b5NY+GYndkZ1WI0bVSOzVHuB1kliR30qqe4kOn&#10;RvPUmebrcLIIbnrLzsk3z6N7sXve1tvXI2vE66vl8QFEMEv4G8OvflSHKjrVfCLtxYCwSm/iEiHP&#10;QcQ6v09B1AhZdrsBWZXyv3/1AwAA//8DAFBLAQItABQABgAIAAAAIQC2gziS/gAAAOEBAAATAAAA&#10;AAAAAAAAAAAAAAAAAABbQ29udGVudF9UeXBlc10ueG1sUEsBAi0AFAAGAAgAAAAhADj9If/WAAAA&#10;lAEAAAsAAAAAAAAAAAAAAAAALwEAAF9yZWxzLy5yZWxzUEsBAi0AFAAGAAgAAAAhABzz/q66AgAA&#10;0wUAAA4AAAAAAAAAAAAAAAAALgIAAGRycy9lMm9Eb2MueG1sUEsBAi0AFAAGAAgAAAAhAP+dZSHb&#10;AAAABwEAAA8AAAAAAAAAAAAAAAAAFAUAAGRycy9kb3ducmV2LnhtbFBLBQYAAAAABAAEAPMAAAAc&#10;BgAAAAA=&#10;" fillcolor="#5a5a5a [2109]" stroked="f" strokeweight="1pt">
                       <v:textbox style="layout-flow:vertical-ideographic" inset="1mm,1mm,1mm,1mm">
                         <w:txbxContent>
                           <w:p>
@@ -15412,7 +14417,6 @@
                 <w:szCs w:val="20"/>
               </w:rPr>
             </w:pPr>
-            <w:proofErr w:type="gramStart"/>
             <w:r>
               <w:rPr>
                 <w:rFonts w:eastAsia="華康儷中黑" w:cstheme="minorHAnsi" w:hint="eastAsia"/>
@@ -15423,7 +14427,6 @@
               </w:rPr>
               <w:t>公禱</w:t>
             </w:r>
-            <w:proofErr w:type="gramEnd"/>
           </w:p>
         </w:tc>
         <w:tc>
@@ -15559,7 +14562,6 @@
                 <w:szCs w:val="20"/>
               </w:rPr>
             </w:pPr>
-            <w:proofErr w:type="gramStart"/>
             <w:r>
               <w:rPr>
                 <w:rFonts w:eastAsia="華康儷中黑" w:cstheme="minorHAnsi"/>
@@ -15570,7 +14572,6 @@
               </w:rPr>
               <w:t>頌榮</w:t>
             </w:r>
-            <w:proofErr w:type="gramEnd"/>
           </w:p>
         </w:tc>
         <w:tc>
@@ -15793,7 +14794,6 @@
               </w:rPr>
               <w:t xml:space="preserve">: </w:t>
             </w:r>
-            <w:proofErr w:type="gramStart"/>
             <w:r>
               <w:rPr>
                 <w:rFonts w:ascii="Bahnschrift SemiBold Condensed" w:eastAsia="標楷體" w:hAnsi="Bahnschrift SemiBold Condensed" w:cstheme="minorHAnsi" w:hint="eastAsia"/>
@@ -15803,7 +14803,6 @@
               </w:rPr>
               <w:t>阿們頌</w:t>
             </w:r>
-            <w:proofErr w:type="gramEnd"/>
           </w:p>
         </w:tc>
         <w:tc>
@@ -15900,7 +14899,6 @@
                 <w:szCs w:val="20"/>
               </w:rPr>
             </w:pPr>
-            <w:proofErr w:type="gramStart"/>
             <w:r>
               <w:rPr>
                 <w:rFonts w:eastAsia="華康儷中黑" w:cstheme="minorHAnsi" w:hint="eastAsia"/>
@@ -15911,7 +14909,6 @@
               </w:rPr>
               <w:t>殿樂</w:t>
             </w:r>
-            <w:proofErr w:type="gramEnd"/>
           </w:p>
         </w:tc>
         <w:tc>
@@ -16374,6 +15371,7 @@
         <w:rPr>
           <w:rFonts w:ascii="Bahnschrift SemiBold Condensed" w:eastAsia="華康細黑體" w:hAnsi="Bahnschrift SemiBold Condensed"/>
           <w:noProof/>
+          <w:lang w:bidi="he-IL"/>
         </w:rPr>
         <mc:AlternateContent>
           <mc:Choice Requires="wps">
@@ -16436,7 +15434,7 @@
           </mc:Choice>
           <mc:Fallback>
             <w:pict>
-              <v:line w14:anchorId="27ABBD7D" id="直線接點 2" o:spid="_x0000_s1026" style="position:absolute;z-index:251653120;visibility:visible;mso-wrap-style:square;mso-height-percent:0;mso-wrap-distance-left:9pt;mso-wrap-distance-top:0;mso-wrap-distance-right:9pt;mso-wrap-distance-bottom:0;mso-position-horizontal:absolute;mso-position-horizontal-relative:page;mso-position-vertical:absolute;mso-position-vertical-relative:page;mso-height-percent:0;mso-height-relative:margin" from="687.75pt,19.85pt" to="687.75pt,709.8pt" o:gfxdata="UEsDBBQABgAIAAAAIQC2gziS/gAAAOEBAAATAAAAW0NvbnRlbnRfVHlwZXNdLnhtbJSRQU7DMBBF&#10;90jcwfIWJU67QAgl6YK0S0CoHGBkTxKLZGx5TGhvj5O2G0SRWNoz/78nu9wcxkFMGNg6quQqL6RA&#10;0s5Y6ir5vt9lD1JwBDIwOMJKHpHlpr69KfdHjyxSmriSfYz+USnWPY7AufNIadK6MEJMx9ApD/oD&#10;OlTrorhX2lFEilmcO2RdNtjC5xDF9pCuTyYBB5bi6bQ4syoJ3g9WQ0ymaiLzg5KdCXlKLjvcW893&#10;SUOqXwnz5DrgnHtJTxOsQfEKIT7DmDSUCaxw7Rqn8787ZsmRM9e2VmPeBN4uqYvTtW7jvijg9N/y&#10;JsXecLq0q+WD6m8AAAD//wMAUEsDBBQABgAIAAAAIQA4/SH/1gAAAJQBAAALAAAAX3JlbHMvLnJl&#10;bHOkkMFqwzAMhu+DvYPRfXGawxijTi+j0GvpHsDYimMaW0Yy2fr2M4PBMnrbUb/Q94l/f/hMi1qR&#10;JVI2sOt6UJgd+ZiDgffL8ekFlFSbvV0oo4EbChzGx4f9GRdb25HMsYhqlCwG5lrLq9biZkxWOiqY&#10;22YiTra2kYMu1l1tQD30/bPm3wwYN0x18gb45AdQl1tp5j/sFB2T0FQ7R0nTNEV3j6o9feQzro1i&#10;OWA14Fm+Q8a1a8+Bvu/d/dMb2JY5uiPbhG/ktn4cqGU/er3pcvwCAAD//wMAUEsDBBQABgAIAAAA&#10;IQBmLiXWvAEAAO8DAAAOAAAAZHJzL2Uyb0RvYy54bWysU9tu2zAMfR+wfxD0vtgJhq4w4vShQfsy&#10;bMUuH6DKVCxAN4habP/9KDmxdwOGDX2hTYqH5Dmi9nejNewMEbV3Ld9uas7ASd9pd2r51y8Pb245&#10;wyRcJ4x30PIJkN8dXr/aD6GBne+96SAyKuKwGULL+5RCU1Uoe7ACNz6Ao0PloxWJ3HiquigGqm5N&#10;tavrm2rwsQvRS0Ck6HE+5IdSXymQ6aNSCImZltNsqdhY7HO21WEvmlMUodfyMob4jyms0I6aLqWO&#10;Ign2LerfSlkto0ev0kZ6W3mltITCgdhs61/YfO5FgMKFxMGwyIQvV1Z+ON+7p0gyDAEbDE8xsxhV&#10;tPlL87GxiDUtYsGYmJyDkqK37252b+siZLUCQ8T0CN6y/NNyo13mIRpxfo+JmlHqNSWHjcsWvdHd&#10;gzamOHkD4N5EdhZ0d2nc5rsi3E9ZuchRYD8n4YTZuSTmotXKqvylycDc8BMopjvisS2DlYVb2wkp&#10;waVrS+MoO8MUDbcA678DL/kZCmUZ/wW8IEpn79ICttr5+Kfuq0pqzr8qMPPOEjz7bir3XaShrSqi&#10;Xl5AXtsf/QJf3+nhOwAAAP//AwBQSwMEFAAGAAgAAAAhAG7+OJLhAAAADQEAAA8AAABkcnMvZG93&#10;bnJldi54bWxMj81OwzAQhO9IvIO1SNyoU0rTNsSp+CmncmkbDtycZEki7HUUu2l4e7biUG47u6PZ&#10;b9L1aI0YsPetIwXTSQQCqXRVS7WC/PB2twThg6ZKG0eo4Ac9rLPrq1QnlTvRDod9qAWHkE+0giaE&#10;LpHSlw1a7SeuQ+Lbl+utDiz7Wla9PnG4NfI+imJpdUv8odEdvjRYfu+PVsHn62bYLbeG7Pshd8+5&#10;KT428Vap25vx6RFEwDFczHDGZ3TImKlwR6q8MKxni/mcvQpmqwWIs+NvU/D0MF3FILNU/m+R/QIA&#10;AP//AwBQSwECLQAUAAYACAAAACEAtoM4kv4AAADhAQAAEwAAAAAAAAAAAAAAAAAAAAAAW0NvbnRl&#10;bnRfVHlwZXNdLnhtbFBLAQItABQABgAIAAAAIQA4/SH/1gAAAJQBAAALAAAAAAAAAAAAAAAAAC8B&#10;AABfcmVscy8ucmVsc1BLAQItABQABgAIAAAAIQBmLiXWvAEAAO8DAAAOAAAAAAAAAAAAAAAAAC4C&#10;AABkcnMvZTJvRG9jLnhtbFBLAQItABQABgAIAAAAIQBu/jiS4QAAAA0BAAAPAAAAAAAAAAAAAAAA&#10;ABYEAABkcnMvZG93bnJldi54bWxQSwUGAAAAAAQABADzAAAAJAUAAAAA&#10;" strokecolor="black [3213]" strokeweight=".5pt">
+              <v:line w14:anchorId="63D013E8" id="直線接點 2" o:spid="_x0000_s1026" style="position:absolute;z-index:251653120;visibility:visible;mso-wrap-style:square;mso-height-percent:0;mso-wrap-distance-left:9pt;mso-wrap-distance-top:0;mso-wrap-distance-right:9pt;mso-wrap-distance-bottom:0;mso-position-horizontal:absolute;mso-position-horizontal-relative:page;mso-position-vertical:absolute;mso-position-vertical-relative:page;mso-height-percent:0;mso-height-relative:margin" from="687.75pt,19.85pt" to="687.75pt,709.8pt" o:gfxdata="UEsDBBQABgAIAAAAIQC2gziS/gAAAOEBAAATAAAAW0NvbnRlbnRfVHlwZXNdLnhtbJSRQU7DMBBF&#10;90jcwfIWJU67QAgl6YK0S0CoHGBkTxKLZGx5TGhvj5O2G0SRWNoz/78nu9wcxkFMGNg6quQqL6RA&#10;0s5Y6ir5vt9lD1JwBDIwOMJKHpHlpr69KfdHjyxSmriSfYz+USnWPY7AufNIadK6MEJMx9ApD/oD&#10;OlTrorhX2lFEilmcO2RdNtjC5xDF9pCuTyYBB5bi6bQ4syoJ3g9WQ0ymaiLzg5KdCXlKLjvcW893&#10;SUOqXwnz5DrgnHtJTxOsQfEKIT7DmDSUCaxw7Rqn8787ZsmRM9e2VmPeBN4uqYvTtW7jvijg9N/y&#10;JsXecLq0q+WD6m8AAAD//wMAUEsDBBQABgAIAAAAIQA4/SH/1gAAAJQBAAALAAAAX3JlbHMvLnJl&#10;bHOkkMFqwzAMhu+DvYPRfXGawxijTi+j0GvpHsDYimMaW0Yy2fr2M4PBMnrbUb/Q94l/f/hMi1qR&#10;JVI2sOt6UJgd+ZiDgffL8ekFlFSbvV0oo4EbChzGx4f9GRdb25HMsYhqlCwG5lrLq9biZkxWOiqY&#10;22YiTra2kYMu1l1tQD30/bPm3wwYN0x18gb45AdQl1tp5j/sFB2T0FQ7R0nTNEV3j6o9feQzro1i&#10;OWA14Fm+Q8a1a8+Bvu/d/dMb2JY5uiPbhG/ktn4cqGU/er3pcvwCAAD//wMAUEsDBBQABgAIAAAA&#10;IQCzrYQF5wEAABgEAAAOAAAAZHJzL2Uyb0RvYy54bWysU0uO1DAQ3SNxB8t7OukIDaOo07OY1rBB&#10;0OJzAI9T7ljyT7bpJJfgACCx4wZILLgPI25B2Umn+UkIxMZJ2e9V1Xsub64GrcgRfJDWNHS9KikB&#10;w20rzaGhr17ePLikJERmWqasgYaOEOjV9v69Te9qqGxnVQueYBIT6t41tIvR1UUReAeahZV1YPBQ&#10;WK9ZxNAfitazHrNrVVRleVH01rfOWw4h4O5uOqTbnF8I4PGZEAEiUQ3F3mJefV5v01psN6w+eOY6&#10;yec22D90oZk0WHRJtWORkdde/pJKS+5tsCKuuNWFFUJyyBpQzbr8Sc2LjjnIWtCc4Babwv9Ly58e&#10;957ItqEVJYZpvKK7dx/vPr398ubD18/vSZUc6l2oEXht9n6Ogtv7JHcQXqcvCiFDdnVcXIUhEj5t&#10;cty9fHRRPSyz48WZ6HyIj8Fqkn4aqqRJglnNjk9CxGIIPUHStjJpDVbJ9kYqlYM0KnCtPDkyvOQ4&#10;rFPLyPsBlZLsWOgmUBhDCmZgSlokjZOq/BdHBVPB5yDQH9Sxzo3lyTyXY5yDiaeSyiA60QQ2txDL&#10;PxNnfKJCntq/IS+MXNmauJC1NNb/rvrZJTHhTw5MupMFt7Yd831na3D8sqnzU0nz/X2c6ecHvf0G&#10;AAD//wMAUEsDBBQABgAIAAAAIQBu/jiS4QAAAA0BAAAPAAAAZHJzL2Rvd25yZXYueG1sTI/NTsMw&#10;EITvSLyDtUjcqFNK0zbEqfgpp3JpGw7cnGRJIux1FLtpeHu24lBuO7uj2W/S9WiNGLD3rSMF00kE&#10;Aql0VUu1gvzwdrcE4YOmShtHqOAHPayz66tUJ5U70Q6HfagFh5BPtIImhC6R0pcNWu0nrkPi25fr&#10;rQ4s+1pWvT5xuDXyPopiaXVL/KHRHb40WH7vj1bB5+tm2C23huz7IXfPuSk+NvFWqdub8ekRRMAx&#10;XMxwxmd0yJipcEeqvDCsZ4v5nL0KZqsFiLPjb1Pw9DBdxSCzVP5vkf0CAAD//wMAUEsBAi0AFAAG&#10;AAgAAAAhALaDOJL+AAAA4QEAABMAAAAAAAAAAAAAAAAAAAAAAFtDb250ZW50X1R5cGVzXS54bWxQ&#10;SwECLQAUAAYACAAAACEAOP0h/9YAAACUAQAACwAAAAAAAAAAAAAAAAAvAQAAX3JlbHMvLnJlbHNQ&#10;SwECLQAUAAYACAAAACEAs62EBecBAAAYBAAADgAAAAAAAAAAAAAAAAAuAgAAZHJzL2Uyb0RvYy54&#10;bWxQSwECLQAUAAYACAAAACEAbv44kuEAAAANAQAADwAAAAAAAAAAAAAAAABBBAAAZHJzL2Rvd25y&#10;ZXYueG1sUEsFBgAAAAAEAAQA8wAAAE8FAAAAAA==&#10;" strokecolor="black [3213]" strokeweight=".5pt">
                 <v:stroke dashstyle="3 1" joinstyle="miter"/>
                 <w10:wrap anchorx="page" anchory="page"/>
               </v:line>
@@ -16573,167 +15571,7 @@
           <w:sz w:val="26"/>
           <w:szCs w:val="26"/>
         </w:rPr>
-        <w:t>給許</w:t>
-      </w:r>
-      <w:proofErr w:type="gramStart"/>
-      <w:r>
-        <w:rPr>
-          <w:rFonts w:ascii="標楷體" w:eastAsia="標楷體" w:hAnsi="標楷體" w:cs="Arial" w:hint="eastAsia"/>
-          <w:w w:val="80"/>
-          <w:sz w:val="26"/>
-          <w:szCs w:val="26"/>
-        </w:rPr>
-        <w:t>個</w:t>
-      </w:r>
-      <w:proofErr w:type="gramEnd"/>
-      <w:r>
-        <w:rPr>
-          <w:rFonts w:ascii="標楷體" w:eastAsia="標楷體" w:hAnsi="標楷體" w:cs="Arial" w:hint="eastAsia"/>
-          <w:w w:val="80"/>
-          <w:sz w:val="26"/>
-          <w:szCs w:val="26"/>
-        </w:rPr>
-        <w:t>審判官講：「謹慎</w:t>
-      </w:r>
-      <w:proofErr w:type="gramStart"/>
-      <w:r>
-        <w:rPr>
-          <w:rFonts w:ascii="標楷體" w:eastAsia="標楷體" w:hAnsi="標楷體" w:cs="Arial" w:hint="eastAsia"/>
-          <w:w w:val="80"/>
-          <w:sz w:val="26"/>
-          <w:szCs w:val="26"/>
-        </w:rPr>
-        <w:t>恁</w:t>
-      </w:r>
-      <w:proofErr w:type="gramEnd"/>
-      <w:r>
-        <w:rPr>
-          <w:rFonts w:ascii="標楷體" w:eastAsia="標楷體" w:hAnsi="標楷體" w:cs="Arial" w:hint="eastAsia"/>
-          <w:w w:val="80"/>
-          <w:sz w:val="26"/>
-          <w:szCs w:val="26"/>
-        </w:rPr>
-        <w:t>的所做；因為</w:t>
-      </w:r>
-      <w:proofErr w:type="gramStart"/>
-      <w:r>
-        <w:rPr>
-          <w:rFonts w:ascii="標楷體" w:eastAsia="標楷體" w:hAnsi="標楷體" w:cs="Arial" w:hint="eastAsia"/>
-          <w:w w:val="80"/>
-          <w:sz w:val="26"/>
-          <w:szCs w:val="26"/>
-        </w:rPr>
-        <w:t>恁</w:t>
-      </w:r>
-      <w:proofErr w:type="gramEnd"/>
-      <w:r>
-        <w:rPr>
-          <w:rFonts w:ascii="標楷體" w:eastAsia="標楷體" w:hAnsi="標楷體" w:cs="Arial" w:hint="eastAsia"/>
-          <w:w w:val="80"/>
-          <w:sz w:val="26"/>
-          <w:szCs w:val="26"/>
-        </w:rPr>
-        <w:t>審判</w:t>
-      </w:r>
-      <w:proofErr w:type="gramStart"/>
-      <w:r>
-        <w:rPr>
-          <w:rFonts w:ascii="標楷體" w:eastAsia="標楷體" w:hAnsi="標楷體" w:cs="Arial" w:hint="eastAsia"/>
-          <w:w w:val="80"/>
-          <w:sz w:val="26"/>
-          <w:szCs w:val="26"/>
-        </w:rPr>
-        <w:t>呣</w:t>
-      </w:r>
-      <w:proofErr w:type="gramEnd"/>
-      <w:r>
-        <w:rPr>
-          <w:rFonts w:ascii="標楷體" w:eastAsia="標楷體" w:hAnsi="標楷體" w:cs="Arial" w:hint="eastAsia"/>
-          <w:w w:val="80"/>
-          <w:sz w:val="26"/>
-          <w:szCs w:val="26"/>
-        </w:rPr>
-        <w:t>是</w:t>
-      </w:r>
-      <w:proofErr w:type="gramStart"/>
-      <w:r>
-        <w:rPr>
-          <w:rFonts w:ascii="標楷體" w:eastAsia="標楷體" w:hAnsi="標楷體" w:cs="Arial" w:hint="eastAsia"/>
-          <w:w w:val="80"/>
-          <w:sz w:val="26"/>
-          <w:szCs w:val="26"/>
-        </w:rPr>
-        <w:t>為著</w:t>
-      </w:r>
-      <w:proofErr w:type="gramEnd"/>
-      <w:r>
-        <w:rPr>
-          <w:rFonts w:ascii="標楷體" w:eastAsia="標楷體" w:hAnsi="標楷體" w:cs="Arial" w:hint="eastAsia"/>
-          <w:w w:val="80"/>
-          <w:sz w:val="26"/>
-          <w:szCs w:val="26"/>
-        </w:rPr>
-        <w:t>人，是</w:t>
-      </w:r>
-      <w:proofErr w:type="gramStart"/>
-      <w:r>
-        <w:rPr>
-          <w:rFonts w:ascii="標楷體" w:eastAsia="標楷體" w:hAnsi="標楷體" w:cs="Arial" w:hint="eastAsia"/>
-          <w:w w:val="80"/>
-          <w:sz w:val="26"/>
-          <w:szCs w:val="26"/>
-        </w:rPr>
-        <w:t>為著</w:t>
-      </w:r>
-      <w:proofErr w:type="gramEnd"/>
-      <w:r>
-        <w:rPr>
-          <w:rFonts w:ascii="標楷體" w:eastAsia="標楷體" w:hAnsi="標楷體" w:cs="Arial" w:hint="eastAsia"/>
-          <w:w w:val="80"/>
-          <w:sz w:val="26"/>
-          <w:szCs w:val="26"/>
-        </w:rPr>
-        <w:t>耶和華。</w:t>
-      </w:r>
-      <w:proofErr w:type="gramStart"/>
-      <w:r>
-        <w:rPr>
-          <w:rFonts w:ascii="標楷體" w:eastAsia="標楷體" w:hAnsi="標楷體" w:cs="Arial" w:hint="eastAsia"/>
-          <w:w w:val="80"/>
-          <w:sz w:val="26"/>
-          <w:szCs w:val="26"/>
-        </w:rPr>
-        <w:t>恁</w:t>
-      </w:r>
-      <w:proofErr w:type="gramEnd"/>
-      <w:r>
-        <w:rPr>
-          <w:rFonts w:ascii="標楷體" w:eastAsia="標楷體" w:hAnsi="標楷體" w:cs="Arial" w:hint="eastAsia"/>
-          <w:w w:val="80"/>
-          <w:sz w:val="26"/>
-          <w:szCs w:val="26"/>
-        </w:rPr>
-        <w:t>審判的時，伊及</w:t>
-      </w:r>
-      <w:proofErr w:type="gramStart"/>
-      <w:r>
-        <w:rPr>
-          <w:rFonts w:ascii="標楷體" w:eastAsia="標楷體" w:hAnsi="標楷體" w:cs="Arial" w:hint="eastAsia"/>
-          <w:w w:val="80"/>
-          <w:sz w:val="26"/>
-          <w:szCs w:val="26"/>
-        </w:rPr>
-        <w:t>恁佇</w:t>
-      </w:r>
-      <w:proofErr w:type="gramEnd"/>
-      <w:r>
-        <w:rPr>
-          <w:rFonts w:ascii="標楷體" w:eastAsia="標楷體" w:hAnsi="標楷體" w:cs="Arial" w:hint="eastAsia"/>
-          <w:w w:val="80"/>
-          <w:sz w:val="26"/>
-          <w:szCs w:val="26"/>
-        </w:rPr>
-        <w:t>啲</w:t>
+        <w:t>給許個審判官講：「謹慎恁的所做；因為恁審判呣是為著人，是為著耶和華。恁審判的時，伊及恁佇啲</w:t>
       </w:r>
       <w:r>
         <w:rPr>
@@ -16953,7 +15791,6 @@
                 <w:w w:val="80"/>
               </w:rPr>
             </w:pPr>
-            <w:proofErr w:type="gramStart"/>
             <w:r>
               <w:rPr>
                 <w:rFonts w:ascii="Barlow Condensed Medium" w:eastAsia="華康中黑體" w:hAnsi="Barlow Condensed Medium" w:cstheme="minorHAnsi"/>
@@ -16961,7 +15798,6 @@
               </w:rPr>
               <w:t>主日事奉</w:t>
             </w:r>
-            <w:proofErr w:type="gramEnd"/>
           </w:p>
         </w:tc>
         <w:tc>
@@ -16992,17 +15828,8 @@
                 <w:rFonts w:ascii="Barlow Condensed Medium" w:eastAsia="華康中黑體" w:hAnsi="Barlow Condensed Medium" w:cstheme="minorHAnsi"/>
                 <w:w w:val="66"/>
               </w:rPr>
-              <w:t>本</w:t>
-            </w:r>
-            <w:proofErr w:type="gramStart"/>
-            <w:r>
-              <w:rPr>
-                <w:rFonts w:ascii="Barlow Condensed Medium" w:eastAsia="華康中黑體" w:hAnsi="Barlow Condensed Medium" w:cstheme="minorHAnsi"/>
-                <w:w w:val="66"/>
-              </w:rPr>
-              <w:t>週</w:t>
-            </w:r>
-            <w:proofErr w:type="gramEnd"/>
+              <w:t>本週</w:t>
+            </w:r>
             <w:r>
               <w:rPr>
                 <w:rFonts w:ascii="Barlow Condensed Medium" w:eastAsia="華康儷中黑" w:hAnsi="Barlow Condensed Medium" w:cstheme="minorHAnsi"/>
@@ -17112,17 +15939,8 @@
                 <w:rFonts w:ascii="Barlow Condensed Medium" w:eastAsia="華康中黑體" w:hAnsi="Barlow Condensed Medium" w:cstheme="minorHAnsi"/>
                 <w:w w:val="66"/>
               </w:rPr>
-              <w:t>下</w:t>
-            </w:r>
-            <w:proofErr w:type="gramStart"/>
-            <w:r>
-              <w:rPr>
-                <w:rFonts w:ascii="Barlow Condensed Medium" w:eastAsia="華康中黑體" w:hAnsi="Barlow Condensed Medium" w:cstheme="minorHAnsi"/>
-                <w:w w:val="66"/>
-              </w:rPr>
-              <w:t>週</w:t>
-            </w:r>
-            <w:proofErr w:type="gramEnd"/>
+              <w:t>下週</w:t>
+            </w:r>
             <w:r>
               <w:rPr>
                 <w:rFonts w:ascii="Barlow Condensed Medium" w:eastAsia="華康儷中黑" w:hAnsi="Barlow Condensed Medium" w:cstheme="minorHAnsi"/>
@@ -17541,7 +16359,7 @@
                 <w:rFonts w:ascii="Barlow Condensed Medium" w:eastAsia="標楷體" w:hAnsi="Barlow Condensed Medium" w:cstheme="minorHAnsi" w:hint="eastAsia"/>
                 <w:w w:val="80"/>
               </w:rPr>
-              <w:t>15</w:t>
+              <w:t>20</w:t>
             </w:r>
           </w:p>
         </w:tc>
@@ -17569,7 +16387,6 @@
                 <w:szCs w:val="28"/>
               </w:rPr>
             </w:pPr>
-            <w:proofErr w:type="gramStart"/>
             <w:r>
               <w:rPr>
                 <w:rFonts w:ascii="Barlow Condensed Medium" w:eastAsia="華康正顏楷體W9" w:hAnsi="Barlow Condensed Medium" w:cstheme="minorHAnsi"/>
@@ -17579,7 +16396,6 @@
               </w:rPr>
               <w:t>月值月長執</w:t>
             </w:r>
-            <w:proofErr w:type="gramEnd"/>
             <w:r>
               <w:rPr>
                 <w:rFonts w:ascii="Barlow Condensed Medium" w:eastAsia="標楷體" w:hAnsi="Barlow Condensed Medium" w:cstheme="minorHAnsi"/>
@@ -17846,7 +16662,7 @@
                 <w:rFonts w:ascii="Barlow Condensed Medium" w:eastAsia="標楷體" w:hAnsi="Barlow Condensed Medium" w:cstheme="minorHAnsi" w:hint="eastAsia"/>
                 <w:w w:val="80"/>
               </w:rPr>
-              <w:t>64</w:t>
+              <w:t>76</w:t>
             </w:r>
           </w:p>
         </w:tc>
@@ -18128,7 +16944,7 @@
                 <w:rFonts w:ascii="Barlow Condensed Medium" w:eastAsia="標楷體" w:hAnsi="Barlow Condensed Medium" w:cstheme="minorHAnsi" w:hint="eastAsia"/>
                 <w:w w:val="80"/>
               </w:rPr>
-              <w:t>17</w:t>
+              <w:t>--</w:t>
             </w:r>
           </w:p>
         </w:tc>
@@ -18396,6 +17212,13 @@
                 <w:w w:val="80"/>
               </w:rPr>
             </w:pPr>
+            <w:r>
+              <w:rPr>
+                <w:rFonts w:ascii="Barlow Condensed Medium" w:eastAsia="標楷體" w:hAnsi="Barlow Condensed Medium" w:cstheme="minorHAnsi" w:hint="eastAsia"/>
+                <w:w w:val="80"/>
+              </w:rPr>
+              <w:t>5</w:t>
+            </w:r>
           </w:p>
         </w:tc>
         <w:tc>
@@ -18727,7 +17550,6 @@
                 <w:w w:val="80"/>
               </w:rPr>
             </w:pPr>
-            <w:proofErr w:type="gramStart"/>
             <w:r>
               <w:rPr>
                 <w:rFonts w:ascii="Barlow Condensed Medium" w:eastAsia="華康中黑體" w:hAnsi="Barlow Condensed Medium" w:cstheme="minorHAnsi"/>
@@ -18735,7 +17557,6 @@
               </w:rPr>
               <w:t>司獻</w:t>
             </w:r>
-            <w:proofErr w:type="gramEnd"/>
           </w:p>
         </w:tc>
         <w:tc>
@@ -18956,7 +17777,14 @@
                 <w:rFonts w:ascii="Barlow Condensed Medium" w:eastAsia="標楷體" w:hAnsi="Barlow Condensed Medium" w:cstheme="minorHAnsi" w:hint="eastAsia"/>
                 <w:w w:val="80"/>
               </w:rPr>
-              <w:t>18</w:t>
+              <w:t>1</w:t>
+            </w:r>
+            <w:r>
+              <w:rPr>
+                <w:rFonts w:ascii="Barlow Condensed Medium" w:eastAsia="標楷體" w:hAnsi="Barlow Condensed Medium" w:cstheme="minorHAnsi" w:hint="eastAsia"/>
+                <w:w w:val="80"/>
+              </w:rPr>
+              <w:t>9</w:t>
             </w:r>
           </w:p>
         </w:tc>
@@ -19227,7 +18055,7 @@
                 <w:rFonts w:ascii="Barlow Condensed Medium" w:eastAsia="標楷體" w:hAnsi="Barlow Condensed Medium" w:cstheme="minorHAnsi" w:hint="eastAsia"/>
                 <w:w w:val="80"/>
               </w:rPr>
-              <w:t>17</w:t>
+              <w:t>20</w:t>
             </w:r>
           </w:p>
         </w:tc>
@@ -19690,7 +18518,7 @@
                 <w:rFonts w:ascii="Barlow Condensed Medium" w:eastAsia="標楷體" w:hAnsi="Barlow Condensed Medium" w:cstheme="minorHAnsi" w:hint="eastAsia"/>
                 <w:w w:val="80"/>
               </w:rPr>
-              <w:t>3</w:t>
+              <w:t>4</w:t>
             </w:r>
           </w:p>
         </w:tc>
@@ -19864,21 +18692,12 @@
                 <w:w w:val="80"/>
               </w:rPr>
             </w:pPr>
-            <w:proofErr w:type="gramStart"/>
             <w:r>
               <w:rPr>
                 <w:rFonts w:ascii="標楷體" w:eastAsia="標楷體" w:hAnsi="標楷體" w:cs="華康儷楷書" w:hint="eastAsia"/>
                 <w:w w:val="80"/>
               </w:rPr>
-              <w:t>拿細耳</w:t>
-            </w:r>
-            <w:proofErr w:type="gramEnd"/>
-            <w:r>
-              <w:rPr>
-                <w:rFonts w:ascii="標楷體" w:eastAsia="標楷體" w:hAnsi="標楷體" w:cs="華康儷楷書" w:hint="eastAsia"/>
-                <w:w w:val="80"/>
-              </w:rPr>
-              <w:t>小組</w:t>
+              <w:t>拿細耳小組</w:t>
             </w:r>
           </w:p>
         </w:tc>
@@ -20005,7 +18824,7 @@
                 <w:rFonts w:ascii="Barlow Condensed Medium" w:eastAsia="標楷體" w:hAnsi="Barlow Condensed Medium" w:cstheme="minorHAnsi" w:hint="eastAsia"/>
                 <w:w w:val="80"/>
               </w:rPr>
-              <w:t>3</w:t>
+              <w:t>--</w:t>
             </w:r>
           </w:p>
         </w:tc>
@@ -20281,13 +19100,6 @@
                 <w:w w:val="80"/>
               </w:rPr>
             </w:pPr>
-            <w:r>
-              <w:rPr>
-                <w:rFonts w:ascii="Barlow Condensed Medium" w:eastAsia="標楷體" w:hAnsi="Barlow Condensed Medium" w:cstheme="minorHAnsi" w:hint="eastAsia"/>
-                <w:w w:val="80"/>
-              </w:rPr>
-              <w:t>6</w:t>
-            </w:r>
           </w:p>
         </w:tc>
         <w:tc>
@@ -20360,7 +19172,6 @@
                 <w:szCs w:val="24"/>
               </w:rPr>
             </w:pPr>
-            <w:proofErr w:type="gramStart"/>
             <w:r>
               <w:rPr>
                 <w:rFonts w:ascii="標楷體" w:eastAsia="標楷體" w:hAnsi="標楷體" w:cstheme="majorBidi" w:hint="eastAsia"/>
@@ -20368,7 +19179,6 @@
               </w:rPr>
               <w:t>楊竣傑</w:t>
             </w:r>
-            <w:proofErr w:type="gramEnd"/>
           </w:p>
         </w:tc>
         <w:tc>
@@ -20401,17 +19211,8 @@
                 <w:rFonts w:ascii="標楷體" w:eastAsia="標楷體" w:hAnsi="標楷體" w:cstheme="majorBidi" w:hint="eastAsia"/>
                 <w:szCs w:val="24"/>
               </w:rPr>
-              <w:t>張思</w:t>
-            </w:r>
-            <w:proofErr w:type="gramStart"/>
-            <w:r>
-              <w:rPr>
-                <w:rFonts w:ascii="標楷體" w:eastAsia="標楷體" w:hAnsi="標楷體" w:cstheme="majorBidi" w:hint="eastAsia"/>
-                <w:szCs w:val="24"/>
-              </w:rPr>
-              <w:t>婗</w:t>
-            </w:r>
-            <w:proofErr w:type="gramEnd"/>
+              <w:t>張思婗</w:t>
+            </w:r>
           </w:p>
         </w:tc>
         <w:tc>
@@ -20853,7 +19654,7 @@
                 <w:rFonts w:ascii="Barlow Condensed Medium" w:eastAsia="標楷體" w:hAnsi="Barlow Condensed Medium" w:cstheme="minorHAnsi" w:hint="eastAsia"/>
                 <w:w w:val="80"/>
               </w:rPr>
-              <w:t>--</w:t>
+              <w:t>11</w:t>
             </w:r>
           </w:p>
         </w:tc>
@@ -21260,14 +20061,12 @@
                 <w:szCs w:val="24"/>
               </w:rPr>
             </w:pPr>
-            <w:proofErr w:type="gramStart"/>
             <w:r>
               <w:rPr>
                 <w:rFonts w:ascii="標楷體" w:eastAsia="標楷體" w:hAnsi="標楷體" w:hint="eastAsia"/>
               </w:rPr>
               <w:t>王新依</w:t>
             </w:r>
-            <w:proofErr w:type="gramEnd"/>
           </w:p>
         </w:tc>
         <w:tc>
@@ -21722,7 +20521,7 @@
                 <w:rFonts w:ascii="Barlow Condensed Medium" w:eastAsia="標楷體" w:hAnsi="Barlow Condensed Medium" w:cstheme="minorHAnsi" w:hint="eastAsia"/>
                 <w:w w:val="80"/>
               </w:rPr>
-              <w:t>4</w:t>
+              <w:t>3</w:t>
             </w:r>
           </w:p>
         </w:tc>
@@ -21775,7 +20574,6 @@
                 <w:w w:val="80"/>
               </w:rPr>
             </w:pPr>
-            <w:proofErr w:type="gramStart"/>
             <w:r>
               <w:rPr>
                 <w:rFonts w:ascii="Barlow Condensed Medium" w:eastAsia="華康中黑體" w:hAnsi="Barlow Condensed Medium" w:cstheme="minorHAnsi" w:hint="eastAsia"/>
@@ -21783,7 +20581,6 @@
               </w:rPr>
               <w:t>愛宴</w:t>
             </w:r>
-            <w:proofErr w:type="gramEnd"/>
           </w:p>
         </w:tc>
         <w:tc>
@@ -21949,7 +20746,6 @@
                 <w:w w:val="80"/>
               </w:rPr>
             </w:pPr>
-            <w:proofErr w:type="gramStart"/>
             <w:r>
               <w:rPr>
                 <w:rFonts w:ascii="Barlow Condensed Medium" w:eastAsia="華康中黑體" w:hAnsi="Barlow Condensed Medium" w:cstheme="minorHAnsi" w:hint="eastAsia"/>
@@ -21957,7 +20753,6 @@
               </w:rPr>
               <w:t>愛宴清洗</w:t>
             </w:r>
-            <w:proofErr w:type="gramEnd"/>
           </w:p>
         </w:tc>
         <w:tc>
@@ -22134,17 +20929,8 @@
                 <w:rFonts w:ascii="Barlow Condensed Medium" w:eastAsia="標楷體" w:hAnsi="Barlow Condensed Medium" w:cs="華康儷楷書" w:hint="eastAsia"/>
                 <w:szCs w:val="24"/>
               </w:rPr>
-              <w:t>孫翠</w:t>
-            </w:r>
-            <w:proofErr w:type="gramStart"/>
-            <w:r>
-              <w:rPr>
-                <w:rFonts w:ascii="Barlow Condensed Medium" w:eastAsia="標楷體" w:hAnsi="Barlow Condensed Medium" w:cs="華康儷楷書" w:hint="eastAsia"/>
-                <w:szCs w:val="24"/>
-              </w:rPr>
-              <w:t>璘</w:t>
-            </w:r>
-            <w:proofErr w:type="gramEnd"/>
+              <w:t>孫翠璘</w:t>
+            </w:r>
           </w:p>
         </w:tc>
         <w:tc>
@@ -22253,21 +21039,12 @@
                 <w:rFonts w:ascii="標楷體" w:eastAsia="標楷體" w:hAnsi="標楷體" w:cs="華康儷楷書"/>
               </w:rPr>
             </w:pPr>
-            <w:proofErr w:type="gramStart"/>
             <w:r>
               <w:rPr>
                 <w:rFonts w:ascii="Barlow Condensed Medium" w:eastAsia="標楷體" w:hAnsi="Barlow Condensed Medium" w:cs="華康儷楷書" w:hint="eastAsia"/>
                 <w:szCs w:val="24"/>
               </w:rPr>
-              <w:t>机</w:t>
-            </w:r>
-            <w:proofErr w:type="gramEnd"/>
-            <w:r>
-              <w:rPr>
-                <w:rFonts w:ascii="Barlow Condensed Medium" w:eastAsia="標楷體" w:hAnsi="Barlow Condensed Medium" w:cs="華康儷楷書" w:hint="eastAsia"/>
-                <w:szCs w:val="24"/>
-              </w:rPr>
-              <w:t>忠三</w:t>
+              <w:t>机忠三</w:t>
             </w:r>
           </w:p>
         </w:tc>
@@ -26603,7 +25380,7 @@
                 <w:rFonts w:ascii="Yanone Kaffeesatz Regular" w:eastAsia="華康儷中黑" w:hAnsi="Yanone Kaffeesatz Regular" w:cs="DaunPenh"/>
                 <w:b/>
                 <w:bCs/>
-                <w:w w:val="110"/>
+                <w:w w:val="125"/>
                 <w:sz w:val="20"/>
                 <w:szCs w:val="20"/>
               </w:rPr>
@@ -26613,7 +25390,7 @@
                 <w:rFonts w:ascii="Yanone Kaffeesatz Regular" w:eastAsia="華康儷中黑" w:hAnsi="Yanone Kaffeesatz Regular" w:cs="DaunPenh" w:hint="eastAsia"/>
                 <w:b/>
                 <w:bCs/>
-                <w:w w:val="110"/>
+                <w:w w:val="125"/>
                 <w:sz w:val="20"/>
                 <w:szCs w:val="20"/>
               </w:rPr>
@@ -26624,11 +25401,11 @@
                 <w:rFonts w:ascii="Yanone Kaffeesatz Regular" w:eastAsia="華康儷中黑" w:hAnsi="Yanone Kaffeesatz Regular" w:cs="DaunPenh"/>
                 <w:b/>
                 <w:bCs/>
-                <w:w w:val="110"/>
+                <w:w w:val="125"/>
                 <w:sz w:val="20"/>
                 <w:szCs w:val="20"/>
               </w:rPr>
-              <w:t>10:8-11:17(11:16)</w:t>
+              <w:t>20:1-30(15)</w:t>
             </w:r>
           </w:p>
         </w:tc>
@@ -26657,7 +25434,6 @@
                 <w:szCs w:val="20"/>
               </w:rPr>
             </w:pPr>
-            <w:proofErr w:type="gramStart"/>
             <w:r>
               <w:rPr>
                 <w:rFonts w:ascii="Barlow Condensed Medium" w:eastAsia="華康儷中黑" w:hAnsi="Barlow Condensed Medium" w:cstheme="minorHAnsi"/>
@@ -26667,7 +25443,6 @@
               </w:rPr>
               <w:t>一</w:t>
             </w:r>
-            <w:proofErr w:type="gramEnd"/>
             <w:r>
               <w:rPr>
                 <w:rFonts w:ascii="Barlow Condensed Medium" w:eastAsia="華康儷中黑" w:hAnsi="Barlow Condensed Medium" w:cstheme="minorHAnsi"/>
@@ -26815,7 +25590,7 @@
                 <w:sz w:val="20"/>
                 <w:szCs w:val="20"/>
               </w:rPr>
-              <w:t>11:18-13:2(12:12)</w:t>
+              <w:t>20:31-21*(21:20)</w:t>
             </w:r>
           </w:p>
         </w:tc>
@@ -26991,7 +25766,7 @@
                 <w:sz w:val="20"/>
                 <w:szCs w:val="20"/>
               </w:rPr>
-              <w:t>13:3-14:8(13:5)</w:t>
+              <w:t>22*-23:11(22:9)</w:t>
             </w:r>
           </w:p>
         </w:tc>
@@ -27020,7 +25795,6 @@
                 <w:szCs w:val="20"/>
               </w:rPr>
             </w:pPr>
-            <w:proofErr w:type="gramStart"/>
             <w:r>
               <w:rPr>
                 <w:rFonts w:ascii="Barlow Condensed Medium" w:eastAsia="華康儷中黑" w:hAnsi="Barlow Condensed Medium" w:cstheme="minorHAnsi"/>
@@ -27030,7 +25804,6 @@
               </w:rPr>
               <w:t>三</w:t>
             </w:r>
-            <w:proofErr w:type="gramEnd"/>
             <w:r>
               <w:rPr>
                 <w:rFonts w:ascii="Barlow Condensed Medium" w:eastAsia="華康儷中黑" w:hAnsi="Barlow Condensed Medium" w:cstheme="minorHAnsi"/>
@@ -27169,7 +25942,7 @@
                 <w:sz w:val="20"/>
                 <w:szCs w:val="20"/>
               </w:rPr>
-              <w:t>14:9-15*(15:4)</w:t>
+              <w:t>23:12-24:16(24:6)</w:t>
             </w:r>
           </w:p>
         </w:tc>
@@ -27345,7 +26118,7 @@
                 <w:sz w:val="20"/>
                 <w:szCs w:val="20"/>
               </w:rPr>
-              <w:t>16*-17:9(16:9)</w:t>
+              <w:t>24:17-25:13(24:22)</w:t>
             </w:r>
           </w:p>
         </w:tc>
@@ -27521,7 +26294,7 @@
                 <w:sz w:val="20"/>
                 <w:szCs w:val="20"/>
               </w:rPr>
-              <w:t>17:10-18:22(17:6,9)</w:t>
+              <w:t>25:14-26:5(25:15)</w:t>
             </w:r>
           </w:p>
         </w:tc>
@@ -27697,7 +26470,7 @@
                 <w:sz w:val="20"/>
                 <w:szCs w:val="20"/>
               </w:rPr>
-              <w:t>18:23-19*(19:6)</w:t>
+              <w:t>26:6-27*(26:19)</w:t>
             </w:r>
           </w:p>
         </w:tc>
@@ -27722,6 +26495,7 @@
           <w:w w:val="60"/>
           <w:sz w:val="26"/>
           <w:szCs w:val="26"/>
+          <w:lang w:bidi="he-IL"/>
         </w:rPr>
         <w:drawing>
           <wp:anchor distT="0" distB="0" distL="114300" distR="114300" simplePos="0" relativeHeight="251652096" behindDoc="1" locked="0" layoutInCell="1" allowOverlap="1" wp14:anchorId="433B7986" wp14:editId="39AC0942">
@@ -27779,7 +26553,6 @@
           </wp:anchor>
         </w:drawing>
       </w:r>
-      <w:proofErr w:type="gramStart"/>
       <w:r>
         <w:rPr>
           <w:rFonts w:ascii="Yanone Kaffeesatz Regular" w:eastAsia="華康儷中黑" w:hAnsi="Yanone Kaffeesatz Regular" w:cs="Arial"/>
@@ -27789,7 +26562,6 @@
         </w:rPr>
         <w:t>註</w:t>
       </w:r>
-      <w:proofErr w:type="gramEnd"/>
       <w:r>
         <w:rPr>
           <w:rFonts w:ascii="Yanone Kaffeesatz Regular" w:eastAsia="華康儷中黑" w:hAnsi="Yanone Kaffeesatz Regular" w:cs="Arial" w:hint="eastAsia"/>
@@ -27956,7 +26728,6 @@
         </w:rPr>
         <w:t>，</w:t>
       </w:r>
-      <w:proofErr w:type="gramStart"/>
       <w:r>
         <w:rPr>
           <w:rFonts w:ascii="Yanone Kaffeesatz Regular" w:eastAsia="華康儷中黑" w:hAnsi="Yanone Kaffeesatz Regular" w:cs="Arial" w:hint="eastAsia"/>
@@ -27982,17 +26753,7 @@
           <w:sz w:val="26"/>
           <w:szCs w:val="26"/>
         </w:rPr>
-        <w:t>省略</w:t>
-      </w:r>
-      <w:proofErr w:type="gramEnd"/>
-      <w:r>
-        <w:rPr>
-          <w:rFonts w:ascii="Yanone Kaffeesatz Regular" w:eastAsia="華康儷中黑" w:hAnsi="Yanone Kaffeesatz Regular" w:cs="Arial" w:hint="eastAsia"/>
-          <w:w w:val="60"/>
-          <w:sz w:val="26"/>
-          <w:szCs w:val="26"/>
-        </w:rPr>
-        <w:t>章</w:t>
+        <w:t>省略章</w:t>
       </w:r>
       <w:r>
         <w:rPr>
@@ -28116,7 +26877,7 @@
           <w:sz w:val="26"/>
           <w:szCs w:val="26"/>
         </w:rPr>
-        <w:t>勝過列王的王</w:t>
+        <w:t>為耶和華行審判</w:t>
       </w:r>
       <w:r>
         <w:rPr>
@@ -28136,12 +26897,11 @@
           <w:rFonts w:ascii="華康古印體" w:eastAsia="華康古印體" w:hAnsi="Barlow Condensed Medium" w:cs="Arial"/>
           <w:b/>
           <w:bCs/>
-          <w:w w:val="70"/>
+          <w:w w:val="75"/>
           <w:sz w:val="26"/>
           <w:szCs w:val="26"/>
         </w:rPr>
       </w:pPr>
-      <w:proofErr w:type="gramStart"/>
       <w:r>
         <w:rPr>
           <w:rFonts w:ascii="Barlow Condensed Medium" w:eastAsia="華康儷中黑" w:hAnsi="Barlow Condensed Medium" w:cs="Arial" w:hint="eastAsia"/>
@@ -28149,17 +26909,7 @@
           <w:sz w:val="26"/>
           <w:szCs w:val="26"/>
         </w:rPr>
-        <w:t>鑰</w:t>
-      </w:r>
-      <w:proofErr w:type="gramEnd"/>
-      <w:r>
-        <w:rPr>
-          <w:rFonts w:ascii="Barlow Condensed Medium" w:eastAsia="華康儷中黑" w:hAnsi="Barlow Condensed Medium" w:cs="Arial" w:hint="eastAsia"/>
-          <w:w w:val="80"/>
-          <w:sz w:val="26"/>
-          <w:szCs w:val="26"/>
-        </w:rPr>
-        <w:t>節</w:t>
+        <w:t>鑰節</w:t>
       </w:r>
       <w:r>
         <w:rPr>
@@ -28178,59 +26928,9 @@
           <w:w w:val="70"/>
           <w:sz w:val="26"/>
           <w:szCs w:val="26"/>
-          <w:u w:val="single"/>
-        </w:rPr>
-        <w:t>所羅門</w:t>
+        </w:rPr>
+        <w:t>對他們說：「你們辦事應當謹慎；因為你們判斷不是為人，乃是為耶和華。判斷的時候，他必與你們同在。</w:t>
       </w:r>
-      <w:r>
-        <w:rPr>
-          <w:rFonts w:ascii="華康古印體" w:eastAsia="華康古印體" w:hAnsi="Barlow Condensed Medium" w:cs="Arial" w:hint="eastAsia"/>
-          <w:b/>
-          <w:bCs/>
-          <w:w w:val="70"/>
-          <w:sz w:val="26"/>
-          <w:szCs w:val="26"/>
-        </w:rPr>
-        <w:t>王的財寶與智慧勝過天下的列王。普天下的王都求見</w:t>
-      </w:r>
-      <w:r>
-        <w:rPr>
-          <w:rFonts w:ascii="華康古印體" w:eastAsia="華康古印體" w:hAnsi="Barlow Condensed Medium" w:cs="Arial" w:hint="eastAsia"/>
-          <w:b/>
-          <w:bCs/>
-          <w:w w:val="70"/>
-          <w:sz w:val="26"/>
-          <w:szCs w:val="26"/>
-          <w:u w:val="single"/>
-        </w:rPr>
-        <w:t>所羅門</w:t>
-      </w:r>
-      <w:r>
-        <w:rPr>
-          <w:rFonts w:ascii="華康古印體" w:eastAsia="華康古印體" w:hAnsi="Barlow Condensed Medium" w:cs="Arial" w:hint="eastAsia"/>
-          <w:b/>
-          <w:bCs/>
-          <w:w w:val="70"/>
-          <w:sz w:val="26"/>
-          <w:szCs w:val="26"/>
-        </w:rPr>
-        <w:t>，要聽神賜給他智慧的話。</w:t>
-      </w:r>
-    </w:p>
-    <w:p>
-      <w:pPr>
-        <w:kinsoku w:val="0"/>
-        <w:snapToGrid w:val="0"/>
-        <w:spacing w:line="300" w:lineRule="exact"/>
-        <w:rPr>
-          <w:rFonts w:ascii="華康古印體" w:eastAsia="華康古印體" w:hAnsi="Barlow Condensed Medium" w:cs="Arial"/>
-          <w:b/>
-          <w:bCs/>
-          <w:w w:val="75"/>
-          <w:sz w:val="26"/>
-          <w:szCs w:val="26"/>
-        </w:rPr>
-      </w:pPr>
       <w:r>
         <w:rPr>
           <w:rFonts w:ascii="Barlow Condensed Medium" w:eastAsia="華康儷中黑" w:hAnsi="Barlow Condensed Medium" w:cs="Calibri"/>
@@ -28269,7 +26969,7 @@
           <w:sz w:val="26"/>
           <w:szCs w:val="26"/>
         </w:rPr>
-        <w:t>9</w:t>
+        <w:t>19</w:t>
       </w:r>
       <w:r>
         <w:rPr>
@@ -28289,7 +26989,7 @@
           <w:sz w:val="26"/>
           <w:szCs w:val="26"/>
         </w:rPr>
-        <w:t>22-23</w:t>
+        <w:t>6</w:t>
       </w:r>
       <w:r>
         <w:rPr>
@@ -28411,7 +27111,7 @@
                 <w:sz w:val="26"/>
                 <w:szCs w:val="26"/>
               </w:rPr>
-              <w:t>以色列王國真正的王是誰</w:t>
+              <w:t>約沙法向　神悔改作了什麼</w:t>
             </w:r>
             <w:r>
               <w:rPr>
@@ -28483,7 +27183,7 @@
                 <w:sz w:val="26"/>
                 <w:szCs w:val="26"/>
               </w:rPr>
-              <w:t>智慧大國與軍事大國有何不同</w:t>
+              <w:t>為耶和華作審判的意涵</w:t>
             </w:r>
             <w:r>
               <w:rPr>
@@ -28555,7 +27255,7 @@
                 <w:sz w:val="26"/>
                 <w:szCs w:val="26"/>
               </w:rPr>
-              <w:t>幾近誇大的所羅間盛世有何意義</w:t>
+              <w:t>為何</w:t>
             </w:r>
             <w:r>
               <w:rPr>
@@ -28564,6 +27264,15 @@
                 <w:sz w:val="26"/>
                 <w:szCs w:val="26"/>
               </w:rPr>
+              <w:t>不為百姓判斷，審判官就有罪了</w:t>
+            </w:r>
+            <w:r>
+              <w:rPr>
+                <w:rFonts w:ascii="Barlow Condensed Medium" w:eastAsia="華康中黑體" w:hAnsi="Barlow Condensed Medium" w:cs="Arial" w:hint="eastAsia"/>
+                <w:w w:val="75"/>
+                <w:sz w:val="26"/>
+                <w:szCs w:val="26"/>
+              </w:rPr>
               <w:t>?</w:t>
             </w:r>
           </w:p>
@@ -28636,7 +27345,7 @@
                 <w:sz w:val="26"/>
                 <w:szCs w:val="26"/>
               </w:rPr>
-              <w:t>耶穌如何成為萬王之王</w:t>
+              <w:t>審判官為何需要壯膽辨事</w:t>
             </w:r>
             <w:r>
               <w:rPr>
@@ -28691,6 +27400,7 @@
         <w:rPr>
           <w:rFonts w:ascii="Barlow Condensed Medium" w:hAnsi="Barlow Condensed Medium"/>
           <w:noProof/>
+          <w:lang w:bidi="he-IL"/>
         </w:rPr>
         <mc:AlternateContent>
           <mc:Choice Requires="wps">
@@ -28756,7 +27466,7 @@
           </mc:Choice>
           <mc:Fallback>
             <w:pict>
-              <v:line w14:anchorId="34DCFF5C" id="直線接點 6" o:spid="_x0000_s1026" style="position:absolute;z-index:251665408;visibility:visible;mso-wrap-style:square;mso-width-percent:0;mso-height-percent:0;mso-wrap-distance-left:9pt;mso-wrap-distance-top:0;mso-wrap-distance-right:9pt;mso-wrap-distance-bottom:0;mso-position-horizontal:absolute;mso-position-horizontal-relative:page;mso-position-vertical:absolute;mso-position-vertical-relative:page;mso-width-percent:0;mso-height-percent:0;mso-width-relative:margin;mso-height-relative:margin" from="343.9pt,19.85pt" to="345.05pt,710.95pt" o:gfxdata="UEsDBBQABgAIAAAAIQC2gziS/gAAAOEBAAATAAAAW0NvbnRlbnRfVHlwZXNdLnhtbJSRQU7DMBBF&#10;90jcwfIWJU67QAgl6YK0S0CoHGBkTxKLZGx5TGhvj5O2G0SRWNoz/78nu9wcxkFMGNg6quQqL6RA&#10;0s5Y6ir5vt9lD1JwBDIwOMJKHpHlpr69KfdHjyxSmriSfYz+USnWPY7AufNIadK6MEJMx9ApD/oD&#10;OlTrorhX2lFEilmcO2RdNtjC5xDF9pCuTyYBB5bi6bQ4syoJ3g9WQ0ymaiLzg5KdCXlKLjvcW893&#10;SUOqXwnz5DrgnHtJTxOsQfEKIT7DmDSUCaxw7Rqn8787ZsmRM9e2VmPeBN4uqYvTtW7jvijg9N/y&#10;JsXecLq0q+WD6m8AAAD//wMAUEsDBBQABgAIAAAAIQA4/SH/1gAAAJQBAAALAAAAX3JlbHMvLnJl&#10;bHOkkMFqwzAMhu+DvYPRfXGawxijTi+j0GvpHsDYimMaW0Yy2fr2M4PBMnrbUb/Q94l/f/hMi1qR&#10;JVI2sOt6UJgd+ZiDgffL8ekFlFSbvV0oo4EbChzGx4f9GRdb25HMsYhqlCwG5lrLq9biZkxWOiqY&#10;22YiTra2kYMu1l1tQD30/bPm3wwYN0x18gb45AdQl1tp5j/sFB2T0FQ7R0nTNEV3j6o9feQzro1i&#10;OWA14Fm+Q8a1a8+Bvu/d/dMb2JY5uiPbhG/ktn4cqGU/er3pcvwCAAD//wMAUEsDBBQABgAIAAAA&#10;IQDdxhxTvgEAAPMDAAAOAAAAZHJzL2Uyb0RvYy54bWysU8tu2zAQvBfoPxC815KDIDEEyznESC9F&#10;G/TxAQy1tAjwBS5rSX/fJSXLfQFFi14oLbkzuzNc7h9Ga9gZImrvWr7d1JyBk77T7tTyL5+f3uw4&#10;wyRcJ4x30PIJkD8cXr/aD6GBG99700FkROKwGULL+5RCU1Uoe7ACNz6Ao0PloxWJwniquigGYrem&#10;uqnru2rwsQvRS0Ck3eN8yA+FXymQ6YNSCImZllNvqayxrC95rQ570ZyiCL2WSxviH7qwQjsqulId&#10;RRLsa9S/UFkto0ev0kZ6W3mltISigdRs65/UfOpFgKKFzMGw2oT/j1a+Pz+650g2DAEbDM8xqxhV&#10;tPlL/bGxmDWtZsGYmKTN7e1tTY5KOtnd39/tKCCW6goOEdNb8Jbln5Yb7bIW0YjzO0xz6iUlbxuX&#10;V/RGd0/amBLkKYBHE9lZ0P2lcbuU+CErkxwF9nMSTpiDJTGTVldl5S9NBuaCH0Ex3WUtpbEydNdy&#10;Qkpw6VLSOMrOMEXNrcD6z8AlP0OhDOTfgFdEqexdWsFWOx9/V/3qkprzLw7MurMFL76byp0Xa2iy&#10;yr0tryCP7vdxgV/f6uEbAAAA//8DAFBLAwQUAAYACAAAACEALUooEeEAAAALAQAADwAAAGRycy9k&#10;b3ducmV2LnhtbEyPy26DMBBF95X6D9ZU6q4xpBUBgon6SFfpJglddGfwBFDtMcIOoX9fd5UuR/fo&#10;3jPFZjaaTTi63pKAeBEBQ2qs6qkVUB3fH1JgzktSUltCAT/oYFPe3hQyV/ZCe5wOvmWhhFwuBXTe&#10;DznnrunQSLewA1LITnY00odzbLka5SWUG82XUZRwI3sKC50c8LXD5vtwNgK+3rbTPt1pMh/Hyr5U&#10;uv7cJjsh7u/m5zUwj7O/wvCnH9ShDE61PZNyTAtI0lVQ9wIesxWwACRZFAOrA/m0jDPgZcH//1D+&#10;AgAA//8DAFBLAQItABQABgAIAAAAIQC2gziS/gAAAOEBAAATAAAAAAAAAAAAAAAAAAAAAABbQ29u&#10;dGVudF9UeXBlc10ueG1sUEsBAi0AFAAGAAgAAAAhADj9If/WAAAAlAEAAAsAAAAAAAAAAAAAAAAA&#10;LwEAAF9yZWxzLy5yZWxzUEsBAi0AFAAGAAgAAAAhAN3GHFO+AQAA8wMAAA4AAAAAAAAAAAAAAAAA&#10;LgIAAGRycy9lMm9Eb2MueG1sUEsBAi0AFAAGAAgAAAAhAC1KKBHhAAAACwEAAA8AAAAAAAAAAAAA&#10;AAAAGAQAAGRycy9kb3ducmV2LnhtbFBLBQYAAAAABAAEAPMAAAAmBQAAAAA=&#10;" strokecolor="black [3213]" strokeweight=".5pt">
+              <v:line w14:anchorId="38A70CFE" id="直線接點 6" o:spid="_x0000_s1026" style="position:absolute;z-index:251665408;visibility:visible;mso-wrap-style:square;mso-width-percent:0;mso-height-percent:0;mso-wrap-distance-left:9pt;mso-wrap-distance-top:0;mso-wrap-distance-right:9pt;mso-wrap-distance-bottom:0;mso-position-horizontal:absolute;mso-position-horizontal-relative:page;mso-position-vertical:absolute;mso-position-vertical-relative:page;mso-width-percent:0;mso-height-percent:0;mso-width-relative:margin;mso-height-relative:margin" from="343.9pt,19.85pt" to="345.05pt,710.95pt" o:gfxdata="UEsDBBQABgAIAAAAIQC2gziS/gAAAOEBAAATAAAAW0NvbnRlbnRfVHlwZXNdLnhtbJSRQU7DMBBF&#10;90jcwfIWJU67QAgl6YK0S0CoHGBkTxKLZGx5TGhvj5O2G0SRWNoz/78nu9wcxkFMGNg6quQqL6RA&#10;0s5Y6ir5vt9lD1JwBDIwOMJKHpHlpr69KfdHjyxSmriSfYz+USnWPY7AufNIadK6MEJMx9ApD/oD&#10;OlTrorhX2lFEilmcO2RdNtjC5xDF9pCuTyYBB5bi6bQ4syoJ3g9WQ0ymaiLzg5KdCXlKLjvcW893&#10;SUOqXwnz5DrgnHtJTxOsQfEKIT7DmDSUCaxw7Rqn8787ZsmRM9e2VmPeBN4uqYvTtW7jvijg9N/y&#10;JsXecLq0q+WD6m8AAAD//wMAUEsDBBQABgAIAAAAIQA4/SH/1gAAAJQBAAALAAAAX3JlbHMvLnJl&#10;bHOkkMFqwzAMhu+DvYPRfXGawxijTi+j0GvpHsDYimMaW0Yy2fr2M4PBMnrbUb/Q94l/f/hMi1qR&#10;JVI2sOt6UJgd+ZiDgffL8ekFlFSbvV0oo4EbChzGx4f9GRdb25HMsYhqlCwG5lrLq9biZkxWOiqY&#10;22YiTra2kYMu1l1tQD30/bPm3wwYN0x18gb45AdQl1tp5j/sFB2T0FQ7R0nTNEV3j6o9feQzro1i&#10;OWA14Fm+Q8a1a8+Bvu/d/dMb2JY5uiPbhG/ktn4cqGU/er3pcvwCAAD//wMAUEsDBBQABgAIAAAA&#10;IQCSXxrF6gEAABwEAAAOAAAAZHJzL2Uyb0RvYy54bWysU0uO1DAQ3SNxB8t7OunRqKcVdXoW0xo2&#10;CFp8DuBxyh1L/sk2neQSHAAkdtwAiQX3YcQtKDvpND8Jgdg4KfvVq3rP5c11rxU5gg/SmpouFyUl&#10;YLhtpDnU9NXL20drSkJkpmHKGqjpAIFebx8+2HSuggvbWtWAJ0hiQtW5mrYxuqooAm9Bs7CwDgwe&#10;Cus1ixj6Q9F41iG7VsVFWa6KzvrGecshBNzdjYd0m/mFAB6fCREgElVT7C3m1ef1Lq3FdsOqg2eu&#10;lXxqg/1DF5pJg0Vnqh2LjLz28hcqLbm3wYq44FYXVgjJIWtANcvyJzUvWuYga0FzgpttCv+Plj89&#10;7j2RTU1XlBim8Yru3328//T2y5sPXz+/J6vkUOdChcAbs/dTFNzeJ7m98Dp9UQjps6vD7Cr0kXDc&#10;XF5elmg9x5P11dVqjQGyFOdk50N8DFaT9FNTJU0SzSp2fBLiCD1B0rYyaQ1WyeZWKpWDNC5wozw5&#10;Mrzo2C+nEj+gEsmOhXYEhSGkYAIm0iLpHJXlvzgoGAs+B4EeJS25sTyd53KMczDxVFIZRKc0gc3N&#10;ieWfEyd8SoU8uX+TPGfkytbEOVlLY/3vqp9dEiP+5MCoO1lwZ5sh33m2Bkcw39v0XNKMfx/n9POj&#10;3n4DAAD//wMAUEsDBBQABgAIAAAAIQAtSigR4QAAAAsBAAAPAAAAZHJzL2Rvd25yZXYueG1sTI/L&#10;boMwEEX3lfoP1lTqrjGkFQGCifpIV+kmCV10Z/AEUO0xwg6hf193lS5H9+jeM8VmNppNOLrekoB4&#10;EQFDaqzqqRVQHd8fUmDOS1JSW0IBP+hgU97eFDJX9kJ7nA6+ZaGEXC4FdN4POeeu6dBIt7ADUshO&#10;djTSh3NsuRrlJZQbzZdRlHAjewoLnRzwtcPm+3A2Ar7ettM+3WkyH8fKvlS6/twmOyHu7+bnNTCP&#10;s7/C8Kcf1KEMTrU9k3JMC0jSVVD3Ah6zFbAAJFkUA6sD+bSMM+Blwf//UP4CAAD//wMAUEsBAi0A&#10;FAAGAAgAAAAhALaDOJL+AAAA4QEAABMAAAAAAAAAAAAAAAAAAAAAAFtDb250ZW50X1R5cGVzXS54&#10;bWxQSwECLQAUAAYACAAAACEAOP0h/9YAAACUAQAACwAAAAAAAAAAAAAAAAAvAQAAX3JlbHMvLnJl&#10;bHNQSwECLQAUAAYACAAAACEAkl8axeoBAAAcBAAADgAAAAAAAAAAAAAAAAAuAgAAZHJzL2Uyb0Rv&#10;Yy54bWxQSwECLQAUAAYACAAAACEALUooEeEAAAALAQAADwAAAAAAAAAAAAAAAABEBAAAZHJzL2Rv&#10;d25yZXYueG1sUEsFBgAAAAAEAAQA8wAAAFIFAAAAAA==&#10;" strokecolor="black [3213]" strokeweight=".5pt">
                 <v:stroke dashstyle="3 1" joinstyle="miter"/>
                 <w10:wrap anchorx="page" anchory="page"/>
               </v:line>
@@ -28768,6 +27478,7 @@
         <w:rPr>
           <w:rFonts w:ascii="Barlow Condensed Medium" w:hAnsi="Barlow Condensed Medium"/>
           <w:noProof/>
+          <w:lang w:bidi="he-IL"/>
         </w:rPr>
         <mc:AlternateContent>
           <mc:Choice Requires="wps">
@@ -28833,7 +27544,7 @@
           </mc:Choice>
           <mc:Fallback>
             <w:pict>
-              <v:line w14:anchorId="066A3147" id="直線接點 4" o:spid="_x0000_s1026" style="position:absolute;z-index:251661312;visibility:visible;mso-wrap-style:square;mso-width-percent:0;mso-height-percent:0;mso-wrap-distance-left:9pt;mso-wrap-distance-top:0;mso-wrap-distance-right:9pt;mso-wrap-distance-bottom:0;mso-position-horizontal:absolute;mso-position-horizontal-relative:page;mso-position-vertical:absolute;mso-position-vertical-relative:page;mso-width-percent:0;mso-height-percent:0;mso-width-relative:margin;mso-height-relative:margin" from="343.9pt,19.85pt" to="345.05pt,710.95pt" o:gfxdata="UEsDBBQABgAIAAAAIQC2gziS/gAAAOEBAAATAAAAW0NvbnRlbnRfVHlwZXNdLnhtbJSRQU7DMBBF&#10;90jcwfIWJU67QAgl6YK0S0CoHGBkTxKLZGx5TGhvj5O2G0SRWNoz/78nu9wcxkFMGNg6quQqL6RA&#10;0s5Y6ir5vt9lD1JwBDIwOMJKHpHlpr69KfdHjyxSmriSfYz+USnWPY7AufNIadK6MEJMx9ApD/oD&#10;OlTrorhX2lFEilmcO2RdNtjC5xDF9pCuTyYBB5bi6bQ4syoJ3g9WQ0ymaiLzg5KdCXlKLjvcW893&#10;SUOqXwnz5DrgnHtJTxOsQfEKIT7DmDSUCaxw7Rqn8787ZsmRM9e2VmPeBN4uqYvTtW7jvijg9N/y&#10;JsXecLq0q+WD6m8AAAD//wMAUEsDBBQABgAIAAAAIQA4/SH/1gAAAJQBAAALAAAAX3JlbHMvLnJl&#10;bHOkkMFqwzAMhu+DvYPRfXGawxijTi+j0GvpHsDYimMaW0Yy2fr2M4PBMnrbUb/Q94l/f/hMi1qR&#10;JVI2sOt6UJgd+ZiDgffL8ekFlFSbvV0oo4EbChzGx4f9GRdb25HMsYhqlCwG5lrLq9biZkxWOiqY&#10;22YiTra2kYMu1l1tQD30/bPm3wwYN0x18gb45AdQl1tp5j/sFB2T0FQ7R0nTNEV3j6o9feQzro1i&#10;OWA14Fm+Q8a1a8+Bvu/d/dMb2JY5uiPbhG/ktn4cqGU/er3pcvwCAAD//wMAUEsDBBQABgAIAAAA&#10;IQDdxhxTvgEAAPMDAAAOAAAAZHJzL2Uyb0RvYy54bWysU8tu2zAQvBfoPxC815KDIDEEyznESC9F&#10;G/TxAQy1tAjwBS5rSX/fJSXLfQFFi14oLbkzuzNc7h9Ga9gZImrvWr7d1JyBk77T7tTyL5+f3uw4&#10;wyRcJ4x30PIJkD8cXr/aD6GBG99700FkROKwGULL+5RCU1Uoe7ACNz6Ao0PloxWJwniquigGYrem&#10;uqnru2rwsQvRS0Ck3eN8yA+FXymQ6YNSCImZllNvqayxrC95rQ570ZyiCL2WSxviH7qwQjsqulId&#10;RRLsa9S/UFkto0ev0kZ6W3mltISigdRs65/UfOpFgKKFzMGw2oT/j1a+Pz+650g2DAEbDM8xqxhV&#10;tPlL/bGxmDWtZsGYmKTN7e1tTY5KOtnd39/tKCCW6goOEdNb8Jbln5Yb7bIW0YjzO0xz6iUlbxuX&#10;V/RGd0/amBLkKYBHE9lZ0P2lcbuU+CErkxwF9nMSTpiDJTGTVldl5S9NBuaCH0Ex3WUtpbEydNdy&#10;Qkpw6VLSOMrOMEXNrcD6z8AlP0OhDOTfgFdEqexdWsFWOx9/V/3qkprzLw7MurMFL76byp0Xa2iy&#10;yr0tryCP7vdxgV/f6uEbAAAA//8DAFBLAwQUAAYACAAAACEALUooEeEAAAALAQAADwAAAGRycy9k&#10;b3ducmV2LnhtbEyPy26DMBBF95X6D9ZU6q4xpBUBgon6SFfpJglddGfwBFDtMcIOoX9fd5UuR/fo&#10;3jPFZjaaTTi63pKAeBEBQ2qs6qkVUB3fH1JgzktSUltCAT/oYFPe3hQyV/ZCe5wOvmWhhFwuBXTe&#10;DznnrunQSLewA1LITnY00odzbLka5SWUG82XUZRwI3sKC50c8LXD5vtwNgK+3rbTPt1pMh/Hyr5U&#10;uv7cJjsh7u/m5zUwj7O/wvCnH9ShDE61PZNyTAtI0lVQ9wIesxWwACRZFAOrA/m0jDPgZcH//1D+&#10;AgAA//8DAFBLAQItABQABgAIAAAAIQC2gziS/gAAAOEBAAATAAAAAAAAAAAAAAAAAAAAAABbQ29u&#10;dGVudF9UeXBlc10ueG1sUEsBAi0AFAAGAAgAAAAhADj9If/WAAAAlAEAAAsAAAAAAAAAAAAAAAAA&#10;LwEAAF9yZWxzLy5yZWxzUEsBAi0AFAAGAAgAAAAhAN3GHFO+AQAA8wMAAA4AAAAAAAAAAAAAAAAA&#10;LgIAAGRycy9lMm9Eb2MueG1sUEsBAi0AFAAGAAgAAAAhAC1KKBHhAAAACwEAAA8AAAAAAAAAAAAA&#10;AAAAGAQAAGRycy9kb3ducmV2LnhtbFBLBQYAAAAABAAEAPMAAAAmBQAAAAA=&#10;" strokecolor="black [3213]" strokeweight=".5pt">
+              <v:line w14:anchorId="5E2E6312" id="直線接點 4" o:spid="_x0000_s1026" style="position:absolute;z-index:251661312;visibility:visible;mso-wrap-style:square;mso-width-percent:0;mso-height-percent:0;mso-wrap-distance-left:9pt;mso-wrap-distance-top:0;mso-wrap-distance-right:9pt;mso-wrap-distance-bottom:0;mso-position-horizontal:absolute;mso-position-horizontal-relative:page;mso-position-vertical:absolute;mso-position-vertical-relative:page;mso-width-percent:0;mso-height-percent:0;mso-width-relative:margin;mso-height-relative:margin" from="343.9pt,19.85pt" to="345.05pt,710.95pt" o:gfxdata="UEsDBBQABgAIAAAAIQC2gziS/gAAAOEBAAATAAAAW0NvbnRlbnRfVHlwZXNdLnhtbJSRQU7DMBBF&#10;90jcwfIWJU67QAgl6YK0S0CoHGBkTxKLZGx5TGhvj5O2G0SRWNoz/78nu9wcxkFMGNg6quQqL6RA&#10;0s5Y6ir5vt9lD1JwBDIwOMJKHpHlpr69KfdHjyxSmriSfYz+USnWPY7AufNIadK6MEJMx9ApD/oD&#10;OlTrorhX2lFEilmcO2RdNtjC5xDF9pCuTyYBB5bi6bQ4syoJ3g9WQ0ymaiLzg5KdCXlKLjvcW893&#10;SUOqXwnz5DrgnHtJTxOsQfEKIT7DmDSUCaxw7Rqn8787ZsmRM9e2VmPeBN4uqYvTtW7jvijg9N/y&#10;JsXecLq0q+WD6m8AAAD//wMAUEsDBBQABgAIAAAAIQA4/SH/1gAAAJQBAAALAAAAX3JlbHMvLnJl&#10;bHOkkMFqwzAMhu+DvYPRfXGawxijTi+j0GvpHsDYimMaW0Yy2fr2M4PBMnrbUb/Q94l/f/hMi1qR&#10;JVI2sOt6UJgd+ZiDgffL8ekFlFSbvV0oo4EbChzGx4f9GRdb25HMsYhqlCwG5lrLq9biZkxWOiqY&#10;22YiTra2kYMu1l1tQD30/bPm3wwYN0x18gb45AdQl1tp5j/sFB2T0FQ7R0nTNEV3j6o9feQzro1i&#10;OWA14Fm+Q8a1a8+Bvu/d/dMb2JY5uiPbhG/ktn4cqGU/er3pcvwCAAD//wMAUEsDBBQABgAIAAAA&#10;IQBPYb5O6gEAABwEAAAOAAAAZHJzL2Uyb0RvYy54bWysU0uO1DAQ3SNxB8t7OulRa6YVdXoW0xo2&#10;CFp8DuBxyh1L/sk2neQSHAAkdtwAiQX3YcQtKDvpND8Jgdg4KfvVq3rP5c11rxU5gg/SmpouFyUl&#10;YLhtpDnU9NXL20drSkJkpmHKGqjpAIFebx8+2HSuggvbWtWAJ0hiQtW5mrYxuqooAm9Bs7CwDgwe&#10;Cus1ixj6Q9F41iG7VsVFWV4WnfWN85ZDCLi7Gw/pNvMLATw+EyJAJKqm2FvMq8/rXVqL7YZVB89c&#10;K/nUBvuHLjSTBovOVDsWGXnt5S9UWnJvgxVxwa0urBCSQ9aAapblT2petMxB1oLmBDfbFP4fLX96&#10;3Hsim5quKDFM4xXdv/t4/+ntlzcfvn5+T1bJoc6FCoE3Zu+nKLi9T3J74XX6ohDSZ1eH2VXoI+G4&#10;uVytSrSe48n66upyjQGyFOdk50N8DFaT9FNTJU0SzSp2fBLiCD1B0rYyaQ1WyeZWKpWDNC5wozw5&#10;Mrzo2C+nEj+gEsmOhXYEhSGkYAIm0iLpHJXlvzgoGAs+B4EeJS25sTyd53KMczDxVFIZRKc0gc3N&#10;ieWfEyd8SoU8uX+TPGfkytbEOVlLY/3vqp9dEiP+5MCoO1lwZ5sh33m2Bkcw39v0XNKMfx/n9POj&#10;3n4DAAD//wMAUEsDBBQABgAIAAAAIQAtSigR4QAAAAsBAAAPAAAAZHJzL2Rvd25yZXYueG1sTI/L&#10;boMwEEX3lfoP1lTqrjGkFQGCifpIV+kmCV10Z/AEUO0xwg6hf193lS5H9+jeM8VmNppNOLrekoB4&#10;EQFDaqzqqRVQHd8fUmDOS1JSW0IBP+hgU97eFDJX9kJ7nA6+ZaGEXC4FdN4POeeu6dBIt7ADUshO&#10;djTSh3NsuRrlJZQbzZdRlHAjewoLnRzwtcPm+3A2Ar7ettM+3WkyH8fKvlS6/twmOyHu7+bnNTCP&#10;s7/C8Kcf1KEMTrU9k3JMC0jSVVD3Ah6zFbAAJFkUA6sD+bSMM+Blwf//UP4CAAD//wMAUEsBAi0A&#10;FAAGAAgAAAAhALaDOJL+AAAA4QEAABMAAAAAAAAAAAAAAAAAAAAAAFtDb250ZW50X1R5cGVzXS54&#10;bWxQSwECLQAUAAYACAAAACEAOP0h/9YAAACUAQAACwAAAAAAAAAAAAAAAAAvAQAAX3JlbHMvLnJl&#10;bHNQSwECLQAUAAYACAAAACEAT2G+TuoBAAAcBAAADgAAAAAAAAAAAAAAAAAuAgAAZHJzL2Uyb0Rv&#10;Yy54bWxQSwECLQAUAAYACAAAACEALUooEeEAAAALAQAADwAAAAAAAAAAAAAAAABEBAAAZHJzL2Rv&#10;d25yZXYueG1sUEsFBgAAAAAEAAQA8wAAAFIFAAAAAA==&#10;" strokecolor="black [3213]" strokeweight=".5pt">
                 <v:stroke dashstyle="3 1" joinstyle="miter"/>
                 <w10:wrap anchorx="page" anchory="page"/>
               </v:line>
@@ -28855,7 +27566,6 @@
         </w:rPr>
         <w:t>本</w:t>
       </w:r>
-      <w:proofErr w:type="gramStart"/>
       <w:r>
         <w:rPr>
           <w:rFonts w:ascii="Barlow Condensed Medium" w:eastAsia="華康正顏楷體W9" w:hAnsi="Barlow Condensed Medium" w:cstheme="minorHAnsi"/>
@@ -28863,7 +27573,6 @@
         </w:rPr>
         <w:t>週講章</w:t>
       </w:r>
-      <w:proofErr w:type="gramEnd"/>
       <w:r>
         <w:rPr>
           <w:rFonts w:ascii="Barlow Condensed Medium" w:eastAsia="華康正顏楷體W9" w:hAnsi="Barlow Condensed Medium" w:cstheme="minorHAnsi"/>
@@ -29027,7 +27736,7 @@
           <w:sz w:val="26"/>
           <w:szCs w:val="26"/>
         </w:rPr>
-        <w:t>勝過列王的王</w:t>
+        <w:t>為耶和華行審判</w:t>
       </w:r>
       <w:r>
         <w:rPr>
@@ -29118,7 +27827,25 @@
                 <w:sz w:val="26"/>
                 <w:szCs w:val="26"/>
               </w:rPr>
-              <w:t>9:17-28</w:t>
+              <w:t>1</w:t>
+            </w:r>
+            <w:r>
+              <w:rPr>
+                <w:rFonts w:ascii="Barlow Condensed Medium" w:eastAsia="華康儷中黑" w:hAnsi="Barlow Condensed Medium" w:cs="Calibri" w:hint="eastAsia"/>
+                <w:w w:val="72"/>
+                <w:sz w:val="26"/>
+                <w:szCs w:val="26"/>
+              </w:rPr>
+              <w:t>9:</w:t>
+            </w:r>
+            <w:r>
+              <w:rPr>
+                <w:rFonts w:ascii="Barlow Condensed Medium" w:eastAsia="華康儷中黑" w:hAnsi="Barlow Condensed Medium" w:cs="Calibri" w:hint="eastAsia"/>
+                <w:w w:val="72"/>
+                <w:sz w:val="26"/>
+                <w:szCs w:val="26"/>
+              </w:rPr>
+              <w:t>4-11</w:t>
             </w:r>
           </w:p>
         </w:tc>
@@ -29155,11 +27882,11 @@
       <w:pPr>
         <w:kinsoku w:val="0"/>
         <w:snapToGrid w:val="0"/>
-        <w:spacing w:afterLines="50" w:after="165" w:line="296" w:lineRule="exact"/>
+        <w:spacing w:afterLines="50" w:after="165" w:line="290" w:lineRule="exact"/>
         <w:jc w:val="both"/>
         <w:rPr>
           <w:rFonts w:ascii="Barlow Condensed Medium" w:eastAsia="華康細黑體" w:hAnsi="Barlow Condensed Medium" w:cs="微軟正黑體"/>
-          <w:w w:val="70"/>
+          <w:w w:val="66"/>
           <w:sz w:val="26"/>
           <w:szCs w:val="26"/>
         </w:rPr>
@@ -29167,274 +27894,31 @@
       <w:r>
         <w:rPr>
           <w:rFonts w:ascii="Barlow Condensed Medium" w:eastAsia="華康儷中黑" w:hAnsi="Barlow Condensed Medium" w:hint="eastAsia"/>
-          <w:w w:val="70"/>
+          <w:w w:val="66"/>
           <w:sz w:val="26"/>
           <w:szCs w:val="26"/>
         </w:rPr>
-        <w:t xml:space="preserve">　神賞賜所羅門智慧治理以色列，統</w:t>
+        <w:t>猶大王約沙法追隨父親亞撒敬畏耶和華，卻錯在與以色列王亞哈結盟又結親。可貴的是，在先見哈拿尼的警告後，約沙法能悔改且更專注帶領百姓尋求　神。</w:t>
       </w:r>
-      <w:proofErr w:type="gramStart"/>
       <w:r>
         <w:rPr>
-          <w:rFonts w:ascii="Barlow Condensed Medium" w:eastAsia="華康儷中黑" w:hAnsi="Barlow Condensed Medium" w:hint="eastAsia"/>
-          <w:w w:val="70"/>
+          <w:rFonts w:ascii="Barlow Condensed Medium" w:eastAsia="華康細黑體" w:hAnsi="Barlow Condensed Medium" w:cs="微軟正黑體" w:hint="eastAsia"/>
+          <w:w w:val="66"/>
           <w:sz w:val="26"/>
           <w:szCs w:val="26"/>
         </w:rPr>
-        <w:t>管諸王</w:t>
-      </w:r>
-      <w:proofErr w:type="gramEnd"/>
-      <w:r>
-        <w:rPr>
-          <w:rFonts w:ascii="Barlow Condensed Medium" w:eastAsia="華康儷中黑" w:hAnsi="Barlow Condensed Medium" w:hint="eastAsia"/>
-          <w:w w:val="70"/>
-          <w:sz w:val="26"/>
-          <w:szCs w:val="26"/>
-        </w:rPr>
-        <w:t>，從大河到非利士地，直到埃及邊界。</w:t>
-      </w:r>
-      <w:r>
-        <w:rPr>
-          <w:rFonts w:ascii="Barlow Condensed Medium" w:eastAsia="華康儷中黑" w:hAnsi="Barlow Condensed Medium" w:hint="eastAsia"/>
-          <w:w w:val="70"/>
-          <w:sz w:val="26"/>
-          <w:szCs w:val="26"/>
-        </w:rPr>
-        <w:t>(26)</w:t>
-      </w:r>
-      <w:r>
-        <w:rPr>
-          <w:rFonts w:ascii="Barlow Condensed Medium" w:eastAsia="華康儷中黑" w:hAnsi="Barlow Condensed Medium" w:hint="eastAsia"/>
-          <w:w w:val="70"/>
-          <w:sz w:val="26"/>
-          <w:szCs w:val="26"/>
-        </w:rPr>
-        <w:t>正如</w:t>
-      </w:r>
-      <w:proofErr w:type="gramStart"/>
-      <w:r>
-        <w:rPr>
-          <w:rFonts w:ascii="Barlow Condensed Medium" w:eastAsia="華康儷中黑" w:hAnsi="Barlow Condensed Medium" w:hint="eastAsia"/>
-          <w:w w:val="70"/>
-          <w:sz w:val="26"/>
-          <w:szCs w:val="26"/>
-        </w:rPr>
-        <w:t>示巴王</w:t>
-      </w:r>
-      <w:proofErr w:type="gramEnd"/>
-      <w:r>
-        <w:rPr>
-          <w:rFonts w:ascii="Barlow Condensed Medium" w:eastAsia="華康儷中黑" w:hAnsi="Barlow Condensed Medium" w:hint="eastAsia"/>
-          <w:w w:val="70"/>
-          <w:sz w:val="26"/>
-          <w:szCs w:val="26"/>
-        </w:rPr>
-        <w:t>女所言：「</w:t>
-      </w:r>
-      <w:r>
-        <w:rPr>
-          <w:rFonts w:ascii="Barlow Condensed Medium" w:eastAsia="華康儷中黑" w:hAnsi="Barlow Condensed Medium"/>
-          <w:w w:val="70"/>
-          <w:sz w:val="26"/>
-          <w:szCs w:val="26"/>
-        </w:rPr>
-        <w:t>…</w:t>
-      </w:r>
-      <w:r>
-        <w:rPr>
-          <w:rFonts w:ascii="Barlow Condensed Medium" w:eastAsia="華康儷中黑" w:hAnsi="Barlow Condensed Medium" w:hint="eastAsia"/>
-          <w:w w:val="70"/>
-          <w:sz w:val="26"/>
-          <w:szCs w:val="26"/>
-        </w:rPr>
-        <w:t>使你坐他的國位，為耶和華</w:t>
-      </w:r>
-      <w:proofErr w:type="gramStart"/>
-      <w:r>
-        <w:rPr>
-          <w:rFonts w:ascii="Barlow Condensed Medium" w:eastAsia="華康儷中黑" w:hAnsi="Barlow Condensed Medium" w:hint="eastAsia"/>
-          <w:w w:val="70"/>
-          <w:sz w:val="26"/>
-          <w:szCs w:val="26"/>
-        </w:rPr>
-        <w:t>──</w:t>
-      </w:r>
-      <w:proofErr w:type="gramEnd"/>
-      <w:r>
-        <w:rPr>
-          <w:rFonts w:ascii="Barlow Condensed Medium" w:eastAsia="華康儷中黑" w:hAnsi="Barlow Condensed Medium" w:hint="eastAsia"/>
-          <w:w w:val="70"/>
-          <w:sz w:val="26"/>
-          <w:szCs w:val="26"/>
-        </w:rPr>
-        <w:t>你的</w:t>
-      </w:r>
-      <w:proofErr w:type="gramStart"/>
-      <w:r>
-        <w:rPr>
-          <w:rFonts w:ascii="Barlow Condensed Medium" w:eastAsia="華康儷中黑" w:hAnsi="Barlow Condensed Medium" w:hint="eastAsia"/>
-          <w:w w:val="70"/>
-          <w:sz w:val="26"/>
-          <w:szCs w:val="26"/>
-        </w:rPr>
-        <w:t>神作王</w:t>
-      </w:r>
-      <w:proofErr w:type="gramEnd"/>
-      <w:r>
-        <w:rPr>
-          <w:rFonts w:ascii="Barlow Condensed Medium" w:eastAsia="華康儷中黑" w:hAnsi="Barlow Condensed Medium"/>
-          <w:w w:val="70"/>
-          <w:sz w:val="26"/>
-          <w:szCs w:val="26"/>
-        </w:rPr>
-        <w:t>…</w:t>
-      </w:r>
-      <w:r>
-        <w:rPr>
-          <w:rFonts w:ascii="Barlow Condensed Medium" w:eastAsia="華康儷中黑" w:hAnsi="Barlow Condensed Medium" w:hint="eastAsia"/>
-          <w:w w:val="70"/>
-          <w:sz w:val="26"/>
-          <w:szCs w:val="26"/>
-        </w:rPr>
-        <w:t>」</w:t>
-      </w:r>
-      <w:r>
-        <w:rPr>
-          <w:rFonts w:ascii="Barlow Condensed Medium" w:eastAsia="華康儷中黑" w:hAnsi="Barlow Condensed Medium" w:hint="eastAsia"/>
-          <w:w w:val="70"/>
-          <w:sz w:val="26"/>
-          <w:szCs w:val="26"/>
-        </w:rPr>
-        <w:t>(8)</w:t>
-      </w:r>
-      <w:r>
-        <w:rPr>
-          <w:rFonts w:ascii="Barlow Condensed Medium" w:eastAsia="華康儷中黑" w:hAnsi="Barlow Condensed Medium" w:hint="eastAsia"/>
-          <w:w w:val="70"/>
-          <w:sz w:val="26"/>
-          <w:szCs w:val="26"/>
-        </w:rPr>
-        <w:t>。</w:t>
-      </w:r>
-      <w:r>
-        <w:rPr>
-          <w:rFonts w:ascii="Barlow Condensed Medium" w:eastAsia="華康細黑體" w:hAnsi="Barlow Condensed Medium" w:cs="微軟正黑體" w:hint="eastAsia"/>
-          <w:w w:val="70"/>
-          <w:sz w:val="26"/>
-          <w:szCs w:val="26"/>
-        </w:rPr>
-        <w:t>大河指的是肥沃</w:t>
-      </w:r>
-      <w:proofErr w:type="gramStart"/>
-      <w:r>
-        <w:rPr>
-          <w:rFonts w:ascii="Barlow Condensed Medium" w:eastAsia="華康細黑體" w:hAnsi="Barlow Condensed Medium" w:cs="微軟正黑體" w:hint="eastAsia"/>
-          <w:w w:val="70"/>
-          <w:sz w:val="26"/>
-          <w:szCs w:val="26"/>
-        </w:rPr>
-        <w:t>月灣兩河</w:t>
-      </w:r>
-      <w:proofErr w:type="gramEnd"/>
-      <w:r>
-        <w:rPr>
-          <w:rFonts w:ascii="Barlow Condensed Medium" w:eastAsia="華康細黑體" w:hAnsi="Barlow Condensed Medium" w:cs="微軟正黑體" w:hint="eastAsia"/>
-          <w:w w:val="70"/>
-          <w:sz w:val="26"/>
-          <w:szCs w:val="26"/>
-        </w:rPr>
-        <w:t>流域</w:t>
-      </w:r>
-      <w:proofErr w:type="gramStart"/>
-      <w:r>
-        <w:rPr>
-          <w:rFonts w:ascii="Barlow Condensed Medium" w:eastAsia="華康細黑體" w:hAnsi="Barlow Condensed Medium" w:cs="微軟正黑體" w:hint="eastAsia"/>
-          <w:w w:val="70"/>
-          <w:sz w:val="26"/>
-          <w:szCs w:val="26"/>
-        </w:rPr>
-        <w:t>的上河</w:t>
-      </w:r>
-      <w:proofErr w:type="gramEnd"/>
-      <w:r>
-        <w:rPr>
-          <w:rFonts w:ascii="Barlow Condensed Medium" w:eastAsia="華康細黑體" w:hAnsi="Barlow Condensed Medium" w:cs="微軟正黑體" w:hint="eastAsia"/>
-          <w:w w:val="70"/>
-          <w:sz w:val="26"/>
-          <w:szCs w:val="26"/>
-        </w:rPr>
-        <w:t>，也就是現今的利比亞，西到黎巴嫩，南到非利士地就是現今的</w:t>
-      </w:r>
-      <w:proofErr w:type="gramStart"/>
-      <w:r>
-        <w:rPr>
-          <w:rFonts w:ascii="Barlow Condensed Medium" w:eastAsia="華康細黑體" w:hAnsi="Barlow Condensed Medium" w:cs="微軟正黑體" w:hint="eastAsia"/>
-          <w:w w:val="70"/>
-          <w:sz w:val="26"/>
-          <w:szCs w:val="26"/>
-        </w:rPr>
-        <w:t>迦薩</w:t>
-      </w:r>
-      <w:proofErr w:type="gramEnd"/>
-      <w:r>
-        <w:rPr>
-          <w:rFonts w:ascii="Barlow Condensed Medium" w:eastAsia="華康細黑體" w:hAnsi="Barlow Condensed Medium" w:cs="微軟正黑體" w:hint="eastAsia"/>
-          <w:w w:val="70"/>
-          <w:sz w:val="26"/>
-          <w:szCs w:val="26"/>
-        </w:rPr>
-        <w:t>走廊，再到埃及的邊界，就是</w:t>
-      </w:r>
-      <w:proofErr w:type="gramStart"/>
-      <w:r>
-        <w:rPr>
-          <w:rFonts w:ascii="Barlow Condensed Medium" w:eastAsia="華康細黑體" w:hAnsi="Barlow Condensed Medium" w:cs="微軟正黑體" w:hint="eastAsia"/>
-          <w:w w:val="70"/>
-          <w:sz w:val="26"/>
-          <w:szCs w:val="26"/>
-        </w:rPr>
-        <w:t>整個西乃半島</w:t>
-      </w:r>
-      <w:proofErr w:type="gramEnd"/>
-      <w:r>
-        <w:rPr>
-          <w:rFonts w:ascii="Barlow Condensed Medium" w:eastAsia="華康細黑體" w:hAnsi="Barlow Condensed Medium" w:cs="微軟正黑體" w:hint="eastAsia"/>
-          <w:w w:val="70"/>
-          <w:sz w:val="26"/>
-          <w:szCs w:val="26"/>
-        </w:rPr>
-        <w:t>的北海岸。其實，以色列可能從來未曾統治過這麼大的領土，甚至所羅門時代也沒有。有考古學家認為，大衛王朝只是一個小小的猶大城邦，而所羅門的盛世根本不存在。原因在於，如果真有這麼顯赫的國家，為什麼連一絲考古的證據都沒發現。因此，聖經中這個過於誇大的記載，有人說這個偉大的所羅門國度，就是　神國降臨時的景況，就是　神自己親自統治以色列的時候。但是，無論如何，歷代志的作者延續他一貫的觀點，就是以色列的王乃是耶和華，而任何一位被立為以色列的領袖的人，都是　神的僕人，是代替　神來治理以色列人的。而所羅門就是最神秘</w:t>
-      </w:r>
-      <w:proofErr w:type="gramStart"/>
-      <w:r>
-        <w:rPr>
-          <w:rFonts w:ascii="Barlow Condensed Medium" w:eastAsia="華康細黑體" w:hAnsi="Barlow Condensed Medium" w:cs="微軟正黑體" w:hint="eastAsia"/>
-          <w:w w:val="70"/>
-          <w:sz w:val="26"/>
-          <w:szCs w:val="26"/>
-        </w:rPr>
-        <w:t>和最兩極化</w:t>
-      </w:r>
-      <w:proofErr w:type="gramEnd"/>
-      <w:r>
-        <w:rPr>
-          <w:rFonts w:ascii="Barlow Condensed Medium" w:eastAsia="華康細黑體" w:hAnsi="Barlow Condensed Medium" w:cs="微軟正黑體" w:hint="eastAsia"/>
-          <w:w w:val="70"/>
-          <w:sz w:val="26"/>
-          <w:szCs w:val="26"/>
-        </w:rPr>
-        <w:t>的領袖，從敬畏　神，領受　神的智慧，本該是最認識　神的一個王，最後還是離棄了　神。甚至因為奴役自己的百姓而埋下王國分裂的禍根。</w:t>
+        <w:t>人神殊途，　神是良善無瑕完美的存在，而人是軟弱、易受誘惑、無知又有限的存在。因此，人根本不可能得救，只能像流星一眨眼在宇宙中消失。而誰說靈魂會再投胎，用一種無由的假自然法則，將人一生的作為勾消，就是一種不公義。然而，　神耶和華，因為愛、恩典和一切的美善來創造世界，自然不希望人和世界走向毀滅。那些反對　神的人，抱怨　神創造了惡和苦難；但是認識　神的人卻明白，給人、天使等更高等的靈有自由意志是　神最偉大的創造。我們不能因為天使和人選擇了惡、背叛　神而來責備　神。而　神第二偉大的作為是拯救悔改歸向祂的人，又耶穌基督帶來　神最終極的拯救，就是保證義人，包括悔改而被稱為義的，必要領受復活和永生。這個拯救的福音是　神與人立的新約，約的信實穩固就如同　神自身，拯救則是超越自然律的大能。而約沙法在耶穌之前，也做了悔改的事，同時盡自己作王的責任，引領百姓來歸向　神。而以　神的律法彰顯公義、保護和拯救義人，約沙法不但救了百姓，也救了自己。</w:t>
       </w:r>
     </w:p>
     <w:p>
       <w:pPr>
         <w:kinsoku w:val="0"/>
         <w:snapToGrid w:val="0"/>
-        <w:spacing w:afterLines="50" w:after="165" w:line="296" w:lineRule="exact"/>
+        <w:spacing w:afterLines="50" w:after="165" w:line="290" w:lineRule="exact"/>
         <w:jc w:val="both"/>
         <w:rPr>
           <w:rFonts w:ascii="Barlow Condensed Medium" w:eastAsia="華康細黑體" w:hAnsi="Barlow Condensed Medium" w:cs="微軟正黑體"/>
-          <w:w w:val="70"/>
+          <w:w w:val="66"/>
           <w:sz w:val="26"/>
           <w:szCs w:val="26"/>
         </w:rPr>
@@ -29442,212 +27926,31 @@
       <w:r>
         <w:rPr>
           <w:rFonts w:ascii="Barlow Condensed Medium" w:eastAsia="華康儷中黑" w:hAnsi="Barlow Condensed Medium" w:hint="eastAsia"/>
-          <w:w w:val="70"/>
+          <w:w w:val="66"/>
           <w:sz w:val="26"/>
           <w:szCs w:val="26"/>
         </w:rPr>
-        <w:t>所羅門以智慧外交和國際通商致富。設防鞏固疆域，使節的禮尚往來，過人的智慧使各國臣服，共享和平。又建立了海、陸的商路，聚集財富，厚植國力。</w:t>
+        <w:t>約沙法在各重要城市改革司法，將宗教審判與民事分開，且立下最高的原則，就是審判是為耶和華。更明確地要求就是，　神本身就是公義、無私和清廉。</w:t>
       </w:r>
       <w:r>
         <w:rPr>
           <w:rFonts w:ascii="Barlow Condensed Medium" w:eastAsia="華康細黑體" w:hAnsi="Barlow Condensed Medium" w:cs="微軟正黑體" w:hint="eastAsia"/>
-          <w:w w:val="70"/>
+          <w:w w:val="66"/>
           <w:sz w:val="26"/>
           <w:szCs w:val="26"/>
         </w:rPr>
-        <w:t>古代近東的君王有相互較量智慧而論戰的風氣，無非是爭</w:t>
-      </w:r>
-      <w:proofErr w:type="gramStart"/>
-      <w:r>
-        <w:rPr>
-          <w:rFonts w:ascii="Barlow Condensed Medium" w:eastAsia="華康細黑體" w:hAnsi="Barlow Condensed Medium" w:cs="微軟正黑體" w:hint="eastAsia"/>
-          <w:w w:val="70"/>
-          <w:sz w:val="26"/>
-          <w:szCs w:val="26"/>
-        </w:rPr>
-        <w:t>一</w:t>
-      </w:r>
-      <w:proofErr w:type="gramEnd"/>
-      <w:r>
-        <w:rPr>
-          <w:rFonts w:ascii="Barlow Condensed Medium" w:eastAsia="華康細黑體" w:hAnsi="Barlow Condensed Medium" w:cs="微軟正黑體" w:hint="eastAsia"/>
-          <w:w w:val="70"/>
-          <w:sz w:val="26"/>
-          <w:szCs w:val="26"/>
-        </w:rPr>
-        <w:t>大國的面子和文明之</w:t>
-      </w:r>
-      <w:proofErr w:type="gramStart"/>
-      <w:r>
-        <w:rPr>
-          <w:rFonts w:ascii="Barlow Condensed Medium" w:eastAsia="華康細黑體" w:hAnsi="Barlow Condensed Medium" w:cs="微軟正黑體" w:hint="eastAsia"/>
-          <w:w w:val="70"/>
-          <w:sz w:val="26"/>
-          <w:szCs w:val="26"/>
-        </w:rPr>
-        <w:t>邦</w:t>
-      </w:r>
-      <w:proofErr w:type="gramEnd"/>
-      <w:r>
-        <w:rPr>
-          <w:rFonts w:ascii="Barlow Condensed Medium" w:eastAsia="華康細黑體" w:hAnsi="Barlow Condensed Medium" w:cs="微軟正黑體" w:hint="eastAsia"/>
-          <w:w w:val="70"/>
-          <w:sz w:val="26"/>
-          <w:szCs w:val="26"/>
-        </w:rPr>
-        <w:t>的國際形象。從所羅門王宮絡</w:t>
-      </w:r>
-      <w:proofErr w:type="gramStart"/>
-      <w:r>
-        <w:rPr>
-          <w:rFonts w:ascii="Barlow Condensed Medium" w:eastAsia="華康細黑體" w:hAnsi="Barlow Condensed Medium" w:cs="微軟正黑體" w:hint="eastAsia"/>
-          <w:w w:val="70"/>
-          <w:sz w:val="26"/>
-          <w:szCs w:val="26"/>
-        </w:rPr>
-        <w:t>驛</w:t>
-      </w:r>
-      <w:proofErr w:type="gramEnd"/>
-      <w:r>
-        <w:rPr>
-          <w:rFonts w:ascii="Barlow Condensed Medium" w:eastAsia="華康細黑體" w:hAnsi="Barlow Condensed Medium" w:cs="微軟正黑體" w:hint="eastAsia"/>
-          <w:w w:val="70"/>
-          <w:sz w:val="26"/>
-          <w:szCs w:val="26"/>
-        </w:rPr>
-        <w:t>不絕的王侯貴客，我們可看出一個文明的大國可以牽動周圍國家的關係和局勢，</w:t>
-      </w:r>
-      <w:r>
-        <w:rPr>
-          <w:rFonts w:ascii="Barlow Condensed Medium" w:eastAsia="華康細黑體" w:hAnsi="Barlow Condensed Medium" w:cs="微軟正黑體" w:hint="eastAsia"/>
-          <w:w w:val="70"/>
-          <w:sz w:val="26"/>
-          <w:szCs w:val="26"/>
-        </w:rPr>
-        <w:t>用智慧的交流來維持穩定的和平。君王慕名而來，送金贈禮的，就是為了見識和受教於所羅門王的智慧，這是多麼風雅和高尚的事。另外就是商路的拓展，就陸地的貿易路線，中亞地區就位於歐、亞、非三大陸的十字路口，但是受限於古代的交通和地形的不便。而海運就成了重運量的運輸方式。推羅的希蘭王為所羅門建造船隊。南方船隊由阿卡巴灣的以旬</w:t>
-      </w:r>
-      <w:proofErr w:type="gramStart"/>
-      <w:r>
-        <w:rPr>
-          <w:rFonts w:ascii="Barlow Condensed Medium" w:eastAsia="華康細黑體" w:hAnsi="Barlow Condensed Medium" w:cs="微軟正黑體" w:hint="eastAsia"/>
-          <w:w w:val="70"/>
-          <w:sz w:val="26"/>
-          <w:szCs w:val="26"/>
-        </w:rPr>
-        <w:t>‧迦</w:t>
-      </w:r>
-      <w:proofErr w:type="gramEnd"/>
-      <w:r>
-        <w:rPr>
-          <w:rFonts w:ascii="Barlow Condensed Medium" w:eastAsia="華康細黑體" w:hAnsi="Barlow Condensed Medium" w:cs="微軟正黑體" w:hint="eastAsia"/>
-          <w:w w:val="70"/>
-          <w:sz w:val="26"/>
-          <w:szCs w:val="26"/>
-        </w:rPr>
-        <w:t>別往南到阿拉伯半島或是非洲東岸的俄</w:t>
-      </w:r>
-      <w:proofErr w:type="gramStart"/>
-      <w:r>
-        <w:rPr>
-          <w:rFonts w:ascii="Barlow Condensed Medium" w:eastAsia="華康細黑體" w:hAnsi="Barlow Condensed Medium" w:cs="微軟正黑體" w:hint="eastAsia"/>
-          <w:w w:val="70"/>
-          <w:sz w:val="26"/>
-          <w:szCs w:val="26"/>
-        </w:rPr>
-        <w:t>斐</w:t>
-      </w:r>
-      <w:proofErr w:type="gramEnd"/>
-      <w:r>
-        <w:rPr>
-          <w:rFonts w:ascii="Barlow Condensed Medium" w:eastAsia="華康細黑體" w:hAnsi="Barlow Condensed Medium" w:cs="微軟正黑體" w:hint="eastAsia"/>
-          <w:w w:val="70"/>
-          <w:sz w:val="26"/>
-          <w:szCs w:val="26"/>
-        </w:rPr>
-        <w:t>，帶回來金子、檀香木和寶石</w:t>
-      </w:r>
-      <w:r>
-        <w:rPr>
-          <w:rFonts w:ascii="Barlow Condensed Medium" w:eastAsia="華康細黑體" w:hAnsi="Barlow Condensed Medium" w:cs="微軟正黑體" w:hint="eastAsia"/>
-          <w:w w:val="70"/>
-          <w:sz w:val="26"/>
-          <w:szCs w:val="26"/>
-        </w:rPr>
-        <w:t>(9:10)</w:t>
-      </w:r>
-      <w:r>
-        <w:rPr>
-          <w:rFonts w:ascii="Barlow Condensed Medium" w:eastAsia="華康細黑體" w:hAnsi="Barlow Condensed Medium" w:cs="微軟正黑體" w:hint="eastAsia"/>
-          <w:w w:val="70"/>
-          <w:sz w:val="26"/>
-          <w:szCs w:val="26"/>
-        </w:rPr>
-        <w:t>。又地中海船隊能航行到他施</w:t>
-      </w:r>
-      <w:r>
-        <w:rPr>
-          <w:rFonts w:ascii="Barlow Condensed Medium" w:eastAsia="華康細黑體" w:hAnsi="Barlow Condensed Medium" w:cs="微軟正黑體" w:hint="eastAsia"/>
-          <w:w w:val="70"/>
-          <w:sz w:val="26"/>
-          <w:szCs w:val="26"/>
-        </w:rPr>
-        <w:t>(</w:t>
-      </w:r>
-      <w:r>
-        <w:rPr>
-          <w:rFonts w:ascii="Barlow Condensed Medium" w:eastAsia="華康細黑體" w:hAnsi="Barlow Condensed Medium" w:cs="微軟正黑體" w:hint="eastAsia"/>
-          <w:w w:val="70"/>
-          <w:sz w:val="26"/>
-          <w:szCs w:val="26"/>
-        </w:rPr>
-        <w:t>西班牙</w:t>
-      </w:r>
-      <w:r>
-        <w:rPr>
-          <w:rFonts w:ascii="Barlow Condensed Medium" w:eastAsia="華康細黑體" w:hAnsi="Barlow Condensed Medium" w:cs="微軟正黑體" w:hint="eastAsia"/>
-          <w:w w:val="70"/>
-          <w:sz w:val="26"/>
-          <w:szCs w:val="26"/>
-        </w:rPr>
-        <w:t>)</w:t>
-      </w:r>
-      <w:r>
-        <w:rPr>
-          <w:rFonts w:ascii="Barlow Condensed Medium" w:eastAsia="華康細黑體" w:hAnsi="Barlow Condensed Medium" w:cs="微軟正黑體" w:hint="eastAsia"/>
-          <w:w w:val="70"/>
-          <w:sz w:val="26"/>
-          <w:szCs w:val="26"/>
-        </w:rPr>
-        <w:t>帶回來象牙、猿猴和孔雀</w:t>
-      </w:r>
-      <w:r>
-        <w:rPr>
-          <w:rFonts w:ascii="Barlow Condensed Medium" w:eastAsia="華康細黑體" w:hAnsi="Barlow Condensed Medium" w:cs="微軟正黑體" w:hint="eastAsia"/>
-          <w:w w:val="70"/>
-          <w:sz w:val="26"/>
-          <w:szCs w:val="26"/>
-        </w:rPr>
-        <w:t>(9:21)</w:t>
-      </w:r>
-      <w:r>
-        <w:rPr>
-          <w:rFonts w:ascii="Barlow Condensed Medium" w:eastAsia="華康細黑體" w:hAnsi="Barlow Condensed Medium" w:cs="微軟正黑體" w:hint="eastAsia"/>
-          <w:w w:val="70"/>
-          <w:sz w:val="26"/>
-          <w:szCs w:val="26"/>
-        </w:rPr>
-        <w:t>。這些高級的奢侈品就是財富的象徵。不過這是君王的財富，就不知平民生活如何。</w:t>
+        <w:t>古代的司法權大都與政權結合，都由王或王所設立的執政官審理，包辨了所有大小案件。所以，約沙法將屬宗教的案件交給祭司和利未人，又其他民間爭訟則交由族長和長老審理，兼顧了專業和效率。然而，權力下放，因為審判官是人，可能受各種壓力的干擾，個人偏見或不實證據的矇蔽，就會面臨判案品質和信任度的考驗。如何在斷案時的自由心證能保持誠實和正直，又有智慧和清晰的思緒。說到最後，就是審判官的自我要求和個人品德，能不能被信任的問題。就人類歷史的經驗和無法看透的人心來看，答案就是不可能完全相信，必須被監督。所以，為耶和華來行審判有二個積極的意涵。首先，耶和華就是監督者，審判官要以敬畏和兢兢業業的心，像是在祂的面前執行審判，不容一絲的錯誤、譖越、隨便或偷懶。其次是當作耶和華親自的審判，有公義不能被藐視和撼動的高度，同時又有慈愛能饒恕無心和情理法兼合的量刑的寬度。因為耶和華的判斷是活的且有智慧，要超越律法被文字限定的不完美。又基於保護弱勢的受審判的人民，公義、無私和廉潔是對審判官最基本的要求。</w:t>
       </w:r>
     </w:p>
     <w:p>
       <w:pPr>
         <w:kinsoku w:val="0"/>
         <w:snapToGrid w:val="0"/>
-        <w:spacing w:afterLines="50" w:after="165" w:line="296" w:lineRule="exact"/>
+        <w:spacing w:afterLines="50" w:after="165" w:line="290" w:lineRule="exact"/>
         <w:jc w:val="both"/>
         <w:rPr>
           <w:rFonts w:ascii="Barlow Condensed Medium" w:eastAsia="華康細黑體" w:hAnsi="Barlow Condensed Medium" w:cs="微軟正黑體"/>
-          <w:w w:val="70"/>
+          <w:w w:val="66"/>
           <w:sz w:val="26"/>
           <w:szCs w:val="26"/>
         </w:rPr>
@@ -29655,277 +27958,324 @@
       <w:r>
         <w:rPr>
           <w:rFonts w:ascii="Barlow Condensed Medium" w:eastAsia="華康儷中黑" w:hAnsi="Barlow Condensed Medium" w:hint="eastAsia"/>
-          <w:w w:val="70"/>
+          <w:w w:val="66"/>
           <w:sz w:val="26"/>
           <w:szCs w:val="26"/>
         </w:rPr>
-        <w:t>描述所羅門的王座的榮美表示治政穩固；金子的收入就是經濟繁榮的指標；而馬棚、</w:t>
+        <w:t>約沙法又在王城耶路撒冷設立最高的裁決者。任何上訴到這裡的案件都必須被審理，使公義伸張，就能平息　神的怒氣；若不這樣，這些審判官就有罪了。</w:t>
       </w:r>
-      <w:proofErr w:type="gramStart"/>
       <w:r>
         <w:rPr>
-          <w:rFonts w:ascii="Barlow Condensed Medium" w:eastAsia="華康儷中黑" w:hAnsi="Barlow Condensed Medium" w:hint="eastAsia"/>
-          <w:w w:val="70"/>
+          <w:rFonts w:ascii="Barlow Condensed Medium" w:eastAsia="華康細黑體" w:hAnsi="Barlow Condensed Medium" w:cs="微軟正黑體" w:hint="eastAsia"/>
+          <w:w w:val="66"/>
           <w:sz w:val="26"/>
           <w:szCs w:val="26"/>
         </w:rPr>
-        <w:t>馬兵和</w:t>
+        <w:t>對於不能完全保證的審判品質和尚無定論的或超越裁定權限的爭訟，需要更</w:t>
       </w:r>
-      <w:proofErr w:type="gramEnd"/>
       <w:r>
         <w:rPr>
-          <w:rFonts w:ascii="Barlow Condensed Medium" w:eastAsia="華康儷中黑" w:hAnsi="Barlow Condensed Medium" w:hint="eastAsia"/>
-          <w:w w:val="70"/>
+          <w:rFonts w:ascii="Barlow Condensed Medium" w:eastAsia="華康細黑體" w:hAnsi="Barlow Condensed Medium" w:cs="微軟正黑體" w:hint="eastAsia"/>
+          <w:w w:val="66"/>
           <w:sz w:val="26"/>
           <w:szCs w:val="26"/>
         </w:rPr>
-        <w:t>戰車就是軍事力量。如此盛世就是　神祝福和應許超越列國實現了。</w:t>
+        <w:t>高的裁量權。約沙法在耶路撒冷為宗教和民事的審判設立最高的審判官。經過層層節制，最後，</w:t>
       </w:r>
       <w:r>
         <w:rPr>
           <w:rFonts w:ascii="Barlow Condensed Medium" w:eastAsia="華康細黑體" w:hAnsi="Barlow Condensed Medium" w:cs="微軟正黑體" w:hint="eastAsia"/>
-          <w:w w:val="70"/>
+          <w:w w:val="66"/>
           <w:sz w:val="26"/>
           <w:szCs w:val="26"/>
         </w:rPr>
-        <w:t>且不論所羅門王的盛世存不存在，這段歷史記載對以色列人的重要意義有兩個。首先，就是見證　神實現給亞伯拉罕的應許，不但帶以色列人進入應許之地，而且還使他們成為大國，他們的王甚至是列王之王。其次是，這大國是用智慧治理和建造，是帶來和平且令列國</w:t>
+        <w:t>重大和難解的案件才會送到王那裡。這不是為了保證</w:t>
       </w:r>
-      <w:proofErr w:type="gramStart"/>
       <w:r>
         <w:rPr>
           <w:rFonts w:ascii="Barlow Condensed Medium" w:eastAsia="華康細黑體" w:hAnsi="Barlow Condensed Medium" w:cs="微軟正黑體" w:hint="eastAsia"/>
-          <w:w w:val="70"/>
+          <w:w w:val="66"/>
           <w:sz w:val="26"/>
           <w:szCs w:val="26"/>
         </w:rPr>
-        <w:t>羡</w:t>
+        <w:t>能處理所有的案件，而是為了大部份能處理的</w:t>
       </w:r>
-      <w:proofErr w:type="gramEnd"/>
       <w:r>
         <w:rPr>
           <w:rFonts w:ascii="Barlow Condensed Medium" w:eastAsia="華康細黑體" w:hAnsi="Barlow Condensed Medium" w:cs="微軟正黑體" w:hint="eastAsia"/>
-          <w:w w:val="70"/>
+          <w:w w:val="66"/>
           <w:sz w:val="26"/>
           <w:szCs w:val="26"/>
         </w:rPr>
-        <w:t>慕的國度。而整個所羅門的國度，</w:t>
+        <w:t>都能即時被處理。是為了效率和維持社會和諧運作，不生亂。這就是審判官和治理者的責任了，所以約沙法說</w:t>
       </w:r>
-      <w:proofErr w:type="gramStart"/>
       <w:r>
         <w:rPr>
           <w:rFonts w:ascii="Barlow Condensed Medium" w:eastAsia="華康細黑體" w:hAnsi="Barlow Condensed Medium" w:cs="微軟正黑體" w:hint="eastAsia"/>
-          <w:w w:val="70"/>
+          <w:w w:val="66"/>
           <w:sz w:val="26"/>
           <w:szCs w:val="26"/>
         </w:rPr>
-        <w:t>可以說是</w:t>
+        <w:t>，公義的判斷，就是使人不得罪　神；又判斷公義的人失職，就是</w:t>
       </w:r>
-      <w:proofErr w:type="gramEnd"/>
       <w:r>
         <w:rPr>
           <w:rFonts w:ascii="Barlow Condensed Medium" w:eastAsia="華康細黑體" w:hAnsi="Barlow Condensed Medium" w:cs="微軟正黑體" w:hint="eastAsia"/>
-          <w:w w:val="70"/>
+          <w:w w:val="66"/>
           <w:sz w:val="26"/>
           <w:szCs w:val="26"/>
         </w:rPr>
-        <w:t xml:space="preserve">　神的國度的一個範本，見證的是　神的大能和榮耀，不是大衛家族的榮光。</w:t>
-      </w:r>
-      <w:proofErr w:type="gramStart"/>
-      <w:r>
-        <w:rPr>
-          <w:rFonts w:ascii="Barlow Condensed Medium" w:eastAsia="華康細黑體" w:hAnsi="Barlow Condensed Medium" w:cs="微軟正黑體" w:hint="eastAsia"/>
-          <w:w w:val="70"/>
-          <w:sz w:val="26"/>
-          <w:szCs w:val="26"/>
-        </w:rPr>
-        <w:t>若說這從</w:t>
-      </w:r>
-      <w:proofErr w:type="gramEnd"/>
-      <w:r>
-        <w:rPr>
-          <w:rFonts w:ascii="Barlow Condensed Medium" w:eastAsia="華康細黑體" w:hAnsi="Barlow Condensed Medium" w:cs="微軟正黑體" w:hint="eastAsia"/>
-          <w:w w:val="70"/>
-          <w:sz w:val="26"/>
-          <w:szCs w:val="26"/>
-        </w:rPr>
-        <w:t xml:space="preserve">　神來的智慧能使人明辨事理、解決難題和成就各種美好事物。那麼用這智慧來治國就能利益眾人，共享一個和平的國度，這才是以色列人與列國之福。</w:t>
+        <w:t>自己得罪　神了。因此審判官為　神來審判人民，代表審判官的權力是被限制在　神的公義之下。就如同今日，民主國家中的法治，是被限制在人權和自由之下的。我們的立法院不審年度預算案，或是綁架國防特別預算案，不討論和強行立法，就是譖越立法委員的權限。影響的是全體台灣人民福利和安全，認真說這種罪就叫叛國。不知民選的立法委員，是為了全體人民來立法，卻把自己權力無限上綱，這就是他們的罪了。</w:t>
       </w:r>
     </w:p>
     <w:p>
       <w:pPr>
         <w:kinsoku w:val="0"/>
         <w:snapToGrid w:val="0"/>
-        <w:spacing w:afterLines="50" w:after="165" w:line="296" w:lineRule="exact"/>
+        <w:spacing w:afterLines="50" w:after="165" w:line="290" w:lineRule="exact"/>
         <w:jc w:val="both"/>
         <w:rPr>
           <w:rFonts w:ascii="Cambria" w:eastAsia="華康細黑體" w:hAnsi="Cambria" w:cs="Cambria"/>
-          <w:w w:val="70"/>
+          <w:w w:val="66"/>
           <w:sz w:val="26"/>
           <w:szCs w:val="26"/>
         </w:rPr>
       </w:pPr>
       <w:r>
         <w:rPr>
-          <w:rFonts w:ascii="Barlow Condensed Medium" w:eastAsia="華康儷中黑" w:hAnsi="Barlow Condensed Medium" w:cs="新細明體"/>
-          <w:w w:val="70"/>
+          <w:rFonts w:ascii="Barlow Condensed Medium" w:eastAsia="華康儷中黑" w:hAnsi="Barlow Condensed Medium" w:cs="新細明體" w:hint="eastAsia"/>
+          <w:w w:val="66"/>
           <w:sz w:val="26"/>
           <w:szCs w:val="26"/>
         </w:rPr>
-        <w:t>＜</w:t>
+        <w:t>＜與良知同在的靈＞</w:t>
       </w:r>
       <w:r>
         <w:rPr>
-          <w:rFonts w:ascii="Barlow Condensed Medium" w:eastAsia="華康儷中黑" w:hAnsi="Barlow Condensed Medium" w:cs="新細明體" w:hint="eastAsia"/>
-          <w:w w:val="70"/>
+          <w:rFonts w:ascii="Cambria" w:eastAsia="華康細黑體" w:hAnsi="Cambria" w:cs="Cambria" w:hint="eastAsia"/>
+          <w:w w:val="66"/>
           <w:sz w:val="26"/>
           <w:szCs w:val="26"/>
         </w:rPr>
-        <w:t>智慧的國度</w:t>
+        <w:t>西方國家</w:t>
       </w:r>
       <w:r>
         <w:rPr>
-          <w:rFonts w:ascii="Barlow Condensed Medium" w:eastAsia="華康儷中黑" w:hAnsi="Barlow Condensed Medium" w:cs="新細明體"/>
-          <w:w w:val="70"/>
+          <w:rFonts w:ascii="Cambria" w:eastAsia="華康細黑體" w:hAnsi="Cambria" w:cs="Cambria" w:hint="eastAsia"/>
+          <w:w w:val="66"/>
           <w:sz w:val="26"/>
           <w:szCs w:val="26"/>
         </w:rPr>
-        <w:t>＞</w:t>
+        <w:t>違反公共法規的罰金很高，對於窮人來說，可能罰個幾次就要破產。英國最近立法將微罪改以收入比例裁罰。按違規輕重分</w:t>
       </w:r>
       <w:r>
         <w:rPr>
-          <w:rFonts w:ascii="Barlow Condensed Medium" w:eastAsia="華康細黑體" w:hAnsi="Barlow Condensed Medium" w:cs="微軟正黑體" w:hint="eastAsia"/>
-          <w:w w:val="70"/>
+          <w:rFonts w:ascii="Cambria" w:eastAsia="華康細黑體" w:hAnsi="Cambria" w:cs="Cambria"/>
+          <w:w w:val="66"/>
           <w:sz w:val="26"/>
           <w:szCs w:val="26"/>
         </w:rPr>
-        <w:t>今天，</w:t>
+        <w:t>A,B,C</w:t>
       </w:r>
-      <w:proofErr w:type="gramStart"/>
       <w:r>
         <w:rPr>
-          <w:rFonts w:ascii="Barlow Condensed Medium" w:eastAsia="華康細黑體" w:hAnsi="Barlow Condensed Medium" w:cs="微軟正黑體" w:hint="eastAsia"/>
-          <w:w w:val="70"/>
+          <w:rFonts w:ascii="Cambria" w:eastAsia="華康細黑體" w:hAnsi="Cambria" w:cs="Cambria" w:hint="eastAsia"/>
+          <w:w w:val="66"/>
           <w:sz w:val="26"/>
           <w:szCs w:val="26"/>
         </w:rPr>
-        <w:t>我們活在一個</w:t>
+        <w:t>三級，</w:t>
       </w:r>
-      <w:proofErr w:type="gramEnd"/>
       <w:r>
         <w:rPr>
-          <w:rFonts w:ascii="Barlow Condensed Medium" w:eastAsia="華康細黑體" w:hAnsi="Barlow Condensed Medium" w:cs="微軟正黑體" w:hint="eastAsia"/>
-          <w:w w:val="70"/>
+          <w:rFonts w:ascii="Cambria" w:eastAsia="華康細黑體" w:hAnsi="Cambria" w:cs="Cambria"/>
+          <w:w w:val="66"/>
           <w:sz w:val="26"/>
           <w:szCs w:val="26"/>
         </w:rPr>
-        <w:t>民主的國度中。台灣人的成就和智慧是世界有目共睹的。正面來看，台灣要繼續進步，就是要讓政府有</w:t>
+        <w:t>A</w:t>
       </w:r>
       <w:r>
         <w:rPr>
-          <w:rFonts w:ascii="Barlow Condensed Medium" w:eastAsia="華康細黑體" w:hAnsi="Barlow Condensed Medium" w:cs="微軟正黑體" w:hint="eastAsia"/>
-          <w:w w:val="70"/>
+          <w:rFonts w:ascii="Cambria" w:eastAsia="華康細黑體" w:hAnsi="Cambria" w:cs="Cambria" w:hint="eastAsia"/>
+          <w:w w:val="66"/>
           <w:sz w:val="26"/>
           <w:szCs w:val="26"/>
         </w:rPr>
-        <w:t>能力、有智慧、有資源和全民的支持。但是，挾持資源，散佈謊言和假民意，製造仇恨和政治鬥爭，才是惡意分裂國家，不只是沒有智慧，而是邪惡。台灣是個主權獨立的國家，根本沒有從哪</w:t>
+        <w:t>級是罰週薪的</w:t>
       </w:r>
-      <w:proofErr w:type="gramStart"/>
       <w:r>
         <w:rPr>
-          <w:rFonts w:ascii="Barlow Condensed Medium" w:eastAsia="華康細黑體" w:hAnsi="Barlow Condensed Medium" w:cs="微軟正黑體" w:hint="eastAsia"/>
-          <w:w w:val="70"/>
+          <w:rFonts w:ascii="Cambria" w:eastAsia="華康細黑體" w:hAnsi="Cambria" w:cs="Cambria"/>
+          <w:w w:val="66"/>
           <w:sz w:val="26"/>
           <w:szCs w:val="26"/>
         </w:rPr>
-        <w:t>個</w:t>
+        <w:t>50%</w:t>
       </w:r>
-      <w:proofErr w:type="gramEnd"/>
       <w:r>
         <w:rPr>
-          <w:rFonts w:ascii="Barlow Condensed Medium" w:eastAsia="華康細黑體" w:hAnsi="Barlow Condensed Medium" w:cs="微軟正黑體" w:hint="eastAsia"/>
-          <w:w w:val="70"/>
+          <w:rFonts w:ascii="Cambria" w:eastAsia="華康細黑體" w:hAnsi="Cambria" w:cs="Cambria" w:hint="eastAsia"/>
+          <w:w w:val="66"/>
           <w:sz w:val="26"/>
           <w:szCs w:val="26"/>
         </w:rPr>
-        <w:t>主體分離獨立的問題，只有</w:t>
+        <w:t>，大概在</w:t>
       </w:r>
       <w:r>
         <w:rPr>
-          <w:rFonts w:ascii="Cambria" w:eastAsia="華康細黑體" w:hAnsi="Cambria" w:cs="Cambria" w:hint="eastAsia"/>
-          <w:w w:val="70"/>
+          <w:rFonts w:ascii="Cambria" w:eastAsia="華康細黑體" w:hAnsi="Cambria" w:cs="Cambria"/>
+          <w:w w:val="66"/>
           <w:sz w:val="26"/>
           <w:szCs w:val="26"/>
         </w:rPr>
-        <w:t>那些為了爭權奪利的政客所製造內部的分裂。有智慧的台灣公民必須能分辨。大國不一定有智慧，但是智慧能使小國展現大國的氣度和力量。而台灣稱得上是個有大國風範的小國。而台灣在扶持我們的友邦、援助鄰國的災難，甚至是在國際的互助合作，都展現了「</w:t>
+        <w:t>100-1000</w:t>
       </w:r>
       <w:r>
         <w:rPr>
           <w:rFonts w:ascii="Cambria" w:eastAsia="華康細黑體" w:hAnsi="Cambria" w:cs="Cambria" w:hint="eastAsia"/>
-          <w:w w:val="70"/>
+          <w:w w:val="66"/>
           <w:sz w:val="26"/>
           <w:szCs w:val="26"/>
         </w:rPr>
-        <w:t>Taiwan Can Help!</w:t>
+        <w:t>英磅之間。</w:t>
       </w:r>
       <w:r>
         <w:rPr>
-          <w:rFonts w:ascii="Cambria" w:eastAsia="華康細黑體" w:hAnsi="Cambria" w:cs="Cambria" w:hint="eastAsia"/>
-          <w:w w:val="70"/>
+          <w:rFonts w:ascii="Cambria" w:eastAsia="華康細黑體" w:hAnsi="Cambria" w:cs="Cambria"/>
+          <w:w w:val="66"/>
           <w:sz w:val="26"/>
           <w:szCs w:val="26"/>
         </w:rPr>
-        <w:t>」的大國風範。是能</w:t>
+        <w:t>B</w:t>
       </w:r>
-      <w:proofErr w:type="gramStart"/>
       <w:r>
         <w:rPr>
           <w:rFonts w:ascii="Cambria" w:eastAsia="華康細黑體" w:hAnsi="Cambria" w:cs="Cambria" w:hint="eastAsia"/>
-          <w:w w:val="70"/>
+          <w:w w:val="66"/>
           <w:sz w:val="26"/>
           <w:szCs w:val="26"/>
         </w:rPr>
-        <w:t>給出助力</w:t>
+        <w:t>級是乘</w:t>
       </w:r>
-      <w:proofErr w:type="gramEnd"/>
       <w:r>
         <w:rPr>
-          <w:rFonts w:ascii="Cambria" w:eastAsia="華康細黑體" w:hAnsi="Cambria" w:cs="Cambria" w:hint="eastAsia"/>
-          <w:w w:val="70"/>
+          <w:rFonts w:ascii="Cambria" w:eastAsia="華康細黑體" w:hAnsi="Cambria" w:cs="Cambria"/>
+          <w:w w:val="66"/>
           <w:sz w:val="26"/>
           <w:szCs w:val="26"/>
         </w:rPr>
-        <w:t>和</w:t>
+        <w:t>75%-125%</w:t>
       </w:r>
-      <w:proofErr w:type="gramStart"/>
       <w:r>
         <w:rPr>
           <w:rFonts w:ascii="Cambria" w:eastAsia="華康細黑體" w:hAnsi="Cambria" w:cs="Cambria" w:hint="eastAsia"/>
-          <w:w w:val="70"/>
+          <w:w w:val="66"/>
           <w:sz w:val="26"/>
           <w:szCs w:val="26"/>
         </w:rPr>
-        <w:t>促進合平的</w:t>
+        <w:t>，</w:t>
       </w:r>
-      <w:proofErr w:type="gramEnd"/>
       <w:r>
         <w:rPr>
-          <w:rFonts w:ascii="Cambria" w:eastAsia="華康細黑體" w:hAnsi="Cambria" w:cs="Cambria" w:hint="eastAsia"/>
-          <w:w w:val="70"/>
+          <w:rFonts w:ascii="Cambria" w:eastAsia="華康細黑體" w:hAnsi="Cambria" w:cs="Cambria"/>
+          <w:w w:val="66"/>
           <w:sz w:val="26"/>
           <w:szCs w:val="26"/>
         </w:rPr>
-        <w:t>。卻不是為了搶奪和壟斷利益，這樣的國家再大，也不可能有真朋友與真和平。而台灣有成熟中的民主、有世界級的經濟影響力，以及足以保衛和守護自己的軍事力量，這三者才是守護台海和平的真正力量，而且是用台灣人的智慧所打造的。</w:t>
+        <w:t>C</w:t>
+      </w:r>
+      <w:r>
+        <w:rPr>
+          <w:rFonts w:ascii="Cambria" w:eastAsia="華康細黑體" w:hAnsi="Cambria" w:cs="Cambria" w:hint="eastAsia"/>
+          <w:w w:val="66"/>
+          <w:sz w:val="26"/>
+          <w:szCs w:val="26"/>
+        </w:rPr>
+        <w:t>級是</w:t>
+      </w:r>
+      <w:r>
+        <w:rPr>
+          <w:rFonts w:ascii="Cambria" w:eastAsia="華康細黑體" w:hAnsi="Cambria" w:cs="Cambria"/>
+          <w:w w:val="66"/>
+          <w:sz w:val="26"/>
+          <w:szCs w:val="26"/>
+        </w:rPr>
+        <w:t>125%</w:t>
+      </w:r>
+      <w:r>
+        <w:rPr>
+          <w:rFonts w:ascii="Cambria" w:eastAsia="華康細黑體" w:hAnsi="Cambria" w:cs="Cambria" w:hint="eastAsia"/>
+          <w:w w:val="66"/>
+          <w:sz w:val="26"/>
+          <w:szCs w:val="26"/>
+        </w:rPr>
+        <w:t xml:space="preserve"> </w:t>
+      </w:r>
+      <w:r>
+        <w:rPr>
+          <w:rFonts w:ascii="Cambria" w:eastAsia="華康細黑體" w:hAnsi="Cambria" w:cs="Cambria"/>
+          <w:w w:val="66"/>
+          <w:sz w:val="26"/>
+          <w:szCs w:val="26"/>
+        </w:rPr>
+        <w:t>-175%</w:t>
+      </w:r>
+      <w:r>
+        <w:rPr>
+          <w:rFonts w:ascii="Cambria" w:eastAsia="華康細黑體" w:hAnsi="Cambria" w:cs="Cambria" w:hint="eastAsia"/>
+          <w:w w:val="66"/>
+          <w:sz w:val="26"/>
+          <w:szCs w:val="26"/>
+        </w:rPr>
+        <w:t>，金額自己換算。又在美國，罰金都必須經過法官裁量，法官有權降低罰金，而受罰者的經濟狀況是主要考量。而美國的法官依規定必須擔任律師或檢查官多年，所以在潛規則裡，法官是幫助小蝦米的人民來對抗大鯨魚的政府。卻又不是讓公義不明，因為貧富的壓迫是更大的不公義。這種超越律法規定的裁量，就可說是為　神來作審判。因為有人的良知</w:t>
+      </w:r>
+      <w:r>
+        <w:rPr>
+          <w:rFonts w:ascii="Cambria" w:eastAsia="華康細黑體" w:hAnsi="Cambria" w:cs="Cambria"/>
+          <w:w w:val="66"/>
+          <w:sz w:val="26"/>
+          <w:szCs w:val="26"/>
+        </w:rPr>
+        <w:t>(</w:t>
+      </w:r>
+      <w:r>
+        <w:rPr>
+          <w:rFonts w:ascii="Cambria" w:eastAsia="華康細黑體" w:hAnsi="Cambria" w:cs="Cambria" w:hint="eastAsia"/>
+          <w:w w:val="66"/>
+          <w:sz w:val="26"/>
+          <w:szCs w:val="26"/>
+        </w:rPr>
+        <w:t>靈</w:t>
+      </w:r>
+      <w:r>
+        <w:rPr>
+          <w:rFonts w:ascii="Cambria" w:eastAsia="華康細黑體" w:hAnsi="Cambria" w:cs="Cambria"/>
+          <w:w w:val="66"/>
+          <w:sz w:val="26"/>
+          <w:szCs w:val="26"/>
+        </w:rPr>
+        <w:t>)</w:t>
+      </w:r>
+      <w:r>
+        <w:rPr>
+          <w:rFonts w:ascii="Cambria" w:eastAsia="華康細黑體" w:hAnsi="Cambria" w:cs="Cambria" w:hint="eastAsia"/>
+          <w:w w:val="66"/>
+          <w:sz w:val="26"/>
+          <w:szCs w:val="26"/>
+        </w:rPr>
+        <w:t>和　神的靈同工，判斷就顯出　神的公義和慈愛。</w:t>
       </w:r>
     </w:p>
     <w:p>
       <w:pPr>
         <w:kinsoku w:val="0"/>
         <w:snapToGrid w:val="0"/>
-        <w:spacing w:afterLines="50" w:after="165" w:line="296" w:lineRule="exact"/>
+        <w:spacing w:afterLines="50" w:after="165" w:line="290" w:lineRule="exact"/>
         <w:jc w:val="both"/>
         <w:rPr>
           <w:rFonts w:ascii="Barlow Condensed Medium" w:eastAsia="華康儷中黑" w:hAnsi="Barlow Condensed Medium"/>
-          <w:w w:val="70"/>
+          <w:w w:val="66"/>
           <w:sz w:val="26"/>
           <w:szCs w:val="26"/>
         </w:rPr>
@@ -29933,25 +28283,25 @@
       <w:r>
         <w:rPr>
           <w:rFonts w:ascii="Barlow Condensed Medium" w:eastAsia="華康儷中黑" w:hAnsi="Barlow Condensed Medium" w:hint="eastAsia"/>
-          <w:w w:val="70"/>
+          <w:w w:val="66"/>
           <w:sz w:val="26"/>
           <w:szCs w:val="26"/>
         </w:rPr>
-        <w:t>大衛和所羅門盛世塑造了列王之王的彌賽亞形像，直到耶穌時代，甚至今日。但是，復活的彌賽亞，耶穌，已作了永生　神國的王，是賜生命的萬王之王。</w:t>
+        <w:t>這世界的審判官不是不知道公義，而是被世界的惡脅迫和誘惑，離開了　神的公義。所以，最後給審判官的勉勵就是壯膽辦事，要堅信　神與良善的人同在。</w:t>
       </w:r>
       <w:r>
         <w:rPr>
           <w:rFonts w:ascii="Barlow Condensed Medium" w:eastAsia="華康細黑體" w:hAnsi="Barlow Condensed Medium" w:cs="微軟正黑體" w:hint="eastAsia"/>
-          <w:w w:val="70"/>
+          <w:w w:val="66"/>
           <w:sz w:val="26"/>
           <w:szCs w:val="26"/>
         </w:rPr>
-        <w:t>如今我們有智慧分辨，世間國度不再只是守護君王的家族利益，而　神對大衛家的祝福也是公義的。就是君王敬畏　神，行　神的公義，　神就以祝福與平安報答他，反之就是收回王位和國土，流亡他國。然而，世間的國度能懲罰不義，卻不能還給受害的義人真正的公義。　神的智慧和復活的大能，藉著耶穌基督，解決了人的苦難和世間不義的核心問題。耶穌基督被　神立為萬王之王，不是因為他用武力征服了萬國，乃是因為復活和永生　的　神國將帶來真正的公義與和平。</w:t>
+        <w:t>人有判斷是非對錯的能力，不單只是靠熟記法條，邏輯推理的智力，或是經驗法測，還必須加上能認識和分辨良善的靈，就是良知。比如如何分辨無心之過，有教化的可能，沒有主動的犯意，或是無法自主的精神疾病等。相對地，刑罰本身並不能使公義完全，這乃是正視罪有不可補償性，像人死不能復生。所以，判斷和量刑只是為了向惡宣告，讓惡現形，我們相信　神才是公義和慈愛最終的裁判者和修復者。而審判者需要勇氣，乃是為了承擔為　神作審判的責任，堅持與　神和良善的人站在一起，用良善的判斷來與惡對抗。因為審判者知道自己也是人，必須依靠　神才能勝過那惡者。</w:t>
       </w:r>
       <w:r>
         <w:rPr>
           <w:rFonts w:ascii="Barlow Condensed Medium" w:eastAsia="華康細黑體" w:hAnsi="Barlow Condensed Medium" w:cs="微軟正黑體" w:hint="eastAsia"/>
-          <w:w w:val="70"/>
+          <w:w w:val="66"/>
           <w:sz w:val="26"/>
           <w:szCs w:val="26"/>
         </w:rPr>
@@ -29978,7 +28328,7 @@
 </file>
 
 <file path=word/endnotes.xml><?xml version="1.0" encoding="utf-8"?>
-<w:endnotes xmlns:wpc="http://schemas.microsoft.com/office/word/2010/wordprocessingCanvas" xmlns:cx="http://schemas.microsoft.com/office/drawing/2014/chartex" xmlns:cx1="http://schemas.microsoft.com/office/drawing/2015/9/8/chartex" xmlns:cx2="http://schemas.microsoft.com/office/drawing/2015/10/21/chartex" xmlns:cx3="http://schemas.microsoft.com/office/drawing/2016/5/9/chartex" xmlns:cx4="http://schemas.microsoft.com/office/drawing/2016/5/10/chartex" xmlns:cx5="http://schemas.microsoft.com/office/drawing/2016/5/11/chartex" xmlns:cx6="http://schemas.microsoft.com/office/drawing/2016/5/12/chartex" xmlns:cx7="http://schemas.microsoft.com/office/drawing/2016/5/13/chartex" xmlns:cx8="http://schemas.microsoft.com/office/drawing/2016/5/14/chartex" xmlns:mc="http://schemas.openxmlformats.org/markup-compatibility/2006" xmlns:aink="http://schemas.microsoft.com/office/drawing/2016/ink" xmlns:am3d="http://schemas.microsoft.com/office/drawing/2017/model3d" xmlns:o="urn:schemas-microsoft-com:office:office" xmlns:oel="http://schemas.microsoft.com/office/2019/extlst" xmlns:r="http://schemas.openxmlformats.org/officeDocument/2006/relationships" xmlns:m="http://schemas.openxmlformats.org/officeDocument/2006/math" xmlns:v="urn:schemas-microsoft-com:vml" xmlns:wp14="http://schemas.microsoft.com/office/word/2010/wordprocessingDrawing" xmlns:wp="http://schemas.openxmlformats.org/drawingml/2006/wordprocessingDrawing" xmlns:w10="urn:schemas-microsoft-com:office:word" xmlns:w="http://schemas.openxmlformats.org/wordprocessingml/2006/main" xmlns:w14="http://schemas.microsoft.com/office/word/2010/wordml" xmlns:w15="http://schemas.microsoft.com/office/word/2012/wordml" xmlns:w16cex="http://schemas.microsoft.com/office/word/2018/wordml/cex" xmlns:w16cid="http://schemas.microsoft.com/office/word/2016/wordml/cid" xmlns:w16="http://schemas.microsoft.com/office/word/2018/wordml" xmlns:w16sdtdh="http://schemas.microsoft.com/office/word/2020/wordml/sdtdatahash" xmlns:w16se="http://schemas.microsoft.com/office/word/2015/wordml/symex" xmlns:wpg="http://schemas.microsoft.com/office/word/2010/wordprocessingGroup" xmlns:wpi="http://schemas.microsoft.com/office/word/2010/wordprocessingInk" xmlns:wne="http://schemas.microsoft.com/office/word/2006/wordml" xmlns:wps="http://schemas.microsoft.com/office/word/2010/wordprocessingShape" mc:Ignorable="w14 w15 w16se w16cid w16 w16cex w16sdtdh wp14">
+<w:endnotes xmlns:wpc="http://schemas.microsoft.com/office/word/2010/wordprocessingCanvas" xmlns:mc="http://schemas.openxmlformats.org/markup-compatibility/2006" xmlns:o="urn:schemas-microsoft-com:office:office" xmlns:r="http://schemas.openxmlformats.org/officeDocument/2006/relationships" xmlns:m="http://schemas.openxmlformats.org/officeDocument/2006/math" xmlns:v="urn:schemas-microsoft-com:vml" xmlns:wp14="http://schemas.microsoft.com/office/word/2010/wordprocessingDrawing" xmlns:wp="http://schemas.openxmlformats.org/drawingml/2006/wordprocessingDrawing" xmlns:w10="urn:schemas-microsoft-com:office:word" xmlns:w="http://schemas.openxmlformats.org/wordprocessingml/2006/main" xmlns:w14="http://schemas.microsoft.com/office/word/2010/wordml" xmlns:w15="http://schemas.microsoft.com/office/word/2012/wordml" xmlns:wpg="http://schemas.microsoft.com/office/word/2010/wordprocessingGroup" xmlns:wpi="http://schemas.microsoft.com/office/word/2010/wordprocessingInk" xmlns:wne="http://schemas.microsoft.com/office/word/2006/wordml" xmlns:wps="http://schemas.microsoft.com/office/word/2010/wordprocessingShape" mc:Ignorable="w14 w15 wp14">
   <w:endnote w:type="separator" w:id="-1">
     <w:p>
       <w:r>
@@ -29997,7 +28347,7 @@
 </file>
 
 <file path=word/footnotes.xml><?xml version="1.0" encoding="utf-8"?>
-<w:footnotes xmlns:wpc="http://schemas.microsoft.com/office/word/2010/wordprocessingCanvas" xmlns:cx="http://schemas.microsoft.com/office/drawing/2014/chartex" xmlns:cx1="http://schemas.microsoft.com/office/drawing/2015/9/8/chartex" xmlns:cx2="http://schemas.microsoft.com/office/drawing/2015/10/21/chartex" xmlns:cx3="http://schemas.microsoft.com/office/drawing/2016/5/9/chartex" xmlns:cx4="http://schemas.microsoft.com/office/drawing/2016/5/10/chartex" xmlns:cx5="http://schemas.microsoft.com/office/drawing/2016/5/11/chartex" xmlns:cx6="http://schemas.microsoft.com/office/drawing/2016/5/12/chartex" xmlns:cx7="http://schemas.microsoft.com/office/drawing/2016/5/13/chartex" xmlns:cx8="http://schemas.microsoft.com/office/drawing/2016/5/14/chartex" xmlns:mc="http://schemas.openxmlformats.org/markup-compatibility/2006" xmlns:aink="http://schemas.microsoft.com/office/drawing/2016/ink" xmlns:am3d="http://schemas.microsoft.com/office/drawing/2017/model3d" xmlns:o="urn:schemas-microsoft-com:office:office" xmlns:oel="http://schemas.microsoft.com/office/2019/extlst" xmlns:r="http://schemas.openxmlformats.org/officeDocument/2006/relationships" xmlns:m="http://schemas.openxmlformats.org/officeDocument/2006/math" xmlns:v="urn:schemas-microsoft-com:vml" xmlns:wp14="http://schemas.microsoft.com/office/word/2010/wordprocessingDrawing" xmlns:wp="http://schemas.openxmlformats.org/drawingml/2006/wordprocessingDrawing" xmlns:w10="urn:schemas-microsoft-com:office:word" xmlns:w="http://schemas.openxmlformats.org/wordprocessingml/2006/main" xmlns:w14="http://schemas.microsoft.com/office/word/2010/wordml" xmlns:w15="http://schemas.microsoft.com/office/word/2012/wordml" xmlns:w16cex="http://schemas.microsoft.com/office/word/2018/wordml/cex" xmlns:w16cid="http://schemas.microsoft.com/office/word/2016/wordml/cid" xmlns:w16="http://schemas.microsoft.com/office/word/2018/wordml" xmlns:w16sdtdh="http://schemas.microsoft.com/office/word/2020/wordml/sdtdatahash" xmlns:w16se="http://schemas.microsoft.com/office/word/2015/wordml/symex" xmlns:wpg="http://schemas.microsoft.com/office/word/2010/wordprocessingGroup" xmlns:wpi="http://schemas.microsoft.com/office/word/2010/wordprocessingInk" xmlns:wne="http://schemas.microsoft.com/office/word/2006/wordml" xmlns:wps="http://schemas.microsoft.com/office/word/2010/wordprocessingShape" mc:Ignorable="w14 w15 w16se w16cid w16 w16cex w16sdtdh wp14">
+<w:footnotes xmlns:wpc="http://schemas.microsoft.com/office/word/2010/wordprocessingCanvas" xmlns:mc="http://schemas.openxmlformats.org/markup-compatibility/2006" xmlns:o="urn:schemas-microsoft-com:office:office" xmlns:r="http://schemas.openxmlformats.org/officeDocument/2006/relationships" xmlns:m="http://schemas.openxmlformats.org/officeDocument/2006/math" xmlns:v="urn:schemas-microsoft-com:vml" xmlns:wp14="http://schemas.microsoft.com/office/word/2010/wordprocessingDrawing" xmlns:wp="http://schemas.openxmlformats.org/drawingml/2006/wordprocessingDrawing" xmlns:w10="urn:schemas-microsoft-com:office:word" xmlns:w="http://schemas.openxmlformats.org/wordprocessingml/2006/main" xmlns:w14="http://schemas.microsoft.com/office/word/2010/wordml" xmlns:w15="http://schemas.microsoft.com/office/word/2012/wordml" xmlns:wpg="http://schemas.microsoft.com/office/word/2010/wordprocessingGroup" xmlns:wpi="http://schemas.microsoft.com/office/word/2010/wordprocessingInk" xmlns:wne="http://schemas.microsoft.com/office/word/2006/wordml" xmlns:wps="http://schemas.microsoft.com/office/word/2010/wordprocessingShape" mc:Ignorable="w14 w15 wp14">
   <w:footnote w:type="separator" w:id="-1">
     <w:p>
       <w:r>
@@ -30016,7 +28366,7 @@
 </file>
 
 <file path=word/header1.xml><?xml version="1.0" encoding="utf-8"?>
-<w:hdr xmlns:wpc="http://schemas.microsoft.com/office/word/2010/wordprocessingCanvas" xmlns:cx="http://schemas.microsoft.com/office/drawing/2014/chartex" xmlns:cx1="http://schemas.microsoft.com/office/drawing/2015/9/8/chartex" xmlns:cx2="http://schemas.microsoft.com/office/drawing/2015/10/21/chartex" xmlns:cx3="http://schemas.microsoft.com/office/drawing/2016/5/9/chartex" xmlns:cx4="http://schemas.microsoft.com/office/drawing/2016/5/10/chartex" xmlns:cx5="http://schemas.microsoft.com/office/drawing/2016/5/11/chartex" xmlns:cx6="http://schemas.microsoft.com/office/drawing/2016/5/12/chartex" xmlns:cx7="http://schemas.microsoft.com/office/drawing/2016/5/13/chartex" xmlns:cx8="http://schemas.microsoft.com/office/drawing/2016/5/14/chartex" xmlns:mc="http://schemas.openxmlformats.org/markup-compatibility/2006" xmlns:aink="http://schemas.microsoft.com/office/drawing/2016/ink" xmlns:am3d="http://schemas.microsoft.com/office/drawing/2017/model3d" xmlns:o="urn:schemas-microsoft-com:office:office" xmlns:oel="http://schemas.microsoft.com/office/2019/extlst" xmlns:r="http://schemas.openxmlformats.org/officeDocument/2006/relationships" xmlns:m="http://schemas.openxmlformats.org/officeDocument/2006/math" xmlns:v="urn:schemas-microsoft-com:vml" xmlns:wp14="http://schemas.microsoft.com/office/word/2010/wordprocessingDrawing" xmlns:wp="http://schemas.openxmlformats.org/drawingml/2006/wordprocessingDrawing" xmlns:w10="urn:schemas-microsoft-com:office:word" xmlns:w="http://schemas.openxmlformats.org/wordprocessingml/2006/main" xmlns:w14="http://schemas.microsoft.com/office/word/2010/wordml" xmlns:w15="http://schemas.microsoft.com/office/word/2012/wordml" xmlns:w16cex="http://schemas.microsoft.com/office/word/2018/wordml/cex" xmlns:w16cid="http://schemas.microsoft.com/office/word/2016/wordml/cid" xmlns:w16="http://schemas.microsoft.com/office/word/2018/wordml" xmlns:w16sdtdh="http://schemas.microsoft.com/office/word/2020/wordml/sdtdatahash" xmlns:w16se="http://schemas.microsoft.com/office/word/2015/wordml/symex" xmlns:wpg="http://schemas.microsoft.com/office/word/2010/wordprocessingGroup" xmlns:wpi="http://schemas.microsoft.com/office/word/2010/wordprocessingInk" xmlns:wne="http://schemas.microsoft.com/office/word/2006/wordml" xmlns:wps="http://schemas.microsoft.com/office/word/2010/wordprocessingShape" mc:Ignorable="w14 w15 w16se w16cid w16 w16cex w16sdtdh wp14">
+<w:hdr xmlns:wpc="http://schemas.microsoft.com/office/word/2010/wordprocessingCanvas" xmlns:mc="http://schemas.openxmlformats.org/markup-compatibility/2006" xmlns:o="urn:schemas-microsoft-com:office:office" xmlns:r="http://schemas.openxmlformats.org/officeDocument/2006/relationships" xmlns:m="http://schemas.openxmlformats.org/officeDocument/2006/math" xmlns:v="urn:schemas-microsoft-com:vml" xmlns:wp14="http://schemas.microsoft.com/office/word/2010/wordprocessingDrawing" xmlns:wp="http://schemas.openxmlformats.org/drawingml/2006/wordprocessingDrawing" xmlns:w10="urn:schemas-microsoft-com:office:word" xmlns:w="http://schemas.openxmlformats.org/wordprocessingml/2006/main" xmlns:w14="http://schemas.microsoft.com/office/word/2010/wordml" xmlns:w15="http://schemas.microsoft.com/office/word/2012/wordml" xmlns:wpg="http://schemas.microsoft.com/office/word/2010/wordprocessingGroup" xmlns:wpi="http://schemas.microsoft.com/office/word/2010/wordprocessingInk" xmlns:wne="http://schemas.microsoft.com/office/word/2006/wordml" xmlns:wps="http://schemas.microsoft.com/office/word/2010/wordprocessingShape" mc:Ignorable="w14 w15 wp14">
   <w:p>
     <w:pPr>
       <w:pStyle w:val="a4"/>
@@ -30474,7 +28824,7 @@
 </file>
 
 <file path=word/header2.xml><?xml version="1.0" encoding="utf-8"?>
-<w:hdr xmlns:wpc="http://schemas.microsoft.com/office/word/2010/wordprocessingCanvas" xmlns:cx="http://schemas.microsoft.com/office/drawing/2014/chartex" xmlns:cx1="http://schemas.microsoft.com/office/drawing/2015/9/8/chartex" xmlns:cx2="http://schemas.microsoft.com/office/drawing/2015/10/21/chartex" xmlns:cx3="http://schemas.microsoft.com/office/drawing/2016/5/9/chartex" xmlns:cx4="http://schemas.microsoft.com/office/drawing/2016/5/10/chartex" xmlns:cx5="http://schemas.microsoft.com/office/drawing/2016/5/11/chartex" xmlns:cx6="http://schemas.microsoft.com/office/drawing/2016/5/12/chartex" xmlns:cx7="http://schemas.microsoft.com/office/drawing/2016/5/13/chartex" xmlns:cx8="http://schemas.microsoft.com/office/drawing/2016/5/14/chartex" xmlns:mc="http://schemas.openxmlformats.org/markup-compatibility/2006" xmlns:aink="http://schemas.microsoft.com/office/drawing/2016/ink" xmlns:am3d="http://schemas.microsoft.com/office/drawing/2017/model3d" xmlns:o="urn:schemas-microsoft-com:office:office" xmlns:oel="http://schemas.microsoft.com/office/2019/extlst" xmlns:r="http://schemas.openxmlformats.org/officeDocument/2006/relationships" xmlns:m="http://schemas.openxmlformats.org/officeDocument/2006/math" xmlns:v="urn:schemas-microsoft-com:vml" xmlns:wp14="http://schemas.microsoft.com/office/word/2010/wordprocessingDrawing" xmlns:wp="http://schemas.openxmlformats.org/drawingml/2006/wordprocessingDrawing" xmlns:w10="urn:schemas-microsoft-com:office:word" xmlns:w="http://schemas.openxmlformats.org/wordprocessingml/2006/main" xmlns:w14="http://schemas.microsoft.com/office/word/2010/wordml" xmlns:w15="http://schemas.microsoft.com/office/word/2012/wordml" xmlns:w16cex="http://schemas.microsoft.com/office/word/2018/wordml/cex" xmlns:w16cid="http://schemas.microsoft.com/office/word/2016/wordml/cid" xmlns:w16="http://schemas.microsoft.com/office/word/2018/wordml" xmlns:w16sdtdh="http://schemas.microsoft.com/office/word/2020/wordml/sdtdatahash" xmlns:w16se="http://schemas.microsoft.com/office/word/2015/wordml/symex" xmlns:wpg="http://schemas.microsoft.com/office/word/2010/wordprocessingGroup" xmlns:wpi="http://schemas.microsoft.com/office/word/2010/wordprocessingInk" xmlns:wne="http://schemas.microsoft.com/office/word/2006/wordml" xmlns:wps="http://schemas.microsoft.com/office/word/2010/wordprocessingShape" mc:Ignorable="w14 w15 w16se w16cid w16 w16cex w16sdtdh wp14">
+<w:hdr xmlns:wpc="http://schemas.microsoft.com/office/word/2010/wordprocessingCanvas" xmlns:mc="http://schemas.openxmlformats.org/markup-compatibility/2006" xmlns:o="urn:schemas-microsoft-com:office:office" xmlns:r="http://schemas.openxmlformats.org/officeDocument/2006/relationships" xmlns:m="http://schemas.openxmlformats.org/officeDocument/2006/math" xmlns:v="urn:schemas-microsoft-com:vml" xmlns:wp14="http://schemas.microsoft.com/office/word/2010/wordprocessingDrawing" xmlns:wp="http://schemas.openxmlformats.org/drawingml/2006/wordprocessingDrawing" xmlns:w10="urn:schemas-microsoft-com:office:word" xmlns:w="http://schemas.openxmlformats.org/wordprocessingml/2006/main" xmlns:w14="http://schemas.microsoft.com/office/word/2010/wordml" xmlns:w15="http://schemas.microsoft.com/office/word/2012/wordml" xmlns:wpg="http://schemas.microsoft.com/office/word/2010/wordprocessingGroup" xmlns:wpi="http://schemas.microsoft.com/office/word/2010/wordprocessingInk" xmlns:wne="http://schemas.microsoft.com/office/word/2006/wordml" xmlns:wps="http://schemas.microsoft.com/office/word/2010/wordprocessingShape" mc:Ignorable="w14 w15 wp14">
   <w:p>
     <w:pPr>
       <w:pStyle w:val="a4"/>
@@ -30932,7 +29282,7 @@
 </file>
 
 <file path=word/header3.xml><?xml version="1.0" encoding="utf-8"?>
-<w:hdr xmlns:wpc="http://schemas.microsoft.com/office/word/2010/wordprocessingCanvas" xmlns:cx="http://schemas.microsoft.com/office/drawing/2014/chartex" xmlns:cx1="http://schemas.microsoft.com/office/drawing/2015/9/8/chartex" xmlns:cx2="http://schemas.microsoft.com/office/drawing/2015/10/21/chartex" xmlns:cx3="http://schemas.microsoft.com/office/drawing/2016/5/9/chartex" xmlns:cx4="http://schemas.microsoft.com/office/drawing/2016/5/10/chartex" xmlns:cx5="http://schemas.microsoft.com/office/drawing/2016/5/11/chartex" xmlns:cx6="http://schemas.microsoft.com/office/drawing/2016/5/12/chartex" xmlns:cx7="http://schemas.microsoft.com/office/drawing/2016/5/13/chartex" xmlns:cx8="http://schemas.microsoft.com/office/drawing/2016/5/14/chartex" xmlns:mc="http://schemas.openxmlformats.org/markup-compatibility/2006" xmlns:aink="http://schemas.microsoft.com/office/drawing/2016/ink" xmlns:am3d="http://schemas.microsoft.com/office/drawing/2017/model3d" xmlns:o="urn:schemas-microsoft-com:office:office" xmlns:oel="http://schemas.microsoft.com/office/2019/extlst" xmlns:r="http://schemas.openxmlformats.org/officeDocument/2006/relationships" xmlns:m="http://schemas.openxmlformats.org/officeDocument/2006/math" xmlns:v="urn:schemas-microsoft-com:vml" xmlns:wp14="http://schemas.microsoft.com/office/word/2010/wordprocessingDrawing" xmlns:wp="http://schemas.openxmlformats.org/drawingml/2006/wordprocessingDrawing" xmlns:w10="urn:schemas-microsoft-com:office:word" xmlns:w="http://schemas.openxmlformats.org/wordprocessingml/2006/main" xmlns:w14="http://schemas.microsoft.com/office/word/2010/wordml" xmlns:w15="http://schemas.microsoft.com/office/word/2012/wordml" xmlns:w16cex="http://schemas.microsoft.com/office/word/2018/wordml/cex" xmlns:w16cid="http://schemas.microsoft.com/office/word/2016/wordml/cid" xmlns:w16="http://schemas.microsoft.com/office/word/2018/wordml" xmlns:w16sdtdh="http://schemas.microsoft.com/office/word/2020/wordml/sdtdatahash" xmlns:w16se="http://schemas.microsoft.com/office/word/2015/wordml/symex" xmlns:wpg="http://schemas.microsoft.com/office/word/2010/wordprocessingGroup" xmlns:wpi="http://schemas.microsoft.com/office/word/2010/wordprocessingInk" xmlns:wne="http://schemas.microsoft.com/office/word/2006/wordml" xmlns:wps="http://schemas.microsoft.com/office/word/2010/wordprocessingShape" mc:Ignorable="w14 w15 w16se w16cid w16 w16cex w16sdtdh wp14">
+<w:hdr xmlns:wpc="http://schemas.microsoft.com/office/word/2010/wordprocessingCanvas" xmlns:mc="http://schemas.openxmlformats.org/markup-compatibility/2006" xmlns:o="urn:schemas-microsoft-com:office:office" xmlns:r="http://schemas.openxmlformats.org/officeDocument/2006/relationships" xmlns:m="http://schemas.openxmlformats.org/officeDocument/2006/math" xmlns:v="urn:schemas-microsoft-com:vml" xmlns:wp14="http://schemas.microsoft.com/office/word/2010/wordprocessingDrawing" xmlns:wp="http://schemas.openxmlformats.org/drawingml/2006/wordprocessingDrawing" xmlns:w10="urn:schemas-microsoft-com:office:word" xmlns:w="http://schemas.openxmlformats.org/wordprocessingml/2006/main" xmlns:w14="http://schemas.microsoft.com/office/word/2010/wordml" xmlns:w15="http://schemas.microsoft.com/office/word/2012/wordml" xmlns:wpg="http://schemas.microsoft.com/office/word/2010/wordprocessingGroup" xmlns:wpi="http://schemas.microsoft.com/office/word/2010/wordprocessingInk" xmlns:wne="http://schemas.microsoft.com/office/word/2006/wordml" xmlns:wps="http://schemas.microsoft.com/office/word/2010/wordprocessingShape" mc:Ignorable="w14 w15 wp14">
   <w:p>
     <w:pPr>
       <w:pStyle w:val="a4"/>
@@ -31390,7 +29740,7 @@
 </file>
 
 <file path=word/header4.xml><?xml version="1.0" encoding="utf-8"?>
-<w:hdr xmlns:wpc="http://schemas.microsoft.com/office/word/2010/wordprocessingCanvas" xmlns:cx="http://schemas.microsoft.com/office/drawing/2014/chartex" xmlns:cx1="http://schemas.microsoft.com/office/drawing/2015/9/8/chartex" xmlns:cx2="http://schemas.microsoft.com/office/drawing/2015/10/21/chartex" xmlns:cx3="http://schemas.microsoft.com/office/drawing/2016/5/9/chartex" xmlns:cx4="http://schemas.microsoft.com/office/drawing/2016/5/10/chartex" xmlns:cx5="http://schemas.microsoft.com/office/drawing/2016/5/11/chartex" xmlns:cx6="http://schemas.microsoft.com/office/drawing/2016/5/12/chartex" xmlns:cx7="http://schemas.microsoft.com/office/drawing/2016/5/13/chartex" xmlns:cx8="http://schemas.microsoft.com/office/drawing/2016/5/14/chartex" xmlns:mc="http://schemas.openxmlformats.org/markup-compatibility/2006" xmlns:aink="http://schemas.microsoft.com/office/drawing/2016/ink" xmlns:am3d="http://schemas.microsoft.com/office/drawing/2017/model3d" xmlns:o="urn:schemas-microsoft-com:office:office" xmlns:oel="http://schemas.microsoft.com/office/2019/extlst" xmlns:r="http://schemas.openxmlformats.org/officeDocument/2006/relationships" xmlns:m="http://schemas.openxmlformats.org/officeDocument/2006/math" xmlns:v="urn:schemas-microsoft-com:vml" xmlns:wp14="http://schemas.microsoft.com/office/word/2010/wordprocessingDrawing" xmlns:wp="http://schemas.openxmlformats.org/drawingml/2006/wordprocessingDrawing" xmlns:w10="urn:schemas-microsoft-com:office:word" xmlns:w="http://schemas.openxmlformats.org/wordprocessingml/2006/main" xmlns:w14="http://schemas.microsoft.com/office/word/2010/wordml" xmlns:w15="http://schemas.microsoft.com/office/word/2012/wordml" xmlns:w16cex="http://schemas.microsoft.com/office/word/2018/wordml/cex" xmlns:w16cid="http://schemas.microsoft.com/office/word/2016/wordml/cid" xmlns:w16="http://schemas.microsoft.com/office/word/2018/wordml" xmlns:w16sdtdh="http://schemas.microsoft.com/office/word/2020/wordml/sdtdatahash" xmlns:w16se="http://schemas.microsoft.com/office/word/2015/wordml/symex" xmlns:wpg="http://schemas.microsoft.com/office/word/2010/wordprocessingGroup" xmlns:wpi="http://schemas.microsoft.com/office/word/2010/wordprocessingInk" xmlns:wne="http://schemas.microsoft.com/office/word/2006/wordml" xmlns:wps="http://schemas.microsoft.com/office/word/2010/wordprocessingShape" mc:Ignorable="w14 w15 w16se w16cid w16 w16cex w16sdtdh wp14">
+<w:hdr xmlns:wpc="http://schemas.microsoft.com/office/word/2010/wordprocessingCanvas" xmlns:mc="http://schemas.openxmlformats.org/markup-compatibility/2006" xmlns:o="urn:schemas-microsoft-com:office:office" xmlns:r="http://schemas.openxmlformats.org/officeDocument/2006/relationships" xmlns:m="http://schemas.openxmlformats.org/officeDocument/2006/math" xmlns:v="urn:schemas-microsoft-com:vml" xmlns:wp14="http://schemas.microsoft.com/office/word/2010/wordprocessingDrawing" xmlns:wp="http://schemas.openxmlformats.org/drawingml/2006/wordprocessingDrawing" xmlns:w10="urn:schemas-microsoft-com:office:word" xmlns:w="http://schemas.openxmlformats.org/wordprocessingml/2006/main" xmlns:w14="http://schemas.microsoft.com/office/word/2010/wordml" xmlns:w15="http://schemas.microsoft.com/office/word/2012/wordml" xmlns:wpg="http://schemas.microsoft.com/office/word/2010/wordprocessingGroup" xmlns:wpi="http://schemas.microsoft.com/office/word/2010/wordprocessingInk" xmlns:wne="http://schemas.microsoft.com/office/word/2006/wordml" xmlns:wps="http://schemas.microsoft.com/office/word/2010/wordprocessingShape" mc:Ignorable="w14 w15 wp14">
   <w:p>
     <w:pPr>
       <w:pStyle w:val="a4"/>
@@ -31848,7 +30198,7 @@
 </file>
 
 <file path=word/numbering.xml><?xml version="1.0" encoding="utf-8"?>
-<w:numbering xmlns:wpc="http://schemas.microsoft.com/office/word/2010/wordprocessingCanvas" xmlns:cx="http://schemas.microsoft.com/office/drawing/2014/chartex" xmlns:cx1="http://schemas.microsoft.com/office/drawing/2015/9/8/chartex" xmlns:cx2="http://schemas.microsoft.com/office/drawing/2015/10/21/chartex" xmlns:cx3="http://schemas.microsoft.com/office/drawing/2016/5/9/chartex" xmlns:cx4="http://schemas.microsoft.com/office/drawing/2016/5/10/chartex" xmlns:cx5="http://schemas.microsoft.com/office/drawing/2016/5/11/chartex" xmlns:cx6="http://schemas.microsoft.com/office/drawing/2016/5/12/chartex" xmlns:cx7="http://schemas.microsoft.com/office/drawing/2016/5/13/chartex" xmlns:cx8="http://schemas.microsoft.com/office/drawing/2016/5/14/chartex" xmlns:mc="http://schemas.openxmlformats.org/markup-compatibility/2006" xmlns:aink="http://schemas.microsoft.com/office/drawing/2016/ink" xmlns:am3d="http://schemas.microsoft.com/office/drawing/2017/model3d" xmlns:o="urn:schemas-microsoft-com:office:office" xmlns:oel="http://schemas.microsoft.com/office/2019/extlst" xmlns:r="http://schemas.openxmlformats.org/officeDocument/2006/relationships" xmlns:m="http://schemas.openxmlformats.org/officeDocument/2006/math" xmlns:v="urn:schemas-microsoft-com:vml" xmlns:wp14="http://schemas.microsoft.com/office/word/2010/wordprocessingDrawing" xmlns:wp="http://schemas.openxmlformats.org/drawingml/2006/wordprocessingDrawing" xmlns:w10="urn:schemas-microsoft-com:office:word" xmlns:w="http://schemas.openxmlformats.org/wordprocessingml/2006/main" xmlns:w14="http://schemas.microsoft.com/office/word/2010/wordml" xmlns:w15="http://schemas.microsoft.com/office/word/2012/wordml" xmlns:w16cex="http://schemas.microsoft.com/office/word/2018/wordml/cex" xmlns:w16cid="http://schemas.microsoft.com/office/word/2016/wordml/cid" xmlns:w16="http://schemas.microsoft.com/office/word/2018/wordml" xmlns:w16sdtdh="http://schemas.microsoft.com/office/word/2020/wordml/sdtdatahash" xmlns:w16se="http://schemas.microsoft.com/office/word/2015/wordml/symex" xmlns:wpg="http://schemas.microsoft.com/office/word/2010/wordprocessingGroup" xmlns:wpi="http://schemas.microsoft.com/office/word/2010/wordprocessingInk" xmlns:wne="http://schemas.microsoft.com/office/word/2006/wordml" xmlns:wps="http://schemas.microsoft.com/office/word/2010/wordprocessingShape" mc:Ignorable="w14 w15 w16se w16cid w16 w16cex w16sdtdh wp14">
+<w:numbering xmlns:wpc="http://schemas.microsoft.com/office/word/2010/wordprocessingCanvas" xmlns:mc="http://schemas.openxmlformats.org/markup-compatibility/2006" xmlns:o="urn:schemas-microsoft-com:office:office" xmlns:r="http://schemas.openxmlformats.org/officeDocument/2006/relationships" xmlns:m="http://schemas.openxmlformats.org/officeDocument/2006/math" xmlns:v="urn:schemas-microsoft-com:vml" xmlns:wp14="http://schemas.microsoft.com/office/word/2010/wordprocessingDrawing" xmlns:wp="http://schemas.openxmlformats.org/drawingml/2006/wordprocessingDrawing" xmlns:w10="urn:schemas-microsoft-com:office:word" xmlns:w="http://schemas.openxmlformats.org/wordprocessingml/2006/main" xmlns:w14="http://schemas.microsoft.com/office/word/2010/wordml" xmlns:w15="http://schemas.microsoft.com/office/word/2012/wordml" xmlns:wpg="http://schemas.microsoft.com/office/word/2010/wordprocessingGroup" xmlns:wpi="http://schemas.microsoft.com/office/word/2010/wordprocessingInk" xmlns:wne="http://schemas.microsoft.com/office/word/2006/wordml" xmlns:wps="http://schemas.microsoft.com/office/word/2010/wordprocessingShape" mc:Ignorable="w14 w15 wp14">
   <w:abstractNum w:abstractNumId="0" w15:restartNumberingAfterBreak="0">
     <w:nsid w:val="0397573A"/>
     <w:multiLevelType w:val="hybridMultilevel"/>
@@ -33451,65 +31801,65 @@
       </w:pPr>
     </w:lvl>
   </w:abstractNum>
-  <w:num w:numId="1" w16cid:durableId="559751313">
+  <w:num w:numId="1">
     <w:abstractNumId w:val="17"/>
   </w:num>
-  <w:num w:numId="2" w16cid:durableId="783309931">
+  <w:num w:numId="2">
     <w:abstractNumId w:val="5"/>
   </w:num>
-  <w:num w:numId="3" w16cid:durableId="1791321361">
+  <w:num w:numId="3">
     <w:abstractNumId w:val="8"/>
   </w:num>
-  <w:num w:numId="4" w16cid:durableId="1100223010">
+  <w:num w:numId="4">
     <w:abstractNumId w:val="3"/>
   </w:num>
-  <w:num w:numId="5" w16cid:durableId="247230722">
+  <w:num w:numId="5">
     <w:abstractNumId w:val="9"/>
   </w:num>
-  <w:num w:numId="6" w16cid:durableId="445661729">
+  <w:num w:numId="6">
     <w:abstractNumId w:val="16"/>
   </w:num>
-  <w:num w:numId="7" w16cid:durableId="1600867180">
+  <w:num w:numId="7">
     <w:abstractNumId w:val="15"/>
   </w:num>
-  <w:num w:numId="8" w16cid:durableId="131881">
+  <w:num w:numId="8">
     <w:abstractNumId w:val="7"/>
   </w:num>
-  <w:num w:numId="9" w16cid:durableId="1942496014">
+  <w:num w:numId="9">
     <w:abstractNumId w:val="13"/>
   </w:num>
-  <w:num w:numId="10" w16cid:durableId="745297811">
+  <w:num w:numId="10">
     <w:abstractNumId w:val="4"/>
   </w:num>
-  <w:num w:numId="11" w16cid:durableId="884369390">
+  <w:num w:numId="11">
     <w:abstractNumId w:val="10"/>
   </w:num>
-  <w:num w:numId="12" w16cid:durableId="950283382">
+  <w:num w:numId="12">
     <w:abstractNumId w:val="2"/>
   </w:num>
-  <w:num w:numId="13" w16cid:durableId="1099907933">
+  <w:num w:numId="13">
     <w:abstractNumId w:val="11"/>
   </w:num>
-  <w:num w:numId="14" w16cid:durableId="614479185">
+  <w:num w:numId="14">
     <w:abstractNumId w:val="12"/>
   </w:num>
-  <w:num w:numId="15" w16cid:durableId="333923889">
+  <w:num w:numId="15">
     <w:abstractNumId w:val="1"/>
   </w:num>
-  <w:num w:numId="16" w16cid:durableId="205064768">
+  <w:num w:numId="16">
     <w:abstractNumId w:val="0"/>
   </w:num>
-  <w:num w:numId="17" w16cid:durableId="1769740232">
+  <w:num w:numId="17">
     <w:abstractNumId w:val="14"/>
   </w:num>
-  <w:num w:numId="18" w16cid:durableId="1890997396">
+  <w:num w:numId="18">
     <w:abstractNumId w:val="6"/>
   </w:num>
 </w:numbering>
 </file>
 
 <file path=word/styles.xml><?xml version="1.0" encoding="utf-8"?>
-<w:styles xmlns:mc="http://schemas.openxmlformats.org/markup-compatibility/2006" xmlns:r="http://schemas.openxmlformats.org/officeDocument/2006/relationships" xmlns:w="http://schemas.openxmlformats.org/wordprocessingml/2006/main" xmlns:w14="http://schemas.microsoft.com/office/word/2010/wordml" xmlns:w15="http://schemas.microsoft.com/office/word/2012/wordml" xmlns:w16cex="http://schemas.microsoft.com/office/word/2018/wordml/cex" xmlns:w16cid="http://schemas.microsoft.com/office/word/2016/wordml/cid" xmlns:w16="http://schemas.microsoft.com/office/word/2018/wordml" xmlns:w16sdtdh="http://schemas.microsoft.com/office/word/2020/wordml/sdtdatahash" xmlns:w16se="http://schemas.microsoft.com/office/word/2015/wordml/symex" mc:Ignorable="w14 w15 w16se w16cid w16 w16cex w16sdtdh">
+<w:styles xmlns:mc="http://schemas.openxmlformats.org/markup-compatibility/2006" xmlns:r="http://schemas.openxmlformats.org/officeDocument/2006/relationships" xmlns:w="http://schemas.openxmlformats.org/wordprocessingml/2006/main" xmlns:w14="http://schemas.microsoft.com/office/word/2010/wordml" xmlns:w15="http://schemas.microsoft.com/office/word/2012/wordml" mc:Ignorable="w14 w15">
   <w:docDefaults>
     <w:rPrDefault>
       <w:rPr>
@@ -33522,7 +31872,7 @@
     </w:rPrDefault>
     <w:pPrDefault/>
   </w:docDefaults>
-  <w:latentStyles w:defLockedState="0" w:defUIPriority="99" w:defSemiHidden="0" w:defUnhideWhenUsed="0" w:defQFormat="0" w:count="376">
+  <w:latentStyles w:defLockedState="0" w:defUIPriority="99" w:defSemiHidden="0" w:defUnhideWhenUsed="0" w:defQFormat="0" w:count="371">
     <w:lsdException w:name="Normal" w:uiPriority="0" w:qFormat="1"/>
     <w:lsdException w:name="heading 1" w:uiPriority="9" w:qFormat="1"/>
     <w:lsdException w:name="heading 2" w:semiHidden="1" w:uiPriority="9" w:unhideWhenUsed="1" w:qFormat="1"/>
@@ -33894,11 +32244,6 @@
     <w:lsdException w:name="List Table 5 Dark Accent 6" w:uiPriority="50"/>
     <w:lsdException w:name="List Table 6 Colorful Accent 6" w:uiPriority="51"/>
     <w:lsdException w:name="List Table 7 Colorful Accent 6" w:uiPriority="52"/>
-    <w:lsdException w:name="Mention" w:semiHidden="1" w:unhideWhenUsed="1"/>
-    <w:lsdException w:name="Smart Hyperlink" w:semiHidden="1" w:unhideWhenUsed="1"/>
-    <w:lsdException w:name="Hashtag" w:semiHidden="1" w:unhideWhenUsed="1"/>
-    <w:lsdException w:name="Unresolved Mention" w:semiHidden="1" w:unhideWhenUsed="1"/>
-    <w:lsdException w:name="Smart Link" w:semiHidden="1" w:unhideWhenUsed="1"/>
   </w:latentStyles>
   <w:style w:type="paragraph" w:default="1" w:styleId="a">
     <w:name w:val="Normal"/>
@@ -34554,7 +32899,7 @@
 </file>
 
 <file path=customXml/itemProps1.xml><?xml version="1.0" encoding="utf-8"?>
-<ds:datastoreItem xmlns:ds="http://schemas.openxmlformats.org/officeDocument/2006/customXml" ds:itemID="{7412814D-8BA4-4730-8536-CDD0461F80E8}">
+<ds:datastoreItem xmlns:ds="http://schemas.openxmlformats.org/officeDocument/2006/customXml" ds:itemID="{C5C1CB9B-00C2-4872-8FE5-3F47901563F3}">
   <ds:schemaRefs>
     <ds:schemaRef ds:uri="http://schemas.openxmlformats.org/officeDocument/2006/bibliography"/>
   </ds:schemaRefs>
